--- a/2026413_Strategic_Thinking_v1.docx
+++ b/2026413_Strategic_Thinking_v1.docx
@@ -5,11 +5,7 @@
     <w:p>
       <w:r>
         <w:rPr>
-          <w:rPrChange w:id="0" w:author="Sandy Navarro" w:date="2026-10-19T09:01:00Z" w16du:dateUtc="2026-10-19T08:01:00Z">
-            <w:rPr>
-              <w:noProof/>
-            </w:rPr>
-          </w:rPrChange>
+          <w:noProof/>
         </w:rPr>
         <mc:AlternateContent>
           <mc:Choice Requires="wpg">
@@ -200,11 +196,7 @@
       </w:r>
       <w:r>
         <w:rPr>
-          <w:rPrChange w:id="1" w:author="Sandy Navarro" w:date="2026-10-19T09:01:00Z" w16du:dateUtc="2026-10-19T08:01:00Z">
-            <w:rPr>
-              <w:noProof/>
-            </w:rPr>
-          </w:rPrChange>
+          <w:noProof/>
         </w:rPr>
         <w:drawing>
           <wp:anchor distT="0" distB="0" distL="114300" distR="114300" simplePos="0" relativeHeight="251658752" behindDoc="0" locked="0" layoutInCell="1" hidden="0" allowOverlap="1" wp14:anchorId="2EEA8C80" wp14:editId="771CDCEB">
@@ -284,7 +276,7 @@
         </w:tblBorders>
         <w:tblLayout w:type="fixed"/>
         <w:tblLook w:val="0400" w:firstRow="0" w:lastRow="0" w:firstColumn="0" w:lastColumn="0" w:noHBand="0" w:noVBand="1"/>
-        <w:tblPrChange w:id="2" w:author="Sandy Navarro" w:date="2026-10-04T22:16:00Z" w16du:dateUtc="2026-10-04T21:16:00Z">
+        <w:tblPrChange w:id="0" w:author="Sandy Navarro" w:date="2026-10-04T22:16:00Z" w16du:dateUtc="2026-10-04T21:16:00Z">
           <w:tblPr>
             <w:tblW w:w="9015" w:type="dxa"/>
             <w:tblBorders>
@@ -300,7 +292,7 @@
         <w:gridCol w:w="3256"/>
         <w:gridCol w:w="1842"/>
         <w:gridCol w:w="3917"/>
-        <w:tblGridChange w:id="3">
+        <w:tblGridChange w:id="1">
           <w:tblGrid>
             <w:gridCol w:w="3256"/>
             <w:gridCol w:w="1842"/>
@@ -314,7 +306,7 @@
             <w:tcW w:w="5098" w:type="dxa"/>
             <w:gridSpan w:val="2"/>
             <w:hideMark/>
-            <w:tcPrChange w:id="4" w:author="Sandy Navarro" w:date="2026-10-04T22:16:00Z" w16du:dateUtc="2026-10-04T21:16:00Z">
+            <w:tcPrChange w:id="2" w:author="Sandy Navarro" w:date="2026-10-04T22:16:00Z" w16du:dateUtc="2026-10-04T21:16:00Z">
               <w:tcPr>
                 <w:tcW w:w="3256" w:type="dxa"/>
                 <w:tcBorders>
@@ -331,7 +323,7 @@
             <w:pPr>
               <w:spacing w:line="480" w:lineRule="auto"/>
               <w:rPr>
-                <w:ins w:id="5" w:author="Sandy Navarro" w:date="2026-10-04T22:09:00Z" w16du:dateUtc="2026-10-04T21:09:00Z"/>
+                <w:ins w:id="3" w:author="Sandy Navarro" w:date="2026-10-04T22:09:00Z" w16du:dateUtc="2026-10-04T21:09:00Z"/>
                 <w:i/>
                 <w:color w:val="156082"/>
                 <w:sz w:val="32"/>
@@ -358,7 +350,7 @@
                 <w:szCs w:val="32"/>
               </w:rPr>
             </w:pPr>
-            <w:ins w:id="6" w:author="Sandy Navarro" w:date="2026-10-04T22:09:00Z" w16du:dateUtc="2026-10-04T21:09:00Z">
+            <w:ins w:id="4" w:author="Sandy Navarro" w:date="2026-10-04T22:09:00Z" w16du:dateUtc="2026-10-04T21:09:00Z">
               <w:r>
                 <w:rPr>
                   <w:i/>
@@ -374,7 +366,7 @@
         <w:tc>
           <w:tcPr>
             <w:tcW w:w="3917" w:type="dxa"/>
-            <w:tcPrChange w:id="7" w:author="Sandy Navarro" w:date="2026-10-04T22:16:00Z" w16du:dateUtc="2026-10-04T21:16:00Z">
+            <w:tcPrChange w:id="5" w:author="Sandy Navarro" w:date="2026-10-04T22:16:00Z" w16du:dateUtc="2026-10-04T21:16:00Z">
               <w:tcPr>
                 <w:tcW w:w="5759" w:type="dxa"/>
                 <w:gridSpan w:val="2"/>
@@ -405,7 +397,7 @@
             <w:tcW w:w="5098" w:type="dxa"/>
             <w:gridSpan w:val="2"/>
             <w:hideMark/>
-            <w:tcPrChange w:id="8" w:author="Sandy Navarro" w:date="2026-10-04T22:16:00Z" w16du:dateUtc="2026-10-04T21:16:00Z">
+            <w:tcPrChange w:id="6" w:author="Sandy Navarro" w:date="2026-10-04T22:16:00Z" w16du:dateUtc="2026-10-04T21:16:00Z">
               <w:tcPr>
                 <w:tcW w:w="3256" w:type="dxa"/>
                 <w:tcBorders>
@@ -422,7 +414,7 @@
             <w:pPr>
               <w:spacing w:line="480" w:lineRule="auto"/>
               <w:rPr>
-                <w:ins w:id="9" w:author="Sandy Navarro" w:date="2026-10-04T22:09:00Z" w16du:dateUtc="2026-10-04T21:09:00Z"/>
+                <w:ins w:id="7" w:author="Sandy Navarro" w:date="2026-10-04T22:09:00Z" w16du:dateUtc="2026-10-04T21:09:00Z"/>
                 <w:i/>
                 <w:color w:val="156082"/>
                 <w:sz w:val="32"/>
@@ -449,7 +441,7 @@
                 <w:szCs w:val="32"/>
               </w:rPr>
             </w:pPr>
-            <w:ins w:id="10" w:author="Sandy Navarro" w:date="2026-10-04T22:09:00Z" w16du:dateUtc="2026-10-04T21:09:00Z">
+            <w:ins w:id="8" w:author="Sandy Navarro" w:date="2026-10-04T22:09:00Z" w16du:dateUtc="2026-10-04T21:09:00Z">
               <w:r>
                 <w:rPr>
                   <w:i/>
@@ -465,7 +457,7 @@
         <w:tc>
           <w:tcPr>
             <w:tcW w:w="3917" w:type="dxa"/>
-            <w:tcPrChange w:id="11" w:author="Sandy Navarro" w:date="2026-10-04T22:16:00Z" w16du:dateUtc="2026-10-04T21:16:00Z">
+            <w:tcPrChange w:id="9" w:author="Sandy Navarro" w:date="2026-10-04T22:16:00Z" w16du:dateUtc="2026-10-04T21:16:00Z">
               <w:tcPr>
                 <w:tcW w:w="5759" w:type="dxa"/>
                 <w:gridSpan w:val="2"/>
@@ -496,7 +488,7 @@
             <w:tcW w:w="5098" w:type="dxa"/>
             <w:gridSpan w:val="2"/>
             <w:hideMark/>
-            <w:tcPrChange w:id="12" w:author="Sandy Navarro" w:date="2026-10-04T22:16:00Z" w16du:dateUtc="2026-10-04T21:16:00Z">
+            <w:tcPrChange w:id="10" w:author="Sandy Navarro" w:date="2026-10-04T22:16:00Z" w16du:dateUtc="2026-10-04T21:16:00Z">
               <w:tcPr>
                 <w:tcW w:w="3256" w:type="dxa"/>
                 <w:tcBorders>
@@ -513,7 +505,7 @@
             <w:pPr>
               <w:spacing w:line="480" w:lineRule="auto"/>
               <w:rPr>
-                <w:ins w:id="13" w:author="Sandy Navarro" w:date="2026-10-04T22:09:00Z" w16du:dateUtc="2026-10-04T21:09:00Z"/>
+                <w:ins w:id="11" w:author="Sandy Navarro" w:date="2026-10-04T22:09:00Z" w16du:dateUtc="2026-10-04T21:09:00Z"/>
                 <w:i/>
                 <w:color w:val="156082"/>
                 <w:sz w:val="32"/>
@@ -540,7 +532,7 @@
                 <w:szCs w:val="32"/>
               </w:rPr>
             </w:pPr>
-            <w:ins w:id="14" w:author="Sandy Navarro" w:date="2026-10-04T22:09:00Z" w16du:dateUtc="2026-10-04T21:09:00Z">
+            <w:ins w:id="12" w:author="Sandy Navarro" w:date="2026-10-04T22:09:00Z" w16du:dateUtc="2026-10-04T21:09:00Z">
               <w:r>
                 <w:rPr>
                   <w:i/>
@@ -551,7 +543,7 @@
                 <w:t>Strat</w:t>
               </w:r>
             </w:ins>
-            <w:ins w:id="15" w:author="Sandy Navarro" w:date="2026-10-04T22:10:00Z" w16du:dateUtc="2026-10-04T21:10:00Z">
+            <w:ins w:id="13" w:author="Sandy Navarro" w:date="2026-10-04T22:10:00Z" w16du:dateUtc="2026-10-04T21:10:00Z">
               <w:r>
                 <w:rPr>
                   <w:i/>
@@ -567,7 +559,7 @@
         <w:tc>
           <w:tcPr>
             <w:tcW w:w="3917" w:type="dxa"/>
-            <w:tcPrChange w:id="16" w:author="Sandy Navarro" w:date="2026-10-04T22:16:00Z" w16du:dateUtc="2026-10-04T21:16:00Z">
+            <w:tcPrChange w:id="14" w:author="Sandy Navarro" w:date="2026-10-04T22:16:00Z" w16du:dateUtc="2026-10-04T21:16:00Z">
               <w:tcPr>
                 <w:tcW w:w="5759" w:type="dxa"/>
                 <w:gridSpan w:val="2"/>
@@ -598,7 +590,7 @@
             <w:tcW w:w="5098" w:type="dxa"/>
             <w:gridSpan w:val="2"/>
             <w:hideMark/>
-            <w:tcPrChange w:id="17" w:author="Sandy Navarro" w:date="2026-10-04T22:16:00Z" w16du:dateUtc="2026-10-04T21:16:00Z">
+            <w:tcPrChange w:id="15" w:author="Sandy Navarro" w:date="2026-10-04T22:16:00Z" w16du:dateUtc="2026-10-04T21:16:00Z">
               <w:tcPr>
                 <w:tcW w:w="3256" w:type="dxa"/>
                 <w:tcBorders>
@@ -615,7 +607,7 @@
             <w:pPr>
               <w:spacing w:line="480" w:lineRule="auto"/>
               <w:rPr>
-                <w:ins w:id="18" w:author="Sandy Navarro" w:date="2026-10-04T22:11:00Z" w16du:dateUtc="2026-10-04T21:11:00Z"/>
+                <w:ins w:id="16" w:author="Sandy Navarro" w:date="2026-10-04T22:11:00Z" w16du:dateUtc="2026-10-04T21:11:00Z"/>
                 <w:i/>
                 <w:color w:val="156082"/>
                 <w:sz w:val="32"/>
@@ -642,7 +634,7 @@
                 <w:szCs w:val="32"/>
               </w:rPr>
             </w:pPr>
-            <w:ins w:id="19" w:author="Sandy Navarro" w:date="2026-10-04T22:11:00Z" w16du:dateUtc="2026-10-04T21:11:00Z">
+            <w:ins w:id="17" w:author="Sandy Navarro" w:date="2026-10-04T22:11:00Z" w16du:dateUtc="2026-10-04T21:11:00Z">
               <w:r>
                 <w:rPr>
                   <w:i/>
@@ -653,7 +645,7 @@
                 <w:t>CA</w:t>
               </w:r>
             </w:ins>
-            <w:ins w:id="20" w:author="Sandy Navarro" w:date="2026-10-04T22:12:00Z" w16du:dateUtc="2026-10-04T21:12:00Z">
+            <w:ins w:id="18" w:author="Sandy Navarro" w:date="2026-10-04T22:12:00Z" w16du:dateUtc="2026-10-04T21:12:00Z">
               <w:r>
                 <w:rPr>
                   <w:i/>
@@ -669,7 +661,7 @@
         <w:tc>
           <w:tcPr>
             <w:tcW w:w="3917" w:type="dxa"/>
-            <w:tcPrChange w:id="21" w:author="Sandy Navarro" w:date="2026-10-04T22:16:00Z" w16du:dateUtc="2026-10-04T21:16:00Z">
+            <w:tcPrChange w:id="19" w:author="Sandy Navarro" w:date="2026-10-04T22:16:00Z" w16du:dateUtc="2026-10-04T21:16:00Z">
               <w:tcPr>
                 <w:tcW w:w="5759" w:type="dxa"/>
                 <w:gridSpan w:val="2"/>
@@ -700,7 +692,7 @@
             <w:tcW w:w="5098" w:type="dxa"/>
             <w:gridSpan w:val="2"/>
             <w:hideMark/>
-            <w:tcPrChange w:id="22" w:author="Sandy Navarro" w:date="2026-10-04T22:16:00Z" w16du:dateUtc="2026-10-04T21:16:00Z">
+            <w:tcPrChange w:id="20" w:author="Sandy Navarro" w:date="2026-10-04T22:16:00Z" w16du:dateUtc="2026-10-04T21:16:00Z">
               <w:tcPr>
                 <w:tcW w:w="3256" w:type="dxa"/>
                 <w:tcBorders>
@@ -717,7 +709,7 @@
             <w:pPr>
               <w:spacing w:line="480" w:lineRule="auto"/>
               <w:rPr>
-                <w:ins w:id="23" w:author="Sandy Navarro" w:date="2026-10-04T22:12:00Z" w16du:dateUtc="2026-10-04T21:12:00Z"/>
+                <w:ins w:id="21" w:author="Sandy Navarro" w:date="2026-10-04T22:12:00Z" w16du:dateUtc="2026-10-04T21:12:00Z"/>
                 <w:i/>
                 <w:color w:val="156082"/>
                 <w:sz w:val="32"/>
@@ -745,7 +737,7 @@
               </w:rPr>
             </w:pPr>
             <w:proofErr w:type="spellStart"/>
-            <w:ins w:id="24" w:author="Sandy Navarro" w:date="2026-10-04T22:12:00Z" w16du:dateUtc="2026-10-04T21:12:00Z">
+            <w:ins w:id="22" w:author="Sandy Navarro" w:date="2026-10-04T22:12:00Z" w16du:dateUtc="2026-10-04T21:12:00Z">
               <w:r>
                 <w:rPr>
                   <w:i/>
@@ -771,7 +763,7 @@
         <w:tc>
           <w:tcPr>
             <w:tcW w:w="3917" w:type="dxa"/>
-            <w:tcPrChange w:id="25" w:author="Sandy Navarro" w:date="2026-10-04T22:16:00Z" w16du:dateUtc="2026-10-04T21:16:00Z">
+            <w:tcPrChange w:id="23" w:author="Sandy Navarro" w:date="2026-10-04T22:16:00Z" w16du:dateUtc="2026-10-04T21:16:00Z">
               <w:tcPr>
                 <w:tcW w:w="5759" w:type="dxa"/>
                 <w:gridSpan w:val="2"/>
@@ -802,7 +794,7 @@
             <w:tcW w:w="5098" w:type="dxa"/>
             <w:gridSpan w:val="2"/>
             <w:hideMark/>
-            <w:tcPrChange w:id="26" w:author="Sandy Navarro" w:date="2026-10-04T22:16:00Z" w16du:dateUtc="2026-10-04T21:16:00Z">
+            <w:tcPrChange w:id="24" w:author="Sandy Navarro" w:date="2026-10-04T22:16:00Z" w16du:dateUtc="2026-10-04T21:16:00Z">
               <w:tcPr>
                 <w:tcW w:w="3256" w:type="dxa"/>
                 <w:tcBorders>
@@ -819,7 +811,7 @@
             <w:pPr>
               <w:spacing w:line="480" w:lineRule="auto"/>
               <w:rPr>
-                <w:ins w:id="27" w:author="Sandy Navarro" w:date="2026-10-04T22:13:00Z" w16du:dateUtc="2026-10-04T21:13:00Z"/>
+                <w:ins w:id="25" w:author="Sandy Navarro" w:date="2026-10-04T22:13:00Z" w16du:dateUtc="2026-10-04T21:13:00Z"/>
                 <w:i/>
                 <w:color w:val="156082"/>
                 <w:sz w:val="32"/>
@@ -846,7 +838,7 @@
                 <w:szCs w:val="32"/>
               </w:rPr>
             </w:pPr>
-            <w:ins w:id="28" w:author="Sandy Navarro" w:date="2026-10-04T22:13:00Z" w16du:dateUtc="2026-10-04T21:13:00Z">
+            <w:ins w:id="26" w:author="Sandy Navarro" w:date="2026-10-04T22:13:00Z" w16du:dateUtc="2026-10-04T21:13:00Z">
               <w:r>
                 <w:rPr>
                   <w:i/>
@@ -862,7 +854,7 @@
         <w:tc>
           <w:tcPr>
             <w:tcW w:w="3917" w:type="dxa"/>
-            <w:tcPrChange w:id="29" w:author="Sandy Navarro" w:date="2026-10-04T22:16:00Z" w16du:dateUtc="2026-10-04T21:16:00Z">
+            <w:tcPrChange w:id="27" w:author="Sandy Navarro" w:date="2026-10-04T22:16:00Z" w16du:dateUtc="2026-10-04T21:16:00Z">
               <w:tcPr>
                 <w:tcW w:w="5759" w:type="dxa"/>
                 <w:gridSpan w:val="2"/>
@@ -892,7 +884,7 @@
           <w:tcPr>
             <w:tcW w:w="3256" w:type="dxa"/>
             <w:hideMark/>
-            <w:tcPrChange w:id="30" w:author="Sandy Navarro" w:date="2026-10-04T22:16:00Z" w16du:dateUtc="2026-10-04T21:16:00Z">
+            <w:tcPrChange w:id="28" w:author="Sandy Navarro" w:date="2026-10-04T22:16:00Z" w16du:dateUtc="2026-10-04T21:16:00Z">
               <w:tcPr>
                 <w:tcW w:w="3256" w:type="dxa"/>
                 <w:tcBorders>
@@ -909,7 +901,7 @@
             <w:pPr>
               <w:spacing w:line="480" w:lineRule="auto"/>
               <w:rPr>
-                <w:ins w:id="31" w:author="Sandy Navarro" w:date="2026-10-04T22:13:00Z" w16du:dateUtc="2026-10-04T21:13:00Z"/>
+                <w:ins w:id="29" w:author="Sandy Navarro" w:date="2026-10-04T22:13:00Z" w16du:dateUtc="2026-10-04T21:13:00Z"/>
                 <w:i/>
                 <w:color w:val="156082"/>
                 <w:sz w:val="32"/>
@@ -936,7 +928,7 @@
                 <w:szCs w:val="32"/>
               </w:rPr>
             </w:pPr>
-            <w:ins w:id="32" w:author="Sandy Navarro" w:date="2026-10-04T22:13:00Z" w16du:dateUtc="2026-10-04T21:13:00Z">
+            <w:ins w:id="30" w:author="Sandy Navarro" w:date="2026-10-04T22:13:00Z" w16du:dateUtc="2026-10-04T21:13:00Z">
               <w:r>
                 <w:rPr>
                   <w:i/>
@@ -953,7 +945,7 @@
           <w:tcPr>
             <w:tcW w:w="5759" w:type="dxa"/>
             <w:gridSpan w:val="2"/>
-            <w:tcPrChange w:id="33" w:author="Sandy Navarro" w:date="2026-10-04T22:16:00Z" w16du:dateUtc="2026-10-04T21:16:00Z">
+            <w:tcPrChange w:id="31" w:author="Sandy Navarro" w:date="2026-10-04T22:16:00Z" w16du:dateUtc="2026-10-04T21:16:00Z">
               <w:tcPr>
                 <w:tcW w:w="5759" w:type="dxa"/>
                 <w:gridSpan w:val="2"/>
@@ -982,6 +974,28 @@
     <w:p>
       <w:pPr>
         <w:rPr>
+          <w:ins w:id="32" w:author="Sandy Navarro" w:date="2026-10-18T19:40:00Z" w16du:dateUtc="2026-10-18T18:40:00Z"/>
+          <w:b/>
+          <w:color w:val="156082"/>
+          <w:sz w:val="32"/>
+          <w:szCs w:val="32"/>
+        </w:rPr>
+      </w:pPr>
+    </w:p>
+    <w:p>
+      <w:pPr>
+        <w:rPr>
+          <w:ins w:id="33" w:author="Sandy Navarro" w:date="2026-10-18T19:40:00Z" w16du:dateUtc="2026-10-18T18:40:00Z"/>
+          <w:b/>
+          <w:color w:val="156082"/>
+          <w:sz w:val="32"/>
+          <w:szCs w:val="32"/>
+        </w:rPr>
+      </w:pPr>
+    </w:p>
+    <w:p>
+      <w:pPr>
+        <w:rPr>
           <w:ins w:id="34" w:author="Sandy Navarro" w:date="2026-10-18T19:40:00Z" w16du:dateUtc="2026-10-18T18:40:00Z"/>
           <w:b/>
           <w:color w:val="156082"/>
@@ -993,41 +1007,19 @@
     <w:p>
       <w:pPr>
         <w:rPr>
-          <w:ins w:id="35" w:author="Sandy Navarro" w:date="2026-10-18T19:40:00Z" w16du:dateUtc="2026-10-18T18:40:00Z"/>
           <w:b/>
           <w:color w:val="156082"/>
           <w:sz w:val="32"/>
           <w:szCs w:val="32"/>
         </w:rPr>
       </w:pPr>
-    </w:p>
-    <w:p>
-      <w:pPr>
-        <w:rPr>
-          <w:ins w:id="36" w:author="Sandy Navarro" w:date="2026-10-18T19:40:00Z" w16du:dateUtc="2026-10-18T18:40:00Z"/>
+      <w:r>
+        <w:rPr>
           <w:b/>
           <w:color w:val="156082"/>
           <w:sz w:val="32"/>
           <w:szCs w:val="32"/>
         </w:rPr>
-      </w:pPr>
-    </w:p>
-    <w:p>
-      <w:pPr>
-        <w:rPr>
-          <w:b/>
-          <w:color w:val="156082"/>
-          <w:sz w:val="32"/>
-          <w:szCs w:val="32"/>
-        </w:rPr>
-      </w:pPr>
-      <w:r>
-        <w:rPr>
-          <w:b/>
-          <w:color w:val="156082"/>
-          <w:sz w:val="32"/>
-          <w:szCs w:val="32"/>
-        </w:rPr>
         <w:lastRenderedPageBreak/>
         <w:t>Use of AI Tools</w:t>
       </w:r>
@@ -1035,14 +1027,14 @@
     <w:p>
       <w:pPr>
         <w:rPr>
-          <w:del w:id="37" w:author="Sandy Navarro" w:date="2026-10-18T19:22:00Z" w16du:dateUtc="2026-10-18T18:22:00Z"/>
+          <w:del w:id="35" w:author="Sandy Navarro" w:date="2026-10-18T19:22:00Z" w16du:dateUtc="2026-10-18T18:22:00Z"/>
           <w:rFonts w:ascii="Quattrocento Sans" w:eastAsia="Quattrocento Sans" w:hAnsi="Quattrocento Sans" w:cs="Quattrocento Sans"/>
           <w:b/>
           <w:color w:val="FF0000"/>
           <w:highlight w:val="white"/>
         </w:rPr>
       </w:pPr>
-      <w:del w:id="38" w:author="Sandy Navarro" w:date="2026-10-18T19:22:00Z" w16du:dateUtc="2026-10-18T18:22:00Z">
+      <w:del w:id="36" w:author="Sandy Navarro" w:date="2026-10-18T19:22:00Z" w16du:dateUtc="2026-10-18T18:22:00Z">
         <w:r>
           <w:rPr>
             <w:rFonts w:ascii="Quattrocento Sans" w:eastAsia="Quattrocento Sans" w:hAnsi="Quattrocento Sans" w:cs="Quattrocento Sans"/>
@@ -1057,7 +1049,7 @@
     <w:p>
       <w:pPr>
         <w:rPr>
-          <w:del w:id="39" w:author="Sandy Navarro" w:date="2026-10-18T19:22:00Z" w16du:dateUtc="2026-10-18T18:22:00Z"/>
+          <w:del w:id="37" w:author="Sandy Navarro" w:date="2026-10-18T19:22:00Z" w16du:dateUtc="2026-10-18T18:22:00Z"/>
           <w:b/>
           <w:sz w:val="28"/>
           <w:szCs w:val="28"/>
@@ -1070,7 +1062,7 @@
         </w:rPr>
         <w:t xml:space="preserve">I acknowledge the use of </w:t>
       </w:r>
-      <w:ins w:id="40" w:author="Sandy Navarro" w:date="2026-10-18T19:22:00Z" w16du:dateUtc="2026-10-18T18:22:00Z">
+      <w:ins w:id="38" w:author="Sandy Navarro" w:date="2026-10-18T19:22:00Z" w16du:dateUtc="2026-10-18T18:22:00Z">
         <w:r>
           <w:rPr>
             <w:b/>
@@ -1088,7 +1080,7 @@
           <w:t xml:space="preserve"> </w:t>
         </w:r>
       </w:ins>
-      <w:del w:id="41" w:author="Sandy Navarro" w:date="2026-10-18T19:22:00Z" w16du:dateUtc="2026-10-18T18:22:00Z">
+      <w:del w:id="39" w:author="Sandy Navarro" w:date="2026-10-18T19:22:00Z" w16du:dateUtc="2026-10-18T18:22:00Z">
         <w:r>
           <w:rPr>
             <w:b/>
@@ -1098,7 +1090,7 @@
           <w:delText>[enter name of the AI tool you used]</w:delText>
         </w:r>
       </w:del>
-      <w:del w:id="42" w:author="Sandy Navarro" w:date="2026-10-18T19:23:00Z" w16du:dateUtc="2026-10-18T18:23:00Z">
+      <w:del w:id="40" w:author="Sandy Navarro" w:date="2026-10-18T19:23:00Z" w16du:dateUtc="2026-10-18T18:23:00Z">
         <w:r>
           <w:rPr>
             <w:sz w:val="28"/>
@@ -1114,7 +1106,7 @@
         </w:rPr>
         <w:t xml:space="preserve">for the purpose </w:t>
       </w:r>
-      <w:del w:id="43" w:author="Sandy Navarro" w:date="2026-10-18T19:34:00Z" w16du:dateUtc="2026-10-18T18:34:00Z">
+      <w:del w:id="41" w:author="Sandy Navarro" w:date="2026-10-18T19:34:00Z" w16du:dateUtc="2026-10-18T18:34:00Z">
         <w:r>
           <w:rPr>
             <w:sz w:val="28"/>
@@ -1123,7 +1115,7 @@
           <w:delText xml:space="preserve">of </w:delText>
         </w:r>
       </w:del>
-      <w:ins w:id="44" w:author="Sandy Navarro" w:date="2026-10-18T19:34:00Z" w16du:dateUtc="2026-10-18T18:34:00Z">
+      <w:ins w:id="42" w:author="Sandy Navarro" w:date="2026-10-18T19:34:00Z" w16du:dateUtc="2026-10-18T18:34:00Z">
         <w:r>
           <w:rPr>
             <w:sz w:val="28"/>
@@ -1132,7 +1124,7 @@
           <w:t>of feasibility</w:t>
         </w:r>
       </w:ins>
-      <w:ins w:id="45" w:author="Sandy Navarro" w:date="2026-10-18T19:32:00Z" w16du:dateUtc="2026-10-18T18:32:00Z">
+      <w:ins w:id="43" w:author="Sandy Navarro" w:date="2026-10-18T19:32:00Z" w16du:dateUtc="2026-10-18T18:32:00Z">
         <w:r>
           <w:rPr>
             <w:sz w:val="28"/>
@@ -1141,7 +1133,7 @@
           <w:t xml:space="preserve"> of the project topic I have chosen </w:t>
         </w:r>
       </w:ins>
-      <w:ins w:id="46" w:author="Sandy Navarro" w:date="2026-10-18T19:33:00Z" w16du:dateUtc="2026-10-18T18:33:00Z">
+      <w:ins w:id="44" w:author="Sandy Navarro" w:date="2026-10-18T19:33:00Z" w16du:dateUtc="2026-10-18T18:33:00Z">
         <w:r>
           <w:rPr>
             <w:sz w:val="28"/>
@@ -1150,7 +1142,7 @@
           <w:t>and whether any relevant datasets are available, an</w:t>
         </w:r>
       </w:ins>
-      <w:ins w:id="47" w:author="Sandy Navarro" w:date="2026-10-18T19:34:00Z" w16du:dateUtc="2026-10-18T18:34:00Z">
+      <w:ins w:id="45" w:author="Sandy Navarro" w:date="2026-10-18T19:34:00Z" w16du:dateUtc="2026-10-18T18:34:00Z">
         <w:r>
           <w:rPr>
             <w:sz w:val="28"/>
@@ -1159,7 +1151,7 @@
           <w:t>d</w:t>
         </w:r>
       </w:ins>
-      <w:ins w:id="48" w:author="Sandy Navarro" w:date="2026-10-18T19:33:00Z" w16du:dateUtc="2026-10-18T18:33:00Z">
+      <w:ins w:id="46" w:author="Sandy Navarro" w:date="2026-10-18T19:33:00Z" w16du:dateUtc="2026-10-18T18:33:00Z">
         <w:r>
           <w:rPr>
             <w:sz w:val="28"/>
@@ -1174,7 +1166,7 @@
             <w:bCs/>
             <w:sz w:val="28"/>
             <w:szCs w:val="28"/>
-            <w:rPrChange w:id="49" w:author="Sandy Navarro" w:date="2026-10-19T09:01:00Z" w16du:dateUtc="2026-10-19T08:01:00Z">
+            <w:rPrChange w:id="47" w:author="Sandy Navarro" w:date="2026-10-19T09:01:00Z" w16du:dateUtc="2026-10-19T08:01:00Z">
               <w:rPr>
                 <w:sz w:val="28"/>
                 <w:szCs w:val="28"/>
@@ -1190,7 +1182,7 @@
             <w:bCs/>
             <w:sz w:val="28"/>
             <w:szCs w:val="28"/>
-            <w:rPrChange w:id="50" w:author="Sandy Navarro" w:date="2026-10-19T09:01:00Z" w16du:dateUtc="2026-10-19T08:01:00Z">
+            <w:rPrChange w:id="48" w:author="Sandy Navarro" w:date="2026-10-19T09:01:00Z" w16du:dateUtc="2026-10-19T08:01:00Z">
               <w:rPr>
                 <w:sz w:val="28"/>
                 <w:szCs w:val="28"/>
@@ -1200,7 +1192,7 @@
           <w:t xml:space="preserve"> Translator</w:t>
         </w:r>
       </w:ins>
-      <w:ins w:id="51" w:author="Sandy Navarro" w:date="2026-10-18T19:38:00Z" w16du:dateUtc="2026-10-18T18:38:00Z">
+      <w:ins w:id="49" w:author="Sandy Navarro" w:date="2026-10-18T19:38:00Z" w16du:dateUtc="2026-10-18T18:38:00Z">
         <w:r>
           <w:rPr>
             <w:b/>
@@ -1211,7 +1203,7 @@
           <w:t xml:space="preserve"> </w:t>
         </w:r>
       </w:ins>
-      <w:ins w:id="52" w:author="Sandy Navarro" w:date="2026-10-18T19:37:00Z" w16du:dateUtc="2026-10-18T18:37:00Z">
+      <w:ins w:id="50" w:author="Sandy Navarro" w:date="2026-10-18T19:37:00Z" w16du:dateUtc="2026-10-18T18:37:00Z">
         <w:r>
           <w:rPr>
             <w:sz w:val="28"/>
@@ -1220,7 +1212,7 @@
           <w:t xml:space="preserve">to polish the texts I wrote, as I often found it difficult to </w:t>
         </w:r>
       </w:ins>
-      <w:ins w:id="53" w:author="Sandy Navarro" w:date="2026-10-18T19:38:00Z" w16du:dateUtc="2026-10-18T18:38:00Z">
+      <w:ins w:id="51" w:author="Sandy Navarro" w:date="2026-10-18T19:38:00Z" w16du:dateUtc="2026-10-18T18:38:00Z">
         <w:r>
           <w:rPr>
             <w:sz w:val="28"/>
@@ -1229,7 +1221,7 @@
           <w:t>express ideas naturally in English that came easily to me in my native language</w:t>
         </w:r>
       </w:ins>
-      <w:del w:id="54" w:author="Sandy Navarro" w:date="2026-10-18T19:23:00Z" w16du:dateUtc="2026-10-18T18:23:00Z">
+      <w:del w:id="52" w:author="Sandy Navarro" w:date="2026-10-18T19:23:00Z" w16du:dateUtc="2026-10-18T18:23:00Z">
         <w:r>
           <w:rPr>
             <w:b/>
@@ -1249,7 +1241,7 @@
       </w:r>
     </w:p>
     <w:p>
-      <w:del w:id="55" w:author="Sandy Navarro" w:date="2026-10-18T19:22:00Z" w16du:dateUtc="2026-10-18T18:22:00Z">
+      <w:del w:id="53" w:author="Sandy Navarro" w:date="2026-10-18T19:22:00Z" w16du:dateUtc="2026-10-18T18:22:00Z">
         <w:r>
           <w:rPr>
             <w:sz w:val="28"/>
@@ -1269,11 +1261,7 @@
     <w:p>
       <w:r>
         <w:rPr>
-          <w:rPrChange w:id="56" w:author="Sandy Navarro" w:date="2026-10-19T09:01:00Z" w16du:dateUtc="2026-10-19T08:01:00Z">
-            <w:rPr>
-              <w:noProof/>
-            </w:rPr>
-          </w:rPrChange>
+          <w:noProof/>
         </w:rPr>
         <mc:AlternateContent>
           <mc:Choice Requires="wps">
@@ -1342,23 +1330,7 @@
                                 <w:color w:val="000000"/>
                                 <w:sz w:val="28"/>
                               </w:rPr>
-                              <w:t xml:space="preserve">By submitting this assessment, I confirm that I have read the CCT policy on academic misconduct and understand the implications of submitting work that is not my own or does not appropriately reference material </w:t>
-                            </w:r>
-                            <w:proofErr w:type="gramStart"/>
-                            <w:r>
-                              <w:rPr>
-                                <w:color w:val="000000"/>
-                                <w:sz w:val="28"/>
-                              </w:rPr>
-                              <w:t>taken</w:t>
-                            </w:r>
-                            <w:proofErr w:type="gramEnd"/>
-                            <w:r>
-                              <w:rPr>
-                                <w:color w:val="000000"/>
-                                <w:sz w:val="28"/>
-                              </w:rPr>
-                              <w:t xml:space="preserve"> from a third party or other source. </w:t>
+                              <w:t xml:space="preserve">By submitting this assessment, I confirm that I have read the CCT policy on academic misconduct and understand the implications of submitting work that is not my own or does not appropriately reference material taken from a third party or other source. </w:t>
                             </w:r>
                           </w:p>
                           <w:p>
@@ -1371,23 +1343,7 @@
                                 <w:color w:val="000000"/>
                                 <w:sz w:val="28"/>
                               </w:rPr>
-                              <w:t xml:space="preserve">I declare it to be my own work and that all material from third parties has </w:t>
-                            </w:r>
-                            <w:proofErr w:type="gramStart"/>
-                            <w:r>
-                              <w:rPr>
-                                <w:color w:val="000000"/>
-                                <w:sz w:val="28"/>
-                              </w:rPr>
-                              <w:t>been appropriately referenced</w:t>
-                            </w:r>
-                            <w:proofErr w:type="gramEnd"/>
-                            <w:r>
-                              <w:rPr>
-                                <w:color w:val="000000"/>
-                                <w:sz w:val="28"/>
-                              </w:rPr>
-                              <w:t>.</w:t>
+                              <w:t>I declare it to be my own work and that all material from third parties has been appropriately referenced.</w:t>
                             </w:r>
                           </w:p>
                           <w:p>
@@ -1400,23 +1356,7 @@
                                 <w:color w:val="000000"/>
                                 <w:sz w:val="28"/>
                               </w:rPr>
-                              <w:t xml:space="preserve"> I further confirm that this work has not previously </w:t>
-                            </w:r>
-                            <w:proofErr w:type="gramStart"/>
-                            <w:r>
-                              <w:rPr>
-                                <w:color w:val="000000"/>
-                                <w:sz w:val="28"/>
-                              </w:rPr>
-                              <w:t>been submitted</w:t>
-                            </w:r>
-                            <w:proofErr w:type="gramEnd"/>
-                            <w:r>
-                              <w:rPr>
-                                <w:color w:val="000000"/>
-                                <w:sz w:val="28"/>
-                              </w:rPr>
-                              <w:t xml:space="preserve"> for assessment by myself or someone else in CCT College Dublin or any other higher education institution.</w:t>
+                              <w:t xml:space="preserve"> I further confirm that this work has not previously been submitted for assessment by myself or someone else in CCT College Dublin or any other higher education institution.</w:t>
                             </w:r>
                           </w:p>
                         </w:txbxContent>
@@ -1562,7 +1502,7 @@
     <w:p>
       <w:pPr>
         <w:rPr>
-          <w:del w:id="57" w:author="Sandy Navarro" w:date="2026-10-18T19:40:00Z" w16du:dateUtc="2026-10-18T18:40:00Z"/>
+          <w:del w:id="54" w:author="Sandy Navarro" w:date="2026-10-18T19:40:00Z" w16du:dateUtc="2026-10-18T18:40:00Z"/>
           <w:rFonts w:ascii="Aptos" w:eastAsia="Aptos" w:hAnsi="Aptos" w:cs="Aptos"/>
           <w:b/>
           <w:color w:val="FF0000"/>
@@ -1571,7 +1511,7 @@
           <w:u w:val="single"/>
         </w:rPr>
       </w:pPr>
-      <w:del w:id="58" w:author="Sandy Navarro" w:date="2026-10-18T19:40:00Z" w16du:dateUtc="2026-10-18T18:40:00Z">
+      <w:del w:id="55" w:author="Sandy Navarro" w:date="2026-10-18T19:40:00Z" w16du:dateUtc="2026-10-18T18:40:00Z">
         <w:r>
           <w:rPr>
             <w:rFonts w:ascii="Aptos" w:eastAsia="Aptos" w:hAnsi="Aptos" w:cs="Aptos"/>
@@ -1589,7 +1529,7 @@
     <w:p>
       <w:pPr>
         <w:rPr>
-          <w:del w:id="59" w:author="Sandy Navarro" w:date="2026-10-18T19:40:00Z" w16du:dateUtc="2026-10-18T18:40:00Z"/>
+          <w:del w:id="56" w:author="Sandy Navarro" w:date="2026-10-18T19:40:00Z" w16du:dateUtc="2026-10-18T18:40:00Z"/>
           <w:rFonts w:ascii="Aptos" w:eastAsia="Aptos" w:hAnsi="Aptos" w:cs="Aptos"/>
           <w:color w:val="FF0000"/>
           <w:sz w:val="24"/>
@@ -1600,7 +1540,7 @@
     <w:p>
       <w:pPr>
         <w:rPr>
-          <w:del w:id="60" w:author="Sandy Navarro" w:date="2026-10-18T19:40:00Z" w16du:dateUtc="2026-10-18T18:40:00Z"/>
+          <w:del w:id="57" w:author="Sandy Navarro" w:date="2026-10-18T19:40:00Z" w16du:dateUtc="2026-10-18T18:40:00Z"/>
           <w:rFonts w:ascii="Aptos" w:eastAsia="Aptos" w:hAnsi="Aptos" w:cs="Aptos"/>
           <w:b/>
           <w:color w:val="FF0000"/>
@@ -1608,7 +1548,7 @@
           <w:szCs w:val="24"/>
         </w:rPr>
       </w:pPr>
-      <w:del w:id="61" w:author="Sandy Navarro" w:date="2026-10-18T19:40:00Z" w16du:dateUtc="2026-10-18T18:40:00Z">
+      <w:del w:id="58" w:author="Sandy Navarro" w:date="2026-10-18T19:40:00Z" w16du:dateUtc="2026-10-18T18:40:00Z">
         <w:r>
           <w:rPr>
             <w:rFonts w:ascii="Aptos" w:eastAsia="Aptos" w:hAnsi="Aptos" w:cs="Aptos"/>
@@ -1624,7 +1564,7 @@
     <w:p>
       <w:pPr>
         <w:rPr>
-          <w:del w:id="62" w:author="Sandy Navarro" w:date="2026-10-18T19:40:00Z" w16du:dateUtc="2026-10-18T18:40:00Z"/>
+          <w:del w:id="59" w:author="Sandy Navarro" w:date="2026-10-18T19:40:00Z" w16du:dateUtc="2026-10-18T18:40:00Z"/>
           <w:rFonts w:ascii="Aptos" w:eastAsia="Aptos" w:hAnsi="Aptos" w:cs="Aptos"/>
           <w:b/>
           <w:color w:val="FF0000"/>
@@ -1636,14 +1576,14 @@
     <w:p>
       <w:pPr>
         <w:rPr>
-          <w:del w:id="63" w:author="Sandy Navarro" w:date="2026-10-18T19:40:00Z" w16du:dateUtc="2026-10-18T18:40:00Z"/>
+          <w:del w:id="60" w:author="Sandy Navarro" w:date="2026-10-18T19:40:00Z" w16du:dateUtc="2026-10-18T18:40:00Z"/>
           <w:rFonts w:ascii="Aptos" w:eastAsia="Aptos" w:hAnsi="Aptos" w:cs="Aptos"/>
           <w:color w:val="FF0000"/>
           <w:sz w:val="24"/>
           <w:szCs w:val="24"/>
         </w:rPr>
       </w:pPr>
-      <w:del w:id="64" w:author="Sandy Navarro" w:date="2026-10-18T19:40:00Z" w16du:dateUtc="2026-10-18T18:40:00Z">
+      <w:del w:id="61" w:author="Sandy Navarro" w:date="2026-10-18T19:40:00Z" w16du:dateUtc="2026-10-18T18:40:00Z">
         <w:r>
           <w:rPr>
             <w:rFonts w:ascii="Aptos" w:eastAsia="Aptos" w:hAnsi="Aptos" w:cs="Aptos"/>
@@ -1658,7 +1598,7 @@
     <w:p>
       <w:pPr>
         <w:rPr>
-          <w:del w:id="65" w:author="Sandy Navarro" w:date="2026-10-18T19:40:00Z" w16du:dateUtc="2026-10-18T18:40:00Z"/>
+          <w:del w:id="62" w:author="Sandy Navarro" w:date="2026-10-18T19:40:00Z" w16du:dateUtc="2026-10-18T18:40:00Z"/>
           <w:rFonts w:ascii="Aptos" w:eastAsia="Aptos" w:hAnsi="Aptos" w:cs="Aptos"/>
           <w:color w:val="FF0000"/>
           <w:sz w:val="24"/>
@@ -1669,14 +1609,14 @@
     <w:p>
       <w:pPr>
         <w:rPr>
-          <w:del w:id="66" w:author="Sandy Navarro" w:date="2026-10-18T19:40:00Z" w16du:dateUtc="2026-10-18T18:40:00Z"/>
+          <w:del w:id="63" w:author="Sandy Navarro" w:date="2026-10-18T19:40:00Z" w16du:dateUtc="2026-10-18T18:40:00Z"/>
           <w:rFonts w:ascii="Aptos" w:eastAsia="Aptos" w:hAnsi="Aptos" w:cs="Aptos"/>
           <w:color w:val="FF0000"/>
           <w:sz w:val="24"/>
           <w:szCs w:val="24"/>
         </w:rPr>
       </w:pPr>
-      <w:del w:id="67" w:author="Sandy Navarro" w:date="2026-10-18T19:40:00Z" w16du:dateUtc="2026-10-18T18:40:00Z">
+      <w:del w:id="64" w:author="Sandy Navarro" w:date="2026-10-18T19:40:00Z" w16du:dateUtc="2026-10-18T18:40:00Z">
         <w:r>
           <w:rPr>
             <w:rFonts w:ascii="Aptos" w:eastAsia="Aptos" w:hAnsi="Aptos" w:cs="Aptos"/>
@@ -1691,7 +1631,7 @@
     <w:p>
       <w:pPr>
         <w:rPr>
-          <w:del w:id="68" w:author="Sandy Navarro" w:date="2026-10-18T19:40:00Z" w16du:dateUtc="2026-10-18T18:40:00Z"/>
+          <w:del w:id="65" w:author="Sandy Navarro" w:date="2026-10-18T19:40:00Z" w16du:dateUtc="2026-10-18T18:40:00Z"/>
           <w:rFonts w:ascii="Aptos" w:eastAsia="Aptos" w:hAnsi="Aptos" w:cs="Aptos"/>
           <w:b/>
           <w:color w:val="FF0000"/>
@@ -1703,14 +1643,14 @@
     <w:p>
       <w:pPr>
         <w:rPr>
-          <w:del w:id="69" w:author="Sandy Navarro" w:date="2026-10-18T19:40:00Z" w16du:dateUtc="2026-10-18T18:40:00Z"/>
+          <w:del w:id="66" w:author="Sandy Navarro" w:date="2026-10-18T19:40:00Z" w16du:dateUtc="2026-10-18T18:40:00Z"/>
           <w:rFonts w:ascii="Aptos" w:eastAsia="Aptos" w:hAnsi="Aptos" w:cs="Aptos"/>
           <w:color w:val="FF0000"/>
           <w:sz w:val="24"/>
           <w:szCs w:val="24"/>
         </w:rPr>
       </w:pPr>
-      <w:del w:id="70" w:author="Sandy Navarro" w:date="2026-10-18T19:40:00Z" w16du:dateUtc="2026-10-18T18:40:00Z">
+      <w:del w:id="67" w:author="Sandy Navarro" w:date="2026-10-18T19:40:00Z" w16du:dateUtc="2026-10-18T18:40:00Z">
         <w:r>
           <w:rPr>
             <w:rFonts w:ascii="Aptos" w:eastAsia="Aptos" w:hAnsi="Aptos" w:cs="Aptos"/>
@@ -1735,14 +1675,14 @@
     <w:p>
       <w:pPr>
         <w:rPr>
-          <w:del w:id="71" w:author="Sandy Navarro" w:date="2026-10-18T19:40:00Z" w16du:dateUtc="2026-10-18T18:40:00Z"/>
+          <w:del w:id="68" w:author="Sandy Navarro" w:date="2026-10-18T19:40:00Z" w16du:dateUtc="2026-10-18T18:40:00Z"/>
           <w:rFonts w:ascii="Aptos" w:eastAsia="Aptos" w:hAnsi="Aptos" w:cs="Aptos"/>
           <w:color w:val="FF0000"/>
           <w:sz w:val="24"/>
           <w:szCs w:val="24"/>
         </w:rPr>
       </w:pPr>
-      <w:del w:id="72" w:author="Sandy Navarro" w:date="2026-10-18T19:40:00Z" w16du:dateUtc="2026-10-18T18:40:00Z">
+      <w:del w:id="69" w:author="Sandy Navarro" w:date="2026-10-18T19:40:00Z" w16du:dateUtc="2026-10-18T18:40:00Z">
         <w:r>
           <w:rPr>
             <w:rFonts w:ascii="Aptos" w:eastAsia="Aptos" w:hAnsi="Aptos" w:cs="Aptos"/>
@@ -1757,14 +1697,14 @@
     <w:p>
       <w:pPr>
         <w:rPr>
-          <w:del w:id="73" w:author="Sandy Navarro" w:date="2026-10-18T19:40:00Z" w16du:dateUtc="2026-10-18T18:40:00Z"/>
+          <w:del w:id="70" w:author="Sandy Navarro" w:date="2026-10-18T19:40:00Z" w16du:dateUtc="2026-10-18T18:40:00Z"/>
           <w:rFonts w:ascii="Aptos" w:eastAsia="Aptos" w:hAnsi="Aptos" w:cs="Aptos"/>
           <w:color w:val="FF0000"/>
           <w:sz w:val="24"/>
           <w:szCs w:val="24"/>
         </w:rPr>
       </w:pPr>
-      <w:del w:id="74" w:author="Sandy Navarro" w:date="2026-10-18T19:40:00Z" w16du:dateUtc="2026-10-18T18:40:00Z">
+      <w:del w:id="71" w:author="Sandy Navarro" w:date="2026-10-18T19:40:00Z" w16du:dateUtc="2026-10-18T18:40:00Z">
         <w:r>
           <w:rPr>
             <w:rFonts w:ascii="Aptos" w:eastAsia="Aptos" w:hAnsi="Aptos" w:cs="Aptos"/>
@@ -1779,14 +1719,14 @@
     <w:p>
       <w:pPr>
         <w:rPr>
-          <w:del w:id="75" w:author="Sandy Navarro" w:date="2026-10-18T19:40:00Z" w16du:dateUtc="2026-10-18T18:40:00Z"/>
+          <w:del w:id="72" w:author="Sandy Navarro" w:date="2026-10-18T19:40:00Z" w16du:dateUtc="2026-10-18T18:40:00Z"/>
           <w:rFonts w:ascii="Aptos" w:eastAsia="Aptos" w:hAnsi="Aptos" w:cs="Aptos"/>
           <w:color w:val="FF0000"/>
           <w:sz w:val="24"/>
           <w:szCs w:val="24"/>
         </w:rPr>
       </w:pPr>
-      <w:del w:id="76" w:author="Sandy Navarro" w:date="2026-10-18T19:40:00Z" w16du:dateUtc="2026-10-18T18:40:00Z">
+      <w:del w:id="73" w:author="Sandy Navarro" w:date="2026-10-18T19:40:00Z" w16du:dateUtc="2026-10-18T18:40:00Z">
         <w:r>
           <w:rPr>
             <w:rFonts w:ascii="Aptos" w:eastAsia="Aptos" w:hAnsi="Aptos" w:cs="Aptos"/>
@@ -1801,14 +1741,14 @@
     <w:p>
       <w:pPr>
         <w:rPr>
-          <w:del w:id="77" w:author="Sandy Navarro" w:date="2026-10-18T19:40:00Z" w16du:dateUtc="2026-10-18T18:40:00Z"/>
+          <w:del w:id="74" w:author="Sandy Navarro" w:date="2026-10-18T19:40:00Z" w16du:dateUtc="2026-10-18T18:40:00Z"/>
           <w:rFonts w:ascii="Aptos" w:eastAsia="Aptos" w:hAnsi="Aptos" w:cs="Aptos"/>
           <w:color w:val="FF0000"/>
           <w:sz w:val="24"/>
           <w:szCs w:val="24"/>
         </w:rPr>
       </w:pPr>
-      <w:del w:id="78" w:author="Sandy Navarro" w:date="2026-10-18T19:40:00Z" w16du:dateUtc="2026-10-18T18:40:00Z">
+      <w:del w:id="75" w:author="Sandy Navarro" w:date="2026-10-18T19:40:00Z" w16du:dateUtc="2026-10-18T18:40:00Z">
         <w:r>
           <w:rPr>
             <w:rFonts w:ascii="Aptos" w:eastAsia="Aptos" w:hAnsi="Aptos" w:cs="Aptos"/>
@@ -1835,7 +1775,7 @@
     <w:p>
       <w:pPr>
         <w:rPr>
-          <w:del w:id="79" w:author="Sandy Navarro" w:date="2026-10-18T19:40:00Z" w16du:dateUtc="2026-10-18T18:40:00Z"/>
+          <w:del w:id="76" w:author="Sandy Navarro" w:date="2026-10-18T19:40:00Z" w16du:dateUtc="2026-10-18T18:40:00Z"/>
           <w:rFonts w:ascii="Aptos" w:eastAsia="Aptos" w:hAnsi="Aptos" w:cs="Aptos"/>
           <w:b/>
           <w:color w:val="FF0000"/>
@@ -1847,14 +1787,14 @@
     <w:p>
       <w:pPr>
         <w:rPr>
-          <w:del w:id="80" w:author="Sandy Navarro" w:date="2026-10-18T19:40:00Z" w16du:dateUtc="2026-10-18T18:40:00Z"/>
+          <w:del w:id="77" w:author="Sandy Navarro" w:date="2026-10-18T19:40:00Z" w16du:dateUtc="2026-10-18T18:40:00Z"/>
           <w:rFonts w:ascii="Aptos" w:eastAsia="Aptos" w:hAnsi="Aptos" w:cs="Aptos"/>
           <w:color w:val="FF0000"/>
           <w:sz w:val="24"/>
           <w:szCs w:val="24"/>
         </w:rPr>
       </w:pPr>
-      <w:del w:id="81" w:author="Sandy Navarro" w:date="2026-10-18T19:40:00Z" w16du:dateUtc="2026-10-18T18:40:00Z">
+      <w:del w:id="78" w:author="Sandy Navarro" w:date="2026-10-18T19:40:00Z" w16du:dateUtc="2026-10-18T18:40:00Z">
         <w:r>
           <w:rPr>
             <w:rFonts w:ascii="Aptos" w:eastAsia="Aptos" w:hAnsi="Aptos" w:cs="Aptos"/>
@@ -1879,7 +1819,7 @@
     <w:p>
       <w:pPr>
         <w:rPr>
-          <w:del w:id="82" w:author="Sandy Navarro" w:date="2026-10-18T19:40:00Z" w16du:dateUtc="2026-10-18T18:40:00Z"/>
+          <w:del w:id="79" w:author="Sandy Navarro" w:date="2026-10-18T19:40:00Z" w16du:dateUtc="2026-10-18T18:40:00Z"/>
           <w:rFonts w:ascii="Aptos" w:eastAsia="Aptos" w:hAnsi="Aptos" w:cs="Aptos"/>
           <w:color w:val="FF0000"/>
           <w:sz w:val="24"/>
@@ -1891,14 +1831,14 @@
       <w:pPr>
         <w:spacing w:line="240" w:lineRule="auto"/>
         <w:rPr>
-          <w:del w:id="83" w:author="Sandy Navarro" w:date="2026-10-18T19:40:00Z" w16du:dateUtc="2026-10-18T18:40:00Z"/>
+          <w:del w:id="80" w:author="Sandy Navarro" w:date="2026-10-18T19:40:00Z" w16du:dateUtc="2026-10-18T18:40:00Z"/>
           <w:rFonts w:ascii="Times New Roman" w:eastAsia="Times New Roman" w:hAnsi="Times New Roman" w:cs="Times New Roman"/>
           <w:color w:val="FF0000"/>
           <w:sz w:val="24"/>
           <w:szCs w:val="24"/>
         </w:rPr>
       </w:pPr>
-      <w:del w:id="84" w:author="Sandy Navarro" w:date="2026-10-18T19:40:00Z" w16du:dateUtc="2026-10-18T18:40:00Z">
+      <w:del w:id="81" w:author="Sandy Navarro" w:date="2026-10-18T19:40:00Z" w16du:dateUtc="2026-10-18T18:40:00Z">
         <w:r>
           <w:rPr>
             <w:rFonts w:ascii="Aptos" w:eastAsia="Times New Roman" w:hAnsi="Aptos" w:cs="Times New Roman"/>
@@ -1917,7 +1857,7 @@
       <w:pPr>
         <w:spacing w:after="0" w:line="240" w:lineRule="auto"/>
         <w:rPr>
-          <w:del w:id="85" w:author="Sandy Navarro" w:date="2026-10-18T19:40:00Z" w16du:dateUtc="2026-10-18T18:40:00Z"/>
+          <w:del w:id="82" w:author="Sandy Navarro" w:date="2026-10-18T19:40:00Z" w16du:dateUtc="2026-10-18T18:40:00Z"/>
           <w:rFonts w:ascii="Times New Roman" w:eastAsia="Times New Roman" w:hAnsi="Times New Roman" w:cs="Times New Roman"/>
           <w:color w:val="FF0000"/>
           <w:sz w:val="24"/>
@@ -1934,14 +1874,14 @@
         </w:numPr>
         <w:spacing w:line="240" w:lineRule="auto"/>
         <w:rPr>
-          <w:del w:id="86" w:author="Sandy Navarro" w:date="2026-10-18T19:40:00Z" w16du:dateUtc="2026-10-18T18:40:00Z"/>
+          <w:del w:id="83" w:author="Sandy Navarro" w:date="2026-10-18T19:40:00Z" w16du:dateUtc="2026-10-18T18:40:00Z"/>
           <w:rFonts w:ascii="Times New Roman" w:eastAsia="Times New Roman" w:hAnsi="Times New Roman" w:cs="Times New Roman"/>
           <w:color w:val="FF0000"/>
           <w:sz w:val="24"/>
           <w:szCs w:val="24"/>
         </w:rPr>
       </w:pPr>
-      <w:del w:id="87" w:author="Sandy Navarro" w:date="2026-10-18T19:40:00Z" w16du:dateUtc="2026-10-18T18:40:00Z">
+      <w:del w:id="84" w:author="Sandy Navarro" w:date="2026-10-18T19:40:00Z" w16du:dateUtc="2026-10-18T18:40:00Z">
         <w:r>
           <w:rPr>
             <w:rFonts w:ascii="Aptos" w:eastAsia="Times New Roman" w:hAnsi="Aptos" w:cs="Times New Roman"/>
@@ -1960,14 +1900,14 @@
         <w:spacing w:line="240" w:lineRule="auto"/>
         <w:ind w:left="720"/>
         <w:rPr>
-          <w:del w:id="88" w:author="Sandy Navarro" w:date="2026-10-18T19:40:00Z" w16du:dateUtc="2026-10-18T18:40:00Z"/>
+          <w:del w:id="85" w:author="Sandy Navarro" w:date="2026-10-18T19:40:00Z" w16du:dateUtc="2026-10-18T18:40:00Z"/>
           <w:rFonts w:ascii="Times New Roman" w:eastAsia="Times New Roman" w:hAnsi="Times New Roman" w:cs="Times New Roman"/>
           <w:color w:val="FF0000"/>
           <w:sz w:val="24"/>
           <w:szCs w:val="24"/>
         </w:rPr>
       </w:pPr>
-      <w:del w:id="89" w:author="Sandy Navarro" w:date="2026-10-18T19:40:00Z" w16du:dateUtc="2026-10-18T18:40:00Z">
+      <w:del w:id="86" w:author="Sandy Navarro" w:date="2026-10-18T19:40:00Z" w16du:dateUtc="2026-10-18T18:40:00Z">
         <w:r>
           <w:rPr>
             <w:rFonts w:ascii="Aptos" w:eastAsia="Times New Roman" w:hAnsi="Aptos" w:cs="Times New Roman"/>
@@ -1984,7 +1924,7 @@
         <w:spacing w:after="0" w:line="240" w:lineRule="auto"/>
         <w:ind w:left="720"/>
         <w:rPr>
-          <w:del w:id="90" w:author="Sandy Navarro" w:date="2026-10-18T19:40:00Z" w16du:dateUtc="2026-10-18T18:40:00Z"/>
+          <w:del w:id="87" w:author="Sandy Navarro" w:date="2026-10-18T19:40:00Z" w16du:dateUtc="2026-10-18T18:40:00Z"/>
           <w:rFonts w:ascii="Times New Roman" w:eastAsia="Times New Roman" w:hAnsi="Times New Roman" w:cs="Times New Roman"/>
           <w:color w:val="FF0000"/>
           <w:sz w:val="24"/>
@@ -1997,14 +1937,14 @@
         <w:spacing w:line="240" w:lineRule="auto"/>
         <w:ind w:left="720"/>
         <w:rPr>
-          <w:del w:id="91" w:author="Sandy Navarro" w:date="2026-10-18T19:40:00Z" w16du:dateUtc="2026-10-18T18:40:00Z"/>
+          <w:del w:id="88" w:author="Sandy Navarro" w:date="2026-10-18T19:40:00Z" w16du:dateUtc="2026-10-18T18:40:00Z"/>
           <w:rFonts w:ascii="Times New Roman" w:eastAsia="Times New Roman" w:hAnsi="Times New Roman" w:cs="Times New Roman"/>
           <w:color w:val="FF0000"/>
           <w:sz w:val="24"/>
           <w:szCs w:val="24"/>
         </w:rPr>
       </w:pPr>
-      <w:del w:id="92" w:author="Sandy Navarro" w:date="2026-10-18T19:40:00Z" w16du:dateUtc="2026-10-18T18:40:00Z">
+      <w:del w:id="89" w:author="Sandy Navarro" w:date="2026-10-18T19:40:00Z" w16du:dateUtc="2026-10-18T18:40:00Z">
         <w:r>
           <w:rPr>
             <w:rFonts w:ascii="Aptos" w:eastAsia="Times New Roman" w:hAnsi="Aptos" w:cs="Times New Roman"/>
@@ -2021,7 +1961,7 @@
         <w:spacing w:after="0" w:line="240" w:lineRule="auto"/>
         <w:ind w:left="720"/>
         <w:rPr>
-          <w:del w:id="93" w:author="Sandy Navarro" w:date="2026-10-18T19:40:00Z" w16du:dateUtc="2026-10-18T18:40:00Z"/>
+          <w:del w:id="90" w:author="Sandy Navarro" w:date="2026-10-18T19:40:00Z" w16du:dateUtc="2026-10-18T18:40:00Z"/>
           <w:rFonts w:ascii="Times New Roman" w:eastAsia="Times New Roman" w:hAnsi="Times New Roman" w:cs="Times New Roman"/>
           <w:color w:val="FF0000"/>
           <w:sz w:val="24"/>
@@ -2034,14 +1974,14 @@
         <w:spacing w:line="240" w:lineRule="auto"/>
         <w:ind w:left="720"/>
         <w:rPr>
-          <w:del w:id="94" w:author="Sandy Navarro" w:date="2026-10-18T19:40:00Z" w16du:dateUtc="2026-10-18T18:40:00Z"/>
+          <w:del w:id="91" w:author="Sandy Navarro" w:date="2026-10-18T19:40:00Z" w16du:dateUtc="2026-10-18T18:40:00Z"/>
           <w:rFonts w:ascii="Times New Roman" w:eastAsia="Times New Roman" w:hAnsi="Times New Roman" w:cs="Times New Roman"/>
           <w:color w:val="FF0000"/>
           <w:sz w:val="24"/>
           <w:szCs w:val="24"/>
         </w:rPr>
       </w:pPr>
-      <w:del w:id="95" w:author="Sandy Navarro" w:date="2026-10-18T19:40:00Z" w16du:dateUtc="2026-10-18T18:40:00Z">
+      <w:del w:id="92" w:author="Sandy Navarro" w:date="2026-10-18T19:40:00Z" w16du:dateUtc="2026-10-18T18:40:00Z">
         <w:r>
           <w:rPr>
             <w:rFonts w:ascii="Aptos" w:eastAsia="Times New Roman" w:hAnsi="Aptos" w:cs="Times New Roman"/>
@@ -2069,14 +2009,14 @@
         <w:spacing w:line="240" w:lineRule="auto"/>
         <w:ind w:left="720"/>
         <w:rPr>
-          <w:del w:id="96" w:author="Sandy Navarro" w:date="2026-10-18T19:40:00Z" w16du:dateUtc="2026-10-18T18:40:00Z"/>
+          <w:del w:id="93" w:author="Sandy Navarro" w:date="2026-10-18T19:40:00Z" w16du:dateUtc="2026-10-18T18:40:00Z"/>
           <w:rFonts w:ascii="Times New Roman" w:eastAsia="Times New Roman" w:hAnsi="Times New Roman" w:cs="Times New Roman"/>
           <w:color w:val="FF0000"/>
           <w:sz w:val="24"/>
           <w:szCs w:val="24"/>
         </w:rPr>
       </w:pPr>
-      <w:del w:id="97" w:author="Sandy Navarro" w:date="2026-10-18T19:40:00Z" w16du:dateUtc="2026-10-18T18:40:00Z">
+      <w:del w:id="94" w:author="Sandy Navarro" w:date="2026-10-18T19:40:00Z" w16du:dateUtc="2026-10-18T18:40:00Z">
         <w:r>
           <w:rPr>
             <w:rFonts w:ascii="Aptos" w:eastAsia="Times New Roman" w:hAnsi="Aptos" w:cs="Times New Roman"/>
@@ -2093,14 +2033,14 @@
         <w:spacing w:line="240" w:lineRule="auto"/>
         <w:ind w:left="720"/>
         <w:rPr>
-          <w:del w:id="98" w:author="Sandy Navarro" w:date="2026-10-18T19:40:00Z" w16du:dateUtc="2026-10-18T18:40:00Z"/>
+          <w:del w:id="95" w:author="Sandy Navarro" w:date="2026-10-18T19:40:00Z" w16du:dateUtc="2026-10-18T18:40:00Z"/>
           <w:rFonts w:ascii="Times New Roman" w:eastAsia="Times New Roman" w:hAnsi="Times New Roman" w:cs="Times New Roman"/>
           <w:color w:val="FF0000"/>
           <w:sz w:val="24"/>
           <w:szCs w:val="24"/>
         </w:rPr>
       </w:pPr>
-      <w:del w:id="99" w:author="Sandy Navarro" w:date="2026-10-18T19:40:00Z" w16du:dateUtc="2026-10-18T18:40:00Z">
+      <w:del w:id="96" w:author="Sandy Navarro" w:date="2026-10-18T19:40:00Z" w16du:dateUtc="2026-10-18T18:40:00Z">
         <w:r>
           <w:rPr>
             <w:rFonts w:ascii="Aptos" w:eastAsia="Times New Roman" w:hAnsi="Aptos" w:cs="Times New Roman"/>
@@ -2117,14 +2057,14 @@
         <w:spacing w:line="240" w:lineRule="auto"/>
         <w:ind w:left="720"/>
         <w:rPr>
-          <w:del w:id="100" w:author="Sandy Navarro" w:date="2026-10-18T19:40:00Z" w16du:dateUtc="2026-10-18T18:40:00Z"/>
+          <w:del w:id="97" w:author="Sandy Navarro" w:date="2026-10-18T19:40:00Z" w16du:dateUtc="2026-10-18T18:40:00Z"/>
           <w:rFonts w:ascii="Times New Roman" w:eastAsia="Times New Roman" w:hAnsi="Times New Roman" w:cs="Times New Roman"/>
           <w:color w:val="FF0000"/>
           <w:sz w:val="24"/>
           <w:szCs w:val="24"/>
         </w:rPr>
       </w:pPr>
-      <w:del w:id="101" w:author="Sandy Navarro" w:date="2026-10-18T19:40:00Z" w16du:dateUtc="2026-10-18T18:40:00Z">
+      <w:del w:id="98" w:author="Sandy Navarro" w:date="2026-10-18T19:40:00Z" w16du:dateUtc="2026-10-18T18:40:00Z">
         <w:r>
           <w:rPr>
             <w:rFonts w:ascii="Aptos" w:eastAsia="Times New Roman" w:hAnsi="Aptos" w:cs="Times New Roman"/>
@@ -2141,14 +2081,14 @@
         <w:spacing w:line="240" w:lineRule="auto"/>
         <w:ind w:left="720"/>
         <w:rPr>
-          <w:del w:id="102" w:author="Sandy Navarro" w:date="2026-10-18T19:40:00Z" w16du:dateUtc="2026-10-18T18:40:00Z"/>
+          <w:del w:id="99" w:author="Sandy Navarro" w:date="2026-10-18T19:40:00Z" w16du:dateUtc="2026-10-18T18:40:00Z"/>
           <w:rFonts w:ascii="Times New Roman" w:eastAsia="Times New Roman" w:hAnsi="Times New Roman" w:cs="Times New Roman"/>
           <w:color w:val="FF0000"/>
           <w:sz w:val="24"/>
           <w:szCs w:val="24"/>
         </w:rPr>
       </w:pPr>
-      <w:del w:id="103" w:author="Sandy Navarro" w:date="2026-10-18T19:40:00Z" w16du:dateUtc="2026-10-18T18:40:00Z">
+      <w:del w:id="100" w:author="Sandy Navarro" w:date="2026-10-18T19:40:00Z" w16du:dateUtc="2026-10-18T18:40:00Z">
         <w:r>
           <w:rPr>
             <w:rFonts w:ascii="Aptos" w:eastAsia="Times New Roman" w:hAnsi="Aptos" w:cs="Times New Roman"/>
@@ -2181,7 +2121,7 @@
         <w:spacing w:after="0" w:line="240" w:lineRule="auto"/>
         <w:ind w:left="720"/>
         <w:rPr>
-          <w:del w:id="104" w:author="Sandy Navarro" w:date="2026-10-18T19:40:00Z" w16du:dateUtc="2026-10-18T18:40:00Z"/>
+          <w:del w:id="101" w:author="Sandy Navarro" w:date="2026-10-18T19:40:00Z" w16du:dateUtc="2026-10-18T18:40:00Z"/>
           <w:rFonts w:ascii="Times New Roman" w:eastAsia="Times New Roman" w:hAnsi="Times New Roman" w:cs="Times New Roman"/>
           <w:color w:val="FF0000"/>
           <w:sz w:val="24"/>
@@ -2194,14 +2134,14 @@
         <w:spacing w:line="240" w:lineRule="auto"/>
         <w:ind w:left="720"/>
         <w:rPr>
-          <w:del w:id="105" w:author="Sandy Navarro" w:date="2026-10-18T19:40:00Z" w16du:dateUtc="2026-10-18T18:40:00Z"/>
+          <w:del w:id="102" w:author="Sandy Navarro" w:date="2026-10-18T19:40:00Z" w16du:dateUtc="2026-10-18T18:40:00Z"/>
           <w:rFonts w:ascii="Aptos" w:eastAsia="Times New Roman" w:hAnsi="Aptos" w:cs="Times New Roman"/>
           <w:color w:val="FF0000"/>
           <w:sz w:val="24"/>
           <w:szCs w:val="24"/>
         </w:rPr>
       </w:pPr>
-      <w:del w:id="106" w:author="Sandy Navarro" w:date="2026-10-18T19:40:00Z" w16du:dateUtc="2026-10-18T18:40:00Z">
+      <w:del w:id="103" w:author="Sandy Navarro" w:date="2026-10-18T19:40:00Z" w16du:dateUtc="2026-10-18T18:40:00Z">
         <w:r>
           <w:rPr>
             <w:rFonts w:ascii="Aptos" w:eastAsia="Times New Roman" w:hAnsi="Aptos" w:cs="Times New Roman"/>
@@ -2228,7 +2168,7 @@
       <w:pPr>
         <w:spacing w:line="240" w:lineRule="auto"/>
         <w:rPr>
-          <w:del w:id="107" w:author="Sandy Navarro" w:date="2026-10-18T19:40:00Z" w16du:dateUtc="2026-10-18T18:40:00Z"/>
+          <w:del w:id="104" w:author="Sandy Navarro" w:date="2026-10-18T19:40:00Z" w16du:dateUtc="2026-10-18T18:40:00Z"/>
           <w:rFonts w:ascii="Aptos" w:eastAsia="Times New Roman" w:hAnsi="Aptos" w:cs="Times New Roman"/>
           <w:color w:val="FF0000"/>
           <w:sz w:val="24"/>
@@ -2244,7 +2184,7 @@
           <w:numId w:val="1"/>
         </w:numPr>
         <w:rPr>
-          <w:del w:id="108" w:author="Sandy Navarro" w:date="2026-10-18T19:40:00Z" w16du:dateUtc="2026-10-18T18:40:00Z"/>
+          <w:del w:id="105" w:author="Sandy Navarro" w:date="2026-10-18T19:40:00Z" w16du:dateUtc="2026-10-18T18:40:00Z"/>
           <w:rFonts w:asciiTheme="minorHAnsi" w:hAnsiTheme="minorHAnsi"/>
           <w:b/>
           <w:bCs/>
@@ -2253,7 +2193,7 @@
           <w:szCs w:val="24"/>
         </w:rPr>
       </w:pPr>
-      <w:del w:id="109" w:author="Sandy Navarro" w:date="2026-10-18T19:40:00Z" w16du:dateUtc="2026-10-18T18:40:00Z">
+      <w:del w:id="106" w:author="Sandy Navarro" w:date="2026-10-18T19:40:00Z" w16du:dateUtc="2026-10-18T18:40:00Z">
         <w:r>
           <w:rPr>
             <w:rFonts w:asciiTheme="minorHAnsi" w:hAnsiTheme="minorHAnsi"/>
@@ -2273,7 +2213,7 @@
         <w:ind w:left="720"/>
         <w:outlineLvl w:val="2"/>
         <w:rPr>
-          <w:del w:id="110" w:author="Sandy Navarro" w:date="2026-10-18T19:40:00Z" w16du:dateUtc="2026-10-18T18:40:00Z"/>
+          <w:del w:id="107" w:author="Sandy Navarro" w:date="2026-10-18T19:40:00Z" w16du:dateUtc="2026-10-18T18:40:00Z"/>
           <w:rFonts w:asciiTheme="minorHAnsi" w:eastAsia="Times New Roman" w:hAnsiTheme="minorHAnsi" w:cs="Times New Roman"/>
           <w:b/>
           <w:bCs/>
@@ -2282,7 +2222,7 @@
           <w:szCs w:val="24"/>
         </w:rPr>
       </w:pPr>
-      <w:del w:id="111" w:author="Sandy Navarro" w:date="2026-10-18T19:40:00Z" w16du:dateUtc="2026-10-18T18:40:00Z">
+      <w:del w:id="108" w:author="Sandy Navarro" w:date="2026-10-18T19:40:00Z" w16du:dateUtc="2026-10-18T18:40:00Z">
         <w:r>
           <w:rPr>
             <w:rFonts w:asciiTheme="minorHAnsi" w:eastAsia="Times New Roman" w:hAnsiTheme="minorHAnsi" w:cs="Times New Roman"/>
@@ -2301,14 +2241,14 @@
         <w:spacing w:before="100" w:beforeAutospacing="1" w:after="100" w:afterAutospacing="1" w:line="240" w:lineRule="auto"/>
         <w:ind w:left="720"/>
         <w:rPr>
-          <w:del w:id="112" w:author="Sandy Navarro" w:date="2026-10-18T19:40:00Z" w16du:dateUtc="2026-10-18T18:40:00Z"/>
+          <w:del w:id="109" w:author="Sandy Navarro" w:date="2026-10-18T19:40:00Z" w16du:dateUtc="2026-10-18T18:40:00Z"/>
           <w:rFonts w:asciiTheme="minorHAnsi" w:eastAsia="Times New Roman" w:hAnsiTheme="minorHAnsi" w:cs="Times New Roman"/>
           <w:color w:val="FF0000"/>
           <w:sz w:val="24"/>
           <w:szCs w:val="24"/>
         </w:rPr>
       </w:pPr>
-      <w:del w:id="113" w:author="Sandy Navarro" w:date="2026-10-18T19:40:00Z" w16du:dateUtc="2026-10-18T18:40:00Z">
+      <w:del w:id="110" w:author="Sandy Navarro" w:date="2026-10-18T19:40:00Z" w16du:dateUtc="2026-10-18T18:40:00Z">
         <w:r>
           <w:rPr>
             <w:rFonts w:asciiTheme="minorHAnsi" w:eastAsia="Times New Roman" w:hAnsiTheme="minorHAnsi" w:cs="Times New Roman"/>
@@ -2326,7 +2266,7 @@
         <w:ind w:left="720"/>
         <w:outlineLvl w:val="3"/>
         <w:rPr>
-          <w:del w:id="114" w:author="Sandy Navarro" w:date="2026-10-18T19:40:00Z" w16du:dateUtc="2026-10-18T18:40:00Z"/>
+          <w:del w:id="111" w:author="Sandy Navarro" w:date="2026-10-18T19:40:00Z" w16du:dateUtc="2026-10-18T18:40:00Z"/>
           <w:rFonts w:asciiTheme="minorHAnsi" w:eastAsia="Times New Roman" w:hAnsiTheme="minorHAnsi" w:cs="Times New Roman"/>
           <w:b/>
           <w:bCs/>
@@ -2335,7 +2275,7 @@
           <w:szCs w:val="24"/>
         </w:rPr>
       </w:pPr>
-      <w:del w:id="115" w:author="Sandy Navarro" w:date="2026-10-18T19:40:00Z" w16du:dateUtc="2026-10-18T18:40:00Z">
+      <w:del w:id="112" w:author="Sandy Navarro" w:date="2026-10-18T19:40:00Z" w16du:dateUtc="2026-10-18T18:40:00Z">
         <w:r>
           <w:rPr>
             <w:rFonts w:asciiTheme="minorHAnsi" w:eastAsia="Times New Roman" w:hAnsiTheme="minorHAnsi" w:cs="Times New Roman"/>
@@ -2362,14 +2302,14 @@
         <w:spacing w:before="100" w:beforeAutospacing="1" w:after="100" w:afterAutospacing="1" w:line="240" w:lineRule="auto"/>
         <w:ind w:left="1440"/>
         <w:rPr>
-          <w:del w:id="116" w:author="Sandy Navarro" w:date="2026-10-18T19:40:00Z" w16du:dateUtc="2026-10-18T18:40:00Z"/>
+          <w:del w:id="113" w:author="Sandy Navarro" w:date="2026-10-18T19:40:00Z" w16du:dateUtc="2026-10-18T18:40:00Z"/>
           <w:rFonts w:asciiTheme="minorHAnsi" w:eastAsia="Times New Roman" w:hAnsiTheme="minorHAnsi" w:cs="Times New Roman"/>
           <w:color w:val="FF0000"/>
           <w:sz w:val="24"/>
           <w:szCs w:val="24"/>
         </w:rPr>
       </w:pPr>
-      <w:del w:id="117" w:author="Sandy Navarro" w:date="2026-10-18T19:40:00Z" w16du:dateUtc="2026-10-18T18:40:00Z">
+      <w:del w:id="114" w:author="Sandy Navarro" w:date="2026-10-18T19:40:00Z" w16du:dateUtc="2026-10-18T18:40:00Z">
         <w:r>
           <w:rPr>
             <w:rFonts w:asciiTheme="minorHAnsi" w:eastAsia="Times New Roman" w:hAnsiTheme="minorHAnsi" w:cs="Times New Roman"/>
@@ -2397,14 +2337,14 @@
         <w:spacing w:before="100" w:beforeAutospacing="1" w:after="100" w:afterAutospacing="1" w:line="240" w:lineRule="auto"/>
         <w:ind w:left="1440"/>
         <w:rPr>
-          <w:del w:id="118" w:author="Sandy Navarro" w:date="2026-10-18T19:40:00Z" w16du:dateUtc="2026-10-18T18:40:00Z"/>
+          <w:del w:id="115" w:author="Sandy Navarro" w:date="2026-10-18T19:40:00Z" w16du:dateUtc="2026-10-18T18:40:00Z"/>
           <w:rFonts w:asciiTheme="minorHAnsi" w:eastAsia="Times New Roman" w:hAnsiTheme="minorHAnsi" w:cs="Times New Roman"/>
           <w:color w:val="FF0000"/>
           <w:sz w:val="24"/>
           <w:szCs w:val="24"/>
         </w:rPr>
       </w:pPr>
-      <w:del w:id="119" w:author="Sandy Navarro" w:date="2026-10-18T19:40:00Z" w16du:dateUtc="2026-10-18T18:40:00Z">
+      <w:del w:id="116" w:author="Sandy Navarro" w:date="2026-10-18T19:40:00Z" w16du:dateUtc="2026-10-18T18:40:00Z">
         <w:r>
           <w:rPr>
             <w:rFonts w:asciiTheme="minorHAnsi" w:eastAsia="Times New Roman" w:hAnsiTheme="minorHAnsi" w:cs="Times New Roman"/>
@@ -2429,14 +2369,14 @@
         <w:spacing w:before="100" w:beforeAutospacing="1" w:after="100" w:afterAutospacing="1" w:line="240" w:lineRule="auto"/>
         <w:ind w:left="2160"/>
         <w:rPr>
-          <w:del w:id="120" w:author="Sandy Navarro" w:date="2026-10-18T19:40:00Z" w16du:dateUtc="2026-10-18T18:40:00Z"/>
+          <w:del w:id="117" w:author="Sandy Navarro" w:date="2026-10-18T19:40:00Z" w16du:dateUtc="2026-10-18T18:40:00Z"/>
           <w:rFonts w:asciiTheme="minorHAnsi" w:eastAsia="Times New Roman" w:hAnsiTheme="minorHAnsi" w:cs="Times New Roman"/>
           <w:color w:val="FF0000"/>
           <w:sz w:val="24"/>
           <w:szCs w:val="24"/>
         </w:rPr>
       </w:pPr>
-      <w:del w:id="121" w:author="Sandy Navarro" w:date="2026-10-18T19:40:00Z" w16du:dateUtc="2026-10-18T18:40:00Z">
+      <w:del w:id="118" w:author="Sandy Navarro" w:date="2026-10-18T19:40:00Z" w16du:dateUtc="2026-10-18T18:40:00Z">
         <w:r>
           <w:rPr>
             <w:rFonts w:asciiTheme="minorHAnsi" w:eastAsia="Times New Roman" w:hAnsiTheme="minorHAnsi" w:cs="Times New Roman"/>
@@ -2481,14 +2421,14 @@
         <w:spacing w:before="100" w:beforeAutospacing="1" w:after="100" w:afterAutospacing="1" w:line="240" w:lineRule="auto"/>
         <w:ind w:left="2160"/>
         <w:rPr>
-          <w:del w:id="122" w:author="Sandy Navarro" w:date="2026-10-18T19:40:00Z" w16du:dateUtc="2026-10-18T18:40:00Z"/>
+          <w:del w:id="119" w:author="Sandy Navarro" w:date="2026-10-18T19:40:00Z" w16du:dateUtc="2026-10-18T18:40:00Z"/>
           <w:rFonts w:asciiTheme="minorHAnsi" w:eastAsia="Times New Roman" w:hAnsiTheme="minorHAnsi" w:cs="Times New Roman"/>
           <w:color w:val="FF0000"/>
           <w:sz w:val="24"/>
           <w:szCs w:val="24"/>
         </w:rPr>
       </w:pPr>
-      <w:del w:id="123" w:author="Sandy Navarro" w:date="2026-10-18T19:40:00Z" w16du:dateUtc="2026-10-18T18:40:00Z">
+      <w:del w:id="120" w:author="Sandy Navarro" w:date="2026-10-18T19:40:00Z" w16du:dateUtc="2026-10-18T18:40:00Z">
         <w:r>
           <w:rPr>
             <w:rFonts w:asciiTheme="minorHAnsi" w:eastAsia="Times New Roman" w:hAnsiTheme="minorHAnsi" w:cs="Times New Roman"/>
@@ -2533,14 +2473,14 @@
         <w:spacing w:before="100" w:beforeAutospacing="1" w:after="100" w:afterAutospacing="1" w:line="240" w:lineRule="auto"/>
         <w:ind w:left="2160"/>
         <w:rPr>
-          <w:del w:id="124" w:author="Sandy Navarro" w:date="2026-10-18T19:40:00Z" w16du:dateUtc="2026-10-18T18:40:00Z"/>
+          <w:del w:id="121" w:author="Sandy Navarro" w:date="2026-10-18T19:40:00Z" w16du:dateUtc="2026-10-18T18:40:00Z"/>
           <w:rFonts w:asciiTheme="minorHAnsi" w:eastAsia="Times New Roman" w:hAnsiTheme="minorHAnsi" w:cs="Times New Roman"/>
           <w:color w:val="FF0000"/>
           <w:sz w:val="24"/>
           <w:szCs w:val="24"/>
         </w:rPr>
       </w:pPr>
-      <w:del w:id="125" w:author="Sandy Navarro" w:date="2026-10-18T19:40:00Z" w16du:dateUtc="2026-10-18T18:40:00Z">
+      <w:del w:id="122" w:author="Sandy Navarro" w:date="2026-10-18T19:40:00Z" w16du:dateUtc="2026-10-18T18:40:00Z">
         <w:r>
           <w:rPr>
             <w:rFonts w:asciiTheme="minorHAnsi" w:eastAsia="Times New Roman" w:hAnsiTheme="minorHAnsi" w:cs="Times New Roman"/>
@@ -2565,14 +2505,14 @@
         <w:spacing w:before="100" w:beforeAutospacing="1" w:after="100" w:afterAutospacing="1" w:line="240" w:lineRule="auto"/>
         <w:ind w:left="2160"/>
         <w:rPr>
-          <w:del w:id="126" w:author="Sandy Navarro" w:date="2026-10-18T19:40:00Z" w16du:dateUtc="2026-10-18T18:40:00Z"/>
+          <w:del w:id="123" w:author="Sandy Navarro" w:date="2026-10-18T19:40:00Z" w16du:dateUtc="2026-10-18T18:40:00Z"/>
           <w:rFonts w:asciiTheme="minorHAnsi" w:eastAsia="Times New Roman" w:hAnsiTheme="minorHAnsi" w:cs="Times New Roman"/>
           <w:color w:val="FF0000"/>
           <w:sz w:val="24"/>
           <w:szCs w:val="24"/>
         </w:rPr>
       </w:pPr>
-      <w:del w:id="127" w:author="Sandy Navarro" w:date="2026-10-18T19:40:00Z" w16du:dateUtc="2026-10-18T18:40:00Z">
+      <w:del w:id="124" w:author="Sandy Navarro" w:date="2026-10-18T19:40:00Z" w16du:dateUtc="2026-10-18T18:40:00Z">
         <w:r>
           <w:rPr>
             <w:rFonts w:asciiTheme="minorHAnsi" w:eastAsia="Times New Roman" w:hAnsiTheme="minorHAnsi" w:cs="Times New Roman"/>
@@ -2609,21 +2549,17 @@
         <w:spacing w:before="100" w:beforeAutospacing="1" w:after="100" w:afterAutospacing="1" w:line="240" w:lineRule="auto"/>
         <w:ind w:left="2160"/>
         <w:rPr>
-          <w:del w:id="128" w:author="Sandy Navarro" w:date="2026-10-18T19:40:00Z" w16du:dateUtc="2026-10-18T18:40:00Z"/>
+          <w:del w:id="125" w:author="Sandy Navarro" w:date="2026-10-18T19:40:00Z" w16du:dateUtc="2026-10-18T18:40:00Z"/>
           <w:rFonts w:asciiTheme="minorHAnsi" w:eastAsia="Times New Roman" w:hAnsiTheme="minorHAnsi" w:cs="Times New Roman"/>
           <w:color w:val="FF0000"/>
           <w:sz w:val="24"/>
           <w:szCs w:val="24"/>
         </w:rPr>
       </w:pPr>
-      <w:del w:id="129" w:author="Sandy Navarro" w:date="2026-10-18T19:40:00Z" w16du:dateUtc="2026-10-18T18:40:00Z">
-        <w:r>
-          <w:rPr>
-            <w:rPrChange w:id="130" w:author="Sandy Navarro" w:date="2026-10-19T09:01:00Z" w16du:dateUtc="2026-10-19T08:01:00Z">
-              <w:rPr>
-                <w:noProof/>
-              </w:rPr>
-            </w:rPrChange>
+      <w:del w:id="126" w:author="Sandy Navarro" w:date="2026-10-18T19:40:00Z" w16du:dateUtc="2026-10-18T18:40:00Z">
+        <w:r>
+          <w:rPr>
+            <w:noProof/>
           </w:rPr>
           <w:drawing>
             <wp:inline distT="0" distB="0" distL="0" distR="0" wp14:anchorId="74A2B1EC" wp14:editId="2090A0D3">
@@ -2669,7 +2605,7 @@
         <w:ind w:left="720"/>
         <w:outlineLvl w:val="3"/>
         <w:rPr>
-          <w:del w:id="131" w:author="Sandy Navarro" w:date="2026-10-18T19:40:00Z" w16du:dateUtc="2026-10-18T18:40:00Z"/>
+          <w:del w:id="127" w:author="Sandy Navarro" w:date="2026-10-18T19:40:00Z" w16du:dateUtc="2026-10-18T18:40:00Z"/>
           <w:rFonts w:asciiTheme="minorHAnsi" w:eastAsia="Times New Roman" w:hAnsiTheme="minorHAnsi" w:cs="Times New Roman"/>
           <w:b/>
           <w:bCs/>
@@ -2678,7 +2614,7 @@
           <w:szCs w:val="24"/>
         </w:rPr>
       </w:pPr>
-      <w:del w:id="132" w:author="Sandy Navarro" w:date="2026-10-18T19:40:00Z" w16du:dateUtc="2026-10-18T18:40:00Z">
+      <w:del w:id="128" w:author="Sandy Navarro" w:date="2026-10-18T19:40:00Z" w16du:dateUtc="2026-10-18T18:40:00Z">
         <w:r>
           <w:rPr>
             <w:rFonts w:asciiTheme="minorHAnsi" w:eastAsia="Times New Roman" w:hAnsiTheme="minorHAnsi" w:cs="Times New Roman"/>
@@ -2705,14 +2641,14 @@
         <w:spacing w:before="100" w:beforeAutospacing="1" w:after="100" w:afterAutospacing="1" w:line="240" w:lineRule="auto"/>
         <w:ind w:left="1440"/>
         <w:rPr>
-          <w:del w:id="133" w:author="Sandy Navarro" w:date="2026-10-18T19:40:00Z" w16du:dateUtc="2026-10-18T18:40:00Z"/>
+          <w:del w:id="129" w:author="Sandy Navarro" w:date="2026-10-18T19:40:00Z" w16du:dateUtc="2026-10-18T18:40:00Z"/>
           <w:rFonts w:asciiTheme="minorHAnsi" w:eastAsia="Times New Roman" w:hAnsiTheme="minorHAnsi" w:cs="Times New Roman"/>
           <w:color w:val="FF0000"/>
           <w:sz w:val="24"/>
           <w:szCs w:val="24"/>
         </w:rPr>
       </w:pPr>
-      <w:del w:id="134" w:author="Sandy Navarro" w:date="2026-10-18T19:40:00Z" w16du:dateUtc="2026-10-18T18:40:00Z">
+      <w:del w:id="130" w:author="Sandy Navarro" w:date="2026-10-18T19:40:00Z" w16du:dateUtc="2026-10-18T18:40:00Z">
         <w:r>
           <w:rPr>
             <w:rFonts w:asciiTheme="minorHAnsi" w:eastAsia="Times New Roman" w:hAnsiTheme="minorHAnsi" w:cs="Times New Roman"/>
@@ -2777,14 +2713,14 @@
         <w:spacing w:before="100" w:beforeAutospacing="1" w:after="100" w:afterAutospacing="1" w:line="240" w:lineRule="auto"/>
         <w:ind w:left="2160"/>
         <w:rPr>
-          <w:del w:id="135" w:author="Sandy Navarro" w:date="2026-10-18T19:40:00Z" w16du:dateUtc="2026-10-18T18:40:00Z"/>
+          <w:del w:id="131" w:author="Sandy Navarro" w:date="2026-10-18T19:40:00Z" w16du:dateUtc="2026-10-18T18:40:00Z"/>
           <w:rFonts w:asciiTheme="minorHAnsi" w:eastAsia="Times New Roman" w:hAnsiTheme="minorHAnsi" w:cs="Times New Roman"/>
           <w:color w:val="FF0000"/>
           <w:sz w:val="24"/>
           <w:szCs w:val="24"/>
         </w:rPr>
       </w:pPr>
-      <w:del w:id="136" w:author="Sandy Navarro" w:date="2026-10-18T19:40:00Z" w16du:dateUtc="2026-10-18T18:40:00Z">
+      <w:del w:id="132" w:author="Sandy Navarro" w:date="2026-10-18T19:40:00Z" w16du:dateUtc="2026-10-18T18:40:00Z">
         <w:r>
           <w:rPr>
             <w:rFonts w:asciiTheme="minorHAnsi" w:eastAsia="Times New Roman" w:hAnsiTheme="minorHAnsi" w:cs="Times New Roman"/>
@@ -2889,14 +2825,14 @@
         <w:spacing w:before="100" w:beforeAutospacing="1" w:after="100" w:afterAutospacing="1" w:line="240" w:lineRule="auto"/>
         <w:ind w:left="2160"/>
         <w:rPr>
-          <w:del w:id="137" w:author="Sandy Navarro" w:date="2026-10-18T19:40:00Z" w16du:dateUtc="2026-10-18T18:40:00Z"/>
+          <w:del w:id="133" w:author="Sandy Navarro" w:date="2026-10-18T19:40:00Z" w16du:dateUtc="2026-10-18T18:40:00Z"/>
           <w:rFonts w:asciiTheme="minorHAnsi" w:eastAsia="Times New Roman" w:hAnsiTheme="minorHAnsi" w:cs="Times New Roman"/>
           <w:color w:val="FF0000"/>
           <w:sz w:val="24"/>
           <w:szCs w:val="24"/>
         </w:rPr>
       </w:pPr>
-      <w:del w:id="138" w:author="Sandy Navarro" w:date="2026-10-18T19:40:00Z" w16du:dateUtc="2026-10-18T18:40:00Z">
+      <w:del w:id="134" w:author="Sandy Navarro" w:date="2026-10-18T19:40:00Z" w16du:dateUtc="2026-10-18T18:40:00Z">
         <w:r>
           <w:rPr>
             <w:rFonts w:asciiTheme="minorHAnsi" w:eastAsia="Times New Roman" w:hAnsiTheme="minorHAnsi" w:cs="Times New Roman"/>
@@ -2934,7 +2870,7 @@
         <w:ind w:left="720"/>
         <w:outlineLvl w:val="3"/>
         <w:rPr>
-          <w:del w:id="139" w:author="Sandy Navarro" w:date="2026-10-18T19:40:00Z" w16du:dateUtc="2026-10-18T18:40:00Z"/>
+          <w:del w:id="135" w:author="Sandy Navarro" w:date="2026-10-18T19:40:00Z" w16du:dateUtc="2026-10-18T18:40:00Z"/>
           <w:rFonts w:asciiTheme="minorHAnsi" w:eastAsia="Times New Roman" w:hAnsiTheme="minorHAnsi" w:cs="Times New Roman"/>
           <w:b/>
           <w:bCs/>
@@ -2943,7 +2879,7 @@
           <w:szCs w:val="24"/>
         </w:rPr>
       </w:pPr>
-      <w:del w:id="140" w:author="Sandy Navarro" w:date="2026-10-18T19:40:00Z" w16du:dateUtc="2026-10-18T18:40:00Z">
+      <w:del w:id="136" w:author="Sandy Navarro" w:date="2026-10-18T19:40:00Z" w16du:dateUtc="2026-10-18T18:40:00Z">
         <w:r>
           <w:rPr>
             <w:rFonts w:asciiTheme="minorHAnsi" w:eastAsia="Times New Roman" w:hAnsiTheme="minorHAnsi" w:cs="Times New Roman"/>
@@ -2970,14 +2906,14 @@
         <w:spacing w:before="100" w:beforeAutospacing="1" w:after="100" w:afterAutospacing="1" w:line="240" w:lineRule="auto"/>
         <w:ind w:left="1440"/>
         <w:rPr>
-          <w:del w:id="141" w:author="Sandy Navarro" w:date="2026-10-18T19:40:00Z" w16du:dateUtc="2026-10-18T18:40:00Z"/>
+          <w:del w:id="137" w:author="Sandy Navarro" w:date="2026-10-18T19:40:00Z" w16du:dateUtc="2026-10-18T18:40:00Z"/>
           <w:rFonts w:asciiTheme="minorHAnsi" w:eastAsia="Times New Roman" w:hAnsiTheme="minorHAnsi" w:cs="Times New Roman"/>
           <w:color w:val="FF0000"/>
           <w:sz w:val="24"/>
           <w:szCs w:val="24"/>
         </w:rPr>
       </w:pPr>
-      <w:del w:id="142" w:author="Sandy Navarro" w:date="2026-10-18T19:40:00Z" w16du:dateUtc="2026-10-18T18:40:00Z">
+      <w:del w:id="138" w:author="Sandy Navarro" w:date="2026-10-18T19:40:00Z" w16du:dateUtc="2026-10-18T18:40:00Z">
         <w:r>
           <w:rPr>
             <w:rFonts w:asciiTheme="minorHAnsi" w:eastAsia="Times New Roman" w:hAnsiTheme="minorHAnsi" w:cs="Times New Roman"/>
@@ -3038,14 +2974,14 @@
         <w:spacing w:before="100" w:beforeAutospacing="1" w:after="100" w:afterAutospacing="1" w:line="240" w:lineRule="auto"/>
         <w:ind w:left="1440"/>
         <w:rPr>
-          <w:del w:id="143" w:author="Sandy Navarro" w:date="2026-10-18T19:40:00Z" w16du:dateUtc="2026-10-18T18:40:00Z"/>
+          <w:del w:id="139" w:author="Sandy Navarro" w:date="2026-10-18T19:40:00Z" w16du:dateUtc="2026-10-18T18:40:00Z"/>
           <w:rFonts w:asciiTheme="minorHAnsi" w:eastAsia="Times New Roman" w:hAnsiTheme="minorHAnsi" w:cs="Times New Roman"/>
           <w:color w:val="FF0000"/>
           <w:sz w:val="24"/>
           <w:szCs w:val="24"/>
         </w:rPr>
       </w:pPr>
-      <w:del w:id="144" w:author="Sandy Navarro" w:date="2026-10-18T19:40:00Z" w16du:dateUtc="2026-10-18T18:40:00Z">
+      <w:del w:id="140" w:author="Sandy Navarro" w:date="2026-10-18T19:40:00Z" w16du:dateUtc="2026-10-18T18:40:00Z">
         <w:r>
           <w:rPr>
             <w:rFonts w:asciiTheme="minorHAnsi" w:eastAsia="Times New Roman" w:hAnsiTheme="minorHAnsi" w:cs="Times New Roman"/>
@@ -3062,14 +2998,14 @@
         <w:spacing w:before="100" w:beforeAutospacing="1" w:after="100" w:afterAutospacing="1" w:line="240" w:lineRule="auto"/>
         <w:ind w:left="1080"/>
         <w:rPr>
-          <w:del w:id="145" w:author="Sandy Navarro" w:date="2026-10-18T19:40:00Z" w16du:dateUtc="2026-10-18T18:40:00Z"/>
+          <w:del w:id="141" w:author="Sandy Navarro" w:date="2026-10-18T19:40:00Z" w16du:dateUtc="2026-10-18T18:40:00Z"/>
           <w:rFonts w:asciiTheme="minorHAnsi" w:eastAsia="Times New Roman" w:hAnsiTheme="minorHAnsi" w:cs="Times New Roman"/>
           <w:color w:val="FF0000"/>
           <w:sz w:val="24"/>
           <w:szCs w:val="24"/>
         </w:rPr>
       </w:pPr>
-      <w:del w:id="146" w:author="Sandy Navarro" w:date="2026-10-18T19:40:00Z" w16du:dateUtc="2026-10-18T18:40:00Z">
+      <w:del w:id="142" w:author="Sandy Navarro" w:date="2026-10-18T19:40:00Z" w16du:dateUtc="2026-10-18T18:40:00Z">
         <w:r>
           <w:rPr>
             <w:rFonts w:asciiTheme="minorHAnsi" w:eastAsia="Times New Roman" w:hAnsiTheme="minorHAnsi" w:cs="Times New Roman"/>
@@ -3094,14 +3030,14 @@
         <w:spacing w:before="100" w:beforeAutospacing="1" w:after="100" w:afterAutospacing="1" w:line="240" w:lineRule="auto"/>
         <w:ind w:left="1800"/>
         <w:rPr>
-          <w:del w:id="147" w:author="Sandy Navarro" w:date="2026-10-18T19:40:00Z" w16du:dateUtc="2026-10-18T18:40:00Z"/>
+          <w:del w:id="143" w:author="Sandy Navarro" w:date="2026-10-18T19:40:00Z" w16du:dateUtc="2026-10-18T18:40:00Z"/>
           <w:rFonts w:asciiTheme="minorHAnsi" w:eastAsia="Times New Roman" w:hAnsiTheme="minorHAnsi" w:cs="Times New Roman"/>
           <w:color w:val="FF0000"/>
           <w:sz w:val="24"/>
           <w:szCs w:val="24"/>
         </w:rPr>
       </w:pPr>
-      <w:del w:id="148" w:author="Sandy Navarro" w:date="2026-10-18T19:40:00Z" w16du:dateUtc="2026-10-18T18:40:00Z">
+      <w:del w:id="144" w:author="Sandy Navarro" w:date="2026-10-18T19:40:00Z" w16du:dateUtc="2026-10-18T18:40:00Z">
         <w:r>
           <w:rPr>
             <w:rFonts w:asciiTheme="minorHAnsi" w:eastAsia="Times New Roman" w:hAnsiTheme="minorHAnsi" w:cs="Times New Roman"/>
@@ -3128,14 +3064,14 @@
         <w:spacing w:before="100" w:beforeAutospacing="1" w:after="100" w:afterAutospacing="1" w:line="240" w:lineRule="auto"/>
         <w:ind w:left="1800"/>
         <w:rPr>
-          <w:del w:id="149" w:author="Sandy Navarro" w:date="2026-10-18T19:40:00Z" w16du:dateUtc="2026-10-18T18:40:00Z"/>
+          <w:del w:id="145" w:author="Sandy Navarro" w:date="2026-10-18T19:40:00Z" w16du:dateUtc="2026-10-18T18:40:00Z"/>
           <w:rFonts w:asciiTheme="minorHAnsi" w:eastAsia="Times New Roman" w:hAnsiTheme="minorHAnsi" w:cs="Times New Roman"/>
           <w:color w:val="FF0000"/>
           <w:sz w:val="24"/>
           <w:szCs w:val="24"/>
         </w:rPr>
       </w:pPr>
-      <w:del w:id="150" w:author="Sandy Navarro" w:date="2026-10-18T19:40:00Z" w16du:dateUtc="2026-10-18T18:40:00Z">
+      <w:del w:id="146" w:author="Sandy Navarro" w:date="2026-10-18T19:40:00Z" w16du:dateUtc="2026-10-18T18:40:00Z">
         <w:r>
           <w:rPr>
             <w:rFonts w:asciiTheme="minorHAnsi" w:eastAsia="Times New Roman" w:hAnsiTheme="minorHAnsi" w:cs="Times New Roman"/>
@@ -3162,14 +3098,14 @@
         <w:spacing w:before="100" w:beforeAutospacing="1" w:after="100" w:afterAutospacing="1" w:line="240" w:lineRule="auto"/>
         <w:ind w:left="1800"/>
         <w:rPr>
-          <w:del w:id="151" w:author="Sandy Navarro" w:date="2026-10-18T19:40:00Z" w16du:dateUtc="2026-10-18T18:40:00Z"/>
+          <w:del w:id="147" w:author="Sandy Navarro" w:date="2026-10-18T19:40:00Z" w16du:dateUtc="2026-10-18T18:40:00Z"/>
           <w:rFonts w:asciiTheme="minorHAnsi" w:eastAsia="Times New Roman" w:hAnsiTheme="minorHAnsi" w:cs="Times New Roman"/>
           <w:color w:val="FF0000"/>
           <w:sz w:val="24"/>
           <w:szCs w:val="24"/>
         </w:rPr>
       </w:pPr>
-      <w:del w:id="152" w:author="Sandy Navarro" w:date="2026-10-18T19:40:00Z" w16du:dateUtc="2026-10-18T18:40:00Z">
+      <w:del w:id="148" w:author="Sandy Navarro" w:date="2026-10-18T19:40:00Z" w16du:dateUtc="2026-10-18T18:40:00Z">
         <w:r>
           <w:rPr>
             <w:rFonts w:asciiTheme="minorHAnsi" w:eastAsia="Times New Roman" w:hAnsiTheme="minorHAnsi" w:cs="Times New Roman"/>
@@ -3196,14 +3132,14 @@
         <w:spacing w:before="100" w:beforeAutospacing="1" w:after="100" w:afterAutospacing="1" w:line="240" w:lineRule="auto"/>
         <w:ind w:left="1800"/>
         <w:rPr>
-          <w:del w:id="153" w:author="Sandy Navarro" w:date="2026-10-18T19:40:00Z" w16du:dateUtc="2026-10-18T18:40:00Z"/>
+          <w:del w:id="149" w:author="Sandy Navarro" w:date="2026-10-18T19:40:00Z" w16du:dateUtc="2026-10-18T18:40:00Z"/>
           <w:rFonts w:asciiTheme="minorHAnsi" w:eastAsia="Times New Roman" w:hAnsiTheme="minorHAnsi" w:cs="Times New Roman"/>
           <w:color w:val="FF0000"/>
           <w:sz w:val="24"/>
           <w:szCs w:val="24"/>
         </w:rPr>
       </w:pPr>
-      <w:del w:id="154" w:author="Sandy Navarro" w:date="2026-10-18T19:40:00Z" w16du:dateUtc="2026-10-18T18:40:00Z">
+      <w:del w:id="150" w:author="Sandy Navarro" w:date="2026-10-18T19:40:00Z" w16du:dateUtc="2026-10-18T18:40:00Z">
         <w:r>
           <w:rPr>
             <w:rFonts w:asciiTheme="minorHAnsi" w:eastAsia="Times New Roman" w:hAnsiTheme="minorHAnsi" w:cs="Times New Roman"/>
@@ -3222,14 +3158,14 @@
         <w:spacing w:before="100" w:beforeAutospacing="1" w:after="100" w:afterAutospacing="1" w:line="240" w:lineRule="auto"/>
         <w:ind w:left="1440"/>
         <w:rPr>
-          <w:del w:id="155" w:author="Sandy Navarro" w:date="2026-10-18T19:40:00Z" w16du:dateUtc="2026-10-18T18:40:00Z"/>
+          <w:del w:id="151" w:author="Sandy Navarro" w:date="2026-10-18T19:40:00Z" w16du:dateUtc="2026-10-18T18:40:00Z"/>
           <w:rFonts w:asciiTheme="minorHAnsi" w:eastAsia="Times New Roman" w:hAnsiTheme="minorHAnsi" w:cs="Times New Roman"/>
           <w:color w:val="FF0000"/>
           <w:sz w:val="24"/>
           <w:szCs w:val="24"/>
         </w:rPr>
       </w:pPr>
-      <w:del w:id="156" w:author="Sandy Navarro" w:date="2026-10-18T19:40:00Z" w16du:dateUtc="2026-10-18T18:40:00Z">
+      <w:del w:id="152" w:author="Sandy Navarro" w:date="2026-10-18T19:40:00Z" w16du:dateUtc="2026-10-18T18:40:00Z">
         <w:r>
           <w:rPr>
             <w:rFonts w:asciiTheme="minorHAnsi" w:eastAsia="Times New Roman" w:hAnsiTheme="minorHAnsi" w:cs="Times New Roman"/>
@@ -3262,14 +3198,14 @@
         <w:spacing w:before="100" w:beforeAutospacing="1" w:after="100" w:afterAutospacing="1" w:line="240" w:lineRule="auto"/>
         <w:ind w:left="1080"/>
         <w:rPr>
-          <w:del w:id="157" w:author="Sandy Navarro" w:date="2026-10-18T19:40:00Z" w16du:dateUtc="2026-10-18T18:40:00Z"/>
+          <w:del w:id="153" w:author="Sandy Navarro" w:date="2026-10-18T19:40:00Z" w16du:dateUtc="2026-10-18T18:40:00Z"/>
           <w:rFonts w:asciiTheme="minorHAnsi" w:eastAsia="Times New Roman" w:hAnsiTheme="minorHAnsi" w:cs="Times New Roman"/>
           <w:color w:val="FF0000"/>
           <w:sz w:val="24"/>
           <w:szCs w:val="24"/>
         </w:rPr>
       </w:pPr>
-      <w:del w:id="158" w:author="Sandy Navarro" w:date="2026-10-18T19:40:00Z" w16du:dateUtc="2026-10-18T18:40:00Z">
+      <w:del w:id="154" w:author="Sandy Navarro" w:date="2026-10-18T19:40:00Z" w16du:dateUtc="2026-10-18T18:40:00Z">
         <w:r>
           <w:rPr>
             <w:rFonts w:asciiTheme="minorHAnsi" w:eastAsia="Times New Roman" w:hAnsiTheme="minorHAnsi" w:cs="Times New Roman"/>
@@ -3285,7 +3221,7 @@
       <w:pPr>
         <w:spacing w:after="0" w:line="240" w:lineRule="auto"/>
         <w:rPr>
-          <w:del w:id="159" w:author="Sandy Navarro" w:date="2026-10-18T19:40:00Z" w16du:dateUtc="2026-10-18T18:40:00Z"/>
+          <w:del w:id="155" w:author="Sandy Navarro" w:date="2026-10-18T19:40:00Z" w16du:dateUtc="2026-10-18T18:40:00Z"/>
           <w:rFonts w:ascii="Times New Roman" w:eastAsia="Times New Roman" w:hAnsi="Times New Roman" w:cs="Times New Roman"/>
           <w:sz w:val="24"/>
           <w:szCs w:val="24"/>
@@ -3296,13 +3232,13 @@
       <w:pPr>
         <w:spacing w:line="240" w:lineRule="auto"/>
         <w:rPr>
-          <w:del w:id="160" w:author="Sandy Navarro" w:date="2026-10-18T19:40:00Z" w16du:dateUtc="2026-10-18T18:40:00Z"/>
+          <w:del w:id="156" w:author="Sandy Navarro" w:date="2026-10-18T19:40:00Z" w16du:dateUtc="2026-10-18T18:40:00Z"/>
           <w:rFonts w:ascii="Times New Roman" w:eastAsia="Times New Roman" w:hAnsi="Times New Roman" w:cs="Times New Roman"/>
           <w:sz w:val="24"/>
           <w:szCs w:val="24"/>
         </w:rPr>
       </w:pPr>
-      <w:del w:id="161" w:author="Sandy Navarro" w:date="2026-10-18T19:40:00Z" w16du:dateUtc="2026-10-18T18:40:00Z">
+      <w:del w:id="157" w:author="Sandy Navarro" w:date="2026-10-18T19:40:00Z" w16du:dateUtc="2026-10-18T18:40:00Z">
         <w:r>
           <w:rPr>
             <w:rFonts w:ascii="Aptos" w:eastAsia="Times New Roman" w:hAnsi="Aptos" w:cs="Times New Roman"/>
@@ -3320,7 +3256,7 @@
     <w:p>
       <w:pPr>
         <w:rPr>
-          <w:del w:id="162" w:author="Sandy Navarro" w:date="2026-10-18T19:40:00Z" w16du:dateUtc="2026-10-18T18:40:00Z"/>
+          <w:del w:id="158" w:author="Sandy Navarro" w:date="2026-10-18T19:40:00Z" w16du:dateUtc="2026-10-18T18:40:00Z"/>
           <w:color w:val="FF0000"/>
           <w:sz w:val="32"/>
           <w:szCs w:val="32"/>
@@ -3330,7 +3266,7 @@
     <w:p>
       <w:pPr>
         <w:rPr>
-          <w:del w:id="163" w:author="Sandy Navarro" w:date="2026-10-18T19:40:00Z" w16du:dateUtc="2026-10-18T18:40:00Z"/>
+          <w:del w:id="159" w:author="Sandy Navarro" w:date="2026-10-18T19:40:00Z" w16du:dateUtc="2026-10-18T18:40:00Z"/>
           <w:color w:val="FF0000"/>
           <w:sz w:val="32"/>
           <w:szCs w:val="32"/>
@@ -3340,7 +3276,7 @@
     <w:p>
       <w:pPr>
         <w:rPr>
-          <w:del w:id="164" w:author="Sandy Navarro" w:date="2026-10-18T19:40:00Z" w16du:dateUtc="2026-10-18T18:40:00Z"/>
+          <w:del w:id="160" w:author="Sandy Navarro" w:date="2026-10-18T19:40:00Z" w16du:dateUtc="2026-10-18T18:40:00Z"/>
           <w:color w:val="FF0000"/>
           <w:sz w:val="32"/>
           <w:szCs w:val="32"/>
@@ -3350,7 +3286,7 @@
     <w:p>
       <w:pPr>
         <w:rPr>
-          <w:del w:id="165" w:author="Sandy Navarro" w:date="2026-10-18T19:40:00Z" w16du:dateUtc="2026-10-18T18:40:00Z"/>
+          <w:del w:id="161" w:author="Sandy Navarro" w:date="2026-10-18T19:40:00Z" w16du:dateUtc="2026-10-18T18:40:00Z"/>
           <w:rFonts w:ascii="Aptos" w:eastAsia="Aptos" w:hAnsi="Aptos" w:cs="Aptos"/>
           <w:b/>
           <w:color w:val="FF0000"/>
@@ -3363,7 +3299,7 @@
     <w:p>
       <w:pPr>
         <w:rPr>
-          <w:del w:id="166" w:author="Sandy Navarro" w:date="2026-10-18T19:40:00Z" w16du:dateUtc="2026-10-18T18:40:00Z"/>
+          <w:del w:id="162" w:author="Sandy Navarro" w:date="2026-10-18T19:40:00Z" w16du:dateUtc="2026-10-18T18:40:00Z"/>
           <w:rFonts w:ascii="Aptos" w:eastAsia="Aptos" w:hAnsi="Aptos" w:cs="Aptos"/>
           <w:b/>
           <w:color w:val="FF0000"/>
@@ -3376,7 +3312,7 @@
     <w:p>
       <w:pPr>
         <w:rPr>
-          <w:del w:id="167" w:author="Sandy Navarro" w:date="2026-10-18T19:40:00Z" w16du:dateUtc="2026-10-18T18:40:00Z"/>
+          <w:del w:id="163" w:author="Sandy Navarro" w:date="2026-10-18T19:40:00Z" w16du:dateUtc="2026-10-18T18:40:00Z"/>
           <w:rFonts w:ascii="Aptos" w:eastAsia="Aptos" w:hAnsi="Aptos" w:cs="Aptos"/>
           <w:b/>
           <w:color w:val="FF0000"/>
@@ -3389,7 +3325,7 @@
     <w:p>
       <w:pPr>
         <w:rPr>
-          <w:del w:id="168" w:author="Sandy Navarro" w:date="2026-10-18T19:40:00Z" w16du:dateUtc="2026-10-18T18:40:00Z"/>
+          <w:del w:id="164" w:author="Sandy Navarro" w:date="2026-10-18T19:40:00Z" w16du:dateUtc="2026-10-18T18:40:00Z"/>
           <w:rFonts w:ascii="Aptos" w:eastAsia="Aptos" w:hAnsi="Aptos" w:cs="Aptos"/>
           <w:b/>
           <w:color w:val="FF0000"/>
@@ -3402,7 +3338,7 @@
     <w:p>
       <w:pPr>
         <w:rPr>
-          <w:del w:id="169" w:author="Sandy Navarro" w:date="2026-10-18T19:40:00Z" w16du:dateUtc="2026-10-18T18:40:00Z"/>
+          <w:del w:id="165" w:author="Sandy Navarro" w:date="2026-10-18T19:40:00Z" w16du:dateUtc="2026-10-18T18:40:00Z"/>
           <w:color w:val="FF0000"/>
           <w:sz w:val="32"/>
           <w:szCs w:val="32"/>
@@ -3412,7 +3348,7 @@
     <w:p>
       <w:pPr>
         <w:rPr>
-          <w:del w:id="170" w:author="Sandy Navarro" w:date="2026-10-18T19:40:00Z" w16du:dateUtc="2026-10-18T18:40:00Z"/>
+          <w:del w:id="166" w:author="Sandy Navarro" w:date="2026-10-18T19:40:00Z" w16du:dateUtc="2026-10-18T18:40:00Z"/>
           <w:color w:val="FF0000"/>
           <w:sz w:val="32"/>
           <w:szCs w:val="32"/>
@@ -3422,7 +3358,7 @@
     <w:p>
       <w:pPr>
         <w:rPr>
-          <w:del w:id="171" w:author="Sandy Navarro" w:date="2026-10-18T19:40:00Z" w16du:dateUtc="2026-10-18T18:40:00Z"/>
+          <w:del w:id="167" w:author="Sandy Navarro" w:date="2026-10-18T19:40:00Z" w16du:dateUtc="2026-10-18T18:40:00Z"/>
           <w:color w:val="FF0000"/>
           <w:sz w:val="32"/>
           <w:szCs w:val="32"/>
@@ -3432,7 +3368,7 @@
     <w:p>
       <w:pPr>
         <w:rPr>
-          <w:del w:id="172" w:author="Sandy Navarro" w:date="2026-10-18T19:40:00Z" w16du:dateUtc="2026-10-18T18:40:00Z"/>
+          <w:del w:id="168" w:author="Sandy Navarro" w:date="2026-10-18T19:40:00Z" w16du:dateUtc="2026-10-18T18:40:00Z"/>
           <w:color w:val="FF0000"/>
           <w:sz w:val="32"/>
           <w:szCs w:val="32"/>
@@ -3442,7 +3378,7 @@
     <w:p>
       <w:pPr>
         <w:rPr>
-          <w:del w:id="173" w:author="Sandy Navarro" w:date="2026-10-18T19:40:00Z" w16du:dateUtc="2026-10-18T18:40:00Z"/>
+          <w:del w:id="169" w:author="Sandy Navarro" w:date="2026-10-18T19:40:00Z" w16du:dateUtc="2026-10-18T18:40:00Z"/>
           <w:color w:val="FF0000"/>
           <w:sz w:val="32"/>
           <w:szCs w:val="32"/>
@@ -3452,13 +3388,13 @@
     <w:p>
       <w:pPr>
         <w:rPr>
-          <w:del w:id="174" w:author="Sandy Navarro" w:date="2026-10-18T19:41:00Z" w16du:dateUtc="2026-10-18T18:41:00Z"/>
+          <w:del w:id="170" w:author="Sandy Navarro" w:date="2026-10-18T19:41:00Z" w16du:dateUtc="2026-10-18T18:41:00Z"/>
           <w:color w:val="3A3A3A"/>
           <w:sz w:val="40"/>
           <w:szCs w:val="40"/>
         </w:rPr>
       </w:pPr>
-      <w:del w:id="175" w:author="Sandy Navarro" w:date="2026-10-18T19:41:00Z" w16du:dateUtc="2026-10-18T18:41:00Z">
+      <w:del w:id="171" w:author="Sandy Navarro" w:date="2026-10-18T19:41:00Z" w16du:dateUtc="2026-10-18T18:41:00Z">
         <w:r>
           <w:rPr>
             <w:color w:val="3A3A3A"/>
@@ -3472,7 +3408,39 @@
     <w:p>
       <w:pPr>
         <w:rPr>
+          <w:del w:id="172" w:author="Sandy Navarro" w:date="2026-10-18T19:41:00Z" w16du:dateUtc="2026-10-18T18:41:00Z"/>
+        </w:rPr>
+      </w:pPr>
+    </w:p>
+    <w:p>
+      <w:pPr>
+        <w:rPr>
+          <w:del w:id="173" w:author="Sandy Navarro" w:date="2026-10-18T19:41:00Z" w16du:dateUtc="2026-10-18T18:41:00Z"/>
+          <w:color w:val="FF0000"/>
+        </w:rPr>
+      </w:pPr>
+      <w:del w:id="174" w:author="Sandy Navarro" w:date="2026-10-18T19:41:00Z" w16du:dateUtc="2026-10-18T18:41:00Z">
+        <w:r>
+          <w:rPr>
+            <w:color w:val="FF0000"/>
+          </w:rPr>
+          <w:delText xml:space="preserve">[NOTE: This section is designated for the abstract. Abstracts are not assigned page numbers and should precede the table of contents. If an abstract is unnecessary for your work, please delete this page.] </w:delText>
+        </w:r>
+      </w:del>
+    </w:p>
+    <w:p>
+      <w:pPr>
+        <w:rPr>
+          <w:del w:id="175" w:author="Sandy Navarro" w:date="2026-10-18T19:41:00Z" w16du:dateUtc="2026-10-18T18:41:00Z"/>
+          <w:color w:val="FF0000"/>
+        </w:rPr>
+      </w:pPr>
+    </w:p>
+    <w:p>
+      <w:pPr>
+        <w:rPr>
           <w:del w:id="176" w:author="Sandy Navarro" w:date="2026-10-18T19:41:00Z" w16du:dateUtc="2026-10-18T18:41:00Z"/>
+          <w:color w:val="FF0000"/>
         </w:rPr>
       </w:pPr>
     </w:p>
@@ -3483,20 +3451,18 @@
           <w:color w:val="FF0000"/>
         </w:rPr>
       </w:pPr>
-      <w:del w:id="178" w:author="Sandy Navarro" w:date="2026-10-18T19:41:00Z" w16du:dateUtc="2026-10-18T18:41:00Z">
-        <w:r>
-          <w:rPr>
-            <w:color w:val="FF0000"/>
-          </w:rPr>
-          <w:delText xml:space="preserve">[NOTE: This section is designated for the abstract. Abstracts are not assigned page numbers and should precede the table of contents. If an abstract is unnecessary for your work, please delete this page.] </w:delText>
-        </w:r>
-      </w:del>
+    </w:p>
+    <w:p>
+      <w:pPr>
+        <w:rPr>
+          <w:del w:id="178" w:author="Sandy Navarro" w:date="2026-10-18T19:41:00Z" w16du:dateUtc="2026-10-18T18:41:00Z"/>
+        </w:rPr>
+      </w:pPr>
     </w:p>
     <w:p>
       <w:pPr>
         <w:rPr>
           <w:del w:id="179" w:author="Sandy Navarro" w:date="2026-10-18T19:41:00Z" w16du:dateUtc="2026-10-18T18:41:00Z"/>
-          <w:color w:val="FF0000"/>
         </w:rPr>
       </w:pPr>
     </w:p>
@@ -3504,7 +3470,6 @@
       <w:pPr>
         <w:rPr>
           <w:del w:id="180" w:author="Sandy Navarro" w:date="2026-10-18T19:41:00Z" w16du:dateUtc="2026-10-18T18:41:00Z"/>
-          <w:color w:val="FF0000"/>
         </w:rPr>
       </w:pPr>
     </w:p>
@@ -3512,7 +3477,6 @@
       <w:pPr>
         <w:rPr>
           <w:del w:id="181" w:author="Sandy Navarro" w:date="2026-10-18T19:41:00Z" w16du:dateUtc="2026-10-18T18:41:00Z"/>
-          <w:color w:val="FF0000"/>
         </w:rPr>
       </w:pPr>
     </w:p>
@@ -3639,34 +3603,6 @@
       <w:pPr>
         <w:rPr>
           <w:del w:id="199" w:author="Sandy Navarro" w:date="2026-10-18T19:41:00Z" w16du:dateUtc="2026-10-18T18:41:00Z"/>
-        </w:rPr>
-      </w:pPr>
-    </w:p>
-    <w:p>
-      <w:pPr>
-        <w:rPr>
-          <w:del w:id="200" w:author="Sandy Navarro" w:date="2026-10-18T19:41:00Z" w16du:dateUtc="2026-10-18T18:41:00Z"/>
-        </w:rPr>
-      </w:pPr>
-    </w:p>
-    <w:p>
-      <w:pPr>
-        <w:rPr>
-          <w:del w:id="201" w:author="Sandy Navarro" w:date="2026-10-18T19:41:00Z" w16du:dateUtc="2026-10-18T18:41:00Z"/>
-        </w:rPr>
-      </w:pPr>
-    </w:p>
-    <w:p>
-      <w:pPr>
-        <w:rPr>
-          <w:del w:id="202" w:author="Sandy Navarro" w:date="2026-10-18T19:41:00Z" w16du:dateUtc="2026-10-18T18:41:00Z"/>
-        </w:rPr>
-      </w:pPr>
-    </w:p>
-    <w:p>
-      <w:pPr>
-        <w:rPr>
-          <w:del w:id="203" w:author="Sandy Navarro" w:date="2026-10-18T19:41:00Z" w16du:dateUtc="2026-10-18T18:41:00Z"/>
         </w:rPr>
       </w:pPr>
     </w:p>
@@ -3767,7 +3703,7 @@
             </w:tabs>
             <w:spacing w:after="100"/>
             <w:rPr>
-              <w:ins w:id="204" w:author="Sandy Navarro" w:date="2026-10-18T19:49:00Z" w16du:dateUtc="2026-10-18T18:49:00Z"/>
+              <w:ins w:id="200" w:author="Sandy Navarro" w:date="2026-10-18T19:49:00Z" w16du:dateUtc="2026-10-18T18:49:00Z"/>
             </w:rPr>
           </w:pPr>
           <w:r>
@@ -3779,7 +3715,7 @@
           <w:r>
             <w:fldChar w:fldCharType="separate"/>
           </w:r>
-          <w:ins w:id="205" w:author="Sandy Navarro" w:date="2026-10-18T19:42:00Z" w16du:dateUtc="2026-10-18T18:42:00Z">
+          <w:ins w:id="201" w:author="Sandy Navarro" w:date="2026-10-18T19:42:00Z" w16du:dateUtc="2026-10-18T18:42:00Z">
             <w:r>
               <w:rPr>
                 <w:color w:val="000000"/>
@@ -3787,7 +3723,7 @@
               <w:t>Problem De</w:t>
             </w:r>
           </w:ins>
-          <w:ins w:id="206" w:author="Sandy Navarro" w:date="2026-10-18T19:43:00Z" w16du:dateUtc="2026-10-18T18:43:00Z">
+          <w:ins w:id="202" w:author="Sandy Navarro" w:date="2026-10-18T19:43:00Z" w16du:dateUtc="2026-10-18T18:43:00Z">
             <w:r>
               <w:rPr>
                 <w:color w:val="000000"/>
@@ -3795,7 +3731,7 @@
               <w:t>finition</w:t>
             </w:r>
           </w:ins>
-          <w:del w:id="207" w:author="Sandy Navarro" w:date="2026-10-18T19:42:00Z" w16du:dateUtc="2026-10-18T18:42:00Z">
+          <w:del w:id="203" w:author="Sandy Navarro" w:date="2026-10-18T19:42:00Z" w16du:dateUtc="2026-10-18T18:42:00Z">
             <w:r>
               <w:rPr>
                 <w:color w:val="000000"/>
@@ -3828,14 +3764,14 @@
             </w:tabs>
             <w:spacing w:after="100"/>
             <w:rPr>
-              <w:ins w:id="208" w:author="Sandy Navarro" w:date="2026-10-18T19:49:00Z" w16du:dateUtc="2026-10-18T18:49:00Z"/>
+              <w:ins w:id="204" w:author="Sandy Navarro" w:date="2026-10-18T19:49:00Z" w16du:dateUtc="2026-10-18T18:49:00Z"/>
               <w:rFonts w:ascii="Aptos" w:eastAsia="Aptos" w:hAnsi="Aptos" w:cs="Aptos"/>
               <w:color w:val="000000"/>
               <w:sz w:val="24"/>
               <w:szCs w:val="24"/>
             </w:rPr>
           </w:pPr>
-          <w:ins w:id="209" w:author="Sandy Navarro" w:date="2026-10-18T19:49:00Z" w16du:dateUtc="2026-10-18T18:49:00Z">
+          <w:ins w:id="205" w:author="Sandy Navarro" w:date="2026-10-18T19:49:00Z" w16du:dateUtc="2026-10-18T18:49:00Z">
             <w:r>
               <w:t>Objectives</w:t>
             </w:r>
@@ -3880,7 +3816,7 @@
               <w:szCs w:val="24"/>
             </w:rPr>
           </w:pPr>
-          <w:ins w:id="210" w:author="Sandy Navarro" w:date="2026-10-18T19:50:00Z" w16du:dateUtc="2026-10-18T18:50:00Z">
+          <w:ins w:id="206" w:author="Sandy Navarro" w:date="2026-10-18T19:50:00Z" w16du:dateUtc="2026-10-18T18:50:00Z">
             <w:r>
               <w:t>Scope</w:t>
             </w:r>
@@ -3924,7 +3860,7 @@
               <w:sz w:val="24"/>
               <w:szCs w:val="24"/>
             </w:rPr>
-            <w:pPrChange w:id="211" w:author="Sandy Navarro" w:date="2026-10-18T19:43:00Z" w16du:dateUtc="2026-10-18T18:43:00Z">
+            <w:pPrChange w:id="207" w:author="Sandy Navarro" w:date="2026-10-18T19:43:00Z" w16du:dateUtc="2026-10-18T18:43:00Z">
               <w:pPr>
                 <w:pBdr>
                   <w:top w:val="nil"/>
@@ -3941,7 +3877,7 @@
               </w:pPr>
             </w:pPrChange>
           </w:pPr>
-          <w:ins w:id="212" w:author="Sandy Navarro" w:date="2026-10-18T19:50:00Z" w16du:dateUtc="2026-10-18T18:50:00Z">
+          <w:ins w:id="208" w:author="Sandy Navarro" w:date="2026-10-18T19:50:00Z" w16du:dateUtc="2026-10-18T18:50:00Z">
             <w:r>
               <w:t>Methodology</w:t>
             </w:r>
@@ -3955,7 +3891,7 @@
           <w:r>
             <w:fldChar w:fldCharType="separate"/>
           </w:r>
-          <w:del w:id="213" w:author="Sandy Navarro" w:date="2026-10-18T19:43:00Z" w16du:dateUtc="2026-10-18T18:43:00Z">
+          <w:del w:id="209" w:author="Sandy Navarro" w:date="2026-10-18T19:43:00Z" w16du:dateUtc="2026-10-18T18:43:00Z">
             <w:r>
               <w:rPr>
                 <w:color w:val="000000"/>
@@ -3988,24 +3924,24 @@
             </w:tabs>
             <w:spacing w:after="100"/>
             <w:rPr>
-              <w:ins w:id="214" w:author="Sandy Navarro" w:date="2026-10-18T21:31:00Z" w16du:dateUtc="2026-10-18T20:31:00Z"/>
+              <w:ins w:id="210" w:author="Sandy Navarro" w:date="2026-10-18T21:31:00Z" w16du:dateUtc="2026-10-18T20:31:00Z"/>
               <w:rFonts w:ascii="Aptos" w:eastAsia="Aptos" w:hAnsi="Aptos" w:cs="Aptos"/>
               <w:color w:val="000000"/>
               <w:sz w:val="24"/>
               <w:szCs w:val="24"/>
             </w:rPr>
           </w:pPr>
-          <w:ins w:id="215" w:author="Sandy Navarro" w:date="2026-10-18T21:34:00Z" w16du:dateUtc="2026-10-18T20:34:00Z">
+          <w:ins w:id="211" w:author="Sandy Navarro" w:date="2026-10-18T21:34:00Z" w16du:dateUtc="2026-10-18T20:34:00Z">
             <w:r>
               <w:t xml:space="preserve">Data </w:t>
             </w:r>
           </w:ins>
-          <w:ins w:id="216" w:author="Sandy Navarro" w:date="2026-10-18T21:35:00Z" w16du:dateUtc="2026-10-18T20:35:00Z">
+          <w:ins w:id="212" w:author="Sandy Navarro" w:date="2026-10-18T21:35:00Z" w16du:dateUtc="2026-10-18T20:35:00Z">
             <w:r>
               <w:t>Sources</w:t>
             </w:r>
           </w:ins>
-          <w:ins w:id="217" w:author="Sandy Navarro" w:date="2026-10-18T21:31:00Z" w16du:dateUtc="2026-10-18T20:31:00Z">
+          <w:ins w:id="213" w:author="Sandy Navarro" w:date="2026-10-18T21:31:00Z" w16du:dateUtc="2026-10-18T20:31:00Z">
             <w:r>
               <w:fldChar w:fldCharType="begin"/>
             </w:r>
@@ -4041,19 +3977,19 @@
             </w:tabs>
             <w:spacing w:after="100"/>
             <w:rPr>
-              <w:ins w:id="218" w:author="Sandy Navarro" w:date="2026-10-18T21:31:00Z" w16du:dateUtc="2026-10-18T20:31:00Z"/>
+              <w:ins w:id="214" w:author="Sandy Navarro" w:date="2026-10-18T21:31:00Z" w16du:dateUtc="2026-10-18T20:31:00Z"/>
               <w:rFonts w:ascii="Aptos" w:eastAsia="Aptos" w:hAnsi="Aptos" w:cs="Aptos"/>
               <w:color w:val="000000"/>
               <w:sz w:val="24"/>
               <w:szCs w:val="24"/>
             </w:rPr>
           </w:pPr>
-          <w:ins w:id="219" w:author="Sandy Navarro" w:date="2026-10-18T21:36:00Z" w16du:dateUtc="2026-10-18T20:36:00Z">
+          <w:ins w:id="215" w:author="Sandy Navarro" w:date="2026-10-18T21:36:00Z" w16du:dateUtc="2026-10-18T20:36:00Z">
             <w:r>
               <w:t>Expected Deliverables</w:t>
             </w:r>
           </w:ins>
-          <w:ins w:id="220" w:author="Sandy Navarro" w:date="2026-10-18T21:31:00Z" w16du:dateUtc="2026-10-18T20:31:00Z">
+          <w:ins w:id="216" w:author="Sandy Navarro" w:date="2026-10-18T21:31:00Z" w16du:dateUtc="2026-10-18T20:31:00Z">
             <w:r>
               <w:fldChar w:fldCharType="begin"/>
             </w:r>
@@ -4089,19 +4025,19 @@
             </w:tabs>
             <w:spacing w:after="100"/>
             <w:rPr>
-              <w:ins w:id="221" w:author="Sandy Navarro" w:date="2026-10-18T21:31:00Z" w16du:dateUtc="2026-10-18T20:31:00Z"/>
+              <w:ins w:id="217" w:author="Sandy Navarro" w:date="2026-10-18T21:31:00Z" w16du:dateUtc="2026-10-18T20:31:00Z"/>
               <w:rFonts w:ascii="Aptos" w:eastAsia="Aptos" w:hAnsi="Aptos" w:cs="Aptos"/>
               <w:color w:val="000000"/>
               <w:sz w:val="24"/>
               <w:szCs w:val="24"/>
             </w:rPr>
           </w:pPr>
-          <w:ins w:id="222" w:author="Sandy Navarro" w:date="2026-10-18T21:36:00Z" w16du:dateUtc="2026-10-18T20:36:00Z">
+          <w:ins w:id="218" w:author="Sandy Navarro" w:date="2026-10-18T21:36:00Z" w16du:dateUtc="2026-10-18T20:36:00Z">
             <w:r>
               <w:t>Project Timeline</w:t>
             </w:r>
           </w:ins>
-          <w:ins w:id="223" w:author="Sandy Navarro" w:date="2026-10-18T21:31:00Z" w16du:dateUtc="2026-10-18T20:31:00Z">
+          <w:ins w:id="219" w:author="Sandy Navarro" w:date="2026-10-18T21:31:00Z" w16du:dateUtc="2026-10-18T20:31:00Z">
             <w:r>
               <w:fldChar w:fldCharType="begin"/>
             </w:r>
@@ -4137,7 +4073,7 @@
             </w:tabs>
             <w:spacing w:after="100"/>
             <w:rPr>
-              <w:rPrChange w:id="224" w:author="Sandy Navarro" w:date="2026-10-19T09:01:00Z" w16du:dateUtc="2026-10-19T08:01:00Z">
+              <w:rPrChange w:id="220" w:author="Sandy Navarro" w:date="2026-10-19T09:01:00Z" w16du:dateUtc="2026-10-19T08:01:00Z">
                 <w:rPr>
                   <w:rFonts w:ascii="Aptos" w:eastAsia="Aptos" w:hAnsi="Aptos" w:cs="Aptos"/>
                   <w:color w:val="000000"/>
@@ -4146,7 +4082,7 @@
                 </w:rPr>
               </w:rPrChange>
             </w:rPr>
-            <w:pPrChange w:id="225" w:author="Sandy Navarro" w:date="2026-10-18T19:46:00Z" w16du:dateUtc="2026-10-18T18:46:00Z">
+            <w:pPrChange w:id="221" w:author="Sandy Navarro" w:date="2026-10-18T19:46:00Z" w16du:dateUtc="2026-10-18T18:46:00Z">
               <w:pPr>
                 <w:pBdr>
                   <w:top w:val="nil"/>
@@ -4163,7 +4099,7 @@
               </w:pPr>
             </w:pPrChange>
           </w:pPr>
-          <w:ins w:id="226" w:author="Sandy Navarro" w:date="2026-10-18T21:37:00Z" w16du:dateUtc="2026-10-18T20:37:00Z">
+          <w:ins w:id="222" w:author="Sandy Navarro" w:date="2026-10-18T21:37:00Z" w16du:dateUtc="2026-10-18T20:37:00Z">
             <w:r>
               <w:t>Ethical and Legal considerations</w:t>
             </w:r>
@@ -4177,7 +4113,7 @@
           <w:r>
             <w:fldChar w:fldCharType="separate"/>
           </w:r>
-          <w:del w:id="227" w:author="Sandy Navarro" w:date="2026-10-18T19:42:00Z" w16du:dateUtc="2026-10-18T18:42:00Z">
+          <w:del w:id="223" w:author="Sandy Navarro" w:date="2026-10-18T19:42:00Z" w16du:dateUtc="2026-10-18T18:42:00Z">
             <w:r>
               <w:rPr>
                 <w:color w:val="000000"/>
@@ -4237,14 +4173,14 @@
             <w:tabs>
               <w:tab w:val="left" w:pos="1980"/>
             </w:tabs>
-            <w:pPrChange w:id="228" w:author="Sandy Navarro" w:date="2026-10-18T21:42:00Z" w16du:dateUtc="2026-10-18T20:42:00Z">
+            <w:pPrChange w:id="224" w:author="Sandy Navarro" w:date="2026-10-18T21:42:00Z" w16du:dateUtc="2026-10-18T20:42:00Z">
               <w:pPr/>
             </w:pPrChange>
           </w:pPr>
           <w:r>
             <w:fldChar w:fldCharType="end"/>
           </w:r>
-          <w:ins w:id="229" w:author="Sandy Navarro" w:date="2026-10-18T21:42:00Z" w16du:dateUtc="2026-10-18T20:42:00Z">
+          <w:ins w:id="225" w:author="Sandy Navarro" w:date="2026-10-18T21:42:00Z" w16du:dateUtc="2026-10-18T20:42:00Z">
             <w:r>
               <w:tab/>
             </w:r>
@@ -4255,18 +4191,18 @@
     <w:p>
       <w:pPr>
         <w:rPr>
-          <w:del w:id="230" w:author="Sandy Navarro" w:date="2026-10-19T09:01:00Z" w16du:dateUtc="2026-10-19T08:01:00Z"/>
-        </w:rPr>
-      </w:pPr>
-    </w:p>
-    <w:p>
-      <w:pPr>
-        <w:rPr>
-          <w:del w:id="231" w:author="Sandy Navarro" w:date="2026-10-19T09:01:00Z" w16du:dateUtc="2026-10-19T08:01:00Z"/>
-          <w:color w:val="FF0000"/>
-        </w:rPr>
-      </w:pPr>
-      <w:del w:id="232" w:author="Sandy Navarro" w:date="2026-10-19T09:01:00Z" w16du:dateUtc="2026-10-19T08:01:00Z">
+          <w:del w:id="226" w:author="Sandy Navarro" w:date="2026-10-19T09:01:00Z" w16du:dateUtc="2026-10-19T08:01:00Z"/>
+        </w:rPr>
+      </w:pPr>
+    </w:p>
+    <w:p>
+      <w:pPr>
+        <w:rPr>
+          <w:del w:id="227" w:author="Sandy Navarro" w:date="2026-10-19T09:01:00Z" w16du:dateUtc="2026-10-19T08:01:00Z"/>
+          <w:color w:val="FF0000"/>
+        </w:rPr>
+      </w:pPr>
+      <w:del w:id="228" w:author="Sandy Navarro" w:date="2026-10-19T09:01:00Z" w16du:dateUtc="2026-10-19T08:01:00Z">
         <w:r>
           <w:rPr>
             <w:color w:val="FF0000"/>
@@ -4280,10 +4216,10 @@
     <w:p>
       <w:pPr>
         <w:rPr>
-          <w:ins w:id="233" w:author="Sandy Navarro" w:date="2026-10-19T09:24:00Z" w16du:dateUtc="2026-10-19T08:24:00Z"/>
-        </w:rPr>
-      </w:pPr>
-      <w:ins w:id="234" w:author="Sandy Navarro" w:date="2026-10-19T09:24:00Z" w16du:dateUtc="2026-10-19T08:24:00Z">
+          <w:ins w:id="229" w:author="Sandy Navarro" w:date="2026-10-19T09:24:00Z" w16du:dateUtc="2026-10-19T08:24:00Z"/>
+        </w:rPr>
+      </w:pPr>
+      <w:ins w:id="230" w:author="Sandy Navarro" w:date="2026-10-19T09:24:00Z" w16du:dateUtc="2026-10-19T08:24:00Z">
         <w:r>
           <w:br w:type="page"/>
         </w:r>
@@ -4291,30 +4227,26 @@
     </w:p>
     <w:p>
       <w:pPr>
-        <w:rPr>
-          <w:ins w:id="235" w:author="Sandy Navarro" w:date="2026-10-19T09:24:00Z" w16du:dateUtc="2026-10-19T08:24:00Z"/>
-        </w:rPr>
-      </w:pPr>
-      <w:ins w:id="236" w:author="Sandy Navarro" w:date="2026-10-19T09:24:00Z" w16du:dateUtc="2026-10-19T08:24:00Z">
-        <w:r>
-          <w:lastRenderedPageBreak/>
-          <w:br w:type="page"/>
-        </w:r>
-      </w:ins>
-    </w:p>
-    <w:p>
-      <w:pPr>
-        <w:rPr>
-          <w:ins w:id="237" w:author="Sandy Navarro" w:date="2026-10-19T09:25:00Z" w16du:dateUtc="2026-10-19T08:25:00Z"/>
-        </w:rPr>
-      </w:pPr>
-      <w:ins w:id="238" w:author="Sandy Navarro" w:date="2026-10-19T09:24:00Z" w16du:dateUtc="2026-10-19T08:24:00Z">
+        <w:pStyle w:val="Ttulo1"/>
+        <w:numPr>
+          <w:ilvl w:val="0"/>
+          <w:numId w:val="10"/>
+        </w:numPr>
+        <w:spacing w:after="0"/>
+        <w:rPr>
+          <w:ins w:id="231" w:author="Sandy Navarro" w:date="2026-10-19T09:25:00Z" w16du:dateUtc="2026-10-19T08:25:00Z"/>
+        </w:rPr>
+        <w:pPrChange w:id="232" w:author="Sandy Navarro" w:date="2026-10-19T09:38:00Z" w16du:dateUtc="2026-10-19T08:38:00Z">
+          <w:pPr/>
+        </w:pPrChange>
+      </w:pPr>
+      <w:ins w:id="233" w:author="Sandy Navarro" w:date="2026-10-19T09:24:00Z" w16du:dateUtc="2026-10-19T08:24:00Z">
         <w:r>
           <w:lastRenderedPageBreak/>
           <w:t xml:space="preserve">Assessment Task: </w:t>
         </w:r>
       </w:ins>
-      <w:ins w:id="239" w:author="Sandy Navarro" w:date="2026-10-19T09:25:00Z" w16du:dateUtc="2026-10-19T08:25:00Z">
+      <w:ins w:id="234" w:author="Sandy Navarro" w:date="2026-10-19T09:25:00Z" w16du:dateUtc="2026-10-19T08:25:00Z">
         <w:r>
           <w:t>capstone project proposal.</w:t>
         </w:r>
@@ -4323,7 +4255,7 @@
     <w:p>
       <w:pPr>
         <w:rPr>
-          <w:ins w:id="240" w:author="Sandy Navarro" w:date="2026-10-19T09:25:00Z" w16du:dateUtc="2026-10-19T08:25:00Z"/>
+          <w:ins w:id="235" w:author="Sandy Navarro" w:date="2026-10-19T09:25:00Z" w16du:dateUtc="2026-10-19T08:25:00Z"/>
         </w:rPr>
       </w:pPr>
     </w:p>
@@ -4336,9 +4268,19 @@
           <w:cols w:space="720"/>
         </w:sectPr>
       </w:pPr>
-      <w:ins w:id="241" w:author="Sandy Navarro" w:date="2026-10-19T09:25:00Z" w16du:dateUtc="2026-10-19T08:25:00Z">
+      <w:ins w:id="236" w:author="Sandy Navarro" w:date="2026-10-19T09:25:00Z" w16du:dateUtc="2026-10-19T08:25:00Z">
         <w:r>
           <w:t xml:space="preserve">Forecasting </w:t>
+        </w:r>
+      </w:ins>
+      <w:ins w:id="237" w:author="Sandy Navarro" w:date="2026-10-19T09:37:00Z" w16du:dateUtc="2026-10-19T08:37:00Z">
+        <w:r>
+          <w:t>restaurant demand duri</w:t>
+        </w:r>
+      </w:ins>
+      <w:ins w:id="238" w:author="Sandy Navarro" w:date="2026-10-19T09:38:00Z" w16du:dateUtc="2026-10-19T08:38:00Z">
+        <w:r>
+          <w:t>ng recurring peak hours.</w:t>
         </w:r>
       </w:ins>
     </w:p>
@@ -4347,18 +4289,23 @@
         <w:pStyle w:val="Ttulo1"/>
         <w:spacing w:after="0"/>
       </w:pPr>
-      <w:bookmarkStart w:id="242" w:name="_heading=h.gjdgxs" w:colFirst="0" w:colLast="0"/>
-      <w:bookmarkEnd w:id="242"/>
-      <w:ins w:id="243" w:author="Sandy Navarro" w:date="2026-10-19T09:24:00Z" w16du:dateUtc="2026-10-19T08:24:00Z">
+      <w:bookmarkStart w:id="239" w:name="_heading=h.gjdgxs" w:colFirst="0" w:colLast="0"/>
+      <w:bookmarkEnd w:id="239"/>
+      <w:ins w:id="240" w:author="Sandy Navarro" w:date="2026-10-19T09:24:00Z" w16du:dateUtc="2026-10-19T08:24:00Z">
         <w:r>
           <w:lastRenderedPageBreak/>
           <w:t>2.</w:t>
+        </w:r>
+      </w:ins>
+      <w:ins w:id="241" w:author="Sandy Navarro" w:date="2026-10-19T09:37:00Z" w16du:dateUtc="2026-10-19T08:37:00Z">
+        <w:r>
+          <w:t xml:space="preserve"> </w:t>
         </w:r>
       </w:ins>
       <w:r>
         <w:t>Introduction</w:t>
       </w:r>
-      <w:ins w:id="244" w:author="Sandy Navarro" w:date="2026-10-19T09:23:00Z" w16du:dateUtc="2026-10-19T08:23:00Z">
+      <w:ins w:id="242" w:author="Sandy Navarro" w:date="2026-10-19T09:23:00Z" w16du:dateUtc="2026-10-19T08:23:00Z">
         <w:r>
           <w:t>.</w:t>
         </w:r>
@@ -4367,12 +4314,12 @@
     <w:p>
       <w:pPr>
         <w:rPr>
-          <w:del w:id="245" w:author="Sandy Navarro" w:date="2026-10-18T19:44:00Z" w16du:dateUtc="2026-10-18T18:44:00Z"/>
-        </w:rPr>
-      </w:pPr>
-      <w:bookmarkStart w:id="246" w:name="_heading=h.30j0zll" w:colFirst="0" w:colLast="0"/>
-      <w:bookmarkEnd w:id="246"/>
-      <w:del w:id="247" w:author="Sandy Navarro" w:date="2026-10-18T19:44:00Z" w16du:dateUtc="2026-10-18T18:44:00Z">
+          <w:del w:id="243" w:author="Sandy Navarro" w:date="2026-10-18T19:44:00Z" w16du:dateUtc="2026-10-18T18:44:00Z"/>
+        </w:rPr>
+      </w:pPr>
+      <w:bookmarkStart w:id="244" w:name="_heading=h.30j0zll" w:colFirst="0" w:colLast="0"/>
+      <w:bookmarkEnd w:id="244"/>
+      <w:del w:id="245" w:author="Sandy Navarro" w:date="2026-10-18T19:44:00Z" w16du:dateUtc="2026-10-18T18:44:00Z">
         <w:r>
           <w:delText>Chapter 1</w:delText>
         </w:r>
@@ -4383,7 +4330,7 @@
         <w:pStyle w:val="Ttulo1"/>
         <w:spacing w:before="0"/>
         <w:rPr>
-          <w:ins w:id="248" w:author="Sandy Navarro" w:date="2026-10-18T19:45:00Z" w16du:dateUtc="2026-10-18T18:45:00Z"/>
+          <w:ins w:id="246" w:author="Sandy Navarro" w:date="2026-10-18T19:45:00Z" w16du:dateUtc="2026-10-18T18:45:00Z"/>
         </w:rPr>
       </w:pPr>
     </w:p>
@@ -4391,12 +4338,12 @@
       <w:pPr>
         <w:pStyle w:val="Ttulo2"/>
         <w:rPr>
-          <w:del w:id="249" w:author="Sandy Navarro" w:date="2026-10-18T19:44:00Z" w16du:dateUtc="2026-10-18T18:44:00Z"/>
-        </w:rPr>
-      </w:pPr>
-      <w:bookmarkStart w:id="250" w:name="_heading=h.1fob9te" w:colFirst="0" w:colLast="0"/>
-      <w:bookmarkEnd w:id="250"/>
-      <w:del w:id="251" w:author="Sandy Navarro" w:date="2026-10-18T19:44:00Z" w16du:dateUtc="2026-10-18T18:44:00Z">
+          <w:del w:id="247" w:author="Sandy Navarro" w:date="2026-10-18T19:44:00Z" w16du:dateUtc="2026-10-18T18:44:00Z"/>
+        </w:rPr>
+      </w:pPr>
+      <w:bookmarkStart w:id="248" w:name="_heading=h.1fob9te" w:colFirst="0" w:colLast="0"/>
+      <w:bookmarkEnd w:id="248"/>
+      <w:del w:id="249" w:author="Sandy Navarro" w:date="2026-10-18T19:44:00Z" w16du:dateUtc="2026-10-18T18:44:00Z">
         <w:r>
           <w:delText>Chapter 1.1</w:delText>
         </w:r>
@@ -4406,12 +4353,12 @@
       <w:pPr>
         <w:pStyle w:val="Ttulo3"/>
         <w:rPr>
-          <w:del w:id="252" w:author="Sandy Navarro" w:date="2026-10-18T19:44:00Z" w16du:dateUtc="2026-10-18T18:44:00Z"/>
-        </w:rPr>
-      </w:pPr>
-      <w:bookmarkStart w:id="253" w:name="_heading=h.3znysh7" w:colFirst="0" w:colLast="0"/>
-      <w:bookmarkEnd w:id="253"/>
-      <w:del w:id="254" w:author="Sandy Navarro" w:date="2026-10-18T19:44:00Z" w16du:dateUtc="2026-10-18T18:44:00Z">
+          <w:del w:id="250" w:author="Sandy Navarro" w:date="2026-10-18T19:44:00Z" w16du:dateUtc="2026-10-18T18:44:00Z"/>
+        </w:rPr>
+      </w:pPr>
+      <w:bookmarkStart w:id="251" w:name="_heading=h.3znysh7" w:colFirst="0" w:colLast="0"/>
+      <w:bookmarkEnd w:id="251"/>
+      <w:del w:id="252" w:author="Sandy Navarro" w:date="2026-10-18T19:44:00Z" w16du:dateUtc="2026-10-18T18:44:00Z">
         <w:r>
           <w:delText>Chapter 1.1.1.</w:delText>
         </w:r>
@@ -4420,24 +4367,20 @@
     <w:p>
       <w:pPr>
         <w:rPr>
-          <w:del w:id="255" w:author="Sandy Navarro" w:date="2026-10-18T19:44:00Z" w16du:dateUtc="2026-10-18T18:44:00Z"/>
-        </w:rPr>
-      </w:pPr>
-    </w:p>
-    <w:p>
-      <w:pPr>
-        <w:rPr>
-          <w:del w:id="256" w:author="Sandy Navarro" w:date="2026-10-18T19:44:00Z" w16du:dateUtc="2026-10-18T18:44:00Z"/>
-        </w:rPr>
-      </w:pPr>
-      <w:del w:id="257" w:author="Sandy Navarro" w:date="2026-10-18T19:44:00Z" w16du:dateUtc="2026-10-18T18:44:00Z">
-        <w:r>
-          <w:rPr>
-            <w:rPrChange w:id="258" w:author="Sandy Navarro" w:date="2026-10-19T09:01:00Z" w16du:dateUtc="2026-10-19T08:01:00Z">
-              <w:rPr>
-                <w:noProof/>
-              </w:rPr>
-            </w:rPrChange>
+          <w:del w:id="253" w:author="Sandy Navarro" w:date="2026-10-18T19:44:00Z" w16du:dateUtc="2026-10-18T18:44:00Z"/>
+        </w:rPr>
+      </w:pPr>
+    </w:p>
+    <w:p>
+      <w:pPr>
+        <w:rPr>
+          <w:del w:id="254" w:author="Sandy Navarro" w:date="2026-10-18T19:44:00Z" w16du:dateUtc="2026-10-18T18:44:00Z"/>
+        </w:rPr>
+      </w:pPr>
+      <w:del w:id="255" w:author="Sandy Navarro" w:date="2026-10-18T19:44:00Z" w16du:dateUtc="2026-10-18T18:44:00Z">
+        <w:r>
+          <w:rPr>
+            <w:noProof/>
           </w:rPr>
           <w:drawing>
             <wp:inline distT="0" distB="0" distL="0" distR="0" wp14:anchorId="3D568519" wp14:editId="3B3CDB16">
@@ -4480,35 +4423,35 @@
     <w:p>
       <w:pPr>
         <w:rPr>
+          <w:del w:id="256" w:author="Sandy Navarro" w:date="2026-10-18T19:44:00Z" w16du:dateUtc="2026-10-18T18:44:00Z"/>
+          <w:color w:val="FF0000"/>
+        </w:rPr>
+      </w:pPr>
+    </w:p>
+    <w:p>
+      <w:pPr>
+        <w:rPr>
+          <w:del w:id="257" w:author="Sandy Navarro" w:date="2026-10-18T19:44:00Z" w16du:dateUtc="2026-10-18T18:44:00Z"/>
+          <w:color w:val="FF0000"/>
+        </w:rPr>
+      </w:pPr>
+      <w:del w:id="258" w:author="Sandy Navarro" w:date="2026-10-18T19:44:00Z" w16du:dateUtc="2026-10-18T18:44:00Z">
+        <w:r>
+          <w:rPr>
+            <w:color w:val="FF0000"/>
+          </w:rPr>
+          <w:delText>[NOTE: For the table of contents to function properly, you must use the correct headings for all your chapters and subchapters.</w:delText>
+        </w:r>
+      </w:del>
+    </w:p>
+    <w:p>
+      <w:pPr>
+        <w:rPr>
           <w:del w:id="259" w:author="Sandy Navarro" w:date="2026-10-18T19:44:00Z" w16du:dateUtc="2026-10-18T18:44:00Z"/>
           <w:color w:val="FF0000"/>
         </w:rPr>
       </w:pPr>
-    </w:p>
-    <w:p>
-      <w:pPr>
-        <w:rPr>
-          <w:del w:id="260" w:author="Sandy Navarro" w:date="2026-10-18T19:44:00Z" w16du:dateUtc="2026-10-18T18:44:00Z"/>
-          <w:color w:val="FF0000"/>
-        </w:rPr>
-      </w:pPr>
-      <w:del w:id="261" w:author="Sandy Navarro" w:date="2026-10-18T19:44:00Z" w16du:dateUtc="2026-10-18T18:44:00Z">
-        <w:r>
-          <w:rPr>
-            <w:color w:val="FF0000"/>
-          </w:rPr>
-          <w:delText>[NOTE: For the table of contents to function properly, you must use the correct headings for all your chapters and subchapters.</w:delText>
-        </w:r>
-      </w:del>
-    </w:p>
-    <w:p>
-      <w:pPr>
-        <w:rPr>
-          <w:del w:id="262" w:author="Sandy Navarro" w:date="2026-10-18T19:44:00Z" w16du:dateUtc="2026-10-18T18:44:00Z"/>
-          <w:color w:val="FF0000"/>
-        </w:rPr>
-      </w:pPr>
-      <w:del w:id="263" w:author="Sandy Navarro" w:date="2026-10-18T19:44:00Z" w16du:dateUtc="2026-10-18T18:44:00Z">
+      <w:del w:id="260" w:author="Sandy Navarro" w:date="2026-10-18T19:44:00Z" w16du:dateUtc="2026-10-18T18:44:00Z">
         <w:r>
           <w:rPr>
             <w:b/>
@@ -4527,11 +4470,11 @@
     <w:p>
       <w:pPr>
         <w:rPr>
-          <w:del w:id="264" w:author="Sandy Navarro" w:date="2026-10-18T19:44:00Z" w16du:dateUtc="2026-10-18T18:44:00Z"/>
-          <w:color w:val="FF0000"/>
-        </w:rPr>
-      </w:pPr>
-      <w:del w:id="265" w:author="Sandy Navarro" w:date="2026-10-18T19:44:00Z" w16du:dateUtc="2026-10-18T18:44:00Z">
+          <w:del w:id="261" w:author="Sandy Navarro" w:date="2026-10-18T19:44:00Z" w16du:dateUtc="2026-10-18T18:44:00Z"/>
+          <w:color w:val="FF0000"/>
+        </w:rPr>
+      </w:pPr>
+      <w:del w:id="262" w:author="Sandy Navarro" w:date="2026-10-18T19:44:00Z" w16du:dateUtc="2026-10-18T18:44:00Z">
         <w:r>
           <w:rPr>
             <w:b/>
@@ -4550,11 +4493,11 @@
     <w:p>
       <w:pPr>
         <w:rPr>
-          <w:del w:id="266" w:author="Sandy Navarro" w:date="2026-10-18T19:44:00Z" w16du:dateUtc="2026-10-18T18:44:00Z"/>
-          <w:color w:val="FF0000"/>
-        </w:rPr>
-      </w:pPr>
-      <w:del w:id="267" w:author="Sandy Navarro" w:date="2026-10-18T19:44:00Z" w16du:dateUtc="2026-10-18T18:44:00Z">
+          <w:del w:id="263" w:author="Sandy Navarro" w:date="2026-10-18T19:44:00Z" w16du:dateUtc="2026-10-18T18:44:00Z"/>
+          <w:color w:val="FF0000"/>
+        </w:rPr>
+      </w:pPr>
+      <w:del w:id="264" w:author="Sandy Navarro" w:date="2026-10-18T19:44:00Z" w16du:dateUtc="2026-10-18T18:44:00Z">
         <w:r>
           <w:rPr>
             <w:b/>
@@ -4573,11 +4516,11 @@
     <w:p>
       <w:pPr>
         <w:rPr>
-          <w:del w:id="268" w:author="Sandy Navarro" w:date="2026-10-18T19:44:00Z" w16du:dateUtc="2026-10-18T18:44:00Z"/>
-          <w:color w:val="FF0000"/>
-        </w:rPr>
-      </w:pPr>
-      <w:del w:id="269" w:author="Sandy Navarro" w:date="2026-10-18T19:44:00Z" w16du:dateUtc="2026-10-18T18:44:00Z">
+          <w:del w:id="265" w:author="Sandy Navarro" w:date="2026-10-18T19:44:00Z" w16du:dateUtc="2026-10-18T18:44:00Z"/>
+          <w:color w:val="FF0000"/>
+        </w:rPr>
+      </w:pPr>
+      <w:del w:id="266" w:author="Sandy Navarro" w:date="2026-10-18T19:44:00Z" w16du:dateUtc="2026-10-18T18:44:00Z">
         <w:r>
           <w:rPr>
             <w:color w:val="FF0000"/>
@@ -4589,56 +4532,56 @@
     <w:p>
       <w:pPr>
         <w:rPr>
+          <w:del w:id="267" w:author="Sandy Navarro" w:date="2026-10-18T19:44:00Z" w16du:dateUtc="2026-10-18T18:44:00Z"/>
+          <w:color w:val="FF0000"/>
+        </w:rPr>
+      </w:pPr>
+      <w:del w:id="268" w:author="Sandy Navarro" w:date="2026-10-18T19:44:00Z" w16du:dateUtc="2026-10-18T18:44:00Z">
+        <w:r>
+          <w:rPr>
+            <w:color w:val="FF0000"/>
+          </w:rPr>
+          <w:delText>The remainder of your text should be written using a normal font.]</w:delText>
+        </w:r>
+      </w:del>
+    </w:p>
+    <w:p>
+      <w:pPr>
+        <w:rPr>
+          <w:del w:id="269" w:author="Sandy Navarro" w:date="2026-10-18T19:44:00Z" w16du:dateUtc="2026-10-18T18:44:00Z"/>
+        </w:rPr>
+      </w:pPr>
+    </w:p>
+    <w:p>
+      <w:pPr>
+        <w:rPr>
           <w:del w:id="270" w:author="Sandy Navarro" w:date="2026-10-18T19:44:00Z" w16du:dateUtc="2026-10-18T18:44:00Z"/>
-          <w:color w:val="FF0000"/>
-        </w:rPr>
-      </w:pPr>
-      <w:del w:id="271" w:author="Sandy Navarro" w:date="2026-10-18T19:44:00Z" w16du:dateUtc="2026-10-18T18:44:00Z">
-        <w:r>
-          <w:rPr>
-            <w:color w:val="FF0000"/>
-          </w:rPr>
-          <w:delText>The remainder of your text should be written using a normal font.]</w:delText>
-        </w:r>
-      </w:del>
-    </w:p>
-    <w:p>
-      <w:pPr>
-        <w:rPr>
-          <w:del w:id="272" w:author="Sandy Navarro" w:date="2026-10-18T19:44:00Z" w16du:dateUtc="2026-10-18T18:44:00Z"/>
-        </w:rPr>
-      </w:pPr>
-    </w:p>
-    <w:p>
-      <w:pPr>
-        <w:rPr>
-          <w:del w:id="273" w:author="Sandy Navarro" w:date="2026-10-18T19:44:00Z" w16du:dateUtc="2026-10-18T18:44:00Z"/>
-        </w:rPr>
-      </w:pPr>
-    </w:p>
-    <w:p>
-      <w:pPr>
-        <w:rPr>
-          <w:del w:id="274" w:author="Sandy Navarro" w:date="2026-10-18T19:44:00Z" w16du:dateUtc="2026-10-18T18:44:00Z"/>
-        </w:rPr>
-      </w:pPr>
-    </w:p>
-    <w:p>
-      <w:pPr>
-        <w:rPr>
-          <w:ins w:id="275" w:author="Sandy Navarro" w:date="2026-10-18T19:45:00Z" w16du:dateUtc="2026-10-18T18:45:00Z"/>
-          <w:rPrChange w:id="276" w:author="Sandy Navarro" w:date="2026-10-19T09:01:00Z" w16du:dateUtc="2026-10-19T08:01:00Z">
+        </w:rPr>
+      </w:pPr>
+    </w:p>
+    <w:p>
+      <w:pPr>
+        <w:rPr>
+          <w:del w:id="271" w:author="Sandy Navarro" w:date="2026-10-18T19:44:00Z" w16du:dateUtc="2026-10-18T18:44:00Z"/>
+        </w:rPr>
+      </w:pPr>
+    </w:p>
+    <w:p>
+      <w:pPr>
+        <w:rPr>
+          <w:ins w:id="272" w:author="Sandy Navarro" w:date="2026-10-18T19:45:00Z" w16du:dateUtc="2026-10-18T18:45:00Z"/>
+          <w:rPrChange w:id="273" w:author="Sandy Navarro" w:date="2026-10-19T09:01:00Z" w16du:dateUtc="2026-10-19T08:01:00Z">
             <w:rPr>
-              <w:ins w:id="277" w:author="Sandy Navarro" w:date="2026-10-18T19:45:00Z" w16du:dateUtc="2026-10-18T18:45:00Z"/>
+              <w:ins w:id="274" w:author="Sandy Navarro" w:date="2026-10-18T19:45:00Z" w16du:dateUtc="2026-10-18T18:45:00Z"/>
               <w:lang w:val="en-GB"/>
             </w:rPr>
           </w:rPrChange>
         </w:rPr>
       </w:pPr>
-      <w:ins w:id="278" w:author="Sandy Navarro" w:date="2026-10-18T19:45:00Z" w16du:dateUtc="2026-10-18T18:45:00Z">
-        <w:r>
-          <w:rPr>
-            <w:rPrChange w:id="279" w:author="Sandy Navarro" w:date="2026-10-19T09:01:00Z" w16du:dateUtc="2026-10-19T08:01:00Z">
+      <w:ins w:id="275" w:author="Sandy Navarro" w:date="2026-10-18T19:45:00Z" w16du:dateUtc="2026-10-18T18:45:00Z">
+        <w:r>
+          <w:rPr>
+            <w:rPrChange w:id="276" w:author="Sandy Navarro" w:date="2026-10-19T09:01:00Z" w16du:dateUtc="2026-10-19T08:01:00Z">
               <w:rPr>
                 <w:lang w:val="en-GB"/>
               </w:rPr>
@@ -4651,19 +4594,19 @@
     <w:p>
       <w:pPr>
         <w:rPr>
-          <w:ins w:id="280" w:author="Sandy Navarro" w:date="2026-10-18T21:52:00Z" w16du:dateUtc="2026-10-18T20:52:00Z"/>
-          <w:rPrChange w:id="281" w:author="Sandy Navarro" w:date="2026-10-19T09:01:00Z" w16du:dateUtc="2026-10-19T08:01:00Z">
+          <w:ins w:id="277" w:author="Sandy Navarro" w:date="2026-10-18T21:52:00Z" w16du:dateUtc="2026-10-18T20:52:00Z"/>
+          <w:rPrChange w:id="278" w:author="Sandy Navarro" w:date="2026-10-19T09:01:00Z" w16du:dateUtc="2026-10-19T08:01:00Z">
             <w:rPr>
-              <w:ins w:id="282" w:author="Sandy Navarro" w:date="2026-10-18T21:52:00Z" w16du:dateUtc="2026-10-18T20:52:00Z"/>
+              <w:ins w:id="279" w:author="Sandy Navarro" w:date="2026-10-18T21:52:00Z" w16du:dateUtc="2026-10-18T20:52:00Z"/>
               <w:lang w:val="en-GB"/>
             </w:rPr>
           </w:rPrChange>
         </w:rPr>
       </w:pPr>
-      <w:ins w:id="283" w:author="Sandy Navarro" w:date="2026-10-18T21:52:00Z" w16du:dateUtc="2026-10-18T20:52:00Z">
-        <w:r>
-          <w:rPr>
-            <w:rPrChange w:id="284" w:author="Sandy Navarro" w:date="2026-10-19T09:01:00Z" w16du:dateUtc="2026-10-19T08:01:00Z">
+      <w:ins w:id="280" w:author="Sandy Navarro" w:date="2026-10-18T21:52:00Z" w16du:dateUtc="2026-10-18T20:52:00Z">
+        <w:r>
+          <w:rPr>
+            <w:rPrChange w:id="281" w:author="Sandy Navarro" w:date="2026-10-19T09:01:00Z" w16du:dateUtc="2026-10-19T08:01:00Z">
               <w:rPr>
                 <w:lang w:val="en-GB"/>
               </w:rPr>
@@ -4676,16 +4619,38 @@
     <w:p>
       <w:pPr>
         <w:rPr>
-          <w:ins w:id="285" w:author="Sandy Navarro" w:date="2026-10-18T21:53:00Z" w16du:dateUtc="2026-10-18T20:53:00Z"/>
-          <w:rPrChange w:id="286" w:author="Sandy Navarro" w:date="2026-10-19T09:01:00Z" w16du:dateUtc="2026-10-19T08:01:00Z">
+          <w:ins w:id="282" w:author="Sandy Navarro" w:date="2026-10-18T21:53:00Z" w16du:dateUtc="2026-10-18T20:53:00Z"/>
+          <w:rPrChange w:id="283" w:author="Sandy Navarro" w:date="2026-10-19T09:01:00Z" w16du:dateUtc="2026-10-19T08:01:00Z">
             <w:rPr>
-              <w:ins w:id="287" w:author="Sandy Navarro" w:date="2026-10-18T21:53:00Z" w16du:dateUtc="2026-10-18T20:53:00Z"/>
+              <w:ins w:id="284" w:author="Sandy Navarro" w:date="2026-10-18T21:53:00Z" w16du:dateUtc="2026-10-18T20:53:00Z"/>
               <w:lang w:val="en-GB"/>
             </w:rPr>
           </w:rPrChange>
         </w:rPr>
       </w:pPr>
-      <w:ins w:id="288" w:author="Sandy Navarro" w:date="2026-10-18T21:45:00Z" w16du:dateUtc="2026-10-18T20:45:00Z">
+      <w:ins w:id="285" w:author="Sandy Navarro" w:date="2026-10-18T21:45:00Z" w16du:dateUtc="2026-10-18T20:45:00Z">
+        <w:r>
+          <w:rPr>
+            <w:rPrChange w:id="286" w:author="Sandy Navarro" w:date="2026-10-19T09:01:00Z" w16du:dateUtc="2026-10-19T08:01:00Z">
+              <w:rPr>
+                <w:lang w:val="en-GB"/>
+              </w:rPr>
+            </w:rPrChange>
+          </w:rPr>
+          <w:t>Restaurants</w:t>
+        </w:r>
+        <w:r>
+          <w:rPr>
+            <w:rPrChange w:id="287" w:author="Sandy Navarro" w:date="2026-10-19T09:01:00Z" w16du:dateUtc="2026-10-19T08:01:00Z">
+              <w:rPr>
+                <w:lang w:val="es-MX"/>
+              </w:rPr>
+            </w:rPrChange>
+          </w:rPr>
+          <w:t xml:space="preserve">/pubs </w:t>
+        </w:r>
+      </w:ins>
+      <w:ins w:id="288" w:author="Sandy Navarro" w:date="2026-10-18T21:53:00Z" w16du:dateUtc="2026-10-18T20:53:00Z">
         <w:r>
           <w:rPr>
             <w:rPrChange w:id="289" w:author="Sandy Navarro" w:date="2026-10-19T09:01:00Z" w16du:dateUtc="2026-10-19T08:01:00Z">
@@ -4694,21 +4659,20 @@
               </w:rPr>
             </w:rPrChange>
           </w:rPr>
-          <w:t>Restaurants</w:t>
-        </w:r>
-        <w:r>
-          <w:rPr>
-            <w:rPrChange w:id="290" w:author="Sandy Navarro" w:date="2026-10-19T09:01:00Z" w16du:dateUtc="2026-10-19T08:01:00Z">
+          <w:t>don’t</w:t>
+        </w:r>
+      </w:ins>
+      <w:ins w:id="290" w:author="Sandy Navarro" w:date="2026-10-18T21:45:00Z" w16du:dateUtc="2026-10-18T20:45:00Z">
+        <w:r>
+          <w:rPr>
+            <w:rPrChange w:id="291" w:author="Sandy Navarro" w:date="2026-10-19T09:01:00Z" w16du:dateUtc="2026-10-19T08:01:00Z">
               <w:rPr>
                 <w:lang w:val="es-MX"/>
               </w:rPr>
             </w:rPrChange>
           </w:rPr>
-          <w:t xml:space="preserve">/pubs </w:t>
-        </w:r>
-      </w:ins>
-      <w:proofErr w:type="gramStart"/>
-      <w:ins w:id="291" w:author="Sandy Navarro" w:date="2026-10-18T21:53:00Z" w16du:dateUtc="2026-10-18T20:53:00Z">
+          <w:t xml:space="preserve"> ma</w:t>
+        </w:r>
         <w:r>
           <w:rPr>
             <w:rPrChange w:id="292" w:author="Sandy Navarro" w:date="2026-10-19T09:01:00Z" w16du:dateUtc="2026-10-19T08:01:00Z">
@@ -4717,32 +4681,22 @@
               </w:rPr>
             </w:rPrChange>
           </w:rPr>
-          <w:t>don’t</w:t>
-        </w:r>
-      </w:ins>
-      <w:proofErr w:type="gramEnd"/>
-      <w:ins w:id="293" w:author="Sandy Navarro" w:date="2026-10-18T21:45:00Z" w16du:dateUtc="2026-10-18T20:45:00Z">
+          <w:t xml:space="preserve">ke much profit, and a big part of their money goes </w:t>
+        </w:r>
+      </w:ins>
+      <w:ins w:id="293" w:author="Sandy Navarro" w:date="2026-10-18T21:46:00Z" w16du:dateUtc="2026-10-18T20:46:00Z">
         <w:r>
           <w:rPr>
             <w:rPrChange w:id="294" w:author="Sandy Navarro" w:date="2026-10-19T09:01:00Z" w16du:dateUtc="2026-10-19T08:01:00Z">
-              <w:rPr>
-                <w:lang w:val="es-MX"/>
-              </w:rPr>
-            </w:rPrChange>
-          </w:rPr>
-          <w:t xml:space="preserve"> ma</w:t>
-        </w:r>
-        <w:r>
-          <w:rPr>
-            <w:rPrChange w:id="295" w:author="Sandy Navarro" w:date="2026-10-19T09:01:00Z" w16du:dateUtc="2026-10-19T08:01:00Z">
               <w:rPr>
                 <w:lang w:val="en-GB"/>
               </w:rPr>
             </w:rPrChange>
           </w:rPr>
-          <w:t xml:space="preserve">ke </w:t>
-        </w:r>
-        <w:proofErr w:type="gramStart"/>
+          <w:t xml:space="preserve">on food, </w:t>
+        </w:r>
+      </w:ins>
+      <w:ins w:id="295" w:author="Sandy Navarro" w:date="2026-10-18T21:47:00Z" w16du:dateUtc="2026-10-18T20:47:00Z">
         <w:r>
           <w:rPr>
             <w:rPrChange w:id="296" w:author="Sandy Navarro" w:date="2026-10-19T09:01:00Z" w16du:dateUtc="2026-10-19T08:01:00Z">
@@ -4751,45 +4705,39 @@
               </w:rPr>
             </w:rPrChange>
           </w:rPr>
-          <w:t>much</w:t>
-        </w:r>
-        <w:proofErr w:type="gramEnd"/>
-        <w:r>
-          <w:rPr>
-            <w:rPrChange w:id="297" w:author="Sandy Navarro" w:date="2026-10-19T09:01:00Z" w16du:dateUtc="2026-10-19T08:01:00Z">
+          <w:t>drinks,</w:t>
+        </w:r>
+      </w:ins>
+      <w:ins w:id="297" w:author="Sandy Navarro" w:date="2026-10-18T21:46:00Z" w16du:dateUtc="2026-10-18T20:46:00Z">
+        <w:r>
+          <w:rPr>
+            <w:rPrChange w:id="298" w:author="Sandy Navarro" w:date="2026-10-19T09:01:00Z" w16du:dateUtc="2026-10-19T08:01:00Z">
               <w:rPr>
                 <w:lang w:val="en-GB"/>
               </w:rPr>
             </w:rPrChange>
           </w:rPr>
-          <w:t xml:space="preserve"> profit, and a big part of their money goes </w:t>
-        </w:r>
-      </w:ins>
-      <w:ins w:id="298" w:author="Sandy Navarro" w:date="2026-10-18T21:46:00Z" w16du:dateUtc="2026-10-18T20:46:00Z">
-        <w:r>
-          <w:rPr>
-            <w:rPrChange w:id="299" w:author="Sandy Navarro" w:date="2026-10-19T09:01:00Z" w16du:dateUtc="2026-10-19T08:01:00Z">
+          <w:t xml:space="preserve"> and staff. Both </w:t>
+        </w:r>
+      </w:ins>
+      <w:ins w:id="299" w:author="Sandy Navarro" w:date="2026-10-18T21:47:00Z" w16du:dateUtc="2026-10-18T20:47:00Z">
+        <w:r>
+          <w:rPr>
+            <w:rPrChange w:id="300" w:author="Sandy Navarro" w:date="2026-10-19T09:01:00Z" w16du:dateUtc="2026-10-19T08:01:00Z">
               <w:rPr>
                 <w:lang w:val="en-GB"/>
               </w:rPr>
             </w:rPrChange>
           </w:rPr>
-          <w:t xml:space="preserve">on food, </w:t>
-        </w:r>
-      </w:ins>
-      <w:ins w:id="300" w:author="Sandy Navarro" w:date="2026-10-18T21:47:00Z" w16du:dateUtc="2026-10-18T20:47:00Z">
-        <w:r>
-          <w:rPr>
-            <w:rPrChange w:id="301" w:author="Sandy Navarro" w:date="2026-10-19T09:01:00Z" w16du:dateUtc="2026-10-19T08:01:00Z">
-              <w:rPr>
-                <w:lang w:val="en-GB"/>
-              </w:rPr>
-            </w:rPrChange>
-          </w:rPr>
-          <w:t>drinks,</w:t>
-        </w:r>
-      </w:ins>
-      <w:ins w:id="302" w:author="Sandy Navarro" w:date="2026-10-18T21:46:00Z" w16du:dateUtc="2026-10-18T20:46:00Z">
+          <w:t xml:space="preserve">depend on how many customers turn up and </w:t>
+        </w:r>
+      </w:ins>
+      <w:ins w:id="301" w:author="Sandy Navarro" w:date="2026-10-19T09:02:00Z" w16du:dateUtc="2026-10-19T08:02:00Z">
+        <w:r>
+          <w:t>w</w:t>
+        </w:r>
+      </w:ins>
+      <w:ins w:id="302" w:author="Sandy Navarro" w:date="2026-10-18T21:47:00Z" w16du:dateUtc="2026-10-18T20:47:00Z">
         <w:r>
           <w:rPr>
             <w:rPrChange w:id="303" w:author="Sandy Navarro" w:date="2026-10-19T09:01:00Z" w16du:dateUtc="2026-10-19T08:01:00Z">
@@ -4798,10 +4746,10 @@
               </w:rPr>
             </w:rPrChange>
           </w:rPr>
-          <w:t xml:space="preserve"> and staff. Both </w:t>
-        </w:r>
-      </w:ins>
-      <w:ins w:id="304" w:author="Sandy Navarro" w:date="2026-10-18T21:47:00Z" w16du:dateUtc="2026-10-18T20:47:00Z">
+          <w:t xml:space="preserve">hen. Busy times follow patterns </w:t>
+        </w:r>
+      </w:ins>
+      <w:ins w:id="304" w:author="Sandy Navarro" w:date="2026-10-18T21:48:00Z" w16du:dateUtc="2026-10-18T20:48:00Z">
         <w:r>
           <w:rPr>
             <w:rPrChange w:id="305" w:author="Sandy Navarro" w:date="2026-10-19T09:01:00Z" w16du:dateUtc="2026-10-19T08:01:00Z">
@@ -4810,20 +4758,10 @@
               </w:rPr>
             </w:rPrChange>
           </w:rPr>
-          <w:t xml:space="preserve">depend on how </w:t>
-        </w:r>
-        <w:proofErr w:type="gramStart"/>
-        <w:r>
-          <w:rPr>
-            <w:rPrChange w:id="306" w:author="Sandy Navarro" w:date="2026-10-19T09:01:00Z" w16du:dateUtc="2026-10-19T08:01:00Z">
-              <w:rPr>
-                <w:lang w:val="en-GB"/>
-              </w:rPr>
-            </w:rPrChange>
-          </w:rPr>
-          <w:t>many</w:t>
-        </w:r>
-        <w:proofErr w:type="gramEnd"/>
+          <w:t xml:space="preserve">(weekends, weather, holidays, events), but a lot of restaurant/pubs </w:t>
+        </w:r>
+      </w:ins>
+      <w:ins w:id="306" w:author="Sandy Navarro" w:date="2026-10-18T21:49:00Z" w16du:dateUtc="2026-10-18T20:49:00Z">
         <w:r>
           <w:rPr>
             <w:rPrChange w:id="307" w:author="Sandy Navarro" w:date="2026-10-19T09:01:00Z" w16du:dateUtc="2026-10-19T08:01:00Z">
@@ -4832,27 +4770,23 @@
               </w:rPr>
             </w:rPrChange>
           </w:rPr>
-          <w:t xml:space="preserve"> customers turn up and </w:t>
-        </w:r>
-      </w:ins>
-      <w:ins w:id="308" w:author="Sandy Navarro" w:date="2026-10-19T09:02:00Z" w16du:dateUtc="2026-10-19T08:02:00Z">
-        <w:r>
-          <w:t>w</w:t>
-        </w:r>
-      </w:ins>
-      <w:ins w:id="309" w:author="Sandy Navarro" w:date="2026-10-18T21:47:00Z" w16du:dateUtc="2026-10-18T20:47:00Z">
-        <w:r>
-          <w:rPr>
-            <w:rPrChange w:id="310" w:author="Sandy Navarro" w:date="2026-10-19T09:01:00Z" w16du:dateUtc="2026-10-19T08:01:00Z">
-              <w:rPr>
-                <w:lang w:val="en-GB"/>
-              </w:rPr>
-            </w:rPrChange>
-          </w:rPr>
-          <w:t xml:space="preserve">hen. Busy times follow patterns </w:t>
-        </w:r>
-      </w:ins>
-      <w:ins w:id="311" w:author="Sandy Navarro" w:date="2026-10-18T21:48:00Z" w16du:dateUtc="2026-10-18T20:48:00Z">
+          <w:t>still just guess based on experience or what happened last week.</w:t>
+        </w:r>
+      </w:ins>
+    </w:p>
+    <w:p>
+      <w:pPr>
+        <w:rPr>
+          <w:ins w:id="308" w:author="Sandy Navarro" w:date="2026-10-18T21:49:00Z" w16du:dateUtc="2026-10-18T20:49:00Z"/>
+          <w:rPrChange w:id="309" w:author="Sandy Navarro" w:date="2026-10-19T09:01:00Z" w16du:dateUtc="2026-10-19T08:01:00Z">
+            <w:rPr>
+              <w:ins w:id="310" w:author="Sandy Navarro" w:date="2026-10-18T21:49:00Z" w16du:dateUtc="2026-10-18T20:49:00Z"/>
+              <w:lang w:val="en-GB"/>
+            </w:rPr>
+          </w:rPrChange>
+        </w:rPr>
+      </w:pPr>
+      <w:ins w:id="311" w:author="Sandy Navarro" w:date="2026-10-18T21:53:00Z" w16du:dateUtc="2026-10-18T20:53:00Z">
         <w:r>
           <w:rPr>
             <w:rPrChange w:id="312" w:author="Sandy Navarro" w:date="2026-10-19T09:01:00Z" w16du:dateUtc="2026-10-19T08:01:00Z">
@@ -4861,57 +4795,47 @@
               </w:rPr>
             </w:rPrChange>
           </w:rPr>
-          <w:t xml:space="preserve">(weekends, weather, holidays, events), but </w:t>
-        </w:r>
-        <w:proofErr w:type="gramStart"/>
-        <w:r>
-          <w:rPr>
-            <w:rPrChange w:id="313" w:author="Sandy Navarro" w:date="2026-10-19T09:01:00Z" w16du:dateUtc="2026-10-19T08:01:00Z">
+          <w:t>Why it matters?</w:t>
+        </w:r>
+      </w:ins>
+    </w:p>
+    <w:p>
+      <w:pPr>
+        <w:rPr>
+          <w:ins w:id="313" w:author="Sandy Navarro" w:date="2026-10-18T21:53:00Z" w16du:dateUtc="2026-10-18T20:53:00Z"/>
+          <w:rPrChange w:id="314" w:author="Sandy Navarro" w:date="2026-10-19T09:01:00Z" w16du:dateUtc="2026-10-19T08:01:00Z">
+            <w:rPr>
+              <w:ins w:id="315" w:author="Sandy Navarro" w:date="2026-10-18T21:53:00Z" w16du:dateUtc="2026-10-18T20:53:00Z"/>
+              <w:lang w:val="en-GB"/>
+            </w:rPr>
+          </w:rPrChange>
+        </w:rPr>
+      </w:pPr>
+      <w:ins w:id="316" w:author="Sandy Navarro" w:date="2026-10-18T21:49:00Z" w16du:dateUtc="2026-10-18T20:49:00Z">
+        <w:r>
+          <w:rPr>
+            <w:rPrChange w:id="317" w:author="Sandy Navarro" w:date="2026-10-19T09:01:00Z" w16du:dateUtc="2026-10-19T08:01:00Z">
               <w:rPr>
                 <w:lang w:val="en-GB"/>
               </w:rPr>
             </w:rPrChange>
           </w:rPr>
-          <w:t>a lot of</w:t>
-        </w:r>
-        <w:proofErr w:type="gramEnd"/>
-        <w:r>
-          <w:rPr>
-            <w:rPrChange w:id="314" w:author="Sandy Navarro" w:date="2026-10-19T09:01:00Z" w16du:dateUtc="2026-10-19T08:01:00Z">
+          <w:t>If a manager expe</w:t>
+        </w:r>
+      </w:ins>
+      <w:ins w:id="318" w:author="Sandy Navarro" w:date="2026-10-18T21:50:00Z" w16du:dateUtc="2026-10-18T20:50:00Z">
+        <w:r>
+          <w:rPr>
+            <w:rPrChange w:id="319" w:author="Sandy Navarro" w:date="2026-10-19T09:01:00Z" w16du:dateUtc="2026-10-19T08:01:00Z">
               <w:rPr>
                 <w:lang w:val="en-GB"/>
               </w:rPr>
             </w:rPrChange>
           </w:rPr>
-          <w:t xml:space="preserve"> restaurant/pubs </w:t>
-        </w:r>
-      </w:ins>
-      <w:ins w:id="315" w:author="Sandy Navarro" w:date="2026-10-18T21:49:00Z" w16du:dateUtc="2026-10-18T20:49:00Z">
-        <w:r>
-          <w:rPr>
-            <w:rPrChange w:id="316" w:author="Sandy Navarro" w:date="2026-10-19T09:01:00Z" w16du:dateUtc="2026-10-19T08:01:00Z">
-              <w:rPr>
-                <w:lang w:val="en-GB"/>
-              </w:rPr>
-            </w:rPrChange>
-          </w:rPr>
-          <w:t>still just guess based on experience or what happened last week.</w:t>
-        </w:r>
-      </w:ins>
-    </w:p>
-    <w:p>
-      <w:pPr>
-        <w:rPr>
-          <w:ins w:id="317" w:author="Sandy Navarro" w:date="2026-10-18T21:49:00Z" w16du:dateUtc="2026-10-18T20:49:00Z"/>
-          <w:rPrChange w:id="318" w:author="Sandy Navarro" w:date="2026-10-19T09:01:00Z" w16du:dateUtc="2026-10-19T08:01:00Z">
-            <w:rPr>
-              <w:ins w:id="319" w:author="Sandy Navarro" w:date="2026-10-18T21:49:00Z" w16du:dateUtc="2026-10-18T20:49:00Z"/>
-              <w:lang w:val="en-GB"/>
-            </w:rPr>
-          </w:rPrChange>
-        </w:rPr>
-      </w:pPr>
-      <w:ins w:id="320" w:author="Sandy Navarro" w:date="2026-10-18T21:53:00Z" w16du:dateUtc="2026-10-18T20:53:00Z">
+          <w:t>cts too few customers at a busy time, people wait too long, service is rushed and some customers leave</w:t>
+        </w:r>
+      </w:ins>
+      <w:ins w:id="320" w:author="Sandy Navarro" w:date="2026-10-18T21:51:00Z" w16du:dateUtc="2026-10-18T20:51:00Z">
         <w:r>
           <w:rPr>
             <w:rPrChange w:id="321" w:author="Sandy Navarro" w:date="2026-10-19T09:01:00Z" w16du:dateUtc="2026-10-19T08:01:00Z">
@@ -4920,79 +4844,59 @@
               </w:rPr>
             </w:rPrChange>
           </w:rPr>
-          <w:t>Why it matters?</w:t>
-        </w:r>
-      </w:ins>
-    </w:p>
-    <w:p>
-      <w:pPr>
-        <w:rPr>
-          <w:ins w:id="322" w:author="Sandy Navarro" w:date="2026-10-18T21:53:00Z" w16du:dateUtc="2026-10-18T20:53:00Z"/>
-          <w:rPrChange w:id="323" w:author="Sandy Navarro" w:date="2026-10-19T09:01:00Z" w16du:dateUtc="2026-10-19T08:01:00Z">
-            <w:rPr>
-              <w:ins w:id="324" w:author="Sandy Navarro" w:date="2026-10-18T21:53:00Z" w16du:dateUtc="2026-10-18T20:53:00Z"/>
-              <w:lang w:val="en-GB"/>
-            </w:rPr>
-          </w:rPrChange>
-        </w:rPr>
-      </w:pPr>
-      <w:ins w:id="325" w:author="Sandy Navarro" w:date="2026-10-18T21:49:00Z" w16du:dateUtc="2026-10-18T20:49:00Z">
-        <w:r>
-          <w:rPr>
-            <w:rPrChange w:id="326" w:author="Sandy Navarro" w:date="2026-10-19T09:01:00Z" w16du:dateUtc="2026-10-19T08:01:00Z">
+          <w:t xml:space="preserve">. If they expect too many, staff stand around and food gets wasted. A better forecast would help </w:t>
+        </w:r>
+      </w:ins>
+      <w:ins w:id="322" w:author="Sandy Navarro" w:date="2026-10-18T21:52:00Z" w16du:dateUtc="2026-10-18T20:52:00Z">
+        <w:r>
+          <w:rPr>
+            <w:rPrChange w:id="323" w:author="Sandy Navarro" w:date="2026-10-19T09:01:00Z" w16du:dateUtc="2026-10-19T08:01:00Z">
               <w:rPr>
                 <w:lang w:val="en-GB"/>
               </w:rPr>
             </w:rPrChange>
           </w:rPr>
-          <w:t>If a manager expe</w:t>
-        </w:r>
-      </w:ins>
-      <w:ins w:id="327" w:author="Sandy Navarro" w:date="2026-10-18T21:50:00Z" w16du:dateUtc="2026-10-18T20:50:00Z">
-        <w:r>
-          <w:rPr>
-            <w:rPrChange w:id="328" w:author="Sandy Navarro" w:date="2026-10-19T09:01:00Z" w16du:dateUtc="2026-10-19T08:01:00Z">
+          <w:t>them plan staff</w:t>
+        </w:r>
+      </w:ins>
+      <w:ins w:id="324" w:author="Sandy Navarro" w:date="2026-10-18T21:53:00Z" w16du:dateUtc="2026-10-18T20:53:00Z">
+        <w:r>
+          <w:rPr>
+            <w:rPrChange w:id="325" w:author="Sandy Navarro" w:date="2026-10-19T09:01:00Z" w16du:dateUtc="2026-10-19T08:01:00Z">
               <w:rPr>
                 <w:lang w:val="en-GB"/>
               </w:rPr>
             </w:rPrChange>
           </w:rPr>
-          <w:t xml:space="preserve">cts too few customers at a busy time, people wait too long, service </w:t>
-        </w:r>
-        <w:proofErr w:type="gramStart"/>
-        <w:r>
-          <w:rPr>
-            <w:rPrChange w:id="329" w:author="Sandy Navarro" w:date="2026-10-19T09:01:00Z" w16du:dateUtc="2026-10-19T08:01:00Z">
+          <w:t xml:space="preserve"> and food/drinks ordering</w:t>
+        </w:r>
+      </w:ins>
+      <w:ins w:id="326" w:author="Sandy Navarro" w:date="2026-10-18T21:52:00Z" w16du:dateUtc="2026-10-18T20:52:00Z">
+        <w:r>
+          <w:rPr>
+            <w:rPrChange w:id="327" w:author="Sandy Navarro" w:date="2026-10-19T09:01:00Z" w16du:dateUtc="2026-10-19T08:01:00Z">
               <w:rPr>
                 <w:lang w:val="en-GB"/>
               </w:rPr>
             </w:rPrChange>
           </w:rPr>
-          <w:t>is rushed</w:t>
-        </w:r>
-        <w:proofErr w:type="gramEnd"/>
-        <w:r>
-          <w:rPr>
-            <w:rPrChange w:id="330" w:author="Sandy Navarro" w:date="2026-10-19T09:01:00Z" w16du:dateUtc="2026-10-19T08:01:00Z">
-              <w:rPr>
-                <w:lang w:val="en-GB"/>
-              </w:rPr>
-            </w:rPrChange>
-          </w:rPr>
-          <w:t xml:space="preserve"> and </w:t>
-        </w:r>
-        <w:proofErr w:type="gramStart"/>
-        <w:r>
-          <w:rPr>
-            <w:rPrChange w:id="331" w:author="Sandy Navarro" w:date="2026-10-19T09:01:00Z" w16du:dateUtc="2026-10-19T08:01:00Z">
-              <w:rPr>
-                <w:lang w:val="en-GB"/>
-              </w:rPr>
-            </w:rPrChange>
-          </w:rPr>
-          <w:t>some</w:t>
-        </w:r>
-        <w:proofErr w:type="gramEnd"/>
+          <w:t>.</w:t>
+        </w:r>
+      </w:ins>
+    </w:p>
+    <w:p>
+      <w:pPr>
+        <w:rPr>
+          <w:ins w:id="328" w:author="Sandy Navarro" w:date="2026-10-18T21:53:00Z" w16du:dateUtc="2026-10-18T20:53:00Z"/>
+          <w:rPrChange w:id="329" w:author="Sandy Navarro" w:date="2026-10-19T09:01:00Z" w16du:dateUtc="2026-10-19T08:01:00Z">
+            <w:rPr>
+              <w:ins w:id="330" w:author="Sandy Navarro" w:date="2026-10-18T21:53:00Z" w16du:dateUtc="2026-10-18T20:53:00Z"/>
+              <w:lang w:val="en-GB"/>
+            </w:rPr>
+          </w:rPrChange>
+        </w:rPr>
+      </w:pPr>
+      <w:ins w:id="331" w:author="Sandy Navarro" w:date="2026-10-18T21:53:00Z" w16du:dateUtc="2026-10-18T20:53:00Z">
         <w:r>
           <w:rPr>
             <w:rPrChange w:id="332" w:author="Sandy Navarro" w:date="2026-10-19T09:01:00Z" w16du:dateUtc="2026-10-19T08:01:00Z">
@@ -5001,21 +4905,18 @@
               </w:rPr>
             </w:rPrChange>
           </w:rPr>
-          <w:t xml:space="preserve"> customers leave</w:t>
-        </w:r>
-      </w:ins>
-      <w:ins w:id="333" w:author="Sandy Navarro" w:date="2026-10-18T21:51:00Z" w16du:dateUtc="2026-10-18T20:51:00Z">
-        <w:r>
-          <w:rPr>
-            <w:rPrChange w:id="334" w:author="Sandy Navarro" w:date="2026-10-19T09:01:00Z" w16du:dateUtc="2026-10-19T08:01:00Z">
-              <w:rPr>
-                <w:lang w:val="en-GB"/>
-              </w:rPr>
-            </w:rPrChange>
-          </w:rPr>
-          <w:t xml:space="preserve">. If they expect too many, staff stand around and food </w:t>
-        </w:r>
-        <w:proofErr w:type="gramStart"/>
+          <w:t>Why I chose it?</w:t>
+        </w:r>
+      </w:ins>
+    </w:p>
+    <w:p>
+      <w:pPr>
+        <w:rPr>
+          <w:ins w:id="333" w:author="Sandy Navarro" w:date="2026-10-18T21:52:00Z" w16du:dateUtc="2026-10-18T20:52:00Z"/>
+          <w:lang w:val="en-GB"/>
+        </w:rPr>
+      </w:pPr>
+      <w:ins w:id="334" w:author="Sandy Navarro" w:date="2026-10-18T21:54:00Z" w16du:dateUtc="2026-10-18T20:54:00Z">
         <w:r>
           <w:rPr>
             <w:rPrChange w:id="335" w:author="Sandy Navarro" w:date="2026-10-19T09:01:00Z" w16du:dateUtc="2026-10-19T08:01:00Z">
@@ -5024,9 +4925,8 @@
               </w:rPr>
             </w:rPrChange>
           </w:rPr>
-          <w:t>gets wasted</w:t>
-        </w:r>
-        <w:proofErr w:type="gramEnd"/>
+          <w:t xml:space="preserve">Busy hours are where mistakes cost the most, but daily </w:t>
+        </w:r>
         <w:r>
           <w:rPr>
             <w:rPrChange w:id="336" w:author="Sandy Navarro" w:date="2026-10-19T09:01:00Z" w16du:dateUtc="2026-10-19T08:01:00Z">
@@ -5035,10 +4935,18 @@
               </w:rPr>
             </w:rPrChange>
           </w:rPr>
-          <w:t xml:space="preserve">. A better forecast would help </w:t>
-        </w:r>
-      </w:ins>
-      <w:ins w:id="337" w:author="Sandy Navarro" w:date="2026-10-18T21:52:00Z" w16du:dateUtc="2026-10-18T20:52:00Z">
+          <w:t>averages</w:t>
+        </w:r>
+        <w:r>
+          <w:rPr>
+            <w:rPrChange w:id="337" w:author="Sandy Navarro" w:date="2026-10-19T09:01:00Z" w16du:dateUtc="2026-10-19T08:01:00Z">
+              <w:rPr>
+                <w:lang w:val="en-GB"/>
+              </w:rPr>
+            </w:rPrChange>
+          </w:rPr>
+          <w:t xml:space="preserve"> hide them. The data </w:t>
+        </w:r>
         <w:r>
           <w:rPr>
             <w:rPrChange w:id="338" w:author="Sandy Navarro" w:date="2026-10-19T09:01:00Z" w16du:dateUtc="2026-10-19T08:01:00Z">
@@ -5047,10 +4955,10 @@
               </w:rPr>
             </w:rPrChange>
           </w:rPr>
-          <w:t>them plan staff</w:t>
-        </w:r>
-      </w:ins>
-      <w:ins w:id="339" w:author="Sandy Navarro" w:date="2026-10-18T21:53:00Z" w16du:dateUtc="2026-10-18T20:53:00Z">
+          <w:t>(</w:t>
+        </w:r>
+      </w:ins>
+      <w:ins w:id="339" w:author="Sandy Navarro" w:date="2026-10-18T21:55:00Z" w16du:dateUtc="2026-10-18T20:55:00Z">
         <w:r>
           <w:rPr>
             <w:rPrChange w:id="340" w:author="Sandy Navarro" w:date="2026-10-19T09:01:00Z" w16du:dateUtc="2026-10-19T08:01:00Z">
@@ -5059,10 +4967,10 @@
               </w:rPr>
             </w:rPrChange>
           </w:rPr>
-          <w:t xml:space="preserve"> and food/drinks ordering</w:t>
-        </w:r>
-      </w:ins>
-      <w:ins w:id="341" w:author="Sandy Navarro" w:date="2026-10-18T21:52:00Z" w16du:dateUtc="2026-10-18T20:52:00Z">
+          <w:t>sales, weather, holidays</w:t>
+        </w:r>
+      </w:ins>
+      <w:ins w:id="341" w:author="Sandy Navarro" w:date="2026-10-18T21:54:00Z" w16du:dateUtc="2026-10-18T20:54:00Z">
         <w:r>
           <w:rPr>
             <w:rPrChange w:id="342" w:author="Sandy Navarro" w:date="2026-10-19T09:01:00Z" w16du:dateUtc="2026-10-19T08:01:00Z">
@@ -5071,53 +4979,57 @@
               </w:rPr>
             </w:rPrChange>
           </w:rPr>
-          <w:t>.</w:t>
-        </w:r>
-      </w:ins>
-    </w:p>
-    <w:p>
-      <w:pPr>
-        <w:rPr>
-          <w:ins w:id="343" w:author="Sandy Navarro" w:date="2026-10-18T21:53:00Z" w16du:dateUtc="2026-10-18T20:53:00Z"/>
-          <w:rPrChange w:id="344" w:author="Sandy Navarro" w:date="2026-10-19T09:01:00Z" w16du:dateUtc="2026-10-19T08:01:00Z">
-            <w:rPr>
-              <w:ins w:id="345" w:author="Sandy Navarro" w:date="2026-10-18T21:53:00Z" w16du:dateUtc="2026-10-18T20:53:00Z"/>
-              <w:lang w:val="en-GB"/>
-            </w:rPr>
-          </w:rPrChange>
-        </w:rPr>
-      </w:pPr>
-      <w:ins w:id="346" w:author="Sandy Navarro" w:date="2026-10-18T21:53:00Z" w16du:dateUtc="2026-10-18T20:53:00Z">
-        <w:r>
-          <w:rPr>
-            <w:rPrChange w:id="347" w:author="Sandy Navarro" w:date="2026-10-19T09:01:00Z" w16du:dateUtc="2026-10-19T08:01:00Z">
+          <w:t>)</w:t>
+        </w:r>
+      </w:ins>
+      <w:ins w:id="343" w:author="Sandy Navarro" w:date="2026-10-18T21:55:00Z" w16du:dateUtc="2026-10-18T20:55:00Z">
+        <w:r>
+          <w:rPr>
+            <w:rPrChange w:id="344" w:author="Sandy Navarro" w:date="2026-10-19T09:01:00Z" w16du:dateUtc="2026-10-19T08:01:00Z">
               <w:rPr>
                 <w:lang w:val="en-GB"/>
               </w:rPr>
             </w:rPrChange>
           </w:rPr>
-          <w:t>Why I chose it?</w:t>
-        </w:r>
-      </w:ins>
-    </w:p>
-    <w:p>
-      <w:pPr>
-        <w:rPr>
-          <w:ins w:id="348" w:author="Sandy Navarro" w:date="2026-10-18T21:52:00Z" w16du:dateUtc="2026-10-18T20:52:00Z"/>
-          <w:lang w:val="en-GB"/>
-        </w:rPr>
-      </w:pPr>
-      <w:ins w:id="349" w:author="Sandy Navarro" w:date="2026-10-18T21:54:00Z" w16du:dateUtc="2026-10-18T20:54:00Z">
-        <w:r>
-          <w:rPr>
-            <w:rPrChange w:id="350" w:author="Sandy Navarro" w:date="2026-10-19T09:01:00Z" w16du:dateUtc="2026-10-19T08:01:00Z">
+          <w:t xml:space="preserve"> is easy to get hold of, </w:t>
+        </w:r>
+      </w:ins>
+      <w:ins w:id="345" w:author="Sandy Navarro" w:date="2026-10-19T09:03:00Z" w16du:dateUtc="2026-10-19T08:03:00Z">
+        <w:r>
+          <w:t>so it</w:t>
+        </w:r>
+        <w:r>
+          <w:rPr>
+            <w:lang w:val="en-GB"/>
+            <w:rPrChange w:id="346" w:author="Sandy Navarro" w:date="2026-10-19T09:03:00Z" w16du:dateUtc="2026-10-19T08:03:00Z">
               <w:rPr>
-                <w:lang w:val="en-GB"/>
+                <w:lang w:val="es-MX"/>
               </w:rPr>
             </w:rPrChange>
           </w:rPr>
-          <w:t xml:space="preserve">Busy hours are where mistakes cost the most, but daily </w:t>
-        </w:r>
+          <w:t xml:space="preserve">´s </w:t>
+        </w:r>
+        <w:r>
+          <w:rPr>
+            <w:lang w:val="en-GB"/>
+          </w:rPr>
+          <w:t>realistic to do.</w:t>
+        </w:r>
+      </w:ins>
+    </w:p>
+    <w:p>
+      <w:pPr>
+        <w:rPr>
+          <w:ins w:id="347" w:author="Sandy Navarro" w:date="2026-10-18T19:45:00Z" w16du:dateUtc="2026-10-18T18:45:00Z"/>
+          <w:rPrChange w:id="348" w:author="Sandy Navarro" w:date="2026-10-19T09:01:00Z" w16du:dateUtc="2026-10-19T08:01:00Z">
+            <w:rPr>
+              <w:ins w:id="349" w:author="Sandy Navarro" w:date="2026-10-18T19:45:00Z" w16du:dateUtc="2026-10-18T18:45:00Z"/>
+              <w:lang w:val="en-GB"/>
+            </w:rPr>
+          </w:rPrChange>
+        </w:rPr>
+      </w:pPr>
+      <w:ins w:id="350" w:author="Sandy Navarro" w:date="2026-10-18T21:48:00Z" w16du:dateUtc="2026-10-18T20:48:00Z">
         <w:r>
           <w:rPr>
             <w:rPrChange w:id="351" w:author="Sandy Navarro" w:date="2026-10-19T09:01:00Z" w16du:dateUtc="2026-10-19T08:01:00Z">
@@ -5126,112 +5038,74 @@
               </w:rPr>
             </w:rPrChange>
           </w:rPr>
-          <w:t>averages</w:t>
-        </w:r>
-        <w:r>
-          <w:rPr>
-            <w:rPrChange w:id="352" w:author="Sandy Navarro" w:date="2026-10-19T09:01:00Z" w16du:dateUtc="2026-10-19T08:01:00Z">
-              <w:rPr>
-                <w:lang w:val="en-GB"/>
-              </w:rPr>
-            </w:rPrChange>
-          </w:rPr>
-          <w:t xml:space="preserve"> hide them. The data </w:t>
-        </w:r>
-        <w:r>
-          <w:rPr>
-            <w:rPrChange w:id="353" w:author="Sandy Navarro" w:date="2026-10-19T09:01:00Z" w16du:dateUtc="2026-10-19T08:01:00Z">
-              <w:rPr>
-                <w:lang w:val="en-GB"/>
-              </w:rPr>
-            </w:rPrChange>
-          </w:rPr>
-          <w:t>(</w:t>
-        </w:r>
-      </w:ins>
-      <w:ins w:id="354" w:author="Sandy Navarro" w:date="2026-10-18T21:55:00Z" w16du:dateUtc="2026-10-18T20:55:00Z">
-        <w:r>
-          <w:rPr>
-            <w:rPrChange w:id="355" w:author="Sandy Navarro" w:date="2026-10-19T09:01:00Z" w16du:dateUtc="2026-10-19T08:01:00Z">
-              <w:rPr>
-                <w:lang w:val="en-GB"/>
-              </w:rPr>
-            </w:rPrChange>
-          </w:rPr>
-          <w:t>sales, weather, holidays</w:t>
-        </w:r>
-      </w:ins>
-      <w:ins w:id="356" w:author="Sandy Navarro" w:date="2026-10-18T21:54:00Z" w16du:dateUtc="2026-10-18T20:54:00Z">
-        <w:r>
-          <w:rPr>
-            <w:rPrChange w:id="357" w:author="Sandy Navarro" w:date="2026-10-19T09:01:00Z" w16du:dateUtc="2026-10-19T08:01:00Z">
-              <w:rPr>
-                <w:lang w:val="en-GB"/>
-              </w:rPr>
-            </w:rPrChange>
-          </w:rPr>
-          <w:t>)</w:t>
-        </w:r>
-      </w:ins>
-      <w:ins w:id="358" w:author="Sandy Navarro" w:date="2026-10-18T21:55:00Z" w16du:dateUtc="2026-10-18T20:55:00Z">
-        <w:r>
-          <w:rPr>
-            <w:rPrChange w:id="359" w:author="Sandy Navarro" w:date="2026-10-19T09:01:00Z" w16du:dateUtc="2026-10-19T08:01:00Z">
-              <w:rPr>
-                <w:lang w:val="en-GB"/>
-              </w:rPr>
-            </w:rPrChange>
-          </w:rPr>
-          <w:t xml:space="preserve"> is easy to get hold of, </w:t>
-        </w:r>
-      </w:ins>
-      <w:ins w:id="360" w:author="Sandy Navarro" w:date="2026-10-19T09:03:00Z" w16du:dateUtc="2026-10-19T08:03:00Z">
-        <w:r>
-          <w:t>so it</w:t>
-        </w:r>
-        <w:r>
-          <w:rPr>
-            <w:lang w:val="en-GB"/>
-            <w:rPrChange w:id="361" w:author="Sandy Navarro" w:date="2026-10-19T09:03:00Z" w16du:dateUtc="2026-10-19T08:03:00Z">
-              <w:rPr>
-                <w:lang w:val="es-MX"/>
-              </w:rPr>
-            </w:rPrChange>
-          </w:rPr>
-          <w:t xml:space="preserve">´s </w:t>
-        </w:r>
-        <w:r>
-          <w:rPr>
-            <w:lang w:val="en-GB"/>
-          </w:rPr>
-          <w:t>realistic to do.</w:t>
-        </w:r>
-      </w:ins>
-    </w:p>
-    <w:p>
-      <w:pPr>
-        <w:rPr>
-          <w:ins w:id="362" w:author="Sandy Navarro" w:date="2026-10-18T19:45:00Z" w16du:dateUtc="2026-10-18T18:45:00Z"/>
-          <w:rPrChange w:id="363" w:author="Sandy Navarro" w:date="2026-10-19T09:01:00Z" w16du:dateUtc="2026-10-19T08:01:00Z">
+          <w:t xml:space="preserve"> </w:t>
+        </w:r>
+      </w:ins>
+    </w:p>
+    <w:p>
+      <w:pPr>
+        <w:rPr>
+          <w:ins w:id="352" w:author="Sandy Navarro" w:date="2026-10-18T19:45:00Z" w16du:dateUtc="2026-10-18T18:45:00Z"/>
+          <w:rPrChange w:id="353" w:author="Sandy Navarro" w:date="2026-10-19T09:01:00Z" w16du:dateUtc="2026-10-19T08:01:00Z">
             <w:rPr>
-              <w:ins w:id="364" w:author="Sandy Navarro" w:date="2026-10-18T19:45:00Z" w16du:dateUtc="2026-10-18T18:45:00Z"/>
+              <w:ins w:id="354" w:author="Sandy Navarro" w:date="2026-10-18T19:45:00Z" w16du:dateUtc="2026-10-18T18:45:00Z"/>
               <w:lang w:val="en-GB"/>
             </w:rPr>
           </w:rPrChange>
         </w:rPr>
       </w:pPr>
-      <w:ins w:id="365" w:author="Sandy Navarro" w:date="2026-10-18T21:48:00Z" w16du:dateUtc="2026-10-18T20:48:00Z">
-        <w:r>
-          <w:rPr>
-            <w:rPrChange w:id="366" w:author="Sandy Navarro" w:date="2026-10-19T09:01:00Z" w16du:dateUtc="2026-10-19T08:01:00Z">
-              <w:rPr>
-                <w:lang w:val="en-GB"/>
-              </w:rPr>
-            </w:rPrChange>
-          </w:rPr>
-          <w:t xml:space="preserve"> </w:t>
-        </w:r>
-      </w:ins>
+    </w:p>
+    <w:p>
+      <w:pPr>
+        <w:rPr>
+          <w:ins w:id="355" w:author="Sandy Navarro" w:date="2026-10-18T19:45:00Z" w16du:dateUtc="2026-10-18T18:45:00Z"/>
+          <w:rPrChange w:id="356" w:author="Sandy Navarro" w:date="2026-10-19T09:01:00Z" w16du:dateUtc="2026-10-19T08:01:00Z">
+            <w:rPr>
+              <w:ins w:id="357" w:author="Sandy Navarro" w:date="2026-10-18T19:45:00Z" w16du:dateUtc="2026-10-18T18:45:00Z"/>
+              <w:lang w:val="en-GB"/>
+            </w:rPr>
+          </w:rPrChange>
+        </w:rPr>
+      </w:pPr>
+    </w:p>
+    <w:p>
+      <w:pPr>
+        <w:rPr>
+          <w:ins w:id="358" w:author="Sandy Navarro" w:date="2026-10-18T19:45:00Z" w16du:dateUtc="2026-10-18T18:45:00Z"/>
+          <w:rPrChange w:id="359" w:author="Sandy Navarro" w:date="2026-10-19T09:01:00Z" w16du:dateUtc="2026-10-19T08:01:00Z">
+            <w:rPr>
+              <w:ins w:id="360" w:author="Sandy Navarro" w:date="2026-10-18T19:45:00Z" w16du:dateUtc="2026-10-18T18:45:00Z"/>
+              <w:lang w:val="en-GB"/>
+            </w:rPr>
+          </w:rPrChange>
+        </w:rPr>
+      </w:pPr>
+    </w:p>
+    <w:p>
+      <w:pPr>
+        <w:rPr>
+          <w:ins w:id="361" w:author="Sandy Navarro" w:date="2026-10-18T19:45:00Z" w16du:dateUtc="2026-10-18T18:45:00Z"/>
+          <w:rPrChange w:id="362" w:author="Sandy Navarro" w:date="2026-10-19T09:01:00Z" w16du:dateUtc="2026-10-19T08:01:00Z">
+            <w:rPr>
+              <w:ins w:id="363" w:author="Sandy Navarro" w:date="2026-10-18T19:45:00Z" w16du:dateUtc="2026-10-18T18:45:00Z"/>
+              <w:lang w:val="en-GB"/>
+            </w:rPr>
+          </w:rPrChange>
+        </w:rPr>
+      </w:pPr>
+    </w:p>
+    <w:p>
+      <w:pPr>
+        <w:rPr>
+          <w:ins w:id="364" w:author="Sandy Navarro" w:date="2026-10-18T19:45:00Z" w16du:dateUtc="2026-10-18T18:45:00Z"/>
+          <w:rPrChange w:id="365" w:author="Sandy Navarro" w:date="2026-10-19T09:01:00Z" w16du:dateUtc="2026-10-19T08:01:00Z">
+            <w:rPr>
+              <w:ins w:id="366" w:author="Sandy Navarro" w:date="2026-10-18T19:45:00Z" w16du:dateUtc="2026-10-18T18:45:00Z"/>
+              <w:lang w:val="en-GB"/>
+            </w:rPr>
+          </w:rPrChange>
+        </w:rPr>
+      </w:pPr>
     </w:p>
     <w:p>
       <w:pPr>
@@ -5337,76 +5211,11 @@
         </w:rPr>
       </w:pPr>
     </w:p>
-    <w:p>
-      <w:pPr>
-        <w:rPr>
-          <w:ins w:id="391" w:author="Sandy Navarro" w:date="2026-10-18T19:45:00Z" w16du:dateUtc="2026-10-18T18:45:00Z"/>
-          <w:rPrChange w:id="392" w:author="Sandy Navarro" w:date="2026-10-19T09:01:00Z" w16du:dateUtc="2026-10-19T08:01:00Z">
-            <w:rPr>
-              <w:ins w:id="393" w:author="Sandy Navarro" w:date="2026-10-18T19:45:00Z" w16du:dateUtc="2026-10-18T18:45:00Z"/>
-              <w:lang w:val="en-GB"/>
-            </w:rPr>
-          </w:rPrChange>
-        </w:rPr>
-      </w:pPr>
-    </w:p>
-    <w:p>
-      <w:pPr>
-        <w:rPr>
-          <w:ins w:id="394" w:author="Sandy Navarro" w:date="2026-10-18T19:45:00Z" w16du:dateUtc="2026-10-18T18:45:00Z"/>
-          <w:rPrChange w:id="395" w:author="Sandy Navarro" w:date="2026-10-19T09:01:00Z" w16du:dateUtc="2026-10-19T08:01:00Z">
-            <w:rPr>
-              <w:ins w:id="396" w:author="Sandy Navarro" w:date="2026-10-18T19:45:00Z" w16du:dateUtc="2026-10-18T18:45:00Z"/>
-              <w:lang w:val="en-GB"/>
-            </w:rPr>
-          </w:rPrChange>
-        </w:rPr>
-      </w:pPr>
-    </w:p>
-    <w:p>
-      <w:pPr>
-        <w:rPr>
-          <w:ins w:id="397" w:author="Sandy Navarro" w:date="2026-10-18T19:45:00Z" w16du:dateUtc="2026-10-18T18:45:00Z"/>
-          <w:rPrChange w:id="398" w:author="Sandy Navarro" w:date="2026-10-19T09:01:00Z" w16du:dateUtc="2026-10-19T08:01:00Z">
-            <w:rPr>
-              <w:ins w:id="399" w:author="Sandy Navarro" w:date="2026-10-18T19:45:00Z" w16du:dateUtc="2026-10-18T18:45:00Z"/>
-              <w:lang w:val="en-GB"/>
-            </w:rPr>
-          </w:rPrChange>
-        </w:rPr>
-      </w:pPr>
-    </w:p>
-    <w:p>
-      <w:pPr>
-        <w:rPr>
-          <w:ins w:id="400" w:author="Sandy Navarro" w:date="2026-10-18T19:45:00Z" w16du:dateUtc="2026-10-18T18:45:00Z"/>
-          <w:rPrChange w:id="401" w:author="Sandy Navarro" w:date="2026-10-19T09:01:00Z" w16du:dateUtc="2026-10-19T08:01:00Z">
-            <w:rPr>
-              <w:ins w:id="402" w:author="Sandy Navarro" w:date="2026-10-18T19:45:00Z" w16du:dateUtc="2026-10-18T18:45:00Z"/>
-              <w:lang w:val="en-GB"/>
-            </w:rPr>
-          </w:rPrChange>
-        </w:rPr>
-      </w:pPr>
-    </w:p>
-    <w:p>
-      <w:pPr>
-        <w:rPr>
-          <w:ins w:id="403" w:author="Sandy Navarro" w:date="2026-10-18T19:45:00Z" w16du:dateUtc="2026-10-18T18:45:00Z"/>
-          <w:rPrChange w:id="404" w:author="Sandy Navarro" w:date="2026-10-19T09:01:00Z" w16du:dateUtc="2026-10-19T08:01:00Z">
-            <w:rPr>
-              <w:ins w:id="405" w:author="Sandy Navarro" w:date="2026-10-18T19:45:00Z" w16du:dateUtc="2026-10-18T18:45:00Z"/>
-              <w:lang w:val="en-GB"/>
-            </w:rPr>
-          </w:rPrChange>
-        </w:rPr>
-      </w:pPr>
-    </w:p>
     <w:p/>
     <w:p>
       <w:pPr>
         <w:rPr>
-          <w:ins w:id="406" w:author="Sandy Navarro" w:date="2026-10-19T09:04:00Z" w16du:dateUtc="2026-10-19T08:04:00Z"/>
+          <w:ins w:id="391" w:author="Sandy Navarro" w:date="2026-10-19T09:04:00Z" w16du:dateUtc="2026-10-19T08:04:00Z"/>
         </w:rPr>
       </w:pPr>
     </w:p>
@@ -5414,61 +5223,61 @@
       <w:pPr>
         <w:pStyle w:val="Ttulo1"/>
         <w:rPr>
-          <w:ins w:id="407" w:author="Sandy Navarro" w:date="2026-10-19T09:23:00Z" w16du:dateUtc="2026-10-19T08:23:00Z"/>
-        </w:rPr>
-      </w:pPr>
-      <w:ins w:id="408" w:author="Sandy Navarro" w:date="2026-10-19T09:04:00Z" w16du:dateUtc="2026-10-19T08:04:00Z">
+          <w:ins w:id="392" w:author="Sandy Navarro" w:date="2026-10-19T09:23:00Z" w16du:dateUtc="2026-10-19T08:23:00Z"/>
+        </w:rPr>
+      </w:pPr>
+      <w:ins w:id="393" w:author="Sandy Navarro" w:date="2026-10-19T09:04:00Z" w16du:dateUtc="2026-10-19T08:04:00Z">
         <w:r>
           <w:lastRenderedPageBreak/>
           <w:t>Problem definition</w:t>
         </w:r>
       </w:ins>
-      <w:ins w:id="409" w:author="Sandy Navarro" w:date="2026-10-19T09:22:00Z" w16du:dateUtc="2026-10-19T08:22:00Z">
+      <w:ins w:id="394" w:author="Sandy Navarro" w:date="2026-10-19T09:22:00Z" w16du:dateUtc="2026-10-19T08:22:00Z">
         <w:r>
           <w:t xml:space="preserve">: Forecasting restaurant demand </w:t>
         </w:r>
       </w:ins>
-      <w:ins w:id="410" w:author="Sandy Navarro" w:date="2026-10-19T09:23:00Z" w16du:dateUtc="2026-10-19T08:23:00Z">
+      <w:ins w:id="395" w:author="Sandy Navarro" w:date="2026-10-19T09:23:00Z" w16du:dateUtc="2026-10-19T08:23:00Z">
         <w:r>
           <w:t>d</w:t>
         </w:r>
       </w:ins>
-      <w:ins w:id="411" w:author="Sandy Navarro" w:date="2026-10-19T09:22:00Z" w16du:dateUtc="2026-10-19T08:22:00Z">
+      <w:ins w:id="396" w:author="Sandy Navarro" w:date="2026-10-19T09:22:00Z" w16du:dateUtc="2026-10-19T08:22:00Z">
         <w:r>
           <w:t xml:space="preserve">uring </w:t>
         </w:r>
       </w:ins>
-      <w:ins w:id="412" w:author="Sandy Navarro" w:date="2026-10-19T09:23:00Z" w16du:dateUtc="2026-10-19T08:23:00Z">
+      <w:ins w:id="397" w:author="Sandy Navarro" w:date="2026-10-19T09:23:00Z" w16du:dateUtc="2026-10-19T08:23:00Z">
         <w:r>
           <w:t>r</w:t>
         </w:r>
       </w:ins>
-      <w:ins w:id="413" w:author="Sandy Navarro" w:date="2026-10-19T09:22:00Z" w16du:dateUtc="2026-10-19T08:22:00Z">
+      <w:ins w:id="398" w:author="Sandy Navarro" w:date="2026-10-19T09:22:00Z" w16du:dateUtc="2026-10-19T08:22:00Z">
         <w:r>
           <w:t xml:space="preserve">ecurring </w:t>
         </w:r>
       </w:ins>
-      <w:ins w:id="414" w:author="Sandy Navarro" w:date="2026-10-19T09:23:00Z" w16du:dateUtc="2026-10-19T08:23:00Z">
+      <w:ins w:id="399" w:author="Sandy Navarro" w:date="2026-10-19T09:23:00Z" w16du:dateUtc="2026-10-19T08:23:00Z">
         <w:r>
           <w:t>p</w:t>
         </w:r>
       </w:ins>
-      <w:ins w:id="415" w:author="Sandy Navarro" w:date="2026-10-19T09:22:00Z" w16du:dateUtc="2026-10-19T08:22:00Z">
+      <w:ins w:id="400" w:author="Sandy Navarro" w:date="2026-10-19T09:22:00Z" w16du:dateUtc="2026-10-19T08:22:00Z">
         <w:r>
           <w:t xml:space="preserve">eak </w:t>
         </w:r>
       </w:ins>
-      <w:ins w:id="416" w:author="Sandy Navarro" w:date="2026-10-19T09:23:00Z" w16du:dateUtc="2026-10-19T08:23:00Z">
+      <w:ins w:id="401" w:author="Sandy Navarro" w:date="2026-10-19T09:23:00Z" w16du:dateUtc="2026-10-19T08:23:00Z">
         <w:r>
           <w:t>h</w:t>
         </w:r>
       </w:ins>
-      <w:ins w:id="417" w:author="Sandy Navarro" w:date="2026-10-19T09:22:00Z" w16du:dateUtc="2026-10-19T08:22:00Z">
+      <w:ins w:id="402" w:author="Sandy Navarro" w:date="2026-10-19T09:22:00Z" w16du:dateUtc="2026-10-19T08:22:00Z">
         <w:r>
           <w:t>ours</w:t>
         </w:r>
       </w:ins>
-      <w:ins w:id="418" w:author="Sandy Navarro" w:date="2026-10-19T09:23:00Z" w16du:dateUtc="2026-10-19T08:23:00Z">
+      <w:ins w:id="403" w:author="Sandy Navarro" w:date="2026-10-19T09:23:00Z" w16du:dateUtc="2026-10-19T08:23:00Z">
         <w:r>
           <w:t>.</w:t>
         </w:r>
@@ -5477,9 +5286,9 @@
     <w:p>
       <w:pPr>
         <w:rPr>
-          <w:ins w:id="419" w:author="Sandy Navarro" w:date="2026-10-19T09:04:00Z" w16du:dateUtc="2026-10-19T08:04:00Z"/>
-        </w:rPr>
-        <w:pPrChange w:id="420" w:author="Sandy Navarro" w:date="2026-10-19T09:23:00Z" w16du:dateUtc="2026-10-19T08:23:00Z">
+          <w:ins w:id="404" w:author="Sandy Navarro" w:date="2026-10-19T09:04:00Z" w16du:dateUtc="2026-10-19T08:04:00Z"/>
+        </w:rPr>
+        <w:pPrChange w:id="405" w:author="Sandy Navarro" w:date="2026-10-19T09:23:00Z" w16du:dateUtc="2026-10-19T08:23:00Z">
           <w:pPr>
             <w:pStyle w:val="Ttulo1"/>
           </w:pPr>
@@ -5489,28 +5298,20 @@
     <w:p>
       <w:pPr>
         <w:rPr>
-          <w:ins w:id="421" w:author="Sandy Navarro" w:date="2026-10-19T09:06:00Z" w16du:dateUtc="2026-10-19T08:06:00Z"/>
-        </w:rPr>
-      </w:pPr>
-      <w:ins w:id="422" w:author="Sandy Navarro" w:date="2026-10-19T09:04:00Z" w16du:dateUtc="2026-10-19T08:04:00Z">
+          <w:ins w:id="406" w:author="Sandy Navarro" w:date="2026-10-19T09:06:00Z" w16du:dateUtc="2026-10-19T08:06:00Z"/>
+        </w:rPr>
+      </w:pPr>
+      <w:ins w:id="407" w:author="Sandy Navarro" w:date="2026-10-19T09:04:00Z" w16du:dateUtc="2026-10-19T08:04:00Z">
         <w:r>
           <w:t xml:space="preserve">The problem is that restaurant managers can´t predict </w:t>
         </w:r>
       </w:ins>
-      <w:ins w:id="423" w:author="Sandy Navarro" w:date="2026-10-19T09:05:00Z" w16du:dateUtc="2026-10-19T08:05:00Z">
-        <w:r>
-          <w:t xml:space="preserve">very well how </w:t>
-        </w:r>
-        <w:proofErr w:type="gramStart"/>
-        <w:r>
-          <w:t>many</w:t>
-        </w:r>
-        <w:proofErr w:type="gramEnd"/>
-        <w:r>
-          <w:t xml:space="preserve"> customers will come at busy hours, so they often end up with too many or too few staff and too muc</w:t>
-        </w:r>
-      </w:ins>
-      <w:ins w:id="424" w:author="Sandy Navarro" w:date="2026-10-19T09:06:00Z" w16du:dateUtc="2026-10-19T08:06:00Z">
+      <w:ins w:id="408" w:author="Sandy Navarro" w:date="2026-10-19T09:05:00Z" w16du:dateUtc="2026-10-19T08:05:00Z">
+        <w:r>
+          <w:t>very well how many customers will come at busy hours, so they often end up with too many or too few staff and too muc</w:t>
+        </w:r>
+      </w:ins>
+      <w:ins w:id="409" w:author="Sandy Navarro" w:date="2026-10-19T09:06:00Z" w16du:dateUtc="2026-10-19T08:06:00Z">
         <w:r>
           <w:t>h or too little orders.</w:t>
         </w:r>
@@ -5519,12 +5320,12 @@
     <w:p>
       <w:pPr>
         <w:rPr>
-          <w:ins w:id="425" w:author="Sandy Navarro" w:date="2026-10-19T09:06:00Z" w16du:dateUtc="2026-10-19T08:06:00Z"/>
+          <w:ins w:id="410" w:author="Sandy Navarro" w:date="2026-10-19T09:06:00Z" w16du:dateUtc="2026-10-19T08:06:00Z"/>
           <w:b/>
           <w:bCs/>
         </w:rPr>
       </w:pPr>
-      <w:ins w:id="426" w:author="Sandy Navarro" w:date="2026-10-19T09:06:00Z" w16du:dateUtc="2026-10-19T08:06:00Z">
+      <w:ins w:id="411" w:author="Sandy Navarro" w:date="2026-10-19T09:06:00Z" w16du:dateUtc="2026-10-19T08:06:00Z">
         <w:r>
           <w:rPr>
             <w:b/>
@@ -5537,41 +5338,25 @@
     <w:p>
       <w:pPr>
         <w:rPr>
-          <w:ins w:id="427" w:author="Sandy Navarro" w:date="2026-10-19T09:08:00Z" w16du:dateUtc="2026-10-19T08:08:00Z"/>
-        </w:rPr>
-      </w:pPr>
-      <w:ins w:id="428" w:author="Sandy Navarro" w:date="2026-10-19T09:06:00Z" w16du:dateUtc="2026-10-19T08:06:00Z">
-        <w:r>
-          <w:t xml:space="preserve">Busy hours change </w:t>
-        </w:r>
-        <w:proofErr w:type="gramStart"/>
-        <w:r>
-          <w:t>a lot</w:t>
-        </w:r>
-        <w:proofErr w:type="gramEnd"/>
-        <w:r>
-          <w:t xml:space="preserve">. A rainy Tuesday </w:t>
-        </w:r>
-      </w:ins>
-      <w:ins w:id="429" w:author="Sandy Navarro" w:date="2026-10-19T09:07:00Z" w16du:dateUtc="2026-10-19T08:07:00Z">
-        <w:r>
-          <w:t xml:space="preserve">is </w:t>
-        </w:r>
-        <w:proofErr w:type="gramStart"/>
-        <w:r>
-          <w:t>very different</w:t>
-        </w:r>
-        <w:proofErr w:type="gramEnd"/>
-        <w:r>
-          <w:t xml:space="preserve"> from a sunny Saturday, and a holiday or local event can change things aga</w:t>
-        </w:r>
-      </w:ins>
-      <w:ins w:id="430" w:author="Sandy Navarro" w:date="2026-10-19T09:08:00Z" w16du:dateUtc="2026-10-19T08:08:00Z">
+          <w:ins w:id="412" w:author="Sandy Navarro" w:date="2026-10-19T09:08:00Z" w16du:dateUtc="2026-10-19T08:08:00Z"/>
+        </w:rPr>
+      </w:pPr>
+      <w:ins w:id="413" w:author="Sandy Navarro" w:date="2026-10-19T09:06:00Z" w16du:dateUtc="2026-10-19T08:06:00Z">
+        <w:r>
+          <w:t xml:space="preserve">Busy hours change a lot. A rainy Tuesday </w:t>
+        </w:r>
+      </w:ins>
+      <w:ins w:id="414" w:author="Sandy Navarro" w:date="2026-10-19T09:07:00Z" w16du:dateUtc="2026-10-19T08:07:00Z">
+        <w:r>
+          <w:t>is very different from a sunny Saturday, and a holiday or local event can change things aga</w:t>
+        </w:r>
+      </w:ins>
+      <w:ins w:id="415" w:author="Sandy Navarro" w:date="2026-10-19T09:08:00Z" w16du:dateUtc="2026-10-19T08:08:00Z">
         <w:r>
           <w:t>in. Using last week numbers or a gut feeling misses all of this.</w:t>
         </w:r>
       </w:ins>
-      <w:ins w:id="431" w:author="Sandy Navarro" w:date="2026-10-19T09:07:00Z" w16du:dateUtc="2026-10-19T08:07:00Z">
+      <w:ins w:id="416" w:author="Sandy Navarro" w:date="2026-10-19T09:07:00Z" w16du:dateUtc="2026-10-19T08:07:00Z">
         <w:r>
           <w:t xml:space="preserve"> </w:t>
         </w:r>
@@ -5580,12 +5365,12 @@
     <w:p>
       <w:pPr>
         <w:rPr>
-          <w:ins w:id="432" w:author="Sandy Navarro" w:date="2026-10-19T09:09:00Z" w16du:dateUtc="2026-10-19T08:09:00Z"/>
+          <w:ins w:id="417" w:author="Sandy Navarro" w:date="2026-10-19T09:09:00Z" w16du:dateUtc="2026-10-19T08:09:00Z"/>
           <w:b/>
           <w:bCs/>
         </w:rPr>
       </w:pPr>
-      <w:ins w:id="433" w:author="Sandy Navarro" w:date="2026-10-19T09:08:00Z" w16du:dateUtc="2026-10-19T08:08:00Z">
+      <w:ins w:id="418" w:author="Sandy Navarro" w:date="2026-10-19T09:08:00Z" w16du:dateUtc="2026-10-19T08:08:00Z">
         <w:r>
           <w:rPr>
             <w:b/>
@@ -5594,7 +5379,7 @@
           <w:t>Im</w:t>
         </w:r>
       </w:ins>
-      <w:ins w:id="434" w:author="Sandy Navarro" w:date="2026-10-19T09:09:00Z" w16du:dateUtc="2026-10-19T08:09:00Z">
+      <w:ins w:id="419" w:author="Sandy Navarro" w:date="2026-10-19T09:09:00Z" w16du:dateUtc="2026-10-19T08:09:00Z">
         <w:r>
           <w:rPr>
             <w:b/>
@@ -5612,10 +5397,10 @@
           <w:numId w:val="7"/>
         </w:numPr>
         <w:rPr>
-          <w:ins w:id="435" w:author="Sandy Navarro" w:date="2026-10-19T09:09:00Z" w16du:dateUtc="2026-10-19T08:09:00Z"/>
-        </w:rPr>
-      </w:pPr>
-      <w:ins w:id="436" w:author="Sandy Navarro" w:date="2026-10-19T09:09:00Z" w16du:dateUtc="2026-10-19T08:09:00Z">
+          <w:ins w:id="420" w:author="Sandy Navarro" w:date="2026-10-19T09:09:00Z" w16du:dateUtc="2026-10-19T08:09:00Z"/>
+        </w:rPr>
+      </w:pPr>
+      <w:ins w:id="421" w:author="Sandy Navarro" w:date="2026-10-19T09:09:00Z" w16du:dateUtc="2026-10-19T08:09:00Z">
         <w:r>
           <w:t>Lost sales when customer leave or wait too long.</w:t>
         </w:r>
@@ -5629,15 +5414,15 @@
           <w:numId w:val="7"/>
         </w:numPr>
         <w:rPr>
-          <w:ins w:id="437" w:author="Sandy Navarro" w:date="2026-10-19T09:10:00Z" w16du:dateUtc="2026-10-19T08:10:00Z"/>
-        </w:rPr>
-      </w:pPr>
-      <w:ins w:id="438" w:author="Sandy Navarro" w:date="2026-10-19T09:09:00Z" w16du:dateUtc="2026-10-19T08:09:00Z">
+          <w:ins w:id="422" w:author="Sandy Navarro" w:date="2026-10-19T09:10:00Z" w16du:dateUtc="2026-10-19T08:10:00Z"/>
+        </w:rPr>
+      </w:pPr>
+      <w:ins w:id="423" w:author="Sandy Navarro" w:date="2026-10-19T09:09:00Z" w16du:dateUtc="2026-10-19T08:09:00Z">
         <w:r>
           <w:t>Hi</w:t>
         </w:r>
       </w:ins>
-      <w:ins w:id="439" w:author="Sandy Navarro" w:date="2026-10-19T09:10:00Z" w16du:dateUtc="2026-10-19T08:10:00Z">
+      <w:ins w:id="424" w:author="Sandy Navarro" w:date="2026-10-19T09:10:00Z" w16du:dateUtc="2026-10-19T08:10:00Z">
         <w:r>
           <w:t>gher costs from too many staff</w:t>
         </w:r>
@@ -5654,20 +5439,20 @@
           <w:numId w:val="7"/>
         </w:numPr>
         <w:rPr>
-          <w:ins w:id="440" w:author="Sandy Navarro" w:date="2026-10-19T09:11:00Z" w16du:dateUtc="2026-10-19T08:11:00Z"/>
-        </w:rPr>
-      </w:pPr>
-      <w:ins w:id="441" w:author="Sandy Navarro" w:date="2026-10-19T09:10:00Z" w16du:dateUtc="2026-10-19T08:10:00Z">
+          <w:ins w:id="425" w:author="Sandy Navarro" w:date="2026-10-19T09:11:00Z" w16du:dateUtc="2026-10-19T08:11:00Z"/>
+        </w:rPr>
+      </w:pPr>
+      <w:ins w:id="426" w:author="Sandy Navarro" w:date="2026-10-19T09:10:00Z" w16du:dateUtc="2026-10-19T08:10:00Z">
         <w:r>
           <w:t>Stressed staff at peak times and no</w:t>
         </w:r>
       </w:ins>
-      <w:ins w:id="442" w:author="Sandy Navarro" w:date="2026-10-19T09:11:00Z" w16du:dateUtc="2026-10-19T08:11:00Z">
+      <w:ins w:id="427" w:author="Sandy Navarro" w:date="2026-10-19T09:11:00Z" w16du:dateUtc="2026-10-19T08:11:00Z">
         <w:r>
           <w:t>t</w:t>
         </w:r>
       </w:ins>
-      <w:ins w:id="443" w:author="Sandy Navarro" w:date="2026-10-19T09:10:00Z" w16du:dateUtc="2026-10-19T08:10:00Z">
+      <w:ins w:id="428" w:author="Sandy Navarro" w:date="2026-10-19T09:10:00Z" w16du:dateUtc="2026-10-19T08:10:00Z">
         <w:r>
           <w:t xml:space="preserve"> too much to do in quiet times.</w:t>
         </w:r>
@@ -5676,91 +5461,54 @@
     <w:p>
       <w:pPr>
         <w:rPr>
-          <w:ins w:id="444" w:author="Sandy Navarro" w:date="2026-10-19T09:14:00Z" w16du:dateUtc="2026-10-19T08:14:00Z"/>
-        </w:rPr>
-      </w:pPr>
-      <w:ins w:id="445" w:author="Sandy Navarro" w:date="2026-10-19T09:11:00Z" w16du:dateUtc="2026-10-19T08:11:00Z">
+          <w:ins w:id="429" w:author="Sandy Navarro" w:date="2026-10-19T09:14:00Z" w16du:dateUtc="2026-10-19T08:14:00Z"/>
+        </w:rPr>
+      </w:pPr>
+      <w:ins w:id="430" w:author="Sandy Navarro" w:date="2026-10-19T09:11:00Z" w16du:dateUtc="2026-10-19T08:11:00Z">
         <w:r>
           <w:t xml:space="preserve">So, first I can look at the data to find the patterns and see </w:t>
         </w:r>
       </w:ins>
-      <w:ins w:id="446" w:author="Sandy Navarro" w:date="2026-10-19T09:12:00Z" w16du:dateUtc="2026-10-19T08:12:00Z">
+      <w:ins w:id="431" w:author="Sandy Navarro" w:date="2026-10-19T09:12:00Z" w16du:dateUtc="2026-10-19T08:12:00Z">
         <w:r>
           <w:t xml:space="preserve">which things matter most (day, hour, weather, holidays). Then I can build models that predict </w:t>
         </w:r>
       </w:ins>
-      <w:ins w:id="447" w:author="Sandy Navarro" w:date="2026-10-19T09:13:00Z" w16du:dateUtc="2026-10-19T08:13:00Z">
-        <w:r>
-          <w:t xml:space="preserve">demand for each hour and check how accurate they are, </w:t>
-        </w:r>
-        <w:proofErr w:type="gramStart"/>
-        <w:r>
-          <w:t>I’ll</w:t>
-        </w:r>
-        <w:proofErr w:type="gramEnd"/>
-        <w:r>
-          <w:t xml:space="preserve"> also give a range</w:t>
-        </w:r>
-      </w:ins>
-      <w:ins w:id="448" w:author="Sandy Navarro" w:date="2026-10-19T09:14:00Z" w16du:dateUtc="2026-10-19T08:14:00Z">
-        <w:r>
-          <w:t xml:space="preserve">, not just one number, so a manager can plan for the </w:t>
-        </w:r>
-        <w:proofErr w:type="gramStart"/>
-        <w:r>
-          <w:t>likely best</w:t>
-        </w:r>
-        <w:proofErr w:type="gramEnd"/>
-        <w:r>
-          <w:t xml:space="preserve"> and worst case.</w:t>
-        </w:r>
-      </w:ins>
-    </w:p>
-    <w:p>
-      <w:pPr>
-        <w:rPr>
-          <w:ins w:id="449" w:author="Sandy Navarro" w:date="2026-10-19T09:15:00Z" w16du:dateUtc="2026-10-19T08:15:00Z"/>
-        </w:rPr>
-      </w:pPr>
-      <w:proofErr w:type="gramStart"/>
-      <w:ins w:id="450" w:author="Sandy Navarro" w:date="2026-10-19T09:14:00Z" w16du:dateUtc="2026-10-19T08:14:00Z">
-        <w:r>
-          <w:t>Finally</w:t>
-        </w:r>
-        <w:proofErr w:type="gramEnd"/>
-        <w:r>
-          <w:t xml:space="preserve"> </w:t>
-        </w:r>
-        <w:proofErr w:type="gramStart"/>
-        <w:r>
-          <w:t>I’ll</w:t>
-        </w:r>
-        <w:proofErr w:type="gramEnd"/>
-        <w:r>
-          <w:t xml:space="preserve"> compare everyth</w:t>
-        </w:r>
-      </w:ins>
-      <w:ins w:id="451" w:author="Sandy Navarro" w:date="2026-10-19T09:15:00Z" w16du:dateUtc="2026-10-19T08:15:00Z">
-        <w:r>
-          <w:t xml:space="preserve">ing to a simple baseline to see if the extra work is </w:t>
-        </w:r>
-        <w:proofErr w:type="gramStart"/>
-        <w:r>
-          <w:t>actually worth it</w:t>
-        </w:r>
-        <w:proofErr w:type="gramEnd"/>
-        <w:r>
-          <w:t>.</w:t>
-        </w:r>
-      </w:ins>
-    </w:p>
-    <w:p>
-      <w:pPr>
-        <w:rPr>
-          <w:ins w:id="452" w:author="Sandy Navarro" w:date="2026-10-19T09:15:00Z" w16du:dateUtc="2026-10-19T08:15:00Z"/>
-        </w:rPr>
-      </w:pPr>
-      <w:ins w:id="453" w:author="Sandy Navarro" w:date="2026-10-19T09:15:00Z" w16du:dateUtc="2026-10-19T08:15:00Z">
+      <w:ins w:id="432" w:author="Sandy Navarro" w:date="2026-10-19T09:13:00Z" w16du:dateUtc="2026-10-19T08:13:00Z">
+        <w:r>
+          <w:t>demand for each hour and check how accurate they are, I’ll also give a range</w:t>
+        </w:r>
+      </w:ins>
+      <w:ins w:id="433" w:author="Sandy Navarro" w:date="2026-10-19T09:14:00Z" w16du:dateUtc="2026-10-19T08:14:00Z">
+        <w:r>
+          <w:t>, not just one number, so a manager can plan for the likely best and worst case.</w:t>
+        </w:r>
+      </w:ins>
+    </w:p>
+    <w:p>
+      <w:pPr>
+        <w:rPr>
+          <w:ins w:id="434" w:author="Sandy Navarro" w:date="2026-10-19T09:15:00Z" w16du:dateUtc="2026-10-19T08:15:00Z"/>
+        </w:rPr>
+      </w:pPr>
+      <w:ins w:id="435" w:author="Sandy Navarro" w:date="2026-10-19T09:14:00Z" w16du:dateUtc="2026-10-19T08:14:00Z">
+        <w:r>
+          <w:t>Finally I’ll compare everyth</w:t>
+        </w:r>
+      </w:ins>
+      <w:ins w:id="436" w:author="Sandy Navarro" w:date="2026-10-19T09:15:00Z" w16du:dateUtc="2026-10-19T08:15:00Z">
+        <w:r>
+          <w:t>ing to a simple baseline to see if the extra work is actually worth it.</w:t>
+        </w:r>
+      </w:ins>
+    </w:p>
+    <w:p>
+      <w:pPr>
+        <w:rPr>
+          <w:ins w:id="437" w:author="Sandy Navarro" w:date="2026-10-19T09:15:00Z" w16du:dateUtc="2026-10-19T08:15:00Z"/>
+        </w:rPr>
+      </w:pPr>
+      <w:ins w:id="438" w:author="Sandy Navarro" w:date="2026-10-19T09:15:00Z" w16du:dateUtc="2026-10-19T08:15:00Z">
         <w:r>
           <w:br w:type="page"/>
         </w:r>
@@ -5770,19 +5518,19 @@
       <w:pPr>
         <w:pStyle w:val="Ttulo1"/>
         <w:rPr>
-          <w:ins w:id="454" w:author="Sandy Navarro" w:date="2026-10-19T09:15:00Z" w16du:dateUtc="2026-10-19T08:15:00Z"/>
-        </w:rPr>
-        <w:pPrChange w:id="455" w:author="Sandy Navarro" w:date="2026-10-19T09:21:00Z" w16du:dateUtc="2026-10-19T08:21:00Z">
+          <w:ins w:id="439" w:author="Sandy Navarro" w:date="2026-10-19T09:15:00Z" w16du:dateUtc="2026-10-19T08:15:00Z"/>
+        </w:rPr>
+        <w:pPrChange w:id="440" w:author="Sandy Navarro" w:date="2026-10-19T09:21:00Z" w16du:dateUtc="2026-10-19T08:21:00Z">
           <w:pPr/>
         </w:pPrChange>
       </w:pPr>
-      <w:ins w:id="456" w:author="Sandy Navarro" w:date="2026-10-19T09:22:00Z" w16du:dateUtc="2026-10-19T08:22:00Z">
+      <w:ins w:id="441" w:author="Sandy Navarro" w:date="2026-10-19T09:22:00Z" w16du:dateUtc="2026-10-19T08:22:00Z">
         <w:r>
           <w:lastRenderedPageBreak/>
           <w:t xml:space="preserve">4. </w:t>
         </w:r>
       </w:ins>
-      <w:ins w:id="457" w:author="Sandy Navarro" w:date="2026-10-19T09:15:00Z" w16du:dateUtc="2026-10-19T08:15:00Z">
+      <w:ins w:id="442" w:author="Sandy Navarro" w:date="2026-10-19T09:15:00Z" w16du:dateUtc="2026-10-19T08:15:00Z">
         <w:r>
           <w:t>Objectives.</w:t>
         </w:r>
@@ -5791,28 +5539,20 @@
     <w:p>
       <w:pPr>
         <w:rPr>
-          <w:ins w:id="458" w:author="Sandy Navarro" w:date="2026-10-19T09:17:00Z" w16du:dateUtc="2026-10-19T08:17:00Z"/>
-        </w:rPr>
-      </w:pPr>
-      <w:ins w:id="459" w:author="Sandy Navarro" w:date="2026-10-19T09:15:00Z" w16du:dateUtc="2026-10-19T08:15:00Z">
+          <w:ins w:id="443" w:author="Sandy Navarro" w:date="2026-10-19T09:17:00Z" w16du:dateUtc="2026-10-19T08:17:00Z"/>
+        </w:rPr>
+      </w:pPr>
+      <w:ins w:id="444" w:author="Sandy Navarro" w:date="2026-10-19T09:15:00Z" w16du:dateUtc="2026-10-19T08:15:00Z">
         <w:r>
           <w:t>To buil</w:t>
         </w:r>
       </w:ins>
-      <w:ins w:id="460" w:author="Sandy Navarro" w:date="2026-10-19T09:16:00Z" w16du:dateUtc="2026-10-19T08:16:00Z">
-        <w:r>
-          <w:t xml:space="preserve">d and </w:t>
-        </w:r>
-        <w:proofErr w:type="gramStart"/>
-        <w:r>
-          <w:t>test</w:t>
-        </w:r>
-        <w:proofErr w:type="gramEnd"/>
-        <w:r>
-          <w:t xml:space="preserve"> models that predict how busy restaurants/pubs will be each hour at its busy times, and to see </w:t>
-        </w:r>
-      </w:ins>
-      <w:ins w:id="461" w:author="Sandy Navarro" w:date="2026-10-19T09:17:00Z" w16du:dateUtc="2026-10-19T08:17:00Z">
+      <w:ins w:id="445" w:author="Sandy Navarro" w:date="2026-10-19T09:16:00Z" w16du:dateUtc="2026-10-19T08:16:00Z">
+        <w:r>
+          <w:t xml:space="preserve">d and test models that predict how busy restaurants/pubs will be each hour at its busy times, and to see </w:t>
+        </w:r>
+      </w:ins>
+      <w:ins w:id="446" w:author="Sandy Navarro" w:date="2026-10-19T09:17:00Z" w16du:dateUtc="2026-10-19T08:17:00Z">
         <w:r>
           <w:t>if they help with planning better than simple methods.</w:t>
         </w:r>
@@ -5826,28 +5566,20 @@
           <w:numId w:val="9"/>
         </w:numPr>
         <w:rPr>
-          <w:ins w:id="462" w:author="Sandy Navarro" w:date="2026-10-19T09:19:00Z" w16du:dateUtc="2026-10-19T08:19:00Z"/>
-        </w:rPr>
-      </w:pPr>
-      <w:ins w:id="463" w:author="Sandy Navarro" w:date="2026-10-19T09:17:00Z" w16du:dateUtc="2026-10-19T08:17:00Z">
+          <w:ins w:id="447" w:author="Sandy Navarro" w:date="2026-10-19T09:19:00Z" w16du:dateUtc="2026-10-19T08:19:00Z"/>
+        </w:rPr>
+      </w:pPr>
+      <w:ins w:id="448" w:author="Sandy Navarro" w:date="2026-10-19T09:17:00Z" w16du:dateUtc="2026-10-19T08:17:00Z">
         <w:r>
           <w:t>Find the demand pa</w:t>
         </w:r>
       </w:ins>
-      <w:ins w:id="464" w:author="Sandy Navarro" w:date="2026-10-19T09:18:00Z" w16du:dateUtc="2026-10-19T08:18:00Z">
-        <w:r>
-          <w:t xml:space="preserve">tters: look at past data to see daily, </w:t>
-        </w:r>
-        <w:proofErr w:type="gramStart"/>
-        <w:r>
-          <w:t>weekly</w:t>
-        </w:r>
-        <w:proofErr w:type="gramEnd"/>
-        <w:r>
-          <w:t xml:space="preserve"> and seasonal busy times and how weather, holidays and events affect them</w:t>
-        </w:r>
-      </w:ins>
-      <w:ins w:id="465" w:author="Sandy Navarro" w:date="2026-10-19T09:19:00Z" w16du:dateUtc="2026-10-19T08:19:00Z">
+      <w:ins w:id="449" w:author="Sandy Navarro" w:date="2026-10-19T09:18:00Z" w16du:dateUtc="2026-10-19T08:18:00Z">
+        <w:r>
+          <w:t>tters: look at past data to see daily, weekly and seasonal busy times and how weather, holidays and events affect them</w:t>
+        </w:r>
+      </w:ins>
+      <w:ins w:id="450" w:author="Sandy Navarro" w:date="2026-10-19T09:19:00Z" w16du:dateUtc="2026-10-19T08:19:00Z">
         <w:r>
           <w:t>.</w:t>
         </w:r>
@@ -5861,9 +5593,9 @@
           <w:numId w:val="9"/>
         </w:numPr>
         <w:rPr>
-          <w:ins w:id="466" w:author="Sandy Navarro" w:date="2026-10-19T09:10:00Z" w16du:dateUtc="2026-10-19T08:10:00Z"/>
-        </w:rPr>
-        <w:pPrChange w:id="467" w:author="Sandy Navarro" w:date="2026-10-19T09:17:00Z" w16du:dateUtc="2026-10-19T08:17:00Z">
+          <w:ins w:id="451" w:author="Sandy Navarro" w:date="2026-10-19T09:10:00Z" w16du:dateUtc="2026-10-19T08:10:00Z"/>
+        </w:rPr>
+        <w:pPrChange w:id="452" w:author="Sandy Navarro" w:date="2026-10-19T09:17:00Z" w16du:dateUtc="2026-10-19T08:17:00Z">
           <w:pPr>
             <w:pStyle w:val="Prrafodelista"/>
             <w:numPr>
@@ -5873,52 +5605,20 @@
           </w:pPr>
         </w:pPrChange>
       </w:pPr>
-      <w:ins w:id="468" w:author="Sandy Navarro" w:date="2026-10-19T09:19:00Z" w16du:dateUtc="2026-10-19T08:19:00Z">
-        <w:r>
-          <w:t xml:space="preserve">Reduce the gap between how </w:t>
-        </w:r>
-        <w:proofErr w:type="gramStart"/>
-        <w:r>
-          <w:t>ma</w:t>
-        </w:r>
-      </w:ins>
-      <w:ins w:id="469" w:author="Sandy Navarro" w:date="2026-10-19T09:20:00Z" w16du:dateUtc="2026-10-19T08:20:00Z">
-        <w:r>
-          <w:t>ny</w:t>
-        </w:r>
-        <w:proofErr w:type="gramEnd"/>
-        <w:r>
-          <w:t xml:space="preserve"> staff </w:t>
-        </w:r>
-        <w:proofErr w:type="gramStart"/>
-        <w:r>
-          <w:t>are scheduled</w:t>
-        </w:r>
-        <w:proofErr w:type="gramEnd"/>
-        <w:r>
-          <w:t xml:space="preserve"> and how </w:t>
-        </w:r>
-        <w:proofErr w:type="gramStart"/>
-        <w:r>
-          <w:t>many</w:t>
-        </w:r>
-        <w:proofErr w:type="gramEnd"/>
-        <w:r>
-          <w:t xml:space="preserve"> are </w:t>
-        </w:r>
-        <w:proofErr w:type="gramStart"/>
-        <w:r>
-          <w:t>actually needed</w:t>
-        </w:r>
-        <w:proofErr w:type="gramEnd"/>
-        <w:r>
-          <w:t xml:space="preserve"> at busy hours, measured by </w:t>
+      <w:ins w:id="453" w:author="Sandy Navarro" w:date="2026-10-19T09:19:00Z" w16du:dateUtc="2026-10-19T08:19:00Z">
+        <w:r>
+          <w:t>Reduce the gap between how ma</w:t>
+        </w:r>
+      </w:ins>
+      <w:ins w:id="454" w:author="Sandy Navarro" w:date="2026-10-19T09:20:00Z" w16du:dateUtc="2026-10-19T08:20:00Z">
+        <w:r>
+          <w:t xml:space="preserve">ny staff are scheduled and how many are actually needed at busy hours, measured by </w:t>
         </w:r>
         <w:r>
           <w:t>lower forecast error and lower estimate lab</w:t>
         </w:r>
       </w:ins>
-      <w:ins w:id="470" w:author="Sandy Navarro" w:date="2026-10-19T09:21:00Z" w16du:dateUtc="2026-10-19T08:21:00Z">
+      <w:ins w:id="455" w:author="Sandy Navarro" w:date="2026-10-19T09:21:00Z" w16du:dateUtc="2026-10-19T08:21:00Z">
         <w:r>
           <w:t>our cost.</w:t>
         </w:r>
@@ -5931,10 +5631,10 @@
     <w:p>
       <w:pPr>
         <w:rPr>
-          <w:ins w:id="471" w:author="Sandy Navarro" w:date="2026-10-19T09:21:00Z" w16du:dateUtc="2026-10-19T08:21:00Z"/>
-        </w:rPr>
-      </w:pPr>
-      <w:ins w:id="472" w:author="Sandy Navarro" w:date="2026-10-19T09:21:00Z" w16du:dateUtc="2026-10-19T08:21:00Z">
+          <w:ins w:id="456" w:author="Sandy Navarro" w:date="2026-10-19T09:21:00Z" w16du:dateUtc="2026-10-19T08:21:00Z"/>
+        </w:rPr>
+      </w:pPr>
+      <w:ins w:id="457" w:author="Sandy Navarro" w:date="2026-10-19T09:21:00Z" w16du:dateUtc="2026-10-19T08:21:00Z">
         <w:r>
           <w:br w:type="page"/>
         </w:r>
@@ -5943,21 +5643,16 @@
     <w:p>
       <w:pPr>
         <w:rPr>
-          <w:ins w:id="473" w:author="Sandy Navarro" w:date="2026-10-19T09:21:00Z" w16du:dateUtc="2026-10-19T08:21:00Z"/>
+          <w:ins w:id="458" w:author="Sandy Navarro" w:date="2026-10-19T09:38:00Z" w16du:dateUtc="2026-10-19T08:38:00Z"/>
           <w:rFonts w:eastAsiaTheme="majorEastAsia" w:cstheme="majorBidi"/>
           <w:color w:val="3A3A3A" w:themeColor="background2" w:themeShade="40"/>
           <w:spacing w:val="-10"/>
           <w:kern w:val="28"/>
           <w:sz w:val="40"/>
           <w:szCs w:val="40"/>
-          <w:rPrChange w:id="474" w:author="Sandy Navarro" w:date="2026-10-19T09:21:00Z" w16du:dateUtc="2026-10-19T08:21:00Z">
-            <w:rPr>
-              <w:ins w:id="475" w:author="Sandy Navarro" w:date="2026-10-19T09:21:00Z" w16du:dateUtc="2026-10-19T08:21:00Z"/>
-            </w:rPr>
-          </w:rPrChange>
-        </w:rPr>
-      </w:pPr>
-      <w:ins w:id="476" w:author="Sandy Navarro" w:date="2026-10-19T09:21:00Z" w16du:dateUtc="2026-10-19T08:21:00Z">
+        </w:rPr>
+      </w:pPr>
+      <w:ins w:id="459" w:author="Sandy Navarro" w:date="2026-10-19T09:21:00Z" w16du:dateUtc="2026-10-19T08:21:00Z">
         <w:r>
           <w:rPr>
             <w:rFonts w:eastAsiaTheme="majorEastAsia" w:cstheme="majorBidi"/>
@@ -5978,13 +5673,37 @@
             <w:kern w:val="28"/>
             <w:sz w:val="40"/>
             <w:szCs w:val="40"/>
-            <w:rPrChange w:id="477" w:author="Sandy Navarro" w:date="2026-10-19T09:21:00Z" w16du:dateUtc="2026-10-19T08:21:00Z">
+            <w:rPrChange w:id="460" w:author="Sandy Navarro" w:date="2026-10-19T09:21:00Z" w16du:dateUtc="2026-10-19T08:21:00Z">
               <w:rPr/>
             </w:rPrChange>
           </w:rPr>
           <w:t>Scope.</w:t>
         </w:r>
       </w:ins>
+    </w:p>
+    <w:p>
+      <w:pPr>
+        <w:rPr>
+          <w:ins w:id="461" w:author="Sandy Navarro" w:date="2026-10-19T09:39:00Z" w16du:dateUtc="2026-10-19T08:39:00Z"/>
+        </w:rPr>
+      </w:pPr>
+      <w:ins w:id="462" w:author="Sandy Navarro" w:date="2026-10-19T09:38:00Z" w16du:dateUtc="2026-10-19T08:38:00Z">
+        <w:r>
+          <w:t xml:space="preserve">This project is about forecasting </w:t>
+        </w:r>
+      </w:ins>
+      <w:ins w:id="463" w:author="Sandy Navarro" w:date="2026-10-19T09:39:00Z" w16du:dateUtc="2026-10-19T08:39:00Z">
+        <w:r>
+          <w:t>customer demand in sit-in restaurants/pubs with a focus on the busy hours.</w:t>
+        </w:r>
+      </w:ins>
+    </w:p>
+    <w:p>
+      <w:pPr>
+        <w:rPr>
+          <w:ins w:id="464" w:author="Sandy Navarro" w:date="2026-10-19T09:21:00Z" w16du:dateUtc="2026-10-19T08:21:00Z"/>
+        </w:rPr>
+      </w:pPr>
     </w:p>
     <w:p/>
     <w:p/>
@@ -5994,8 +5713,8 @@
       <w:pPr>
         <w:pStyle w:val="Ttulo1"/>
       </w:pPr>
-      <w:bookmarkStart w:id="478" w:name="_heading=h.2et92p0" w:colFirst="0" w:colLast="0"/>
-      <w:bookmarkEnd w:id="478"/>
+      <w:bookmarkStart w:id="465" w:name="_heading=h.2et92p0" w:colFirst="0" w:colLast="0"/>
+      <w:bookmarkEnd w:id="465"/>
       <w:r>
         <w:t>References</w:t>
       </w:r>
@@ -6011,16 +5730,8 @@
         <w:rPr>
           <w:color w:val="FF0000"/>
         </w:rPr>
-        <w:t xml:space="preserve">Please list all the references you have used in your assignment alphabetically and in the Harvard style. You can find information on how to correctly reference in Harvard at this link: </w:t>
+        <w:t>Please list all the references you have used in your assignment alphabetically and in the Harvard style. You can find information on how to correctly reference in Harvard at this link: https://library.cct.ie/referencing/harvard</w:t>
       </w:r>
-      <w:proofErr w:type="gramStart"/>
-      <w:r>
-        <w:rPr>
-          <w:color w:val="FF0000"/>
-        </w:rPr>
-        <w:t>https://library.cct.ie/referencing/harvard</w:t>
-      </w:r>
-      <w:proofErr w:type="gramEnd"/>
     </w:p>
     <w:p/>
     <w:p/>
@@ -6068,8 +5779,8 @@
       <w:pPr>
         <w:pStyle w:val="Ttulo1"/>
       </w:pPr>
-      <w:bookmarkStart w:id="479" w:name="_heading=h.kfkjs3rwl2c1" w:colFirst="0" w:colLast="0"/>
-      <w:bookmarkEnd w:id="479"/>
+      <w:bookmarkStart w:id="466" w:name="_heading=h.kfkjs3rwl2c1" w:colFirst="0" w:colLast="0"/>
+      <w:bookmarkEnd w:id="466"/>
       <w:r>
         <w:t>Appendix</w:t>
       </w:r>
@@ -6105,62 +5816,20 @@
         <w:rPr>
           <w:color w:val="FF0000"/>
         </w:rPr>
-        <w:t xml:space="preserve">The appendix serves as a repository for additional or supplementary information that </w:t>
+        <w:t>The appendix serves as a repository for additional or supplementary information that is deemed too extensive or detailed for integration into the main body of the text. This supplementary content can encompass data tables, charts, graphs, questionnaires, or any other supporting materials that contribute to a comprehensive understanding of the research.</w:t>
       </w:r>
-      <w:proofErr w:type="gramStart"/>
+    </w:p>
+    <w:p>
+      <w:pPr>
+        <w:rPr>
+          <w:color w:val="FF0000"/>
+        </w:rPr>
+      </w:pPr>
       <w:r>
         <w:rPr>
           <w:color w:val="FF0000"/>
         </w:rPr>
-        <w:t>is deemed</w:t>
-      </w:r>
-      <w:proofErr w:type="gramEnd"/>
-      <w:r>
-        <w:rPr>
-          <w:color w:val="FF0000"/>
-        </w:rPr>
-        <w:t xml:space="preserve"> too extensive or detailed for integration into the main body of the text. This supplementary content can encompass data tables, charts, graphs, questionnaires, or any other supporting materials that contribute to a comprehensive understanding of the research.</w:t>
-      </w:r>
-    </w:p>
-    <w:p>
-      <w:pPr>
-        <w:rPr>
-          <w:color w:val="FF0000"/>
-        </w:rPr>
-      </w:pPr>
-      <w:r>
-        <w:rPr>
-          <w:color w:val="FF0000"/>
-        </w:rPr>
-        <w:t xml:space="preserve">If you </w:t>
-      </w:r>
-      <w:proofErr w:type="gramStart"/>
-      <w:r>
-        <w:rPr>
-          <w:color w:val="FF0000"/>
-        </w:rPr>
-        <w:t>haven't</w:t>
-      </w:r>
-      <w:proofErr w:type="gramEnd"/>
-      <w:r>
-        <w:rPr>
-          <w:color w:val="FF0000"/>
-        </w:rPr>
-        <w:t xml:space="preserve"> used AI tools and </w:t>
-      </w:r>
-      <w:proofErr w:type="gramStart"/>
-      <w:r>
-        <w:rPr>
-          <w:color w:val="FF0000"/>
-        </w:rPr>
-        <w:t>there's</w:t>
-      </w:r>
-      <w:proofErr w:type="gramEnd"/>
-      <w:r>
-        <w:rPr>
-          <w:color w:val="FF0000"/>
-        </w:rPr>
-        <w:t xml:space="preserve"> no need for supplementary data, you can remove the appendix section entirely.</w:t>
+        <w:t>If you haven't used AI tools and there's no need for supplementary data, you can remove the appendix section entirely.</w:t>
       </w:r>
     </w:p>
     <w:p>
@@ -6253,7 +5922,7 @@
 
 <file path=word/footer2.xml><?xml version="1.0" encoding="utf-8"?>
 <w:ftr xmlns:wpc="http://schemas.microsoft.com/office/word/2010/wordprocessingCanvas" xmlns:cx="http://schemas.microsoft.com/office/drawing/2014/chartex" xmlns:cx1="http://schemas.microsoft.com/office/drawing/2015/9/8/chartex" xmlns:cx2="http://schemas.microsoft.com/office/drawing/2015/10/21/chartex" xmlns:cx3="http://schemas.microsoft.com/office/drawing/2016/5/9/chartex" xmlns:cx4="http://schemas.microsoft.com/office/drawing/2016/5/10/chartex" xmlns:cx5="http://schemas.microsoft.com/office/drawing/2016/5/11/chartex" xmlns:cx6="http://schemas.microsoft.com/office/drawing/2016/5/12/chartex" xmlns:cx7="http://schemas.microsoft.com/office/drawing/2016/5/13/chartex" xmlns:cx8="http://schemas.microsoft.com/office/drawing/2016/5/14/chartex" xmlns:mc="http://schemas.openxmlformats.org/markup-compatibility/2006" xmlns:aink="http://schemas.microsoft.com/office/drawing/2016/ink" xmlns:am3d="http://schemas.microsoft.com/office/drawing/2017/model3d" xmlns:o="urn:schemas-microsoft-com:office:office" xmlns:oel="http://schemas.microsoft.com/office/2019/extlst" xmlns:r="http://schemas.openxmlformats.org/officeDocument/2006/relationships" xmlns:m="http://schemas.openxmlformats.org/officeDocument/2006/math" xmlns:v="urn:schemas-microsoft-com:vml" xmlns:wp14="http://schemas.microsoft.com/office/word/2010/wordprocessingDrawing" xmlns:wp="http://schemas.openxmlformats.org/drawingml/2006/wordprocessingDrawing" xmlns:w10="urn:schemas-microsoft-com:office:word" xmlns:w="http://schemas.openxmlformats.org/wordprocessingml/2006/main" xmlns:w14="http://schemas.microsoft.com/office/word/2010/wordml" xmlns:w15="http://schemas.microsoft.com/office/word/2012/wordml" xmlns:w16cex="http://schemas.microsoft.com/office/word/2018/wordml/cex" xmlns:w16cid="http://schemas.microsoft.com/office/word/2016/wordml/cid" xmlns:w16="http://schemas.microsoft.com/office/word/2018/wordml" xmlns:w16du="http://schemas.microsoft.com/office/word/2023/wordml/word16du" xmlns:w16sdtdh="http://schemas.microsoft.com/office/word/2020/wordml/sdtdatahash" xmlns:w16sdtfl="http://schemas.microsoft.com/office/word/2024/wordml/sdtformatlock" xmlns:w16se="http://schemas.microsoft.com/office/word/2015/wordml/symex" xmlns:wpg="http://schemas.microsoft.com/office/word/2010/wordprocessingGroup" xmlns:wpi="http://schemas.microsoft.com/office/word/2010/wordprocessingInk" xmlns:wne="http://schemas.microsoft.com/office/word/2006/wordml" xmlns:wps="http://schemas.microsoft.com/office/word/2010/wordprocessingShape" mc:Ignorable="w14 w15 w16se w16cid w16 w16cex w16sdtdh w16sdtfl w16du wp14">
-  <w:customXmlInsRangeStart w:id="480" w:author="Sandy Navarro" w:date="2026-10-18T21:43:00Z"/>
+  <w:customXmlInsRangeStart w:id="467" w:author="Sandy Navarro" w:date="2026-10-18T21:43:00Z"/>
   <w:sdt>
     <w:sdtPr>
       <w:id w:val="850465773"/>
@@ -6263,16 +5932,16 @@
       </w:docPartObj>
     </w:sdtPr>
     <w:sdtContent>
-      <w:customXmlInsRangeEnd w:id="480"/>
+      <w:customXmlInsRangeEnd w:id="467"/>
       <w:p>
         <w:pPr>
           <w:pStyle w:val="Piedepgina"/>
           <w:jc w:val="right"/>
           <w:rPr>
-            <w:ins w:id="481" w:author="Sandy Navarro" w:date="2026-10-18T21:43:00Z" w16du:dateUtc="2026-10-18T20:43:00Z"/>
+            <w:ins w:id="468" w:author="Sandy Navarro" w:date="2026-10-18T21:43:00Z" w16du:dateUtc="2026-10-18T20:43:00Z"/>
           </w:rPr>
         </w:pPr>
-        <w:ins w:id="482" w:author="Sandy Navarro" w:date="2026-10-18T21:43:00Z" w16du:dateUtc="2026-10-18T20:43:00Z">
+        <w:ins w:id="469" w:author="Sandy Navarro" w:date="2026-10-18T21:43:00Z" w16du:dateUtc="2026-10-18T20:43:00Z">
           <w:r>
             <w:fldChar w:fldCharType="begin"/>
           </w:r>
@@ -6284,7 +5953,7 @@
           </w:r>
           <w:r>
             <w:rPr>
-              <w:rPrChange w:id="483" w:author="Sandy Navarro" w:date="2026-10-19T09:01:00Z" w16du:dateUtc="2026-10-19T08:01:00Z">
+              <w:rPrChange w:id="470" w:author="Sandy Navarro" w:date="2026-10-19T09:01:00Z" w16du:dateUtc="2026-10-19T08:01:00Z">
                 <w:rPr>
                   <w:lang w:val="es-ES"/>
                 </w:rPr>
@@ -6297,10 +5966,10 @@
           </w:r>
         </w:ins>
       </w:p>
-      <w:customXmlInsRangeStart w:id="484" w:author="Sandy Navarro" w:date="2026-10-18T21:43:00Z"/>
+      <w:customXmlInsRangeStart w:id="471" w:author="Sandy Navarro" w:date="2026-10-18T21:43:00Z"/>
     </w:sdtContent>
   </w:sdt>
-  <w:customXmlInsRangeEnd w:id="484"/>
+  <w:customXmlInsRangeEnd w:id="471"/>
   <w:p>
     <w:pPr>
       <w:pBdr>
@@ -6961,6 +6630,95 @@
     </w:lvl>
   </w:abstractNum>
   <w:abstractNum w:abstractNumId="5" w15:restartNumberingAfterBreak="0">
+    <w:nsid w:val="20620E72"/>
+    <w:multiLevelType w:val="hybridMultilevel"/>
+    <w:tmpl w:val="8368CADC"/>
+    <w:lvl w:ilvl="0" w:tplc="080A000F">
+      <w:start w:val="1"/>
+      <w:numFmt w:val="decimal"/>
+      <w:lvlText w:val="%1."/>
+      <w:lvlJc w:val="left"/>
+      <w:pPr>
+        <w:ind w:left="720" w:hanging="360"/>
+      </w:pPr>
+      <w:rPr>
+        <w:rFonts w:hint="default"/>
+      </w:rPr>
+    </w:lvl>
+    <w:lvl w:ilvl="1" w:tplc="080A0019" w:tentative="1">
+      <w:start w:val="1"/>
+      <w:numFmt w:val="lowerLetter"/>
+      <w:lvlText w:val="%2."/>
+      <w:lvlJc w:val="left"/>
+      <w:pPr>
+        <w:ind w:left="1440" w:hanging="360"/>
+      </w:pPr>
+    </w:lvl>
+    <w:lvl w:ilvl="2" w:tplc="080A001B" w:tentative="1">
+      <w:start w:val="1"/>
+      <w:numFmt w:val="lowerRoman"/>
+      <w:lvlText w:val="%3."/>
+      <w:lvlJc w:val="right"/>
+      <w:pPr>
+        <w:ind w:left="2160" w:hanging="180"/>
+      </w:pPr>
+    </w:lvl>
+    <w:lvl w:ilvl="3" w:tplc="080A000F" w:tentative="1">
+      <w:start w:val="1"/>
+      <w:numFmt w:val="decimal"/>
+      <w:lvlText w:val="%4."/>
+      <w:lvlJc w:val="left"/>
+      <w:pPr>
+        <w:ind w:left="2880" w:hanging="360"/>
+      </w:pPr>
+    </w:lvl>
+    <w:lvl w:ilvl="4" w:tplc="080A0019" w:tentative="1">
+      <w:start w:val="1"/>
+      <w:numFmt w:val="lowerLetter"/>
+      <w:lvlText w:val="%5."/>
+      <w:lvlJc w:val="left"/>
+      <w:pPr>
+        <w:ind w:left="3600" w:hanging="360"/>
+      </w:pPr>
+    </w:lvl>
+    <w:lvl w:ilvl="5" w:tplc="080A001B" w:tentative="1">
+      <w:start w:val="1"/>
+      <w:numFmt w:val="lowerRoman"/>
+      <w:lvlText w:val="%6."/>
+      <w:lvlJc w:val="right"/>
+      <w:pPr>
+        <w:ind w:left="4320" w:hanging="180"/>
+      </w:pPr>
+    </w:lvl>
+    <w:lvl w:ilvl="6" w:tplc="080A000F" w:tentative="1">
+      <w:start w:val="1"/>
+      <w:numFmt w:val="decimal"/>
+      <w:lvlText w:val="%7."/>
+      <w:lvlJc w:val="left"/>
+      <w:pPr>
+        <w:ind w:left="5040" w:hanging="360"/>
+      </w:pPr>
+    </w:lvl>
+    <w:lvl w:ilvl="7" w:tplc="080A0019" w:tentative="1">
+      <w:start w:val="1"/>
+      <w:numFmt w:val="lowerLetter"/>
+      <w:lvlText w:val="%8."/>
+      <w:lvlJc w:val="left"/>
+      <w:pPr>
+        <w:ind w:left="5760" w:hanging="360"/>
+      </w:pPr>
+    </w:lvl>
+    <w:lvl w:ilvl="8" w:tplc="080A001B" w:tentative="1">
+      <w:start w:val="1"/>
+      <w:numFmt w:val="lowerRoman"/>
+      <w:lvlText w:val="%9."/>
+      <w:lvlJc w:val="right"/>
+      <w:pPr>
+        <w:ind w:left="6480" w:hanging="180"/>
+      </w:pPr>
+    </w:lvl>
+  </w:abstractNum>
+  <w:abstractNum w:abstractNumId="6" w15:restartNumberingAfterBreak="0">
     <w:nsid w:val="675573C9"/>
     <w:multiLevelType w:val="multilevel"/>
     <w:tmpl w:val="57D27894"/>
@@ -7109,7 +6867,7 @@
       </w:rPr>
     </w:lvl>
   </w:abstractNum>
-  <w:abstractNum w:abstractNumId="6" w15:restartNumberingAfterBreak="0">
+  <w:abstractNum w:abstractNumId="7" w15:restartNumberingAfterBreak="0">
     <w:nsid w:val="79D666B2"/>
     <w:multiLevelType w:val="hybridMultilevel"/>
     <w:tmpl w:val="1B4A3058"/>
@@ -7222,7 +6980,7 @@
       </w:rPr>
     </w:lvl>
   </w:abstractNum>
-  <w:abstractNum w:abstractNumId="7" w15:restartNumberingAfterBreak="0">
+  <w:abstractNum w:abstractNumId="8" w15:restartNumberingAfterBreak="0">
     <w:nsid w:val="7A490A53"/>
     <w:multiLevelType w:val="multilevel"/>
     <w:tmpl w:val="9EA23756"/>
@@ -7371,7 +7129,7 @@
       </w:rPr>
     </w:lvl>
   </w:abstractNum>
-  <w:abstractNum w:abstractNumId="8" w15:restartNumberingAfterBreak="0">
+  <w:abstractNum w:abstractNumId="9" w15:restartNumberingAfterBreak="0">
     <w:nsid w:val="7E2054CF"/>
     <w:multiLevelType w:val="hybridMultilevel"/>
     <w:tmpl w:val="7B6A381E"/>
@@ -7491,25 +7249,28 @@
     <w:abstractNumId w:val="1"/>
   </w:num>
   <w:num w:numId="3" w16cid:durableId="728696014">
-    <w:abstractNumId w:val="5"/>
+    <w:abstractNumId w:val="6"/>
   </w:num>
   <w:num w:numId="4" w16cid:durableId="1057824889">
     <w:abstractNumId w:val="0"/>
   </w:num>
   <w:num w:numId="5" w16cid:durableId="716047706">
-    <w:abstractNumId w:val="7"/>
+    <w:abstractNumId w:val="8"/>
   </w:num>
   <w:num w:numId="6" w16cid:durableId="720325003">
     <w:abstractNumId w:val="3"/>
   </w:num>
   <w:num w:numId="7" w16cid:durableId="1021005331">
-    <w:abstractNumId w:val="8"/>
+    <w:abstractNumId w:val="9"/>
   </w:num>
   <w:num w:numId="8" w16cid:durableId="301233526">
-    <w:abstractNumId w:val="6"/>
+    <w:abstractNumId w:val="7"/>
   </w:num>
   <w:num w:numId="9" w16cid:durableId="53164319">
     <w:abstractNumId w:val="4"/>
+  </w:num>
+  <w:num w:numId="10" w16cid:durableId="1449009425">
+    <w:abstractNumId w:val="5"/>
   </w:num>
 </w:numbering>
 </file>
@@ -8931,6 +8692,12 @@
 </file>
 
 <file path=customXml/item1.xml><?xml version="1.0" encoding="utf-8"?>
+<go:gDocsCustomXmlDataStorage xmlns:go="http://customooxmlschemas.google.com/" xmlns:r="http://schemas.openxmlformats.org/officeDocument/2006/relationships" uri="GoogleDocsCustomDataVersion2">
+  <go:docsCustomData xmlns:go="http://customooxmlschemas.google.com/" roundtripDataSignature="AMtx7miehlgh2pzFvkmpnhkVaeODs3Wnuw==">CgMxLjAyCGguZ2pkZ3hzMgloLjMwajB6bGwyCWguMWZvYjl0ZTIJaC4zem55c2g3MgloLjJldDkycDAyDmgua2ZranMzcndsMmMxOAByITF6bEVRVXYyWkdtTjZWemdfYk5uaGpmb0x1c2hhYUo3dw==</go:docsCustomData>
+</go:gDocsCustomXmlDataStorage>
+</file>
+
+<file path=customXml/item2.xml><?xml version="1.0" encoding="utf-8"?>
 <p:properties xmlns:p="http://schemas.microsoft.com/office/2006/metadata/properties" xmlns:xsi="http://www.w3.org/2001/XMLSchema-instance" xmlns:pc="http://schemas.microsoft.com/office/infopath/2007/PartnerControls">
   <documentManagement>
     <_activity xmlns="b16a9495-4dfd-42d3-807b-98cb11f03b43" xsi:nil="true"/>
@@ -8938,13 +8705,20 @@
 </p:properties>
 </file>
 
-<file path=customXml/item2.xml><?xml version="1.0" encoding="utf-8"?>
-<go:gDocsCustomXmlDataStorage xmlns:go="http://customooxmlschemas.google.com/" xmlns:r="http://schemas.openxmlformats.org/officeDocument/2006/relationships" uri="GoogleDocsCustomDataVersion2">
-  <go:docsCustomData xmlns:go="http://customooxmlschemas.google.com/" roundtripDataSignature="AMtx7miehlgh2pzFvkmpnhkVaeODs3Wnuw==">CgMxLjAyCGguZ2pkZ3hzMgloLjMwajB6bGwyCWguMWZvYjl0ZTIJaC4zem55c2g3MgloLjJldDkycDAyDmgua2ZranMzcndsMmMxOAByITF6bEVRVXYyWkdtTjZWemdfYk5uaGpmb0x1c2hhYUo3dw==</go:docsCustomData>
-</go:gDocsCustomXmlDataStorage>
+<file path=customXml/item3.xml><?xml version="1.0" encoding="utf-8"?>
+<?mso-contentType ?>
+<FormTemplates xmlns="http://schemas.microsoft.com/sharepoint/v3/contenttype/forms">
+  <Display>DocumentLibraryForm</Display>
+  <Edit>DocumentLibraryForm</Edit>
+  <New>DocumentLibraryForm</New>
+</FormTemplates>
 </file>
 
-<file path=customXml/item3.xml><?xml version="1.0" encoding="utf-8"?>
+<file path=customXml/item4.xml><?xml version="1.0" encoding="utf-8"?>
+<b:Sources xmlns:b="http://schemas.openxmlformats.org/officeDocument/2006/bibliography" xmlns="http://schemas.openxmlformats.org/officeDocument/2006/bibliography" SelectedStyle="\APASixthEditionOfficeOnline.xsl" StyleName="APA" Version="6"/>
+</file>
+
+<file path=customXml/item5.xml><?xml version="1.0" encoding="utf-8"?>
 <ct:contentTypeSchema xmlns:ct="http://schemas.microsoft.com/office/2006/metadata/contentType" xmlns:ma="http://schemas.microsoft.com/office/2006/metadata/properties/metaAttributes" ct:_="" ma:_="" ma:contentTypeName="Document" ma:contentTypeID="0x01010091CA7052A48FB44E8BAE44044031FC77" ma:contentTypeVersion="5" ma:contentTypeDescription="Create a new document." ma:contentTypeScope="" ma:versionID="72110da391d7bf7bbbd9879cda66318c">
   <xsd:schema xmlns:xsd="http://www.w3.org/2001/XMLSchema" xmlns:xs="http://www.w3.org/2001/XMLSchema" xmlns:p="http://schemas.microsoft.com/office/2006/metadata/properties" xmlns:ns3="b16a9495-4dfd-42d3-807b-98cb11f03b43" targetNamespace="http://schemas.microsoft.com/office/2006/metadata/properties" ma:root="true" ma:fieldsID="65d4c4ab10123b5e2192ffab3149626d" ns3:_="">
     <xsd:import namespace="b16a9495-4dfd-42d3-807b-98cb11f03b43"/>
@@ -9094,20 +8868,16 @@
 </ct:contentTypeSchema>
 </file>
 
-<file path=customXml/item4.xml><?xml version="1.0" encoding="utf-8"?>
-<b:Sources xmlns:b="http://schemas.openxmlformats.org/officeDocument/2006/bibliography" xmlns="http://schemas.openxmlformats.org/officeDocument/2006/bibliography" SelectedStyle="\APASixthEditionOfficeOnline.xsl" StyleName="APA" Version="6"/>
+<file path=customXml/itemProps1.xml><?xml version="1.0" encoding="utf-8"?>
+<ds:datastoreItem xmlns:ds="http://schemas.openxmlformats.org/officeDocument/2006/customXml" ds:itemID="{11111111-1234-1234-1234-123412341234}">
+  <ds:schemaRefs>
+    <ds:schemaRef ds:uri="http://customooxmlschemas.google.com/"/>
+    <ds:schemaRef ds:uri="http://schemas.openxmlformats.org/officeDocument/2006/relationships"/>
+  </ds:schemaRefs>
+</ds:datastoreItem>
 </file>
 
-<file path=customXml/item5.xml><?xml version="1.0" encoding="utf-8"?>
-<?mso-contentType ?>
-<FormTemplates xmlns="http://schemas.microsoft.com/sharepoint/v3/contenttype/forms">
-  <Display>DocumentLibraryForm</Display>
-  <Edit>DocumentLibraryForm</Edit>
-  <New>DocumentLibraryForm</New>
-</FormTemplates>
-</file>
-
-<file path=customXml/itemProps1.xml><?xml version="1.0" encoding="utf-8"?>
+<file path=customXml/itemProps2.xml><?xml version="1.0" encoding="utf-8"?>
 <ds:datastoreItem xmlns:ds="http://schemas.openxmlformats.org/officeDocument/2006/customXml" ds:itemID="{D51EB97A-8C7A-4EE1-A3AD-E57FDBFA6BEE}">
   <ds:schemaRefs>
     <ds:schemaRef ds:uri="http://schemas.microsoft.com/office/2006/metadata/properties"/>
@@ -9117,16 +8887,23 @@
 </ds:datastoreItem>
 </file>
 
-<file path=customXml/itemProps2.xml><?xml version="1.0" encoding="utf-8"?>
-<ds:datastoreItem xmlns:ds="http://schemas.openxmlformats.org/officeDocument/2006/customXml" ds:itemID="{11111111-1234-1234-1234-123412341234}">
+<file path=customXml/itemProps3.xml><?xml version="1.0" encoding="utf-8"?>
+<ds:datastoreItem xmlns:ds="http://schemas.openxmlformats.org/officeDocument/2006/customXml" ds:itemID="{AD64260C-1345-4C21-A804-B9FBE7B91489}">
   <ds:schemaRefs>
-    <ds:schemaRef ds:uri="http://customooxmlschemas.google.com/"/>
-    <ds:schemaRef ds:uri="http://schemas.openxmlformats.org/officeDocument/2006/relationships"/>
+    <ds:schemaRef ds:uri="http://schemas.microsoft.com/sharepoint/v3/contenttype/forms"/>
   </ds:schemaRefs>
 </ds:datastoreItem>
 </file>
 
-<file path=customXml/itemProps3.xml><?xml version="1.0" encoding="utf-8"?>
+<file path=customXml/itemProps4.xml><?xml version="1.0" encoding="utf-8"?>
+<ds:datastoreItem xmlns:ds="http://schemas.openxmlformats.org/officeDocument/2006/customXml" ds:itemID="{A5C61161-19E4-4D42-A5DA-EC591AFE0A7D}">
+  <ds:schemaRefs>
+    <ds:schemaRef ds:uri="http://schemas.openxmlformats.org/officeDocument/2006/bibliography"/>
+  </ds:schemaRefs>
+</ds:datastoreItem>
+</file>
+
+<file path=customXml/itemProps5.xml><?xml version="1.0" encoding="utf-8"?>
 <ds:datastoreItem xmlns:ds="http://schemas.openxmlformats.org/officeDocument/2006/customXml" ds:itemID="{1CD39011-2B34-4226-8638-59B13D86301D}">
   <ds:schemaRefs>
     <ds:schemaRef ds:uri="http://schemas.microsoft.com/office/2006/metadata/contentType"/>
@@ -9142,20 +8919,4 @@
     <ds:schemaRef ds:uri="http://schemas.microsoft.com/internal/obd"/>
   </ds:schemaRefs>
 </ds:datastoreItem>
-</file>
-
-<file path=customXml/itemProps4.xml><?xml version="1.0" encoding="utf-8"?>
-<ds:datastoreItem xmlns:ds="http://schemas.openxmlformats.org/officeDocument/2006/customXml" ds:itemID="{A5C61161-19E4-4D42-A5DA-EC591AFE0A7D}">
-  <ds:schemaRefs>
-    <ds:schemaRef ds:uri="http://schemas.openxmlformats.org/officeDocument/2006/bibliography"/>
-  </ds:schemaRefs>
-</ds:datastoreItem>
-</file>
-
-<file path=customXml/itemProps5.xml><?xml version="1.0" encoding="utf-8"?>
-<ds:datastoreItem xmlns:ds="http://schemas.openxmlformats.org/officeDocument/2006/customXml" ds:itemID="{AD64260C-1345-4C21-A804-B9FBE7B91489}">
-  <ds:schemaRefs>
-    <ds:schemaRef ds:uri="http://schemas.microsoft.com/sharepoint/v3/contenttype/forms"/>
-  </ds:schemaRefs>
-</ds:datastoreItem>
 </file>
--- a/2026413_Strategic_Thinking_v1.docx
+++ b/2026413_Strategic_Thinking_v1.docx
@@ -1330,7 +1330,23 @@
                                 <w:color w:val="000000"/>
                                 <w:sz w:val="28"/>
                               </w:rPr>
-                              <w:t xml:space="preserve">By submitting this assessment, I confirm that I have read the CCT policy on academic misconduct and understand the implications of submitting work that is not my own or does not appropriately reference material taken from a third party or other source. </w:t>
+                              <w:t xml:space="preserve">By submitting this assessment, I confirm that I have read the CCT policy on academic misconduct and understand the implications of submitting work that is not my own or does not appropriately reference material </w:t>
+                            </w:r>
+                            <w:proofErr w:type="gramStart"/>
+                            <w:r>
+                              <w:rPr>
+                                <w:color w:val="000000"/>
+                                <w:sz w:val="28"/>
+                              </w:rPr>
+                              <w:t>taken</w:t>
+                            </w:r>
+                            <w:proofErr w:type="gramEnd"/>
+                            <w:r>
+                              <w:rPr>
+                                <w:color w:val="000000"/>
+                                <w:sz w:val="28"/>
+                              </w:rPr>
+                              <w:t xml:space="preserve"> from a third party or other source. </w:t>
                             </w:r>
                           </w:p>
                           <w:p>
@@ -1429,23 +1445,7 @@
                           <w:color w:val="000000"/>
                           <w:sz w:val="28"/>
                         </w:rPr>
-                        <w:t xml:space="preserve">I declare it to be my own work and that all material from third parties has </w:t>
-                      </w:r>
-                      <w:proofErr w:type="gramStart"/>
-                      <w:r>
-                        <w:rPr>
-                          <w:color w:val="000000"/>
-                          <w:sz w:val="28"/>
-                        </w:rPr>
-                        <w:t>been appropriately referenced</w:t>
-                      </w:r>
-                      <w:proofErr w:type="gramEnd"/>
-                      <w:r>
-                        <w:rPr>
-                          <w:color w:val="000000"/>
-                          <w:sz w:val="28"/>
-                        </w:rPr>
-                        <w:t>.</w:t>
+                        <w:t>I declare it to be my own work and that all material from third parties has been appropriately referenced.</w:t>
                       </w:r>
                     </w:p>
                     <w:p>
@@ -1458,23 +1458,7 @@
                           <w:color w:val="000000"/>
                           <w:sz w:val="28"/>
                         </w:rPr>
-                        <w:t xml:space="preserve"> I further confirm that this work has not previously </w:t>
-                      </w:r>
-                      <w:proofErr w:type="gramStart"/>
-                      <w:r>
-                        <w:rPr>
-                          <w:color w:val="000000"/>
-                          <w:sz w:val="28"/>
-                        </w:rPr>
-                        <w:t>been submitted</w:t>
-                      </w:r>
-                      <w:proofErr w:type="gramEnd"/>
-                      <w:r>
-                        <w:rPr>
-                          <w:color w:val="000000"/>
-                          <w:sz w:val="28"/>
-                        </w:rPr>
-                        <w:t xml:space="preserve"> for assessment by myself or someone else in CCT College Dublin or any other higher education institution.</w:t>
+                        <w:t xml:space="preserve"> I further confirm that this work has not previously been submitted for assessment by myself or someone else in CCT College Dublin or any other higher education institution.</w:t>
                       </w:r>
                     </w:p>
                   </w:txbxContent>
@@ -4198,8 +4182,7 @@
     <w:p>
       <w:pPr>
         <w:rPr>
-          <w:del w:id="227" w:author="Sandy Navarro" w:date="2026-10-19T09:01:00Z" w16du:dateUtc="2026-10-19T08:01:00Z"/>
-          <w:color w:val="FF0000"/>
+          <w:ins w:id="227" w:author="Sandy Navarro" w:date="2026-10-19T14:10:00Z" w16du:dateUtc="2026-10-19T13:10:00Z"/>
         </w:rPr>
       </w:pPr>
       <w:del w:id="228" w:author="Sandy Navarro" w:date="2026-10-19T09:01:00Z" w16du:dateUtc="2026-10-19T08:01:00Z">
@@ -4207,24 +4190,44 @@
           <w:rPr>
             <w:color w:val="FF0000"/>
           </w:rPr>
-          <w:delText>[NOTE: The table of contents above has been included for your convenience. To refresh the table, simply click on it, then select 'Update Table' using the mouse. You can choose to update either the page numbers exclusively or the entire table as needed.]</w:delText>
+          <w:delText>[NOTE: The table of contents above has been included for your convenience. To refresh the table, simply click on it, then select 'Update Table' using the mouse. You can choose to update either the page numbers exclusively or the entire table as needed.</w:delText>
         </w:r>
       </w:del>
     </w:p>
+    <w:p>
+      <w:pPr>
+        <w:rPr>
+          <w:del w:id="229" w:author="Sandy Navarro" w:date="2026-10-19T09:01:00Z" w16du:dateUtc="2026-10-19T08:01:00Z"/>
+          <w:rPrChange w:id="230" w:author="Sandy Navarro" w:date="2026-10-19T14:11:00Z" w16du:dateUtc="2026-10-19T13:11:00Z">
+            <w:rPr>
+              <w:del w:id="231" w:author="Sandy Navarro" w:date="2026-10-19T09:01:00Z" w16du:dateUtc="2026-10-19T08:01:00Z"/>
+              <w:color w:val="FF0000"/>
+            </w:rPr>
+          </w:rPrChange>
+        </w:rPr>
+      </w:pPr>
+      <w:ins w:id="232" w:author="Sandy Navarro" w:date="2026-10-19T14:10:00Z" w16du:dateUtc="2026-10-19T13:10:00Z">
+        <w:r>
+          <w:br w:type="page"/>
+        </w:r>
+      </w:ins>
+      <w:del w:id="233" w:author="Sandy Navarro" w:date="2026-10-19T09:01:00Z" w16du:dateUtc="2026-10-19T08:01:00Z">
+        <w:r>
+          <w:rPr>
+            <w:color w:val="FF0000"/>
+          </w:rPr>
+          <w:delText>]</w:delText>
+        </w:r>
+      </w:del>
+    </w:p>
+    <w:p>
+      <w:pPr>
+        <w:rPr>
+          <w:del w:id="234" w:author="Sandy Navarro" w:date="2026-10-19T14:10:00Z" w16du:dateUtc="2026-10-19T13:10:00Z"/>
+        </w:rPr>
+      </w:pPr>
+    </w:p>
     <w:p/>
-    <w:p/>
-    <w:p>
-      <w:pPr>
-        <w:rPr>
-          <w:ins w:id="229" w:author="Sandy Navarro" w:date="2026-10-19T09:24:00Z" w16du:dateUtc="2026-10-19T08:24:00Z"/>
-        </w:rPr>
-      </w:pPr>
-      <w:ins w:id="230" w:author="Sandy Navarro" w:date="2026-10-19T09:24:00Z" w16du:dateUtc="2026-10-19T08:24:00Z">
-        <w:r>
-          <w:br w:type="page"/>
-        </w:r>
-      </w:ins>
-    </w:p>
     <w:p>
       <w:pPr>
         <w:pStyle w:val="Ttulo1"/>
@@ -4234,19 +4237,19 @@
         </w:numPr>
         <w:spacing w:after="0"/>
         <w:rPr>
-          <w:ins w:id="231" w:author="Sandy Navarro" w:date="2026-10-19T09:25:00Z" w16du:dateUtc="2026-10-19T08:25:00Z"/>
-        </w:rPr>
-        <w:pPrChange w:id="232" w:author="Sandy Navarro" w:date="2026-10-19T09:38:00Z" w16du:dateUtc="2026-10-19T08:38:00Z">
+          <w:ins w:id="235" w:author="Sandy Navarro" w:date="2026-10-19T09:25:00Z" w16du:dateUtc="2026-10-19T08:25:00Z"/>
+        </w:rPr>
+        <w:pPrChange w:id="236" w:author="Sandy Navarro" w:date="2026-10-19T14:11:00Z" w16du:dateUtc="2026-10-19T13:11:00Z">
           <w:pPr/>
         </w:pPrChange>
       </w:pPr>
-      <w:ins w:id="233" w:author="Sandy Navarro" w:date="2026-10-19T09:24:00Z" w16du:dateUtc="2026-10-19T08:24:00Z">
+      <w:ins w:id="237" w:author="Sandy Navarro" w:date="2026-10-19T09:24:00Z" w16du:dateUtc="2026-10-19T08:24:00Z">
         <w:r>
           <w:lastRenderedPageBreak/>
           <w:t xml:space="preserve">Assessment Task: </w:t>
         </w:r>
       </w:ins>
-      <w:ins w:id="234" w:author="Sandy Navarro" w:date="2026-10-19T09:25:00Z" w16du:dateUtc="2026-10-19T08:25:00Z">
+      <w:ins w:id="238" w:author="Sandy Navarro" w:date="2026-10-19T09:25:00Z" w16du:dateUtc="2026-10-19T08:25:00Z">
         <w:r>
           <w:t>capstone project proposal.</w:t>
         </w:r>
@@ -4254,58 +4257,66 @@
     </w:p>
     <w:p>
       <w:pPr>
-        <w:rPr>
-          <w:ins w:id="235" w:author="Sandy Navarro" w:date="2026-10-19T09:25:00Z" w16du:dateUtc="2026-10-19T08:25:00Z"/>
-        </w:rPr>
-      </w:pPr>
-    </w:p>
-    <w:p>
-      <w:pPr>
+        <w:pStyle w:val="Ttulo1"/>
+        <w:spacing w:after="0"/>
         <w:sectPr>
           <w:footerReference w:type="default" r:id="rId14"/>
           <w:pgSz w:w="11906" w:h="16838"/>
           <w:pgMar w:top="1440" w:right="1440" w:bottom="1440" w:left="1440" w:header="708" w:footer="708" w:gutter="0"/>
           <w:cols w:space="720"/>
         </w:sectPr>
-      </w:pPr>
-      <w:ins w:id="236" w:author="Sandy Navarro" w:date="2026-10-19T09:25:00Z" w16du:dateUtc="2026-10-19T08:25:00Z">
+        <w:pPrChange w:id="239" w:author="Sandy Navarro" w:date="2026-10-19T14:11:00Z" w16du:dateUtc="2026-10-19T13:11:00Z">
+          <w:pPr/>
+        </w:pPrChange>
+      </w:pPr>
+      <w:ins w:id="240" w:author="Sandy Navarro" w:date="2026-10-19T09:25:00Z" w16du:dateUtc="2026-10-19T08:25:00Z">
         <w:r>
           <w:t xml:space="preserve">Forecasting </w:t>
         </w:r>
       </w:ins>
-      <w:ins w:id="237" w:author="Sandy Navarro" w:date="2026-10-19T09:37:00Z" w16du:dateUtc="2026-10-19T08:37:00Z">
+      <w:ins w:id="241" w:author="Sandy Navarro" w:date="2026-10-19T09:37:00Z" w16du:dateUtc="2026-10-19T08:37:00Z">
         <w:r>
           <w:t>restaurant demand duri</w:t>
         </w:r>
       </w:ins>
-      <w:ins w:id="238" w:author="Sandy Navarro" w:date="2026-10-19T09:38:00Z" w16du:dateUtc="2026-10-19T08:38:00Z">
-        <w:r>
-          <w:t>ng recurring peak hours.</w:t>
+      <w:ins w:id="242" w:author="Sandy Navarro" w:date="2026-10-19T09:38:00Z" w16du:dateUtc="2026-10-19T08:38:00Z">
+        <w:r>
+          <w:t>ng recurring peak hour</w:t>
+        </w:r>
+      </w:ins>
+      <w:ins w:id="243" w:author="Sandy Navarro" w:date="2026-10-19T14:07:00Z" w16du:dateUtc="2026-10-19T13:07:00Z">
+        <w:r>
+          <w:t>s</w:t>
+        </w:r>
+      </w:ins>
+      <w:ins w:id="244" w:author="Sandy Navarro" w:date="2026-10-19T14:11:00Z" w16du:dateUtc="2026-10-19T13:11:00Z">
+        <w:r>
+          <w:t>.</w:t>
         </w:r>
       </w:ins>
     </w:p>
     <w:p>
       <w:pPr>
         <w:pStyle w:val="Ttulo1"/>
+        <w:numPr>
+          <w:ilvl w:val="0"/>
+          <w:numId w:val="10"/>
+        </w:numPr>
         <w:spacing w:after="0"/>
-      </w:pPr>
-      <w:bookmarkStart w:id="239" w:name="_heading=h.gjdgxs" w:colFirst="0" w:colLast="0"/>
-      <w:bookmarkEnd w:id="239"/>
-      <w:ins w:id="240" w:author="Sandy Navarro" w:date="2026-10-19T09:24:00Z" w16du:dateUtc="2026-10-19T08:24:00Z">
-        <w:r>
-          <w:lastRenderedPageBreak/>
-          <w:t>2.</w:t>
-        </w:r>
-      </w:ins>
-      <w:ins w:id="241" w:author="Sandy Navarro" w:date="2026-10-19T09:37:00Z" w16du:dateUtc="2026-10-19T08:37:00Z">
-        <w:r>
-          <w:t xml:space="preserve"> </w:t>
-        </w:r>
-      </w:ins>
+        <w:pPrChange w:id="245" w:author="Sandy Navarro" w:date="2026-10-19T14:11:00Z" w16du:dateUtc="2026-10-19T13:11:00Z">
+          <w:pPr>
+            <w:pStyle w:val="Ttulo1"/>
+            <w:spacing w:after="0"/>
+          </w:pPr>
+        </w:pPrChange>
+      </w:pPr>
+      <w:bookmarkStart w:id="246" w:name="_heading=h.gjdgxs" w:colFirst="0" w:colLast="0"/>
+      <w:bookmarkEnd w:id="246"/>
       <w:r>
+        <w:lastRenderedPageBreak/>
         <w:t>Introduction</w:t>
       </w:r>
-      <w:ins w:id="242" w:author="Sandy Navarro" w:date="2026-10-19T09:23:00Z" w16du:dateUtc="2026-10-19T08:23:00Z">
+      <w:ins w:id="247" w:author="Sandy Navarro" w:date="2026-10-19T09:23:00Z" w16du:dateUtc="2026-10-19T08:23:00Z">
         <w:r>
           <w:t>.</w:t>
         </w:r>
@@ -4314,12 +4325,12 @@
     <w:p>
       <w:pPr>
         <w:rPr>
-          <w:del w:id="243" w:author="Sandy Navarro" w:date="2026-10-18T19:44:00Z" w16du:dateUtc="2026-10-18T18:44:00Z"/>
-        </w:rPr>
-      </w:pPr>
-      <w:bookmarkStart w:id="244" w:name="_heading=h.30j0zll" w:colFirst="0" w:colLast="0"/>
-      <w:bookmarkEnd w:id="244"/>
-      <w:del w:id="245" w:author="Sandy Navarro" w:date="2026-10-18T19:44:00Z" w16du:dateUtc="2026-10-18T18:44:00Z">
+          <w:del w:id="248" w:author="Sandy Navarro" w:date="2026-10-18T19:44:00Z" w16du:dateUtc="2026-10-18T18:44:00Z"/>
+        </w:rPr>
+      </w:pPr>
+      <w:bookmarkStart w:id="249" w:name="_heading=h.30j0zll" w:colFirst="0" w:colLast="0"/>
+      <w:bookmarkEnd w:id="249"/>
+      <w:del w:id="250" w:author="Sandy Navarro" w:date="2026-10-18T19:44:00Z" w16du:dateUtc="2026-10-18T18:44:00Z">
         <w:r>
           <w:delText>Chapter 1</w:delText>
         </w:r>
@@ -4330,7 +4341,7 @@
         <w:pStyle w:val="Ttulo1"/>
         <w:spacing w:before="0"/>
         <w:rPr>
-          <w:ins w:id="246" w:author="Sandy Navarro" w:date="2026-10-18T19:45:00Z" w16du:dateUtc="2026-10-18T18:45:00Z"/>
+          <w:ins w:id="251" w:author="Sandy Navarro" w:date="2026-10-18T19:45:00Z" w16du:dateUtc="2026-10-18T18:45:00Z"/>
         </w:rPr>
       </w:pPr>
     </w:p>
@@ -4338,12 +4349,12 @@
       <w:pPr>
         <w:pStyle w:val="Ttulo2"/>
         <w:rPr>
-          <w:del w:id="247" w:author="Sandy Navarro" w:date="2026-10-18T19:44:00Z" w16du:dateUtc="2026-10-18T18:44:00Z"/>
-        </w:rPr>
-      </w:pPr>
-      <w:bookmarkStart w:id="248" w:name="_heading=h.1fob9te" w:colFirst="0" w:colLast="0"/>
-      <w:bookmarkEnd w:id="248"/>
-      <w:del w:id="249" w:author="Sandy Navarro" w:date="2026-10-18T19:44:00Z" w16du:dateUtc="2026-10-18T18:44:00Z">
+          <w:del w:id="252" w:author="Sandy Navarro" w:date="2026-10-18T19:44:00Z" w16du:dateUtc="2026-10-18T18:44:00Z"/>
+        </w:rPr>
+      </w:pPr>
+      <w:bookmarkStart w:id="253" w:name="_heading=h.1fob9te" w:colFirst="0" w:colLast="0"/>
+      <w:bookmarkEnd w:id="253"/>
+      <w:del w:id="254" w:author="Sandy Navarro" w:date="2026-10-18T19:44:00Z" w16du:dateUtc="2026-10-18T18:44:00Z">
         <w:r>
           <w:delText>Chapter 1.1</w:delText>
         </w:r>
@@ -4353,12 +4364,12 @@
       <w:pPr>
         <w:pStyle w:val="Ttulo3"/>
         <w:rPr>
-          <w:del w:id="250" w:author="Sandy Navarro" w:date="2026-10-18T19:44:00Z" w16du:dateUtc="2026-10-18T18:44:00Z"/>
-        </w:rPr>
-      </w:pPr>
-      <w:bookmarkStart w:id="251" w:name="_heading=h.3znysh7" w:colFirst="0" w:colLast="0"/>
-      <w:bookmarkEnd w:id="251"/>
-      <w:del w:id="252" w:author="Sandy Navarro" w:date="2026-10-18T19:44:00Z" w16du:dateUtc="2026-10-18T18:44:00Z">
+          <w:del w:id="255" w:author="Sandy Navarro" w:date="2026-10-18T19:44:00Z" w16du:dateUtc="2026-10-18T18:44:00Z"/>
+        </w:rPr>
+      </w:pPr>
+      <w:bookmarkStart w:id="256" w:name="_heading=h.3znysh7" w:colFirst="0" w:colLast="0"/>
+      <w:bookmarkEnd w:id="256"/>
+      <w:del w:id="257" w:author="Sandy Navarro" w:date="2026-10-18T19:44:00Z" w16du:dateUtc="2026-10-18T18:44:00Z">
         <w:r>
           <w:delText>Chapter 1.1.1.</w:delText>
         </w:r>
@@ -4367,17 +4378,17 @@
     <w:p>
       <w:pPr>
         <w:rPr>
-          <w:del w:id="253" w:author="Sandy Navarro" w:date="2026-10-18T19:44:00Z" w16du:dateUtc="2026-10-18T18:44:00Z"/>
-        </w:rPr>
-      </w:pPr>
-    </w:p>
-    <w:p>
-      <w:pPr>
-        <w:rPr>
-          <w:del w:id="254" w:author="Sandy Navarro" w:date="2026-10-18T19:44:00Z" w16du:dateUtc="2026-10-18T18:44:00Z"/>
-        </w:rPr>
-      </w:pPr>
-      <w:del w:id="255" w:author="Sandy Navarro" w:date="2026-10-18T19:44:00Z" w16du:dateUtc="2026-10-18T18:44:00Z">
+          <w:del w:id="258" w:author="Sandy Navarro" w:date="2026-10-18T19:44:00Z" w16du:dateUtc="2026-10-18T18:44:00Z"/>
+        </w:rPr>
+      </w:pPr>
+    </w:p>
+    <w:p>
+      <w:pPr>
+        <w:rPr>
+          <w:del w:id="259" w:author="Sandy Navarro" w:date="2026-10-18T19:44:00Z" w16du:dateUtc="2026-10-18T18:44:00Z"/>
+        </w:rPr>
+      </w:pPr>
+      <w:del w:id="260" w:author="Sandy Navarro" w:date="2026-10-18T19:44:00Z" w16du:dateUtc="2026-10-18T18:44:00Z">
         <w:r>
           <w:rPr>
             <w:noProof/>
@@ -4423,19 +4434,19 @@
     <w:p>
       <w:pPr>
         <w:rPr>
-          <w:del w:id="256" w:author="Sandy Navarro" w:date="2026-10-18T19:44:00Z" w16du:dateUtc="2026-10-18T18:44:00Z"/>
-          <w:color w:val="FF0000"/>
-        </w:rPr>
-      </w:pPr>
-    </w:p>
-    <w:p>
-      <w:pPr>
-        <w:rPr>
-          <w:del w:id="257" w:author="Sandy Navarro" w:date="2026-10-18T19:44:00Z" w16du:dateUtc="2026-10-18T18:44:00Z"/>
-          <w:color w:val="FF0000"/>
-        </w:rPr>
-      </w:pPr>
-      <w:del w:id="258" w:author="Sandy Navarro" w:date="2026-10-18T19:44:00Z" w16du:dateUtc="2026-10-18T18:44:00Z">
+          <w:del w:id="261" w:author="Sandy Navarro" w:date="2026-10-18T19:44:00Z" w16du:dateUtc="2026-10-18T18:44:00Z"/>
+          <w:color w:val="FF0000"/>
+        </w:rPr>
+      </w:pPr>
+    </w:p>
+    <w:p>
+      <w:pPr>
+        <w:rPr>
+          <w:del w:id="262" w:author="Sandy Navarro" w:date="2026-10-18T19:44:00Z" w16du:dateUtc="2026-10-18T18:44:00Z"/>
+          <w:color w:val="FF0000"/>
+        </w:rPr>
+      </w:pPr>
+      <w:del w:id="263" w:author="Sandy Navarro" w:date="2026-10-18T19:44:00Z" w16du:dateUtc="2026-10-18T18:44:00Z">
         <w:r>
           <w:rPr>
             <w:color w:val="FF0000"/>
@@ -4447,11 +4458,11 @@
     <w:p>
       <w:pPr>
         <w:rPr>
-          <w:del w:id="259" w:author="Sandy Navarro" w:date="2026-10-18T19:44:00Z" w16du:dateUtc="2026-10-18T18:44:00Z"/>
-          <w:color w:val="FF0000"/>
-        </w:rPr>
-      </w:pPr>
-      <w:del w:id="260" w:author="Sandy Navarro" w:date="2026-10-18T19:44:00Z" w16du:dateUtc="2026-10-18T18:44:00Z">
+          <w:del w:id="264" w:author="Sandy Navarro" w:date="2026-10-18T19:44:00Z" w16du:dateUtc="2026-10-18T18:44:00Z"/>
+          <w:color w:val="FF0000"/>
+        </w:rPr>
+      </w:pPr>
+      <w:del w:id="265" w:author="Sandy Navarro" w:date="2026-10-18T19:44:00Z" w16du:dateUtc="2026-10-18T18:44:00Z">
         <w:r>
           <w:rPr>
             <w:b/>
@@ -4470,11 +4481,11 @@
     <w:p>
       <w:pPr>
         <w:rPr>
-          <w:del w:id="261" w:author="Sandy Navarro" w:date="2026-10-18T19:44:00Z" w16du:dateUtc="2026-10-18T18:44:00Z"/>
-          <w:color w:val="FF0000"/>
-        </w:rPr>
-      </w:pPr>
-      <w:del w:id="262" w:author="Sandy Navarro" w:date="2026-10-18T19:44:00Z" w16du:dateUtc="2026-10-18T18:44:00Z">
+          <w:del w:id="266" w:author="Sandy Navarro" w:date="2026-10-18T19:44:00Z" w16du:dateUtc="2026-10-18T18:44:00Z"/>
+          <w:color w:val="FF0000"/>
+        </w:rPr>
+      </w:pPr>
+      <w:del w:id="267" w:author="Sandy Navarro" w:date="2026-10-18T19:44:00Z" w16du:dateUtc="2026-10-18T18:44:00Z">
         <w:r>
           <w:rPr>
             <w:b/>
@@ -4493,11 +4504,11 @@
     <w:p>
       <w:pPr>
         <w:rPr>
-          <w:del w:id="263" w:author="Sandy Navarro" w:date="2026-10-18T19:44:00Z" w16du:dateUtc="2026-10-18T18:44:00Z"/>
-          <w:color w:val="FF0000"/>
-        </w:rPr>
-      </w:pPr>
-      <w:del w:id="264" w:author="Sandy Navarro" w:date="2026-10-18T19:44:00Z" w16du:dateUtc="2026-10-18T18:44:00Z">
+          <w:del w:id="268" w:author="Sandy Navarro" w:date="2026-10-18T19:44:00Z" w16du:dateUtc="2026-10-18T18:44:00Z"/>
+          <w:color w:val="FF0000"/>
+        </w:rPr>
+      </w:pPr>
+      <w:del w:id="269" w:author="Sandy Navarro" w:date="2026-10-18T19:44:00Z" w16du:dateUtc="2026-10-18T18:44:00Z">
         <w:r>
           <w:rPr>
             <w:b/>
@@ -4516,11 +4527,11 @@
     <w:p>
       <w:pPr>
         <w:rPr>
-          <w:del w:id="265" w:author="Sandy Navarro" w:date="2026-10-18T19:44:00Z" w16du:dateUtc="2026-10-18T18:44:00Z"/>
-          <w:color w:val="FF0000"/>
-        </w:rPr>
-      </w:pPr>
-      <w:del w:id="266" w:author="Sandy Navarro" w:date="2026-10-18T19:44:00Z" w16du:dateUtc="2026-10-18T18:44:00Z">
+          <w:del w:id="270" w:author="Sandy Navarro" w:date="2026-10-18T19:44:00Z" w16du:dateUtc="2026-10-18T18:44:00Z"/>
+          <w:color w:val="FF0000"/>
+        </w:rPr>
+      </w:pPr>
+      <w:del w:id="271" w:author="Sandy Navarro" w:date="2026-10-18T19:44:00Z" w16du:dateUtc="2026-10-18T18:44:00Z">
         <w:r>
           <w:rPr>
             <w:color w:val="FF0000"/>
@@ -4532,11 +4543,11 @@
     <w:p>
       <w:pPr>
         <w:rPr>
-          <w:del w:id="267" w:author="Sandy Navarro" w:date="2026-10-18T19:44:00Z" w16du:dateUtc="2026-10-18T18:44:00Z"/>
-          <w:color w:val="FF0000"/>
-        </w:rPr>
-      </w:pPr>
-      <w:del w:id="268" w:author="Sandy Navarro" w:date="2026-10-18T19:44:00Z" w16du:dateUtc="2026-10-18T18:44:00Z">
+          <w:del w:id="272" w:author="Sandy Navarro" w:date="2026-10-18T19:44:00Z" w16du:dateUtc="2026-10-18T18:44:00Z"/>
+          <w:color w:val="FF0000"/>
+        </w:rPr>
+      </w:pPr>
+      <w:del w:id="273" w:author="Sandy Navarro" w:date="2026-10-18T19:44:00Z" w16du:dateUtc="2026-10-18T18:44:00Z">
         <w:r>
           <w:rPr>
             <w:color w:val="FF0000"/>
@@ -4548,62 +4559,37 @@
     <w:p>
       <w:pPr>
         <w:rPr>
-          <w:del w:id="269" w:author="Sandy Navarro" w:date="2026-10-18T19:44:00Z" w16du:dateUtc="2026-10-18T18:44:00Z"/>
-        </w:rPr>
-      </w:pPr>
-    </w:p>
-    <w:p>
-      <w:pPr>
-        <w:rPr>
-          <w:del w:id="270" w:author="Sandy Navarro" w:date="2026-10-18T19:44:00Z" w16du:dateUtc="2026-10-18T18:44:00Z"/>
-        </w:rPr>
-      </w:pPr>
-    </w:p>
-    <w:p>
-      <w:pPr>
-        <w:rPr>
-          <w:del w:id="271" w:author="Sandy Navarro" w:date="2026-10-18T19:44:00Z" w16du:dateUtc="2026-10-18T18:44:00Z"/>
-        </w:rPr>
-      </w:pPr>
-    </w:p>
-    <w:p>
-      <w:pPr>
-        <w:rPr>
-          <w:ins w:id="272" w:author="Sandy Navarro" w:date="2026-10-18T19:45:00Z" w16du:dateUtc="2026-10-18T18:45:00Z"/>
-          <w:rPrChange w:id="273" w:author="Sandy Navarro" w:date="2026-10-19T09:01:00Z" w16du:dateUtc="2026-10-19T08:01:00Z">
+          <w:del w:id="274" w:author="Sandy Navarro" w:date="2026-10-18T19:44:00Z" w16du:dateUtc="2026-10-18T18:44:00Z"/>
+        </w:rPr>
+      </w:pPr>
+    </w:p>
+    <w:p>
+      <w:pPr>
+        <w:rPr>
+          <w:del w:id="275" w:author="Sandy Navarro" w:date="2026-10-18T19:44:00Z" w16du:dateUtc="2026-10-18T18:44:00Z"/>
+        </w:rPr>
+      </w:pPr>
+    </w:p>
+    <w:p>
+      <w:pPr>
+        <w:rPr>
+          <w:del w:id="276" w:author="Sandy Navarro" w:date="2026-10-18T19:44:00Z" w16du:dateUtc="2026-10-18T18:44:00Z"/>
+        </w:rPr>
+      </w:pPr>
+    </w:p>
+    <w:p>
+      <w:pPr>
+        <w:rPr>
+          <w:ins w:id="277" w:author="Sandy Navarro" w:date="2026-10-18T19:45:00Z" w16du:dateUtc="2026-10-18T18:45:00Z"/>
+          <w:rPrChange w:id="278" w:author="Sandy Navarro" w:date="2026-10-19T09:01:00Z" w16du:dateUtc="2026-10-19T08:01:00Z">
             <w:rPr>
-              <w:ins w:id="274" w:author="Sandy Navarro" w:date="2026-10-18T19:45:00Z" w16du:dateUtc="2026-10-18T18:45:00Z"/>
+              <w:ins w:id="279" w:author="Sandy Navarro" w:date="2026-10-18T19:45:00Z" w16du:dateUtc="2026-10-18T18:45:00Z"/>
               <w:lang w:val="en-GB"/>
             </w:rPr>
           </w:rPrChange>
         </w:rPr>
       </w:pPr>
-      <w:ins w:id="275" w:author="Sandy Navarro" w:date="2026-10-18T19:45:00Z" w16du:dateUtc="2026-10-18T18:45:00Z">
-        <w:r>
-          <w:rPr>
-            <w:rPrChange w:id="276" w:author="Sandy Navarro" w:date="2026-10-19T09:01:00Z" w16du:dateUtc="2026-10-19T08:01:00Z">
-              <w:rPr>
-                <w:lang w:val="en-GB"/>
-              </w:rPr>
-            </w:rPrChange>
-          </w:rPr>
-          <w:t>This project is based on my experience working as a member of the floor staff at a well-known restaurant/pub chain. I would like to understand why bottlenecks occur at certain times of the day, causing delays in serving food and drinks to customers.</w:t>
-        </w:r>
-      </w:ins>
-    </w:p>
-    <w:p>
-      <w:pPr>
-        <w:rPr>
-          <w:ins w:id="277" w:author="Sandy Navarro" w:date="2026-10-18T21:52:00Z" w16du:dateUtc="2026-10-18T20:52:00Z"/>
-          <w:rPrChange w:id="278" w:author="Sandy Navarro" w:date="2026-10-19T09:01:00Z" w16du:dateUtc="2026-10-19T08:01:00Z">
-            <w:rPr>
-              <w:ins w:id="279" w:author="Sandy Navarro" w:date="2026-10-18T21:52:00Z" w16du:dateUtc="2026-10-18T20:52:00Z"/>
-              <w:lang w:val="en-GB"/>
-            </w:rPr>
-          </w:rPrChange>
-        </w:rPr>
-      </w:pPr>
-      <w:ins w:id="280" w:author="Sandy Navarro" w:date="2026-10-18T21:52:00Z" w16du:dateUtc="2026-10-18T20:52:00Z">
+      <w:ins w:id="280" w:author="Sandy Navarro" w:date="2026-10-18T19:45:00Z" w16du:dateUtc="2026-10-18T18:45:00Z">
         <w:r>
           <w:rPr>
             <w:rPrChange w:id="281" w:author="Sandy Navarro" w:date="2026-10-19T09:01:00Z" w16du:dateUtc="2026-10-19T08:01:00Z">
@@ -4612,23 +4598,23 @@
               </w:rPr>
             </w:rPrChange>
           </w:rPr>
-          <w:t>Business context.</w:t>
-        </w:r>
-      </w:ins>
-    </w:p>
-    <w:p>
-      <w:pPr>
-        <w:rPr>
-          <w:ins w:id="282" w:author="Sandy Navarro" w:date="2026-10-18T21:53:00Z" w16du:dateUtc="2026-10-18T20:53:00Z"/>
+          <w:t>This project is based on my experience working as a member of the floor staff at a well-known restaurant/pub chain. I would like to understand why bottlenecks occur at certain times of the day, causing delays in serving food and drinks to customers.</w:t>
+        </w:r>
+      </w:ins>
+    </w:p>
+    <w:p>
+      <w:pPr>
+        <w:rPr>
+          <w:ins w:id="282" w:author="Sandy Navarro" w:date="2026-10-18T21:52:00Z" w16du:dateUtc="2026-10-18T20:52:00Z"/>
           <w:rPrChange w:id="283" w:author="Sandy Navarro" w:date="2026-10-19T09:01:00Z" w16du:dateUtc="2026-10-19T08:01:00Z">
             <w:rPr>
-              <w:ins w:id="284" w:author="Sandy Navarro" w:date="2026-10-18T21:53:00Z" w16du:dateUtc="2026-10-18T20:53:00Z"/>
+              <w:ins w:id="284" w:author="Sandy Navarro" w:date="2026-10-18T21:52:00Z" w16du:dateUtc="2026-10-18T20:52:00Z"/>
               <w:lang w:val="en-GB"/>
             </w:rPr>
           </w:rPrChange>
         </w:rPr>
       </w:pPr>
-      <w:ins w:id="285" w:author="Sandy Navarro" w:date="2026-10-18T21:45:00Z" w16du:dateUtc="2026-10-18T20:45:00Z">
+      <w:ins w:id="285" w:author="Sandy Navarro" w:date="2026-10-18T21:52:00Z" w16du:dateUtc="2026-10-18T20:52:00Z">
         <w:r>
           <w:rPr>
             <w:rPrChange w:id="286" w:author="Sandy Navarro" w:date="2026-10-19T09:01:00Z" w16du:dateUtc="2026-10-19T08:01:00Z">
@@ -4637,11 +4623,36 @@
               </w:rPr>
             </w:rPrChange>
           </w:rPr>
+          <w:t>Business context.</w:t>
+        </w:r>
+      </w:ins>
+    </w:p>
+    <w:p>
+      <w:pPr>
+        <w:rPr>
+          <w:ins w:id="287" w:author="Sandy Navarro" w:date="2026-10-18T21:53:00Z" w16du:dateUtc="2026-10-18T20:53:00Z"/>
+          <w:rPrChange w:id="288" w:author="Sandy Navarro" w:date="2026-10-19T09:01:00Z" w16du:dateUtc="2026-10-19T08:01:00Z">
+            <w:rPr>
+              <w:ins w:id="289" w:author="Sandy Navarro" w:date="2026-10-18T21:53:00Z" w16du:dateUtc="2026-10-18T20:53:00Z"/>
+              <w:lang w:val="en-GB"/>
+            </w:rPr>
+          </w:rPrChange>
+        </w:rPr>
+      </w:pPr>
+      <w:ins w:id="290" w:author="Sandy Navarro" w:date="2026-10-18T21:45:00Z" w16du:dateUtc="2026-10-18T20:45:00Z">
+        <w:r>
+          <w:rPr>
+            <w:rPrChange w:id="291" w:author="Sandy Navarro" w:date="2026-10-19T09:01:00Z" w16du:dateUtc="2026-10-19T08:01:00Z">
+              <w:rPr>
+                <w:lang w:val="en-GB"/>
+              </w:rPr>
+            </w:rPrChange>
+          </w:rPr>
           <w:t>Restaurants</w:t>
         </w:r>
         <w:r>
           <w:rPr>
-            <w:rPrChange w:id="287" w:author="Sandy Navarro" w:date="2026-10-19T09:01:00Z" w16du:dateUtc="2026-10-19T08:01:00Z">
+            <w:rPrChange w:id="292" w:author="Sandy Navarro" w:date="2026-10-19T09:01:00Z" w16du:dateUtc="2026-10-19T08:01:00Z">
               <w:rPr>
                 <w:lang w:val="es-MX"/>
               </w:rPr>
@@ -4650,41 +4661,7 @@
           <w:t xml:space="preserve">/pubs </w:t>
         </w:r>
       </w:ins>
-      <w:ins w:id="288" w:author="Sandy Navarro" w:date="2026-10-18T21:53:00Z" w16du:dateUtc="2026-10-18T20:53:00Z">
-        <w:r>
-          <w:rPr>
-            <w:rPrChange w:id="289" w:author="Sandy Navarro" w:date="2026-10-19T09:01:00Z" w16du:dateUtc="2026-10-19T08:01:00Z">
-              <w:rPr>
-                <w:lang w:val="en-GB"/>
-              </w:rPr>
-            </w:rPrChange>
-          </w:rPr>
-          <w:t>don’t</w:t>
-        </w:r>
-      </w:ins>
-      <w:ins w:id="290" w:author="Sandy Navarro" w:date="2026-10-18T21:45:00Z" w16du:dateUtc="2026-10-18T20:45:00Z">
-        <w:r>
-          <w:rPr>
-            <w:rPrChange w:id="291" w:author="Sandy Navarro" w:date="2026-10-19T09:01:00Z" w16du:dateUtc="2026-10-19T08:01:00Z">
-              <w:rPr>
-                <w:lang w:val="es-MX"/>
-              </w:rPr>
-            </w:rPrChange>
-          </w:rPr>
-          <w:t xml:space="preserve"> ma</w:t>
-        </w:r>
-        <w:r>
-          <w:rPr>
-            <w:rPrChange w:id="292" w:author="Sandy Navarro" w:date="2026-10-19T09:01:00Z" w16du:dateUtc="2026-10-19T08:01:00Z">
-              <w:rPr>
-                <w:lang w:val="en-GB"/>
-              </w:rPr>
-            </w:rPrChange>
-          </w:rPr>
-          <w:t xml:space="preserve">ke much profit, and a big part of their money goes </w:t>
-        </w:r>
-      </w:ins>
-      <w:ins w:id="293" w:author="Sandy Navarro" w:date="2026-10-18T21:46:00Z" w16du:dateUtc="2026-10-18T20:46:00Z">
+      <w:ins w:id="293" w:author="Sandy Navarro" w:date="2026-10-18T21:53:00Z" w16du:dateUtc="2026-10-18T20:53:00Z">
         <w:r>
           <w:rPr>
             <w:rPrChange w:id="294" w:author="Sandy Navarro" w:date="2026-10-19T09:01:00Z" w16du:dateUtc="2026-10-19T08:01:00Z">
@@ -4693,51 +4670,56 @@
               </w:rPr>
             </w:rPrChange>
           </w:rPr>
-          <w:t xml:space="preserve">on food, </w:t>
-        </w:r>
-      </w:ins>
-      <w:ins w:id="295" w:author="Sandy Navarro" w:date="2026-10-18T21:47:00Z" w16du:dateUtc="2026-10-18T20:47:00Z">
+          <w:t>don’t</w:t>
+        </w:r>
+      </w:ins>
+      <w:ins w:id="295" w:author="Sandy Navarro" w:date="2026-10-18T21:45:00Z" w16du:dateUtc="2026-10-18T20:45:00Z">
         <w:r>
           <w:rPr>
             <w:rPrChange w:id="296" w:author="Sandy Navarro" w:date="2026-10-19T09:01:00Z" w16du:dateUtc="2026-10-19T08:01:00Z">
+              <w:rPr>
+                <w:lang w:val="es-MX"/>
+              </w:rPr>
+            </w:rPrChange>
+          </w:rPr>
+          <w:t xml:space="preserve"> ma</w:t>
+        </w:r>
+        <w:r>
+          <w:rPr>
+            <w:rPrChange w:id="297" w:author="Sandy Navarro" w:date="2026-10-19T09:01:00Z" w16du:dateUtc="2026-10-19T08:01:00Z">
               <w:rPr>
                 <w:lang w:val="en-GB"/>
               </w:rPr>
             </w:rPrChange>
           </w:rPr>
-          <w:t>drinks,</w:t>
-        </w:r>
-      </w:ins>
-      <w:ins w:id="297" w:author="Sandy Navarro" w:date="2026-10-18T21:46:00Z" w16du:dateUtc="2026-10-18T20:46:00Z">
-        <w:r>
-          <w:rPr>
-            <w:rPrChange w:id="298" w:author="Sandy Navarro" w:date="2026-10-19T09:01:00Z" w16du:dateUtc="2026-10-19T08:01:00Z">
+          <w:t xml:space="preserve">ke much profit, and a big part of their money goes </w:t>
+        </w:r>
+      </w:ins>
+      <w:ins w:id="298" w:author="Sandy Navarro" w:date="2026-10-18T21:46:00Z" w16du:dateUtc="2026-10-18T20:46:00Z">
+        <w:r>
+          <w:rPr>
+            <w:rPrChange w:id="299" w:author="Sandy Navarro" w:date="2026-10-19T09:01:00Z" w16du:dateUtc="2026-10-19T08:01:00Z">
               <w:rPr>
                 <w:lang w:val="en-GB"/>
               </w:rPr>
             </w:rPrChange>
           </w:rPr>
-          <w:t xml:space="preserve"> and staff. Both </w:t>
-        </w:r>
-      </w:ins>
-      <w:ins w:id="299" w:author="Sandy Navarro" w:date="2026-10-18T21:47:00Z" w16du:dateUtc="2026-10-18T20:47:00Z">
-        <w:r>
-          <w:rPr>
-            <w:rPrChange w:id="300" w:author="Sandy Navarro" w:date="2026-10-19T09:01:00Z" w16du:dateUtc="2026-10-19T08:01:00Z">
+          <w:t xml:space="preserve">on food, </w:t>
+        </w:r>
+      </w:ins>
+      <w:ins w:id="300" w:author="Sandy Navarro" w:date="2026-10-18T21:47:00Z" w16du:dateUtc="2026-10-18T20:47:00Z">
+        <w:r>
+          <w:rPr>
+            <w:rPrChange w:id="301" w:author="Sandy Navarro" w:date="2026-10-19T09:01:00Z" w16du:dateUtc="2026-10-19T08:01:00Z">
               <w:rPr>
                 <w:lang w:val="en-GB"/>
               </w:rPr>
             </w:rPrChange>
           </w:rPr>
-          <w:t xml:space="preserve">depend on how many customers turn up and </w:t>
-        </w:r>
-      </w:ins>
-      <w:ins w:id="301" w:author="Sandy Navarro" w:date="2026-10-19T09:02:00Z" w16du:dateUtc="2026-10-19T08:02:00Z">
-        <w:r>
-          <w:t>w</w:t>
-        </w:r>
-      </w:ins>
-      <w:ins w:id="302" w:author="Sandy Navarro" w:date="2026-10-18T21:47:00Z" w16du:dateUtc="2026-10-18T20:47:00Z">
+          <w:t>drinks,</w:t>
+        </w:r>
+      </w:ins>
+      <w:ins w:id="302" w:author="Sandy Navarro" w:date="2026-10-18T21:46:00Z" w16du:dateUtc="2026-10-18T20:46:00Z">
         <w:r>
           <w:rPr>
             <w:rPrChange w:id="303" w:author="Sandy Navarro" w:date="2026-10-19T09:01:00Z" w16du:dateUtc="2026-10-19T08:01:00Z">
@@ -4746,10 +4728,10 @@
               </w:rPr>
             </w:rPrChange>
           </w:rPr>
-          <w:t xml:space="preserve">hen. Busy times follow patterns </w:t>
-        </w:r>
-      </w:ins>
-      <w:ins w:id="304" w:author="Sandy Navarro" w:date="2026-10-18T21:48:00Z" w16du:dateUtc="2026-10-18T20:48:00Z">
+          <w:t xml:space="preserve"> and staff. Both </w:t>
+        </w:r>
+      </w:ins>
+      <w:ins w:id="304" w:author="Sandy Navarro" w:date="2026-10-18T21:47:00Z" w16du:dateUtc="2026-10-18T20:47:00Z">
         <w:r>
           <w:rPr>
             <w:rPrChange w:id="305" w:author="Sandy Navarro" w:date="2026-10-19T09:01:00Z" w16du:dateUtc="2026-10-19T08:01:00Z">
@@ -4758,35 +4740,39 @@
               </w:rPr>
             </w:rPrChange>
           </w:rPr>
-          <w:t xml:space="preserve">(weekends, weather, holidays, events), but a lot of restaurant/pubs </w:t>
-        </w:r>
-      </w:ins>
-      <w:ins w:id="306" w:author="Sandy Navarro" w:date="2026-10-18T21:49:00Z" w16du:dateUtc="2026-10-18T20:49:00Z">
-        <w:r>
-          <w:rPr>
-            <w:rPrChange w:id="307" w:author="Sandy Navarro" w:date="2026-10-19T09:01:00Z" w16du:dateUtc="2026-10-19T08:01:00Z">
+          <w:t xml:space="preserve">depend on how many customers turn up and </w:t>
+        </w:r>
+      </w:ins>
+      <w:ins w:id="306" w:author="Sandy Navarro" w:date="2026-10-19T09:02:00Z" w16du:dateUtc="2026-10-19T08:02:00Z">
+        <w:r>
+          <w:t>w</w:t>
+        </w:r>
+      </w:ins>
+      <w:ins w:id="307" w:author="Sandy Navarro" w:date="2026-10-18T21:47:00Z" w16du:dateUtc="2026-10-18T20:47:00Z">
+        <w:r>
+          <w:rPr>
+            <w:rPrChange w:id="308" w:author="Sandy Navarro" w:date="2026-10-19T09:01:00Z" w16du:dateUtc="2026-10-19T08:01:00Z">
               <w:rPr>
                 <w:lang w:val="en-GB"/>
               </w:rPr>
             </w:rPrChange>
           </w:rPr>
-          <w:t>still just guess based on experience or what happened last week.</w:t>
-        </w:r>
-      </w:ins>
-    </w:p>
-    <w:p>
-      <w:pPr>
-        <w:rPr>
-          <w:ins w:id="308" w:author="Sandy Navarro" w:date="2026-10-18T21:49:00Z" w16du:dateUtc="2026-10-18T20:49:00Z"/>
-          <w:rPrChange w:id="309" w:author="Sandy Navarro" w:date="2026-10-19T09:01:00Z" w16du:dateUtc="2026-10-19T08:01:00Z">
-            <w:rPr>
-              <w:ins w:id="310" w:author="Sandy Navarro" w:date="2026-10-18T21:49:00Z" w16du:dateUtc="2026-10-18T20:49:00Z"/>
-              <w:lang w:val="en-GB"/>
-            </w:rPr>
-          </w:rPrChange>
-        </w:rPr>
-      </w:pPr>
-      <w:ins w:id="311" w:author="Sandy Navarro" w:date="2026-10-18T21:53:00Z" w16du:dateUtc="2026-10-18T20:53:00Z">
+          <w:t xml:space="preserve">hen. Busy times follow patterns </w:t>
+        </w:r>
+      </w:ins>
+      <w:ins w:id="309" w:author="Sandy Navarro" w:date="2026-10-18T21:48:00Z" w16du:dateUtc="2026-10-18T20:48:00Z">
+        <w:r>
+          <w:rPr>
+            <w:rPrChange w:id="310" w:author="Sandy Navarro" w:date="2026-10-19T09:01:00Z" w16du:dateUtc="2026-10-19T08:01:00Z">
+              <w:rPr>
+                <w:lang w:val="en-GB"/>
+              </w:rPr>
+            </w:rPrChange>
+          </w:rPr>
+          <w:t xml:space="preserve">(weekends, weather, holidays, events), but a lot of restaurant/pubs </w:t>
+        </w:r>
+      </w:ins>
+      <w:ins w:id="311" w:author="Sandy Navarro" w:date="2026-10-18T21:49:00Z" w16du:dateUtc="2026-10-18T20:49:00Z">
         <w:r>
           <w:rPr>
             <w:rPrChange w:id="312" w:author="Sandy Navarro" w:date="2026-10-19T09:01:00Z" w16du:dateUtc="2026-10-19T08:01:00Z">
@@ -4795,23 +4781,23 @@
               </w:rPr>
             </w:rPrChange>
           </w:rPr>
-          <w:t>Why it matters?</w:t>
-        </w:r>
-      </w:ins>
-    </w:p>
-    <w:p>
-      <w:pPr>
-        <w:rPr>
-          <w:ins w:id="313" w:author="Sandy Navarro" w:date="2026-10-18T21:53:00Z" w16du:dateUtc="2026-10-18T20:53:00Z"/>
+          <w:t>still just guess based on experience or what happened last week.</w:t>
+        </w:r>
+      </w:ins>
+    </w:p>
+    <w:p>
+      <w:pPr>
+        <w:rPr>
+          <w:ins w:id="313" w:author="Sandy Navarro" w:date="2026-10-18T21:49:00Z" w16du:dateUtc="2026-10-18T20:49:00Z"/>
           <w:rPrChange w:id="314" w:author="Sandy Navarro" w:date="2026-10-19T09:01:00Z" w16du:dateUtc="2026-10-19T08:01:00Z">
             <w:rPr>
-              <w:ins w:id="315" w:author="Sandy Navarro" w:date="2026-10-18T21:53:00Z" w16du:dateUtc="2026-10-18T20:53:00Z"/>
+              <w:ins w:id="315" w:author="Sandy Navarro" w:date="2026-10-18T21:49:00Z" w16du:dateUtc="2026-10-18T20:49:00Z"/>
               <w:lang w:val="en-GB"/>
             </w:rPr>
           </w:rPrChange>
         </w:rPr>
       </w:pPr>
-      <w:ins w:id="316" w:author="Sandy Navarro" w:date="2026-10-18T21:49:00Z" w16du:dateUtc="2026-10-18T20:49:00Z">
+      <w:ins w:id="316" w:author="Sandy Navarro" w:date="2026-10-18T21:53:00Z" w16du:dateUtc="2026-10-18T20:53:00Z">
         <w:r>
           <w:rPr>
             <w:rPrChange w:id="317" w:author="Sandy Navarro" w:date="2026-10-19T09:01:00Z" w16du:dateUtc="2026-10-19T08:01:00Z">
@@ -4820,83 +4806,83 @@
               </w:rPr>
             </w:rPrChange>
           </w:rPr>
-          <w:t>If a manager expe</w:t>
-        </w:r>
-      </w:ins>
-      <w:ins w:id="318" w:author="Sandy Navarro" w:date="2026-10-18T21:50:00Z" w16du:dateUtc="2026-10-18T20:50:00Z">
-        <w:r>
-          <w:rPr>
-            <w:rPrChange w:id="319" w:author="Sandy Navarro" w:date="2026-10-19T09:01:00Z" w16du:dateUtc="2026-10-19T08:01:00Z">
+          <w:t>Why it matters?</w:t>
+        </w:r>
+      </w:ins>
+    </w:p>
+    <w:p>
+      <w:pPr>
+        <w:rPr>
+          <w:ins w:id="318" w:author="Sandy Navarro" w:date="2026-10-18T21:53:00Z" w16du:dateUtc="2026-10-18T20:53:00Z"/>
+          <w:rPrChange w:id="319" w:author="Sandy Navarro" w:date="2026-10-19T09:01:00Z" w16du:dateUtc="2026-10-19T08:01:00Z">
+            <w:rPr>
+              <w:ins w:id="320" w:author="Sandy Navarro" w:date="2026-10-18T21:53:00Z" w16du:dateUtc="2026-10-18T20:53:00Z"/>
+              <w:lang w:val="en-GB"/>
+            </w:rPr>
+          </w:rPrChange>
+        </w:rPr>
+      </w:pPr>
+      <w:ins w:id="321" w:author="Sandy Navarro" w:date="2026-10-18T21:49:00Z" w16du:dateUtc="2026-10-18T20:49:00Z">
+        <w:r>
+          <w:rPr>
+            <w:rPrChange w:id="322" w:author="Sandy Navarro" w:date="2026-10-19T09:01:00Z" w16du:dateUtc="2026-10-19T08:01:00Z">
               <w:rPr>
                 <w:lang w:val="en-GB"/>
               </w:rPr>
             </w:rPrChange>
           </w:rPr>
-          <w:t>cts too few customers at a busy time, people wait too long, service is rushed and some customers leave</w:t>
-        </w:r>
-      </w:ins>
-      <w:ins w:id="320" w:author="Sandy Navarro" w:date="2026-10-18T21:51:00Z" w16du:dateUtc="2026-10-18T20:51:00Z">
-        <w:r>
-          <w:rPr>
-            <w:rPrChange w:id="321" w:author="Sandy Navarro" w:date="2026-10-19T09:01:00Z" w16du:dateUtc="2026-10-19T08:01:00Z">
+          <w:t>If a manager expe</w:t>
+        </w:r>
+      </w:ins>
+      <w:ins w:id="323" w:author="Sandy Navarro" w:date="2026-10-18T21:50:00Z" w16du:dateUtc="2026-10-18T20:50:00Z">
+        <w:r>
+          <w:rPr>
+            <w:rPrChange w:id="324" w:author="Sandy Navarro" w:date="2026-10-19T09:01:00Z" w16du:dateUtc="2026-10-19T08:01:00Z">
               <w:rPr>
                 <w:lang w:val="en-GB"/>
               </w:rPr>
             </w:rPrChange>
           </w:rPr>
-          <w:t xml:space="preserve">. If they expect too many, staff stand around and food gets wasted. A better forecast would help </w:t>
-        </w:r>
-      </w:ins>
-      <w:ins w:id="322" w:author="Sandy Navarro" w:date="2026-10-18T21:52:00Z" w16du:dateUtc="2026-10-18T20:52:00Z">
-        <w:r>
-          <w:rPr>
-            <w:rPrChange w:id="323" w:author="Sandy Navarro" w:date="2026-10-19T09:01:00Z" w16du:dateUtc="2026-10-19T08:01:00Z">
+          <w:t>cts too few customers at a busy time, people wait too long, service is rushed and some customers leave</w:t>
+        </w:r>
+      </w:ins>
+      <w:ins w:id="325" w:author="Sandy Navarro" w:date="2026-10-18T21:51:00Z" w16du:dateUtc="2026-10-18T20:51:00Z">
+        <w:r>
+          <w:rPr>
+            <w:rPrChange w:id="326" w:author="Sandy Navarro" w:date="2026-10-19T09:01:00Z" w16du:dateUtc="2026-10-19T08:01:00Z">
               <w:rPr>
                 <w:lang w:val="en-GB"/>
               </w:rPr>
             </w:rPrChange>
           </w:rPr>
-          <w:t>them plan staff</w:t>
-        </w:r>
-      </w:ins>
-      <w:ins w:id="324" w:author="Sandy Navarro" w:date="2026-10-18T21:53:00Z" w16du:dateUtc="2026-10-18T20:53:00Z">
-        <w:r>
-          <w:rPr>
-            <w:rPrChange w:id="325" w:author="Sandy Navarro" w:date="2026-10-19T09:01:00Z" w16du:dateUtc="2026-10-19T08:01:00Z">
+          <w:t xml:space="preserve">. If they expect too many, staff stand around and food gets wasted. A better forecast would help </w:t>
+        </w:r>
+      </w:ins>
+      <w:ins w:id="327" w:author="Sandy Navarro" w:date="2026-10-18T21:52:00Z" w16du:dateUtc="2026-10-18T20:52:00Z">
+        <w:r>
+          <w:rPr>
+            <w:rPrChange w:id="328" w:author="Sandy Navarro" w:date="2026-10-19T09:01:00Z" w16du:dateUtc="2026-10-19T08:01:00Z">
               <w:rPr>
                 <w:lang w:val="en-GB"/>
               </w:rPr>
             </w:rPrChange>
           </w:rPr>
-          <w:t xml:space="preserve"> and food/drinks ordering</w:t>
-        </w:r>
-      </w:ins>
-      <w:ins w:id="326" w:author="Sandy Navarro" w:date="2026-10-18T21:52:00Z" w16du:dateUtc="2026-10-18T20:52:00Z">
-        <w:r>
-          <w:rPr>
-            <w:rPrChange w:id="327" w:author="Sandy Navarro" w:date="2026-10-19T09:01:00Z" w16du:dateUtc="2026-10-19T08:01:00Z">
+          <w:t>them plan staff</w:t>
+        </w:r>
+      </w:ins>
+      <w:ins w:id="329" w:author="Sandy Navarro" w:date="2026-10-18T21:53:00Z" w16du:dateUtc="2026-10-18T20:53:00Z">
+        <w:r>
+          <w:rPr>
+            <w:rPrChange w:id="330" w:author="Sandy Navarro" w:date="2026-10-19T09:01:00Z" w16du:dateUtc="2026-10-19T08:01:00Z">
               <w:rPr>
                 <w:lang w:val="en-GB"/>
               </w:rPr>
             </w:rPrChange>
           </w:rPr>
-          <w:t>.</w:t>
-        </w:r>
-      </w:ins>
-    </w:p>
-    <w:p>
-      <w:pPr>
-        <w:rPr>
-          <w:ins w:id="328" w:author="Sandy Navarro" w:date="2026-10-18T21:53:00Z" w16du:dateUtc="2026-10-18T20:53:00Z"/>
-          <w:rPrChange w:id="329" w:author="Sandy Navarro" w:date="2026-10-19T09:01:00Z" w16du:dateUtc="2026-10-19T08:01:00Z">
-            <w:rPr>
-              <w:ins w:id="330" w:author="Sandy Navarro" w:date="2026-10-18T21:53:00Z" w16du:dateUtc="2026-10-18T20:53:00Z"/>
-              <w:lang w:val="en-GB"/>
-            </w:rPr>
-          </w:rPrChange>
-        </w:rPr>
-      </w:pPr>
-      <w:ins w:id="331" w:author="Sandy Navarro" w:date="2026-10-18T21:53:00Z" w16du:dateUtc="2026-10-18T20:53:00Z">
+          <w:t xml:space="preserve"> and food/drinks ordering</w:t>
+        </w:r>
+      </w:ins>
+      <w:ins w:id="331" w:author="Sandy Navarro" w:date="2026-10-18T21:52:00Z" w16du:dateUtc="2026-10-18T20:52:00Z">
         <w:r>
           <w:rPr>
             <w:rPrChange w:id="332" w:author="Sandy Navarro" w:date="2026-10-19T09:01:00Z" w16du:dateUtc="2026-10-19T08:01:00Z">
@@ -4905,38 +4891,23 @@
               </w:rPr>
             </w:rPrChange>
           </w:rPr>
-          <w:t>Why I chose it?</w:t>
-        </w:r>
-      </w:ins>
-    </w:p>
-    <w:p>
-      <w:pPr>
-        <w:rPr>
-          <w:ins w:id="333" w:author="Sandy Navarro" w:date="2026-10-18T21:52:00Z" w16du:dateUtc="2026-10-18T20:52:00Z"/>
-          <w:lang w:val="en-GB"/>
-        </w:rPr>
-      </w:pPr>
-      <w:ins w:id="334" w:author="Sandy Navarro" w:date="2026-10-18T21:54:00Z" w16du:dateUtc="2026-10-18T20:54:00Z">
-        <w:r>
-          <w:rPr>
-            <w:rPrChange w:id="335" w:author="Sandy Navarro" w:date="2026-10-19T09:01:00Z" w16du:dateUtc="2026-10-19T08:01:00Z">
-              <w:rPr>
-                <w:lang w:val="en-GB"/>
-              </w:rPr>
-            </w:rPrChange>
-          </w:rPr>
-          <w:t xml:space="preserve">Busy hours are where mistakes cost the most, but daily </w:t>
-        </w:r>
-        <w:r>
-          <w:rPr>
-            <w:rPrChange w:id="336" w:author="Sandy Navarro" w:date="2026-10-19T09:01:00Z" w16du:dateUtc="2026-10-19T08:01:00Z">
-              <w:rPr>
-                <w:lang w:val="en-GB"/>
-              </w:rPr>
-            </w:rPrChange>
-          </w:rPr>
-          <w:t>averages</w:t>
-        </w:r>
+          <w:t>.</w:t>
+        </w:r>
+      </w:ins>
+    </w:p>
+    <w:p>
+      <w:pPr>
+        <w:rPr>
+          <w:ins w:id="333" w:author="Sandy Navarro" w:date="2026-10-18T21:53:00Z" w16du:dateUtc="2026-10-18T20:53:00Z"/>
+          <w:rPrChange w:id="334" w:author="Sandy Navarro" w:date="2026-10-19T09:01:00Z" w16du:dateUtc="2026-10-19T08:01:00Z">
+            <w:rPr>
+              <w:ins w:id="335" w:author="Sandy Navarro" w:date="2026-10-18T21:53:00Z" w16du:dateUtc="2026-10-18T20:53:00Z"/>
+              <w:lang w:val="en-GB"/>
+            </w:rPr>
+          </w:rPrChange>
+        </w:rPr>
+      </w:pPr>
+      <w:ins w:id="336" w:author="Sandy Navarro" w:date="2026-10-18T21:53:00Z" w16du:dateUtc="2026-10-18T20:53:00Z">
         <w:r>
           <w:rPr>
             <w:rPrChange w:id="337" w:author="Sandy Navarro" w:date="2026-10-19T09:01:00Z" w16du:dateUtc="2026-10-19T08:01:00Z">
@@ -4945,20 +4916,18 @@
               </w:rPr>
             </w:rPrChange>
           </w:rPr>
-          <w:t xml:space="preserve"> hide them. The data </w:t>
-        </w:r>
-        <w:r>
-          <w:rPr>
-            <w:rPrChange w:id="338" w:author="Sandy Navarro" w:date="2026-10-19T09:01:00Z" w16du:dateUtc="2026-10-19T08:01:00Z">
-              <w:rPr>
-                <w:lang w:val="en-GB"/>
-              </w:rPr>
-            </w:rPrChange>
-          </w:rPr>
-          <w:t>(</w:t>
-        </w:r>
-      </w:ins>
-      <w:ins w:id="339" w:author="Sandy Navarro" w:date="2026-10-18T21:55:00Z" w16du:dateUtc="2026-10-18T20:55:00Z">
+          <w:t>Why I chose it?</w:t>
+        </w:r>
+      </w:ins>
+    </w:p>
+    <w:p>
+      <w:pPr>
+        <w:rPr>
+          <w:ins w:id="338" w:author="Sandy Navarro" w:date="2026-10-18T21:52:00Z" w16du:dateUtc="2026-10-18T20:52:00Z"/>
+          <w:lang w:val="en-GB"/>
+        </w:rPr>
+      </w:pPr>
+      <w:ins w:id="339" w:author="Sandy Navarro" w:date="2026-10-18T21:54:00Z" w16du:dateUtc="2026-10-18T20:54:00Z">
         <w:r>
           <w:rPr>
             <w:rPrChange w:id="340" w:author="Sandy Navarro" w:date="2026-10-19T09:01:00Z" w16du:dateUtc="2026-10-19T08:01:00Z">
@@ -4967,10 +4936,18 @@
               </w:rPr>
             </w:rPrChange>
           </w:rPr>
-          <w:t>sales, weather, holidays</w:t>
-        </w:r>
-      </w:ins>
-      <w:ins w:id="341" w:author="Sandy Navarro" w:date="2026-10-18T21:54:00Z" w16du:dateUtc="2026-10-18T20:54:00Z">
+          <w:t xml:space="preserve">Busy hours are where mistakes cost the most, but daily </w:t>
+        </w:r>
+        <w:r>
+          <w:rPr>
+            <w:rPrChange w:id="341" w:author="Sandy Navarro" w:date="2026-10-19T09:01:00Z" w16du:dateUtc="2026-10-19T08:01:00Z">
+              <w:rPr>
+                <w:lang w:val="en-GB"/>
+              </w:rPr>
+            </w:rPrChange>
+          </w:rPr>
+          <w:t>averages</w:t>
+        </w:r>
         <w:r>
           <w:rPr>
             <w:rPrChange w:id="342" w:author="Sandy Navarro" w:date="2026-10-19T09:01:00Z" w16du:dateUtc="2026-10-19T08:01:00Z">
@@ -4979,29 +4956,63 @@
               </w:rPr>
             </w:rPrChange>
           </w:rPr>
-          <w:t>)</w:t>
-        </w:r>
-      </w:ins>
-      <w:ins w:id="343" w:author="Sandy Navarro" w:date="2026-10-18T21:55:00Z" w16du:dateUtc="2026-10-18T20:55:00Z">
-        <w:r>
-          <w:rPr>
-            <w:rPrChange w:id="344" w:author="Sandy Navarro" w:date="2026-10-19T09:01:00Z" w16du:dateUtc="2026-10-19T08:01:00Z">
+          <w:t xml:space="preserve"> hide them. The data </w:t>
+        </w:r>
+        <w:r>
+          <w:rPr>
+            <w:rPrChange w:id="343" w:author="Sandy Navarro" w:date="2026-10-19T09:01:00Z" w16du:dateUtc="2026-10-19T08:01:00Z">
               <w:rPr>
                 <w:lang w:val="en-GB"/>
               </w:rPr>
             </w:rPrChange>
           </w:rPr>
+          <w:t>(</w:t>
+        </w:r>
+      </w:ins>
+      <w:ins w:id="344" w:author="Sandy Navarro" w:date="2026-10-18T21:55:00Z" w16du:dateUtc="2026-10-18T20:55:00Z">
+        <w:r>
+          <w:rPr>
+            <w:rPrChange w:id="345" w:author="Sandy Navarro" w:date="2026-10-19T09:01:00Z" w16du:dateUtc="2026-10-19T08:01:00Z">
+              <w:rPr>
+                <w:lang w:val="en-GB"/>
+              </w:rPr>
+            </w:rPrChange>
+          </w:rPr>
+          <w:t>sales, weather, holidays</w:t>
+        </w:r>
+      </w:ins>
+      <w:ins w:id="346" w:author="Sandy Navarro" w:date="2026-10-18T21:54:00Z" w16du:dateUtc="2026-10-18T20:54:00Z">
+        <w:r>
+          <w:rPr>
+            <w:rPrChange w:id="347" w:author="Sandy Navarro" w:date="2026-10-19T09:01:00Z" w16du:dateUtc="2026-10-19T08:01:00Z">
+              <w:rPr>
+                <w:lang w:val="en-GB"/>
+              </w:rPr>
+            </w:rPrChange>
+          </w:rPr>
+          <w:t>)</w:t>
+        </w:r>
+      </w:ins>
+      <w:ins w:id="348" w:author="Sandy Navarro" w:date="2026-10-18T21:55:00Z" w16du:dateUtc="2026-10-18T20:55:00Z">
+        <w:r>
+          <w:rPr>
+            <w:rPrChange w:id="349" w:author="Sandy Navarro" w:date="2026-10-19T09:01:00Z" w16du:dateUtc="2026-10-19T08:01:00Z">
+              <w:rPr>
+                <w:lang w:val="en-GB"/>
+              </w:rPr>
+            </w:rPrChange>
+          </w:rPr>
           <w:t xml:space="preserve"> is easy to get hold of, </w:t>
         </w:r>
       </w:ins>
-      <w:ins w:id="345" w:author="Sandy Navarro" w:date="2026-10-19T09:03:00Z" w16du:dateUtc="2026-10-19T08:03:00Z">
+      <w:ins w:id="350" w:author="Sandy Navarro" w:date="2026-10-19T09:03:00Z" w16du:dateUtc="2026-10-19T08:03:00Z">
         <w:r>
           <w:t>so it</w:t>
         </w:r>
         <w:r>
           <w:rPr>
             <w:lang w:val="en-GB"/>
-            <w:rPrChange w:id="346" w:author="Sandy Navarro" w:date="2026-10-19T09:03:00Z" w16du:dateUtc="2026-10-19T08:03:00Z">
+            <w:rPrChange w:id="351" w:author="Sandy Navarro" w:date="2026-10-19T09:03:00Z" w16du:dateUtc="2026-10-19T08:03:00Z">
               <w:rPr>
                 <w:lang w:val="es-MX"/>
               </w:rPr>
@@ -5020,19 +5031,13 @@
     <w:p>
       <w:pPr>
         <w:rPr>
-          <w:ins w:id="347" w:author="Sandy Navarro" w:date="2026-10-18T19:45:00Z" w16du:dateUtc="2026-10-18T18:45:00Z"/>
-          <w:rPrChange w:id="348" w:author="Sandy Navarro" w:date="2026-10-19T09:01:00Z" w16du:dateUtc="2026-10-19T08:01:00Z">
-            <w:rPr>
-              <w:ins w:id="349" w:author="Sandy Navarro" w:date="2026-10-18T19:45:00Z" w16du:dateUtc="2026-10-18T18:45:00Z"/>
-              <w:lang w:val="en-GB"/>
-            </w:rPr>
-          </w:rPrChange>
-        </w:rPr>
-      </w:pPr>
-      <w:ins w:id="350" w:author="Sandy Navarro" w:date="2026-10-18T21:48:00Z" w16du:dateUtc="2026-10-18T20:48:00Z">
-        <w:r>
-          <w:rPr>
-            <w:rPrChange w:id="351" w:author="Sandy Navarro" w:date="2026-10-19T09:01:00Z" w16du:dateUtc="2026-10-19T08:01:00Z">
+          <w:del w:id="352" w:author="Sandy Navarro" w:date="2026-10-19T14:09:00Z" w16du:dateUtc="2026-10-19T13:09:00Z"/>
+        </w:rPr>
+      </w:pPr>
+      <w:ins w:id="353" w:author="Sandy Navarro" w:date="2026-10-18T21:48:00Z" w16du:dateUtc="2026-10-18T20:48:00Z">
+        <w:r>
+          <w:rPr>
+            <w:rPrChange w:id="354" w:author="Sandy Navarro" w:date="2026-10-19T09:01:00Z" w16du:dateUtc="2026-10-19T08:01:00Z">
               <w:rPr>
                 <w:lang w:val="en-GB"/>
               </w:rPr>
@@ -5045,273 +5050,111 @@
     <w:p>
       <w:pPr>
         <w:rPr>
-          <w:ins w:id="352" w:author="Sandy Navarro" w:date="2026-10-18T19:45:00Z" w16du:dateUtc="2026-10-18T18:45:00Z"/>
-          <w:rPrChange w:id="353" w:author="Sandy Navarro" w:date="2026-10-19T09:01:00Z" w16du:dateUtc="2026-10-19T08:01:00Z">
-            <w:rPr>
-              <w:ins w:id="354" w:author="Sandy Navarro" w:date="2026-10-18T19:45:00Z" w16du:dateUtc="2026-10-18T18:45:00Z"/>
-              <w:lang w:val="en-GB"/>
-            </w:rPr>
-          </w:rPrChange>
-        </w:rPr>
-      </w:pPr>
-    </w:p>
-    <w:p>
-      <w:pPr>
-        <w:rPr>
-          <w:ins w:id="355" w:author="Sandy Navarro" w:date="2026-10-18T19:45:00Z" w16du:dateUtc="2026-10-18T18:45:00Z"/>
-          <w:rPrChange w:id="356" w:author="Sandy Navarro" w:date="2026-10-19T09:01:00Z" w16du:dateUtc="2026-10-19T08:01:00Z">
-            <w:rPr>
-              <w:ins w:id="357" w:author="Sandy Navarro" w:date="2026-10-18T19:45:00Z" w16du:dateUtc="2026-10-18T18:45:00Z"/>
-              <w:lang w:val="en-GB"/>
-            </w:rPr>
-          </w:rPrChange>
-        </w:rPr>
-      </w:pPr>
-    </w:p>
-    <w:p>
-      <w:pPr>
-        <w:rPr>
-          <w:ins w:id="358" w:author="Sandy Navarro" w:date="2026-10-18T19:45:00Z" w16du:dateUtc="2026-10-18T18:45:00Z"/>
-          <w:rPrChange w:id="359" w:author="Sandy Navarro" w:date="2026-10-19T09:01:00Z" w16du:dateUtc="2026-10-19T08:01:00Z">
-            <w:rPr>
-              <w:ins w:id="360" w:author="Sandy Navarro" w:date="2026-10-18T19:45:00Z" w16du:dateUtc="2026-10-18T18:45:00Z"/>
-              <w:lang w:val="en-GB"/>
-            </w:rPr>
-          </w:rPrChange>
-        </w:rPr>
-      </w:pPr>
-    </w:p>
-    <w:p>
-      <w:pPr>
-        <w:rPr>
-          <w:ins w:id="361" w:author="Sandy Navarro" w:date="2026-10-18T19:45:00Z" w16du:dateUtc="2026-10-18T18:45:00Z"/>
-          <w:rPrChange w:id="362" w:author="Sandy Navarro" w:date="2026-10-19T09:01:00Z" w16du:dateUtc="2026-10-19T08:01:00Z">
-            <w:rPr>
-              <w:ins w:id="363" w:author="Sandy Navarro" w:date="2026-10-18T19:45:00Z" w16du:dateUtc="2026-10-18T18:45:00Z"/>
-              <w:lang w:val="en-GB"/>
-            </w:rPr>
-          </w:rPrChange>
-        </w:rPr>
-      </w:pPr>
-    </w:p>
-    <w:p>
-      <w:pPr>
-        <w:rPr>
-          <w:ins w:id="364" w:author="Sandy Navarro" w:date="2026-10-18T19:45:00Z" w16du:dateUtc="2026-10-18T18:45:00Z"/>
-          <w:rPrChange w:id="365" w:author="Sandy Navarro" w:date="2026-10-19T09:01:00Z" w16du:dateUtc="2026-10-19T08:01:00Z">
-            <w:rPr>
-              <w:ins w:id="366" w:author="Sandy Navarro" w:date="2026-10-18T19:45:00Z" w16du:dateUtc="2026-10-18T18:45:00Z"/>
-              <w:lang w:val="en-GB"/>
-            </w:rPr>
-          </w:rPrChange>
-        </w:rPr>
-      </w:pPr>
-    </w:p>
-    <w:p>
-      <w:pPr>
-        <w:rPr>
-          <w:ins w:id="367" w:author="Sandy Navarro" w:date="2026-10-18T19:45:00Z" w16du:dateUtc="2026-10-18T18:45:00Z"/>
-          <w:rPrChange w:id="368" w:author="Sandy Navarro" w:date="2026-10-19T09:01:00Z" w16du:dateUtc="2026-10-19T08:01:00Z">
-            <w:rPr>
-              <w:ins w:id="369" w:author="Sandy Navarro" w:date="2026-10-18T19:45:00Z" w16du:dateUtc="2026-10-18T18:45:00Z"/>
-              <w:lang w:val="en-GB"/>
-            </w:rPr>
-          </w:rPrChange>
-        </w:rPr>
-      </w:pPr>
-    </w:p>
-    <w:p>
-      <w:pPr>
-        <w:rPr>
-          <w:ins w:id="370" w:author="Sandy Navarro" w:date="2026-10-18T19:45:00Z" w16du:dateUtc="2026-10-18T18:45:00Z"/>
-          <w:rPrChange w:id="371" w:author="Sandy Navarro" w:date="2026-10-19T09:01:00Z" w16du:dateUtc="2026-10-19T08:01:00Z">
-            <w:rPr>
-              <w:ins w:id="372" w:author="Sandy Navarro" w:date="2026-10-18T19:45:00Z" w16du:dateUtc="2026-10-18T18:45:00Z"/>
-              <w:lang w:val="en-GB"/>
-            </w:rPr>
-          </w:rPrChange>
-        </w:rPr>
-      </w:pPr>
-    </w:p>
-    <w:p>
-      <w:pPr>
-        <w:rPr>
-          <w:ins w:id="373" w:author="Sandy Navarro" w:date="2026-10-18T19:45:00Z" w16du:dateUtc="2026-10-18T18:45:00Z"/>
-          <w:rPrChange w:id="374" w:author="Sandy Navarro" w:date="2026-10-19T09:01:00Z" w16du:dateUtc="2026-10-19T08:01:00Z">
-            <w:rPr>
-              <w:ins w:id="375" w:author="Sandy Navarro" w:date="2026-10-18T19:45:00Z" w16du:dateUtc="2026-10-18T18:45:00Z"/>
-              <w:lang w:val="en-GB"/>
-            </w:rPr>
-          </w:rPrChange>
-        </w:rPr>
-      </w:pPr>
-    </w:p>
-    <w:p>
-      <w:pPr>
-        <w:rPr>
-          <w:ins w:id="376" w:author="Sandy Navarro" w:date="2026-10-18T19:45:00Z" w16du:dateUtc="2026-10-18T18:45:00Z"/>
-          <w:rPrChange w:id="377" w:author="Sandy Navarro" w:date="2026-10-19T09:01:00Z" w16du:dateUtc="2026-10-19T08:01:00Z">
-            <w:rPr>
-              <w:ins w:id="378" w:author="Sandy Navarro" w:date="2026-10-18T19:45:00Z" w16du:dateUtc="2026-10-18T18:45:00Z"/>
-              <w:lang w:val="en-GB"/>
-            </w:rPr>
-          </w:rPrChange>
-        </w:rPr>
-      </w:pPr>
-    </w:p>
-    <w:p>
-      <w:pPr>
-        <w:rPr>
-          <w:ins w:id="379" w:author="Sandy Navarro" w:date="2026-10-18T19:45:00Z" w16du:dateUtc="2026-10-18T18:45:00Z"/>
-          <w:rPrChange w:id="380" w:author="Sandy Navarro" w:date="2026-10-19T09:01:00Z" w16du:dateUtc="2026-10-19T08:01:00Z">
-            <w:rPr>
-              <w:ins w:id="381" w:author="Sandy Navarro" w:date="2026-10-18T19:45:00Z" w16du:dateUtc="2026-10-18T18:45:00Z"/>
-              <w:lang w:val="en-GB"/>
-            </w:rPr>
-          </w:rPrChange>
-        </w:rPr>
-      </w:pPr>
-    </w:p>
-    <w:p>
-      <w:pPr>
-        <w:rPr>
-          <w:ins w:id="382" w:author="Sandy Navarro" w:date="2026-10-18T19:45:00Z" w16du:dateUtc="2026-10-18T18:45:00Z"/>
-          <w:rPrChange w:id="383" w:author="Sandy Navarro" w:date="2026-10-19T09:01:00Z" w16du:dateUtc="2026-10-19T08:01:00Z">
-            <w:rPr>
-              <w:ins w:id="384" w:author="Sandy Navarro" w:date="2026-10-18T19:45:00Z" w16du:dateUtc="2026-10-18T18:45:00Z"/>
-              <w:lang w:val="en-GB"/>
-            </w:rPr>
-          </w:rPrChange>
-        </w:rPr>
-      </w:pPr>
-    </w:p>
-    <w:p>
-      <w:pPr>
-        <w:rPr>
-          <w:ins w:id="385" w:author="Sandy Navarro" w:date="2026-10-18T19:45:00Z" w16du:dateUtc="2026-10-18T18:45:00Z"/>
-          <w:rPrChange w:id="386" w:author="Sandy Navarro" w:date="2026-10-19T09:01:00Z" w16du:dateUtc="2026-10-19T08:01:00Z">
-            <w:rPr>
-              <w:ins w:id="387" w:author="Sandy Navarro" w:date="2026-10-18T19:45:00Z" w16du:dateUtc="2026-10-18T18:45:00Z"/>
-              <w:lang w:val="en-GB"/>
-            </w:rPr>
-          </w:rPrChange>
-        </w:rPr>
-      </w:pPr>
-    </w:p>
-    <w:p>
-      <w:pPr>
-        <w:rPr>
-          <w:ins w:id="388" w:author="Sandy Navarro" w:date="2026-10-18T19:45:00Z" w16du:dateUtc="2026-10-18T18:45:00Z"/>
-          <w:rPrChange w:id="389" w:author="Sandy Navarro" w:date="2026-10-19T09:01:00Z" w16du:dateUtc="2026-10-19T08:01:00Z">
-            <w:rPr>
-              <w:ins w:id="390" w:author="Sandy Navarro" w:date="2026-10-18T19:45:00Z" w16du:dateUtc="2026-10-18T18:45:00Z"/>
-              <w:lang w:val="en-GB"/>
-            </w:rPr>
-          </w:rPrChange>
-        </w:rPr>
-      </w:pPr>
-    </w:p>
-    <w:p/>
-    <w:p>
-      <w:pPr>
-        <w:rPr>
-          <w:ins w:id="391" w:author="Sandy Navarro" w:date="2026-10-19T09:04:00Z" w16du:dateUtc="2026-10-19T08:04:00Z"/>
+          <w:ins w:id="355" w:author="Sandy Navarro" w:date="2026-10-19T09:04:00Z" w16du:dateUtc="2026-10-19T08:04:00Z"/>
         </w:rPr>
       </w:pPr>
     </w:p>
     <w:p>
       <w:pPr>
         <w:pStyle w:val="Ttulo1"/>
-        <w:rPr>
-          <w:ins w:id="392" w:author="Sandy Navarro" w:date="2026-10-19T09:23:00Z" w16du:dateUtc="2026-10-19T08:23:00Z"/>
-        </w:rPr>
-      </w:pPr>
-      <w:ins w:id="393" w:author="Sandy Navarro" w:date="2026-10-19T09:04:00Z" w16du:dateUtc="2026-10-19T08:04:00Z">
-        <w:r>
-          <w:lastRenderedPageBreak/>
-          <w:t>Problem definition</w:t>
-        </w:r>
-      </w:ins>
-      <w:ins w:id="394" w:author="Sandy Navarro" w:date="2026-10-19T09:22:00Z" w16du:dateUtc="2026-10-19T08:22:00Z">
-        <w:r>
-          <w:t xml:space="preserve">: Forecasting restaurant demand </w:t>
-        </w:r>
-      </w:ins>
-      <w:ins w:id="395" w:author="Sandy Navarro" w:date="2026-10-19T09:23:00Z" w16du:dateUtc="2026-10-19T08:23:00Z">
-        <w:r>
-          <w:t>d</w:t>
-        </w:r>
-      </w:ins>
-      <w:ins w:id="396" w:author="Sandy Navarro" w:date="2026-10-19T09:22:00Z" w16du:dateUtc="2026-10-19T08:22:00Z">
-        <w:r>
-          <w:t xml:space="preserve">uring </w:t>
-        </w:r>
-      </w:ins>
-      <w:ins w:id="397" w:author="Sandy Navarro" w:date="2026-10-19T09:23:00Z" w16du:dateUtc="2026-10-19T08:23:00Z">
-        <w:r>
-          <w:t>r</w:t>
-        </w:r>
-      </w:ins>
-      <w:ins w:id="398" w:author="Sandy Navarro" w:date="2026-10-19T09:22:00Z" w16du:dateUtc="2026-10-19T08:22:00Z">
-        <w:r>
-          <w:t xml:space="preserve">ecurring </w:t>
-        </w:r>
-      </w:ins>
-      <w:ins w:id="399" w:author="Sandy Navarro" w:date="2026-10-19T09:23:00Z" w16du:dateUtc="2026-10-19T08:23:00Z">
-        <w:r>
-          <w:t>p</w:t>
-        </w:r>
-      </w:ins>
-      <w:ins w:id="400" w:author="Sandy Navarro" w:date="2026-10-19T09:22:00Z" w16du:dateUtc="2026-10-19T08:22:00Z">
-        <w:r>
-          <w:t xml:space="preserve">eak </w:t>
-        </w:r>
-      </w:ins>
-      <w:ins w:id="401" w:author="Sandy Navarro" w:date="2026-10-19T09:23:00Z" w16du:dateUtc="2026-10-19T08:23:00Z">
-        <w:r>
-          <w:t>h</w:t>
-        </w:r>
-      </w:ins>
-      <w:ins w:id="402" w:author="Sandy Navarro" w:date="2026-10-19T09:22:00Z" w16du:dateUtc="2026-10-19T08:22:00Z">
-        <w:r>
-          <w:t>ours</w:t>
-        </w:r>
-      </w:ins>
-      <w:ins w:id="403" w:author="Sandy Navarro" w:date="2026-10-19T09:23:00Z" w16du:dateUtc="2026-10-19T08:23:00Z">
-        <w:r>
-          <w:t>.</w:t>
-        </w:r>
-      </w:ins>
-    </w:p>
-    <w:p>
-      <w:pPr>
-        <w:rPr>
-          <w:ins w:id="404" w:author="Sandy Navarro" w:date="2026-10-19T09:04:00Z" w16du:dateUtc="2026-10-19T08:04:00Z"/>
-        </w:rPr>
-        <w:pPrChange w:id="405" w:author="Sandy Navarro" w:date="2026-10-19T09:23:00Z" w16du:dateUtc="2026-10-19T08:23:00Z">
+        <w:numPr>
+          <w:ilvl w:val="0"/>
+          <w:numId w:val="10"/>
+        </w:numPr>
+        <w:rPr>
+          <w:ins w:id="356" w:author="Sandy Navarro" w:date="2026-10-19T09:23:00Z" w16du:dateUtc="2026-10-19T08:23:00Z"/>
+        </w:rPr>
+        <w:pPrChange w:id="357" w:author="Sandy Navarro" w:date="2026-10-19T14:06:00Z" w16du:dateUtc="2026-10-19T13:06:00Z">
           <w:pPr>
             <w:pStyle w:val="Ttulo1"/>
           </w:pPr>
         </w:pPrChange>
       </w:pPr>
-    </w:p>
-    <w:p>
-      <w:pPr>
-        <w:rPr>
-          <w:ins w:id="406" w:author="Sandy Navarro" w:date="2026-10-19T09:06:00Z" w16du:dateUtc="2026-10-19T08:06:00Z"/>
-        </w:rPr>
-      </w:pPr>
-      <w:ins w:id="407" w:author="Sandy Navarro" w:date="2026-10-19T09:04:00Z" w16du:dateUtc="2026-10-19T08:04:00Z">
+      <w:ins w:id="358" w:author="Sandy Navarro" w:date="2026-10-19T09:04:00Z" w16du:dateUtc="2026-10-19T08:04:00Z">
+        <w:r>
+          <w:t>Problem definition</w:t>
+        </w:r>
+      </w:ins>
+      <w:ins w:id="359" w:author="Sandy Navarro" w:date="2026-10-19T09:22:00Z" w16du:dateUtc="2026-10-19T08:22:00Z">
+        <w:r>
+          <w:t xml:space="preserve">: Forecasting restaurant demand </w:t>
+        </w:r>
+      </w:ins>
+      <w:ins w:id="360" w:author="Sandy Navarro" w:date="2026-10-19T09:23:00Z" w16du:dateUtc="2026-10-19T08:23:00Z">
+        <w:r>
+          <w:t>d</w:t>
+        </w:r>
+      </w:ins>
+      <w:ins w:id="361" w:author="Sandy Navarro" w:date="2026-10-19T09:22:00Z" w16du:dateUtc="2026-10-19T08:22:00Z">
+        <w:r>
+          <w:t xml:space="preserve">uring </w:t>
+        </w:r>
+      </w:ins>
+      <w:ins w:id="362" w:author="Sandy Navarro" w:date="2026-10-19T09:23:00Z" w16du:dateUtc="2026-10-19T08:23:00Z">
+        <w:r>
+          <w:t>r</w:t>
+        </w:r>
+      </w:ins>
+      <w:ins w:id="363" w:author="Sandy Navarro" w:date="2026-10-19T09:22:00Z" w16du:dateUtc="2026-10-19T08:22:00Z">
+        <w:r>
+          <w:t xml:space="preserve">ecurring </w:t>
+        </w:r>
+      </w:ins>
+      <w:ins w:id="364" w:author="Sandy Navarro" w:date="2026-10-19T09:23:00Z" w16du:dateUtc="2026-10-19T08:23:00Z">
+        <w:r>
+          <w:t>p</w:t>
+        </w:r>
+      </w:ins>
+      <w:ins w:id="365" w:author="Sandy Navarro" w:date="2026-10-19T09:22:00Z" w16du:dateUtc="2026-10-19T08:22:00Z">
+        <w:r>
+          <w:t xml:space="preserve">eak </w:t>
+        </w:r>
+      </w:ins>
+      <w:ins w:id="366" w:author="Sandy Navarro" w:date="2026-10-19T09:23:00Z" w16du:dateUtc="2026-10-19T08:23:00Z">
+        <w:r>
+          <w:t>h</w:t>
+        </w:r>
+      </w:ins>
+      <w:ins w:id="367" w:author="Sandy Navarro" w:date="2026-10-19T09:22:00Z" w16du:dateUtc="2026-10-19T08:22:00Z">
+        <w:r>
+          <w:t>ours</w:t>
+        </w:r>
+      </w:ins>
+      <w:ins w:id="368" w:author="Sandy Navarro" w:date="2026-10-19T09:23:00Z" w16du:dateUtc="2026-10-19T08:23:00Z">
+        <w:r>
+          <w:t>.</w:t>
+        </w:r>
+      </w:ins>
+    </w:p>
+    <w:p>
+      <w:pPr>
+        <w:rPr>
+          <w:ins w:id="369" w:author="Sandy Navarro" w:date="2026-10-19T09:04:00Z" w16du:dateUtc="2026-10-19T08:04:00Z"/>
+        </w:rPr>
+        <w:pPrChange w:id="370" w:author="Sandy Navarro" w:date="2026-10-19T09:23:00Z" w16du:dateUtc="2026-10-19T08:23:00Z">
+          <w:pPr>
+            <w:pStyle w:val="Ttulo1"/>
+          </w:pPr>
+        </w:pPrChange>
+      </w:pPr>
+    </w:p>
+    <w:p>
+      <w:pPr>
+        <w:rPr>
+          <w:ins w:id="371" w:author="Sandy Navarro" w:date="2026-10-19T09:06:00Z" w16du:dateUtc="2026-10-19T08:06:00Z"/>
+        </w:rPr>
+      </w:pPr>
+      <w:ins w:id="372" w:author="Sandy Navarro" w:date="2026-10-19T09:04:00Z" w16du:dateUtc="2026-10-19T08:04:00Z">
         <w:r>
           <w:t xml:space="preserve">The problem is that restaurant managers can´t predict </w:t>
         </w:r>
       </w:ins>
-      <w:ins w:id="408" w:author="Sandy Navarro" w:date="2026-10-19T09:05:00Z" w16du:dateUtc="2026-10-19T08:05:00Z">
+      <w:ins w:id="373" w:author="Sandy Navarro" w:date="2026-10-19T09:05:00Z" w16du:dateUtc="2026-10-19T08:05:00Z">
         <w:r>
           <w:t>very well how many customers will come at busy hours, so they often end up with too many or too few staff and too muc</w:t>
         </w:r>
       </w:ins>
-      <w:ins w:id="409" w:author="Sandy Navarro" w:date="2026-10-19T09:06:00Z" w16du:dateUtc="2026-10-19T08:06:00Z">
+      <w:ins w:id="374" w:author="Sandy Navarro" w:date="2026-10-19T09:06:00Z" w16du:dateUtc="2026-10-19T08:06:00Z">
         <w:r>
           <w:t>h or too little orders.</w:t>
         </w:r>
@@ -5320,12 +5163,12 @@
     <w:p>
       <w:pPr>
         <w:rPr>
-          <w:ins w:id="410" w:author="Sandy Navarro" w:date="2026-10-19T09:06:00Z" w16du:dateUtc="2026-10-19T08:06:00Z"/>
+          <w:ins w:id="375" w:author="Sandy Navarro" w:date="2026-10-19T09:06:00Z" w16du:dateUtc="2026-10-19T08:06:00Z"/>
           <w:b/>
           <w:bCs/>
         </w:rPr>
       </w:pPr>
-      <w:ins w:id="411" w:author="Sandy Navarro" w:date="2026-10-19T09:06:00Z" w16du:dateUtc="2026-10-19T08:06:00Z">
+      <w:ins w:id="376" w:author="Sandy Navarro" w:date="2026-10-19T09:06:00Z" w16du:dateUtc="2026-10-19T08:06:00Z">
         <w:r>
           <w:rPr>
             <w:b/>
@@ -5338,25 +5181,25 @@
     <w:p>
       <w:pPr>
         <w:rPr>
-          <w:ins w:id="412" w:author="Sandy Navarro" w:date="2026-10-19T09:08:00Z" w16du:dateUtc="2026-10-19T08:08:00Z"/>
-        </w:rPr>
-      </w:pPr>
-      <w:ins w:id="413" w:author="Sandy Navarro" w:date="2026-10-19T09:06:00Z" w16du:dateUtc="2026-10-19T08:06:00Z">
+          <w:ins w:id="377" w:author="Sandy Navarro" w:date="2026-10-19T09:08:00Z" w16du:dateUtc="2026-10-19T08:08:00Z"/>
+        </w:rPr>
+      </w:pPr>
+      <w:ins w:id="378" w:author="Sandy Navarro" w:date="2026-10-19T09:06:00Z" w16du:dateUtc="2026-10-19T08:06:00Z">
         <w:r>
           <w:t xml:space="preserve">Busy hours change a lot. A rainy Tuesday </w:t>
         </w:r>
       </w:ins>
-      <w:ins w:id="414" w:author="Sandy Navarro" w:date="2026-10-19T09:07:00Z" w16du:dateUtc="2026-10-19T08:07:00Z">
+      <w:ins w:id="379" w:author="Sandy Navarro" w:date="2026-10-19T09:07:00Z" w16du:dateUtc="2026-10-19T08:07:00Z">
         <w:r>
           <w:t>is very different from a sunny Saturday, and a holiday or local event can change things aga</w:t>
         </w:r>
       </w:ins>
-      <w:ins w:id="415" w:author="Sandy Navarro" w:date="2026-10-19T09:08:00Z" w16du:dateUtc="2026-10-19T08:08:00Z">
+      <w:ins w:id="380" w:author="Sandy Navarro" w:date="2026-10-19T09:08:00Z" w16du:dateUtc="2026-10-19T08:08:00Z">
         <w:r>
           <w:t>in. Using last week numbers or a gut feeling misses all of this.</w:t>
         </w:r>
       </w:ins>
-      <w:ins w:id="416" w:author="Sandy Navarro" w:date="2026-10-19T09:07:00Z" w16du:dateUtc="2026-10-19T08:07:00Z">
+      <w:ins w:id="381" w:author="Sandy Navarro" w:date="2026-10-19T09:07:00Z" w16du:dateUtc="2026-10-19T08:07:00Z">
         <w:r>
           <w:t xml:space="preserve"> </w:t>
         </w:r>
@@ -5365,12 +5208,12 @@
     <w:p>
       <w:pPr>
         <w:rPr>
-          <w:ins w:id="417" w:author="Sandy Navarro" w:date="2026-10-19T09:09:00Z" w16du:dateUtc="2026-10-19T08:09:00Z"/>
+          <w:ins w:id="382" w:author="Sandy Navarro" w:date="2026-10-19T09:09:00Z" w16du:dateUtc="2026-10-19T08:09:00Z"/>
           <w:b/>
           <w:bCs/>
         </w:rPr>
       </w:pPr>
-      <w:ins w:id="418" w:author="Sandy Navarro" w:date="2026-10-19T09:08:00Z" w16du:dateUtc="2026-10-19T08:08:00Z">
+      <w:ins w:id="383" w:author="Sandy Navarro" w:date="2026-10-19T09:08:00Z" w16du:dateUtc="2026-10-19T08:08:00Z">
         <w:r>
           <w:rPr>
             <w:b/>
@@ -5379,7 +5222,7 @@
           <w:t>Im</w:t>
         </w:r>
       </w:ins>
-      <w:ins w:id="419" w:author="Sandy Navarro" w:date="2026-10-19T09:09:00Z" w16du:dateUtc="2026-10-19T08:09:00Z">
+      <w:ins w:id="384" w:author="Sandy Navarro" w:date="2026-10-19T09:09:00Z" w16du:dateUtc="2026-10-19T08:09:00Z">
         <w:r>
           <w:rPr>
             <w:b/>
@@ -5397,10 +5240,10 @@
           <w:numId w:val="7"/>
         </w:numPr>
         <w:rPr>
-          <w:ins w:id="420" w:author="Sandy Navarro" w:date="2026-10-19T09:09:00Z" w16du:dateUtc="2026-10-19T08:09:00Z"/>
-        </w:rPr>
-      </w:pPr>
-      <w:ins w:id="421" w:author="Sandy Navarro" w:date="2026-10-19T09:09:00Z" w16du:dateUtc="2026-10-19T08:09:00Z">
+          <w:ins w:id="385" w:author="Sandy Navarro" w:date="2026-10-19T09:09:00Z" w16du:dateUtc="2026-10-19T08:09:00Z"/>
+        </w:rPr>
+      </w:pPr>
+      <w:ins w:id="386" w:author="Sandy Navarro" w:date="2026-10-19T09:09:00Z" w16du:dateUtc="2026-10-19T08:09:00Z">
         <w:r>
           <w:t>Lost sales when customer leave or wait too long.</w:t>
         </w:r>
@@ -5414,15 +5257,15 @@
           <w:numId w:val="7"/>
         </w:numPr>
         <w:rPr>
-          <w:ins w:id="422" w:author="Sandy Navarro" w:date="2026-10-19T09:10:00Z" w16du:dateUtc="2026-10-19T08:10:00Z"/>
-        </w:rPr>
-      </w:pPr>
-      <w:ins w:id="423" w:author="Sandy Navarro" w:date="2026-10-19T09:09:00Z" w16du:dateUtc="2026-10-19T08:09:00Z">
+          <w:ins w:id="387" w:author="Sandy Navarro" w:date="2026-10-19T09:10:00Z" w16du:dateUtc="2026-10-19T08:10:00Z"/>
+        </w:rPr>
+      </w:pPr>
+      <w:ins w:id="388" w:author="Sandy Navarro" w:date="2026-10-19T09:09:00Z" w16du:dateUtc="2026-10-19T08:09:00Z">
         <w:r>
           <w:t>Hi</w:t>
         </w:r>
       </w:ins>
-      <w:ins w:id="424" w:author="Sandy Navarro" w:date="2026-10-19T09:10:00Z" w16du:dateUtc="2026-10-19T08:10:00Z">
+      <w:ins w:id="389" w:author="Sandy Navarro" w:date="2026-10-19T09:10:00Z" w16du:dateUtc="2026-10-19T08:10:00Z">
         <w:r>
           <w:t>gher costs from too many staff</w:t>
         </w:r>
@@ -5439,20 +5282,20 @@
           <w:numId w:val="7"/>
         </w:numPr>
         <w:rPr>
-          <w:ins w:id="425" w:author="Sandy Navarro" w:date="2026-10-19T09:11:00Z" w16du:dateUtc="2026-10-19T08:11:00Z"/>
-        </w:rPr>
-      </w:pPr>
-      <w:ins w:id="426" w:author="Sandy Navarro" w:date="2026-10-19T09:10:00Z" w16du:dateUtc="2026-10-19T08:10:00Z">
+          <w:ins w:id="390" w:author="Sandy Navarro" w:date="2026-10-19T09:11:00Z" w16du:dateUtc="2026-10-19T08:11:00Z"/>
+        </w:rPr>
+      </w:pPr>
+      <w:ins w:id="391" w:author="Sandy Navarro" w:date="2026-10-19T09:10:00Z" w16du:dateUtc="2026-10-19T08:10:00Z">
         <w:r>
           <w:t>Stressed staff at peak times and no</w:t>
         </w:r>
       </w:ins>
-      <w:ins w:id="427" w:author="Sandy Navarro" w:date="2026-10-19T09:11:00Z" w16du:dateUtc="2026-10-19T08:11:00Z">
+      <w:ins w:id="392" w:author="Sandy Navarro" w:date="2026-10-19T09:11:00Z" w16du:dateUtc="2026-10-19T08:11:00Z">
         <w:r>
           <w:t>t</w:t>
         </w:r>
       </w:ins>
-      <w:ins w:id="428" w:author="Sandy Navarro" w:date="2026-10-19T09:10:00Z" w16du:dateUtc="2026-10-19T08:10:00Z">
+      <w:ins w:id="393" w:author="Sandy Navarro" w:date="2026-10-19T09:10:00Z" w16du:dateUtc="2026-10-19T08:10:00Z">
         <w:r>
           <w:t xml:space="preserve"> too much to do in quiet times.</w:t>
         </w:r>
@@ -5461,25 +5304,25 @@
     <w:p>
       <w:pPr>
         <w:rPr>
-          <w:ins w:id="429" w:author="Sandy Navarro" w:date="2026-10-19T09:14:00Z" w16du:dateUtc="2026-10-19T08:14:00Z"/>
-        </w:rPr>
-      </w:pPr>
-      <w:ins w:id="430" w:author="Sandy Navarro" w:date="2026-10-19T09:11:00Z" w16du:dateUtc="2026-10-19T08:11:00Z">
+          <w:ins w:id="394" w:author="Sandy Navarro" w:date="2026-10-19T09:14:00Z" w16du:dateUtc="2026-10-19T08:14:00Z"/>
+        </w:rPr>
+      </w:pPr>
+      <w:ins w:id="395" w:author="Sandy Navarro" w:date="2026-10-19T09:11:00Z" w16du:dateUtc="2026-10-19T08:11:00Z">
         <w:r>
           <w:t xml:space="preserve">So, first I can look at the data to find the patterns and see </w:t>
         </w:r>
       </w:ins>
-      <w:ins w:id="431" w:author="Sandy Navarro" w:date="2026-10-19T09:12:00Z" w16du:dateUtc="2026-10-19T08:12:00Z">
+      <w:ins w:id="396" w:author="Sandy Navarro" w:date="2026-10-19T09:12:00Z" w16du:dateUtc="2026-10-19T08:12:00Z">
         <w:r>
           <w:t xml:space="preserve">which things matter most (day, hour, weather, holidays). Then I can build models that predict </w:t>
         </w:r>
       </w:ins>
-      <w:ins w:id="432" w:author="Sandy Navarro" w:date="2026-10-19T09:13:00Z" w16du:dateUtc="2026-10-19T08:13:00Z">
+      <w:ins w:id="397" w:author="Sandy Navarro" w:date="2026-10-19T09:13:00Z" w16du:dateUtc="2026-10-19T08:13:00Z">
         <w:r>
           <w:t>demand for each hour and check how accurate they are, I’ll also give a range</w:t>
         </w:r>
       </w:ins>
-      <w:ins w:id="433" w:author="Sandy Navarro" w:date="2026-10-19T09:14:00Z" w16du:dateUtc="2026-10-19T08:14:00Z">
+      <w:ins w:id="398" w:author="Sandy Navarro" w:date="2026-10-19T09:14:00Z" w16du:dateUtc="2026-10-19T08:14:00Z">
         <w:r>
           <w:t>, not just one number, so a manager can plan for the likely best and worst case.</w:t>
         </w:r>
@@ -5488,50 +5331,86 @@
     <w:p>
       <w:pPr>
         <w:rPr>
-          <w:ins w:id="434" w:author="Sandy Navarro" w:date="2026-10-19T09:15:00Z" w16du:dateUtc="2026-10-19T08:15:00Z"/>
-        </w:rPr>
-      </w:pPr>
-      <w:ins w:id="435" w:author="Sandy Navarro" w:date="2026-10-19T09:14:00Z" w16du:dateUtc="2026-10-19T08:14:00Z">
-        <w:r>
-          <w:t>Finally I’ll compare everyth</w:t>
-        </w:r>
-      </w:ins>
-      <w:ins w:id="436" w:author="Sandy Navarro" w:date="2026-10-19T09:15:00Z" w16du:dateUtc="2026-10-19T08:15:00Z">
-        <w:r>
-          <w:t>ing to a simple baseline to see if the extra work is actually worth it.</w:t>
-        </w:r>
-      </w:ins>
-    </w:p>
-    <w:p>
-      <w:pPr>
-        <w:rPr>
-          <w:ins w:id="437" w:author="Sandy Navarro" w:date="2026-10-19T09:15:00Z" w16du:dateUtc="2026-10-19T08:15:00Z"/>
-        </w:rPr>
-      </w:pPr>
-      <w:ins w:id="438" w:author="Sandy Navarro" w:date="2026-10-19T09:15:00Z" w16du:dateUtc="2026-10-19T08:15:00Z">
-        <w:r>
-          <w:br w:type="page"/>
-        </w:r>
-      </w:ins>
-    </w:p>
-    <w:p>
-      <w:pPr>
-        <w:pStyle w:val="Ttulo1"/>
-        <w:rPr>
-          <w:ins w:id="439" w:author="Sandy Navarro" w:date="2026-10-19T09:15:00Z" w16du:dateUtc="2026-10-19T08:15:00Z"/>
-        </w:rPr>
-        <w:pPrChange w:id="440" w:author="Sandy Navarro" w:date="2026-10-19T09:21:00Z" w16du:dateUtc="2026-10-19T08:21:00Z">
-          <w:pPr/>
-        </w:pPrChange>
-      </w:pPr>
-      <w:ins w:id="441" w:author="Sandy Navarro" w:date="2026-10-19T09:22:00Z" w16du:dateUtc="2026-10-19T08:22:00Z">
-        <w:r>
-          <w:lastRenderedPageBreak/>
+          <w:ins w:id="399" w:author="Sandy Navarro" w:date="2026-10-19T09:15:00Z" w16du:dateUtc="2026-10-19T08:15:00Z"/>
+        </w:rPr>
+      </w:pPr>
+      <w:proofErr w:type="gramStart"/>
+      <w:ins w:id="400" w:author="Sandy Navarro" w:date="2026-10-19T09:14:00Z" w16du:dateUtc="2026-10-19T08:14:00Z">
+        <w:r>
+          <w:t>Finally</w:t>
+        </w:r>
+        <w:proofErr w:type="gramEnd"/>
+        <w:r>
+          <w:t xml:space="preserve"> I’ll compare everyth</w:t>
+        </w:r>
+      </w:ins>
+      <w:ins w:id="401" w:author="Sandy Navarro" w:date="2026-10-19T09:15:00Z" w16du:dateUtc="2026-10-19T08:15:00Z">
+        <w:r>
+          <w:t xml:space="preserve">ing to a simple baseline to see if the extra work is </w:t>
+        </w:r>
+        <w:proofErr w:type="gramStart"/>
+        <w:r>
+          <w:t>actually worth it</w:t>
+        </w:r>
+        <w:proofErr w:type="gramEnd"/>
+        <w:r>
+          <w:t>.</w:t>
+        </w:r>
+      </w:ins>
+    </w:p>
+    <w:p>
+      <w:pPr>
+        <w:rPr>
+          <w:ins w:id="402" w:author="Sandy Navarro" w:date="2026-10-19T14:09:00Z" w16du:dateUtc="2026-10-19T13:09:00Z"/>
+        </w:rPr>
+      </w:pPr>
+    </w:p>
+    <w:p>
+      <w:pPr>
+        <w:rPr>
+          <w:ins w:id="403" w:author="Sandy Navarro" w:date="2026-10-19T09:15:00Z" w16du:dateUtc="2026-10-19T08:15:00Z"/>
+          <w:rFonts w:eastAsiaTheme="majorEastAsia" w:cstheme="majorBidi"/>
+          <w:color w:val="3A3A3A" w:themeColor="background2" w:themeShade="40"/>
+          <w:spacing w:val="-10"/>
+          <w:kern w:val="28"/>
+          <w:sz w:val="40"/>
+          <w:szCs w:val="40"/>
+          <w:rPrChange w:id="404" w:author="Sandy Navarro" w:date="2026-10-19T14:09:00Z" w16du:dateUtc="2026-10-19T13:09:00Z">
+            <w:rPr>
+              <w:ins w:id="405" w:author="Sandy Navarro" w:date="2026-10-19T09:15:00Z" w16du:dateUtc="2026-10-19T08:15:00Z"/>
+            </w:rPr>
+          </w:rPrChange>
+        </w:rPr>
+      </w:pPr>
+      <w:ins w:id="406" w:author="Sandy Navarro" w:date="2026-10-19T09:22:00Z" w16du:dateUtc="2026-10-19T08:22:00Z">
+        <w:r>
+          <w:rPr>
+            <w:rFonts w:eastAsiaTheme="majorEastAsia" w:cstheme="majorBidi"/>
+            <w:color w:val="3A3A3A" w:themeColor="background2" w:themeShade="40"/>
+            <w:spacing w:val="-10"/>
+            <w:kern w:val="28"/>
+            <w:sz w:val="40"/>
+            <w:szCs w:val="40"/>
+            <w:rPrChange w:id="407" w:author="Sandy Navarro" w:date="2026-10-19T14:09:00Z" w16du:dateUtc="2026-10-19T13:09:00Z">
+              <w:rPr/>
+            </w:rPrChange>
+          </w:rPr>
           <w:t xml:space="preserve">4. </w:t>
         </w:r>
       </w:ins>
-      <w:ins w:id="442" w:author="Sandy Navarro" w:date="2026-10-19T09:15:00Z" w16du:dateUtc="2026-10-19T08:15:00Z">
-        <w:r>
+      <w:ins w:id="408" w:author="Sandy Navarro" w:date="2026-10-19T09:15:00Z" w16du:dateUtc="2026-10-19T08:15:00Z">
+        <w:r>
+          <w:rPr>
+            <w:rFonts w:eastAsiaTheme="majorEastAsia" w:cstheme="majorBidi"/>
+            <w:color w:val="3A3A3A" w:themeColor="background2" w:themeShade="40"/>
+            <w:spacing w:val="-10"/>
+            <w:kern w:val="28"/>
+            <w:sz w:val="40"/>
+            <w:szCs w:val="40"/>
+            <w:rPrChange w:id="409" w:author="Sandy Navarro" w:date="2026-10-19T14:09:00Z" w16du:dateUtc="2026-10-19T13:09:00Z">
+              <w:rPr/>
+            </w:rPrChange>
+          </w:rPr>
           <w:t>Objectives.</w:t>
         </w:r>
       </w:ins>
@@ -5539,20 +5418,20 @@
     <w:p>
       <w:pPr>
         <w:rPr>
-          <w:ins w:id="443" w:author="Sandy Navarro" w:date="2026-10-19T09:17:00Z" w16du:dateUtc="2026-10-19T08:17:00Z"/>
-        </w:rPr>
-      </w:pPr>
-      <w:ins w:id="444" w:author="Sandy Navarro" w:date="2026-10-19T09:15:00Z" w16du:dateUtc="2026-10-19T08:15:00Z">
+          <w:ins w:id="410" w:author="Sandy Navarro" w:date="2026-10-19T09:17:00Z" w16du:dateUtc="2026-10-19T08:17:00Z"/>
+        </w:rPr>
+      </w:pPr>
+      <w:ins w:id="411" w:author="Sandy Navarro" w:date="2026-10-19T09:15:00Z" w16du:dateUtc="2026-10-19T08:15:00Z">
         <w:r>
           <w:t>To buil</w:t>
         </w:r>
       </w:ins>
-      <w:ins w:id="445" w:author="Sandy Navarro" w:date="2026-10-19T09:16:00Z" w16du:dateUtc="2026-10-19T08:16:00Z">
+      <w:ins w:id="412" w:author="Sandy Navarro" w:date="2026-10-19T09:16:00Z" w16du:dateUtc="2026-10-19T08:16:00Z">
         <w:r>
           <w:t xml:space="preserve">d and test models that predict how busy restaurants/pubs will be each hour at its busy times, and to see </w:t>
         </w:r>
       </w:ins>
-      <w:ins w:id="446" w:author="Sandy Navarro" w:date="2026-10-19T09:17:00Z" w16du:dateUtc="2026-10-19T08:17:00Z">
+      <w:ins w:id="413" w:author="Sandy Navarro" w:date="2026-10-19T09:17:00Z" w16du:dateUtc="2026-10-19T08:17:00Z">
         <w:r>
           <w:t>if they help with planning better than simple methods.</w:t>
         </w:r>
@@ -5566,20 +5445,20 @@
           <w:numId w:val="9"/>
         </w:numPr>
         <w:rPr>
-          <w:ins w:id="447" w:author="Sandy Navarro" w:date="2026-10-19T09:19:00Z" w16du:dateUtc="2026-10-19T08:19:00Z"/>
-        </w:rPr>
-      </w:pPr>
-      <w:ins w:id="448" w:author="Sandy Navarro" w:date="2026-10-19T09:17:00Z" w16du:dateUtc="2026-10-19T08:17:00Z">
+          <w:ins w:id="414" w:author="Sandy Navarro" w:date="2026-10-19T09:19:00Z" w16du:dateUtc="2026-10-19T08:19:00Z"/>
+        </w:rPr>
+      </w:pPr>
+      <w:ins w:id="415" w:author="Sandy Navarro" w:date="2026-10-19T09:17:00Z" w16du:dateUtc="2026-10-19T08:17:00Z">
         <w:r>
           <w:t>Find the demand pa</w:t>
         </w:r>
       </w:ins>
-      <w:ins w:id="449" w:author="Sandy Navarro" w:date="2026-10-19T09:18:00Z" w16du:dateUtc="2026-10-19T08:18:00Z">
+      <w:ins w:id="416" w:author="Sandy Navarro" w:date="2026-10-19T09:18:00Z" w16du:dateUtc="2026-10-19T08:18:00Z">
         <w:r>
           <w:t>tters: look at past data to see daily, weekly and seasonal busy times and how weather, holidays and events affect them</w:t>
         </w:r>
       </w:ins>
-      <w:ins w:id="450" w:author="Sandy Navarro" w:date="2026-10-19T09:19:00Z" w16du:dateUtc="2026-10-19T08:19:00Z">
+      <w:ins w:id="417" w:author="Sandy Navarro" w:date="2026-10-19T09:19:00Z" w16du:dateUtc="2026-10-19T08:19:00Z">
         <w:r>
           <w:t>.</w:t>
         </w:r>
@@ -5593,9 +5472,9 @@
           <w:numId w:val="9"/>
         </w:numPr>
         <w:rPr>
-          <w:ins w:id="451" w:author="Sandy Navarro" w:date="2026-10-19T09:10:00Z" w16du:dateUtc="2026-10-19T08:10:00Z"/>
-        </w:rPr>
-        <w:pPrChange w:id="452" w:author="Sandy Navarro" w:date="2026-10-19T09:17:00Z" w16du:dateUtc="2026-10-19T08:17:00Z">
+          <w:ins w:id="418" w:author="Sandy Navarro" w:date="2026-10-19T09:10:00Z" w16du:dateUtc="2026-10-19T08:10:00Z"/>
+        </w:rPr>
+        <w:pPrChange w:id="419" w:author="Sandy Navarro" w:date="2026-10-19T09:17:00Z" w16du:dateUtc="2026-10-19T08:17:00Z">
           <w:pPr>
             <w:pStyle w:val="Prrafodelista"/>
             <w:numPr>
@@ -5605,54 +5484,73 @@
           </w:pPr>
         </w:pPrChange>
       </w:pPr>
-      <w:ins w:id="453" w:author="Sandy Navarro" w:date="2026-10-19T09:19:00Z" w16du:dateUtc="2026-10-19T08:19:00Z">
+      <w:ins w:id="420" w:author="Sandy Navarro" w:date="2026-10-19T09:19:00Z" w16du:dateUtc="2026-10-19T08:19:00Z">
         <w:r>
           <w:t>Reduce the gap between how ma</w:t>
         </w:r>
       </w:ins>
-      <w:ins w:id="454" w:author="Sandy Navarro" w:date="2026-10-19T09:20:00Z" w16du:dateUtc="2026-10-19T08:20:00Z">
-        <w:r>
-          <w:t xml:space="preserve">ny staff are scheduled and how many are actually needed at busy hours, measured by </w:t>
+      <w:ins w:id="421" w:author="Sandy Navarro" w:date="2026-10-19T09:20:00Z" w16du:dateUtc="2026-10-19T08:20:00Z">
+        <w:r>
+          <w:t xml:space="preserve">ny staff are scheduled and how many are </w:t>
+        </w:r>
+        <w:proofErr w:type="gramStart"/>
+        <w:r>
+          <w:t>actually needed</w:t>
+        </w:r>
+        <w:proofErr w:type="gramEnd"/>
+        <w:r>
+          <w:t xml:space="preserve"> at busy hours, measured by </w:t>
         </w:r>
         <w:r>
           <w:t>lower forecast error and lower estimate lab</w:t>
         </w:r>
       </w:ins>
-      <w:ins w:id="455" w:author="Sandy Navarro" w:date="2026-10-19T09:21:00Z" w16du:dateUtc="2026-10-19T08:21:00Z">
+      <w:ins w:id="422" w:author="Sandy Navarro" w:date="2026-10-19T09:21:00Z" w16du:dateUtc="2026-10-19T08:21:00Z">
         <w:r>
           <w:t>our cost.</w:t>
         </w:r>
       </w:ins>
     </w:p>
+    <w:p>
+      <w:pPr>
+        <w:rPr>
+          <w:del w:id="423" w:author="Sandy Navarro" w:date="2026-10-19T14:09:00Z" w16du:dateUtc="2026-10-19T13:09:00Z"/>
+        </w:rPr>
+      </w:pPr>
+    </w:p>
+    <w:p>
+      <w:pPr>
+        <w:rPr>
+          <w:del w:id="424" w:author="Sandy Navarro" w:date="2026-10-19T14:09:00Z" w16du:dateUtc="2026-10-19T13:09:00Z"/>
+        </w:rPr>
+      </w:pPr>
+    </w:p>
     <w:p/>
-    <w:p/>
-    <w:p/>
-    <w:p/>
-    <w:p>
-      <w:pPr>
-        <w:rPr>
-          <w:ins w:id="456" w:author="Sandy Navarro" w:date="2026-10-19T09:21:00Z" w16du:dateUtc="2026-10-19T08:21:00Z"/>
-        </w:rPr>
-      </w:pPr>
-      <w:ins w:id="457" w:author="Sandy Navarro" w:date="2026-10-19T09:21:00Z" w16du:dateUtc="2026-10-19T08:21:00Z">
-        <w:r>
-          <w:br w:type="page"/>
-        </w:r>
-      </w:ins>
-    </w:p>
-    <w:p>
-      <w:pPr>
-        <w:rPr>
-          <w:ins w:id="458" w:author="Sandy Navarro" w:date="2026-10-19T09:38:00Z" w16du:dateUtc="2026-10-19T08:38:00Z"/>
-          <w:rFonts w:eastAsiaTheme="majorEastAsia" w:cstheme="majorBidi"/>
-          <w:color w:val="3A3A3A" w:themeColor="background2" w:themeShade="40"/>
-          <w:spacing w:val="-10"/>
-          <w:kern w:val="28"/>
-          <w:sz w:val="40"/>
-          <w:szCs w:val="40"/>
-        </w:rPr>
-      </w:pPr>
-      <w:ins w:id="459" w:author="Sandy Navarro" w:date="2026-10-19T09:21:00Z" w16du:dateUtc="2026-10-19T08:21:00Z">
+    <w:p>
+      <w:pPr>
+        <w:rPr>
+          <w:del w:id="425" w:author="Sandy Navarro" w:date="2026-10-19T14:08:00Z" w16du:dateUtc="2026-10-19T13:08:00Z"/>
+        </w:rPr>
+      </w:pPr>
+    </w:p>
+    <w:p>
+      <w:pPr>
+        <w:rPr>
+          <w:ins w:id="426" w:author="Sandy Navarro" w:date="2026-10-19T09:38:00Z" w16du:dateUtc="2026-10-19T08:38:00Z"/>
+          <w:rPrChange w:id="427" w:author="Sandy Navarro" w:date="2026-10-19T14:08:00Z" w16du:dateUtc="2026-10-19T13:08:00Z">
+            <w:rPr>
+              <w:ins w:id="428" w:author="Sandy Navarro" w:date="2026-10-19T09:38:00Z" w16du:dateUtc="2026-10-19T08:38:00Z"/>
+              <w:rFonts w:eastAsiaTheme="majorEastAsia" w:cstheme="majorBidi"/>
+              <w:color w:val="3A3A3A" w:themeColor="background2" w:themeShade="40"/>
+              <w:spacing w:val="-10"/>
+              <w:kern w:val="28"/>
+              <w:sz w:val="40"/>
+              <w:szCs w:val="40"/>
+            </w:rPr>
+          </w:rPrChange>
+        </w:rPr>
+      </w:pPr>
+      <w:ins w:id="429" w:author="Sandy Navarro" w:date="2026-10-19T09:21:00Z" w16du:dateUtc="2026-10-19T08:21:00Z">
         <w:r>
           <w:rPr>
             <w:rFonts w:eastAsiaTheme="majorEastAsia" w:cstheme="majorBidi"/>
@@ -5662,7 +5560,6 @@
             <w:sz w:val="40"/>
             <w:szCs w:val="40"/>
           </w:rPr>
-          <w:lastRenderedPageBreak/>
           <w:t xml:space="preserve">5. </w:t>
         </w:r>
         <w:r>
@@ -5673,7 +5570,7 @@
             <w:kern w:val="28"/>
             <w:sz w:val="40"/>
             <w:szCs w:val="40"/>
-            <w:rPrChange w:id="460" w:author="Sandy Navarro" w:date="2026-10-19T09:21:00Z" w16du:dateUtc="2026-10-19T08:21:00Z">
+            <w:rPrChange w:id="430" w:author="Sandy Navarro" w:date="2026-10-19T09:21:00Z" w16du:dateUtc="2026-10-19T08:21:00Z">
               <w:rPr/>
             </w:rPrChange>
           </w:rPr>
@@ -5684,15 +5581,15 @@
     <w:p>
       <w:pPr>
         <w:rPr>
-          <w:ins w:id="461" w:author="Sandy Navarro" w:date="2026-10-19T09:39:00Z" w16du:dateUtc="2026-10-19T08:39:00Z"/>
-        </w:rPr>
-      </w:pPr>
-      <w:ins w:id="462" w:author="Sandy Navarro" w:date="2026-10-19T09:38:00Z" w16du:dateUtc="2026-10-19T08:38:00Z">
+          <w:ins w:id="431" w:author="Sandy Navarro" w:date="2026-10-19T09:39:00Z" w16du:dateUtc="2026-10-19T08:39:00Z"/>
+        </w:rPr>
+      </w:pPr>
+      <w:ins w:id="432" w:author="Sandy Navarro" w:date="2026-10-19T09:38:00Z" w16du:dateUtc="2026-10-19T08:38:00Z">
         <w:r>
           <w:t xml:space="preserve">This project is about forecasting </w:t>
         </w:r>
       </w:ins>
-      <w:ins w:id="463" w:author="Sandy Navarro" w:date="2026-10-19T09:39:00Z" w16du:dateUtc="2026-10-19T08:39:00Z">
+      <w:ins w:id="433" w:author="Sandy Navarro" w:date="2026-10-19T09:39:00Z" w16du:dateUtc="2026-10-19T08:39:00Z">
         <w:r>
           <w:t>customer demand in sit-in restaurants/pubs with a focus on the busy hours.</w:t>
         </w:r>
@@ -5701,7 +5598,7 @@
     <w:p>
       <w:pPr>
         <w:rPr>
-          <w:ins w:id="464" w:author="Sandy Navarro" w:date="2026-10-19T09:21:00Z" w16du:dateUtc="2026-10-19T08:21:00Z"/>
+          <w:ins w:id="434" w:author="Sandy Navarro" w:date="2026-10-19T09:21:00Z" w16du:dateUtc="2026-10-19T08:21:00Z"/>
         </w:rPr>
       </w:pPr>
     </w:p>
@@ -5713,8 +5610,8 @@
       <w:pPr>
         <w:pStyle w:val="Ttulo1"/>
       </w:pPr>
-      <w:bookmarkStart w:id="465" w:name="_heading=h.2et92p0" w:colFirst="0" w:colLast="0"/>
-      <w:bookmarkEnd w:id="465"/>
+      <w:bookmarkStart w:id="435" w:name="_heading=h.2et92p0" w:colFirst="0" w:colLast="0"/>
+      <w:bookmarkEnd w:id="435"/>
       <w:r>
         <w:t>References</w:t>
       </w:r>
@@ -5779,8 +5676,8 @@
       <w:pPr>
         <w:pStyle w:val="Ttulo1"/>
       </w:pPr>
-      <w:bookmarkStart w:id="466" w:name="_heading=h.kfkjs3rwl2c1" w:colFirst="0" w:colLast="0"/>
-      <w:bookmarkEnd w:id="466"/>
+      <w:bookmarkStart w:id="436" w:name="_heading=h.kfkjs3rwl2c1" w:colFirst="0" w:colLast="0"/>
+      <w:bookmarkEnd w:id="436"/>
       <w:r>
         <w:t>Appendix</w:t>
       </w:r>
@@ -5922,7 +5819,7 @@
 
 <file path=word/footer2.xml><?xml version="1.0" encoding="utf-8"?>
 <w:ftr xmlns:wpc="http://schemas.microsoft.com/office/word/2010/wordprocessingCanvas" xmlns:cx="http://schemas.microsoft.com/office/drawing/2014/chartex" xmlns:cx1="http://schemas.microsoft.com/office/drawing/2015/9/8/chartex" xmlns:cx2="http://schemas.microsoft.com/office/drawing/2015/10/21/chartex" xmlns:cx3="http://schemas.microsoft.com/office/drawing/2016/5/9/chartex" xmlns:cx4="http://schemas.microsoft.com/office/drawing/2016/5/10/chartex" xmlns:cx5="http://schemas.microsoft.com/office/drawing/2016/5/11/chartex" xmlns:cx6="http://schemas.microsoft.com/office/drawing/2016/5/12/chartex" xmlns:cx7="http://schemas.microsoft.com/office/drawing/2016/5/13/chartex" xmlns:cx8="http://schemas.microsoft.com/office/drawing/2016/5/14/chartex" xmlns:mc="http://schemas.openxmlformats.org/markup-compatibility/2006" xmlns:aink="http://schemas.microsoft.com/office/drawing/2016/ink" xmlns:am3d="http://schemas.microsoft.com/office/drawing/2017/model3d" xmlns:o="urn:schemas-microsoft-com:office:office" xmlns:oel="http://schemas.microsoft.com/office/2019/extlst" xmlns:r="http://schemas.openxmlformats.org/officeDocument/2006/relationships" xmlns:m="http://schemas.openxmlformats.org/officeDocument/2006/math" xmlns:v="urn:schemas-microsoft-com:vml" xmlns:wp14="http://schemas.microsoft.com/office/word/2010/wordprocessingDrawing" xmlns:wp="http://schemas.openxmlformats.org/drawingml/2006/wordprocessingDrawing" xmlns:w10="urn:schemas-microsoft-com:office:word" xmlns:w="http://schemas.openxmlformats.org/wordprocessingml/2006/main" xmlns:w14="http://schemas.microsoft.com/office/word/2010/wordml" xmlns:w15="http://schemas.microsoft.com/office/word/2012/wordml" xmlns:w16cex="http://schemas.microsoft.com/office/word/2018/wordml/cex" xmlns:w16cid="http://schemas.microsoft.com/office/word/2016/wordml/cid" xmlns:w16="http://schemas.microsoft.com/office/word/2018/wordml" xmlns:w16du="http://schemas.microsoft.com/office/word/2023/wordml/word16du" xmlns:w16sdtdh="http://schemas.microsoft.com/office/word/2020/wordml/sdtdatahash" xmlns:w16sdtfl="http://schemas.microsoft.com/office/word/2024/wordml/sdtformatlock" xmlns:w16se="http://schemas.microsoft.com/office/word/2015/wordml/symex" xmlns:wpg="http://schemas.microsoft.com/office/word/2010/wordprocessingGroup" xmlns:wpi="http://schemas.microsoft.com/office/word/2010/wordprocessingInk" xmlns:wne="http://schemas.microsoft.com/office/word/2006/wordml" xmlns:wps="http://schemas.microsoft.com/office/word/2010/wordprocessingShape" mc:Ignorable="w14 w15 w16se w16cid w16 w16cex w16sdtdh w16sdtfl w16du wp14">
-  <w:customXmlInsRangeStart w:id="467" w:author="Sandy Navarro" w:date="2026-10-18T21:43:00Z"/>
+  <w:customXmlInsRangeStart w:id="437" w:author="Sandy Navarro" w:date="2026-10-18T21:43:00Z"/>
   <w:sdt>
     <w:sdtPr>
       <w:id w:val="850465773"/>
@@ -5932,16 +5829,16 @@
       </w:docPartObj>
     </w:sdtPr>
     <w:sdtContent>
-      <w:customXmlInsRangeEnd w:id="467"/>
+      <w:customXmlInsRangeEnd w:id="437"/>
       <w:p>
         <w:pPr>
           <w:pStyle w:val="Piedepgina"/>
           <w:jc w:val="right"/>
           <w:rPr>
-            <w:ins w:id="468" w:author="Sandy Navarro" w:date="2026-10-18T21:43:00Z" w16du:dateUtc="2026-10-18T20:43:00Z"/>
+            <w:ins w:id="438" w:author="Sandy Navarro" w:date="2026-10-18T21:43:00Z" w16du:dateUtc="2026-10-18T20:43:00Z"/>
           </w:rPr>
         </w:pPr>
-        <w:ins w:id="469" w:author="Sandy Navarro" w:date="2026-10-18T21:43:00Z" w16du:dateUtc="2026-10-18T20:43:00Z">
+        <w:ins w:id="439" w:author="Sandy Navarro" w:date="2026-10-18T21:43:00Z" w16du:dateUtc="2026-10-18T20:43:00Z">
           <w:r>
             <w:fldChar w:fldCharType="begin"/>
           </w:r>
@@ -5953,7 +5850,7 @@
           </w:r>
           <w:r>
             <w:rPr>
-              <w:rPrChange w:id="470" w:author="Sandy Navarro" w:date="2026-10-19T09:01:00Z" w16du:dateUtc="2026-10-19T08:01:00Z">
+              <w:rPrChange w:id="440" w:author="Sandy Navarro" w:date="2026-10-19T09:01:00Z" w16du:dateUtc="2026-10-19T08:01:00Z">
                 <w:rPr>
                   <w:lang w:val="es-ES"/>
                 </w:rPr>
@@ -5966,10 +5863,10 @@
           </w:r>
         </w:ins>
       </w:p>
-      <w:customXmlInsRangeStart w:id="471" w:author="Sandy Navarro" w:date="2026-10-18T21:43:00Z"/>
+      <w:customXmlInsRangeStart w:id="441" w:author="Sandy Navarro" w:date="2026-10-18T21:43:00Z"/>
     </w:sdtContent>
   </w:sdt>
-  <w:customXmlInsRangeEnd w:id="471"/>
+  <w:customXmlInsRangeEnd w:id="441"/>
   <w:p>
     <w:pPr>
       <w:pBdr>
@@ -8692,12 +8589,6 @@
 </file>
 
 <file path=customXml/item1.xml><?xml version="1.0" encoding="utf-8"?>
-<go:gDocsCustomXmlDataStorage xmlns:go="http://customooxmlschemas.google.com/" xmlns:r="http://schemas.openxmlformats.org/officeDocument/2006/relationships" uri="GoogleDocsCustomDataVersion2">
-  <go:docsCustomData xmlns:go="http://customooxmlschemas.google.com/" roundtripDataSignature="AMtx7miehlgh2pzFvkmpnhkVaeODs3Wnuw==">CgMxLjAyCGguZ2pkZ3hzMgloLjMwajB6bGwyCWguMWZvYjl0ZTIJaC4zem55c2g3MgloLjJldDkycDAyDmgua2ZranMzcndsMmMxOAByITF6bEVRVXYyWkdtTjZWemdfYk5uaGpmb0x1c2hhYUo3dw==</go:docsCustomData>
-</go:gDocsCustomXmlDataStorage>
-</file>
-
-<file path=customXml/item2.xml><?xml version="1.0" encoding="utf-8"?>
 <p:properties xmlns:p="http://schemas.microsoft.com/office/2006/metadata/properties" xmlns:xsi="http://www.w3.org/2001/XMLSchema-instance" xmlns:pc="http://schemas.microsoft.com/office/infopath/2007/PartnerControls">
   <documentManagement>
     <_activity xmlns="b16a9495-4dfd-42d3-807b-98cb11f03b43" xsi:nil="true"/>
@@ -8705,20 +8596,13 @@
 </p:properties>
 </file>
 
-<file path=customXml/item3.xml><?xml version="1.0" encoding="utf-8"?>
-<?mso-contentType ?>
-<FormTemplates xmlns="http://schemas.microsoft.com/sharepoint/v3/contenttype/forms">
-  <Display>DocumentLibraryForm</Display>
-  <Edit>DocumentLibraryForm</Edit>
-  <New>DocumentLibraryForm</New>
-</FormTemplates>
+<file path=customXml/item2.xml><?xml version="1.0" encoding="utf-8"?>
+<go:gDocsCustomXmlDataStorage xmlns:go="http://customooxmlschemas.google.com/" xmlns:r="http://schemas.openxmlformats.org/officeDocument/2006/relationships" uri="GoogleDocsCustomDataVersion2">
+  <go:docsCustomData xmlns:go="http://customooxmlschemas.google.com/" roundtripDataSignature="AMtx7miehlgh2pzFvkmpnhkVaeODs3Wnuw==">CgMxLjAyCGguZ2pkZ3hzMgloLjMwajB6bGwyCWguMWZvYjl0ZTIJaC4zem55c2g3MgloLjJldDkycDAyDmgua2ZranMzcndsMmMxOAByITF6bEVRVXYyWkdtTjZWemdfYk5uaGpmb0x1c2hhYUo3dw==</go:docsCustomData>
+</go:gDocsCustomXmlDataStorage>
 </file>
 
-<file path=customXml/item4.xml><?xml version="1.0" encoding="utf-8"?>
-<b:Sources xmlns:b="http://schemas.openxmlformats.org/officeDocument/2006/bibliography" xmlns="http://schemas.openxmlformats.org/officeDocument/2006/bibliography" SelectedStyle="\APASixthEditionOfficeOnline.xsl" StyleName="APA" Version="6"/>
-</file>
-
-<file path=customXml/item5.xml><?xml version="1.0" encoding="utf-8"?>
+<file path=customXml/item3.xml><?xml version="1.0" encoding="utf-8"?>
 <ct:contentTypeSchema xmlns:ct="http://schemas.microsoft.com/office/2006/metadata/contentType" xmlns:ma="http://schemas.microsoft.com/office/2006/metadata/properties/metaAttributes" ct:_="" ma:_="" ma:contentTypeName="Document" ma:contentTypeID="0x01010091CA7052A48FB44E8BAE44044031FC77" ma:contentTypeVersion="5" ma:contentTypeDescription="Create a new document." ma:contentTypeScope="" ma:versionID="72110da391d7bf7bbbd9879cda66318c">
   <xsd:schema xmlns:xsd="http://www.w3.org/2001/XMLSchema" xmlns:xs="http://www.w3.org/2001/XMLSchema" xmlns:p="http://schemas.microsoft.com/office/2006/metadata/properties" xmlns:ns3="b16a9495-4dfd-42d3-807b-98cb11f03b43" targetNamespace="http://schemas.microsoft.com/office/2006/metadata/properties" ma:root="true" ma:fieldsID="65d4c4ab10123b5e2192ffab3149626d" ns3:_="">
     <xsd:import namespace="b16a9495-4dfd-42d3-807b-98cb11f03b43"/>
@@ -8868,16 +8752,20 @@
 </ct:contentTypeSchema>
 </file>
 
-<file path=customXml/itemProps1.xml><?xml version="1.0" encoding="utf-8"?>
-<ds:datastoreItem xmlns:ds="http://schemas.openxmlformats.org/officeDocument/2006/customXml" ds:itemID="{11111111-1234-1234-1234-123412341234}">
-  <ds:schemaRefs>
-    <ds:schemaRef ds:uri="http://customooxmlschemas.google.com/"/>
-    <ds:schemaRef ds:uri="http://schemas.openxmlformats.org/officeDocument/2006/relationships"/>
-  </ds:schemaRefs>
-</ds:datastoreItem>
+<file path=customXml/item4.xml><?xml version="1.0" encoding="utf-8"?>
+<b:Sources xmlns:b="http://schemas.openxmlformats.org/officeDocument/2006/bibliography" xmlns="http://schemas.openxmlformats.org/officeDocument/2006/bibliography" SelectedStyle="\APASixthEditionOfficeOnline.xsl" StyleName="APA" Version="6"/>
 </file>
 
-<file path=customXml/itemProps2.xml><?xml version="1.0" encoding="utf-8"?>
+<file path=customXml/item5.xml><?xml version="1.0" encoding="utf-8"?>
+<?mso-contentType ?>
+<FormTemplates xmlns="http://schemas.microsoft.com/sharepoint/v3/contenttype/forms">
+  <Display>DocumentLibraryForm</Display>
+  <Edit>DocumentLibraryForm</Edit>
+  <New>DocumentLibraryForm</New>
+</FormTemplates>
+</file>
+
+<file path=customXml/itemProps1.xml><?xml version="1.0" encoding="utf-8"?>
 <ds:datastoreItem xmlns:ds="http://schemas.openxmlformats.org/officeDocument/2006/customXml" ds:itemID="{D51EB97A-8C7A-4EE1-A3AD-E57FDBFA6BEE}">
   <ds:schemaRefs>
     <ds:schemaRef ds:uri="http://schemas.microsoft.com/office/2006/metadata/properties"/>
@@ -8887,23 +8775,16 @@
 </ds:datastoreItem>
 </file>
 
-<file path=customXml/itemProps3.xml><?xml version="1.0" encoding="utf-8"?>
-<ds:datastoreItem xmlns:ds="http://schemas.openxmlformats.org/officeDocument/2006/customXml" ds:itemID="{AD64260C-1345-4C21-A804-B9FBE7B91489}">
+<file path=customXml/itemProps2.xml><?xml version="1.0" encoding="utf-8"?>
+<ds:datastoreItem xmlns:ds="http://schemas.openxmlformats.org/officeDocument/2006/customXml" ds:itemID="{11111111-1234-1234-1234-123412341234}">
   <ds:schemaRefs>
-    <ds:schemaRef ds:uri="http://schemas.microsoft.com/sharepoint/v3/contenttype/forms"/>
+    <ds:schemaRef ds:uri="http://customooxmlschemas.google.com/"/>
+    <ds:schemaRef ds:uri="http://schemas.openxmlformats.org/officeDocument/2006/relationships"/>
   </ds:schemaRefs>
 </ds:datastoreItem>
 </file>
 
-<file path=customXml/itemProps4.xml><?xml version="1.0" encoding="utf-8"?>
-<ds:datastoreItem xmlns:ds="http://schemas.openxmlformats.org/officeDocument/2006/customXml" ds:itemID="{A5C61161-19E4-4D42-A5DA-EC591AFE0A7D}">
-  <ds:schemaRefs>
-    <ds:schemaRef ds:uri="http://schemas.openxmlformats.org/officeDocument/2006/bibliography"/>
-  </ds:schemaRefs>
-</ds:datastoreItem>
-</file>
-
-<file path=customXml/itemProps5.xml><?xml version="1.0" encoding="utf-8"?>
+<file path=customXml/itemProps3.xml><?xml version="1.0" encoding="utf-8"?>
 <ds:datastoreItem xmlns:ds="http://schemas.openxmlformats.org/officeDocument/2006/customXml" ds:itemID="{1CD39011-2B34-4226-8638-59B13D86301D}">
   <ds:schemaRefs>
     <ds:schemaRef ds:uri="http://schemas.microsoft.com/office/2006/metadata/contentType"/>
@@ -8919,4 +8800,20 @@
     <ds:schemaRef ds:uri="http://schemas.microsoft.com/internal/obd"/>
   </ds:schemaRefs>
 </ds:datastoreItem>
+</file>
+
+<file path=customXml/itemProps4.xml><?xml version="1.0" encoding="utf-8"?>
+<ds:datastoreItem xmlns:ds="http://schemas.openxmlformats.org/officeDocument/2006/customXml" ds:itemID="{A5C61161-19E4-4D42-A5DA-EC591AFE0A7D}">
+  <ds:schemaRefs>
+    <ds:schemaRef ds:uri="http://schemas.openxmlformats.org/officeDocument/2006/bibliography"/>
+  </ds:schemaRefs>
+</ds:datastoreItem>
+</file>
+
+<file path=customXml/itemProps5.xml><?xml version="1.0" encoding="utf-8"?>
+<ds:datastoreItem xmlns:ds="http://schemas.openxmlformats.org/officeDocument/2006/customXml" ds:itemID="{AD64260C-1345-4C21-A804-B9FBE7B91489}">
+  <ds:schemaRefs>
+    <ds:schemaRef ds:uri="http://schemas.microsoft.com/sharepoint/v3/contenttype/forms"/>
+  </ds:schemaRefs>
+</ds:datastoreItem>
 </file>
--- a/2026413_Strategic_Thinking_v1.docx
+++ b/2026413_Strategic_Thinking_v1.docx
@@ -736,7 +736,6 @@
                 <w:szCs w:val="32"/>
               </w:rPr>
             </w:pPr>
-            <w:proofErr w:type="spellStart"/>
             <w:ins w:id="22" w:author="Sandy Navarro" w:date="2026-10-04T22:12:00Z" w16du:dateUtc="2026-10-04T21:12:00Z">
               <w:r>
                 <w:rPr>
@@ -745,17 +744,7 @@
                   <w:sz w:val="32"/>
                   <w:szCs w:val="32"/>
                 </w:rPr>
-                <w:t>Taufique</w:t>
-              </w:r>
-              <w:proofErr w:type="spellEnd"/>
-              <w:r>
-                <w:rPr>
-                  <w:i/>
-                  <w:color w:val="156082"/>
-                  <w:sz w:val="32"/>
-                  <w:szCs w:val="32"/>
-                </w:rPr>
-                <w:t xml:space="preserve"> Ahmed</w:t>
+                <w:t>Taufique Ahmed</w:t>
               </w:r>
             </w:ins>
           </w:p>
@@ -1159,7 +1148,6 @@
           </w:rPr>
           <w:t xml:space="preserve"> </w:t>
         </w:r>
-        <w:proofErr w:type="spellStart"/>
         <w:r>
           <w:rPr>
             <w:b/>
@@ -1173,55 +1161,39 @@
               </w:rPr>
             </w:rPrChange>
           </w:rPr>
-          <w:t>DeepL</w:t>
-        </w:r>
-        <w:proofErr w:type="spellEnd"/>
+          <w:t>DeepL Translator</w:t>
+        </w:r>
+      </w:ins>
+      <w:ins w:id="48" w:author="Sandy Navarro" w:date="2026-10-18T19:38:00Z" w16du:dateUtc="2026-10-18T18:38:00Z">
         <w:r>
           <w:rPr>
             <w:b/>
             <w:bCs/>
             <w:sz w:val="28"/>
             <w:szCs w:val="28"/>
-            <w:rPrChange w:id="48" w:author="Sandy Navarro" w:date="2026-10-19T09:01:00Z" w16du:dateUtc="2026-10-19T08:01:00Z">
-              <w:rPr>
-                <w:sz w:val="28"/>
-                <w:szCs w:val="28"/>
-              </w:rPr>
-            </w:rPrChange>
-          </w:rPr>
-          <w:t xml:space="preserve"> Translator</w:t>
+          </w:rPr>
+          <w:t xml:space="preserve"> </w:t>
         </w:r>
       </w:ins>
-      <w:ins w:id="49" w:author="Sandy Navarro" w:date="2026-10-18T19:38:00Z" w16du:dateUtc="2026-10-18T18:38:00Z">
-        <w:r>
-          <w:rPr>
-            <w:b/>
-            <w:bCs/>
+      <w:ins w:id="49" w:author="Sandy Navarro" w:date="2026-10-18T19:37:00Z" w16du:dateUtc="2026-10-18T18:37:00Z">
+        <w:r>
+          <w:rPr>
             <w:sz w:val="28"/>
             <w:szCs w:val="28"/>
           </w:rPr>
-          <w:t xml:space="preserve"> </w:t>
+          <w:t xml:space="preserve">to polish the texts I wrote, as I often found it difficult to </w:t>
         </w:r>
       </w:ins>
-      <w:ins w:id="50" w:author="Sandy Navarro" w:date="2026-10-18T19:37:00Z" w16du:dateUtc="2026-10-18T18:37:00Z">
+      <w:ins w:id="50" w:author="Sandy Navarro" w:date="2026-10-18T19:38:00Z" w16du:dateUtc="2026-10-18T18:38:00Z">
         <w:r>
           <w:rPr>
             <w:sz w:val="28"/>
             <w:szCs w:val="28"/>
           </w:rPr>
-          <w:t xml:space="preserve">to polish the texts I wrote, as I often found it difficult to </w:t>
+          <w:t>express ideas naturally in English that came easily to me in my native language</w:t>
         </w:r>
       </w:ins>
-      <w:ins w:id="51" w:author="Sandy Navarro" w:date="2026-10-18T19:38:00Z" w16du:dateUtc="2026-10-18T18:38:00Z">
-        <w:r>
-          <w:rPr>
-            <w:sz w:val="28"/>
-            <w:szCs w:val="28"/>
-          </w:rPr>
-          <w:t>express ideas naturally in English that came easily to me in my native language</w:t>
-        </w:r>
-      </w:ins>
-      <w:del w:id="52" w:author="Sandy Navarro" w:date="2026-10-18T19:23:00Z" w16du:dateUtc="2026-10-18T18:23:00Z">
+      <w:del w:id="51" w:author="Sandy Navarro" w:date="2026-10-18T19:23:00Z" w16du:dateUtc="2026-10-18T18:23:00Z">
         <w:r>
           <w:rPr>
             <w:b/>
@@ -1241,7 +1213,7 @@
       </w:r>
     </w:p>
     <w:p>
-      <w:del w:id="53" w:author="Sandy Navarro" w:date="2026-10-18T19:22:00Z" w16du:dateUtc="2026-10-18T18:22:00Z">
+      <w:del w:id="52" w:author="Sandy Navarro" w:date="2026-10-18T19:22:00Z" w16du:dateUtc="2026-10-18T18:22:00Z">
         <w:r>
           <w:rPr>
             <w:sz w:val="28"/>
@@ -1330,23 +1302,7 @@
                                 <w:color w:val="000000"/>
                                 <w:sz w:val="28"/>
                               </w:rPr>
-                              <w:t xml:space="preserve">By submitting this assessment, I confirm that I have read the CCT policy on academic misconduct and understand the implications of submitting work that is not my own or does not appropriately reference material </w:t>
-                            </w:r>
-                            <w:proofErr w:type="gramStart"/>
-                            <w:r>
-                              <w:rPr>
-                                <w:color w:val="000000"/>
-                                <w:sz w:val="28"/>
-                              </w:rPr>
-                              <w:t>taken</w:t>
-                            </w:r>
-                            <w:proofErr w:type="gramEnd"/>
-                            <w:r>
-                              <w:rPr>
-                                <w:color w:val="000000"/>
-                                <w:sz w:val="28"/>
-                              </w:rPr>
-                              <w:t xml:space="preserve"> from a third party or other source. </w:t>
+                              <w:t xml:space="preserve">By submitting this assessment, I confirm that I have read the CCT policy on academic misconduct and understand the implications of submitting work that is not my own or does not appropriately reference material taken from a third party or other source. </w:t>
                             </w:r>
                           </w:p>
                           <w:p>
@@ -1416,23 +1372,7 @@
                           <w:color w:val="000000"/>
                           <w:sz w:val="28"/>
                         </w:rPr>
-                        <w:t xml:space="preserve">By submitting this assessment, I confirm that I have read the CCT policy on academic misconduct and understand the implications of submitting work that is not my own or does not appropriately reference material </w:t>
-                      </w:r>
-                      <w:proofErr w:type="gramStart"/>
-                      <w:r>
-                        <w:rPr>
-                          <w:color w:val="000000"/>
-                          <w:sz w:val="28"/>
-                        </w:rPr>
-                        <w:t>taken</w:t>
-                      </w:r>
-                      <w:proofErr w:type="gramEnd"/>
-                      <w:r>
-                        <w:rPr>
-                          <w:color w:val="000000"/>
-                          <w:sz w:val="28"/>
-                        </w:rPr>
-                        <w:t xml:space="preserve"> from a third party or other source. </w:t>
+                        <w:t xml:space="preserve">By submitting this assessment, I confirm that I have read the CCT policy on academic misconduct and understand the implications of submitting work that is not my own or does not appropriately reference material taken from a third party or other source. </w:t>
                       </w:r>
                     </w:p>
                     <w:p>
@@ -1486,7 +1426,7 @@
     <w:p>
       <w:pPr>
         <w:rPr>
-          <w:del w:id="54" w:author="Sandy Navarro" w:date="2026-10-18T19:40:00Z" w16du:dateUtc="2026-10-18T18:40:00Z"/>
+          <w:del w:id="53" w:author="Sandy Navarro" w:date="2026-10-18T19:40:00Z" w16du:dateUtc="2026-10-18T18:40:00Z"/>
           <w:rFonts w:ascii="Aptos" w:eastAsia="Aptos" w:hAnsi="Aptos" w:cs="Aptos"/>
           <w:b/>
           <w:color w:val="FF0000"/>
@@ -1495,7 +1435,7 @@
           <w:u w:val="single"/>
         </w:rPr>
       </w:pPr>
-      <w:del w:id="55" w:author="Sandy Navarro" w:date="2026-10-18T19:40:00Z" w16du:dateUtc="2026-10-18T18:40:00Z">
+      <w:del w:id="54" w:author="Sandy Navarro" w:date="2026-10-18T19:40:00Z" w16du:dateUtc="2026-10-18T18:40:00Z">
         <w:r>
           <w:rPr>
             <w:rFonts w:ascii="Aptos" w:eastAsia="Aptos" w:hAnsi="Aptos" w:cs="Aptos"/>
@@ -1513,7 +1453,7 @@
     <w:p>
       <w:pPr>
         <w:rPr>
-          <w:del w:id="56" w:author="Sandy Navarro" w:date="2026-10-18T19:40:00Z" w16du:dateUtc="2026-10-18T18:40:00Z"/>
+          <w:del w:id="55" w:author="Sandy Navarro" w:date="2026-10-18T19:40:00Z" w16du:dateUtc="2026-10-18T18:40:00Z"/>
           <w:rFonts w:ascii="Aptos" w:eastAsia="Aptos" w:hAnsi="Aptos" w:cs="Aptos"/>
           <w:color w:val="FF0000"/>
           <w:sz w:val="24"/>
@@ -1524,7 +1464,7 @@
     <w:p>
       <w:pPr>
         <w:rPr>
-          <w:del w:id="57" w:author="Sandy Navarro" w:date="2026-10-18T19:40:00Z" w16du:dateUtc="2026-10-18T18:40:00Z"/>
+          <w:del w:id="56" w:author="Sandy Navarro" w:date="2026-10-18T19:40:00Z" w16du:dateUtc="2026-10-18T18:40:00Z"/>
           <w:rFonts w:ascii="Aptos" w:eastAsia="Aptos" w:hAnsi="Aptos" w:cs="Aptos"/>
           <w:b/>
           <w:color w:val="FF0000"/>
@@ -1532,7 +1472,7 @@
           <w:szCs w:val="24"/>
         </w:rPr>
       </w:pPr>
-      <w:del w:id="58" w:author="Sandy Navarro" w:date="2026-10-18T19:40:00Z" w16du:dateUtc="2026-10-18T18:40:00Z">
+      <w:del w:id="57" w:author="Sandy Navarro" w:date="2026-10-18T19:40:00Z" w16du:dateUtc="2026-10-18T18:40:00Z">
         <w:r>
           <w:rPr>
             <w:rFonts w:ascii="Aptos" w:eastAsia="Aptos" w:hAnsi="Aptos" w:cs="Aptos"/>
@@ -1548,7 +1488,7 @@
     <w:p>
       <w:pPr>
         <w:rPr>
-          <w:del w:id="59" w:author="Sandy Navarro" w:date="2026-10-18T19:40:00Z" w16du:dateUtc="2026-10-18T18:40:00Z"/>
+          <w:del w:id="58" w:author="Sandy Navarro" w:date="2026-10-18T19:40:00Z" w16du:dateUtc="2026-10-18T18:40:00Z"/>
           <w:rFonts w:ascii="Aptos" w:eastAsia="Aptos" w:hAnsi="Aptos" w:cs="Aptos"/>
           <w:b/>
           <w:color w:val="FF0000"/>
@@ -1560,14 +1500,14 @@
     <w:p>
       <w:pPr>
         <w:rPr>
-          <w:del w:id="60" w:author="Sandy Navarro" w:date="2026-10-18T19:40:00Z" w16du:dateUtc="2026-10-18T18:40:00Z"/>
+          <w:del w:id="59" w:author="Sandy Navarro" w:date="2026-10-18T19:40:00Z" w16du:dateUtc="2026-10-18T18:40:00Z"/>
           <w:rFonts w:ascii="Aptos" w:eastAsia="Aptos" w:hAnsi="Aptos" w:cs="Aptos"/>
           <w:color w:val="FF0000"/>
           <w:sz w:val="24"/>
           <w:szCs w:val="24"/>
         </w:rPr>
       </w:pPr>
-      <w:del w:id="61" w:author="Sandy Navarro" w:date="2026-10-18T19:40:00Z" w16du:dateUtc="2026-10-18T18:40:00Z">
+      <w:del w:id="60" w:author="Sandy Navarro" w:date="2026-10-18T19:40:00Z" w16du:dateUtc="2026-10-18T18:40:00Z">
         <w:r>
           <w:rPr>
             <w:rFonts w:ascii="Aptos" w:eastAsia="Aptos" w:hAnsi="Aptos" w:cs="Aptos"/>
@@ -1578,6 +1518,17 @@
           <w:delText>Fill out the top section of the cover page with all the required information.</w:delText>
         </w:r>
       </w:del>
+    </w:p>
+    <w:p>
+      <w:pPr>
+        <w:rPr>
+          <w:del w:id="61" w:author="Sandy Navarro" w:date="2026-10-18T19:40:00Z" w16du:dateUtc="2026-10-18T18:40:00Z"/>
+          <w:rFonts w:ascii="Aptos" w:eastAsia="Aptos" w:hAnsi="Aptos" w:cs="Aptos"/>
+          <w:color w:val="FF0000"/>
+          <w:sz w:val="24"/>
+          <w:szCs w:val="24"/>
+        </w:rPr>
+      </w:pPr>
     </w:p>
     <w:p>
       <w:pPr>
@@ -1589,18 +1540,7 @@
           <w:szCs w:val="24"/>
         </w:rPr>
       </w:pPr>
-    </w:p>
-    <w:p>
-      <w:pPr>
-        <w:rPr>
-          <w:del w:id="63" w:author="Sandy Navarro" w:date="2026-10-18T19:40:00Z" w16du:dateUtc="2026-10-18T18:40:00Z"/>
-          <w:rFonts w:ascii="Aptos" w:eastAsia="Aptos" w:hAnsi="Aptos" w:cs="Aptos"/>
-          <w:color w:val="FF0000"/>
-          <w:sz w:val="24"/>
-          <w:szCs w:val="24"/>
-        </w:rPr>
-      </w:pPr>
-      <w:del w:id="64" w:author="Sandy Navarro" w:date="2026-10-18T19:40:00Z" w16du:dateUtc="2026-10-18T18:40:00Z">
+      <w:del w:id="63" w:author="Sandy Navarro" w:date="2026-10-18T19:40:00Z" w16du:dateUtc="2026-10-18T18:40:00Z">
         <w:r>
           <w:rPr>
             <w:rFonts w:ascii="Aptos" w:eastAsia="Aptos" w:hAnsi="Aptos" w:cs="Aptos"/>
@@ -1615,7 +1555,7 @@
     <w:p>
       <w:pPr>
         <w:rPr>
-          <w:del w:id="65" w:author="Sandy Navarro" w:date="2026-10-18T19:40:00Z" w16du:dateUtc="2026-10-18T18:40:00Z"/>
+          <w:del w:id="64" w:author="Sandy Navarro" w:date="2026-10-18T19:40:00Z" w16du:dateUtc="2026-10-18T18:40:00Z"/>
           <w:rFonts w:ascii="Aptos" w:eastAsia="Aptos" w:hAnsi="Aptos" w:cs="Aptos"/>
           <w:b/>
           <w:color w:val="FF0000"/>
@@ -1627,14 +1567,14 @@
     <w:p>
       <w:pPr>
         <w:rPr>
-          <w:del w:id="66" w:author="Sandy Navarro" w:date="2026-10-18T19:40:00Z" w16du:dateUtc="2026-10-18T18:40:00Z"/>
+          <w:del w:id="65" w:author="Sandy Navarro" w:date="2026-10-18T19:40:00Z" w16du:dateUtc="2026-10-18T18:40:00Z"/>
           <w:rFonts w:ascii="Aptos" w:eastAsia="Aptos" w:hAnsi="Aptos" w:cs="Aptos"/>
           <w:color w:val="FF0000"/>
           <w:sz w:val="24"/>
           <w:szCs w:val="24"/>
         </w:rPr>
       </w:pPr>
-      <w:del w:id="67" w:author="Sandy Navarro" w:date="2026-10-18T19:40:00Z" w16du:dateUtc="2026-10-18T18:40:00Z">
+      <w:del w:id="66" w:author="Sandy Navarro" w:date="2026-10-18T19:40:00Z" w16du:dateUtc="2026-10-18T18:40:00Z">
         <w:r>
           <w:rPr>
             <w:rFonts w:ascii="Aptos" w:eastAsia="Aptos" w:hAnsi="Aptos" w:cs="Aptos"/>
@@ -1659,14 +1599,14 @@
     <w:p>
       <w:pPr>
         <w:rPr>
-          <w:del w:id="68" w:author="Sandy Navarro" w:date="2026-10-18T19:40:00Z" w16du:dateUtc="2026-10-18T18:40:00Z"/>
+          <w:del w:id="67" w:author="Sandy Navarro" w:date="2026-10-18T19:40:00Z" w16du:dateUtc="2026-10-18T18:40:00Z"/>
           <w:rFonts w:ascii="Aptos" w:eastAsia="Aptos" w:hAnsi="Aptos" w:cs="Aptos"/>
           <w:color w:val="FF0000"/>
           <w:sz w:val="24"/>
           <w:szCs w:val="24"/>
         </w:rPr>
       </w:pPr>
-      <w:del w:id="69" w:author="Sandy Navarro" w:date="2026-10-18T19:40:00Z" w16du:dateUtc="2026-10-18T18:40:00Z">
+      <w:del w:id="68" w:author="Sandy Navarro" w:date="2026-10-18T19:40:00Z" w16du:dateUtc="2026-10-18T18:40:00Z">
         <w:r>
           <w:rPr>
             <w:rFonts w:ascii="Aptos" w:eastAsia="Aptos" w:hAnsi="Aptos" w:cs="Aptos"/>
@@ -1681,14 +1621,14 @@
     <w:p>
       <w:pPr>
         <w:rPr>
-          <w:del w:id="70" w:author="Sandy Navarro" w:date="2026-10-18T19:40:00Z" w16du:dateUtc="2026-10-18T18:40:00Z"/>
+          <w:del w:id="69" w:author="Sandy Navarro" w:date="2026-10-18T19:40:00Z" w16du:dateUtc="2026-10-18T18:40:00Z"/>
           <w:rFonts w:ascii="Aptos" w:eastAsia="Aptos" w:hAnsi="Aptos" w:cs="Aptos"/>
           <w:color w:val="FF0000"/>
           <w:sz w:val="24"/>
           <w:szCs w:val="24"/>
         </w:rPr>
       </w:pPr>
-      <w:del w:id="71" w:author="Sandy Navarro" w:date="2026-10-18T19:40:00Z" w16du:dateUtc="2026-10-18T18:40:00Z">
+      <w:del w:id="70" w:author="Sandy Navarro" w:date="2026-10-18T19:40:00Z" w16du:dateUtc="2026-10-18T18:40:00Z">
         <w:r>
           <w:rPr>
             <w:rFonts w:ascii="Aptos" w:eastAsia="Aptos" w:hAnsi="Aptos" w:cs="Aptos"/>
@@ -1703,14 +1643,14 @@
     <w:p>
       <w:pPr>
         <w:rPr>
-          <w:del w:id="72" w:author="Sandy Navarro" w:date="2026-10-18T19:40:00Z" w16du:dateUtc="2026-10-18T18:40:00Z"/>
+          <w:del w:id="71" w:author="Sandy Navarro" w:date="2026-10-18T19:40:00Z" w16du:dateUtc="2026-10-18T18:40:00Z"/>
           <w:rFonts w:ascii="Aptos" w:eastAsia="Aptos" w:hAnsi="Aptos" w:cs="Aptos"/>
           <w:color w:val="FF0000"/>
           <w:sz w:val="24"/>
           <w:szCs w:val="24"/>
         </w:rPr>
       </w:pPr>
-      <w:del w:id="73" w:author="Sandy Navarro" w:date="2026-10-18T19:40:00Z" w16du:dateUtc="2026-10-18T18:40:00Z">
+      <w:del w:id="72" w:author="Sandy Navarro" w:date="2026-10-18T19:40:00Z" w16du:dateUtc="2026-10-18T18:40:00Z">
         <w:r>
           <w:rPr>
             <w:rFonts w:ascii="Aptos" w:eastAsia="Aptos" w:hAnsi="Aptos" w:cs="Aptos"/>
@@ -1725,14 +1665,14 @@
     <w:p>
       <w:pPr>
         <w:rPr>
-          <w:del w:id="74" w:author="Sandy Navarro" w:date="2026-10-18T19:40:00Z" w16du:dateUtc="2026-10-18T18:40:00Z"/>
+          <w:del w:id="73" w:author="Sandy Navarro" w:date="2026-10-18T19:40:00Z" w16du:dateUtc="2026-10-18T18:40:00Z"/>
           <w:rFonts w:ascii="Aptos" w:eastAsia="Aptos" w:hAnsi="Aptos" w:cs="Aptos"/>
           <w:color w:val="FF0000"/>
           <w:sz w:val="24"/>
           <w:szCs w:val="24"/>
         </w:rPr>
       </w:pPr>
-      <w:del w:id="75" w:author="Sandy Navarro" w:date="2026-10-18T19:40:00Z" w16du:dateUtc="2026-10-18T18:40:00Z">
+      <w:del w:id="74" w:author="Sandy Navarro" w:date="2026-10-18T19:40:00Z" w16du:dateUtc="2026-10-18T18:40:00Z">
         <w:r>
           <w:rPr>
             <w:rFonts w:ascii="Aptos" w:eastAsia="Aptos" w:hAnsi="Aptos" w:cs="Aptos"/>
@@ -1759,7 +1699,7 @@
     <w:p>
       <w:pPr>
         <w:rPr>
-          <w:del w:id="76" w:author="Sandy Navarro" w:date="2026-10-18T19:40:00Z" w16du:dateUtc="2026-10-18T18:40:00Z"/>
+          <w:del w:id="75" w:author="Sandy Navarro" w:date="2026-10-18T19:40:00Z" w16du:dateUtc="2026-10-18T18:40:00Z"/>
           <w:rFonts w:ascii="Aptos" w:eastAsia="Aptos" w:hAnsi="Aptos" w:cs="Aptos"/>
           <w:b/>
           <w:color w:val="FF0000"/>
@@ -1771,14 +1711,14 @@
     <w:p>
       <w:pPr>
         <w:rPr>
-          <w:del w:id="77" w:author="Sandy Navarro" w:date="2026-10-18T19:40:00Z" w16du:dateUtc="2026-10-18T18:40:00Z"/>
+          <w:del w:id="76" w:author="Sandy Navarro" w:date="2026-10-18T19:40:00Z" w16du:dateUtc="2026-10-18T18:40:00Z"/>
           <w:rFonts w:ascii="Aptos" w:eastAsia="Aptos" w:hAnsi="Aptos" w:cs="Aptos"/>
           <w:color w:val="FF0000"/>
           <w:sz w:val="24"/>
           <w:szCs w:val="24"/>
         </w:rPr>
       </w:pPr>
-      <w:del w:id="78" w:author="Sandy Navarro" w:date="2026-10-18T19:40:00Z" w16du:dateUtc="2026-10-18T18:40:00Z">
+      <w:del w:id="77" w:author="Sandy Navarro" w:date="2026-10-18T19:40:00Z" w16du:dateUtc="2026-10-18T18:40:00Z">
         <w:r>
           <w:rPr>
             <w:rFonts w:ascii="Aptos" w:eastAsia="Aptos" w:hAnsi="Aptos" w:cs="Aptos"/>
@@ -1803,7 +1743,7 @@
     <w:p>
       <w:pPr>
         <w:rPr>
-          <w:del w:id="79" w:author="Sandy Navarro" w:date="2026-10-18T19:40:00Z" w16du:dateUtc="2026-10-18T18:40:00Z"/>
+          <w:del w:id="78" w:author="Sandy Navarro" w:date="2026-10-18T19:40:00Z" w16du:dateUtc="2026-10-18T18:40:00Z"/>
           <w:rFonts w:ascii="Aptos" w:eastAsia="Aptos" w:hAnsi="Aptos" w:cs="Aptos"/>
           <w:color w:val="FF0000"/>
           <w:sz w:val="24"/>
@@ -1815,14 +1755,14 @@
       <w:pPr>
         <w:spacing w:line="240" w:lineRule="auto"/>
         <w:rPr>
-          <w:del w:id="80" w:author="Sandy Navarro" w:date="2026-10-18T19:40:00Z" w16du:dateUtc="2026-10-18T18:40:00Z"/>
+          <w:del w:id="79" w:author="Sandy Navarro" w:date="2026-10-18T19:40:00Z" w16du:dateUtc="2026-10-18T18:40:00Z"/>
           <w:rFonts w:ascii="Times New Roman" w:eastAsia="Times New Roman" w:hAnsi="Times New Roman" w:cs="Times New Roman"/>
           <w:color w:val="FF0000"/>
           <w:sz w:val="24"/>
           <w:szCs w:val="24"/>
         </w:rPr>
       </w:pPr>
-      <w:del w:id="81" w:author="Sandy Navarro" w:date="2026-10-18T19:40:00Z" w16du:dateUtc="2026-10-18T18:40:00Z">
+      <w:del w:id="80" w:author="Sandy Navarro" w:date="2026-10-18T19:40:00Z" w16du:dateUtc="2026-10-18T18:40:00Z">
         <w:r>
           <w:rPr>
             <w:rFonts w:ascii="Aptos" w:eastAsia="Times New Roman" w:hAnsi="Aptos" w:cs="Times New Roman"/>
@@ -1841,7 +1781,7 @@
       <w:pPr>
         <w:spacing w:after="0" w:line="240" w:lineRule="auto"/>
         <w:rPr>
-          <w:del w:id="82" w:author="Sandy Navarro" w:date="2026-10-18T19:40:00Z" w16du:dateUtc="2026-10-18T18:40:00Z"/>
+          <w:del w:id="81" w:author="Sandy Navarro" w:date="2026-10-18T19:40:00Z" w16du:dateUtc="2026-10-18T18:40:00Z"/>
           <w:rFonts w:ascii="Times New Roman" w:eastAsia="Times New Roman" w:hAnsi="Times New Roman" w:cs="Times New Roman"/>
           <w:color w:val="FF0000"/>
           <w:sz w:val="24"/>
@@ -1858,14 +1798,14 @@
         </w:numPr>
         <w:spacing w:line="240" w:lineRule="auto"/>
         <w:rPr>
-          <w:del w:id="83" w:author="Sandy Navarro" w:date="2026-10-18T19:40:00Z" w16du:dateUtc="2026-10-18T18:40:00Z"/>
+          <w:del w:id="82" w:author="Sandy Navarro" w:date="2026-10-18T19:40:00Z" w16du:dateUtc="2026-10-18T18:40:00Z"/>
           <w:rFonts w:ascii="Times New Roman" w:eastAsia="Times New Roman" w:hAnsi="Times New Roman" w:cs="Times New Roman"/>
           <w:color w:val="FF0000"/>
           <w:sz w:val="24"/>
           <w:szCs w:val="24"/>
         </w:rPr>
       </w:pPr>
-      <w:del w:id="84" w:author="Sandy Navarro" w:date="2026-10-18T19:40:00Z" w16du:dateUtc="2026-10-18T18:40:00Z">
+      <w:del w:id="83" w:author="Sandy Navarro" w:date="2026-10-18T19:40:00Z" w16du:dateUtc="2026-10-18T18:40:00Z">
         <w:r>
           <w:rPr>
             <w:rFonts w:ascii="Aptos" w:eastAsia="Times New Roman" w:hAnsi="Aptos" w:cs="Times New Roman"/>
@@ -1884,14 +1824,14 @@
         <w:spacing w:line="240" w:lineRule="auto"/>
         <w:ind w:left="720"/>
         <w:rPr>
-          <w:del w:id="85" w:author="Sandy Navarro" w:date="2026-10-18T19:40:00Z" w16du:dateUtc="2026-10-18T18:40:00Z"/>
+          <w:del w:id="84" w:author="Sandy Navarro" w:date="2026-10-18T19:40:00Z" w16du:dateUtc="2026-10-18T18:40:00Z"/>
           <w:rFonts w:ascii="Times New Roman" w:eastAsia="Times New Roman" w:hAnsi="Times New Roman" w:cs="Times New Roman"/>
           <w:color w:val="FF0000"/>
           <w:sz w:val="24"/>
           <w:szCs w:val="24"/>
         </w:rPr>
       </w:pPr>
-      <w:del w:id="86" w:author="Sandy Navarro" w:date="2026-10-18T19:40:00Z" w16du:dateUtc="2026-10-18T18:40:00Z">
+      <w:del w:id="85" w:author="Sandy Navarro" w:date="2026-10-18T19:40:00Z" w16du:dateUtc="2026-10-18T18:40:00Z">
         <w:r>
           <w:rPr>
             <w:rFonts w:ascii="Aptos" w:eastAsia="Times New Roman" w:hAnsi="Aptos" w:cs="Times New Roman"/>
@@ -1906,6 +1846,19 @@
     <w:p>
       <w:pPr>
         <w:spacing w:after="0" w:line="240" w:lineRule="auto"/>
+        <w:ind w:left="720"/>
+        <w:rPr>
+          <w:del w:id="86" w:author="Sandy Navarro" w:date="2026-10-18T19:40:00Z" w16du:dateUtc="2026-10-18T18:40:00Z"/>
+          <w:rFonts w:ascii="Times New Roman" w:eastAsia="Times New Roman" w:hAnsi="Times New Roman" w:cs="Times New Roman"/>
+          <w:color w:val="FF0000"/>
+          <w:sz w:val="24"/>
+          <w:szCs w:val="24"/>
+        </w:rPr>
+      </w:pPr>
+    </w:p>
+    <w:p>
+      <w:pPr>
+        <w:spacing w:line="240" w:lineRule="auto"/>
         <w:ind w:left="720"/>
         <w:rPr>
           <w:del w:id="87" w:author="Sandy Navarro" w:date="2026-10-18T19:40:00Z" w16du:dateUtc="2026-10-18T18:40:00Z"/>
@@ -1915,34 +1868,34 @@
           <w:szCs w:val="24"/>
         </w:rPr>
       </w:pPr>
-    </w:p>
-    <w:p>
-      <w:pPr>
-        <w:spacing w:line="240" w:lineRule="auto"/>
+      <w:del w:id="88" w:author="Sandy Navarro" w:date="2026-10-18T19:40:00Z" w16du:dateUtc="2026-10-18T18:40:00Z">
+        <w:r>
+          <w:rPr>
+            <w:rFonts w:ascii="Aptos" w:eastAsia="Times New Roman" w:hAnsi="Aptos" w:cs="Times New Roman"/>
+            <w:color w:val="FF0000"/>
+            <w:sz w:val="24"/>
+            <w:szCs w:val="24"/>
+          </w:rPr>
+          <w:delText>In the "Use of AI" section, choose the statement that accurately reflects your work:</w:delText>
+        </w:r>
+      </w:del>
+    </w:p>
+    <w:p>
+      <w:pPr>
+        <w:spacing w:after="0" w:line="240" w:lineRule="auto"/>
         <w:ind w:left="720"/>
         <w:rPr>
-          <w:del w:id="88" w:author="Sandy Navarro" w:date="2026-10-18T19:40:00Z" w16du:dateUtc="2026-10-18T18:40:00Z"/>
+          <w:del w:id="89" w:author="Sandy Navarro" w:date="2026-10-18T19:40:00Z" w16du:dateUtc="2026-10-18T18:40:00Z"/>
           <w:rFonts w:ascii="Times New Roman" w:eastAsia="Times New Roman" w:hAnsi="Times New Roman" w:cs="Times New Roman"/>
           <w:color w:val="FF0000"/>
           <w:sz w:val="24"/>
           <w:szCs w:val="24"/>
         </w:rPr>
       </w:pPr>
-      <w:del w:id="89" w:author="Sandy Navarro" w:date="2026-10-18T19:40:00Z" w16du:dateUtc="2026-10-18T18:40:00Z">
-        <w:r>
-          <w:rPr>
-            <w:rFonts w:ascii="Aptos" w:eastAsia="Times New Roman" w:hAnsi="Aptos" w:cs="Times New Roman"/>
-            <w:color w:val="FF0000"/>
-            <w:sz w:val="24"/>
-            <w:szCs w:val="24"/>
-          </w:rPr>
-          <w:delText>In the "Use of AI" section, choose the statement that accurately reflects your work:</w:delText>
-        </w:r>
-      </w:del>
-    </w:p>
-    <w:p>
-      <w:pPr>
-        <w:spacing w:after="0" w:line="240" w:lineRule="auto"/>
+    </w:p>
+    <w:p>
+      <w:pPr>
+        <w:spacing w:line="240" w:lineRule="auto"/>
         <w:ind w:left="720"/>
         <w:rPr>
           <w:del w:id="90" w:author="Sandy Navarro" w:date="2026-10-18T19:40:00Z" w16du:dateUtc="2026-10-18T18:40:00Z"/>
@@ -1952,20 +1905,7 @@
           <w:szCs w:val="24"/>
         </w:rPr>
       </w:pPr>
-    </w:p>
-    <w:p>
-      <w:pPr>
-        <w:spacing w:line="240" w:lineRule="auto"/>
-        <w:ind w:left="720"/>
-        <w:rPr>
-          <w:del w:id="91" w:author="Sandy Navarro" w:date="2026-10-18T19:40:00Z" w16du:dateUtc="2026-10-18T18:40:00Z"/>
-          <w:rFonts w:ascii="Times New Roman" w:eastAsia="Times New Roman" w:hAnsi="Times New Roman" w:cs="Times New Roman"/>
-          <w:color w:val="FF0000"/>
-          <w:sz w:val="24"/>
-          <w:szCs w:val="24"/>
-        </w:rPr>
-      </w:pPr>
-      <w:del w:id="92" w:author="Sandy Navarro" w:date="2026-10-18T19:40:00Z" w16du:dateUtc="2026-10-18T18:40:00Z">
+      <w:del w:id="91" w:author="Sandy Navarro" w:date="2026-10-18T19:40:00Z" w16du:dateUtc="2026-10-18T18:40:00Z">
         <w:r>
           <w:rPr>
             <w:rFonts w:ascii="Aptos" w:eastAsia="Times New Roman" w:hAnsi="Aptos" w:cs="Times New Roman"/>
@@ -1993,14 +1933,14 @@
         <w:spacing w:line="240" w:lineRule="auto"/>
         <w:ind w:left="720"/>
         <w:rPr>
-          <w:del w:id="93" w:author="Sandy Navarro" w:date="2026-10-18T19:40:00Z" w16du:dateUtc="2026-10-18T18:40:00Z"/>
+          <w:del w:id="92" w:author="Sandy Navarro" w:date="2026-10-18T19:40:00Z" w16du:dateUtc="2026-10-18T18:40:00Z"/>
           <w:rFonts w:ascii="Times New Roman" w:eastAsia="Times New Roman" w:hAnsi="Times New Roman" w:cs="Times New Roman"/>
           <w:color w:val="FF0000"/>
           <w:sz w:val="24"/>
           <w:szCs w:val="24"/>
         </w:rPr>
       </w:pPr>
-      <w:del w:id="94" w:author="Sandy Navarro" w:date="2026-10-18T19:40:00Z" w16du:dateUtc="2026-10-18T18:40:00Z">
+      <w:del w:id="93" w:author="Sandy Navarro" w:date="2026-10-18T19:40:00Z" w16du:dateUtc="2026-10-18T18:40:00Z">
         <w:r>
           <w:rPr>
             <w:rFonts w:ascii="Aptos" w:eastAsia="Times New Roman" w:hAnsi="Aptos" w:cs="Times New Roman"/>
@@ -2017,14 +1957,14 @@
         <w:spacing w:line="240" w:lineRule="auto"/>
         <w:ind w:left="720"/>
         <w:rPr>
-          <w:del w:id="95" w:author="Sandy Navarro" w:date="2026-10-18T19:40:00Z" w16du:dateUtc="2026-10-18T18:40:00Z"/>
+          <w:del w:id="94" w:author="Sandy Navarro" w:date="2026-10-18T19:40:00Z" w16du:dateUtc="2026-10-18T18:40:00Z"/>
           <w:rFonts w:ascii="Times New Roman" w:eastAsia="Times New Roman" w:hAnsi="Times New Roman" w:cs="Times New Roman"/>
           <w:color w:val="FF0000"/>
           <w:sz w:val="24"/>
           <w:szCs w:val="24"/>
         </w:rPr>
       </w:pPr>
-      <w:del w:id="96" w:author="Sandy Navarro" w:date="2026-10-18T19:40:00Z" w16du:dateUtc="2026-10-18T18:40:00Z">
+      <w:del w:id="95" w:author="Sandy Navarro" w:date="2026-10-18T19:40:00Z" w16du:dateUtc="2026-10-18T18:40:00Z">
         <w:r>
           <w:rPr>
             <w:rFonts w:ascii="Aptos" w:eastAsia="Times New Roman" w:hAnsi="Aptos" w:cs="Times New Roman"/>
@@ -2041,14 +1981,14 @@
         <w:spacing w:line="240" w:lineRule="auto"/>
         <w:ind w:left="720"/>
         <w:rPr>
-          <w:del w:id="97" w:author="Sandy Navarro" w:date="2026-10-18T19:40:00Z" w16du:dateUtc="2026-10-18T18:40:00Z"/>
+          <w:del w:id="96" w:author="Sandy Navarro" w:date="2026-10-18T19:40:00Z" w16du:dateUtc="2026-10-18T18:40:00Z"/>
           <w:rFonts w:ascii="Times New Roman" w:eastAsia="Times New Roman" w:hAnsi="Times New Roman" w:cs="Times New Roman"/>
           <w:color w:val="FF0000"/>
           <w:sz w:val="24"/>
           <w:szCs w:val="24"/>
         </w:rPr>
       </w:pPr>
-      <w:del w:id="98" w:author="Sandy Navarro" w:date="2026-10-18T19:40:00Z" w16du:dateUtc="2026-10-18T18:40:00Z">
+      <w:del w:id="97" w:author="Sandy Navarro" w:date="2026-10-18T19:40:00Z" w16du:dateUtc="2026-10-18T18:40:00Z">
         <w:r>
           <w:rPr>
             <w:rFonts w:ascii="Aptos" w:eastAsia="Times New Roman" w:hAnsi="Aptos" w:cs="Times New Roman"/>
@@ -2065,14 +2005,14 @@
         <w:spacing w:line="240" w:lineRule="auto"/>
         <w:ind w:left="720"/>
         <w:rPr>
-          <w:del w:id="99" w:author="Sandy Navarro" w:date="2026-10-18T19:40:00Z" w16du:dateUtc="2026-10-18T18:40:00Z"/>
+          <w:del w:id="98" w:author="Sandy Navarro" w:date="2026-10-18T19:40:00Z" w16du:dateUtc="2026-10-18T18:40:00Z"/>
           <w:rFonts w:ascii="Times New Roman" w:eastAsia="Times New Roman" w:hAnsi="Times New Roman" w:cs="Times New Roman"/>
           <w:color w:val="FF0000"/>
           <w:sz w:val="24"/>
           <w:szCs w:val="24"/>
         </w:rPr>
       </w:pPr>
-      <w:del w:id="100" w:author="Sandy Navarro" w:date="2026-10-18T19:40:00Z" w16du:dateUtc="2026-10-18T18:40:00Z">
+      <w:del w:id="99" w:author="Sandy Navarro" w:date="2026-10-18T19:40:00Z" w16du:dateUtc="2026-10-18T18:40:00Z">
         <w:r>
           <w:rPr>
             <w:rFonts w:ascii="Aptos" w:eastAsia="Times New Roman" w:hAnsi="Aptos" w:cs="Times New Roman"/>
@@ -2105,7 +2045,7 @@
         <w:spacing w:after="0" w:line="240" w:lineRule="auto"/>
         <w:ind w:left="720"/>
         <w:rPr>
-          <w:del w:id="101" w:author="Sandy Navarro" w:date="2026-10-18T19:40:00Z" w16du:dateUtc="2026-10-18T18:40:00Z"/>
+          <w:del w:id="100" w:author="Sandy Navarro" w:date="2026-10-18T19:40:00Z" w16du:dateUtc="2026-10-18T18:40:00Z"/>
           <w:rFonts w:ascii="Times New Roman" w:eastAsia="Times New Roman" w:hAnsi="Times New Roman" w:cs="Times New Roman"/>
           <w:color w:val="FF0000"/>
           <w:sz w:val="24"/>
@@ -2118,14 +2058,14 @@
         <w:spacing w:line="240" w:lineRule="auto"/>
         <w:ind w:left="720"/>
         <w:rPr>
-          <w:del w:id="102" w:author="Sandy Navarro" w:date="2026-10-18T19:40:00Z" w16du:dateUtc="2026-10-18T18:40:00Z"/>
+          <w:del w:id="101" w:author="Sandy Navarro" w:date="2026-10-18T19:40:00Z" w16du:dateUtc="2026-10-18T18:40:00Z"/>
           <w:rFonts w:ascii="Aptos" w:eastAsia="Times New Roman" w:hAnsi="Aptos" w:cs="Times New Roman"/>
           <w:color w:val="FF0000"/>
           <w:sz w:val="24"/>
           <w:szCs w:val="24"/>
         </w:rPr>
       </w:pPr>
-      <w:del w:id="103" w:author="Sandy Navarro" w:date="2026-10-18T19:40:00Z" w16du:dateUtc="2026-10-18T18:40:00Z">
+      <w:del w:id="102" w:author="Sandy Navarro" w:date="2026-10-18T19:40:00Z" w16du:dateUtc="2026-10-18T18:40:00Z">
         <w:r>
           <w:rPr>
             <w:rFonts w:ascii="Aptos" w:eastAsia="Times New Roman" w:hAnsi="Aptos" w:cs="Times New Roman"/>
@@ -2152,7 +2092,7 @@
       <w:pPr>
         <w:spacing w:line="240" w:lineRule="auto"/>
         <w:rPr>
-          <w:del w:id="104" w:author="Sandy Navarro" w:date="2026-10-18T19:40:00Z" w16du:dateUtc="2026-10-18T18:40:00Z"/>
+          <w:del w:id="103" w:author="Sandy Navarro" w:date="2026-10-18T19:40:00Z" w16du:dateUtc="2026-10-18T18:40:00Z"/>
           <w:rFonts w:ascii="Aptos" w:eastAsia="Times New Roman" w:hAnsi="Aptos" w:cs="Times New Roman"/>
           <w:color w:val="FF0000"/>
           <w:sz w:val="24"/>
@@ -2168,7 +2108,7 @@
           <w:numId w:val="1"/>
         </w:numPr>
         <w:rPr>
-          <w:del w:id="105" w:author="Sandy Navarro" w:date="2026-10-18T19:40:00Z" w16du:dateUtc="2026-10-18T18:40:00Z"/>
+          <w:del w:id="104" w:author="Sandy Navarro" w:date="2026-10-18T19:40:00Z" w16du:dateUtc="2026-10-18T18:40:00Z"/>
           <w:rFonts w:asciiTheme="minorHAnsi" w:hAnsiTheme="minorHAnsi"/>
           <w:b/>
           <w:bCs/>
@@ -2177,7 +2117,7 @@
           <w:szCs w:val="24"/>
         </w:rPr>
       </w:pPr>
-      <w:del w:id="106" w:author="Sandy Navarro" w:date="2026-10-18T19:40:00Z" w16du:dateUtc="2026-10-18T18:40:00Z">
+      <w:del w:id="105" w:author="Sandy Navarro" w:date="2026-10-18T19:40:00Z" w16du:dateUtc="2026-10-18T18:40:00Z">
         <w:r>
           <w:rPr>
             <w:rFonts w:asciiTheme="minorHAnsi" w:hAnsiTheme="minorHAnsi"/>
@@ -2197,7 +2137,7 @@
         <w:ind w:left="720"/>
         <w:outlineLvl w:val="2"/>
         <w:rPr>
-          <w:del w:id="107" w:author="Sandy Navarro" w:date="2026-10-18T19:40:00Z" w16du:dateUtc="2026-10-18T18:40:00Z"/>
+          <w:del w:id="106" w:author="Sandy Navarro" w:date="2026-10-18T19:40:00Z" w16du:dateUtc="2026-10-18T18:40:00Z"/>
           <w:rFonts w:asciiTheme="minorHAnsi" w:eastAsia="Times New Roman" w:hAnsiTheme="minorHAnsi" w:cs="Times New Roman"/>
           <w:b/>
           <w:bCs/>
@@ -2206,7 +2146,7 @@
           <w:szCs w:val="24"/>
         </w:rPr>
       </w:pPr>
-      <w:del w:id="108" w:author="Sandy Navarro" w:date="2026-10-18T19:40:00Z" w16du:dateUtc="2026-10-18T18:40:00Z">
+      <w:del w:id="107" w:author="Sandy Navarro" w:date="2026-10-18T19:40:00Z" w16du:dateUtc="2026-10-18T18:40:00Z">
         <w:r>
           <w:rPr>
             <w:rFonts w:asciiTheme="minorHAnsi" w:eastAsia="Times New Roman" w:hAnsiTheme="minorHAnsi" w:cs="Times New Roman"/>
@@ -2225,14 +2165,14 @@
         <w:spacing w:before="100" w:beforeAutospacing="1" w:after="100" w:afterAutospacing="1" w:line="240" w:lineRule="auto"/>
         <w:ind w:left="720"/>
         <w:rPr>
-          <w:del w:id="109" w:author="Sandy Navarro" w:date="2026-10-18T19:40:00Z" w16du:dateUtc="2026-10-18T18:40:00Z"/>
+          <w:del w:id="108" w:author="Sandy Navarro" w:date="2026-10-18T19:40:00Z" w16du:dateUtc="2026-10-18T18:40:00Z"/>
           <w:rFonts w:asciiTheme="minorHAnsi" w:eastAsia="Times New Roman" w:hAnsiTheme="minorHAnsi" w:cs="Times New Roman"/>
           <w:color w:val="FF0000"/>
           <w:sz w:val="24"/>
           <w:szCs w:val="24"/>
         </w:rPr>
       </w:pPr>
-      <w:del w:id="110" w:author="Sandy Navarro" w:date="2026-10-18T19:40:00Z" w16du:dateUtc="2026-10-18T18:40:00Z">
+      <w:del w:id="109" w:author="Sandy Navarro" w:date="2026-10-18T19:40:00Z" w16du:dateUtc="2026-10-18T18:40:00Z">
         <w:r>
           <w:rPr>
             <w:rFonts w:asciiTheme="minorHAnsi" w:eastAsia="Times New Roman" w:hAnsiTheme="minorHAnsi" w:cs="Times New Roman"/>
@@ -2250,7 +2190,7 @@
         <w:ind w:left="720"/>
         <w:outlineLvl w:val="3"/>
         <w:rPr>
-          <w:del w:id="111" w:author="Sandy Navarro" w:date="2026-10-18T19:40:00Z" w16du:dateUtc="2026-10-18T18:40:00Z"/>
+          <w:del w:id="110" w:author="Sandy Navarro" w:date="2026-10-18T19:40:00Z" w16du:dateUtc="2026-10-18T18:40:00Z"/>
           <w:rFonts w:asciiTheme="minorHAnsi" w:eastAsia="Times New Roman" w:hAnsiTheme="minorHAnsi" w:cs="Times New Roman"/>
           <w:b/>
           <w:bCs/>
@@ -2259,7 +2199,7 @@
           <w:szCs w:val="24"/>
         </w:rPr>
       </w:pPr>
-      <w:del w:id="112" w:author="Sandy Navarro" w:date="2026-10-18T19:40:00Z" w16du:dateUtc="2026-10-18T18:40:00Z">
+      <w:del w:id="111" w:author="Sandy Navarro" w:date="2026-10-18T19:40:00Z" w16du:dateUtc="2026-10-18T18:40:00Z">
         <w:r>
           <w:rPr>
             <w:rFonts w:asciiTheme="minorHAnsi" w:eastAsia="Times New Roman" w:hAnsiTheme="minorHAnsi" w:cs="Times New Roman"/>
@@ -2286,14 +2226,14 @@
         <w:spacing w:before="100" w:beforeAutospacing="1" w:after="100" w:afterAutospacing="1" w:line="240" w:lineRule="auto"/>
         <w:ind w:left="1440"/>
         <w:rPr>
-          <w:del w:id="113" w:author="Sandy Navarro" w:date="2026-10-18T19:40:00Z" w16du:dateUtc="2026-10-18T18:40:00Z"/>
+          <w:del w:id="112" w:author="Sandy Navarro" w:date="2026-10-18T19:40:00Z" w16du:dateUtc="2026-10-18T18:40:00Z"/>
           <w:rFonts w:asciiTheme="minorHAnsi" w:eastAsia="Times New Roman" w:hAnsiTheme="minorHAnsi" w:cs="Times New Roman"/>
           <w:color w:val="FF0000"/>
           <w:sz w:val="24"/>
           <w:szCs w:val="24"/>
         </w:rPr>
       </w:pPr>
-      <w:del w:id="114" w:author="Sandy Navarro" w:date="2026-10-18T19:40:00Z" w16du:dateUtc="2026-10-18T18:40:00Z">
+      <w:del w:id="113" w:author="Sandy Navarro" w:date="2026-10-18T19:40:00Z" w16du:dateUtc="2026-10-18T18:40:00Z">
         <w:r>
           <w:rPr>
             <w:rFonts w:asciiTheme="minorHAnsi" w:eastAsia="Times New Roman" w:hAnsiTheme="minorHAnsi" w:cs="Times New Roman"/>
@@ -2321,14 +2261,14 @@
         <w:spacing w:before="100" w:beforeAutospacing="1" w:after="100" w:afterAutospacing="1" w:line="240" w:lineRule="auto"/>
         <w:ind w:left="1440"/>
         <w:rPr>
-          <w:del w:id="115" w:author="Sandy Navarro" w:date="2026-10-18T19:40:00Z" w16du:dateUtc="2026-10-18T18:40:00Z"/>
+          <w:del w:id="114" w:author="Sandy Navarro" w:date="2026-10-18T19:40:00Z" w16du:dateUtc="2026-10-18T18:40:00Z"/>
           <w:rFonts w:asciiTheme="minorHAnsi" w:eastAsia="Times New Roman" w:hAnsiTheme="minorHAnsi" w:cs="Times New Roman"/>
           <w:color w:val="FF0000"/>
           <w:sz w:val="24"/>
           <w:szCs w:val="24"/>
         </w:rPr>
       </w:pPr>
-      <w:del w:id="116" w:author="Sandy Navarro" w:date="2026-10-18T19:40:00Z" w16du:dateUtc="2026-10-18T18:40:00Z">
+      <w:del w:id="115" w:author="Sandy Navarro" w:date="2026-10-18T19:40:00Z" w16du:dateUtc="2026-10-18T18:40:00Z">
         <w:r>
           <w:rPr>
             <w:rFonts w:asciiTheme="minorHAnsi" w:eastAsia="Times New Roman" w:hAnsiTheme="minorHAnsi" w:cs="Times New Roman"/>
@@ -2353,14 +2293,14 @@
         <w:spacing w:before="100" w:beforeAutospacing="1" w:after="100" w:afterAutospacing="1" w:line="240" w:lineRule="auto"/>
         <w:ind w:left="2160"/>
         <w:rPr>
-          <w:del w:id="117" w:author="Sandy Navarro" w:date="2026-10-18T19:40:00Z" w16du:dateUtc="2026-10-18T18:40:00Z"/>
+          <w:del w:id="116" w:author="Sandy Navarro" w:date="2026-10-18T19:40:00Z" w16du:dateUtc="2026-10-18T18:40:00Z"/>
           <w:rFonts w:asciiTheme="minorHAnsi" w:eastAsia="Times New Roman" w:hAnsiTheme="minorHAnsi" w:cs="Times New Roman"/>
           <w:color w:val="FF0000"/>
           <w:sz w:val="24"/>
           <w:szCs w:val="24"/>
         </w:rPr>
       </w:pPr>
-      <w:del w:id="118" w:author="Sandy Navarro" w:date="2026-10-18T19:40:00Z" w16du:dateUtc="2026-10-18T18:40:00Z">
+      <w:del w:id="117" w:author="Sandy Navarro" w:date="2026-10-18T19:40:00Z" w16du:dateUtc="2026-10-18T18:40:00Z">
         <w:r>
           <w:rPr>
             <w:rFonts w:asciiTheme="minorHAnsi" w:eastAsia="Times New Roman" w:hAnsiTheme="minorHAnsi" w:cs="Times New Roman"/>
@@ -2405,14 +2345,14 @@
         <w:spacing w:before="100" w:beforeAutospacing="1" w:after="100" w:afterAutospacing="1" w:line="240" w:lineRule="auto"/>
         <w:ind w:left="2160"/>
         <w:rPr>
-          <w:del w:id="119" w:author="Sandy Navarro" w:date="2026-10-18T19:40:00Z" w16du:dateUtc="2026-10-18T18:40:00Z"/>
+          <w:del w:id="118" w:author="Sandy Navarro" w:date="2026-10-18T19:40:00Z" w16du:dateUtc="2026-10-18T18:40:00Z"/>
           <w:rFonts w:asciiTheme="minorHAnsi" w:eastAsia="Times New Roman" w:hAnsiTheme="minorHAnsi" w:cs="Times New Roman"/>
           <w:color w:val="FF0000"/>
           <w:sz w:val="24"/>
           <w:szCs w:val="24"/>
         </w:rPr>
       </w:pPr>
-      <w:del w:id="120" w:author="Sandy Navarro" w:date="2026-10-18T19:40:00Z" w16du:dateUtc="2026-10-18T18:40:00Z">
+      <w:del w:id="119" w:author="Sandy Navarro" w:date="2026-10-18T19:40:00Z" w16du:dateUtc="2026-10-18T18:40:00Z">
         <w:r>
           <w:rPr>
             <w:rFonts w:asciiTheme="minorHAnsi" w:eastAsia="Times New Roman" w:hAnsiTheme="minorHAnsi" w:cs="Times New Roman"/>
@@ -2457,14 +2397,14 @@
         <w:spacing w:before="100" w:beforeAutospacing="1" w:after="100" w:afterAutospacing="1" w:line="240" w:lineRule="auto"/>
         <w:ind w:left="2160"/>
         <w:rPr>
-          <w:del w:id="121" w:author="Sandy Navarro" w:date="2026-10-18T19:40:00Z" w16du:dateUtc="2026-10-18T18:40:00Z"/>
+          <w:del w:id="120" w:author="Sandy Navarro" w:date="2026-10-18T19:40:00Z" w16du:dateUtc="2026-10-18T18:40:00Z"/>
           <w:rFonts w:asciiTheme="minorHAnsi" w:eastAsia="Times New Roman" w:hAnsiTheme="minorHAnsi" w:cs="Times New Roman"/>
           <w:color w:val="FF0000"/>
           <w:sz w:val="24"/>
           <w:szCs w:val="24"/>
         </w:rPr>
       </w:pPr>
-      <w:del w:id="122" w:author="Sandy Navarro" w:date="2026-10-18T19:40:00Z" w16du:dateUtc="2026-10-18T18:40:00Z">
+      <w:del w:id="121" w:author="Sandy Navarro" w:date="2026-10-18T19:40:00Z" w16du:dateUtc="2026-10-18T18:40:00Z">
         <w:r>
           <w:rPr>
             <w:rFonts w:asciiTheme="minorHAnsi" w:eastAsia="Times New Roman" w:hAnsiTheme="minorHAnsi" w:cs="Times New Roman"/>
@@ -2489,14 +2429,14 @@
         <w:spacing w:before="100" w:beforeAutospacing="1" w:after="100" w:afterAutospacing="1" w:line="240" w:lineRule="auto"/>
         <w:ind w:left="2160"/>
         <w:rPr>
-          <w:del w:id="123" w:author="Sandy Navarro" w:date="2026-10-18T19:40:00Z" w16du:dateUtc="2026-10-18T18:40:00Z"/>
+          <w:del w:id="122" w:author="Sandy Navarro" w:date="2026-10-18T19:40:00Z" w16du:dateUtc="2026-10-18T18:40:00Z"/>
           <w:rFonts w:asciiTheme="minorHAnsi" w:eastAsia="Times New Roman" w:hAnsiTheme="minorHAnsi" w:cs="Times New Roman"/>
           <w:color w:val="FF0000"/>
           <w:sz w:val="24"/>
           <w:szCs w:val="24"/>
         </w:rPr>
       </w:pPr>
-      <w:del w:id="124" w:author="Sandy Navarro" w:date="2026-10-18T19:40:00Z" w16du:dateUtc="2026-10-18T18:40:00Z">
+      <w:del w:id="123" w:author="Sandy Navarro" w:date="2026-10-18T19:40:00Z" w16du:dateUtc="2026-10-18T18:40:00Z">
         <w:r>
           <w:rPr>
             <w:rFonts w:asciiTheme="minorHAnsi" w:eastAsia="Times New Roman" w:hAnsiTheme="minorHAnsi" w:cs="Times New Roman"/>
@@ -2533,14 +2473,14 @@
         <w:spacing w:before="100" w:beforeAutospacing="1" w:after="100" w:afterAutospacing="1" w:line="240" w:lineRule="auto"/>
         <w:ind w:left="2160"/>
         <w:rPr>
-          <w:del w:id="125" w:author="Sandy Navarro" w:date="2026-10-18T19:40:00Z" w16du:dateUtc="2026-10-18T18:40:00Z"/>
+          <w:del w:id="124" w:author="Sandy Navarro" w:date="2026-10-18T19:40:00Z" w16du:dateUtc="2026-10-18T18:40:00Z"/>
           <w:rFonts w:asciiTheme="minorHAnsi" w:eastAsia="Times New Roman" w:hAnsiTheme="minorHAnsi" w:cs="Times New Roman"/>
           <w:color w:val="FF0000"/>
           <w:sz w:val="24"/>
           <w:szCs w:val="24"/>
         </w:rPr>
       </w:pPr>
-      <w:del w:id="126" w:author="Sandy Navarro" w:date="2026-10-18T19:40:00Z" w16du:dateUtc="2026-10-18T18:40:00Z">
+      <w:del w:id="125" w:author="Sandy Navarro" w:date="2026-10-18T19:40:00Z" w16du:dateUtc="2026-10-18T18:40:00Z">
         <w:r>
           <w:rPr>
             <w:noProof/>
@@ -2589,7 +2529,7 @@
         <w:ind w:left="720"/>
         <w:outlineLvl w:val="3"/>
         <w:rPr>
-          <w:del w:id="127" w:author="Sandy Navarro" w:date="2026-10-18T19:40:00Z" w16du:dateUtc="2026-10-18T18:40:00Z"/>
+          <w:del w:id="126" w:author="Sandy Navarro" w:date="2026-10-18T19:40:00Z" w16du:dateUtc="2026-10-18T18:40:00Z"/>
           <w:rFonts w:asciiTheme="minorHAnsi" w:eastAsia="Times New Roman" w:hAnsiTheme="minorHAnsi" w:cs="Times New Roman"/>
           <w:b/>
           <w:bCs/>
@@ -2598,7 +2538,7 @@
           <w:szCs w:val="24"/>
         </w:rPr>
       </w:pPr>
-      <w:del w:id="128" w:author="Sandy Navarro" w:date="2026-10-18T19:40:00Z" w16du:dateUtc="2026-10-18T18:40:00Z">
+      <w:del w:id="127" w:author="Sandy Navarro" w:date="2026-10-18T19:40:00Z" w16du:dateUtc="2026-10-18T18:40:00Z">
         <w:r>
           <w:rPr>
             <w:rFonts w:asciiTheme="minorHAnsi" w:eastAsia="Times New Roman" w:hAnsiTheme="minorHAnsi" w:cs="Times New Roman"/>
@@ -2625,14 +2565,14 @@
         <w:spacing w:before="100" w:beforeAutospacing="1" w:after="100" w:afterAutospacing="1" w:line="240" w:lineRule="auto"/>
         <w:ind w:left="1440"/>
         <w:rPr>
-          <w:del w:id="129" w:author="Sandy Navarro" w:date="2026-10-18T19:40:00Z" w16du:dateUtc="2026-10-18T18:40:00Z"/>
+          <w:del w:id="128" w:author="Sandy Navarro" w:date="2026-10-18T19:40:00Z" w16du:dateUtc="2026-10-18T18:40:00Z"/>
           <w:rFonts w:asciiTheme="minorHAnsi" w:eastAsia="Times New Roman" w:hAnsiTheme="minorHAnsi" w:cs="Times New Roman"/>
           <w:color w:val="FF0000"/>
           <w:sz w:val="24"/>
           <w:szCs w:val="24"/>
         </w:rPr>
       </w:pPr>
-      <w:del w:id="130" w:author="Sandy Navarro" w:date="2026-10-18T19:40:00Z" w16du:dateUtc="2026-10-18T18:40:00Z">
+      <w:del w:id="129" w:author="Sandy Navarro" w:date="2026-10-18T19:40:00Z" w16du:dateUtc="2026-10-18T18:40:00Z">
         <w:r>
           <w:rPr>
             <w:rFonts w:asciiTheme="minorHAnsi" w:eastAsia="Times New Roman" w:hAnsiTheme="minorHAnsi" w:cs="Times New Roman"/>
@@ -2697,14 +2637,14 @@
         <w:spacing w:before="100" w:beforeAutospacing="1" w:after="100" w:afterAutospacing="1" w:line="240" w:lineRule="auto"/>
         <w:ind w:left="2160"/>
         <w:rPr>
-          <w:del w:id="131" w:author="Sandy Navarro" w:date="2026-10-18T19:40:00Z" w16du:dateUtc="2026-10-18T18:40:00Z"/>
+          <w:del w:id="130" w:author="Sandy Navarro" w:date="2026-10-18T19:40:00Z" w16du:dateUtc="2026-10-18T18:40:00Z"/>
           <w:rFonts w:asciiTheme="minorHAnsi" w:eastAsia="Times New Roman" w:hAnsiTheme="minorHAnsi" w:cs="Times New Roman"/>
           <w:color w:val="FF0000"/>
           <w:sz w:val="24"/>
           <w:szCs w:val="24"/>
         </w:rPr>
       </w:pPr>
-      <w:del w:id="132" w:author="Sandy Navarro" w:date="2026-10-18T19:40:00Z" w16du:dateUtc="2026-10-18T18:40:00Z">
+      <w:del w:id="131" w:author="Sandy Navarro" w:date="2026-10-18T19:40:00Z" w16du:dateUtc="2026-10-18T18:40:00Z">
         <w:r>
           <w:rPr>
             <w:rFonts w:asciiTheme="minorHAnsi" w:eastAsia="Times New Roman" w:hAnsiTheme="minorHAnsi" w:cs="Times New Roman"/>
@@ -2809,14 +2749,14 @@
         <w:spacing w:before="100" w:beforeAutospacing="1" w:after="100" w:afterAutospacing="1" w:line="240" w:lineRule="auto"/>
         <w:ind w:left="2160"/>
         <w:rPr>
-          <w:del w:id="133" w:author="Sandy Navarro" w:date="2026-10-18T19:40:00Z" w16du:dateUtc="2026-10-18T18:40:00Z"/>
+          <w:del w:id="132" w:author="Sandy Navarro" w:date="2026-10-18T19:40:00Z" w16du:dateUtc="2026-10-18T18:40:00Z"/>
           <w:rFonts w:asciiTheme="minorHAnsi" w:eastAsia="Times New Roman" w:hAnsiTheme="minorHAnsi" w:cs="Times New Roman"/>
           <w:color w:val="FF0000"/>
           <w:sz w:val="24"/>
           <w:szCs w:val="24"/>
         </w:rPr>
       </w:pPr>
-      <w:del w:id="134" w:author="Sandy Navarro" w:date="2026-10-18T19:40:00Z" w16du:dateUtc="2026-10-18T18:40:00Z">
+      <w:del w:id="133" w:author="Sandy Navarro" w:date="2026-10-18T19:40:00Z" w16du:dateUtc="2026-10-18T18:40:00Z">
         <w:r>
           <w:rPr>
             <w:rFonts w:asciiTheme="minorHAnsi" w:eastAsia="Times New Roman" w:hAnsiTheme="minorHAnsi" w:cs="Times New Roman"/>
@@ -2854,7 +2794,7 @@
         <w:ind w:left="720"/>
         <w:outlineLvl w:val="3"/>
         <w:rPr>
-          <w:del w:id="135" w:author="Sandy Navarro" w:date="2026-10-18T19:40:00Z" w16du:dateUtc="2026-10-18T18:40:00Z"/>
+          <w:del w:id="134" w:author="Sandy Navarro" w:date="2026-10-18T19:40:00Z" w16du:dateUtc="2026-10-18T18:40:00Z"/>
           <w:rFonts w:asciiTheme="minorHAnsi" w:eastAsia="Times New Roman" w:hAnsiTheme="minorHAnsi" w:cs="Times New Roman"/>
           <w:b/>
           <w:bCs/>
@@ -2863,7 +2803,7 @@
           <w:szCs w:val="24"/>
         </w:rPr>
       </w:pPr>
-      <w:del w:id="136" w:author="Sandy Navarro" w:date="2026-10-18T19:40:00Z" w16du:dateUtc="2026-10-18T18:40:00Z">
+      <w:del w:id="135" w:author="Sandy Navarro" w:date="2026-10-18T19:40:00Z" w16du:dateUtc="2026-10-18T18:40:00Z">
         <w:r>
           <w:rPr>
             <w:rFonts w:asciiTheme="minorHAnsi" w:eastAsia="Times New Roman" w:hAnsiTheme="minorHAnsi" w:cs="Times New Roman"/>
@@ -2890,14 +2830,14 @@
         <w:spacing w:before="100" w:beforeAutospacing="1" w:after="100" w:afterAutospacing="1" w:line="240" w:lineRule="auto"/>
         <w:ind w:left="1440"/>
         <w:rPr>
-          <w:del w:id="137" w:author="Sandy Navarro" w:date="2026-10-18T19:40:00Z" w16du:dateUtc="2026-10-18T18:40:00Z"/>
+          <w:del w:id="136" w:author="Sandy Navarro" w:date="2026-10-18T19:40:00Z" w16du:dateUtc="2026-10-18T18:40:00Z"/>
           <w:rFonts w:asciiTheme="minorHAnsi" w:eastAsia="Times New Roman" w:hAnsiTheme="minorHAnsi" w:cs="Times New Roman"/>
           <w:color w:val="FF0000"/>
           <w:sz w:val="24"/>
           <w:szCs w:val="24"/>
         </w:rPr>
       </w:pPr>
-      <w:del w:id="138" w:author="Sandy Navarro" w:date="2026-10-18T19:40:00Z" w16du:dateUtc="2026-10-18T18:40:00Z">
+      <w:del w:id="137" w:author="Sandy Navarro" w:date="2026-10-18T19:40:00Z" w16du:dateUtc="2026-10-18T18:40:00Z">
         <w:r>
           <w:rPr>
             <w:rFonts w:asciiTheme="minorHAnsi" w:eastAsia="Times New Roman" w:hAnsiTheme="minorHAnsi" w:cs="Times New Roman"/>
@@ -2958,14 +2898,14 @@
         <w:spacing w:before="100" w:beforeAutospacing="1" w:after="100" w:afterAutospacing="1" w:line="240" w:lineRule="auto"/>
         <w:ind w:left="1440"/>
         <w:rPr>
-          <w:del w:id="139" w:author="Sandy Navarro" w:date="2026-10-18T19:40:00Z" w16du:dateUtc="2026-10-18T18:40:00Z"/>
+          <w:del w:id="138" w:author="Sandy Navarro" w:date="2026-10-18T19:40:00Z" w16du:dateUtc="2026-10-18T18:40:00Z"/>
           <w:rFonts w:asciiTheme="minorHAnsi" w:eastAsia="Times New Roman" w:hAnsiTheme="minorHAnsi" w:cs="Times New Roman"/>
           <w:color w:val="FF0000"/>
           <w:sz w:val="24"/>
           <w:szCs w:val="24"/>
         </w:rPr>
       </w:pPr>
-      <w:del w:id="140" w:author="Sandy Navarro" w:date="2026-10-18T19:40:00Z" w16du:dateUtc="2026-10-18T18:40:00Z">
+      <w:del w:id="139" w:author="Sandy Navarro" w:date="2026-10-18T19:40:00Z" w16du:dateUtc="2026-10-18T18:40:00Z">
         <w:r>
           <w:rPr>
             <w:rFonts w:asciiTheme="minorHAnsi" w:eastAsia="Times New Roman" w:hAnsiTheme="minorHAnsi" w:cs="Times New Roman"/>
@@ -2982,14 +2922,14 @@
         <w:spacing w:before="100" w:beforeAutospacing="1" w:after="100" w:afterAutospacing="1" w:line="240" w:lineRule="auto"/>
         <w:ind w:left="1080"/>
         <w:rPr>
-          <w:del w:id="141" w:author="Sandy Navarro" w:date="2026-10-18T19:40:00Z" w16du:dateUtc="2026-10-18T18:40:00Z"/>
+          <w:del w:id="140" w:author="Sandy Navarro" w:date="2026-10-18T19:40:00Z" w16du:dateUtc="2026-10-18T18:40:00Z"/>
           <w:rFonts w:asciiTheme="minorHAnsi" w:eastAsia="Times New Roman" w:hAnsiTheme="minorHAnsi" w:cs="Times New Roman"/>
           <w:color w:val="FF0000"/>
           <w:sz w:val="24"/>
           <w:szCs w:val="24"/>
         </w:rPr>
       </w:pPr>
-      <w:del w:id="142" w:author="Sandy Navarro" w:date="2026-10-18T19:40:00Z" w16du:dateUtc="2026-10-18T18:40:00Z">
+      <w:del w:id="141" w:author="Sandy Navarro" w:date="2026-10-18T19:40:00Z" w16du:dateUtc="2026-10-18T18:40:00Z">
         <w:r>
           <w:rPr>
             <w:rFonts w:asciiTheme="minorHAnsi" w:eastAsia="Times New Roman" w:hAnsiTheme="minorHAnsi" w:cs="Times New Roman"/>
@@ -3014,14 +2954,14 @@
         <w:spacing w:before="100" w:beforeAutospacing="1" w:after="100" w:afterAutospacing="1" w:line="240" w:lineRule="auto"/>
         <w:ind w:left="1800"/>
         <w:rPr>
-          <w:del w:id="143" w:author="Sandy Navarro" w:date="2026-10-18T19:40:00Z" w16du:dateUtc="2026-10-18T18:40:00Z"/>
+          <w:del w:id="142" w:author="Sandy Navarro" w:date="2026-10-18T19:40:00Z" w16du:dateUtc="2026-10-18T18:40:00Z"/>
           <w:rFonts w:asciiTheme="minorHAnsi" w:eastAsia="Times New Roman" w:hAnsiTheme="minorHAnsi" w:cs="Times New Roman"/>
           <w:color w:val="FF0000"/>
           <w:sz w:val="24"/>
           <w:szCs w:val="24"/>
         </w:rPr>
       </w:pPr>
-      <w:del w:id="144" w:author="Sandy Navarro" w:date="2026-10-18T19:40:00Z" w16du:dateUtc="2026-10-18T18:40:00Z">
+      <w:del w:id="143" w:author="Sandy Navarro" w:date="2026-10-18T19:40:00Z" w16du:dateUtc="2026-10-18T18:40:00Z">
         <w:r>
           <w:rPr>
             <w:rFonts w:asciiTheme="minorHAnsi" w:eastAsia="Times New Roman" w:hAnsiTheme="minorHAnsi" w:cs="Times New Roman"/>
@@ -3048,14 +2988,14 @@
         <w:spacing w:before="100" w:beforeAutospacing="1" w:after="100" w:afterAutospacing="1" w:line="240" w:lineRule="auto"/>
         <w:ind w:left="1800"/>
         <w:rPr>
-          <w:del w:id="145" w:author="Sandy Navarro" w:date="2026-10-18T19:40:00Z" w16du:dateUtc="2026-10-18T18:40:00Z"/>
+          <w:del w:id="144" w:author="Sandy Navarro" w:date="2026-10-18T19:40:00Z" w16du:dateUtc="2026-10-18T18:40:00Z"/>
           <w:rFonts w:asciiTheme="minorHAnsi" w:eastAsia="Times New Roman" w:hAnsiTheme="minorHAnsi" w:cs="Times New Roman"/>
           <w:color w:val="FF0000"/>
           <w:sz w:val="24"/>
           <w:szCs w:val="24"/>
         </w:rPr>
       </w:pPr>
-      <w:del w:id="146" w:author="Sandy Navarro" w:date="2026-10-18T19:40:00Z" w16du:dateUtc="2026-10-18T18:40:00Z">
+      <w:del w:id="145" w:author="Sandy Navarro" w:date="2026-10-18T19:40:00Z" w16du:dateUtc="2026-10-18T18:40:00Z">
         <w:r>
           <w:rPr>
             <w:rFonts w:asciiTheme="minorHAnsi" w:eastAsia="Times New Roman" w:hAnsiTheme="minorHAnsi" w:cs="Times New Roman"/>
@@ -3082,14 +3022,14 @@
         <w:spacing w:before="100" w:beforeAutospacing="1" w:after="100" w:afterAutospacing="1" w:line="240" w:lineRule="auto"/>
         <w:ind w:left="1800"/>
         <w:rPr>
-          <w:del w:id="147" w:author="Sandy Navarro" w:date="2026-10-18T19:40:00Z" w16du:dateUtc="2026-10-18T18:40:00Z"/>
+          <w:del w:id="146" w:author="Sandy Navarro" w:date="2026-10-18T19:40:00Z" w16du:dateUtc="2026-10-18T18:40:00Z"/>
           <w:rFonts w:asciiTheme="minorHAnsi" w:eastAsia="Times New Roman" w:hAnsiTheme="minorHAnsi" w:cs="Times New Roman"/>
           <w:color w:val="FF0000"/>
           <w:sz w:val="24"/>
           <w:szCs w:val="24"/>
         </w:rPr>
       </w:pPr>
-      <w:del w:id="148" w:author="Sandy Navarro" w:date="2026-10-18T19:40:00Z" w16du:dateUtc="2026-10-18T18:40:00Z">
+      <w:del w:id="147" w:author="Sandy Navarro" w:date="2026-10-18T19:40:00Z" w16du:dateUtc="2026-10-18T18:40:00Z">
         <w:r>
           <w:rPr>
             <w:rFonts w:asciiTheme="minorHAnsi" w:eastAsia="Times New Roman" w:hAnsiTheme="minorHAnsi" w:cs="Times New Roman"/>
@@ -3116,14 +3056,14 @@
         <w:spacing w:before="100" w:beforeAutospacing="1" w:after="100" w:afterAutospacing="1" w:line="240" w:lineRule="auto"/>
         <w:ind w:left="1800"/>
         <w:rPr>
-          <w:del w:id="149" w:author="Sandy Navarro" w:date="2026-10-18T19:40:00Z" w16du:dateUtc="2026-10-18T18:40:00Z"/>
+          <w:del w:id="148" w:author="Sandy Navarro" w:date="2026-10-18T19:40:00Z" w16du:dateUtc="2026-10-18T18:40:00Z"/>
           <w:rFonts w:asciiTheme="minorHAnsi" w:eastAsia="Times New Roman" w:hAnsiTheme="minorHAnsi" w:cs="Times New Roman"/>
           <w:color w:val="FF0000"/>
           <w:sz w:val="24"/>
           <w:szCs w:val="24"/>
         </w:rPr>
       </w:pPr>
-      <w:del w:id="150" w:author="Sandy Navarro" w:date="2026-10-18T19:40:00Z" w16du:dateUtc="2026-10-18T18:40:00Z">
+      <w:del w:id="149" w:author="Sandy Navarro" w:date="2026-10-18T19:40:00Z" w16du:dateUtc="2026-10-18T18:40:00Z">
         <w:r>
           <w:rPr>
             <w:rFonts w:asciiTheme="minorHAnsi" w:eastAsia="Times New Roman" w:hAnsiTheme="minorHAnsi" w:cs="Times New Roman"/>
@@ -3142,14 +3082,14 @@
         <w:spacing w:before="100" w:beforeAutospacing="1" w:after="100" w:afterAutospacing="1" w:line="240" w:lineRule="auto"/>
         <w:ind w:left="1440"/>
         <w:rPr>
-          <w:del w:id="151" w:author="Sandy Navarro" w:date="2026-10-18T19:40:00Z" w16du:dateUtc="2026-10-18T18:40:00Z"/>
+          <w:del w:id="150" w:author="Sandy Navarro" w:date="2026-10-18T19:40:00Z" w16du:dateUtc="2026-10-18T18:40:00Z"/>
           <w:rFonts w:asciiTheme="minorHAnsi" w:eastAsia="Times New Roman" w:hAnsiTheme="minorHAnsi" w:cs="Times New Roman"/>
           <w:color w:val="FF0000"/>
           <w:sz w:val="24"/>
           <w:szCs w:val="24"/>
         </w:rPr>
       </w:pPr>
-      <w:del w:id="152" w:author="Sandy Navarro" w:date="2026-10-18T19:40:00Z" w16du:dateUtc="2026-10-18T18:40:00Z">
+      <w:del w:id="151" w:author="Sandy Navarro" w:date="2026-10-18T19:40:00Z" w16du:dateUtc="2026-10-18T18:40:00Z">
         <w:r>
           <w:rPr>
             <w:rFonts w:asciiTheme="minorHAnsi" w:eastAsia="Times New Roman" w:hAnsiTheme="minorHAnsi" w:cs="Times New Roman"/>
@@ -3182,14 +3122,14 @@
         <w:spacing w:before="100" w:beforeAutospacing="1" w:after="100" w:afterAutospacing="1" w:line="240" w:lineRule="auto"/>
         <w:ind w:left="1080"/>
         <w:rPr>
-          <w:del w:id="153" w:author="Sandy Navarro" w:date="2026-10-18T19:40:00Z" w16du:dateUtc="2026-10-18T18:40:00Z"/>
+          <w:del w:id="152" w:author="Sandy Navarro" w:date="2026-10-18T19:40:00Z" w16du:dateUtc="2026-10-18T18:40:00Z"/>
           <w:rFonts w:asciiTheme="minorHAnsi" w:eastAsia="Times New Roman" w:hAnsiTheme="minorHAnsi" w:cs="Times New Roman"/>
           <w:color w:val="FF0000"/>
           <w:sz w:val="24"/>
           <w:szCs w:val="24"/>
         </w:rPr>
       </w:pPr>
-      <w:del w:id="154" w:author="Sandy Navarro" w:date="2026-10-18T19:40:00Z" w16du:dateUtc="2026-10-18T18:40:00Z">
+      <w:del w:id="153" w:author="Sandy Navarro" w:date="2026-10-18T19:40:00Z" w16du:dateUtc="2026-10-18T18:40:00Z">
         <w:r>
           <w:rPr>
             <w:rFonts w:asciiTheme="minorHAnsi" w:eastAsia="Times New Roman" w:hAnsiTheme="minorHAnsi" w:cs="Times New Roman"/>
@@ -3205,24 +3145,24 @@
       <w:pPr>
         <w:spacing w:after="0" w:line="240" w:lineRule="auto"/>
         <w:rPr>
+          <w:del w:id="154" w:author="Sandy Navarro" w:date="2026-10-18T19:40:00Z" w16du:dateUtc="2026-10-18T18:40:00Z"/>
+          <w:rFonts w:ascii="Times New Roman" w:eastAsia="Times New Roman" w:hAnsi="Times New Roman" w:cs="Times New Roman"/>
+          <w:sz w:val="24"/>
+          <w:szCs w:val="24"/>
+        </w:rPr>
+      </w:pPr>
+    </w:p>
+    <w:p>
+      <w:pPr>
+        <w:spacing w:line="240" w:lineRule="auto"/>
+        <w:rPr>
           <w:del w:id="155" w:author="Sandy Navarro" w:date="2026-10-18T19:40:00Z" w16du:dateUtc="2026-10-18T18:40:00Z"/>
           <w:rFonts w:ascii="Times New Roman" w:eastAsia="Times New Roman" w:hAnsi="Times New Roman" w:cs="Times New Roman"/>
           <w:sz w:val="24"/>
           <w:szCs w:val="24"/>
         </w:rPr>
       </w:pPr>
-    </w:p>
-    <w:p>
-      <w:pPr>
-        <w:spacing w:line="240" w:lineRule="auto"/>
-        <w:rPr>
-          <w:del w:id="156" w:author="Sandy Navarro" w:date="2026-10-18T19:40:00Z" w16du:dateUtc="2026-10-18T18:40:00Z"/>
-          <w:rFonts w:ascii="Times New Roman" w:eastAsia="Times New Roman" w:hAnsi="Times New Roman" w:cs="Times New Roman"/>
-          <w:sz w:val="24"/>
-          <w:szCs w:val="24"/>
-        </w:rPr>
-      </w:pPr>
-      <w:del w:id="157" w:author="Sandy Navarro" w:date="2026-10-18T19:40:00Z" w16du:dateUtc="2026-10-18T18:40:00Z">
+      <w:del w:id="156" w:author="Sandy Navarro" w:date="2026-10-18T19:40:00Z" w16du:dateUtc="2026-10-18T18:40:00Z">
         <w:r>
           <w:rPr>
             <w:rFonts w:ascii="Aptos" w:eastAsia="Times New Roman" w:hAnsi="Aptos" w:cs="Times New Roman"/>
@@ -3240,6 +3180,16 @@
     <w:p>
       <w:pPr>
         <w:rPr>
+          <w:del w:id="157" w:author="Sandy Navarro" w:date="2026-10-18T19:40:00Z" w16du:dateUtc="2026-10-18T18:40:00Z"/>
+          <w:color w:val="FF0000"/>
+          <w:sz w:val="32"/>
+          <w:szCs w:val="32"/>
+        </w:rPr>
+      </w:pPr>
+    </w:p>
+    <w:p>
+      <w:pPr>
+        <w:rPr>
           <w:del w:id="158" w:author="Sandy Navarro" w:date="2026-10-18T19:40:00Z" w16du:dateUtc="2026-10-18T18:40:00Z"/>
           <w:color w:val="FF0000"/>
           <w:sz w:val="32"/>
@@ -3261,9 +3211,12 @@
       <w:pPr>
         <w:rPr>
           <w:del w:id="160" w:author="Sandy Navarro" w:date="2026-10-18T19:40:00Z" w16du:dateUtc="2026-10-18T18:40:00Z"/>
+          <w:rFonts w:ascii="Aptos" w:eastAsia="Aptos" w:hAnsi="Aptos" w:cs="Aptos"/>
+          <w:b/>
           <w:color w:val="FF0000"/>
-          <w:sz w:val="32"/>
-          <w:szCs w:val="32"/>
+          <w:sz w:val="24"/>
+          <w:szCs w:val="24"/>
+          <w:u w:val="single"/>
         </w:rPr>
       </w:pPr>
     </w:p>
@@ -3310,12 +3263,9 @@
       <w:pPr>
         <w:rPr>
           <w:del w:id="164" w:author="Sandy Navarro" w:date="2026-10-18T19:40:00Z" w16du:dateUtc="2026-10-18T18:40:00Z"/>
-          <w:rFonts w:ascii="Aptos" w:eastAsia="Aptos" w:hAnsi="Aptos" w:cs="Aptos"/>
-          <w:b/>
           <w:color w:val="FF0000"/>
-          <w:sz w:val="24"/>
-          <w:szCs w:val="24"/>
-          <w:u w:val="single"/>
+          <w:sz w:val="32"/>
+          <w:szCs w:val="32"/>
         </w:rPr>
       </w:pPr>
     </w:p>
@@ -3362,23 +3312,13 @@
     <w:p>
       <w:pPr>
         <w:rPr>
-          <w:del w:id="169" w:author="Sandy Navarro" w:date="2026-10-18T19:40:00Z" w16du:dateUtc="2026-10-18T18:40:00Z"/>
-          <w:color w:val="FF0000"/>
-          <w:sz w:val="32"/>
-          <w:szCs w:val="32"/>
-        </w:rPr>
-      </w:pPr>
-    </w:p>
-    <w:p>
-      <w:pPr>
-        <w:rPr>
-          <w:del w:id="170" w:author="Sandy Navarro" w:date="2026-10-18T19:41:00Z" w16du:dateUtc="2026-10-18T18:41:00Z"/>
+          <w:del w:id="169" w:author="Sandy Navarro" w:date="2026-10-18T19:41:00Z" w16du:dateUtc="2026-10-18T18:41:00Z"/>
           <w:color w:val="3A3A3A"/>
           <w:sz w:val="40"/>
           <w:szCs w:val="40"/>
         </w:rPr>
       </w:pPr>
-      <w:del w:id="171" w:author="Sandy Navarro" w:date="2026-10-18T19:41:00Z" w16du:dateUtc="2026-10-18T18:41:00Z">
+      <w:del w:id="170" w:author="Sandy Navarro" w:date="2026-10-18T19:41:00Z" w16du:dateUtc="2026-10-18T18:41:00Z">
         <w:r>
           <w:rPr>
             <w:color w:val="3A3A3A"/>
@@ -3392,18 +3332,18 @@
     <w:p>
       <w:pPr>
         <w:rPr>
+          <w:del w:id="171" w:author="Sandy Navarro" w:date="2026-10-18T19:41:00Z" w16du:dateUtc="2026-10-18T18:41:00Z"/>
+        </w:rPr>
+      </w:pPr>
+    </w:p>
+    <w:p>
+      <w:pPr>
+        <w:rPr>
           <w:del w:id="172" w:author="Sandy Navarro" w:date="2026-10-18T19:41:00Z" w16du:dateUtc="2026-10-18T18:41:00Z"/>
-        </w:rPr>
-      </w:pPr>
-    </w:p>
-    <w:p>
-      <w:pPr>
-        <w:rPr>
-          <w:del w:id="173" w:author="Sandy Navarro" w:date="2026-10-18T19:41:00Z" w16du:dateUtc="2026-10-18T18:41:00Z"/>
           <w:color w:val="FF0000"/>
         </w:rPr>
       </w:pPr>
-      <w:del w:id="174" w:author="Sandy Navarro" w:date="2026-10-18T19:41:00Z" w16du:dateUtc="2026-10-18T18:41:00Z">
+      <w:del w:id="173" w:author="Sandy Navarro" w:date="2026-10-18T19:41:00Z" w16du:dateUtc="2026-10-18T18:41:00Z">
         <w:r>
           <w:rPr>
             <w:color w:val="FF0000"/>
@@ -3411,6 +3351,14 @@
           <w:delText xml:space="preserve">[NOTE: This section is designated for the abstract. Abstracts are not assigned page numbers and should precede the table of contents. If an abstract is unnecessary for your work, please delete this page.] </w:delText>
         </w:r>
       </w:del>
+    </w:p>
+    <w:p>
+      <w:pPr>
+        <w:rPr>
+          <w:del w:id="174" w:author="Sandy Navarro" w:date="2026-10-18T19:41:00Z" w16du:dateUtc="2026-10-18T18:41:00Z"/>
+          <w:color w:val="FF0000"/>
+        </w:rPr>
+      </w:pPr>
     </w:p>
     <w:p>
       <w:pPr>
@@ -3432,7 +3380,6 @@
       <w:pPr>
         <w:rPr>
           <w:del w:id="177" w:author="Sandy Navarro" w:date="2026-10-18T19:41:00Z" w16du:dateUtc="2026-10-18T18:41:00Z"/>
-          <w:color w:val="FF0000"/>
         </w:rPr>
       </w:pPr>
     </w:p>
@@ -3580,13 +3527,6 @@
       <w:pPr>
         <w:rPr>
           <w:del w:id="198" w:author="Sandy Navarro" w:date="2026-10-18T19:41:00Z" w16du:dateUtc="2026-10-18T18:41:00Z"/>
-        </w:rPr>
-      </w:pPr>
-    </w:p>
-    <w:p>
-      <w:pPr>
-        <w:rPr>
-          <w:del w:id="199" w:author="Sandy Navarro" w:date="2026-10-18T19:41:00Z" w16du:dateUtc="2026-10-18T18:41:00Z"/>
         </w:rPr>
       </w:pPr>
     </w:p>
@@ -3607,6 +3547,15 @@
           <w:color w:val="0F4761"/>
           <w:sz w:val="32"/>
           <w:szCs w:val="32"/>
+          <w:lang w:val="es-MX"/>
+          <w:rPrChange w:id="199" w:author="Sandy Navarro" w:date="2026-10-19T14:38:00Z" w16du:dateUtc="2026-10-19T13:38:00Z">
+            <w:rPr>
+              <w:rFonts w:ascii="Play" w:eastAsia="Play" w:hAnsi="Play" w:cs="Play"/>
+              <w:color w:val="0F4761"/>
+              <w:sz w:val="32"/>
+              <w:szCs w:val="32"/>
+            </w:rPr>
+          </w:rPrChange>
         </w:rPr>
       </w:pPr>
       <w:r>
@@ -3615,580 +3564,417 @@
           <w:color w:val="0F4761"/>
           <w:sz w:val="32"/>
           <w:szCs w:val="32"/>
+          <w:lang w:val="es-MX"/>
+          <w:rPrChange w:id="200" w:author="Sandy Navarro" w:date="2026-10-19T14:38:00Z" w16du:dateUtc="2026-10-19T13:38:00Z">
+            <w:rPr>
+              <w:rFonts w:ascii="Play" w:eastAsia="Play" w:hAnsi="Play" w:cs="Play"/>
+              <w:color w:val="0F4761"/>
+              <w:sz w:val="32"/>
+              <w:szCs w:val="32"/>
+            </w:rPr>
+          </w:rPrChange>
         </w:rPr>
         <w:t>Contents</w:t>
       </w:r>
     </w:p>
+    <w:customXmlInsRangeStart w:id="201" w:author="Sandy Navarro" w:date="2026-10-19T14:39:00Z"/>
     <w:sdt>
       <w:sdtPr>
-        <w:id w:val="-1939593324"/>
+        <w:rPr>
+          <w:lang w:val="es-ES"/>
+        </w:rPr>
+        <w:id w:val="1424216536"/>
         <w:docPartObj>
           <w:docPartGallery w:val="Table of Contents"/>
           <w:docPartUnique/>
         </w:docPartObj>
       </w:sdtPr>
+      <w:sdtEndPr>
+        <w:rPr>
+          <w:rFonts w:ascii="Calibri" w:eastAsia="Calibri" w:hAnsi="Calibri" w:cs="Calibri"/>
+          <w:color w:val="auto"/>
+          <w:spacing w:val="0"/>
+          <w:sz w:val="22"/>
+          <w:szCs w:val="22"/>
+        </w:rPr>
+      </w:sdtEndPr>
       <w:sdtContent>
+        <w:customXmlInsRangeEnd w:id="201"/>
         <w:p>
           <w:pPr>
-            <w:pBdr>
-              <w:top w:val="nil"/>
-              <w:left w:val="nil"/>
-              <w:bottom w:val="nil"/>
-              <w:right w:val="nil"/>
-              <w:between w:val="nil"/>
-            </w:pBdr>
-            <w:tabs>
-              <w:tab w:val="right" w:leader="dot" w:pos="9016"/>
-            </w:tabs>
-            <w:spacing w:after="100"/>
+            <w:pStyle w:val="TtuloTDC"/>
             <w:rPr>
-              <w:rFonts w:ascii="Aptos" w:eastAsia="Aptos" w:hAnsi="Aptos" w:cs="Aptos"/>
-              <w:color w:val="000000"/>
-              <w:sz w:val="24"/>
-              <w:szCs w:val="24"/>
+              <w:ins w:id="202" w:author="Sandy Navarro" w:date="2026-10-19T14:39:00Z" w16du:dateUtc="2026-10-19T13:39:00Z"/>
+              <w:lang w:val="es-MX"/>
+              <w:rPrChange w:id="203" w:author="Sandy Navarro" w:date="2026-10-19T14:39:00Z" w16du:dateUtc="2026-10-19T13:39:00Z">
+                <w:rPr>
+                  <w:ins w:id="204" w:author="Sandy Navarro" w:date="2026-10-19T14:39:00Z" w16du:dateUtc="2026-10-19T13:39:00Z"/>
+                </w:rPr>
+              </w:rPrChange>
             </w:rPr>
           </w:pPr>
-          <w:r>
-            <w:fldChar w:fldCharType="begin"/>
-          </w:r>
-          <w:r>
-            <w:instrText xml:space="preserve"> TOC \h \u \z \t "Heading 1,1,Heading 2,2,Heading 3,3,"</w:instrText>
-          </w:r>
-          <w:r>
-            <w:fldChar w:fldCharType="separate"/>
-          </w:r>
-          <w:hyperlink w:anchor="_heading=h.gjdgxs">
+          <w:ins w:id="205" w:author="Sandy Navarro" w:date="2026-10-19T14:39:00Z" w16du:dateUtc="2026-10-19T13:39:00Z">
             <w:r>
               <w:rPr>
-                <w:color w:val="000000"/>
+                <w:lang w:val="es-ES"/>
               </w:rPr>
-              <w:t>Introduction</w:t>
-            </w:r>
-            <w:r>
-              <w:rPr>
-                <w:color w:val="000000"/>
-              </w:rPr>
-              <w:tab/>
-              <w:t>1</w:t>
-            </w:r>
-          </w:hyperlink>
-        </w:p>
-        <w:p>
-          <w:pPr>
-            <w:pBdr>
-              <w:top w:val="nil"/>
-              <w:left w:val="nil"/>
-              <w:bottom w:val="nil"/>
-              <w:right w:val="nil"/>
-              <w:between w:val="nil"/>
-            </w:pBdr>
-            <w:tabs>
-              <w:tab w:val="right" w:leader="dot" w:pos="9016"/>
-            </w:tabs>
-            <w:spacing w:after="100"/>
-            <w:rPr>
-              <w:ins w:id="200" w:author="Sandy Navarro" w:date="2026-10-18T19:49:00Z" w16du:dateUtc="2026-10-18T18:49:00Z"/>
-            </w:rPr>
-          </w:pPr>
-          <w:r>
-            <w:fldChar w:fldCharType="begin"/>
-          </w:r>
-          <w:r>
-            <w:instrText>HYPERLINK \l "_heading=h.30j0zll" \h</w:instrText>
-          </w:r>
-          <w:r>
-            <w:fldChar w:fldCharType="separate"/>
-          </w:r>
-          <w:ins w:id="201" w:author="Sandy Navarro" w:date="2026-10-18T19:42:00Z" w16du:dateUtc="2026-10-18T18:42:00Z">
-            <w:r>
-              <w:rPr>
-                <w:color w:val="000000"/>
-              </w:rPr>
-              <w:t>Problem De</w:t>
-            </w:r>
-          </w:ins>
-          <w:ins w:id="202" w:author="Sandy Navarro" w:date="2026-10-18T19:43:00Z" w16du:dateUtc="2026-10-18T18:43:00Z">
-            <w:r>
-              <w:rPr>
-                <w:color w:val="000000"/>
-              </w:rPr>
-              <w:t>finition</w:t>
-            </w:r>
-          </w:ins>
-          <w:del w:id="203" w:author="Sandy Navarro" w:date="2026-10-18T19:42:00Z" w16du:dateUtc="2026-10-18T18:42:00Z">
-            <w:r>
-              <w:rPr>
-                <w:color w:val="000000"/>
-              </w:rPr>
-              <w:delText>Chapter 1</w:delText>
-            </w:r>
-          </w:del>
-          <w:r>
-            <w:rPr>
-              <w:color w:val="000000"/>
-            </w:rPr>
-            <w:tab/>
-            <w:t>1</w:t>
-          </w:r>
-          <w:r>
-            <w:fldChar w:fldCharType="end"/>
-          </w:r>
-        </w:p>
-        <w:p>
-          <w:pPr>
-            <w:pBdr>
-              <w:top w:val="nil"/>
-              <w:left w:val="nil"/>
-              <w:bottom w:val="nil"/>
-              <w:right w:val="nil"/>
-              <w:between w:val="nil"/>
-            </w:pBdr>
-            <w:tabs>
-              <w:tab w:val="right" w:leader="dot" w:pos="9016"/>
-            </w:tabs>
-            <w:spacing w:after="100"/>
-            <w:rPr>
-              <w:ins w:id="204" w:author="Sandy Navarro" w:date="2026-10-18T19:49:00Z" w16du:dateUtc="2026-10-18T18:49:00Z"/>
-              <w:rFonts w:ascii="Aptos" w:eastAsia="Aptos" w:hAnsi="Aptos" w:cs="Aptos"/>
-              <w:color w:val="000000"/>
-              <w:sz w:val="24"/>
-              <w:szCs w:val="24"/>
-            </w:rPr>
-          </w:pPr>
-          <w:ins w:id="205" w:author="Sandy Navarro" w:date="2026-10-18T19:49:00Z" w16du:dateUtc="2026-10-18T18:49:00Z">
-            <w:r>
-              <w:t>Objectives</w:t>
-            </w:r>
-            <w:r>
-              <w:fldChar w:fldCharType="begin"/>
-            </w:r>
-            <w:r>
-              <w:instrText>HYPERLINK \l "_heading=h.1fob9te" \h</w:instrText>
-            </w:r>
-            <w:r>
-              <w:fldChar w:fldCharType="separate"/>
-            </w:r>
-            <w:r>
-              <w:rPr>
-                <w:color w:val="000000"/>
-              </w:rPr>
-              <w:tab/>
-              <w:t>1</w:t>
-            </w:r>
-            <w:r>
-              <w:fldChar w:fldCharType="end"/>
+              <w:t>Tabla de contenido</w:t>
             </w:r>
           </w:ins>
         </w:p>
         <w:p>
           <w:pPr>
-            <w:pBdr>
-              <w:top w:val="nil"/>
-              <w:left w:val="nil"/>
-              <w:bottom w:val="nil"/>
-              <w:right w:val="nil"/>
-              <w:between w:val="nil"/>
-            </w:pBdr>
-            <w:tabs>
-              <w:tab w:val="right" w:leader="dot" w:pos="9016"/>
-            </w:tabs>
-            <w:spacing w:after="100"/>
+            <w:pStyle w:val="TDC1"/>
             <w:rPr>
-              <w:rFonts w:ascii="Aptos" w:eastAsia="Aptos" w:hAnsi="Aptos" w:cs="Aptos"/>
-              <w:color w:val="000000"/>
-              <w:sz w:val="24"/>
-              <w:szCs w:val="24"/>
+              <w:ins w:id="206" w:author="Sandy Navarro" w:date="2026-10-19T14:39:00Z" w16du:dateUtc="2026-10-19T13:39:00Z"/>
+              <w:lang w:val="es-MX"/>
+              <w:rPrChange w:id="207" w:author="Sandy Navarro" w:date="2026-10-19T14:39:00Z" w16du:dateUtc="2026-10-19T13:39:00Z">
+                <w:rPr>
+                  <w:ins w:id="208" w:author="Sandy Navarro" w:date="2026-10-19T14:39:00Z" w16du:dateUtc="2026-10-19T13:39:00Z"/>
+                </w:rPr>
+              </w:rPrChange>
             </w:rPr>
           </w:pPr>
-          <w:ins w:id="206" w:author="Sandy Navarro" w:date="2026-10-18T19:50:00Z" w16du:dateUtc="2026-10-18T18:50:00Z">
+          <w:customXmlInsRangeStart w:id="209" w:author="Sandy Navarro" w:date="2026-10-19T14:39:00Z"/>
+          <w:sdt>
+            <w:sdtPr>
+              <w:rPr>
+                <w:b/>
+                <w:bCs/>
+              </w:rPr>
+              <w:id w:val="183865962"/>
+              <w:placeholder>
+                <w:docPart w:val="6B5E49DCE2554F078EEFA80C9D3FC9CF"/>
+              </w:placeholder>
+              <w:temporary/>
+              <w:showingPlcHdr/>
+            </w:sdtPr>
+            <w:sdtContent>
+              <w:customXmlInsRangeEnd w:id="209"/>
+              <w:ins w:id="210" w:author="Sandy Navarro" w:date="2026-10-19T14:39:00Z" w16du:dateUtc="2026-10-19T13:39:00Z">
+                <w:r>
+                  <w:rPr>
+                    <w:b/>
+                    <w:bCs/>
+                    <w:lang w:val="es-ES"/>
+                  </w:rPr>
+                  <w:t>Escribir el título del capítulo (nivel 1)</w:t>
+                </w:r>
+              </w:ins>
+              <w:customXmlInsRangeStart w:id="211" w:author="Sandy Navarro" w:date="2026-10-19T14:39:00Z"/>
+            </w:sdtContent>
+          </w:sdt>
+          <w:customXmlInsRangeEnd w:id="211"/>
+          <w:ins w:id="212" w:author="Sandy Navarro" w:date="2026-10-19T14:39:00Z" w16du:dateUtc="2026-10-19T13:39:00Z">
             <w:r>
-              <w:t>Scope</w:t>
-            </w:r>
-            <w:r>
-              <w:fldChar w:fldCharType="begin"/>
-            </w:r>
-            <w:r>
-              <w:instrText>HYPERLINK \l "_heading=h.1fob9te" \h</w:instrText>
-            </w:r>
-            <w:r>
-              <w:fldChar w:fldCharType="separate"/>
+              <w:ptab w:relativeTo="margin" w:alignment="right" w:leader="dot"/>
             </w:r>
             <w:r>
               <w:rPr>
-                <w:color w:val="000000"/>
+                <w:b/>
+                <w:bCs/>
+                <w:lang w:val="es-ES"/>
               </w:rPr>
-              <w:tab/>
               <w:t>1</w:t>
-            </w:r>
-            <w:r>
-              <w:fldChar w:fldCharType="end"/>
             </w:r>
           </w:ins>
         </w:p>
         <w:p>
           <w:pPr>
-            <w:pBdr>
-              <w:top w:val="nil"/>
-              <w:left w:val="nil"/>
-              <w:bottom w:val="nil"/>
-              <w:right w:val="nil"/>
-              <w:between w:val="nil"/>
-            </w:pBdr>
-            <w:tabs>
-              <w:tab w:val="right" w:leader="dot" w:pos="9016"/>
-            </w:tabs>
-            <w:spacing w:after="100"/>
+            <w:pStyle w:val="TDC2"/>
+            <w:ind w:left="216"/>
             <w:rPr>
-              <w:rFonts w:ascii="Aptos" w:eastAsia="Aptos" w:hAnsi="Aptos" w:cs="Aptos"/>
-              <w:color w:val="000000"/>
-              <w:sz w:val="24"/>
-              <w:szCs w:val="24"/>
-            </w:rPr>
-            <w:pPrChange w:id="207" w:author="Sandy Navarro" w:date="2026-10-18T19:43:00Z" w16du:dateUtc="2026-10-18T18:43:00Z">
-              <w:pPr>
-                <w:pBdr>
-                  <w:top w:val="nil"/>
-                  <w:left w:val="nil"/>
-                  <w:bottom w:val="nil"/>
-                  <w:right w:val="nil"/>
-                  <w:between w:val="nil"/>
-                </w:pBdr>
-                <w:tabs>
-                  <w:tab w:val="right" w:leader="dot" w:pos="9016"/>
-                </w:tabs>
-                <w:spacing w:after="100"/>
-                <w:ind w:left="220"/>
-              </w:pPr>
-            </w:pPrChange>
-          </w:pPr>
-          <w:ins w:id="208" w:author="Sandy Navarro" w:date="2026-10-18T19:50:00Z" w16du:dateUtc="2026-10-18T18:50:00Z">
-            <w:r>
-              <w:t>Methodology</w:t>
-            </w:r>
-          </w:ins>
-          <w:r>
-            <w:fldChar w:fldCharType="begin"/>
-          </w:r>
-          <w:r>
-            <w:instrText>HYPERLINK \l "_heading=h.1fob9te" \h</w:instrText>
-          </w:r>
-          <w:r>
-            <w:fldChar w:fldCharType="separate"/>
-          </w:r>
-          <w:del w:id="209" w:author="Sandy Navarro" w:date="2026-10-18T19:43:00Z" w16du:dateUtc="2026-10-18T18:43:00Z">
-            <w:r>
-              <w:rPr>
-                <w:color w:val="000000"/>
-              </w:rPr>
-              <w:delText>Chapter 1.1</w:delText>
-            </w:r>
-          </w:del>
-          <w:r>
-            <w:rPr>
-              <w:color w:val="000000"/>
-            </w:rPr>
-            <w:tab/>
-            <w:t>1</w:t>
-          </w:r>
-          <w:r>
-            <w:fldChar w:fldCharType="end"/>
-          </w:r>
-        </w:p>
-        <w:p>
-          <w:pPr>
-            <w:pBdr>
-              <w:top w:val="nil"/>
-              <w:left w:val="nil"/>
-              <w:bottom w:val="nil"/>
-              <w:right w:val="nil"/>
-              <w:between w:val="nil"/>
-            </w:pBdr>
-            <w:tabs>
-              <w:tab w:val="right" w:leader="dot" w:pos="9016"/>
-            </w:tabs>
-            <w:spacing w:after="100"/>
-            <w:rPr>
-              <w:ins w:id="210" w:author="Sandy Navarro" w:date="2026-10-18T21:31:00Z" w16du:dateUtc="2026-10-18T20:31:00Z"/>
-              <w:rFonts w:ascii="Aptos" w:eastAsia="Aptos" w:hAnsi="Aptos" w:cs="Aptos"/>
-              <w:color w:val="000000"/>
-              <w:sz w:val="24"/>
-              <w:szCs w:val="24"/>
+              <w:ins w:id="213" w:author="Sandy Navarro" w:date="2026-10-19T14:39:00Z" w16du:dateUtc="2026-10-19T13:39:00Z"/>
+              <w:lang w:val="es-MX"/>
+              <w:rPrChange w:id="214" w:author="Sandy Navarro" w:date="2026-10-19T14:39:00Z" w16du:dateUtc="2026-10-19T13:39:00Z">
+                <w:rPr>
+                  <w:ins w:id="215" w:author="Sandy Navarro" w:date="2026-10-19T14:39:00Z" w16du:dateUtc="2026-10-19T13:39:00Z"/>
+                </w:rPr>
+              </w:rPrChange>
             </w:rPr>
           </w:pPr>
-          <w:ins w:id="211" w:author="Sandy Navarro" w:date="2026-10-18T21:34:00Z" w16du:dateUtc="2026-10-18T20:34:00Z">
+          <w:customXmlInsRangeStart w:id="216" w:author="Sandy Navarro" w:date="2026-10-19T14:39:00Z"/>
+          <w:sdt>
+            <w:sdtPr>
+              <w:id w:val="1667506712"/>
+              <w:placeholder>
+                <w:docPart w:val="2CC5CFEE3F224E27A7A447F2C1E3FBA1"/>
+              </w:placeholder>
+              <w:temporary/>
+              <w:showingPlcHdr/>
+            </w:sdtPr>
+            <w:sdtContent>
+              <w:customXmlInsRangeEnd w:id="216"/>
+              <w:ins w:id="217" w:author="Sandy Navarro" w:date="2026-10-19T14:39:00Z" w16du:dateUtc="2026-10-19T13:39:00Z">
+                <w:r>
+                  <w:rPr>
+                    <w:lang w:val="es-ES"/>
+                  </w:rPr>
+                  <w:t>Escribir el título del capítulo (nivel 2)</w:t>
+                </w:r>
+              </w:ins>
+              <w:customXmlInsRangeStart w:id="218" w:author="Sandy Navarro" w:date="2026-10-19T14:39:00Z"/>
+            </w:sdtContent>
+          </w:sdt>
+          <w:customXmlInsRangeEnd w:id="218"/>
+          <w:ins w:id="219" w:author="Sandy Navarro" w:date="2026-10-19T14:39:00Z" w16du:dateUtc="2026-10-19T13:39:00Z">
             <w:r>
-              <w:t xml:space="preserve">Data </w:t>
-            </w:r>
-          </w:ins>
-          <w:ins w:id="212" w:author="Sandy Navarro" w:date="2026-10-18T21:35:00Z" w16du:dateUtc="2026-10-18T20:35:00Z">
-            <w:r>
-              <w:t>Sources</w:t>
-            </w:r>
-          </w:ins>
-          <w:ins w:id="213" w:author="Sandy Navarro" w:date="2026-10-18T21:31:00Z" w16du:dateUtc="2026-10-18T20:31:00Z">
-            <w:r>
-              <w:fldChar w:fldCharType="begin"/>
-            </w:r>
-            <w:r>
-              <w:instrText>HYPERLINK \l "_heading=h.1fob9te" \h</w:instrText>
-            </w:r>
-            <w:r>
-              <w:fldChar w:fldCharType="separate"/>
+              <w:ptab w:relativeTo="margin" w:alignment="right" w:leader="dot"/>
             </w:r>
             <w:r>
               <w:rPr>
-                <w:color w:val="000000"/>
+                <w:lang w:val="es-ES"/>
               </w:rPr>
-              <w:tab/>
-              <w:t>1</w:t>
-            </w:r>
-            <w:r>
-              <w:fldChar w:fldCharType="end"/>
+              <w:t>2</w:t>
             </w:r>
           </w:ins>
         </w:p>
         <w:p>
           <w:pPr>
-            <w:pBdr>
-              <w:top w:val="nil"/>
-              <w:left w:val="nil"/>
-              <w:bottom w:val="nil"/>
-              <w:right w:val="nil"/>
-              <w:between w:val="nil"/>
-            </w:pBdr>
-            <w:tabs>
-              <w:tab w:val="right" w:leader="dot" w:pos="9016"/>
-            </w:tabs>
-            <w:spacing w:after="100"/>
+            <w:pStyle w:val="TDC3"/>
+            <w:ind w:left="446"/>
             <w:rPr>
-              <w:ins w:id="214" w:author="Sandy Navarro" w:date="2026-10-18T21:31:00Z" w16du:dateUtc="2026-10-18T20:31:00Z"/>
-              <w:rFonts w:ascii="Aptos" w:eastAsia="Aptos" w:hAnsi="Aptos" w:cs="Aptos"/>
-              <w:color w:val="000000"/>
-              <w:sz w:val="24"/>
-              <w:szCs w:val="24"/>
+              <w:ins w:id="220" w:author="Sandy Navarro" w:date="2026-10-19T14:39:00Z" w16du:dateUtc="2026-10-19T13:39:00Z"/>
+              <w:lang w:val="es-MX"/>
+              <w:rPrChange w:id="221" w:author="Sandy Navarro" w:date="2026-10-19T14:39:00Z" w16du:dateUtc="2026-10-19T13:39:00Z">
+                <w:rPr>
+                  <w:ins w:id="222" w:author="Sandy Navarro" w:date="2026-10-19T14:39:00Z" w16du:dateUtc="2026-10-19T13:39:00Z"/>
+                </w:rPr>
+              </w:rPrChange>
             </w:rPr>
           </w:pPr>
-          <w:ins w:id="215" w:author="Sandy Navarro" w:date="2026-10-18T21:36:00Z" w16du:dateUtc="2026-10-18T20:36:00Z">
+          <w:customXmlInsRangeStart w:id="223" w:author="Sandy Navarro" w:date="2026-10-19T14:39:00Z"/>
+          <w:sdt>
+            <w:sdtPr>
+              <w:id w:val="93059032"/>
+              <w:placeholder>
+                <w:docPart w:val="9E82E35C2004428DB56FB85630CF3C23"/>
+              </w:placeholder>
+              <w:temporary/>
+              <w:showingPlcHdr/>
+            </w:sdtPr>
+            <w:sdtContent>
+              <w:customXmlInsRangeEnd w:id="223"/>
+              <w:ins w:id="224" w:author="Sandy Navarro" w:date="2026-10-19T14:39:00Z" w16du:dateUtc="2026-10-19T13:39:00Z">
+                <w:r>
+                  <w:rPr>
+                    <w:lang w:val="es-ES"/>
+                  </w:rPr>
+                  <w:t>Escribir el título del capítulo (nivel 3)</w:t>
+                </w:r>
+              </w:ins>
+              <w:customXmlInsRangeStart w:id="225" w:author="Sandy Navarro" w:date="2026-10-19T14:39:00Z"/>
+            </w:sdtContent>
+          </w:sdt>
+          <w:customXmlInsRangeEnd w:id="225"/>
+          <w:ins w:id="226" w:author="Sandy Navarro" w:date="2026-10-19T14:39:00Z" w16du:dateUtc="2026-10-19T13:39:00Z">
             <w:r>
-              <w:t>Expected Deliverables</w:t>
-            </w:r>
-          </w:ins>
-          <w:ins w:id="216" w:author="Sandy Navarro" w:date="2026-10-18T21:31:00Z" w16du:dateUtc="2026-10-18T20:31:00Z">
-            <w:r>
-              <w:fldChar w:fldCharType="begin"/>
-            </w:r>
-            <w:r>
-              <w:instrText>HYPERLINK \l "_heading=h.1fob9te" \h</w:instrText>
-            </w:r>
-            <w:r>
-              <w:fldChar w:fldCharType="separate"/>
+              <w:ptab w:relativeTo="margin" w:alignment="right" w:leader="dot"/>
             </w:r>
             <w:r>
               <w:rPr>
-                <w:color w:val="000000"/>
+                <w:lang w:val="es-ES"/>
               </w:rPr>
-              <w:tab/>
-              <w:t>1</w:t>
-            </w:r>
-            <w:r>
-              <w:fldChar w:fldCharType="end"/>
+              <w:t>3</w:t>
             </w:r>
           </w:ins>
         </w:p>
         <w:p>
           <w:pPr>
-            <w:pBdr>
-              <w:top w:val="nil"/>
-              <w:left w:val="nil"/>
-              <w:bottom w:val="nil"/>
-              <w:right w:val="nil"/>
-              <w:between w:val="nil"/>
-            </w:pBdr>
-            <w:tabs>
-              <w:tab w:val="right" w:leader="dot" w:pos="9016"/>
-            </w:tabs>
-            <w:spacing w:after="100"/>
+            <w:pStyle w:val="TDC1"/>
             <w:rPr>
-              <w:ins w:id="217" w:author="Sandy Navarro" w:date="2026-10-18T21:31:00Z" w16du:dateUtc="2026-10-18T20:31:00Z"/>
-              <w:rFonts w:ascii="Aptos" w:eastAsia="Aptos" w:hAnsi="Aptos" w:cs="Aptos"/>
-              <w:color w:val="000000"/>
-              <w:sz w:val="24"/>
-              <w:szCs w:val="24"/>
+              <w:ins w:id="227" w:author="Sandy Navarro" w:date="2026-10-19T14:39:00Z" w16du:dateUtc="2026-10-19T13:39:00Z"/>
+              <w:lang w:val="es-MX"/>
+              <w:rPrChange w:id="228" w:author="Sandy Navarro" w:date="2026-10-19T14:39:00Z" w16du:dateUtc="2026-10-19T13:39:00Z">
+                <w:rPr>
+                  <w:ins w:id="229" w:author="Sandy Navarro" w:date="2026-10-19T14:39:00Z" w16du:dateUtc="2026-10-19T13:39:00Z"/>
+                </w:rPr>
+              </w:rPrChange>
             </w:rPr>
           </w:pPr>
-          <w:ins w:id="218" w:author="Sandy Navarro" w:date="2026-10-18T21:36:00Z" w16du:dateUtc="2026-10-18T20:36:00Z">
+          <w:customXmlInsRangeStart w:id="230" w:author="Sandy Navarro" w:date="2026-10-19T14:39:00Z"/>
+          <w:sdt>
+            <w:sdtPr>
+              <w:rPr>
+                <w:b/>
+                <w:bCs/>
+              </w:rPr>
+              <w:id w:val="183865966"/>
+              <w:placeholder>
+                <w:docPart w:val="6B5E49DCE2554F078EEFA80C9D3FC9CF"/>
+              </w:placeholder>
+              <w:temporary/>
+              <w:showingPlcHdr/>
+            </w:sdtPr>
+            <w:sdtContent>
+              <w:customXmlInsRangeEnd w:id="230"/>
+              <w:ins w:id="231" w:author="Sandy Navarro" w:date="2026-10-19T14:39:00Z" w16du:dateUtc="2026-10-19T13:39:00Z">
+                <w:r>
+                  <w:rPr>
+                    <w:b/>
+                    <w:bCs/>
+                    <w:lang w:val="es-ES"/>
+                  </w:rPr>
+                  <w:t>Escribir el título del capítulo (nivel 1)</w:t>
+                </w:r>
+              </w:ins>
+              <w:customXmlInsRangeStart w:id="232" w:author="Sandy Navarro" w:date="2026-10-19T14:39:00Z"/>
+            </w:sdtContent>
+          </w:sdt>
+          <w:customXmlInsRangeEnd w:id="232"/>
+          <w:ins w:id="233" w:author="Sandy Navarro" w:date="2026-10-19T14:39:00Z" w16du:dateUtc="2026-10-19T13:39:00Z">
             <w:r>
-              <w:t>Project Timeline</w:t>
-            </w:r>
-          </w:ins>
-          <w:ins w:id="219" w:author="Sandy Navarro" w:date="2026-10-18T21:31:00Z" w16du:dateUtc="2026-10-18T20:31:00Z">
-            <w:r>
-              <w:fldChar w:fldCharType="begin"/>
-            </w:r>
-            <w:r>
-              <w:instrText>HYPERLINK \l "_heading=h.1fob9te" \h</w:instrText>
-            </w:r>
-            <w:r>
-              <w:fldChar w:fldCharType="separate"/>
+              <w:ptab w:relativeTo="margin" w:alignment="right" w:leader="dot"/>
             </w:r>
             <w:r>
               <w:rPr>
-                <w:color w:val="000000"/>
+                <w:b/>
+                <w:bCs/>
+                <w:lang w:val="es-ES"/>
               </w:rPr>
-              <w:tab/>
-              <w:t>1</w:t>
-            </w:r>
-            <w:r>
-              <w:fldChar w:fldCharType="end"/>
+              <w:t>4</w:t>
             </w:r>
           </w:ins>
         </w:p>
         <w:p>
           <w:pPr>
-            <w:pBdr>
-              <w:top w:val="nil"/>
-              <w:left w:val="nil"/>
-              <w:bottom w:val="nil"/>
-              <w:right w:val="nil"/>
-              <w:between w:val="nil"/>
-            </w:pBdr>
-            <w:tabs>
-              <w:tab w:val="right" w:leader="dot" w:pos="9016"/>
-            </w:tabs>
-            <w:spacing w:after="100"/>
+            <w:pStyle w:val="TDC2"/>
+            <w:ind w:left="216"/>
             <w:rPr>
-              <w:rPrChange w:id="220" w:author="Sandy Navarro" w:date="2026-10-19T09:01:00Z" w16du:dateUtc="2026-10-19T08:01:00Z">
+              <w:ins w:id="234" w:author="Sandy Navarro" w:date="2026-10-19T14:39:00Z" w16du:dateUtc="2026-10-19T13:39:00Z"/>
+              <w:lang w:val="es-MX"/>
+              <w:rPrChange w:id="235" w:author="Sandy Navarro" w:date="2026-10-19T14:39:00Z" w16du:dateUtc="2026-10-19T13:39:00Z">
                 <w:rPr>
-                  <w:rFonts w:ascii="Aptos" w:eastAsia="Aptos" w:hAnsi="Aptos" w:cs="Aptos"/>
-                  <w:color w:val="000000"/>
-                  <w:sz w:val="24"/>
-                  <w:szCs w:val="24"/>
+                  <w:ins w:id="236" w:author="Sandy Navarro" w:date="2026-10-19T14:39:00Z" w16du:dateUtc="2026-10-19T13:39:00Z"/>
                 </w:rPr>
               </w:rPrChange>
             </w:rPr>
-            <w:pPrChange w:id="221" w:author="Sandy Navarro" w:date="2026-10-18T19:46:00Z" w16du:dateUtc="2026-10-18T18:46:00Z">
-              <w:pPr>
-                <w:pBdr>
-                  <w:top w:val="nil"/>
-                  <w:left w:val="nil"/>
-                  <w:bottom w:val="nil"/>
-                  <w:right w:val="nil"/>
-                  <w:between w:val="nil"/>
-                </w:pBdr>
-                <w:tabs>
-                  <w:tab w:val="right" w:leader="dot" w:pos="9016"/>
-                </w:tabs>
-                <w:spacing w:after="100"/>
-                <w:ind w:left="440"/>
-              </w:pPr>
-            </w:pPrChange>
           </w:pPr>
-          <w:ins w:id="222" w:author="Sandy Navarro" w:date="2026-10-18T21:37:00Z" w16du:dateUtc="2026-10-18T20:37:00Z">
+          <w:customXmlInsRangeStart w:id="237" w:author="Sandy Navarro" w:date="2026-10-19T14:39:00Z"/>
+          <w:sdt>
+            <w:sdtPr>
+              <w:id w:val="93059040"/>
+              <w:placeholder>
+                <w:docPart w:val="2CC5CFEE3F224E27A7A447F2C1E3FBA1"/>
+              </w:placeholder>
+              <w:temporary/>
+              <w:showingPlcHdr/>
+            </w:sdtPr>
+            <w:sdtContent>
+              <w:customXmlInsRangeEnd w:id="237"/>
+              <w:ins w:id="238" w:author="Sandy Navarro" w:date="2026-10-19T14:39:00Z" w16du:dateUtc="2026-10-19T13:39:00Z">
+                <w:r>
+                  <w:rPr>
+                    <w:lang w:val="es-ES"/>
+                  </w:rPr>
+                  <w:t>Escribir el título del capítulo (nivel 2)</w:t>
+                </w:r>
+              </w:ins>
+              <w:customXmlInsRangeStart w:id="239" w:author="Sandy Navarro" w:date="2026-10-19T14:39:00Z"/>
+            </w:sdtContent>
+          </w:sdt>
+          <w:customXmlInsRangeEnd w:id="239"/>
+          <w:ins w:id="240" w:author="Sandy Navarro" w:date="2026-10-19T14:39:00Z" w16du:dateUtc="2026-10-19T13:39:00Z">
             <w:r>
-              <w:t>Ethical and Legal considerations</w:t>
+              <w:ptab w:relativeTo="margin" w:alignment="right" w:leader="dot"/>
+            </w:r>
+            <w:r>
+              <w:rPr>
+                <w:lang w:val="es-ES"/>
+              </w:rPr>
+              <w:t>5</w:t>
             </w:r>
           </w:ins>
-          <w:r>
-            <w:fldChar w:fldCharType="begin"/>
-          </w:r>
-          <w:r>
-            <w:instrText>HYPERLINK \l "_heading=h.3znysh7" \h</w:instrText>
-          </w:r>
-          <w:r>
-            <w:fldChar w:fldCharType="separate"/>
-          </w:r>
-          <w:del w:id="223" w:author="Sandy Navarro" w:date="2026-10-18T19:42:00Z" w16du:dateUtc="2026-10-18T18:42:00Z">
-            <w:r>
-              <w:rPr>
-                <w:color w:val="000000"/>
-              </w:rPr>
-              <w:delText>Chapter 1.1.1.</w:delText>
-            </w:r>
-          </w:del>
-          <w:r>
-            <w:rPr>
-              <w:color w:val="000000"/>
-            </w:rPr>
-            <w:tab/>
-            <w:t>1</w:t>
-          </w:r>
-          <w:r>
-            <w:fldChar w:fldCharType="end"/>
-          </w:r>
         </w:p>
         <w:p>
           <w:pPr>
-            <w:pBdr>
-              <w:top w:val="nil"/>
-              <w:left w:val="nil"/>
-              <w:bottom w:val="nil"/>
-              <w:right w:val="nil"/>
-              <w:between w:val="nil"/>
-            </w:pBdr>
-            <w:tabs>
-              <w:tab w:val="right" w:leader="dot" w:pos="9016"/>
-            </w:tabs>
-            <w:spacing w:after="100"/>
+            <w:pStyle w:val="TDC3"/>
+            <w:ind w:left="446"/>
             <w:rPr>
-              <w:rFonts w:ascii="Aptos" w:eastAsia="Aptos" w:hAnsi="Aptos" w:cs="Aptos"/>
-              <w:color w:val="000000"/>
-              <w:sz w:val="24"/>
-              <w:szCs w:val="24"/>
+              <w:ins w:id="241" w:author="Sandy Navarro" w:date="2026-10-19T14:39:00Z" w16du:dateUtc="2026-10-19T13:39:00Z"/>
+              <w:lang w:val="es-MX"/>
+              <w:rPrChange w:id="242" w:author="Sandy Navarro" w:date="2026-10-19T14:39:00Z" w16du:dateUtc="2026-10-19T13:39:00Z">
+                <w:rPr>
+                  <w:ins w:id="243" w:author="Sandy Navarro" w:date="2026-10-19T14:39:00Z" w16du:dateUtc="2026-10-19T13:39:00Z"/>
+                </w:rPr>
+              </w:rPrChange>
             </w:rPr>
           </w:pPr>
-          <w:hyperlink w:anchor="_heading=h.2et92p0">
+          <w:customXmlInsRangeStart w:id="244" w:author="Sandy Navarro" w:date="2026-10-19T14:39:00Z"/>
+          <w:sdt>
+            <w:sdtPr>
+              <w:id w:val="93059044"/>
+              <w:placeholder>
+                <w:docPart w:val="9E82E35C2004428DB56FB85630CF3C23"/>
+              </w:placeholder>
+              <w:temporary/>
+              <w:showingPlcHdr/>
+            </w:sdtPr>
+            <w:sdtContent>
+              <w:customXmlInsRangeEnd w:id="244"/>
+              <w:ins w:id="245" w:author="Sandy Navarro" w:date="2026-10-19T14:39:00Z" w16du:dateUtc="2026-10-19T13:39:00Z">
+                <w:r>
+                  <w:rPr>
+                    <w:lang w:val="es-ES"/>
+                  </w:rPr>
+                  <w:t>Escribir el título del capítulo (nivel 3)</w:t>
+                </w:r>
+              </w:ins>
+              <w:customXmlInsRangeStart w:id="246" w:author="Sandy Navarro" w:date="2026-10-19T14:39:00Z"/>
+            </w:sdtContent>
+          </w:sdt>
+          <w:customXmlInsRangeEnd w:id="246"/>
+          <w:ins w:id="247" w:author="Sandy Navarro" w:date="2026-10-19T14:39:00Z" w16du:dateUtc="2026-10-19T13:39:00Z">
             <w:r>
-              <w:rPr>
-                <w:color w:val="000000"/>
-              </w:rPr>
-              <w:t>References</w:t>
+              <w:ptab w:relativeTo="margin" w:alignment="right" w:leader="dot"/>
             </w:r>
             <w:r>
               <w:rPr>
-                <w:color w:val="000000"/>
+                <w:lang w:val="es-ES"/>
               </w:rPr>
-              <w:tab/>
-              <w:t>2</w:t>
-            </w:r>
-          </w:hyperlink>
-        </w:p>
-        <w:p>
-          <w:pPr>
-            <w:tabs>
-              <w:tab w:val="left" w:pos="1980"/>
-            </w:tabs>
-            <w:pPrChange w:id="224" w:author="Sandy Navarro" w:date="2026-10-18T21:42:00Z" w16du:dateUtc="2026-10-18T20:42:00Z">
-              <w:pPr/>
-            </w:pPrChange>
-          </w:pPr>
-          <w:r>
-            <w:fldChar w:fldCharType="end"/>
-          </w:r>
-          <w:ins w:id="225" w:author="Sandy Navarro" w:date="2026-10-18T21:42:00Z" w16du:dateUtc="2026-10-18T20:42:00Z">
-            <w:r>
-              <w:tab/>
+              <w:t>6</w:t>
             </w:r>
           </w:ins>
         </w:p>
+        <w:customXmlInsRangeStart w:id="248" w:author="Sandy Navarro" w:date="2026-10-19T14:39:00Z"/>
       </w:sdtContent>
     </w:sdt>
-    <w:p>
-      <w:pPr>
-        <w:rPr>
-          <w:del w:id="226" w:author="Sandy Navarro" w:date="2026-10-19T09:01:00Z" w16du:dateUtc="2026-10-19T08:01:00Z"/>
-        </w:rPr>
-      </w:pPr>
-    </w:p>
-    <w:p>
-      <w:pPr>
-        <w:rPr>
-          <w:ins w:id="227" w:author="Sandy Navarro" w:date="2026-10-19T14:10:00Z" w16du:dateUtc="2026-10-19T13:10:00Z"/>
-        </w:rPr>
-      </w:pPr>
-      <w:del w:id="228" w:author="Sandy Navarro" w:date="2026-10-19T09:01:00Z" w16du:dateUtc="2026-10-19T08:01:00Z">
+    <w:customXmlInsRangeEnd w:id="248"/>
+    <w:p>
+      <w:pPr>
+        <w:rPr>
+          <w:del w:id="249" w:author="Sandy Navarro" w:date="2026-10-19T09:01:00Z" w16du:dateUtc="2026-10-19T08:01:00Z"/>
+          <w:lang w:val="es-MX"/>
+          <w:rPrChange w:id="250" w:author="Sandy Navarro" w:date="2026-10-19T14:38:00Z" w16du:dateUtc="2026-10-19T13:38:00Z">
+            <w:rPr>
+              <w:del w:id="251" w:author="Sandy Navarro" w:date="2026-10-19T09:01:00Z" w16du:dateUtc="2026-10-19T08:01:00Z"/>
+            </w:rPr>
+          </w:rPrChange>
+        </w:rPr>
+      </w:pPr>
+    </w:p>
+    <w:p>
+      <w:pPr>
+        <w:rPr>
+          <w:ins w:id="252" w:author="Sandy Navarro" w:date="2026-10-19T14:10:00Z" w16du:dateUtc="2026-10-19T13:10:00Z"/>
+          <w:lang w:val="es-MX"/>
+          <w:rPrChange w:id="253" w:author="Sandy Navarro" w:date="2026-10-19T14:38:00Z" w16du:dateUtc="2026-10-19T13:38:00Z">
+            <w:rPr>
+              <w:ins w:id="254" w:author="Sandy Navarro" w:date="2026-10-19T14:10:00Z" w16du:dateUtc="2026-10-19T13:10:00Z"/>
+            </w:rPr>
+          </w:rPrChange>
+        </w:rPr>
+      </w:pPr>
+      <w:del w:id="255" w:author="Sandy Navarro" w:date="2026-10-19T09:01:00Z" w16du:dateUtc="2026-10-19T08:01:00Z">
         <w:r>
           <w:rPr>
             <w:color w:val="FF0000"/>
+            <w:lang w:val="es-MX"/>
+            <w:rPrChange w:id="256" w:author="Sandy Navarro" w:date="2026-10-19T14:38:00Z" w16du:dateUtc="2026-10-19T13:38:00Z">
+              <w:rPr>
+                <w:color w:val="FF0000"/>
+              </w:rPr>
+            </w:rPrChange>
           </w:rPr>
           <w:delText>[NOTE: The table of contents above has been included for your convenience. To refresh the table, simply click on it, then select 'Update Table' using the mouse. You can choose to update either the page numbers exclusively or the entire table as needed.</w:delText>
         </w:r>
@@ -4197,24 +3983,37 @@
     <w:p>
       <w:pPr>
         <w:rPr>
-          <w:del w:id="229" w:author="Sandy Navarro" w:date="2026-10-19T09:01:00Z" w16du:dateUtc="2026-10-19T08:01:00Z"/>
-          <w:rPrChange w:id="230" w:author="Sandy Navarro" w:date="2026-10-19T14:11:00Z" w16du:dateUtc="2026-10-19T13:11:00Z">
+          <w:del w:id="257" w:author="Sandy Navarro" w:date="2026-10-19T09:01:00Z" w16du:dateUtc="2026-10-19T08:01:00Z"/>
+          <w:lang w:val="es-MX"/>
+          <w:rPrChange w:id="258" w:author="Sandy Navarro" w:date="2026-10-19T14:38:00Z" w16du:dateUtc="2026-10-19T13:38:00Z">
             <w:rPr>
-              <w:del w:id="231" w:author="Sandy Navarro" w:date="2026-10-19T09:01:00Z" w16du:dateUtc="2026-10-19T08:01:00Z"/>
+              <w:del w:id="259" w:author="Sandy Navarro" w:date="2026-10-19T09:01:00Z" w16du:dateUtc="2026-10-19T08:01:00Z"/>
               <w:color w:val="FF0000"/>
             </w:rPr>
           </w:rPrChange>
         </w:rPr>
       </w:pPr>
-      <w:ins w:id="232" w:author="Sandy Navarro" w:date="2026-10-19T14:10:00Z" w16du:dateUtc="2026-10-19T13:10:00Z">
-        <w:r>
+      <w:ins w:id="260" w:author="Sandy Navarro" w:date="2026-10-19T14:10:00Z" w16du:dateUtc="2026-10-19T13:10:00Z">
+        <w:r>
+          <w:rPr>
+            <w:lang w:val="es-MX"/>
+            <w:rPrChange w:id="261" w:author="Sandy Navarro" w:date="2026-10-19T14:38:00Z" w16du:dateUtc="2026-10-19T13:38:00Z">
+              <w:rPr/>
+            </w:rPrChange>
+          </w:rPr>
           <w:br w:type="page"/>
         </w:r>
       </w:ins>
-      <w:del w:id="233" w:author="Sandy Navarro" w:date="2026-10-19T09:01:00Z" w16du:dateUtc="2026-10-19T08:01:00Z">
+      <w:del w:id="262" w:author="Sandy Navarro" w:date="2026-10-19T09:01:00Z" w16du:dateUtc="2026-10-19T08:01:00Z">
         <w:r>
           <w:rPr>
             <w:color w:val="FF0000"/>
+            <w:lang w:val="es-MX"/>
+            <w:rPrChange w:id="263" w:author="Sandy Navarro" w:date="2026-10-19T14:38:00Z" w16du:dateUtc="2026-10-19T13:38:00Z">
+              <w:rPr>
+                <w:color w:val="FF0000"/>
+              </w:rPr>
+            </w:rPrChange>
           </w:rPr>
           <w:delText>]</w:delText>
         </w:r>
@@ -4223,33 +4022,43 @@
     <w:p>
       <w:pPr>
         <w:rPr>
-          <w:del w:id="234" w:author="Sandy Navarro" w:date="2026-10-19T14:10:00Z" w16du:dateUtc="2026-10-19T13:10:00Z"/>
-        </w:rPr>
-      </w:pPr>
-    </w:p>
-    <w:p/>
+          <w:del w:id="264" w:author="Sandy Navarro" w:date="2026-10-19T14:10:00Z" w16du:dateUtc="2026-10-19T13:10:00Z"/>
+          <w:lang w:val="es-MX"/>
+          <w:rPrChange w:id="265" w:author="Sandy Navarro" w:date="2026-10-19T14:38:00Z" w16du:dateUtc="2026-10-19T13:38:00Z">
+            <w:rPr>
+              <w:del w:id="266" w:author="Sandy Navarro" w:date="2026-10-19T14:10:00Z" w16du:dateUtc="2026-10-19T13:10:00Z"/>
+            </w:rPr>
+          </w:rPrChange>
+        </w:rPr>
+      </w:pPr>
+    </w:p>
+    <w:p>
+      <w:pPr>
+        <w:rPr>
+          <w:lang w:val="es-MX"/>
+          <w:rPrChange w:id="267" w:author="Sandy Navarro" w:date="2026-10-19T14:38:00Z" w16du:dateUtc="2026-10-19T13:38:00Z">
+            <w:rPr/>
+          </w:rPrChange>
+        </w:rPr>
+      </w:pPr>
+    </w:p>
     <w:p>
       <w:pPr>
         <w:pStyle w:val="Ttulo1"/>
-        <w:numPr>
-          <w:ilvl w:val="0"/>
-          <w:numId w:val="10"/>
-        </w:numPr>
-        <w:spacing w:after="0"/>
-        <w:rPr>
-          <w:ins w:id="235" w:author="Sandy Navarro" w:date="2026-10-19T09:25:00Z" w16du:dateUtc="2026-10-19T08:25:00Z"/>
-        </w:rPr>
-        <w:pPrChange w:id="236" w:author="Sandy Navarro" w:date="2026-10-19T14:11:00Z" w16du:dateUtc="2026-10-19T13:11:00Z">
+        <w:rPr>
+          <w:ins w:id="268" w:author="Sandy Navarro" w:date="2026-10-19T09:25:00Z" w16du:dateUtc="2026-10-19T08:25:00Z"/>
+        </w:rPr>
+        <w:pPrChange w:id="269" w:author="Sandy Navarro" w:date="2026-10-19T14:39:00Z" w16du:dateUtc="2026-10-19T13:39:00Z">
           <w:pPr/>
         </w:pPrChange>
       </w:pPr>
-      <w:ins w:id="237" w:author="Sandy Navarro" w:date="2026-10-19T09:24:00Z" w16du:dateUtc="2026-10-19T08:24:00Z">
+      <w:ins w:id="270" w:author="Sandy Navarro" w:date="2026-10-19T09:24:00Z" w16du:dateUtc="2026-10-19T08:24:00Z">
         <w:r>
           <w:lastRenderedPageBreak/>
           <w:t xml:space="preserve">Assessment Task: </w:t>
         </w:r>
       </w:ins>
-      <w:ins w:id="238" w:author="Sandy Navarro" w:date="2026-10-19T09:25:00Z" w16du:dateUtc="2026-10-19T08:25:00Z">
+      <w:ins w:id="271" w:author="Sandy Navarro" w:date="2026-10-19T09:25:00Z" w16du:dateUtc="2026-10-19T08:25:00Z">
         <w:r>
           <w:t>capstone project proposal.</w:t>
         </w:r>
@@ -4265,31 +4074,31 @@
           <w:pgMar w:top="1440" w:right="1440" w:bottom="1440" w:left="1440" w:header="708" w:footer="708" w:gutter="0"/>
           <w:cols w:space="720"/>
         </w:sectPr>
-        <w:pPrChange w:id="239" w:author="Sandy Navarro" w:date="2026-10-19T14:11:00Z" w16du:dateUtc="2026-10-19T13:11:00Z">
+        <w:pPrChange w:id="272" w:author="Sandy Navarro" w:date="2026-10-19T14:11:00Z" w16du:dateUtc="2026-10-19T13:11:00Z">
           <w:pPr/>
         </w:pPrChange>
       </w:pPr>
-      <w:ins w:id="240" w:author="Sandy Navarro" w:date="2026-10-19T09:25:00Z" w16du:dateUtc="2026-10-19T08:25:00Z">
+      <w:ins w:id="273" w:author="Sandy Navarro" w:date="2026-10-19T09:25:00Z" w16du:dateUtc="2026-10-19T08:25:00Z">
         <w:r>
           <w:t xml:space="preserve">Forecasting </w:t>
         </w:r>
       </w:ins>
-      <w:ins w:id="241" w:author="Sandy Navarro" w:date="2026-10-19T09:37:00Z" w16du:dateUtc="2026-10-19T08:37:00Z">
+      <w:ins w:id="274" w:author="Sandy Navarro" w:date="2026-10-19T09:37:00Z" w16du:dateUtc="2026-10-19T08:37:00Z">
         <w:r>
           <w:t>restaurant demand duri</w:t>
         </w:r>
       </w:ins>
-      <w:ins w:id="242" w:author="Sandy Navarro" w:date="2026-10-19T09:38:00Z" w16du:dateUtc="2026-10-19T08:38:00Z">
-        <w:r>
-          <w:t>ng recurring peak hour</w:t>
+      <w:ins w:id="275" w:author="Sandy Navarro" w:date="2026-10-19T09:38:00Z" w16du:dateUtc="2026-10-19T08:38:00Z">
+        <w:r>
+          <w:t xml:space="preserve">ng recurring peak </w:t>
         </w:r>
       </w:ins>
-      <w:ins w:id="243" w:author="Sandy Navarro" w:date="2026-10-19T14:07:00Z" w16du:dateUtc="2026-10-19T13:07:00Z">
-        <w:r>
-          <w:t>s</w:t>
+      <w:ins w:id="276" w:author="Sandy Navarro" w:date="2026-10-19T14:36:00Z" w16du:dateUtc="2026-10-19T13:36:00Z">
+        <w:r>
+          <w:t>periods</w:t>
         </w:r>
       </w:ins>
-      <w:ins w:id="244" w:author="Sandy Navarro" w:date="2026-10-19T14:11:00Z" w16du:dateUtc="2026-10-19T13:11:00Z">
+      <w:ins w:id="277" w:author="Sandy Navarro" w:date="2026-10-19T14:11:00Z" w16du:dateUtc="2026-10-19T13:11:00Z">
         <w:r>
           <w:t>.</w:t>
         </w:r>
@@ -4298,25 +4107,22 @@
     <w:p>
       <w:pPr>
         <w:pStyle w:val="Ttulo1"/>
-        <w:numPr>
-          <w:ilvl w:val="0"/>
-          <w:numId w:val="10"/>
-        </w:numPr>
-        <w:spacing w:after="0"/>
-        <w:pPrChange w:id="245" w:author="Sandy Navarro" w:date="2026-10-19T14:11:00Z" w16du:dateUtc="2026-10-19T13:11:00Z">
+        <w:pPrChange w:id="278" w:author="Sandy Navarro" w:date="2026-10-19T14:39:00Z" w16du:dateUtc="2026-10-19T13:39:00Z">
           <w:pPr>
             <w:pStyle w:val="Ttulo1"/>
+            <w:numPr>
+              <w:numId w:val="10"/>
+            </w:numPr>
             <w:spacing w:after="0"/>
+            <w:ind w:left="720" w:hanging="360"/>
           </w:pPr>
         </w:pPrChange>
       </w:pPr>
-      <w:bookmarkStart w:id="246" w:name="_heading=h.gjdgxs" w:colFirst="0" w:colLast="0"/>
-      <w:bookmarkEnd w:id="246"/>
       <w:r>
         <w:lastRenderedPageBreak/>
         <w:t>Introduction</w:t>
       </w:r>
-      <w:ins w:id="247" w:author="Sandy Navarro" w:date="2026-10-19T09:23:00Z" w16du:dateUtc="2026-10-19T08:23:00Z">
+      <w:ins w:id="279" w:author="Sandy Navarro" w:date="2026-10-19T09:23:00Z" w16du:dateUtc="2026-10-19T08:23:00Z">
         <w:r>
           <w:t>.</w:t>
         </w:r>
@@ -4325,12 +4131,10 @@
     <w:p>
       <w:pPr>
         <w:rPr>
-          <w:del w:id="248" w:author="Sandy Navarro" w:date="2026-10-18T19:44:00Z" w16du:dateUtc="2026-10-18T18:44:00Z"/>
-        </w:rPr>
-      </w:pPr>
-      <w:bookmarkStart w:id="249" w:name="_heading=h.30j0zll" w:colFirst="0" w:colLast="0"/>
-      <w:bookmarkEnd w:id="249"/>
-      <w:del w:id="250" w:author="Sandy Navarro" w:date="2026-10-18T19:44:00Z" w16du:dateUtc="2026-10-18T18:44:00Z">
+          <w:del w:id="280" w:author="Sandy Navarro" w:date="2026-10-18T19:44:00Z" w16du:dateUtc="2026-10-18T18:44:00Z"/>
+        </w:rPr>
+      </w:pPr>
+      <w:del w:id="281" w:author="Sandy Navarro" w:date="2026-10-18T19:44:00Z" w16du:dateUtc="2026-10-18T18:44:00Z">
         <w:r>
           <w:delText>Chapter 1</w:delText>
         </w:r>
@@ -4341,7 +4145,7 @@
         <w:pStyle w:val="Ttulo1"/>
         <w:spacing w:before="0"/>
         <w:rPr>
-          <w:ins w:id="251" w:author="Sandy Navarro" w:date="2026-10-18T19:45:00Z" w16du:dateUtc="2026-10-18T18:45:00Z"/>
+          <w:ins w:id="282" w:author="Sandy Navarro" w:date="2026-10-18T19:45:00Z" w16du:dateUtc="2026-10-18T18:45:00Z"/>
         </w:rPr>
       </w:pPr>
     </w:p>
@@ -4349,12 +4153,10 @@
       <w:pPr>
         <w:pStyle w:val="Ttulo2"/>
         <w:rPr>
-          <w:del w:id="252" w:author="Sandy Navarro" w:date="2026-10-18T19:44:00Z" w16du:dateUtc="2026-10-18T18:44:00Z"/>
-        </w:rPr>
-      </w:pPr>
-      <w:bookmarkStart w:id="253" w:name="_heading=h.1fob9te" w:colFirst="0" w:colLast="0"/>
-      <w:bookmarkEnd w:id="253"/>
-      <w:del w:id="254" w:author="Sandy Navarro" w:date="2026-10-18T19:44:00Z" w16du:dateUtc="2026-10-18T18:44:00Z">
+          <w:del w:id="283" w:author="Sandy Navarro" w:date="2026-10-18T19:44:00Z" w16du:dateUtc="2026-10-18T18:44:00Z"/>
+        </w:rPr>
+      </w:pPr>
+      <w:del w:id="284" w:author="Sandy Navarro" w:date="2026-10-18T19:44:00Z" w16du:dateUtc="2026-10-18T18:44:00Z">
         <w:r>
           <w:delText>Chapter 1.1</w:delText>
         </w:r>
@@ -4364,12 +4166,10 @@
       <w:pPr>
         <w:pStyle w:val="Ttulo3"/>
         <w:rPr>
-          <w:del w:id="255" w:author="Sandy Navarro" w:date="2026-10-18T19:44:00Z" w16du:dateUtc="2026-10-18T18:44:00Z"/>
-        </w:rPr>
-      </w:pPr>
-      <w:bookmarkStart w:id="256" w:name="_heading=h.3znysh7" w:colFirst="0" w:colLast="0"/>
-      <w:bookmarkEnd w:id="256"/>
-      <w:del w:id="257" w:author="Sandy Navarro" w:date="2026-10-18T19:44:00Z" w16du:dateUtc="2026-10-18T18:44:00Z">
+          <w:del w:id="285" w:author="Sandy Navarro" w:date="2026-10-18T19:44:00Z" w16du:dateUtc="2026-10-18T18:44:00Z"/>
+        </w:rPr>
+      </w:pPr>
+      <w:del w:id="286" w:author="Sandy Navarro" w:date="2026-10-18T19:44:00Z" w16du:dateUtc="2026-10-18T18:44:00Z">
         <w:r>
           <w:delText>Chapter 1.1.1.</w:delText>
         </w:r>
@@ -4378,17 +4178,17 @@
     <w:p>
       <w:pPr>
         <w:rPr>
-          <w:del w:id="258" w:author="Sandy Navarro" w:date="2026-10-18T19:44:00Z" w16du:dateUtc="2026-10-18T18:44:00Z"/>
-        </w:rPr>
-      </w:pPr>
-    </w:p>
-    <w:p>
-      <w:pPr>
-        <w:rPr>
-          <w:del w:id="259" w:author="Sandy Navarro" w:date="2026-10-18T19:44:00Z" w16du:dateUtc="2026-10-18T18:44:00Z"/>
-        </w:rPr>
-      </w:pPr>
-      <w:del w:id="260" w:author="Sandy Navarro" w:date="2026-10-18T19:44:00Z" w16du:dateUtc="2026-10-18T18:44:00Z">
+          <w:del w:id="287" w:author="Sandy Navarro" w:date="2026-10-18T19:44:00Z" w16du:dateUtc="2026-10-18T18:44:00Z"/>
+        </w:rPr>
+      </w:pPr>
+    </w:p>
+    <w:p>
+      <w:pPr>
+        <w:rPr>
+          <w:del w:id="288" w:author="Sandy Navarro" w:date="2026-10-18T19:44:00Z" w16du:dateUtc="2026-10-18T18:44:00Z"/>
+        </w:rPr>
+      </w:pPr>
+      <w:del w:id="289" w:author="Sandy Navarro" w:date="2026-10-18T19:44:00Z" w16du:dateUtc="2026-10-18T18:44:00Z">
         <w:r>
           <w:rPr>
             <w:noProof/>
@@ -4434,7 +4234,7 @@
     <w:p>
       <w:pPr>
         <w:rPr>
-          <w:del w:id="261" w:author="Sandy Navarro" w:date="2026-10-18T19:44:00Z" w16du:dateUtc="2026-10-18T18:44:00Z"/>
+          <w:del w:id="290" w:author="Sandy Navarro" w:date="2026-10-18T19:44:00Z" w16du:dateUtc="2026-10-18T18:44:00Z"/>
           <w:color w:val="FF0000"/>
         </w:rPr>
       </w:pPr>
@@ -4442,11 +4242,11 @@
     <w:p>
       <w:pPr>
         <w:rPr>
-          <w:del w:id="262" w:author="Sandy Navarro" w:date="2026-10-18T19:44:00Z" w16du:dateUtc="2026-10-18T18:44:00Z"/>
+          <w:del w:id="291" w:author="Sandy Navarro" w:date="2026-10-18T19:44:00Z" w16du:dateUtc="2026-10-18T18:44:00Z"/>
           <w:color w:val="FF0000"/>
         </w:rPr>
       </w:pPr>
-      <w:del w:id="263" w:author="Sandy Navarro" w:date="2026-10-18T19:44:00Z" w16du:dateUtc="2026-10-18T18:44:00Z">
+      <w:del w:id="292" w:author="Sandy Navarro" w:date="2026-10-18T19:44:00Z" w16du:dateUtc="2026-10-18T18:44:00Z">
         <w:r>
           <w:rPr>
             <w:color w:val="FF0000"/>
@@ -4458,11 +4258,11 @@
     <w:p>
       <w:pPr>
         <w:rPr>
-          <w:del w:id="264" w:author="Sandy Navarro" w:date="2026-10-18T19:44:00Z" w16du:dateUtc="2026-10-18T18:44:00Z"/>
+          <w:del w:id="293" w:author="Sandy Navarro" w:date="2026-10-18T19:44:00Z" w16du:dateUtc="2026-10-18T18:44:00Z"/>
           <w:color w:val="FF0000"/>
         </w:rPr>
       </w:pPr>
-      <w:del w:id="265" w:author="Sandy Navarro" w:date="2026-10-18T19:44:00Z" w16du:dateUtc="2026-10-18T18:44:00Z">
+      <w:del w:id="294" w:author="Sandy Navarro" w:date="2026-10-18T19:44:00Z" w16du:dateUtc="2026-10-18T18:44:00Z">
         <w:r>
           <w:rPr>
             <w:b/>
@@ -4481,11 +4281,11 @@
     <w:p>
       <w:pPr>
         <w:rPr>
-          <w:del w:id="266" w:author="Sandy Navarro" w:date="2026-10-18T19:44:00Z" w16du:dateUtc="2026-10-18T18:44:00Z"/>
+          <w:del w:id="295" w:author="Sandy Navarro" w:date="2026-10-18T19:44:00Z" w16du:dateUtc="2026-10-18T18:44:00Z"/>
           <w:color w:val="FF0000"/>
         </w:rPr>
       </w:pPr>
-      <w:del w:id="267" w:author="Sandy Navarro" w:date="2026-10-18T19:44:00Z" w16du:dateUtc="2026-10-18T18:44:00Z">
+      <w:del w:id="296" w:author="Sandy Navarro" w:date="2026-10-18T19:44:00Z" w16du:dateUtc="2026-10-18T18:44:00Z">
         <w:r>
           <w:rPr>
             <w:b/>
@@ -4504,11 +4304,11 @@
     <w:p>
       <w:pPr>
         <w:rPr>
-          <w:del w:id="268" w:author="Sandy Navarro" w:date="2026-10-18T19:44:00Z" w16du:dateUtc="2026-10-18T18:44:00Z"/>
+          <w:del w:id="297" w:author="Sandy Navarro" w:date="2026-10-18T19:44:00Z" w16du:dateUtc="2026-10-18T18:44:00Z"/>
           <w:color w:val="FF0000"/>
         </w:rPr>
       </w:pPr>
-      <w:del w:id="269" w:author="Sandy Navarro" w:date="2026-10-18T19:44:00Z" w16du:dateUtc="2026-10-18T18:44:00Z">
+      <w:del w:id="298" w:author="Sandy Navarro" w:date="2026-10-18T19:44:00Z" w16du:dateUtc="2026-10-18T18:44:00Z">
         <w:r>
           <w:rPr>
             <w:b/>
@@ -4527,11 +4327,11 @@
     <w:p>
       <w:pPr>
         <w:rPr>
-          <w:del w:id="270" w:author="Sandy Navarro" w:date="2026-10-18T19:44:00Z" w16du:dateUtc="2026-10-18T18:44:00Z"/>
+          <w:del w:id="299" w:author="Sandy Navarro" w:date="2026-10-18T19:44:00Z" w16du:dateUtc="2026-10-18T18:44:00Z"/>
           <w:color w:val="FF0000"/>
         </w:rPr>
       </w:pPr>
-      <w:del w:id="271" w:author="Sandy Navarro" w:date="2026-10-18T19:44:00Z" w16du:dateUtc="2026-10-18T18:44:00Z">
+      <w:del w:id="300" w:author="Sandy Navarro" w:date="2026-10-18T19:44:00Z" w16du:dateUtc="2026-10-18T18:44:00Z">
         <w:r>
           <w:rPr>
             <w:color w:val="FF0000"/>
@@ -4543,11 +4343,11 @@
     <w:p>
       <w:pPr>
         <w:rPr>
-          <w:del w:id="272" w:author="Sandy Navarro" w:date="2026-10-18T19:44:00Z" w16du:dateUtc="2026-10-18T18:44:00Z"/>
+          <w:del w:id="301" w:author="Sandy Navarro" w:date="2026-10-18T19:44:00Z" w16du:dateUtc="2026-10-18T18:44:00Z"/>
           <w:color w:val="FF0000"/>
         </w:rPr>
       </w:pPr>
-      <w:del w:id="273" w:author="Sandy Navarro" w:date="2026-10-18T19:44:00Z" w16du:dateUtc="2026-10-18T18:44:00Z">
+      <w:del w:id="302" w:author="Sandy Navarro" w:date="2026-10-18T19:44:00Z" w16du:dateUtc="2026-10-18T18:44:00Z">
         <w:r>
           <w:rPr>
             <w:color w:val="FF0000"/>
@@ -4559,208 +4359,37 @@
     <w:p>
       <w:pPr>
         <w:rPr>
-          <w:del w:id="274" w:author="Sandy Navarro" w:date="2026-10-18T19:44:00Z" w16du:dateUtc="2026-10-18T18:44:00Z"/>
-        </w:rPr>
-      </w:pPr>
-    </w:p>
-    <w:p>
-      <w:pPr>
-        <w:rPr>
-          <w:del w:id="275" w:author="Sandy Navarro" w:date="2026-10-18T19:44:00Z" w16du:dateUtc="2026-10-18T18:44:00Z"/>
-        </w:rPr>
-      </w:pPr>
-    </w:p>
-    <w:p>
-      <w:pPr>
-        <w:rPr>
-          <w:del w:id="276" w:author="Sandy Navarro" w:date="2026-10-18T19:44:00Z" w16du:dateUtc="2026-10-18T18:44:00Z"/>
-        </w:rPr>
-      </w:pPr>
-    </w:p>
-    <w:p>
-      <w:pPr>
-        <w:rPr>
-          <w:ins w:id="277" w:author="Sandy Navarro" w:date="2026-10-18T19:45:00Z" w16du:dateUtc="2026-10-18T18:45:00Z"/>
-          <w:rPrChange w:id="278" w:author="Sandy Navarro" w:date="2026-10-19T09:01:00Z" w16du:dateUtc="2026-10-19T08:01:00Z">
+          <w:del w:id="303" w:author="Sandy Navarro" w:date="2026-10-18T19:44:00Z" w16du:dateUtc="2026-10-18T18:44:00Z"/>
+        </w:rPr>
+      </w:pPr>
+    </w:p>
+    <w:p>
+      <w:pPr>
+        <w:rPr>
+          <w:del w:id="304" w:author="Sandy Navarro" w:date="2026-10-18T19:44:00Z" w16du:dateUtc="2026-10-18T18:44:00Z"/>
+        </w:rPr>
+      </w:pPr>
+    </w:p>
+    <w:p>
+      <w:pPr>
+        <w:rPr>
+          <w:del w:id="305" w:author="Sandy Navarro" w:date="2026-10-18T19:44:00Z" w16du:dateUtc="2026-10-18T18:44:00Z"/>
+        </w:rPr>
+      </w:pPr>
+    </w:p>
+    <w:p>
+      <w:pPr>
+        <w:rPr>
+          <w:ins w:id="306" w:author="Sandy Navarro" w:date="2026-10-18T19:45:00Z" w16du:dateUtc="2026-10-18T18:45:00Z"/>
+          <w:rPrChange w:id="307" w:author="Sandy Navarro" w:date="2026-10-19T09:01:00Z" w16du:dateUtc="2026-10-19T08:01:00Z">
             <w:rPr>
-              <w:ins w:id="279" w:author="Sandy Navarro" w:date="2026-10-18T19:45:00Z" w16du:dateUtc="2026-10-18T18:45:00Z"/>
+              <w:ins w:id="308" w:author="Sandy Navarro" w:date="2026-10-18T19:45:00Z" w16du:dateUtc="2026-10-18T18:45:00Z"/>
               <w:lang w:val="en-GB"/>
             </w:rPr>
           </w:rPrChange>
         </w:rPr>
       </w:pPr>
-      <w:ins w:id="280" w:author="Sandy Navarro" w:date="2026-10-18T19:45:00Z" w16du:dateUtc="2026-10-18T18:45:00Z">
-        <w:r>
-          <w:rPr>
-            <w:rPrChange w:id="281" w:author="Sandy Navarro" w:date="2026-10-19T09:01:00Z" w16du:dateUtc="2026-10-19T08:01:00Z">
-              <w:rPr>
-                <w:lang w:val="en-GB"/>
-              </w:rPr>
-            </w:rPrChange>
-          </w:rPr>
-          <w:t>This project is based on my experience working as a member of the floor staff at a well-known restaurant/pub chain. I would like to understand why bottlenecks occur at certain times of the day, causing delays in serving food and drinks to customers.</w:t>
-        </w:r>
-      </w:ins>
-    </w:p>
-    <w:p>
-      <w:pPr>
-        <w:rPr>
-          <w:ins w:id="282" w:author="Sandy Navarro" w:date="2026-10-18T21:52:00Z" w16du:dateUtc="2026-10-18T20:52:00Z"/>
-          <w:rPrChange w:id="283" w:author="Sandy Navarro" w:date="2026-10-19T09:01:00Z" w16du:dateUtc="2026-10-19T08:01:00Z">
-            <w:rPr>
-              <w:ins w:id="284" w:author="Sandy Navarro" w:date="2026-10-18T21:52:00Z" w16du:dateUtc="2026-10-18T20:52:00Z"/>
-              <w:lang w:val="en-GB"/>
-            </w:rPr>
-          </w:rPrChange>
-        </w:rPr>
-      </w:pPr>
-      <w:ins w:id="285" w:author="Sandy Navarro" w:date="2026-10-18T21:52:00Z" w16du:dateUtc="2026-10-18T20:52:00Z">
-        <w:r>
-          <w:rPr>
-            <w:rPrChange w:id="286" w:author="Sandy Navarro" w:date="2026-10-19T09:01:00Z" w16du:dateUtc="2026-10-19T08:01:00Z">
-              <w:rPr>
-                <w:lang w:val="en-GB"/>
-              </w:rPr>
-            </w:rPrChange>
-          </w:rPr>
-          <w:t>Business context.</w:t>
-        </w:r>
-      </w:ins>
-    </w:p>
-    <w:p>
-      <w:pPr>
-        <w:rPr>
-          <w:ins w:id="287" w:author="Sandy Navarro" w:date="2026-10-18T21:53:00Z" w16du:dateUtc="2026-10-18T20:53:00Z"/>
-          <w:rPrChange w:id="288" w:author="Sandy Navarro" w:date="2026-10-19T09:01:00Z" w16du:dateUtc="2026-10-19T08:01:00Z">
-            <w:rPr>
-              <w:ins w:id="289" w:author="Sandy Navarro" w:date="2026-10-18T21:53:00Z" w16du:dateUtc="2026-10-18T20:53:00Z"/>
-              <w:lang w:val="en-GB"/>
-            </w:rPr>
-          </w:rPrChange>
-        </w:rPr>
-      </w:pPr>
-      <w:ins w:id="290" w:author="Sandy Navarro" w:date="2026-10-18T21:45:00Z" w16du:dateUtc="2026-10-18T20:45:00Z">
-        <w:r>
-          <w:rPr>
-            <w:rPrChange w:id="291" w:author="Sandy Navarro" w:date="2026-10-19T09:01:00Z" w16du:dateUtc="2026-10-19T08:01:00Z">
-              <w:rPr>
-                <w:lang w:val="en-GB"/>
-              </w:rPr>
-            </w:rPrChange>
-          </w:rPr>
-          <w:t>Restaurants</w:t>
-        </w:r>
-        <w:r>
-          <w:rPr>
-            <w:rPrChange w:id="292" w:author="Sandy Navarro" w:date="2026-10-19T09:01:00Z" w16du:dateUtc="2026-10-19T08:01:00Z">
-              <w:rPr>
-                <w:lang w:val="es-MX"/>
-              </w:rPr>
-            </w:rPrChange>
-          </w:rPr>
-          <w:t xml:space="preserve">/pubs </w:t>
-        </w:r>
-      </w:ins>
-      <w:ins w:id="293" w:author="Sandy Navarro" w:date="2026-10-18T21:53:00Z" w16du:dateUtc="2026-10-18T20:53:00Z">
-        <w:r>
-          <w:rPr>
-            <w:rPrChange w:id="294" w:author="Sandy Navarro" w:date="2026-10-19T09:01:00Z" w16du:dateUtc="2026-10-19T08:01:00Z">
-              <w:rPr>
-                <w:lang w:val="en-GB"/>
-              </w:rPr>
-            </w:rPrChange>
-          </w:rPr>
-          <w:t>don’t</w:t>
-        </w:r>
-      </w:ins>
-      <w:ins w:id="295" w:author="Sandy Navarro" w:date="2026-10-18T21:45:00Z" w16du:dateUtc="2026-10-18T20:45:00Z">
-        <w:r>
-          <w:rPr>
-            <w:rPrChange w:id="296" w:author="Sandy Navarro" w:date="2026-10-19T09:01:00Z" w16du:dateUtc="2026-10-19T08:01:00Z">
-              <w:rPr>
-                <w:lang w:val="es-MX"/>
-              </w:rPr>
-            </w:rPrChange>
-          </w:rPr>
-          <w:t xml:space="preserve"> ma</w:t>
-        </w:r>
-        <w:r>
-          <w:rPr>
-            <w:rPrChange w:id="297" w:author="Sandy Navarro" w:date="2026-10-19T09:01:00Z" w16du:dateUtc="2026-10-19T08:01:00Z">
-              <w:rPr>
-                <w:lang w:val="en-GB"/>
-              </w:rPr>
-            </w:rPrChange>
-          </w:rPr>
-          <w:t xml:space="preserve">ke much profit, and a big part of their money goes </w:t>
-        </w:r>
-      </w:ins>
-      <w:ins w:id="298" w:author="Sandy Navarro" w:date="2026-10-18T21:46:00Z" w16du:dateUtc="2026-10-18T20:46:00Z">
-        <w:r>
-          <w:rPr>
-            <w:rPrChange w:id="299" w:author="Sandy Navarro" w:date="2026-10-19T09:01:00Z" w16du:dateUtc="2026-10-19T08:01:00Z">
-              <w:rPr>
-                <w:lang w:val="en-GB"/>
-              </w:rPr>
-            </w:rPrChange>
-          </w:rPr>
-          <w:t xml:space="preserve">on food, </w:t>
-        </w:r>
-      </w:ins>
-      <w:ins w:id="300" w:author="Sandy Navarro" w:date="2026-10-18T21:47:00Z" w16du:dateUtc="2026-10-18T20:47:00Z">
-        <w:r>
-          <w:rPr>
-            <w:rPrChange w:id="301" w:author="Sandy Navarro" w:date="2026-10-19T09:01:00Z" w16du:dateUtc="2026-10-19T08:01:00Z">
-              <w:rPr>
-                <w:lang w:val="en-GB"/>
-              </w:rPr>
-            </w:rPrChange>
-          </w:rPr>
-          <w:t>drinks,</w:t>
-        </w:r>
-      </w:ins>
-      <w:ins w:id="302" w:author="Sandy Navarro" w:date="2026-10-18T21:46:00Z" w16du:dateUtc="2026-10-18T20:46:00Z">
-        <w:r>
-          <w:rPr>
-            <w:rPrChange w:id="303" w:author="Sandy Navarro" w:date="2026-10-19T09:01:00Z" w16du:dateUtc="2026-10-19T08:01:00Z">
-              <w:rPr>
-                <w:lang w:val="en-GB"/>
-              </w:rPr>
-            </w:rPrChange>
-          </w:rPr>
-          <w:t xml:space="preserve"> and staff. Both </w:t>
-        </w:r>
-      </w:ins>
-      <w:ins w:id="304" w:author="Sandy Navarro" w:date="2026-10-18T21:47:00Z" w16du:dateUtc="2026-10-18T20:47:00Z">
-        <w:r>
-          <w:rPr>
-            <w:rPrChange w:id="305" w:author="Sandy Navarro" w:date="2026-10-19T09:01:00Z" w16du:dateUtc="2026-10-19T08:01:00Z">
-              <w:rPr>
-                <w:lang w:val="en-GB"/>
-              </w:rPr>
-            </w:rPrChange>
-          </w:rPr>
-          <w:t xml:space="preserve">depend on how many customers turn up and </w:t>
-        </w:r>
-      </w:ins>
-      <w:ins w:id="306" w:author="Sandy Navarro" w:date="2026-10-19T09:02:00Z" w16du:dateUtc="2026-10-19T08:02:00Z">
-        <w:r>
-          <w:t>w</w:t>
-        </w:r>
-      </w:ins>
-      <w:ins w:id="307" w:author="Sandy Navarro" w:date="2026-10-18T21:47:00Z" w16du:dateUtc="2026-10-18T20:47:00Z">
-        <w:r>
-          <w:rPr>
-            <w:rPrChange w:id="308" w:author="Sandy Navarro" w:date="2026-10-19T09:01:00Z" w16du:dateUtc="2026-10-19T08:01:00Z">
-              <w:rPr>
-                <w:lang w:val="en-GB"/>
-              </w:rPr>
-            </w:rPrChange>
-          </w:rPr>
-          <w:t xml:space="preserve">hen. Busy times follow patterns </w:t>
-        </w:r>
-      </w:ins>
-      <w:ins w:id="309" w:author="Sandy Navarro" w:date="2026-10-18T21:48:00Z" w16du:dateUtc="2026-10-18T20:48:00Z">
+      <w:ins w:id="309" w:author="Sandy Navarro" w:date="2026-10-18T19:45:00Z" w16du:dateUtc="2026-10-18T18:45:00Z">
         <w:r>
           <w:rPr>
             <w:rPrChange w:id="310" w:author="Sandy Navarro" w:date="2026-10-19T09:01:00Z" w16du:dateUtc="2026-10-19T08:01:00Z">
@@ -4769,84 +4398,92 @@
               </w:rPr>
             </w:rPrChange>
           </w:rPr>
-          <w:t xml:space="preserve">(weekends, weather, holidays, events), but a lot of restaurant/pubs </w:t>
+          <w:t>This project is based on my experience working as a member of the floor staff at a well-known restaurant/pub chain. I would like to understand why bottlenecks occur at certain times of the day, causing delays in serving food and drinks to customers.</w:t>
         </w:r>
       </w:ins>
-      <w:ins w:id="311" w:author="Sandy Navarro" w:date="2026-10-18T21:49:00Z" w16du:dateUtc="2026-10-18T20:49:00Z">
-        <w:r>
-          <w:rPr>
-            <w:rPrChange w:id="312" w:author="Sandy Navarro" w:date="2026-10-19T09:01:00Z" w16du:dateUtc="2026-10-19T08:01:00Z">
+    </w:p>
+    <w:p>
+      <w:pPr>
+        <w:rPr>
+          <w:ins w:id="311" w:author="Sandy Navarro" w:date="2026-10-18T21:52:00Z" w16du:dateUtc="2026-10-18T20:52:00Z"/>
+          <w:rPrChange w:id="312" w:author="Sandy Navarro" w:date="2026-10-19T09:01:00Z" w16du:dateUtc="2026-10-19T08:01:00Z">
+            <w:rPr>
+              <w:ins w:id="313" w:author="Sandy Navarro" w:date="2026-10-18T21:52:00Z" w16du:dateUtc="2026-10-18T20:52:00Z"/>
+              <w:lang w:val="en-GB"/>
+            </w:rPr>
+          </w:rPrChange>
+        </w:rPr>
+      </w:pPr>
+      <w:ins w:id="314" w:author="Sandy Navarro" w:date="2026-10-18T21:52:00Z" w16du:dateUtc="2026-10-18T20:52:00Z">
+        <w:r>
+          <w:rPr>
+            <w:rPrChange w:id="315" w:author="Sandy Navarro" w:date="2026-10-19T09:01:00Z" w16du:dateUtc="2026-10-19T08:01:00Z">
               <w:rPr>
                 <w:lang w:val="en-GB"/>
               </w:rPr>
             </w:rPrChange>
           </w:rPr>
-          <w:t>still just guess based on experience or what happened last week.</w:t>
+          <w:t>Business context.</w:t>
         </w:r>
       </w:ins>
     </w:p>
     <w:p>
       <w:pPr>
         <w:rPr>
-          <w:ins w:id="313" w:author="Sandy Navarro" w:date="2026-10-18T21:49:00Z" w16du:dateUtc="2026-10-18T20:49:00Z"/>
-          <w:rPrChange w:id="314" w:author="Sandy Navarro" w:date="2026-10-19T09:01:00Z" w16du:dateUtc="2026-10-19T08:01:00Z">
+          <w:ins w:id="316" w:author="Sandy Navarro" w:date="2026-10-18T21:53:00Z" w16du:dateUtc="2026-10-18T20:53:00Z"/>
+          <w:rPrChange w:id="317" w:author="Sandy Navarro" w:date="2026-10-19T09:01:00Z" w16du:dateUtc="2026-10-19T08:01:00Z">
             <w:rPr>
-              <w:ins w:id="315" w:author="Sandy Navarro" w:date="2026-10-18T21:49:00Z" w16du:dateUtc="2026-10-18T20:49:00Z"/>
+              <w:ins w:id="318" w:author="Sandy Navarro" w:date="2026-10-18T21:53:00Z" w16du:dateUtc="2026-10-18T20:53:00Z"/>
               <w:lang w:val="en-GB"/>
             </w:rPr>
           </w:rPrChange>
         </w:rPr>
       </w:pPr>
-      <w:ins w:id="316" w:author="Sandy Navarro" w:date="2026-10-18T21:53:00Z" w16du:dateUtc="2026-10-18T20:53:00Z">
-        <w:r>
-          <w:rPr>
-            <w:rPrChange w:id="317" w:author="Sandy Navarro" w:date="2026-10-19T09:01:00Z" w16du:dateUtc="2026-10-19T08:01:00Z">
+      <w:ins w:id="319" w:author="Sandy Navarro" w:date="2026-10-18T21:45:00Z" w16du:dateUtc="2026-10-18T20:45:00Z">
+        <w:r>
+          <w:rPr>
+            <w:rPrChange w:id="320" w:author="Sandy Navarro" w:date="2026-10-19T09:01:00Z" w16du:dateUtc="2026-10-19T08:01:00Z">
               <w:rPr>
                 <w:lang w:val="en-GB"/>
               </w:rPr>
             </w:rPrChange>
           </w:rPr>
-          <w:t>Why it matters?</w:t>
+          <w:t>Restaurants</w:t>
+        </w:r>
+        <w:r>
+          <w:rPr>
+            <w:rPrChange w:id="321" w:author="Sandy Navarro" w:date="2026-10-19T09:01:00Z" w16du:dateUtc="2026-10-19T08:01:00Z">
+              <w:rPr>
+                <w:lang w:val="es-MX"/>
+              </w:rPr>
+            </w:rPrChange>
+          </w:rPr>
+          <w:t xml:space="preserve">/pubs </w:t>
         </w:r>
       </w:ins>
-    </w:p>
-    <w:p>
-      <w:pPr>
-        <w:rPr>
-          <w:ins w:id="318" w:author="Sandy Navarro" w:date="2026-10-18T21:53:00Z" w16du:dateUtc="2026-10-18T20:53:00Z"/>
-          <w:rPrChange w:id="319" w:author="Sandy Navarro" w:date="2026-10-19T09:01:00Z" w16du:dateUtc="2026-10-19T08:01:00Z">
-            <w:rPr>
-              <w:ins w:id="320" w:author="Sandy Navarro" w:date="2026-10-18T21:53:00Z" w16du:dateUtc="2026-10-18T20:53:00Z"/>
-              <w:lang w:val="en-GB"/>
-            </w:rPr>
-          </w:rPrChange>
-        </w:rPr>
-      </w:pPr>
-      <w:ins w:id="321" w:author="Sandy Navarro" w:date="2026-10-18T21:49:00Z" w16du:dateUtc="2026-10-18T20:49:00Z">
-        <w:r>
-          <w:rPr>
-            <w:rPrChange w:id="322" w:author="Sandy Navarro" w:date="2026-10-19T09:01:00Z" w16du:dateUtc="2026-10-19T08:01:00Z">
+      <w:ins w:id="322" w:author="Sandy Navarro" w:date="2026-10-18T21:53:00Z" w16du:dateUtc="2026-10-18T20:53:00Z">
+        <w:r>
+          <w:rPr>
+            <w:rPrChange w:id="323" w:author="Sandy Navarro" w:date="2026-10-19T09:01:00Z" w16du:dateUtc="2026-10-19T08:01:00Z">
               <w:rPr>
                 <w:lang w:val="en-GB"/>
               </w:rPr>
             </w:rPrChange>
           </w:rPr>
-          <w:t>If a manager expe</w:t>
+          <w:t>don’t</w:t>
         </w:r>
       </w:ins>
-      <w:ins w:id="323" w:author="Sandy Navarro" w:date="2026-10-18T21:50:00Z" w16du:dateUtc="2026-10-18T20:50:00Z">
-        <w:r>
-          <w:rPr>
-            <w:rPrChange w:id="324" w:author="Sandy Navarro" w:date="2026-10-19T09:01:00Z" w16du:dateUtc="2026-10-19T08:01:00Z">
+      <w:ins w:id="324" w:author="Sandy Navarro" w:date="2026-10-18T21:45:00Z" w16du:dateUtc="2026-10-18T20:45:00Z">
+        <w:r>
+          <w:rPr>
+            <w:rPrChange w:id="325" w:author="Sandy Navarro" w:date="2026-10-19T09:01:00Z" w16du:dateUtc="2026-10-19T08:01:00Z">
               <w:rPr>
-                <w:lang w:val="en-GB"/>
+                <w:lang w:val="es-MX"/>
               </w:rPr>
             </w:rPrChange>
           </w:rPr>
-          <w:t>cts too few customers at a busy time, people wait too long, service is rushed and some customers leave</w:t>
-        </w:r>
-      </w:ins>
-      <w:ins w:id="325" w:author="Sandy Navarro" w:date="2026-10-18T21:51:00Z" w16du:dateUtc="2026-10-18T20:51:00Z">
+          <w:t xml:space="preserve"> ma</w:t>
+        </w:r>
         <w:r>
           <w:rPr>
             <w:rPrChange w:id="326" w:author="Sandy Navarro" w:date="2026-10-19T09:01:00Z" w16du:dateUtc="2026-10-19T08:01:00Z">
@@ -4855,10 +4492,10 @@
               </w:rPr>
             </w:rPrChange>
           </w:rPr>
-          <w:t xml:space="preserve">. If they expect too many, staff stand around and food gets wasted. A better forecast would help </w:t>
+          <w:t xml:space="preserve">ke much profit, and a big part of their money goes </w:t>
         </w:r>
       </w:ins>
-      <w:ins w:id="327" w:author="Sandy Navarro" w:date="2026-10-18T21:52:00Z" w16du:dateUtc="2026-10-18T20:52:00Z">
+      <w:ins w:id="327" w:author="Sandy Navarro" w:date="2026-10-18T21:46:00Z" w16du:dateUtc="2026-10-18T20:46:00Z">
         <w:r>
           <w:rPr>
             <w:rPrChange w:id="328" w:author="Sandy Navarro" w:date="2026-10-19T09:01:00Z" w16du:dateUtc="2026-10-19T08:01:00Z">
@@ -4867,10 +4504,10 @@
               </w:rPr>
             </w:rPrChange>
           </w:rPr>
-          <w:t>them plan staff</w:t>
+          <w:t xml:space="preserve">on food, </w:t>
         </w:r>
       </w:ins>
-      <w:ins w:id="329" w:author="Sandy Navarro" w:date="2026-10-18T21:53:00Z" w16du:dateUtc="2026-10-18T20:53:00Z">
+      <w:ins w:id="329" w:author="Sandy Navarro" w:date="2026-10-18T21:47:00Z" w16du:dateUtc="2026-10-18T20:47:00Z">
         <w:r>
           <w:rPr>
             <w:rPrChange w:id="330" w:author="Sandy Navarro" w:date="2026-10-19T09:01:00Z" w16du:dateUtc="2026-10-19T08:01:00Z">
@@ -4879,10 +4516,10 @@
               </w:rPr>
             </w:rPrChange>
           </w:rPr>
-          <w:t xml:space="preserve"> and food/drinks ordering</w:t>
+          <w:t>drinks,</w:t>
         </w:r>
       </w:ins>
-      <w:ins w:id="331" w:author="Sandy Navarro" w:date="2026-10-18T21:52:00Z" w16du:dateUtc="2026-10-18T20:52:00Z">
+      <w:ins w:id="331" w:author="Sandy Navarro" w:date="2026-10-18T21:46:00Z" w16du:dateUtc="2026-10-18T20:46:00Z">
         <w:r>
           <w:rPr>
             <w:rPrChange w:id="332" w:author="Sandy Navarro" w:date="2026-10-19T09:01:00Z" w16du:dateUtc="2026-10-19T08:01:00Z">
@@ -4891,23 +4528,27 @@
               </w:rPr>
             </w:rPrChange>
           </w:rPr>
-          <w:t>.</w:t>
+          <w:t xml:space="preserve"> and staff. Both </w:t>
         </w:r>
       </w:ins>
-    </w:p>
-    <w:p>
-      <w:pPr>
-        <w:rPr>
-          <w:ins w:id="333" w:author="Sandy Navarro" w:date="2026-10-18T21:53:00Z" w16du:dateUtc="2026-10-18T20:53:00Z"/>
-          <w:rPrChange w:id="334" w:author="Sandy Navarro" w:date="2026-10-19T09:01:00Z" w16du:dateUtc="2026-10-19T08:01:00Z">
-            <w:rPr>
-              <w:ins w:id="335" w:author="Sandy Navarro" w:date="2026-10-18T21:53:00Z" w16du:dateUtc="2026-10-18T20:53:00Z"/>
-              <w:lang w:val="en-GB"/>
-            </w:rPr>
-          </w:rPrChange>
-        </w:rPr>
-      </w:pPr>
-      <w:ins w:id="336" w:author="Sandy Navarro" w:date="2026-10-18T21:53:00Z" w16du:dateUtc="2026-10-18T20:53:00Z">
+      <w:ins w:id="333" w:author="Sandy Navarro" w:date="2026-10-18T21:47:00Z" w16du:dateUtc="2026-10-18T20:47:00Z">
+        <w:r>
+          <w:rPr>
+            <w:rPrChange w:id="334" w:author="Sandy Navarro" w:date="2026-10-19T09:01:00Z" w16du:dateUtc="2026-10-19T08:01:00Z">
+              <w:rPr>
+                <w:lang w:val="en-GB"/>
+              </w:rPr>
+            </w:rPrChange>
+          </w:rPr>
+          <w:t xml:space="preserve">depend on how many customers turn up and </w:t>
+        </w:r>
+      </w:ins>
+      <w:ins w:id="335" w:author="Sandy Navarro" w:date="2026-10-19T09:02:00Z" w16du:dateUtc="2026-10-19T08:02:00Z">
+        <w:r>
+          <w:t>w</w:t>
+        </w:r>
+      </w:ins>
+      <w:ins w:id="336" w:author="Sandy Navarro" w:date="2026-10-18T21:47:00Z" w16du:dateUtc="2026-10-18T20:47:00Z">
         <w:r>
           <w:rPr>
             <w:rPrChange w:id="337" w:author="Sandy Navarro" w:date="2026-10-19T09:01:00Z" w16du:dateUtc="2026-10-19T08:01:00Z">
@@ -4916,28 +4557,22 @@
               </w:rPr>
             </w:rPrChange>
           </w:rPr>
-          <w:t>Why I chose it?</w:t>
+          <w:t xml:space="preserve">hen. Busy times follow patterns </w:t>
         </w:r>
       </w:ins>
-    </w:p>
-    <w:p>
-      <w:pPr>
-        <w:rPr>
-          <w:ins w:id="338" w:author="Sandy Navarro" w:date="2026-10-18T21:52:00Z" w16du:dateUtc="2026-10-18T20:52:00Z"/>
-          <w:lang w:val="en-GB"/>
-        </w:rPr>
-      </w:pPr>
-      <w:ins w:id="339" w:author="Sandy Navarro" w:date="2026-10-18T21:54:00Z" w16du:dateUtc="2026-10-18T20:54:00Z">
-        <w:r>
-          <w:rPr>
-            <w:rPrChange w:id="340" w:author="Sandy Navarro" w:date="2026-10-19T09:01:00Z" w16du:dateUtc="2026-10-19T08:01:00Z">
+      <w:ins w:id="338" w:author="Sandy Navarro" w:date="2026-10-18T21:48:00Z" w16du:dateUtc="2026-10-18T20:48:00Z">
+        <w:r>
+          <w:rPr>
+            <w:rPrChange w:id="339" w:author="Sandy Navarro" w:date="2026-10-19T09:01:00Z" w16du:dateUtc="2026-10-19T08:01:00Z">
               <w:rPr>
                 <w:lang w:val="en-GB"/>
               </w:rPr>
             </w:rPrChange>
           </w:rPr>
-          <w:t xml:space="preserve">Busy hours are where mistakes cost the most, but daily </w:t>
-        </w:r>
+          <w:t xml:space="preserve">(weekends, weather, holidays, events), but a lot of restaurant/pubs </w:t>
+        </w:r>
+      </w:ins>
+      <w:ins w:id="340" w:author="Sandy Navarro" w:date="2026-10-18T21:49:00Z" w16du:dateUtc="2026-10-18T20:49:00Z">
         <w:r>
           <w:rPr>
             <w:rPrChange w:id="341" w:author="Sandy Navarro" w:date="2026-10-19T09:01:00Z" w16du:dateUtc="2026-10-19T08:01:00Z">
@@ -4946,73 +4581,238 @@
               </w:rPr>
             </w:rPrChange>
           </w:rPr>
-          <w:t>averages</w:t>
-        </w:r>
-        <w:r>
-          <w:rPr>
-            <w:rPrChange w:id="342" w:author="Sandy Navarro" w:date="2026-10-19T09:01:00Z" w16du:dateUtc="2026-10-19T08:01:00Z">
+          <w:t>still just guess based on experience or what happened last week.</w:t>
+        </w:r>
+      </w:ins>
+    </w:p>
+    <w:p>
+      <w:pPr>
+        <w:rPr>
+          <w:ins w:id="342" w:author="Sandy Navarro" w:date="2026-10-18T21:49:00Z" w16du:dateUtc="2026-10-18T20:49:00Z"/>
+          <w:rPrChange w:id="343" w:author="Sandy Navarro" w:date="2026-10-19T09:01:00Z" w16du:dateUtc="2026-10-19T08:01:00Z">
+            <w:rPr>
+              <w:ins w:id="344" w:author="Sandy Navarro" w:date="2026-10-18T21:49:00Z" w16du:dateUtc="2026-10-18T20:49:00Z"/>
+              <w:lang w:val="en-GB"/>
+            </w:rPr>
+          </w:rPrChange>
+        </w:rPr>
+      </w:pPr>
+      <w:ins w:id="345" w:author="Sandy Navarro" w:date="2026-10-18T21:53:00Z" w16du:dateUtc="2026-10-18T20:53:00Z">
+        <w:r>
+          <w:rPr>
+            <w:rPrChange w:id="346" w:author="Sandy Navarro" w:date="2026-10-19T09:01:00Z" w16du:dateUtc="2026-10-19T08:01:00Z">
               <w:rPr>
                 <w:lang w:val="en-GB"/>
               </w:rPr>
             </w:rPrChange>
           </w:rPr>
-          <w:t xml:space="preserve"> hide them. The data </w:t>
-        </w:r>
-        <w:r>
-          <w:rPr>
-            <w:rPrChange w:id="343" w:author="Sandy Navarro" w:date="2026-10-19T09:01:00Z" w16du:dateUtc="2026-10-19T08:01:00Z">
+          <w:t>Why it matters?</w:t>
+        </w:r>
+      </w:ins>
+    </w:p>
+    <w:p>
+      <w:pPr>
+        <w:rPr>
+          <w:ins w:id="347" w:author="Sandy Navarro" w:date="2026-10-18T21:53:00Z" w16du:dateUtc="2026-10-18T20:53:00Z"/>
+          <w:rPrChange w:id="348" w:author="Sandy Navarro" w:date="2026-10-19T09:01:00Z" w16du:dateUtc="2026-10-19T08:01:00Z">
+            <w:rPr>
+              <w:ins w:id="349" w:author="Sandy Navarro" w:date="2026-10-18T21:53:00Z" w16du:dateUtc="2026-10-18T20:53:00Z"/>
+              <w:lang w:val="en-GB"/>
+            </w:rPr>
+          </w:rPrChange>
+        </w:rPr>
+      </w:pPr>
+      <w:ins w:id="350" w:author="Sandy Navarro" w:date="2026-10-18T21:49:00Z" w16du:dateUtc="2026-10-18T20:49:00Z">
+        <w:r>
+          <w:rPr>
+            <w:rPrChange w:id="351" w:author="Sandy Navarro" w:date="2026-10-19T09:01:00Z" w16du:dateUtc="2026-10-19T08:01:00Z">
               <w:rPr>
                 <w:lang w:val="en-GB"/>
               </w:rPr>
             </w:rPrChange>
           </w:rPr>
-          <w:t>(</w:t>
+          <w:t>If a manager expe</w:t>
         </w:r>
       </w:ins>
-      <w:ins w:id="344" w:author="Sandy Navarro" w:date="2026-10-18T21:55:00Z" w16du:dateUtc="2026-10-18T20:55:00Z">
-        <w:r>
-          <w:rPr>
-            <w:rPrChange w:id="345" w:author="Sandy Navarro" w:date="2026-10-19T09:01:00Z" w16du:dateUtc="2026-10-19T08:01:00Z">
+      <w:ins w:id="352" w:author="Sandy Navarro" w:date="2026-10-18T21:50:00Z" w16du:dateUtc="2026-10-18T20:50:00Z">
+        <w:r>
+          <w:rPr>
+            <w:rPrChange w:id="353" w:author="Sandy Navarro" w:date="2026-10-19T09:01:00Z" w16du:dateUtc="2026-10-19T08:01:00Z">
               <w:rPr>
                 <w:lang w:val="en-GB"/>
               </w:rPr>
             </w:rPrChange>
           </w:rPr>
-          <w:t>sales, weather, holidays</w:t>
+          <w:t>cts too few customers at a busy time, people wait too long, service is rushed and some customers leave</w:t>
         </w:r>
       </w:ins>
-      <w:ins w:id="346" w:author="Sandy Navarro" w:date="2026-10-18T21:54:00Z" w16du:dateUtc="2026-10-18T20:54:00Z">
-        <w:r>
-          <w:rPr>
-            <w:rPrChange w:id="347" w:author="Sandy Navarro" w:date="2026-10-19T09:01:00Z" w16du:dateUtc="2026-10-19T08:01:00Z">
+      <w:ins w:id="354" w:author="Sandy Navarro" w:date="2026-10-18T21:51:00Z" w16du:dateUtc="2026-10-18T20:51:00Z">
+        <w:r>
+          <w:rPr>
+            <w:rPrChange w:id="355" w:author="Sandy Navarro" w:date="2026-10-19T09:01:00Z" w16du:dateUtc="2026-10-19T08:01:00Z">
               <w:rPr>
                 <w:lang w:val="en-GB"/>
               </w:rPr>
             </w:rPrChange>
           </w:rPr>
-          <w:t>)</w:t>
+          <w:t xml:space="preserve">. If they expect too many, staff stand around and food gets wasted. A better forecast would help </w:t>
         </w:r>
       </w:ins>
-      <w:ins w:id="348" w:author="Sandy Navarro" w:date="2026-10-18T21:55:00Z" w16du:dateUtc="2026-10-18T20:55:00Z">
-        <w:r>
-          <w:rPr>
-            <w:rPrChange w:id="349" w:author="Sandy Navarro" w:date="2026-10-19T09:01:00Z" w16du:dateUtc="2026-10-19T08:01:00Z">
+      <w:ins w:id="356" w:author="Sandy Navarro" w:date="2026-10-18T21:52:00Z" w16du:dateUtc="2026-10-18T20:52:00Z">
+        <w:r>
+          <w:rPr>
+            <w:rPrChange w:id="357" w:author="Sandy Navarro" w:date="2026-10-19T09:01:00Z" w16du:dateUtc="2026-10-19T08:01:00Z">
               <w:rPr>
                 <w:lang w:val="en-GB"/>
               </w:rPr>
             </w:rPrChange>
           </w:rPr>
+          <w:t>them plan staff</w:t>
+        </w:r>
+      </w:ins>
+      <w:ins w:id="358" w:author="Sandy Navarro" w:date="2026-10-18T21:53:00Z" w16du:dateUtc="2026-10-18T20:53:00Z">
+        <w:r>
+          <w:rPr>
+            <w:rPrChange w:id="359" w:author="Sandy Navarro" w:date="2026-10-19T09:01:00Z" w16du:dateUtc="2026-10-19T08:01:00Z">
+              <w:rPr>
+                <w:lang w:val="en-GB"/>
+              </w:rPr>
+            </w:rPrChange>
+          </w:rPr>
+          <w:t xml:space="preserve"> and food/drinks ordering</w:t>
+        </w:r>
+      </w:ins>
+      <w:ins w:id="360" w:author="Sandy Navarro" w:date="2026-10-18T21:52:00Z" w16du:dateUtc="2026-10-18T20:52:00Z">
+        <w:r>
+          <w:rPr>
+            <w:rPrChange w:id="361" w:author="Sandy Navarro" w:date="2026-10-19T09:01:00Z" w16du:dateUtc="2026-10-19T08:01:00Z">
+              <w:rPr>
+                <w:lang w:val="en-GB"/>
+              </w:rPr>
+            </w:rPrChange>
+          </w:rPr>
+          <w:t>.</w:t>
+        </w:r>
+      </w:ins>
+    </w:p>
+    <w:p>
+      <w:pPr>
+        <w:rPr>
+          <w:ins w:id="362" w:author="Sandy Navarro" w:date="2026-10-18T21:53:00Z" w16du:dateUtc="2026-10-18T20:53:00Z"/>
+          <w:rPrChange w:id="363" w:author="Sandy Navarro" w:date="2026-10-19T09:01:00Z" w16du:dateUtc="2026-10-19T08:01:00Z">
+            <w:rPr>
+              <w:ins w:id="364" w:author="Sandy Navarro" w:date="2026-10-18T21:53:00Z" w16du:dateUtc="2026-10-18T20:53:00Z"/>
+              <w:lang w:val="en-GB"/>
+            </w:rPr>
+          </w:rPrChange>
+        </w:rPr>
+      </w:pPr>
+      <w:ins w:id="365" w:author="Sandy Navarro" w:date="2026-10-18T21:53:00Z" w16du:dateUtc="2026-10-18T20:53:00Z">
+        <w:r>
+          <w:rPr>
+            <w:rPrChange w:id="366" w:author="Sandy Navarro" w:date="2026-10-19T09:01:00Z" w16du:dateUtc="2026-10-19T08:01:00Z">
+              <w:rPr>
+                <w:lang w:val="en-GB"/>
+              </w:rPr>
+            </w:rPrChange>
+          </w:rPr>
+          <w:t>Why I chose it?</w:t>
+        </w:r>
+      </w:ins>
+    </w:p>
+    <w:p>
+      <w:pPr>
+        <w:rPr>
+          <w:ins w:id="367" w:author="Sandy Navarro" w:date="2026-10-18T21:52:00Z" w16du:dateUtc="2026-10-18T20:52:00Z"/>
+          <w:lang w:val="en-GB"/>
+        </w:rPr>
+      </w:pPr>
+      <w:ins w:id="368" w:author="Sandy Navarro" w:date="2026-10-18T21:54:00Z" w16du:dateUtc="2026-10-18T20:54:00Z">
+        <w:r>
+          <w:rPr>
+            <w:rPrChange w:id="369" w:author="Sandy Navarro" w:date="2026-10-19T09:01:00Z" w16du:dateUtc="2026-10-19T08:01:00Z">
+              <w:rPr>
+                <w:lang w:val="en-GB"/>
+              </w:rPr>
+            </w:rPrChange>
+          </w:rPr>
+          <w:t xml:space="preserve">Busy hours are where mistakes cost the most, but daily </w:t>
+        </w:r>
+        <w:r>
+          <w:rPr>
+            <w:rPrChange w:id="370" w:author="Sandy Navarro" w:date="2026-10-19T09:01:00Z" w16du:dateUtc="2026-10-19T08:01:00Z">
+              <w:rPr>
+                <w:lang w:val="en-GB"/>
+              </w:rPr>
+            </w:rPrChange>
+          </w:rPr>
+          <w:t>averages</w:t>
+        </w:r>
+        <w:r>
+          <w:rPr>
+            <w:rPrChange w:id="371" w:author="Sandy Navarro" w:date="2026-10-19T09:01:00Z" w16du:dateUtc="2026-10-19T08:01:00Z">
+              <w:rPr>
+                <w:lang w:val="en-GB"/>
+              </w:rPr>
+            </w:rPrChange>
+          </w:rPr>
+          <w:t xml:space="preserve"> hide them. The data </w:t>
+        </w:r>
+        <w:r>
+          <w:rPr>
+            <w:rPrChange w:id="372" w:author="Sandy Navarro" w:date="2026-10-19T09:01:00Z" w16du:dateUtc="2026-10-19T08:01:00Z">
+              <w:rPr>
+                <w:lang w:val="en-GB"/>
+              </w:rPr>
+            </w:rPrChange>
+          </w:rPr>
+          <w:t>(</w:t>
+        </w:r>
+      </w:ins>
+      <w:ins w:id="373" w:author="Sandy Navarro" w:date="2026-10-18T21:55:00Z" w16du:dateUtc="2026-10-18T20:55:00Z">
+        <w:r>
+          <w:rPr>
+            <w:rPrChange w:id="374" w:author="Sandy Navarro" w:date="2026-10-19T09:01:00Z" w16du:dateUtc="2026-10-19T08:01:00Z">
+              <w:rPr>
+                <w:lang w:val="en-GB"/>
+              </w:rPr>
+            </w:rPrChange>
+          </w:rPr>
+          <w:t>sales, weather, holidays</w:t>
+        </w:r>
+      </w:ins>
+      <w:ins w:id="375" w:author="Sandy Navarro" w:date="2026-10-18T21:54:00Z" w16du:dateUtc="2026-10-18T20:54:00Z">
+        <w:r>
+          <w:rPr>
+            <w:rPrChange w:id="376" w:author="Sandy Navarro" w:date="2026-10-19T09:01:00Z" w16du:dateUtc="2026-10-19T08:01:00Z">
+              <w:rPr>
+                <w:lang w:val="en-GB"/>
+              </w:rPr>
+            </w:rPrChange>
+          </w:rPr>
+          <w:t>)</w:t>
+        </w:r>
+      </w:ins>
+      <w:ins w:id="377" w:author="Sandy Navarro" w:date="2026-10-18T21:55:00Z" w16du:dateUtc="2026-10-18T20:55:00Z">
+        <w:r>
+          <w:rPr>
+            <w:rPrChange w:id="378" w:author="Sandy Navarro" w:date="2026-10-19T09:01:00Z" w16du:dateUtc="2026-10-19T08:01:00Z">
+              <w:rPr>
+                <w:lang w:val="en-GB"/>
+              </w:rPr>
+            </w:rPrChange>
+          </w:rPr>
           <w:t xml:space="preserve"> is easy to get hold of, </w:t>
         </w:r>
       </w:ins>
-      <w:ins w:id="350" w:author="Sandy Navarro" w:date="2026-10-19T09:03:00Z" w16du:dateUtc="2026-10-19T08:03:00Z">
+      <w:ins w:id="379" w:author="Sandy Navarro" w:date="2026-10-19T09:03:00Z" w16du:dateUtc="2026-10-19T08:03:00Z">
         <w:r>
           <w:t>so it</w:t>
         </w:r>
         <w:r>
           <w:rPr>
             <w:lang w:val="en-GB"/>
-            <w:rPrChange w:id="351" w:author="Sandy Navarro" w:date="2026-10-19T09:03:00Z" w16du:dateUtc="2026-10-19T08:03:00Z">
+            <w:rPrChange w:id="380" w:author="Sandy Navarro" w:date="2026-10-19T09:03:00Z" w16du:dateUtc="2026-10-19T08:03:00Z">
               <w:rPr>
                 <w:lang w:val="es-MX"/>
               </w:rPr>
@@ -5031,13 +4831,13 @@
     <w:p>
       <w:pPr>
         <w:rPr>
-          <w:del w:id="352" w:author="Sandy Navarro" w:date="2026-10-19T14:09:00Z" w16du:dateUtc="2026-10-19T13:09:00Z"/>
-        </w:rPr>
-      </w:pPr>
-      <w:ins w:id="353" w:author="Sandy Navarro" w:date="2026-10-18T21:48:00Z" w16du:dateUtc="2026-10-18T20:48:00Z">
-        <w:r>
-          <w:rPr>
-            <w:rPrChange w:id="354" w:author="Sandy Navarro" w:date="2026-10-19T09:01:00Z" w16du:dateUtc="2026-10-19T08:01:00Z">
+          <w:del w:id="381" w:author="Sandy Navarro" w:date="2026-10-19T14:09:00Z" w16du:dateUtc="2026-10-19T13:09:00Z"/>
+        </w:rPr>
+      </w:pPr>
+      <w:ins w:id="382" w:author="Sandy Navarro" w:date="2026-10-18T21:48:00Z" w16du:dateUtc="2026-10-18T20:48:00Z">
+        <w:r>
+          <w:rPr>
+            <w:rPrChange w:id="383" w:author="Sandy Navarro" w:date="2026-10-19T09:01:00Z" w16du:dateUtc="2026-10-19T08:01:00Z">
               <w:rPr>
                 <w:lang w:val="en-GB"/>
               </w:rPr>
@@ -5050,125 +4850,111 @@
     <w:p>
       <w:pPr>
         <w:rPr>
-          <w:ins w:id="355" w:author="Sandy Navarro" w:date="2026-10-19T09:04:00Z" w16du:dateUtc="2026-10-19T08:04:00Z"/>
+          <w:ins w:id="384" w:author="Sandy Navarro" w:date="2026-10-19T09:04:00Z" w16du:dateUtc="2026-10-19T08:04:00Z"/>
         </w:rPr>
       </w:pPr>
     </w:p>
     <w:p>
       <w:pPr>
         <w:pStyle w:val="Ttulo1"/>
-        <w:numPr>
-          <w:ilvl w:val="0"/>
-          <w:numId w:val="10"/>
-        </w:numPr>
-        <w:rPr>
-          <w:ins w:id="356" w:author="Sandy Navarro" w:date="2026-10-19T09:23:00Z" w16du:dateUtc="2026-10-19T08:23:00Z"/>
-        </w:rPr>
-        <w:pPrChange w:id="357" w:author="Sandy Navarro" w:date="2026-10-19T14:06:00Z" w16du:dateUtc="2026-10-19T13:06:00Z">
+        <w:rPr>
+          <w:ins w:id="385" w:author="Sandy Navarro" w:date="2026-10-19T09:23:00Z" w16du:dateUtc="2026-10-19T08:23:00Z"/>
+        </w:rPr>
+      </w:pPr>
+      <w:ins w:id="386" w:author="Sandy Navarro" w:date="2026-10-19T09:04:00Z" w16du:dateUtc="2026-10-19T08:04:00Z">
+        <w:r>
+          <w:t>Problem definition</w:t>
+        </w:r>
+      </w:ins>
+      <w:ins w:id="387" w:author="Sandy Navarro" w:date="2026-10-19T09:22:00Z" w16du:dateUtc="2026-10-19T08:22:00Z">
+        <w:r>
+          <w:t xml:space="preserve">: Forecasting restaurant demand </w:t>
+        </w:r>
+      </w:ins>
+      <w:ins w:id="388" w:author="Sandy Navarro" w:date="2026-10-19T09:23:00Z" w16du:dateUtc="2026-10-19T08:23:00Z">
+        <w:r>
+          <w:t>d</w:t>
+        </w:r>
+      </w:ins>
+      <w:ins w:id="389" w:author="Sandy Navarro" w:date="2026-10-19T09:22:00Z" w16du:dateUtc="2026-10-19T08:22:00Z">
+        <w:r>
+          <w:t xml:space="preserve">uring </w:t>
+        </w:r>
+      </w:ins>
+      <w:ins w:id="390" w:author="Sandy Navarro" w:date="2026-10-19T09:23:00Z" w16du:dateUtc="2026-10-19T08:23:00Z">
+        <w:r>
+          <w:t>r</w:t>
+        </w:r>
+      </w:ins>
+      <w:ins w:id="391" w:author="Sandy Navarro" w:date="2026-10-19T09:22:00Z" w16du:dateUtc="2026-10-19T08:22:00Z">
+        <w:r>
+          <w:t xml:space="preserve">ecurring </w:t>
+        </w:r>
+      </w:ins>
+      <w:ins w:id="392" w:author="Sandy Navarro" w:date="2026-10-19T09:23:00Z" w16du:dateUtc="2026-10-19T08:23:00Z">
+        <w:r>
+          <w:t>p</w:t>
+        </w:r>
+      </w:ins>
+      <w:ins w:id="393" w:author="Sandy Navarro" w:date="2026-10-19T09:22:00Z" w16du:dateUtc="2026-10-19T08:22:00Z">
+        <w:r>
+          <w:t xml:space="preserve">eak </w:t>
+        </w:r>
+      </w:ins>
+      <w:ins w:id="394" w:author="Sandy Navarro" w:date="2026-10-19T14:36:00Z" w16du:dateUtc="2026-10-19T13:36:00Z">
+        <w:r>
+          <w:t>periods</w:t>
+        </w:r>
+      </w:ins>
+      <w:ins w:id="395" w:author="Sandy Navarro" w:date="2026-10-19T09:23:00Z" w16du:dateUtc="2026-10-19T08:23:00Z">
+        <w:r>
+          <w:t>.</w:t>
+        </w:r>
+      </w:ins>
+    </w:p>
+    <w:p>
+      <w:pPr>
+        <w:rPr>
+          <w:ins w:id="396" w:author="Sandy Navarro" w:date="2026-10-19T09:04:00Z" w16du:dateUtc="2026-10-19T08:04:00Z"/>
+        </w:rPr>
+        <w:pPrChange w:id="397" w:author="Sandy Navarro" w:date="2026-10-19T09:23:00Z" w16du:dateUtc="2026-10-19T08:23:00Z">
           <w:pPr>
             <w:pStyle w:val="Ttulo1"/>
           </w:pPr>
         </w:pPrChange>
       </w:pPr>
-      <w:ins w:id="358" w:author="Sandy Navarro" w:date="2026-10-19T09:04:00Z" w16du:dateUtc="2026-10-19T08:04:00Z">
-        <w:r>
-          <w:t>Problem definition</w:t>
+    </w:p>
+    <w:p>
+      <w:pPr>
+        <w:rPr>
+          <w:ins w:id="398" w:author="Sandy Navarro" w:date="2026-10-19T09:06:00Z" w16du:dateUtc="2026-10-19T08:06:00Z"/>
+        </w:rPr>
+      </w:pPr>
+      <w:ins w:id="399" w:author="Sandy Navarro" w:date="2026-10-19T09:04:00Z" w16du:dateUtc="2026-10-19T08:04:00Z">
+        <w:r>
+          <w:t xml:space="preserve">The problem is that restaurant managers can´t predict </w:t>
         </w:r>
       </w:ins>
-      <w:ins w:id="359" w:author="Sandy Navarro" w:date="2026-10-19T09:22:00Z" w16du:dateUtc="2026-10-19T08:22:00Z">
-        <w:r>
-          <w:t xml:space="preserve">: Forecasting restaurant demand </w:t>
+      <w:ins w:id="400" w:author="Sandy Navarro" w:date="2026-10-19T09:05:00Z" w16du:dateUtc="2026-10-19T08:05:00Z">
+        <w:r>
+          <w:t>very well how many customers will come at busy hours, so they often end up with too many or too few staff and too muc</w:t>
         </w:r>
       </w:ins>
-      <w:ins w:id="360" w:author="Sandy Navarro" w:date="2026-10-19T09:23:00Z" w16du:dateUtc="2026-10-19T08:23:00Z">
-        <w:r>
-          <w:t>d</w:t>
+      <w:ins w:id="401" w:author="Sandy Navarro" w:date="2026-10-19T09:06:00Z" w16du:dateUtc="2026-10-19T08:06:00Z">
+        <w:r>
+          <w:t>h or too little orders.</w:t>
         </w:r>
       </w:ins>
-      <w:ins w:id="361" w:author="Sandy Navarro" w:date="2026-10-19T09:22:00Z" w16du:dateUtc="2026-10-19T08:22:00Z">
-        <w:r>
-          <w:t xml:space="preserve">uring </w:t>
-        </w:r>
-      </w:ins>
-      <w:ins w:id="362" w:author="Sandy Navarro" w:date="2026-10-19T09:23:00Z" w16du:dateUtc="2026-10-19T08:23:00Z">
-        <w:r>
-          <w:t>r</w:t>
-        </w:r>
-      </w:ins>
-      <w:ins w:id="363" w:author="Sandy Navarro" w:date="2026-10-19T09:22:00Z" w16du:dateUtc="2026-10-19T08:22:00Z">
-        <w:r>
-          <w:t xml:space="preserve">ecurring </w:t>
-        </w:r>
-      </w:ins>
-      <w:ins w:id="364" w:author="Sandy Navarro" w:date="2026-10-19T09:23:00Z" w16du:dateUtc="2026-10-19T08:23:00Z">
-        <w:r>
-          <w:t>p</w:t>
-        </w:r>
-      </w:ins>
-      <w:ins w:id="365" w:author="Sandy Navarro" w:date="2026-10-19T09:22:00Z" w16du:dateUtc="2026-10-19T08:22:00Z">
-        <w:r>
-          <w:t xml:space="preserve">eak </w:t>
-        </w:r>
-      </w:ins>
-      <w:ins w:id="366" w:author="Sandy Navarro" w:date="2026-10-19T09:23:00Z" w16du:dateUtc="2026-10-19T08:23:00Z">
-        <w:r>
-          <w:t>h</w:t>
-        </w:r>
-      </w:ins>
-      <w:ins w:id="367" w:author="Sandy Navarro" w:date="2026-10-19T09:22:00Z" w16du:dateUtc="2026-10-19T08:22:00Z">
-        <w:r>
-          <w:t>ours</w:t>
-        </w:r>
-      </w:ins>
-      <w:ins w:id="368" w:author="Sandy Navarro" w:date="2026-10-19T09:23:00Z" w16du:dateUtc="2026-10-19T08:23:00Z">
-        <w:r>
-          <w:t>.</w:t>
-        </w:r>
-      </w:ins>
-    </w:p>
-    <w:p>
-      <w:pPr>
-        <w:rPr>
-          <w:ins w:id="369" w:author="Sandy Navarro" w:date="2026-10-19T09:04:00Z" w16du:dateUtc="2026-10-19T08:04:00Z"/>
-        </w:rPr>
-        <w:pPrChange w:id="370" w:author="Sandy Navarro" w:date="2026-10-19T09:23:00Z" w16du:dateUtc="2026-10-19T08:23:00Z">
-          <w:pPr>
-            <w:pStyle w:val="Ttulo1"/>
-          </w:pPr>
-        </w:pPrChange>
-      </w:pPr>
-    </w:p>
-    <w:p>
-      <w:pPr>
-        <w:rPr>
-          <w:ins w:id="371" w:author="Sandy Navarro" w:date="2026-10-19T09:06:00Z" w16du:dateUtc="2026-10-19T08:06:00Z"/>
-        </w:rPr>
-      </w:pPr>
-      <w:ins w:id="372" w:author="Sandy Navarro" w:date="2026-10-19T09:04:00Z" w16du:dateUtc="2026-10-19T08:04:00Z">
-        <w:r>
-          <w:t xml:space="preserve">The problem is that restaurant managers can´t predict </w:t>
-        </w:r>
-      </w:ins>
-      <w:ins w:id="373" w:author="Sandy Navarro" w:date="2026-10-19T09:05:00Z" w16du:dateUtc="2026-10-19T08:05:00Z">
-        <w:r>
-          <w:t>very well how many customers will come at busy hours, so they often end up with too many or too few staff and too muc</w:t>
-        </w:r>
-      </w:ins>
-      <w:ins w:id="374" w:author="Sandy Navarro" w:date="2026-10-19T09:06:00Z" w16du:dateUtc="2026-10-19T08:06:00Z">
-        <w:r>
-          <w:t>h or too little orders.</w:t>
-        </w:r>
-      </w:ins>
-    </w:p>
-    <w:p>
-      <w:pPr>
-        <w:rPr>
-          <w:ins w:id="375" w:author="Sandy Navarro" w:date="2026-10-19T09:06:00Z" w16du:dateUtc="2026-10-19T08:06:00Z"/>
+    </w:p>
+    <w:p>
+      <w:pPr>
+        <w:rPr>
+          <w:ins w:id="402" w:author="Sandy Navarro" w:date="2026-10-19T09:06:00Z" w16du:dateUtc="2026-10-19T08:06:00Z"/>
           <w:b/>
           <w:bCs/>
         </w:rPr>
       </w:pPr>
-      <w:ins w:id="376" w:author="Sandy Navarro" w:date="2026-10-19T09:06:00Z" w16du:dateUtc="2026-10-19T08:06:00Z">
+      <w:ins w:id="403" w:author="Sandy Navarro" w:date="2026-10-19T09:06:00Z" w16du:dateUtc="2026-10-19T08:06:00Z">
         <w:r>
           <w:rPr>
             <w:b/>
@@ -5181,25 +4967,25 @@
     <w:p>
       <w:pPr>
         <w:rPr>
-          <w:ins w:id="377" w:author="Sandy Navarro" w:date="2026-10-19T09:08:00Z" w16du:dateUtc="2026-10-19T08:08:00Z"/>
-        </w:rPr>
-      </w:pPr>
-      <w:ins w:id="378" w:author="Sandy Navarro" w:date="2026-10-19T09:06:00Z" w16du:dateUtc="2026-10-19T08:06:00Z">
+          <w:ins w:id="404" w:author="Sandy Navarro" w:date="2026-10-19T09:08:00Z" w16du:dateUtc="2026-10-19T08:08:00Z"/>
+        </w:rPr>
+      </w:pPr>
+      <w:ins w:id="405" w:author="Sandy Navarro" w:date="2026-10-19T09:06:00Z" w16du:dateUtc="2026-10-19T08:06:00Z">
         <w:r>
           <w:t xml:space="preserve">Busy hours change a lot. A rainy Tuesday </w:t>
         </w:r>
       </w:ins>
-      <w:ins w:id="379" w:author="Sandy Navarro" w:date="2026-10-19T09:07:00Z" w16du:dateUtc="2026-10-19T08:07:00Z">
+      <w:ins w:id="406" w:author="Sandy Navarro" w:date="2026-10-19T09:07:00Z" w16du:dateUtc="2026-10-19T08:07:00Z">
         <w:r>
           <w:t>is very different from a sunny Saturday, and a holiday or local event can change things aga</w:t>
         </w:r>
       </w:ins>
-      <w:ins w:id="380" w:author="Sandy Navarro" w:date="2026-10-19T09:08:00Z" w16du:dateUtc="2026-10-19T08:08:00Z">
+      <w:ins w:id="407" w:author="Sandy Navarro" w:date="2026-10-19T09:08:00Z" w16du:dateUtc="2026-10-19T08:08:00Z">
         <w:r>
           <w:t>in. Using last week numbers or a gut feeling misses all of this.</w:t>
         </w:r>
       </w:ins>
-      <w:ins w:id="381" w:author="Sandy Navarro" w:date="2026-10-19T09:07:00Z" w16du:dateUtc="2026-10-19T08:07:00Z">
+      <w:ins w:id="408" w:author="Sandy Navarro" w:date="2026-10-19T09:07:00Z" w16du:dateUtc="2026-10-19T08:07:00Z">
         <w:r>
           <w:t xml:space="preserve"> </w:t>
         </w:r>
@@ -5208,12 +4994,12 @@
     <w:p>
       <w:pPr>
         <w:rPr>
-          <w:ins w:id="382" w:author="Sandy Navarro" w:date="2026-10-19T09:09:00Z" w16du:dateUtc="2026-10-19T08:09:00Z"/>
+          <w:ins w:id="409" w:author="Sandy Navarro" w:date="2026-10-19T09:09:00Z" w16du:dateUtc="2026-10-19T08:09:00Z"/>
           <w:b/>
           <w:bCs/>
         </w:rPr>
       </w:pPr>
-      <w:ins w:id="383" w:author="Sandy Navarro" w:date="2026-10-19T09:08:00Z" w16du:dateUtc="2026-10-19T08:08:00Z">
+      <w:ins w:id="410" w:author="Sandy Navarro" w:date="2026-10-19T09:08:00Z" w16du:dateUtc="2026-10-19T08:08:00Z">
         <w:r>
           <w:rPr>
             <w:b/>
@@ -5222,7 +5008,7 @@
           <w:t>Im</w:t>
         </w:r>
       </w:ins>
-      <w:ins w:id="384" w:author="Sandy Navarro" w:date="2026-10-19T09:09:00Z" w16du:dateUtc="2026-10-19T08:09:00Z">
+      <w:ins w:id="411" w:author="Sandy Navarro" w:date="2026-10-19T09:09:00Z" w16du:dateUtc="2026-10-19T08:09:00Z">
         <w:r>
           <w:rPr>
             <w:b/>
@@ -5240,10 +5026,10 @@
           <w:numId w:val="7"/>
         </w:numPr>
         <w:rPr>
-          <w:ins w:id="385" w:author="Sandy Navarro" w:date="2026-10-19T09:09:00Z" w16du:dateUtc="2026-10-19T08:09:00Z"/>
-        </w:rPr>
-      </w:pPr>
-      <w:ins w:id="386" w:author="Sandy Navarro" w:date="2026-10-19T09:09:00Z" w16du:dateUtc="2026-10-19T08:09:00Z">
+          <w:ins w:id="412" w:author="Sandy Navarro" w:date="2026-10-19T09:09:00Z" w16du:dateUtc="2026-10-19T08:09:00Z"/>
+        </w:rPr>
+      </w:pPr>
+      <w:ins w:id="413" w:author="Sandy Navarro" w:date="2026-10-19T09:09:00Z" w16du:dateUtc="2026-10-19T08:09:00Z">
         <w:r>
           <w:t>Lost sales when customer leave or wait too long.</w:t>
         </w:r>
@@ -5257,15 +5043,15 @@
           <w:numId w:val="7"/>
         </w:numPr>
         <w:rPr>
-          <w:ins w:id="387" w:author="Sandy Navarro" w:date="2026-10-19T09:10:00Z" w16du:dateUtc="2026-10-19T08:10:00Z"/>
-        </w:rPr>
-      </w:pPr>
-      <w:ins w:id="388" w:author="Sandy Navarro" w:date="2026-10-19T09:09:00Z" w16du:dateUtc="2026-10-19T08:09:00Z">
+          <w:ins w:id="414" w:author="Sandy Navarro" w:date="2026-10-19T09:10:00Z" w16du:dateUtc="2026-10-19T08:10:00Z"/>
+        </w:rPr>
+      </w:pPr>
+      <w:ins w:id="415" w:author="Sandy Navarro" w:date="2026-10-19T09:09:00Z" w16du:dateUtc="2026-10-19T08:09:00Z">
         <w:r>
           <w:t>Hi</w:t>
         </w:r>
       </w:ins>
-      <w:ins w:id="389" w:author="Sandy Navarro" w:date="2026-10-19T09:10:00Z" w16du:dateUtc="2026-10-19T08:10:00Z">
+      <w:ins w:id="416" w:author="Sandy Navarro" w:date="2026-10-19T09:10:00Z" w16du:dateUtc="2026-10-19T08:10:00Z">
         <w:r>
           <w:t>gher costs from too many staff</w:t>
         </w:r>
@@ -5282,20 +5068,20 @@
           <w:numId w:val="7"/>
         </w:numPr>
         <w:rPr>
-          <w:ins w:id="390" w:author="Sandy Navarro" w:date="2026-10-19T09:11:00Z" w16du:dateUtc="2026-10-19T08:11:00Z"/>
-        </w:rPr>
-      </w:pPr>
-      <w:ins w:id="391" w:author="Sandy Navarro" w:date="2026-10-19T09:10:00Z" w16du:dateUtc="2026-10-19T08:10:00Z">
+          <w:ins w:id="417" w:author="Sandy Navarro" w:date="2026-10-19T09:11:00Z" w16du:dateUtc="2026-10-19T08:11:00Z"/>
+        </w:rPr>
+      </w:pPr>
+      <w:ins w:id="418" w:author="Sandy Navarro" w:date="2026-10-19T09:10:00Z" w16du:dateUtc="2026-10-19T08:10:00Z">
         <w:r>
           <w:t>Stressed staff at peak times and no</w:t>
         </w:r>
       </w:ins>
-      <w:ins w:id="392" w:author="Sandy Navarro" w:date="2026-10-19T09:11:00Z" w16du:dateUtc="2026-10-19T08:11:00Z">
+      <w:ins w:id="419" w:author="Sandy Navarro" w:date="2026-10-19T09:11:00Z" w16du:dateUtc="2026-10-19T08:11:00Z">
         <w:r>
           <w:t>t</w:t>
         </w:r>
       </w:ins>
-      <w:ins w:id="393" w:author="Sandy Navarro" w:date="2026-10-19T09:10:00Z" w16du:dateUtc="2026-10-19T08:10:00Z">
+      <w:ins w:id="420" w:author="Sandy Navarro" w:date="2026-10-19T09:10:00Z" w16du:dateUtc="2026-10-19T08:10:00Z">
         <w:r>
           <w:t xml:space="preserve"> too much to do in quiet times.</w:t>
         </w:r>
@@ -5304,25 +5090,25 @@
     <w:p>
       <w:pPr>
         <w:rPr>
-          <w:ins w:id="394" w:author="Sandy Navarro" w:date="2026-10-19T09:14:00Z" w16du:dateUtc="2026-10-19T08:14:00Z"/>
-        </w:rPr>
-      </w:pPr>
-      <w:ins w:id="395" w:author="Sandy Navarro" w:date="2026-10-19T09:11:00Z" w16du:dateUtc="2026-10-19T08:11:00Z">
+          <w:ins w:id="421" w:author="Sandy Navarro" w:date="2026-10-19T09:14:00Z" w16du:dateUtc="2026-10-19T08:14:00Z"/>
+        </w:rPr>
+      </w:pPr>
+      <w:ins w:id="422" w:author="Sandy Navarro" w:date="2026-10-19T09:11:00Z" w16du:dateUtc="2026-10-19T08:11:00Z">
         <w:r>
           <w:t xml:space="preserve">So, first I can look at the data to find the patterns and see </w:t>
         </w:r>
       </w:ins>
-      <w:ins w:id="396" w:author="Sandy Navarro" w:date="2026-10-19T09:12:00Z" w16du:dateUtc="2026-10-19T08:12:00Z">
+      <w:ins w:id="423" w:author="Sandy Navarro" w:date="2026-10-19T09:12:00Z" w16du:dateUtc="2026-10-19T08:12:00Z">
         <w:r>
           <w:t xml:space="preserve">which things matter most (day, hour, weather, holidays). Then I can build models that predict </w:t>
         </w:r>
       </w:ins>
-      <w:ins w:id="397" w:author="Sandy Navarro" w:date="2026-10-19T09:13:00Z" w16du:dateUtc="2026-10-19T08:13:00Z">
+      <w:ins w:id="424" w:author="Sandy Navarro" w:date="2026-10-19T09:13:00Z" w16du:dateUtc="2026-10-19T08:13:00Z">
         <w:r>
           <w:t>demand for each hour and check how accurate they are, I’ll also give a range</w:t>
         </w:r>
       </w:ins>
-      <w:ins w:id="398" w:author="Sandy Navarro" w:date="2026-10-19T09:14:00Z" w16du:dateUtc="2026-10-19T08:14:00Z">
+      <w:ins w:id="425" w:author="Sandy Navarro" w:date="2026-10-19T09:14:00Z" w16du:dateUtc="2026-10-19T08:14:00Z">
         <w:r>
           <w:t>, not just one number, so a manager can plan for the likely best and worst case.</w:t>
         </w:r>
@@ -5331,107 +5117,60 @@
     <w:p>
       <w:pPr>
         <w:rPr>
-          <w:ins w:id="399" w:author="Sandy Navarro" w:date="2026-10-19T09:15:00Z" w16du:dateUtc="2026-10-19T08:15:00Z"/>
-        </w:rPr>
-      </w:pPr>
-      <w:proofErr w:type="gramStart"/>
-      <w:ins w:id="400" w:author="Sandy Navarro" w:date="2026-10-19T09:14:00Z" w16du:dateUtc="2026-10-19T08:14:00Z">
-        <w:r>
-          <w:t>Finally</w:t>
-        </w:r>
-        <w:proofErr w:type="gramEnd"/>
-        <w:r>
-          <w:t xml:space="preserve"> I’ll compare everyth</w:t>
+          <w:ins w:id="426" w:author="Sandy Navarro" w:date="2026-10-19T09:15:00Z" w16du:dateUtc="2026-10-19T08:15:00Z"/>
+        </w:rPr>
+      </w:pPr>
+      <w:ins w:id="427" w:author="Sandy Navarro" w:date="2026-10-19T09:14:00Z" w16du:dateUtc="2026-10-19T08:14:00Z">
+        <w:r>
+          <w:t>Finally I’ll compare everyth</w:t>
         </w:r>
       </w:ins>
-      <w:ins w:id="401" w:author="Sandy Navarro" w:date="2026-10-19T09:15:00Z" w16du:dateUtc="2026-10-19T08:15:00Z">
-        <w:r>
-          <w:t xml:space="preserve">ing to a simple baseline to see if the extra work is </w:t>
-        </w:r>
-        <w:proofErr w:type="gramStart"/>
-        <w:r>
-          <w:t>actually worth it</w:t>
-        </w:r>
-        <w:proofErr w:type="gramEnd"/>
-        <w:r>
-          <w:t>.</w:t>
+      <w:ins w:id="428" w:author="Sandy Navarro" w:date="2026-10-19T09:15:00Z" w16du:dateUtc="2026-10-19T08:15:00Z">
+        <w:r>
+          <w:t>ing to a simple baseline to see if the extra work is actually worth it.</w:t>
         </w:r>
       </w:ins>
     </w:p>
     <w:p>
       <w:pPr>
         <w:rPr>
-          <w:ins w:id="402" w:author="Sandy Navarro" w:date="2026-10-19T14:09:00Z" w16du:dateUtc="2026-10-19T13:09:00Z"/>
-        </w:rPr>
-      </w:pPr>
-    </w:p>
-    <w:p>
-      <w:pPr>
-        <w:rPr>
-          <w:ins w:id="403" w:author="Sandy Navarro" w:date="2026-10-19T09:15:00Z" w16du:dateUtc="2026-10-19T08:15:00Z"/>
-          <w:rFonts w:eastAsiaTheme="majorEastAsia" w:cstheme="majorBidi"/>
-          <w:color w:val="3A3A3A" w:themeColor="background2" w:themeShade="40"/>
-          <w:spacing w:val="-10"/>
-          <w:kern w:val="28"/>
-          <w:sz w:val="40"/>
-          <w:szCs w:val="40"/>
-          <w:rPrChange w:id="404" w:author="Sandy Navarro" w:date="2026-10-19T14:09:00Z" w16du:dateUtc="2026-10-19T13:09:00Z">
-            <w:rPr>
-              <w:ins w:id="405" w:author="Sandy Navarro" w:date="2026-10-19T09:15:00Z" w16du:dateUtc="2026-10-19T08:15:00Z"/>
-            </w:rPr>
-          </w:rPrChange>
-        </w:rPr>
-      </w:pPr>
-      <w:ins w:id="406" w:author="Sandy Navarro" w:date="2026-10-19T09:22:00Z" w16du:dateUtc="2026-10-19T08:22:00Z">
-        <w:r>
-          <w:rPr>
-            <w:rFonts w:eastAsiaTheme="majorEastAsia" w:cstheme="majorBidi"/>
-            <w:color w:val="3A3A3A" w:themeColor="background2" w:themeShade="40"/>
-            <w:spacing w:val="-10"/>
-            <w:kern w:val="28"/>
-            <w:sz w:val="40"/>
-            <w:szCs w:val="40"/>
-            <w:rPrChange w:id="407" w:author="Sandy Navarro" w:date="2026-10-19T14:09:00Z" w16du:dateUtc="2026-10-19T13:09:00Z">
-              <w:rPr/>
-            </w:rPrChange>
-          </w:rPr>
-          <w:t xml:space="preserve">4. </w:t>
+          <w:ins w:id="429" w:author="Sandy Navarro" w:date="2026-10-19T14:09:00Z" w16du:dateUtc="2026-10-19T13:09:00Z"/>
+        </w:rPr>
+      </w:pPr>
+    </w:p>
+    <w:p>
+      <w:pPr>
+        <w:pStyle w:val="Ttulo1"/>
+        <w:rPr>
+          <w:ins w:id="430" w:author="Sandy Navarro" w:date="2026-10-19T09:15:00Z" w16du:dateUtc="2026-10-19T08:15:00Z"/>
+        </w:rPr>
+        <w:pPrChange w:id="431" w:author="Sandy Navarro" w:date="2026-10-19T14:37:00Z" w16du:dateUtc="2026-10-19T13:37:00Z">
+          <w:pPr/>
+        </w:pPrChange>
+      </w:pPr>
+      <w:ins w:id="432" w:author="Sandy Navarro" w:date="2026-10-19T09:15:00Z" w16du:dateUtc="2026-10-19T08:15:00Z">
+        <w:r>
+          <w:t>Objectives.</w:t>
         </w:r>
       </w:ins>
-      <w:ins w:id="408" w:author="Sandy Navarro" w:date="2026-10-19T09:15:00Z" w16du:dateUtc="2026-10-19T08:15:00Z">
-        <w:r>
-          <w:rPr>
-            <w:rFonts w:eastAsiaTheme="majorEastAsia" w:cstheme="majorBidi"/>
-            <w:color w:val="3A3A3A" w:themeColor="background2" w:themeShade="40"/>
-            <w:spacing w:val="-10"/>
-            <w:kern w:val="28"/>
-            <w:sz w:val="40"/>
-            <w:szCs w:val="40"/>
-            <w:rPrChange w:id="409" w:author="Sandy Navarro" w:date="2026-10-19T14:09:00Z" w16du:dateUtc="2026-10-19T13:09:00Z">
-              <w:rPr/>
-            </w:rPrChange>
-          </w:rPr>
-          <w:t>Objectives.</w:t>
+    </w:p>
+    <w:p>
+      <w:pPr>
+        <w:rPr>
+          <w:ins w:id="433" w:author="Sandy Navarro" w:date="2026-10-19T09:17:00Z" w16du:dateUtc="2026-10-19T08:17:00Z"/>
+        </w:rPr>
+      </w:pPr>
+      <w:ins w:id="434" w:author="Sandy Navarro" w:date="2026-10-19T09:15:00Z" w16du:dateUtc="2026-10-19T08:15:00Z">
+        <w:r>
+          <w:t>To buil</w:t>
         </w:r>
       </w:ins>
-    </w:p>
-    <w:p>
-      <w:pPr>
-        <w:rPr>
-          <w:ins w:id="410" w:author="Sandy Navarro" w:date="2026-10-19T09:17:00Z" w16du:dateUtc="2026-10-19T08:17:00Z"/>
-        </w:rPr>
-      </w:pPr>
-      <w:ins w:id="411" w:author="Sandy Navarro" w:date="2026-10-19T09:15:00Z" w16du:dateUtc="2026-10-19T08:15:00Z">
-        <w:r>
-          <w:t>To buil</w:t>
+      <w:ins w:id="435" w:author="Sandy Navarro" w:date="2026-10-19T09:16:00Z" w16du:dateUtc="2026-10-19T08:16:00Z">
+        <w:r>
+          <w:t xml:space="preserve">d and test models that predict how busy restaurants/pubs will be each hour at its busy times, and to see </w:t>
         </w:r>
       </w:ins>
-      <w:ins w:id="412" w:author="Sandy Navarro" w:date="2026-10-19T09:16:00Z" w16du:dateUtc="2026-10-19T08:16:00Z">
-        <w:r>
-          <w:t xml:space="preserve">d and test models that predict how busy restaurants/pubs will be each hour at its busy times, and to see </w:t>
-        </w:r>
-      </w:ins>
-      <w:ins w:id="413" w:author="Sandy Navarro" w:date="2026-10-19T09:17:00Z" w16du:dateUtc="2026-10-19T08:17:00Z">
+      <w:ins w:id="436" w:author="Sandy Navarro" w:date="2026-10-19T09:17:00Z" w16du:dateUtc="2026-10-19T08:17:00Z">
         <w:r>
           <w:t>if they help with planning better than simple methods.</w:t>
         </w:r>
@@ -5445,20 +5184,20 @@
           <w:numId w:val="9"/>
         </w:numPr>
         <w:rPr>
-          <w:ins w:id="414" w:author="Sandy Navarro" w:date="2026-10-19T09:19:00Z" w16du:dateUtc="2026-10-19T08:19:00Z"/>
-        </w:rPr>
-      </w:pPr>
-      <w:ins w:id="415" w:author="Sandy Navarro" w:date="2026-10-19T09:17:00Z" w16du:dateUtc="2026-10-19T08:17:00Z">
+          <w:ins w:id="437" w:author="Sandy Navarro" w:date="2026-10-19T09:19:00Z" w16du:dateUtc="2026-10-19T08:19:00Z"/>
+        </w:rPr>
+      </w:pPr>
+      <w:ins w:id="438" w:author="Sandy Navarro" w:date="2026-10-19T09:17:00Z" w16du:dateUtc="2026-10-19T08:17:00Z">
         <w:r>
           <w:t>Find the demand pa</w:t>
         </w:r>
       </w:ins>
-      <w:ins w:id="416" w:author="Sandy Navarro" w:date="2026-10-19T09:18:00Z" w16du:dateUtc="2026-10-19T08:18:00Z">
+      <w:ins w:id="439" w:author="Sandy Navarro" w:date="2026-10-19T09:18:00Z" w16du:dateUtc="2026-10-19T08:18:00Z">
         <w:r>
           <w:t>tters: look at past data to see daily, weekly and seasonal busy times and how weather, holidays and events affect them</w:t>
         </w:r>
       </w:ins>
-      <w:ins w:id="417" w:author="Sandy Navarro" w:date="2026-10-19T09:19:00Z" w16du:dateUtc="2026-10-19T08:19:00Z">
+      <w:ins w:id="440" w:author="Sandy Navarro" w:date="2026-10-19T09:19:00Z" w16du:dateUtc="2026-10-19T08:19:00Z">
         <w:r>
           <w:t>.</w:t>
         </w:r>
@@ -5472,9 +5211,9 @@
           <w:numId w:val="9"/>
         </w:numPr>
         <w:rPr>
-          <w:ins w:id="418" w:author="Sandy Navarro" w:date="2026-10-19T09:10:00Z" w16du:dateUtc="2026-10-19T08:10:00Z"/>
-        </w:rPr>
-        <w:pPrChange w:id="419" w:author="Sandy Navarro" w:date="2026-10-19T09:17:00Z" w16du:dateUtc="2026-10-19T08:17:00Z">
+          <w:ins w:id="441" w:author="Sandy Navarro" w:date="2026-10-19T09:10:00Z" w16du:dateUtc="2026-10-19T08:10:00Z"/>
+        </w:rPr>
+        <w:pPrChange w:id="442" w:author="Sandy Navarro" w:date="2026-10-19T09:17:00Z" w16du:dateUtc="2026-10-19T08:17:00Z">
           <w:pPr>
             <w:pStyle w:val="Prrafodelista"/>
             <w:numPr>
@@ -5484,28 +5223,20 @@
           </w:pPr>
         </w:pPrChange>
       </w:pPr>
-      <w:ins w:id="420" w:author="Sandy Navarro" w:date="2026-10-19T09:19:00Z" w16du:dateUtc="2026-10-19T08:19:00Z">
+      <w:ins w:id="443" w:author="Sandy Navarro" w:date="2026-10-19T09:19:00Z" w16du:dateUtc="2026-10-19T08:19:00Z">
         <w:r>
           <w:t>Reduce the gap between how ma</w:t>
         </w:r>
       </w:ins>
-      <w:ins w:id="421" w:author="Sandy Navarro" w:date="2026-10-19T09:20:00Z" w16du:dateUtc="2026-10-19T08:20:00Z">
-        <w:r>
-          <w:t xml:space="preserve">ny staff are scheduled and how many are </w:t>
-        </w:r>
-        <w:proofErr w:type="gramStart"/>
-        <w:r>
-          <w:t>actually needed</w:t>
-        </w:r>
-        <w:proofErr w:type="gramEnd"/>
-        <w:r>
-          <w:t xml:space="preserve"> at busy hours, measured by </w:t>
+      <w:ins w:id="444" w:author="Sandy Navarro" w:date="2026-10-19T09:20:00Z" w16du:dateUtc="2026-10-19T08:20:00Z">
+        <w:r>
+          <w:t xml:space="preserve">ny staff are scheduled and how many are actually needed at busy hours, measured by </w:t>
         </w:r>
         <w:r>
           <w:t>lower forecast error and lower estimate lab</w:t>
         </w:r>
       </w:ins>
-      <w:ins w:id="422" w:author="Sandy Navarro" w:date="2026-10-19T09:21:00Z" w16du:dateUtc="2026-10-19T08:21:00Z">
+      <w:ins w:id="445" w:author="Sandy Navarro" w:date="2026-10-19T09:21:00Z" w16du:dateUtc="2026-10-19T08:21:00Z">
         <w:r>
           <w:t>our cost.</w:t>
         </w:r>
@@ -5514,14 +5245,14 @@
     <w:p>
       <w:pPr>
         <w:rPr>
-          <w:del w:id="423" w:author="Sandy Navarro" w:date="2026-10-19T14:09:00Z" w16du:dateUtc="2026-10-19T13:09:00Z"/>
-        </w:rPr>
-      </w:pPr>
-    </w:p>
-    <w:p>
-      <w:pPr>
-        <w:rPr>
-          <w:del w:id="424" w:author="Sandy Navarro" w:date="2026-10-19T14:09:00Z" w16du:dateUtc="2026-10-19T13:09:00Z"/>
+          <w:del w:id="446" w:author="Sandy Navarro" w:date="2026-10-19T14:09:00Z" w16du:dateUtc="2026-10-19T13:09:00Z"/>
+        </w:rPr>
+      </w:pPr>
+    </w:p>
+    <w:p>
+      <w:pPr>
+        <w:rPr>
+          <w:del w:id="447" w:author="Sandy Navarro" w:date="2026-10-19T14:09:00Z" w16du:dateUtc="2026-10-19T13:09:00Z"/>
         </w:rPr>
       </w:pPr>
     </w:p>
@@ -5529,17 +5260,24 @@
     <w:p>
       <w:pPr>
         <w:rPr>
-          <w:del w:id="425" w:author="Sandy Navarro" w:date="2026-10-19T14:08:00Z" w16du:dateUtc="2026-10-19T13:08:00Z"/>
-        </w:rPr>
-      </w:pPr>
-    </w:p>
-    <w:p>
-      <w:pPr>
-        <w:rPr>
-          <w:ins w:id="426" w:author="Sandy Navarro" w:date="2026-10-19T09:38:00Z" w16du:dateUtc="2026-10-19T08:38:00Z"/>
-          <w:rPrChange w:id="427" w:author="Sandy Navarro" w:date="2026-10-19T14:08:00Z" w16du:dateUtc="2026-10-19T13:08:00Z">
+          <w:del w:id="448" w:author="Sandy Navarro" w:date="2026-10-19T14:08:00Z" w16du:dateUtc="2026-10-19T13:08:00Z"/>
+        </w:rPr>
+      </w:pPr>
+    </w:p>
+    <w:p>
+      <w:pPr>
+        <w:pStyle w:val="Ttulo1"/>
+        <w:rPr>
+          <w:ins w:id="449" w:author="Sandy Navarro" w:date="2026-10-19T09:38:00Z" w16du:dateUtc="2026-10-19T08:38:00Z"/>
+          <w:rFonts w:eastAsia="Calibri" w:cs="Calibri"/>
+          <w:color w:val="auto"/>
+          <w:spacing w:val="0"/>
+          <w:kern w:val="0"/>
+          <w:sz w:val="22"/>
+          <w:szCs w:val="22"/>
+          <w:rPrChange w:id="450" w:author="Sandy Navarro" w:date="2026-10-19T14:08:00Z" w16du:dateUtc="2026-10-19T13:08:00Z">
             <w:rPr>
-              <w:ins w:id="428" w:author="Sandy Navarro" w:date="2026-10-19T09:38:00Z" w16du:dateUtc="2026-10-19T08:38:00Z"/>
+              <w:ins w:id="451" w:author="Sandy Navarro" w:date="2026-10-19T09:38:00Z" w16du:dateUtc="2026-10-19T08:38:00Z"/>
               <w:rFonts w:eastAsiaTheme="majorEastAsia" w:cstheme="majorBidi"/>
               <w:color w:val="3A3A3A" w:themeColor="background2" w:themeShade="40"/>
               <w:spacing w:val="-10"/>
@@ -5549,31 +5287,12 @@
             </w:rPr>
           </w:rPrChange>
         </w:rPr>
-      </w:pPr>
-      <w:ins w:id="429" w:author="Sandy Navarro" w:date="2026-10-19T09:21:00Z" w16du:dateUtc="2026-10-19T08:21:00Z">
-        <w:r>
-          <w:rPr>
-            <w:rFonts w:eastAsiaTheme="majorEastAsia" w:cstheme="majorBidi"/>
-            <w:color w:val="3A3A3A" w:themeColor="background2" w:themeShade="40"/>
-            <w:spacing w:val="-10"/>
-            <w:kern w:val="28"/>
-            <w:sz w:val="40"/>
-            <w:szCs w:val="40"/>
-          </w:rPr>
-          <w:t xml:space="preserve">5. </w:t>
-        </w:r>
-        <w:r>
-          <w:rPr>
-            <w:rFonts w:eastAsiaTheme="majorEastAsia" w:cstheme="majorBidi"/>
-            <w:color w:val="3A3A3A" w:themeColor="background2" w:themeShade="40"/>
-            <w:spacing w:val="-10"/>
-            <w:kern w:val="28"/>
-            <w:sz w:val="40"/>
-            <w:szCs w:val="40"/>
-            <w:rPrChange w:id="430" w:author="Sandy Navarro" w:date="2026-10-19T09:21:00Z" w16du:dateUtc="2026-10-19T08:21:00Z">
-              <w:rPr/>
-            </w:rPrChange>
-          </w:rPr>
+        <w:pPrChange w:id="452" w:author="Sandy Navarro" w:date="2026-10-19T14:37:00Z" w16du:dateUtc="2026-10-19T13:37:00Z">
+          <w:pPr/>
+        </w:pPrChange>
+      </w:pPr>
+      <w:ins w:id="453" w:author="Sandy Navarro" w:date="2026-10-19T09:21:00Z" w16du:dateUtc="2026-10-19T08:21:00Z">
+        <w:r>
           <w:t>Scope.</w:t>
         </w:r>
       </w:ins>
@@ -5581,15 +5300,15 @@
     <w:p>
       <w:pPr>
         <w:rPr>
-          <w:ins w:id="431" w:author="Sandy Navarro" w:date="2026-10-19T09:39:00Z" w16du:dateUtc="2026-10-19T08:39:00Z"/>
-        </w:rPr>
-      </w:pPr>
-      <w:ins w:id="432" w:author="Sandy Navarro" w:date="2026-10-19T09:38:00Z" w16du:dateUtc="2026-10-19T08:38:00Z">
+          <w:ins w:id="454" w:author="Sandy Navarro" w:date="2026-10-19T09:39:00Z" w16du:dateUtc="2026-10-19T08:39:00Z"/>
+        </w:rPr>
+      </w:pPr>
+      <w:ins w:id="455" w:author="Sandy Navarro" w:date="2026-10-19T09:38:00Z" w16du:dateUtc="2026-10-19T08:38:00Z">
         <w:r>
           <w:t xml:space="preserve">This project is about forecasting </w:t>
         </w:r>
       </w:ins>
-      <w:ins w:id="433" w:author="Sandy Navarro" w:date="2026-10-19T09:39:00Z" w16du:dateUtc="2026-10-19T08:39:00Z">
+      <w:ins w:id="456" w:author="Sandy Navarro" w:date="2026-10-19T09:39:00Z" w16du:dateUtc="2026-10-19T08:39:00Z">
         <w:r>
           <w:t>customer demand in sit-in restaurants/pubs with a focus on the busy hours.</w:t>
         </w:r>
@@ -5598,7 +5317,7 @@
     <w:p>
       <w:pPr>
         <w:rPr>
-          <w:ins w:id="434" w:author="Sandy Navarro" w:date="2026-10-19T09:21:00Z" w16du:dateUtc="2026-10-19T08:21:00Z"/>
+          <w:ins w:id="457" w:author="Sandy Navarro" w:date="2026-10-19T09:21:00Z" w16du:dateUtc="2026-10-19T08:21:00Z"/>
         </w:rPr>
       </w:pPr>
     </w:p>
@@ -5610,8 +5329,6 @@
       <w:pPr>
         <w:pStyle w:val="Ttulo1"/>
       </w:pPr>
-      <w:bookmarkStart w:id="435" w:name="_heading=h.2et92p0" w:colFirst="0" w:colLast="0"/>
-      <w:bookmarkEnd w:id="435"/>
       <w:r>
         <w:t>References</w:t>
       </w:r>
@@ -5676,8 +5393,8 @@
       <w:pPr>
         <w:pStyle w:val="Ttulo1"/>
       </w:pPr>
-      <w:bookmarkStart w:id="436" w:name="_heading=h.kfkjs3rwl2c1" w:colFirst="0" w:colLast="0"/>
-      <w:bookmarkEnd w:id="436"/>
+      <w:bookmarkStart w:id="458" w:name="_heading=h.kfkjs3rwl2c1" w:colFirst="0" w:colLast="0"/>
+      <w:bookmarkEnd w:id="458"/>
       <w:r>
         <w:t>Appendix</w:t>
       </w:r>
@@ -5819,7 +5536,7 @@
 
 <file path=word/footer2.xml><?xml version="1.0" encoding="utf-8"?>
 <w:ftr xmlns:wpc="http://schemas.microsoft.com/office/word/2010/wordprocessingCanvas" xmlns:cx="http://schemas.microsoft.com/office/drawing/2014/chartex" xmlns:cx1="http://schemas.microsoft.com/office/drawing/2015/9/8/chartex" xmlns:cx2="http://schemas.microsoft.com/office/drawing/2015/10/21/chartex" xmlns:cx3="http://schemas.microsoft.com/office/drawing/2016/5/9/chartex" xmlns:cx4="http://schemas.microsoft.com/office/drawing/2016/5/10/chartex" xmlns:cx5="http://schemas.microsoft.com/office/drawing/2016/5/11/chartex" xmlns:cx6="http://schemas.microsoft.com/office/drawing/2016/5/12/chartex" xmlns:cx7="http://schemas.microsoft.com/office/drawing/2016/5/13/chartex" xmlns:cx8="http://schemas.microsoft.com/office/drawing/2016/5/14/chartex" xmlns:mc="http://schemas.openxmlformats.org/markup-compatibility/2006" xmlns:aink="http://schemas.microsoft.com/office/drawing/2016/ink" xmlns:am3d="http://schemas.microsoft.com/office/drawing/2017/model3d" xmlns:o="urn:schemas-microsoft-com:office:office" xmlns:oel="http://schemas.microsoft.com/office/2019/extlst" xmlns:r="http://schemas.openxmlformats.org/officeDocument/2006/relationships" xmlns:m="http://schemas.openxmlformats.org/officeDocument/2006/math" xmlns:v="urn:schemas-microsoft-com:vml" xmlns:wp14="http://schemas.microsoft.com/office/word/2010/wordprocessingDrawing" xmlns:wp="http://schemas.openxmlformats.org/drawingml/2006/wordprocessingDrawing" xmlns:w10="urn:schemas-microsoft-com:office:word" xmlns:w="http://schemas.openxmlformats.org/wordprocessingml/2006/main" xmlns:w14="http://schemas.microsoft.com/office/word/2010/wordml" xmlns:w15="http://schemas.microsoft.com/office/word/2012/wordml" xmlns:w16cex="http://schemas.microsoft.com/office/word/2018/wordml/cex" xmlns:w16cid="http://schemas.microsoft.com/office/word/2016/wordml/cid" xmlns:w16="http://schemas.microsoft.com/office/word/2018/wordml" xmlns:w16du="http://schemas.microsoft.com/office/word/2023/wordml/word16du" xmlns:w16sdtdh="http://schemas.microsoft.com/office/word/2020/wordml/sdtdatahash" xmlns:w16sdtfl="http://schemas.microsoft.com/office/word/2024/wordml/sdtformatlock" xmlns:w16se="http://schemas.microsoft.com/office/word/2015/wordml/symex" xmlns:wpg="http://schemas.microsoft.com/office/word/2010/wordprocessingGroup" xmlns:wpi="http://schemas.microsoft.com/office/word/2010/wordprocessingInk" xmlns:wne="http://schemas.microsoft.com/office/word/2006/wordml" xmlns:wps="http://schemas.microsoft.com/office/word/2010/wordprocessingShape" mc:Ignorable="w14 w15 w16se w16cid w16 w16cex w16sdtdh w16sdtfl w16du wp14">
-  <w:customXmlInsRangeStart w:id="437" w:author="Sandy Navarro" w:date="2026-10-18T21:43:00Z"/>
+  <w:customXmlInsRangeStart w:id="459" w:author="Sandy Navarro" w:date="2026-10-18T21:43:00Z"/>
   <w:sdt>
     <w:sdtPr>
       <w:id w:val="850465773"/>
@@ -5829,16 +5546,16 @@
       </w:docPartObj>
     </w:sdtPr>
     <w:sdtContent>
-      <w:customXmlInsRangeEnd w:id="437"/>
+      <w:customXmlInsRangeEnd w:id="459"/>
       <w:p>
         <w:pPr>
           <w:pStyle w:val="Piedepgina"/>
           <w:jc w:val="right"/>
           <w:rPr>
-            <w:ins w:id="438" w:author="Sandy Navarro" w:date="2026-10-18T21:43:00Z" w16du:dateUtc="2026-10-18T20:43:00Z"/>
+            <w:ins w:id="460" w:author="Sandy Navarro" w:date="2026-10-18T21:43:00Z" w16du:dateUtc="2026-10-18T20:43:00Z"/>
           </w:rPr>
         </w:pPr>
-        <w:ins w:id="439" w:author="Sandy Navarro" w:date="2026-10-18T21:43:00Z" w16du:dateUtc="2026-10-18T20:43:00Z">
+        <w:ins w:id="461" w:author="Sandy Navarro" w:date="2026-10-18T21:43:00Z" w16du:dateUtc="2026-10-18T20:43:00Z">
           <w:r>
             <w:fldChar w:fldCharType="begin"/>
           </w:r>
@@ -5850,7 +5567,7 @@
           </w:r>
           <w:r>
             <w:rPr>
-              <w:rPrChange w:id="440" w:author="Sandy Navarro" w:date="2026-10-19T09:01:00Z" w16du:dateUtc="2026-10-19T08:01:00Z">
+              <w:rPrChange w:id="462" w:author="Sandy Navarro" w:date="2026-10-19T09:01:00Z" w16du:dateUtc="2026-10-19T08:01:00Z">
                 <w:rPr>
                   <w:lang w:val="es-ES"/>
                 </w:rPr>
@@ -5863,10 +5580,10 @@
           </w:r>
         </w:ins>
       </w:p>
-      <w:customXmlInsRangeStart w:id="441" w:author="Sandy Navarro" w:date="2026-10-18T21:43:00Z"/>
+      <w:customXmlInsRangeStart w:id="463" w:author="Sandy Navarro" w:date="2026-10-18T21:43:00Z"/>
     </w:sdtContent>
   </w:sdt>
-  <w:customXmlInsRangeEnd w:id="441"/>
+  <w:customXmlInsRangeEnd w:id="463"/>
   <w:p>
     <w:pPr>
       <w:pBdr>
@@ -8293,6 +8010,668 @@
 </w:styles>
 </file>
 
+<file path=word/glossary/document.xml><?xml version="1.0" encoding="utf-8"?>
+<w:glossaryDocument xmlns:wpc="http://schemas.microsoft.com/office/word/2010/wordprocessingCanvas" xmlns:cx="http://schemas.microsoft.com/office/drawing/2014/chartex" xmlns:cx1="http://schemas.microsoft.com/office/drawing/2015/9/8/chartex" xmlns:cx2="http://schemas.microsoft.com/office/drawing/2015/10/21/chartex" xmlns:cx3="http://schemas.microsoft.com/office/drawing/2016/5/9/chartex" xmlns:cx4="http://schemas.microsoft.com/office/drawing/2016/5/10/chartex" xmlns:cx5="http://schemas.microsoft.com/office/drawing/2016/5/11/chartex" xmlns:cx6="http://schemas.microsoft.com/office/drawing/2016/5/12/chartex" xmlns:cx7="http://schemas.microsoft.com/office/drawing/2016/5/13/chartex" xmlns:cx8="http://schemas.microsoft.com/office/drawing/2016/5/14/chartex" xmlns:mc="http://schemas.openxmlformats.org/markup-compatibility/2006" xmlns:aink="http://schemas.microsoft.com/office/drawing/2016/ink" xmlns:am3d="http://schemas.microsoft.com/office/drawing/2017/model3d" xmlns:o="urn:schemas-microsoft-com:office:office" xmlns:oel="http://schemas.microsoft.com/office/2019/extlst" xmlns:r="http://schemas.openxmlformats.org/officeDocument/2006/relationships" xmlns:m="http://schemas.openxmlformats.org/officeDocument/2006/math" xmlns:v="urn:schemas-microsoft-com:vml" xmlns:wp14="http://schemas.microsoft.com/office/word/2010/wordprocessingDrawing" xmlns:wp="http://schemas.openxmlformats.org/drawingml/2006/wordprocessingDrawing" xmlns:w10="urn:schemas-microsoft-com:office:word" xmlns:w="http://schemas.openxmlformats.org/wordprocessingml/2006/main" xmlns:w14="http://schemas.microsoft.com/office/word/2010/wordml" xmlns:w15="http://schemas.microsoft.com/office/word/2012/wordml" xmlns:w16cex="http://schemas.microsoft.com/office/word/2018/wordml/cex" xmlns:w16cid="http://schemas.microsoft.com/office/word/2016/wordml/cid" xmlns:w16="http://schemas.microsoft.com/office/word/2018/wordml" xmlns:w16du="http://schemas.microsoft.com/office/word/2023/wordml/word16du" xmlns:w16sdtdh="http://schemas.microsoft.com/office/word/2020/wordml/sdtdatahash" xmlns:w16sdtfl="http://schemas.microsoft.com/office/word/2024/wordml/sdtformatlock" xmlns:w16se="http://schemas.microsoft.com/office/word/2015/wordml/symex" xmlns:wpg="http://schemas.microsoft.com/office/word/2010/wordprocessingGroup" xmlns:wpi="http://schemas.microsoft.com/office/word/2010/wordprocessingInk" xmlns:wne="http://schemas.microsoft.com/office/word/2006/wordml" xmlns:wps="http://schemas.microsoft.com/office/word/2010/wordprocessingShape" mc:Ignorable="w14 w15 w16se w16cid w16 w16cex w16sdtdh w16sdtfl w16du wp14">
+  <w:docParts>
+    <w:docPart>
+      <w:docPartPr>
+        <w:name w:val="6B5E49DCE2554F078EEFA80C9D3FC9CF"/>
+        <w:category>
+          <w:name w:val="General"/>
+          <w:gallery w:val="placeholder"/>
+        </w:category>
+        <w:types>
+          <w:type w:val="bbPlcHdr"/>
+        </w:types>
+        <w:behaviors>
+          <w:behavior w:val="content"/>
+        </w:behaviors>
+        <w:guid w:val="{030ADB2D-3D41-4465-8726-504FAD1E8836}"/>
+      </w:docPartPr>
+      <w:docPartBody>
+        <w:p>
+          <w:pPr>
+            <w:pStyle w:val="6B5E49DCE2554F078EEFA80C9D3FC9CF"/>
+          </w:pPr>
+          <w:r>
+            <w:rPr>
+              <w:lang w:val="es-ES"/>
+            </w:rPr>
+            <w:t>Escribir el título del capítulo (nivel 1)</w:t>
+          </w:r>
+        </w:p>
+      </w:docPartBody>
+    </w:docPart>
+    <w:docPart>
+      <w:docPartPr>
+        <w:name w:val="2CC5CFEE3F224E27A7A447F2C1E3FBA1"/>
+        <w:category>
+          <w:name w:val="General"/>
+          <w:gallery w:val="placeholder"/>
+        </w:category>
+        <w:types>
+          <w:type w:val="bbPlcHdr"/>
+        </w:types>
+        <w:behaviors>
+          <w:behavior w:val="content"/>
+        </w:behaviors>
+        <w:guid w:val="{46875E5F-8D58-4A28-96F0-40BD4E933787}"/>
+      </w:docPartPr>
+      <w:docPartBody>
+        <w:p>
+          <w:pPr>
+            <w:pStyle w:val="2CC5CFEE3F224E27A7A447F2C1E3FBA1"/>
+          </w:pPr>
+          <w:r>
+            <w:rPr>
+              <w:lang w:val="es-ES"/>
+            </w:rPr>
+            <w:t>Escribir el título del capítulo (nivel 2)</w:t>
+          </w:r>
+        </w:p>
+      </w:docPartBody>
+    </w:docPart>
+    <w:docPart>
+      <w:docPartPr>
+        <w:name w:val="9E82E35C2004428DB56FB85630CF3C23"/>
+        <w:category>
+          <w:name w:val="General"/>
+          <w:gallery w:val="placeholder"/>
+        </w:category>
+        <w:types>
+          <w:type w:val="bbPlcHdr"/>
+        </w:types>
+        <w:behaviors>
+          <w:behavior w:val="content"/>
+        </w:behaviors>
+        <w:guid w:val="{83FAE8BF-31BD-472C-BE88-F4A943E2E538}"/>
+      </w:docPartPr>
+      <w:docPartBody>
+        <w:p>
+          <w:pPr>
+            <w:pStyle w:val="9E82E35C2004428DB56FB85630CF3C23"/>
+          </w:pPr>
+          <w:r>
+            <w:rPr>
+              <w:lang w:val="es-ES"/>
+            </w:rPr>
+            <w:t>Escribir el título del capítulo (nivel 3)</w:t>
+          </w:r>
+        </w:p>
+      </w:docPartBody>
+    </w:docPart>
+  </w:docParts>
+</w:glossaryDocument>
+</file>
+
+<file path=word/glossary/fontTable.xml><?xml version="1.0" encoding="utf-8"?>
+<w:fonts xmlns:mc="http://schemas.openxmlformats.org/markup-compatibility/2006" xmlns:r="http://schemas.openxmlformats.org/officeDocument/2006/relationships" xmlns:w="http://schemas.openxmlformats.org/wordprocessingml/2006/main" xmlns:w14="http://schemas.microsoft.com/office/word/2010/wordml" xmlns:w15="http://schemas.microsoft.com/office/word/2012/wordml" xmlns:w16cex="http://schemas.microsoft.com/office/word/2018/wordml/cex" xmlns:w16cid="http://schemas.microsoft.com/office/word/2016/wordml/cid" xmlns:w16="http://schemas.microsoft.com/office/word/2018/wordml" xmlns:w16du="http://schemas.microsoft.com/office/word/2023/wordml/word16du" xmlns:w16sdtdh="http://schemas.microsoft.com/office/word/2020/wordml/sdtdatahash" xmlns:w16sdtfl="http://schemas.microsoft.com/office/word/2024/wordml/sdtformatlock" xmlns:w16se="http://schemas.microsoft.com/office/word/2015/wordml/symex" mc:Ignorable="w14 w15 w16se w16cid w16 w16cex w16sdtdh w16sdtfl w16du">
+  <w:font w:name="Symbol">
+    <w:panose1 w:val="05050102010706020507"/>
+    <w:charset w:val="02"/>
+    <w:family w:val="roman"/>
+    <w:pitch w:val="variable"/>
+    <w:sig w:usb0="00000000" w:usb1="10000000" w:usb2="00000000" w:usb3="00000000" w:csb0="80000000" w:csb1="00000000"/>
+  </w:font>
+  <w:font w:name="Times New Roman">
+    <w:panose1 w:val="02020603050405020304"/>
+    <w:charset w:val="00"/>
+    <w:family w:val="roman"/>
+    <w:pitch w:val="variable"/>
+    <w:sig w:usb0="E0002EFF" w:usb1="C000785B" w:usb2="00000009" w:usb3="00000000" w:csb0="000001FF" w:csb1="00000000"/>
+  </w:font>
+  <w:font w:name="Courier New">
+    <w:panose1 w:val="02070309020205020404"/>
+    <w:charset w:val="00"/>
+    <w:family w:val="modern"/>
+    <w:pitch w:val="fixed"/>
+    <w:sig w:usb0="E0002EFF" w:usb1="C0007843" w:usb2="00000009" w:usb3="00000000" w:csb0="000001FF" w:csb1="00000000"/>
+  </w:font>
+  <w:font w:name="Wingdings">
+    <w:panose1 w:val="05000000000000000000"/>
+    <w:charset w:val="02"/>
+    <w:family w:val="auto"/>
+    <w:pitch w:val="variable"/>
+    <w:sig w:usb0="00000000" w:usb1="10000000" w:usb2="00000000" w:usb3="00000000" w:csb0="80000000" w:csb1="00000000"/>
+  </w:font>
+  <w:font w:name="Calibri">
+    <w:panose1 w:val="020F0502020204030204"/>
+    <w:charset w:val="00"/>
+    <w:family w:val="swiss"/>
+    <w:pitch w:val="variable"/>
+    <w:sig w:usb0="E4002EFF" w:usb1="C200247B" w:usb2="00000009" w:usb3="00000000" w:csb0="000001FF" w:csb1="00000000"/>
+  </w:font>
+  <w:font w:name="Aptos Display">
+    <w:charset w:val="00"/>
+    <w:family w:val="swiss"/>
+    <w:pitch w:val="variable"/>
+    <w:sig w:usb0="20000287" w:usb1="00000003" w:usb2="00000000" w:usb3="00000000" w:csb0="0000019F" w:csb1="00000000"/>
+  </w:font>
+  <w:font w:name="Quattrocento Sans">
+    <w:charset w:val="00"/>
+    <w:family w:val="swiss"/>
+    <w:pitch w:val="variable"/>
+    <w:sig w:usb0="800000BF" w:usb1="4000005B" w:usb2="00000000" w:usb3="00000000" w:csb0="00000001" w:csb1="00000000"/>
+  </w:font>
+  <w:font w:name="Aptos">
+    <w:charset w:val="00"/>
+    <w:family w:val="swiss"/>
+    <w:pitch w:val="variable"/>
+    <w:sig w:usb0="20000287" w:usb1="00000003" w:usb2="00000000" w:usb3="00000000" w:csb0="0000019F" w:csb1="00000000"/>
+  </w:font>
+  <w:font w:name="Play">
+    <w:altName w:val="Calibri"/>
+    <w:charset w:val="00"/>
+    <w:family w:val="auto"/>
+    <w:pitch w:val="default"/>
+  </w:font>
+</w:fonts>
+</file>
+
+<file path=word/glossary/settings.xml><?xml version="1.0" encoding="utf-8"?>
+<w:settings xmlns:mc="http://schemas.openxmlformats.org/markup-compatibility/2006" xmlns:o="urn:schemas-microsoft-com:office:office" xmlns:r="http://schemas.openxmlformats.org/officeDocument/2006/relationships" xmlns:m="http://schemas.openxmlformats.org/officeDocument/2006/math" xmlns:v="urn:schemas-microsoft-com:vml" xmlns:w10="urn:schemas-microsoft-com:office:word" xmlns:w="http://schemas.openxmlformats.org/wordprocessingml/2006/main" xmlns:w14="http://schemas.microsoft.com/office/word/2010/wordml" xmlns:w15="http://schemas.microsoft.com/office/word/2012/wordml" xmlns:w16cex="http://schemas.microsoft.com/office/word/2018/wordml/cex" xmlns:w16cid="http://schemas.microsoft.com/office/word/2016/wordml/cid" xmlns:w16="http://schemas.microsoft.com/office/word/2018/wordml" xmlns:w16du="http://schemas.microsoft.com/office/word/2023/wordml/word16du" xmlns:w16sdtdh="http://schemas.microsoft.com/office/word/2020/wordml/sdtdatahash" xmlns:w16sdtfl="http://schemas.microsoft.com/office/word/2024/wordml/sdtformatlock" xmlns:w16se="http://schemas.microsoft.com/office/word/2015/wordml/symex" xmlns:sl="http://schemas.openxmlformats.org/schemaLibrary/2006/main" mc:Ignorable="w14 w15 w16se w16cid w16 w16cex w16sdtdh w16sdtfl w16du">
+  <w:view w:val="normal"/>
+  <w:defaultTabStop w:val="708"/>
+  <w:hyphenationZone w:val="425"/>
+  <w:characterSpacingControl w:val="doNotCompress"/>
+  <w:compat>
+    <w:useFELayout/>
+    <w:compatSetting w:name="compatibilityMode" w:uri="http://schemas.microsoft.com/office/word" w:val="15"/>
+    <w:compatSetting w:name="overrideTableStyleFontSizeAndJustification" w:uri="http://schemas.microsoft.com/office/word" w:val="1"/>
+    <w:compatSetting w:name="enableOpenTypeFeatures" w:uri="http://schemas.microsoft.com/office/word" w:val="1"/>
+    <w:compatSetting w:name="doNotFlipMirrorIndents" w:uri="http://schemas.microsoft.com/office/word" w:val="1"/>
+    <w:compatSetting w:name="differentiateMultirowTableHeaders" w:uri="http://schemas.microsoft.com/office/word" w:val="1"/>
+    <w:compatSetting w:name="useWord2013TrackBottomHyphenation" w:uri="http://schemas.microsoft.com/office/word" w:val="0"/>
+  </w:compat>
+  <w:rsids>
+    <w:rsidRoot w:val="009D7B53"/>
+    <w:rsid w:val="00812C58"/>
+    <w:rsid w:val="009D7B53"/>
+    <w:rsid w:val="00CF5AA4"/>
+  </w:rsids>
+  <m:mathPr>
+    <m:mathFont m:val="Cambria Math"/>
+    <m:brkBin m:val="before"/>
+    <m:brkBinSub m:val="--"/>
+    <m:smallFrac m:val="0"/>
+    <m:dispDef/>
+    <m:lMargin m:val="0"/>
+    <m:rMargin m:val="0"/>
+    <m:defJc m:val="centerGroup"/>
+    <m:wrapIndent m:val="1440"/>
+    <m:intLim m:val="subSup"/>
+    <m:naryLim m:val="undOvr"/>
+  </m:mathPr>
+  <w:themeFontLang w:val="es-MX"/>
+  <w:clrSchemeMapping w:bg1="light1" w:t1="dark1" w:bg2="light2" w:t2="dark2" w:accent1="accent1" w:accent2="accent2" w:accent3="accent3" w:accent4="accent4" w:accent5="accent5" w:accent6="accent6" w:hyperlink="hyperlink" w:followedHyperlink="followedHyperlink"/>
+  <w:decimalSymbol w:val="."/>
+  <w:listSeparator w:val=","/>
+  <w15:chartTrackingRefBased/>
+</w:settings>
+</file>
+
+<file path=word/glossary/styles.xml><?xml version="1.0" encoding="utf-8"?>
+<w:styles xmlns:mc="http://schemas.openxmlformats.org/markup-compatibility/2006" xmlns:r="http://schemas.openxmlformats.org/officeDocument/2006/relationships" xmlns:w="http://schemas.openxmlformats.org/wordprocessingml/2006/main" xmlns:w14="http://schemas.microsoft.com/office/word/2010/wordml" xmlns:w15="http://schemas.microsoft.com/office/word/2012/wordml" xmlns:w16cex="http://schemas.microsoft.com/office/word/2018/wordml/cex" xmlns:w16cid="http://schemas.microsoft.com/office/word/2016/wordml/cid" xmlns:w16="http://schemas.microsoft.com/office/word/2018/wordml" xmlns:w16du="http://schemas.microsoft.com/office/word/2023/wordml/word16du" xmlns:w16sdtdh="http://schemas.microsoft.com/office/word/2020/wordml/sdtdatahash" xmlns:w16sdtfl="http://schemas.microsoft.com/office/word/2024/wordml/sdtformatlock" xmlns:w16se="http://schemas.microsoft.com/office/word/2015/wordml/symex" mc:Ignorable="w14 w15 w16se w16cid w16 w16cex w16sdtdh w16sdtfl w16du">
+  <w:docDefaults>
+    <w:rPrDefault>
+      <w:rPr>
+        <w:rFonts w:asciiTheme="minorHAnsi" w:eastAsiaTheme="minorEastAsia" w:hAnsiTheme="minorHAnsi" w:cstheme="minorBidi"/>
+        <w:kern w:val="2"/>
+        <w:sz w:val="24"/>
+        <w:szCs w:val="24"/>
+        <w:lang w:val="es-MX" w:eastAsia="es-MX" w:bidi="ar-SA"/>
+        <w14:ligatures w14:val="standardContextual"/>
+      </w:rPr>
+    </w:rPrDefault>
+    <w:pPrDefault>
+      <w:pPr>
+        <w:spacing w:after="160" w:line="278" w:lineRule="auto"/>
+      </w:pPr>
+    </w:pPrDefault>
+  </w:docDefaults>
+  <w:latentStyles w:defLockedState="0" w:defUIPriority="99" w:defSemiHidden="0" w:defUnhideWhenUsed="0" w:defQFormat="0" w:count="376">
+    <w:lsdException w:name="Normal" w:uiPriority="0" w:qFormat="1"/>
+    <w:lsdException w:name="heading 1" w:uiPriority="9" w:qFormat="1"/>
+    <w:lsdException w:name="heading 2" w:semiHidden="1" w:uiPriority="9" w:unhideWhenUsed="1" w:qFormat="1"/>
+    <w:lsdException w:name="heading 3" w:semiHidden="1" w:uiPriority="9" w:unhideWhenUsed="1" w:qFormat="1"/>
+    <w:lsdException w:name="heading 4" w:semiHidden="1" w:uiPriority="9" w:unhideWhenUsed="1" w:qFormat="1"/>
+    <w:lsdException w:name="heading 5" w:semiHidden="1" w:uiPriority="9" w:unhideWhenUsed="1" w:qFormat="1"/>
+    <w:lsdException w:name="heading 6" w:semiHidden="1" w:uiPriority="9" w:unhideWhenUsed="1" w:qFormat="1"/>
+    <w:lsdException w:name="heading 7" w:semiHidden="1" w:uiPriority="9" w:unhideWhenUsed="1" w:qFormat="1"/>
+    <w:lsdException w:name="heading 8" w:semiHidden="1" w:uiPriority="9" w:unhideWhenUsed="1" w:qFormat="1"/>
+    <w:lsdException w:name="heading 9" w:semiHidden="1" w:uiPriority="9" w:unhideWhenUsed="1" w:qFormat="1"/>
+    <w:lsdException w:name="index 1" w:semiHidden="1" w:unhideWhenUsed="1"/>
+    <w:lsdException w:name="index 2" w:semiHidden="1" w:unhideWhenUsed="1"/>
+    <w:lsdException w:name="index 3" w:semiHidden="1" w:unhideWhenUsed="1"/>
+    <w:lsdException w:name="index 4" w:semiHidden="1" w:unhideWhenUsed="1"/>
+    <w:lsdException w:name="index 5" w:semiHidden="1" w:unhideWhenUsed="1"/>
+    <w:lsdException w:name="index 6" w:semiHidden="1" w:unhideWhenUsed="1"/>
+    <w:lsdException w:name="index 7" w:semiHidden="1" w:unhideWhenUsed="1"/>
+    <w:lsdException w:name="index 8" w:semiHidden="1" w:unhideWhenUsed="1"/>
+    <w:lsdException w:name="index 9" w:semiHidden="1" w:unhideWhenUsed="1"/>
+    <w:lsdException w:name="toc 1" w:semiHidden="1" w:uiPriority="39" w:unhideWhenUsed="1"/>
+    <w:lsdException w:name="toc 2" w:semiHidden="1" w:uiPriority="39" w:unhideWhenUsed="1"/>
+    <w:lsdException w:name="toc 3" w:semiHidden="1" w:uiPriority="39" w:unhideWhenUsed="1"/>
+    <w:lsdException w:name="toc 4" w:semiHidden="1" w:uiPriority="39" w:unhideWhenUsed="1"/>
+    <w:lsdException w:name="toc 5" w:semiHidden="1" w:uiPriority="39" w:unhideWhenUsed="1"/>
+    <w:lsdException w:name="toc 6" w:semiHidden="1" w:uiPriority="39" w:unhideWhenUsed="1"/>
+    <w:lsdException w:name="toc 7" w:semiHidden="1" w:uiPriority="39" w:unhideWhenUsed="1"/>
+    <w:lsdException w:name="toc 8" w:semiHidden="1" w:uiPriority="39" w:unhideWhenUsed="1"/>
+    <w:lsdException w:name="toc 9" w:semiHidden="1" w:uiPriority="39" w:unhideWhenUsed="1"/>
+    <w:lsdException w:name="Normal Indent" w:semiHidden="1" w:unhideWhenUsed="1"/>
+    <w:lsdException w:name="footnote text" w:semiHidden="1" w:unhideWhenUsed="1"/>
+    <w:lsdException w:name="annotation text" w:semiHidden="1" w:unhideWhenUsed="1"/>
+    <w:lsdException w:name="header" w:semiHidden="1" w:unhideWhenUsed="1"/>
+    <w:lsdException w:name="footer" w:semiHidden="1" w:unhideWhenUsed="1"/>
+    <w:lsdException w:name="index heading" w:semiHidden="1" w:unhideWhenUsed="1"/>
+    <w:lsdException w:name="caption" w:semiHidden="1" w:uiPriority="35" w:unhideWhenUsed="1" w:qFormat="1"/>
+    <w:lsdException w:name="table of figures" w:semiHidden="1" w:unhideWhenUsed="1"/>
+    <w:lsdException w:name="envelope address" w:semiHidden="1" w:unhideWhenUsed="1"/>
+    <w:lsdException w:name="envelope return" w:semiHidden="1" w:unhideWhenUsed="1"/>
+    <w:lsdException w:name="footnote reference" w:semiHidden="1" w:unhideWhenUsed="1"/>
+    <w:lsdException w:name="annotation reference" w:semiHidden="1" w:unhideWhenUsed="1"/>
+    <w:lsdException w:name="line number" w:semiHidden="1" w:unhideWhenUsed="1"/>
+    <w:lsdException w:name="page number" w:semiHidden="1" w:unhideWhenUsed="1"/>
+    <w:lsdException w:name="endnote reference" w:semiHidden="1" w:unhideWhenUsed="1"/>
+    <w:lsdException w:name="endnote text" w:semiHidden="1" w:unhideWhenUsed="1"/>
+    <w:lsdException w:name="table of authorities" w:semiHidden="1" w:unhideWhenUsed="1"/>
+    <w:lsdException w:name="macro" w:semiHidden="1" w:unhideWhenUsed="1"/>
+    <w:lsdException w:name="toa heading" w:semiHidden="1" w:unhideWhenUsed="1"/>
+    <w:lsdException w:name="List" w:semiHidden="1" w:unhideWhenUsed="1"/>
+    <w:lsdException w:name="List Bullet" w:semiHidden="1" w:unhideWhenUsed="1"/>
+    <w:lsdException w:name="List Number" w:semiHidden="1" w:unhideWhenUsed="1"/>
+    <w:lsdException w:name="List 2" w:semiHidden="1" w:unhideWhenUsed="1"/>
+    <w:lsdException w:name="List 3" w:semiHidden="1" w:unhideWhenUsed="1"/>
+    <w:lsdException w:name="List 4" w:semiHidden="1" w:unhideWhenUsed="1"/>
+    <w:lsdException w:name="List 5" w:semiHidden="1" w:unhideWhenUsed="1"/>
+    <w:lsdException w:name="List Bullet 2" w:semiHidden="1" w:unhideWhenUsed="1"/>
+    <w:lsdException w:name="List Bullet 3" w:semiHidden="1" w:unhideWhenUsed="1"/>
+    <w:lsdException w:name="List Bullet 4" w:semiHidden="1" w:unhideWhenUsed="1"/>
+    <w:lsdException w:name="List Bullet 5" w:semiHidden="1" w:unhideWhenUsed="1"/>
+    <w:lsdException w:name="List Number 2" w:semiHidden="1" w:unhideWhenUsed="1"/>
+    <w:lsdException w:name="List Number 3" w:semiHidden="1" w:unhideWhenUsed="1"/>
+    <w:lsdException w:name="List Number 4" w:semiHidden="1" w:unhideWhenUsed="1"/>
+    <w:lsdException w:name="List Number 5" w:semiHidden="1" w:unhideWhenUsed="1"/>
+    <w:lsdException w:name="Title" w:uiPriority="10" w:qFormat="1"/>
+    <w:lsdException w:name="Closing" w:semiHidden="1" w:unhideWhenUsed="1"/>
+    <w:lsdException w:name="Signature" w:semiHidden="1" w:unhideWhenUsed="1"/>
+    <w:lsdException w:name="Default Paragraph Font" w:semiHidden="1" w:uiPriority="1" w:unhideWhenUsed="1"/>
+    <w:lsdException w:name="Body Text" w:semiHidden="1" w:unhideWhenUsed="1"/>
+    <w:lsdException w:name="Body Text Indent" w:semiHidden="1" w:unhideWhenUsed="1"/>
+    <w:lsdException w:name="List Continue" w:semiHidden="1" w:unhideWhenUsed="1"/>
+    <w:lsdException w:name="List Continue 2" w:semiHidden="1" w:unhideWhenUsed="1"/>
+    <w:lsdException w:name="List Continue 3" w:semiHidden="1" w:unhideWhenUsed="1"/>
+    <w:lsdException w:name="List Continue 4" w:semiHidden="1" w:unhideWhenUsed="1"/>
+    <w:lsdException w:name="List Continue 5" w:semiHidden="1" w:unhideWhenUsed="1"/>
+    <w:lsdException w:name="Message Header" w:semiHidden="1" w:unhideWhenUsed="1"/>
+    <w:lsdException w:name="Subtitle" w:uiPriority="11" w:qFormat="1"/>
+    <w:lsdException w:name="Salutation" w:semiHidden="1" w:unhideWhenUsed="1"/>
+    <w:lsdException w:name="Date" w:semiHidden="1" w:unhideWhenUsed="1"/>
+    <w:lsdException w:name="Body Text First Indent" w:semiHidden="1" w:unhideWhenUsed="1"/>
+    <w:lsdException w:name="Body Text First Indent 2" w:semiHidden="1" w:unhideWhenUsed="1"/>
+    <w:lsdException w:name="Note Heading" w:semiHidden="1" w:unhideWhenUsed="1"/>
+    <w:lsdException w:name="Body Text 2" w:semiHidden="1" w:unhideWhenUsed="1"/>
+    <w:lsdException w:name="Body Text 3" w:semiHidden="1" w:unhideWhenUsed="1"/>
+    <w:lsdException w:name="Body Text Indent 2" w:semiHidden="1" w:unhideWhenUsed="1"/>
+    <w:lsdException w:name="Body Text Indent 3" w:semiHidden="1" w:unhideWhenUsed="1"/>
+    <w:lsdException w:name="Block Text" w:semiHidden="1" w:unhideWhenUsed="1"/>
+    <w:lsdException w:name="Hyperlink" w:semiHidden="1" w:unhideWhenUsed="1"/>
+    <w:lsdException w:name="FollowedHyperlink" w:semiHidden="1" w:unhideWhenUsed="1"/>
+    <w:lsdException w:name="Strong" w:uiPriority="22" w:qFormat="1"/>
+    <w:lsdException w:name="Emphasis" w:uiPriority="20" w:qFormat="1"/>
+    <w:lsdException w:name="Document Map" w:semiHidden="1" w:unhideWhenUsed="1"/>
+    <w:lsdException w:name="Plain Text" w:semiHidden="1" w:unhideWhenUsed="1"/>
+    <w:lsdException w:name="E-mail Signature" w:semiHidden="1" w:unhideWhenUsed="1"/>
+    <w:lsdException w:name="HTML Top of Form" w:semiHidden="1" w:unhideWhenUsed="1"/>
+    <w:lsdException w:name="HTML Bottom of Form" w:semiHidden="1" w:unhideWhenUsed="1"/>
+    <w:lsdException w:name="Normal (Web)" w:semiHidden="1" w:unhideWhenUsed="1"/>
+    <w:lsdException w:name="HTML Acronym" w:semiHidden="1" w:unhideWhenUsed="1"/>
+    <w:lsdException w:name="HTML Address" w:semiHidden="1" w:unhideWhenUsed="1"/>
+    <w:lsdException w:name="HTML Cite" w:semiHidden="1" w:unhideWhenUsed="1"/>
+    <w:lsdException w:name="HTML Code" w:semiHidden="1" w:unhideWhenUsed="1"/>
+    <w:lsdException w:name="HTML Definition" w:semiHidden="1" w:unhideWhenUsed="1"/>
+    <w:lsdException w:name="HTML Keyboard" w:semiHidden="1" w:unhideWhenUsed="1"/>
+    <w:lsdException w:name="HTML Preformatted" w:semiHidden="1" w:unhideWhenUsed="1"/>
+    <w:lsdException w:name="HTML Sample" w:semiHidden="1" w:unhideWhenUsed="1"/>
+    <w:lsdException w:name="HTML Typewriter" w:semiHidden="1" w:unhideWhenUsed="1"/>
+    <w:lsdException w:name="HTML Variable" w:semiHidden="1" w:unhideWhenUsed="1"/>
+    <w:lsdException w:name="Normal Table" w:semiHidden="1" w:unhideWhenUsed="1"/>
+    <w:lsdException w:name="annotation subject" w:semiHidden="1" w:unhideWhenUsed="1"/>
+    <w:lsdException w:name="No List" w:semiHidden="1" w:unhideWhenUsed="1"/>
+    <w:lsdException w:name="Outline List 1" w:semiHidden="1" w:unhideWhenUsed="1"/>
+    <w:lsdException w:name="Outline List 2" w:semiHidden="1" w:unhideWhenUsed="1"/>
+    <w:lsdException w:name="Outline List 3" w:semiHidden="1" w:unhideWhenUsed="1"/>
+    <w:lsdException w:name="Table Simple 1" w:semiHidden="1" w:unhideWhenUsed="1"/>
+    <w:lsdException w:name="Table Simple 2" w:semiHidden="1" w:unhideWhenUsed="1"/>
+    <w:lsdException w:name="Table Simple 3" w:semiHidden="1" w:unhideWhenUsed="1"/>
+    <w:lsdException w:name="Table Classic 1" w:semiHidden="1" w:unhideWhenUsed="1"/>
+    <w:lsdException w:name="Table Classic 2" w:semiHidden="1" w:unhideWhenUsed="1"/>
+    <w:lsdException w:name="Table Classic 3" w:semiHidden="1" w:unhideWhenUsed="1"/>
+    <w:lsdException w:name="Table Classic 4" w:semiHidden="1" w:unhideWhenUsed="1"/>
+    <w:lsdException w:name="Table Colorful 1" w:semiHidden="1" w:unhideWhenUsed="1"/>
+    <w:lsdException w:name="Table Colorful 2" w:semiHidden="1" w:unhideWhenUsed="1"/>
+    <w:lsdException w:name="Table Colorful 3" w:semiHidden="1" w:unhideWhenUsed="1"/>
+    <w:lsdException w:name="Table Columns 1" w:semiHidden="1" w:unhideWhenUsed="1"/>
+    <w:lsdException w:name="Table Columns 2" w:semiHidden="1" w:unhideWhenUsed="1"/>
+    <w:lsdException w:name="Table Columns 3" w:semiHidden="1" w:unhideWhenUsed="1"/>
+    <w:lsdException w:name="Table Columns 4" w:semiHidden="1" w:unhideWhenUsed="1"/>
+    <w:lsdException w:name="Table Columns 5" w:semiHidden="1" w:unhideWhenUsed="1"/>
+    <w:lsdException w:name="Table Grid 1" w:semiHidden="1" w:unhideWhenUsed="1"/>
+    <w:lsdException w:name="Table Grid 2" w:semiHidden="1" w:unhideWhenUsed="1"/>
+    <w:lsdException w:name="Table Grid 3" w:semiHidden="1" w:unhideWhenUsed="1"/>
+    <w:lsdException w:name="Table Grid 4" w:semiHidden="1" w:unhideWhenUsed="1"/>
+    <w:lsdException w:name="Table Grid 5" w:semiHidden="1" w:unhideWhenUsed="1"/>
+    <w:lsdException w:name="Table Grid 6" w:semiHidden="1" w:unhideWhenUsed="1"/>
+    <w:lsdException w:name="Table Grid 7" w:semiHidden="1" w:unhideWhenUsed="1"/>
+    <w:lsdException w:name="Table Grid 8" w:semiHidden="1" w:unhideWhenUsed="1"/>
+    <w:lsdException w:name="Table List 1" w:semiHidden="1" w:unhideWhenUsed="1"/>
+    <w:lsdException w:name="Table List 2" w:semiHidden="1" w:unhideWhenUsed="1"/>
+    <w:lsdException w:name="Table List 3" w:semiHidden="1" w:unhideWhenUsed="1"/>
+    <w:lsdException w:name="Table List 4" w:semiHidden="1" w:unhideWhenUsed="1"/>
+    <w:lsdException w:name="Table List 5" w:semiHidden="1" w:unhideWhenUsed="1"/>
+    <w:lsdException w:name="Table List 6" w:semiHidden="1" w:unhideWhenUsed="1"/>
+    <w:lsdException w:name="Table List 7" w:semiHidden="1" w:unhideWhenUsed="1"/>
+    <w:lsdException w:name="Table List 8" w:semiHidden="1" w:unhideWhenUsed="1"/>
+    <w:lsdException w:name="Table 3D effects 1" w:semiHidden="1" w:unhideWhenUsed="1"/>
+    <w:lsdException w:name="Table 3D effects 2" w:semiHidden="1" w:unhideWhenUsed="1"/>
+    <w:lsdException w:name="Table 3D effects 3" w:semiHidden="1" w:unhideWhenUsed="1"/>
+    <w:lsdException w:name="Table Contemporary" w:semiHidden="1" w:unhideWhenUsed="1"/>
+    <w:lsdException w:name="Table Elegant" w:semiHidden="1" w:unhideWhenUsed="1"/>
+    <w:lsdException w:name="Table Professional" w:semiHidden="1" w:unhideWhenUsed="1"/>
+    <w:lsdException w:name="Table Subtle 1" w:semiHidden="1" w:unhideWhenUsed="1"/>
+    <w:lsdException w:name="Table Subtle 2" w:semiHidden="1" w:unhideWhenUsed="1"/>
+    <w:lsdException w:name="Table Web 1" w:semiHidden="1" w:unhideWhenUsed="1"/>
+    <w:lsdException w:name="Table Web 2" w:semiHidden="1" w:unhideWhenUsed="1"/>
+    <w:lsdException w:name="Table Web 3" w:semiHidden="1" w:unhideWhenUsed="1"/>
+    <w:lsdException w:name="Balloon Text" w:semiHidden="1" w:unhideWhenUsed="1"/>
+    <w:lsdException w:name="Table Grid" w:uiPriority="39"/>
+    <w:lsdException w:name="Table Theme" w:semiHidden="1" w:unhideWhenUsed="1"/>
+    <w:lsdException w:name="Placeholder Text" w:semiHidden="1"/>
+    <w:lsdException w:name="No Spacing" w:uiPriority="1" w:qFormat="1"/>
+    <w:lsdException w:name="Light Shading" w:uiPriority="60"/>
+    <w:lsdException w:name="Light List" w:uiPriority="61"/>
+    <w:lsdException w:name="Light Grid" w:uiPriority="62"/>
+    <w:lsdException w:name="Medium Shading 1" w:uiPriority="63"/>
+    <w:lsdException w:name="Medium Shading 2" w:uiPriority="64"/>
+    <w:lsdException w:name="Medium List 1" w:uiPriority="65"/>
+    <w:lsdException w:name="Medium List 2" w:uiPriority="66"/>
+    <w:lsdException w:name="Medium Grid 1" w:uiPriority="67"/>
+    <w:lsdException w:name="Medium Grid 2" w:uiPriority="68"/>
+    <w:lsdException w:name="Medium Grid 3" w:uiPriority="69"/>
+    <w:lsdException w:name="Dark List" w:uiPriority="70"/>
+    <w:lsdException w:name="Colorful Shading" w:uiPriority="71"/>
+    <w:lsdException w:name="Colorful List" w:uiPriority="72"/>
+    <w:lsdException w:name="Colorful Grid" w:uiPriority="73"/>
+    <w:lsdException w:name="Light Shading Accent 1" w:uiPriority="60"/>
+    <w:lsdException w:name="Light List Accent 1" w:uiPriority="61"/>
+    <w:lsdException w:name="Light Grid Accent 1" w:uiPriority="62"/>
+    <w:lsdException w:name="Medium Shading 1 Accent 1" w:uiPriority="63"/>
+    <w:lsdException w:name="Medium Shading 2 Accent 1" w:uiPriority="64"/>
+    <w:lsdException w:name="Medium List 1 Accent 1" w:uiPriority="65"/>
+    <w:lsdException w:name="Revision" w:semiHidden="1"/>
+    <w:lsdException w:name="List Paragraph" w:uiPriority="34" w:qFormat="1"/>
+    <w:lsdException w:name="Quote" w:uiPriority="29" w:qFormat="1"/>
+    <w:lsdException w:name="Intense Quote" w:uiPriority="30" w:qFormat="1"/>
+    <w:lsdException w:name="Medium List 2 Accent 1" w:uiPriority="66"/>
+    <w:lsdException w:name="Medium Grid 1 Accent 1" w:uiPriority="67"/>
+    <w:lsdException w:name="Medium Grid 2 Accent 1" w:uiPriority="68"/>
+    <w:lsdException w:name="Medium Grid 3 Accent 1" w:uiPriority="69"/>
+    <w:lsdException w:name="Dark List Accent 1" w:uiPriority="70"/>
+    <w:lsdException w:name="Colorful Shading Accent 1" w:uiPriority="71"/>
+    <w:lsdException w:name="Colorful List Accent 1" w:uiPriority="72"/>
+    <w:lsdException w:name="Colorful Grid Accent 1" w:uiPriority="73"/>
+    <w:lsdException w:name="Light Shading Accent 2" w:uiPriority="60"/>
+    <w:lsdException w:name="Light List Accent 2" w:uiPriority="61"/>
+    <w:lsdException w:name="Light Grid Accent 2" w:uiPriority="62"/>
+    <w:lsdException w:name="Medium Shading 1 Accent 2" w:uiPriority="63"/>
+    <w:lsdException w:name="Medium Shading 2 Accent 2" w:uiPriority="64"/>
+    <w:lsdException w:name="Medium List 1 Accent 2" w:uiPriority="65"/>
+    <w:lsdException w:name="Medium List 2 Accent 2" w:uiPriority="66"/>
+    <w:lsdException w:name="Medium Grid 1 Accent 2" w:uiPriority="67"/>
+    <w:lsdException w:name="Medium Grid 2 Accent 2" w:uiPriority="68"/>
+    <w:lsdException w:name="Medium Grid 3 Accent 2" w:uiPriority="69"/>
+    <w:lsdException w:name="Dark List Accent 2" w:uiPriority="70"/>
+    <w:lsdException w:name="Colorful Shading Accent 2" w:uiPriority="71"/>
+    <w:lsdException w:name="Colorful List Accent 2" w:uiPriority="72"/>
+    <w:lsdException w:name="Colorful Grid Accent 2" w:uiPriority="73"/>
+    <w:lsdException w:name="Light Shading Accent 3" w:uiPriority="60"/>
+    <w:lsdException w:name="Light List Accent 3" w:uiPriority="61"/>
+    <w:lsdException w:name="Light Grid Accent 3" w:uiPriority="62"/>
+    <w:lsdException w:name="Medium Shading 1 Accent 3" w:uiPriority="63"/>
+    <w:lsdException w:name="Medium Shading 2 Accent 3" w:uiPriority="64"/>
+    <w:lsdException w:name="Medium List 1 Accent 3" w:uiPriority="65"/>
+    <w:lsdException w:name="Medium List 2 Accent 3" w:uiPriority="66"/>
+    <w:lsdException w:name="Medium Grid 1 Accent 3" w:uiPriority="67"/>
+    <w:lsdException w:name="Medium Grid 2 Accent 3" w:uiPriority="68"/>
+    <w:lsdException w:name="Medium Grid 3 Accent 3" w:uiPriority="69"/>
+    <w:lsdException w:name="Dark List Accent 3" w:uiPriority="70"/>
+    <w:lsdException w:name="Colorful Shading Accent 3" w:uiPriority="71"/>
+    <w:lsdException w:name="Colorful List Accent 3" w:uiPriority="72"/>
+    <w:lsdException w:name="Colorful Grid Accent 3" w:uiPriority="73"/>
+    <w:lsdException w:name="Light Shading Accent 4" w:uiPriority="60"/>
+    <w:lsdException w:name="Light List Accent 4" w:uiPriority="61"/>
+    <w:lsdException w:name="Light Grid Accent 4" w:uiPriority="62"/>
+    <w:lsdException w:name="Medium Shading 1 Accent 4" w:uiPriority="63"/>
+    <w:lsdException w:name="Medium Shading 2 Accent 4" w:uiPriority="64"/>
+    <w:lsdException w:name="Medium List 1 Accent 4" w:uiPriority="65"/>
+    <w:lsdException w:name="Medium List 2 Accent 4" w:uiPriority="66"/>
+    <w:lsdException w:name="Medium Grid 1 Accent 4" w:uiPriority="67"/>
+    <w:lsdException w:name="Medium Grid 2 Accent 4" w:uiPriority="68"/>
+    <w:lsdException w:name="Medium Grid 3 Accent 4" w:uiPriority="69"/>
+    <w:lsdException w:name="Dark List Accent 4" w:uiPriority="70"/>
+    <w:lsdException w:name="Colorful Shading Accent 4" w:uiPriority="71"/>
+    <w:lsdException w:name="Colorful List Accent 4" w:uiPriority="72"/>
+    <w:lsdException w:name="Colorful Grid Accent 4" w:uiPriority="73"/>
+    <w:lsdException w:name="Light Shading Accent 5" w:uiPriority="60"/>
+    <w:lsdException w:name="Light List Accent 5" w:uiPriority="61"/>
+    <w:lsdException w:name="Light Grid Accent 5" w:uiPriority="62"/>
+    <w:lsdException w:name="Medium Shading 1 Accent 5" w:uiPriority="63"/>
+    <w:lsdException w:name="Medium Shading 2 Accent 5" w:uiPriority="64"/>
+    <w:lsdException w:name="Medium List 1 Accent 5" w:uiPriority="65"/>
+    <w:lsdException w:name="Medium List 2 Accent 5" w:uiPriority="66"/>
+    <w:lsdException w:name="Medium Grid 1 Accent 5" w:uiPriority="67"/>
+    <w:lsdException w:name="Medium Grid 2 Accent 5" w:uiPriority="68"/>
+    <w:lsdException w:name="Medium Grid 3 Accent 5" w:uiPriority="69"/>
+    <w:lsdException w:name="Dark List Accent 5" w:uiPriority="70"/>
+    <w:lsdException w:name="Colorful Shading Accent 5" w:uiPriority="71"/>
+    <w:lsdException w:name="Colorful List Accent 5" w:uiPriority="72"/>
+    <w:lsdException w:name="Colorful Grid Accent 5" w:uiPriority="73"/>
+    <w:lsdException w:name="Light Shading Accent 6" w:uiPriority="60"/>
+    <w:lsdException w:name="Light List Accent 6" w:uiPriority="61"/>
+    <w:lsdException w:name="Light Grid Accent 6" w:uiPriority="62"/>
+    <w:lsdException w:name="Medium Shading 1 Accent 6" w:uiPriority="63"/>
+    <w:lsdException w:name="Medium Shading 2 Accent 6" w:uiPriority="64"/>
+    <w:lsdException w:name="Medium List 1 Accent 6" w:uiPriority="65"/>
+    <w:lsdException w:name="Medium List 2 Accent 6" w:uiPriority="66"/>
+    <w:lsdException w:name="Medium Grid 1 Accent 6" w:uiPriority="67"/>
+    <w:lsdException w:name="Medium Grid 2 Accent 6" w:uiPriority="68"/>
+    <w:lsdException w:name="Medium Grid 3 Accent 6" w:uiPriority="69"/>
+    <w:lsdException w:name="Dark List Accent 6" w:uiPriority="70"/>
+    <w:lsdException w:name="Colorful Shading Accent 6" w:uiPriority="71"/>
+    <w:lsdException w:name="Colorful List Accent 6" w:uiPriority="72"/>
+    <w:lsdException w:name="Colorful Grid Accent 6" w:uiPriority="73"/>
+    <w:lsdException w:name="Subtle Emphasis" w:uiPriority="19" w:qFormat="1"/>
+    <w:lsdException w:name="Intense Emphasis" w:uiPriority="21" w:qFormat="1"/>
+    <w:lsdException w:name="Subtle Reference" w:uiPriority="31" w:qFormat="1"/>
+    <w:lsdException w:name="Intense Reference" w:uiPriority="32" w:qFormat="1"/>
+    <w:lsdException w:name="Book Title" w:uiPriority="33" w:qFormat="1"/>
+    <w:lsdException w:name="Bibliography" w:semiHidden="1" w:uiPriority="37" w:unhideWhenUsed="1"/>
+    <w:lsdException w:name="TOC Heading" w:semiHidden="1" w:uiPriority="39" w:unhideWhenUsed="1" w:qFormat="1"/>
+    <w:lsdException w:name="Plain Table 1" w:uiPriority="41"/>
+    <w:lsdException w:name="Plain Table 2" w:uiPriority="42"/>
+    <w:lsdException w:name="Plain Table 3" w:uiPriority="43"/>
+    <w:lsdException w:name="Plain Table 4" w:uiPriority="44"/>
+    <w:lsdException w:name="Plain Table 5" w:uiPriority="45"/>
+    <w:lsdException w:name="Grid Table Light" w:uiPriority="40"/>
+    <w:lsdException w:name="Grid Table 1 Light" w:uiPriority="46"/>
+    <w:lsdException w:name="Grid Table 2" w:uiPriority="47"/>
+    <w:lsdException w:name="Grid Table 3" w:uiPriority="48"/>
+    <w:lsdException w:name="Grid Table 4" w:uiPriority="49"/>
+    <w:lsdException w:name="Grid Table 5 Dark" w:uiPriority="50"/>
+    <w:lsdException w:name="Grid Table 6 Colorful" w:uiPriority="51"/>
+    <w:lsdException w:name="Grid Table 7 Colorful" w:uiPriority="52"/>
+    <w:lsdException w:name="Grid Table 1 Light Accent 1" w:uiPriority="46"/>
+    <w:lsdException w:name="Grid Table 2 Accent 1" w:uiPriority="47"/>
+    <w:lsdException w:name="Grid Table 3 Accent 1" w:uiPriority="48"/>
+    <w:lsdException w:name="Grid Table 4 Accent 1" w:uiPriority="49"/>
+    <w:lsdException w:name="Grid Table 5 Dark Accent 1" w:uiPriority="50"/>
+    <w:lsdException w:name="Grid Table 6 Colorful Accent 1" w:uiPriority="51"/>
+    <w:lsdException w:name="Grid Table 7 Colorful Accent 1" w:uiPriority="52"/>
+    <w:lsdException w:name="Grid Table 1 Light Accent 2" w:uiPriority="46"/>
+    <w:lsdException w:name="Grid Table 2 Accent 2" w:uiPriority="47"/>
+    <w:lsdException w:name="Grid Table 3 Accent 2" w:uiPriority="48"/>
+    <w:lsdException w:name="Grid Table 4 Accent 2" w:uiPriority="49"/>
+    <w:lsdException w:name="Grid Table 5 Dark Accent 2" w:uiPriority="50"/>
+    <w:lsdException w:name="Grid Table 6 Colorful Accent 2" w:uiPriority="51"/>
+    <w:lsdException w:name="Grid Table 7 Colorful Accent 2" w:uiPriority="52"/>
+    <w:lsdException w:name="Grid Table 1 Light Accent 3" w:uiPriority="46"/>
+    <w:lsdException w:name="Grid Table 2 Accent 3" w:uiPriority="47"/>
+    <w:lsdException w:name="Grid Table 3 Accent 3" w:uiPriority="48"/>
+    <w:lsdException w:name="Grid Table 4 Accent 3" w:uiPriority="49"/>
+    <w:lsdException w:name="Grid Table 5 Dark Accent 3" w:uiPriority="50"/>
+    <w:lsdException w:name="Grid Table 6 Colorful Accent 3" w:uiPriority="51"/>
+    <w:lsdException w:name="Grid Table 7 Colorful Accent 3" w:uiPriority="52"/>
+    <w:lsdException w:name="Grid Table 1 Light Accent 4" w:uiPriority="46"/>
+    <w:lsdException w:name="Grid Table 2 Accent 4" w:uiPriority="47"/>
+    <w:lsdException w:name="Grid Table 3 Accent 4" w:uiPriority="48"/>
+    <w:lsdException w:name="Grid Table 4 Accent 4" w:uiPriority="49"/>
+    <w:lsdException w:name="Grid Table 5 Dark Accent 4" w:uiPriority="50"/>
+    <w:lsdException w:name="Grid Table 6 Colorful Accent 4" w:uiPriority="51"/>
+    <w:lsdException w:name="Grid Table 7 Colorful Accent 4" w:uiPriority="52"/>
+    <w:lsdException w:name="Grid Table 1 Light Accent 5" w:uiPriority="46"/>
+    <w:lsdException w:name="Grid Table 2 Accent 5" w:uiPriority="47"/>
+    <w:lsdException w:name="Grid Table 3 Accent 5" w:uiPriority="48"/>
+    <w:lsdException w:name="Grid Table 4 Accent 5" w:uiPriority="49"/>
+    <w:lsdException w:name="Grid Table 5 Dark Accent 5" w:uiPriority="50"/>
+    <w:lsdException w:name="Grid Table 6 Colorful Accent 5" w:uiPriority="51"/>
+    <w:lsdException w:name="Grid Table 7 Colorful Accent 5" w:uiPriority="52"/>
+    <w:lsdException w:name="Grid Table 1 Light Accent 6" w:uiPriority="46"/>
+    <w:lsdException w:name="Grid Table 2 Accent 6" w:uiPriority="47"/>
+    <w:lsdException w:name="Grid Table 3 Accent 6" w:uiPriority="48"/>
+    <w:lsdException w:name="Grid Table 4 Accent 6" w:uiPriority="49"/>
+    <w:lsdException w:name="Grid Table 5 Dark Accent 6" w:uiPriority="50"/>
+    <w:lsdException w:name="Grid Table 6 Colorful Accent 6" w:uiPriority="51"/>
+    <w:lsdException w:name="Grid Table 7 Colorful Accent 6" w:uiPriority="52"/>
+    <w:lsdException w:name="List Table 1 Light" w:uiPriority="46"/>
+    <w:lsdException w:name="List Table 2" w:uiPriority="47"/>
+    <w:lsdException w:name="List Table 3" w:uiPriority="48"/>
+    <w:lsdException w:name="List Table 4" w:uiPriority="49"/>
+    <w:lsdException w:name="List Table 5 Dark" w:uiPriority="50"/>
+    <w:lsdException w:name="List Table 6 Colorful" w:uiPriority="51"/>
+    <w:lsdException w:name="List Table 7 Colorful" w:uiPriority="52"/>
+    <w:lsdException w:name="List Table 1 Light Accent 1" w:uiPriority="46"/>
+    <w:lsdException w:name="List Table 2 Accent 1" w:uiPriority="47"/>
+    <w:lsdException w:name="List Table 3 Accent 1" w:uiPriority="48"/>
+    <w:lsdException w:name="List Table 4 Accent 1" w:uiPriority="49"/>
+    <w:lsdException w:name="List Table 5 Dark Accent 1" w:uiPriority="50"/>
+    <w:lsdException w:name="List Table 6 Colorful Accent 1" w:uiPriority="51"/>
+    <w:lsdException w:name="List Table 7 Colorful Accent 1" w:uiPriority="52"/>
+    <w:lsdException w:name="List Table 1 Light Accent 2" w:uiPriority="46"/>
+    <w:lsdException w:name="List Table 2 Accent 2" w:uiPriority="47"/>
+    <w:lsdException w:name="List Table 3 Accent 2" w:uiPriority="48"/>
+    <w:lsdException w:name="List Table 4 Accent 2" w:uiPriority="49"/>
+    <w:lsdException w:name="List Table 5 Dark Accent 2" w:uiPriority="50"/>
+    <w:lsdException w:name="List Table 6 Colorful Accent 2" w:uiPriority="51"/>
+    <w:lsdException w:name="List Table 7 Colorful Accent 2" w:uiPriority="52"/>
+    <w:lsdException w:name="List Table 1 Light Accent 3" w:uiPriority="46"/>
+    <w:lsdException w:name="List Table 2 Accent 3" w:uiPriority="47"/>
+    <w:lsdException w:name="List Table 3 Accent 3" w:uiPriority="48"/>
+    <w:lsdException w:name="List Table 4 Accent 3" w:uiPriority="49"/>
+    <w:lsdException w:name="List Table 5 Dark Accent 3" w:uiPriority="50"/>
+    <w:lsdException w:name="List Table 6 Colorful Accent 3" w:uiPriority="51"/>
+    <w:lsdException w:name="List Table 7 Colorful Accent 3" w:uiPriority="52"/>
+    <w:lsdException w:name="List Table 1 Light Accent 4" w:uiPriority="46"/>
+    <w:lsdException w:name="List Table 2 Accent 4" w:uiPriority="47"/>
+    <w:lsdException w:name="List Table 3 Accent 4" w:uiPriority="48"/>
+    <w:lsdException w:name="List Table 4 Accent 4" w:uiPriority="49"/>
+    <w:lsdException w:name="List Table 5 Dark Accent 4" w:uiPriority="50"/>
+    <w:lsdException w:name="List Table 6 Colorful Accent 4" w:uiPriority="51"/>
+    <w:lsdException w:name="List Table 7 Colorful Accent 4" w:uiPriority="52"/>
+    <w:lsdException w:name="List Table 1 Light Accent 5" w:uiPriority="46"/>
+    <w:lsdException w:name="List Table 2 Accent 5" w:uiPriority="47"/>
+    <w:lsdException w:name="List Table 3 Accent 5" w:uiPriority="48"/>
+    <w:lsdException w:name="List Table 4 Accent 5" w:uiPriority="49"/>
+    <w:lsdException w:name="List Table 5 Dark Accent 5" w:uiPriority="50"/>
+    <w:lsdException w:name="List Table 6 Colorful Accent 5" w:uiPriority="51"/>
+    <w:lsdException w:name="List Table 7 Colorful Accent 5" w:uiPriority="52"/>
+    <w:lsdException w:name="List Table 1 Light Accent 6" w:uiPriority="46"/>
+    <w:lsdException w:name="List Table 2 Accent 6" w:uiPriority="47"/>
+    <w:lsdException w:name="List Table 3 Accent 6" w:uiPriority="48"/>
+    <w:lsdException w:name="List Table 4 Accent 6" w:uiPriority="49"/>
+    <w:lsdException w:name="List Table 5 Dark Accent 6" w:uiPriority="50"/>
+    <w:lsdException w:name="List Table 6 Colorful Accent 6" w:uiPriority="51"/>
+    <w:lsdException w:name="List Table 7 Colorful Accent 6" w:uiPriority="52"/>
+    <w:lsdException w:name="Mention" w:semiHidden="1" w:unhideWhenUsed="1"/>
+    <w:lsdException w:name="Smart Hyperlink" w:semiHidden="1" w:unhideWhenUsed="1"/>
+    <w:lsdException w:name="Hashtag" w:semiHidden="1" w:unhideWhenUsed="1"/>
+    <w:lsdException w:name="Unresolved Mention" w:semiHidden="1" w:unhideWhenUsed="1"/>
+    <w:lsdException w:name="Smart Link" w:semiHidden="1" w:unhideWhenUsed="1"/>
+  </w:latentStyles>
+  <w:style w:type="paragraph" w:default="1" w:styleId="Normal">
+    <w:name w:val="Normal"/>
+    <w:qFormat/>
+  </w:style>
+  <w:style w:type="character" w:default="1" w:styleId="Fuentedeprrafopredeter">
+    <w:name w:val="Default Paragraph Font"/>
+    <w:uiPriority w:val="1"/>
+    <w:semiHidden/>
+    <w:unhideWhenUsed/>
+  </w:style>
+  <w:style w:type="table" w:default="1" w:styleId="Tablanormal">
+    <w:name w:val="Normal Table"/>
+    <w:uiPriority w:val="99"/>
+    <w:semiHidden/>
+    <w:unhideWhenUsed/>
+    <w:tblPr>
+      <w:tblInd w:w="0" w:type="dxa"/>
+      <w:tblCellMar>
+        <w:top w:w="0" w:type="dxa"/>
+        <w:left w:w="108" w:type="dxa"/>
+        <w:bottom w:w="0" w:type="dxa"/>
+        <w:right w:w="108" w:type="dxa"/>
+      </w:tblCellMar>
+    </w:tblPr>
+  </w:style>
+  <w:style w:type="numbering" w:default="1" w:styleId="Sinlista">
+    <w:name w:val="No List"/>
+    <w:uiPriority w:val="99"/>
+    <w:semiHidden/>
+    <w:unhideWhenUsed/>
+  </w:style>
+  <w:style w:type="paragraph" w:customStyle="1" w:styleId="AE16DD91CE3F4523AC18A6CEB37CABDB">
+    <w:name w:val="AE16DD91CE3F4523AC18A6CEB37CABDB"/>
+    <w:rsid w:val="009D7B53"/>
+  </w:style>
+  <w:style w:type="paragraph" w:customStyle="1" w:styleId="302234ED32444596B457B2608FCEE77D">
+    <w:name w:val="302234ED32444596B457B2608FCEE77D"/>
+    <w:rsid w:val="009D7B53"/>
+  </w:style>
+  <w:style w:type="paragraph" w:customStyle="1" w:styleId="F7BFD28E86C743B3ABD74F2C19D5B845">
+    <w:name w:val="F7BFD28E86C743B3ABD74F2C19D5B845"/>
+    <w:rsid w:val="009D7B53"/>
+  </w:style>
+  <w:style w:type="paragraph" w:customStyle="1" w:styleId="6B5E49DCE2554F078EEFA80C9D3FC9CF">
+    <w:name w:val="6B5E49DCE2554F078EEFA80C9D3FC9CF"/>
+    <w:rsid w:val="009D7B53"/>
+  </w:style>
+  <w:style w:type="paragraph" w:customStyle="1" w:styleId="2CC5CFEE3F224E27A7A447F2C1E3FBA1">
+    <w:name w:val="2CC5CFEE3F224E27A7A447F2C1E3FBA1"/>
+    <w:rsid w:val="009D7B53"/>
+  </w:style>
+  <w:style w:type="paragraph" w:customStyle="1" w:styleId="9E82E35C2004428DB56FB85630CF3C23">
+    <w:name w:val="9E82E35C2004428DB56FB85630CF3C23"/>
+    <w:rsid w:val="009D7B53"/>
+  </w:style>
+</w:styles>
+</file>
+
+<file path=word/glossary/webSettings.xml><?xml version="1.0" encoding="utf-8"?>
+<w:webSettings xmlns:mc="http://schemas.openxmlformats.org/markup-compatibility/2006" xmlns:r="http://schemas.openxmlformats.org/officeDocument/2006/relationships" xmlns:w="http://schemas.openxmlformats.org/wordprocessingml/2006/main" xmlns:w14="http://schemas.microsoft.com/office/word/2010/wordml" xmlns:w15="http://schemas.microsoft.com/office/word/2012/wordml" xmlns:w16cex="http://schemas.microsoft.com/office/word/2018/wordml/cex" xmlns:w16cid="http://schemas.microsoft.com/office/word/2016/wordml/cid" xmlns:w16="http://schemas.microsoft.com/office/word/2018/wordml" xmlns:w16du="http://schemas.microsoft.com/office/word/2023/wordml/word16du" xmlns:w16sdtdh="http://schemas.microsoft.com/office/word/2020/wordml/sdtdatahash" xmlns:w16sdtfl="http://schemas.microsoft.com/office/word/2024/wordml/sdtformatlock" xmlns:w16se="http://schemas.microsoft.com/office/word/2015/wordml/symex" mc:Ignorable="w14 w15 w16se w16cid w16 w16cex w16sdtdh w16sdtfl w16du">
+  <w:optimizeForBrowser/>
+  <w:allowPNG/>
+</w:webSettings>
+</file>
+
 <file path=word/theme/theme1.xml><?xml version="1.0" encoding="utf-8"?>
 <a:theme xmlns:a="http://schemas.openxmlformats.org/drawingml/2006/main" name="Office Theme">
   <a:themeElements>
@@ -8589,6 +8968,12 @@
 </file>
 
 <file path=customXml/item1.xml><?xml version="1.0" encoding="utf-8"?>
+<go:gDocsCustomXmlDataStorage xmlns:go="http://customooxmlschemas.google.com/" xmlns:r="http://schemas.openxmlformats.org/officeDocument/2006/relationships" uri="GoogleDocsCustomDataVersion2">
+  <go:docsCustomData xmlns:go="http://customooxmlschemas.google.com/" roundtripDataSignature="AMtx7miehlgh2pzFvkmpnhkVaeODs3Wnuw==">CgMxLjAyCGguZ2pkZ3hzMgloLjMwajB6bGwyCWguMWZvYjl0ZTIJaC4zem55c2g3MgloLjJldDkycDAyDmgua2ZranMzcndsMmMxOAByITF6bEVRVXYyWkdtTjZWemdfYk5uaGpmb0x1c2hhYUo3dw==</go:docsCustomData>
+</go:gDocsCustomXmlDataStorage>
+</file>
+
+<file path=customXml/item2.xml><?xml version="1.0" encoding="utf-8"?>
 <p:properties xmlns:p="http://schemas.microsoft.com/office/2006/metadata/properties" xmlns:xsi="http://www.w3.org/2001/XMLSchema-instance" xmlns:pc="http://schemas.microsoft.com/office/infopath/2007/PartnerControls">
   <documentManagement>
     <_activity xmlns="b16a9495-4dfd-42d3-807b-98cb11f03b43" xsi:nil="true"/>
@@ -8596,13 +8981,20 @@
 </p:properties>
 </file>
 
-<file path=customXml/item2.xml><?xml version="1.0" encoding="utf-8"?>
-<go:gDocsCustomXmlDataStorage xmlns:go="http://customooxmlschemas.google.com/" xmlns:r="http://schemas.openxmlformats.org/officeDocument/2006/relationships" uri="GoogleDocsCustomDataVersion2">
-  <go:docsCustomData xmlns:go="http://customooxmlschemas.google.com/" roundtripDataSignature="AMtx7miehlgh2pzFvkmpnhkVaeODs3Wnuw==">CgMxLjAyCGguZ2pkZ3hzMgloLjMwajB6bGwyCWguMWZvYjl0ZTIJaC4zem55c2g3MgloLjJldDkycDAyDmgua2ZranMzcndsMmMxOAByITF6bEVRVXYyWkdtTjZWemdfYk5uaGpmb0x1c2hhYUo3dw==</go:docsCustomData>
-</go:gDocsCustomXmlDataStorage>
+<file path=customXml/item3.xml><?xml version="1.0" encoding="utf-8"?>
+<?mso-contentType ?>
+<FormTemplates xmlns="http://schemas.microsoft.com/sharepoint/v3/contenttype/forms">
+  <Display>DocumentLibraryForm</Display>
+  <Edit>DocumentLibraryForm</Edit>
+  <New>DocumentLibraryForm</New>
+</FormTemplates>
 </file>
 
-<file path=customXml/item3.xml><?xml version="1.0" encoding="utf-8"?>
+<file path=customXml/item4.xml><?xml version="1.0" encoding="utf-8"?>
+<b:Sources xmlns:b="http://schemas.openxmlformats.org/officeDocument/2006/bibliography" xmlns="http://schemas.openxmlformats.org/officeDocument/2006/bibliography" SelectedStyle="\APASixthEditionOfficeOnline.xsl" StyleName="APA" Version="6"/>
+</file>
+
+<file path=customXml/item5.xml><?xml version="1.0" encoding="utf-8"?>
 <ct:contentTypeSchema xmlns:ct="http://schemas.microsoft.com/office/2006/metadata/contentType" xmlns:ma="http://schemas.microsoft.com/office/2006/metadata/properties/metaAttributes" ct:_="" ma:_="" ma:contentTypeName="Document" ma:contentTypeID="0x01010091CA7052A48FB44E8BAE44044031FC77" ma:contentTypeVersion="5" ma:contentTypeDescription="Create a new document." ma:contentTypeScope="" ma:versionID="72110da391d7bf7bbbd9879cda66318c">
   <xsd:schema xmlns:xsd="http://www.w3.org/2001/XMLSchema" xmlns:xs="http://www.w3.org/2001/XMLSchema" xmlns:p="http://schemas.microsoft.com/office/2006/metadata/properties" xmlns:ns3="b16a9495-4dfd-42d3-807b-98cb11f03b43" targetNamespace="http://schemas.microsoft.com/office/2006/metadata/properties" ma:root="true" ma:fieldsID="65d4c4ab10123b5e2192ffab3149626d" ns3:_="">
     <xsd:import namespace="b16a9495-4dfd-42d3-807b-98cb11f03b43"/>
@@ -8752,20 +9144,16 @@
 </ct:contentTypeSchema>
 </file>
 
-<file path=customXml/item4.xml><?xml version="1.0" encoding="utf-8"?>
-<b:Sources xmlns:b="http://schemas.openxmlformats.org/officeDocument/2006/bibliography" xmlns="http://schemas.openxmlformats.org/officeDocument/2006/bibliography" SelectedStyle="\APASixthEditionOfficeOnline.xsl" StyleName="APA" Version="6"/>
+<file path=customXml/itemProps1.xml><?xml version="1.0" encoding="utf-8"?>
+<ds:datastoreItem xmlns:ds="http://schemas.openxmlformats.org/officeDocument/2006/customXml" ds:itemID="{11111111-1234-1234-1234-123412341234}">
+  <ds:schemaRefs>
+    <ds:schemaRef ds:uri="http://customooxmlschemas.google.com/"/>
+    <ds:schemaRef ds:uri="http://schemas.openxmlformats.org/officeDocument/2006/relationships"/>
+  </ds:schemaRefs>
+</ds:datastoreItem>
 </file>
 
-<file path=customXml/item5.xml><?xml version="1.0" encoding="utf-8"?>
-<?mso-contentType ?>
-<FormTemplates xmlns="http://schemas.microsoft.com/sharepoint/v3/contenttype/forms">
-  <Display>DocumentLibraryForm</Display>
-  <Edit>DocumentLibraryForm</Edit>
-  <New>DocumentLibraryForm</New>
-</FormTemplates>
-</file>
-
-<file path=customXml/itemProps1.xml><?xml version="1.0" encoding="utf-8"?>
+<file path=customXml/itemProps2.xml><?xml version="1.0" encoding="utf-8"?>
 <ds:datastoreItem xmlns:ds="http://schemas.openxmlformats.org/officeDocument/2006/customXml" ds:itemID="{D51EB97A-8C7A-4EE1-A3AD-E57FDBFA6BEE}">
   <ds:schemaRefs>
     <ds:schemaRef ds:uri="http://schemas.microsoft.com/office/2006/metadata/properties"/>
@@ -8775,16 +9163,23 @@
 </ds:datastoreItem>
 </file>
 
-<file path=customXml/itemProps2.xml><?xml version="1.0" encoding="utf-8"?>
-<ds:datastoreItem xmlns:ds="http://schemas.openxmlformats.org/officeDocument/2006/customXml" ds:itemID="{11111111-1234-1234-1234-123412341234}">
+<file path=customXml/itemProps3.xml><?xml version="1.0" encoding="utf-8"?>
+<ds:datastoreItem xmlns:ds="http://schemas.openxmlformats.org/officeDocument/2006/customXml" ds:itemID="{AD64260C-1345-4C21-A804-B9FBE7B91489}">
   <ds:schemaRefs>
-    <ds:schemaRef ds:uri="http://customooxmlschemas.google.com/"/>
-    <ds:schemaRef ds:uri="http://schemas.openxmlformats.org/officeDocument/2006/relationships"/>
+    <ds:schemaRef ds:uri="http://schemas.microsoft.com/sharepoint/v3/contenttype/forms"/>
   </ds:schemaRefs>
 </ds:datastoreItem>
 </file>
 
-<file path=customXml/itemProps3.xml><?xml version="1.0" encoding="utf-8"?>
+<file path=customXml/itemProps4.xml><?xml version="1.0" encoding="utf-8"?>
+<ds:datastoreItem xmlns:ds="http://schemas.openxmlformats.org/officeDocument/2006/customXml" ds:itemID="{A5C61161-19E4-4D42-A5DA-EC591AFE0A7D}">
+  <ds:schemaRefs>
+    <ds:schemaRef ds:uri="http://schemas.openxmlformats.org/officeDocument/2006/bibliography"/>
+  </ds:schemaRefs>
+</ds:datastoreItem>
+</file>
+
+<file path=customXml/itemProps5.xml><?xml version="1.0" encoding="utf-8"?>
 <ds:datastoreItem xmlns:ds="http://schemas.openxmlformats.org/officeDocument/2006/customXml" ds:itemID="{1CD39011-2B34-4226-8638-59B13D86301D}">
   <ds:schemaRefs>
     <ds:schemaRef ds:uri="http://schemas.microsoft.com/office/2006/metadata/contentType"/>
@@ -8800,20 +9195,4 @@
     <ds:schemaRef ds:uri="http://schemas.microsoft.com/internal/obd"/>
   </ds:schemaRefs>
 </ds:datastoreItem>
-</file>
-
-<file path=customXml/itemProps4.xml><?xml version="1.0" encoding="utf-8"?>
-<ds:datastoreItem xmlns:ds="http://schemas.openxmlformats.org/officeDocument/2006/customXml" ds:itemID="{A5C61161-19E4-4D42-A5DA-EC591AFE0A7D}">
-  <ds:schemaRefs>
-    <ds:schemaRef ds:uri="http://schemas.openxmlformats.org/officeDocument/2006/bibliography"/>
-  </ds:schemaRefs>
-</ds:datastoreItem>
-</file>
-
-<file path=customXml/itemProps5.xml><?xml version="1.0" encoding="utf-8"?>
-<ds:datastoreItem xmlns:ds="http://schemas.openxmlformats.org/officeDocument/2006/customXml" ds:itemID="{AD64260C-1345-4C21-A804-B9FBE7B91489}">
-  <ds:schemaRefs>
-    <ds:schemaRef ds:uri="http://schemas.microsoft.com/sharepoint/v3/contenttype/forms"/>
-  </ds:schemaRefs>
-</ds:datastoreItem>
 </file>
--- a/2026413_Strategic_Thinking_v1.docx
+++ b/2026413_Strategic_Thinking_v1.docx
@@ -736,6 +736,7 @@
                 <w:szCs w:val="32"/>
               </w:rPr>
             </w:pPr>
+            <w:proofErr w:type="spellStart"/>
             <w:ins w:id="22" w:author="Sandy Navarro" w:date="2026-10-04T22:12:00Z" w16du:dateUtc="2026-10-04T21:12:00Z">
               <w:r>
                 <w:rPr>
@@ -744,7 +745,17 @@
                   <w:sz w:val="32"/>
                   <w:szCs w:val="32"/>
                 </w:rPr>
-                <w:t>Taufique Ahmed</w:t>
+                <w:t>Taufique</w:t>
+              </w:r>
+              <w:proofErr w:type="spellEnd"/>
+              <w:r>
+                <w:rPr>
+                  <w:i/>
+                  <w:color w:val="156082"/>
+                  <w:sz w:val="32"/>
+                  <w:szCs w:val="32"/>
+                </w:rPr>
+                <w:t xml:space="preserve"> Ahmed</w:t>
               </w:r>
             </w:ins>
           </w:p>
@@ -1148,6 +1159,7 @@
           </w:rPr>
           <w:t xml:space="preserve"> </w:t>
         </w:r>
+        <w:proofErr w:type="spellStart"/>
         <w:r>
           <w:rPr>
             <w:b/>
@@ -1161,39 +1173,55 @@
               </w:rPr>
             </w:rPrChange>
           </w:rPr>
-          <w:t>DeepL Translator</w:t>
-        </w:r>
-      </w:ins>
-      <w:ins w:id="48" w:author="Sandy Navarro" w:date="2026-10-18T19:38:00Z" w16du:dateUtc="2026-10-18T18:38:00Z">
+          <w:t>DeepL</w:t>
+        </w:r>
+        <w:proofErr w:type="spellEnd"/>
         <w:r>
           <w:rPr>
             <w:b/>
             <w:bCs/>
             <w:sz w:val="28"/>
             <w:szCs w:val="28"/>
-          </w:rPr>
-          <w:t xml:space="preserve"> </w:t>
-        </w:r>
-      </w:ins>
-      <w:ins w:id="49" w:author="Sandy Navarro" w:date="2026-10-18T19:37:00Z" w16du:dateUtc="2026-10-18T18:37:00Z">
-        <w:r>
-          <w:rPr>
+            <w:rPrChange w:id="48" w:author="Sandy Navarro" w:date="2026-10-19T09:01:00Z" w16du:dateUtc="2026-10-19T08:01:00Z">
+              <w:rPr>
+                <w:sz w:val="28"/>
+                <w:szCs w:val="28"/>
+              </w:rPr>
+            </w:rPrChange>
+          </w:rPr>
+          <w:t xml:space="preserve"> Translator</w:t>
+        </w:r>
+      </w:ins>
+      <w:ins w:id="49" w:author="Sandy Navarro" w:date="2026-10-18T19:38:00Z" w16du:dateUtc="2026-10-18T18:38:00Z">
+        <w:r>
+          <w:rPr>
+            <w:b/>
+            <w:bCs/>
             <w:sz w:val="28"/>
             <w:szCs w:val="28"/>
           </w:rPr>
-          <w:t xml:space="preserve">to polish the texts I wrote, as I often found it difficult to </w:t>
-        </w:r>
-      </w:ins>
-      <w:ins w:id="50" w:author="Sandy Navarro" w:date="2026-10-18T19:38:00Z" w16du:dateUtc="2026-10-18T18:38:00Z">
+          <w:t xml:space="preserve"> </w:t>
+        </w:r>
+      </w:ins>
+      <w:ins w:id="50" w:author="Sandy Navarro" w:date="2026-10-18T19:37:00Z" w16du:dateUtc="2026-10-18T18:37:00Z">
         <w:r>
           <w:rPr>
             <w:sz w:val="28"/>
             <w:szCs w:val="28"/>
           </w:rPr>
+          <w:t xml:space="preserve">to polish the texts I wrote, as I often found it difficult to </w:t>
+        </w:r>
+      </w:ins>
+      <w:ins w:id="51" w:author="Sandy Navarro" w:date="2026-10-18T19:38:00Z" w16du:dateUtc="2026-10-18T18:38:00Z">
+        <w:r>
+          <w:rPr>
+            <w:sz w:val="28"/>
+            <w:szCs w:val="28"/>
+          </w:rPr>
           <w:t>express ideas naturally in English that came easily to me in my native language</w:t>
         </w:r>
       </w:ins>
-      <w:del w:id="51" w:author="Sandy Navarro" w:date="2026-10-18T19:23:00Z" w16du:dateUtc="2026-10-18T18:23:00Z">
+      <w:del w:id="52" w:author="Sandy Navarro" w:date="2026-10-18T19:23:00Z" w16du:dateUtc="2026-10-18T18:23:00Z">
         <w:r>
           <w:rPr>
             <w:b/>
@@ -1213,7 +1241,7 @@
       </w:r>
     </w:p>
     <w:p>
-      <w:del w:id="52" w:author="Sandy Navarro" w:date="2026-10-18T19:22:00Z" w16du:dateUtc="2026-10-18T18:22:00Z">
+      <w:del w:id="53" w:author="Sandy Navarro" w:date="2026-10-18T19:22:00Z" w16du:dateUtc="2026-10-18T18:22:00Z">
         <w:r>
           <w:rPr>
             <w:sz w:val="28"/>
@@ -1302,7 +1330,23 @@
                                 <w:color w:val="000000"/>
                                 <w:sz w:val="28"/>
                               </w:rPr>
-                              <w:t xml:space="preserve">By submitting this assessment, I confirm that I have read the CCT policy on academic misconduct and understand the implications of submitting work that is not my own or does not appropriately reference material taken from a third party or other source. </w:t>
+                              <w:t xml:space="preserve">By submitting this assessment, I confirm that I have read the CCT policy on academic misconduct and understand the implications of submitting work that is not my own or does not appropriately reference material </w:t>
+                            </w:r>
+                            <w:proofErr w:type="gramStart"/>
+                            <w:r>
+                              <w:rPr>
+                                <w:color w:val="000000"/>
+                                <w:sz w:val="28"/>
+                              </w:rPr>
+                              <w:t>taken</w:t>
+                            </w:r>
+                            <w:proofErr w:type="gramEnd"/>
+                            <w:r>
+                              <w:rPr>
+                                <w:color w:val="000000"/>
+                                <w:sz w:val="28"/>
+                              </w:rPr>
+                              <w:t xml:space="preserve"> from a third party or other source. </w:t>
                             </w:r>
                           </w:p>
                           <w:p>
@@ -1372,7 +1416,23 @@
                           <w:color w:val="000000"/>
                           <w:sz w:val="28"/>
                         </w:rPr>
-                        <w:t xml:space="preserve">By submitting this assessment, I confirm that I have read the CCT policy on academic misconduct and understand the implications of submitting work that is not my own or does not appropriately reference material taken from a third party or other source. </w:t>
+                        <w:t xml:space="preserve">By submitting this assessment, I confirm that I have read the CCT policy on academic misconduct and understand the implications of submitting work that is not my own or does not appropriately reference material </w:t>
+                      </w:r>
+                      <w:proofErr w:type="gramStart"/>
+                      <w:r>
+                        <w:rPr>
+                          <w:color w:val="000000"/>
+                          <w:sz w:val="28"/>
+                        </w:rPr>
+                        <w:t>taken</w:t>
+                      </w:r>
+                      <w:proofErr w:type="gramEnd"/>
+                      <w:r>
+                        <w:rPr>
+                          <w:color w:val="000000"/>
+                          <w:sz w:val="28"/>
+                        </w:rPr>
+                        <w:t xml:space="preserve"> from a third party or other source. </w:t>
                       </w:r>
                     </w:p>
                     <w:p>
@@ -1426,7 +1486,7 @@
     <w:p>
       <w:pPr>
         <w:rPr>
-          <w:del w:id="53" w:author="Sandy Navarro" w:date="2026-10-18T19:40:00Z" w16du:dateUtc="2026-10-18T18:40:00Z"/>
+          <w:del w:id="54" w:author="Sandy Navarro" w:date="2026-10-18T19:40:00Z" w16du:dateUtc="2026-10-18T18:40:00Z"/>
           <w:rFonts w:ascii="Aptos" w:eastAsia="Aptos" w:hAnsi="Aptos" w:cs="Aptos"/>
           <w:b/>
           <w:color w:val="FF0000"/>
@@ -1435,7 +1495,7 @@
           <w:u w:val="single"/>
         </w:rPr>
       </w:pPr>
-      <w:del w:id="54" w:author="Sandy Navarro" w:date="2026-10-18T19:40:00Z" w16du:dateUtc="2026-10-18T18:40:00Z">
+      <w:del w:id="55" w:author="Sandy Navarro" w:date="2026-10-18T19:40:00Z" w16du:dateUtc="2026-10-18T18:40:00Z">
         <w:r>
           <w:rPr>
             <w:rFonts w:ascii="Aptos" w:eastAsia="Aptos" w:hAnsi="Aptos" w:cs="Aptos"/>
@@ -1453,7 +1513,7 @@
     <w:p>
       <w:pPr>
         <w:rPr>
-          <w:del w:id="55" w:author="Sandy Navarro" w:date="2026-10-18T19:40:00Z" w16du:dateUtc="2026-10-18T18:40:00Z"/>
+          <w:del w:id="56" w:author="Sandy Navarro" w:date="2026-10-18T19:40:00Z" w16du:dateUtc="2026-10-18T18:40:00Z"/>
           <w:rFonts w:ascii="Aptos" w:eastAsia="Aptos" w:hAnsi="Aptos" w:cs="Aptos"/>
           <w:color w:val="FF0000"/>
           <w:sz w:val="24"/>
@@ -1464,7 +1524,7 @@
     <w:p>
       <w:pPr>
         <w:rPr>
-          <w:del w:id="56" w:author="Sandy Navarro" w:date="2026-10-18T19:40:00Z" w16du:dateUtc="2026-10-18T18:40:00Z"/>
+          <w:del w:id="57" w:author="Sandy Navarro" w:date="2026-10-18T19:40:00Z" w16du:dateUtc="2026-10-18T18:40:00Z"/>
           <w:rFonts w:ascii="Aptos" w:eastAsia="Aptos" w:hAnsi="Aptos" w:cs="Aptos"/>
           <w:b/>
           <w:color w:val="FF0000"/>
@@ -1472,7 +1532,7 @@
           <w:szCs w:val="24"/>
         </w:rPr>
       </w:pPr>
-      <w:del w:id="57" w:author="Sandy Navarro" w:date="2026-10-18T19:40:00Z" w16du:dateUtc="2026-10-18T18:40:00Z">
+      <w:del w:id="58" w:author="Sandy Navarro" w:date="2026-10-18T19:40:00Z" w16du:dateUtc="2026-10-18T18:40:00Z">
         <w:r>
           <w:rPr>
             <w:rFonts w:ascii="Aptos" w:eastAsia="Aptos" w:hAnsi="Aptos" w:cs="Aptos"/>
@@ -1488,7 +1548,7 @@
     <w:p>
       <w:pPr>
         <w:rPr>
-          <w:del w:id="58" w:author="Sandy Navarro" w:date="2026-10-18T19:40:00Z" w16du:dateUtc="2026-10-18T18:40:00Z"/>
+          <w:del w:id="59" w:author="Sandy Navarro" w:date="2026-10-18T19:40:00Z" w16du:dateUtc="2026-10-18T18:40:00Z"/>
           <w:rFonts w:ascii="Aptos" w:eastAsia="Aptos" w:hAnsi="Aptos" w:cs="Aptos"/>
           <w:b/>
           <w:color w:val="FF0000"/>
@@ -1500,14 +1560,14 @@
     <w:p>
       <w:pPr>
         <w:rPr>
-          <w:del w:id="59" w:author="Sandy Navarro" w:date="2026-10-18T19:40:00Z" w16du:dateUtc="2026-10-18T18:40:00Z"/>
+          <w:del w:id="60" w:author="Sandy Navarro" w:date="2026-10-18T19:40:00Z" w16du:dateUtc="2026-10-18T18:40:00Z"/>
           <w:rFonts w:ascii="Aptos" w:eastAsia="Aptos" w:hAnsi="Aptos" w:cs="Aptos"/>
           <w:color w:val="FF0000"/>
           <w:sz w:val="24"/>
           <w:szCs w:val="24"/>
         </w:rPr>
       </w:pPr>
-      <w:del w:id="60" w:author="Sandy Navarro" w:date="2026-10-18T19:40:00Z" w16du:dateUtc="2026-10-18T18:40:00Z">
+      <w:del w:id="61" w:author="Sandy Navarro" w:date="2026-10-18T19:40:00Z" w16du:dateUtc="2026-10-18T18:40:00Z">
         <w:r>
           <w:rPr>
             <w:rFonts w:ascii="Aptos" w:eastAsia="Aptos" w:hAnsi="Aptos" w:cs="Aptos"/>
@@ -1522,7 +1582,7 @@
     <w:p>
       <w:pPr>
         <w:rPr>
-          <w:del w:id="61" w:author="Sandy Navarro" w:date="2026-10-18T19:40:00Z" w16du:dateUtc="2026-10-18T18:40:00Z"/>
+          <w:del w:id="62" w:author="Sandy Navarro" w:date="2026-10-18T19:40:00Z" w16du:dateUtc="2026-10-18T18:40:00Z"/>
           <w:rFonts w:ascii="Aptos" w:eastAsia="Aptos" w:hAnsi="Aptos" w:cs="Aptos"/>
           <w:color w:val="FF0000"/>
           <w:sz w:val="24"/>
@@ -1533,14 +1593,14 @@
     <w:p>
       <w:pPr>
         <w:rPr>
-          <w:del w:id="62" w:author="Sandy Navarro" w:date="2026-10-18T19:40:00Z" w16du:dateUtc="2026-10-18T18:40:00Z"/>
+          <w:del w:id="63" w:author="Sandy Navarro" w:date="2026-10-18T19:40:00Z" w16du:dateUtc="2026-10-18T18:40:00Z"/>
           <w:rFonts w:ascii="Aptos" w:eastAsia="Aptos" w:hAnsi="Aptos" w:cs="Aptos"/>
           <w:color w:val="FF0000"/>
           <w:sz w:val="24"/>
           <w:szCs w:val="24"/>
         </w:rPr>
       </w:pPr>
-      <w:del w:id="63" w:author="Sandy Navarro" w:date="2026-10-18T19:40:00Z" w16du:dateUtc="2026-10-18T18:40:00Z">
+      <w:del w:id="64" w:author="Sandy Navarro" w:date="2026-10-18T19:40:00Z" w16du:dateUtc="2026-10-18T18:40:00Z">
         <w:r>
           <w:rPr>
             <w:rFonts w:ascii="Aptos" w:eastAsia="Aptos" w:hAnsi="Aptos" w:cs="Aptos"/>
@@ -1555,7 +1615,7 @@
     <w:p>
       <w:pPr>
         <w:rPr>
-          <w:del w:id="64" w:author="Sandy Navarro" w:date="2026-10-18T19:40:00Z" w16du:dateUtc="2026-10-18T18:40:00Z"/>
+          <w:del w:id="65" w:author="Sandy Navarro" w:date="2026-10-18T19:40:00Z" w16du:dateUtc="2026-10-18T18:40:00Z"/>
           <w:rFonts w:ascii="Aptos" w:eastAsia="Aptos" w:hAnsi="Aptos" w:cs="Aptos"/>
           <w:b/>
           <w:color w:val="FF0000"/>
@@ -1567,14 +1627,14 @@
     <w:p>
       <w:pPr>
         <w:rPr>
-          <w:del w:id="65" w:author="Sandy Navarro" w:date="2026-10-18T19:40:00Z" w16du:dateUtc="2026-10-18T18:40:00Z"/>
+          <w:del w:id="66" w:author="Sandy Navarro" w:date="2026-10-18T19:40:00Z" w16du:dateUtc="2026-10-18T18:40:00Z"/>
           <w:rFonts w:ascii="Aptos" w:eastAsia="Aptos" w:hAnsi="Aptos" w:cs="Aptos"/>
           <w:color w:val="FF0000"/>
           <w:sz w:val="24"/>
           <w:szCs w:val="24"/>
         </w:rPr>
       </w:pPr>
-      <w:del w:id="66" w:author="Sandy Navarro" w:date="2026-10-18T19:40:00Z" w16du:dateUtc="2026-10-18T18:40:00Z">
+      <w:del w:id="67" w:author="Sandy Navarro" w:date="2026-10-18T19:40:00Z" w16du:dateUtc="2026-10-18T18:40:00Z">
         <w:r>
           <w:rPr>
             <w:rFonts w:ascii="Aptos" w:eastAsia="Aptos" w:hAnsi="Aptos" w:cs="Aptos"/>
@@ -1599,14 +1659,14 @@
     <w:p>
       <w:pPr>
         <w:rPr>
-          <w:del w:id="67" w:author="Sandy Navarro" w:date="2026-10-18T19:40:00Z" w16du:dateUtc="2026-10-18T18:40:00Z"/>
+          <w:del w:id="68" w:author="Sandy Navarro" w:date="2026-10-18T19:40:00Z" w16du:dateUtc="2026-10-18T18:40:00Z"/>
           <w:rFonts w:ascii="Aptos" w:eastAsia="Aptos" w:hAnsi="Aptos" w:cs="Aptos"/>
           <w:color w:val="FF0000"/>
           <w:sz w:val="24"/>
           <w:szCs w:val="24"/>
         </w:rPr>
       </w:pPr>
-      <w:del w:id="68" w:author="Sandy Navarro" w:date="2026-10-18T19:40:00Z" w16du:dateUtc="2026-10-18T18:40:00Z">
+      <w:del w:id="69" w:author="Sandy Navarro" w:date="2026-10-18T19:40:00Z" w16du:dateUtc="2026-10-18T18:40:00Z">
         <w:r>
           <w:rPr>
             <w:rFonts w:ascii="Aptos" w:eastAsia="Aptos" w:hAnsi="Aptos" w:cs="Aptos"/>
@@ -1621,14 +1681,14 @@
     <w:p>
       <w:pPr>
         <w:rPr>
-          <w:del w:id="69" w:author="Sandy Navarro" w:date="2026-10-18T19:40:00Z" w16du:dateUtc="2026-10-18T18:40:00Z"/>
+          <w:del w:id="70" w:author="Sandy Navarro" w:date="2026-10-18T19:40:00Z" w16du:dateUtc="2026-10-18T18:40:00Z"/>
           <w:rFonts w:ascii="Aptos" w:eastAsia="Aptos" w:hAnsi="Aptos" w:cs="Aptos"/>
           <w:color w:val="FF0000"/>
           <w:sz w:val="24"/>
           <w:szCs w:val="24"/>
         </w:rPr>
       </w:pPr>
-      <w:del w:id="70" w:author="Sandy Navarro" w:date="2026-10-18T19:40:00Z" w16du:dateUtc="2026-10-18T18:40:00Z">
+      <w:del w:id="71" w:author="Sandy Navarro" w:date="2026-10-18T19:40:00Z" w16du:dateUtc="2026-10-18T18:40:00Z">
         <w:r>
           <w:rPr>
             <w:rFonts w:ascii="Aptos" w:eastAsia="Aptos" w:hAnsi="Aptos" w:cs="Aptos"/>
@@ -1643,14 +1703,14 @@
     <w:p>
       <w:pPr>
         <w:rPr>
-          <w:del w:id="71" w:author="Sandy Navarro" w:date="2026-10-18T19:40:00Z" w16du:dateUtc="2026-10-18T18:40:00Z"/>
+          <w:del w:id="72" w:author="Sandy Navarro" w:date="2026-10-18T19:40:00Z" w16du:dateUtc="2026-10-18T18:40:00Z"/>
           <w:rFonts w:ascii="Aptos" w:eastAsia="Aptos" w:hAnsi="Aptos" w:cs="Aptos"/>
           <w:color w:val="FF0000"/>
           <w:sz w:val="24"/>
           <w:szCs w:val="24"/>
         </w:rPr>
       </w:pPr>
-      <w:del w:id="72" w:author="Sandy Navarro" w:date="2026-10-18T19:40:00Z" w16du:dateUtc="2026-10-18T18:40:00Z">
+      <w:del w:id="73" w:author="Sandy Navarro" w:date="2026-10-18T19:40:00Z" w16du:dateUtc="2026-10-18T18:40:00Z">
         <w:r>
           <w:rPr>
             <w:rFonts w:ascii="Aptos" w:eastAsia="Aptos" w:hAnsi="Aptos" w:cs="Aptos"/>
@@ -1665,14 +1725,14 @@
     <w:p>
       <w:pPr>
         <w:rPr>
-          <w:del w:id="73" w:author="Sandy Navarro" w:date="2026-10-18T19:40:00Z" w16du:dateUtc="2026-10-18T18:40:00Z"/>
+          <w:del w:id="74" w:author="Sandy Navarro" w:date="2026-10-18T19:40:00Z" w16du:dateUtc="2026-10-18T18:40:00Z"/>
           <w:rFonts w:ascii="Aptos" w:eastAsia="Aptos" w:hAnsi="Aptos" w:cs="Aptos"/>
           <w:color w:val="FF0000"/>
           <w:sz w:val="24"/>
           <w:szCs w:val="24"/>
         </w:rPr>
       </w:pPr>
-      <w:del w:id="74" w:author="Sandy Navarro" w:date="2026-10-18T19:40:00Z" w16du:dateUtc="2026-10-18T18:40:00Z">
+      <w:del w:id="75" w:author="Sandy Navarro" w:date="2026-10-18T19:40:00Z" w16du:dateUtc="2026-10-18T18:40:00Z">
         <w:r>
           <w:rPr>
             <w:rFonts w:ascii="Aptos" w:eastAsia="Aptos" w:hAnsi="Aptos" w:cs="Aptos"/>
@@ -1699,7 +1759,7 @@
     <w:p>
       <w:pPr>
         <w:rPr>
-          <w:del w:id="75" w:author="Sandy Navarro" w:date="2026-10-18T19:40:00Z" w16du:dateUtc="2026-10-18T18:40:00Z"/>
+          <w:del w:id="76" w:author="Sandy Navarro" w:date="2026-10-18T19:40:00Z" w16du:dateUtc="2026-10-18T18:40:00Z"/>
           <w:rFonts w:ascii="Aptos" w:eastAsia="Aptos" w:hAnsi="Aptos" w:cs="Aptos"/>
           <w:b/>
           <w:color w:val="FF0000"/>
@@ -1711,14 +1771,14 @@
     <w:p>
       <w:pPr>
         <w:rPr>
-          <w:del w:id="76" w:author="Sandy Navarro" w:date="2026-10-18T19:40:00Z" w16du:dateUtc="2026-10-18T18:40:00Z"/>
+          <w:del w:id="77" w:author="Sandy Navarro" w:date="2026-10-18T19:40:00Z" w16du:dateUtc="2026-10-18T18:40:00Z"/>
           <w:rFonts w:ascii="Aptos" w:eastAsia="Aptos" w:hAnsi="Aptos" w:cs="Aptos"/>
           <w:color w:val="FF0000"/>
           <w:sz w:val="24"/>
           <w:szCs w:val="24"/>
         </w:rPr>
       </w:pPr>
-      <w:del w:id="77" w:author="Sandy Navarro" w:date="2026-10-18T19:40:00Z" w16du:dateUtc="2026-10-18T18:40:00Z">
+      <w:del w:id="78" w:author="Sandy Navarro" w:date="2026-10-18T19:40:00Z" w16du:dateUtc="2026-10-18T18:40:00Z">
         <w:r>
           <w:rPr>
             <w:rFonts w:ascii="Aptos" w:eastAsia="Aptos" w:hAnsi="Aptos" w:cs="Aptos"/>
@@ -1743,7 +1803,7 @@
     <w:p>
       <w:pPr>
         <w:rPr>
-          <w:del w:id="78" w:author="Sandy Navarro" w:date="2026-10-18T19:40:00Z" w16du:dateUtc="2026-10-18T18:40:00Z"/>
+          <w:del w:id="79" w:author="Sandy Navarro" w:date="2026-10-18T19:40:00Z" w16du:dateUtc="2026-10-18T18:40:00Z"/>
           <w:rFonts w:ascii="Aptos" w:eastAsia="Aptos" w:hAnsi="Aptos" w:cs="Aptos"/>
           <w:color w:val="FF0000"/>
           <w:sz w:val="24"/>
@@ -1755,14 +1815,14 @@
       <w:pPr>
         <w:spacing w:line="240" w:lineRule="auto"/>
         <w:rPr>
-          <w:del w:id="79" w:author="Sandy Navarro" w:date="2026-10-18T19:40:00Z" w16du:dateUtc="2026-10-18T18:40:00Z"/>
+          <w:del w:id="80" w:author="Sandy Navarro" w:date="2026-10-18T19:40:00Z" w16du:dateUtc="2026-10-18T18:40:00Z"/>
           <w:rFonts w:ascii="Times New Roman" w:eastAsia="Times New Roman" w:hAnsi="Times New Roman" w:cs="Times New Roman"/>
           <w:color w:val="FF0000"/>
           <w:sz w:val="24"/>
           <w:szCs w:val="24"/>
         </w:rPr>
       </w:pPr>
-      <w:del w:id="80" w:author="Sandy Navarro" w:date="2026-10-18T19:40:00Z" w16du:dateUtc="2026-10-18T18:40:00Z">
+      <w:del w:id="81" w:author="Sandy Navarro" w:date="2026-10-18T19:40:00Z" w16du:dateUtc="2026-10-18T18:40:00Z">
         <w:r>
           <w:rPr>
             <w:rFonts w:ascii="Aptos" w:eastAsia="Times New Roman" w:hAnsi="Aptos" w:cs="Times New Roman"/>
@@ -1781,7 +1841,7 @@
       <w:pPr>
         <w:spacing w:after="0" w:line="240" w:lineRule="auto"/>
         <w:rPr>
-          <w:del w:id="81" w:author="Sandy Navarro" w:date="2026-10-18T19:40:00Z" w16du:dateUtc="2026-10-18T18:40:00Z"/>
+          <w:del w:id="82" w:author="Sandy Navarro" w:date="2026-10-18T19:40:00Z" w16du:dateUtc="2026-10-18T18:40:00Z"/>
           <w:rFonts w:ascii="Times New Roman" w:eastAsia="Times New Roman" w:hAnsi="Times New Roman" w:cs="Times New Roman"/>
           <w:color w:val="FF0000"/>
           <w:sz w:val="24"/>
@@ -1798,14 +1858,14 @@
         </w:numPr>
         <w:spacing w:line="240" w:lineRule="auto"/>
         <w:rPr>
-          <w:del w:id="82" w:author="Sandy Navarro" w:date="2026-10-18T19:40:00Z" w16du:dateUtc="2026-10-18T18:40:00Z"/>
+          <w:del w:id="83" w:author="Sandy Navarro" w:date="2026-10-18T19:40:00Z" w16du:dateUtc="2026-10-18T18:40:00Z"/>
           <w:rFonts w:ascii="Times New Roman" w:eastAsia="Times New Roman" w:hAnsi="Times New Roman" w:cs="Times New Roman"/>
           <w:color w:val="FF0000"/>
           <w:sz w:val="24"/>
           <w:szCs w:val="24"/>
         </w:rPr>
       </w:pPr>
-      <w:del w:id="83" w:author="Sandy Navarro" w:date="2026-10-18T19:40:00Z" w16du:dateUtc="2026-10-18T18:40:00Z">
+      <w:del w:id="84" w:author="Sandy Navarro" w:date="2026-10-18T19:40:00Z" w16du:dateUtc="2026-10-18T18:40:00Z">
         <w:r>
           <w:rPr>
             <w:rFonts w:ascii="Aptos" w:eastAsia="Times New Roman" w:hAnsi="Aptos" w:cs="Times New Roman"/>
@@ -1824,14 +1884,14 @@
         <w:spacing w:line="240" w:lineRule="auto"/>
         <w:ind w:left="720"/>
         <w:rPr>
-          <w:del w:id="84" w:author="Sandy Navarro" w:date="2026-10-18T19:40:00Z" w16du:dateUtc="2026-10-18T18:40:00Z"/>
+          <w:del w:id="85" w:author="Sandy Navarro" w:date="2026-10-18T19:40:00Z" w16du:dateUtc="2026-10-18T18:40:00Z"/>
           <w:rFonts w:ascii="Times New Roman" w:eastAsia="Times New Roman" w:hAnsi="Times New Roman" w:cs="Times New Roman"/>
           <w:color w:val="FF0000"/>
           <w:sz w:val="24"/>
           <w:szCs w:val="24"/>
         </w:rPr>
       </w:pPr>
-      <w:del w:id="85" w:author="Sandy Navarro" w:date="2026-10-18T19:40:00Z" w16du:dateUtc="2026-10-18T18:40:00Z">
+      <w:del w:id="86" w:author="Sandy Navarro" w:date="2026-10-18T19:40:00Z" w16du:dateUtc="2026-10-18T18:40:00Z">
         <w:r>
           <w:rPr>
             <w:rFonts w:ascii="Aptos" w:eastAsia="Times New Roman" w:hAnsi="Aptos" w:cs="Times New Roman"/>
@@ -1848,7 +1908,7 @@
         <w:spacing w:after="0" w:line="240" w:lineRule="auto"/>
         <w:ind w:left="720"/>
         <w:rPr>
-          <w:del w:id="86" w:author="Sandy Navarro" w:date="2026-10-18T19:40:00Z" w16du:dateUtc="2026-10-18T18:40:00Z"/>
+          <w:del w:id="87" w:author="Sandy Navarro" w:date="2026-10-18T19:40:00Z" w16du:dateUtc="2026-10-18T18:40:00Z"/>
           <w:rFonts w:ascii="Times New Roman" w:eastAsia="Times New Roman" w:hAnsi="Times New Roman" w:cs="Times New Roman"/>
           <w:color w:val="FF0000"/>
           <w:sz w:val="24"/>
@@ -1861,14 +1921,14 @@
         <w:spacing w:line="240" w:lineRule="auto"/>
         <w:ind w:left="720"/>
         <w:rPr>
-          <w:del w:id="87" w:author="Sandy Navarro" w:date="2026-10-18T19:40:00Z" w16du:dateUtc="2026-10-18T18:40:00Z"/>
+          <w:del w:id="88" w:author="Sandy Navarro" w:date="2026-10-18T19:40:00Z" w16du:dateUtc="2026-10-18T18:40:00Z"/>
           <w:rFonts w:ascii="Times New Roman" w:eastAsia="Times New Roman" w:hAnsi="Times New Roman" w:cs="Times New Roman"/>
           <w:color w:val="FF0000"/>
           <w:sz w:val="24"/>
           <w:szCs w:val="24"/>
         </w:rPr>
       </w:pPr>
-      <w:del w:id="88" w:author="Sandy Navarro" w:date="2026-10-18T19:40:00Z" w16du:dateUtc="2026-10-18T18:40:00Z">
+      <w:del w:id="89" w:author="Sandy Navarro" w:date="2026-10-18T19:40:00Z" w16du:dateUtc="2026-10-18T18:40:00Z">
         <w:r>
           <w:rPr>
             <w:rFonts w:ascii="Aptos" w:eastAsia="Times New Roman" w:hAnsi="Aptos" w:cs="Times New Roman"/>
@@ -1885,7 +1945,7 @@
         <w:spacing w:after="0" w:line="240" w:lineRule="auto"/>
         <w:ind w:left="720"/>
         <w:rPr>
-          <w:del w:id="89" w:author="Sandy Navarro" w:date="2026-10-18T19:40:00Z" w16du:dateUtc="2026-10-18T18:40:00Z"/>
+          <w:del w:id="90" w:author="Sandy Navarro" w:date="2026-10-18T19:40:00Z" w16du:dateUtc="2026-10-18T18:40:00Z"/>
           <w:rFonts w:ascii="Times New Roman" w:eastAsia="Times New Roman" w:hAnsi="Times New Roman" w:cs="Times New Roman"/>
           <w:color w:val="FF0000"/>
           <w:sz w:val="24"/>
@@ -1898,14 +1958,14 @@
         <w:spacing w:line="240" w:lineRule="auto"/>
         <w:ind w:left="720"/>
         <w:rPr>
-          <w:del w:id="90" w:author="Sandy Navarro" w:date="2026-10-18T19:40:00Z" w16du:dateUtc="2026-10-18T18:40:00Z"/>
+          <w:del w:id="91" w:author="Sandy Navarro" w:date="2026-10-18T19:40:00Z" w16du:dateUtc="2026-10-18T18:40:00Z"/>
           <w:rFonts w:ascii="Times New Roman" w:eastAsia="Times New Roman" w:hAnsi="Times New Roman" w:cs="Times New Roman"/>
           <w:color w:val="FF0000"/>
           <w:sz w:val="24"/>
           <w:szCs w:val="24"/>
         </w:rPr>
       </w:pPr>
-      <w:del w:id="91" w:author="Sandy Navarro" w:date="2026-10-18T19:40:00Z" w16du:dateUtc="2026-10-18T18:40:00Z">
+      <w:del w:id="92" w:author="Sandy Navarro" w:date="2026-10-18T19:40:00Z" w16du:dateUtc="2026-10-18T18:40:00Z">
         <w:r>
           <w:rPr>
             <w:rFonts w:ascii="Aptos" w:eastAsia="Times New Roman" w:hAnsi="Aptos" w:cs="Times New Roman"/>
@@ -1933,14 +1993,14 @@
         <w:spacing w:line="240" w:lineRule="auto"/>
         <w:ind w:left="720"/>
         <w:rPr>
-          <w:del w:id="92" w:author="Sandy Navarro" w:date="2026-10-18T19:40:00Z" w16du:dateUtc="2026-10-18T18:40:00Z"/>
+          <w:del w:id="93" w:author="Sandy Navarro" w:date="2026-10-18T19:40:00Z" w16du:dateUtc="2026-10-18T18:40:00Z"/>
           <w:rFonts w:ascii="Times New Roman" w:eastAsia="Times New Roman" w:hAnsi="Times New Roman" w:cs="Times New Roman"/>
           <w:color w:val="FF0000"/>
           <w:sz w:val="24"/>
           <w:szCs w:val="24"/>
         </w:rPr>
       </w:pPr>
-      <w:del w:id="93" w:author="Sandy Navarro" w:date="2026-10-18T19:40:00Z" w16du:dateUtc="2026-10-18T18:40:00Z">
+      <w:del w:id="94" w:author="Sandy Navarro" w:date="2026-10-18T19:40:00Z" w16du:dateUtc="2026-10-18T18:40:00Z">
         <w:r>
           <w:rPr>
             <w:rFonts w:ascii="Aptos" w:eastAsia="Times New Roman" w:hAnsi="Aptos" w:cs="Times New Roman"/>
@@ -1957,14 +2017,14 @@
         <w:spacing w:line="240" w:lineRule="auto"/>
         <w:ind w:left="720"/>
         <w:rPr>
-          <w:del w:id="94" w:author="Sandy Navarro" w:date="2026-10-18T19:40:00Z" w16du:dateUtc="2026-10-18T18:40:00Z"/>
+          <w:del w:id="95" w:author="Sandy Navarro" w:date="2026-10-18T19:40:00Z" w16du:dateUtc="2026-10-18T18:40:00Z"/>
           <w:rFonts w:ascii="Times New Roman" w:eastAsia="Times New Roman" w:hAnsi="Times New Roman" w:cs="Times New Roman"/>
           <w:color w:val="FF0000"/>
           <w:sz w:val="24"/>
           <w:szCs w:val="24"/>
         </w:rPr>
       </w:pPr>
-      <w:del w:id="95" w:author="Sandy Navarro" w:date="2026-10-18T19:40:00Z" w16du:dateUtc="2026-10-18T18:40:00Z">
+      <w:del w:id="96" w:author="Sandy Navarro" w:date="2026-10-18T19:40:00Z" w16du:dateUtc="2026-10-18T18:40:00Z">
         <w:r>
           <w:rPr>
             <w:rFonts w:ascii="Aptos" w:eastAsia="Times New Roman" w:hAnsi="Aptos" w:cs="Times New Roman"/>
@@ -1981,14 +2041,14 @@
         <w:spacing w:line="240" w:lineRule="auto"/>
         <w:ind w:left="720"/>
         <w:rPr>
-          <w:del w:id="96" w:author="Sandy Navarro" w:date="2026-10-18T19:40:00Z" w16du:dateUtc="2026-10-18T18:40:00Z"/>
+          <w:del w:id="97" w:author="Sandy Navarro" w:date="2026-10-18T19:40:00Z" w16du:dateUtc="2026-10-18T18:40:00Z"/>
           <w:rFonts w:ascii="Times New Roman" w:eastAsia="Times New Roman" w:hAnsi="Times New Roman" w:cs="Times New Roman"/>
           <w:color w:val="FF0000"/>
           <w:sz w:val="24"/>
           <w:szCs w:val="24"/>
         </w:rPr>
       </w:pPr>
-      <w:del w:id="97" w:author="Sandy Navarro" w:date="2026-10-18T19:40:00Z" w16du:dateUtc="2026-10-18T18:40:00Z">
+      <w:del w:id="98" w:author="Sandy Navarro" w:date="2026-10-18T19:40:00Z" w16du:dateUtc="2026-10-18T18:40:00Z">
         <w:r>
           <w:rPr>
             <w:rFonts w:ascii="Aptos" w:eastAsia="Times New Roman" w:hAnsi="Aptos" w:cs="Times New Roman"/>
@@ -2005,14 +2065,14 @@
         <w:spacing w:line="240" w:lineRule="auto"/>
         <w:ind w:left="720"/>
         <w:rPr>
-          <w:del w:id="98" w:author="Sandy Navarro" w:date="2026-10-18T19:40:00Z" w16du:dateUtc="2026-10-18T18:40:00Z"/>
+          <w:del w:id="99" w:author="Sandy Navarro" w:date="2026-10-18T19:40:00Z" w16du:dateUtc="2026-10-18T18:40:00Z"/>
           <w:rFonts w:ascii="Times New Roman" w:eastAsia="Times New Roman" w:hAnsi="Times New Roman" w:cs="Times New Roman"/>
           <w:color w:val="FF0000"/>
           <w:sz w:val="24"/>
           <w:szCs w:val="24"/>
         </w:rPr>
       </w:pPr>
-      <w:del w:id="99" w:author="Sandy Navarro" w:date="2026-10-18T19:40:00Z" w16du:dateUtc="2026-10-18T18:40:00Z">
+      <w:del w:id="100" w:author="Sandy Navarro" w:date="2026-10-18T19:40:00Z" w16du:dateUtc="2026-10-18T18:40:00Z">
         <w:r>
           <w:rPr>
             <w:rFonts w:ascii="Aptos" w:eastAsia="Times New Roman" w:hAnsi="Aptos" w:cs="Times New Roman"/>
@@ -2045,7 +2105,7 @@
         <w:spacing w:after="0" w:line="240" w:lineRule="auto"/>
         <w:ind w:left="720"/>
         <w:rPr>
-          <w:del w:id="100" w:author="Sandy Navarro" w:date="2026-10-18T19:40:00Z" w16du:dateUtc="2026-10-18T18:40:00Z"/>
+          <w:del w:id="101" w:author="Sandy Navarro" w:date="2026-10-18T19:40:00Z" w16du:dateUtc="2026-10-18T18:40:00Z"/>
           <w:rFonts w:ascii="Times New Roman" w:eastAsia="Times New Roman" w:hAnsi="Times New Roman" w:cs="Times New Roman"/>
           <w:color w:val="FF0000"/>
           <w:sz w:val="24"/>
@@ -2058,14 +2118,14 @@
         <w:spacing w:line="240" w:lineRule="auto"/>
         <w:ind w:left="720"/>
         <w:rPr>
-          <w:del w:id="101" w:author="Sandy Navarro" w:date="2026-10-18T19:40:00Z" w16du:dateUtc="2026-10-18T18:40:00Z"/>
+          <w:del w:id="102" w:author="Sandy Navarro" w:date="2026-10-18T19:40:00Z" w16du:dateUtc="2026-10-18T18:40:00Z"/>
           <w:rFonts w:ascii="Aptos" w:eastAsia="Times New Roman" w:hAnsi="Aptos" w:cs="Times New Roman"/>
           <w:color w:val="FF0000"/>
           <w:sz w:val="24"/>
           <w:szCs w:val="24"/>
         </w:rPr>
       </w:pPr>
-      <w:del w:id="102" w:author="Sandy Navarro" w:date="2026-10-18T19:40:00Z" w16du:dateUtc="2026-10-18T18:40:00Z">
+      <w:del w:id="103" w:author="Sandy Navarro" w:date="2026-10-18T19:40:00Z" w16du:dateUtc="2026-10-18T18:40:00Z">
         <w:r>
           <w:rPr>
             <w:rFonts w:ascii="Aptos" w:eastAsia="Times New Roman" w:hAnsi="Aptos" w:cs="Times New Roman"/>
@@ -2092,7 +2152,7 @@
       <w:pPr>
         <w:spacing w:line="240" w:lineRule="auto"/>
         <w:rPr>
-          <w:del w:id="103" w:author="Sandy Navarro" w:date="2026-10-18T19:40:00Z" w16du:dateUtc="2026-10-18T18:40:00Z"/>
+          <w:del w:id="104" w:author="Sandy Navarro" w:date="2026-10-18T19:40:00Z" w16du:dateUtc="2026-10-18T18:40:00Z"/>
           <w:rFonts w:ascii="Aptos" w:eastAsia="Times New Roman" w:hAnsi="Aptos" w:cs="Times New Roman"/>
           <w:color w:val="FF0000"/>
           <w:sz w:val="24"/>
@@ -2108,7 +2168,7 @@
           <w:numId w:val="1"/>
         </w:numPr>
         <w:rPr>
-          <w:del w:id="104" w:author="Sandy Navarro" w:date="2026-10-18T19:40:00Z" w16du:dateUtc="2026-10-18T18:40:00Z"/>
+          <w:del w:id="105" w:author="Sandy Navarro" w:date="2026-10-18T19:40:00Z" w16du:dateUtc="2026-10-18T18:40:00Z"/>
           <w:rFonts w:asciiTheme="minorHAnsi" w:hAnsiTheme="minorHAnsi"/>
           <w:b/>
           <w:bCs/>
@@ -2117,7 +2177,7 @@
           <w:szCs w:val="24"/>
         </w:rPr>
       </w:pPr>
-      <w:del w:id="105" w:author="Sandy Navarro" w:date="2026-10-18T19:40:00Z" w16du:dateUtc="2026-10-18T18:40:00Z">
+      <w:del w:id="106" w:author="Sandy Navarro" w:date="2026-10-18T19:40:00Z" w16du:dateUtc="2026-10-18T18:40:00Z">
         <w:r>
           <w:rPr>
             <w:rFonts w:asciiTheme="minorHAnsi" w:hAnsiTheme="minorHAnsi"/>
@@ -2137,7 +2197,7 @@
         <w:ind w:left="720"/>
         <w:outlineLvl w:val="2"/>
         <w:rPr>
-          <w:del w:id="106" w:author="Sandy Navarro" w:date="2026-10-18T19:40:00Z" w16du:dateUtc="2026-10-18T18:40:00Z"/>
+          <w:del w:id="107" w:author="Sandy Navarro" w:date="2026-10-18T19:40:00Z" w16du:dateUtc="2026-10-18T18:40:00Z"/>
           <w:rFonts w:asciiTheme="minorHAnsi" w:eastAsia="Times New Roman" w:hAnsiTheme="minorHAnsi" w:cs="Times New Roman"/>
           <w:b/>
           <w:bCs/>
@@ -2146,7 +2206,7 @@
           <w:szCs w:val="24"/>
         </w:rPr>
       </w:pPr>
-      <w:del w:id="107" w:author="Sandy Navarro" w:date="2026-10-18T19:40:00Z" w16du:dateUtc="2026-10-18T18:40:00Z">
+      <w:del w:id="108" w:author="Sandy Navarro" w:date="2026-10-18T19:40:00Z" w16du:dateUtc="2026-10-18T18:40:00Z">
         <w:r>
           <w:rPr>
             <w:rFonts w:asciiTheme="minorHAnsi" w:eastAsia="Times New Roman" w:hAnsiTheme="minorHAnsi" w:cs="Times New Roman"/>
@@ -2165,14 +2225,14 @@
         <w:spacing w:before="100" w:beforeAutospacing="1" w:after="100" w:afterAutospacing="1" w:line="240" w:lineRule="auto"/>
         <w:ind w:left="720"/>
         <w:rPr>
-          <w:del w:id="108" w:author="Sandy Navarro" w:date="2026-10-18T19:40:00Z" w16du:dateUtc="2026-10-18T18:40:00Z"/>
+          <w:del w:id="109" w:author="Sandy Navarro" w:date="2026-10-18T19:40:00Z" w16du:dateUtc="2026-10-18T18:40:00Z"/>
           <w:rFonts w:asciiTheme="minorHAnsi" w:eastAsia="Times New Roman" w:hAnsiTheme="minorHAnsi" w:cs="Times New Roman"/>
           <w:color w:val="FF0000"/>
           <w:sz w:val="24"/>
           <w:szCs w:val="24"/>
         </w:rPr>
       </w:pPr>
-      <w:del w:id="109" w:author="Sandy Navarro" w:date="2026-10-18T19:40:00Z" w16du:dateUtc="2026-10-18T18:40:00Z">
+      <w:del w:id="110" w:author="Sandy Navarro" w:date="2026-10-18T19:40:00Z" w16du:dateUtc="2026-10-18T18:40:00Z">
         <w:r>
           <w:rPr>
             <w:rFonts w:asciiTheme="minorHAnsi" w:eastAsia="Times New Roman" w:hAnsiTheme="minorHAnsi" w:cs="Times New Roman"/>
@@ -2190,7 +2250,7 @@
         <w:ind w:left="720"/>
         <w:outlineLvl w:val="3"/>
         <w:rPr>
-          <w:del w:id="110" w:author="Sandy Navarro" w:date="2026-10-18T19:40:00Z" w16du:dateUtc="2026-10-18T18:40:00Z"/>
+          <w:del w:id="111" w:author="Sandy Navarro" w:date="2026-10-18T19:40:00Z" w16du:dateUtc="2026-10-18T18:40:00Z"/>
           <w:rFonts w:asciiTheme="minorHAnsi" w:eastAsia="Times New Roman" w:hAnsiTheme="minorHAnsi" w:cs="Times New Roman"/>
           <w:b/>
           <w:bCs/>
@@ -2199,7 +2259,7 @@
           <w:szCs w:val="24"/>
         </w:rPr>
       </w:pPr>
-      <w:del w:id="111" w:author="Sandy Navarro" w:date="2026-10-18T19:40:00Z" w16du:dateUtc="2026-10-18T18:40:00Z">
+      <w:del w:id="112" w:author="Sandy Navarro" w:date="2026-10-18T19:40:00Z" w16du:dateUtc="2026-10-18T18:40:00Z">
         <w:r>
           <w:rPr>
             <w:rFonts w:asciiTheme="minorHAnsi" w:eastAsia="Times New Roman" w:hAnsiTheme="minorHAnsi" w:cs="Times New Roman"/>
@@ -2226,14 +2286,14 @@
         <w:spacing w:before="100" w:beforeAutospacing="1" w:after="100" w:afterAutospacing="1" w:line="240" w:lineRule="auto"/>
         <w:ind w:left="1440"/>
         <w:rPr>
-          <w:del w:id="112" w:author="Sandy Navarro" w:date="2026-10-18T19:40:00Z" w16du:dateUtc="2026-10-18T18:40:00Z"/>
+          <w:del w:id="113" w:author="Sandy Navarro" w:date="2026-10-18T19:40:00Z" w16du:dateUtc="2026-10-18T18:40:00Z"/>
           <w:rFonts w:asciiTheme="minorHAnsi" w:eastAsia="Times New Roman" w:hAnsiTheme="minorHAnsi" w:cs="Times New Roman"/>
           <w:color w:val="FF0000"/>
           <w:sz w:val="24"/>
           <w:szCs w:val="24"/>
         </w:rPr>
       </w:pPr>
-      <w:del w:id="113" w:author="Sandy Navarro" w:date="2026-10-18T19:40:00Z" w16du:dateUtc="2026-10-18T18:40:00Z">
+      <w:del w:id="114" w:author="Sandy Navarro" w:date="2026-10-18T19:40:00Z" w16du:dateUtc="2026-10-18T18:40:00Z">
         <w:r>
           <w:rPr>
             <w:rFonts w:asciiTheme="minorHAnsi" w:eastAsia="Times New Roman" w:hAnsiTheme="minorHAnsi" w:cs="Times New Roman"/>
@@ -2261,14 +2321,14 @@
         <w:spacing w:before="100" w:beforeAutospacing="1" w:after="100" w:afterAutospacing="1" w:line="240" w:lineRule="auto"/>
         <w:ind w:left="1440"/>
         <w:rPr>
-          <w:del w:id="114" w:author="Sandy Navarro" w:date="2026-10-18T19:40:00Z" w16du:dateUtc="2026-10-18T18:40:00Z"/>
+          <w:del w:id="115" w:author="Sandy Navarro" w:date="2026-10-18T19:40:00Z" w16du:dateUtc="2026-10-18T18:40:00Z"/>
           <w:rFonts w:asciiTheme="minorHAnsi" w:eastAsia="Times New Roman" w:hAnsiTheme="minorHAnsi" w:cs="Times New Roman"/>
           <w:color w:val="FF0000"/>
           <w:sz w:val="24"/>
           <w:szCs w:val="24"/>
         </w:rPr>
       </w:pPr>
-      <w:del w:id="115" w:author="Sandy Navarro" w:date="2026-10-18T19:40:00Z" w16du:dateUtc="2026-10-18T18:40:00Z">
+      <w:del w:id="116" w:author="Sandy Navarro" w:date="2026-10-18T19:40:00Z" w16du:dateUtc="2026-10-18T18:40:00Z">
         <w:r>
           <w:rPr>
             <w:rFonts w:asciiTheme="minorHAnsi" w:eastAsia="Times New Roman" w:hAnsiTheme="minorHAnsi" w:cs="Times New Roman"/>
@@ -2293,14 +2353,14 @@
         <w:spacing w:before="100" w:beforeAutospacing="1" w:after="100" w:afterAutospacing="1" w:line="240" w:lineRule="auto"/>
         <w:ind w:left="2160"/>
         <w:rPr>
-          <w:del w:id="116" w:author="Sandy Navarro" w:date="2026-10-18T19:40:00Z" w16du:dateUtc="2026-10-18T18:40:00Z"/>
+          <w:del w:id="117" w:author="Sandy Navarro" w:date="2026-10-18T19:40:00Z" w16du:dateUtc="2026-10-18T18:40:00Z"/>
           <w:rFonts w:asciiTheme="minorHAnsi" w:eastAsia="Times New Roman" w:hAnsiTheme="minorHAnsi" w:cs="Times New Roman"/>
           <w:color w:val="FF0000"/>
           <w:sz w:val="24"/>
           <w:szCs w:val="24"/>
         </w:rPr>
       </w:pPr>
-      <w:del w:id="117" w:author="Sandy Navarro" w:date="2026-10-18T19:40:00Z" w16du:dateUtc="2026-10-18T18:40:00Z">
+      <w:del w:id="118" w:author="Sandy Navarro" w:date="2026-10-18T19:40:00Z" w16du:dateUtc="2026-10-18T18:40:00Z">
         <w:r>
           <w:rPr>
             <w:rFonts w:asciiTheme="minorHAnsi" w:eastAsia="Times New Roman" w:hAnsiTheme="minorHAnsi" w:cs="Times New Roman"/>
@@ -2345,14 +2405,14 @@
         <w:spacing w:before="100" w:beforeAutospacing="1" w:after="100" w:afterAutospacing="1" w:line="240" w:lineRule="auto"/>
         <w:ind w:left="2160"/>
         <w:rPr>
-          <w:del w:id="118" w:author="Sandy Navarro" w:date="2026-10-18T19:40:00Z" w16du:dateUtc="2026-10-18T18:40:00Z"/>
+          <w:del w:id="119" w:author="Sandy Navarro" w:date="2026-10-18T19:40:00Z" w16du:dateUtc="2026-10-18T18:40:00Z"/>
           <w:rFonts w:asciiTheme="minorHAnsi" w:eastAsia="Times New Roman" w:hAnsiTheme="minorHAnsi" w:cs="Times New Roman"/>
           <w:color w:val="FF0000"/>
           <w:sz w:val="24"/>
           <w:szCs w:val="24"/>
         </w:rPr>
       </w:pPr>
-      <w:del w:id="119" w:author="Sandy Navarro" w:date="2026-10-18T19:40:00Z" w16du:dateUtc="2026-10-18T18:40:00Z">
+      <w:del w:id="120" w:author="Sandy Navarro" w:date="2026-10-18T19:40:00Z" w16du:dateUtc="2026-10-18T18:40:00Z">
         <w:r>
           <w:rPr>
             <w:rFonts w:asciiTheme="minorHAnsi" w:eastAsia="Times New Roman" w:hAnsiTheme="minorHAnsi" w:cs="Times New Roman"/>
@@ -2397,14 +2457,14 @@
         <w:spacing w:before="100" w:beforeAutospacing="1" w:after="100" w:afterAutospacing="1" w:line="240" w:lineRule="auto"/>
         <w:ind w:left="2160"/>
         <w:rPr>
-          <w:del w:id="120" w:author="Sandy Navarro" w:date="2026-10-18T19:40:00Z" w16du:dateUtc="2026-10-18T18:40:00Z"/>
+          <w:del w:id="121" w:author="Sandy Navarro" w:date="2026-10-18T19:40:00Z" w16du:dateUtc="2026-10-18T18:40:00Z"/>
           <w:rFonts w:asciiTheme="minorHAnsi" w:eastAsia="Times New Roman" w:hAnsiTheme="minorHAnsi" w:cs="Times New Roman"/>
           <w:color w:val="FF0000"/>
           <w:sz w:val="24"/>
           <w:szCs w:val="24"/>
         </w:rPr>
       </w:pPr>
-      <w:del w:id="121" w:author="Sandy Navarro" w:date="2026-10-18T19:40:00Z" w16du:dateUtc="2026-10-18T18:40:00Z">
+      <w:del w:id="122" w:author="Sandy Navarro" w:date="2026-10-18T19:40:00Z" w16du:dateUtc="2026-10-18T18:40:00Z">
         <w:r>
           <w:rPr>
             <w:rFonts w:asciiTheme="minorHAnsi" w:eastAsia="Times New Roman" w:hAnsiTheme="minorHAnsi" w:cs="Times New Roman"/>
@@ -2429,14 +2489,14 @@
         <w:spacing w:before="100" w:beforeAutospacing="1" w:after="100" w:afterAutospacing="1" w:line="240" w:lineRule="auto"/>
         <w:ind w:left="2160"/>
         <w:rPr>
-          <w:del w:id="122" w:author="Sandy Navarro" w:date="2026-10-18T19:40:00Z" w16du:dateUtc="2026-10-18T18:40:00Z"/>
+          <w:del w:id="123" w:author="Sandy Navarro" w:date="2026-10-18T19:40:00Z" w16du:dateUtc="2026-10-18T18:40:00Z"/>
           <w:rFonts w:asciiTheme="minorHAnsi" w:eastAsia="Times New Roman" w:hAnsiTheme="minorHAnsi" w:cs="Times New Roman"/>
           <w:color w:val="FF0000"/>
           <w:sz w:val="24"/>
           <w:szCs w:val="24"/>
         </w:rPr>
       </w:pPr>
-      <w:del w:id="123" w:author="Sandy Navarro" w:date="2026-10-18T19:40:00Z" w16du:dateUtc="2026-10-18T18:40:00Z">
+      <w:del w:id="124" w:author="Sandy Navarro" w:date="2026-10-18T19:40:00Z" w16du:dateUtc="2026-10-18T18:40:00Z">
         <w:r>
           <w:rPr>
             <w:rFonts w:asciiTheme="minorHAnsi" w:eastAsia="Times New Roman" w:hAnsiTheme="minorHAnsi" w:cs="Times New Roman"/>
@@ -2473,14 +2533,14 @@
         <w:spacing w:before="100" w:beforeAutospacing="1" w:after="100" w:afterAutospacing="1" w:line="240" w:lineRule="auto"/>
         <w:ind w:left="2160"/>
         <w:rPr>
-          <w:del w:id="124" w:author="Sandy Navarro" w:date="2026-10-18T19:40:00Z" w16du:dateUtc="2026-10-18T18:40:00Z"/>
+          <w:del w:id="125" w:author="Sandy Navarro" w:date="2026-10-18T19:40:00Z" w16du:dateUtc="2026-10-18T18:40:00Z"/>
           <w:rFonts w:asciiTheme="minorHAnsi" w:eastAsia="Times New Roman" w:hAnsiTheme="minorHAnsi" w:cs="Times New Roman"/>
           <w:color w:val="FF0000"/>
           <w:sz w:val="24"/>
           <w:szCs w:val="24"/>
         </w:rPr>
       </w:pPr>
-      <w:del w:id="125" w:author="Sandy Navarro" w:date="2026-10-18T19:40:00Z" w16du:dateUtc="2026-10-18T18:40:00Z">
+      <w:del w:id="126" w:author="Sandy Navarro" w:date="2026-10-18T19:40:00Z" w16du:dateUtc="2026-10-18T18:40:00Z">
         <w:r>
           <w:rPr>
             <w:noProof/>
@@ -2529,7 +2589,7 @@
         <w:ind w:left="720"/>
         <w:outlineLvl w:val="3"/>
         <w:rPr>
-          <w:del w:id="126" w:author="Sandy Navarro" w:date="2026-10-18T19:40:00Z" w16du:dateUtc="2026-10-18T18:40:00Z"/>
+          <w:del w:id="127" w:author="Sandy Navarro" w:date="2026-10-18T19:40:00Z" w16du:dateUtc="2026-10-18T18:40:00Z"/>
           <w:rFonts w:asciiTheme="minorHAnsi" w:eastAsia="Times New Roman" w:hAnsiTheme="minorHAnsi" w:cs="Times New Roman"/>
           <w:b/>
           <w:bCs/>
@@ -2538,7 +2598,7 @@
           <w:szCs w:val="24"/>
         </w:rPr>
       </w:pPr>
-      <w:del w:id="127" w:author="Sandy Navarro" w:date="2026-10-18T19:40:00Z" w16du:dateUtc="2026-10-18T18:40:00Z">
+      <w:del w:id="128" w:author="Sandy Navarro" w:date="2026-10-18T19:40:00Z" w16du:dateUtc="2026-10-18T18:40:00Z">
         <w:r>
           <w:rPr>
             <w:rFonts w:asciiTheme="minorHAnsi" w:eastAsia="Times New Roman" w:hAnsiTheme="minorHAnsi" w:cs="Times New Roman"/>
@@ -2565,14 +2625,14 @@
         <w:spacing w:before="100" w:beforeAutospacing="1" w:after="100" w:afterAutospacing="1" w:line="240" w:lineRule="auto"/>
         <w:ind w:left="1440"/>
         <w:rPr>
-          <w:del w:id="128" w:author="Sandy Navarro" w:date="2026-10-18T19:40:00Z" w16du:dateUtc="2026-10-18T18:40:00Z"/>
+          <w:del w:id="129" w:author="Sandy Navarro" w:date="2026-10-18T19:40:00Z" w16du:dateUtc="2026-10-18T18:40:00Z"/>
           <w:rFonts w:asciiTheme="minorHAnsi" w:eastAsia="Times New Roman" w:hAnsiTheme="minorHAnsi" w:cs="Times New Roman"/>
           <w:color w:val="FF0000"/>
           <w:sz w:val="24"/>
           <w:szCs w:val="24"/>
         </w:rPr>
       </w:pPr>
-      <w:del w:id="129" w:author="Sandy Navarro" w:date="2026-10-18T19:40:00Z" w16du:dateUtc="2026-10-18T18:40:00Z">
+      <w:del w:id="130" w:author="Sandy Navarro" w:date="2026-10-18T19:40:00Z" w16du:dateUtc="2026-10-18T18:40:00Z">
         <w:r>
           <w:rPr>
             <w:rFonts w:asciiTheme="minorHAnsi" w:eastAsia="Times New Roman" w:hAnsiTheme="minorHAnsi" w:cs="Times New Roman"/>
@@ -2637,14 +2697,14 @@
         <w:spacing w:before="100" w:beforeAutospacing="1" w:after="100" w:afterAutospacing="1" w:line="240" w:lineRule="auto"/>
         <w:ind w:left="2160"/>
         <w:rPr>
-          <w:del w:id="130" w:author="Sandy Navarro" w:date="2026-10-18T19:40:00Z" w16du:dateUtc="2026-10-18T18:40:00Z"/>
+          <w:del w:id="131" w:author="Sandy Navarro" w:date="2026-10-18T19:40:00Z" w16du:dateUtc="2026-10-18T18:40:00Z"/>
           <w:rFonts w:asciiTheme="minorHAnsi" w:eastAsia="Times New Roman" w:hAnsiTheme="minorHAnsi" w:cs="Times New Roman"/>
           <w:color w:val="FF0000"/>
           <w:sz w:val="24"/>
           <w:szCs w:val="24"/>
         </w:rPr>
       </w:pPr>
-      <w:del w:id="131" w:author="Sandy Navarro" w:date="2026-10-18T19:40:00Z" w16du:dateUtc="2026-10-18T18:40:00Z">
+      <w:del w:id="132" w:author="Sandy Navarro" w:date="2026-10-18T19:40:00Z" w16du:dateUtc="2026-10-18T18:40:00Z">
         <w:r>
           <w:rPr>
             <w:rFonts w:asciiTheme="minorHAnsi" w:eastAsia="Times New Roman" w:hAnsiTheme="minorHAnsi" w:cs="Times New Roman"/>
@@ -2749,14 +2809,14 @@
         <w:spacing w:before="100" w:beforeAutospacing="1" w:after="100" w:afterAutospacing="1" w:line="240" w:lineRule="auto"/>
         <w:ind w:left="2160"/>
         <w:rPr>
-          <w:del w:id="132" w:author="Sandy Navarro" w:date="2026-10-18T19:40:00Z" w16du:dateUtc="2026-10-18T18:40:00Z"/>
+          <w:del w:id="133" w:author="Sandy Navarro" w:date="2026-10-18T19:40:00Z" w16du:dateUtc="2026-10-18T18:40:00Z"/>
           <w:rFonts w:asciiTheme="minorHAnsi" w:eastAsia="Times New Roman" w:hAnsiTheme="minorHAnsi" w:cs="Times New Roman"/>
           <w:color w:val="FF0000"/>
           <w:sz w:val="24"/>
           <w:szCs w:val="24"/>
         </w:rPr>
       </w:pPr>
-      <w:del w:id="133" w:author="Sandy Navarro" w:date="2026-10-18T19:40:00Z" w16du:dateUtc="2026-10-18T18:40:00Z">
+      <w:del w:id="134" w:author="Sandy Navarro" w:date="2026-10-18T19:40:00Z" w16du:dateUtc="2026-10-18T18:40:00Z">
         <w:r>
           <w:rPr>
             <w:rFonts w:asciiTheme="minorHAnsi" w:eastAsia="Times New Roman" w:hAnsiTheme="minorHAnsi" w:cs="Times New Roman"/>
@@ -2794,7 +2854,7 @@
         <w:ind w:left="720"/>
         <w:outlineLvl w:val="3"/>
         <w:rPr>
-          <w:del w:id="134" w:author="Sandy Navarro" w:date="2026-10-18T19:40:00Z" w16du:dateUtc="2026-10-18T18:40:00Z"/>
+          <w:del w:id="135" w:author="Sandy Navarro" w:date="2026-10-18T19:40:00Z" w16du:dateUtc="2026-10-18T18:40:00Z"/>
           <w:rFonts w:asciiTheme="minorHAnsi" w:eastAsia="Times New Roman" w:hAnsiTheme="minorHAnsi" w:cs="Times New Roman"/>
           <w:b/>
           <w:bCs/>
@@ -2803,7 +2863,7 @@
           <w:szCs w:val="24"/>
         </w:rPr>
       </w:pPr>
-      <w:del w:id="135" w:author="Sandy Navarro" w:date="2026-10-18T19:40:00Z" w16du:dateUtc="2026-10-18T18:40:00Z">
+      <w:del w:id="136" w:author="Sandy Navarro" w:date="2026-10-18T19:40:00Z" w16du:dateUtc="2026-10-18T18:40:00Z">
         <w:r>
           <w:rPr>
             <w:rFonts w:asciiTheme="minorHAnsi" w:eastAsia="Times New Roman" w:hAnsiTheme="minorHAnsi" w:cs="Times New Roman"/>
@@ -2830,14 +2890,14 @@
         <w:spacing w:before="100" w:beforeAutospacing="1" w:after="100" w:afterAutospacing="1" w:line="240" w:lineRule="auto"/>
         <w:ind w:left="1440"/>
         <w:rPr>
-          <w:del w:id="136" w:author="Sandy Navarro" w:date="2026-10-18T19:40:00Z" w16du:dateUtc="2026-10-18T18:40:00Z"/>
+          <w:del w:id="137" w:author="Sandy Navarro" w:date="2026-10-18T19:40:00Z" w16du:dateUtc="2026-10-18T18:40:00Z"/>
           <w:rFonts w:asciiTheme="minorHAnsi" w:eastAsia="Times New Roman" w:hAnsiTheme="minorHAnsi" w:cs="Times New Roman"/>
           <w:color w:val="FF0000"/>
           <w:sz w:val="24"/>
           <w:szCs w:val="24"/>
         </w:rPr>
       </w:pPr>
-      <w:del w:id="137" w:author="Sandy Navarro" w:date="2026-10-18T19:40:00Z" w16du:dateUtc="2026-10-18T18:40:00Z">
+      <w:del w:id="138" w:author="Sandy Navarro" w:date="2026-10-18T19:40:00Z" w16du:dateUtc="2026-10-18T18:40:00Z">
         <w:r>
           <w:rPr>
             <w:rFonts w:asciiTheme="minorHAnsi" w:eastAsia="Times New Roman" w:hAnsiTheme="minorHAnsi" w:cs="Times New Roman"/>
@@ -2898,14 +2958,14 @@
         <w:spacing w:before="100" w:beforeAutospacing="1" w:after="100" w:afterAutospacing="1" w:line="240" w:lineRule="auto"/>
         <w:ind w:left="1440"/>
         <w:rPr>
-          <w:del w:id="138" w:author="Sandy Navarro" w:date="2026-10-18T19:40:00Z" w16du:dateUtc="2026-10-18T18:40:00Z"/>
+          <w:del w:id="139" w:author="Sandy Navarro" w:date="2026-10-18T19:40:00Z" w16du:dateUtc="2026-10-18T18:40:00Z"/>
           <w:rFonts w:asciiTheme="minorHAnsi" w:eastAsia="Times New Roman" w:hAnsiTheme="minorHAnsi" w:cs="Times New Roman"/>
           <w:color w:val="FF0000"/>
           <w:sz w:val="24"/>
           <w:szCs w:val="24"/>
         </w:rPr>
       </w:pPr>
-      <w:del w:id="139" w:author="Sandy Navarro" w:date="2026-10-18T19:40:00Z" w16du:dateUtc="2026-10-18T18:40:00Z">
+      <w:del w:id="140" w:author="Sandy Navarro" w:date="2026-10-18T19:40:00Z" w16du:dateUtc="2026-10-18T18:40:00Z">
         <w:r>
           <w:rPr>
             <w:rFonts w:asciiTheme="minorHAnsi" w:eastAsia="Times New Roman" w:hAnsiTheme="minorHAnsi" w:cs="Times New Roman"/>
@@ -2922,14 +2982,14 @@
         <w:spacing w:before="100" w:beforeAutospacing="1" w:after="100" w:afterAutospacing="1" w:line="240" w:lineRule="auto"/>
         <w:ind w:left="1080"/>
         <w:rPr>
-          <w:del w:id="140" w:author="Sandy Navarro" w:date="2026-10-18T19:40:00Z" w16du:dateUtc="2026-10-18T18:40:00Z"/>
+          <w:del w:id="141" w:author="Sandy Navarro" w:date="2026-10-18T19:40:00Z" w16du:dateUtc="2026-10-18T18:40:00Z"/>
           <w:rFonts w:asciiTheme="minorHAnsi" w:eastAsia="Times New Roman" w:hAnsiTheme="minorHAnsi" w:cs="Times New Roman"/>
           <w:color w:val="FF0000"/>
           <w:sz w:val="24"/>
           <w:szCs w:val="24"/>
         </w:rPr>
       </w:pPr>
-      <w:del w:id="141" w:author="Sandy Navarro" w:date="2026-10-18T19:40:00Z" w16du:dateUtc="2026-10-18T18:40:00Z">
+      <w:del w:id="142" w:author="Sandy Navarro" w:date="2026-10-18T19:40:00Z" w16du:dateUtc="2026-10-18T18:40:00Z">
         <w:r>
           <w:rPr>
             <w:rFonts w:asciiTheme="minorHAnsi" w:eastAsia="Times New Roman" w:hAnsiTheme="minorHAnsi" w:cs="Times New Roman"/>
@@ -2954,14 +3014,14 @@
         <w:spacing w:before="100" w:beforeAutospacing="1" w:after="100" w:afterAutospacing="1" w:line="240" w:lineRule="auto"/>
         <w:ind w:left="1800"/>
         <w:rPr>
-          <w:del w:id="142" w:author="Sandy Navarro" w:date="2026-10-18T19:40:00Z" w16du:dateUtc="2026-10-18T18:40:00Z"/>
+          <w:del w:id="143" w:author="Sandy Navarro" w:date="2026-10-18T19:40:00Z" w16du:dateUtc="2026-10-18T18:40:00Z"/>
           <w:rFonts w:asciiTheme="minorHAnsi" w:eastAsia="Times New Roman" w:hAnsiTheme="minorHAnsi" w:cs="Times New Roman"/>
           <w:color w:val="FF0000"/>
           <w:sz w:val="24"/>
           <w:szCs w:val="24"/>
         </w:rPr>
       </w:pPr>
-      <w:del w:id="143" w:author="Sandy Navarro" w:date="2026-10-18T19:40:00Z" w16du:dateUtc="2026-10-18T18:40:00Z">
+      <w:del w:id="144" w:author="Sandy Navarro" w:date="2026-10-18T19:40:00Z" w16du:dateUtc="2026-10-18T18:40:00Z">
         <w:r>
           <w:rPr>
             <w:rFonts w:asciiTheme="minorHAnsi" w:eastAsia="Times New Roman" w:hAnsiTheme="minorHAnsi" w:cs="Times New Roman"/>
@@ -2988,14 +3048,14 @@
         <w:spacing w:before="100" w:beforeAutospacing="1" w:after="100" w:afterAutospacing="1" w:line="240" w:lineRule="auto"/>
         <w:ind w:left="1800"/>
         <w:rPr>
-          <w:del w:id="144" w:author="Sandy Navarro" w:date="2026-10-18T19:40:00Z" w16du:dateUtc="2026-10-18T18:40:00Z"/>
+          <w:del w:id="145" w:author="Sandy Navarro" w:date="2026-10-18T19:40:00Z" w16du:dateUtc="2026-10-18T18:40:00Z"/>
           <w:rFonts w:asciiTheme="minorHAnsi" w:eastAsia="Times New Roman" w:hAnsiTheme="minorHAnsi" w:cs="Times New Roman"/>
           <w:color w:val="FF0000"/>
           <w:sz w:val="24"/>
           <w:szCs w:val="24"/>
         </w:rPr>
       </w:pPr>
-      <w:del w:id="145" w:author="Sandy Navarro" w:date="2026-10-18T19:40:00Z" w16du:dateUtc="2026-10-18T18:40:00Z">
+      <w:del w:id="146" w:author="Sandy Navarro" w:date="2026-10-18T19:40:00Z" w16du:dateUtc="2026-10-18T18:40:00Z">
         <w:r>
           <w:rPr>
             <w:rFonts w:asciiTheme="minorHAnsi" w:eastAsia="Times New Roman" w:hAnsiTheme="minorHAnsi" w:cs="Times New Roman"/>
@@ -3022,14 +3082,14 @@
         <w:spacing w:before="100" w:beforeAutospacing="1" w:after="100" w:afterAutospacing="1" w:line="240" w:lineRule="auto"/>
         <w:ind w:left="1800"/>
         <w:rPr>
-          <w:del w:id="146" w:author="Sandy Navarro" w:date="2026-10-18T19:40:00Z" w16du:dateUtc="2026-10-18T18:40:00Z"/>
+          <w:del w:id="147" w:author="Sandy Navarro" w:date="2026-10-18T19:40:00Z" w16du:dateUtc="2026-10-18T18:40:00Z"/>
           <w:rFonts w:asciiTheme="minorHAnsi" w:eastAsia="Times New Roman" w:hAnsiTheme="minorHAnsi" w:cs="Times New Roman"/>
           <w:color w:val="FF0000"/>
           <w:sz w:val="24"/>
           <w:szCs w:val="24"/>
         </w:rPr>
       </w:pPr>
-      <w:del w:id="147" w:author="Sandy Navarro" w:date="2026-10-18T19:40:00Z" w16du:dateUtc="2026-10-18T18:40:00Z">
+      <w:del w:id="148" w:author="Sandy Navarro" w:date="2026-10-18T19:40:00Z" w16du:dateUtc="2026-10-18T18:40:00Z">
         <w:r>
           <w:rPr>
             <w:rFonts w:asciiTheme="minorHAnsi" w:eastAsia="Times New Roman" w:hAnsiTheme="minorHAnsi" w:cs="Times New Roman"/>
@@ -3056,14 +3116,14 @@
         <w:spacing w:before="100" w:beforeAutospacing="1" w:after="100" w:afterAutospacing="1" w:line="240" w:lineRule="auto"/>
         <w:ind w:left="1800"/>
         <w:rPr>
-          <w:del w:id="148" w:author="Sandy Navarro" w:date="2026-10-18T19:40:00Z" w16du:dateUtc="2026-10-18T18:40:00Z"/>
+          <w:del w:id="149" w:author="Sandy Navarro" w:date="2026-10-18T19:40:00Z" w16du:dateUtc="2026-10-18T18:40:00Z"/>
           <w:rFonts w:asciiTheme="minorHAnsi" w:eastAsia="Times New Roman" w:hAnsiTheme="minorHAnsi" w:cs="Times New Roman"/>
           <w:color w:val="FF0000"/>
           <w:sz w:val="24"/>
           <w:szCs w:val="24"/>
         </w:rPr>
       </w:pPr>
-      <w:del w:id="149" w:author="Sandy Navarro" w:date="2026-10-18T19:40:00Z" w16du:dateUtc="2026-10-18T18:40:00Z">
+      <w:del w:id="150" w:author="Sandy Navarro" w:date="2026-10-18T19:40:00Z" w16du:dateUtc="2026-10-18T18:40:00Z">
         <w:r>
           <w:rPr>
             <w:rFonts w:asciiTheme="minorHAnsi" w:eastAsia="Times New Roman" w:hAnsiTheme="minorHAnsi" w:cs="Times New Roman"/>
@@ -3082,14 +3142,14 @@
         <w:spacing w:before="100" w:beforeAutospacing="1" w:after="100" w:afterAutospacing="1" w:line="240" w:lineRule="auto"/>
         <w:ind w:left="1440"/>
         <w:rPr>
-          <w:del w:id="150" w:author="Sandy Navarro" w:date="2026-10-18T19:40:00Z" w16du:dateUtc="2026-10-18T18:40:00Z"/>
+          <w:del w:id="151" w:author="Sandy Navarro" w:date="2026-10-18T19:40:00Z" w16du:dateUtc="2026-10-18T18:40:00Z"/>
           <w:rFonts w:asciiTheme="minorHAnsi" w:eastAsia="Times New Roman" w:hAnsiTheme="minorHAnsi" w:cs="Times New Roman"/>
           <w:color w:val="FF0000"/>
           <w:sz w:val="24"/>
           <w:szCs w:val="24"/>
         </w:rPr>
       </w:pPr>
-      <w:del w:id="151" w:author="Sandy Navarro" w:date="2026-10-18T19:40:00Z" w16du:dateUtc="2026-10-18T18:40:00Z">
+      <w:del w:id="152" w:author="Sandy Navarro" w:date="2026-10-18T19:40:00Z" w16du:dateUtc="2026-10-18T18:40:00Z">
         <w:r>
           <w:rPr>
             <w:rFonts w:asciiTheme="minorHAnsi" w:eastAsia="Times New Roman" w:hAnsiTheme="minorHAnsi" w:cs="Times New Roman"/>
@@ -3122,14 +3182,14 @@
         <w:spacing w:before="100" w:beforeAutospacing="1" w:after="100" w:afterAutospacing="1" w:line="240" w:lineRule="auto"/>
         <w:ind w:left="1080"/>
         <w:rPr>
-          <w:del w:id="152" w:author="Sandy Navarro" w:date="2026-10-18T19:40:00Z" w16du:dateUtc="2026-10-18T18:40:00Z"/>
+          <w:del w:id="153" w:author="Sandy Navarro" w:date="2026-10-18T19:40:00Z" w16du:dateUtc="2026-10-18T18:40:00Z"/>
           <w:rFonts w:asciiTheme="minorHAnsi" w:eastAsia="Times New Roman" w:hAnsiTheme="minorHAnsi" w:cs="Times New Roman"/>
           <w:color w:val="FF0000"/>
           <w:sz w:val="24"/>
           <w:szCs w:val="24"/>
         </w:rPr>
       </w:pPr>
-      <w:del w:id="153" w:author="Sandy Navarro" w:date="2026-10-18T19:40:00Z" w16du:dateUtc="2026-10-18T18:40:00Z">
+      <w:del w:id="154" w:author="Sandy Navarro" w:date="2026-10-18T19:40:00Z" w16du:dateUtc="2026-10-18T18:40:00Z">
         <w:r>
           <w:rPr>
             <w:rFonts w:asciiTheme="minorHAnsi" w:eastAsia="Times New Roman" w:hAnsiTheme="minorHAnsi" w:cs="Times New Roman"/>
@@ -3144,17 +3204,6 @@
     <w:p>
       <w:pPr>
         <w:spacing w:after="0" w:line="240" w:lineRule="auto"/>
-        <w:rPr>
-          <w:del w:id="154" w:author="Sandy Navarro" w:date="2026-10-18T19:40:00Z" w16du:dateUtc="2026-10-18T18:40:00Z"/>
-          <w:rFonts w:ascii="Times New Roman" w:eastAsia="Times New Roman" w:hAnsi="Times New Roman" w:cs="Times New Roman"/>
-          <w:sz w:val="24"/>
-          <w:szCs w:val="24"/>
-        </w:rPr>
-      </w:pPr>
-    </w:p>
-    <w:p>
-      <w:pPr>
-        <w:spacing w:line="240" w:lineRule="auto"/>
         <w:rPr>
           <w:del w:id="155" w:author="Sandy Navarro" w:date="2026-10-18T19:40:00Z" w16du:dateUtc="2026-10-18T18:40:00Z"/>
           <w:rFonts w:ascii="Times New Roman" w:eastAsia="Times New Roman" w:hAnsi="Times New Roman" w:cs="Times New Roman"/>
@@ -3162,7 +3211,18 @@
           <w:szCs w:val="24"/>
         </w:rPr>
       </w:pPr>
-      <w:del w:id="156" w:author="Sandy Navarro" w:date="2026-10-18T19:40:00Z" w16du:dateUtc="2026-10-18T18:40:00Z">
+    </w:p>
+    <w:p>
+      <w:pPr>
+        <w:spacing w:line="240" w:lineRule="auto"/>
+        <w:rPr>
+          <w:del w:id="156" w:author="Sandy Navarro" w:date="2026-10-18T19:40:00Z" w16du:dateUtc="2026-10-18T18:40:00Z"/>
+          <w:rFonts w:ascii="Times New Roman" w:eastAsia="Times New Roman" w:hAnsi="Times New Roman" w:cs="Times New Roman"/>
+          <w:sz w:val="24"/>
+          <w:szCs w:val="24"/>
+        </w:rPr>
+      </w:pPr>
+      <w:del w:id="157" w:author="Sandy Navarro" w:date="2026-10-18T19:40:00Z" w16du:dateUtc="2026-10-18T18:40:00Z">
         <w:r>
           <w:rPr>
             <w:rFonts w:ascii="Aptos" w:eastAsia="Times New Roman" w:hAnsi="Aptos" w:cs="Times New Roman"/>
@@ -3180,7 +3240,7 @@
     <w:p>
       <w:pPr>
         <w:rPr>
-          <w:del w:id="157" w:author="Sandy Navarro" w:date="2026-10-18T19:40:00Z" w16du:dateUtc="2026-10-18T18:40:00Z"/>
+          <w:del w:id="158" w:author="Sandy Navarro" w:date="2026-10-18T19:40:00Z" w16du:dateUtc="2026-10-18T18:40:00Z"/>
           <w:color w:val="FF0000"/>
           <w:sz w:val="32"/>
           <w:szCs w:val="32"/>
@@ -3190,7 +3250,7 @@
     <w:p>
       <w:pPr>
         <w:rPr>
-          <w:del w:id="158" w:author="Sandy Navarro" w:date="2026-10-18T19:40:00Z" w16du:dateUtc="2026-10-18T18:40:00Z"/>
+          <w:del w:id="159" w:author="Sandy Navarro" w:date="2026-10-18T19:40:00Z" w16du:dateUtc="2026-10-18T18:40:00Z"/>
           <w:color w:val="FF0000"/>
           <w:sz w:val="32"/>
           <w:szCs w:val="32"/>
@@ -3200,7 +3260,7 @@
     <w:p>
       <w:pPr>
         <w:rPr>
-          <w:del w:id="159" w:author="Sandy Navarro" w:date="2026-10-18T19:40:00Z" w16du:dateUtc="2026-10-18T18:40:00Z"/>
+          <w:del w:id="160" w:author="Sandy Navarro" w:date="2026-10-18T19:40:00Z" w16du:dateUtc="2026-10-18T18:40:00Z"/>
           <w:color w:val="FF0000"/>
           <w:sz w:val="32"/>
           <w:szCs w:val="32"/>
@@ -3210,7 +3270,7 @@
     <w:p>
       <w:pPr>
         <w:rPr>
-          <w:del w:id="160" w:author="Sandy Navarro" w:date="2026-10-18T19:40:00Z" w16du:dateUtc="2026-10-18T18:40:00Z"/>
+          <w:del w:id="161" w:author="Sandy Navarro" w:date="2026-10-18T19:40:00Z" w16du:dateUtc="2026-10-18T18:40:00Z"/>
           <w:rFonts w:ascii="Aptos" w:eastAsia="Aptos" w:hAnsi="Aptos" w:cs="Aptos"/>
           <w:b/>
           <w:color w:val="FF0000"/>
@@ -3223,7 +3283,7 @@
     <w:p>
       <w:pPr>
         <w:rPr>
-          <w:del w:id="161" w:author="Sandy Navarro" w:date="2026-10-18T19:40:00Z" w16du:dateUtc="2026-10-18T18:40:00Z"/>
+          <w:del w:id="162" w:author="Sandy Navarro" w:date="2026-10-18T19:40:00Z" w16du:dateUtc="2026-10-18T18:40:00Z"/>
           <w:rFonts w:ascii="Aptos" w:eastAsia="Aptos" w:hAnsi="Aptos" w:cs="Aptos"/>
           <w:b/>
           <w:color w:val="FF0000"/>
@@ -3236,7 +3296,7 @@
     <w:p>
       <w:pPr>
         <w:rPr>
-          <w:del w:id="162" w:author="Sandy Navarro" w:date="2026-10-18T19:40:00Z" w16du:dateUtc="2026-10-18T18:40:00Z"/>
+          <w:del w:id="163" w:author="Sandy Navarro" w:date="2026-10-18T19:40:00Z" w16du:dateUtc="2026-10-18T18:40:00Z"/>
           <w:rFonts w:ascii="Aptos" w:eastAsia="Aptos" w:hAnsi="Aptos" w:cs="Aptos"/>
           <w:b/>
           <w:color w:val="FF0000"/>
@@ -3249,7 +3309,7 @@
     <w:p>
       <w:pPr>
         <w:rPr>
-          <w:del w:id="163" w:author="Sandy Navarro" w:date="2026-10-18T19:40:00Z" w16du:dateUtc="2026-10-18T18:40:00Z"/>
+          <w:del w:id="164" w:author="Sandy Navarro" w:date="2026-10-18T19:40:00Z" w16du:dateUtc="2026-10-18T18:40:00Z"/>
           <w:rFonts w:ascii="Aptos" w:eastAsia="Aptos" w:hAnsi="Aptos" w:cs="Aptos"/>
           <w:b/>
           <w:color w:val="FF0000"/>
@@ -3262,7 +3322,7 @@
     <w:p>
       <w:pPr>
         <w:rPr>
-          <w:del w:id="164" w:author="Sandy Navarro" w:date="2026-10-18T19:40:00Z" w16du:dateUtc="2026-10-18T18:40:00Z"/>
+          <w:del w:id="165" w:author="Sandy Navarro" w:date="2026-10-18T19:40:00Z" w16du:dateUtc="2026-10-18T18:40:00Z"/>
           <w:color w:val="FF0000"/>
           <w:sz w:val="32"/>
           <w:szCs w:val="32"/>
@@ -3272,7 +3332,7 @@
     <w:p>
       <w:pPr>
         <w:rPr>
-          <w:del w:id="165" w:author="Sandy Navarro" w:date="2026-10-18T19:40:00Z" w16du:dateUtc="2026-10-18T18:40:00Z"/>
+          <w:del w:id="166" w:author="Sandy Navarro" w:date="2026-10-18T19:40:00Z" w16du:dateUtc="2026-10-18T18:40:00Z"/>
           <w:color w:val="FF0000"/>
           <w:sz w:val="32"/>
           <w:szCs w:val="32"/>
@@ -3282,7 +3342,7 @@
     <w:p>
       <w:pPr>
         <w:rPr>
-          <w:del w:id="166" w:author="Sandy Navarro" w:date="2026-10-18T19:40:00Z" w16du:dateUtc="2026-10-18T18:40:00Z"/>
+          <w:del w:id="167" w:author="Sandy Navarro" w:date="2026-10-18T19:40:00Z" w16du:dateUtc="2026-10-18T18:40:00Z"/>
           <w:color w:val="FF0000"/>
           <w:sz w:val="32"/>
           <w:szCs w:val="32"/>
@@ -3292,7 +3352,7 @@
     <w:p>
       <w:pPr>
         <w:rPr>
-          <w:del w:id="167" w:author="Sandy Navarro" w:date="2026-10-18T19:40:00Z" w16du:dateUtc="2026-10-18T18:40:00Z"/>
+          <w:del w:id="168" w:author="Sandy Navarro" w:date="2026-10-18T19:40:00Z" w16du:dateUtc="2026-10-18T18:40:00Z"/>
           <w:color w:val="FF0000"/>
           <w:sz w:val="32"/>
           <w:szCs w:val="32"/>
@@ -3302,7 +3362,7 @@
     <w:p>
       <w:pPr>
         <w:rPr>
-          <w:del w:id="168" w:author="Sandy Navarro" w:date="2026-10-18T19:40:00Z" w16du:dateUtc="2026-10-18T18:40:00Z"/>
+          <w:del w:id="169" w:author="Sandy Navarro" w:date="2026-10-18T19:40:00Z" w16du:dateUtc="2026-10-18T18:40:00Z"/>
           <w:color w:val="FF0000"/>
           <w:sz w:val="32"/>
           <w:szCs w:val="32"/>
@@ -3312,13 +3372,13 @@
     <w:p>
       <w:pPr>
         <w:rPr>
-          <w:del w:id="169" w:author="Sandy Navarro" w:date="2026-10-18T19:41:00Z" w16du:dateUtc="2026-10-18T18:41:00Z"/>
+          <w:del w:id="170" w:author="Sandy Navarro" w:date="2026-10-18T19:41:00Z" w16du:dateUtc="2026-10-18T18:41:00Z"/>
           <w:color w:val="3A3A3A"/>
           <w:sz w:val="40"/>
           <w:szCs w:val="40"/>
         </w:rPr>
       </w:pPr>
-      <w:del w:id="170" w:author="Sandy Navarro" w:date="2026-10-18T19:41:00Z" w16du:dateUtc="2026-10-18T18:41:00Z">
+      <w:del w:id="171" w:author="Sandy Navarro" w:date="2026-10-18T19:41:00Z" w16du:dateUtc="2026-10-18T18:41:00Z">
         <w:r>
           <w:rPr>
             <w:color w:val="3A3A3A"/>
@@ -3332,18 +3392,18 @@
     <w:p>
       <w:pPr>
         <w:rPr>
-          <w:del w:id="171" w:author="Sandy Navarro" w:date="2026-10-18T19:41:00Z" w16du:dateUtc="2026-10-18T18:41:00Z"/>
-        </w:rPr>
-      </w:pPr>
-    </w:p>
-    <w:p>
-      <w:pPr>
-        <w:rPr>
           <w:del w:id="172" w:author="Sandy Navarro" w:date="2026-10-18T19:41:00Z" w16du:dateUtc="2026-10-18T18:41:00Z"/>
-          <w:color w:val="FF0000"/>
-        </w:rPr>
-      </w:pPr>
-      <w:del w:id="173" w:author="Sandy Navarro" w:date="2026-10-18T19:41:00Z" w16du:dateUtc="2026-10-18T18:41:00Z">
+        </w:rPr>
+      </w:pPr>
+    </w:p>
+    <w:p>
+      <w:pPr>
+        <w:rPr>
+          <w:del w:id="173" w:author="Sandy Navarro" w:date="2026-10-18T19:41:00Z" w16du:dateUtc="2026-10-18T18:41:00Z"/>
+          <w:color w:val="FF0000"/>
+        </w:rPr>
+      </w:pPr>
+      <w:del w:id="174" w:author="Sandy Navarro" w:date="2026-10-18T19:41:00Z" w16du:dateUtc="2026-10-18T18:41:00Z">
         <w:r>
           <w:rPr>
             <w:color w:val="FF0000"/>
@@ -3355,14 +3415,6 @@
     <w:p>
       <w:pPr>
         <w:rPr>
-          <w:del w:id="174" w:author="Sandy Navarro" w:date="2026-10-18T19:41:00Z" w16du:dateUtc="2026-10-18T18:41:00Z"/>
-          <w:color w:val="FF0000"/>
-        </w:rPr>
-      </w:pPr>
-    </w:p>
-    <w:p>
-      <w:pPr>
-        <w:rPr>
           <w:del w:id="175" w:author="Sandy Navarro" w:date="2026-10-18T19:41:00Z" w16du:dateUtc="2026-10-18T18:41:00Z"/>
           <w:color w:val="FF0000"/>
         </w:rPr>
@@ -3380,6 +3432,7 @@
       <w:pPr>
         <w:rPr>
           <w:del w:id="177" w:author="Sandy Navarro" w:date="2026-10-18T19:41:00Z" w16du:dateUtc="2026-10-18T18:41:00Z"/>
+          <w:color w:val="FF0000"/>
         </w:rPr>
       </w:pPr>
     </w:p>
@@ -3527,6 +3580,13 @@
       <w:pPr>
         <w:rPr>
           <w:del w:id="198" w:author="Sandy Navarro" w:date="2026-10-18T19:41:00Z" w16du:dateUtc="2026-10-18T18:41:00Z"/>
+        </w:rPr>
+      </w:pPr>
+    </w:p>
+    <w:p>
+      <w:pPr>
+        <w:rPr>
+          <w:del w:id="199" w:author="Sandy Navarro" w:date="2026-10-18T19:41:00Z" w16du:dateUtc="2026-10-18T18:41:00Z"/>
         </w:rPr>
       </w:pPr>
     </w:p>
@@ -3543,12 +3603,19 @@
         </w:pBdr>
         <w:spacing w:before="240" w:after="0" w:line="240" w:lineRule="auto"/>
         <w:rPr>
+          <w:del w:id="200" w:author="Sandy Navarro" w:date="2026-10-19T15:11:00Z" w16du:dateUtc="2026-10-19T14:11:00Z"/>
+          <w:lang w:val="es-MX"/>
+        </w:rPr>
+      </w:pPr>
+      <w:proofErr w:type="spellStart"/>
+      <w:r>
+        <w:rPr>
           <w:rFonts w:ascii="Play" w:eastAsia="Play" w:hAnsi="Play" w:cs="Play"/>
           <w:color w:val="0F4761"/>
           <w:sz w:val="32"/>
           <w:szCs w:val="32"/>
           <w:lang w:val="es-MX"/>
-          <w:rPrChange w:id="199" w:author="Sandy Navarro" w:date="2026-10-19T14:38:00Z" w16du:dateUtc="2026-10-19T13:38:00Z">
+          <w:rPrChange w:id="201" w:author="Sandy Navarro" w:date="2026-10-19T14:38:00Z" w16du:dateUtc="2026-10-19T13:38:00Z">
             <w:rPr>
               <w:rFonts w:ascii="Play" w:eastAsia="Play" w:hAnsi="Play" w:cs="Play"/>
               <w:color w:val="0F4761"/>
@@ -3557,420 +3624,120 @@
             </w:rPr>
           </w:rPrChange>
         </w:rPr>
-      </w:pPr>
-      <w:r>
-        <w:rPr>
+        <w:t>Contents</w:t>
+      </w:r>
+      <w:proofErr w:type="spellEnd"/>
+      <w:ins w:id="202" w:author="Sandy Navarro" w:date="2026-10-19T15:11:00Z" w16du:dateUtc="2026-10-19T14:11:00Z">
+        <w:r>
+          <w:rPr>
+            <w:lang w:val="es-MX"/>
+          </w:rPr>
+          <w:t>.</w:t>
+        </w:r>
+      </w:ins>
+    </w:p>
+    <w:p>
+      <w:pPr>
+        <w:keepNext/>
+        <w:keepLines/>
+        <w:pBdr>
+          <w:top w:val="nil"/>
+          <w:left w:val="nil"/>
+          <w:bottom w:val="nil"/>
+          <w:right w:val="nil"/>
+          <w:between w:val="nil"/>
+        </w:pBdr>
+        <w:spacing w:before="240" w:after="0" w:line="240" w:lineRule="auto"/>
+        <w:rPr>
+          <w:ins w:id="203" w:author="Sandy Navarro" w:date="2026-10-19T15:14:00Z" w16du:dateUtc="2026-10-19T14:14:00Z"/>
+          <w:lang w:val="es-MX"/>
+        </w:rPr>
+      </w:pPr>
+    </w:p>
+    <w:p>
+      <w:pPr>
+        <w:keepNext/>
+        <w:keepLines/>
+        <w:pBdr>
+          <w:top w:val="nil"/>
+          <w:left w:val="nil"/>
+          <w:bottom w:val="nil"/>
+          <w:right w:val="nil"/>
+          <w:between w:val="nil"/>
+        </w:pBdr>
+        <w:spacing w:before="240" w:after="0" w:line="240" w:lineRule="auto"/>
+        <w:rPr>
+          <w:ins w:id="204" w:author="Sandy Navarro" w:date="2026-10-19T15:11:00Z" w16du:dateUtc="2026-10-19T14:11:00Z"/>
+          <w:lang w:val="es-MX"/>
+        </w:rPr>
+      </w:pPr>
+    </w:p>
+    <w:p>
+      <w:pPr>
+        <w:keepNext/>
+        <w:keepLines/>
+        <w:pBdr>
+          <w:top w:val="nil"/>
+          <w:left w:val="nil"/>
+          <w:bottom w:val="nil"/>
+          <w:right w:val="nil"/>
+          <w:between w:val="nil"/>
+        </w:pBdr>
+        <w:spacing w:before="240" w:after="0" w:line="240" w:lineRule="auto"/>
+        <w:rPr>
+          <w:del w:id="205" w:author="Sandy Navarro" w:date="2026-10-19T09:01:00Z" w16du:dateUtc="2026-10-19T08:01:00Z"/>
+          <w:lang w:val="es-MX"/>
+        </w:rPr>
+      </w:pPr>
+    </w:p>
+    <w:p>
+      <w:pPr>
+        <w:rPr>
+          <w:ins w:id="206" w:author="Sandy Navarro" w:date="2026-10-19T15:13:00Z" w16du:dateUtc="2026-10-19T14:13:00Z"/>
           <w:rFonts w:ascii="Play" w:eastAsia="Play" w:hAnsi="Play" w:cs="Play"/>
           <w:color w:val="0F4761"/>
           <w:sz w:val="32"/>
           <w:szCs w:val="32"/>
           <w:lang w:val="es-MX"/>
-          <w:rPrChange w:id="200" w:author="Sandy Navarro" w:date="2026-10-19T14:38:00Z" w16du:dateUtc="2026-10-19T13:38:00Z">
+          <w:rPrChange w:id="207" w:author="Sandy Navarro" w:date="2026-10-19T15:13:00Z" w16du:dateUtc="2026-10-19T14:13:00Z">
             <w:rPr>
-              <w:rFonts w:ascii="Play" w:eastAsia="Play" w:hAnsi="Play" w:cs="Play"/>
-              <w:color w:val="0F4761"/>
-              <w:sz w:val="32"/>
-              <w:szCs w:val="32"/>
+              <w:ins w:id="208" w:author="Sandy Navarro" w:date="2026-10-19T15:13:00Z" w16du:dateUtc="2026-10-19T14:13:00Z"/>
             </w:rPr>
           </w:rPrChange>
         </w:rPr>
-        <w:t>Contents</w:t>
-      </w:r>
-    </w:p>
-    <w:customXmlInsRangeStart w:id="201" w:author="Sandy Navarro" w:date="2026-10-19T14:39:00Z"/>
-    <w:sdt>
-      <w:sdtPr>
-        <w:rPr>
-          <w:lang w:val="es-ES"/>
-        </w:rPr>
-        <w:id w:val="1424216536"/>
-        <w:docPartObj>
-          <w:docPartGallery w:val="Table of Contents"/>
-          <w:docPartUnique/>
-        </w:docPartObj>
-      </w:sdtPr>
-      <w:sdtEndPr>
-        <w:rPr>
-          <w:rFonts w:ascii="Calibri" w:eastAsia="Calibri" w:hAnsi="Calibri" w:cs="Calibri"/>
-          <w:color w:val="auto"/>
-          <w:spacing w:val="0"/>
-          <w:sz w:val="22"/>
-          <w:szCs w:val="22"/>
-        </w:rPr>
-      </w:sdtEndPr>
-      <w:sdtContent>
-        <w:customXmlInsRangeEnd w:id="201"/>
-        <w:p>
-          <w:pPr>
-            <w:pStyle w:val="TtuloTDC"/>
+      </w:pPr>
+    </w:p>
+    <w:p>
+      <w:pPr>
+        <w:keepNext/>
+        <w:keepLines/>
+        <w:pBdr>
+          <w:top w:val="nil"/>
+          <w:left w:val="nil"/>
+          <w:bottom w:val="nil"/>
+          <w:right w:val="nil"/>
+          <w:between w:val="nil"/>
+        </w:pBdr>
+        <w:spacing w:before="240" w:after="0" w:line="240" w:lineRule="auto"/>
+        <w:rPr>
+          <w:ins w:id="209" w:author="Sandy Navarro" w:date="2026-10-19T14:10:00Z" w16du:dateUtc="2026-10-19T13:10:00Z"/>
+          <w:lang w:val="es-MX"/>
+          <w:rPrChange w:id="210" w:author="Sandy Navarro" w:date="2026-10-19T14:38:00Z" w16du:dateUtc="2026-10-19T13:38:00Z">
             <w:rPr>
-              <w:ins w:id="202" w:author="Sandy Navarro" w:date="2026-10-19T14:39:00Z" w16du:dateUtc="2026-10-19T13:39:00Z"/>
-              <w:lang w:val="es-MX"/>
-              <w:rPrChange w:id="203" w:author="Sandy Navarro" w:date="2026-10-19T14:39:00Z" w16du:dateUtc="2026-10-19T13:39:00Z">
-                <w:rPr>
-                  <w:ins w:id="204" w:author="Sandy Navarro" w:date="2026-10-19T14:39:00Z" w16du:dateUtc="2026-10-19T13:39:00Z"/>
-                </w:rPr>
-              </w:rPrChange>
-            </w:rPr>
-          </w:pPr>
-          <w:ins w:id="205" w:author="Sandy Navarro" w:date="2026-10-19T14:39:00Z" w16du:dateUtc="2026-10-19T13:39:00Z">
-            <w:r>
-              <w:rPr>
-                <w:lang w:val="es-ES"/>
-              </w:rPr>
-              <w:t>Tabla de contenido</w:t>
-            </w:r>
-          </w:ins>
-        </w:p>
-        <w:p>
-          <w:pPr>
-            <w:pStyle w:val="TDC1"/>
-            <w:rPr>
-              <w:ins w:id="206" w:author="Sandy Navarro" w:date="2026-10-19T14:39:00Z" w16du:dateUtc="2026-10-19T13:39:00Z"/>
-              <w:lang w:val="es-MX"/>
-              <w:rPrChange w:id="207" w:author="Sandy Navarro" w:date="2026-10-19T14:39:00Z" w16du:dateUtc="2026-10-19T13:39:00Z">
-                <w:rPr>
-                  <w:ins w:id="208" w:author="Sandy Navarro" w:date="2026-10-19T14:39:00Z" w16du:dateUtc="2026-10-19T13:39:00Z"/>
-                </w:rPr>
-              </w:rPrChange>
-            </w:rPr>
-          </w:pPr>
-          <w:customXmlInsRangeStart w:id="209" w:author="Sandy Navarro" w:date="2026-10-19T14:39:00Z"/>
-          <w:sdt>
-            <w:sdtPr>
-              <w:rPr>
-                <w:b/>
-                <w:bCs/>
-              </w:rPr>
-              <w:id w:val="183865962"/>
-              <w:placeholder>
-                <w:docPart w:val="6B5E49DCE2554F078EEFA80C9D3FC9CF"/>
-              </w:placeholder>
-              <w:temporary/>
-              <w:showingPlcHdr/>
-            </w:sdtPr>
-            <w:sdtContent>
-              <w:customXmlInsRangeEnd w:id="209"/>
-              <w:ins w:id="210" w:author="Sandy Navarro" w:date="2026-10-19T14:39:00Z" w16du:dateUtc="2026-10-19T13:39:00Z">
-                <w:r>
-                  <w:rPr>
-                    <w:b/>
-                    <w:bCs/>
-                    <w:lang w:val="es-ES"/>
-                  </w:rPr>
-                  <w:t>Escribir el título del capítulo (nivel 1)</w:t>
-                </w:r>
-              </w:ins>
-              <w:customXmlInsRangeStart w:id="211" w:author="Sandy Navarro" w:date="2026-10-19T14:39:00Z"/>
-            </w:sdtContent>
-          </w:sdt>
-          <w:customXmlInsRangeEnd w:id="211"/>
-          <w:ins w:id="212" w:author="Sandy Navarro" w:date="2026-10-19T14:39:00Z" w16du:dateUtc="2026-10-19T13:39:00Z">
-            <w:r>
-              <w:ptab w:relativeTo="margin" w:alignment="right" w:leader="dot"/>
-            </w:r>
-            <w:r>
-              <w:rPr>
-                <w:b/>
-                <w:bCs/>
-                <w:lang w:val="es-ES"/>
-              </w:rPr>
-              <w:t>1</w:t>
-            </w:r>
-          </w:ins>
-        </w:p>
-        <w:p>
-          <w:pPr>
-            <w:pStyle w:val="TDC2"/>
-            <w:ind w:left="216"/>
-            <w:rPr>
-              <w:ins w:id="213" w:author="Sandy Navarro" w:date="2026-10-19T14:39:00Z" w16du:dateUtc="2026-10-19T13:39:00Z"/>
-              <w:lang w:val="es-MX"/>
-              <w:rPrChange w:id="214" w:author="Sandy Navarro" w:date="2026-10-19T14:39:00Z" w16du:dateUtc="2026-10-19T13:39:00Z">
-                <w:rPr>
-                  <w:ins w:id="215" w:author="Sandy Navarro" w:date="2026-10-19T14:39:00Z" w16du:dateUtc="2026-10-19T13:39:00Z"/>
-                </w:rPr>
-              </w:rPrChange>
-            </w:rPr>
-          </w:pPr>
-          <w:customXmlInsRangeStart w:id="216" w:author="Sandy Navarro" w:date="2026-10-19T14:39:00Z"/>
-          <w:sdt>
-            <w:sdtPr>
-              <w:id w:val="1667506712"/>
-              <w:placeholder>
-                <w:docPart w:val="2CC5CFEE3F224E27A7A447F2C1E3FBA1"/>
-              </w:placeholder>
-              <w:temporary/>
-              <w:showingPlcHdr/>
-            </w:sdtPr>
-            <w:sdtContent>
-              <w:customXmlInsRangeEnd w:id="216"/>
-              <w:ins w:id="217" w:author="Sandy Navarro" w:date="2026-10-19T14:39:00Z" w16du:dateUtc="2026-10-19T13:39:00Z">
-                <w:r>
-                  <w:rPr>
-                    <w:lang w:val="es-ES"/>
-                  </w:rPr>
-                  <w:t>Escribir el título del capítulo (nivel 2)</w:t>
-                </w:r>
-              </w:ins>
-              <w:customXmlInsRangeStart w:id="218" w:author="Sandy Navarro" w:date="2026-10-19T14:39:00Z"/>
-            </w:sdtContent>
-          </w:sdt>
-          <w:customXmlInsRangeEnd w:id="218"/>
-          <w:ins w:id="219" w:author="Sandy Navarro" w:date="2026-10-19T14:39:00Z" w16du:dateUtc="2026-10-19T13:39:00Z">
-            <w:r>
-              <w:ptab w:relativeTo="margin" w:alignment="right" w:leader="dot"/>
-            </w:r>
-            <w:r>
-              <w:rPr>
-                <w:lang w:val="es-ES"/>
-              </w:rPr>
-              <w:t>2</w:t>
-            </w:r>
-          </w:ins>
-        </w:p>
-        <w:p>
-          <w:pPr>
-            <w:pStyle w:val="TDC3"/>
-            <w:ind w:left="446"/>
-            <w:rPr>
-              <w:ins w:id="220" w:author="Sandy Navarro" w:date="2026-10-19T14:39:00Z" w16du:dateUtc="2026-10-19T13:39:00Z"/>
-              <w:lang w:val="es-MX"/>
-              <w:rPrChange w:id="221" w:author="Sandy Navarro" w:date="2026-10-19T14:39:00Z" w16du:dateUtc="2026-10-19T13:39:00Z">
-                <w:rPr>
-                  <w:ins w:id="222" w:author="Sandy Navarro" w:date="2026-10-19T14:39:00Z" w16du:dateUtc="2026-10-19T13:39:00Z"/>
-                </w:rPr>
-              </w:rPrChange>
-            </w:rPr>
-          </w:pPr>
-          <w:customXmlInsRangeStart w:id="223" w:author="Sandy Navarro" w:date="2026-10-19T14:39:00Z"/>
-          <w:sdt>
-            <w:sdtPr>
-              <w:id w:val="93059032"/>
-              <w:placeholder>
-                <w:docPart w:val="9E82E35C2004428DB56FB85630CF3C23"/>
-              </w:placeholder>
-              <w:temporary/>
-              <w:showingPlcHdr/>
-            </w:sdtPr>
-            <w:sdtContent>
-              <w:customXmlInsRangeEnd w:id="223"/>
-              <w:ins w:id="224" w:author="Sandy Navarro" w:date="2026-10-19T14:39:00Z" w16du:dateUtc="2026-10-19T13:39:00Z">
-                <w:r>
-                  <w:rPr>
-                    <w:lang w:val="es-ES"/>
-                  </w:rPr>
-                  <w:t>Escribir el título del capítulo (nivel 3)</w:t>
-                </w:r>
-              </w:ins>
-              <w:customXmlInsRangeStart w:id="225" w:author="Sandy Navarro" w:date="2026-10-19T14:39:00Z"/>
-            </w:sdtContent>
-          </w:sdt>
-          <w:customXmlInsRangeEnd w:id="225"/>
-          <w:ins w:id="226" w:author="Sandy Navarro" w:date="2026-10-19T14:39:00Z" w16du:dateUtc="2026-10-19T13:39:00Z">
-            <w:r>
-              <w:ptab w:relativeTo="margin" w:alignment="right" w:leader="dot"/>
-            </w:r>
-            <w:r>
-              <w:rPr>
-                <w:lang w:val="es-ES"/>
-              </w:rPr>
-              <w:t>3</w:t>
-            </w:r>
-          </w:ins>
-        </w:p>
-        <w:p>
-          <w:pPr>
-            <w:pStyle w:val="TDC1"/>
-            <w:rPr>
-              <w:ins w:id="227" w:author="Sandy Navarro" w:date="2026-10-19T14:39:00Z" w16du:dateUtc="2026-10-19T13:39:00Z"/>
-              <w:lang w:val="es-MX"/>
-              <w:rPrChange w:id="228" w:author="Sandy Navarro" w:date="2026-10-19T14:39:00Z" w16du:dateUtc="2026-10-19T13:39:00Z">
-                <w:rPr>
-                  <w:ins w:id="229" w:author="Sandy Navarro" w:date="2026-10-19T14:39:00Z" w16du:dateUtc="2026-10-19T13:39:00Z"/>
-                </w:rPr>
-              </w:rPrChange>
-            </w:rPr>
-          </w:pPr>
-          <w:customXmlInsRangeStart w:id="230" w:author="Sandy Navarro" w:date="2026-10-19T14:39:00Z"/>
-          <w:sdt>
-            <w:sdtPr>
-              <w:rPr>
-                <w:b/>
-                <w:bCs/>
-              </w:rPr>
-              <w:id w:val="183865966"/>
-              <w:placeholder>
-                <w:docPart w:val="6B5E49DCE2554F078EEFA80C9D3FC9CF"/>
-              </w:placeholder>
-              <w:temporary/>
-              <w:showingPlcHdr/>
-            </w:sdtPr>
-            <w:sdtContent>
-              <w:customXmlInsRangeEnd w:id="230"/>
-              <w:ins w:id="231" w:author="Sandy Navarro" w:date="2026-10-19T14:39:00Z" w16du:dateUtc="2026-10-19T13:39:00Z">
-                <w:r>
-                  <w:rPr>
-                    <w:b/>
-                    <w:bCs/>
-                    <w:lang w:val="es-ES"/>
-                  </w:rPr>
-                  <w:t>Escribir el título del capítulo (nivel 1)</w:t>
-                </w:r>
-              </w:ins>
-              <w:customXmlInsRangeStart w:id="232" w:author="Sandy Navarro" w:date="2026-10-19T14:39:00Z"/>
-            </w:sdtContent>
-          </w:sdt>
-          <w:customXmlInsRangeEnd w:id="232"/>
-          <w:ins w:id="233" w:author="Sandy Navarro" w:date="2026-10-19T14:39:00Z" w16du:dateUtc="2026-10-19T13:39:00Z">
-            <w:r>
-              <w:ptab w:relativeTo="margin" w:alignment="right" w:leader="dot"/>
-            </w:r>
-            <w:r>
-              <w:rPr>
-                <w:b/>
-                <w:bCs/>
-                <w:lang w:val="es-ES"/>
-              </w:rPr>
-              <w:t>4</w:t>
-            </w:r>
-          </w:ins>
-        </w:p>
-        <w:p>
-          <w:pPr>
-            <w:pStyle w:val="TDC2"/>
-            <w:ind w:left="216"/>
-            <w:rPr>
-              <w:ins w:id="234" w:author="Sandy Navarro" w:date="2026-10-19T14:39:00Z" w16du:dateUtc="2026-10-19T13:39:00Z"/>
-              <w:lang w:val="es-MX"/>
-              <w:rPrChange w:id="235" w:author="Sandy Navarro" w:date="2026-10-19T14:39:00Z" w16du:dateUtc="2026-10-19T13:39:00Z">
-                <w:rPr>
-                  <w:ins w:id="236" w:author="Sandy Navarro" w:date="2026-10-19T14:39:00Z" w16du:dateUtc="2026-10-19T13:39:00Z"/>
-                </w:rPr>
-              </w:rPrChange>
-            </w:rPr>
-          </w:pPr>
-          <w:customXmlInsRangeStart w:id="237" w:author="Sandy Navarro" w:date="2026-10-19T14:39:00Z"/>
-          <w:sdt>
-            <w:sdtPr>
-              <w:id w:val="93059040"/>
-              <w:placeholder>
-                <w:docPart w:val="2CC5CFEE3F224E27A7A447F2C1E3FBA1"/>
-              </w:placeholder>
-              <w:temporary/>
-              <w:showingPlcHdr/>
-            </w:sdtPr>
-            <w:sdtContent>
-              <w:customXmlInsRangeEnd w:id="237"/>
-              <w:ins w:id="238" w:author="Sandy Navarro" w:date="2026-10-19T14:39:00Z" w16du:dateUtc="2026-10-19T13:39:00Z">
-                <w:r>
-                  <w:rPr>
-                    <w:lang w:val="es-ES"/>
-                  </w:rPr>
-                  <w:t>Escribir el título del capítulo (nivel 2)</w:t>
-                </w:r>
-              </w:ins>
-              <w:customXmlInsRangeStart w:id="239" w:author="Sandy Navarro" w:date="2026-10-19T14:39:00Z"/>
-            </w:sdtContent>
-          </w:sdt>
-          <w:customXmlInsRangeEnd w:id="239"/>
-          <w:ins w:id="240" w:author="Sandy Navarro" w:date="2026-10-19T14:39:00Z" w16du:dateUtc="2026-10-19T13:39:00Z">
-            <w:r>
-              <w:ptab w:relativeTo="margin" w:alignment="right" w:leader="dot"/>
-            </w:r>
-            <w:r>
-              <w:rPr>
-                <w:lang w:val="es-ES"/>
-              </w:rPr>
-              <w:t>5</w:t>
-            </w:r>
-          </w:ins>
-        </w:p>
-        <w:p>
-          <w:pPr>
-            <w:pStyle w:val="TDC3"/>
-            <w:ind w:left="446"/>
-            <w:rPr>
-              <w:ins w:id="241" w:author="Sandy Navarro" w:date="2026-10-19T14:39:00Z" w16du:dateUtc="2026-10-19T13:39:00Z"/>
-              <w:lang w:val="es-MX"/>
-              <w:rPrChange w:id="242" w:author="Sandy Navarro" w:date="2026-10-19T14:39:00Z" w16du:dateUtc="2026-10-19T13:39:00Z">
-                <w:rPr>
-                  <w:ins w:id="243" w:author="Sandy Navarro" w:date="2026-10-19T14:39:00Z" w16du:dateUtc="2026-10-19T13:39:00Z"/>
-                </w:rPr>
-              </w:rPrChange>
-            </w:rPr>
-          </w:pPr>
-          <w:customXmlInsRangeStart w:id="244" w:author="Sandy Navarro" w:date="2026-10-19T14:39:00Z"/>
-          <w:sdt>
-            <w:sdtPr>
-              <w:id w:val="93059044"/>
-              <w:placeholder>
-                <w:docPart w:val="9E82E35C2004428DB56FB85630CF3C23"/>
-              </w:placeholder>
-              <w:temporary/>
-              <w:showingPlcHdr/>
-            </w:sdtPr>
-            <w:sdtContent>
-              <w:customXmlInsRangeEnd w:id="244"/>
-              <w:ins w:id="245" w:author="Sandy Navarro" w:date="2026-10-19T14:39:00Z" w16du:dateUtc="2026-10-19T13:39:00Z">
-                <w:r>
-                  <w:rPr>
-                    <w:lang w:val="es-ES"/>
-                  </w:rPr>
-                  <w:t>Escribir el título del capítulo (nivel 3)</w:t>
-                </w:r>
-              </w:ins>
-              <w:customXmlInsRangeStart w:id="246" w:author="Sandy Navarro" w:date="2026-10-19T14:39:00Z"/>
-            </w:sdtContent>
-          </w:sdt>
-          <w:customXmlInsRangeEnd w:id="246"/>
-          <w:ins w:id="247" w:author="Sandy Navarro" w:date="2026-10-19T14:39:00Z" w16du:dateUtc="2026-10-19T13:39:00Z">
-            <w:r>
-              <w:ptab w:relativeTo="margin" w:alignment="right" w:leader="dot"/>
-            </w:r>
-            <w:r>
-              <w:rPr>
-                <w:lang w:val="es-ES"/>
-              </w:rPr>
-              <w:t>6</w:t>
-            </w:r>
-          </w:ins>
-        </w:p>
-        <w:customXmlInsRangeStart w:id="248" w:author="Sandy Navarro" w:date="2026-10-19T14:39:00Z"/>
-      </w:sdtContent>
-    </w:sdt>
-    <w:customXmlInsRangeEnd w:id="248"/>
-    <w:p>
-      <w:pPr>
-        <w:rPr>
-          <w:del w:id="249" w:author="Sandy Navarro" w:date="2026-10-19T09:01:00Z" w16du:dateUtc="2026-10-19T08:01:00Z"/>
-          <w:lang w:val="es-MX"/>
-          <w:rPrChange w:id="250" w:author="Sandy Navarro" w:date="2026-10-19T14:38:00Z" w16du:dateUtc="2026-10-19T13:38:00Z">
-            <w:rPr>
-              <w:del w:id="251" w:author="Sandy Navarro" w:date="2026-10-19T09:01:00Z" w16du:dateUtc="2026-10-19T08:01:00Z"/>
+              <w:ins w:id="211" w:author="Sandy Navarro" w:date="2026-10-19T14:10:00Z" w16du:dateUtc="2026-10-19T13:10:00Z"/>
             </w:rPr>
           </w:rPrChange>
         </w:rPr>
-      </w:pPr>
-    </w:p>
-    <w:p>
-      <w:pPr>
-        <w:rPr>
-          <w:ins w:id="252" w:author="Sandy Navarro" w:date="2026-10-19T14:10:00Z" w16du:dateUtc="2026-10-19T13:10:00Z"/>
-          <w:lang w:val="es-MX"/>
-          <w:rPrChange w:id="253" w:author="Sandy Navarro" w:date="2026-10-19T14:38:00Z" w16du:dateUtc="2026-10-19T13:38:00Z">
-            <w:rPr>
-              <w:ins w:id="254" w:author="Sandy Navarro" w:date="2026-10-19T14:10:00Z" w16du:dateUtc="2026-10-19T13:10:00Z"/>
-            </w:rPr>
-          </w:rPrChange>
-        </w:rPr>
-      </w:pPr>
-      <w:del w:id="255" w:author="Sandy Navarro" w:date="2026-10-19T09:01:00Z" w16du:dateUtc="2026-10-19T08:01:00Z">
+        <w:pPrChange w:id="212" w:author="Sandy Navarro" w:date="2026-10-19T15:11:00Z" w16du:dateUtc="2026-10-19T14:11:00Z">
+          <w:pPr/>
+        </w:pPrChange>
+      </w:pPr>
+      <w:del w:id="213" w:author="Sandy Navarro" w:date="2026-10-19T09:01:00Z" w16du:dateUtc="2026-10-19T08:01:00Z">
         <w:r>
           <w:rPr>
             <w:color w:val="FF0000"/>
             <w:lang w:val="es-MX"/>
-            <w:rPrChange w:id="256" w:author="Sandy Navarro" w:date="2026-10-19T14:38:00Z" w16du:dateUtc="2026-10-19T13:38:00Z">
+            <w:rPrChange w:id="214" w:author="Sandy Navarro" w:date="2026-10-19T14:38:00Z" w16du:dateUtc="2026-10-19T13:38:00Z">
               <w:rPr>
                 <w:color w:val="FF0000"/>
               </w:rPr>
@@ -3983,38 +3750,39 @@
     <w:p>
       <w:pPr>
         <w:rPr>
-          <w:del w:id="257" w:author="Sandy Navarro" w:date="2026-10-19T09:01:00Z" w16du:dateUtc="2026-10-19T08:01:00Z"/>
+          <w:del w:id="215" w:author="Sandy Navarro" w:date="2026-10-19T09:01:00Z" w16du:dateUtc="2026-10-19T08:01:00Z"/>
           <w:lang w:val="es-MX"/>
-          <w:rPrChange w:id="258" w:author="Sandy Navarro" w:date="2026-10-19T14:38:00Z" w16du:dateUtc="2026-10-19T13:38:00Z">
+          <w:rPrChange w:id="216" w:author="Sandy Navarro" w:date="2026-10-19T14:38:00Z" w16du:dateUtc="2026-10-19T13:38:00Z">
             <w:rPr>
-              <w:del w:id="259" w:author="Sandy Navarro" w:date="2026-10-19T09:01:00Z" w16du:dateUtc="2026-10-19T08:01:00Z"/>
+              <w:del w:id="217" w:author="Sandy Navarro" w:date="2026-10-19T09:01:00Z" w16du:dateUtc="2026-10-19T08:01:00Z"/>
               <w:color w:val="FF0000"/>
             </w:rPr>
           </w:rPrChange>
         </w:rPr>
       </w:pPr>
-      <w:ins w:id="260" w:author="Sandy Navarro" w:date="2026-10-19T14:10:00Z" w16du:dateUtc="2026-10-19T13:10:00Z">
+      <w:ins w:id="218" w:author="Sandy Navarro" w:date="2026-10-19T14:10:00Z" w16du:dateUtc="2026-10-19T13:10:00Z">
         <w:r>
           <w:rPr>
             <w:lang w:val="es-MX"/>
-            <w:rPrChange w:id="261" w:author="Sandy Navarro" w:date="2026-10-19T14:38:00Z" w16du:dateUtc="2026-10-19T13:38:00Z">
+            <w:rPrChange w:id="219" w:author="Sandy Navarro" w:date="2026-10-19T14:38:00Z" w16du:dateUtc="2026-10-19T13:38:00Z">
               <w:rPr/>
             </w:rPrChange>
           </w:rPr>
           <w:br w:type="page"/>
         </w:r>
       </w:ins>
-      <w:del w:id="262" w:author="Sandy Navarro" w:date="2026-10-19T09:01:00Z" w16du:dateUtc="2026-10-19T08:01:00Z">
+      <w:del w:id="220" w:author="Sandy Navarro" w:date="2026-10-19T09:01:00Z" w16du:dateUtc="2026-10-19T08:01:00Z">
         <w:r>
           <w:rPr>
             <w:color w:val="FF0000"/>
             <w:lang w:val="es-MX"/>
-            <w:rPrChange w:id="263" w:author="Sandy Navarro" w:date="2026-10-19T14:38:00Z" w16du:dateUtc="2026-10-19T13:38:00Z">
+            <w:rPrChange w:id="221" w:author="Sandy Navarro" w:date="2026-10-19T14:38:00Z" w16du:dateUtc="2026-10-19T13:38:00Z">
               <w:rPr>
                 <w:color w:val="FF0000"/>
               </w:rPr>
             </w:rPrChange>
           </w:rPr>
+          <w:lastRenderedPageBreak/>
           <w:delText>]</w:delText>
         </w:r>
       </w:del>
@@ -4022,11 +3790,11 @@
     <w:p>
       <w:pPr>
         <w:rPr>
-          <w:del w:id="264" w:author="Sandy Navarro" w:date="2026-10-19T14:10:00Z" w16du:dateUtc="2026-10-19T13:10:00Z"/>
+          <w:del w:id="222" w:author="Sandy Navarro" w:date="2026-10-19T14:10:00Z" w16du:dateUtc="2026-10-19T13:10:00Z"/>
           <w:lang w:val="es-MX"/>
-          <w:rPrChange w:id="265" w:author="Sandy Navarro" w:date="2026-10-19T14:38:00Z" w16du:dateUtc="2026-10-19T13:38:00Z">
+          <w:rPrChange w:id="223" w:author="Sandy Navarro" w:date="2026-10-19T14:38:00Z" w16du:dateUtc="2026-10-19T13:38:00Z">
             <w:rPr>
-              <w:del w:id="266" w:author="Sandy Navarro" w:date="2026-10-19T14:10:00Z" w16du:dateUtc="2026-10-19T13:10:00Z"/>
+              <w:del w:id="224" w:author="Sandy Navarro" w:date="2026-10-19T14:10:00Z" w16du:dateUtc="2026-10-19T13:10:00Z"/>
             </w:rPr>
           </w:rPrChange>
         </w:rPr>
@@ -4035,9 +3803,12 @@
     <w:p>
       <w:pPr>
         <w:rPr>
+          <w:del w:id="225" w:author="Sandy Navarro" w:date="2026-10-19T15:13:00Z" w16du:dateUtc="2026-10-19T14:13:00Z"/>
           <w:lang w:val="es-MX"/>
-          <w:rPrChange w:id="267" w:author="Sandy Navarro" w:date="2026-10-19T14:38:00Z" w16du:dateUtc="2026-10-19T13:38:00Z">
-            <w:rPr/>
+          <w:rPrChange w:id="226" w:author="Sandy Navarro" w:date="2026-10-19T14:38:00Z" w16du:dateUtc="2026-10-19T13:38:00Z">
+            <w:rPr>
+              <w:del w:id="227" w:author="Sandy Navarro" w:date="2026-10-19T15:13:00Z" w16du:dateUtc="2026-10-19T14:13:00Z"/>
+            </w:rPr>
           </w:rPrChange>
         </w:rPr>
       </w:pPr>
@@ -4046,19 +3817,18 @@
       <w:pPr>
         <w:pStyle w:val="Ttulo1"/>
         <w:rPr>
-          <w:ins w:id="268" w:author="Sandy Navarro" w:date="2026-10-19T09:25:00Z" w16du:dateUtc="2026-10-19T08:25:00Z"/>
-        </w:rPr>
-        <w:pPrChange w:id="269" w:author="Sandy Navarro" w:date="2026-10-19T14:39:00Z" w16du:dateUtc="2026-10-19T13:39:00Z">
+          <w:ins w:id="228" w:author="Sandy Navarro" w:date="2026-10-19T09:25:00Z" w16du:dateUtc="2026-10-19T08:25:00Z"/>
+        </w:rPr>
+        <w:pPrChange w:id="229" w:author="Sandy Navarro" w:date="2026-10-19T14:39:00Z" w16du:dateUtc="2026-10-19T13:39:00Z">
           <w:pPr/>
         </w:pPrChange>
       </w:pPr>
-      <w:ins w:id="270" w:author="Sandy Navarro" w:date="2026-10-19T09:24:00Z" w16du:dateUtc="2026-10-19T08:24:00Z">
-        <w:r>
-          <w:lastRenderedPageBreak/>
+      <w:ins w:id="230" w:author="Sandy Navarro" w:date="2026-10-19T09:24:00Z" w16du:dateUtc="2026-10-19T08:24:00Z">
+        <w:r>
           <w:t xml:space="preserve">Assessment Task: </w:t>
         </w:r>
       </w:ins>
-      <w:ins w:id="271" w:author="Sandy Navarro" w:date="2026-10-19T09:25:00Z" w16du:dateUtc="2026-10-19T08:25:00Z">
+      <w:ins w:id="231" w:author="Sandy Navarro" w:date="2026-10-19T09:25:00Z" w16du:dateUtc="2026-10-19T08:25:00Z">
         <w:r>
           <w:t>capstone project proposal.</w:t>
         </w:r>
@@ -4074,31 +3844,31 @@
           <w:pgMar w:top="1440" w:right="1440" w:bottom="1440" w:left="1440" w:header="708" w:footer="708" w:gutter="0"/>
           <w:cols w:space="720"/>
         </w:sectPr>
-        <w:pPrChange w:id="272" w:author="Sandy Navarro" w:date="2026-10-19T14:11:00Z" w16du:dateUtc="2026-10-19T13:11:00Z">
+        <w:pPrChange w:id="232" w:author="Sandy Navarro" w:date="2026-10-19T14:11:00Z" w16du:dateUtc="2026-10-19T13:11:00Z">
           <w:pPr/>
         </w:pPrChange>
       </w:pPr>
-      <w:ins w:id="273" w:author="Sandy Navarro" w:date="2026-10-19T09:25:00Z" w16du:dateUtc="2026-10-19T08:25:00Z">
+      <w:ins w:id="233" w:author="Sandy Navarro" w:date="2026-10-19T09:25:00Z" w16du:dateUtc="2026-10-19T08:25:00Z">
         <w:r>
           <w:t xml:space="preserve">Forecasting </w:t>
         </w:r>
       </w:ins>
-      <w:ins w:id="274" w:author="Sandy Navarro" w:date="2026-10-19T09:37:00Z" w16du:dateUtc="2026-10-19T08:37:00Z">
+      <w:ins w:id="234" w:author="Sandy Navarro" w:date="2026-10-19T09:37:00Z" w16du:dateUtc="2026-10-19T08:37:00Z">
         <w:r>
           <w:t>restaurant demand duri</w:t>
         </w:r>
       </w:ins>
-      <w:ins w:id="275" w:author="Sandy Navarro" w:date="2026-10-19T09:38:00Z" w16du:dateUtc="2026-10-19T08:38:00Z">
+      <w:ins w:id="235" w:author="Sandy Navarro" w:date="2026-10-19T09:38:00Z" w16du:dateUtc="2026-10-19T08:38:00Z">
         <w:r>
           <w:t xml:space="preserve">ng recurring peak </w:t>
         </w:r>
       </w:ins>
-      <w:ins w:id="276" w:author="Sandy Navarro" w:date="2026-10-19T14:36:00Z" w16du:dateUtc="2026-10-19T13:36:00Z">
+      <w:ins w:id="236" w:author="Sandy Navarro" w:date="2026-10-19T14:36:00Z" w16du:dateUtc="2026-10-19T13:36:00Z">
         <w:r>
           <w:t>periods</w:t>
         </w:r>
       </w:ins>
-      <w:ins w:id="277" w:author="Sandy Navarro" w:date="2026-10-19T14:11:00Z" w16du:dateUtc="2026-10-19T13:11:00Z">
+      <w:ins w:id="237" w:author="Sandy Navarro" w:date="2026-10-19T14:11:00Z" w16du:dateUtc="2026-10-19T13:11:00Z">
         <w:r>
           <w:t>.</w:t>
         </w:r>
@@ -4107,7 +3877,7 @@
     <w:p>
       <w:pPr>
         <w:pStyle w:val="Ttulo1"/>
-        <w:pPrChange w:id="278" w:author="Sandy Navarro" w:date="2026-10-19T14:39:00Z" w16du:dateUtc="2026-10-19T13:39:00Z">
+        <w:pPrChange w:id="238" w:author="Sandy Navarro" w:date="2026-10-19T14:39:00Z" w16du:dateUtc="2026-10-19T13:39:00Z">
           <w:pPr>
             <w:pStyle w:val="Ttulo1"/>
             <w:numPr>
@@ -4122,7 +3892,7 @@
         <w:lastRenderedPageBreak/>
         <w:t>Introduction</w:t>
       </w:r>
-      <w:ins w:id="279" w:author="Sandy Navarro" w:date="2026-10-19T09:23:00Z" w16du:dateUtc="2026-10-19T08:23:00Z">
+      <w:ins w:id="239" w:author="Sandy Navarro" w:date="2026-10-19T09:23:00Z" w16du:dateUtc="2026-10-19T08:23:00Z">
         <w:r>
           <w:t>.</w:t>
         </w:r>
@@ -4131,10 +3901,10 @@
     <w:p>
       <w:pPr>
         <w:rPr>
-          <w:del w:id="280" w:author="Sandy Navarro" w:date="2026-10-18T19:44:00Z" w16du:dateUtc="2026-10-18T18:44:00Z"/>
-        </w:rPr>
-      </w:pPr>
-      <w:del w:id="281" w:author="Sandy Navarro" w:date="2026-10-18T19:44:00Z" w16du:dateUtc="2026-10-18T18:44:00Z">
+          <w:del w:id="240" w:author="Sandy Navarro" w:date="2026-10-18T19:44:00Z" w16du:dateUtc="2026-10-18T18:44:00Z"/>
+        </w:rPr>
+      </w:pPr>
+      <w:del w:id="241" w:author="Sandy Navarro" w:date="2026-10-18T19:44:00Z" w16du:dateUtc="2026-10-18T18:44:00Z">
         <w:r>
           <w:delText>Chapter 1</w:delText>
         </w:r>
@@ -4145,7 +3915,7 @@
         <w:pStyle w:val="Ttulo1"/>
         <w:spacing w:before="0"/>
         <w:rPr>
-          <w:ins w:id="282" w:author="Sandy Navarro" w:date="2026-10-18T19:45:00Z" w16du:dateUtc="2026-10-18T18:45:00Z"/>
+          <w:ins w:id="242" w:author="Sandy Navarro" w:date="2026-10-18T19:45:00Z" w16du:dateUtc="2026-10-18T18:45:00Z"/>
         </w:rPr>
       </w:pPr>
     </w:p>
@@ -4153,10 +3923,10 @@
       <w:pPr>
         <w:pStyle w:val="Ttulo2"/>
         <w:rPr>
-          <w:del w:id="283" w:author="Sandy Navarro" w:date="2026-10-18T19:44:00Z" w16du:dateUtc="2026-10-18T18:44:00Z"/>
-        </w:rPr>
-      </w:pPr>
-      <w:del w:id="284" w:author="Sandy Navarro" w:date="2026-10-18T19:44:00Z" w16du:dateUtc="2026-10-18T18:44:00Z">
+          <w:del w:id="243" w:author="Sandy Navarro" w:date="2026-10-18T19:44:00Z" w16du:dateUtc="2026-10-18T18:44:00Z"/>
+        </w:rPr>
+      </w:pPr>
+      <w:del w:id="244" w:author="Sandy Navarro" w:date="2026-10-18T19:44:00Z" w16du:dateUtc="2026-10-18T18:44:00Z">
         <w:r>
           <w:delText>Chapter 1.1</w:delText>
         </w:r>
@@ -4166,10 +3936,10 @@
       <w:pPr>
         <w:pStyle w:val="Ttulo3"/>
         <w:rPr>
-          <w:del w:id="285" w:author="Sandy Navarro" w:date="2026-10-18T19:44:00Z" w16du:dateUtc="2026-10-18T18:44:00Z"/>
-        </w:rPr>
-      </w:pPr>
-      <w:del w:id="286" w:author="Sandy Navarro" w:date="2026-10-18T19:44:00Z" w16du:dateUtc="2026-10-18T18:44:00Z">
+          <w:del w:id="245" w:author="Sandy Navarro" w:date="2026-10-18T19:44:00Z" w16du:dateUtc="2026-10-18T18:44:00Z"/>
+        </w:rPr>
+      </w:pPr>
+      <w:del w:id="246" w:author="Sandy Navarro" w:date="2026-10-18T19:44:00Z" w16du:dateUtc="2026-10-18T18:44:00Z">
         <w:r>
           <w:delText>Chapter 1.1.1.</w:delText>
         </w:r>
@@ -4178,17 +3948,17 @@
     <w:p>
       <w:pPr>
         <w:rPr>
-          <w:del w:id="287" w:author="Sandy Navarro" w:date="2026-10-18T19:44:00Z" w16du:dateUtc="2026-10-18T18:44:00Z"/>
-        </w:rPr>
-      </w:pPr>
-    </w:p>
-    <w:p>
-      <w:pPr>
-        <w:rPr>
-          <w:del w:id="288" w:author="Sandy Navarro" w:date="2026-10-18T19:44:00Z" w16du:dateUtc="2026-10-18T18:44:00Z"/>
-        </w:rPr>
-      </w:pPr>
-      <w:del w:id="289" w:author="Sandy Navarro" w:date="2026-10-18T19:44:00Z" w16du:dateUtc="2026-10-18T18:44:00Z">
+          <w:del w:id="247" w:author="Sandy Navarro" w:date="2026-10-18T19:44:00Z" w16du:dateUtc="2026-10-18T18:44:00Z"/>
+        </w:rPr>
+      </w:pPr>
+    </w:p>
+    <w:p>
+      <w:pPr>
+        <w:rPr>
+          <w:del w:id="248" w:author="Sandy Navarro" w:date="2026-10-18T19:44:00Z" w16du:dateUtc="2026-10-18T18:44:00Z"/>
+        </w:rPr>
+      </w:pPr>
+      <w:del w:id="249" w:author="Sandy Navarro" w:date="2026-10-18T19:44:00Z" w16du:dateUtc="2026-10-18T18:44:00Z">
         <w:r>
           <w:rPr>
             <w:noProof/>
@@ -4234,19 +4004,19 @@
     <w:p>
       <w:pPr>
         <w:rPr>
-          <w:del w:id="290" w:author="Sandy Navarro" w:date="2026-10-18T19:44:00Z" w16du:dateUtc="2026-10-18T18:44:00Z"/>
-          <w:color w:val="FF0000"/>
-        </w:rPr>
-      </w:pPr>
-    </w:p>
-    <w:p>
-      <w:pPr>
-        <w:rPr>
-          <w:del w:id="291" w:author="Sandy Navarro" w:date="2026-10-18T19:44:00Z" w16du:dateUtc="2026-10-18T18:44:00Z"/>
-          <w:color w:val="FF0000"/>
-        </w:rPr>
-      </w:pPr>
-      <w:del w:id="292" w:author="Sandy Navarro" w:date="2026-10-18T19:44:00Z" w16du:dateUtc="2026-10-18T18:44:00Z">
+          <w:del w:id="250" w:author="Sandy Navarro" w:date="2026-10-18T19:44:00Z" w16du:dateUtc="2026-10-18T18:44:00Z"/>
+          <w:color w:val="FF0000"/>
+        </w:rPr>
+      </w:pPr>
+    </w:p>
+    <w:p>
+      <w:pPr>
+        <w:rPr>
+          <w:del w:id="251" w:author="Sandy Navarro" w:date="2026-10-18T19:44:00Z" w16du:dateUtc="2026-10-18T18:44:00Z"/>
+          <w:color w:val="FF0000"/>
+        </w:rPr>
+      </w:pPr>
+      <w:del w:id="252" w:author="Sandy Navarro" w:date="2026-10-18T19:44:00Z" w16du:dateUtc="2026-10-18T18:44:00Z">
         <w:r>
           <w:rPr>
             <w:color w:val="FF0000"/>
@@ -4258,11 +4028,11 @@
     <w:p>
       <w:pPr>
         <w:rPr>
-          <w:del w:id="293" w:author="Sandy Navarro" w:date="2026-10-18T19:44:00Z" w16du:dateUtc="2026-10-18T18:44:00Z"/>
-          <w:color w:val="FF0000"/>
-        </w:rPr>
-      </w:pPr>
-      <w:del w:id="294" w:author="Sandy Navarro" w:date="2026-10-18T19:44:00Z" w16du:dateUtc="2026-10-18T18:44:00Z">
+          <w:del w:id="253" w:author="Sandy Navarro" w:date="2026-10-18T19:44:00Z" w16du:dateUtc="2026-10-18T18:44:00Z"/>
+          <w:color w:val="FF0000"/>
+        </w:rPr>
+      </w:pPr>
+      <w:del w:id="254" w:author="Sandy Navarro" w:date="2026-10-18T19:44:00Z" w16du:dateUtc="2026-10-18T18:44:00Z">
         <w:r>
           <w:rPr>
             <w:b/>
@@ -4281,11 +4051,11 @@
     <w:p>
       <w:pPr>
         <w:rPr>
-          <w:del w:id="295" w:author="Sandy Navarro" w:date="2026-10-18T19:44:00Z" w16du:dateUtc="2026-10-18T18:44:00Z"/>
-          <w:color w:val="FF0000"/>
-        </w:rPr>
-      </w:pPr>
-      <w:del w:id="296" w:author="Sandy Navarro" w:date="2026-10-18T19:44:00Z" w16du:dateUtc="2026-10-18T18:44:00Z">
+          <w:del w:id="255" w:author="Sandy Navarro" w:date="2026-10-18T19:44:00Z" w16du:dateUtc="2026-10-18T18:44:00Z"/>
+          <w:color w:val="FF0000"/>
+        </w:rPr>
+      </w:pPr>
+      <w:del w:id="256" w:author="Sandy Navarro" w:date="2026-10-18T19:44:00Z" w16du:dateUtc="2026-10-18T18:44:00Z">
         <w:r>
           <w:rPr>
             <w:b/>
@@ -4304,11 +4074,11 @@
     <w:p>
       <w:pPr>
         <w:rPr>
-          <w:del w:id="297" w:author="Sandy Navarro" w:date="2026-10-18T19:44:00Z" w16du:dateUtc="2026-10-18T18:44:00Z"/>
-          <w:color w:val="FF0000"/>
-        </w:rPr>
-      </w:pPr>
-      <w:del w:id="298" w:author="Sandy Navarro" w:date="2026-10-18T19:44:00Z" w16du:dateUtc="2026-10-18T18:44:00Z">
+          <w:del w:id="257" w:author="Sandy Navarro" w:date="2026-10-18T19:44:00Z" w16du:dateUtc="2026-10-18T18:44:00Z"/>
+          <w:color w:val="FF0000"/>
+        </w:rPr>
+      </w:pPr>
+      <w:del w:id="258" w:author="Sandy Navarro" w:date="2026-10-18T19:44:00Z" w16du:dateUtc="2026-10-18T18:44:00Z">
         <w:r>
           <w:rPr>
             <w:b/>
@@ -4327,11 +4097,11 @@
     <w:p>
       <w:pPr>
         <w:rPr>
-          <w:del w:id="299" w:author="Sandy Navarro" w:date="2026-10-18T19:44:00Z" w16du:dateUtc="2026-10-18T18:44:00Z"/>
-          <w:color w:val="FF0000"/>
-        </w:rPr>
-      </w:pPr>
-      <w:del w:id="300" w:author="Sandy Navarro" w:date="2026-10-18T19:44:00Z" w16du:dateUtc="2026-10-18T18:44:00Z">
+          <w:del w:id="259" w:author="Sandy Navarro" w:date="2026-10-18T19:44:00Z" w16du:dateUtc="2026-10-18T18:44:00Z"/>
+          <w:color w:val="FF0000"/>
+        </w:rPr>
+      </w:pPr>
+      <w:del w:id="260" w:author="Sandy Navarro" w:date="2026-10-18T19:44:00Z" w16du:dateUtc="2026-10-18T18:44:00Z">
         <w:r>
           <w:rPr>
             <w:color w:val="FF0000"/>
@@ -4343,11 +4113,11 @@
     <w:p>
       <w:pPr>
         <w:rPr>
-          <w:del w:id="301" w:author="Sandy Navarro" w:date="2026-10-18T19:44:00Z" w16du:dateUtc="2026-10-18T18:44:00Z"/>
-          <w:color w:val="FF0000"/>
-        </w:rPr>
-      </w:pPr>
-      <w:del w:id="302" w:author="Sandy Navarro" w:date="2026-10-18T19:44:00Z" w16du:dateUtc="2026-10-18T18:44:00Z">
+          <w:del w:id="261" w:author="Sandy Navarro" w:date="2026-10-18T19:44:00Z" w16du:dateUtc="2026-10-18T18:44:00Z"/>
+          <w:color w:val="FF0000"/>
+        </w:rPr>
+      </w:pPr>
+      <w:del w:id="262" w:author="Sandy Navarro" w:date="2026-10-18T19:44:00Z" w16du:dateUtc="2026-10-18T18:44:00Z">
         <w:r>
           <w:rPr>
             <w:color w:val="FF0000"/>
@@ -4359,40 +4129,40 @@
     <w:p>
       <w:pPr>
         <w:rPr>
-          <w:del w:id="303" w:author="Sandy Navarro" w:date="2026-10-18T19:44:00Z" w16du:dateUtc="2026-10-18T18:44:00Z"/>
-        </w:rPr>
-      </w:pPr>
-    </w:p>
-    <w:p>
-      <w:pPr>
-        <w:rPr>
-          <w:del w:id="304" w:author="Sandy Navarro" w:date="2026-10-18T19:44:00Z" w16du:dateUtc="2026-10-18T18:44:00Z"/>
-        </w:rPr>
-      </w:pPr>
-    </w:p>
-    <w:p>
-      <w:pPr>
-        <w:rPr>
-          <w:del w:id="305" w:author="Sandy Navarro" w:date="2026-10-18T19:44:00Z" w16du:dateUtc="2026-10-18T18:44:00Z"/>
-        </w:rPr>
-      </w:pPr>
-    </w:p>
-    <w:p>
-      <w:pPr>
-        <w:rPr>
-          <w:ins w:id="306" w:author="Sandy Navarro" w:date="2026-10-18T19:45:00Z" w16du:dateUtc="2026-10-18T18:45:00Z"/>
-          <w:rPrChange w:id="307" w:author="Sandy Navarro" w:date="2026-10-19T09:01:00Z" w16du:dateUtc="2026-10-19T08:01:00Z">
+          <w:del w:id="263" w:author="Sandy Navarro" w:date="2026-10-18T19:44:00Z" w16du:dateUtc="2026-10-18T18:44:00Z"/>
+        </w:rPr>
+      </w:pPr>
+    </w:p>
+    <w:p>
+      <w:pPr>
+        <w:rPr>
+          <w:del w:id="264" w:author="Sandy Navarro" w:date="2026-10-18T19:44:00Z" w16du:dateUtc="2026-10-18T18:44:00Z"/>
+        </w:rPr>
+      </w:pPr>
+    </w:p>
+    <w:p>
+      <w:pPr>
+        <w:rPr>
+          <w:del w:id="265" w:author="Sandy Navarro" w:date="2026-10-18T19:44:00Z" w16du:dateUtc="2026-10-18T18:44:00Z"/>
+        </w:rPr>
+      </w:pPr>
+    </w:p>
+    <w:p>
+      <w:pPr>
+        <w:rPr>
+          <w:ins w:id="266" w:author="Sandy Navarro" w:date="2026-10-18T19:45:00Z" w16du:dateUtc="2026-10-18T18:45:00Z"/>
+          <w:rPrChange w:id="267" w:author="Sandy Navarro" w:date="2026-10-19T09:01:00Z" w16du:dateUtc="2026-10-19T08:01:00Z">
             <w:rPr>
-              <w:ins w:id="308" w:author="Sandy Navarro" w:date="2026-10-18T19:45:00Z" w16du:dateUtc="2026-10-18T18:45:00Z"/>
+              <w:ins w:id="268" w:author="Sandy Navarro" w:date="2026-10-18T19:45:00Z" w16du:dateUtc="2026-10-18T18:45:00Z"/>
               <w:lang w:val="en-GB"/>
             </w:rPr>
           </w:rPrChange>
         </w:rPr>
       </w:pPr>
-      <w:ins w:id="309" w:author="Sandy Navarro" w:date="2026-10-18T19:45:00Z" w16du:dateUtc="2026-10-18T18:45:00Z">
-        <w:r>
-          <w:rPr>
-            <w:rPrChange w:id="310" w:author="Sandy Navarro" w:date="2026-10-19T09:01:00Z" w16du:dateUtc="2026-10-19T08:01:00Z">
+      <w:ins w:id="269" w:author="Sandy Navarro" w:date="2026-10-18T19:45:00Z" w16du:dateUtc="2026-10-18T18:45:00Z">
+        <w:r>
+          <w:rPr>
+            <w:rPrChange w:id="270" w:author="Sandy Navarro" w:date="2026-10-19T09:01:00Z" w16du:dateUtc="2026-10-19T08:01:00Z">
               <w:rPr>
                 <w:lang w:val="en-GB"/>
               </w:rPr>
@@ -4405,16 +4175,248 @@
     <w:p>
       <w:pPr>
         <w:rPr>
-          <w:ins w:id="311" w:author="Sandy Navarro" w:date="2026-10-18T21:52:00Z" w16du:dateUtc="2026-10-18T20:52:00Z"/>
-          <w:rPrChange w:id="312" w:author="Sandy Navarro" w:date="2026-10-19T09:01:00Z" w16du:dateUtc="2026-10-19T08:01:00Z">
+          <w:ins w:id="271" w:author="Sandy Navarro" w:date="2026-10-18T21:52:00Z" w16du:dateUtc="2026-10-18T20:52:00Z"/>
+          <w:rPrChange w:id="272" w:author="Sandy Navarro" w:date="2026-10-19T09:01:00Z" w16du:dateUtc="2026-10-19T08:01:00Z">
             <w:rPr>
-              <w:ins w:id="313" w:author="Sandy Navarro" w:date="2026-10-18T21:52:00Z" w16du:dateUtc="2026-10-18T20:52:00Z"/>
+              <w:ins w:id="273" w:author="Sandy Navarro" w:date="2026-10-18T21:52:00Z" w16du:dateUtc="2026-10-18T20:52:00Z"/>
               <w:lang w:val="en-GB"/>
             </w:rPr>
           </w:rPrChange>
         </w:rPr>
       </w:pPr>
-      <w:ins w:id="314" w:author="Sandy Navarro" w:date="2026-10-18T21:52:00Z" w16du:dateUtc="2026-10-18T20:52:00Z">
+      <w:ins w:id="274" w:author="Sandy Navarro" w:date="2026-10-18T21:52:00Z" w16du:dateUtc="2026-10-18T20:52:00Z">
+        <w:r>
+          <w:rPr>
+            <w:rPrChange w:id="275" w:author="Sandy Navarro" w:date="2026-10-19T09:01:00Z" w16du:dateUtc="2026-10-19T08:01:00Z">
+              <w:rPr>
+                <w:lang w:val="en-GB"/>
+              </w:rPr>
+            </w:rPrChange>
+          </w:rPr>
+          <w:t>Business context.</w:t>
+        </w:r>
+      </w:ins>
+    </w:p>
+    <w:p>
+      <w:pPr>
+        <w:rPr>
+          <w:ins w:id="276" w:author="Sandy Navarro" w:date="2026-10-18T21:53:00Z" w16du:dateUtc="2026-10-18T20:53:00Z"/>
+          <w:rPrChange w:id="277" w:author="Sandy Navarro" w:date="2026-10-19T09:01:00Z" w16du:dateUtc="2026-10-19T08:01:00Z">
+            <w:rPr>
+              <w:ins w:id="278" w:author="Sandy Navarro" w:date="2026-10-18T21:53:00Z" w16du:dateUtc="2026-10-18T20:53:00Z"/>
+              <w:lang w:val="en-GB"/>
+            </w:rPr>
+          </w:rPrChange>
+        </w:rPr>
+      </w:pPr>
+      <w:ins w:id="279" w:author="Sandy Navarro" w:date="2026-10-18T21:45:00Z" w16du:dateUtc="2026-10-18T20:45:00Z">
+        <w:r>
+          <w:rPr>
+            <w:rPrChange w:id="280" w:author="Sandy Navarro" w:date="2026-10-19T09:01:00Z" w16du:dateUtc="2026-10-19T08:01:00Z">
+              <w:rPr>
+                <w:lang w:val="en-GB"/>
+              </w:rPr>
+            </w:rPrChange>
+          </w:rPr>
+          <w:t>Restaurants</w:t>
+        </w:r>
+        <w:r>
+          <w:rPr>
+            <w:rPrChange w:id="281" w:author="Sandy Navarro" w:date="2026-10-19T09:01:00Z" w16du:dateUtc="2026-10-19T08:01:00Z">
+              <w:rPr>
+                <w:lang w:val="es-MX"/>
+              </w:rPr>
+            </w:rPrChange>
+          </w:rPr>
+          <w:t xml:space="preserve">/pubs </w:t>
+        </w:r>
+      </w:ins>
+      <w:ins w:id="282" w:author="Sandy Navarro" w:date="2026-10-18T21:53:00Z" w16du:dateUtc="2026-10-18T20:53:00Z">
+        <w:r>
+          <w:rPr>
+            <w:rPrChange w:id="283" w:author="Sandy Navarro" w:date="2026-10-19T09:01:00Z" w16du:dateUtc="2026-10-19T08:01:00Z">
+              <w:rPr>
+                <w:lang w:val="en-GB"/>
+              </w:rPr>
+            </w:rPrChange>
+          </w:rPr>
+          <w:t>don’t</w:t>
+        </w:r>
+      </w:ins>
+      <w:ins w:id="284" w:author="Sandy Navarro" w:date="2026-10-18T21:45:00Z" w16du:dateUtc="2026-10-18T20:45:00Z">
+        <w:r>
+          <w:rPr>
+            <w:rPrChange w:id="285" w:author="Sandy Navarro" w:date="2026-10-19T09:01:00Z" w16du:dateUtc="2026-10-19T08:01:00Z">
+              <w:rPr>
+                <w:lang w:val="es-MX"/>
+              </w:rPr>
+            </w:rPrChange>
+          </w:rPr>
+          <w:t xml:space="preserve"> ma</w:t>
+        </w:r>
+        <w:r>
+          <w:rPr>
+            <w:rPrChange w:id="286" w:author="Sandy Navarro" w:date="2026-10-19T09:01:00Z" w16du:dateUtc="2026-10-19T08:01:00Z">
+              <w:rPr>
+                <w:lang w:val="en-GB"/>
+              </w:rPr>
+            </w:rPrChange>
+          </w:rPr>
+          <w:t xml:space="preserve">ke much profit, and a big part of their money goes </w:t>
+        </w:r>
+      </w:ins>
+      <w:ins w:id="287" w:author="Sandy Navarro" w:date="2026-10-18T21:46:00Z" w16du:dateUtc="2026-10-18T20:46:00Z">
+        <w:r>
+          <w:rPr>
+            <w:rPrChange w:id="288" w:author="Sandy Navarro" w:date="2026-10-19T09:01:00Z" w16du:dateUtc="2026-10-19T08:01:00Z">
+              <w:rPr>
+                <w:lang w:val="en-GB"/>
+              </w:rPr>
+            </w:rPrChange>
+          </w:rPr>
+          <w:t xml:space="preserve">on food, </w:t>
+        </w:r>
+      </w:ins>
+      <w:ins w:id="289" w:author="Sandy Navarro" w:date="2026-10-18T21:47:00Z" w16du:dateUtc="2026-10-18T20:47:00Z">
+        <w:r>
+          <w:rPr>
+            <w:rPrChange w:id="290" w:author="Sandy Navarro" w:date="2026-10-19T09:01:00Z" w16du:dateUtc="2026-10-19T08:01:00Z">
+              <w:rPr>
+                <w:lang w:val="en-GB"/>
+              </w:rPr>
+            </w:rPrChange>
+          </w:rPr>
+          <w:t>drinks,</w:t>
+        </w:r>
+      </w:ins>
+      <w:ins w:id="291" w:author="Sandy Navarro" w:date="2026-10-18T21:46:00Z" w16du:dateUtc="2026-10-18T20:46:00Z">
+        <w:r>
+          <w:rPr>
+            <w:rPrChange w:id="292" w:author="Sandy Navarro" w:date="2026-10-19T09:01:00Z" w16du:dateUtc="2026-10-19T08:01:00Z">
+              <w:rPr>
+                <w:lang w:val="en-GB"/>
+              </w:rPr>
+            </w:rPrChange>
+          </w:rPr>
+          <w:t xml:space="preserve"> and staff. Both </w:t>
+        </w:r>
+      </w:ins>
+      <w:ins w:id="293" w:author="Sandy Navarro" w:date="2026-10-18T21:47:00Z" w16du:dateUtc="2026-10-18T20:47:00Z">
+        <w:r>
+          <w:rPr>
+            <w:rPrChange w:id="294" w:author="Sandy Navarro" w:date="2026-10-19T09:01:00Z" w16du:dateUtc="2026-10-19T08:01:00Z">
+              <w:rPr>
+                <w:lang w:val="en-GB"/>
+              </w:rPr>
+            </w:rPrChange>
+          </w:rPr>
+          <w:t xml:space="preserve">depend on how many customers turn up and </w:t>
+        </w:r>
+      </w:ins>
+      <w:ins w:id="295" w:author="Sandy Navarro" w:date="2026-10-19T09:02:00Z" w16du:dateUtc="2026-10-19T08:02:00Z">
+        <w:r>
+          <w:t>w</w:t>
+        </w:r>
+      </w:ins>
+      <w:ins w:id="296" w:author="Sandy Navarro" w:date="2026-10-18T21:47:00Z" w16du:dateUtc="2026-10-18T20:47:00Z">
+        <w:r>
+          <w:rPr>
+            <w:rPrChange w:id="297" w:author="Sandy Navarro" w:date="2026-10-19T09:01:00Z" w16du:dateUtc="2026-10-19T08:01:00Z">
+              <w:rPr>
+                <w:lang w:val="en-GB"/>
+              </w:rPr>
+            </w:rPrChange>
+          </w:rPr>
+          <w:t xml:space="preserve">hen. Busy times follow patterns </w:t>
+        </w:r>
+      </w:ins>
+      <w:ins w:id="298" w:author="Sandy Navarro" w:date="2026-10-18T21:48:00Z" w16du:dateUtc="2026-10-18T20:48:00Z">
+        <w:r>
+          <w:rPr>
+            <w:rPrChange w:id="299" w:author="Sandy Navarro" w:date="2026-10-19T09:01:00Z" w16du:dateUtc="2026-10-19T08:01:00Z">
+              <w:rPr>
+                <w:lang w:val="en-GB"/>
+              </w:rPr>
+            </w:rPrChange>
+          </w:rPr>
+          <w:t xml:space="preserve">(weekends, weather, holidays, events), but a lot of restaurant/pubs </w:t>
+        </w:r>
+      </w:ins>
+      <w:ins w:id="300" w:author="Sandy Navarro" w:date="2026-10-18T21:49:00Z" w16du:dateUtc="2026-10-18T20:49:00Z">
+        <w:r>
+          <w:rPr>
+            <w:rPrChange w:id="301" w:author="Sandy Navarro" w:date="2026-10-19T09:01:00Z" w16du:dateUtc="2026-10-19T08:01:00Z">
+              <w:rPr>
+                <w:lang w:val="en-GB"/>
+              </w:rPr>
+            </w:rPrChange>
+          </w:rPr>
+          <w:t>still just guess based on experience or what happened last week.</w:t>
+        </w:r>
+      </w:ins>
+    </w:p>
+    <w:p>
+      <w:pPr>
+        <w:rPr>
+          <w:ins w:id="302" w:author="Sandy Navarro" w:date="2026-10-18T21:49:00Z" w16du:dateUtc="2026-10-18T20:49:00Z"/>
+          <w:rPrChange w:id="303" w:author="Sandy Navarro" w:date="2026-10-19T09:01:00Z" w16du:dateUtc="2026-10-19T08:01:00Z">
+            <w:rPr>
+              <w:ins w:id="304" w:author="Sandy Navarro" w:date="2026-10-18T21:49:00Z" w16du:dateUtc="2026-10-18T20:49:00Z"/>
+              <w:lang w:val="en-GB"/>
+            </w:rPr>
+          </w:rPrChange>
+        </w:rPr>
+      </w:pPr>
+      <w:ins w:id="305" w:author="Sandy Navarro" w:date="2026-10-18T21:53:00Z" w16du:dateUtc="2026-10-18T20:53:00Z">
+        <w:r>
+          <w:rPr>
+            <w:rPrChange w:id="306" w:author="Sandy Navarro" w:date="2026-10-19T09:01:00Z" w16du:dateUtc="2026-10-19T08:01:00Z">
+              <w:rPr>
+                <w:lang w:val="en-GB"/>
+              </w:rPr>
+            </w:rPrChange>
+          </w:rPr>
+          <w:t>Why it matters?</w:t>
+        </w:r>
+      </w:ins>
+    </w:p>
+    <w:p>
+      <w:pPr>
+        <w:rPr>
+          <w:ins w:id="307" w:author="Sandy Navarro" w:date="2026-10-18T21:53:00Z" w16du:dateUtc="2026-10-18T20:53:00Z"/>
+          <w:rPrChange w:id="308" w:author="Sandy Navarro" w:date="2026-10-19T09:01:00Z" w16du:dateUtc="2026-10-19T08:01:00Z">
+            <w:rPr>
+              <w:ins w:id="309" w:author="Sandy Navarro" w:date="2026-10-18T21:53:00Z" w16du:dateUtc="2026-10-18T20:53:00Z"/>
+              <w:lang w:val="en-GB"/>
+            </w:rPr>
+          </w:rPrChange>
+        </w:rPr>
+      </w:pPr>
+      <w:ins w:id="310" w:author="Sandy Navarro" w:date="2026-10-18T21:49:00Z" w16du:dateUtc="2026-10-18T20:49:00Z">
+        <w:r>
+          <w:rPr>
+            <w:rPrChange w:id="311" w:author="Sandy Navarro" w:date="2026-10-19T09:01:00Z" w16du:dateUtc="2026-10-19T08:01:00Z">
+              <w:rPr>
+                <w:lang w:val="en-GB"/>
+              </w:rPr>
+            </w:rPrChange>
+          </w:rPr>
+          <w:t>If a manager expe</w:t>
+        </w:r>
+      </w:ins>
+      <w:ins w:id="312" w:author="Sandy Navarro" w:date="2026-10-18T21:50:00Z" w16du:dateUtc="2026-10-18T20:50:00Z">
+        <w:r>
+          <w:rPr>
+            <w:rPrChange w:id="313" w:author="Sandy Navarro" w:date="2026-10-19T09:01:00Z" w16du:dateUtc="2026-10-19T08:01:00Z">
+              <w:rPr>
+                <w:lang w:val="en-GB"/>
+              </w:rPr>
+            </w:rPrChange>
+          </w:rPr>
+          <w:t>cts too few customers at a busy time, people wait too long, service is rushed and some customers leave</w:t>
+        </w:r>
+      </w:ins>
+      <w:ins w:id="314" w:author="Sandy Navarro" w:date="2026-10-18T21:51:00Z" w16du:dateUtc="2026-10-18T20:51:00Z">
         <w:r>
           <w:rPr>
             <w:rPrChange w:id="315" w:author="Sandy Navarro" w:date="2026-10-19T09:01:00Z" w16du:dateUtc="2026-10-19T08:01:00Z">
@@ -4423,67 +4425,59 @@
               </w:rPr>
             </w:rPrChange>
           </w:rPr>
-          <w:t>Business context.</w:t>
-        </w:r>
-      </w:ins>
-    </w:p>
-    <w:p>
-      <w:pPr>
-        <w:rPr>
-          <w:ins w:id="316" w:author="Sandy Navarro" w:date="2026-10-18T21:53:00Z" w16du:dateUtc="2026-10-18T20:53:00Z"/>
-          <w:rPrChange w:id="317" w:author="Sandy Navarro" w:date="2026-10-19T09:01:00Z" w16du:dateUtc="2026-10-19T08:01:00Z">
-            <w:rPr>
-              <w:ins w:id="318" w:author="Sandy Navarro" w:date="2026-10-18T21:53:00Z" w16du:dateUtc="2026-10-18T20:53:00Z"/>
-              <w:lang w:val="en-GB"/>
-            </w:rPr>
-          </w:rPrChange>
-        </w:rPr>
-      </w:pPr>
-      <w:ins w:id="319" w:author="Sandy Navarro" w:date="2026-10-18T21:45:00Z" w16du:dateUtc="2026-10-18T20:45:00Z">
-        <w:r>
-          <w:rPr>
-            <w:rPrChange w:id="320" w:author="Sandy Navarro" w:date="2026-10-19T09:01:00Z" w16du:dateUtc="2026-10-19T08:01:00Z">
+          <w:t xml:space="preserve">. If they expect too many, staff stand around and food gets wasted. A better forecast would help </w:t>
+        </w:r>
+      </w:ins>
+      <w:ins w:id="316" w:author="Sandy Navarro" w:date="2026-10-18T21:52:00Z" w16du:dateUtc="2026-10-18T20:52:00Z">
+        <w:r>
+          <w:rPr>
+            <w:rPrChange w:id="317" w:author="Sandy Navarro" w:date="2026-10-19T09:01:00Z" w16du:dateUtc="2026-10-19T08:01:00Z">
               <w:rPr>
                 <w:lang w:val="en-GB"/>
               </w:rPr>
             </w:rPrChange>
           </w:rPr>
-          <w:t>Restaurants</w:t>
-        </w:r>
-        <w:r>
-          <w:rPr>
-            <w:rPrChange w:id="321" w:author="Sandy Navarro" w:date="2026-10-19T09:01:00Z" w16du:dateUtc="2026-10-19T08:01:00Z">
-              <w:rPr>
-                <w:lang w:val="es-MX"/>
-              </w:rPr>
-            </w:rPrChange>
-          </w:rPr>
-          <w:t xml:space="preserve">/pubs </w:t>
-        </w:r>
-      </w:ins>
-      <w:ins w:id="322" w:author="Sandy Navarro" w:date="2026-10-18T21:53:00Z" w16du:dateUtc="2026-10-18T20:53:00Z">
-        <w:r>
-          <w:rPr>
-            <w:rPrChange w:id="323" w:author="Sandy Navarro" w:date="2026-10-19T09:01:00Z" w16du:dateUtc="2026-10-19T08:01:00Z">
+          <w:t>them plan staff</w:t>
+        </w:r>
+      </w:ins>
+      <w:ins w:id="318" w:author="Sandy Navarro" w:date="2026-10-18T21:53:00Z" w16du:dateUtc="2026-10-18T20:53:00Z">
+        <w:r>
+          <w:rPr>
+            <w:rPrChange w:id="319" w:author="Sandy Navarro" w:date="2026-10-19T09:01:00Z" w16du:dateUtc="2026-10-19T08:01:00Z">
               <w:rPr>
                 <w:lang w:val="en-GB"/>
               </w:rPr>
             </w:rPrChange>
           </w:rPr>
-          <w:t>don’t</w:t>
-        </w:r>
-      </w:ins>
-      <w:ins w:id="324" w:author="Sandy Navarro" w:date="2026-10-18T21:45:00Z" w16du:dateUtc="2026-10-18T20:45:00Z">
-        <w:r>
-          <w:rPr>
-            <w:rPrChange w:id="325" w:author="Sandy Navarro" w:date="2026-10-19T09:01:00Z" w16du:dateUtc="2026-10-19T08:01:00Z">
+          <w:t xml:space="preserve"> and food/drinks ordering</w:t>
+        </w:r>
+      </w:ins>
+      <w:ins w:id="320" w:author="Sandy Navarro" w:date="2026-10-18T21:52:00Z" w16du:dateUtc="2026-10-18T20:52:00Z">
+        <w:r>
+          <w:rPr>
+            <w:rPrChange w:id="321" w:author="Sandy Navarro" w:date="2026-10-19T09:01:00Z" w16du:dateUtc="2026-10-19T08:01:00Z">
               <w:rPr>
-                <w:lang w:val="es-MX"/>
+                <w:lang w:val="en-GB"/>
               </w:rPr>
             </w:rPrChange>
           </w:rPr>
-          <w:t xml:space="preserve"> ma</w:t>
-        </w:r>
+          <w:t>.</w:t>
+        </w:r>
+      </w:ins>
+    </w:p>
+    <w:p>
+      <w:pPr>
+        <w:rPr>
+          <w:ins w:id="322" w:author="Sandy Navarro" w:date="2026-10-18T21:53:00Z" w16du:dateUtc="2026-10-18T20:53:00Z"/>
+          <w:rPrChange w:id="323" w:author="Sandy Navarro" w:date="2026-10-19T09:01:00Z" w16du:dateUtc="2026-10-19T08:01:00Z">
+            <w:rPr>
+              <w:ins w:id="324" w:author="Sandy Navarro" w:date="2026-10-18T21:53:00Z" w16du:dateUtc="2026-10-18T20:53:00Z"/>
+              <w:lang w:val="en-GB"/>
+            </w:rPr>
+          </w:rPrChange>
+        </w:rPr>
+      </w:pPr>
+      <w:ins w:id="325" w:author="Sandy Navarro" w:date="2026-10-18T21:53:00Z" w16du:dateUtc="2026-10-18T20:53:00Z">
         <w:r>
           <w:rPr>
             <w:rPrChange w:id="326" w:author="Sandy Navarro" w:date="2026-10-19T09:01:00Z" w16du:dateUtc="2026-10-19T08:01:00Z">
@@ -4492,22 +4486,28 @@
               </w:rPr>
             </w:rPrChange>
           </w:rPr>
-          <w:t xml:space="preserve">ke much profit, and a big part of their money goes </w:t>
-        </w:r>
-      </w:ins>
-      <w:ins w:id="327" w:author="Sandy Navarro" w:date="2026-10-18T21:46:00Z" w16du:dateUtc="2026-10-18T20:46:00Z">
-        <w:r>
-          <w:rPr>
-            <w:rPrChange w:id="328" w:author="Sandy Navarro" w:date="2026-10-19T09:01:00Z" w16du:dateUtc="2026-10-19T08:01:00Z">
+          <w:t>Why I chose it?</w:t>
+        </w:r>
+      </w:ins>
+    </w:p>
+    <w:p>
+      <w:pPr>
+        <w:rPr>
+          <w:ins w:id="327" w:author="Sandy Navarro" w:date="2026-10-18T21:52:00Z" w16du:dateUtc="2026-10-18T20:52:00Z"/>
+          <w:lang w:val="en-GB"/>
+        </w:rPr>
+      </w:pPr>
+      <w:ins w:id="328" w:author="Sandy Navarro" w:date="2026-10-18T21:54:00Z" w16du:dateUtc="2026-10-18T20:54:00Z">
+        <w:r>
+          <w:rPr>
+            <w:rPrChange w:id="329" w:author="Sandy Navarro" w:date="2026-10-19T09:01:00Z" w16du:dateUtc="2026-10-19T08:01:00Z">
               <w:rPr>
                 <w:lang w:val="en-GB"/>
               </w:rPr>
             </w:rPrChange>
           </w:rPr>
-          <w:t xml:space="preserve">on food, </w:t>
-        </w:r>
-      </w:ins>
-      <w:ins w:id="329" w:author="Sandy Navarro" w:date="2026-10-18T21:47:00Z" w16du:dateUtc="2026-10-18T20:47:00Z">
+          <w:t xml:space="preserve">Busy hours are where mistakes cost the most, but daily </w:t>
+        </w:r>
         <w:r>
           <w:rPr>
             <w:rPrChange w:id="330" w:author="Sandy Navarro" w:date="2026-10-19T09:01:00Z" w16du:dateUtc="2026-10-19T08:01:00Z">
@@ -4516,10 +4516,18 @@
               </w:rPr>
             </w:rPrChange>
           </w:rPr>
-          <w:t>drinks,</w:t>
-        </w:r>
-      </w:ins>
-      <w:ins w:id="331" w:author="Sandy Navarro" w:date="2026-10-18T21:46:00Z" w16du:dateUtc="2026-10-18T20:46:00Z">
+          <w:t>averages</w:t>
+        </w:r>
+        <w:r>
+          <w:rPr>
+            <w:rPrChange w:id="331" w:author="Sandy Navarro" w:date="2026-10-19T09:01:00Z" w16du:dateUtc="2026-10-19T08:01:00Z">
+              <w:rPr>
+                <w:lang w:val="en-GB"/>
+              </w:rPr>
+            </w:rPrChange>
+          </w:rPr>
+          <w:t xml:space="preserve"> hide them. The data </w:t>
+        </w:r>
         <w:r>
           <w:rPr>
             <w:rPrChange w:id="332" w:author="Sandy Navarro" w:date="2026-10-19T09:01:00Z" w16du:dateUtc="2026-10-19T08:01:00Z">
@@ -4528,10 +4536,10 @@
               </w:rPr>
             </w:rPrChange>
           </w:rPr>
-          <w:t xml:space="preserve"> and staff. Both </w:t>
-        </w:r>
-      </w:ins>
-      <w:ins w:id="333" w:author="Sandy Navarro" w:date="2026-10-18T21:47:00Z" w16du:dateUtc="2026-10-18T20:47:00Z">
+          <w:t>(</w:t>
+        </w:r>
+      </w:ins>
+      <w:ins w:id="333" w:author="Sandy Navarro" w:date="2026-10-18T21:55:00Z" w16du:dateUtc="2026-10-18T20:55:00Z">
         <w:r>
           <w:rPr>
             <w:rPrChange w:id="334" w:author="Sandy Navarro" w:date="2026-10-19T09:01:00Z" w16du:dateUtc="2026-10-19T08:01:00Z">
@@ -4540,157 +4548,136 @@
               </w:rPr>
             </w:rPrChange>
           </w:rPr>
-          <w:t xml:space="preserve">depend on how many customers turn up and </w:t>
-        </w:r>
-      </w:ins>
-      <w:ins w:id="335" w:author="Sandy Navarro" w:date="2026-10-19T09:02:00Z" w16du:dateUtc="2026-10-19T08:02:00Z">
-        <w:r>
-          <w:t>w</w:t>
-        </w:r>
-      </w:ins>
-      <w:ins w:id="336" w:author="Sandy Navarro" w:date="2026-10-18T21:47:00Z" w16du:dateUtc="2026-10-18T20:47:00Z">
-        <w:r>
-          <w:rPr>
-            <w:rPrChange w:id="337" w:author="Sandy Navarro" w:date="2026-10-19T09:01:00Z" w16du:dateUtc="2026-10-19T08:01:00Z">
+          <w:t>sales, weather, holidays</w:t>
+        </w:r>
+      </w:ins>
+      <w:ins w:id="335" w:author="Sandy Navarro" w:date="2026-10-18T21:54:00Z" w16du:dateUtc="2026-10-18T20:54:00Z">
+        <w:r>
+          <w:rPr>
+            <w:rPrChange w:id="336" w:author="Sandy Navarro" w:date="2026-10-19T09:01:00Z" w16du:dateUtc="2026-10-19T08:01:00Z">
               <w:rPr>
                 <w:lang w:val="en-GB"/>
               </w:rPr>
             </w:rPrChange>
           </w:rPr>
-          <w:t xml:space="preserve">hen. Busy times follow patterns </w:t>
-        </w:r>
-      </w:ins>
-      <w:ins w:id="338" w:author="Sandy Navarro" w:date="2026-10-18T21:48:00Z" w16du:dateUtc="2026-10-18T20:48:00Z">
-        <w:r>
-          <w:rPr>
-            <w:rPrChange w:id="339" w:author="Sandy Navarro" w:date="2026-10-19T09:01:00Z" w16du:dateUtc="2026-10-19T08:01:00Z">
+          <w:t>)</w:t>
+        </w:r>
+      </w:ins>
+      <w:ins w:id="337" w:author="Sandy Navarro" w:date="2026-10-18T21:55:00Z" w16du:dateUtc="2026-10-18T20:55:00Z">
+        <w:r>
+          <w:rPr>
+            <w:rPrChange w:id="338" w:author="Sandy Navarro" w:date="2026-10-19T09:01:00Z" w16du:dateUtc="2026-10-19T08:01:00Z">
               <w:rPr>
                 <w:lang w:val="en-GB"/>
               </w:rPr>
             </w:rPrChange>
           </w:rPr>
-          <w:t xml:space="preserve">(weekends, weather, holidays, events), but a lot of restaurant/pubs </w:t>
-        </w:r>
-      </w:ins>
-      <w:ins w:id="340" w:author="Sandy Navarro" w:date="2026-10-18T21:49:00Z" w16du:dateUtc="2026-10-18T20:49:00Z">
-        <w:r>
-          <w:rPr>
-            <w:rPrChange w:id="341" w:author="Sandy Navarro" w:date="2026-10-19T09:01:00Z" w16du:dateUtc="2026-10-19T08:01:00Z">
+          <w:t xml:space="preserve"> is easy to get hold of, </w:t>
+        </w:r>
+      </w:ins>
+      <w:ins w:id="339" w:author="Sandy Navarro" w:date="2026-10-19T09:03:00Z" w16du:dateUtc="2026-10-19T08:03:00Z">
+        <w:r>
+          <w:t>so it</w:t>
+        </w:r>
+        <w:r>
+          <w:rPr>
+            <w:lang w:val="en-GB"/>
+            <w:rPrChange w:id="340" w:author="Sandy Navarro" w:date="2026-10-19T09:03:00Z" w16du:dateUtc="2026-10-19T08:03:00Z">
+              <w:rPr>
+                <w:lang w:val="es-MX"/>
+              </w:rPr>
+            </w:rPrChange>
+          </w:rPr>
+          <w:t xml:space="preserve">´s </w:t>
+        </w:r>
+        <w:r>
+          <w:rPr>
+            <w:lang w:val="en-GB"/>
+          </w:rPr>
+          <w:t>realistic to do.</w:t>
+        </w:r>
+      </w:ins>
+    </w:p>
+    <w:p>
+      <w:pPr>
+        <w:rPr>
+          <w:del w:id="341" w:author="Sandy Navarro" w:date="2026-10-19T14:09:00Z" w16du:dateUtc="2026-10-19T13:09:00Z"/>
+        </w:rPr>
+      </w:pPr>
+      <w:ins w:id="342" w:author="Sandy Navarro" w:date="2026-10-18T21:48:00Z" w16du:dateUtc="2026-10-18T20:48:00Z">
+        <w:r>
+          <w:rPr>
+            <w:rPrChange w:id="343" w:author="Sandy Navarro" w:date="2026-10-19T09:01:00Z" w16du:dateUtc="2026-10-19T08:01:00Z">
               <w:rPr>
                 <w:lang w:val="en-GB"/>
               </w:rPr>
             </w:rPrChange>
           </w:rPr>
-          <w:t>still just guess based on experience or what happened last week.</w:t>
-        </w:r>
-      </w:ins>
-    </w:p>
-    <w:p>
-      <w:pPr>
-        <w:rPr>
-          <w:ins w:id="342" w:author="Sandy Navarro" w:date="2026-10-18T21:49:00Z" w16du:dateUtc="2026-10-18T20:49:00Z"/>
-          <w:rPrChange w:id="343" w:author="Sandy Navarro" w:date="2026-10-19T09:01:00Z" w16du:dateUtc="2026-10-19T08:01:00Z">
-            <w:rPr>
-              <w:ins w:id="344" w:author="Sandy Navarro" w:date="2026-10-18T21:49:00Z" w16du:dateUtc="2026-10-18T20:49:00Z"/>
-              <w:lang w:val="en-GB"/>
-            </w:rPr>
-          </w:rPrChange>
-        </w:rPr>
-      </w:pPr>
-      <w:ins w:id="345" w:author="Sandy Navarro" w:date="2026-10-18T21:53:00Z" w16du:dateUtc="2026-10-18T20:53:00Z">
-        <w:r>
-          <w:rPr>
-            <w:rPrChange w:id="346" w:author="Sandy Navarro" w:date="2026-10-19T09:01:00Z" w16du:dateUtc="2026-10-19T08:01:00Z">
-              <w:rPr>
-                <w:lang w:val="en-GB"/>
-              </w:rPr>
-            </w:rPrChange>
-          </w:rPr>
-          <w:t>Why it matters?</w:t>
-        </w:r>
-      </w:ins>
-    </w:p>
-    <w:p>
-      <w:pPr>
-        <w:rPr>
-          <w:ins w:id="347" w:author="Sandy Navarro" w:date="2026-10-18T21:53:00Z" w16du:dateUtc="2026-10-18T20:53:00Z"/>
-          <w:rPrChange w:id="348" w:author="Sandy Navarro" w:date="2026-10-19T09:01:00Z" w16du:dateUtc="2026-10-19T08:01:00Z">
-            <w:rPr>
-              <w:ins w:id="349" w:author="Sandy Navarro" w:date="2026-10-18T21:53:00Z" w16du:dateUtc="2026-10-18T20:53:00Z"/>
-              <w:lang w:val="en-GB"/>
-            </w:rPr>
-          </w:rPrChange>
-        </w:rPr>
-      </w:pPr>
-      <w:ins w:id="350" w:author="Sandy Navarro" w:date="2026-10-18T21:49:00Z" w16du:dateUtc="2026-10-18T20:49:00Z">
-        <w:r>
-          <w:rPr>
-            <w:rPrChange w:id="351" w:author="Sandy Navarro" w:date="2026-10-19T09:01:00Z" w16du:dateUtc="2026-10-19T08:01:00Z">
-              <w:rPr>
-                <w:lang w:val="en-GB"/>
-              </w:rPr>
-            </w:rPrChange>
-          </w:rPr>
-          <w:t>If a manager expe</w:t>
-        </w:r>
-      </w:ins>
-      <w:ins w:id="352" w:author="Sandy Navarro" w:date="2026-10-18T21:50:00Z" w16du:dateUtc="2026-10-18T20:50:00Z">
-        <w:r>
-          <w:rPr>
-            <w:rPrChange w:id="353" w:author="Sandy Navarro" w:date="2026-10-19T09:01:00Z" w16du:dateUtc="2026-10-19T08:01:00Z">
-              <w:rPr>
-                <w:lang w:val="en-GB"/>
-              </w:rPr>
-            </w:rPrChange>
-          </w:rPr>
-          <w:t>cts too few customers at a busy time, people wait too long, service is rushed and some customers leave</w:t>
-        </w:r>
-      </w:ins>
-      <w:ins w:id="354" w:author="Sandy Navarro" w:date="2026-10-18T21:51:00Z" w16du:dateUtc="2026-10-18T20:51:00Z">
-        <w:r>
-          <w:rPr>
-            <w:rPrChange w:id="355" w:author="Sandy Navarro" w:date="2026-10-19T09:01:00Z" w16du:dateUtc="2026-10-19T08:01:00Z">
-              <w:rPr>
-                <w:lang w:val="en-GB"/>
-              </w:rPr>
-            </w:rPrChange>
-          </w:rPr>
-          <w:t xml:space="preserve">. If they expect too many, staff stand around and food gets wasted. A better forecast would help </w:t>
-        </w:r>
-      </w:ins>
-      <w:ins w:id="356" w:author="Sandy Navarro" w:date="2026-10-18T21:52:00Z" w16du:dateUtc="2026-10-18T20:52:00Z">
-        <w:r>
-          <w:rPr>
-            <w:rPrChange w:id="357" w:author="Sandy Navarro" w:date="2026-10-19T09:01:00Z" w16du:dateUtc="2026-10-19T08:01:00Z">
-              <w:rPr>
-                <w:lang w:val="en-GB"/>
-              </w:rPr>
-            </w:rPrChange>
-          </w:rPr>
-          <w:t>them plan staff</w:t>
-        </w:r>
-      </w:ins>
-      <w:ins w:id="358" w:author="Sandy Navarro" w:date="2026-10-18T21:53:00Z" w16du:dateUtc="2026-10-18T20:53:00Z">
-        <w:r>
-          <w:rPr>
-            <w:rPrChange w:id="359" w:author="Sandy Navarro" w:date="2026-10-19T09:01:00Z" w16du:dateUtc="2026-10-19T08:01:00Z">
-              <w:rPr>
-                <w:lang w:val="en-GB"/>
-              </w:rPr>
-            </w:rPrChange>
-          </w:rPr>
-          <w:t xml:space="preserve"> and food/drinks ordering</w:t>
-        </w:r>
-      </w:ins>
-      <w:ins w:id="360" w:author="Sandy Navarro" w:date="2026-10-18T21:52:00Z" w16du:dateUtc="2026-10-18T20:52:00Z">
-        <w:r>
-          <w:rPr>
-            <w:rPrChange w:id="361" w:author="Sandy Navarro" w:date="2026-10-19T09:01:00Z" w16du:dateUtc="2026-10-19T08:01:00Z">
-              <w:rPr>
-                <w:lang w:val="en-GB"/>
-              </w:rPr>
-            </w:rPrChange>
-          </w:rPr>
+          <w:t xml:space="preserve"> </w:t>
+        </w:r>
+      </w:ins>
+    </w:p>
+    <w:p>
+      <w:pPr>
+        <w:rPr>
+          <w:ins w:id="344" w:author="Sandy Navarro" w:date="2026-10-19T09:04:00Z" w16du:dateUtc="2026-10-19T08:04:00Z"/>
+        </w:rPr>
+      </w:pPr>
+    </w:p>
+    <w:p>
+      <w:pPr>
+        <w:pStyle w:val="Ttulo1"/>
+        <w:rPr>
+          <w:ins w:id="345" w:author="Sandy Navarro" w:date="2026-10-19T09:23:00Z" w16du:dateUtc="2026-10-19T08:23:00Z"/>
+        </w:rPr>
+      </w:pPr>
+      <w:ins w:id="346" w:author="Sandy Navarro" w:date="2026-10-19T09:04:00Z" w16du:dateUtc="2026-10-19T08:04:00Z">
+        <w:r>
+          <w:t>Problem definition</w:t>
+        </w:r>
+      </w:ins>
+      <w:ins w:id="347" w:author="Sandy Navarro" w:date="2026-10-19T09:22:00Z" w16du:dateUtc="2026-10-19T08:22:00Z">
+        <w:r>
+          <w:t xml:space="preserve">: Forecasting restaurant demand </w:t>
+        </w:r>
+      </w:ins>
+      <w:ins w:id="348" w:author="Sandy Navarro" w:date="2026-10-19T09:23:00Z" w16du:dateUtc="2026-10-19T08:23:00Z">
+        <w:r>
+          <w:t>d</w:t>
+        </w:r>
+      </w:ins>
+      <w:ins w:id="349" w:author="Sandy Navarro" w:date="2026-10-19T09:22:00Z" w16du:dateUtc="2026-10-19T08:22:00Z">
+        <w:r>
+          <w:t xml:space="preserve">uring </w:t>
+        </w:r>
+      </w:ins>
+      <w:ins w:id="350" w:author="Sandy Navarro" w:date="2026-10-19T09:23:00Z" w16du:dateUtc="2026-10-19T08:23:00Z">
+        <w:r>
+          <w:t>r</w:t>
+        </w:r>
+      </w:ins>
+      <w:ins w:id="351" w:author="Sandy Navarro" w:date="2026-10-19T09:22:00Z" w16du:dateUtc="2026-10-19T08:22:00Z">
+        <w:r>
+          <w:t xml:space="preserve">ecurring </w:t>
+        </w:r>
+      </w:ins>
+      <w:ins w:id="352" w:author="Sandy Navarro" w:date="2026-10-19T09:23:00Z" w16du:dateUtc="2026-10-19T08:23:00Z">
+        <w:r>
+          <w:t>p</w:t>
+        </w:r>
+      </w:ins>
+      <w:ins w:id="353" w:author="Sandy Navarro" w:date="2026-10-19T09:22:00Z" w16du:dateUtc="2026-10-19T08:22:00Z">
+        <w:r>
+          <w:t xml:space="preserve">eak </w:t>
+        </w:r>
+      </w:ins>
+      <w:ins w:id="354" w:author="Sandy Navarro" w:date="2026-10-19T14:36:00Z" w16du:dateUtc="2026-10-19T13:36:00Z">
+        <w:r>
+          <w:t>periods</w:t>
+        </w:r>
+      </w:ins>
+      <w:ins w:id="355" w:author="Sandy Navarro" w:date="2026-10-19T09:23:00Z" w16du:dateUtc="2026-10-19T08:23:00Z">
+        <w:r>
           <w:t>.</w:t>
         </w:r>
       </w:ins>
@@ -4698,226 +4685,9 @@
     <w:p>
       <w:pPr>
         <w:rPr>
-          <w:ins w:id="362" w:author="Sandy Navarro" w:date="2026-10-18T21:53:00Z" w16du:dateUtc="2026-10-18T20:53:00Z"/>
-          <w:rPrChange w:id="363" w:author="Sandy Navarro" w:date="2026-10-19T09:01:00Z" w16du:dateUtc="2026-10-19T08:01:00Z">
-            <w:rPr>
-              <w:ins w:id="364" w:author="Sandy Navarro" w:date="2026-10-18T21:53:00Z" w16du:dateUtc="2026-10-18T20:53:00Z"/>
-              <w:lang w:val="en-GB"/>
-            </w:rPr>
-          </w:rPrChange>
-        </w:rPr>
-      </w:pPr>
-      <w:ins w:id="365" w:author="Sandy Navarro" w:date="2026-10-18T21:53:00Z" w16du:dateUtc="2026-10-18T20:53:00Z">
-        <w:r>
-          <w:rPr>
-            <w:rPrChange w:id="366" w:author="Sandy Navarro" w:date="2026-10-19T09:01:00Z" w16du:dateUtc="2026-10-19T08:01:00Z">
-              <w:rPr>
-                <w:lang w:val="en-GB"/>
-              </w:rPr>
-            </w:rPrChange>
-          </w:rPr>
-          <w:t>Why I chose it?</w:t>
-        </w:r>
-      </w:ins>
-    </w:p>
-    <w:p>
-      <w:pPr>
-        <w:rPr>
-          <w:ins w:id="367" w:author="Sandy Navarro" w:date="2026-10-18T21:52:00Z" w16du:dateUtc="2026-10-18T20:52:00Z"/>
-          <w:lang w:val="en-GB"/>
-        </w:rPr>
-      </w:pPr>
-      <w:ins w:id="368" w:author="Sandy Navarro" w:date="2026-10-18T21:54:00Z" w16du:dateUtc="2026-10-18T20:54:00Z">
-        <w:r>
-          <w:rPr>
-            <w:rPrChange w:id="369" w:author="Sandy Navarro" w:date="2026-10-19T09:01:00Z" w16du:dateUtc="2026-10-19T08:01:00Z">
-              <w:rPr>
-                <w:lang w:val="en-GB"/>
-              </w:rPr>
-            </w:rPrChange>
-          </w:rPr>
-          <w:t xml:space="preserve">Busy hours are where mistakes cost the most, but daily </w:t>
-        </w:r>
-        <w:r>
-          <w:rPr>
-            <w:rPrChange w:id="370" w:author="Sandy Navarro" w:date="2026-10-19T09:01:00Z" w16du:dateUtc="2026-10-19T08:01:00Z">
-              <w:rPr>
-                <w:lang w:val="en-GB"/>
-              </w:rPr>
-            </w:rPrChange>
-          </w:rPr>
-          <w:t>averages</w:t>
-        </w:r>
-        <w:r>
-          <w:rPr>
-            <w:rPrChange w:id="371" w:author="Sandy Navarro" w:date="2026-10-19T09:01:00Z" w16du:dateUtc="2026-10-19T08:01:00Z">
-              <w:rPr>
-                <w:lang w:val="en-GB"/>
-              </w:rPr>
-            </w:rPrChange>
-          </w:rPr>
-          <w:t xml:space="preserve"> hide them. The data </w:t>
-        </w:r>
-        <w:r>
-          <w:rPr>
-            <w:rPrChange w:id="372" w:author="Sandy Navarro" w:date="2026-10-19T09:01:00Z" w16du:dateUtc="2026-10-19T08:01:00Z">
-              <w:rPr>
-                <w:lang w:val="en-GB"/>
-              </w:rPr>
-            </w:rPrChange>
-          </w:rPr>
-          <w:t>(</w:t>
-        </w:r>
-      </w:ins>
-      <w:ins w:id="373" w:author="Sandy Navarro" w:date="2026-10-18T21:55:00Z" w16du:dateUtc="2026-10-18T20:55:00Z">
-        <w:r>
-          <w:rPr>
-            <w:rPrChange w:id="374" w:author="Sandy Navarro" w:date="2026-10-19T09:01:00Z" w16du:dateUtc="2026-10-19T08:01:00Z">
-              <w:rPr>
-                <w:lang w:val="en-GB"/>
-              </w:rPr>
-            </w:rPrChange>
-          </w:rPr>
-          <w:t>sales, weather, holidays</w:t>
-        </w:r>
-      </w:ins>
-      <w:ins w:id="375" w:author="Sandy Navarro" w:date="2026-10-18T21:54:00Z" w16du:dateUtc="2026-10-18T20:54:00Z">
-        <w:r>
-          <w:rPr>
-            <w:rPrChange w:id="376" w:author="Sandy Navarro" w:date="2026-10-19T09:01:00Z" w16du:dateUtc="2026-10-19T08:01:00Z">
-              <w:rPr>
-                <w:lang w:val="en-GB"/>
-              </w:rPr>
-            </w:rPrChange>
-          </w:rPr>
-          <w:t>)</w:t>
-        </w:r>
-      </w:ins>
-      <w:ins w:id="377" w:author="Sandy Navarro" w:date="2026-10-18T21:55:00Z" w16du:dateUtc="2026-10-18T20:55:00Z">
-        <w:r>
-          <w:rPr>
-            <w:rPrChange w:id="378" w:author="Sandy Navarro" w:date="2026-10-19T09:01:00Z" w16du:dateUtc="2026-10-19T08:01:00Z">
-              <w:rPr>
-                <w:lang w:val="en-GB"/>
-              </w:rPr>
-            </w:rPrChange>
-          </w:rPr>
-          <w:t xml:space="preserve"> is easy to get hold of, </w:t>
-        </w:r>
-      </w:ins>
-      <w:ins w:id="379" w:author="Sandy Navarro" w:date="2026-10-19T09:03:00Z" w16du:dateUtc="2026-10-19T08:03:00Z">
-        <w:r>
-          <w:t>so it</w:t>
-        </w:r>
-        <w:r>
-          <w:rPr>
-            <w:lang w:val="en-GB"/>
-            <w:rPrChange w:id="380" w:author="Sandy Navarro" w:date="2026-10-19T09:03:00Z" w16du:dateUtc="2026-10-19T08:03:00Z">
-              <w:rPr>
-                <w:lang w:val="es-MX"/>
-              </w:rPr>
-            </w:rPrChange>
-          </w:rPr>
-          <w:t xml:space="preserve">´s </w:t>
-        </w:r>
-        <w:r>
-          <w:rPr>
-            <w:lang w:val="en-GB"/>
-          </w:rPr>
-          <w:t>realistic to do.</w:t>
-        </w:r>
-      </w:ins>
-    </w:p>
-    <w:p>
-      <w:pPr>
-        <w:rPr>
-          <w:del w:id="381" w:author="Sandy Navarro" w:date="2026-10-19T14:09:00Z" w16du:dateUtc="2026-10-19T13:09:00Z"/>
-        </w:rPr>
-      </w:pPr>
-      <w:ins w:id="382" w:author="Sandy Navarro" w:date="2026-10-18T21:48:00Z" w16du:dateUtc="2026-10-18T20:48:00Z">
-        <w:r>
-          <w:rPr>
-            <w:rPrChange w:id="383" w:author="Sandy Navarro" w:date="2026-10-19T09:01:00Z" w16du:dateUtc="2026-10-19T08:01:00Z">
-              <w:rPr>
-                <w:lang w:val="en-GB"/>
-              </w:rPr>
-            </w:rPrChange>
-          </w:rPr>
-          <w:t xml:space="preserve"> </w:t>
-        </w:r>
-      </w:ins>
-    </w:p>
-    <w:p>
-      <w:pPr>
-        <w:rPr>
-          <w:ins w:id="384" w:author="Sandy Navarro" w:date="2026-10-19T09:04:00Z" w16du:dateUtc="2026-10-19T08:04:00Z"/>
-        </w:rPr>
-      </w:pPr>
-    </w:p>
-    <w:p>
-      <w:pPr>
-        <w:pStyle w:val="Ttulo1"/>
-        <w:rPr>
-          <w:ins w:id="385" w:author="Sandy Navarro" w:date="2026-10-19T09:23:00Z" w16du:dateUtc="2026-10-19T08:23:00Z"/>
-        </w:rPr>
-      </w:pPr>
-      <w:ins w:id="386" w:author="Sandy Navarro" w:date="2026-10-19T09:04:00Z" w16du:dateUtc="2026-10-19T08:04:00Z">
-        <w:r>
-          <w:t>Problem definition</w:t>
-        </w:r>
-      </w:ins>
-      <w:ins w:id="387" w:author="Sandy Navarro" w:date="2026-10-19T09:22:00Z" w16du:dateUtc="2026-10-19T08:22:00Z">
-        <w:r>
-          <w:t xml:space="preserve">: Forecasting restaurant demand </w:t>
-        </w:r>
-      </w:ins>
-      <w:ins w:id="388" w:author="Sandy Navarro" w:date="2026-10-19T09:23:00Z" w16du:dateUtc="2026-10-19T08:23:00Z">
-        <w:r>
-          <w:t>d</w:t>
-        </w:r>
-      </w:ins>
-      <w:ins w:id="389" w:author="Sandy Navarro" w:date="2026-10-19T09:22:00Z" w16du:dateUtc="2026-10-19T08:22:00Z">
-        <w:r>
-          <w:t xml:space="preserve">uring </w:t>
-        </w:r>
-      </w:ins>
-      <w:ins w:id="390" w:author="Sandy Navarro" w:date="2026-10-19T09:23:00Z" w16du:dateUtc="2026-10-19T08:23:00Z">
-        <w:r>
-          <w:t>r</w:t>
-        </w:r>
-      </w:ins>
-      <w:ins w:id="391" w:author="Sandy Navarro" w:date="2026-10-19T09:22:00Z" w16du:dateUtc="2026-10-19T08:22:00Z">
-        <w:r>
-          <w:t xml:space="preserve">ecurring </w:t>
-        </w:r>
-      </w:ins>
-      <w:ins w:id="392" w:author="Sandy Navarro" w:date="2026-10-19T09:23:00Z" w16du:dateUtc="2026-10-19T08:23:00Z">
-        <w:r>
-          <w:t>p</w:t>
-        </w:r>
-      </w:ins>
-      <w:ins w:id="393" w:author="Sandy Navarro" w:date="2026-10-19T09:22:00Z" w16du:dateUtc="2026-10-19T08:22:00Z">
-        <w:r>
-          <w:t xml:space="preserve">eak </w:t>
-        </w:r>
-      </w:ins>
-      <w:ins w:id="394" w:author="Sandy Navarro" w:date="2026-10-19T14:36:00Z" w16du:dateUtc="2026-10-19T13:36:00Z">
-        <w:r>
-          <w:t>periods</w:t>
-        </w:r>
-      </w:ins>
-      <w:ins w:id="395" w:author="Sandy Navarro" w:date="2026-10-19T09:23:00Z" w16du:dateUtc="2026-10-19T08:23:00Z">
-        <w:r>
-          <w:t>.</w:t>
-        </w:r>
-      </w:ins>
-    </w:p>
-    <w:p>
-      <w:pPr>
-        <w:rPr>
-          <w:ins w:id="396" w:author="Sandy Navarro" w:date="2026-10-19T09:04:00Z" w16du:dateUtc="2026-10-19T08:04:00Z"/>
-        </w:rPr>
-        <w:pPrChange w:id="397" w:author="Sandy Navarro" w:date="2026-10-19T09:23:00Z" w16du:dateUtc="2026-10-19T08:23:00Z">
+          <w:ins w:id="356" w:author="Sandy Navarro" w:date="2026-10-19T09:04:00Z" w16du:dateUtc="2026-10-19T08:04:00Z"/>
+        </w:rPr>
+        <w:pPrChange w:id="357" w:author="Sandy Navarro" w:date="2026-10-19T09:23:00Z" w16du:dateUtc="2026-10-19T08:23:00Z">
           <w:pPr>
             <w:pStyle w:val="Ttulo1"/>
           </w:pPr>
@@ -4927,20 +4697,20 @@
     <w:p>
       <w:pPr>
         <w:rPr>
-          <w:ins w:id="398" w:author="Sandy Navarro" w:date="2026-10-19T09:06:00Z" w16du:dateUtc="2026-10-19T08:06:00Z"/>
-        </w:rPr>
-      </w:pPr>
-      <w:ins w:id="399" w:author="Sandy Navarro" w:date="2026-10-19T09:04:00Z" w16du:dateUtc="2026-10-19T08:04:00Z">
+          <w:ins w:id="358" w:author="Sandy Navarro" w:date="2026-10-19T09:06:00Z" w16du:dateUtc="2026-10-19T08:06:00Z"/>
+        </w:rPr>
+      </w:pPr>
+      <w:ins w:id="359" w:author="Sandy Navarro" w:date="2026-10-19T09:04:00Z" w16du:dateUtc="2026-10-19T08:04:00Z">
         <w:r>
           <w:t xml:space="preserve">The problem is that restaurant managers can´t predict </w:t>
         </w:r>
       </w:ins>
-      <w:ins w:id="400" w:author="Sandy Navarro" w:date="2026-10-19T09:05:00Z" w16du:dateUtc="2026-10-19T08:05:00Z">
+      <w:ins w:id="360" w:author="Sandy Navarro" w:date="2026-10-19T09:05:00Z" w16du:dateUtc="2026-10-19T08:05:00Z">
         <w:r>
           <w:t>very well how many customers will come at busy hours, so they often end up with too many or too few staff and too muc</w:t>
         </w:r>
       </w:ins>
-      <w:ins w:id="401" w:author="Sandy Navarro" w:date="2026-10-19T09:06:00Z" w16du:dateUtc="2026-10-19T08:06:00Z">
+      <w:ins w:id="361" w:author="Sandy Navarro" w:date="2026-10-19T09:06:00Z" w16du:dateUtc="2026-10-19T08:06:00Z">
         <w:r>
           <w:t>h or too little orders.</w:t>
         </w:r>
@@ -4949,12 +4719,12 @@
     <w:p>
       <w:pPr>
         <w:rPr>
-          <w:ins w:id="402" w:author="Sandy Navarro" w:date="2026-10-19T09:06:00Z" w16du:dateUtc="2026-10-19T08:06:00Z"/>
+          <w:ins w:id="362" w:author="Sandy Navarro" w:date="2026-10-19T09:06:00Z" w16du:dateUtc="2026-10-19T08:06:00Z"/>
           <w:b/>
           <w:bCs/>
         </w:rPr>
       </w:pPr>
-      <w:ins w:id="403" w:author="Sandy Navarro" w:date="2026-10-19T09:06:00Z" w16du:dateUtc="2026-10-19T08:06:00Z">
+      <w:ins w:id="363" w:author="Sandy Navarro" w:date="2026-10-19T09:06:00Z" w16du:dateUtc="2026-10-19T08:06:00Z">
         <w:r>
           <w:rPr>
             <w:b/>
@@ -4967,25 +4737,25 @@
     <w:p>
       <w:pPr>
         <w:rPr>
-          <w:ins w:id="404" w:author="Sandy Navarro" w:date="2026-10-19T09:08:00Z" w16du:dateUtc="2026-10-19T08:08:00Z"/>
-        </w:rPr>
-      </w:pPr>
-      <w:ins w:id="405" w:author="Sandy Navarro" w:date="2026-10-19T09:06:00Z" w16du:dateUtc="2026-10-19T08:06:00Z">
+          <w:ins w:id="364" w:author="Sandy Navarro" w:date="2026-10-19T09:08:00Z" w16du:dateUtc="2026-10-19T08:08:00Z"/>
+        </w:rPr>
+      </w:pPr>
+      <w:ins w:id="365" w:author="Sandy Navarro" w:date="2026-10-19T09:06:00Z" w16du:dateUtc="2026-10-19T08:06:00Z">
         <w:r>
           <w:t xml:space="preserve">Busy hours change a lot. A rainy Tuesday </w:t>
         </w:r>
       </w:ins>
-      <w:ins w:id="406" w:author="Sandy Navarro" w:date="2026-10-19T09:07:00Z" w16du:dateUtc="2026-10-19T08:07:00Z">
+      <w:ins w:id="366" w:author="Sandy Navarro" w:date="2026-10-19T09:07:00Z" w16du:dateUtc="2026-10-19T08:07:00Z">
         <w:r>
           <w:t>is very different from a sunny Saturday, and a holiday or local event can change things aga</w:t>
         </w:r>
       </w:ins>
-      <w:ins w:id="407" w:author="Sandy Navarro" w:date="2026-10-19T09:08:00Z" w16du:dateUtc="2026-10-19T08:08:00Z">
+      <w:ins w:id="367" w:author="Sandy Navarro" w:date="2026-10-19T09:08:00Z" w16du:dateUtc="2026-10-19T08:08:00Z">
         <w:r>
           <w:t>in. Using last week numbers or a gut feeling misses all of this.</w:t>
         </w:r>
       </w:ins>
-      <w:ins w:id="408" w:author="Sandy Navarro" w:date="2026-10-19T09:07:00Z" w16du:dateUtc="2026-10-19T08:07:00Z">
+      <w:ins w:id="368" w:author="Sandy Navarro" w:date="2026-10-19T09:07:00Z" w16du:dateUtc="2026-10-19T08:07:00Z">
         <w:r>
           <w:t xml:space="preserve"> </w:t>
         </w:r>
@@ -4994,12 +4764,12 @@
     <w:p>
       <w:pPr>
         <w:rPr>
-          <w:ins w:id="409" w:author="Sandy Navarro" w:date="2026-10-19T09:09:00Z" w16du:dateUtc="2026-10-19T08:09:00Z"/>
+          <w:ins w:id="369" w:author="Sandy Navarro" w:date="2026-10-19T09:09:00Z" w16du:dateUtc="2026-10-19T08:09:00Z"/>
           <w:b/>
           <w:bCs/>
         </w:rPr>
       </w:pPr>
-      <w:ins w:id="410" w:author="Sandy Navarro" w:date="2026-10-19T09:08:00Z" w16du:dateUtc="2026-10-19T08:08:00Z">
+      <w:ins w:id="370" w:author="Sandy Navarro" w:date="2026-10-19T09:08:00Z" w16du:dateUtc="2026-10-19T08:08:00Z">
         <w:r>
           <w:rPr>
             <w:b/>
@@ -5008,7 +4778,7 @@
           <w:t>Im</w:t>
         </w:r>
       </w:ins>
-      <w:ins w:id="411" w:author="Sandy Navarro" w:date="2026-10-19T09:09:00Z" w16du:dateUtc="2026-10-19T08:09:00Z">
+      <w:ins w:id="371" w:author="Sandy Navarro" w:date="2026-10-19T09:09:00Z" w16du:dateUtc="2026-10-19T08:09:00Z">
         <w:r>
           <w:rPr>
             <w:b/>
@@ -5026,10 +4796,10 @@
           <w:numId w:val="7"/>
         </w:numPr>
         <w:rPr>
-          <w:ins w:id="412" w:author="Sandy Navarro" w:date="2026-10-19T09:09:00Z" w16du:dateUtc="2026-10-19T08:09:00Z"/>
-        </w:rPr>
-      </w:pPr>
-      <w:ins w:id="413" w:author="Sandy Navarro" w:date="2026-10-19T09:09:00Z" w16du:dateUtc="2026-10-19T08:09:00Z">
+          <w:ins w:id="372" w:author="Sandy Navarro" w:date="2026-10-19T09:09:00Z" w16du:dateUtc="2026-10-19T08:09:00Z"/>
+        </w:rPr>
+      </w:pPr>
+      <w:ins w:id="373" w:author="Sandy Navarro" w:date="2026-10-19T09:09:00Z" w16du:dateUtc="2026-10-19T08:09:00Z">
         <w:r>
           <w:t>Lost sales when customer leave or wait too long.</w:t>
         </w:r>
@@ -5043,15 +4813,15 @@
           <w:numId w:val="7"/>
         </w:numPr>
         <w:rPr>
-          <w:ins w:id="414" w:author="Sandy Navarro" w:date="2026-10-19T09:10:00Z" w16du:dateUtc="2026-10-19T08:10:00Z"/>
-        </w:rPr>
-      </w:pPr>
-      <w:ins w:id="415" w:author="Sandy Navarro" w:date="2026-10-19T09:09:00Z" w16du:dateUtc="2026-10-19T08:09:00Z">
+          <w:ins w:id="374" w:author="Sandy Navarro" w:date="2026-10-19T09:10:00Z" w16du:dateUtc="2026-10-19T08:10:00Z"/>
+        </w:rPr>
+      </w:pPr>
+      <w:ins w:id="375" w:author="Sandy Navarro" w:date="2026-10-19T09:09:00Z" w16du:dateUtc="2026-10-19T08:09:00Z">
         <w:r>
           <w:t>Hi</w:t>
         </w:r>
       </w:ins>
-      <w:ins w:id="416" w:author="Sandy Navarro" w:date="2026-10-19T09:10:00Z" w16du:dateUtc="2026-10-19T08:10:00Z">
+      <w:ins w:id="376" w:author="Sandy Navarro" w:date="2026-10-19T09:10:00Z" w16du:dateUtc="2026-10-19T08:10:00Z">
         <w:r>
           <w:t>gher costs from too many staff</w:t>
         </w:r>
@@ -5068,20 +4838,20 @@
           <w:numId w:val="7"/>
         </w:numPr>
         <w:rPr>
-          <w:ins w:id="417" w:author="Sandy Navarro" w:date="2026-10-19T09:11:00Z" w16du:dateUtc="2026-10-19T08:11:00Z"/>
-        </w:rPr>
-      </w:pPr>
-      <w:ins w:id="418" w:author="Sandy Navarro" w:date="2026-10-19T09:10:00Z" w16du:dateUtc="2026-10-19T08:10:00Z">
+          <w:ins w:id="377" w:author="Sandy Navarro" w:date="2026-10-19T09:11:00Z" w16du:dateUtc="2026-10-19T08:11:00Z"/>
+        </w:rPr>
+      </w:pPr>
+      <w:ins w:id="378" w:author="Sandy Navarro" w:date="2026-10-19T09:10:00Z" w16du:dateUtc="2026-10-19T08:10:00Z">
         <w:r>
           <w:t>Stressed staff at peak times and no</w:t>
         </w:r>
       </w:ins>
-      <w:ins w:id="419" w:author="Sandy Navarro" w:date="2026-10-19T09:11:00Z" w16du:dateUtc="2026-10-19T08:11:00Z">
+      <w:ins w:id="379" w:author="Sandy Navarro" w:date="2026-10-19T09:11:00Z" w16du:dateUtc="2026-10-19T08:11:00Z">
         <w:r>
           <w:t>t</w:t>
         </w:r>
       </w:ins>
-      <w:ins w:id="420" w:author="Sandy Navarro" w:date="2026-10-19T09:10:00Z" w16du:dateUtc="2026-10-19T08:10:00Z">
+      <w:ins w:id="380" w:author="Sandy Navarro" w:date="2026-10-19T09:10:00Z" w16du:dateUtc="2026-10-19T08:10:00Z">
         <w:r>
           <w:t xml:space="preserve"> too much to do in quiet times.</w:t>
         </w:r>
@@ -5090,25 +4860,25 @@
     <w:p>
       <w:pPr>
         <w:rPr>
-          <w:ins w:id="421" w:author="Sandy Navarro" w:date="2026-10-19T09:14:00Z" w16du:dateUtc="2026-10-19T08:14:00Z"/>
-        </w:rPr>
-      </w:pPr>
-      <w:ins w:id="422" w:author="Sandy Navarro" w:date="2026-10-19T09:11:00Z" w16du:dateUtc="2026-10-19T08:11:00Z">
+          <w:ins w:id="381" w:author="Sandy Navarro" w:date="2026-10-19T09:14:00Z" w16du:dateUtc="2026-10-19T08:14:00Z"/>
+        </w:rPr>
+      </w:pPr>
+      <w:ins w:id="382" w:author="Sandy Navarro" w:date="2026-10-19T09:11:00Z" w16du:dateUtc="2026-10-19T08:11:00Z">
         <w:r>
           <w:t xml:space="preserve">So, first I can look at the data to find the patterns and see </w:t>
         </w:r>
       </w:ins>
-      <w:ins w:id="423" w:author="Sandy Navarro" w:date="2026-10-19T09:12:00Z" w16du:dateUtc="2026-10-19T08:12:00Z">
+      <w:ins w:id="383" w:author="Sandy Navarro" w:date="2026-10-19T09:12:00Z" w16du:dateUtc="2026-10-19T08:12:00Z">
         <w:r>
           <w:t xml:space="preserve">which things matter most (day, hour, weather, holidays). Then I can build models that predict </w:t>
         </w:r>
       </w:ins>
-      <w:ins w:id="424" w:author="Sandy Navarro" w:date="2026-10-19T09:13:00Z" w16du:dateUtc="2026-10-19T08:13:00Z">
+      <w:ins w:id="384" w:author="Sandy Navarro" w:date="2026-10-19T09:13:00Z" w16du:dateUtc="2026-10-19T08:13:00Z">
         <w:r>
           <w:t>demand for each hour and check how accurate they are, I’ll also give a range</w:t>
         </w:r>
       </w:ins>
-      <w:ins w:id="425" w:author="Sandy Navarro" w:date="2026-10-19T09:14:00Z" w16du:dateUtc="2026-10-19T08:14:00Z">
+      <w:ins w:id="385" w:author="Sandy Navarro" w:date="2026-10-19T09:14:00Z" w16du:dateUtc="2026-10-19T08:14:00Z">
         <w:r>
           <w:t>, not just one number, so a manager can plan for the likely best and worst case.</w:t>
         </w:r>
@@ -5117,39 +4887,46 @@
     <w:p>
       <w:pPr>
         <w:rPr>
-          <w:ins w:id="426" w:author="Sandy Navarro" w:date="2026-10-19T09:15:00Z" w16du:dateUtc="2026-10-19T08:15:00Z"/>
-        </w:rPr>
-      </w:pPr>
-      <w:ins w:id="427" w:author="Sandy Navarro" w:date="2026-10-19T09:14:00Z" w16du:dateUtc="2026-10-19T08:14:00Z">
-        <w:r>
-          <w:t>Finally I’ll compare everyth</w:t>
-        </w:r>
-      </w:ins>
-      <w:ins w:id="428" w:author="Sandy Navarro" w:date="2026-10-19T09:15:00Z" w16du:dateUtc="2026-10-19T08:15:00Z">
-        <w:r>
-          <w:t>ing to a simple baseline to see if the extra work is actually worth it.</w:t>
-        </w:r>
-      </w:ins>
-    </w:p>
-    <w:p>
-      <w:pPr>
-        <w:rPr>
-          <w:ins w:id="429" w:author="Sandy Navarro" w:date="2026-10-19T14:09:00Z" w16du:dateUtc="2026-10-19T13:09:00Z"/>
-        </w:rPr>
-      </w:pPr>
+          <w:ins w:id="386" w:author="Sandy Navarro" w:date="2026-10-19T09:15:00Z" w16du:dateUtc="2026-10-19T08:15:00Z"/>
+        </w:rPr>
+      </w:pPr>
+      <w:proofErr w:type="gramStart"/>
+      <w:ins w:id="387" w:author="Sandy Navarro" w:date="2026-10-19T09:14:00Z" w16du:dateUtc="2026-10-19T08:14:00Z">
+        <w:r>
+          <w:t>Finally</w:t>
+        </w:r>
+        <w:proofErr w:type="gramEnd"/>
+        <w:r>
+          <w:t xml:space="preserve"> I’ll compare everyth</w:t>
+        </w:r>
+      </w:ins>
+      <w:ins w:id="388" w:author="Sandy Navarro" w:date="2026-10-19T09:15:00Z" w16du:dateUtc="2026-10-19T08:15:00Z">
+        <w:r>
+          <w:t xml:space="preserve">ing to a simple baseline to see if the extra work is </w:t>
+        </w:r>
+        <w:proofErr w:type="gramStart"/>
+        <w:r>
+          <w:t>actually worth it</w:t>
+        </w:r>
+        <w:proofErr w:type="gramEnd"/>
+        <w:r>
+          <w:t>.</w:t>
+        </w:r>
+      </w:ins>
     </w:p>
     <w:p>
       <w:pPr>
         <w:pStyle w:val="Ttulo1"/>
         <w:rPr>
-          <w:ins w:id="430" w:author="Sandy Navarro" w:date="2026-10-19T09:15:00Z" w16du:dateUtc="2026-10-19T08:15:00Z"/>
-        </w:rPr>
-        <w:pPrChange w:id="431" w:author="Sandy Navarro" w:date="2026-10-19T14:37:00Z" w16du:dateUtc="2026-10-19T13:37:00Z">
+          <w:ins w:id="389" w:author="Sandy Navarro" w:date="2026-10-19T09:15:00Z" w16du:dateUtc="2026-10-19T08:15:00Z"/>
+        </w:rPr>
+        <w:pPrChange w:id="390" w:author="Sandy Navarro" w:date="2026-10-19T14:37:00Z" w16du:dateUtc="2026-10-19T13:37:00Z">
           <w:pPr/>
         </w:pPrChange>
       </w:pPr>
-      <w:ins w:id="432" w:author="Sandy Navarro" w:date="2026-10-19T09:15:00Z" w16du:dateUtc="2026-10-19T08:15:00Z">
-        <w:r>
+      <w:ins w:id="391" w:author="Sandy Navarro" w:date="2026-10-19T09:15:00Z" w16du:dateUtc="2026-10-19T08:15:00Z">
+        <w:r>
+          <w:lastRenderedPageBreak/>
           <w:t>Objectives.</w:t>
         </w:r>
       </w:ins>
@@ -5157,20 +4934,20 @@
     <w:p>
       <w:pPr>
         <w:rPr>
-          <w:ins w:id="433" w:author="Sandy Navarro" w:date="2026-10-19T09:17:00Z" w16du:dateUtc="2026-10-19T08:17:00Z"/>
-        </w:rPr>
-      </w:pPr>
-      <w:ins w:id="434" w:author="Sandy Navarro" w:date="2026-10-19T09:15:00Z" w16du:dateUtc="2026-10-19T08:15:00Z">
+          <w:ins w:id="392" w:author="Sandy Navarro" w:date="2026-10-19T09:17:00Z" w16du:dateUtc="2026-10-19T08:17:00Z"/>
+        </w:rPr>
+      </w:pPr>
+      <w:ins w:id="393" w:author="Sandy Navarro" w:date="2026-10-19T09:15:00Z" w16du:dateUtc="2026-10-19T08:15:00Z">
         <w:r>
           <w:t>To buil</w:t>
         </w:r>
       </w:ins>
-      <w:ins w:id="435" w:author="Sandy Navarro" w:date="2026-10-19T09:16:00Z" w16du:dateUtc="2026-10-19T08:16:00Z">
+      <w:ins w:id="394" w:author="Sandy Navarro" w:date="2026-10-19T09:16:00Z" w16du:dateUtc="2026-10-19T08:16:00Z">
         <w:r>
           <w:t xml:space="preserve">d and test models that predict how busy restaurants/pubs will be each hour at its busy times, and to see </w:t>
         </w:r>
       </w:ins>
-      <w:ins w:id="436" w:author="Sandy Navarro" w:date="2026-10-19T09:17:00Z" w16du:dateUtc="2026-10-19T08:17:00Z">
+      <w:ins w:id="395" w:author="Sandy Navarro" w:date="2026-10-19T09:17:00Z" w16du:dateUtc="2026-10-19T08:17:00Z">
         <w:r>
           <w:t>if they help with planning better than simple methods.</w:t>
         </w:r>
@@ -5184,20 +4961,20 @@
           <w:numId w:val="9"/>
         </w:numPr>
         <w:rPr>
-          <w:ins w:id="437" w:author="Sandy Navarro" w:date="2026-10-19T09:19:00Z" w16du:dateUtc="2026-10-19T08:19:00Z"/>
-        </w:rPr>
-      </w:pPr>
-      <w:ins w:id="438" w:author="Sandy Navarro" w:date="2026-10-19T09:17:00Z" w16du:dateUtc="2026-10-19T08:17:00Z">
+          <w:ins w:id="396" w:author="Sandy Navarro" w:date="2026-10-19T09:19:00Z" w16du:dateUtc="2026-10-19T08:19:00Z"/>
+        </w:rPr>
+      </w:pPr>
+      <w:ins w:id="397" w:author="Sandy Navarro" w:date="2026-10-19T09:17:00Z" w16du:dateUtc="2026-10-19T08:17:00Z">
         <w:r>
           <w:t>Find the demand pa</w:t>
         </w:r>
       </w:ins>
-      <w:ins w:id="439" w:author="Sandy Navarro" w:date="2026-10-19T09:18:00Z" w16du:dateUtc="2026-10-19T08:18:00Z">
+      <w:ins w:id="398" w:author="Sandy Navarro" w:date="2026-10-19T09:18:00Z" w16du:dateUtc="2026-10-19T08:18:00Z">
         <w:r>
           <w:t>tters: look at past data to see daily, weekly and seasonal busy times and how weather, holidays and events affect them</w:t>
         </w:r>
       </w:ins>
-      <w:ins w:id="440" w:author="Sandy Navarro" w:date="2026-10-19T09:19:00Z" w16du:dateUtc="2026-10-19T08:19:00Z">
+      <w:ins w:id="399" w:author="Sandy Navarro" w:date="2026-10-19T09:19:00Z" w16du:dateUtc="2026-10-19T08:19:00Z">
         <w:r>
           <w:t>.</w:t>
         </w:r>
@@ -5211,9 +4988,9 @@
           <w:numId w:val="9"/>
         </w:numPr>
         <w:rPr>
-          <w:ins w:id="441" w:author="Sandy Navarro" w:date="2026-10-19T09:10:00Z" w16du:dateUtc="2026-10-19T08:10:00Z"/>
-        </w:rPr>
-        <w:pPrChange w:id="442" w:author="Sandy Navarro" w:date="2026-10-19T09:17:00Z" w16du:dateUtc="2026-10-19T08:17:00Z">
+          <w:ins w:id="400" w:author="Sandy Navarro" w:date="2026-10-19T09:10:00Z" w16du:dateUtc="2026-10-19T08:10:00Z"/>
+        </w:rPr>
+        <w:pPrChange w:id="401" w:author="Sandy Navarro" w:date="2026-10-19T09:17:00Z" w16du:dateUtc="2026-10-19T08:17:00Z">
           <w:pPr>
             <w:pStyle w:val="Prrafodelista"/>
             <w:numPr>
@@ -5223,20 +5000,28 @@
           </w:pPr>
         </w:pPrChange>
       </w:pPr>
-      <w:ins w:id="443" w:author="Sandy Navarro" w:date="2026-10-19T09:19:00Z" w16du:dateUtc="2026-10-19T08:19:00Z">
+      <w:ins w:id="402" w:author="Sandy Navarro" w:date="2026-10-19T09:19:00Z" w16du:dateUtc="2026-10-19T08:19:00Z">
         <w:r>
           <w:t>Reduce the gap between how ma</w:t>
         </w:r>
       </w:ins>
-      <w:ins w:id="444" w:author="Sandy Navarro" w:date="2026-10-19T09:20:00Z" w16du:dateUtc="2026-10-19T08:20:00Z">
-        <w:r>
-          <w:t xml:space="preserve">ny staff are scheduled and how many are actually needed at busy hours, measured by </w:t>
+      <w:ins w:id="403" w:author="Sandy Navarro" w:date="2026-10-19T09:20:00Z" w16du:dateUtc="2026-10-19T08:20:00Z">
+        <w:r>
+          <w:t xml:space="preserve">ny staff are scheduled and how many are </w:t>
+        </w:r>
+        <w:proofErr w:type="gramStart"/>
+        <w:r>
+          <w:t>actually needed</w:t>
+        </w:r>
+        <w:proofErr w:type="gramEnd"/>
+        <w:r>
+          <w:t xml:space="preserve"> at busy hours, measured by </w:t>
         </w:r>
         <w:r>
           <w:t>lower forecast error and lower estimate lab</w:t>
         </w:r>
       </w:ins>
-      <w:ins w:id="445" w:author="Sandy Navarro" w:date="2026-10-19T09:21:00Z" w16du:dateUtc="2026-10-19T08:21:00Z">
+      <w:ins w:id="404" w:author="Sandy Navarro" w:date="2026-10-19T09:21:00Z" w16du:dateUtc="2026-10-19T08:21:00Z">
         <w:r>
           <w:t>our cost.</w:t>
         </w:r>
@@ -5245,14 +5030,14 @@
     <w:p>
       <w:pPr>
         <w:rPr>
-          <w:del w:id="446" w:author="Sandy Navarro" w:date="2026-10-19T14:09:00Z" w16du:dateUtc="2026-10-19T13:09:00Z"/>
-        </w:rPr>
-      </w:pPr>
-    </w:p>
-    <w:p>
-      <w:pPr>
-        <w:rPr>
-          <w:del w:id="447" w:author="Sandy Navarro" w:date="2026-10-19T14:09:00Z" w16du:dateUtc="2026-10-19T13:09:00Z"/>
+          <w:del w:id="405" w:author="Sandy Navarro" w:date="2026-10-19T14:09:00Z" w16du:dateUtc="2026-10-19T13:09:00Z"/>
+        </w:rPr>
+      </w:pPr>
+    </w:p>
+    <w:p>
+      <w:pPr>
+        <w:rPr>
+          <w:del w:id="406" w:author="Sandy Navarro" w:date="2026-10-19T14:09:00Z" w16du:dateUtc="2026-10-19T13:09:00Z"/>
         </w:rPr>
       </w:pPr>
     </w:p>
@@ -5260,7 +5045,7 @@
     <w:p>
       <w:pPr>
         <w:rPr>
-          <w:del w:id="448" w:author="Sandy Navarro" w:date="2026-10-19T14:08:00Z" w16du:dateUtc="2026-10-19T13:08:00Z"/>
+          <w:del w:id="407" w:author="Sandy Navarro" w:date="2026-10-19T14:08:00Z" w16du:dateUtc="2026-10-19T13:08:00Z"/>
         </w:rPr>
       </w:pPr>
     </w:p>
@@ -5268,16 +5053,16 @@
       <w:pPr>
         <w:pStyle w:val="Ttulo1"/>
         <w:rPr>
-          <w:ins w:id="449" w:author="Sandy Navarro" w:date="2026-10-19T09:38:00Z" w16du:dateUtc="2026-10-19T08:38:00Z"/>
+          <w:ins w:id="408" w:author="Sandy Navarro" w:date="2026-10-19T09:38:00Z" w16du:dateUtc="2026-10-19T08:38:00Z"/>
           <w:rFonts w:eastAsia="Calibri" w:cs="Calibri"/>
           <w:color w:val="auto"/>
           <w:spacing w:val="0"/>
           <w:kern w:val="0"/>
           <w:sz w:val="22"/>
           <w:szCs w:val="22"/>
-          <w:rPrChange w:id="450" w:author="Sandy Navarro" w:date="2026-10-19T14:08:00Z" w16du:dateUtc="2026-10-19T13:08:00Z">
+          <w:rPrChange w:id="409" w:author="Sandy Navarro" w:date="2026-10-19T14:08:00Z" w16du:dateUtc="2026-10-19T13:08:00Z">
             <w:rPr>
-              <w:ins w:id="451" w:author="Sandy Navarro" w:date="2026-10-19T09:38:00Z" w16du:dateUtc="2026-10-19T08:38:00Z"/>
+              <w:ins w:id="410" w:author="Sandy Navarro" w:date="2026-10-19T09:38:00Z" w16du:dateUtc="2026-10-19T08:38:00Z"/>
               <w:rFonts w:eastAsiaTheme="majorEastAsia" w:cstheme="majorBidi"/>
               <w:color w:val="3A3A3A" w:themeColor="background2" w:themeShade="40"/>
               <w:spacing w:val="-10"/>
@@ -5287,11 +5072,11 @@
             </w:rPr>
           </w:rPrChange>
         </w:rPr>
-        <w:pPrChange w:id="452" w:author="Sandy Navarro" w:date="2026-10-19T14:37:00Z" w16du:dateUtc="2026-10-19T13:37:00Z">
+        <w:pPrChange w:id="411" w:author="Sandy Navarro" w:date="2026-10-19T14:37:00Z" w16du:dateUtc="2026-10-19T13:37:00Z">
           <w:pPr/>
         </w:pPrChange>
       </w:pPr>
-      <w:ins w:id="453" w:author="Sandy Navarro" w:date="2026-10-19T09:21:00Z" w16du:dateUtc="2026-10-19T08:21:00Z">
+      <w:ins w:id="412" w:author="Sandy Navarro" w:date="2026-10-19T09:21:00Z" w16du:dateUtc="2026-10-19T08:21:00Z">
         <w:r>
           <w:t>Scope.</w:t>
         </w:r>
@@ -5300,15 +5085,15 @@
     <w:p>
       <w:pPr>
         <w:rPr>
-          <w:ins w:id="454" w:author="Sandy Navarro" w:date="2026-10-19T09:39:00Z" w16du:dateUtc="2026-10-19T08:39:00Z"/>
-        </w:rPr>
-      </w:pPr>
-      <w:ins w:id="455" w:author="Sandy Navarro" w:date="2026-10-19T09:38:00Z" w16du:dateUtc="2026-10-19T08:38:00Z">
+          <w:ins w:id="413" w:author="Sandy Navarro" w:date="2026-10-19T09:39:00Z" w16du:dateUtc="2026-10-19T08:39:00Z"/>
+        </w:rPr>
+      </w:pPr>
+      <w:ins w:id="414" w:author="Sandy Navarro" w:date="2026-10-19T09:38:00Z" w16du:dateUtc="2026-10-19T08:38:00Z">
         <w:r>
           <w:t xml:space="preserve">This project is about forecasting </w:t>
         </w:r>
       </w:ins>
-      <w:ins w:id="456" w:author="Sandy Navarro" w:date="2026-10-19T09:39:00Z" w16du:dateUtc="2026-10-19T08:39:00Z">
+      <w:ins w:id="415" w:author="Sandy Navarro" w:date="2026-10-19T09:39:00Z" w16du:dateUtc="2026-10-19T08:39:00Z">
         <w:r>
           <w:t>customer demand in sit-in restaurants/pubs with a focus on the busy hours.</w:t>
         </w:r>
@@ -5317,7 +5102,7 @@
     <w:p>
       <w:pPr>
         <w:rPr>
-          <w:ins w:id="457" w:author="Sandy Navarro" w:date="2026-10-19T09:21:00Z" w16du:dateUtc="2026-10-19T08:21:00Z"/>
+          <w:ins w:id="416" w:author="Sandy Navarro" w:date="2026-10-19T09:21:00Z" w16du:dateUtc="2026-10-19T08:21:00Z"/>
         </w:rPr>
       </w:pPr>
     </w:p>
@@ -5393,8 +5178,8 @@
       <w:pPr>
         <w:pStyle w:val="Ttulo1"/>
       </w:pPr>
-      <w:bookmarkStart w:id="458" w:name="_heading=h.kfkjs3rwl2c1" w:colFirst="0" w:colLast="0"/>
-      <w:bookmarkEnd w:id="458"/>
+      <w:bookmarkStart w:id="417" w:name="_heading=h.kfkjs3rwl2c1" w:colFirst="0" w:colLast="0"/>
+      <w:bookmarkEnd w:id="417"/>
       <w:r>
         <w:t>Appendix</w:t>
       </w:r>
@@ -5536,7 +5321,7 @@
 
 <file path=word/footer2.xml><?xml version="1.0" encoding="utf-8"?>
 <w:ftr xmlns:wpc="http://schemas.microsoft.com/office/word/2010/wordprocessingCanvas" xmlns:cx="http://schemas.microsoft.com/office/drawing/2014/chartex" xmlns:cx1="http://schemas.microsoft.com/office/drawing/2015/9/8/chartex" xmlns:cx2="http://schemas.microsoft.com/office/drawing/2015/10/21/chartex" xmlns:cx3="http://schemas.microsoft.com/office/drawing/2016/5/9/chartex" xmlns:cx4="http://schemas.microsoft.com/office/drawing/2016/5/10/chartex" xmlns:cx5="http://schemas.microsoft.com/office/drawing/2016/5/11/chartex" xmlns:cx6="http://schemas.microsoft.com/office/drawing/2016/5/12/chartex" xmlns:cx7="http://schemas.microsoft.com/office/drawing/2016/5/13/chartex" xmlns:cx8="http://schemas.microsoft.com/office/drawing/2016/5/14/chartex" xmlns:mc="http://schemas.openxmlformats.org/markup-compatibility/2006" xmlns:aink="http://schemas.microsoft.com/office/drawing/2016/ink" xmlns:am3d="http://schemas.microsoft.com/office/drawing/2017/model3d" xmlns:o="urn:schemas-microsoft-com:office:office" xmlns:oel="http://schemas.microsoft.com/office/2019/extlst" xmlns:r="http://schemas.openxmlformats.org/officeDocument/2006/relationships" xmlns:m="http://schemas.openxmlformats.org/officeDocument/2006/math" xmlns:v="urn:schemas-microsoft-com:vml" xmlns:wp14="http://schemas.microsoft.com/office/word/2010/wordprocessingDrawing" xmlns:wp="http://schemas.openxmlformats.org/drawingml/2006/wordprocessingDrawing" xmlns:w10="urn:schemas-microsoft-com:office:word" xmlns:w="http://schemas.openxmlformats.org/wordprocessingml/2006/main" xmlns:w14="http://schemas.microsoft.com/office/word/2010/wordml" xmlns:w15="http://schemas.microsoft.com/office/word/2012/wordml" xmlns:w16cex="http://schemas.microsoft.com/office/word/2018/wordml/cex" xmlns:w16cid="http://schemas.microsoft.com/office/word/2016/wordml/cid" xmlns:w16="http://schemas.microsoft.com/office/word/2018/wordml" xmlns:w16du="http://schemas.microsoft.com/office/word/2023/wordml/word16du" xmlns:w16sdtdh="http://schemas.microsoft.com/office/word/2020/wordml/sdtdatahash" xmlns:w16sdtfl="http://schemas.microsoft.com/office/word/2024/wordml/sdtformatlock" xmlns:w16se="http://schemas.microsoft.com/office/word/2015/wordml/symex" xmlns:wpg="http://schemas.microsoft.com/office/word/2010/wordprocessingGroup" xmlns:wpi="http://schemas.microsoft.com/office/word/2010/wordprocessingInk" xmlns:wne="http://schemas.microsoft.com/office/word/2006/wordml" xmlns:wps="http://schemas.microsoft.com/office/word/2010/wordprocessingShape" mc:Ignorable="w14 w15 w16se w16cid w16 w16cex w16sdtdh w16sdtfl w16du wp14">
-  <w:customXmlInsRangeStart w:id="459" w:author="Sandy Navarro" w:date="2026-10-18T21:43:00Z"/>
+  <w:customXmlInsRangeStart w:id="418" w:author="Sandy Navarro" w:date="2026-10-18T21:43:00Z"/>
   <w:sdt>
     <w:sdtPr>
       <w:id w:val="850465773"/>
@@ -5546,16 +5331,16 @@
       </w:docPartObj>
     </w:sdtPr>
     <w:sdtContent>
-      <w:customXmlInsRangeEnd w:id="459"/>
+      <w:customXmlInsRangeEnd w:id="418"/>
       <w:p>
         <w:pPr>
           <w:pStyle w:val="Piedepgina"/>
           <w:jc w:val="right"/>
           <w:rPr>
-            <w:ins w:id="460" w:author="Sandy Navarro" w:date="2026-10-18T21:43:00Z" w16du:dateUtc="2026-10-18T20:43:00Z"/>
+            <w:ins w:id="419" w:author="Sandy Navarro" w:date="2026-10-18T21:43:00Z" w16du:dateUtc="2026-10-18T20:43:00Z"/>
           </w:rPr>
         </w:pPr>
-        <w:ins w:id="461" w:author="Sandy Navarro" w:date="2026-10-18T21:43:00Z" w16du:dateUtc="2026-10-18T20:43:00Z">
+        <w:ins w:id="420" w:author="Sandy Navarro" w:date="2026-10-18T21:43:00Z" w16du:dateUtc="2026-10-18T20:43:00Z">
           <w:r>
             <w:fldChar w:fldCharType="begin"/>
           </w:r>
@@ -5567,7 +5352,7 @@
           </w:r>
           <w:r>
             <w:rPr>
-              <w:rPrChange w:id="462" w:author="Sandy Navarro" w:date="2026-10-19T09:01:00Z" w16du:dateUtc="2026-10-19T08:01:00Z">
+              <w:rPrChange w:id="421" w:author="Sandy Navarro" w:date="2026-10-19T09:01:00Z" w16du:dateUtc="2026-10-19T08:01:00Z">
                 <w:rPr>
                   <w:lang w:val="es-ES"/>
                 </w:rPr>
@@ -5580,10 +5365,10 @@
           </w:r>
         </w:ins>
       </w:p>
-      <w:customXmlInsRangeStart w:id="463" w:author="Sandy Navarro" w:date="2026-10-18T21:43:00Z"/>
+      <w:customXmlInsRangeStart w:id="422" w:author="Sandy Navarro" w:date="2026-10-18T21:43:00Z"/>
     </w:sdtContent>
   </w:sdt>
-  <w:customXmlInsRangeEnd w:id="463"/>
+  <w:customXmlInsRangeEnd w:id="422"/>
   <w:p>
     <w:pPr>
       <w:pBdr>
@@ -8010,668 +7795,6 @@
 </w:styles>
 </file>
 
-<file path=word/glossary/document.xml><?xml version="1.0" encoding="utf-8"?>
-<w:glossaryDocument xmlns:wpc="http://schemas.microsoft.com/office/word/2010/wordprocessingCanvas" xmlns:cx="http://schemas.microsoft.com/office/drawing/2014/chartex" xmlns:cx1="http://schemas.microsoft.com/office/drawing/2015/9/8/chartex" xmlns:cx2="http://schemas.microsoft.com/office/drawing/2015/10/21/chartex" xmlns:cx3="http://schemas.microsoft.com/office/drawing/2016/5/9/chartex" xmlns:cx4="http://schemas.microsoft.com/office/drawing/2016/5/10/chartex" xmlns:cx5="http://schemas.microsoft.com/office/drawing/2016/5/11/chartex" xmlns:cx6="http://schemas.microsoft.com/office/drawing/2016/5/12/chartex" xmlns:cx7="http://schemas.microsoft.com/office/drawing/2016/5/13/chartex" xmlns:cx8="http://schemas.microsoft.com/office/drawing/2016/5/14/chartex" xmlns:mc="http://schemas.openxmlformats.org/markup-compatibility/2006" xmlns:aink="http://schemas.microsoft.com/office/drawing/2016/ink" xmlns:am3d="http://schemas.microsoft.com/office/drawing/2017/model3d" xmlns:o="urn:schemas-microsoft-com:office:office" xmlns:oel="http://schemas.microsoft.com/office/2019/extlst" xmlns:r="http://schemas.openxmlformats.org/officeDocument/2006/relationships" xmlns:m="http://schemas.openxmlformats.org/officeDocument/2006/math" xmlns:v="urn:schemas-microsoft-com:vml" xmlns:wp14="http://schemas.microsoft.com/office/word/2010/wordprocessingDrawing" xmlns:wp="http://schemas.openxmlformats.org/drawingml/2006/wordprocessingDrawing" xmlns:w10="urn:schemas-microsoft-com:office:word" xmlns:w="http://schemas.openxmlformats.org/wordprocessingml/2006/main" xmlns:w14="http://schemas.microsoft.com/office/word/2010/wordml" xmlns:w15="http://schemas.microsoft.com/office/word/2012/wordml" xmlns:w16cex="http://schemas.microsoft.com/office/word/2018/wordml/cex" xmlns:w16cid="http://schemas.microsoft.com/office/word/2016/wordml/cid" xmlns:w16="http://schemas.microsoft.com/office/word/2018/wordml" xmlns:w16du="http://schemas.microsoft.com/office/word/2023/wordml/word16du" xmlns:w16sdtdh="http://schemas.microsoft.com/office/word/2020/wordml/sdtdatahash" xmlns:w16sdtfl="http://schemas.microsoft.com/office/word/2024/wordml/sdtformatlock" xmlns:w16se="http://schemas.microsoft.com/office/word/2015/wordml/symex" xmlns:wpg="http://schemas.microsoft.com/office/word/2010/wordprocessingGroup" xmlns:wpi="http://schemas.microsoft.com/office/word/2010/wordprocessingInk" xmlns:wne="http://schemas.microsoft.com/office/word/2006/wordml" xmlns:wps="http://schemas.microsoft.com/office/word/2010/wordprocessingShape" mc:Ignorable="w14 w15 w16se w16cid w16 w16cex w16sdtdh w16sdtfl w16du wp14">
-  <w:docParts>
-    <w:docPart>
-      <w:docPartPr>
-        <w:name w:val="6B5E49DCE2554F078EEFA80C9D3FC9CF"/>
-        <w:category>
-          <w:name w:val="General"/>
-          <w:gallery w:val="placeholder"/>
-        </w:category>
-        <w:types>
-          <w:type w:val="bbPlcHdr"/>
-        </w:types>
-        <w:behaviors>
-          <w:behavior w:val="content"/>
-        </w:behaviors>
-        <w:guid w:val="{030ADB2D-3D41-4465-8726-504FAD1E8836}"/>
-      </w:docPartPr>
-      <w:docPartBody>
-        <w:p>
-          <w:pPr>
-            <w:pStyle w:val="6B5E49DCE2554F078EEFA80C9D3FC9CF"/>
-          </w:pPr>
-          <w:r>
-            <w:rPr>
-              <w:lang w:val="es-ES"/>
-            </w:rPr>
-            <w:t>Escribir el título del capítulo (nivel 1)</w:t>
-          </w:r>
-        </w:p>
-      </w:docPartBody>
-    </w:docPart>
-    <w:docPart>
-      <w:docPartPr>
-        <w:name w:val="2CC5CFEE3F224E27A7A447F2C1E3FBA1"/>
-        <w:category>
-          <w:name w:val="General"/>
-          <w:gallery w:val="placeholder"/>
-        </w:category>
-        <w:types>
-          <w:type w:val="bbPlcHdr"/>
-        </w:types>
-        <w:behaviors>
-          <w:behavior w:val="content"/>
-        </w:behaviors>
-        <w:guid w:val="{46875E5F-8D58-4A28-96F0-40BD4E933787}"/>
-      </w:docPartPr>
-      <w:docPartBody>
-        <w:p>
-          <w:pPr>
-            <w:pStyle w:val="2CC5CFEE3F224E27A7A447F2C1E3FBA1"/>
-          </w:pPr>
-          <w:r>
-            <w:rPr>
-              <w:lang w:val="es-ES"/>
-            </w:rPr>
-            <w:t>Escribir el título del capítulo (nivel 2)</w:t>
-          </w:r>
-        </w:p>
-      </w:docPartBody>
-    </w:docPart>
-    <w:docPart>
-      <w:docPartPr>
-        <w:name w:val="9E82E35C2004428DB56FB85630CF3C23"/>
-        <w:category>
-          <w:name w:val="General"/>
-          <w:gallery w:val="placeholder"/>
-        </w:category>
-        <w:types>
-          <w:type w:val="bbPlcHdr"/>
-        </w:types>
-        <w:behaviors>
-          <w:behavior w:val="content"/>
-        </w:behaviors>
-        <w:guid w:val="{83FAE8BF-31BD-472C-BE88-F4A943E2E538}"/>
-      </w:docPartPr>
-      <w:docPartBody>
-        <w:p>
-          <w:pPr>
-            <w:pStyle w:val="9E82E35C2004428DB56FB85630CF3C23"/>
-          </w:pPr>
-          <w:r>
-            <w:rPr>
-              <w:lang w:val="es-ES"/>
-            </w:rPr>
-            <w:t>Escribir el título del capítulo (nivel 3)</w:t>
-          </w:r>
-        </w:p>
-      </w:docPartBody>
-    </w:docPart>
-  </w:docParts>
-</w:glossaryDocument>
-</file>
-
-<file path=word/glossary/fontTable.xml><?xml version="1.0" encoding="utf-8"?>
-<w:fonts xmlns:mc="http://schemas.openxmlformats.org/markup-compatibility/2006" xmlns:r="http://schemas.openxmlformats.org/officeDocument/2006/relationships" xmlns:w="http://schemas.openxmlformats.org/wordprocessingml/2006/main" xmlns:w14="http://schemas.microsoft.com/office/word/2010/wordml" xmlns:w15="http://schemas.microsoft.com/office/word/2012/wordml" xmlns:w16cex="http://schemas.microsoft.com/office/word/2018/wordml/cex" xmlns:w16cid="http://schemas.microsoft.com/office/word/2016/wordml/cid" xmlns:w16="http://schemas.microsoft.com/office/word/2018/wordml" xmlns:w16du="http://schemas.microsoft.com/office/word/2023/wordml/word16du" xmlns:w16sdtdh="http://schemas.microsoft.com/office/word/2020/wordml/sdtdatahash" xmlns:w16sdtfl="http://schemas.microsoft.com/office/word/2024/wordml/sdtformatlock" xmlns:w16se="http://schemas.microsoft.com/office/word/2015/wordml/symex" mc:Ignorable="w14 w15 w16se w16cid w16 w16cex w16sdtdh w16sdtfl w16du">
-  <w:font w:name="Symbol">
-    <w:panose1 w:val="05050102010706020507"/>
-    <w:charset w:val="02"/>
-    <w:family w:val="roman"/>
-    <w:pitch w:val="variable"/>
-    <w:sig w:usb0="00000000" w:usb1="10000000" w:usb2="00000000" w:usb3="00000000" w:csb0="80000000" w:csb1="00000000"/>
-  </w:font>
-  <w:font w:name="Times New Roman">
-    <w:panose1 w:val="02020603050405020304"/>
-    <w:charset w:val="00"/>
-    <w:family w:val="roman"/>
-    <w:pitch w:val="variable"/>
-    <w:sig w:usb0="E0002EFF" w:usb1="C000785B" w:usb2="00000009" w:usb3="00000000" w:csb0="000001FF" w:csb1="00000000"/>
-  </w:font>
-  <w:font w:name="Courier New">
-    <w:panose1 w:val="02070309020205020404"/>
-    <w:charset w:val="00"/>
-    <w:family w:val="modern"/>
-    <w:pitch w:val="fixed"/>
-    <w:sig w:usb0="E0002EFF" w:usb1="C0007843" w:usb2="00000009" w:usb3="00000000" w:csb0="000001FF" w:csb1="00000000"/>
-  </w:font>
-  <w:font w:name="Wingdings">
-    <w:panose1 w:val="05000000000000000000"/>
-    <w:charset w:val="02"/>
-    <w:family w:val="auto"/>
-    <w:pitch w:val="variable"/>
-    <w:sig w:usb0="00000000" w:usb1="10000000" w:usb2="00000000" w:usb3="00000000" w:csb0="80000000" w:csb1="00000000"/>
-  </w:font>
-  <w:font w:name="Calibri">
-    <w:panose1 w:val="020F0502020204030204"/>
-    <w:charset w:val="00"/>
-    <w:family w:val="swiss"/>
-    <w:pitch w:val="variable"/>
-    <w:sig w:usb0="E4002EFF" w:usb1="C200247B" w:usb2="00000009" w:usb3="00000000" w:csb0="000001FF" w:csb1="00000000"/>
-  </w:font>
-  <w:font w:name="Aptos Display">
-    <w:charset w:val="00"/>
-    <w:family w:val="swiss"/>
-    <w:pitch w:val="variable"/>
-    <w:sig w:usb0="20000287" w:usb1="00000003" w:usb2="00000000" w:usb3="00000000" w:csb0="0000019F" w:csb1="00000000"/>
-  </w:font>
-  <w:font w:name="Quattrocento Sans">
-    <w:charset w:val="00"/>
-    <w:family w:val="swiss"/>
-    <w:pitch w:val="variable"/>
-    <w:sig w:usb0="800000BF" w:usb1="4000005B" w:usb2="00000000" w:usb3="00000000" w:csb0="00000001" w:csb1="00000000"/>
-  </w:font>
-  <w:font w:name="Aptos">
-    <w:charset w:val="00"/>
-    <w:family w:val="swiss"/>
-    <w:pitch w:val="variable"/>
-    <w:sig w:usb0="20000287" w:usb1="00000003" w:usb2="00000000" w:usb3="00000000" w:csb0="0000019F" w:csb1="00000000"/>
-  </w:font>
-  <w:font w:name="Play">
-    <w:altName w:val="Calibri"/>
-    <w:charset w:val="00"/>
-    <w:family w:val="auto"/>
-    <w:pitch w:val="default"/>
-  </w:font>
-</w:fonts>
-</file>
-
-<file path=word/glossary/settings.xml><?xml version="1.0" encoding="utf-8"?>
-<w:settings xmlns:mc="http://schemas.openxmlformats.org/markup-compatibility/2006" xmlns:o="urn:schemas-microsoft-com:office:office" xmlns:r="http://schemas.openxmlformats.org/officeDocument/2006/relationships" xmlns:m="http://schemas.openxmlformats.org/officeDocument/2006/math" xmlns:v="urn:schemas-microsoft-com:vml" xmlns:w10="urn:schemas-microsoft-com:office:word" xmlns:w="http://schemas.openxmlformats.org/wordprocessingml/2006/main" xmlns:w14="http://schemas.microsoft.com/office/word/2010/wordml" xmlns:w15="http://schemas.microsoft.com/office/word/2012/wordml" xmlns:w16cex="http://schemas.microsoft.com/office/word/2018/wordml/cex" xmlns:w16cid="http://schemas.microsoft.com/office/word/2016/wordml/cid" xmlns:w16="http://schemas.microsoft.com/office/word/2018/wordml" xmlns:w16du="http://schemas.microsoft.com/office/word/2023/wordml/word16du" xmlns:w16sdtdh="http://schemas.microsoft.com/office/word/2020/wordml/sdtdatahash" xmlns:w16sdtfl="http://schemas.microsoft.com/office/word/2024/wordml/sdtformatlock" xmlns:w16se="http://schemas.microsoft.com/office/word/2015/wordml/symex" xmlns:sl="http://schemas.openxmlformats.org/schemaLibrary/2006/main" mc:Ignorable="w14 w15 w16se w16cid w16 w16cex w16sdtdh w16sdtfl w16du">
-  <w:view w:val="normal"/>
-  <w:defaultTabStop w:val="708"/>
-  <w:hyphenationZone w:val="425"/>
-  <w:characterSpacingControl w:val="doNotCompress"/>
-  <w:compat>
-    <w:useFELayout/>
-    <w:compatSetting w:name="compatibilityMode" w:uri="http://schemas.microsoft.com/office/word" w:val="15"/>
-    <w:compatSetting w:name="overrideTableStyleFontSizeAndJustification" w:uri="http://schemas.microsoft.com/office/word" w:val="1"/>
-    <w:compatSetting w:name="enableOpenTypeFeatures" w:uri="http://schemas.microsoft.com/office/word" w:val="1"/>
-    <w:compatSetting w:name="doNotFlipMirrorIndents" w:uri="http://schemas.microsoft.com/office/word" w:val="1"/>
-    <w:compatSetting w:name="differentiateMultirowTableHeaders" w:uri="http://schemas.microsoft.com/office/word" w:val="1"/>
-    <w:compatSetting w:name="useWord2013TrackBottomHyphenation" w:uri="http://schemas.microsoft.com/office/word" w:val="0"/>
-  </w:compat>
-  <w:rsids>
-    <w:rsidRoot w:val="009D7B53"/>
-    <w:rsid w:val="00812C58"/>
-    <w:rsid w:val="009D7B53"/>
-    <w:rsid w:val="00CF5AA4"/>
-  </w:rsids>
-  <m:mathPr>
-    <m:mathFont m:val="Cambria Math"/>
-    <m:brkBin m:val="before"/>
-    <m:brkBinSub m:val="--"/>
-    <m:smallFrac m:val="0"/>
-    <m:dispDef/>
-    <m:lMargin m:val="0"/>
-    <m:rMargin m:val="0"/>
-    <m:defJc m:val="centerGroup"/>
-    <m:wrapIndent m:val="1440"/>
-    <m:intLim m:val="subSup"/>
-    <m:naryLim m:val="undOvr"/>
-  </m:mathPr>
-  <w:themeFontLang w:val="es-MX"/>
-  <w:clrSchemeMapping w:bg1="light1" w:t1="dark1" w:bg2="light2" w:t2="dark2" w:accent1="accent1" w:accent2="accent2" w:accent3="accent3" w:accent4="accent4" w:accent5="accent5" w:accent6="accent6" w:hyperlink="hyperlink" w:followedHyperlink="followedHyperlink"/>
-  <w:decimalSymbol w:val="."/>
-  <w:listSeparator w:val=","/>
-  <w15:chartTrackingRefBased/>
-</w:settings>
-</file>
-
-<file path=word/glossary/styles.xml><?xml version="1.0" encoding="utf-8"?>
-<w:styles xmlns:mc="http://schemas.openxmlformats.org/markup-compatibility/2006" xmlns:r="http://schemas.openxmlformats.org/officeDocument/2006/relationships" xmlns:w="http://schemas.openxmlformats.org/wordprocessingml/2006/main" xmlns:w14="http://schemas.microsoft.com/office/word/2010/wordml" xmlns:w15="http://schemas.microsoft.com/office/word/2012/wordml" xmlns:w16cex="http://schemas.microsoft.com/office/word/2018/wordml/cex" xmlns:w16cid="http://schemas.microsoft.com/office/word/2016/wordml/cid" xmlns:w16="http://schemas.microsoft.com/office/word/2018/wordml" xmlns:w16du="http://schemas.microsoft.com/office/word/2023/wordml/word16du" xmlns:w16sdtdh="http://schemas.microsoft.com/office/word/2020/wordml/sdtdatahash" xmlns:w16sdtfl="http://schemas.microsoft.com/office/word/2024/wordml/sdtformatlock" xmlns:w16se="http://schemas.microsoft.com/office/word/2015/wordml/symex" mc:Ignorable="w14 w15 w16se w16cid w16 w16cex w16sdtdh w16sdtfl w16du">
-  <w:docDefaults>
-    <w:rPrDefault>
-      <w:rPr>
-        <w:rFonts w:asciiTheme="minorHAnsi" w:eastAsiaTheme="minorEastAsia" w:hAnsiTheme="minorHAnsi" w:cstheme="minorBidi"/>
-        <w:kern w:val="2"/>
-        <w:sz w:val="24"/>
-        <w:szCs w:val="24"/>
-        <w:lang w:val="es-MX" w:eastAsia="es-MX" w:bidi="ar-SA"/>
-        <w14:ligatures w14:val="standardContextual"/>
-      </w:rPr>
-    </w:rPrDefault>
-    <w:pPrDefault>
-      <w:pPr>
-        <w:spacing w:after="160" w:line="278" w:lineRule="auto"/>
-      </w:pPr>
-    </w:pPrDefault>
-  </w:docDefaults>
-  <w:latentStyles w:defLockedState="0" w:defUIPriority="99" w:defSemiHidden="0" w:defUnhideWhenUsed="0" w:defQFormat="0" w:count="376">
-    <w:lsdException w:name="Normal" w:uiPriority="0" w:qFormat="1"/>
-    <w:lsdException w:name="heading 1" w:uiPriority="9" w:qFormat="1"/>
-    <w:lsdException w:name="heading 2" w:semiHidden="1" w:uiPriority="9" w:unhideWhenUsed="1" w:qFormat="1"/>
-    <w:lsdException w:name="heading 3" w:semiHidden="1" w:uiPriority="9" w:unhideWhenUsed="1" w:qFormat="1"/>
-    <w:lsdException w:name="heading 4" w:semiHidden="1" w:uiPriority="9" w:unhideWhenUsed="1" w:qFormat="1"/>
-    <w:lsdException w:name="heading 5" w:semiHidden="1" w:uiPriority="9" w:unhideWhenUsed="1" w:qFormat="1"/>
-    <w:lsdException w:name="heading 6" w:semiHidden="1" w:uiPriority="9" w:unhideWhenUsed="1" w:qFormat="1"/>
-    <w:lsdException w:name="heading 7" w:semiHidden="1" w:uiPriority="9" w:unhideWhenUsed="1" w:qFormat="1"/>
-    <w:lsdException w:name="heading 8" w:semiHidden="1" w:uiPriority="9" w:unhideWhenUsed="1" w:qFormat="1"/>
-    <w:lsdException w:name="heading 9" w:semiHidden="1" w:uiPriority="9" w:unhideWhenUsed="1" w:qFormat="1"/>
-    <w:lsdException w:name="index 1" w:semiHidden="1" w:unhideWhenUsed="1"/>
-    <w:lsdException w:name="index 2" w:semiHidden="1" w:unhideWhenUsed="1"/>
-    <w:lsdException w:name="index 3" w:semiHidden="1" w:unhideWhenUsed="1"/>
-    <w:lsdException w:name="index 4" w:semiHidden="1" w:unhideWhenUsed="1"/>
-    <w:lsdException w:name="index 5" w:semiHidden="1" w:unhideWhenUsed="1"/>
-    <w:lsdException w:name="index 6" w:semiHidden="1" w:unhideWhenUsed="1"/>
-    <w:lsdException w:name="index 7" w:semiHidden="1" w:unhideWhenUsed="1"/>
-    <w:lsdException w:name="index 8" w:semiHidden="1" w:unhideWhenUsed="1"/>
-    <w:lsdException w:name="index 9" w:semiHidden="1" w:unhideWhenUsed="1"/>
-    <w:lsdException w:name="toc 1" w:semiHidden="1" w:uiPriority="39" w:unhideWhenUsed="1"/>
-    <w:lsdException w:name="toc 2" w:semiHidden="1" w:uiPriority="39" w:unhideWhenUsed="1"/>
-    <w:lsdException w:name="toc 3" w:semiHidden="1" w:uiPriority="39" w:unhideWhenUsed="1"/>
-    <w:lsdException w:name="toc 4" w:semiHidden="1" w:uiPriority="39" w:unhideWhenUsed="1"/>
-    <w:lsdException w:name="toc 5" w:semiHidden="1" w:uiPriority="39" w:unhideWhenUsed="1"/>
-    <w:lsdException w:name="toc 6" w:semiHidden="1" w:uiPriority="39" w:unhideWhenUsed="1"/>
-    <w:lsdException w:name="toc 7" w:semiHidden="1" w:uiPriority="39" w:unhideWhenUsed="1"/>
-    <w:lsdException w:name="toc 8" w:semiHidden="1" w:uiPriority="39" w:unhideWhenUsed="1"/>
-    <w:lsdException w:name="toc 9" w:semiHidden="1" w:uiPriority="39" w:unhideWhenUsed="1"/>
-    <w:lsdException w:name="Normal Indent" w:semiHidden="1" w:unhideWhenUsed="1"/>
-    <w:lsdException w:name="footnote text" w:semiHidden="1" w:unhideWhenUsed="1"/>
-    <w:lsdException w:name="annotation text" w:semiHidden="1" w:unhideWhenUsed="1"/>
-    <w:lsdException w:name="header" w:semiHidden="1" w:unhideWhenUsed="1"/>
-    <w:lsdException w:name="footer" w:semiHidden="1" w:unhideWhenUsed="1"/>
-    <w:lsdException w:name="index heading" w:semiHidden="1" w:unhideWhenUsed="1"/>
-    <w:lsdException w:name="caption" w:semiHidden="1" w:uiPriority="35" w:unhideWhenUsed="1" w:qFormat="1"/>
-    <w:lsdException w:name="table of figures" w:semiHidden="1" w:unhideWhenUsed="1"/>
-    <w:lsdException w:name="envelope address" w:semiHidden="1" w:unhideWhenUsed="1"/>
-    <w:lsdException w:name="envelope return" w:semiHidden="1" w:unhideWhenUsed="1"/>
-    <w:lsdException w:name="footnote reference" w:semiHidden="1" w:unhideWhenUsed="1"/>
-    <w:lsdException w:name="annotation reference" w:semiHidden="1" w:unhideWhenUsed="1"/>
-    <w:lsdException w:name="line number" w:semiHidden="1" w:unhideWhenUsed="1"/>
-    <w:lsdException w:name="page number" w:semiHidden="1" w:unhideWhenUsed="1"/>
-    <w:lsdException w:name="endnote reference" w:semiHidden="1" w:unhideWhenUsed="1"/>
-    <w:lsdException w:name="endnote text" w:semiHidden="1" w:unhideWhenUsed="1"/>
-    <w:lsdException w:name="table of authorities" w:semiHidden="1" w:unhideWhenUsed="1"/>
-    <w:lsdException w:name="macro" w:semiHidden="1" w:unhideWhenUsed="1"/>
-    <w:lsdException w:name="toa heading" w:semiHidden="1" w:unhideWhenUsed="1"/>
-    <w:lsdException w:name="List" w:semiHidden="1" w:unhideWhenUsed="1"/>
-    <w:lsdException w:name="List Bullet" w:semiHidden="1" w:unhideWhenUsed="1"/>
-    <w:lsdException w:name="List Number" w:semiHidden="1" w:unhideWhenUsed="1"/>
-    <w:lsdException w:name="List 2" w:semiHidden="1" w:unhideWhenUsed="1"/>
-    <w:lsdException w:name="List 3" w:semiHidden="1" w:unhideWhenUsed="1"/>
-    <w:lsdException w:name="List 4" w:semiHidden="1" w:unhideWhenUsed="1"/>
-    <w:lsdException w:name="List 5" w:semiHidden="1" w:unhideWhenUsed="1"/>
-    <w:lsdException w:name="List Bullet 2" w:semiHidden="1" w:unhideWhenUsed="1"/>
-    <w:lsdException w:name="List Bullet 3" w:semiHidden="1" w:unhideWhenUsed="1"/>
-    <w:lsdException w:name="List Bullet 4" w:semiHidden="1" w:unhideWhenUsed="1"/>
-    <w:lsdException w:name="List Bullet 5" w:semiHidden="1" w:unhideWhenUsed="1"/>
-    <w:lsdException w:name="List Number 2" w:semiHidden="1" w:unhideWhenUsed="1"/>
-    <w:lsdException w:name="List Number 3" w:semiHidden="1" w:unhideWhenUsed="1"/>
-    <w:lsdException w:name="List Number 4" w:semiHidden="1" w:unhideWhenUsed="1"/>
-    <w:lsdException w:name="List Number 5" w:semiHidden="1" w:unhideWhenUsed="1"/>
-    <w:lsdException w:name="Title" w:uiPriority="10" w:qFormat="1"/>
-    <w:lsdException w:name="Closing" w:semiHidden="1" w:unhideWhenUsed="1"/>
-    <w:lsdException w:name="Signature" w:semiHidden="1" w:unhideWhenUsed="1"/>
-    <w:lsdException w:name="Default Paragraph Font" w:semiHidden="1" w:uiPriority="1" w:unhideWhenUsed="1"/>
-    <w:lsdException w:name="Body Text" w:semiHidden="1" w:unhideWhenUsed="1"/>
-    <w:lsdException w:name="Body Text Indent" w:semiHidden="1" w:unhideWhenUsed="1"/>
-    <w:lsdException w:name="List Continue" w:semiHidden="1" w:unhideWhenUsed="1"/>
-    <w:lsdException w:name="List Continue 2" w:semiHidden="1" w:unhideWhenUsed="1"/>
-    <w:lsdException w:name="List Continue 3" w:semiHidden="1" w:unhideWhenUsed="1"/>
-    <w:lsdException w:name="List Continue 4" w:semiHidden="1" w:unhideWhenUsed="1"/>
-    <w:lsdException w:name="List Continue 5" w:semiHidden="1" w:unhideWhenUsed="1"/>
-    <w:lsdException w:name="Message Header" w:semiHidden="1" w:unhideWhenUsed="1"/>
-    <w:lsdException w:name="Subtitle" w:uiPriority="11" w:qFormat="1"/>
-    <w:lsdException w:name="Salutation" w:semiHidden="1" w:unhideWhenUsed="1"/>
-    <w:lsdException w:name="Date" w:semiHidden="1" w:unhideWhenUsed="1"/>
-    <w:lsdException w:name="Body Text First Indent" w:semiHidden="1" w:unhideWhenUsed="1"/>
-    <w:lsdException w:name="Body Text First Indent 2" w:semiHidden="1" w:unhideWhenUsed="1"/>
-    <w:lsdException w:name="Note Heading" w:semiHidden="1" w:unhideWhenUsed="1"/>
-    <w:lsdException w:name="Body Text 2" w:semiHidden="1" w:unhideWhenUsed="1"/>
-    <w:lsdException w:name="Body Text 3" w:semiHidden="1" w:unhideWhenUsed="1"/>
-    <w:lsdException w:name="Body Text Indent 2" w:semiHidden="1" w:unhideWhenUsed="1"/>
-    <w:lsdException w:name="Body Text Indent 3" w:semiHidden="1" w:unhideWhenUsed="1"/>
-    <w:lsdException w:name="Block Text" w:semiHidden="1" w:unhideWhenUsed="1"/>
-    <w:lsdException w:name="Hyperlink" w:semiHidden="1" w:unhideWhenUsed="1"/>
-    <w:lsdException w:name="FollowedHyperlink" w:semiHidden="1" w:unhideWhenUsed="1"/>
-    <w:lsdException w:name="Strong" w:uiPriority="22" w:qFormat="1"/>
-    <w:lsdException w:name="Emphasis" w:uiPriority="20" w:qFormat="1"/>
-    <w:lsdException w:name="Document Map" w:semiHidden="1" w:unhideWhenUsed="1"/>
-    <w:lsdException w:name="Plain Text" w:semiHidden="1" w:unhideWhenUsed="1"/>
-    <w:lsdException w:name="E-mail Signature" w:semiHidden="1" w:unhideWhenUsed="1"/>
-    <w:lsdException w:name="HTML Top of Form" w:semiHidden="1" w:unhideWhenUsed="1"/>
-    <w:lsdException w:name="HTML Bottom of Form" w:semiHidden="1" w:unhideWhenUsed="1"/>
-    <w:lsdException w:name="Normal (Web)" w:semiHidden="1" w:unhideWhenUsed="1"/>
-    <w:lsdException w:name="HTML Acronym" w:semiHidden="1" w:unhideWhenUsed="1"/>
-    <w:lsdException w:name="HTML Address" w:semiHidden="1" w:unhideWhenUsed="1"/>
-    <w:lsdException w:name="HTML Cite" w:semiHidden="1" w:unhideWhenUsed="1"/>
-    <w:lsdException w:name="HTML Code" w:semiHidden="1" w:unhideWhenUsed="1"/>
-    <w:lsdException w:name="HTML Definition" w:semiHidden="1" w:unhideWhenUsed="1"/>
-    <w:lsdException w:name="HTML Keyboard" w:semiHidden="1" w:unhideWhenUsed="1"/>
-    <w:lsdException w:name="HTML Preformatted" w:semiHidden="1" w:unhideWhenUsed="1"/>
-    <w:lsdException w:name="HTML Sample" w:semiHidden="1" w:unhideWhenUsed="1"/>
-    <w:lsdException w:name="HTML Typewriter" w:semiHidden="1" w:unhideWhenUsed="1"/>
-    <w:lsdException w:name="HTML Variable" w:semiHidden="1" w:unhideWhenUsed="1"/>
-    <w:lsdException w:name="Normal Table" w:semiHidden="1" w:unhideWhenUsed="1"/>
-    <w:lsdException w:name="annotation subject" w:semiHidden="1" w:unhideWhenUsed="1"/>
-    <w:lsdException w:name="No List" w:semiHidden="1" w:unhideWhenUsed="1"/>
-    <w:lsdException w:name="Outline List 1" w:semiHidden="1" w:unhideWhenUsed="1"/>
-    <w:lsdException w:name="Outline List 2" w:semiHidden="1" w:unhideWhenUsed="1"/>
-    <w:lsdException w:name="Outline List 3" w:semiHidden="1" w:unhideWhenUsed="1"/>
-    <w:lsdException w:name="Table Simple 1" w:semiHidden="1" w:unhideWhenUsed="1"/>
-    <w:lsdException w:name="Table Simple 2" w:semiHidden="1" w:unhideWhenUsed="1"/>
-    <w:lsdException w:name="Table Simple 3" w:semiHidden="1" w:unhideWhenUsed="1"/>
-    <w:lsdException w:name="Table Classic 1" w:semiHidden="1" w:unhideWhenUsed="1"/>
-    <w:lsdException w:name="Table Classic 2" w:semiHidden="1" w:unhideWhenUsed="1"/>
-    <w:lsdException w:name="Table Classic 3" w:semiHidden="1" w:unhideWhenUsed="1"/>
-    <w:lsdException w:name="Table Classic 4" w:semiHidden="1" w:unhideWhenUsed="1"/>
-    <w:lsdException w:name="Table Colorful 1" w:semiHidden="1" w:unhideWhenUsed="1"/>
-    <w:lsdException w:name="Table Colorful 2" w:semiHidden="1" w:unhideWhenUsed="1"/>
-    <w:lsdException w:name="Table Colorful 3" w:semiHidden="1" w:unhideWhenUsed="1"/>
-    <w:lsdException w:name="Table Columns 1" w:semiHidden="1" w:unhideWhenUsed="1"/>
-    <w:lsdException w:name="Table Columns 2" w:semiHidden="1" w:unhideWhenUsed="1"/>
-    <w:lsdException w:name="Table Columns 3" w:semiHidden="1" w:unhideWhenUsed="1"/>
-    <w:lsdException w:name="Table Columns 4" w:semiHidden="1" w:unhideWhenUsed="1"/>
-    <w:lsdException w:name="Table Columns 5" w:semiHidden="1" w:unhideWhenUsed="1"/>
-    <w:lsdException w:name="Table Grid 1" w:semiHidden="1" w:unhideWhenUsed="1"/>
-    <w:lsdException w:name="Table Grid 2" w:semiHidden="1" w:unhideWhenUsed="1"/>
-    <w:lsdException w:name="Table Grid 3" w:semiHidden="1" w:unhideWhenUsed="1"/>
-    <w:lsdException w:name="Table Grid 4" w:semiHidden="1" w:unhideWhenUsed="1"/>
-    <w:lsdException w:name="Table Grid 5" w:semiHidden="1" w:unhideWhenUsed="1"/>
-    <w:lsdException w:name="Table Grid 6" w:semiHidden="1" w:unhideWhenUsed="1"/>
-    <w:lsdException w:name="Table Grid 7" w:semiHidden="1" w:unhideWhenUsed="1"/>
-    <w:lsdException w:name="Table Grid 8" w:semiHidden="1" w:unhideWhenUsed="1"/>
-    <w:lsdException w:name="Table List 1" w:semiHidden="1" w:unhideWhenUsed="1"/>
-    <w:lsdException w:name="Table List 2" w:semiHidden="1" w:unhideWhenUsed="1"/>
-    <w:lsdException w:name="Table List 3" w:semiHidden="1" w:unhideWhenUsed="1"/>
-    <w:lsdException w:name="Table List 4" w:semiHidden="1" w:unhideWhenUsed="1"/>
-    <w:lsdException w:name="Table List 5" w:semiHidden="1" w:unhideWhenUsed="1"/>
-    <w:lsdException w:name="Table List 6" w:semiHidden="1" w:unhideWhenUsed="1"/>
-    <w:lsdException w:name="Table List 7" w:semiHidden="1" w:unhideWhenUsed="1"/>
-    <w:lsdException w:name="Table List 8" w:semiHidden="1" w:unhideWhenUsed="1"/>
-    <w:lsdException w:name="Table 3D effects 1" w:semiHidden="1" w:unhideWhenUsed="1"/>
-    <w:lsdException w:name="Table 3D effects 2" w:semiHidden="1" w:unhideWhenUsed="1"/>
-    <w:lsdException w:name="Table 3D effects 3" w:semiHidden="1" w:unhideWhenUsed="1"/>
-    <w:lsdException w:name="Table Contemporary" w:semiHidden="1" w:unhideWhenUsed="1"/>
-    <w:lsdException w:name="Table Elegant" w:semiHidden="1" w:unhideWhenUsed="1"/>
-    <w:lsdException w:name="Table Professional" w:semiHidden="1" w:unhideWhenUsed="1"/>
-    <w:lsdException w:name="Table Subtle 1" w:semiHidden="1" w:unhideWhenUsed="1"/>
-    <w:lsdException w:name="Table Subtle 2" w:semiHidden="1" w:unhideWhenUsed="1"/>
-    <w:lsdException w:name="Table Web 1" w:semiHidden="1" w:unhideWhenUsed="1"/>
-    <w:lsdException w:name="Table Web 2" w:semiHidden="1" w:unhideWhenUsed="1"/>
-    <w:lsdException w:name="Table Web 3" w:semiHidden="1" w:unhideWhenUsed="1"/>
-    <w:lsdException w:name="Balloon Text" w:semiHidden="1" w:unhideWhenUsed="1"/>
-    <w:lsdException w:name="Table Grid" w:uiPriority="39"/>
-    <w:lsdException w:name="Table Theme" w:semiHidden="1" w:unhideWhenUsed="1"/>
-    <w:lsdException w:name="Placeholder Text" w:semiHidden="1"/>
-    <w:lsdException w:name="No Spacing" w:uiPriority="1" w:qFormat="1"/>
-    <w:lsdException w:name="Light Shading" w:uiPriority="60"/>
-    <w:lsdException w:name="Light List" w:uiPriority="61"/>
-    <w:lsdException w:name="Light Grid" w:uiPriority="62"/>
-    <w:lsdException w:name="Medium Shading 1" w:uiPriority="63"/>
-    <w:lsdException w:name="Medium Shading 2" w:uiPriority="64"/>
-    <w:lsdException w:name="Medium List 1" w:uiPriority="65"/>
-    <w:lsdException w:name="Medium List 2" w:uiPriority="66"/>
-    <w:lsdException w:name="Medium Grid 1" w:uiPriority="67"/>
-    <w:lsdException w:name="Medium Grid 2" w:uiPriority="68"/>
-    <w:lsdException w:name="Medium Grid 3" w:uiPriority="69"/>
-    <w:lsdException w:name="Dark List" w:uiPriority="70"/>
-    <w:lsdException w:name="Colorful Shading" w:uiPriority="71"/>
-    <w:lsdException w:name="Colorful List" w:uiPriority="72"/>
-    <w:lsdException w:name="Colorful Grid" w:uiPriority="73"/>
-    <w:lsdException w:name="Light Shading Accent 1" w:uiPriority="60"/>
-    <w:lsdException w:name="Light List Accent 1" w:uiPriority="61"/>
-    <w:lsdException w:name="Light Grid Accent 1" w:uiPriority="62"/>
-    <w:lsdException w:name="Medium Shading 1 Accent 1" w:uiPriority="63"/>
-    <w:lsdException w:name="Medium Shading 2 Accent 1" w:uiPriority="64"/>
-    <w:lsdException w:name="Medium List 1 Accent 1" w:uiPriority="65"/>
-    <w:lsdException w:name="Revision" w:semiHidden="1"/>
-    <w:lsdException w:name="List Paragraph" w:uiPriority="34" w:qFormat="1"/>
-    <w:lsdException w:name="Quote" w:uiPriority="29" w:qFormat="1"/>
-    <w:lsdException w:name="Intense Quote" w:uiPriority="30" w:qFormat="1"/>
-    <w:lsdException w:name="Medium List 2 Accent 1" w:uiPriority="66"/>
-    <w:lsdException w:name="Medium Grid 1 Accent 1" w:uiPriority="67"/>
-    <w:lsdException w:name="Medium Grid 2 Accent 1" w:uiPriority="68"/>
-    <w:lsdException w:name="Medium Grid 3 Accent 1" w:uiPriority="69"/>
-    <w:lsdException w:name="Dark List Accent 1" w:uiPriority="70"/>
-    <w:lsdException w:name="Colorful Shading Accent 1" w:uiPriority="71"/>
-    <w:lsdException w:name="Colorful List Accent 1" w:uiPriority="72"/>
-    <w:lsdException w:name="Colorful Grid Accent 1" w:uiPriority="73"/>
-    <w:lsdException w:name="Light Shading Accent 2" w:uiPriority="60"/>
-    <w:lsdException w:name="Light List Accent 2" w:uiPriority="61"/>
-    <w:lsdException w:name="Light Grid Accent 2" w:uiPriority="62"/>
-    <w:lsdException w:name="Medium Shading 1 Accent 2" w:uiPriority="63"/>
-    <w:lsdException w:name="Medium Shading 2 Accent 2" w:uiPriority="64"/>
-    <w:lsdException w:name="Medium List 1 Accent 2" w:uiPriority="65"/>
-    <w:lsdException w:name="Medium List 2 Accent 2" w:uiPriority="66"/>
-    <w:lsdException w:name="Medium Grid 1 Accent 2" w:uiPriority="67"/>
-    <w:lsdException w:name="Medium Grid 2 Accent 2" w:uiPriority="68"/>
-    <w:lsdException w:name="Medium Grid 3 Accent 2" w:uiPriority="69"/>
-    <w:lsdException w:name="Dark List Accent 2" w:uiPriority="70"/>
-    <w:lsdException w:name="Colorful Shading Accent 2" w:uiPriority="71"/>
-    <w:lsdException w:name="Colorful List Accent 2" w:uiPriority="72"/>
-    <w:lsdException w:name="Colorful Grid Accent 2" w:uiPriority="73"/>
-    <w:lsdException w:name="Light Shading Accent 3" w:uiPriority="60"/>
-    <w:lsdException w:name="Light List Accent 3" w:uiPriority="61"/>
-    <w:lsdException w:name="Light Grid Accent 3" w:uiPriority="62"/>
-    <w:lsdException w:name="Medium Shading 1 Accent 3" w:uiPriority="63"/>
-    <w:lsdException w:name="Medium Shading 2 Accent 3" w:uiPriority="64"/>
-    <w:lsdException w:name="Medium List 1 Accent 3" w:uiPriority="65"/>
-    <w:lsdException w:name="Medium List 2 Accent 3" w:uiPriority="66"/>
-    <w:lsdException w:name="Medium Grid 1 Accent 3" w:uiPriority="67"/>
-    <w:lsdException w:name="Medium Grid 2 Accent 3" w:uiPriority="68"/>
-    <w:lsdException w:name="Medium Grid 3 Accent 3" w:uiPriority="69"/>
-    <w:lsdException w:name="Dark List Accent 3" w:uiPriority="70"/>
-    <w:lsdException w:name="Colorful Shading Accent 3" w:uiPriority="71"/>
-    <w:lsdException w:name="Colorful List Accent 3" w:uiPriority="72"/>
-    <w:lsdException w:name="Colorful Grid Accent 3" w:uiPriority="73"/>
-    <w:lsdException w:name="Light Shading Accent 4" w:uiPriority="60"/>
-    <w:lsdException w:name="Light List Accent 4" w:uiPriority="61"/>
-    <w:lsdException w:name="Light Grid Accent 4" w:uiPriority="62"/>
-    <w:lsdException w:name="Medium Shading 1 Accent 4" w:uiPriority="63"/>
-    <w:lsdException w:name="Medium Shading 2 Accent 4" w:uiPriority="64"/>
-    <w:lsdException w:name="Medium List 1 Accent 4" w:uiPriority="65"/>
-    <w:lsdException w:name="Medium List 2 Accent 4" w:uiPriority="66"/>
-    <w:lsdException w:name="Medium Grid 1 Accent 4" w:uiPriority="67"/>
-    <w:lsdException w:name="Medium Grid 2 Accent 4" w:uiPriority="68"/>
-    <w:lsdException w:name="Medium Grid 3 Accent 4" w:uiPriority="69"/>
-    <w:lsdException w:name="Dark List Accent 4" w:uiPriority="70"/>
-    <w:lsdException w:name="Colorful Shading Accent 4" w:uiPriority="71"/>
-    <w:lsdException w:name="Colorful List Accent 4" w:uiPriority="72"/>
-    <w:lsdException w:name="Colorful Grid Accent 4" w:uiPriority="73"/>
-    <w:lsdException w:name="Light Shading Accent 5" w:uiPriority="60"/>
-    <w:lsdException w:name="Light List Accent 5" w:uiPriority="61"/>
-    <w:lsdException w:name="Light Grid Accent 5" w:uiPriority="62"/>
-    <w:lsdException w:name="Medium Shading 1 Accent 5" w:uiPriority="63"/>
-    <w:lsdException w:name="Medium Shading 2 Accent 5" w:uiPriority="64"/>
-    <w:lsdException w:name="Medium List 1 Accent 5" w:uiPriority="65"/>
-    <w:lsdException w:name="Medium List 2 Accent 5" w:uiPriority="66"/>
-    <w:lsdException w:name="Medium Grid 1 Accent 5" w:uiPriority="67"/>
-    <w:lsdException w:name="Medium Grid 2 Accent 5" w:uiPriority="68"/>
-    <w:lsdException w:name="Medium Grid 3 Accent 5" w:uiPriority="69"/>
-    <w:lsdException w:name="Dark List Accent 5" w:uiPriority="70"/>
-    <w:lsdException w:name="Colorful Shading Accent 5" w:uiPriority="71"/>
-    <w:lsdException w:name="Colorful List Accent 5" w:uiPriority="72"/>
-    <w:lsdException w:name="Colorful Grid Accent 5" w:uiPriority="73"/>
-    <w:lsdException w:name="Light Shading Accent 6" w:uiPriority="60"/>
-    <w:lsdException w:name="Light List Accent 6" w:uiPriority="61"/>
-    <w:lsdException w:name="Light Grid Accent 6" w:uiPriority="62"/>
-    <w:lsdException w:name="Medium Shading 1 Accent 6" w:uiPriority="63"/>
-    <w:lsdException w:name="Medium Shading 2 Accent 6" w:uiPriority="64"/>
-    <w:lsdException w:name="Medium List 1 Accent 6" w:uiPriority="65"/>
-    <w:lsdException w:name="Medium List 2 Accent 6" w:uiPriority="66"/>
-    <w:lsdException w:name="Medium Grid 1 Accent 6" w:uiPriority="67"/>
-    <w:lsdException w:name="Medium Grid 2 Accent 6" w:uiPriority="68"/>
-    <w:lsdException w:name="Medium Grid 3 Accent 6" w:uiPriority="69"/>
-    <w:lsdException w:name="Dark List Accent 6" w:uiPriority="70"/>
-    <w:lsdException w:name="Colorful Shading Accent 6" w:uiPriority="71"/>
-    <w:lsdException w:name="Colorful List Accent 6" w:uiPriority="72"/>
-    <w:lsdException w:name="Colorful Grid Accent 6" w:uiPriority="73"/>
-    <w:lsdException w:name="Subtle Emphasis" w:uiPriority="19" w:qFormat="1"/>
-    <w:lsdException w:name="Intense Emphasis" w:uiPriority="21" w:qFormat="1"/>
-    <w:lsdException w:name="Subtle Reference" w:uiPriority="31" w:qFormat="1"/>
-    <w:lsdException w:name="Intense Reference" w:uiPriority="32" w:qFormat="1"/>
-    <w:lsdException w:name="Book Title" w:uiPriority="33" w:qFormat="1"/>
-    <w:lsdException w:name="Bibliography" w:semiHidden="1" w:uiPriority="37" w:unhideWhenUsed="1"/>
-    <w:lsdException w:name="TOC Heading" w:semiHidden="1" w:uiPriority="39" w:unhideWhenUsed="1" w:qFormat="1"/>
-    <w:lsdException w:name="Plain Table 1" w:uiPriority="41"/>
-    <w:lsdException w:name="Plain Table 2" w:uiPriority="42"/>
-    <w:lsdException w:name="Plain Table 3" w:uiPriority="43"/>
-    <w:lsdException w:name="Plain Table 4" w:uiPriority="44"/>
-    <w:lsdException w:name="Plain Table 5" w:uiPriority="45"/>
-    <w:lsdException w:name="Grid Table Light" w:uiPriority="40"/>
-    <w:lsdException w:name="Grid Table 1 Light" w:uiPriority="46"/>
-    <w:lsdException w:name="Grid Table 2" w:uiPriority="47"/>
-    <w:lsdException w:name="Grid Table 3" w:uiPriority="48"/>
-    <w:lsdException w:name="Grid Table 4" w:uiPriority="49"/>
-    <w:lsdException w:name="Grid Table 5 Dark" w:uiPriority="50"/>
-    <w:lsdException w:name="Grid Table 6 Colorful" w:uiPriority="51"/>
-    <w:lsdException w:name="Grid Table 7 Colorful" w:uiPriority="52"/>
-    <w:lsdException w:name="Grid Table 1 Light Accent 1" w:uiPriority="46"/>
-    <w:lsdException w:name="Grid Table 2 Accent 1" w:uiPriority="47"/>
-    <w:lsdException w:name="Grid Table 3 Accent 1" w:uiPriority="48"/>
-    <w:lsdException w:name="Grid Table 4 Accent 1" w:uiPriority="49"/>
-    <w:lsdException w:name="Grid Table 5 Dark Accent 1" w:uiPriority="50"/>
-    <w:lsdException w:name="Grid Table 6 Colorful Accent 1" w:uiPriority="51"/>
-    <w:lsdException w:name="Grid Table 7 Colorful Accent 1" w:uiPriority="52"/>
-    <w:lsdException w:name="Grid Table 1 Light Accent 2" w:uiPriority="46"/>
-    <w:lsdException w:name="Grid Table 2 Accent 2" w:uiPriority="47"/>
-    <w:lsdException w:name="Grid Table 3 Accent 2" w:uiPriority="48"/>
-    <w:lsdException w:name="Grid Table 4 Accent 2" w:uiPriority="49"/>
-    <w:lsdException w:name="Grid Table 5 Dark Accent 2" w:uiPriority="50"/>
-    <w:lsdException w:name="Grid Table 6 Colorful Accent 2" w:uiPriority="51"/>
-    <w:lsdException w:name="Grid Table 7 Colorful Accent 2" w:uiPriority="52"/>
-    <w:lsdException w:name="Grid Table 1 Light Accent 3" w:uiPriority="46"/>
-    <w:lsdException w:name="Grid Table 2 Accent 3" w:uiPriority="47"/>
-    <w:lsdException w:name="Grid Table 3 Accent 3" w:uiPriority="48"/>
-    <w:lsdException w:name="Grid Table 4 Accent 3" w:uiPriority="49"/>
-    <w:lsdException w:name="Grid Table 5 Dark Accent 3" w:uiPriority="50"/>
-    <w:lsdException w:name="Grid Table 6 Colorful Accent 3" w:uiPriority="51"/>
-    <w:lsdException w:name="Grid Table 7 Colorful Accent 3" w:uiPriority="52"/>
-    <w:lsdException w:name="Grid Table 1 Light Accent 4" w:uiPriority="46"/>
-    <w:lsdException w:name="Grid Table 2 Accent 4" w:uiPriority="47"/>
-    <w:lsdException w:name="Grid Table 3 Accent 4" w:uiPriority="48"/>
-    <w:lsdException w:name="Grid Table 4 Accent 4" w:uiPriority="49"/>
-    <w:lsdException w:name="Grid Table 5 Dark Accent 4" w:uiPriority="50"/>
-    <w:lsdException w:name="Grid Table 6 Colorful Accent 4" w:uiPriority="51"/>
-    <w:lsdException w:name="Grid Table 7 Colorful Accent 4" w:uiPriority="52"/>
-    <w:lsdException w:name="Grid Table 1 Light Accent 5" w:uiPriority="46"/>
-    <w:lsdException w:name="Grid Table 2 Accent 5" w:uiPriority="47"/>
-    <w:lsdException w:name="Grid Table 3 Accent 5" w:uiPriority="48"/>
-    <w:lsdException w:name="Grid Table 4 Accent 5" w:uiPriority="49"/>
-    <w:lsdException w:name="Grid Table 5 Dark Accent 5" w:uiPriority="50"/>
-    <w:lsdException w:name="Grid Table 6 Colorful Accent 5" w:uiPriority="51"/>
-    <w:lsdException w:name="Grid Table 7 Colorful Accent 5" w:uiPriority="52"/>
-    <w:lsdException w:name="Grid Table 1 Light Accent 6" w:uiPriority="46"/>
-    <w:lsdException w:name="Grid Table 2 Accent 6" w:uiPriority="47"/>
-    <w:lsdException w:name="Grid Table 3 Accent 6" w:uiPriority="48"/>
-    <w:lsdException w:name="Grid Table 4 Accent 6" w:uiPriority="49"/>
-    <w:lsdException w:name="Grid Table 5 Dark Accent 6" w:uiPriority="50"/>
-    <w:lsdException w:name="Grid Table 6 Colorful Accent 6" w:uiPriority="51"/>
-    <w:lsdException w:name="Grid Table 7 Colorful Accent 6" w:uiPriority="52"/>
-    <w:lsdException w:name="List Table 1 Light" w:uiPriority="46"/>
-    <w:lsdException w:name="List Table 2" w:uiPriority="47"/>
-    <w:lsdException w:name="List Table 3" w:uiPriority="48"/>
-    <w:lsdException w:name="List Table 4" w:uiPriority="49"/>
-    <w:lsdException w:name="List Table 5 Dark" w:uiPriority="50"/>
-    <w:lsdException w:name="List Table 6 Colorful" w:uiPriority="51"/>
-    <w:lsdException w:name="List Table 7 Colorful" w:uiPriority="52"/>
-    <w:lsdException w:name="List Table 1 Light Accent 1" w:uiPriority="46"/>
-    <w:lsdException w:name="List Table 2 Accent 1" w:uiPriority="47"/>
-    <w:lsdException w:name="List Table 3 Accent 1" w:uiPriority="48"/>
-    <w:lsdException w:name="List Table 4 Accent 1" w:uiPriority="49"/>
-    <w:lsdException w:name="List Table 5 Dark Accent 1" w:uiPriority="50"/>
-    <w:lsdException w:name="List Table 6 Colorful Accent 1" w:uiPriority="51"/>
-    <w:lsdException w:name="List Table 7 Colorful Accent 1" w:uiPriority="52"/>
-    <w:lsdException w:name="List Table 1 Light Accent 2" w:uiPriority="46"/>
-    <w:lsdException w:name="List Table 2 Accent 2" w:uiPriority="47"/>
-    <w:lsdException w:name="List Table 3 Accent 2" w:uiPriority="48"/>
-    <w:lsdException w:name="List Table 4 Accent 2" w:uiPriority="49"/>
-    <w:lsdException w:name="List Table 5 Dark Accent 2" w:uiPriority="50"/>
-    <w:lsdException w:name="List Table 6 Colorful Accent 2" w:uiPriority="51"/>
-    <w:lsdException w:name="List Table 7 Colorful Accent 2" w:uiPriority="52"/>
-    <w:lsdException w:name="List Table 1 Light Accent 3" w:uiPriority="46"/>
-    <w:lsdException w:name="List Table 2 Accent 3" w:uiPriority="47"/>
-    <w:lsdException w:name="List Table 3 Accent 3" w:uiPriority="48"/>
-    <w:lsdException w:name="List Table 4 Accent 3" w:uiPriority="49"/>
-    <w:lsdException w:name="List Table 5 Dark Accent 3" w:uiPriority="50"/>
-    <w:lsdException w:name="List Table 6 Colorful Accent 3" w:uiPriority="51"/>
-    <w:lsdException w:name="List Table 7 Colorful Accent 3" w:uiPriority="52"/>
-    <w:lsdException w:name="List Table 1 Light Accent 4" w:uiPriority="46"/>
-    <w:lsdException w:name="List Table 2 Accent 4" w:uiPriority="47"/>
-    <w:lsdException w:name="List Table 3 Accent 4" w:uiPriority="48"/>
-    <w:lsdException w:name="List Table 4 Accent 4" w:uiPriority="49"/>
-    <w:lsdException w:name="List Table 5 Dark Accent 4" w:uiPriority="50"/>
-    <w:lsdException w:name="List Table 6 Colorful Accent 4" w:uiPriority="51"/>
-    <w:lsdException w:name="List Table 7 Colorful Accent 4" w:uiPriority="52"/>
-    <w:lsdException w:name="List Table 1 Light Accent 5" w:uiPriority="46"/>
-    <w:lsdException w:name="List Table 2 Accent 5" w:uiPriority="47"/>
-    <w:lsdException w:name="List Table 3 Accent 5" w:uiPriority="48"/>
-    <w:lsdException w:name="List Table 4 Accent 5" w:uiPriority="49"/>
-    <w:lsdException w:name="List Table 5 Dark Accent 5" w:uiPriority="50"/>
-    <w:lsdException w:name="List Table 6 Colorful Accent 5" w:uiPriority="51"/>
-    <w:lsdException w:name="List Table 7 Colorful Accent 5" w:uiPriority="52"/>
-    <w:lsdException w:name="List Table 1 Light Accent 6" w:uiPriority="46"/>
-    <w:lsdException w:name="List Table 2 Accent 6" w:uiPriority="47"/>
-    <w:lsdException w:name="List Table 3 Accent 6" w:uiPriority="48"/>
-    <w:lsdException w:name="List Table 4 Accent 6" w:uiPriority="49"/>
-    <w:lsdException w:name="List Table 5 Dark Accent 6" w:uiPriority="50"/>
-    <w:lsdException w:name="List Table 6 Colorful Accent 6" w:uiPriority="51"/>
-    <w:lsdException w:name="List Table 7 Colorful Accent 6" w:uiPriority="52"/>
-    <w:lsdException w:name="Mention" w:semiHidden="1" w:unhideWhenUsed="1"/>
-    <w:lsdException w:name="Smart Hyperlink" w:semiHidden="1" w:unhideWhenUsed="1"/>
-    <w:lsdException w:name="Hashtag" w:semiHidden="1" w:unhideWhenUsed="1"/>
-    <w:lsdException w:name="Unresolved Mention" w:semiHidden="1" w:unhideWhenUsed="1"/>
-    <w:lsdException w:name="Smart Link" w:semiHidden="1" w:unhideWhenUsed="1"/>
-  </w:latentStyles>
-  <w:style w:type="paragraph" w:default="1" w:styleId="Normal">
-    <w:name w:val="Normal"/>
-    <w:qFormat/>
-  </w:style>
-  <w:style w:type="character" w:default="1" w:styleId="Fuentedeprrafopredeter">
-    <w:name w:val="Default Paragraph Font"/>
-    <w:uiPriority w:val="1"/>
-    <w:semiHidden/>
-    <w:unhideWhenUsed/>
-  </w:style>
-  <w:style w:type="table" w:default="1" w:styleId="Tablanormal">
-    <w:name w:val="Normal Table"/>
-    <w:uiPriority w:val="99"/>
-    <w:semiHidden/>
-    <w:unhideWhenUsed/>
-    <w:tblPr>
-      <w:tblInd w:w="0" w:type="dxa"/>
-      <w:tblCellMar>
-        <w:top w:w="0" w:type="dxa"/>
-        <w:left w:w="108" w:type="dxa"/>
-        <w:bottom w:w="0" w:type="dxa"/>
-        <w:right w:w="108" w:type="dxa"/>
-      </w:tblCellMar>
-    </w:tblPr>
-  </w:style>
-  <w:style w:type="numbering" w:default="1" w:styleId="Sinlista">
-    <w:name w:val="No List"/>
-    <w:uiPriority w:val="99"/>
-    <w:semiHidden/>
-    <w:unhideWhenUsed/>
-  </w:style>
-  <w:style w:type="paragraph" w:customStyle="1" w:styleId="AE16DD91CE3F4523AC18A6CEB37CABDB">
-    <w:name w:val="AE16DD91CE3F4523AC18A6CEB37CABDB"/>
-    <w:rsid w:val="009D7B53"/>
-  </w:style>
-  <w:style w:type="paragraph" w:customStyle="1" w:styleId="302234ED32444596B457B2608FCEE77D">
-    <w:name w:val="302234ED32444596B457B2608FCEE77D"/>
-    <w:rsid w:val="009D7B53"/>
-  </w:style>
-  <w:style w:type="paragraph" w:customStyle="1" w:styleId="F7BFD28E86C743B3ABD74F2C19D5B845">
-    <w:name w:val="F7BFD28E86C743B3ABD74F2C19D5B845"/>
-    <w:rsid w:val="009D7B53"/>
-  </w:style>
-  <w:style w:type="paragraph" w:customStyle="1" w:styleId="6B5E49DCE2554F078EEFA80C9D3FC9CF">
-    <w:name w:val="6B5E49DCE2554F078EEFA80C9D3FC9CF"/>
-    <w:rsid w:val="009D7B53"/>
-  </w:style>
-  <w:style w:type="paragraph" w:customStyle="1" w:styleId="2CC5CFEE3F224E27A7A447F2C1E3FBA1">
-    <w:name w:val="2CC5CFEE3F224E27A7A447F2C1E3FBA1"/>
-    <w:rsid w:val="009D7B53"/>
-  </w:style>
-  <w:style w:type="paragraph" w:customStyle="1" w:styleId="9E82E35C2004428DB56FB85630CF3C23">
-    <w:name w:val="9E82E35C2004428DB56FB85630CF3C23"/>
-    <w:rsid w:val="009D7B53"/>
-  </w:style>
-</w:styles>
-</file>
-
-<file path=word/glossary/webSettings.xml><?xml version="1.0" encoding="utf-8"?>
-<w:webSettings xmlns:mc="http://schemas.openxmlformats.org/markup-compatibility/2006" xmlns:r="http://schemas.openxmlformats.org/officeDocument/2006/relationships" xmlns:w="http://schemas.openxmlformats.org/wordprocessingml/2006/main" xmlns:w14="http://schemas.microsoft.com/office/word/2010/wordml" xmlns:w15="http://schemas.microsoft.com/office/word/2012/wordml" xmlns:w16cex="http://schemas.microsoft.com/office/word/2018/wordml/cex" xmlns:w16cid="http://schemas.microsoft.com/office/word/2016/wordml/cid" xmlns:w16="http://schemas.microsoft.com/office/word/2018/wordml" xmlns:w16du="http://schemas.microsoft.com/office/word/2023/wordml/word16du" xmlns:w16sdtdh="http://schemas.microsoft.com/office/word/2020/wordml/sdtdatahash" xmlns:w16sdtfl="http://schemas.microsoft.com/office/word/2024/wordml/sdtformatlock" xmlns:w16se="http://schemas.microsoft.com/office/word/2015/wordml/symex" mc:Ignorable="w14 w15 w16se w16cid w16 w16cex w16sdtdh w16sdtfl w16du">
-  <w:optimizeForBrowser/>
-  <w:allowPNG/>
-</w:webSettings>
-</file>
-
 <file path=word/theme/theme1.xml><?xml version="1.0" encoding="utf-8"?>
 <a:theme xmlns:a="http://schemas.openxmlformats.org/drawingml/2006/main" name="Office Theme">
   <a:themeElements>
@@ -8968,12 +8091,6 @@
 </file>
 
 <file path=customXml/item1.xml><?xml version="1.0" encoding="utf-8"?>
-<go:gDocsCustomXmlDataStorage xmlns:go="http://customooxmlschemas.google.com/" xmlns:r="http://schemas.openxmlformats.org/officeDocument/2006/relationships" uri="GoogleDocsCustomDataVersion2">
-  <go:docsCustomData xmlns:go="http://customooxmlschemas.google.com/" roundtripDataSignature="AMtx7miehlgh2pzFvkmpnhkVaeODs3Wnuw==">CgMxLjAyCGguZ2pkZ3hzMgloLjMwajB6bGwyCWguMWZvYjl0ZTIJaC4zem55c2g3MgloLjJldDkycDAyDmgua2ZranMzcndsMmMxOAByITF6bEVRVXYyWkdtTjZWemdfYk5uaGpmb0x1c2hhYUo3dw==</go:docsCustomData>
-</go:gDocsCustomXmlDataStorage>
-</file>
-
-<file path=customXml/item2.xml><?xml version="1.0" encoding="utf-8"?>
 <p:properties xmlns:p="http://schemas.microsoft.com/office/2006/metadata/properties" xmlns:xsi="http://www.w3.org/2001/XMLSchema-instance" xmlns:pc="http://schemas.microsoft.com/office/infopath/2007/PartnerControls">
   <documentManagement>
     <_activity xmlns="b16a9495-4dfd-42d3-807b-98cb11f03b43" xsi:nil="true"/>
@@ -8981,20 +8098,13 @@
 </p:properties>
 </file>
 
-<file path=customXml/item3.xml><?xml version="1.0" encoding="utf-8"?>
-<?mso-contentType ?>
-<FormTemplates xmlns="http://schemas.microsoft.com/sharepoint/v3/contenttype/forms">
-  <Display>DocumentLibraryForm</Display>
-  <Edit>DocumentLibraryForm</Edit>
-  <New>DocumentLibraryForm</New>
-</FormTemplates>
+<file path=customXml/item2.xml><?xml version="1.0" encoding="utf-8"?>
+<go:gDocsCustomXmlDataStorage xmlns:go="http://customooxmlschemas.google.com/" xmlns:r="http://schemas.openxmlformats.org/officeDocument/2006/relationships" uri="GoogleDocsCustomDataVersion2">
+  <go:docsCustomData xmlns:go="http://customooxmlschemas.google.com/" roundtripDataSignature="AMtx7miehlgh2pzFvkmpnhkVaeODs3Wnuw==">CgMxLjAyCGguZ2pkZ3hzMgloLjMwajB6bGwyCWguMWZvYjl0ZTIJaC4zem55c2g3MgloLjJldDkycDAyDmgua2ZranMzcndsMmMxOAByITF6bEVRVXYyWkdtTjZWemdfYk5uaGpmb0x1c2hhYUo3dw==</go:docsCustomData>
+</go:gDocsCustomXmlDataStorage>
 </file>
 
-<file path=customXml/item4.xml><?xml version="1.0" encoding="utf-8"?>
-<b:Sources xmlns:b="http://schemas.openxmlformats.org/officeDocument/2006/bibliography" xmlns="http://schemas.openxmlformats.org/officeDocument/2006/bibliography" SelectedStyle="\APASixthEditionOfficeOnline.xsl" StyleName="APA" Version="6"/>
-</file>
-
-<file path=customXml/item5.xml><?xml version="1.0" encoding="utf-8"?>
+<file path=customXml/item3.xml><?xml version="1.0" encoding="utf-8"?>
 <ct:contentTypeSchema xmlns:ct="http://schemas.microsoft.com/office/2006/metadata/contentType" xmlns:ma="http://schemas.microsoft.com/office/2006/metadata/properties/metaAttributes" ct:_="" ma:_="" ma:contentTypeName="Document" ma:contentTypeID="0x01010091CA7052A48FB44E8BAE44044031FC77" ma:contentTypeVersion="5" ma:contentTypeDescription="Create a new document." ma:contentTypeScope="" ma:versionID="72110da391d7bf7bbbd9879cda66318c">
   <xsd:schema xmlns:xsd="http://www.w3.org/2001/XMLSchema" xmlns:xs="http://www.w3.org/2001/XMLSchema" xmlns:p="http://schemas.microsoft.com/office/2006/metadata/properties" xmlns:ns3="b16a9495-4dfd-42d3-807b-98cb11f03b43" targetNamespace="http://schemas.microsoft.com/office/2006/metadata/properties" ma:root="true" ma:fieldsID="65d4c4ab10123b5e2192ffab3149626d" ns3:_="">
     <xsd:import namespace="b16a9495-4dfd-42d3-807b-98cb11f03b43"/>
@@ -9144,16 +8254,20 @@
 </ct:contentTypeSchema>
 </file>
 
-<file path=customXml/itemProps1.xml><?xml version="1.0" encoding="utf-8"?>
-<ds:datastoreItem xmlns:ds="http://schemas.openxmlformats.org/officeDocument/2006/customXml" ds:itemID="{11111111-1234-1234-1234-123412341234}">
-  <ds:schemaRefs>
-    <ds:schemaRef ds:uri="http://customooxmlschemas.google.com/"/>
-    <ds:schemaRef ds:uri="http://schemas.openxmlformats.org/officeDocument/2006/relationships"/>
-  </ds:schemaRefs>
-</ds:datastoreItem>
+<file path=customXml/item4.xml><?xml version="1.0" encoding="utf-8"?>
+<b:Sources xmlns:b="http://schemas.openxmlformats.org/officeDocument/2006/bibliography" xmlns="http://schemas.openxmlformats.org/officeDocument/2006/bibliography" SelectedStyle="\APASixthEditionOfficeOnline.xsl" StyleName="APA" Version="6"/>
 </file>
 
-<file path=customXml/itemProps2.xml><?xml version="1.0" encoding="utf-8"?>
+<file path=customXml/item5.xml><?xml version="1.0" encoding="utf-8"?>
+<?mso-contentType ?>
+<FormTemplates xmlns="http://schemas.microsoft.com/sharepoint/v3/contenttype/forms">
+  <Display>DocumentLibraryForm</Display>
+  <Edit>DocumentLibraryForm</Edit>
+  <New>DocumentLibraryForm</New>
+</FormTemplates>
+</file>
+
+<file path=customXml/itemProps1.xml><?xml version="1.0" encoding="utf-8"?>
 <ds:datastoreItem xmlns:ds="http://schemas.openxmlformats.org/officeDocument/2006/customXml" ds:itemID="{D51EB97A-8C7A-4EE1-A3AD-E57FDBFA6BEE}">
   <ds:schemaRefs>
     <ds:schemaRef ds:uri="http://schemas.microsoft.com/office/2006/metadata/properties"/>
@@ -9163,23 +8277,16 @@
 </ds:datastoreItem>
 </file>
 
-<file path=customXml/itemProps3.xml><?xml version="1.0" encoding="utf-8"?>
-<ds:datastoreItem xmlns:ds="http://schemas.openxmlformats.org/officeDocument/2006/customXml" ds:itemID="{AD64260C-1345-4C21-A804-B9FBE7B91489}">
+<file path=customXml/itemProps2.xml><?xml version="1.0" encoding="utf-8"?>
+<ds:datastoreItem xmlns:ds="http://schemas.openxmlformats.org/officeDocument/2006/customXml" ds:itemID="{11111111-1234-1234-1234-123412341234}">
   <ds:schemaRefs>
-    <ds:schemaRef ds:uri="http://schemas.microsoft.com/sharepoint/v3/contenttype/forms"/>
+    <ds:schemaRef ds:uri="http://customooxmlschemas.google.com/"/>
+    <ds:schemaRef ds:uri="http://schemas.openxmlformats.org/officeDocument/2006/relationships"/>
   </ds:schemaRefs>
 </ds:datastoreItem>
 </file>
 
-<file path=customXml/itemProps4.xml><?xml version="1.0" encoding="utf-8"?>
-<ds:datastoreItem xmlns:ds="http://schemas.openxmlformats.org/officeDocument/2006/customXml" ds:itemID="{A5C61161-19E4-4D42-A5DA-EC591AFE0A7D}">
-  <ds:schemaRefs>
-    <ds:schemaRef ds:uri="http://schemas.openxmlformats.org/officeDocument/2006/bibliography"/>
-  </ds:schemaRefs>
-</ds:datastoreItem>
-</file>
-
-<file path=customXml/itemProps5.xml><?xml version="1.0" encoding="utf-8"?>
+<file path=customXml/itemProps3.xml><?xml version="1.0" encoding="utf-8"?>
 <ds:datastoreItem xmlns:ds="http://schemas.openxmlformats.org/officeDocument/2006/customXml" ds:itemID="{1CD39011-2B34-4226-8638-59B13D86301D}">
   <ds:schemaRefs>
     <ds:schemaRef ds:uri="http://schemas.microsoft.com/office/2006/metadata/contentType"/>
@@ -9195,4 +8302,20 @@
     <ds:schemaRef ds:uri="http://schemas.microsoft.com/internal/obd"/>
   </ds:schemaRefs>
 </ds:datastoreItem>
+</file>
+
+<file path=customXml/itemProps4.xml><?xml version="1.0" encoding="utf-8"?>
+<ds:datastoreItem xmlns:ds="http://schemas.openxmlformats.org/officeDocument/2006/customXml" ds:itemID="{A5C61161-19E4-4D42-A5DA-EC591AFE0A7D}">
+  <ds:schemaRefs>
+    <ds:schemaRef ds:uri="http://schemas.openxmlformats.org/officeDocument/2006/bibliography"/>
+  </ds:schemaRefs>
+</ds:datastoreItem>
+</file>
+
+<file path=customXml/itemProps5.xml><?xml version="1.0" encoding="utf-8"?>
+<ds:datastoreItem xmlns:ds="http://schemas.openxmlformats.org/officeDocument/2006/customXml" ds:itemID="{AD64260C-1345-4C21-A804-B9FBE7B91489}">
+  <ds:schemaRefs>
+    <ds:schemaRef ds:uri="http://schemas.microsoft.com/sharepoint/v3/contenttype/forms"/>
+  </ds:schemaRefs>
+</ds:datastoreItem>
 </file>
--- a/2026413_Strategic_Thinking_v1.docx
+++ b/2026413_Strategic_Thinking_v1.docx
@@ -5,7 +5,11 @@
     <w:p>
       <w:r>
         <w:rPr>
-          <w:noProof/>
+          <w:rPrChange w:id="0" w:author="Sandy Navarro" w:date="2026-10-19T17:08:00Z" w16du:dateUtc="2026-10-19T16:08:00Z">
+            <w:rPr>
+              <w:noProof/>
+            </w:rPr>
+          </w:rPrChange>
         </w:rPr>
         <mc:AlternateContent>
           <mc:Choice Requires="wpg">
@@ -196,7 +200,11 @@
       </w:r>
       <w:r>
         <w:rPr>
-          <w:noProof/>
+          <w:rPrChange w:id="1" w:author="Sandy Navarro" w:date="2026-10-19T17:08:00Z" w16du:dateUtc="2026-10-19T16:08:00Z">
+            <w:rPr>
+              <w:noProof/>
+            </w:rPr>
+          </w:rPrChange>
         </w:rPr>
         <w:drawing>
           <wp:anchor distT="0" distB="0" distL="114300" distR="114300" simplePos="0" relativeHeight="251658752" behindDoc="0" locked="0" layoutInCell="1" hidden="0" allowOverlap="1" wp14:anchorId="2EEA8C80" wp14:editId="771CDCEB">
@@ -276,7 +284,7 @@
         </w:tblBorders>
         <w:tblLayout w:type="fixed"/>
         <w:tblLook w:val="0400" w:firstRow="0" w:lastRow="0" w:firstColumn="0" w:lastColumn="0" w:noHBand="0" w:noVBand="1"/>
-        <w:tblPrChange w:id="0" w:author="Sandy Navarro" w:date="2026-10-04T22:16:00Z" w16du:dateUtc="2026-10-04T21:16:00Z">
+        <w:tblPrChange w:id="2" w:author="Sandy Navarro" w:date="2026-10-04T22:16:00Z" w16du:dateUtc="2026-10-04T21:16:00Z">
           <w:tblPr>
             <w:tblW w:w="9015" w:type="dxa"/>
             <w:tblBorders>
@@ -292,7 +300,7 @@
         <w:gridCol w:w="3256"/>
         <w:gridCol w:w="1842"/>
         <w:gridCol w:w="3917"/>
-        <w:tblGridChange w:id="1">
+        <w:tblGridChange w:id="3">
           <w:tblGrid>
             <w:gridCol w:w="3256"/>
             <w:gridCol w:w="1842"/>
@@ -306,7 +314,7 @@
             <w:tcW w:w="5098" w:type="dxa"/>
             <w:gridSpan w:val="2"/>
             <w:hideMark/>
-            <w:tcPrChange w:id="2" w:author="Sandy Navarro" w:date="2026-10-04T22:16:00Z" w16du:dateUtc="2026-10-04T21:16:00Z">
+            <w:tcPrChange w:id="4" w:author="Sandy Navarro" w:date="2026-10-04T22:16:00Z" w16du:dateUtc="2026-10-04T21:16:00Z">
               <w:tcPr>
                 <w:tcW w:w="3256" w:type="dxa"/>
                 <w:tcBorders>
@@ -323,7 +331,7 @@
             <w:pPr>
               <w:spacing w:line="480" w:lineRule="auto"/>
               <w:rPr>
-                <w:ins w:id="3" w:author="Sandy Navarro" w:date="2026-10-04T22:09:00Z" w16du:dateUtc="2026-10-04T21:09:00Z"/>
+                <w:ins w:id="5" w:author="Sandy Navarro" w:date="2026-10-04T22:09:00Z" w16du:dateUtc="2026-10-04T21:09:00Z"/>
                 <w:i/>
                 <w:color w:val="156082"/>
                 <w:sz w:val="32"/>
@@ -350,7 +358,7 @@
                 <w:szCs w:val="32"/>
               </w:rPr>
             </w:pPr>
-            <w:ins w:id="4" w:author="Sandy Navarro" w:date="2026-10-04T22:09:00Z" w16du:dateUtc="2026-10-04T21:09:00Z">
+            <w:ins w:id="6" w:author="Sandy Navarro" w:date="2026-10-04T22:09:00Z" w16du:dateUtc="2026-10-04T21:09:00Z">
               <w:r>
                 <w:rPr>
                   <w:i/>
@@ -366,7 +374,7 @@
         <w:tc>
           <w:tcPr>
             <w:tcW w:w="3917" w:type="dxa"/>
-            <w:tcPrChange w:id="5" w:author="Sandy Navarro" w:date="2026-10-04T22:16:00Z" w16du:dateUtc="2026-10-04T21:16:00Z">
+            <w:tcPrChange w:id="7" w:author="Sandy Navarro" w:date="2026-10-04T22:16:00Z" w16du:dateUtc="2026-10-04T21:16:00Z">
               <w:tcPr>
                 <w:tcW w:w="5759" w:type="dxa"/>
                 <w:gridSpan w:val="2"/>
@@ -397,7 +405,7 @@
             <w:tcW w:w="5098" w:type="dxa"/>
             <w:gridSpan w:val="2"/>
             <w:hideMark/>
-            <w:tcPrChange w:id="6" w:author="Sandy Navarro" w:date="2026-10-04T22:16:00Z" w16du:dateUtc="2026-10-04T21:16:00Z">
+            <w:tcPrChange w:id="8" w:author="Sandy Navarro" w:date="2026-10-04T22:16:00Z" w16du:dateUtc="2026-10-04T21:16:00Z">
               <w:tcPr>
                 <w:tcW w:w="3256" w:type="dxa"/>
                 <w:tcBorders>
@@ -414,7 +422,7 @@
             <w:pPr>
               <w:spacing w:line="480" w:lineRule="auto"/>
               <w:rPr>
-                <w:ins w:id="7" w:author="Sandy Navarro" w:date="2026-10-04T22:09:00Z" w16du:dateUtc="2026-10-04T21:09:00Z"/>
+                <w:ins w:id="9" w:author="Sandy Navarro" w:date="2026-10-04T22:09:00Z" w16du:dateUtc="2026-10-04T21:09:00Z"/>
                 <w:i/>
                 <w:color w:val="156082"/>
                 <w:sz w:val="32"/>
@@ -441,7 +449,7 @@
                 <w:szCs w:val="32"/>
               </w:rPr>
             </w:pPr>
-            <w:ins w:id="8" w:author="Sandy Navarro" w:date="2026-10-04T22:09:00Z" w16du:dateUtc="2026-10-04T21:09:00Z">
+            <w:ins w:id="10" w:author="Sandy Navarro" w:date="2026-10-04T22:09:00Z" w16du:dateUtc="2026-10-04T21:09:00Z">
               <w:r>
                 <w:rPr>
                   <w:i/>
@@ -457,7 +465,7 @@
         <w:tc>
           <w:tcPr>
             <w:tcW w:w="3917" w:type="dxa"/>
-            <w:tcPrChange w:id="9" w:author="Sandy Navarro" w:date="2026-10-04T22:16:00Z" w16du:dateUtc="2026-10-04T21:16:00Z">
+            <w:tcPrChange w:id="11" w:author="Sandy Navarro" w:date="2026-10-04T22:16:00Z" w16du:dateUtc="2026-10-04T21:16:00Z">
               <w:tcPr>
                 <w:tcW w:w="5759" w:type="dxa"/>
                 <w:gridSpan w:val="2"/>
@@ -488,7 +496,7 @@
             <w:tcW w:w="5098" w:type="dxa"/>
             <w:gridSpan w:val="2"/>
             <w:hideMark/>
-            <w:tcPrChange w:id="10" w:author="Sandy Navarro" w:date="2026-10-04T22:16:00Z" w16du:dateUtc="2026-10-04T21:16:00Z">
+            <w:tcPrChange w:id="12" w:author="Sandy Navarro" w:date="2026-10-04T22:16:00Z" w16du:dateUtc="2026-10-04T21:16:00Z">
               <w:tcPr>
                 <w:tcW w:w="3256" w:type="dxa"/>
                 <w:tcBorders>
@@ -505,7 +513,7 @@
             <w:pPr>
               <w:spacing w:line="480" w:lineRule="auto"/>
               <w:rPr>
-                <w:ins w:id="11" w:author="Sandy Navarro" w:date="2026-10-04T22:09:00Z" w16du:dateUtc="2026-10-04T21:09:00Z"/>
+                <w:ins w:id="13" w:author="Sandy Navarro" w:date="2026-10-04T22:09:00Z" w16du:dateUtc="2026-10-04T21:09:00Z"/>
                 <w:i/>
                 <w:color w:val="156082"/>
                 <w:sz w:val="32"/>
@@ -532,7 +540,7 @@
                 <w:szCs w:val="32"/>
               </w:rPr>
             </w:pPr>
-            <w:ins w:id="12" w:author="Sandy Navarro" w:date="2026-10-04T22:09:00Z" w16du:dateUtc="2026-10-04T21:09:00Z">
+            <w:ins w:id="14" w:author="Sandy Navarro" w:date="2026-10-04T22:09:00Z" w16du:dateUtc="2026-10-04T21:09:00Z">
               <w:r>
                 <w:rPr>
                   <w:i/>
@@ -543,7 +551,7 @@
                 <w:t>Strat</w:t>
               </w:r>
             </w:ins>
-            <w:ins w:id="13" w:author="Sandy Navarro" w:date="2026-10-04T22:10:00Z" w16du:dateUtc="2026-10-04T21:10:00Z">
+            <w:ins w:id="15" w:author="Sandy Navarro" w:date="2026-10-04T22:10:00Z" w16du:dateUtc="2026-10-04T21:10:00Z">
               <w:r>
                 <w:rPr>
                   <w:i/>
@@ -559,7 +567,7 @@
         <w:tc>
           <w:tcPr>
             <w:tcW w:w="3917" w:type="dxa"/>
-            <w:tcPrChange w:id="14" w:author="Sandy Navarro" w:date="2026-10-04T22:16:00Z" w16du:dateUtc="2026-10-04T21:16:00Z">
+            <w:tcPrChange w:id="16" w:author="Sandy Navarro" w:date="2026-10-04T22:16:00Z" w16du:dateUtc="2026-10-04T21:16:00Z">
               <w:tcPr>
                 <w:tcW w:w="5759" w:type="dxa"/>
                 <w:gridSpan w:val="2"/>
@@ -590,7 +598,7 @@
             <w:tcW w:w="5098" w:type="dxa"/>
             <w:gridSpan w:val="2"/>
             <w:hideMark/>
-            <w:tcPrChange w:id="15" w:author="Sandy Navarro" w:date="2026-10-04T22:16:00Z" w16du:dateUtc="2026-10-04T21:16:00Z">
+            <w:tcPrChange w:id="17" w:author="Sandy Navarro" w:date="2026-10-04T22:16:00Z" w16du:dateUtc="2026-10-04T21:16:00Z">
               <w:tcPr>
                 <w:tcW w:w="3256" w:type="dxa"/>
                 <w:tcBorders>
@@ -607,7 +615,7 @@
             <w:pPr>
               <w:spacing w:line="480" w:lineRule="auto"/>
               <w:rPr>
-                <w:ins w:id="16" w:author="Sandy Navarro" w:date="2026-10-04T22:11:00Z" w16du:dateUtc="2026-10-04T21:11:00Z"/>
+                <w:ins w:id="18" w:author="Sandy Navarro" w:date="2026-10-04T22:11:00Z" w16du:dateUtc="2026-10-04T21:11:00Z"/>
                 <w:i/>
                 <w:color w:val="156082"/>
                 <w:sz w:val="32"/>
@@ -634,7 +642,7 @@
                 <w:szCs w:val="32"/>
               </w:rPr>
             </w:pPr>
-            <w:ins w:id="17" w:author="Sandy Navarro" w:date="2026-10-04T22:11:00Z" w16du:dateUtc="2026-10-04T21:11:00Z">
+            <w:ins w:id="19" w:author="Sandy Navarro" w:date="2026-10-04T22:11:00Z" w16du:dateUtc="2026-10-04T21:11:00Z">
               <w:r>
                 <w:rPr>
                   <w:i/>
@@ -645,7 +653,7 @@
                 <w:t>CA</w:t>
               </w:r>
             </w:ins>
-            <w:ins w:id="18" w:author="Sandy Navarro" w:date="2026-10-04T22:12:00Z" w16du:dateUtc="2026-10-04T21:12:00Z">
+            <w:ins w:id="20" w:author="Sandy Navarro" w:date="2026-10-04T22:12:00Z" w16du:dateUtc="2026-10-04T21:12:00Z">
               <w:r>
                 <w:rPr>
                   <w:i/>
@@ -661,7 +669,7 @@
         <w:tc>
           <w:tcPr>
             <w:tcW w:w="3917" w:type="dxa"/>
-            <w:tcPrChange w:id="19" w:author="Sandy Navarro" w:date="2026-10-04T22:16:00Z" w16du:dateUtc="2026-10-04T21:16:00Z">
+            <w:tcPrChange w:id="21" w:author="Sandy Navarro" w:date="2026-10-04T22:16:00Z" w16du:dateUtc="2026-10-04T21:16:00Z">
               <w:tcPr>
                 <w:tcW w:w="5759" w:type="dxa"/>
                 <w:gridSpan w:val="2"/>
@@ -692,7 +700,7 @@
             <w:tcW w:w="5098" w:type="dxa"/>
             <w:gridSpan w:val="2"/>
             <w:hideMark/>
-            <w:tcPrChange w:id="20" w:author="Sandy Navarro" w:date="2026-10-04T22:16:00Z" w16du:dateUtc="2026-10-04T21:16:00Z">
+            <w:tcPrChange w:id="22" w:author="Sandy Navarro" w:date="2026-10-04T22:16:00Z" w16du:dateUtc="2026-10-04T21:16:00Z">
               <w:tcPr>
                 <w:tcW w:w="3256" w:type="dxa"/>
                 <w:tcBorders>
@@ -709,7 +717,7 @@
             <w:pPr>
               <w:spacing w:line="480" w:lineRule="auto"/>
               <w:rPr>
-                <w:ins w:id="21" w:author="Sandy Navarro" w:date="2026-10-04T22:12:00Z" w16du:dateUtc="2026-10-04T21:12:00Z"/>
+                <w:ins w:id="23" w:author="Sandy Navarro" w:date="2026-10-04T22:12:00Z" w16du:dateUtc="2026-10-04T21:12:00Z"/>
                 <w:i/>
                 <w:color w:val="156082"/>
                 <w:sz w:val="32"/>
@@ -737,7 +745,7 @@
               </w:rPr>
             </w:pPr>
             <w:proofErr w:type="spellStart"/>
-            <w:ins w:id="22" w:author="Sandy Navarro" w:date="2026-10-04T22:12:00Z" w16du:dateUtc="2026-10-04T21:12:00Z">
+            <w:ins w:id="24" w:author="Sandy Navarro" w:date="2026-10-04T22:12:00Z" w16du:dateUtc="2026-10-04T21:12:00Z">
               <w:r>
                 <w:rPr>
                   <w:i/>
@@ -763,7 +771,7 @@
         <w:tc>
           <w:tcPr>
             <w:tcW w:w="3917" w:type="dxa"/>
-            <w:tcPrChange w:id="23" w:author="Sandy Navarro" w:date="2026-10-04T22:16:00Z" w16du:dateUtc="2026-10-04T21:16:00Z">
+            <w:tcPrChange w:id="25" w:author="Sandy Navarro" w:date="2026-10-04T22:16:00Z" w16du:dateUtc="2026-10-04T21:16:00Z">
               <w:tcPr>
                 <w:tcW w:w="5759" w:type="dxa"/>
                 <w:gridSpan w:val="2"/>
@@ -794,7 +802,7 @@
             <w:tcW w:w="5098" w:type="dxa"/>
             <w:gridSpan w:val="2"/>
             <w:hideMark/>
-            <w:tcPrChange w:id="24" w:author="Sandy Navarro" w:date="2026-10-04T22:16:00Z" w16du:dateUtc="2026-10-04T21:16:00Z">
+            <w:tcPrChange w:id="26" w:author="Sandy Navarro" w:date="2026-10-04T22:16:00Z" w16du:dateUtc="2026-10-04T21:16:00Z">
               <w:tcPr>
                 <w:tcW w:w="3256" w:type="dxa"/>
                 <w:tcBorders>
@@ -811,7 +819,7 @@
             <w:pPr>
               <w:spacing w:line="480" w:lineRule="auto"/>
               <w:rPr>
-                <w:ins w:id="25" w:author="Sandy Navarro" w:date="2026-10-04T22:13:00Z" w16du:dateUtc="2026-10-04T21:13:00Z"/>
+                <w:ins w:id="27" w:author="Sandy Navarro" w:date="2026-10-04T22:13:00Z" w16du:dateUtc="2026-10-04T21:13:00Z"/>
                 <w:i/>
                 <w:color w:val="156082"/>
                 <w:sz w:val="32"/>
@@ -838,7 +846,7 @@
                 <w:szCs w:val="32"/>
               </w:rPr>
             </w:pPr>
-            <w:ins w:id="26" w:author="Sandy Navarro" w:date="2026-10-04T22:13:00Z" w16du:dateUtc="2026-10-04T21:13:00Z">
+            <w:ins w:id="28" w:author="Sandy Navarro" w:date="2026-10-04T22:13:00Z" w16du:dateUtc="2026-10-04T21:13:00Z">
               <w:r>
                 <w:rPr>
                   <w:i/>
@@ -854,7 +862,7 @@
         <w:tc>
           <w:tcPr>
             <w:tcW w:w="3917" w:type="dxa"/>
-            <w:tcPrChange w:id="27" w:author="Sandy Navarro" w:date="2026-10-04T22:16:00Z" w16du:dateUtc="2026-10-04T21:16:00Z">
+            <w:tcPrChange w:id="29" w:author="Sandy Navarro" w:date="2026-10-04T22:16:00Z" w16du:dateUtc="2026-10-04T21:16:00Z">
               <w:tcPr>
                 <w:tcW w:w="5759" w:type="dxa"/>
                 <w:gridSpan w:val="2"/>
@@ -884,7 +892,7 @@
           <w:tcPr>
             <w:tcW w:w="3256" w:type="dxa"/>
             <w:hideMark/>
-            <w:tcPrChange w:id="28" w:author="Sandy Navarro" w:date="2026-10-04T22:16:00Z" w16du:dateUtc="2026-10-04T21:16:00Z">
+            <w:tcPrChange w:id="30" w:author="Sandy Navarro" w:date="2026-10-04T22:16:00Z" w16du:dateUtc="2026-10-04T21:16:00Z">
               <w:tcPr>
                 <w:tcW w:w="3256" w:type="dxa"/>
                 <w:tcBorders>
@@ -901,7 +909,7 @@
             <w:pPr>
               <w:spacing w:line="480" w:lineRule="auto"/>
               <w:rPr>
-                <w:ins w:id="29" w:author="Sandy Navarro" w:date="2026-10-04T22:13:00Z" w16du:dateUtc="2026-10-04T21:13:00Z"/>
+                <w:ins w:id="31" w:author="Sandy Navarro" w:date="2026-10-04T22:13:00Z" w16du:dateUtc="2026-10-04T21:13:00Z"/>
                 <w:i/>
                 <w:color w:val="156082"/>
                 <w:sz w:val="32"/>
@@ -928,7 +936,7 @@
                 <w:szCs w:val="32"/>
               </w:rPr>
             </w:pPr>
-            <w:ins w:id="30" w:author="Sandy Navarro" w:date="2026-10-04T22:13:00Z" w16du:dateUtc="2026-10-04T21:13:00Z">
+            <w:ins w:id="32" w:author="Sandy Navarro" w:date="2026-10-04T22:13:00Z" w16du:dateUtc="2026-10-04T21:13:00Z">
               <w:r>
                 <w:rPr>
                   <w:i/>
@@ -945,7 +953,7 @@
           <w:tcPr>
             <w:tcW w:w="5759" w:type="dxa"/>
             <w:gridSpan w:val="2"/>
-            <w:tcPrChange w:id="31" w:author="Sandy Navarro" w:date="2026-10-04T22:16:00Z" w16du:dateUtc="2026-10-04T21:16:00Z">
+            <w:tcPrChange w:id="33" w:author="Sandy Navarro" w:date="2026-10-04T22:16:00Z" w16du:dateUtc="2026-10-04T21:16:00Z">
               <w:tcPr>
                 <w:tcW w:w="5759" w:type="dxa"/>
                 <w:gridSpan w:val="2"/>
@@ -974,28 +982,6 @@
     <w:p>
       <w:pPr>
         <w:rPr>
-          <w:ins w:id="32" w:author="Sandy Navarro" w:date="2026-10-18T19:40:00Z" w16du:dateUtc="2026-10-18T18:40:00Z"/>
-          <w:b/>
-          <w:color w:val="156082"/>
-          <w:sz w:val="32"/>
-          <w:szCs w:val="32"/>
-        </w:rPr>
-      </w:pPr>
-    </w:p>
-    <w:p>
-      <w:pPr>
-        <w:rPr>
-          <w:ins w:id="33" w:author="Sandy Navarro" w:date="2026-10-18T19:40:00Z" w16du:dateUtc="2026-10-18T18:40:00Z"/>
-          <w:b/>
-          <w:color w:val="156082"/>
-          <w:sz w:val="32"/>
-          <w:szCs w:val="32"/>
-        </w:rPr>
-      </w:pPr>
-    </w:p>
-    <w:p>
-      <w:pPr>
-        <w:rPr>
           <w:ins w:id="34" w:author="Sandy Navarro" w:date="2026-10-18T19:40:00Z" w16du:dateUtc="2026-10-18T18:40:00Z"/>
           <w:b/>
           <w:color w:val="156082"/>
@@ -1007,19 +993,41 @@
     <w:p>
       <w:pPr>
         <w:rPr>
+          <w:ins w:id="35" w:author="Sandy Navarro" w:date="2026-10-18T19:40:00Z" w16du:dateUtc="2026-10-18T18:40:00Z"/>
           <w:b/>
           <w:color w:val="156082"/>
           <w:sz w:val="32"/>
           <w:szCs w:val="32"/>
         </w:rPr>
       </w:pPr>
-      <w:r>
-        <w:rPr>
+    </w:p>
+    <w:p>
+      <w:pPr>
+        <w:rPr>
+          <w:ins w:id="36" w:author="Sandy Navarro" w:date="2026-10-18T19:40:00Z" w16du:dateUtc="2026-10-18T18:40:00Z"/>
           <w:b/>
           <w:color w:val="156082"/>
           <w:sz w:val="32"/>
           <w:szCs w:val="32"/>
         </w:rPr>
+      </w:pPr>
+    </w:p>
+    <w:p>
+      <w:pPr>
+        <w:rPr>
+          <w:b/>
+          <w:color w:val="156082"/>
+          <w:sz w:val="32"/>
+          <w:szCs w:val="32"/>
+        </w:rPr>
+      </w:pPr>
+      <w:r>
+        <w:rPr>
+          <w:b/>
+          <w:color w:val="156082"/>
+          <w:sz w:val="32"/>
+          <w:szCs w:val="32"/>
+        </w:rPr>
         <w:lastRenderedPageBreak/>
         <w:t>Use of AI Tools</w:t>
       </w:r>
@@ -1027,14 +1035,14 @@
     <w:p>
       <w:pPr>
         <w:rPr>
-          <w:del w:id="35" w:author="Sandy Navarro" w:date="2026-10-18T19:22:00Z" w16du:dateUtc="2026-10-18T18:22:00Z"/>
+          <w:del w:id="37" w:author="Sandy Navarro" w:date="2026-10-18T19:22:00Z" w16du:dateUtc="2026-10-18T18:22:00Z"/>
           <w:rFonts w:ascii="Quattrocento Sans" w:eastAsia="Quattrocento Sans" w:hAnsi="Quattrocento Sans" w:cs="Quattrocento Sans"/>
           <w:b/>
           <w:color w:val="FF0000"/>
           <w:highlight w:val="white"/>
         </w:rPr>
       </w:pPr>
-      <w:del w:id="36" w:author="Sandy Navarro" w:date="2026-10-18T19:22:00Z" w16du:dateUtc="2026-10-18T18:22:00Z">
+      <w:del w:id="38" w:author="Sandy Navarro" w:date="2026-10-18T19:22:00Z" w16du:dateUtc="2026-10-18T18:22:00Z">
         <w:r>
           <w:rPr>
             <w:rFonts w:ascii="Quattrocento Sans" w:eastAsia="Quattrocento Sans" w:hAnsi="Quattrocento Sans" w:cs="Quattrocento Sans"/>
@@ -1049,7 +1057,7 @@
     <w:p>
       <w:pPr>
         <w:rPr>
-          <w:del w:id="37" w:author="Sandy Navarro" w:date="2026-10-18T19:22:00Z" w16du:dateUtc="2026-10-18T18:22:00Z"/>
+          <w:del w:id="39" w:author="Sandy Navarro" w:date="2026-10-18T19:22:00Z" w16du:dateUtc="2026-10-18T18:22:00Z"/>
           <w:b/>
           <w:sz w:val="28"/>
           <w:szCs w:val="28"/>
@@ -1062,7 +1070,7 @@
         </w:rPr>
         <w:t xml:space="preserve">I acknowledge the use of </w:t>
       </w:r>
-      <w:ins w:id="38" w:author="Sandy Navarro" w:date="2026-10-18T19:22:00Z" w16du:dateUtc="2026-10-18T18:22:00Z">
+      <w:ins w:id="40" w:author="Sandy Navarro" w:date="2026-10-18T19:22:00Z" w16du:dateUtc="2026-10-18T18:22:00Z">
         <w:r>
           <w:rPr>
             <w:b/>
@@ -1080,7 +1088,7 @@
           <w:t xml:space="preserve"> </w:t>
         </w:r>
       </w:ins>
-      <w:del w:id="39" w:author="Sandy Navarro" w:date="2026-10-18T19:22:00Z" w16du:dateUtc="2026-10-18T18:22:00Z">
+      <w:del w:id="41" w:author="Sandy Navarro" w:date="2026-10-18T19:22:00Z" w16du:dateUtc="2026-10-18T18:22:00Z">
         <w:r>
           <w:rPr>
             <w:b/>
@@ -1090,7 +1098,7 @@
           <w:delText>[enter name of the AI tool you used]</w:delText>
         </w:r>
       </w:del>
-      <w:del w:id="40" w:author="Sandy Navarro" w:date="2026-10-18T19:23:00Z" w16du:dateUtc="2026-10-18T18:23:00Z">
+      <w:del w:id="42" w:author="Sandy Navarro" w:date="2026-10-18T19:23:00Z" w16du:dateUtc="2026-10-18T18:23:00Z">
         <w:r>
           <w:rPr>
             <w:sz w:val="28"/>
@@ -1106,7 +1114,7 @@
         </w:rPr>
         <w:t xml:space="preserve">for the purpose </w:t>
       </w:r>
-      <w:del w:id="41" w:author="Sandy Navarro" w:date="2026-10-18T19:34:00Z" w16du:dateUtc="2026-10-18T18:34:00Z">
+      <w:del w:id="43" w:author="Sandy Navarro" w:date="2026-10-18T19:34:00Z" w16du:dateUtc="2026-10-18T18:34:00Z">
         <w:r>
           <w:rPr>
             <w:sz w:val="28"/>
@@ -1115,7 +1123,7 @@
           <w:delText xml:space="preserve">of </w:delText>
         </w:r>
       </w:del>
-      <w:ins w:id="42" w:author="Sandy Navarro" w:date="2026-10-18T19:34:00Z" w16du:dateUtc="2026-10-18T18:34:00Z">
+      <w:ins w:id="44" w:author="Sandy Navarro" w:date="2026-10-18T19:34:00Z" w16du:dateUtc="2026-10-18T18:34:00Z">
         <w:r>
           <w:rPr>
             <w:sz w:val="28"/>
@@ -1124,7 +1132,7 @@
           <w:t>of feasibility</w:t>
         </w:r>
       </w:ins>
-      <w:ins w:id="43" w:author="Sandy Navarro" w:date="2026-10-18T19:32:00Z" w16du:dateUtc="2026-10-18T18:32:00Z">
+      <w:ins w:id="45" w:author="Sandy Navarro" w:date="2026-10-18T19:32:00Z" w16du:dateUtc="2026-10-18T18:32:00Z">
         <w:r>
           <w:rPr>
             <w:sz w:val="28"/>
@@ -1133,7 +1141,7 @@
           <w:t xml:space="preserve"> of the project topic I have chosen </w:t>
         </w:r>
       </w:ins>
-      <w:ins w:id="44" w:author="Sandy Navarro" w:date="2026-10-18T19:33:00Z" w16du:dateUtc="2026-10-18T18:33:00Z">
+      <w:ins w:id="46" w:author="Sandy Navarro" w:date="2026-10-18T19:33:00Z" w16du:dateUtc="2026-10-18T18:33:00Z">
         <w:r>
           <w:rPr>
             <w:sz w:val="28"/>
@@ -1142,7 +1150,7 @@
           <w:t>and whether any relevant datasets are available, an</w:t>
         </w:r>
       </w:ins>
-      <w:ins w:id="45" w:author="Sandy Navarro" w:date="2026-10-18T19:34:00Z" w16du:dateUtc="2026-10-18T18:34:00Z">
+      <w:ins w:id="47" w:author="Sandy Navarro" w:date="2026-10-18T19:34:00Z" w16du:dateUtc="2026-10-18T18:34:00Z">
         <w:r>
           <w:rPr>
             <w:sz w:val="28"/>
@@ -1151,7 +1159,7 @@
           <w:t>d</w:t>
         </w:r>
       </w:ins>
-      <w:ins w:id="46" w:author="Sandy Navarro" w:date="2026-10-18T19:33:00Z" w16du:dateUtc="2026-10-18T18:33:00Z">
+      <w:ins w:id="48" w:author="Sandy Navarro" w:date="2026-10-18T19:33:00Z" w16du:dateUtc="2026-10-18T18:33:00Z">
         <w:r>
           <w:rPr>
             <w:sz w:val="28"/>
@@ -1166,7 +1174,7 @@
             <w:bCs/>
             <w:sz w:val="28"/>
             <w:szCs w:val="28"/>
-            <w:rPrChange w:id="47" w:author="Sandy Navarro" w:date="2026-10-19T09:01:00Z" w16du:dateUtc="2026-10-19T08:01:00Z">
+            <w:rPrChange w:id="49" w:author="Sandy Navarro" w:date="2026-10-19T17:08:00Z" w16du:dateUtc="2026-10-19T16:08:00Z">
               <w:rPr>
                 <w:sz w:val="28"/>
                 <w:szCs w:val="28"/>
@@ -1182,7 +1190,7 @@
             <w:bCs/>
             <w:sz w:val="28"/>
             <w:szCs w:val="28"/>
-            <w:rPrChange w:id="48" w:author="Sandy Navarro" w:date="2026-10-19T09:01:00Z" w16du:dateUtc="2026-10-19T08:01:00Z">
+            <w:rPrChange w:id="50" w:author="Sandy Navarro" w:date="2026-10-19T17:08:00Z" w16du:dateUtc="2026-10-19T16:08:00Z">
               <w:rPr>
                 <w:sz w:val="28"/>
                 <w:szCs w:val="28"/>
@@ -1192,7 +1200,7 @@
           <w:t xml:space="preserve"> Translator</w:t>
         </w:r>
       </w:ins>
-      <w:ins w:id="49" w:author="Sandy Navarro" w:date="2026-10-18T19:38:00Z" w16du:dateUtc="2026-10-18T18:38:00Z">
+      <w:ins w:id="51" w:author="Sandy Navarro" w:date="2026-10-18T19:38:00Z" w16du:dateUtc="2026-10-18T18:38:00Z">
         <w:r>
           <w:rPr>
             <w:b/>
@@ -1203,7 +1211,7 @@
           <w:t xml:space="preserve"> </w:t>
         </w:r>
       </w:ins>
-      <w:ins w:id="50" w:author="Sandy Navarro" w:date="2026-10-18T19:37:00Z" w16du:dateUtc="2026-10-18T18:37:00Z">
+      <w:ins w:id="52" w:author="Sandy Navarro" w:date="2026-10-18T19:37:00Z" w16du:dateUtc="2026-10-18T18:37:00Z">
         <w:r>
           <w:rPr>
             <w:sz w:val="28"/>
@@ -1212,7 +1220,7 @@
           <w:t xml:space="preserve">to polish the texts I wrote, as I often found it difficult to </w:t>
         </w:r>
       </w:ins>
-      <w:ins w:id="51" w:author="Sandy Navarro" w:date="2026-10-18T19:38:00Z" w16du:dateUtc="2026-10-18T18:38:00Z">
+      <w:ins w:id="53" w:author="Sandy Navarro" w:date="2026-10-18T19:38:00Z" w16du:dateUtc="2026-10-18T18:38:00Z">
         <w:r>
           <w:rPr>
             <w:sz w:val="28"/>
@@ -1221,7 +1229,7 @@
           <w:t>express ideas naturally in English that came easily to me in my native language</w:t>
         </w:r>
       </w:ins>
-      <w:del w:id="52" w:author="Sandy Navarro" w:date="2026-10-18T19:23:00Z" w16du:dateUtc="2026-10-18T18:23:00Z">
+      <w:del w:id="54" w:author="Sandy Navarro" w:date="2026-10-18T19:23:00Z" w16du:dateUtc="2026-10-18T18:23:00Z">
         <w:r>
           <w:rPr>
             <w:b/>
@@ -1241,7 +1249,7 @@
       </w:r>
     </w:p>
     <w:p>
-      <w:del w:id="53" w:author="Sandy Navarro" w:date="2026-10-18T19:22:00Z" w16du:dateUtc="2026-10-18T18:22:00Z">
+      <w:del w:id="55" w:author="Sandy Navarro" w:date="2026-10-18T19:22:00Z" w16du:dateUtc="2026-10-18T18:22:00Z">
         <w:r>
           <w:rPr>
             <w:sz w:val="28"/>
@@ -1261,7 +1269,11 @@
     <w:p>
       <w:r>
         <w:rPr>
-          <w:noProof/>
+          <w:rPrChange w:id="56" w:author="Sandy Navarro" w:date="2026-10-19T17:08:00Z" w16du:dateUtc="2026-10-19T16:08:00Z">
+            <w:rPr>
+              <w:noProof/>
+            </w:rPr>
+          </w:rPrChange>
         </w:rPr>
         <mc:AlternateContent>
           <mc:Choice Requires="wps">
@@ -1486,7 +1498,7 @@
     <w:p>
       <w:pPr>
         <w:rPr>
-          <w:del w:id="54" w:author="Sandy Navarro" w:date="2026-10-18T19:40:00Z" w16du:dateUtc="2026-10-18T18:40:00Z"/>
+          <w:del w:id="57" w:author="Sandy Navarro" w:date="2026-10-18T19:40:00Z" w16du:dateUtc="2026-10-18T18:40:00Z"/>
           <w:rFonts w:ascii="Aptos" w:eastAsia="Aptos" w:hAnsi="Aptos" w:cs="Aptos"/>
           <w:b/>
           <w:color w:val="FF0000"/>
@@ -1495,7 +1507,7 @@
           <w:u w:val="single"/>
         </w:rPr>
       </w:pPr>
-      <w:del w:id="55" w:author="Sandy Navarro" w:date="2026-10-18T19:40:00Z" w16du:dateUtc="2026-10-18T18:40:00Z">
+      <w:del w:id="58" w:author="Sandy Navarro" w:date="2026-10-18T19:40:00Z" w16du:dateUtc="2026-10-18T18:40:00Z">
         <w:r>
           <w:rPr>
             <w:rFonts w:ascii="Aptos" w:eastAsia="Aptos" w:hAnsi="Aptos" w:cs="Aptos"/>
@@ -1513,7 +1525,7 @@
     <w:p>
       <w:pPr>
         <w:rPr>
-          <w:del w:id="56" w:author="Sandy Navarro" w:date="2026-10-18T19:40:00Z" w16du:dateUtc="2026-10-18T18:40:00Z"/>
+          <w:del w:id="59" w:author="Sandy Navarro" w:date="2026-10-18T19:40:00Z" w16du:dateUtc="2026-10-18T18:40:00Z"/>
           <w:rFonts w:ascii="Aptos" w:eastAsia="Aptos" w:hAnsi="Aptos" w:cs="Aptos"/>
           <w:color w:val="FF0000"/>
           <w:sz w:val="24"/>
@@ -1524,7 +1536,7 @@
     <w:p>
       <w:pPr>
         <w:rPr>
-          <w:del w:id="57" w:author="Sandy Navarro" w:date="2026-10-18T19:40:00Z" w16du:dateUtc="2026-10-18T18:40:00Z"/>
+          <w:del w:id="60" w:author="Sandy Navarro" w:date="2026-10-18T19:40:00Z" w16du:dateUtc="2026-10-18T18:40:00Z"/>
           <w:rFonts w:ascii="Aptos" w:eastAsia="Aptos" w:hAnsi="Aptos" w:cs="Aptos"/>
           <w:b/>
           <w:color w:val="FF0000"/>
@@ -1532,7 +1544,7 @@
           <w:szCs w:val="24"/>
         </w:rPr>
       </w:pPr>
-      <w:del w:id="58" w:author="Sandy Navarro" w:date="2026-10-18T19:40:00Z" w16du:dateUtc="2026-10-18T18:40:00Z">
+      <w:del w:id="61" w:author="Sandy Navarro" w:date="2026-10-18T19:40:00Z" w16du:dateUtc="2026-10-18T18:40:00Z">
         <w:r>
           <w:rPr>
             <w:rFonts w:ascii="Aptos" w:eastAsia="Aptos" w:hAnsi="Aptos" w:cs="Aptos"/>
@@ -1548,7 +1560,7 @@
     <w:p>
       <w:pPr>
         <w:rPr>
-          <w:del w:id="59" w:author="Sandy Navarro" w:date="2026-10-18T19:40:00Z" w16du:dateUtc="2026-10-18T18:40:00Z"/>
+          <w:del w:id="62" w:author="Sandy Navarro" w:date="2026-10-18T19:40:00Z" w16du:dateUtc="2026-10-18T18:40:00Z"/>
           <w:rFonts w:ascii="Aptos" w:eastAsia="Aptos" w:hAnsi="Aptos" w:cs="Aptos"/>
           <w:b/>
           <w:color w:val="FF0000"/>
@@ -1560,14 +1572,14 @@
     <w:p>
       <w:pPr>
         <w:rPr>
-          <w:del w:id="60" w:author="Sandy Navarro" w:date="2026-10-18T19:40:00Z" w16du:dateUtc="2026-10-18T18:40:00Z"/>
+          <w:del w:id="63" w:author="Sandy Navarro" w:date="2026-10-18T19:40:00Z" w16du:dateUtc="2026-10-18T18:40:00Z"/>
           <w:rFonts w:ascii="Aptos" w:eastAsia="Aptos" w:hAnsi="Aptos" w:cs="Aptos"/>
           <w:color w:val="FF0000"/>
           <w:sz w:val="24"/>
           <w:szCs w:val="24"/>
         </w:rPr>
       </w:pPr>
-      <w:del w:id="61" w:author="Sandy Navarro" w:date="2026-10-18T19:40:00Z" w16du:dateUtc="2026-10-18T18:40:00Z">
+      <w:del w:id="64" w:author="Sandy Navarro" w:date="2026-10-18T19:40:00Z" w16du:dateUtc="2026-10-18T18:40:00Z">
         <w:r>
           <w:rPr>
             <w:rFonts w:ascii="Aptos" w:eastAsia="Aptos" w:hAnsi="Aptos" w:cs="Aptos"/>
@@ -1582,7 +1594,7 @@
     <w:p>
       <w:pPr>
         <w:rPr>
-          <w:del w:id="62" w:author="Sandy Navarro" w:date="2026-10-18T19:40:00Z" w16du:dateUtc="2026-10-18T18:40:00Z"/>
+          <w:del w:id="65" w:author="Sandy Navarro" w:date="2026-10-18T19:40:00Z" w16du:dateUtc="2026-10-18T18:40:00Z"/>
           <w:rFonts w:ascii="Aptos" w:eastAsia="Aptos" w:hAnsi="Aptos" w:cs="Aptos"/>
           <w:color w:val="FF0000"/>
           <w:sz w:val="24"/>
@@ -1593,14 +1605,14 @@
     <w:p>
       <w:pPr>
         <w:rPr>
-          <w:del w:id="63" w:author="Sandy Navarro" w:date="2026-10-18T19:40:00Z" w16du:dateUtc="2026-10-18T18:40:00Z"/>
+          <w:del w:id="66" w:author="Sandy Navarro" w:date="2026-10-18T19:40:00Z" w16du:dateUtc="2026-10-18T18:40:00Z"/>
           <w:rFonts w:ascii="Aptos" w:eastAsia="Aptos" w:hAnsi="Aptos" w:cs="Aptos"/>
           <w:color w:val="FF0000"/>
           <w:sz w:val="24"/>
           <w:szCs w:val="24"/>
         </w:rPr>
       </w:pPr>
-      <w:del w:id="64" w:author="Sandy Navarro" w:date="2026-10-18T19:40:00Z" w16du:dateUtc="2026-10-18T18:40:00Z">
+      <w:del w:id="67" w:author="Sandy Navarro" w:date="2026-10-18T19:40:00Z" w16du:dateUtc="2026-10-18T18:40:00Z">
         <w:r>
           <w:rPr>
             <w:rFonts w:ascii="Aptos" w:eastAsia="Aptos" w:hAnsi="Aptos" w:cs="Aptos"/>
@@ -1615,7 +1627,7 @@
     <w:p>
       <w:pPr>
         <w:rPr>
-          <w:del w:id="65" w:author="Sandy Navarro" w:date="2026-10-18T19:40:00Z" w16du:dateUtc="2026-10-18T18:40:00Z"/>
+          <w:del w:id="68" w:author="Sandy Navarro" w:date="2026-10-18T19:40:00Z" w16du:dateUtc="2026-10-18T18:40:00Z"/>
           <w:rFonts w:ascii="Aptos" w:eastAsia="Aptos" w:hAnsi="Aptos" w:cs="Aptos"/>
           <w:b/>
           <w:color w:val="FF0000"/>
@@ -1627,14 +1639,14 @@
     <w:p>
       <w:pPr>
         <w:rPr>
-          <w:del w:id="66" w:author="Sandy Navarro" w:date="2026-10-18T19:40:00Z" w16du:dateUtc="2026-10-18T18:40:00Z"/>
+          <w:del w:id="69" w:author="Sandy Navarro" w:date="2026-10-18T19:40:00Z" w16du:dateUtc="2026-10-18T18:40:00Z"/>
           <w:rFonts w:ascii="Aptos" w:eastAsia="Aptos" w:hAnsi="Aptos" w:cs="Aptos"/>
           <w:color w:val="FF0000"/>
           <w:sz w:val="24"/>
           <w:szCs w:val="24"/>
         </w:rPr>
       </w:pPr>
-      <w:del w:id="67" w:author="Sandy Navarro" w:date="2026-10-18T19:40:00Z" w16du:dateUtc="2026-10-18T18:40:00Z">
+      <w:del w:id="70" w:author="Sandy Navarro" w:date="2026-10-18T19:40:00Z" w16du:dateUtc="2026-10-18T18:40:00Z">
         <w:r>
           <w:rPr>
             <w:rFonts w:ascii="Aptos" w:eastAsia="Aptos" w:hAnsi="Aptos" w:cs="Aptos"/>
@@ -1659,14 +1671,14 @@
     <w:p>
       <w:pPr>
         <w:rPr>
-          <w:del w:id="68" w:author="Sandy Navarro" w:date="2026-10-18T19:40:00Z" w16du:dateUtc="2026-10-18T18:40:00Z"/>
+          <w:del w:id="71" w:author="Sandy Navarro" w:date="2026-10-18T19:40:00Z" w16du:dateUtc="2026-10-18T18:40:00Z"/>
           <w:rFonts w:ascii="Aptos" w:eastAsia="Aptos" w:hAnsi="Aptos" w:cs="Aptos"/>
           <w:color w:val="FF0000"/>
           <w:sz w:val="24"/>
           <w:szCs w:val="24"/>
         </w:rPr>
       </w:pPr>
-      <w:del w:id="69" w:author="Sandy Navarro" w:date="2026-10-18T19:40:00Z" w16du:dateUtc="2026-10-18T18:40:00Z">
+      <w:del w:id="72" w:author="Sandy Navarro" w:date="2026-10-18T19:40:00Z" w16du:dateUtc="2026-10-18T18:40:00Z">
         <w:r>
           <w:rPr>
             <w:rFonts w:ascii="Aptos" w:eastAsia="Aptos" w:hAnsi="Aptos" w:cs="Aptos"/>
@@ -1681,14 +1693,14 @@
     <w:p>
       <w:pPr>
         <w:rPr>
-          <w:del w:id="70" w:author="Sandy Navarro" w:date="2026-10-18T19:40:00Z" w16du:dateUtc="2026-10-18T18:40:00Z"/>
+          <w:del w:id="73" w:author="Sandy Navarro" w:date="2026-10-18T19:40:00Z" w16du:dateUtc="2026-10-18T18:40:00Z"/>
           <w:rFonts w:ascii="Aptos" w:eastAsia="Aptos" w:hAnsi="Aptos" w:cs="Aptos"/>
           <w:color w:val="FF0000"/>
           <w:sz w:val="24"/>
           <w:szCs w:val="24"/>
         </w:rPr>
       </w:pPr>
-      <w:del w:id="71" w:author="Sandy Navarro" w:date="2026-10-18T19:40:00Z" w16du:dateUtc="2026-10-18T18:40:00Z">
+      <w:del w:id="74" w:author="Sandy Navarro" w:date="2026-10-18T19:40:00Z" w16du:dateUtc="2026-10-18T18:40:00Z">
         <w:r>
           <w:rPr>
             <w:rFonts w:ascii="Aptos" w:eastAsia="Aptos" w:hAnsi="Aptos" w:cs="Aptos"/>
@@ -1703,14 +1715,14 @@
     <w:p>
       <w:pPr>
         <w:rPr>
-          <w:del w:id="72" w:author="Sandy Navarro" w:date="2026-10-18T19:40:00Z" w16du:dateUtc="2026-10-18T18:40:00Z"/>
+          <w:del w:id="75" w:author="Sandy Navarro" w:date="2026-10-18T19:40:00Z" w16du:dateUtc="2026-10-18T18:40:00Z"/>
           <w:rFonts w:ascii="Aptos" w:eastAsia="Aptos" w:hAnsi="Aptos" w:cs="Aptos"/>
           <w:color w:val="FF0000"/>
           <w:sz w:val="24"/>
           <w:szCs w:val="24"/>
         </w:rPr>
       </w:pPr>
-      <w:del w:id="73" w:author="Sandy Navarro" w:date="2026-10-18T19:40:00Z" w16du:dateUtc="2026-10-18T18:40:00Z">
+      <w:del w:id="76" w:author="Sandy Navarro" w:date="2026-10-18T19:40:00Z" w16du:dateUtc="2026-10-18T18:40:00Z">
         <w:r>
           <w:rPr>
             <w:rFonts w:ascii="Aptos" w:eastAsia="Aptos" w:hAnsi="Aptos" w:cs="Aptos"/>
@@ -1725,14 +1737,14 @@
     <w:p>
       <w:pPr>
         <w:rPr>
-          <w:del w:id="74" w:author="Sandy Navarro" w:date="2026-10-18T19:40:00Z" w16du:dateUtc="2026-10-18T18:40:00Z"/>
+          <w:del w:id="77" w:author="Sandy Navarro" w:date="2026-10-18T19:40:00Z" w16du:dateUtc="2026-10-18T18:40:00Z"/>
           <w:rFonts w:ascii="Aptos" w:eastAsia="Aptos" w:hAnsi="Aptos" w:cs="Aptos"/>
           <w:color w:val="FF0000"/>
           <w:sz w:val="24"/>
           <w:szCs w:val="24"/>
         </w:rPr>
       </w:pPr>
-      <w:del w:id="75" w:author="Sandy Navarro" w:date="2026-10-18T19:40:00Z" w16du:dateUtc="2026-10-18T18:40:00Z">
+      <w:del w:id="78" w:author="Sandy Navarro" w:date="2026-10-18T19:40:00Z" w16du:dateUtc="2026-10-18T18:40:00Z">
         <w:r>
           <w:rPr>
             <w:rFonts w:ascii="Aptos" w:eastAsia="Aptos" w:hAnsi="Aptos" w:cs="Aptos"/>
@@ -1759,7 +1771,7 @@
     <w:p>
       <w:pPr>
         <w:rPr>
-          <w:del w:id="76" w:author="Sandy Navarro" w:date="2026-10-18T19:40:00Z" w16du:dateUtc="2026-10-18T18:40:00Z"/>
+          <w:del w:id="79" w:author="Sandy Navarro" w:date="2026-10-18T19:40:00Z" w16du:dateUtc="2026-10-18T18:40:00Z"/>
           <w:rFonts w:ascii="Aptos" w:eastAsia="Aptos" w:hAnsi="Aptos" w:cs="Aptos"/>
           <w:b/>
           <w:color w:val="FF0000"/>
@@ -1771,14 +1783,14 @@
     <w:p>
       <w:pPr>
         <w:rPr>
-          <w:del w:id="77" w:author="Sandy Navarro" w:date="2026-10-18T19:40:00Z" w16du:dateUtc="2026-10-18T18:40:00Z"/>
+          <w:del w:id="80" w:author="Sandy Navarro" w:date="2026-10-18T19:40:00Z" w16du:dateUtc="2026-10-18T18:40:00Z"/>
           <w:rFonts w:ascii="Aptos" w:eastAsia="Aptos" w:hAnsi="Aptos" w:cs="Aptos"/>
           <w:color w:val="FF0000"/>
           <w:sz w:val="24"/>
           <w:szCs w:val="24"/>
         </w:rPr>
       </w:pPr>
-      <w:del w:id="78" w:author="Sandy Navarro" w:date="2026-10-18T19:40:00Z" w16du:dateUtc="2026-10-18T18:40:00Z">
+      <w:del w:id="81" w:author="Sandy Navarro" w:date="2026-10-18T19:40:00Z" w16du:dateUtc="2026-10-18T18:40:00Z">
         <w:r>
           <w:rPr>
             <w:rFonts w:ascii="Aptos" w:eastAsia="Aptos" w:hAnsi="Aptos" w:cs="Aptos"/>
@@ -1803,7 +1815,7 @@
     <w:p>
       <w:pPr>
         <w:rPr>
-          <w:del w:id="79" w:author="Sandy Navarro" w:date="2026-10-18T19:40:00Z" w16du:dateUtc="2026-10-18T18:40:00Z"/>
+          <w:del w:id="82" w:author="Sandy Navarro" w:date="2026-10-18T19:40:00Z" w16du:dateUtc="2026-10-18T18:40:00Z"/>
           <w:rFonts w:ascii="Aptos" w:eastAsia="Aptos" w:hAnsi="Aptos" w:cs="Aptos"/>
           <w:color w:val="FF0000"/>
           <w:sz w:val="24"/>
@@ -1815,14 +1827,14 @@
       <w:pPr>
         <w:spacing w:line="240" w:lineRule="auto"/>
         <w:rPr>
-          <w:del w:id="80" w:author="Sandy Navarro" w:date="2026-10-18T19:40:00Z" w16du:dateUtc="2026-10-18T18:40:00Z"/>
+          <w:del w:id="83" w:author="Sandy Navarro" w:date="2026-10-18T19:40:00Z" w16du:dateUtc="2026-10-18T18:40:00Z"/>
           <w:rFonts w:ascii="Times New Roman" w:eastAsia="Times New Roman" w:hAnsi="Times New Roman" w:cs="Times New Roman"/>
           <w:color w:val="FF0000"/>
           <w:sz w:val="24"/>
           <w:szCs w:val="24"/>
         </w:rPr>
       </w:pPr>
-      <w:del w:id="81" w:author="Sandy Navarro" w:date="2026-10-18T19:40:00Z" w16du:dateUtc="2026-10-18T18:40:00Z">
+      <w:del w:id="84" w:author="Sandy Navarro" w:date="2026-10-18T19:40:00Z" w16du:dateUtc="2026-10-18T18:40:00Z">
         <w:r>
           <w:rPr>
             <w:rFonts w:ascii="Aptos" w:eastAsia="Times New Roman" w:hAnsi="Aptos" w:cs="Times New Roman"/>
@@ -1841,7 +1853,7 @@
       <w:pPr>
         <w:spacing w:after="0" w:line="240" w:lineRule="auto"/>
         <w:rPr>
-          <w:del w:id="82" w:author="Sandy Navarro" w:date="2026-10-18T19:40:00Z" w16du:dateUtc="2026-10-18T18:40:00Z"/>
+          <w:del w:id="85" w:author="Sandy Navarro" w:date="2026-10-18T19:40:00Z" w16du:dateUtc="2026-10-18T18:40:00Z"/>
           <w:rFonts w:ascii="Times New Roman" w:eastAsia="Times New Roman" w:hAnsi="Times New Roman" w:cs="Times New Roman"/>
           <w:color w:val="FF0000"/>
           <w:sz w:val="24"/>
@@ -1858,14 +1870,14 @@
         </w:numPr>
         <w:spacing w:line="240" w:lineRule="auto"/>
         <w:rPr>
-          <w:del w:id="83" w:author="Sandy Navarro" w:date="2026-10-18T19:40:00Z" w16du:dateUtc="2026-10-18T18:40:00Z"/>
+          <w:del w:id="86" w:author="Sandy Navarro" w:date="2026-10-18T19:40:00Z" w16du:dateUtc="2026-10-18T18:40:00Z"/>
           <w:rFonts w:ascii="Times New Roman" w:eastAsia="Times New Roman" w:hAnsi="Times New Roman" w:cs="Times New Roman"/>
           <w:color w:val="FF0000"/>
           <w:sz w:val="24"/>
           <w:szCs w:val="24"/>
         </w:rPr>
       </w:pPr>
-      <w:del w:id="84" w:author="Sandy Navarro" w:date="2026-10-18T19:40:00Z" w16du:dateUtc="2026-10-18T18:40:00Z">
+      <w:del w:id="87" w:author="Sandy Navarro" w:date="2026-10-18T19:40:00Z" w16du:dateUtc="2026-10-18T18:40:00Z">
         <w:r>
           <w:rPr>
             <w:rFonts w:ascii="Aptos" w:eastAsia="Times New Roman" w:hAnsi="Aptos" w:cs="Times New Roman"/>
@@ -1884,14 +1896,14 @@
         <w:spacing w:line="240" w:lineRule="auto"/>
         <w:ind w:left="720"/>
         <w:rPr>
-          <w:del w:id="85" w:author="Sandy Navarro" w:date="2026-10-18T19:40:00Z" w16du:dateUtc="2026-10-18T18:40:00Z"/>
+          <w:del w:id="88" w:author="Sandy Navarro" w:date="2026-10-18T19:40:00Z" w16du:dateUtc="2026-10-18T18:40:00Z"/>
           <w:rFonts w:ascii="Times New Roman" w:eastAsia="Times New Roman" w:hAnsi="Times New Roman" w:cs="Times New Roman"/>
           <w:color w:val="FF0000"/>
           <w:sz w:val="24"/>
           <w:szCs w:val="24"/>
         </w:rPr>
       </w:pPr>
-      <w:del w:id="86" w:author="Sandy Navarro" w:date="2026-10-18T19:40:00Z" w16du:dateUtc="2026-10-18T18:40:00Z">
+      <w:del w:id="89" w:author="Sandy Navarro" w:date="2026-10-18T19:40:00Z" w16du:dateUtc="2026-10-18T18:40:00Z">
         <w:r>
           <w:rPr>
             <w:rFonts w:ascii="Aptos" w:eastAsia="Times New Roman" w:hAnsi="Aptos" w:cs="Times New Roman"/>
@@ -1908,7 +1920,7 @@
         <w:spacing w:after="0" w:line="240" w:lineRule="auto"/>
         <w:ind w:left="720"/>
         <w:rPr>
-          <w:del w:id="87" w:author="Sandy Navarro" w:date="2026-10-18T19:40:00Z" w16du:dateUtc="2026-10-18T18:40:00Z"/>
+          <w:del w:id="90" w:author="Sandy Navarro" w:date="2026-10-18T19:40:00Z" w16du:dateUtc="2026-10-18T18:40:00Z"/>
           <w:rFonts w:ascii="Times New Roman" w:eastAsia="Times New Roman" w:hAnsi="Times New Roman" w:cs="Times New Roman"/>
           <w:color w:val="FF0000"/>
           <w:sz w:val="24"/>
@@ -1921,14 +1933,14 @@
         <w:spacing w:line="240" w:lineRule="auto"/>
         <w:ind w:left="720"/>
         <w:rPr>
-          <w:del w:id="88" w:author="Sandy Navarro" w:date="2026-10-18T19:40:00Z" w16du:dateUtc="2026-10-18T18:40:00Z"/>
+          <w:del w:id="91" w:author="Sandy Navarro" w:date="2026-10-18T19:40:00Z" w16du:dateUtc="2026-10-18T18:40:00Z"/>
           <w:rFonts w:ascii="Times New Roman" w:eastAsia="Times New Roman" w:hAnsi="Times New Roman" w:cs="Times New Roman"/>
           <w:color w:val="FF0000"/>
           <w:sz w:val="24"/>
           <w:szCs w:val="24"/>
         </w:rPr>
       </w:pPr>
-      <w:del w:id="89" w:author="Sandy Navarro" w:date="2026-10-18T19:40:00Z" w16du:dateUtc="2026-10-18T18:40:00Z">
+      <w:del w:id="92" w:author="Sandy Navarro" w:date="2026-10-18T19:40:00Z" w16du:dateUtc="2026-10-18T18:40:00Z">
         <w:r>
           <w:rPr>
             <w:rFonts w:ascii="Aptos" w:eastAsia="Times New Roman" w:hAnsi="Aptos" w:cs="Times New Roman"/>
@@ -1945,7 +1957,7 @@
         <w:spacing w:after="0" w:line="240" w:lineRule="auto"/>
         <w:ind w:left="720"/>
         <w:rPr>
-          <w:del w:id="90" w:author="Sandy Navarro" w:date="2026-10-18T19:40:00Z" w16du:dateUtc="2026-10-18T18:40:00Z"/>
+          <w:del w:id="93" w:author="Sandy Navarro" w:date="2026-10-18T19:40:00Z" w16du:dateUtc="2026-10-18T18:40:00Z"/>
           <w:rFonts w:ascii="Times New Roman" w:eastAsia="Times New Roman" w:hAnsi="Times New Roman" w:cs="Times New Roman"/>
           <w:color w:val="FF0000"/>
           <w:sz w:val="24"/>
@@ -1958,14 +1970,14 @@
         <w:spacing w:line="240" w:lineRule="auto"/>
         <w:ind w:left="720"/>
         <w:rPr>
-          <w:del w:id="91" w:author="Sandy Navarro" w:date="2026-10-18T19:40:00Z" w16du:dateUtc="2026-10-18T18:40:00Z"/>
+          <w:del w:id="94" w:author="Sandy Navarro" w:date="2026-10-18T19:40:00Z" w16du:dateUtc="2026-10-18T18:40:00Z"/>
           <w:rFonts w:ascii="Times New Roman" w:eastAsia="Times New Roman" w:hAnsi="Times New Roman" w:cs="Times New Roman"/>
           <w:color w:val="FF0000"/>
           <w:sz w:val="24"/>
           <w:szCs w:val="24"/>
         </w:rPr>
       </w:pPr>
-      <w:del w:id="92" w:author="Sandy Navarro" w:date="2026-10-18T19:40:00Z" w16du:dateUtc="2026-10-18T18:40:00Z">
+      <w:del w:id="95" w:author="Sandy Navarro" w:date="2026-10-18T19:40:00Z" w16du:dateUtc="2026-10-18T18:40:00Z">
         <w:r>
           <w:rPr>
             <w:rFonts w:ascii="Aptos" w:eastAsia="Times New Roman" w:hAnsi="Aptos" w:cs="Times New Roman"/>
@@ -1993,14 +2005,14 @@
         <w:spacing w:line="240" w:lineRule="auto"/>
         <w:ind w:left="720"/>
         <w:rPr>
-          <w:del w:id="93" w:author="Sandy Navarro" w:date="2026-10-18T19:40:00Z" w16du:dateUtc="2026-10-18T18:40:00Z"/>
+          <w:del w:id="96" w:author="Sandy Navarro" w:date="2026-10-18T19:40:00Z" w16du:dateUtc="2026-10-18T18:40:00Z"/>
           <w:rFonts w:ascii="Times New Roman" w:eastAsia="Times New Roman" w:hAnsi="Times New Roman" w:cs="Times New Roman"/>
           <w:color w:val="FF0000"/>
           <w:sz w:val="24"/>
           <w:szCs w:val="24"/>
         </w:rPr>
       </w:pPr>
-      <w:del w:id="94" w:author="Sandy Navarro" w:date="2026-10-18T19:40:00Z" w16du:dateUtc="2026-10-18T18:40:00Z">
+      <w:del w:id="97" w:author="Sandy Navarro" w:date="2026-10-18T19:40:00Z" w16du:dateUtc="2026-10-18T18:40:00Z">
         <w:r>
           <w:rPr>
             <w:rFonts w:ascii="Aptos" w:eastAsia="Times New Roman" w:hAnsi="Aptos" w:cs="Times New Roman"/>
@@ -2017,14 +2029,14 @@
         <w:spacing w:line="240" w:lineRule="auto"/>
         <w:ind w:left="720"/>
         <w:rPr>
-          <w:del w:id="95" w:author="Sandy Navarro" w:date="2026-10-18T19:40:00Z" w16du:dateUtc="2026-10-18T18:40:00Z"/>
+          <w:del w:id="98" w:author="Sandy Navarro" w:date="2026-10-18T19:40:00Z" w16du:dateUtc="2026-10-18T18:40:00Z"/>
           <w:rFonts w:ascii="Times New Roman" w:eastAsia="Times New Roman" w:hAnsi="Times New Roman" w:cs="Times New Roman"/>
           <w:color w:val="FF0000"/>
           <w:sz w:val="24"/>
           <w:szCs w:val="24"/>
         </w:rPr>
       </w:pPr>
-      <w:del w:id="96" w:author="Sandy Navarro" w:date="2026-10-18T19:40:00Z" w16du:dateUtc="2026-10-18T18:40:00Z">
+      <w:del w:id="99" w:author="Sandy Navarro" w:date="2026-10-18T19:40:00Z" w16du:dateUtc="2026-10-18T18:40:00Z">
         <w:r>
           <w:rPr>
             <w:rFonts w:ascii="Aptos" w:eastAsia="Times New Roman" w:hAnsi="Aptos" w:cs="Times New Roman"/>
@@ -2041,14 +2053,14 @@
         <w:spacing w:line="240" w:lineRule="auto"/>
         <w:ind w:left="720"/>
         <w:rPr>
-          <w:del w:id="97" w:author="Sandy Navarro" w:date="2026-10-18T19:40:00Z" w16du:dateUtc="2026-10-18T18:40:00Z"/>
+          <w:del w:id="100" w:author="Sandy Navarro" w:date="2026-10-18T19:40:00Z" w16du:dateUtc="2026-10-18T18:40:00Z"/>
           <w:rFonts w:ascii="Times New Roman" w:eastAsia="Times New Roman" w:hAnsi="Times New Roman" w:cs="Times New Roman"/>
           <w:color w:val="FF0000"/>
           <w:sz w:val="24"/>
           <w:szCs w:val="24"/>
         </w:rPr>
       </w:pPr>
-      <w:del w:id="98" w:author="Sandy Navarro" w:date="2026-10-18T19:40:00Z" w16du:dateUtc="2026-10-18T18:40:00Z">
+      <w:del w:id="101" w:author="Sandy Navarro" w:date="2026-10-18T19:40:00Z" w16du:dateUtc="2026-10-18T18:40:00Z">
         <w:r>
           <w:rPr>
             <w:rFonts w:ascii="Aptos" w:eastAsia="Times New Roman" w:hAnsi="Aptos" w:cs="Times New Roman"/>
@@ -2065,14 +2077,14 @@
         <w:spacing w:line="240" w:lineRule="auto"/>
         <w:ind w:left="720"/>
         <w:rPr>
-          <w:del w:id="99" w:author="Sandy Navarro" w:date="2026-10-18T19:40:00Z" w16du:dateUtc="2026-10-18T18:40:00Z"/>
+          <w:del w:id="102" w:author="Sandy Navarro" w:date="2026-10-18T19:40:00Z" w16du:dateUtc="2026-10-18T18:40:00Z"/>
           <w:rFonts w:ascii="Times New Roman" w:eastAsia="Times New Roman" w:hAnsi="Times New Roman" w:cs="Times New Roman"/>
           <w:color w:val="FF0000"/>
           <w:sz w:val="24"/>
           <w:szCs w:val="24"/>
         </w:rPr>
       </w:pPr>
-      <w:del w:id="100" w:author="Sandy Navarro" w:date="2026-10-18T19:40:00Z" w16du:dateUtc="2026-10-18T18:40:00Z">
+      <w:del w:id="103" w:author="Sandy Navarro" w:date="2026-10-18T19:40:00Z" w16du:dateUtc="2026-10-18T18:40:00Z">
         <w:r>
           <w:rPr>
             <w:rFonts w:ascii="Aptos" w:eastAsia="Times New Roman" w:hAnsi="Aptos" w:cs="Times New Roman"/>
@@ -2105,7 +2117,7 @@
         <w:spacing w:after="0" w:line="240" w:lineRule="auto"/>
         <w:ind w:left="720"/>
         <w:rPr>
-          <w:del w:id="101" w:author="Sandy Navarro" w:date="2026-10-18T19:40:00Z" w16du:dateUtc="2026-10-18T18:40:00Z"/>
+          <w:del w:id="104" w:author="Sandy Navarro" w:date="2026-10-18T19:40:00Z" w16du:dateUtc="2026-10-18T18:40:00Z"/>
           <w:rFonts w:ascii="Times New Roman" w:eastAsia="Times New Roman" w:hAnsi="Times New Roman" w:cs="Times New Roman"/>
           <w:color w:val="FF0000"/>
           <w:sz w:val="24"/>
@@ -2118,14 +2130,14 @@
         <w:spacing w:line="240" w:lineRule="auto"/>
         <w:ind w:left="720"/>
         <w:rPr>
-          <w:del w:id="102" w:author="Sandy Navarro" w:date="2026-10-18T19:40:00Z" w16du:dateUtc="2026-10-18T18:40:00Z"/>
+          <w:del w:id="105" w:author="Sandy Navarro" w:date="2026-10-18T19:40:00Z" w16du:dateUtc="2026-10-18T18:40:00Z"/>
           <w:rFonts w:ascii="Aptos" w:eastAsia="Times New Roman" w:hAnsi="Aptos" w:cs="Times New Roman"/>
           <w:color w:val="FF0000"/>
           <w:sz w:val="24"/>
           <w:szCs w:val="24"/>
         </w:rPr>
       </w:pPr>
-      <w:del w:id="103" w:author="Sandy Navarro" w:date="2026-10-18T19:40:00Z" w16du:dateUtc="2026-10-18T18:40:00Z">
+      <w:del w:id="106" w:author="Sandy Navarro" w:date="2026-10-18T19:40:00Z" w16du:dateUtc="2026-10-18T18:40:00Z">
         <w:r>
           <w:rPr>
             <w:rFonts w:ascii="Aptos" w:eastAsia="Times New Roman" w:hAnsi="Aptos" w:cs="Times New Roman"/>
@@ -2152,7 +2164,7 @@
       <w:pPr>
         <w:spacing w:line="240" w:lineRule="auto"/>
         <w:rPr>
-          <w:del w:id="104" w:author="Sandy Navarro" w:date="2026-10-18T19:40:00Z" w16du:dateUtc="2026-10-18T18:40:00Z"/>
+          <w:del w:id="107" w:author="Sandy Navarro" w:date="2026-10-18T19:40:00Z" w16du:dateUtc="2026-10-18T18:40:00Z"/>
           <w:rFonts w:ascii="Aptos" w:eastAsia="Times New Roman" w:hAnsi="Aptos" w:cs="Times New Roman"/>
           <w:color w:val="FF0000"/>
           <w:sz w:val="24"/>
@@ -2168,7 +2180,7 @@
           <w:numId w:val="1"/>
         </w:numPr>
         <w:rPr>
-          <w:del w:id="105" w:author="Sandy Navarro" w:date="2026-10-18T19:40:00Z" w16du:dateUtc="2026-10-18T18:40:00Z"/>
+          <w:del w:id="108" w:author="Sandy Navarro" w:date="2026-10-18T19:40:00Z" w16du:dateUtc="2026-10-18T18:40:00Z"/>
           <w:rFonts w:asciiTheme="minorHAnsi" w:hAnsiTheme="minorHAnsi"/>
           <w:b/>
           <w:bCs/>
@@ -2177,7 +2189,7 @@
           <w:szCs w:val="24"/>
         </w:rPr>
       </w:pPr>
-      <w:del w:id="106" w:author="Sandy Navarro" w:date="2026-10-18T19:40:00Z" w16du:dateUtc="2026-10-18T18:40:00Z">
+      <w:del w:id="109" w:author="Sandy Navarro" w:date="2026-10-18T19:40:00Z" w16du:dateUtc="2026-10-18T18:40:00Z">
         <w:r>
           <w:rPr>
             <w:rFonts w:asciiTheme="minorHAnsi" w:hAnsiTheme="minorHAnsi"/>
@@ -2197,7 +2209,7 @@
         <w:ind w:left="720"/>
         <w:outlineLvl w:val="2"/>
         <w:rPr>
-          <w:del w:id="107" w:author="Sandy Navarro" w:date="2026-10-18T19:40:00Z" w16du:dateUtc="2026-10-18T18:40:00Z"/>
+          <w:del w:id="110" w:author="Sandy Navarro" w:date="2026-10-18T19:40:00Z" w16du:dateUtc="2026-10-18T18:40:00Z"/>
           <w:rFonts w:asciiTheme="minorHAnsi" w:eastAsia="Times New Roman" w:hAnsiTheme="minorHAnsi" w:cs="Times New Roman"/>
           <w:b/>
           <w:bCs/>
@@ -2206,7 +2218,7 @@
           <w:szCs w:val="24"/>
         </w:rPr>
       </w:pPr>
-      <w:del w:id="108" w:author="Sandy Navarro" w:date="2026-10-18T19:40:00Z" w16du:dateUtc="2026-10-18T18:40:00Z">
+      <w:del w:id="111" w:author="Sandy Navarro" w:date="2026-10-18T19:40:00Z" w16du:dateUtc="2026-10-18T18:40:00Z">
         <w:r>
           <w:rPr>
             <w:rFonts w:asciiTheme="minorHAnsi" w:eastAsia="Times New Roman" w:hAnsiTheme="minorHAnsi" w:cs="Times New Roman"/>
@@ -2225,14 +2237,14 @@
         <w:spacing w:before="100" w:beforeAutospacing="1" w:after="100" w:afterAutospacing="1" w:line="240" w:lineRule="auto"/>
         <w:ind w:left="720"/>
         <w:rPr>
-          <w:del w:id="109" w:author="Sandy Navarro" w:date="2026-10-18T19:40:00Z" w16du:dateUtc="2026-10-18T18:40:00Z"/>
+          <w:del w:id="112" w:author="Sandy Navarro" w:date="2026-10-18T19:40:00Z" w16du:dateUtc="2026-10-18T18:40:00Z"/>
           <w:rFonts w:asciiTheme="minorHAnsi" w:eastAsia="Times New Roman" w:hAnsiTheme="minorHAnsi" w:cs="Times New Roman"/>
           <w:color w:val="FF0000"/>
           <w:sz w:val="24"/>
           <w:szCs w:val="24"/>
         </w:rPr>
       </w:pPr>
-      <w:del w:id="110" w:author="Sandy Navarro" w:date="2026-10-18T19:40:00Z" w16du:dateUtc="2026-10-18T18:40:00Z">
+      <w:del w:id="113" w:author="Sandy Navarro" w:date="2026-10-18T19:40:00Z" w16du:dateUtc="2026-10-18T18:40:00Z">
         <w:r>
           <w:rPr>
             <w:rFonts w:asciiTheme="minorHAnsi" w:eastAsia="Times New Roman" w:hAnsiTheme="minorHAnsi" w:cs="Times New Roman"/>
@@ -2250,7 +2262,7 @@
         <w:ind w:left="720"/>
         <w:outlineLvl w:val="3"/>
         <w:rPr>
-          <w:del w:id="111" w:author="Sandy Navarro" w:date="2026-10-18T19:40:00Z" w16du:dateUtc="2026-10-18T18:40:00Z"/>
+          <w:del w:id="114" w:author="Sandy Navarro" w:date="2026-10-18T19:40:00Z" w16du:dateUtc="2026-10-18T18:40:00Z"/>
           <w:rFonts w:asciiTheme="minorHAnsi" w:eastAsia="Times New Roman" w:hAnsiTheme="minorHAnsi" w:cs="Times New Roman"/>
           <w:b/>
           <w:bCs/>
@@ -2259,7 +2271,7 @@
           <w:szCs w:val="24"/>
         </w:rPr>
       </w:pPr>
-      <w:del w:id="112" w:author="Sandy Navarro" w:date="2026-10-18T19:40:00Z" w16du:dateUtc="2026-10-18T18:40:00Z">
+      <w:del w:id="115" w:author="Sandy Navarro" w:date="2026-10-18T19:40:00Z" w16du:dateUtc="2026-10-18T18:40:00Z">
         <w:r>
           <w:rPr>
             <w:rFonts w:asciiTheme="minorHAnsi" w:eastAsia="Times New Roman" w:hAnsiTheme="minorHAnsi" w:cs="Times New Roman"/>
@@ -2286,14 +2298,14 @@
         <w:spacing w:before="100" w:beforeAutospacing="1" w:after="100" w:afterAutospacing="1" w:line="240" w:lineRule="auto"/>
         <w:ind w:left="1440"/>
         <w:rPr>
-          <w:del w:id="113" w:author="Sandy Navarro" w:date="2026-10-18T19:40:00Z" w16du:dateUtc="2026-10-18T18:40:00Z"/>
+          <w:del w:id="116" w:author="Sandy Navarro" w:date="2026-10-18T19:40:00Z" w16du:dateUtc="2026-10-18T18:40:00Z"/>
           <w:rFonts w:asciiTheme="minorHAnsi" w:eastAsia="Times New Roman" w:hAnsiTheme="minorHAnsi" w:cs="Times New Roman"/>
           <w:color w:val="FF0000"/>
           <w:sz w:val="24"/>
           <w:szCs w:val="24"/>
         </w:rPr>
       </w:pPr>
-      <w:del w:id="114" w:author="Sandy Navarro" w:date="2026-10-18T19:40:00Z" w16du:dateUtc="2026-10-18T18:40:00Z">
+      <w:del w:id="117" w:author="Sandy Navarro" w:date="2026-10-18T19:40:00Z" w16du:dateUtc="2026-10-18T18:40:00Z">
         <w:r>
           <w:rPr>
             <w:rFonts w:asciiTheme="minorHAnsi" w:eastAsia="Times New Roman" w:hAnsiTheme="minorHAnsi" w:cs="Times New Roman"/>
@@ -2321,14 +2333,14 @@
         <w:spacing w:before="100" w:beforeAutospacing="1" w:after="100" w:afterAutospacing="1" w:line="240" w:lineRule="auto"/>
         <w:ind w:left="1440"/>
         <w:rPr>
-          <w:del w:id="115" w:author="Sandy Navarro" w:date="2026-10-18T19:40:00Z" w16du:dateUtc="2026-10-18T18:40:00Z"/>
+          <w:del w:id="118" w:author="Sandy Navarro" w:date="2026-10-18T19:40:00Z" w16du:dateUtc="2026-10-18T18:40:00Z"/>
           <w:rFonts w:asciiTheme="minorHAnsi" w:eastAsia="Times New Roman" w:hAnsiTheme="minorHAnsi" w:cs="Times New Roman"/>
           <w:color w:val="FF0000"/>
           <w:sz w:val="24"/>
           <w:szCs w:val="24"/>
         </w:rPr>
       </w:pPr>
-      <w:del w:id="116" w:author="Sandy Navarro" w:date="2026-10-18T19:40:00Z" w16du:dateUtc="2026-10-18T18:40:00Z">
+      <w:del w:id="119" w:author="Sandy Navarro" w:date="2026-10-18T19:40:00Z" w16du:dateUtc="2026-10-18T18:40:00Z">
         <w:r>
           <w:rPr>
             <w:rFonts w:asciiTheme="minorHAnsi" w:eastAsia="Times New Roman" w:hAnsiTheme="minorHAnsi" w:cs="Times New Roman"/>
@@ -2353,14 +2365,14 @@
         <w:spacing w:before="100" w:beforeAutospacing="1" w:after="100" w:afterAutospacing="1" w:line="240" w:lineRule="auto"/>
         <w:ind w:left="2160"/>
         <w:rPr>
-          <w:del w:id="117" w:author="Sandy Navarro" w:date="2026-10-18T19:40:00Z" w16du:dateUtc="2026-10-18T18:40:00Z"/>
+          <w:del w:id="120" w:author="Sandy Navarro" w:date="2026-10-18T19:40:00Z" w16du:dateUtc="2026-10-18T18:40:00Z"/>
           <w:rFonts w:asciiTheme="minorHAnsi" w:eastAsia="Times New Roman" w:hAnsiTheme="minorHAnsi" w:cs="Times New Roman"/>
           <w:color w:val="FF0000"/>
           <w:sz w:val="24"/>
           <w:szCs w:val="24"/>
         </w:rPr>
       </w:pPr>
-      <w:del w:id="118" w:author="Sandy Navarro" w:date="2026-10-18T19:40:00Z" w16du:dateUtc="2026-10-18T18:40:00Z">
+      <w:del w:id="121" w:author="Sandy Navarro" w:date="2026-10-18T19:40:00Z" w16du:dateUtc="2026-10-18T18:40:00Z">
         <w:r>
           <w:rPr>
             <w:rFonts w:asciiTheme="minorHAnsi" w:eastAsia="Times New Roman" w:hAnsiTheme="minorHAnsi" w:cs="Times New Roman"/>
@@ -2405,14 +2417,14 @@
         <w:spacing w:before="100" w:beforeAutospacing="1" w:after="100" w:afterAutospacing="1" w:line="240" w:lineRule="auto"/>
         <w:ind w:left="2160"/>
         <w:rPr>
-          <w:del w:id="119" w:author="Sandy Navarro" w:date="2026-10-18T19:40:00Z" w16du:dateUtc="2026-10-18T18:40:00Z"/>
+          <w:del w:id="122" w:author="Sandy Navarro" w:date="2026-10-18T19:40:00Z" w16du:dateUtc="2026-10-18T18:40:00Z"/>
           <w:rFonts w:asciiTheme="minorHAnsi" w:eastAsia="Times New Roman" w:hAnsiTheme="minorHAnsi" w:cs="Times New Roman"/>
           <w:color w:val="FF0000"/>
           <w:sz w:val="24"/>
           <w:szCs w:val="24"/>
         </w:rPr>
       </w:pPr>
-      <w:del w:id="120" w:author="Sandy Navarro" w:date="2026-10-18T19:40:00Z" w16du:dateUtc="2026-10-18T18:40:00Z">
+      <w:del w:id="123" w:author="Sandy Navarro" w:date="2026-10-18T19:40:00Z" w16du:dateUtc="2026-10-18T18:40:00Z">
         <w:r>
           <w:rPr>
             <w:rFonts w:asciiTheme="minorHAnsi" w:eastAsia="Times New Roman" w:hAnsiTheme="minorHAnsi" w:cs="Times New Roman"/>
@@ -2457,14 +2469,14 @@
         <w:spacing w:before="100" w:beforeAutospacing="1" w:after="100" w:afterAutospacing="1" w:line="240" w:lineRule="auto"/>
         <w:ind w:left="2160"/>
         <w:rPr>
-          <w:del w:id="121" w:author="Sandy Navarro" w:date="2026-10-18T19:40:00Z" w16du:dateUtc="2026-10-18T18:40:00Z"/>
+          <w:del w:id="124" w:author="Sandy Navarro" w:date="2026-10-18T19:40:00Z" w16du:dateUtc="2026-10-18T18:40:00Z"/>
           <w:rFonts w:asciiTheme="minorHAnsi" w:eastAsia="Times New Roman" w:hAnsiTheme="minorHAnsi" w:cs="Times New Roman"/>
           <w:color w:val="FF0000"/>
           <w:sz w:val="24"/>
           <w:szCs w:val="24"/>
         </w:rPr>
       </w:pPr>
-      <w:del w:id="122" w:author="Sandy Navarro" w:date="2026-10-18T19:40:00Z" w16du:dateUtc="2026-10-18T18:40:00Z">
+      <w:del w:id="125" w:author="Sandy Navarro" w:date="2026-10-18T19:40:00Z" w16du:dateUtc="2026-10-18T18:40:00Z">
         <w:r>
           <w:rPr>
             <w:rFonts w:asciiTheme="minorHAnsi" w:eastAsia="Times New Roman" w:hAnsiTheme="minorHAnsi" w:cs="Times New Roman"/>
@@ -2489,14 +2501,14 @@
         <w:spacing w:before="100" w:beforeAutospacing="1" w:after="100" w:afterAutospacing="1" w:line="240" w:lineRule="auto"/>
         <w:ind w:left="2160"/>
         <w:rPr>
-          <w:del w:id="123" w:author="Sandy Navarro" w:date="2026-10-18T19:40:00Z" w16du:dateUtc="2026-10-18T18:40:00Z"/>
+          <w:del w:id="126" w:author="Sandy Navarro" w:date="2026-10-18T19:40:00Z" w16du:dateUtc="2026-10-18T18:40:00Z"/>
           <w:rFonts w:asciiTheme="minorHAnsi" w:eastAsia="Times New Roman" w:hAnsiTheme="minorHAnsi" w:cs="Times New Roman"/>
           <w:color w:val="FF0000"/>
           <w:sz w:val="24"/>
           <w:szCs w:val="24"/>
         </w:rPr>
       </w:pPr>
-      <w:del w:id="124" w:author="Sandy Navarro" w:date="2026-10-18T19:40:00Z" w16du:dateUtc="2026-10-18T18:40:00Z">
+      <w:del w:id="127" w:author="Sandy Navarro" w:date="2026-10-18T19:40:00Z" w16du:dateUtc="2026-10-18T18:40:00Z">
         <w:r>
           <w:rPr>
             <w:rFonts w:asciiTheme="minorHAnsi" w:eastAsia="Times New Roman" w:hAnsiTheme="minorHAnsi" w:cs="Times New Roman"/>
@@ -2533,17 +2545,21 @@
         <w:spacing w:before="100" w:beforeAutospacing="1" w:after="100" w:afterAutospacing="1" w:line="240" w:lineRule="auto"/>
         <w:ind w:left="2160"/>
         <w:rPr>
-          <w:del w:id="125" w:author="Sandy Navarro" w:date="2026-10-18T19:40:00Z" w16du:dateUtc="2026-10-18T18:40:00Z"/>
+          <w:del w:id="128" w:author="Sandy Navarro" w:date="2026-10-18T19:40:00Z" w16du:dateUtc="2026-10-18T18:40:00Z"/>
           <w:rFonts w:asciiTheme="minorHAnsi" w:eastAsia="Times New Roman" w:hAnsiTheme="minorHAnsi" w:cs="Times New Roman"/>
           <w:color w:val="FF0000"/>
           <w:sz w:val="24"/>
           <w:szCs w:val="24"/>
         </w:rPr>
       </w:pPr>
-      <w:del w:id="126" w:author="Sandy Navarro" w:date="2026-10-18T19:40:00Z" w16du:dateUtc="2026-10-18T18:40:00Z">
-        <w:r>
-          <w:rPr>
-            <w:noProof/>
+      <w:del w:id="129" w:author="Sandy Navarro" w:date="2026-10-18T19:40:00Z" w16du:dateUtc="2026-10-18T18:40:00Z">
+        <w:r>
+          <w:rPr>
+            <w:rPrChange w:id="130" w:author="Sandy Navarro" w:date="2026-10-19T17:08:00Z" w16du:dateUtc="2026-10-19T16:08:00Z">
+              <w:rPr>
+                <w:noProof/>
+              </w:rPr>
+            </w:rPrChange>
           </w:rPr>
           <w:drawing>
             <wp:inline distT="0" distB="0" distL="0" distR="0" wp14:anchorId="74A2B1EC" wp14:editId="2090A0D3">
@@ -2589,7 +2605,7 @@
         <w:ind w:left="720"/>
         <w:outlineLvl w:val="3"/>
         <w:rPr>
-          <w:del w:id="127" w:author="Sandy Navarro" w:date="2026-10-18T19:40:00Z" w16du:dateUtc="2026-10-18T18:40:00Z"/>
+          <w:del w:id="131" w:author="Sandy Navarro" w:date="2026-10-18T19:40:00Z" w16du:dateUtc="2026-10-18T18:40:00Z"/>
           <w:rFonts w:asciiTheme="minorHAnsi" w:eastAsia="Times New Roman" w:hAnsiTheme="minorHAnsi" w:cs="Times New Roman"/>
           <w:b/>
           <w:bCs/>
@@ -2598,7 +2614,7 @@
           <w:szCs w:val="24"/>
         </w:rPr>
       </w:pPr>
-      <w:del w:id="128" w:author="Sandy Navarro" w:date="2026-10-18T19:40:00Z" w16du:dateUtc="2026-10-18T18:40:00Z">
+      <w:del w:id="132" w:author="Sandy Navarro" w:date="2026-10-18T19:40:00Z" w16du:dateUtc="2026-10-18T18:40:00Z">
         <w:r>
           <w:rPr>
             <w:rFonts w:asciiTheme="minorHAnsi" w:eastAsia="Times New Roman" w:hAnsiTheme="minorHAnsi" w:cs="Times New Roman"/>
@@ -2625,14 +2641,14 @@
         <w:spacing w:before="100" w:beforeAutospacing="1" w:after="100" w:afterAutospacing="1" w:line="240" w:lineRule="auto"/>
         <w:ind w:left="1440"/>
         <w:rPr>
-          <w:del w:id="129" w:author="Sandy Navarro" w:date="2026-10-18T19:40:00Z" w16du:dateUtc="2026-10-18T18:40:00Z"/>
+          <w:del w:id="133" w:author="Sandy Navarro" w:date="2026-10-18T19:40:00Z" w16du:dateUtc="2026-10-18T18:40:00Z"/>
           <w:rFonts w:asciiTheme="minorHAnsi" w:eastAsia="Times New Roman" w:hAnsiTheme="minorHAnsi" w:cs="Times New Roman"/>
           <w:color w:val="FF0000"/>
           <w:sz w:val="24"/>
           <w:szCs w:val="24"/>
         </w:rPr>
       </w:pPr>
-      <w:del w:id="130" w:author="Sandy Navarro" w:date="2026-10-18T19:40:00Z" w16du:dateUtc="2026-10-18T18:40:00Z">
+      <w:del w:id="134" w:author="Sandy Navarro" w:date="2026-10-18T19:40:00Z" w16du:dateUtc="2026-10-18T18:40:00Z">
         <w:r>
           <w:rPr>
             <w:rFonts w:asciiTheme="minorHAnsi" w:eastAsia="Times New Roman" w:hAnsiTheme="minorHAnsi" w:cs="Times New Roman"/>
@@ -2697,14 +2713,14 @@
         <w:spacing w:before="100" w:beforeAutospacing="1" w:after="100" w:afterAutospacing="1" w:line="240" w:lineRule="auto"/>
         <w:ind w:left="2160"/>
         <w:rPr>
-          <w:del w:id="131" w:author="Sandy Navarro" w:date="2026-10-18T19:40:00Z" w16du:dateUtc="2026-10-18T18:40:00Z"/>
+          <w:del w:id="135" w:author="Sandy Navarro" w:date="2026-10-18T19:40:00Z" w16du:dateUtc="2026-10-18T18:40:00Z"/>
           <w:rFonts w:asciiTheme="minorHAnsi" w:eastAsia="Times New Roman" w:hAnsiTheme="minorHAnsi" w:cs="Times New Roman"/>
           <w:color w:val="FF0000"/>
           <w:sz w:val="24"/>
           <w:szCs w:val="24"/>
         </w:rPr>
       </w:pPr>
-      <w:del w:id="132" w:author="Sandy Navarro" w:date="2026-10-18T19:40:00Z" w16du:dateUtc="2026-10-18T18:40:00Z">
+      <w:del w:id="136" w:author="Sandy Navarro" w:date="2026-10-18T19:40:00Z" w16du:dateUtc="2026-10-18T18:40:00Z">
         <w:r>
           <w:rPr>
             <w:rFonts w:asciiTheme="minorHAnsi" w:eastAsia="Times New Roman" w:hAnsiTheme="minorHAnsi" w:cs="Times New Roman"/>
@@ -2809,14 +2825,14 @@
         <w:spacing w:before="100" w:beforeAutospacing="1" w:after="100" w:afterAutospacing="1" w:line="240" w:lineRule="auto"/>
         <w:ind w:left="2160"/>
         <w:rPr>
-          <w:del w:id="133" w:author="Sandy Navarro" w:date="2026-10-18T19:40:00Z" w16du:dateUtc="2026-10-18T18:40:00Z"/>
+          <w:del w:id="137" w:author="Sandy Navarro" w:date="2026-10-18T19:40:00Z" w16du:dateUtc="2026-10-18T18:40:00Z"/>
           <w:rFonts w:asciiTheme="minorHAnsi" w:eastAsia="Times New Roman" w:hAnsiTheme="minorHAnsi" w:cs="Times New Roman"/>
           <w:color w:val="FF0000"/>
           <w:sz w:val="24"/>
           <w:szCs w:val="24"/>
         </w:rPr>
       </w:pPr>
-      <w:del w:id="134" w:author="Sandy Navarro" w:date="2026-10-18T19:40:00Z" w16du:dateUtc="2026-10-18T18:40:00Z">
+      <w:del w:id="138" w:author="Sandy Navarro" w:date="2026-10-18T19:40:00Z" w16du:dateUtc="2026-10-18T18:40:00Z">
         <w:r>
           <w:rPr>
             <w:rFonts w:asciiTheme="minorHAnsi" w:eastAsia="Times New Roman" w:hAnsiTheme="minorHAnsi" w:cs="Times New Roman"/>
@@ -2854,7 +2870,7 @@
         <w:ind w:left="720"/>
         <w:outlineLvl w:val="3"/>
         <w:rPr>
-          <w:del w:id="135" w:author="Sandy Navarro" w:date="2026-10-18T19:40:00Z" w16du:dateUtc="2026-10-18T18:40:00Z"/>
+          <w:del w:id="139" w:author="Sandy Navarro" w:date="2026-10-18T19:40:00Z" w16du:dateUtc="2026-10-18T18:40:00Z"/>
           <w:rFonts w:asciiTheme="minorHAnsi" w:eastAsia="Times New Roman" w:hAnsiTheme="minorHAnsi" w:cs="Times New Roman"/>
           <w:b/>
           <w:bCs/>
@@ -2863,7 +2879,7 @@
           <w:szCs w:val="24"/>
         </w:rPr>
       </w:pPr>
-      <w:del w:id="136" w:author="Sandy Navarro" w:date="2026-10-18T19:40:00Z" w16du:dateUtc="2026-10-18T18:40:00Z">
+      <w:del w:id="140" w:author="Sandy Navarro" w:date="2026-10-18T19:40:00Z" w16du:dateUtc="2026-10-18T18:40:00Z">
         <w:r>
           <w:rPr>
             <w:rFonts w:asciiTheme="minorHAnsi" w:eastAsia="Times New Roman" w:hAnsiTheme="minorHAnsi" w:cs="Times New Roman"/>
@@ -2890,14 +2906,14 @@
         <w:spacing w:before="100" w:beforeAutospacing="1" w:after="100" w:afterAutospacing="1" w:line="240" w:lineRule="auto"/>
         <w:ind w:left="1440"/>
         <w:rPr>
-          <w:del w:id="137" w:author="Sandy Navarro" w:date="2026-10-18T19:40:00Z" w16du:dateUtc="2026-10-18T18:40:00Z"/>
+          <w:del w:id="141" w:author="Sandy Navarro" w:date="2026-10-18T19:40:00Z" w16du:dateUtc="2026-10-18T18:40:00Z"/>
           <w:rFonts w:asciiTheme="minorHAnsi" w:eastAsia="Times New Roman" w:hAnsiTheme="minorHAnsi" w:cs="Times New Roman"/>
           <w:color w:val="FF0000"/>
           <w:sz w:val="24"/>
           <w:szCs w:val="24"/>
         </w:rPr>
       </w:pPr>
-      <w:del w:id="138" w:author="Sandy Navarro" w:date="2026-10-18T19:40:00Z" w16du:dateUtc="2026-10-18T18:40:00Z">
+      <w:del w:id="142" w:author="Sandy Navarro" w:date="2026-10-18T19:40:00Z" w16du:dateUtc="2026-10-18T18:40:00Z">
         <w:r>
           <w:rPr>
             <w:rFonts w:asciiTheme="minorHAnsi" w:eastAsia="Times New Roman" w:hAnsiTheme="minorHAnsi" w:cs="Times New Roman"/>
@@ -2958,14 +2974,14 @@
         <w:spacing w:before="100" w:beforeAutospacing="1" w:after="100" w:afterAutospacing="1" w:line="240" w:lineRule="auto"/>
         <w:ind w:left="1440"/>
         <w:rPr>
-          <w:del w:id="139" w:author="Sandy Navarro" w:date="2026-10-18T19:40:00Z" w16du:dateUtc="2026-10-18T18:40:00Z"/>
+          <w:del w:id="143" w:author="Sandy Navarro" w:date="2026-10-18T19:40:00Z" w16du:dateUtc="2026-10-18T18:40:00Z"/>
           <w:rFonts w:asciiTheme="minorHAnsi" w:eastAsia="Times New Roman" w:hAnsiTheme="minorHAnsi" w:cs="Times New Roman"/>
           <w:color w:val="FF0000"/>
           <w:sz w:val="24"/>
           <w:szCs w:val="24"/>
         </w:rPr>
       </w:pPr>
-      <w:del w:id="140" w:author="Sandy Navarro" w:date="2026-10-18T19:40:00Z" w16du:dateUtc="2026-10-18T18:40:00Z">
+      <w:del w:id="144" w:author="Sandy Navarro" w:date="2026-10-18T19:40:00Z" w16du:dateUtc="2026-10-18T18:40:00Z">
         <w:r>
           <w:rPr>
             <w:rFonts w:asciiTheme="minorHAnsi" w:eastAsia="Times New Roman" w:hAnsiTheme="minorHAnsi" w:cs="Times New Roman"/>
@@ -2982,14 +2998,14 @@
         <w:spacing w:before="100" w:beforeAutospacing="1" w:after="100" w:afterAutospacing="1" w:line="240" w:lineRule="auto"/>
         <w:ind w:left="1080"/>
         <w:rPr>
-          <w:del w:id="141" w:author="Sandy Navarro" w:date="2026-10-18T19:40:00Z" w16du:dateUtc="2026-10-18T18:40:00Z"/>
+          <w:del w:id="145" w:author="Sandy Navarro" w:date="2026-10-18T19:40:00Z" w16du:dateUtc="2026-10-18T18:40:00Z"/>
           <w:rFonts w:asciiTheme="minorHAnsi" w:eastAsia="Times New Roman" w:hAnsiTheme="minorHAnsi" w:cs="Times New Roman"/>
           <w:color w:val="FF0000"/>
           <w:sz w:val="24"/>
           <w:szCs w:val="24"/>
         </w:rPr>
       </w:pPr>
-      <w:del w:id="142" w:author="Sandy Navarro" w:date="2026-10-18T19:40:00Z" w16du:dateUtc="2026-10-18T18:40:00Z">
+      <w:del w:id="146" w:author="Sandy Navarro" w:date="2026-10-18T19:40:00Z" w16du:dateUtc="2026-10-18T18:40:00Z">
         <w:r>
           <w:rPr>
             <w:rFonts w:asciiTheme="minorHAnsi" w:eastAsia="Times New Roman" w:hAnsiTheme="minorHAnsi" w:cs="Times New Roman"/>
@@ -3014,14 +3030,14 @@
         <w:spacing w:before="100" w:beforeAutospacing="1" w:after="100" w:afterAutospacing="1" w:line="240" w:lineRule="auto"/>
         <w:ind w:left="1800"/>
         <w:rPr>
-          <w:del w:id="143" w:author="Sandy Navarro" w:date="2026-10-18T19:40:00Z" w16du:dateUtc="2026-10-18T18:40:00Z"/>
+          <w:del w:id="147" w:author="Sandy Navarro" w:date="2026-10-18T19:40:00Z" w16du:dateUtc="2026-10-18T18:40:00Z"/>
           <w:rFonts w:asciiTheme="minorHAnsi" w:eastAsia="Times New Roman" w:hAnsiTheme="minorHAnsi" w:cs="Times New Roman"/>
           <w:color w:val="FF0000"/>
           <w:sz w:val="24"/>
           <w:szCs w:val="24"/>
         </w:rPr>
       </w:pPr>
-      <w:del w:id="144" w:author="Sandy Navarro" w:date="2026-10-18T19:40:00Z" w16du:dateUtc="2026-10-18T18:40:00Z">
+      <w:del w:id="148" w:author="Sandy Navarro" w:date="2026-10-18T19:40:00Z" w16du:dateUtc="2026-10-18T18:40:00Z">
         <w:r>
           <w:rPr>
             <w:rFonts w:asciiTheme="minorHAnsi" w:eastAsia="Times New Roman" w:hAnsiTheme="minorHAnsi" w:cs="Times New Roman"/>
@@ -3048,14 +3064,14 @@
         <w:spacing w:before="100" w:beforeAutospacing="1" w:after="100" w:afterAutospacing="1" w:line="240" w:lineRule="auto"/>
         <w:ind w:left="1800"/>
         <w:rPr>
-          <w:del w:id="145" w:author="Sandy Navarro" w:date="2026-10-18T19:40:00Z" w16du:dateUtc="2026-10-18T18:40:00Z"/>
+          <w:del w:id="149" w:author="Sandy Navarro" w:date="2026-10-18T19:40:00Z" w16du:dateUtc="2026-10-18T18:40:00Z"/>
           <w:rFonts w:asciiTheme="minorHAnsi" w:eastAsia="Times New Roman" w:hAnsiTheme="minorHAnsi" w:cs="Times New Roman"/>
           <w:color w:val="FF0000"/>
           <w:sz w:val="24"/>
           <w:szCs w:val="24"/>
         </w:rPr>
       </w:pPr>
-      <w:del w:id="146" w:author="Sandy Navarro" w:date="2026-10-18T19:40:00Z" w16du:dateUtc="2026-10-18T18:40:00Z">
+      <w:del w:id="150" w:author="Sandy Navarro" w:date="2026-10-18T19:40:00Z" w16du:dateUtc="2026-10-18T18:40:00Z">
         <w:r>
           <w:rPr>
             <w:rFonts w:asciiTheme="minorHAnsi" w:eastAsia="Times New Roman" w:hAnsiTheme="minorHAnsi" w:cs="Times New Roman"/>
@@ -3082,14 +3098,14 @@
         <w:spacing w:before="100" w:beforeAutospacing="1" w:after="100" w:afterAutospacing="1" w:line="240" w:lineRule="auto"/>
         <w:ind w:left="1800"/>
         <w:rPr>
-          <w:del w:id="147" w:author="Sandy Navarro" w:date="2026-10-18T19:40:00Z" w16du:dateUtc="2026-10-18T18:40:00Z"/>
+          <w:del w:id="151" w:author="Sandy Navarro" w:date="2026-10-18T19:40:00Z" w16du:dateUtc="2026-10-18T18:40:00Z"/>
           <w:rFonts w:asciiTheme="minorHAnsi" w:eastAsia="Times New Roman" w:hAnsiTheme="minorHAnsi" w:cs="Times New Roman"/>
           <w:color w:val="FF0000"/>
           <w:sz w:val="24"/>
           <w:szCs w:val="24"/>
         </w:rPr>
       </w:pPr>
-      <w:del w:id="148" w:author="Sandy Navarro" w:date="2026-10-18T19:40:00Z" w16du:dateUtc="2026-10-18T18:40:00Z">
+      <w:del w:id="152" w:author="Sandy Navarro" w:date="2026-10-18T19:40:00Z" w16du:dateUtc="2026-10-18T18:40:00Z">
         <w:r>
           <w:rPr>
             <w:rFonts w:asciiTheme="minorHAnsi" w:eastAsia="Times New Roman" w:hAnsiTheme="minorHAnsi" w:cs="Times New Roman"/>
@@ -3116,14 +3132,14 @@
         <w:spacing w:before="100" w:beforeAutospacing="1" w:after="100" w:afterAutospacing="1" w:line="240" w:lineRule="auto"/>
         <w:ind w:left="1800"/>
         <w:rPr>
-          <w:del w:id="149" w:author="Sandy Navarro" w:date="2026-10-18T19:40:00Z" w16du:dateUtc="2026-10-18T18:40:00Z"/>
+          <w:del w:id="153" w:author="Sandy Navarro" w:date="2026-10-18T19:40:00Z" w16du:dateUtc="2026-10-18T18:40:00Z"/>
           <w:rFonts w:asciiTheme="minorHAnsi" w:eastAsia="Times New Roman" w:hAnsiTheme="minorHAnsi" w:cs="Times New Roman"/>
           <w:color w:val="FF0000"/>
           <w:sz w:val="24"/>
           <w:szCs w:val="24"/>
         </w:rPr>
       </w:pPr>
-      <w:del w:id="150" w:author="Sandy Navarro" w:date="2026-10-18T19:40:00Z" w16du:dateUtc="2026-10-18T18:40:00Z">
+      <w:del w:id="154" w:author="Sandy Navarro" w:date="2026-10-18T19:40:00Z" w16du:dateUtc="2026-10-18T18:40:00Z">
         <w:r>
           <w:rPr>
             <w:rFonts w:asciiTheme="minorHAnsi" w:eastAsia="Times New Roman" w:hAnsiTheme="minorHAnsi" w:cs="Times New Roman"/>
@@ -3142,14 +3158,14 @@
         <w:spacing w:before="100" w:beforeAutospacing="1" w:after="100" w:afterAutospacing="1" w:line="240" w:lineRule="auto"/>
         <w:ind w:left="1440"/>
         <w:rPr>
-          <w:del w:id="151" w:author="Sandy Navarro" w:date="2026-10-18T19:40:00Z" w16du:dateUtc="2026-10-18T18:40:00Z"/>
+          <w:del w:id="155" w:author="Sandy Navarro" w:date="2026-10-18T19:40:00Z" w16du:dateUtc="2026-10-18T18:40:00Z"/>
           <w:rFonts w:asciiTheme="minorHAnsi" w:eastAsia="Times New Roman" w:hAnsiTheme="minorHAnsi" w:cs="Times New Roman"/>
           <w:color w:val="FF0000"/>
           <w:sz w:val="24"/>
           <w:szCs w:val="24"/>
         </w:rPr>
       </w:pPr>
-      <w:del w:id="152" w:author="Sandy Navarro" w:date="2026-10-18T19:40:00Z" w16du:dateUtc="2026-10-18T18:40:00Z">
+      <w:del w:id="156" w:author="Sandy Navarro" w:date="2026-10-18T19:40:00Z" w16du:dateUtc="2026-10-18T18:40:00Z">
         <w:r>
           <w:rPr>
             <w:rFonts w:asciiTheme="minorHAnsi" w:eastAsia="Times New Roman" w:hAnsiTheme="minorHAnsi" w:cs="Times New Roman"/>
@@ -3182,14 +3198,14 @@
         <w:spacing w:before="100" w:beforeAutospacing="1" w:after="100" w:afterAutospacing="1" w:line="240" w:lineRule="auto"/>
         <w:ind w:left="1080"/>
         <w:rPr>
-          <w:del w:id="153" w:author="Sandy Navarro" w:date="2026-10-18T19:40:00Z" w16du:dateUtc="2026-10-18T18:40:00Z"/>
+          <w:del w:id="157" w:author="Sandy Navarro" w:date="2026-10-18T19:40:00Z" w16du:dateUtc="2026-10-18T18:40:00Z"/>
           <w:rFonts w:asciiTheme="minorHAnsi" w:eastAsia="Times New Roman" w:hAnsiTheme="minorHAnsi" w:cs="Times New Roman"/>
           <w:color w:val="FF0000"/>
           <w:sz w:val="24"/>
           <w:szCs w:val="24"/>
         </w:rPr>
       </w:pPr>
-      <w:del w:id="154" w:author="Sandy Navarro" w:date="2026-10-18T19:40:00Z" w16du:dateUtc="2026-10-18T18:40:00Z">
+      <w:del w:id="158" w:author="Sandy Navarro" w:date="2026-10-18T19:40:00Z" w16du:dateUtc="2026-10-18T18:40:00Z">
         <w:r>
           <w:rPr>
             <w:rFonts w:asciiTheme="minorHAnsi" w:eastAsia="Times New Roman" w:hAnsiTheme="minorHAnsi" w:cs="Times New Roman"/>
@@ -3205,7 +3221,7 @@
       <w:pPr>
         <w:spacing w:after="0" w:line="240" w:lineRule="auto"/>
         <w:rPr>
-          <w:del w:id="155" w:author="Sandy Navarro" w:date="2026-10-18T19:40:00Z" w16du:dateUtc="2026-10-18T18:40:00Z"/>
+          <w:del w:id="159" w:author="Sandy Navarro" w:date="2026-10-18T19:40:00Z" w16du:dateUtc="2026-10-18T18:40:00Z"/>
           <w:rFonts w:ascii="Times New Roman" w:eastAsia="Times New Roman" w:hAnsi="Times New Roman" w:cs="Times New Roman"/>
           <w:sz w:val="24"/>
           <w:szCs w:val="24"/>
@@ -3216,13 +3232,13 @@
       <w:pPr>
         <w:spacing w:line="240" w:lineRule="auto"/>
         <w:rPr>
-          <w:del w:id="156" w:author="Sandy Navarro" w:date="2026-10-18T19:40:00Z" w16du:dateUtc="2026-10-18T18:40:00Z"/>
+          <w:del w:id="160" w:author="Sandy Navarro" w:date="2026-10-18T19:40:00Z" w16du:dateUtc="2026-10-18T18:40:00Z"/>
           <w:rFonts w:ascii="Times New Roman" w:eastAsia="Times New Roman" w:hAnsi="Times New Roman" w:cs="Times New Roman"/>
           <w:sz w:val="24"/>
           <w:szCs w:val="24"/>
         </w:rPr>
       </w:pPr>
-      <w:del w:id="157" w:author="Sandy Navarro" w:date="2026-10-18T19:40:00Z" w16du:dateUtc="2026-10-18T18:40:00Z">
+      <w:del w:id="161" w:author="Sandy Navarro" w:date="2026-10-18T19:40:00Z" w16du:dateUtc="2026-10-18T18:40:00Z">
         <w:r>
           <w:rPr>
             <w:rFonts w:ascii="Aptos" w:eastAsia="Times New Roman" w:hAnsi="Aptos" w:cs="Times New Roman"/>
@@ -3240,7 +3256,7 @@
     <w:p>
       <w:pPr>
         <w:rPr>
-          <w:del w:id="158" w:author="Sandy Navarro" w:date="2026-10-18T19:40:00Z" w16du:dateUtc="2026-10-18T18:40:00Z"/>
+          <w:del w:id="162" w:author="Sandy Navarro" w:date="2026-10-18T19:40:00Z" w16du:dateUtc="2026-10-18T18:40:00Z"/>
           <w:color w:val="FF0000"/>
           <w:sz w:val="32"/>
           <w:szCs w:val="32"/>
@@ -3250,7 +3266,7 @@
     <w:p>
       <w:pPr>
         <w:rPr>
-          <w:del w:id="159" w:author="Sandy Navarro" w:date="2026-10-18T19:40:00Z" w16du:dateUtc="2026-10-18T18:40:00Z"/>
+          <w:del w:id="163" w:author="Sandy Navarro" w:date="2026-10-18T19:40:00Z" w16du:dateUtc="2026-10-18T18:40:00Z"/>
           <w:color w:val="FF0000"/>
           <w:sz w:val="32"/>
           <w:szCs w:val="32"/>
@@ -3260,7 +3276,7 @@
     <w:p>
       <w:pPr>
         <w:rPr>
-          <w:del w:id="160" w:author="Sandy Navarro" w:date="2026-10-18T19:40:00Z" w16du:dateUtc="2026-10-18T18:40:00Z"/>
+          <w:del w:id="164" w:author="Sandy Navarro" w:date="2026-10-18T19:40:00Z" w16du:dateUtc="2026-10-18T18:40:00Z"/>
           <w:color w:val="FF0000"/>
           <w:sz w:val="32"/>
           <w:szCs w:val="32"/>
@@ -3270,7 +3286,7 @@
     <w:p>
       <w:pPr>
         <w:rPr>
-          <w:del w:id="161" w:author="Sandy Navarro" w:date="2026-10-18T19:40:00Z" w16du:dateUtc="2026-10-18T18:40:00Z"/>
+          <w:del w:id="165" w:author="Sandy Navarro" w:date="2026-10-18T19:40:00Z" w16du:dateUtc="2026-10-18T18:40:00Z"/>
           <w:rFonts w:ascii="Aptos" w:eastAsia="Aptos" w:hAnsi="Aptos" w:cs="Aptos"/>
           <w:b/>
           <w:color w:val="FF0000"/>
@@ -3283,7 +3299,7 @@
     <w:p>
       <w:pPr>
         <w:rPr>
-          <w:del w:id="162" w:author="Sandy Navarro" w:date="2026-10-18T19:40:00Z" w16du:dateUtc="2026-10-18T18:40:00Z"/>
+          <w:del w:id="166" w:author="Sandy Navarro" w:date="2026-10-18T19:40:00Z" w16du:dateUtc="2026-10-18T18:40:00Z"/>
           <w:rFonts w:ascii="Aptos" w:eastAsia="Aptos" w:hAnsi="Aptos" w:cs="Aptos"/>
           <w:b/>
           <w:color w:val="FF0000"/>
@@ -3296,7 +3312,7 @@
     <w:p>
       <w:pPr>
         <w:rPr>
-          <w:del w:id="163" w:author="Sandy Navarro" w:date="2026-10-18T19:40:00Z" w16du:dateUtc="2026-10-18T18:40:00Z"/>
+          <w:del w:id="167" w:author="Sandy Navarro" w:date="2026-10-18T19:40:00Z" w16du:dateUtc="2026-10-18T18:40:00Z"/>
           <w:rFonts w:ascii="Aptos" w:eastAsia="Aptos" w:hAnsi="Aptos" w:cs="Aptos"/>
           <w:b/>
           <w:color w:val="FF0000"/>
@@ -3309,7 +3325,7 @@
     <w:p>
       <w:pPr>
         <w:rPr>
-          <w:del w:id="164" w:author="Sandy Navarro" w:date="2026-10-18T19:40:00Z" w16du:dateUtc="2026-10-18T18:40:00Z"/>
+          <w:del w:id="168" w:author="Sandy Navarro" w:date="2026-10-18T19:40:00Z" w16du:dateUtc="2026-10-18T18:40:00Z"/>
           <w:rFonts w:ascii="Aptos" w:eastAsia="Aptos" w:hAnsi="Aptos" w:cs="Aptos"/>
           <w:b/>
           <w:color w:val="FF0000"/>
@@ -3322,7 +3338,7 @@
     <w:p>
       <w:pPr>
         <w:rPr>
-          <w:del w:id="165" w:author="Sandy Navarro" w:date="2026-10-18T19:40:00Z" w16du:dateUtc="2026-10-18T18:40:00Z"/>
+          <w:del w:id="169" w:author="Sandy Navarro" w:date="2026-10-18T19:40:00Z" w16du:dateUtc="2026-10-18T18:40:00Z"/>
           <w:color w:val="FF0000"/>
           <w:sz w:val="32"/>
           <w:szCs w:val="32"/>
@@ -3332,7 +3348,7 @@
     <w:p>
       <w:pPr>
         <w:rPr>
-          <w:del w:id="166" w:author="Sandy Navarro" w:date="2026-10-18T19:40:00Z" w16du:dateUtc="2026-10-18T18:40:00Z"/>
+          <w:del w:id="170" w:author="Sandy Navarro" w:date="2026-10-18T19:40:00Z" w16du:dateUtc="2026-10-18T18:40:00Z"/>
           <w:color w:val="FF0000"/>
           <w:sz w:val="32"/>
           <w:szCs w:val="32"/>
@@ -3342,7 +3358,7 @@
     <w:p>
       <w:pPr>
         <w:rPr>
-          <w:del w:id="167" w:author="Sandy Navarro" w:date="2026-10-18T19:40:00Z" w16du:dateUtc="2026-10-18T18:40:00Z"/>
+          <w:del w:id="171" w:author="Sandy Navarro" w:date="2026-10-18T19:40:00Z" w16du:dateUtc="2026-10-18T18:40:00Z"/>
           <w:color w:val="FF0000"/>
           <w:sz w:val="32"/>
           <w:szCs w:val="32"/>
@@ -3352,7 +3368,7 @@
     <w:p>
       <w:pPr>
         <w:rPr>
-          <w:del w:id="168" w:author="Sandy Navarro" w:date="2026-10-18T19:40:00Z" w16du:dateUtc="2026-10-18T18:40:00Z"/>
+          <w:del w:id="172" w:author="Sandy Navarro" w:date="2026-10-18T19:40:00Z" w16du:dateUtc="2026-10-18T18:40:00Z"/>
           <w:color w:val="FF0000"/>
           <w:sz w:val="32"/>
           <w:szCs w:val="32"/>
@@ -3362,7 +3378,7 @@
     <w:p>
       <w:pPr>
         <w:rPr>
-          <w:del w:id="169" w:author="Sandy Navarro" w:date="2026-10-18T19:40:00Z" w16du:dateUtc="2026-10-18T18:40:00Z"/>
+          <w:del w:id="173" w:author="Sandy Navarro" w:date="2026-10-18T19:40:00Z" w16du:dateUtc="2026-10-18T18:40:00Z"/>
           <w:color w:val="FF0000"/>
           <w:sz w:val="32"/>
           <w:szCs w:val="32"/>
@@ -3372,13 +3388,13 @@
     <w:p>
       <w:pPr>
         <w:rPr>
-          <w:del w:id="170" w:author="Sandy Navarro" w:date="2026-10-18T19:41:00Z" w16du:dateUtc="2026-10-18T18:41:00Z"/>
+          <w:del w:id="174" w:author="Sandy Navarro" w:date="2026-10-18T19:41:00Z" w16du:dateUtc="2026-10-18T18:41:00Z"/>
           <w:color w:val="3A3A3A"/>
           <w:sz w:val="40"/>
           <w:szCs w:val="40"/>
         </w:rPr>
       </w:pPr>
-      <w:del w:id="171" w:author="Sandy Navarro" w:date="2026-10-18T19:41:00Z" w16du:dateUtc="2026-10-18T18:41:00Z">
+      <w:del w:id="175" w:author="Sandy Navarro" w:date="2026-10-18T19:41:00Z" w16du:dateUtc="2026-10-18T18:41:00Z">
         <w:r>
           <w:rPr>
             <w:color w:val="3A3A3A"/>
@@ -3392,18 +3408,18 @@
     <w:p>
       <w:pPr>
         <w:rPr>
-          <w:del w:id="172" w:author="Sandy Navarro" w:date="2026-10-18T19:41:00Z" w16du:dateUtc="2026-10-18T18:41:00Z"/>
-        </w:rPr>
-      </w:pPr>
-    </w:p>
-    <w:p>
-      <w:pPr>
-        <w:rPr>
-          <w:del w:id="173" w:author="Sandy Navarro" w:date="2026-10-18T19:41:00Z" w16du:dateUtc="2026-10-18T18:41:00Z"/>
-          <w:color w:val="FF0000"/>
-        </w:rPr>
-      </w:pPr>
-      <w:del w:id="174" w:author="Sandy Navarro" w:date="2026-10-18T19:41:00Z" w16du:dateUtc="2026-10-18T18:41:00Z">
+          <w:del w:id="176" w:author="Sandy Navarro" w:date="2026-10-18T19:41:00Z" w16du:dateUtc="2026-10-18T18:41:00Z"/>
+        </w:rPr>
+      </w:pPr>
+    </w:p>
+    <w:p>
+      <w:pPr>
+        <w:rPr>
+          <w:del w:id="177" w:author="Sandy Navarro" w:date="2026-10-18T19:41:00Z" w16du:dateUtc="2026-10-18T18:41:00Z"/>
+          <w:color w:val="FF0000"/>
+        </w:rPr>
+      </w:pPr>
+      <w:del w:id="178" w:author="Sandy Navarro" w:date="2026-10-18T19:41:00Z" w16du:dateUtc="2026-10-18T18:41:00Z">
         <w:r>
           <w:rPr>
             <w:color w:val="FF0000"/>
@@ -3415,38 +3431,8 @@
     <w:p>
       <w:pPr>
         <w:rPr>
-          <w:del w:id="175" w:author="Sandy Navarro" w:date="2026-10-18T19:41:00Z" w16du:dateUtc="2026-10-18T18:41:00Z"/>
-          <w:color w:val="FF0000"/>
-        </w:rPr>
-      </w:pPr>
-    </w:p>
-    <w:p>
-      <w:pPr>
-        <w:rPr>
-          <w:del w:id="176" w:author="Sandy Navarro" w:date="2026-10-18T19:41:00Z" w16du:dateUtc="2026-10-18T18:41:00Z"/>
-          <w:color w:val="FF0000"/>
-        </w:rPr>
-      </w:pPr>
-    </w:p>
-    <w:p>
-      <w:pPr>
-        <w:rPr>
-          <w:del w:id="177" w:author="Sandy Navarro" w:date="2026-10-18T19:41:00Z" w16du:dateUtc="2026-10-18T18:41:00Z"/>
-          <w:color w:val="FF0000"/>
-        </w:rPr>
-      </w:pPr>
-    </w:p>
-    <w:p>
-      <w:pPr>
-        <w:rPr>
-          <w:del w:id="178" w:author="Sandy Navarro" w:date="2026-10-18T19:41:00Z" w16du:dateUtc="2026-10-18T18:41:00Z"/>
-        </w:rPr>
-      </w:pPr>
-    </w:p>
-    <w:p>
-      <w:pPr>
-        <w:rPr>
           <w:del w:id="179" w:author="Sandy Navarro" w:date="2026-10-18T19:41:00Z" w16du:dateUtc="2026-10-18T18:41:00Z"/>
+          <w:color w:val="FF0000"/>
         </w:rPr>
       </w:pPr>
     </w:p>
@@ -3454,6 +3440,7 @@
       <w:pPr>
         <w:rPr>
           <w:del w:id="180" w:author="Sandy Navarro" w:date="2026-10-18T19:41:00Z" w16du:dateUtc="2026-10-18T18:41:00Z"/>
+          <w:color w:val="FF0000"/>
         </w:rPr>
       </w:pPr>
     </w:p>
@@ -3461,6 +3448,7 @@
       <w:pPr>
         <w:rPr>
           <w:del w:id="181" w:author="Sandy Navarro" w:date="2026-10-18T19:41:00Z" w16du:dateUtc="2026-10-18T18:41:00Z"/>
+          <w:color w:val="FF0000"/>
         </w:rPr>
       </w:pPr>
     </w:p>
@@ -3587,6 +3575,34 @@
       <w:pPr>
         <w:rPr>
           <w:del w:id="199" w:author="Sandy Navarro" w:date="2026-10-18T19:41:00Z" w16du:dateUtc="2026-10-18T18:41:00Z"/>
+        </w:rPr>
+      </w:pPr>
+    </w:p>
+    <w:p>
+      <w:pPr>
+        <w:rPr>
+          <w:del w:id="200" w:author="Sandy Navarro" w:date="2026-10-18T19:41:00Z" w16du:dateUtc="2026-10-18T18:41:00Z"/>
+        </w:rPr>
+      </w:pPr>
+    </w:p>
+    <w:p>
+      <w:pPr>
+        <w:rPr>
+          <w:del w:id="201" w:author="Sandy Navarro" w:date="2026-10-18T19:41:00Z" w16du:dateUtc="2026-10-18T18:41:00Z"/>
+        </w:rPr>
+      </w:pPr>
+    </w:p>
+    <w:p>
+      <w:pPr>
+        <w:rPr>
+          <w:del w:id="202" w:author="Sandy Navarro" w:date="2026-10-18T19:41:00Z" w16du:dateUtc="2026-10-18T18:41:00Z"/>
+        </w:rPr>
+      </w:pPr>
+    </w:p>
+    <w:p>
+      <w:pPr>
+        <w:rPr>
+          <w:del w:id="203" w:author="Sandy Navarro" w:date="2026-10-18T19:41:00Z" w16du:dateUtc="2026-10-18T18:41:00Z"/>
         </w:rPr>
       </w:pPr>
     </w:p>
@@ -3603,34 +3619,32 @@
         </w:pBdr>
         <w:spacing w:before="240" w:after="0" w:line="240" w:lineRule="auto"/>
         <w:rPr>
-          <w:del w:id="200" w:author="Sandy Navarro" w:date="2026-10-19T15:11:00Z" w16du:dateUtc="2026-10-19T14:11:00Z"/>
-          <w:lang w:val="es-MX"/>
-        </w:rPr>
-      </w:pPr>
-      <w:proofErr w:type="spellStart"/>
+          <w:del w:id="204" w:author="Sandy Navarro" w:date="2026-10-19T15:11:00Z" w16du:dateUtc="2026-10-19T14:11:00Z"/>
+          <w:rPrChange w:id="205" w:author="Sandy Navarro" w:date="2026-10-19T17:08:00Z" w16du:dateUtc="2026-10-19T16:08:00Z">
+            <w:rPr>
+              <w:del w:id="206" w:author="Sandy Navarro" w:date="2026-10-19T15:11:00Z" w16du:dateUtc="2026-10-19T14:11:00Z"/>
+              <w:lang w:val="es-MX"/>
+            </w:rPr>
+          </w:rPrChange>
+        </w:rPr>
+      </w:pPr>
       <w:r>
         <w:rPr>
           <w:rFonts w:ascii="Play" w:eastAsia="Play" w:hAnsi="Play" w:cs="Play"/>
           <w:color w:val="0F4761"/>
           <w:sz w:val="32"/>
           <w:szCs w:val="32"/>
-          <w:lang w:val="es-MX"/>
-          <w:rPrChange w:id="201" w:author="Sandy Navarro" w:date="2026-10-19T14:38:00Z" w16du:dateUtc="2026-10-19T13:38:00Z">
-            <w:rPr>
-              <w:rFonts w:ascii="Play" w:eastAsia="Play" w:hAnsi="Play" w:cs="Play"/>
-              <w:color w:val="0F4761"/>
-              <w:sz w:val="32"/>
-              <w:szCs w:val="32"/>
-            </w:rPr>
-          </w:rPrChange>
         </w:rPr>
         <w:t>Contents</w:t>
       </w:r>
-      <w:proofErr w:type="spellEnd"/>
-      <w:ins w:id="202" w:author="Sandy Navarro" w:date="2026-10-19T15:11:00Z" w16du:dateUtc="2026-10-19T14:11:00Z">
-        <w:r>
-          <w:rPr>
-            <w:lang w:val="es-MX"/>
+      <w:ins w:id="207" w:author="Sandy Navarro" w:date="2026-10-19T15:11:00Z" w16du:dateUtc="2026-10-19T14:11:00Z">
+        <w:r>
+          <w:rPr>
+            <w:rPrChange w:id="208" w:author="Sandy Navarro" w:date="2026-10-19T17:08:00Z" w16du:dateUtc="2026-10-19T16:08:00Z">
+              <w:rPr>
+                <w:lang w:val="es-MX"/>
+              </w:rPr>
+            </w:rPrChange>
           </w:rPr>
           <w:t>.</w:t>
         </w:r>
@@ -3649,8 +3663,13 @@
         </w:pBdr>
         <w:spacing w:before="240" w:after="0" w:line="240" w:lineRule="auto"/>
         <w:rPr>
-          <w:ins w:id="203" w:author="Sandy Navarro" w:date="2026-10-19T15:14:00Z" w16du:dateUtc="2026-10-19T14:14:00Z"/>
-          <w:lang w:val="es-MX"/>
+          <w:ins w:id="209" w:author="Sandy Navarro" w:date="2026-10-19T15:14:00Z" w16du:dateUtc="2026-10-19T14:14:00Z"/>
+          <w:rPrChange w:id="210" w:author="Sandy Navarro" w:date="2026-10-19T17:08:00Z" w16du:dateUtc="2026-10-19T16:08:00Z">
+            <w:rPr>
+              <w:ins w:id="211" w:author="Sandy Navarro" w:date="2026-10-19T15:14:00Z" w16du:dateUtc="2026-10-19T14:14:00Z"/>
+              <w:lang w:val="es-MX"/>
+            </w:rPr>
+          </w:rPrChange>
         </w:rPr>
       </w:pPr>
     </w:p>
@@ -3667,10 +3686,106 @@
         </w:pBdr>
         <w:spacing w:before="240" w:after="0" w:line="240" w:lineRule="auto"/>
         <w:rPr>
-          <w:ins w:id="204" w:author="Sandy Navarro" w:date="2026-10-19T15:11:00Z" w16du:dateUtc="2026-10-19T14:11:00Z"/>
-          <w:lang w:val="es-MX"/>
-        </w:rPr>
-      </w:pPr>
+          <w:ins w:id="212" w:author="Sandy Navarro" w:date="2026-10-19T17:06:00Z" w16du:dateUtc="2026-10-19T16:06:00Z"/>
+          <w:rPrChange w:id="213" w:author="Sandy Navarro" w:date="2026-10-19T17:08:00Z" w16du:dateUtc="2026-10-19T16:08:00Z">
+            <w:rPr>
+              <w:ins w:id="214" w:author="Sandy Navarro" w:date="2026-10-19T17:06:00Z" w16du:dateUtc="2026-10-19T16:06:00Z"/>
+              <w:lang w:val="es-MX"/>
+            </w:rPr>
+          </w:rPrChange>
+        </w:rPr>
+      </w:pPr>
+      <w:ins w:id="215" w:author="Sandy Navarro" w:date="2026-10-19T17:04:00Z" w16du:dateUtc="2026-10-19T16:04:00Z">
+        <w:r>
+          <w:rPr>
+            <w:rPrChange w:id="216" w:author="Sandy Navarro" w:date="2026-10-19T17:08:00Z" w16du:dateUtc="2026-10-19T16:08:00Z">
+              <w:rPr>
+                <w:lang w:val="es-MX"/>
+              </w:rPr>
+            </w:rPrChange>
+          </w:rPr>
+          <w:fldChar w:fldCharType="begin"/>
+        </w:r>
+      </w:ins>
+      <w:ins w:id="217" w:author="Sandy Navarro" w:date="2026-10-19T17:09:00Z" w16du:dateUtc="2026-10-19T16:09:00Z">
+        <w:r>
+          <w:instrText>HYPERLINK  \l "_Introduction."</w:instrText>
+        </w:r>
+      </w:ins>
+      <w:ins w:id="218" w:author="Sandy Navarro" w:date="2026-10-19T17:04:00Z" w16du:dateUtc="2026-10-19T16:04:00Z">
+        <w:r>
+          <w:rPr>
+            <w:rPrChange w:id="219" w:author="Sandy Navarro" w:date="2026-10-19T17:08:00Z" w16du:dateUtc="2026-10-19T16:08:00Z">
+              <w:rPr>
+                <w:lang w:val="es-MX"/>
+              </w:rPr>
+            </w:rPrChange>
+          </w:rPr>
+          <w:fldChar w:fldCharType="separate"/>
+        </w:r>
+        <w:r>
+          <w:rPr>
+            <w:rStyle w:val="Hipervnculo"/>
+            <w:rPrChange w:id="220" w:author="Sandy Navarro" w:date="2026-10-19T17:08:00Z" w16du:dateUtc="2026-10-19T16:08:00Z">
+              <w:rPr>
+                <w:rStyle w:val="Hipervnculo"/>
+                <w:lang w:val="es-MX"/>
+              </w:rPr>
+            </w:rPrChange>
+          </w:rPr>
+          <w:t>Introduc</w:t>
+        </w:r>
+      </w:ins>
+      <w:ins w:id="221" w:author="Sandy Navarro" w:date="2026-10-19T17:05:00Z" w16du:dateUtc="2026-10-19T16:05:00Z">
+        <w:r>
+          <w:rPr>
+            <w:rStyle w:val="Hipervnculo"/>
+            <w:rPrChange w:id="222" w:author="Sandy Navarro" w:date="2026-10-19T17:08:00Z" w16du:dateUtc="2026-10-19T16:08:00Z">
+              <w:rPr>
+                <w:rStyle w:val="Hipervnculo"/>
+                <w:lang w:val="es-MX"/>
+              </w:rPr>
+            </w:rPrChange>
+          </w:rPr>
+          <w:t>tio</w:t>
+        </w:r>
+      </w:ins>
+      <w:ins w:id="223" w:author="Sandy Navarro" w:date="2026-10-19T17:04:00Z" w16du:dateUtc="2026-10-19T16:04:00Z">
+        <w:r>
+          <w:rPr>
+            <w:rStyle w:val="Hipervnculo"/>
+            <w:rPrChange w:id="224" w:author="Sandy Navarro" w:date="2026-10-19T17:08:00Z" w16du:dateUtc="2026-10-19T16:08:00Z">
+              <w:rPr>
+                <w:rStyle w:val="Hipervnculo"/>
+                <w:lang w:val="es-MX"/>
+              </w:rPr>
+            </w:rPrChange>
+          </w:rPr>
+          <w:t>n</w:t>
+        </w:r>
+        <w:r>
+          <w:rPr>
+            <w:rPrChange w:id="225" w:author="Sandy Navarro" w:date="2026-10-19T17:08:00Z" w16du:dateUtc="2026-10-19T16:08:00Z">
+              <w:rPr>
+                <w:lang w:val="es-MX"/>
+              </w:rPr>
+            </w:rPrChange>
+          </w:rPr>
+          <w:fldChar w:fldCharType="end"/>
+        </w:r>
+      </w:ins>
+      <w:ins w:id="226" w:author="Sandy Navarro" w:date="2026-10-19T17:06:00Z" w16du:dateUtc="2026-10-19T16:06:00Z">
+        <w:r>
+          <w:rPr>
+            <w:rPrChange w:id="227" w:author="Sandy Navarro" w:date="2026-10-19T17:08:00Z" w16du:dateUtc="2026-10-19T16:08:00Z">
+              <w:rPr>
+                <w:lang w:val="es-MX"/>
+              </w:rPr>
+            </w:rPrChange>
+          </w:rPr>
+          <w:t>……………………………………………………………………………………………………………………….1</w:t>
+        </w:r>
+      </w:ins>
     </w:p>
     <w:p>
       <w:pPr>
@@ -3685,27 +3800,69 @@
         </w:pBdr>
         <w:spacing w:before="240" w:after="0" w:line="240" w:lineRule="auto"/>
         <w:rPr>
-          <w:del w:id="205" w:author="Sandy Navarro" w:date="2026-10-19T09:01:00Z" w16du:dateUtc="2026-10-19T08:01:00Z"/>
-          <w:lang w:val="es-MX"/>
-        </w:rPr>
-      </w:pPr>
-    </w:p>
-    <w:p>
-      <w:pPr>
-        <w:rPr>
-          <w:ins w:id="206" w:author="Sandy Navarro" w:date="2026-10-19T15:13:00Z" w16du:dateUtc="2026-10-19T14:13:00Z"/>
-          <w:rFonts w:ascii="Play" w:eastAsia="Play" w:hAnsi="Play" w:cs="Play"/>
-          <w:color w:val="0F4761"/>
-          <w:sz w:val="32"/>
-          <w:szCs w:val="32"/>
-          <w:lang w:val="es-MX"/>
-          <w:rPrChange w:id="207" w:author="Sandy Navarro" w:date="2026-10-19T15:13:00Z" w16du:dateUtc="2026-10-19T14:13:00Z">
-            <w:rPr>
-              <w:ins w:id="208" w:author="Sandy Navarro" w:date="2026-10-19T15:13:00Z" w16du:dateUtc="2026-10-19T14:13:00Z"/>
-            </w:rPr>
-          </w:rPrChange>
-        </w:rPr>
-      </w:pPr>
+          <w:ins w:id="228" w:author="Sandy Navarro" w:date="2026-10-19T17:10:00Z" w16du:dateUtc="2026-10-19T16:10:00Z"/>
+        </w:rPr>
+      </w:pPr>
+      <w:ins w:id="229" w:author="Sandy Navarro" w:date="2026-10-19T17:08:00Z" w16du:dateUtc="2026-10-19T16:08:00Z">
+        <w:r>
+          <w:fldChar w:fldCharType="begin"/>
+        </w:r>
+        <w:r>
+          <w:instrText>HYPERLINK  \l "_Problem_definition:_Forecasting"</w:instrText>
+        </w:r>
+        <w:r>
+          <w:fldChar w:fldCharType="separate"/>
+        </w:r>
+        <w:r>
+          <w:rPr>
+            <w:rStyle w:val="Hipervnculo"/>
+            <w:rPrChange w:id="230" w:author="Sandy Navarro" w:date="2026-10-19T17:08:00Z" w16du:dateUtc="2026-10-19T16:08:00Z">
+              <w:rPr>
+                <w:lang w:val="es-MX"/>
+              </w:rPr>
+            </w:rPrChange>
+          </w:rPr>
+          <w:t>Problem definition</w:t>
+        </w:r>
+        <w:r>
+          <w:fldChar w:fldCharType="end"/>
+        </w:r>
+        <w:r>
+          <w:rPr>
+            <w:rPrChange w:id="231" w:author="Sandy Navarro" w:date="2026-10-19T17:08:00Z" w16du:dateUtc="2026-10-19T16:08:00Z">
+              <w:rPr>
+                <w:lang w:val="es-MX"/>
+              </w:rPr>
+            </w:rPrChange>
+          </w:rPr>
+          <w:t>…………………………………………………………………………………………………………</w:t>
+        </w:r>
+        <w:proofErr w:type="gramStart"/>
+        <w:r>
+          <w:rPr>
+            <w:rPrChange w:id="232" w:author="Sandy Navarro" w:date="2026-10-19T17:08:00Z" w16du:dateUtc="2026-10-19T16:08:00Z">
+              <w:rPr>
+                <w:lang w:val="es-MX"/>
+              </w:rPr>
+            </w:rPrChange>
+          </w:rPr>
+          <w:t>….</w:t>
+        </w:r>
+        <w:r>
+          <w:t>.</w:t>
+        </w:r>
+        <w:proofErr w:type="gramEnd"/>
+        <w:r>
+          <w:rPr>
+            <w:rPrChange w:id="233" w:author="Sandy Navarro" w:date="2026-10-19T17:08:00Z" w16du:dateUtc="2026-10-19T16:08:00Z">
+              <w:rPr>
+                <w:lang w:val="es-MX"/>
+              </w:rPr>
+            </w:rPrChange>
+          </w:rPr>
+          <w:t>1</w:t>
+        </w:r>
+      </w:ins>
     </w:p>
     <w:p>
       <w:pPr>
@@ -3720,28 +3877,118 @@
         </w:pBdr>
         <w:spacing w:before="240" w:after="0" w:line="240" w:lineRule="auto"/>
         <w:rPr>
-          <w:ins w:id="209" w:author="Sandy Navarro" w:date="2026-10-19T14:10:00Z" w16du:dateUtc="2026-10-19T13:10:00Z"/>
-          <w:lang w:val="es-MX"/>
-          <w:rPrChange w:id="210" w:author="Sandy Navarro" w:date="2026-10-19T14:38:00Z" w16du:dateUtc="2026-10-19T13:38:00Z">
+          <w:ins w:id="234" w:author="Sandy Navarro" w:date="2026-10-19T17:09:00Z" w16du:dateUtc="2026-10-19T16:09:00Z"/>
+        </w:rPr>
+      </w:pPr>
+    </w:p>
+    <w:p>
+      <w:pPr>
+        <w:keepNext/>
+        <w:keepLines/>
+        <w:pBdr>
+          <w:top w:val="nil"/>
+          <w:left w:val="nil"/>
+          <w:bottom w:val="nil"/>
+          <w:right w:val="nil"/>
+          <w:between w:val="nil"/>
+        </w:pBdr>
+        <w:spacing w:before="240" w:after="0" w:line="240" w:lineRule="auto"/>
+        <w:rPr>
+          <w:ins w:id="235" w:author="Sandy Navarro" w:date="2026-10-19T17:08:00Z" w16du:dateUtc="2026-10-19T16:08:00Z"/>
+          <w:rPrChange w:id="236" w:author="Sandy Navarro" w:date="2026-10-19T17:08:00Z" w16du:dateUtc="2026-10-19T16:08:00Z">
             <w:rPr>
-              <w:ins w:id="211" w:author="Sandy Navarro" w:date="2026-10-19T14:10:00Z" w16du:dateUtc="2026-10-19T13:10:00Z"/>
+              <w:ins w:id="237" w:author="Sandy Navarro" w:date="2026-10-19T17:08:00Z" w16du:dateUtc="2026-10-19T16:08:00Z"/>
+              <w:lang w:val="es-MX"/>
             </w:rPr>
           </w:rPrChange>
         </w:rPr>
-        <w:pPrChange w:id="212" w:author="Sandy Navarro" w:date="2026-10-19T15:11:00Z" w16du:dateUtc="2026-10-19T14:11:00Z">
+      </w:pPr>
+    </w:p>
+    <w:p>
+      <w:pPr>
+        <w:keepNext/>
+        <w:keepLines/>
+        <w:pBdr>
+          <w:top w:val="nil"/>
+          <w:left w:val="nil"/>
+          <w:bottom w:val="nil"/>
+          <w:right w:val="nil"/>
+          <w:between w:val="nil"/>
+        </w:pBdr>
+        <w:spacing w:before="240" w:after="0" w:line="240" w:lineRule="auto"/>
+        <w:rPr>
+          <w:ins w:id="238" w:author="Sandy Navarro" w:date="2026-10-19T15:11:00Z" w16du:dateUtc="2026-10-19T14:11:00Z"/>
+          <w:rPrChange w:id="239" w:author="Sandy Navarro" w:date="2026-10-19T17:08:00Z" w16du:dateUtc="2026-10-19T16:08:00Z">
+            <w:rPr>
+              <w:ins w:id="240" w:author="Sandy Navarro" w:date="2026-10-19T15:11:00Z" w16du:dateUtc="2026-10-19T14:11:00Z"/>
+              <w:lang w:val="es-MX"/>
+            </w:rPr>
+          </w:rPrChange>
+        </w:rPr>
+      </w:pPr>
+    </w:p>
+    <w:p>
+      <w:pPr>
+        <w:keepNext/>
+        <w:keepLines/>
+        <w:pBdr>
+          <w:top w:val="nil"/>
+          <w:left w:val="nil"/>
+          <w:bottom w:val="nil"/>
+          <w:right w:val="nil"/>
+          <w:between w:val="nil"/>
+        </w:pBdr>
+        <w:spacing w:before="240" w:after="0" w:line="240" w:lineRule="auto"/>
+        <w:rPr>
+          <w:del w:id="241" w:author="Sandy Navarro" w:date="2026-10-19T09:01:00Z" w16du:dateUtc="2026-10-19T08:01:00Z"/>
+          <w:rPrChange w:id="242" w:author="Sandy Navarro" w:date="2026-10-19T17:08:00Z" w16du:dateUtc="2026-10-19T16:08:00Z">
+            <w:rPr>
+              <w:del w:id="243" w:author="Sandy Navarro" w:date="2026-10-19T09:01:00Z" w16du:dateUtc="2026-10-19T08:01:00Z"/>
+              <w:lang w:val="es-MX"/>
+            </w:rPr>
+          </w:rPrChange>
+        </w:rPr>
+      </w:pPr>
+    </w:p>
+    <w:p>
+      <w:pPr>
+        <w:rPr>
+          <w:ins w:id="244" w:author="Sandy Navarro" w:date="2026-10-19T15:13:00Z" w16du:dateUtc="2026-10-19T14:13:00Z"/>
+          <w:rFonts w:ascii="Play" w:eastAsia="Play" w:hAnsi="Play" w:cs="Play"/>
+          <w:color w:val="0F4761"/>
+          <w:sz w:val="32"/>
+          <w:szCs w:val="32"/>
+          <w:rPrChange w:id="245" w:author="Sandy Navarro" w:date="2026-10-19T17:08:00Z" w16du:dateUtc="2026-10-19T16:08:00Z">
+            <w:rPr>
+              <w:ins w:id="246" w:author="Sandy Navarro" w:date="2026-10-19T15:13:00Z" w16du:dateUtc="2026-10-19T14:13:00Z"/>
+            </w:rPr>
+          </w:rPrChange>
+        </w:rPr>
+      </w:pPr>
+    </w:p>
+    <w:p>
+      <w:pPr>
+        <w:keepNext/>
+        <w:keepLines/>
+        <w:pBdr>
+          <w:top w:val="nil"/>
+          <w:left w:val="nil"/>
+          <w:bottom w:val="nil"/>
+          <w:right w:val="nil"/>
+          <w:between w:val="nil"/>
+        </w:pBdr>
+        <w:spacing w:before="240" w:after="0" w:line="240" w:lineRule="auto"/>
+        <w:rPr>
+          <w:ins w:id="247" w:author="Sandy Navarro" w:date="2026-10-19T14:10:00Z" w16du:dateUtc="2026-10-19T13:10:00Z"/>
+        </w:rPr>
+        <w:pPrChange w:id="248" w:author="Sandy Navarro" w:date="2026-10-19T15:11:00Z" w16du:dateUtc="2026-10-19T14:11:00Z">
           <w:pPr/>
         </w:pPrChange>
       </w:pPr>
-      <w:del w:id="213" w:author="Sandy Navarro" w:date="2026-10-19T09:01:00Z" w16du:dateUtc="2026-10-19T08:01:00Z">
-        <w:r>
-          <w:rPr>
-            <w:color w:val="FF0000"/>
-            <w:lang w:val="es-MX"/>
-            <w:rPrChange w:id="214" w:author="Sandy Navarro" w:date="2026-10-19T14:38:00Z" w16du:dateUtc="2026-10-19T13:38:00Z">
-              <w:rPr>
-                <w:color w:val="FF0000"/>
-              </w:rPr>
-            </w:rPrChange>
+      <w:del w:id="249" w:author="Sandy Navarro" w:date="2026-10-19T09:01:00Z" w16du:dateUtc="2026-10-19T08:01:00Z">
+        <w:r>
+          <w:rPr>
+            <w:color w:val="FF0000"/>
           </w:rPr>
           <w:delText>[NOTE: The table of contents above has been included for your convenience. To refresh the table, simply click on it, then select 'Update Table' using the mouse. You can choose to update either the page numbers exclusively or the entire table as needed.</w:delText>
         </w:r>
@@ -3750,37 +3997,24 @@
     <w:p>
       <w:pPr>
         <w:rPr>
-          <w:del w:id="215" w:author="Sandy Navarro" w:date="2026-10-19T09:01:00Z" w16du:dateUtc="2026-10-19T08:01:00Z"/>
-          <w:lang w:val="es-MX"/>
-          <w:rPrChange w:id="216" w:author="Sandy Navarro" w:date="2026-10-19T14:38:00Z" w16du:dateUtc="2026-10-19T13:38:00Z">
+          <w:del w:id="250" w:author="Sandy Navarro" w:date="2026-10-19T09:01:00Z" w16du:dateUtc="2026-10-19T08:01:00Z"/>
+          <w:rPrChange w:id="251" w:author="Sandy Navarro" w:date="2026-10-19T17:08:00Z" w16du:dateUtc="2026-10-19T16:08:00Z">
             <w:rPr>
-              <w:del w:id="217" w:author="Sandy Navarro" w:date="2026-10-19T09:01:00Z" w16du:dateUtc="2026-10-19T08:01:00Z"/>
+              <w:del w:id="252" w:author="Sandy Navarro" w:date="2026-10-19T09:01:00Z" w16du:dateUtc="2026-10-19T08:01:00Z"/>
               <w:color w:val="FF0000"/>
             </w:rPr>
           </w:rPrChange>
         </w:rPr>
       </w:pPr>
-      <w:ins w:id="218" w:author="Sandy Navarro" w:date="2026-10-19T14:10:00Z" w16du:dateUtc="2026-10-19T13:10:00Z">
-        <w:r>
-          <w:rPr>
-            <w:lang w:val="es-MX"/>
-            <w:rPrChange w:id="219" w:author="Sandy Navarro" w:date="2026-10-19T14:38:00Z" w16du:dateUtc="2026-10-19T13:38:00Z">
-              <w:rPr/>
-            </w:rPrChange>
-          </w:rPr>
+      <w:ins w:id="253" w:author="Sandy Navarro" w:date="2026-10-19T14:10:00Z" w16du:dateUtc="2026-10-19T13:10:00Z">
+        <w:r>
           <w:br w:type="page"/>
         </w:r>
       </w:ins>
-      <w:del w:id="220" w:author="Sandy Navarro" w:date="2026-10-19T09:01:00Z" w16du:dateUtc="2026-10-19T08:01:00Z">
-        <w:r>
-          <w:rPr>
-            <w:color w:val="FF0000"/>
-            <w:lang w:val="es-MX"/>
-            <w:rPrChange w:id="221" w:author="Sandy Navarro" w:date="2026-10-19T14:38:00Z" w16du:dateUtc="2026-10-19T13:38:00Z">
-              <w:rPr>
-                <w:color w:val="FF0000"/>
-              </w:rPr>
-            </w:rPrChange>
+      <w:del w:id="254" w:author="Sandy Navarro" w:date="2026-10-19T09:01:00Z" w16du:dateUtc="2026-10-19T08:01:00Z">
+        <w:r>
+          <w:rPr>
+            <w:color w:val="FF0000"/>
           </w:rPr>
           <w:lastRenderedPageBreak/>
           <w:delText>]</w:delText>
@@ -3790,26 +4024,14 @@
     <w:p>
       <w:pPr>
         <w:rPr>
-          <w:del w:id="222" w:author="Sandy Navarro" w:date="2026-10-19T14:10:00Z" w16du:dateUtc="2026-10-19T13:10:00Z"/>
-          <w:lang w:val="es-MX"/>
-          <w:rPrChange w:id="223" w:author="Sandy Navarro" w:date="2026-10-19T14:38:00Z" w16du:dateUtc="2026-10-19T13:38:00Z">
-            <w:rPr>
-              <w:del w:id="224" w:author="Sandy Navarro" w:date="2026-10-19T14:10:00Z" w16du:dateUtc="2026-10-19T13:10:00Z"/>
-            </w:rPr>
-          </w:rPrChange>
-        </w:rPr>
-      </w:pPr>
-    </w:p>
-    <w:p>
-      <w:pPr>
-        <w:rPr>
-          <w:del w:id="225" w:author="Sandy Navarro" w:date="2026-10-19T15:13:00Z" w16du:dateUtc="2026-10-19T14:13:00Z"/>
-          <w:lang w:val="es-MX"/>
-          <w:rPrChange w:id="226" w:author="Sandy Navarro" w:date="2026-10-19T14:38:00Z" w16du:dateUtc="2026-10-19T13:38:00Z">
-            <w:rPr>
-              <w:del w:id="227" w:author="Sandy Navarro" w:date="2026-10-19T15:13:00Z" w16du:dateUtc="2026-10-19T14:13:00Z"/>
-            </w:rPr>
-          </w:rPrChange>
+          <w:del w:id="255" w:author="Sandy Navarro" w:date="2026-10-19T14:10:00Z" w16du:dateUtc="2026-10-19T13:10:00Z"/>
+        </w:rPr>
+      </w:pPr>
+    </w:p>
+    <w:p>
+      <w:pPr>
+        <w:rPr>
+          <w:del w:id="256" w:author="Sandy Navarro" w:date="2026-10-19T15:13:00Z" w16du:dateUtc="2026-10-19T14:13:00Z"/>
         </w:rPr>
       </w:pPr>
     </w:p>
@@ -3817,18 +4039,18 @@
       <w:pPr>
         <w:pStyle w:val="Ttulo1"/>
         <w:rPr>
-          <w:ins w:id="228" w:author="Sandy Navarro" w:date="2026-10-19T09:25:00Z" w16du:dateUtc="2026-10-19T08:25:00Z"/>
-        </w:rPr>
-        <w:pPrChange w:id="229" w:author="Sandy Navarro" w:date="2026-10-19T14:39:00Z" w16du:dateUtc="2026-10-19T13:39:00Z">
+          <w:ins w:id="257" w:author="Sandy Navarro" w:date="2026-10-19T09:25:00Z" w16du:dateUtc="2026-10-19T08:25:00Z"/>
+        </w:rPr>
+        <w:pPrChange w:id="258" w:author="Sandy Navarro" w:date="2026-10-19T14:39:00Z" w16du:dateUtc="2026-10-19T13:39:00Z">
           <w:pPr/>
         </w:pPrChange>
       </w:pPr>
-      <w:ins w:id="230" w:author="Sandy Navarro" w:date="2026-10-19T09:24:00Z" w16du:dateUtc="2026-10-19T08:24:00Z">
+      <w:ins w:id="259" w:author="Sandy Navarro" w:date="2026-10-19T09:24:00Z" w16du:dateUtc="2026-10-19T08:24:00Z">
         <w:r>
           <w:t xml:space="preserve">Assessment Task: </w:t>
         </w:r>
       </w:ins>
-      <w:ins w:id="231" w:author="Sandy Navarro" w:date="2026-10-19T09:25:00Z" w16du:dateUtc="2026-10-19T08:25:00Z">
+      <w:ins w:id="260" w:author="Sandy Navarro" w:date="2026-10-19T09:25:00Z" w16du:dateUtc="2026-10-19T08:25:00Z">
         <w:r>
           <w:t>capstone project proposal.</w:t>
         </w:r>
@@ -3844,31 +4066,31 @@
           <w:pgMar w:top="1440" w:right="1440" w:bottom="1440" w:left="1440" w:header="708" w:footer="708" w:gutter="0"/>
           <w:cols w:space="720"/>
         </w:sectPr>
-        <w:pPrChange w:id="232" w:author="Sandy Navarro" w:date="2026-10-19T14:11:00Z" w16du:dateUtc="2026-10-19T13:11:00Z">
+        <w:pPrChange w:id="261" w:author="Sandy Navarro" w:date="2026-10-19T14:11:00Z" w16du:dateUtc="2026-10-19T13:11:00Z">
           <w:pPr/>
         </w:pPrChange>
       </w:pPr>
-      <w:ins w:id="233" w:author="Sandy Navarro" w:date="2026-10-19T09:25:00Z" w16du:dateUtc="2026-10-19T08:25:00Z">
+      <w:ins w:id="262" w:author="Sandy Navarro" w:date="2026-10-19T09:25:00Z" w16du:dateUtc="2026-10-19T08:25:00Z">
         <w:r>
           <w:t xml:space="preserve">Forecasting </w:t>
         </w:r>
       </w:ins>
-      <w:ins w:id="234" w:author="Sandy Navarro" w:date="2026-10-19T09:37:00Z" w16du:dateUtc="2026-10-19T08:37:00Z">
+      <w:ins w:id="263" w:author="Sandy Navarro" w:date="2026-10-19T09:37:00Z" w16du:dateUtc="2026-10-19T08:37:00Z">
         <w:r>
           <w:t>restaurant demand duri</w:t>
         </w:r>
       </w:ins>
-      <w:ins w:id="235" w:author="Sandy Navarro" w:date="2026-10-19T09:38:00Z" w16du:dateUtc="2026-10-19T08:38:00Z">
+      <w:ins w:id="264" w:author="Sandy Navarro" w:date="2026-10-19T09:38:00Z" w16du:dateUtc="2026-10-19T08:38:00Z">
         <w:r>
           <w:t xml:space="preserve">ng recurring peak </w:t>
         </w:r>
       </w:ins>
-      <w:ins w:id="236" w:author="Sandy Navarro" w:date="2026-10-19T14:36:00Z" w16du:dateUtc="2026-10-19T13:36:00Z">
+      <w:ins w:id="265" w:author="Sandy Navarro" w:date="2026-10-19T14:36:00Z" w16du:dateUtc="2026-10-19T13:36:00Z">
         <w:r>
           <w:t>periods</w:t>
         </w:r>
       </w:ins>
-      <w:ins w:id="237" w:author="Sandy Navarro" w:date="2026-10-19T14:11:00Z" w16du:dateUtc="2026-10-19T13:11:00Z">
+      <w:ins w:id="266" w:author="Sandy Navarro" w:date="2026-10-19T14:11:00Z" w16du:dateUtc="2026-10-19T13:11:00Z">
         <w:r>
           <w:t>.</w:t>
         </w:r>
@@ -3877,7 +4099,7 @@
     <w:p>
       <w:pPr>
         <w:pStyle w:val="Ttulo1"/>
-        <w:pPrChange w:id="238" w:author="Sandy Navarro" w:date="2026-10-19T14:39:00Z" w16du:dateUtc="2026-10-19T13:39:00Z">
+        <w:pPrChange w:id="267" w:author="Sandy Navarro" w:date="2026-10-19T14:39:00Z" w16du:dateUtc="2026-10-19T13:39:00Z">
           <w:pPr>
             <w:pStyle w:val="Ttulo1"/>
             <w:numPr>
@@ -3888,11 +4110,13 @@
           </w:pPr>
         </w:pPrChange>
       </w:pPr>
+      <w:bookmarkStart w:id="268" w:name="_Introduction."/>
+      <w:bookmarkEnd w:id="268"/>
       <w:r>
         <w:lastRenderedPageBreak/>
         <w:t>Introduction</w:t>
       </w:r>
-      <w:ins w:id="239" w:author="Sandy Navarro" w:date="2026-10-19T09:23:00Z" w16du:dateUtc="2026-10-19T08:23:00Z">
+      <w:ins w:id="269" w:author="Sandy Navarro" w:date="2026-10-19T09:23:00Z" w16du:dateUtc="2026-10-19T08:23:00Z">
         <w:r>
           <w:t>.</w:t>
         </w:r>
@@ -3901,10 +4125,10 @@
     <w:p>
       <w:pPr>
         <w:rPr>
-          <w:del w:id="240" w:author="Sandy Navarro" w:date="2026-10-18T19:44:00Z" w16du:dateUtc="2026-10-18T18:44:00Z"/>
-        </w:rPr>
-      </w:pPr>
-      <w:del w:id="241" w:author="Sandy Navarro" w:date="2026-10-18T19:44:00Z" w16du:dateUtc="2026-10-18T18:44:00Z">
+          <w:del w:id="270" w:author="Sandy Navarro" w:date="2026-10-18T19:44:00Z" w16du:dateUtc="2026-10-18T18:44:00Z"/>
+        </w:rPr>
+      </w:pPr>
+      <w:del w:id="271" w:author="Sandy Navarro" w:date="2026-10-18T19:44:00Z" w16du:dateUtc="2026-10-18T18:44:00Z">
         <w:r>
           <w:delText>Chapter 1</w:delText>
         </w:r>
@@ -3915,7 +4139,7 @@
         <w:pStyle w:val="Ttulo1"/>
         <w:spacing w:before="0"/>
         <w:rPr>
-          <w:ins w:id="242" w:author="Sandy Navarro" w:date="2026-10-18T19:45:00Z" w16du:dateUtc="2026-10-18T18:45:00Z"/>
+          <w:ins w:id="272" w:author="Sandy Navarro" w:date="2026-10-18T19:45:00Z" w16du:dateUtc="2026-10-18T18:45:00Z"/>
         </w:rPr>
       </w:pPr>
     </w:p>
@@ -3923,10 +4147,10 @@
       <w:pPr>
         <w:pStyle w:val="Ttulo2"/>
         <w:rPr>
-          <w:del w:id="243" w:author="Sandy Navarro" w:date="2026-10-18T19:44:00Z" w16du:dateUtc="2026-10-18T18:44:00Z"/>
-        </w:rPr>
-      </w:pPr>
-      <w:del w:id="244" w:author="Sandy Navarro" w:date="2026-10-18T19:44:00Z" w16du:dateUtc="2026-10-18T18:44:00Z">
+          <w:del w:id="273" w:author="Sandy Navarro" w:date="2026-10-18T19:44:00Z" w16du:dateUtc="2026-10-18T18:44:00Z"/>
+        </w:rPr>
+      </w:pPr>
+      <w:del w:id="274" w:author="Sandy Navarro" w:date="2026-10-18T19:44:00Z" w16du:dateUtc="2026-10-18T18:44:00Z">
         <w:r>
           <w:delText>Chapter 1.1</w:delText>
         </w:r>
@@ -3936,10 +4160,10 @@
       <w:pPr>
         <w:pStyle w:val="Ttulo3"/>
         <w:rPr>
-          <w:del w:id="245" w:author="Sandy Navarro" w:date="2026-10-18T19:44:00Z" w16du:dateUtc="2026-10-18T18:44:00Z"/>
-        </w:rPr>
-      </w:pPr>
-      <w:del w:id="246" w:author="Sandy Navarro" w:date="2026-10-18T19:44:00Z" w16du:dateUtc="2026-10-18T18:44:00Z">
+          <w:del w:id="275" w:author="Sandy Navarro" w:date="2026-10-18T19:44:00Z" w16du:dateUtc="2026-10-18T18:44:00Z"/>
+        </w:rPr>
+      </w:pPr>
+      <w:del w:id="276" w:author="Sandy Navarro" w:date="2026-10-18T19:44:00Z" w16du:dateUtc="2026-10-18T18:44:00Z">
         <w:r>
           <w:delText>Chapter 1.1.1.</w:delText>
         </w:r>
@@ -3948,20 +4172,24 @@
     <w:p>
       <w:pPr>
         <w:rPr>
-          <w:del w:id="247" w:author="Sandy Navarro" w:date="2026-10-18T19:44:00Z" w16du:dateUtc="2026-10-18T18:44:00Z"/>
-        </w:rPr>
-      </w:pPr>
-    </w:p>
-    <w:p>
-      <w:pPr>
-        <w:rPr>
-          <w:del w:id="248" w:author="Sandy Navarro" w:date="2026-10-18T19:44:00Z" w16du:dateUtc="2026-10-18T18:44:00Z"/>
-        </w:rPr>
-      </w:pPr>
-      <w:del w:id="249" w:author="Sandy Navarro" w:date="2026-10-18T19:44:00Z" w16du:dateUtc="2026-10-18T18:44:00Z">
-        <w:r>
-          <w:rPr>
-            <w:noProof/>
+          <w:del w:id="277" w:author="Sandy Navarro" w:date="2026-10-18T19:44:00Z" w16du:dateUtc="2026-10-18T18:44:00Z"/>
+        </w:rPr>
+      </w:pPr>
+    </w:p>
+    <w:p>
+      <w:pPr>
+        <w:rPr>
+          <w:del w:id="278" w:author="Sandy Navarro" w:date="2026-10-18T19:44:00Z" w16du:dateUtc="2026-10-18T18:44:00Z"/>
+        </w:rPr>
+      </w:pPr>
+      <w:del w:id="279" w:author="Sandy Navarro" w:date="2026-10-18T19:44:00Z" w16du:dateUtc="2026-10-18T18:44:00Z">
+        <w:r>
+          <w:rPr>
+            <w:rPrChange w:id="280" w:author="Sandy Navarro" w:date="2026-10-19T17:08:00Z" w16du:dateUtc="2026-10-19T16:08:00Z">
+              <w:rPr>
+                <w:noProof/>
+              </w:rPr>
+            </w:rPrChange>
           </w:rPr>
           <w:drawing>
             <wp:inline distT="0" distB="0" distL="0" distR="0" wp14:anchorId="3D568519" wp14:editId="3B3CDB16">
@@ -4004,19 +4232,19 @@
     <w:p>
       <w:pPr>
         <w:rPr>
-          <w:del w:id="250" w:author="Sandy Navarro" w:date="2026-10-18T19:44:00Z" w16du:dateUtc="2026-10-18T18:44:00Z"/>
-          <w:color w:val="FF0000"/>
-        </w:rPr>
-      </w:pPr>
-    </w:p>
-    <w:p>
-      <w:pPr>
-        <w:rPr>
-          <w:del w:id="251" w:author="Sandy Navarro" w:date="2026-10-18T19:44:00Z" w16du:dateUtc="2026-10-18T18:44:00Z"/>
-          <w:color w:val="FF0000"/>
-        </w:rPr>
-      </w:pPr>
-      <w:del w:id="252" w:author="Sandy Navarro" w:date="2026-10-18T19:44:00Z" w16du:dateUtc="2026-10-18T18:44:00Z">
+          <w:del w:id="281" w:author="Sandy Navarro" w:date="2026-10-18T19:44:00Z" w16du:dateUtc="2026-10-18T18:44:00Z"/>
+          <w:color w:val="FF0000"/>
+        </w:rPr>
+      </w:pPr>
+    </w:p>
+    <w:p>
+      <w:pPr>
+        <w:rPr>
+          <w:del w:id="282" w:author="Sandy Navarro" w:date="2026-10-18T19:44:00Z" w16du:dateUtc="2026-10-18T18:44:00Z"/>
+          <w:color w:val="FF0000"/>
+        </w:rPr>
+      </w:pPr>
+      <w:del w:id="283" w:author="Sandy Navarro" w:date="2026-10-18T19:44:00Z" w16du:dateUtc="2026-10-18T18:44:00Z">
         <w:r>
           <w:rPr>
             <w:color w:val="FF0000"/>
@@ -4028,11 +4256,11 @@
     <w:p>
       <w:pPr>
         <w:rPr>
-          <w:del w:id="253" w:author="Sandy Navarro" w:date="2026-10-18T19:44:00Z" w16du:dateUtc="2026-10-18T18:44:00Z"/>
-          <w:color w:val="FF0000"/>
-        </w:rPr>
-      </w:pPr>
-      <w:del w:id="254" w:author="Sandy Navarro" w:date="2026-10-18T19:44:00Z" w16du:dateUtc="2026-10-18T18:44:00Z">
+          <w:del w:id="284" w:author="Sandy Navarro" w:date="2026-10-18T19:44:00Z" w16du:dateUtc="2026-10-18T18:44:00Z"/>
+          <w:color w:val="FF0000"/>
+        </w:rPr>
+      </w:pPr>
+      <w:del w:id="285" w:author="Sandy Navarro" w:date="2026-10-18T19:44:00Z" w16du:dateUtc="2026-10-18T18:44:00Z">
         <w:r>
           <w:rPr>
             <w:b/>
@@ -4051,11 +4279,11 @@
     <w:p>
       <w:pPr>
         <w:rPr>
-          <w:del w:id="255" w:author="Sandy Navarro" w:date="2026-10-18T19:44:00Z" w16du:dateUtc="2026-10-18T18:44:00Z"/>
-          <w:color w:val="FF0000"/>
-        </w:rPr>
-      </w:pPr>
-      <w:del w:id="256" w:author="Sandy Navarro" w:date="2026-10-18T19:44:00Z" w16du:dateUtc="2026-10-18T18:44:00Z">
+          <w:del w:id="286" w:author="Sandy Navarro" w:date="2026-10-18T19:44:00Z" w16du:dateUtc="2026-10-18T18:44:00Z"/>
+          <w:color w:val="FF0000"/>
+        </w:rPr>
+      </w:pPr>
+      <w:del w:id="287" w:author="Sandy Navarro" w:date="2026-10-18T19:44:00Z" w16du:dateUtc="2026-10-18T18:44:00Z">
         <w:r>
           <w:rPr>
             <w:b/>
@@ -4074,11 +4302,11 @@
     <w:p>
       <w:pPr>
         <w:rPr>
-          <w:del w:id="257" w:author="Sandy Navarro" w:date="2026-10-18T19:44:00Z" w16du:dateUtc="2026-10-18T18:44:00Z"/>
-          <w:color w:val="FF0000"/>
-        </w:rPr>
-      </w:pPr>
-      <w:del w:id="258" w:author="Sandy Navarro" w:date="2026-10-18T19:44:00Z" w16du:dateUtc="2026-10-18T18:44:00Z">
+          <w:del w:id="288" w:author="Sandy Navarro" w:date="2026-10-18T19:44:00Z" w16du:dateUtc="2026-10-18T18:44:00Z"/>
+          <w:color w:val="FF0000"/>
+        </w:rPr>
+      </w:pPr>
+      <w:del w:id="289" w:author="Sandy Navarro" w:date="2026-10-18T19:44:00Z" w16du:dateUtc="2026-10-18T18:44:00Z">
         <w:r>
           <w:rPr>
             <w:b/>
@@ -4097,11 +4325,11 @@
     <w:p>
       <w:pPr>
         <w:rPr>
-          <w:del w:id="259" w:author="Sandy Navarro" w:date="2026-10-18T19:44:00Z" w16du:dateUtc="2026-10-18T18:44:00Z"/>
-          <w:color w:val="FF0000"/>
-        </w:rPr>
-      </w:pPr>
-      <w:del w:id="260" w:author="Sandy Navarro" w:date="2026-10-18T19:44:00Z" w16du:dateUtc="2026-10-18T18:44:00Z">
+          <w:del w:id="290" w:author="Sandy Navarro" w:date="2026-10-18T19:44:00Z" w16du:dateUtc="2026-10-18T18:44:00Z"/>
+          <w:color w:val="FF0000"/>
+        </w:rPr>
+      </w:pPr>
+      <w:del w:id="291" w:author="Sandy Navarro" w:date="2026-10-18T19:44:00Z" w16du:dateUtc="2026-10-18T18:44:00Z">
         <w:r>
           <w:rPr>
             <w:color w:val="FF0000"/>
@@ -4113,11 +4341,11 @@
     <w:p>
       <w:pPr>
         <w:rPr>
-          <w:del w:id="261" w:author="Sandy Navarro" w:date="2026-10-18T19:44:00Z" w16du:dateUtc="2026-10-18T18:44:00Z"/>
-          <w:color w:val="FF0000"/>
-        </w:rPr>
-      </w:pPr>
-      <w:del w:id="262" w:author="Sandy Navarro" w:date="2026-10-18T19:44:00Z" w16du:dateUtc="2026-10-18T18:44:00Z">
+          <w:del w:id="292" w:author="Sandy Navarro" w:date="2026-10-18T19:44:00Z" w16du:dateUtc="2026-10-18T18:44:00Z"/>
+          <w:color w:val="FF0000"/>
+        </w:rPr>
+      </w:pPr>
+      <w:del w:id="293" w:author="Sandy Navarro" w:date="2026-10-18T19:44:00Z" w16du:dateUtc="2026-10-18T18:44:00Z">
         <w:r>
           <w:rPr>
             <w:color w:val="FF0000"/>
@@ -4129,40 +4357,40 @@
     <w:p>
       <w:pPr>
         <w:rPr>
-          <w:del w:id="263" w:author="Sandy Navarro" w:date="2026-10-18T19:44:00Z" w16du:dateUtc="2026-10-18T18:44:00Z"/>
-        </w:rPr>
-      </w:pPr>
-    </w:p>
-    <w:p>
-      <w:pPr>
-        <w:rPr>
-          <w:del w:id="264" w:author="Sandy Navarro" w:date="2026-10-18T19:44:00Z" w16du:dateUtc="2026-10-18T18:44:00Z"/>
-        </w:rPr>
-      </w:pPr>
-    </w:p>
-    <w:p>
-      <w:pPr>
-        <w:rPr>
-          <w:del w:id="265" w:author="Sandy Navarro" w:date="2026-10-18T19:44:00Z" w16du:dateUtc="2026-10-18T18:44:00Z"/>
-        </w:rPr>
-      </w:pPr>
-    </w:p>
-    <w:p>
-      <w:pPr>
-        <w:rPr>
-          <w:ins w:id="266" w:author="Sandy Navarro" w:date="2026-10-18T19:45:00Z" w16du:dateUtc="2026-10-18T18:45:00Z"/>
-          <w:rPrChange w:id="267" w:author="Sandy Navarro" w:date="2026-10-19T09:01:00Z" w16du:dateUtc="2026-10-19T08:01:00Z">
+          <w:del w:id="294" w:author="Sandy Navarro" w:date="2026-10-18T19:44:00Z" w16du:dateUtc="2026-10-18T18:44:00Z"/>
+        </w:rPr>
+      </w:pPr>
+    </w:p>
+    <w:p>
+      <w:pPr>
+        <w:rPr>
+          <w:del w:id="295" w:author="Sandy Navarro" w:date="2026-10-18T19:44:00Z" w16du:dateUtc="2026-10-18T18:44:00Z"/>
+        </w:rPr>
+      </w:pPr>
+    </w:p>
+    <w:p>
+      <w:pPr>
+        <w:rPr>
+          <w:del w:id="296" w:author="Sandy Navarro" w:date="2026-10-18T19:44:00Z" w16du:dateUtc="2026-10-18T18:44:00Z"/>
+        </w:rPr>
+      </w:pPr>
+    </w:p>
+    <w:p>
+      <w:pPr>
+        <w:rPr>
+          <w:ins w:id="297" w:author="Sandy Navarro" w:date="2026-10-18T19:45:00Z" w16du:dateUtc="2026-10-18T18:45:00Z"/>
+          <w:rPrChange w:id="298" w:author="Sandy Navarro" w:date="2026-10-19T17:08:00Z" w16du:dateUtc="2026-10-19T16:08:00Z">
             <w:rPr>
-              <w:ins w:id="268" w:author="Sandy Navarro" w:date="2026-10-18T19:45:00Z" w16du:dateUtc="2026-10-18T18:45:00Z"/>
+              <w:ins w:id="299" w:author="Sandy Navarro" w:date="2026-10-18T19:45:00Z" w16du:dateUtc="2026-10-18T18:45:00Z"/>
               <w:lang w:val="en-GB"/>
             </w:rPr>
           </w:rPrChange>
         </w:rPr>
       </w:pPr>
-      <w:ins w:id="269" w:author="Sandy Navarro" w:date="2026-10-18T19:45:00Z" w16du:dateUtc="2026-10-18T18:45:00Z">
-        <w:r>
-          <w:rPr>
-            <w:rPrChange w:id="270" w:author="Sandy Navarro" w:date="2026-10-19T09:01:00Z" w16du:dateUtc="2026-10-19T08:01:00Z">
+      <w:ins w:id="300" w:author="Sandy Navarro" w:date="2026-10-18T19:45:00Z" w16du:dateUtc="2026-10-18T18:45:00Z">
+        <w:r>
+          <w:rPr>
+            <w:rPrChange w:id="301" w:author="Sandy Navarro" w:date="2026-10-19T17:08:00Z" w16du:dateUtc="2026-10-19T16:08:00Z">
               <w:rPr>
                 <w:lang w:val="en-GB"/>
               </w:rPr>
@@ -4175,19 +4403,19 @@
     <w:p>
       <w:pPr>
         <w:rPr>
-          <w:ins w:id="271" w:author="Sandy Navarro" w:date="2026-10-18T21:52:00Z" w16du:dateUtc="2026-10-18T20:52:00Z"/>
-          <w:rPrChange w:id="272" w:author="Sandy Navarro" w:date="2026-10-19T09:01:00Z" w16du:dateUtc="2026-10-19T08:01:00Z">
+          <w:ins w:id="302" w:author="Sandy Navarro" w:date="2026-10-18T21:52:00Z" w16du:dateUtc="2026-10-18T20:52:00Z"/>
+          <w:rPrChange w:id="303" w:author="Sandy Navarro" w:date="2026-10-19T17:08:00Z" w16du:dateUtc="2026-10-19T16:08:00Z">
             <w:rPr>
-              <w:ins w:id="273" w:author="Sandy Navarro" w:date="2026-10-18T21:52:00Z" w16du:dateUtc="2026-10-18T20:52:00Z"/>
+              <w:ins w:id="304" w:author="Sandy Navarro" w:date="2026-10-18T21:52:00Z" w16du:dateUtc="2026-10-18T20:52:00Z"/>
               <w:lang w:val="en-GB"/>
             </w:rPr>
           </w:rPrChange>
         </w:rPr>
       </w:pPr>
-      <w:ins w:id="274" w:author="Sandy Navarro" w:date="2026-10-18T21:52:00Z" w16du:dateUtc="2026-10-18T20:52:00Z">
-        <w:r>
-          <w:rPr>
-            <w:rPrChange w:id="275" w:author="Sandy Navarro" w:date="2026-10-19T09:01:00Z" w16du:dateUtc="2026-10-19T08:01:00Z">
+      <w:ins w:id="305" w:author="Sandy Navarro" w:date="2026-10-18T21:52:00Z" w16du:dateUtc="2026-10-18T20:52:00Z">
+        <w:r>
+          <w:rPr>
+            <w:rPrChange w:id="306" w:author="Sandy Navarro" w:date="2026-10-19T17:08:00Z" w16du:dateUtc="2026-10-19T16:08:00Z">
               <w:rPr>
                 <w:lang w:val="en-GB"/>
               </w:rPr>
@@ -4200,191 +4428,8 @@
     <w:p>
       <w:pPr>
         <w:rPr>
-          <w:ins w:id="276" w:author="Sandy Navarro" w:date="2026-10-18T21:53:00Z" w16du:dateUtc="2026-10-18T20:53:00Z"/>
-          <w:rPrChange w:id="277" w:author="Sandy Navarro" w:date="2026-10-19T09:01:00Z" w16du:dateUtc="2026-10-19T08:01:00Z">
-            <w:rPr>
-              <w:ins w:id="278" w:author="Sandy Navarro" w:date="2026-10-18T21:53:00Z" w16du:dateUtc="2026-10-18T20:53:00Z"/>
-              <w:lang w:val="en-GB"/>
-            </w:rPr>
-          </w:rPrChange>
-        </w:rPr>
-      </w:pPr>
-      <w:ins w:id="279" w:author="Sandy Navarro" w:date="2026-10-18T21:45:00Z" w16du:dateUtc="2026-10-18T20:45:00Z">
-        <w:r>
-          <w:rPr>
-            <w:rPrChange w:id="280" w:author="Sandy Navarro" w:date="2026-10-19T09:01:00Z" w16du:dateUtc="2026-10-19T08:01:00Z">
-              <w:rPr>
-                <w:lang w:val="en-GB"/>
-              </w:rPr>
-            </w:rPrChange>
-          </w:rPr>
-          <w:t>Restaurants</w:t>
-        </w:r>
-        <w:r>
-          <w:rPr>
-            <w:rPrChange w:id="281" w:author="Sandy Navarro" w:date="2026-10-19T09:01:00Z" w16du:dateUtc="2026-10-19T08:01:00Z">
-              <w:rPr>
-                <w:lang w:val="es-MX"/>
-              </w:rPr>
-            </w:rPrChange>
-          </w:rPr>
-          <w:t xml:space="preserve">/pubs </w:t>
-        </w:r>
-      </w:ins>
-      <w:ins w:id="282" w:author="Sandy Navarro" w:date="2026-10-18T21:53:00Z" w16du:dateUtc="2026-10-18T20:53:00Z">
-        <w:r>
-          <w:rPr>
-            <w:rPrChange w:id="283" w:author="Sandy Navarro" w:date="2026-10-19T09:01:00Z" w16du:dateUtc="2026-10-19T08:01:00Z">
-              <w:rPr>
-                <w:lang w:val="en-GB"/>
-              </w:rPr>
-            </w:rPrChange>
-          </w:rPr>
-          <w:t>don’t</w:t>
-        </w:r>
-      </w:ins>
-      <w:ins w:id="284" w:author="Sandy Navarro" w:date="2026-10-18T21:45:00Z" w16du:dateUtc="2026-10-18T20:45:00Z">
-        <w:r>
-          <w:rPr>
-            <w:rPrChange w:id="285" w:author="Sandy Navarro" w:date="2026-10-19T09:01:00Z" w16du:dateUtc="2026-10-19T08:01:00Z">
-              <w:rPr>
-                <w:lang w:val="es-MX"/>
-              </w:rPr>
-            </w:rPrChange>
-          </w:rPr>
-          <w:t xml:space="preserve"> ma</w:t>
-        </w:r>
-        <w:r>
-          <w:rPr>
-            <w:rPrChange w:id="286" w:author="Sandy Navarro" w:date="2026-10-19T09:01:00Z" w16du:dateUtc="2026-10-19T08:01:00Z">
-              <w:rPr>
-                <w:lang w:val="en-GB"/>
-              </w:rPr>
-            </w:rPrChange>
-          </w:rPr>
-          <w:t xml:space="preserve">ke much profit, and a big part of their money goes </w:t>
-        </w:r>
-      </w:ins>
-      <w:ins w:id="287" w:author="Sandy Navarro" w:date="2026-10-18T21:46:00Z" w16du:dateUtc="2026-10-18T20:46:00Z">
-        <w:r>
-          <w:rPr>
-            <w:rPrChange w:id="288" w:author="Sandy Navarro" w:date="2026-10-19T09:01:00Z" w16du:dateUtc="2026-10-19T08:01:00Z">
-              <w:rPr>
-                <w:lang w:val="en-GB"/>
-              </w:rPr>
-            </w:rPrChange>
-          </w:rPr>
-          <w:t xml:space="preserve">on food, </w:t>
-        </w:r>
-      </w:ins>
-      <w:ins w:id="289" w:author="Sandy Navarro" w:date="2026-10-18T21:47:00Z" w16du:dateUtc="2026-10-18T20:47:00Z">
-        <w:r>
-          <w:rPr>
-            <w:rPrChange w:id="290" w:author="Sandy Navarro" w:date="2026-10-19T09:01:00Z" w16du:dateUtc="2026-10-19T08:01:00Z">
-              <w:rPr>
-                <w:lang w:val="en-GB"/>
-              </w:rPr>
-            </w:rPrChange>
-          </w:rPr>
-          <w:t>drinks,</w:t>
-        </w:r>
-      </w:ins>
-      <w:ins w:id="291" w:author="Sandy Navarro" w:date="2026-10-18T21:46:00Z" w16du:dateUtc="2026-10-18T20:46:00Z">
-        <w:r>
-          <w:rPr>
-            <w:rPrChange w:id="292" w:author="Sandy Navarro" w:date="2026-10-19T09:01:00Z" w16du:dateUtc="2026-10-19T08:01:00Z">
-              <w:rPr>
-                <w:lang w:val="en-GB"/>
-              </w:rPr>
-            </w:rPrChange>
-          </w:rPr>
-          <w:t xml:space="preserve"> and staff. Both </w:t>
-        </w:r>
-      </w:ins>
-      <w:ins w:id="293" w:author="Sandy Navarro" w:date="2026-10-18T21:47:00Z" w16du:dateUtc="2026-10-18T20:47:00Z">
-        <w:r>
-          <w:rPr>
-            <w:rPrChange w:id="294" w:author="Sandy Navarro" w:date="2026-10-19T09:01:00Z" w16du:dateUtc="2026-10-19T08:01:00Z">
-              <w:rPr>
-                <w:lang w:val="en-GB"/>
-              </w:rPr>
-            </w:rPrChange>
-          </w:rPr>
-          <w:t xml:space="preserve">depend on how many customers turn up and </w:t>
-        </w:r>
-      </w:ins>
-      <w:ins w:id="295" w:author="Sandy Navarro" w:date="2026-10-19T09:02:00Z" w16du:dateUtc="2026-10-19T08:02:00Z">
-        <w:r>
-          <w:t>w</w:t>
-        </w:r>
-      </w:ins>
-      <w:ins w:id="296" w:author="Sandy Navarro" w:date="2026-10-18T21:47:00Z" w16du:dateUtc="2026-10-18T20:47:00Z">
-        <w:r>
-          <w:rPr>
-            <w:rPrChange w:id="297" w:author="Sandy Navarro" w:date="2026-10-19T09:01:00Z" w16du:dateUtc="2026-10-19T08:01:00Z">
-              <w:rPr>
-                <w:lang w:val="en-GB"/>
-              </w:rPr>
-            </w:rPrChange>
-          </w:rPr>
-          <w:t xml:space="preserve">hen. Busy times follow patterns </w:t>
-        </w:r>
-      </w:ins>
-      <w:ins w:id="298" w:author="Sandy Navarro" w:date="2026-10-18T21:48:00Z" w16du:dateUtc="2026-10-18T20:48:00Z">
-        <w:r>
-          <w:rPr>
-            <w:rPrChange w:id="299" w:author="Sandy Navarro" w:date="2026-10-19T09:01:00Z" w16du:dateUtc="2026-10-19T08:01:00Z">
-              <w:rPr>
-                <w:lang w:val="en-GB"/>
-              </w:rPr>
-            </w:rPrChange>
-          </w:rPr>
-          <w:t xml:space="preserve">(weekends, weather, holidays, events), but a lot of restaurant/pubs </w:t>
-        </w:r>
-      </w:ins>
-      <w:ins w:id="300" w:author="Sandy Navarro" w:date="2026-10-18T21:49:00Z" w16du:dateUtc="2026-10-18T20:49:00Z">
-        <w:r>
-          <w:rPr>
-            <w:rPrChange w:id="301" w:author="Sandy Navarro" w:date="2026-10-19T09:01:00Z" w16du:dateUtc="2026-10-19T08:01:00Z">
-              <w:rPr>
-                <w:lang w:val="en-GB"/>
-              </w:rPr>
-            </w:rPrChange>
-          </w:rPr>
-          <w:t>still just guess based on experience or what happened last week.</w:t>
-        </w:r>
-      </w:ins>
-    </w:p>
-    <w:p>
-      <w:pPr>
-        <w:rPr>
-          <w:ins w:id="302" w:author="Sandy Navarro" w:date="2026-10-18T21:49:00Z" w16du:dateUtc="2026-10-18T20:49:00Z"/>
-          <w:rPrChange w:id="303" w:author="Sandy Navarro" w:date="2026-10-19T09:01:00Z" w16du:dateUtc="2026-10-19T08:01:00Z">
-            <w:rPr>
-              <w:ins w:id="304" w:author="Sandy Navarro" w:date="2026-10-18T21:49:00Z" w16du:dateUtc="2026-10-18T20:49:00Z"/>
-              <w:lang w:val="en-GB"/>
-            </w:rPr>
-          </w:rPrChange>
-        </w:rPr>
-      </w:pPr>
-      <w:ins w:id="305" w:author="Sandy Navarro" w:date="2026-10-18T21:53:00Z" w16du:dateUtc="2026-10-18T20:53:00Z">
-        <w:r>
-          <w:rPr>
-            <w:rPrChange w:id="306" w:author="Sandy Navarro" w:date="2026-10-19T09:01:00Z" w16du:dateUtc="2026-10-19T08:01:00Z">
-              <w:rPr>
-                <w:lang w:val="en-GB"/>
-              </w:rPr>
-            </w:rPrChange>
-          </w:rPr>
-          <w:t>Why it matters?</w:t>
-        </w:r>
-      </w:ins>
-    </w:p>
-    <w:p>
-      <w:pPr>
-        <w:rPr>
           <w:ins w:id="307" w:author="Sandy Navarro" w:date="2026-10-18T21:53:00Z" w16du:dateUtc="2026-10-18T20:53:00Z"/>
-          <w:rPrChange w:id="308" w:author="Sandy Navarro" w:date="2026-10-19T09:01:00Z" w16du:dateUtc="2026-10-19T08:01:00Z">
+          <w:rPrChange w:id="308" w:author="Sandy Navarro" w:date="2026-10-19T17:08:00Z" w16du:dateUtc="2026-10-19T16:08:00Z">
             <w:rPr>
               <w:ins w:id="309" w:author="Sandy Navarro" w:date="2026-10-18T21:53:00Z" w16du:dateUtc="2026-10-18T20:53:00Z"/>
               <w:lang w:val="en-GB"/>
@@ -4392,197 +4437,384 @@
           </w:rPrChange>
         </w:rPr>
       </w:pPr>
-      <w:ins w:id="310" w:author="Sandy Navarro" w:date="2026-10-18T21:49:00Z" w16du:dateUtc="2026-10-18T20:49:00Z">
-        <w:r>
-          <w:rPr>
-            <w:rPrChange w:id="311" w:author="Sandy Navarro" w:date="2026-10-19T09:01:00Z" w16du:dateUtc="2026-10-19T08:01:00Z">
+      <w:ins w:id="310" w:author="Sandy Navarro" w:date="2026-10-18T21:45:00Z" w16du:dateUtc="2026-10-18T20:45:00Z">
+        <w:r>
+          <w:rPr>
+            <w:rPrChange w:id="311" w:author="Sandy Navarro" w:date="2026-10-19T17:08:00Z" w16du:dateUtc="2026-10-19T16:08:00Z">
               <w:rPr>
                 <w:lang w:val="en-GB"/>
               </w:rPr>
             </w:rPrChange>
           </w:rPr>
-          <w:t>If a manager expe</w:t>
-        </w:r>
-      </w:ins>
-      <w:ins w:id="312" w:author="Sandy Navarro" w:date="2026-10-18T21:50:00Z" w16du:dateUtc="2026-10-18T20:50:00Z">
-        <w:r>
-          <w:rPr>
-            <w:rPrChange w:id="313" w:author="Sandy Navarro" w:date="2026-10-19T09:01:00Z" w16du:dateUtc="2026-10-19T08:01:00Z">
+          <w:t>Restaurants</w:t>
+        </w:r>
+        <w:r>
+          <w:rPr>
+            <w:rPrChange w:id="312" w:author="Sandy Navarro" w:date="2026-10-19T17:08:00Z" w16du:dateUtc="2026-10-19T16:08:00Z">
+              <w:rPr>
+                <w:lang w:val="es-MX"/>
+              </w:rPr>
+            </w:rPrChange>
+          </w:rPr>
+          <w:t xml:space="preserve">/pubs </w:t>
+        </w:r>
+      </w:ins>
+      <w:ins w:id="313" w:author="Sandy Navarro" w:date="2026-10-18T21:53:00Z" w16du:dateUtc="2026-10-18T20:53:00Z">
+        <w:r>
+          <w:rPr>
+            <w:rPrChange w:id="314" w:author="Sandy Navarro" w:date="2026-10-19T17:08:00Z" w16du:dateUtc="2026-10-19T16:08:00Z">
               <w:rPr>
                 <w:lang w:val="en-GB"/>
               </w:rPr>
             </w:rPrChange>
           </w:rPr>
-          <w:t>cts too few customers at a busy time, people wait too long, service is rushed and some customers leave</w:t>
-        </w:r>
-      </w:ins>
-      <w:ins w:id="314" w:author="Sandy Navarro" w:date="2026-10-18T21:51:00Z" w16du:dateUtc="2026-10-18T20:51:00Z">
-        <w:r>
-          <w:rPr>
-            <w:rPrChange w:id="315" w:author="Sandy Navarro" w:date="2026-10-19T09:01:00Z" w16du:dateUtc="2026-10-19T08:01:00Z">
+          <w:t>don’t</w:t>
+        </w:r>
+      </w:ins>
+      <w:ins w:id="315" w:author="Sandy Navarro" w:date="2026-10-18T21:45:00Z" w16du:dateUtc="2026-10-18T20:45:00Z">
+        <w:r>
+          <w:rPr>
+            <w:rPrChange w:id="316" w:author="Sandy Navarro" w:date="2026-10-19T17:08:00Z" w16du:dateUtc="2026-10-19T16:08:00Z">
+              <w:rPr>
+                <w:lang w:val="es-MX"/>
+              </w:rPr>
+            </w:rPrChange>
+          </w:rPr>
+          <w:t xml:space="preserve"> ma</w:t>
+        </w:r>
+        <w:r>
+          <w:rPr>
+            <w:rPrChange w:id="317" w:author="Sandy Navarro" w:date="2026-10-19T17:08:00Z" w16du:dateUtc="2026-10-19T16:08:00Z">
               <w:rPr>
                 <w:lang w:val="en-GB"/>
               </w:rPr>
             </w:rPrChange>
           </w:rPr>
-          <w:t xml:space="preserve">. If they expect too many, staff stand around and food gets wasted. A better forecast would help </w:t>
-        </w:r>
-      </w:ins>
-      <w:ins w:id="316" w:author="Sandy Navarro" w:date="2026-10-18T21:52:00Z" w16du:dateUtc="2026-10-18T20:52:00Z">
-        <w:r>
-          <w:rPr>
-            <w:rPrChange w:id="317" w:author="Sandy Navarro" w:date="2026-10-19T09:01:00Z" w16du:dateUtc="2026-10-19T08:01:00Z">
+          <w:t xml:space="preserve">ke much profit, and a big part of their money goes </w:t>
+        </w:r>
+      </w:ins>
+      <w:ins w:id="318" w:author="Sandy Navarro" w:date="2026-10-18T21:46:00Z" w16du:dateUtc="2026-10-18T20:46:00Z">
+        <w:r>
+          <w:rPr>
+            <w:rPrChange w:id="319" w:author="Sandy Navarro" w:date="2026-10-19T17:08:00Z" w16du:dateUtc="2026-10-19T16:08:00Z">
               <w:rPr>
                 <w:lang w:val="en-GB"/>
               </w:rPr>
             </w:rPrChange>
           </w:rPr>
-          <w:t>them plan staff</w:t>
-        </w:r>
-      </w:ins>
-      <w:ins w:id="318" w:author="Sandy Navarro" w:date="2026-10-18T21:53:00Z" w16du:dateUtc="2026-10-18T20:53:00Z">
-        <w:r>
-          <w:rPr>
-            <w:rPrChange w:id="319" w:author="Sandy Navarro" w:date="2026-10-19T09:01:00Z" w16du:dateUtc="2026-10-19T08:01:00Z">
+          <w:t xml:space="preserve">on food, </w:t>
+        </w:r>
+      </w:ins>
+      <w:ins w:id="320" w:author="Sandy Navarro" w:date="2026-10-18T21:47:00Z" w16du:dateUtc="2026-10-18T20:47:00Z">
+        <w:r>
+          <w:rPr>
+            <w:rPrChange w:id="321" w:author="Sandy Navarro" w:date="2026-10-19T17:08:00Z" w16du:dateUtc="2026-10-19T16:08:00Z">
               <w:rPr>
                 <w:lang w:val="en-GB"/>
               </w:rPr>
             </w:rPrChange>
           </w:rPr>
-          <w:t xml:space="preserve"> and food/drinks ordering</w:t>
-        </w:r>
-      </w:ins>
-      <w:ins w:id="320" w:author="Sandy Navarro" w:date="2026-10-18T21:52:00Z" w16du:dateUtc="2026-10-18T20:52:00Z">
-        <w:r>
-          <w:rPr>
-            <w:rPrChange w:id="321" w:author="Sandy Navarro" w:date="2026-10-19T09:01:00Z" w16du:dateUtc="2026-10-19T08:01:00Z">
+          <w:t>drinks,</w:t>
+        </w:r>
+      </w:ins>
+      <w:ins w:id="322" w:author="Sandy Navarro" w:date="2026-10-18T21:46:00Z" w16du:dateUtc="2026-10-18T20:46:00Z">
+        <w:r>
+          <w:rPr>
+            <w:rPrChange w:id="323" w:author="Sandy Navarro" w:date="2026-10-19T17:08:00Z" w16du:dateUtc="2026-10-19T16:08:00Z">
               <w:rPr>
                 <w:lang w:val="en-GB"/>
               </w:rPr>
             </w:rPrChange>
           </w:rPr>
-          <w:t>.</w:t>
-        </w:r>
-      </w:ins>
-    </w:p>
-    <w:p>
-      <w:pPr>
-        <w:rPr>
-          <w:ins w:id="322" w:author="Sandy Navarro" w:date="2026-10-18T21:53:00Z" w16du:dateUtc="2026-10-18T20:53:00Z"/>
-          <w:rPrChange w:id="323" w:author="Sandy Navarro" w:date="2026-10-19T09:01:00Z" w16du:dateUtc="2026-10-19T08:01:00Z">
-            <w:rPr>
-              <w:ins w:id="324" w:author="Sandy Navarro" w:date="2026-10-18T21:53:00Z" w16du:dateUtc="2026-10-18T20:53:00Z"/>
-              <w:lang w:val="en-GB"/>
-            </w:rPr>
-          </w:rPrChange>
-        </w:rPr>
-      </w:pPr>
-      <w:ins w:id="325" w:author="Sandy Navarro" w:date="2026-10-18T21:53:00Z" w16du:dateUtc="2026-10-18T20:53:00Z">
-        <w:r>
-          <w:rPr>
-            <w:rPrChange w:id="326" w:author="Sandy Navarro" w:date="2026-10-19T09:01:00Z" w16du:dateUtc="2026-10-19T08:01:00Z">
+          <w:t xml:space="preserve"> and staff. Both </w:t>
+        </w:r>
+      </w:ins>
+      <w:ins w:id="324" w:author="Sandy Navarro" w:date="2026-10-18T21:47:00Z" w16du:dateUtc="2026-10-18T20:47:00Z">
+        <w:r>
+          <w:rPr>
+            <w:rPrChange w:id="325" w:author="Sandy Navarro" w:date="2026-10-19T17:08:00Z" w16du:dateUtc="2026-10-19T16:08:00Z">
               <w:rPr>
                 <w:lang w:val="en-GB"/>
               </w:rPr>
             </w:rPrChange>
           </w:rPr>
-          <w:t>Why I chose it?</w:t>
-        </w:r>
-      </w:ins>
-    </w:p>
-    <w:p>
-      <w:pPr>
-        <w:rPr>
-          <w:ins w:id="327" w:author="Sandy Navarro" w:date="2026-10-18T21:52:00Z" w16du:dateUtc="2026-10-18T20:52:00Z"/>
-          <w:lang w:val="en-GB"/>
-        </w:rPr>
-      </w:pPr>
-      <w:ins w:id="328" w:author="Sandy Navarro" w:date="2026-10-18T21:54:00Z" w16du:dateUtc="2026-10-18T20:54:00Z">
-        <w:r>
-          <w:rPr>
-            <w:rPrChange w:id="329" w:author="Sandy Navarro" w:date="2026-10-19T09:01:00Z" w16du:dateUtc="2026-10-19T08:01:00Z">
+          <w:t xml:space="preserve">depend on how many customers turn up and </w:t>
+        </w:r>
+      </w:ins>
+      <w:ins w:id="326" w:author="Sandy Navarro" w:date="2026-10-19T09:02:00Z" w16du:dateUtc="2026-10-19T08:02:00Z">
+        <w:r>
+          <w:t>w</w:t>
+        </w:r>
+      </w:ins>
+      <w:ins w:id="327" w:author="Sandy Navarro" w:date="2026-10-18T21:47:00Z" w16du:dateUtc="2026-10-18T20:47:00Z">
+        <w:r>
+          <w:rPr>
+            <w:rPrChange w:id="328" w:author="Sandy Navarro" w:date="2026-10-19T17:08:00Z" w16du:dateUtc="2026-10-19T16:08:00Z">
               <w:rPr>
                 <w:lang w:val="en-GB"/>
               </w:rPr>
             </w:rPrChange>
           </w:rPr>
-          <w:t xml:space="preserve">Busy hours are where mistakes cost the most, but daily </w:t>
-        </w:r>
-        <w:r>
-          <w:rPr>
-            <w:rPrChange w:id="330" w:author="Sandy Navarro" w:date="2026-10-19T09:01:00Z" w16du:dateUtc="2026-10-19T08:01:00Z">
+          <w:t xml:space="preserve">hen. Busy times follow patterns </w:t>
+        </w:r>
+      </w:ins>
+      <w:ins w:id="329" w:author="Sandy Navarro" w:date="2026-10-18T21:48:00Z" w16du:dateUtc="2026-10-18T20:48:00Z">
+        <w:r>
+          <w:rPr>
+            <w:rPrChange w:id="330" w:author="Sandy Navarro" w:date="2026-10-19T17:08:00Z" w16du:dateUtc="2026-10-19T16:08:00Z">
               <w:rPr>
                 <w:lang w:val="en-GB"/>
               </w:rPr>
             </w:rPrChange>
           </w:rPr>
-          <w:t>averages</w:t>
-        </w:r>
-        <w:r>
-          <w:rPr>
-            <w:rPrChange w:id="331" w:author="Sandy Navarro" w:date="2026-10-19T09:01:00Z" w16du:dateUtc="2026-10-19T08:01:00Z">
+          <w:t xml:space="preserve">(weekends, weather, holidays, events), but a lot of restaurant/pubs </w:t>
+        </w:r>
+      </w:ins>
+      <w:ins w:id="331" w:author="Sandy Navarro" w:date="2026-10-18T21:49:00Z" w16du:dateUtc="2026-10-18T20:49:00Z">
+        <w:r>
+          <w:rPr>
+            <w:rPrChange w:id="332" w:author="Sandy Navarro" w:date="2026-10-19T17:08:00Z" w16du:dateUtc="2026-10-19T16:08:00Z">
               <w:rPr>
                 <w:lang w:val="en-GB"/>
               </w:rPr>
             </w:rPrChange>
           </w:rPr>
-          <w:t xml:space="preserve"> hide them. The data </w:t>
-        </w:r>
-        <w:r>
-          <w:rPr>
-            <w:rPrChange w:id="332" w:author="Sandy Navarro" w:date="2026-10-19T09:01:00Z" w16du:dateUtc="2026-10-19T08:01:00Z">
+          <w:t>still just guess based on experience or what happened last week.</w:t>
+        </w:r>
+      </w:ins>
+    </w:p>
+    <w:p>
+      <w:pPr>
+        <w:rPr>
+          <w:ins w:id="333" w:author="Sandy Navarro" w:date="2026-10-18T21:49:00Z" w16du:dateUtc="2026-10-18T20:49:00Z"/>
+          <w:rPrChange w:id="334" w:author="Sandy Navarro" w:date="2026-10-19T17:08:00Z" w16du:dateUtc="2026-10-19T16:08:00Z">
+            <w:rPr>
+              <w:ins w:id="335" w:author="Sandy Navarro" w:date="2026-10-18T21:49:00Z" w16du:dateUtc="2026-10-18T20:49:00Z"/>
+              <w:lang w:val="en-GB"/>
+            </w:rPr>
+          </w:rPrChange>
+        </w:rPr>
+      </w:pPr>
+      <w:ins w:id="336" w:author="Sandy Navarro" w:date="2026-10-18T21:53:00Z" w16du:dateUtc="2026-10-18T20:53:00Z">
+        <w:r>
+          <w:rPr>
+            <w:rPrChange w:id="337" w:author="Sandy Navarro" w:date="2026-10-19T17:08:00Z" w16du:dateUtc="2026-10-19T16:08:00Z">
               <w:rPr>
                 <w:lang w:val="en-GB"/>
               </w:rPr>
             </w:rPrChange>
           </w:rPr>
-          <w:t>(</w:t>
-        </w:r>
-      </w:ins>
-      <w:ins w:id="333" w:author="Sandy Navarro" w:date="2026-10-18T21:55:00Z" w16du:dateUtc="2026-10-18T20:55:00Z">
-        <w:r>
-          <w:rPr>
-            <w:rPrChange w:id="334" w:author="Sandy Navarro" w:date="2026-10-19T09:01:00Z" w16du:dateUtc="2026-10-19T08:01:00Z">
+          <w:t>Why it matters?</w:t>
+        </w:r>
+      </w:ins>
+    </w:p>
+    <w:p>
+      <w:pPr>
+        <w:rPr>
+          <w:ins w:id="338" w:author="Sandy Navarro" w:date="2026-10-18T21:53:00Z" w16du:dateUtc="2026-10-18T20:53:00Z"/>
+          <w:rPrChange w:id="339" w:author="Sandy Navarro" w:date="2026-10-19T17:08:00Z" w16du:dateUtc="2026-10-19T16:08:00Z">
+            <w:rPr>
+              <w:ins w:id="340" w:author="Sandy Navarro" w:date="2026-10-18T21:53:00Z" w16du:dateUtc="2026-10-18T20:53:00Z"/>
+              <w:lang w:val="en-GB"/>
+            </w:rPr>
+          </w:rPrChange>
+        </w:rPr>
+      </w:pPr>
+      <w:ins w:id="341" w:author="Sandy Navarro" w:date="2026-10-18T21:49:00Z" w16du:dateUtc="2026-10-18T20:49:00Z">
+        <w:r>
+          <w:rPr>
+            <w:rPrChange w:id="342" w:author="Sandy Navarro" w:date="2026-10-19T17:08:00Z" w16du:dateUtc="2026-10-19T16:08:00Z">
               <w:rPr>
                 <w:lang w:val="en-GB"/>
               </w:rPr>
             </w:rPrChange>
           </w:rPr>
-          <w:t>sales, weather, holidays</w:t>
-        </w:r>
-      </w:ins>
-      <w:ins w:id="335" w:author="Sandy Navarro" w:date="2026-10-18T21:54:00Z" w16du:dateUtc="2026-10-18T20:54:00Z">
-        <w:r>
-          <w:rPr>
-            <w:rPrChange w:id="336" w:author="Sandy Navarro" w:date="2026-10-19T09:01:00Z" w16du:dateUtc="2026-10-19T08:01:00Z">
+          <w:t>If a manager expe</w:t>
+        </w:r>
+      </w:ins>
+      <w:ins w:id="343" w:author="Sandy Navarro" w:date="2026-10-18T21:50:00Z" w16du:dateUtc="2026-10-18T20:50:00Z">
+        <w:r>
+          <w:rPr>
+            <w:rPrChange w:id="344" w:author="Sandy Navarro" w:date="2026-10-19T17:08:00Z" w16du:dateUtc="2026-10-19T16:08:00Z">
               <w:rPr>
                 <w:lang w:val="en-GB"/>
               </w:rPr>
             </w:rPrChange>
           </w:rPr>
-          <w:t>)</w:t>
-        </w:r>
-      </w:ins>
-      <w:ins w:id="337" w:author="Sandy Navarro" w:date="2026-10-18T21:55:00Z" w16du:dateUtc="2026-10-18T20:55:00Z">
-        <w:r>
-          <w:rPr>
-            <w:rPrChange w:id="338" w:author="Sandy Navarro" w:date="2026-10-19T09:01:00Z" w16du:dateUtc="2026-10-19T08:01:00Z">
+          <w:t>cts too few customers at a busy time, people wait too long, service is rushed and some customers leave</w:t>
+        </w:r>
+      </w:ins>
+      <w:ins w:id="345" w:author="Sandy Navarro" w:date="2026-10-18T21:51:00Z" w16du:dateUtc="2026-10-18T20:51:00Z">
+        <w:r>
+          <w:rPr>
+            <w:rPrChange w:id="346" w:author="Sandy Navarro" w:date="2026-10-19T17:08:00Z" w16du:dateUtc="2026-10-19T16:08:00Z">
               <w:rPr>
                 <w:lang w:val="en-GB"/>
               </w:rPr>
             </w:rPrChange>
           </w:rPr>
+          <w:t xml:space="preserve">. If they expect too many, staff stand around and food gets wasted. A better forecast would help </w:t>
+        </w:r>
+      </w:ins>
+      <w:ins w:id="347" w:author="Sandy Navarro" w:date="2026-10-18T21:52:00Z" w16du:dateUtc="2026-10-18T20:52:00Z">
+        <w:r>
+          <w:rPr>
+            <w:rPrChange w:id="348" w:author="Sandy Navarro" w:date="2026-10-19T17:08:00Z" w16du:dateUtc="2026-10-19T16:08:00Z">
+              <w:rPr>
+                <w:lang w:val="en-GB"/>
+              </w:rPr>
+            </w:rPrChange>
+          </w:rPr>
+          <w:t>them plan staff</w:t>
+        </w:r>
+      </w:ins>
+      <w:ins w:id="349" w:author="Sandy Navarro" w:date="2026-10-18T21:53:00Z" w16du:dateUtc="2026-10-18T20:53:00Z">
+        <w:r>
+          <w:rPr>
+            <w:rPrChange w:id="350" w:author="Sandy Navarro" w:date="2026-10-19T17:08:00Z" w16du:dateUtc="2026-10-19T16:08:00Z">
+              <w:rPr>
+                <w:lang w:val="en-GB"/>
+              </w:rPr>
+            </w:rPrChange>
+          </w:rPr>
+          <w:t xml:space="preserve"> and food/drinks ordering</w:t>
+        </w:r>
+      </w:ins>
+      <w:ins w:id="351" w:author="Sandy Navarro" w:date="2026-10-18T21:52:00Z" w16du:dateUtc="2026-10-18T20:52:00Z">
+        <w:r>
+          <w:rPr>
+            <w:rPrChange w:id="352" w:author="Sandy Navarro" w:date="2026-10-19T17:08:00Z" w16du:dateUtc="2026-10-19T16:08:00Z">
+              <w:rPr>
+                <w:lang w:val="en-GB"/>
+              </w:rPr>
+            </w:rPrChange>
+          </w:rPr>
+          <w:t>.</w:t>
+        </w:r>
+      </w:ins>
+    </w:p>
+    <w:p>
+      <w:pPr>
+        <w:rPr>
+          <w:ins w:id="353" w:author="Sandy Navarro" w:date="2026-10-18T21:53:00Z" w16du:dateUtc="2026-10-18T20:53:00Z"/>
+          <w:rPrChange w:id="354" w:author="Sandy Navarro" w:date="2026-10-19T17:08:00Z" w16du:dateUtc="2026-10-19T16:08:00Z">
+            <w:rPr>
+              <w:ins w:id="355" w:author="Sandy Navarro" w:date="2026-10-18T21:53:00Z" w16du:dateUtc="2026-10-18T20:53:00Z"/>
+              <w:lang w:val="en-GB"/>
+            </w:rPr>
+          </w:rPrChange>
+        </w:rPr>
+      </w:pPr>
+      <w:ins w:id="356" w:author="Sandy Navarro" w:date="2026-10-18T21:53:00Z" w16du:dateUtc="2026-10-18T20:53:00Z">
+        <w:r>
+          <w:rPr>
+            <w:rPrChange w:id="357" w:author="Sandy Navarro" w:date="2026-10-19T17:08:00Z" w16du:dateUtc="2026-10-19T16:08:00Z">
+              <w:rPr>
+                <w:lang w:val="en-GB"/>
+              </w:rPr>
+            </w:rPrChange>
+          </w:rPr>
+          <w:t>Why I chose it?</w:t>
+        </w:r>
+      </w:ins>
+    </w:p>
+    <w:p>
+      <w:pPr>
+        <w:rPr>
+          <w:ins w:id="358" w:author="Sandy Navarro" w:date="2026-10-18T21:52:00Z" w16du:dateUtc="2026-10-18T20:52:00Z"/>
+          <w:rPrChange w:id="359" w:author="Sandy Navarro" w:date="2026-10-19T17:08:00Z" w16du:dateUtc="2026-10-19T16:08:00Z">
+            <w:rPr>
+              <w:ins w:id="360" w:author="Sandy Navarro" w:date="2026-10-18T21:52:00Z" w16du:dateUtc="2026-10-18T20:52:00Z"/>
+              <w:lang w:val="en-GB"/>
+            </w:rPr>
+          </w:rPrChange>
+        </w:rPr>
+      </w:pPr>
+      <w:ins w:id="361" w:author="Sandy Navarro" w:date="2026-10-18T21:54:00Z" w16du:dateUtc="2026-10-18T20:54:00Z">
+        <w:r>
+          <w:rPr>
+            <w:rPrChange w:id="362" w:author="Sandy Navarro" w:date="2026-10-19T17:08:00Z" w16du:dateUtc="2026-10-19T16:08:00Z">
+              <w:rPr>
+                <w:lang w:val="en-GB"/>
+              </w:rPr>
+            </w:rPrChange>
+          </w:rPr>
+          <w:t xml:space="preserve">Busy hours are where mistakes cost the most, but daily </w:t>
+        </w:r>
+        <w:r>
+          <w:rPr>
+            <w:rPrChange w:id="363" w:author="Sandy Navarro" w:date="2026-10-19T17:08:00Z" w16du:dateUtc="2026-10-19T16:08:00Z">
+              <w:rPr>
+                <w:lang w:val="en-GB"/>
+              </w:rPr>
+            </w:rPrChange>
+          </w:rPr>
+          <w:t>averages</w:t>
+        </w:r>
+        <w:r>
+          <w:rPr>
+            <w:rPrChange w:id="364" w:author="Sandy Navarro" w:date="2026-10-19T17:08:00Z" w16du:dateUtc="2026-10-19T16:08:00Z">
+              <w:rPr>
+                <w:lang w:val="en-GB"/>
+              </w:rPr>
+            </w:rPrChange>
+          </w:rPr>
+          <w:t xml:space="preserve"> hide them. The data </w:t>
+        </w:r>
+        <w:r>
+          <w:rPr>
+            <w:rPrChange w:id="365" w:author="Sandy Navarro" w:date="2026-10-19T17:08:00Z" w16du:dateUtc="2026-10-19T16:08:00Z">
+              <w:rPr>
+                <w:lang w:val="en-GB"/>
+              </w:rPr>
+            </w:rPrChange>
+          </w:rPr>
+          <w:t>(</w:t>
+        </w:r>
+      </w:ins>
+      <w:ins w:id="366" w:author="Sandy Navarro" w:date="2026-10-18T21:55:00Z" w16du:dateUtc="2026-10-18T20:55:00Z">
+        <w:r>
+          <w:rPr>
+            <w:rPrChange w:id="367" w:author="Sandy Navarro" w:date="2026-10-19T17:08:00Z" w16du:dateUtc="2026-10-19T16:08:00Z">
+              <w:rPr>
+                <w:lang w:val="en-GB"/>
+              </w:rPr>
+            </w:rPrChange>
+          </w:rPr>
+          <w:t>sales, weather, holidays</w:t>
+        </w:r>
+      </w:ins>
+      <w:ins w:id="368" w:author="Sandy Navarro" w:date="2026-10-18T21:54:00Z" w16du:dateUtc="2026-10-18T20:54:00Z">
+        <w:r>
+          <w:rPr>
+            <w:rPrChange w:id="369" w:author="Sandy Navarro" w:date="2026-10-19T17:08:00Z" w16du:dateUtc="2026-10-19T16:08:00Z">
+              <w:rPr>
+                <w:lang w:val="en-GB"/>
+              </w:rPr>
+            </w:rPrChange>
+          </w:rPr>
+          <w:t>)</w:t>
+        </w:r>
+      </w:ins>
+      <w:ins w:id="370" w:author="Sandy Navarro" w:date="2026-10-18T21:55:00Z" w16du:dateUtc="2026-10-18T20:55:00Z">
+        <w:r>
+          <w:rPr>
+            <w:rPrChange w:id="371" w:author="Sandy Navarro" w:date="2026-10-19T17:08:00Z" w16du:dateUtc="2026-10-19T16:08:00Z">
+              <w:rPr>
+                <w:lang w:val="en-GB"/>
+              </w:rPr>
+            </w:rPrChange>
+          </w:rPr>
           <w:t xml:space="preserve"> is easy to get hold of, </w:t>
         </w:r>
       </w:ins>
-      <w:ins w:id="339" w:author="Sandy Navarro" w:date="2026-10-19T09:03:00Z" w16du:dateUtc="2026-10-19T08:03:00Z">
+      <w:ins w:id="372" w:author="Sandy Navarro" w:date="2026-10-19T09:03:00Z" w16du:dateUtc="2026-10-19T08:03:00Z">
         <w:r>
           <w:t>so it</w:t>
         </w:r>
         <w:r>
           <w:rPr>
-            <w:lang w:val="en-GB"/>
-            <w:rPrChange w:id="340" w:author="Sandy Navarro" w:date="2026-10-19T09:03:00Z" w16du:dateUtc="2026-10-19T08:03:00Z">
+            <w:rPrChange w:id="373" w:author="Sandy Navarro" w:date="2026-10-19T17:08:00Z" w16du:dateUtc="2026-10-19T16:08:00Z">
               <w:rPr>
                 <w:lang w:val="es-MX"/>
               </w:rPr>
@@ -4592,27 +4824,31 @@
         </w:r>
         <w:r>
           <w:rPr>
-            <w:lang w:val="en-GB"/>
-          </w:rPr>
-          <w:t>realistic to do.</w:t>
-        </w:r>
-      </w:ins>
-    </w:p>
-    <w:p>
-      <w:pPr>
-        <w:rPr>
-          <w:del w:id="341" w:author="Sandy Navarro" w:date="2026-10-19T14:09:00Z" w16du:dateUtc="2026-10-19T13:09:00Z"/>
-        </w:rPr>
-      </w:pPr>
-      <w:ins w:id="342" w:author="Sandy Navarro" w:date="2026-10-18T21:48:00Z" w16du:dateUtc="2026-10-18T20:48:00Z">
-        <w:r>
-          <w:rPr>
-            <w:rPrChange w:id="343" w:author="Sandy Navarro" w:date="2026-10-19T09:01:00Z" w16du:dateUtc="2026-10-19T08:01:00Z">
+            <w:rPrChange w:id="374" w:author="Sandy Navarro" w:date="2026-10-19T17:08:00Z" w16du:dateUtc="2026-10-19T16:08:00Z">
               <w:rPr>
                 <w:lang w:val="en-GB"/>
               </w:rPr>
             </w:rPrChange>
           </w:rPr>
+          <w:t>realistic to do.</w:t>
+        </w:r>
+      </w:ins>
+    </w:p>
+    <w:p>
+      <w:pPr>
+        <w:rPr>
+          <w:del w:id="375" w:author="Sandy Navarro" w:date="2026-10-19T14:09:00Z" w16du:dateUtc="2026-10-19T13:09:00Z"/>
+        </w:rPr>
+      </w:pPr>
+      <w:ins w:id="376" w:author="Sandy Navarro" w:date="2026-10-18T21:48:00Z" w16du:dateUtc="2026-10-18T20:48:00Z">
+        <w:r>
+          <w:rPr>
+            <w:rPrChange w:id="377" w:author="Sandy Navarro" w:date="2026-10-19T17:08:00Z" w16du:dateUtc="2026-10-19T16:08:00Z">
+              <w:rPr>
+                <w:lang w:val="en-GB"/>
+              </w:rPr>
+            </w:rPrChange>
+          </w:rPr>
           <w:t xml:space="preserve"> </w:t>
         </w:r>
       </w:ins>
@@ -4620,7 +4856,7 @@
     <w:p>
       <w:pPr>
         <w:rPr>
-          <w:ins w:id="344" w:author="Sandy Navarro" w:date="2026-10-19T09:04:00Z" w16du:dateUtc="2026-10-19T08:04:00Z"/>
+          <w:ins w:id="378" w:author="Sandy Navarro" w:date="2026-10-19T09:04:00Z" w16du:dateUtc="2026-10-19T08:04:00Z"/>
         </w:rPr>
       </w:pPr>
     </w:p>
@@ -4628,55 +4864,57 @@
       <w:pPr>
         <w:pStyle w:val="Ttulo1"/>
         <w:rPr>
-          <w:ins w:id="345" w:author="Sandy Navarro" w:date="2026-10-19T09:23:00Z" w16du:dateUtc="2026-10-19T08:23:00Z"/>
-        </w:rPr>
-      </w:pPr>
-      <w:ins w:id="346" w:author="Sandy Navarro" w:date="2026-10-19T09:04:00Z" w16du:dateUtc="2026-10-19T08:04:00Z">
+          <w:ins w:id="379" w:author="Sandy Navarro" w:date="2026-10-19T09:23:00Z" w16du:dateUtc="2026-10-19T08:23:00Z"/>
+        </w:rPr>
+      </w:pPr>
+      <w:bookmarkStart w:id="380" w:name="_Problem_definition:_Forecasting"/>
+      <w:bookmarkEnd w:id="380"/>
+      <w:ins w:id="381" w:author="Sandy Navarro" w:date="2026-10-19T09:04:00Z" w16du:dateUtc="2026-10-19T08:04:00Z">
         <w:r>
           <w:t>Problem definition</w:t>
         </w:r>
       </w:ins>
-      <w:ins w:id="347" w:author="Sandy Navarro" w:date="2026-10-19T09:22:00Z" w16du:dateUtc="2026-10-19T08:22:00Z">
+      <w:ins w:id="382" w:author="Sandy Navarro" w:date="2026-10-19T09:22:00Z" w16du:dateUtc="2026-10-19T08:22:00Z">
         <w:r>
           <w:t xml:space="preserve">: Forecasting restaurant demand </w:t>
         </w:r>
       </w:ins>
-      <w:ins w:id="348" w:author="Sandy Navarro" w:date="2026-10-19T09:23:00Z" w16du:dateUtc="2026-10-19T08:23:00Z">
+      <w:ins w:id="383" w:author="Sandy Navarro" w:date="2026-10-19T09:23:00Z" w16du:dateUtc="2026-10-19T08:23:00Z">
         <w:r>
           <w:t>d</w:t>
         </w:r>
       </w:ins>
-      <w:ins w:id="349" w:author="Sandy Navarro" w:date="2026-10-19T09:22:00Z" w16du:dateUtc="2026-10-19T08:22:00Z">
+      <w:ins w:id="384" w:author="Sandy Navarro" w:date="2026-10-19T09:22:00Z" w16du:dateUtc="2026-10-19T08:22:00Z">
         <w:r>
           <w:t xml:space="preserve">uring </w:t>
         </w:r>
       </w:ins>
-      <w:ins w:id="350" w:author="Sandy Navarro" w:date="2026-10-19T09:23:00Z" w16du:dateUtc="2026-10-19T08:23:00Z">
+      <w:ins w:id="385" w:author="Sandy Navarro" w:date="2026-10-19T09:23:00Z" w16du:dateUtc="2026-10-19T08:23:00Z">
         <w:r>
           <w:t>r</w:t>
         </w:r>
       </w:ins>
-      <w:ins w:id="351" w:author="Sandy Navarro" w:date="2026-10-19T09:22:00Z" w16du:dateUtc="2026-10-19T08:22:00Z">
+      <w:ins w:id="386" w:author="Sandy Navarro" w:date="2026-10-19T09:22:00Z" w16du:dateUtc="2026-10-19T08:22:00Z">
         <w:r>
           <w:t xml:space="preserve">ecurring </w:t>
         </w:r>
       </w:ins>
-      <w:ins w:id="352" w:author="Sandy Navarro" w:date="2026-10-19T09:23:00Z" w16du:dateUtc="2026-10-19T08:23:00Z">
+      <w:ins w:id="387" w:author="Sandy Navarro" w:date="2026-10-19T09:23:00Z" w16du:dateUtc="2026-10-19T08:23:00Z">
         <w:r>
           <w:t>p</w:t>
         </w:r>
       </w:ins>
-      <w:ins w:id="353" w:author="Sandy Navarro" w:date="2026-10-19T09:22:00Z" w16du:dateUtc="2026-10-19T08:22:00Z">
+      <w:ins w:id="388" w:author="Sandy Navarro" w:date="2026-10-19T09:22:00Z" w16du:dateUtc="2026-10-19T08:22:00Z">
         <w:r>
           <w:t xml:space="preserve">eak </w:t>
         </w:r>
       </w:ins>
-      <w:ins w:id="354" w:author="Sandy Navarro" w:date="2026-10-19T14:36:00Z" w16du:dateUtc="2026-10-19T13:36:00Z">
+      <w:ins w:id="389" w:author="Sandy Navarro" w:date="2026-10-19T14:36:00Z" w16du:dateUtc="2026-10-19T13:36:00Z">
         <w:r>
           <w:t>periods</w:t>
         </w:r>
       </w:ins>
-      <w:ins w:id="355" w:author="Sandy Navarro" w:date="2026-10-19T09:23:00Z" w16du:dateUtc="2026-10-19T08:23:00Z">
+      <w:ins w:id="390" w:author="Sandy Navarro" w:date="2026-10-19T09:23:00Z" w16du:dateUtc="2026-10-19T08:23:00Z">
         <w:r>
           <w:t>.</w:t>
         </w:r>
@@ -4685,9 +4923,9 @@
     <w:p>
       <w:pPr>
         <w:rPr>
-          <w:ins w:id="356" w:author="Sandy Navarro" w:date="2026-10-19T09:04:00Z" w16du:dateUtc="2026-10-19T08:04:00Z"/>
-        </w:rPr>
-        <w:pPrChange w:id="357" w:author="Sandy Navarro" w:date="2026-10-19T09:23:00Z" w16du:dateUtc="2026-10-19T08:23:00Z">
+          <w:ins w:id="391" w:author="Sandy Navarro" w:date="2026-10-19T09:04:00Z" w16du:dateUtc="2026-10-19T08:04:00Z"/>
+        </w:rPr>
+        <w:pPrChange w:id="392" w:author="Sandy Navarro" w:date="2026-10-19T09:23:00Z" w16du:dateUtc="2026-10-19T08:23:00Z">
           <w:pPr>
             <w:pStyle w:val="Ttulo1"/>
           </w:pPr>
@@ -4697,20 +4935,20 @@
     <w:p>
       <w:pPr>
         <w:rPr>
-          <w:ins w:id="358" w:author="Sandy Navarro" w:date="2026-10-19T09:06:00Z" w16du:dateUtc="2026-10-19T08:06:00Z"/>
-        </w:rPr>
-      </w:pPr>
-      <w:ins w:id="359" w:author="Sandy Navarro" w:date="2026-10-19T09:04:00Z" w16du:dateUtc="2026-10-19T08:04:00Z">
+          <w:ins w:id="393" w:author="Sandy Navarro" w:date="2026-10-19T09:06:00Z" w16du:dateUtc="2026-10-19T08:06:00Z"/>
+        </w:rPr>
+      </w:pPr>
+      <w:ins w:id="394" w:author="Sandy Navarro" w:date="2026-10-19T09:04:00Z" w16du:dateUtc="2026-10-19T08:04:00Z">
         <w:r>
           <w:t xml:space="preserve">The problem is that restaurant managers can´t predict </w:t>
         </w:r>
       </w:ins>
-      <w:ins w:id="360" w:author="Sandy Navarro" w:date="2026-10-19T09:05:00Z" w16du:dateUtc="2026-10-19T08:05:00Z">
+      <w:ins w:id="395" w:author="Sandy Navarro" w:date="2026-10-19T09:05:00Z" w16du:dateUtc="2026-10-19T08:05:00Z">
         <w:r>
           <w:t>very well how many customers will come at busy hours, so they often end up with too many or too few staff and too muc</w:t>
         </w:r>
       </w:ins>
-      <w:ins w:id="361" w:author="Sandy Navarro" w:date="2026-10-19T09:06:00Z" w16du:dateUtc="2026-10-19T08:06:00Z">
+      <w:ins w:id="396" w:author="Sandy Navarro" w:date="2026-10-19T09:06:00Z" w16du:dateUtc="2026-10-19T08:06:00Z">
         <w:r>
           <w:t>h or too little orders.</w:t>
         </w:r>
@@ -4719,12 +4957,12 @@
     <w:p>
       <w:pPr>
         <w:rPr>
-          <w:ins w:id="362" w:author="Sandy Navarro" w:date="2026-10-19T09:06:00Z" w16du:dateUtc="2026-10-19T08:06:00Z"/>
+          <w:ins w:id="397" w:author="Sandy Navarro" w:date="2026-10-19T09:06:00Z" w16du:dateUtc="2026-10-19T08:06:00Z"/>
           <w:b/>
           <w:bCs/>
         </w:rPr>
       </w:pPr>
-      <w:ins w:id="363" w:author="Sandy Navarro" w:date="2026-10-19T09:06:00Z" w16du:dateUtc="2026-10-19T08:06:00Z">
+      <w:ins w:id="398" w:author="Sandy Navarro" w:date="2026-10-19T09:06:00Z" w16du:dateUtc="2026-10-19T08:06:00Z">
         <w:r>
           <w:rPr>
             <w:b/>
@@ -4737,25 +4975,25 @@
     <w:p>
       <w:pPr>
         <w:rPr>
-          <w:ins w:id="364" w:author="Sandy Navarro" w:date="2026-10-19T09:08:00Z" w16du:dateUtc="2026-10-19T08:08:00Z"/>
-        </w:rPr>
-      </w:pPr>
-      <w:ins w:id="365" w:author="Sandy Navarro" w:date="2026-10-19T09:06:00Z" w16du:dateUtc="2026-10-19T08:06:00Z">
+          <w:ins w:id="399" w:author="Sandy Navarro" w:date="2026-10-19T09:08:00Z" w16du:dateUtc="2026-10-19T08:08:00Z"/>
+        </w:rPr>
+      </w:pPr>
+      <w:ins w:id="400" w:author="Sandy Navarro" w:date="2026-10-19T09:06:00Z" w16du:dateUtc="2026-10-19T08:06:00Z">
         <w:r>
           <w:t xml:space="preserve">Busy hours change a lot. A rainy Tuesday </w:t>
         </w:r>
       </w:ins>
-      <w:ins w:id="366" w:author="Sandy Navarro" w:date="2026-10-19T09:07:00Z" w16du:dateUtc="2026-10-19T08:07:00Z">
+      <w:ins w:id="401" w:author="Sandy Navarro" w:date="2026-10-19T09:07:00Z" w16du:dateUtc="2026-10-19T08:07:00Z">
         <w:r>
           <w:t>is very different from a sunny Saturday, and a holiday or local event can change things aga</w:t>
         </w:r>
       </w:ins>
-      <w:ins w:id="367" w:author="Sandy Navarro" w:date="2026-10-19T09:08:00Z" w16du:dateUtc="2026-10-19T08:08:00Z">
+      <w:ins w:id="402" w:author="Sandy Navarro" w:date="2026-10-19T09:08:00Z" w16du:dateUtc="2026-10-19T08:08:00Z">
         <w:r>
           <w:t>in. Using last week numbers or a gut feeling misses all of this.</w:t>
         </w:r>
       </w:ins>
-      <w:ins w:id="368" w:author="Sandy Navarro" w:date="2026-10-19T09:07:00Z" w16du:dateUtc="2026-10-19T08:07:00Z">
+      <w:ins w:id="403" w:author="Sandy Navarro" w:date="2026-10-19T09:07:00Z" w16du:dateUtc="2026-10-19T08:07:00Z">
         <w:r>
           <w:t xml:space="preserve"> </w:t>
         </w:r>
@@ -4764,12 +5002,12 @@
     <w:p>
       <w:pPr>
         <w:rPr>
-          <w:ins w:id="369" w:author="Sandy Navarro" w:date="2026-10-19T09:09:00Z" w16du:dateUtc="2026-10-19T08:09:00Z"/>
+          <w:ins w:id="404" w:author="Sandy Navarro" w:date="2026-10-19T09:09:00Z" w16du:dateUtc="2026-10-19T08:09:00Z"/>
           <w:b/>
           <w:bCs/>
         </w:rPr>
       </w:pPr>
-      <w:ins w:id="370" w:author="Sandy Navarro" w:date="2026-10-19T09:08:00Z" w16du:dateUtc="2026-10-19T08:08:00Z">
+      <w:ins w:id="405" w:author="Sandy Navarro" w:date="2026-10-19T09:08:00Z" w16du:dateUtc="2026-10-19T08:08:00Z">
         <w:r>
           <w:rPr>
             <w:b/>
@@ -4778,7 +5016,7 @@
           <w:t>Im</w:t>
         </w:r>
       </w:ins>
-      <w:ins w:id="371" w:author="Sandy Navarro" w:date="2026-10-19T09:09:00Z" w16du:dateUtc="2026-10-19T08:09:00Z">
+      <w:ins w:id="406" w:author="Sandy Navarro" w:date="2026-10-19T09:09:00Z" w16du:dateUtc="2026-10-19T08:09:00Z">
         <w:r>
           <w:rPr>
             <w:b/>
@@ -4796,10 +5034,10 @@
           <w:numId w:val="7"/>
         </w:numPr>
         <w:rPr>
-          <w:ins w:id="372" w:author="Sandy Navarro" w:date="2026-10-19T09:09:00Z" w16du:dateUtc="2026-10-19T08:09:00Z"/>
-        </w:rPr>
-      </w:pPr>
-      <w:ins w:id="373" w:author="Sandy Navarro" w:date="2026-10-19T09:09:00Z" w16du:dateUtc="2026-10-19T08:09:00Z">
+          <w:ins w:id="407" w:author="Sandy Navarro" w:date="2026-10-19T09:09:00Z" w16du:dateUtc="2026-10-19T08:09:00Z"/>
+        </w:rPr>
+      </w:pPr>
+      <w:ins w:id="408" w:author="Sandy Navarro" w:date="2026-10-19T09:09:00Z" w16du:dateUtc="2026-10-19T08:09:00Z">
         <w:r>
           <w:t>Lost sales when customer leave or wait too long.</w:t>
         </w:r>
@@ -4813,15 +5051,15 @@
           <w:numId w:val="7"/>
         </w:numPr>
         <w:rPr>
-          <w:ins w:id="374" w:author="Sandy Navarro" w:date="2026-10-19T09:10:00Z" w16du:dateUtc="2026-10-19T08:10:00Z"/>
-        </w:rPr>
-      </w:pPr>
-      <w:ins w:id="375" w:author="Sandy Navarro" w:date="2026-10-19T09:09:00Z" w16du:dateUtc="2026-10-19T08:09:00Z">
+          <w:ins w:id="409" w:author="Sandy Navarro" w:date="2026-10-19T09:10:00Z" w16du:dateUtc="2026-10-19T08:10:00Z"/>
+        </w:rPr>
+      </w:pPr>
+      <w:ins w:id="410" w:author="Sandy Navarro" w:date="2026-10-19T09:09:00Z" w16du:dateUtc="2026-10-19T08:09:00Z">
         <w:r>
           <w:t>Hi</w:t>
         </w:r>
       </w:ins>
-      <w:ins w:id="376" w:author="Sandy Navarro" w:date="2026-10-19T09:10:00Z" w16du:dateUtc="2026-10-19T08:10:00Z">
+      <w:ins w:id="411" w:author="Sandy Navarro" w:date="2026-10-19T09:10:00Z" w16du:dateUtc="2026-10-19T08:10:00Z">
         <w:r>
           <w:t>gher costs from too many staff</w:t>
         </w:r>
@@ -4838,20 +5076,20 @@
           <w:numId w:val="7"/>
         </w:numPr>
         <w:rPr>
-          <w:ins w:id="377" w:author="Sandy Navarro" w:date="2026-10-19T09:11:00Z" w16du:dateUtc="2026-10-19T08:11:00Z"/>
-        </w:rPr>
-      </w:pPr>
-      <w:ins w:id="378" w:author="Sandy Navarro" w:date="2026-10-19T09:10:00Z" w16du:dateUtc="2026-10-19T08:10:00Z">
+          <w:ins w:id="412" w:author="Sandy Navarro" w:date="2026-10-19T09:11:00Z" w16du:dateUtc="2026-10-19T08:11:00Z"/>
+        </w:rPr>
+      </w:pPr>
+      <w:ins w:id="413" w:author="Sandy Navarro" w:date="2026-10-19T09:10:00Z" w16du:dateUtc="2026-10-19T08:10:00Z">
         <w:r>
           <w:t>Stressed staff at peak times and no</w:t>
         </w:r>
       </w:ins>
-      <w:ins w:id="379" w:author="Sandy Navarro" w:date="2026-10-19T09:11:00Z" w16du:dateUtc="2026-10-19T08:11:00Z">
+      <w:ins w:id="414" w:author="Sandy Navarro" w:date="2026-10-19T09:11:00Z" w16du:dateUtc="2026-10-19T08:11:00Z">
         <w:r>
           <w:t>t</w:t>
         </w:r>
       </w:ins>
-      <w:ins w:id="380" w:author="Sandy Navarro" w:date="2026-10-19T09:10:00Z" w16du:dateUtc="2026-10-19T08:10:00Z">
+      <w:ins w:id="415" w:author="Sandy Navarro" w:date="2026-10-19T09:10:00Z" w16du:dateUtc="2026-10-19T08:10:00Z">
         <w:r>
           <w:t xml:space="preserve"> too much to do in quiet times.</w:t>
         </w:r>
@@ -4860,25 +5098,25 @@
     <w:p>
       <w:pPr>
         <w:rPr>
-          <w:ins w:id="381" w:author="Sandy Navarro" w:date="2026-10-19T09:14:00Z" w16du:dateUtc="2026-10-19T08:14:00Z"/>
-        </w:rPr>
-      </w:pPr>
-      <w:ins w:id="382" w:author="Sandy Navarro" w:date="2026-10-19T09:11:00Z" w16du:dateUtc="2026-10-19T08:11:00Z">
+          <w:ins w:id="416" w:author="Sandy Navarro" w:date="2026-10-19T09:14:00Z" w16du:dateUtc="2026-10-19T08:14:00Z"/>
+        </w:rPr>
+      </w:pPr>
+      <w:ins w:id="417" w:author="Sandy Navarro" w:date="2026-10-19T09:11:00Z" w16du:dateUtc="2026-10-19T08:11:00Z">
         <w:r>
           <w:t xml:space="preserve">So, first I can look at the data to find the patterns and see </w:t>
         </w:r>
       </w:ins>
-      <w:ins w:id="383" w:author="Sandy Navarro" w:date="2026-10-19T09:12:00Z" w16du:dateUtc="2026-10-19T08:12:00Z">
+      <w:ins w:id="418" w:author="Sandy Navarro" w:date="2026-10-19T09:12:00Z" w16du:dateUtc="2026-10-19T08:12:00Z">
         <w:r>
           <w:t xml:space="preserve">which things matter most (day, hour, weather, holidays). Then I can build models that predict </w:t>
         </w:r>
       </w:ins>
-      <w:ins w:id="384" w:author="Sandy Navarro" w:date="2026-10-19T09:13:00Z" w16du:dateUtc="2026-10-19T08:13:00Z">
+      <w:ins w:id="419" w:author="Sandy Navarro" w:date="2026-10-19T09:13:00Z" w16du:dateUtc="2026-10-19T08:13:00Z">
         <w:r>
           <w:t>demand for each hour and check how accurate they are, I’ll also give a range</w:t>
         </w:r>
       </w:ins>
-      <w:ins w:id="385" w:author="Sandy Navarro" w:date="2026-10-19T09:14:00Z" w16du:dateUtc="2026-10-19T08:14:00Z">
+      <w:ins w:id="420" w:author="Sandy Navarro" w:date="2026-10-19T09:14:00Z" w16du:dateUtc="2026-10-19T08:14:00Z">
         <w:r>
           <w:t>, not just one number, so a manager can plan for the likely best and worst case.</w:t>
         </w:r>
@@ -4887,11 +5125,11 @@
     <w:p>
       <w:pPr>
         <w:rPr>
-          <w:ins w:id="386" w:author="Sandy Navarro" w:date="2026-10-19T09:15:00Z" w16du:dateUtc="2026-10-19T08:15:00Z"/>
+          <w:ins w:id="421" w:author="Sandy Navarro" w:date="2026-10-19T09:15:00Z" w16du:dateUtc="2026-10-19T08:15:00Z"/>
         </w:rPr>
       </w:pPr>
       <w:proofErr w:type="gramStart"/>
-      <w:ins w:id="387" w:author="Sandy Navarro" w:date="2026-10-19T09:14:00Z" w16du:dateUtc="2026-10-19T08:14:00Z">
+      <w:ins w:id="422" w:author="Sandy Navarro" w:date="2026-10-19T09:14:00Z" w16du:dateUtc="2026-10-19T08:14:00Z">
         <w:r>
           <w:t>Finally</w:t>
         </w:r>
@@ -4900,7 +5138,7 @@
           <w:t xml:space="preserve"> I’ll compare everyth</w:t>
         </w:r>
       </w:ins>
-      <w:ins w:id="388" w:author="Sandy Navarro" w:date="2026-10-19T09:15:00Z" w16du:dateUtc="2026-10-19T08:15:00Z">
+      <w:ins w:id="423" w:author="Sandy Navarro" w:date="2026-10-19T09:15:00Z" w16du:dateUtc="2026-10-19T08:15:00Z">
         <w:r>
           <w:t xml:space="preserve">ing to a simple baseline to see if the extra work is </w:t>
         </w:r>
@@ -4918,13 +5156,13 @@
       <w:pPr>
         <w:pStyle w:val="Ttulo1"/>
         <w:rPr>
-          <w:ins w:id="389" w:author="Sandy Navarro" w:date="2026-10-19T09:15:00Z" w16du:dateUtc="2026-10-19T08:15:00Z"/>
-        </w:rPr>
-        <w:pPrChange w:id="390" w:author="Sandy Navarro" w:date="2026-10-19T14:37:00Z" w16du:dateUtc="2026-10-19T13:37:00Z">
+          <w:ins w:id="424" w:author="Sandy Navarro" w:date="2026-10-19T09:15:00Z" w16du:dateUtc="2026-10-19T08:15:00Z"/>
+        </w:rPr>
+        <w:pPrChange w:id="425" w:author="Sandy Navarro" w:date="2026-10-19T14:37:00Z" w16du:dateUtc="2026-10-19T13:37:00Z">
           <w:pPr/>
         </w:pPrChange>
       </w:pPr>
-      <w:ins w:id="391" w:author="Sandy Navarro" w:date="2026-10-19T09:15:00Z" w16du:dateUtc="2026-10-19T08:15:00Z">
+      <w:ins w:id="426" w:author="Sandy Navarro" w:date="2026-10-19T09:15:00Z" w16du:dateUtc="2026-10-19T08:15:00Z">
         <w:r>
           <w:lastRenderedPageBreak/>
           <w:t>Objectives.</w:t>
@@ -4934,20 +5172,20 @@
     <w:p>
       <w:pPr>
         <w:rPr>
-          <w:ins w:id="392" w:author="Sandy Navarro" w:date="2026-10-19T09:17:00Z" w16du:dateUtc="2026-10-19T08:17:00Z"/>
-        </w:rPr>
-      </w:pPr>
-      <w:ins w:id="393" w:author="Sandy Navarro" w:date="2026-10-19T09:15:00Z" w16du:dateUtc="2026-10-19T08:15:00Z">
+          <w:ins w:id="427" w:author="Sandy Navarro" w:date="2026-10-19T09:17:00Z" w16du:dateUtc="2026-10-19T08:17:00Z"/>
+        </w:rPr>
+      </w:pPr>
+      <w:ins w:id="428" w:author="Sandy Navarro" w:date="2026-10-19T09:15:00Z" w16du:dateUtc="2026-10-19T08:15:00Z">
         <w:r>
           <w:t>To buil</w:t>
         </w:r>
       </w:ins>
-      <w:ins w:id="394" w:author="Sandy Navarro" w:date="2026-10-19T09:16:00Z" w16du:dateUtc="2026-10-19T08:16:00Z">
+      <w:ins w:id="429" w:author="Sandy Navarro" w:date="2026-10-19T09:16:00Z" w16du:dateUtc="2026-10-19T08:16:00Z">
         <w:r>
           <w:t xml:space="preserve">d and test models that predict how busy restaurants/pubs will be each hour at its busy times, and to see </w:t>
         </w:r>
       </w:ins>
-      <w:ins w:id="395" w:author="Sandy Navarro" w:date="2026-10-19T09:17:00Z" w16du:dateUtc="2026-10-19T08:17:00Z">
+      <w:ins w:id="430" w:author="Sandy Navarro" w:date="2026-10-19T09:17:00Z" w16du:dateUtc="2026-10-19T08:17:00Z">
         <w:r>
           <w:t>if they help with planning better than simple methods.</w:t>
         </w:r>
@@ -4961,20 +5199,20 @@
           <w:numId w:val="9"/>
         </w:numPr>
         <w:rPr>
-          <w:ins w:id="396" w:author="Sandy Navarro" w:date="2026-10-19T09:19:00Z" w16du:dateUtc="2026-10-19T08:19:00Z"/>
-        </w:rPr>
-      </w:pPr>
-      <w:ins w:id="397" w:author="Sandy Navarro" w:date="2026-10-19T09:17:00Z" w16du:dateUtc="2026-10-19T08:17:00Z">
+          <w:ins w:id="431" w:author="Sandy Navarro" w:date="2026-10-19T09:19:00Z" w16du:dateUtc="2026-10-19T08:19:00Z"/>
+        </w:rPr>
+      </w:pPr>
+      <w:ins w:id="432" w:author="Sandy Navarro" w:date="2026-10-19T09:17:00Z" w16du:dateUtc="2026-10-19T08:17:00Z">
         <w:r>
           <w:t>Find the demand pa</w:t>
         </w:r>
       </w:ins>
-      <w:ins w:id="398" w:author="Sandy Navarro" w:date="2026-10-19T09:18:00Z" w16du:dateUtc="2026-10-19T08:18:00Z">
+      <w:ins w:id="433" w:author="Sandy Navarro" w:date="2026-10-19T09:18:00Z" w16du:dateUtc="2026-10-19T08:18:00Z">
         <w:r>
           <w:t>tters: look at past data to see daily, weekly and seasonal busy times and how weather, holidays and events affect them</w:t>
         </w:r>
       </w:ins>
-      <w:ins w:id="399" w:author="Sandy Navarro" w:date="2026-10-19T09:19:00Z" w16du:dateUtc="2026-10-19T08:19:00Z">
+      <w:ins w:id="434" w:author="Sandy Navarro" w:date="2026-10-19T09:19:00Z" w16du:dateUtc="2026-10-19T08:19:00Z">
         <w:r>
           <w:t>.</w:t>
         </w:r>
@@ -4988,9 +5226,9 @@
           <w:numId w:val="9"/>
         </w:numPr>
         <w:rPr>
-          <w:ins w:id="400" w:author="Sandy Navarro" w:date="2026-10-19T09:10:00Z" w16du:dateUtc="2026-10-19T08:10:00Z"/>
-        </w:rPr>
-        <w:pPrChange w:id="401" w:author="Sandy Navarro" w:date="2026-10-19T09:17:00Z" w16du:dateUtc="2026-10-19T08:17:00Z">
+          <w:ins w:id="435" w:author="Sandy Navarro" w:date="2026-10-19T09:10:00Z" w16du:dateUtc="2026-10-19T08:10:00Z"/>
+        </w:rPr>
+        <w:pPrChange w:id="436" w:author="Sandy Navarro" w:date="2026-10-19T09:17:00Z" w16du:dateUtc="2026-10-19T08:17:00Z">
           <w:pPr>
             <w:pStyle w:val="Prrafodelista"/>
             <w:numPr>
@@ -5000,12 +5238,12 @@
           </w:pPr>
         </w:pPrChange>
       </w:pPr>
-      <w:ins w:id="402" w:author="Sandy Navarro" w:date="2026-10-19T09:19:00Z" w16du:dateUtc="2026-10-19T08:19:00Z">
+      <w:ins w:id="437" w:author="Sandy Navarro" w:date="2026-10-19T09:19:00Z" w16du:dateUtc="2026-10-19T08:19:00Z">
         <w:r>
           <w:t>Reduce the gap between how ma</w:t>
         </w:r>
       </w:ins>
-      <w:ins w:id="403" w:author="Sandy Navarro" w:date="2026-10-19T09:20:00Z" w16du:dateUtc="2026-10-19T08:20:00Z">
+      <w:ins w:id="438" w:author="Sandy Navarro" w:date="2026-10-19T09:20:00Z" w16du:dateUtc="2026-10-19T08:20:00Z">
         <w:r>
           <w:t xml:space="preserve">ny staff are scheduled and how many are </w:t>
         </w:r>
@@ -5021,7 +5259,7 @@
           <w:t>lower forecast error and lower estimate lab</w:t>
         </w:r>
       </w:ins>
-      <w:ins w:id="404" w:author="Sandy Navarro" w:date="2026-10-19T09:21:00Z" w16du:dateUtc="2026-10-19T08:21:00Z">
+      <w:ins w:id="439" w:author="Sandy Navarro" w:date="2026-10-19T09:21:00Z" w16du:dateUtc="2026-10-19T08:21:00Z">
         <w:r>
           <w:t>our cost.</w:t>
         </w:r>
@@ -5030,14 +5268,14 @@
     <w:p>
       <w:pPr>
         <w:rPr>
-          <w:del w:id="405" w:author="Sandy Navarro" w:date="2026-10-19T14:09:00Z" w16du:dateUtc="2026-10-19T13:09:00Z"/>
-        </w:rPr>
-      </w:pPr>
-    </w:p>
-    <w:p>
-      <w:pPr>
-        <w:rPr>
-          <w:del w:id="406" w:author="Sandy Navarro" w:date="2026-10-19T14:09:00Z" w16du:dateUtc="2026-10-19T13:09:00Z"/>
+          <w:del w:id="440" w:author="Sandy Navarro" w:date="2026-10-19T14:09:00Z" w16du:dateUtc="2026-10-19T13:09:00Z"/>
+        </w:rPr>
+      </w:pPr>
+    </w:p>
+    <w:p>
+      <w:pPr>
+        <w:rPr>
+          <w:del w:id="441" w:author="Sandy Navarro" w:date="2026-10-19T14:09:00Z" w16du:dateUtc="2026-10-19T13:09:00Z"/>
         </w:rPr>
       </w:pPr>
     </w:p>
@@ -5045,7 +5283,7 @@
     <w:p>
       <w:pPr>
         <w:rPr>
-          <w:del w:id="407" w:author="Sandy Navarro" w:date="2026-10-19T14:08:00Z" w16du:dateUtc="2026-10-19T13:08:00Z"/>
+          <w:del w:id="442" w:author="Sandy Navarro" w:date="2026-10-19T14:08:00Z" w16du:dateUtc="2026-10-19T13:08:00Z"/>
         </w:rPr>
       </w:pPr>
     </w:p>
@@ -5053,16 +5291,16 @@
       <w:pPr>
         <w:pStyle w:val="Ttulo1"/>
         <w:rPr>
-          <w:ins w:id="408" w:author="Sandy Navarro" w:date="2026-10-19T09:38:00Z" w16du:dateUtc="2026-10-19T08:38:00Z"/>
+          <w:ins w:id="443" w:author="Sandy Navarro" w:date="2026-10-19T09:38:00Z" w16du:dateUtc="2026-10-19T08:38:00Z"/>
           <w:rFonts w:eastAsia="Calibri" w:cs="Calibri"/>
           <w:color w:val="auto"/>
           <w:spacing w:val="0"/>
           <w:kern w:val="0"/>
           <w:sz w:val="22"/>
           <w:szCs w:val="22"/>
-          <w:rPrChange w:id="409" w:author="Sandy Navarro" w:date="2026-10-19T14:08:00Z" w16du:dateUtc="2026-10-19T13:08:00Z">
+          <w:rPrChange w:id="444" w:author="Sandy Navarro" w:date="2026-10-19T17:08:00Z" w16du:dateUtc="2026-10-19T16:08:00Z">
             <w:rPr>
-              <w:ins w:id="410" w:author="Sandy Navarro" w:date="2026-10-19T09:38:00Z" w16du:dateUtc="2026-10-19T08:38:00Z"/>
+              <w:ins w:id="445" w:author="Sandy Navarro" w:date="2026-10-19T09:38:00Z" w16du:dateUtc="2026-10-19T08:38:00Z"/>
               <w:rFonts w:eastAsiaTheme="majorEastAsia" w:cstheme="majorBidi"/>
               <w:color w:val="3A3A3A" w:themeColor="background2" w:themeShade="40"/>
               <w:spacing w:val="-10"/>
@@ -5072,11 +5310,11 @@
             </w:rPr>
           </w:rPrChange>
         </w:rPr>
-        <w:pPrChange w:id="411" w:author="Sandy Navarro" w:date="2026-10-19T14:37:00Z" w16du:dateUtc="2026-10-19T13:37:00Z">
+        <w:pPrChange w:id="446" w:author="Sandy Navarro" w:date="2026-10-19T14:37:00Z" w16du:dateUtc="2026-10-19T13:37:00Z">
           <w:pPr/>
         </w:pPrChange>
       </w:pPr>
-      <w:ins w:id="412" w:author="Sandy Navarro" w:date="2026-10-19T09:21:00Z" w16du:dateUtc="2026-10-19T08:21:00Z">
+      <w:ins w:id="447" w:author="Sandy Navarro" w:date="2026-10-19T09:21:00Z" w16du:dateUtc="2026-10-19T08:21:00Z">
         <w:r>
           <w:t>Scope.</w:t>
         </w:r>
@@ -5085,15 +5323,15 @@
     <w:p>
       <w:pPr>
         <w:rPr>
-          <w:ins w:id="413" w:author="Sandy Navarro" w:date="2026-10-19T09:39:00Z" w16du:dateUtc="2026-10-19T08:39:00Z"/>
-        </w:rPr>
-      </w:pPr>
-      <w:ins w:id="414" w:author="Sandy Navarro" w:date="2026-10-19T09:38:00Z" w16du:dateUtc="2026-10-19T08:38:00Z">
+          <w:ins w:id="448" w:author="Sandy Navarro" w:date="2026-10-19T09:39:00Z" w16du:dateUtc="2026-10-19T08:39:00Z"/>
+        </w:rPr>
+      </w:pPr>
+      <w:ins w:id="449" w:author="Sandy Navarro" w:date="2026-10-19T09:38:00Z" w16du:dateUtc="2026-10-19T08:38:00Z">
         <w:r>
           <w:t xml:space="preserve">This project is about forecasting </w:t>
         </w:r>
       </w:ins>
-      <w:ins w:id="415" w:author="Sandy Navarro" w:date="2026-10-19T09:39:00Z" w16du:dateUtc="2026-10-19T08:39:00Z">
+      <w:ins w:id="450" w:author="Sandy Navarro" w:date="2026-10-19T09:39:00Z" w16du:dateUtc="2026-10-19T08:39:00Z">
         <w:r>
           <w:t>customer demand in sit-in restaurants/pubs with a focus on the busy hours.</w:t>
         </w:r>
@@ -5102,7 +5340,7 @@
     <w:p>
       <w:pPr>
         <w:rPr>
-          <w:ins w:id="416" w:author="Sandy Navarro" w:date="2026-10-19T09:21:00Z" w16du:dateUtc="2026-10-19T08:21:00Z"/>
+          <w:ins w:id="451" w:author="Sandy Navarro" w:date="2026-10-19T09:21:00Z" w16du:dateUtc="2026-10-19T08:21:00Z"/>
         </w:rPr>
       </w:pPr>
     </w:p>
@@ -5178,8 +5416,8 @@
       <w:pPr>
         <w:pStyle w:val="Ttulo1"/>
       </w:pPr>
-      <w:bookmarkStart w:id="417" w:name="_heading=h.kfkjs3rwl2c1" w:colFirst="0" w:colLast="0"/>
-      <w:bookmarkEnd w:id="417"/>
+      <w:bookmarkStart w:id="452" w:name="_heading=h.kfkjs3rwl2c1" w:colFirst="0" w:colLast="0"/>
+      <w:bookmarkEnd w:id="452"/>
       <w:r>
         <w:t>Appendix</w:t>
       </w:r>
@@ -5321,7 +5559,7 @@
 
 <file path=word/footer2.xml><?xml version="1.0" encoding="utf-8"?>
 <w:ftr xmlns:wpc="http://schemas.microsoft.com/office/word/2010/wordprocessingCanvas" xmlns:cx="http://schemas.microsoft.com/office/drawing/2014/chartex" xmlns:cx1="http://schemas.microsoft.com/office/drawing/2015/9/8/chartex" xmlns:cx2="http://schemas.microsoft.com/office/drawing/2015/10/21/chartex" xmlns:cx3="http://schemas.microsoft.com/office/drawing/2016/5/9/chartex" xmlns:cx4="http://schemas.microsoft.com/office/drawing/2016/5/10/chartex" xmlns:cx5="http://schemas.microsoft.com/office/drawing/2016/5/11/chartex" xmlns:cx6="http://schemas.microsoft.com/office/drawing/2016/5/12/chartex" xmlns:cx7="http://schemas.microsoft.com/office/drawing/2016/5/13/chartex" xmlns:cx8="http://schemas.microsoft.com/office/drawing/2016/5/14/chartex" xmlns:mc="http://schemas.openxmlformats.org/markup-compatibility/2006" xmlns:aink="http://schemas.microsoft.com/office/drawing/2016/ink" xmlns:am3d="http://schemas.microsoft.com/office/drawing/2017/model3d" xmlns:o="urn:schemas-microsoft-com:office:office" xmlns:oel="http://schemas.microsoft.com/office/2019/extlst" xmlns:r="http://schemas.openxmlformats.org/officeDocument/2006/relationships" xmlns:m="http://schemas.openxmlformats.org/officeDocument/2006/math" xmlns:v="urn:schemas-microsoft-com:vml" xmlns:wp14="http://schemas.microsoft.com/office/word/2010/wordprocessingDrawing" xmlns:wp="http://schemas.openxmlformats.org/drawingml/2006/wordprocessingDrawing" xmlns:w10="urn:schemas-microsoft-com:office:word" xmlns:w="http://schemas.openxmlformats.org/wordprocessingml/2006/main" xmlns:w14="http://schemas.microsoft.com/office/word/2010/wordml" xmlns:w15="http://schemas.microsoft.com/office/word/2012/wordml" xmlns:w16cex="http://schemas.microsoft.com/office/word/2018/wordml/cex" xmlns:w16cid="http://schemas.microsoft.com/office/word/2016/wordml/cid" xmlns:w16="http://schemas.microsoft.com/office/word/2018/wordml" xmlns:w16du="http://schemas.microsoft.com/office/word/2023/wordml/word16du" xmlns:w16sdtdh="http://schemas.microsoft.com/office/word/2020/wordml/sdtdatahash" xmlns:w16sdtfl="http://schemas.microsoft.com/office/word/2024/wordml/sdtformatlock" xmlns:w16se="http://schemas.microsoft.com/office/word/2015/wordml/symex" xmlns:wpg="http://schemas.microsoft.com/office/word/2010/wordprocessingGroup" xmlns:wpi="http://schemas.microsoft.com/office/word/2010/wordprocessingInk" xmlns:wne="http://schemas.microsoft.com/office/word/2006/wordml" xmlns:wps="http://schemas.microsoft.com/office/word/2010/wordprocessingShape" mc:Ignorable="w14 w15 w16se w16cid w16 w16cex w16sdtdh w16sdtfl w16du wp14">
-  <w:customXmlInsRangeStart w:id="418" w:author="Sandy Navarro" w:date="2026-10-18T21:43:00Z"/>
+  <w:customXmlInsRangeStart w:id="453" w:author="Sandy Navarro" w:date="2026-10-18T21:43:00Z"/>
   <w:sdt>
     <w:sdtPr>
       <w:id w:val="850465773"/>
@@ -5331,16 +5569,16 @@
       </w:docPartObj>
     </w:sdtPr>
     <w:sdtContent>
-      <w:customXmlInsRangeEnd w:id="418"/>
+      <w:customXmlInsRangeEnd w:id="453"/>
       <w:p>
         <w:pPr>
           <w:pStyle w:val="Piedepgina"/>
           <w:jc w:val="right"/>
           <w:rPr>
-            <w:ins w:id="419" w:author="Sandy Navarro" w:date="2026-10-18T21:43:00Z" w16du:dateUtc="2026-10-18T20:43:00Z"/>
+            <w:ins w:id="454" w:author="Sandy Navarro" w:date="2026-10-18T21:43:00Z" w16du:dateUtc="2026-10-18T20:43:00Z"/>
           </w:rPr>
         </w:pPr>
-        <w:ins w:id="420" w:author="Sandy Navarro" w:date="2026-10-18T21:43:00Z" w16du:dateUtc="2026-10-18T20:43:00Z">
+        <w:ins w:id="455" w:author="Sandy Navarro" w:date="2026-10-18T21:43:00Z" w16du:dateUtc="2026-10-18T20:43:00Z">
           <w:r>
             <w:fldChar w:fldCharType="begin"/>
           </w:r>
@@ -5352,7 +5590,7 @@
           </w:r>
           <w:r>
             <w:rPr>
-              <w:rPrChange w:id="421" w:author="Sandy Navarro" w:date="2026-10-19T09:01:00Z" w16du:dateUtc="2026-10-19T08:01:00Z">
+              <w:rPrChange w:id="456" w:author="Sandy Navarro" w:date="2026-10-19T17:08:00Z" w16du:dateUtc="2026-10-19T16:08:00Z">
                 <w:rPr>
                   <w:lang w:val="es-ES"/>
                 </w:rPr>
@@ -5365,10 +5603,10 @@
           </w:r>
         </w:ins>
       </w:p>
-      <w:customXmlInsRangeStart w:id="422" w:author="Sandy Navarro" w:date="2026-10-18T21:43:00Z"/>
+      <w:customXmlInsRangeStart w:id="457" w:author="Sandy Navarro" w:date="2026-10-18T21:43:00Z"/>
     </w:sdtContent>
   </w:sdt>
-  <w:customXmlInsRangeEnd w:id="422"/>
+  <w:customXmlInsRangeEnd w:id="457"/>
   <w:p>
     <w:pPr>
       <w:pBdr>
@@ -7792,6 +8030,30 @@
       <w:spacing w:after="0" w:line="240" w:lineRule="auto"/>
     </w:pPr>
   </w:style>
+  <w:style w:type="character" w:styleId="Mencinsinresolver">
+    <w:name w:val="Unresolved Mention"/>
+    <w:basedOn w:val="Fuentedeprrafopredeter"/>
+    <w:uiPriority w:val="99"/>
+    <w:semiHidden/>
+    <w:unhideWhenUsed/>
+    <w:rsid w:val="00613A03"/>
+    <w:rPr>
+      <w:color w:val="605E5C"/>
+      <w:shd w:val="clear" w:color="auto" w:fill="E1DFDD"/>
+    </w:rPr>
+  </w:style>
+  <w:style w:type="character" w:styleId="Hipervnculovisitado">
+    <w:name w:val="FollowedHyperlink"/>
+    <w:basedOn w:val="Fuentedeprrafopredeter"/>
+    <w:uiPriority w:val="99"/>
+    <w:semiHidden/>
+    <w:unhideWhenUsed/>
+    <w:rsid w:val="00613A03"/>
+    <w:rPr>
+      <w:color w:val="96607D" w:themeColor="followedHyperlink"/>
+      <w:u w:val="single"/>
+    </w:rPr>
+  </w:style>
 </w:styles>
 </file>
 
@@ -8091,6 +8353,12 @@
 </file>
 
 <file path=customXml/item1.xml><?xml version="1.0" encoding="utf-8"?>
+<go:gDocsCustomXmlDataStorage xmlns:go="http://customooxmlschemas.google.com/" xmlns:r="http://schemas.openxmlformats.org/officeDocument/2006/relationships" uri="GoogleDocsCustomDataVersion2">
+  <go:docsCustomData xmlns:go="http://customooxmlschemas.google.com/" roundtripDataSignature="AMtx7miehlgh2pzFvkmpnhkVaeODs3Wnuw==">CgMxLjAyCGguZ2pkZ3hzMgloLjMwajB6bGwyCWguMWZvYjl0ZTIJaC4zem55c2g3MgloLjJldDkycDAyDmgua2ZranMzcndsMmMxOAByITF6bEVRVXYyWkdtTjZWemdfYk5uaGpmb0x1c2hhYUo3dw==</go:docsCustomData>
+</go:gDocsCustomXmlDataStorage>
+</file>
+
+<file path=customXml/item2.xml><?xml version="1.0" encoding="utf-8"?>
 <p:properties xmlns:p="http://schemas.microsoft.com/office/2006/metadata/properties" xmlns:xsi="http://www.w3.org/2001/XMLSchema-instance" xmlns:pc="http://schemas.microsoft.com/office/infopath/2007/PartnerControls">
   <documentManagement>
     <_activity xmlns="b16a9495-4dfd-42d3-807b-98cb11f03b43" xsi:nil="true"/>
@@ -8098,13 +8366,20 @@
 </p:properties>
 </file>
 
-<file path=customXml/item2.xml><?xml version="1.0" encoding="utf-8"?>
-<go:gDocsCustomXmlDataStorage xmlns:go="http://customooxmlschemas.google.com/" xmlns:r="http://schemas.openxmlformats.org/officeDocument/2006/relationships" uri="GoogleDocsCustomDataVersion2">
-  <go:docsCustomData xmlns:go="http://customooxmlschemas.google.com/" roundtripDataSignature="AMtx7miehlgh2pzFvkmpnhkVaeODs3Wnuw==">CgMxLjAyCGguZ2pkZ3hzMgloLjMwajB6bGwyCWguMWZvYjl0ZTIJaC4zem55c2g3MgloLjJldDkycDAyDmgua2ZranMzcndsMmMxOAByITF6bEVRVXYyWkdtTjZWemdfYk5uaGpmb0x1c2hhYUo3dw==</go:docsCustomData>
-</go:gDocsCustomXmlDataStorage>
+<file path=customXml/item3.xml><?xml version="1.0" encoding="utf-8"?>
+<?mso-contentType ?>
+<FormTemplates xmlns="http://schemas.microsoft.com/sharepoint/v3/contenttype/forms">
+  <Display>DocumentLibraryForm</Display>
+  <Edit>DocumentLibraryForm</Edit>
+  <New>DocumentLibraryForm</New>
+</FormTemplates>
 </file>
 
-<file path=customXml/item3.xml><?xml version="1.0" encoding="utf-8"?>
+<file path=customXml/item4.xml><?xml version="1.0" encoding="utf-8"?>
+<b:Sources xmlns:b="http://schemas.openxmlformats.org/officeDocument/2006/bibliography" xmlns="http://schemas.openxmlformats.org/officeDocument/2006/bibliography" SelectedStyle="\APASixthEditionOfficeOnline.xsl" StyleName="APA" Version="6"/>
+</file>
+
+<file path=customXml/item5.xml><?xml version="1.0" encoding="utf-8"?>
 <ct:contentTypeSchema xmlns:ct="http://schemas.microsoft.com/office/2006/metadata/contentType" xmlns:ma="http://schemas.microsoft.com/office/2006/metadata/properties/metaAttributes" ct:_="" ma:_="" ma:contentTypeName="Document" ma:contentTypeID="0x01010091CA7052A48FB44E8BAE44044031FC77" ma:contentTypeVersion="5" ma:contentTypeDescription="Create a new document." ma:contentTypeScope="" ma:versionID="72110da391d7bf7bbbd9879cda66318c">
   <xsd:schema xmlns:xsd="http://www.w3.org/2001/XMLSchema" xmlns:xs="http://www.w3.org/2001/XMLSchema" xmlns:p="http://schemas.microsoft.com/office/2006/metadata/properties" xmlns:ns3="b16a9495-4dfd-42d3-807b-98cb11f03b43" targetNamespace="http://schemas.microsoft.com/office/2006/metadata/properties" ma:root="true" ma:fieldsID="65d4c4ab10123b5e2192ffab3149626d" ns3:_="">
     <xsd:import namespace="b16a9495-4dfd-42d3-807b-98cb11f03b43"/>
@@ -8254,20 +8529,16 @@
 </ct:contentTypeSchema>
 </file>
 
-<file path=customXml/item4.xml><?xml version="1.0" encoding="utf-8"?>
-<b:Sources xmlns:b="http://schemas.openxmlformats.org/officeDocument/2006/bibliography" xmlns="http://schemas.openxmlformats.org/officeDocument/2006/bibliography" SelectedStyle="\APASixthEditionOfficeOnline.xsl" StyleName="APA" Version="6"/>
+<file path=customXml/itemProps1.xml><?xml version="1.0" encoding="utf-8"?>
+<ds:datastoreItem xmlns:ds="http://schemas.openxmlformats.org/officeDocument/2006/customXml" ds:itemID="{11111111-1234-1234-1234-123412341234}">
+  <ds:schemaRefs>
+    <ds:schemaRef ds:uri="http://customooxmlschemas.google.com/"/>
+    <ds:schemaRef ds:uri="http://schemas.openxmlformats.org/officeDocument/2006/relationships"/>
+  </ds:schemaRefs>
+</ds:datastoreItem>
 </file>
 
-<file path=customXml/item5.xml><?xml version="1.0" encoding="utf-8"?>
-<?mso-contentType ?>
-<FormTemplates xmlns="http://schemas.microsoft.com/sharepoint/v3/contenttype/forms">
-  <Display>DocumentLibraryForm</Display>
-  <Edit>DocumentLibraryForm</Edit>
-  <New>DocumentLibraryForm</New>
-</FormTemplates>
-</file>
-
-<file path=customXml/itemProps1.xml><?xml version="1.0" encoding="utf-8"?>
+<file path=customXml/itemProps2.xml><?xml version="1.0" encoding="utf-8"?>
 <ds:datastoreItem xmlns:ds="http://schemas.openxmlformats.org/officeDocument/2006/customXml" ds:itemID="{D51EB97A-8C7A-4EE1-A3AD-E57FDBFA6BEE}">
   <ds:schemaRefs>
     <ds:schemaRef ds:uri="http://schemas.microsoft.com/office/2006/metadata/properties"/>
@@ -8277,16 +8548,23 @@
 </ds:datastoreItem>
 </file>
 
-<file path=customXml/itemProps2.xml><?xml version="1.0" encoding="utf-8"?>
-<ds:datastoreItem xmlns:ds="http://schemas.openxmlformats.org/officeDocument/2006/customXml" ds:itemID="{11111111-1234-1234-1234-123412341234}">
+<file path=customXml/itemProps3.xml><?xml version="1.0" encoding="utf-8"?>
+<ds:datastoreItem xmlns:ds="http://schemas.openxmlformats.org/officeDocument/2006/customXml" ds:itemID="{AD64260C-1345-4C21-A804-B9FBE7B91489}">
   <ds:schemaRefs>
-    <ds:schemaRef ds:uri="http://customooxmlschemas.google.com/"/>
-    <ds:schemaRef ds:uri="http://schemas.openxmlformats.org/officeDocument/2006/relationships"/>
+    <ds:schemaRef ds:uri="http://schemas.microsoft.com/sharepoint/v3/contenttype/forms"/>
   </ds:schemaRefs>
 </ds:datastoreItem>
 </file>
 
-<file path=customXml/itemProps3.xml><?xml version="1.0" encoding="utf-8"?>
+<file path=customXml/itemProps4.xml><?xml version="1.0" encoding="utf-8"?>
+<ds:datastoreItem xmlns:ds="http://schemas.openxmlformats.org/officeDocument/2006/customXml" ds:itemID="{A5C61161-19E4-4D42-A5DA-EC591AFE0A7D}">
+  <ds:schemaRefs>
+    <ds:schemaRef ds:uri="http://schemas.openxmlformats.org/officeDocument/2006/bibliography"/>
+  </ds:schemaRefs>
+</ds:datastoreItem>
+</file>
+
+<file path=customXml/itemProps5.xml><?xml version="1.0" encoding="utf-8"?>
 <ds:datastoreItem xmlns:ds="http://schemas.openxmlformats.org/officeDocument/2006/customXml" ds:itemID="{1CD39011-2B34-4226-8638-59B13D86301D}">
   <ds:schemaRefs>
     <ds:schemaRef ds:uri="http://schemas.microsoft.com/office/2006/metadata/contentType"/>
@@ -8302,20 +8580,4 @@
     <ds:schemaRef ds:uri="http://schemas.microsoft.com/internal/obd"/>
   </ds:schemaRefs>
 </ds:datastoreItem>
-</file>
-
-<file path=customXml/itemProps4.xml><?xml version="1.0" encoding="utf-8"?>
-<ds:datastoreItem xmlns:ds="http://schemas.openxmlformats.org/officeDocument/2006/customXml" ds:itemID="{A5C61161-19E4-4D42-A5DA-EC591AFE0A7D}">
-  <ds:schemaRefs>
-    <ds:schemaRef ds:uri="http://schemas.openxmlformats.org/officeDocument/2006/bibliography"/>
-  </ds:schemaRefs>
-</ds:datastoreItem>
-</file>
-
-<file path=customXml/itemProps5.xml><?xml version="1.0" encoding="utf-8"?>
-<ds:datastoreItem xmlns:ds="http://schemas.openxmlformats.org/officeDocument/2006/customXml" ds:itemID="{AD64260C-1345-4C21-A804-B9FBE7B91489}">
-  <ds:schemaRefs>
-    <ds:schemaRef ds:uri="http://schemas.microsoft.com/sharepoint/v3/contenttype/forms"/>
-  </ds:schemaRefs>
-</ds:datastoreItem>
 </file>
--- a/2026413_Strategic_Thinking_v1.docx
+++ b/2026413_Strategic_Thinking_v1.docx
@@ -2551,6 +2551,7 @@
               <w:numId w:val="3"/>
             </w:numPr>
             <w:tabs>
+              <w:tab w:val="num" w:pos="720"/>
               <w:tab w:val="num" w:pos="1440"/>
             </w:tabs>
             <w:spacing w:before="100" w:beforeAutospacing="1" w:after="100" w:afterAutospacing="1" w:line="240" w:lineRule="auto"/>
@@ -2639,6 +2640,7 @@
               <w:numId w:val="3"/>
             </w:numPr>
             <w:tabs>
+              <w:tab w:val="num" w:pos="1440"/>
               <w:tab w:val="num" w:pos="2160"/>
             </w:tabs>
             <w:spacing w:before="100" w:beforeAutospacing="1" w:after="100" w:afterAutospacing="1" w:line="240" w:lineRule="auto"/>
@@ -2705,6 +2707,7 @@
               <w:numId w:val="3"/>
             </w:numPr>
             <w:tabs>
+              <w:tab w:val="num" w:pos="1440"/>
               <w:tab w:val="num" w:pos="2160"/>
             </w:tabs>
             <w:spacing w:before="100" w:beforeAutospacing="1" w:after="100" w:afterAutospacing="1" w:line="240" w:lineRule="auto"/>
@@ -2771,6 +2774,7 @@
               <w:numId w:val="3"/>
             </w:numPr>
             <w:tabs>
+              <w:tab w:val="num" w:pos="1440"/>
               <w:tab w:val="num" w:pos="2160"/>
             </w:tabs>
             <w:spacing w:before="100" w:beforeAutospacing="1" w:after="100" w:afterAutospacing="1" w:line="240" w:lineRule="auto"/>
@@ -2817,6 +2821,7 @@
               <w:numId w:val="3"/>
             </w:numPr>
             <w:tabs>
+              <w:tab w:val="num" w:pos="1440"/>
               <w:tab w:val="num" w:pos="2160"/>
             </w:tabs>
             <w:spacing w:before="100" w:beforeAutospacing="1" w:after="100" w:afterAutospacing="1" w:line="240" w:lineRule="auto"/>
@@ -2981,6 +2986,7 @@
               <w:numId w:val="4"/>
             </w:numPr>
             <w:tabs>
+              <w:tab w:val="num" w:pos="720"/>
               <w:tab w:val="num" w:pos="1440"/>
             </w:tabs>
             <w:spacing w:before="100" w:beforeAutospacing="1" w:after="100" w:afterAutospacing="1" w:line="240" w:lineRule="auto"/>
@@ -3067,6 +3073,7 @@
               <w:numId w:val="4"/>
             </w:numPr>
             <w:tabs>
+              <w:tab w:val="num" w:pos="1440"/>
               <w:tab w:val="num" w:pos="2160"/>
             </w:tabs>
             <w:spacing w:before="100" w:beforeAutospacing="1" w:after="100" w:afterAutospacing="1" w:line="240" w:lineRule="auto"/>
@@ -3193,6 +3200,7 @@
               <w:numId w:val="4"/>
             </w:numPr>
             <w:tabs>
+              <w:tab w:val="num" w:pos="1440"/>
               <w:tab w:val="num" w:pos="2160"/>
             </w:tabs>
             <w:spacing w:before="100" w:beforeAutospacing="1" w:after="100" w:afterAutospacing="1" w:line="240" w:lineRule="auto"/>
@@ -3295,6 +3303,7 @@
               <w:numId w:val="5"/>
             </w:numPr>
             <w:tabs>
+              <w:tab w:val="num" w:pos="720"/>
               <w:tab w:val="num" w:pos="1440"/>
             </w:tabs>
             <w:spacing w:before="100" w:beforeAutospacing="1" w:after="100" w:afterAutospacing="1" w:line="240" w:lineRule="auto"/>
@@ -3376,6 +3385,7 @@
               <w:numId w:val="5"/>
             </w:numPr>
             <w:tabs>
+              <w:tab w:val="num" w:pos="720"/>
               <w:tab w:val="num" w:pos="1440"/>
             </w:tabs>
             <w:spacing w:before="100" w:beforeAutospacing="1" w:after="100" w:afterAutospacing="1" w:line="240" w:lineRule="auto"/>
@@ -3452,6 +3462,7 @@
               <w:numId w:val="6"/>
             </w:numPr>
             <w:tabs>
+              <w:tab w:val="num" w:pos="720"/>
               <w:tab w:val="num" w:pos="1800"/>
             </w:tabs>
             <w:spacing w:before="100" w:beforeAutospacing="1" w:after="100" w:afterAutospacing="1" w:line="240" w:lineRule="auto"/>
@@ -3499,6 +3510,7 @@
               <w:numId w:val="6"/>
             </w:numPr>
             <w:tabs>
+              <w:tab w:val="num" w:pos="720"/>
               <w:tab w:val="num" w:pos="1800"/>
             </w:tabs>
             <w:spacing w:before="100" w:beforeAutospacing="1" w:after="100" w:afterAutospacing="1" w:line="240" w:lineRule="auto"/>
@@ -3546,6 +3558,7 @@
               <w:numId w:val="6"/>
             </w:numPr>
             <w:tabs>
+              <w:tab w:val="num" w:pos="720"/>
               <w:tab w:val="num" w:pos="1800"/>
             </w:tabs>
             <w:spacing w:before="100" w:beforeAutospacing="1" w:after="100" w:afterAutospacing="1" w:line="240" w:lineRule="auto"/>
@@ -3593,6 +3606,7 @@
               <w:numId w:val="6"/>
             </w:numPr>
             <w:tabs>
+              <w:tab w:val="num" w:pos="720"/>
               <w:tab w:val="num" w:pos="1800"/>
             </w:tabs>
             <w:spacing w:before="100" w:beforeAutospacing="1" w:after="100" w:afterAutospacing="1" w:line="240" w:lineRule="auto"/>
@@ -4326,62 +4340,19 @@
             <w:spacing w:after="100"/>
             <w:jc w:val="both"/>
             <w:rPr>
-              <w:ins w:id="308" w:author="Sandy Navarro" w:date="2026-10-22T22:00:00Z" w16du:dateUtc="2026-10-22T21:00:00Z"/>
               <w:rFonts w:ascii="Aptos" w:eastAsia="Aptos" w:hAnsi="Aptos" w:cs="Aptos"/>
               <w:color w:val="000000"/>
               <w:sz w:val="24"/>
               <w:szCs w:val="24"/>
-              <w:rPrChange w:id="309" w:author="Sandy Navarro" w:date="2026-10-22T22:00:00Z" w16du:dateUtc="2026-10-22T21:00:00Z">
-                <w:rPr>
-                  <w:ins w:id="310" w:author="Sandy Navarro" w:date="2026-10-22T22:00:00Z" w16du:dateUtc="2026-10-22T21:00:00Z"/>
-                </w:rPr>
-              </w:rPrChange>
             </w:rPr>
-            <w:pPrChange w:id="311" w:author="Sandy Navarro" w:date="2026-10-24T18:03:00Z" w16du:dateUtc="2026-10-24T17:03:00Z">
-              <w:pPr>
-                <w:pStyle w:val="Prrafodelista"/>
-                <w:numPr>
-                  <w:numId w:val="14"/>
-                </w:numPr>
-                <w:pBdr>
-                  <w:top w:val="nil"/>
-                  <w:left w:val="nil"/>
-                  <w:bottom w:val="nil"/>
-                  <w:right w:val="nil"/>
-                  <w:between w:val="nil"/>
-                </w:pBdr>
-                <w:tabs>
-                  <w:tab w:val="right" w:leader="dot" w:pos="9016"/>
-                </w:tabs>
-                <w:spacing w:after="100"/>
-                <w:ind w:hanging="360"/>
-              </w:pPr>
-            </w:pPrChange>
           </w:pPr>
-          <w:ins w:id="312" w:author="Sandy Navarro" w:date="2026-10-22T22:00:00Z" w16du:dateUtc="2026-10-22T21:00:00Z">
-            <w:r>
-              <w:fldChar w:fldCharType="begin"/>
-            </w:r>
-          </w:ins>
-          <w:ins w:id="313" w:author="Sandy Navarro" w:date="2026-10-22T22:02:00Z" w16du:dateUtc="2026-10-22T21:02:00Z">
-            <w:r>
-              <w:instrText xml:space="preserve">HYPERLINK  \l "_Assessment_Task:_capstone" \h </w:instrText>
-            </w:r>
-          </w:ins>
-          <w:ins w:id="314" w:author="Sandy Navarro" w:date="2026-10-22T22:00:00Z" w16du:dateUtc="2026-10-22T21:00:00Z">
-            <w:r>
-              <w:fldChar w:fldCharType="separate"/>
-            </w:r>
-          </w:ins>
-          <w:ins w:id="315" w:author="Sandy Navarro" w:date="2026-10-22T22:01:00Z" w16du:dateUtc="2026-10-22T21:01:00Z">
+          <w:hyperlink w:anchor="_Assessment_Task:_capstone">
             <w:r>
               <w:rPr>
                 <w:color w:val="000000"/>
               </w:rPr>
               <w:t>Project title</w:t>
             </w:r>
-          </w:ins>
-          <w:ins w:id="316" w:author="Sandy Navarro" w:date="2026-10-22T22:00:00Z" w16du:dateUtc="2026-10-22T21:00:00Z">
             <w:r>
               <w:rPr>
                 <w:color w:val="000000"/>
@@ -4389,10 +4360,7 @@
               <w:tab/>
               <w:t>1</w:t>
             </w:r>
-            <w:r>
-              <w:fldChar w:fldCharType="end"/>
-            </w:r>
-          </w:ins>
+          </w:hyperlink>
         </w:p>
         <w:p>
           <w:pPr>
@@ -4419,21 +4387,6 @@
               <w:sz w:val="24"/>
               <w:szCs w:val="24"/>
             </w:rPr>
-            <w:pPrChange w:id="317" w:author="Sandy Navarro" w:date="2026-10-24T18:03:00Z" w16du:dateUtc="2026-10-24T17:03:00Z">
-              <w:pPr>
-                <w:pBdr>
-                  <w:top w:val="nil"/>
-                  <w:left w:val="nil"/>
-                  <w:bottom w:val="nil"/>
-                  <w:right w:val="nil"/>
-                  <w:between w:val="nil"/>
-                </w:pBdr>
-                <w:tabs>
-                  <w:tab w:val="right" w:leader="dot" w:pos="9016"/>
-                </w:tabs>
-                <w:spacing w:after="100"/>
-              </w:pPr>
-            </w:pPrChange>
           </w:pPr>
           <w:r>
             <w:fldChar w:fldCharType="begin"/>
@@ -4444,50 +4397,23 @@
           <w:r>
             <w:fldChar w:fldCharType="separate"/>
           </w:r>
-          <w:r>
-            <w:fldChar w:fldCharType="begin"/>
-          </w:r>
-          <w:ins w:id="318" w:author="Sandy Navarro" w:date="2026-10-22T22:02:00Z" w16du:dateUtc="2026-10-22T21:02:00Z">
-            <w:r>
-              <w:instrText xml:space="preserve">HYPERLINK  \l "_Introduction." \h </w:instrText>
-            </w:r>
-          </w:ins>
-          <w:del w:id="319" w:author="Sandy Navarro" w:date="2026-10-22T22:02:00Z" w16du:dateUtc="2026-10-22T21:02:00Z">
-            <w:r>
-              <w:delInstrText>HYPERLINK \l "_heading=h.gjdgxs" \h</w:delInstrText>
-            </w:r>
-          </w:del>
-          <w:r>
-            <w:fldChar w:fldCharType="separate"/>
-          </w:r>
-          <w:r>
-            <w:rPr>
-              <w:color w:val="000000"/>
-            </w:rPr>
-            <w:t>Introduction</w:t>
-          </w:r>
-          <w:r>
-            <w:rPr>
-              <w:color w:val="000000"/>
-            </w:rPr>
-            <w:tab/>
-          </w:r>
-          <w:del w:id="320" w:author="Sandy Navarro" w:date="2026-10-24T18:06:00Z" w16du:dateUtc="2026-10-24T17:06:00Z">
+          <w:hyperlink w:anchor="_Introduction.">
             <w:r>
               <w:rPr>
                 <w:color w:val="000000"/>
               </w:rPr>
-              <w:delText>1</w:delText>
+              <w:t>Introduction</w:t>
             </w:r>
-          </w:del>
+            <w:r>
+              <w:rPr>
+                <w:color w:val="000000"/>
+              </w:rPr>
+              <w:tab/>
+            </w:r>
+          </w:hyperlink>
           <w:r>
-            <w:fldChar w:fldCharType="end"/>
+            <w:t>2</w:t>
           </w:r>
-          <w:ins w:id="321" w:author="Sandy Navarro" w:date="2026-10-24T18:06:00Z" w16du:dateUtc="2026-10-24T17:06:00Z">
-            <w:r>
-              <w:t>2</w:t>
-            </w:r>
-          </w:ins>
         </w:p>
         <w:p>
           <w:pPr>
@@ -4509,174 +4435,50 @@
             <w:spacing w:after="100"/>
             <w:jc w:val="both"/>
             <w:rPr>
-              <w:ins w:id="322" w:author="Sandy Navarro" w:date="2026-10-22T22:02:00Z" w16du:dateUtc="2026-10-22T21:02:00Z"/>
               <w:rStyle w:val="Hipervnculo"/>
             </w:rPr>
-            <w:pPrChange w:id="323" w:author="Sandy Navarro" w:date="2026-10-24T18:03:00Z" w16du:dateUtc="2026-10-24T17:03:00Z">
-              <w:pPr>
-                <w:pBdr>
-                  <w:top w:val="nil"/>
-                  <w:left w:val="nil"/>
-                  <w:bottom w:val="nil"/>
-                  <w:right w:val="nil"/>
-                  <w:between w:val="nil"/>
-                </w:pBdr>
-                <w:tabs>
-                  <w:tab w:val="right" w:leader="dot" w:pos="9016"/>
-                </w:tabs>
-                <w:spacing w:after="100"/>
-              </w:pPr>
-            </w:pPrChange>
           </w:pPr>
-          <w:ins w:id="324" w:author="Sandy Navarro" w:date="2026-10-22T22:02:00Z" w16du:dateUtc="2026-10-22T21:02:00Z">
-            <w:r>
-              <w:rPr>
-                <w:color w:val="000000"/>
-              </w:rPr>
-              <w:fldChar w:fldCharType="begin"/>
-            </w:r>
-            <w:r>
-              <w:rPr>
-                <w:color w:val="000000"/>
-              </w:rPr>
-              <w:instrText>HYPERLINK  \l "_Problem_definition:_Forecasting"</w:instrText>
-            </w:r>
-            <w:r>
-              <w:rPr>
-                <w:color w:val="000000"/>
-              </w:rPr>
-            </w:r>
-            <w:r>
-              <w:rPr>
-                <w:color w:val="000000"/>
-              </w:rPr>
-              <w:fldChar w:fldCharType="separate"/>
-            </w:r>
-            <w:r>
-              <w:rPr>
-                <w:rStyle w:val="Hipervnculo"/>
-              </w:rPr>
-              <w:t>Problem Definition</w:t>
-            </w:r>
-            <w:del w:id="325" w:author="Sandy Navarro" w:date="2026-10-18T19:42:00Z" w16du:dateUtc="2026-10-18T18:42:00Z">
-              <w:r>
-                <w:rPr>
-                  <w:rStyle w:val="Hipervnculo"/>
-                </w:rPr>
-                <w:delText>Chapter 1</w:delText>
-              </w:r>
-            </w:del>
-            <w:r>
-              <w:rPr>
-                <w:rStyle w:val="Hipervnculo"/>
-              </w:rPr>
-              <w:tab/>
-            </w:r>
-          </w:ins>
-          <w:ins w:id="326" w:author="Sandy Navarro" w:date="2026-10-24T18:06:00Z" w16du:dateUtc="2026-10-24T17:06:00Z">
-            <w:r>
-              <w:rPr>
-                <w:rStyle w:val="Hipervnculo"/>
-              </w:rPr>
-              <w:t>2</w:t>
-            </w:r>
-          </w:ins>
-        </w:p>
-        <w:p>
-          <w:pPr>
-            <w:pStyle w:val="Prrafodelista"/>
-            <w:numPr>
-              <w:ilvl w:val="0"/>
-              <w:numId w:val="14"/>
-            </w:numPr>
-            <w:pBdr>
-              <w:top w:val="nil"/>
-              <w:left w:val="nil"/>
-              <w:bottom w:val="nil"/>
-              <w:right w:val="nil"/>
-              <w:between w:val="nil"/>
-            </w:pBdr>
-            <w:tabs>
-              <w:tab w:val="right" w:leader="dot" w:pos="9016"/>
-            </w:tabs>
-            <w:spacing w:after="100"/>
-            <w:jc w:val="both"/>
+          <w:r>
             <w:rPr>
-              <w:ins w:id="327" w:author="Sandy Navarro" w:date="2026-10-18T19:49:00Z" w16du:dateUtc="2026-10-18T18:49:00Z"/>
-              <w:rFonts w:ascii="Aptos" w:eastAsia="Aptos" w:hAnsi="Aptos" w:cs="Aptos"/>
               <w:color w:val="000000"/>
-              <w:sz w:val="24"/>
-              <w:szCs w:val="24"/>
             </w:rPr>
-            <w:pPrChange w:id="328" w:author="Sandy Navarro" w:date="2026-10-24T18:03:00Z" w16du:dateUtc="2026-10-24T17:03:00Z">
-              <w:pPr>
-                <w:pBdr>
-                  <w:top w:val="nil"/>
-                  <w:left w:val="nil"/>
-                  <w:bottom w:val="nil"/>
-                  <w:right w:val="nil"/>
-                  <w:between w:val="nil"/>
-                </w:pBdr>
-                <w:tabs>
-                  <w:tab w:val="right" w:leader="dot" w:pos="9016"/>
-                </w:tabs>
-                <w:spacing w:after="100"/>
-              </w:pPr>
-            </w:pPrChange>
-          </w:pPr>
-          <w:ins w:id="329" w:author="Sandy Navarro" w:date="2026-10-22T22:02:00Z" w16du:dateUtc="2026-10-22T21:02:00Z">
-            <w:r>
-              <w:rPr>
-                <w:color w:val="000000"/>
-              </w:rPr>
-              <w:fldChar w:fldCharType="end"/>
-            </w:r>
-          </w:ins>
-          <w:ins w:id="330" w:author="Sandy Navarro" w:date="2026-10-22T22:04:00Z" w16du:dateUtc="2026-10-22T21:04:00Z">
-            <w:r>
-              <w:fldChar w:fldCharType="begin"/>
-            </w:r>
-            <w:r>
-              <w:instrText>HYPERLINK  \l "_Objectives."</w:instrText>
-            </w:r>
-            <w:r>
-              <w:fldChar w:fldCharType="separate"/>
-            </w:r>
-            <w:r>
-              <w:rPr>
-                <w:rStyle w:val="Hipervnculo"/>
-              </w:rPr>
-              <w:t>Objectives</w:t>
-            </w:r>
-            <w:r>
-              <w:fldChar w:fldCharType="end"/>
-            </w:r>
-          </w:ins>
-          <w:ins w:id="331" w:author="Sandy Navarro" w:date="2026-10-18T19:49:00Z" w16du:dateUtc="2026-10-18T18:49:00Z">
-            <w:r>
-              <w:fldChar w:fldCharType="begin"/>
-            </w:r>
-            <w:r>
-              <w:instrText>HYPERLINK \l "_heading=h.1fob9te" \h</w:instrText>
-            </w:r>
-            <w:r>
-              <w:fldChar w:fldCharType="separate"/>
-            </w:r>
-            <w:r>
-              <w:rPr>
-                <w:color w:val="000000"/>
-              </w:rPr>
-              <w:tab/>
-            </w:r>
-            <w:r>
-              <w:fldChar w:fldCharType="end"/>
-            </w:r>
-          </w:ins>
-          <w:ins w:id="332" w:author="Sandy Navarro" w:date="2026-10-24T18:07:00Z" w16du:dateUtc="2026-10-24T17:07:00Z">
-            <w:r>
-              <w:t>2</w:t>
-            </w:r>
-          </w:ins>
+            <w:fldChar w:fldCharType="begin"/>
+          </w:r>
+          <w:r>
+            <w:rPr>
+              <w:color w:val="000000"/>
+            </w:rPr>
+            <w:instrText>HYPERLINK  \l "_Problem_definition:_Forecasting"</w:instrText>
+          </w:r>
+          <w:r>
+            <w:rPr>
+              <w:color w:val="000000"/>
+            </w:rPr>
+          </w:r>
+          <w:r>
+            <w:rPr>
+              <w:color w:val="000000"/>
+            </w:rPr>
+            <w:fldChar w:fldCharType="separate"/>
+          </w:r>
+          <w:r>
+            <w:rPr>
+              <w:rStyle w:val="Hipervnculo"/>
+            </w:rPr>
+            <w:t>Problem Definition</w:t>
+          </w:r>
+          <w:r>
+            <w:rPr>
+              <w:rStyle w:val="Hipervnculo"/>
+            </w:rPr>
+            <w:tab/>
+          </w:r>
+          <w:r>
+            <w:rPr>
+              <w:rStyle w:val="Hipervnculo"/>
+            </w:rPr>
+            <w:t>2</w:t>
+          </w:r>
         </w:p>
         <w:p>
           <w:pPr>
@@ -4703,67 +4505,32 @@
               <w:sz w:val="24"/>
               <w:szCs w:val="24"/>
             </w:rPr>
-            <w:pPrChange w:id="333" w:author="Sandy Navarro" w:date="2026-10-24T18:03:00Z" w16du:dateUtc="2026-10-24T17:03:00Z">
-              <w:pPr>
-                <w:pBdr>
-                  <w:top w:val="nil"/>
-                  <w:left w:val="nil"/>
-                  <w:bottom w:val="nil"/>
-                  <w:right w:val="nil"/>
-                  <w:between w:val="nil"/>
-                </w:pBdr>
-                <w:tabs>
-                  <w:tab w:val="right" w:leader="dot" w:pos="9016"/>
-                </w:tabs>
-                <w:spacing w:after="100"/>
-              </w:pPr>
-            </w:pPrChange>
           </w:pPr>
-          <w:ins w:id="334" w:author="Sandy Navarro" w:date="2026-10-22T22:04:00Z" w16du:dateUtc="2026-10-22T21:04:00Z">
-            <w:r>
-              <w:fldChar w:fldCharType="begin"/>
-            </w:r>
-            <w:r>
-              <w:instrText>HYPERLINK  \l "_Scope."</w:instrText>
-            </w:r>
-            <w:r>
-              <w:fldChar w:fldCharType="separate"/>
-            </w:r>
+          <w:r>
+            <w:rPr>
+              <w:color w:val="000000"/>
+            </w:rPr>
+            <w:fldChar w:fldCharType="end"/>
+          </w:r>
+          <w:hyperlink w:anchor="_Objectives." w:history="1">
             <w:r>
               <w:rPr>
                 <w:rStyle w:val="Hipervnculo"/>
               </w:rPr>
-              <w:t>Scope</w:t>
+              <w:t>Objectives</w:t>
             </w:r>
-            <w:r>
-              <w:fldChar w:fldCharType="end"/>
-            </w:r>
-          </w:ins>
-          <w:ins w:id="335" w:author="Sandy Navarro" w:date="2026-10-18T19:50:00Z" w16du:dateUtc="2026-10-18T18:50:00Z">
-            <w:r>
-              <w:fldChar w:fldCharType="begin"/>
-            </w:r>
-            <w:r>
-              <w:instrText>HYPERLINK \l "_heading=h.1fob9te" \h</w:instrText>
-            </w:r>
-            <w:r>
-              <w:fldChar w:fldCharType="separate"/>
-            </w:r>
+          </w:hyperlink>
+          <w:hyperlink w:anchor="_heading=h.1fob9te">
             <w:r>
               <w:rPr>
                 <w:color w:val="000000"/>
               </w:rPr>
               <w:tab/>
             </w:r>
-            <w:r>
-              <w:fldChar w:fldCharType="end"/>
-            </w:r>
-          </w:ins>
-          <w:ins w:id="336" w:author="Sandy Navarro" w:date="2026-10-24T18:07:00Z" w16du:dateUtc="2026-10-24T17:07:00Z">
-            <w:r>
-              <w:t>3</w:t>
-            </w:r>
-          </w:ins>
+          </w:hyperlink>
+          <w:r>
+            <w:t>2</w:t>
+          </w:r>
         </w:p>
         <w:p>
           <w:pPr>
@@ -4790,552 +4557,26 @@
               <w:sz w:val="24"/>
               <w:szCs w:val="24"/>
             </w:rPr>
-            <w:pPrChange w:id="337" w:author="Sandy Navarro" w:date="2026-10-24T18:03:00Z" w16du:dateUtc="2026-10-24T17:03:00Z">
-              <w:pPr>
-                <w:pBdr>
-                  <w:top w:val="nil"/>
-                  <w:left w:val="nil"/>
-                  <w:bottom w:val="nil"/>
-                  <w:right w:val="nil"/>
-                  <w:between w:val="nil"/>
-                </w:pBdr>
-                <w:tabs>
-                  <w:tab w:val="right" w:leader="dot" w:pos="9016"/>
-                </w:tabs>
-                <w:spacing w:after="100"/>
-                <w:ind w:left="220"/>
-              </w:pPr>
-            </w:pPrChange>
           </w:pPr>
-          <w:ins w:id="338" w:author="Sandy Navarro" w:date="2026-10-22T22:04:00Z" w16du:dateUtc="2026-10-22T21:04:00Z">
-            <w:r>
-              <w:fldChar w:fldCharType="begin"/>
-            </w:r>
-            <w:r>
-              <w:instrText>HYPERLINK  \l "_Methodology."</w:instrText>
-            </w:r>
-            <w:r>
-              <w:fldChar w:fldCharType="separate"/>
-            </w:r>
+          <w:hyperlink w:anchor="_Scope." w:history="1">
             <w:r>
               <w:rPr>
                 <w:rStyle w:val="Hipervnculo"/>
               </w:rPr>
-              <w:t>Methodology</w:t>
+              <w:t>Scope</w:t>
             </w:r>
-            <w:r>
-              <w:fldChar w:fldCharType="end"/>
-            </w:r>
-          </w:ins>
-          <w:r>
-            <w:fldChar w:fldCharType="begin"/>
-          </w:r>
-          <w:r>
-            <w:instrText>HYPERLINK \l "_heading=h.1fob9te" \h</w:instrText>
-          </w:r>
-          <w:r>
-            <w:fldChar w:fldCharType="separate"/>
-          </w:r>
-          <w:del w:id="339" w:author="Sandy Navarro" w:date="2026-10-18T19:43:00Z" w16du:dateUtc="2026-10-18T18:43:00Z">
-            <w:r>
-              <w:rPr>
-                <w:color w:val="000000"/>
-              </w:rPr>
-              <w:delText>Chapter 1.1</w:delText>
-            </w:r>
-          </w:del>
-          <w:r>
-            <w:rPr>
-              <w:color w:val="000000"/>
-            </w:rPr>
-            <w:tab/>
-          </w:r>
-          <w:del w:id="340" w:author="Sandy Navarro" w:date="2026-10-24T18:06:00Z" w16du:dateUtc="2026-10-24T17:06:00Z">
-            <w:r>
-              <w:rPr>
-                <w:color w:val="000000"/>
-              </w:rPr>
-              <w:delText>1</w:delText>
-            </w:r>
-          </w:del>
-          <w:r>
-            <w:fldChar w:fldCharType="end"/>
-          </w:r>
-          <w:ins w:id="341" w:author="Sandy Navarro" w:date="2026-10-24T18:07:00Z" w16du:dateUtc="2026-10-24T17:07:00Z">
-            <w:r>
-              <w:t>3</w:t>
-            </w:r>
-          </w:ins>
-        </w:p>
-        <w:p>
-          <w:pPr>
-            <w:pStyle w:val="Prrafodelista"/>
-            <w:numPr>
-              <w:ilvl w:val="0"/>
-              <w:numId w:val="14"/>
-            </w:numPr>
-            <w:pBdr>
-              <w:top w:val="nil"/>
-              <w:left w:val="nil"/>
-              <w:bottom w:val="nil"/>
-              <w:right w:val="nil"/>
-              <w:between w:val="nil"/>
-            </w:pBdr>
-            <w:tabs>
-              <w:tab w:val="right" w:leader="dot" w:pos="9016"/>
-            </w:tabs>
-            <w:spacing w:after="100"/>
-            <w:jc w:val="both"/>
-            <w:rPr>
-              <w:ins w:id="342" w:author="Sandy Navarro" w:date="2026-10-18T21:31:00Z" w16du:dateUtc="2026-10-18T20:31:00Z"/>
-              <w:rFonts w:ascii="Aptos" w:eastAsia="Aptos" w:hAnsi="Aptos" w:cs="Aptos"/>
-              <w:color w:val="000000"/>
-              <w:sz w:val="24"/>
-              <w:szCs w:val="24"/>
-            </w:rPr>
-            <w:pPrChange w:id="343" w:author="Sandy Navarro" w:date="2026-10-24T18:03:00Z" w16du:dateUtc="2026-10-24T17:03:00Z">
-              <w:pPr>
-                <w:pBdr>
-                  <w:top w:val="nil"/>
-                  <w:left w:val="nil"/>
-                  <w:bottom w:val="nil"/>
-                  <w:right w:val="nil"/>
-                  <w:between w:val="nil"/>
-                </w:pBdr>
-                <w:tabs>
-                  <w:tab w:val="right" w:leader="dot" w:pos="9016"/>
-                </w:tabs>
-                <w:spacing w:after="100"/>
-              </w:pPr>
-            </w:pPrChange>
-          </w:pPr>
-          <w:ins w:id="344" w:author="Sandy Navarro" w:date="2026-10-22T23:47:00Z" w16du:dateUtc="2026-10-22T22:47:00Z">
-            <w:r>
-              <w:fldChar w:fldCharType="begin"/>
-            </w:r>
-            <w:r>
-              <w:instrText>HYPERLINK  \l "_Data_sources."</w:instrText>
-            </w:r>
-            <w:r>
-              <w:fldChar w:fldCharType="separate"/>
-            </w:r>
-            <w:r>
-              <w:rPr>
-                <w:rStyle w:val="Hipervnculo"/>
-              </w:rPr>
-              <w:t>Data</w:t>
-            </w:r>
-            <w:r>
-              <w:fldChar w:fldCharType="end"/>
-            </w:r>
-          </w:ins>
-          <w:ins w:id="345" w:author="Sandy Navarro" w:date="2026-10-18T21:34:00Z" w16du:dateUtc="2026-10-18T20:34:00Z">
-            <w:r>
-              <w:t xml:space="preserve"> </w:t>
-            </w:r>
-          </w:ins>
-          <w:ins w:id="346" w:author="Sandy Navarro" w:date="2026-10-18T21:35:00Z" w16du:dateUtc="2026-10-18T20:35:00Z">
-            <w:r>
-              <w:t>Sources</w:t>
-            </w:r>
-          </w:ins>
-          <w:ins w:id="347" w:author="Sandy Navarro" w:date="2026-10-18T21:31:00Z" w16du:dateUtc="2026-10-18T20:31:00Z">
-            <w:r>
-              <w:fldChar w:fldCharType="begin"/>
-            </w:r>
-            <w:r>
-              <w:instrText>HYPERLINK \l "_heading=h.1fob9te" \h</w:instrText>
-            </w:r>
-            <w:r>
-              <w:fldChar w:fldCharType="separate"/>
-            </w:r>
+          </w:hyperlink>
+          <w:hyperlink w:anchor="_heading=h.1fob9te">
             <w:r>
               <w:rPr>
                 <w:color w:val="000000"/>
               </w:rPr>
               <w:tab/>
             </w:r>
-            <w:r>
-              <w:fldChar w:fldCharType="end"/>
-            </w:r>
-          </w:ins>
-          <w:ins w:id="348" w:author="Sandy Navarro" w:date="2026-10-24T18:08:00Z" w16du:dateUtc="2026-10-24T17:08:00Z">
-            <w:r>
-              <w:t>4</w:t>
-            </w:r>
-          </w:ins>
-        </w:p>
-        <w:p>
-          <w:pPr>
-            <w:pStyle w:val="Prrafodelista"/>
-            <w:numPr>
-              <w:ilvl w:val="0"/>
-              <w:numId w:val="14"/>
-            </w:numPr>
-            <w:pBdr>
-              <w:top w:val="nil"/>
-              <w:left w:val="nil"/>
-              <w:bottom w:val="nil"/>
-              <w:right w:val="nil"/>
-              <w:between w:val="nil"/>
-            </w:pBdr>
-            <w:tabs>
-              <w:tab w:val="right" w:leader="dot" w:pos="9016"/>
-            </w:tabs>
-            <w:spacing w:after="100"/>
-            <w:jc w:val="both"/>
-            <w:rPr>
-              <w:ins w:id="349" w:author="Sandy Navarro" w:date="2026-10-18T21:31:00Z" w16du:dateUtc="2026-10-18T20:31:00Z"/>
-              <w:rFonts w:ascii="Aptos" w:eastAsia="Aptos" w:hAnsi="Aptos" w:cs="Aptos"/>
-              <w:color w:val="000000"/>
-              <w:sz w:val="24"/>
-              <w:szCs w:val="24"/>
-            </w:rPr>
-            <w:pPrChange w:id="350" w:author="Sandy Navarro" w:date="2026-10-24T18:03:00Z" w16du:dateUtc="2026-10-24T17:03:00Z">
-              <w:pPr>
-                <w:pBdr>
-                  <w:top w:val="nil"/>
-                  <w:left w:val="nil"/>
-                  <w:bottom w:val="nil"/>
-                  <w:right w:val="nil"/>
-                  <w:between w:val="nil"/>
-                </w:pBdr>
-                <w:tabs>
-                  <w:tab w:val="right" w:leader="dot" w:pos="9016"/>
-                </w:tabs>
-                <w:spacing w:after="100"/>
-              </w:pPr>
-            </w:pPrChange>
-          </w:pPr>
-          <w:ins w:id="351" w:author="Sandy Navarro" w:date="2026-10-18T21:36:00Z" w16du:dateUtc="2026-10-18T20:36:00Z">
-            <w:r>
-              <w:t xml:space="preserve">Expected </w:t>
-            </w:r>
-          </w:ins>
-          <w:ins w:id="352" w:author="Sandy Navarro" w:date="2026-10-22T23:48:00Z" w16du:dateUtc="2026-10-22T22:48:00Z">
-            <w:r>
-              <w:fldChar w:fldCharType="begin"/>
-            </w:r>
-            <w:r>
-              <w:instrText>HYPERLINK  \l "_Expected_deliverables."</w:instrText>
-            </w:r>
-            <w:r>
-              <w:fldChar w:fldCharType="separate"/>
-            </w:r>
-            <w:r>
-              <w:rPr>
-                <w:rStyle w:val="Hipervnculo"/>
-              </w:rPr>
-              <w:t>Deliverables</w:t>
-            </w:r>
-            <w:r>
-              <w:fldChar w:fldCharType="end"/>
-            </w:r>
-          </w:ins>
-          <w:ins w:id="353" w:author="Sandy Navarro" w:date="2026-10-18T21:31:00Z" w16du:dateUtc="2026-10-18T20:31:00Z">
-            <w:r>
-              <w:fldChar w:fldCharType="begin"/>
-            </w:r>
-            <w:r>
-              <w:instrText>HYPERLINK \l "_heading=h.1fob9te" \h</w:instrText>
-            </w:r>
-            <w:r>
-              <w:fldChar w:fldCharType="separate"/>
-            </w:r>
-            <w:r>
-              <w:rPr>
-                <w:color w:val="000000"/>
-              </w:rPr>
-              <w:tab/>
-            </w:r>
-            <w:r>
-              <w:fldChar w:fldCharType="end"/>
-            </w:r>
-          </w:ins>
-          <w:ins w:id="354" w:author="Sandy Navarro" w:date="2026-10-24T18:08:00Z" w16du:dateUtc="2026-10-24T17:08:00Z">
-            <w:r>
-              <w:t>5</w:t>
-            </w:r>
-          </w:ins>
-        </w:p>
-        <w:p>
-          <w:pPr>
-            <w:pStyle w:val="Prrafodelista"/>
-            <w:numPr>
-              <w:ilvl w:val="0"/>
-              <w:numId w:val="14"/>
-            </w:numPr>
-            <w:pBdr>
-              <w:top w:val="nil"/>
-              <w:left w:val="nil"/>
-              <w:bottom w:val="nil"/>
-              <w:right w:val="nil"/>
-              <w:between w:val="nil"/>
-            </w:pBdr>
-            <w:tabs>
-              <w:tab w:val="right" w:leader="dot" w:pos="9016"/>
-            </w:tabs>
-            <w:spacing w:after="100"/>
-            <w:jc w:val="both"/>
-            <w:rPr>
-              <w:ins w:id="355" w:author="Sandy Navarro" w:date="2026-10-18T21:31:00Z" w16du:dateUtc="2026-10-18T20:31:00Z"/>
-              <w:rFonts w:ascii="Aptos" w:eastAsia="Aptos" w:hAnsi="Aptos" w:cs="Aptos"/>
-              <w:color w:val="000000"/>
-              <w:sz w:val="24"/>
-              <w:szCs w:val="24"/>
-            </w:rPr>
-            <w:pPrChange w:id="356" w:author="Sandy Navarro" w:date="2026-10-24T18:03:00Z" w16du:dateUtc="2026-10-24T17:03:00Z">
-              <w:pPr>
-                <w:pBdr>
-                  <w:top w:val="nil"/>
-                  <w:left w:val="nil"/>
-                  <w:bottom w:val="nil"/>
-                  <w:right w:val="nil"/>
-                  <w:between w:val="nil"/>
-                </w:pBdr>
-                <w:tabs>
-                  <w:tab w:val="right" w:leader="dot" w:pos="9016"/>
-                </w:tabs>
-                <w:spacing w:after="100"/>
-              </w:pPr>
-            </w:pPrChange>
-          </w:pPr>
-          <w:ins w:id="357" w:author="Sandy Navarro" w:date="2026-10-18T21:36:00Z" w16du:dateUtc="2026-10-18T20:36:00Z">
-            <w:r>
-              <w:t xml:space="preserve">Project </w:t>
-            </w:r>
-          </w:ins>
-          <w:ins w:id="358" w:author="Sandy Navarro" w:date="2026-10-22T23:48:00Z" w16du:dateUtc="2026-10-22T22:48:00Z">
-            <w:r>
-              <w:fldChar w:fldCharType="begin"/>
-            </w:r>
-            <w:r>
-              <w:instrText>HYPERLINK  \l "_9._Project_timeline."</w:instrText>
-            </w:r>
-            <w:r>
-              <w:fldChar w:fldCharType="separate"/>
-            </w:r>
-            <w:r>
-              <w:rPr>
-                <w:rStyle w:val="Hipervnculo"/>
-              </w:rPr>
-              <w:t>Timeline</w:t>
-            </w:r>
-            <w:r>
-              <w:fldChar w:fldCharType="end"/>
-            </w:r>
-          </w:ins>
-          <w:ins w:id="359" w:author="Sandy Navarro" w:date="2026-10-18T21:31:00Z" w16du:dateUtc="2026-10-18T20:31:00Z">
-            <w:r>
-              <w:fldChar w:fldCharType="begin"/>
-            </w:r>
-            <w:r>
-              <w:instrText>HYPERLINK \l "_heading=h.1fob9te" \h</w:instrText>
-            </w:r>
-            <w:r>
-              <w:fldChar w:fldCharType="separate"/>
-            </w:r>
-            <w:r>
-              <w:rPr>
-                <w:color w:val="000000"/>
-              </w:rPr>
-              <w:tab/>
-            </w:r>
-            <w:r>
-              <w:fldChar w:fldCharType="end"/>
-            </w:r>
-          </w:ins>
-          <w:ins w:id="360" w:author="Sandy Navarro" w:date="2026-10-24T18:09:00Z" w16du:dateUtc="2026-10-24T17:09:00Z">
-            <w:r>
-              <w:t>6</w:t>
-            </w:r>
-          </w:ins>
-        </w:p>
-        <w:p>
-          <w:pPr>
-            <w:pStyle w:val="Prrafodelista"/>
-            <w:numPr>
-              <w:ilvl w:val="0"/>
-              <w:numId w:val="14"/>
-            </w:numPr>
-            <w:pBdr>
-              <w:top w:val="nil"/>
-              <w:left w:val="nil"/>
-              <w:bottom w:val="nil"/>
-              <w:right w:val="nil"/>
-              <w:between w:val="nil"/>
-            </w:pBdr>
-            <w:tabs>
-              <w:tab w:val="right" w:leader="dot" w:pos="9016"/>
-            </w:tabs>
-            <w:spacing w:after="100"/>
-            <w:jc w:val="both"/>
-            <w:rPr>
-              <w:rPrChange w:id="361" w:author="Sandy Navarro" w:date="2026-10-22T21:12:00Z" w16du:dateUtc="2026-10-22T20:12:00Z">
-                <w:rPr>
-                  <w:rFonts w:ascii="Aptos" w:eastAsia="Aptos" w:hAnsi="Aptos" w:cs="Aptos"/>
-                  <w:color w:val="000000"/>
-                  <w:sz w:val="24"/>
-                  <w:szCs w:val="24"/>
-                </w:rPr>
-              </w:rPrChange>
-            </w:rPr>
-            <w:pPrChange w:id="362" w:author="Sandy Navarro" w:date="2026-10-24T18:03:00Z" w16du:dateUtc="2026-10-24T17:03:00Z">
-              <w:pPr>
-                <w:pBdr>
-                  <w:top w:val="nil"/>
-                  <w:left w:val="nil"/>
-                  <w:bottom w:val="nil"/>
-                  <w:right w:val="nil"/>
-                  <w:between w:val="nil"/>
-                </w:pBdr>
-                <w:tabs>
-                  <w:tab w:val="right" w:leader="dot" w:pos="9016"/>
-                </w:tabs>
-                <w:spacing w:after="100"/>
-                <w:ind w:left="440"/>
-              </w:pPr>
-            </w:pPrChange>
-          </w:pPr>
-          <w:ins w:id="363" w:author="Sandy Navarro" w:date="2026-10-18T21:37:00Z" w16du:dateUtc="2026-10-18T20:37:00Z">
-            <w:r>
-              <w:t xml:space="preserve">Ethical </w:t>
-            </w:r>
-          </w:ins>
-          <w:ins w:id="364" w:author="Sandy Navarro" w:date="2026-10-22T23:48:00Z" w16du:dateUtc="2026-10-22T22:48:00Z">
-            <w:r>
-              <w:fldChar w:fldCharType="begin"/>
-            </w:r>
-            <w:r>
-              <w:instrText>HYPERLINK  \l "_10._Ethical_and"</w:instrText>
-            </w:r>
-            <w:r>
-              <w:fldChar w:fldCharType="separate"/>
-            </w:r>
-            <w:r>
-              <w:rPr>
-                <w:rStyle w:val="Hipervnculo"/>
-              </w:rPr>
-              <w:t>10. Ethical and legal considerations.</w:t>
-            </w:r>
-            <w:r>
-              <w:fldChar w:fldCharType="end"/>
-            </w:r>
-          </w:ins>
-          <w:ins w:id="365" w:author="Sandy Navarro" w:date="2026-10-18T21:37:00Z" w16du:dateUtc="2026-10-18T20:37:00Z">
-            <w:r>
-              <w:t>and Legal considerations</w:t>
-            </w:r>
-          </w:ins>
+          </w:hyperlink>
           <w:r>
-            <w:fldChar w:fldCharType="begin"/>
+            <w:t>3</w:t>
           </w:r>
-          <w:r>
-            <w:instrText>HYPERLINK \l "_heading=h.3znysh7" \h</w:instrText>
-          </w:r>
-          <w:r>
-            <w:fldChar w:fldCharType="separate"/>
-          </w:r>
-          <w:del w:id="366" w:author="Sandy Navarro" w:date="2026-10-18T19:42:00Z" w16du:dateUtc="2026-10-18T18:42:00Z">
-            <w:r>
-              <w:rPr>
-                <w:color w:val="000000"/>
-              </w:rPr>
-              <w:delText>Chapter 1.1.1.</w:delText>
-            </w:r>
-          </w:del>
-          <w:r>
-            <w:rPr>
-              <w:color w:val="000000"/>
-            </w:rPr>
-            <w:tab/>
-          </w:r>
-          <w:del w:id="367" w:author="Sandy Navarro" w:date="2026-10-24T18:09:00Z" w16du:dateUtc="2026-10-24T17:09:00Z">
-            <w:r>
-              <w:rPr>
-                <w:color w:val="000000"/>
-              </w:rPr>
-              <w:delText>1</w:delText>
-            </w:r>
-          </w:del>
-          <w:r>
-            <w:fldChar w:fldCharType="end"/>
-          </w:r>
-          <w:ins w:id="368" w:author="Sandy Navarro" w:date="2026-10-24T18:09:00Z" w16du:dateUtc="2026-10-24T17:09:00Z">
-            <w:r>
-              <w:t>7</w:t>
-            </w:r>
-          </w:ins>
-        </w:p>
-        <w:p>
-          <w:pPr>
-            <w:pStyle w:val="Prrafodelista"/>
-            <w:numPr>
-              <w:ilvl w:val="0"/>
-              <w:numId w:val="14"/>
-            </w:numPr>
-            <w:pBdr>
-              <w:top w:val="nil"/>
-              <w:left w:val="nil"/>
-              <w:bottom w:val="nil"/>
-              <w:right w:val="nil"/>
-              <w:between w:val="nil"/>
-            </w:pBdr>
-            <w:tabs>
-              <w:tab w:val="right" w:leader="dot" w:pos="9016"/>
-            </w:tabs>
-            <w:spacing w:after="100"/>
-            <w:jc w:val="both"/>
-            <w:rPr>
-              <w:ins w:id="369" w:author="Sandy Navarro" w:date="2026-10-24T18:09:00Z" w16du:dateUtc="2026-10-24T17:09:00Z"/>
-              <w:rFonts w:ascii="Aptos" w:eastAsia="Aptos" w:hAnsi="Aptos" w:cs="Aptos"/>
-              <w:color w:val="000000"/>
-              <w:sz w:val="24"/>
-              <w:szCs w:val="24"/>
-              <w:rPrChange w:id="370" w:author="Sandy Navarro" w:date="2026-10-24T18:09:00Z" w16du:dateUtc="2026-10-24T17:09:00Z">
-                <w:rPr>
-                  <w:ins w:id="371" w:author="Sandy Navarro" w:date="2026-10-24T18:09:00Z" w16du:dateUtc="2026-10-24T17:09:00Z"/>
-                </w:rPr>
-              </w:rPrChange>
-            </w:rPr>
-          </w:pPr>
-          <w:r>
-            <w:fldChar w:fldCharType="begin"/>
-          </w:r>
-          <w:r>
-            <w:instrText>HYPERLINK \l "_heading=h.2et92p0" \h</w:instrText>
-          </w:r>
-          <w:r>
-            <w:fldChar w:fldCharType="separate"/>
-          </w:r>
-          <w:r>
-            <w:rPr>
-              <w:color w:val="000000"/>
-            </w:rPr>
-            <w:t>References</w:t>
-          </w:r>
-          <w:r>
-            <w:rPr>
-              <w:color w:val="000000"/>
-            </w:rPr>
-            <w:tab/>
-          </w:r>
-          <w:del w:id="372" w:author="Sandy Navarro" w:date="2026-10-24T18:09:00Z" w16du:dateUtc="2026-10-24T17:09:00Z">
-            <w:r>
-              <w:rPr>
-                <w:color w:val="000000"/>
-              </w:rPr>
-              <w:delText>2</w:delText>
-            </w:r>
-          </w:del>
-          <w:r>
-            <w:fldChar w:fldCharType="end"/>
-          </w:r>
-          <w:ins w:id="373" w:author="Sandy Navarro" w:date="2026-10-24T18:09:00Z" w16du:dateUtc="2026-10-24T17:09:00Z">
-            <w:r>
-              <w:t>7</w:t>
-            </w:r>
-          </w:ins>
         </w:p>
         <w:p>
           <w:pPr>
@@ -5362,22 +4603,319 @@
               <w:sz w:val="24"/>
               <w:szCs w:val="24"/>
             </w:rPr>
-            <w:pPrChange w:id="374" w:author="Sandy Navarro" w:date="2026-10-24T18:03:00Z" w16du:dateUtc="2026-10-24T17:03:00Z">
-              <w:pPr>
-                <w:pBdr>
-                  <w:top w:val="nil"/>
-                  <w:left w:val="nil"/>
-                  <w:bottom w:val="nil"/>
-                  <w:right w:val="nil"/>
-                  <w:between w:val="nil"/>
-                </w:pBdr>
-                <w:tabs>
-                  <w:tab w:val="right" w:leader="dot" w:pos="9016"/>
-                </w:tabs>
-                <w:spacing w:after="100"/>
-              </w:pPr>
-            </w:pPrChange>
           </w:pPr>
+          <w:hyperlink w:anchor="_Methodology." w:history="1">
+            <w:r>
+              <w:rPr>
+                <w:rStyle w:val="Hipervnculo"/>
+              </w:rPr>
+              <w:t>Methodology</w:t>
+            </w:r>
+          </w:hyperlink>
+          <w:hyperlink w:anchor="_heading=h.1fob9te">
+            <w:r>
+              <w:rPr>
+                <w:color w:val="000000"/>
+              </w:rPr>
+              <w:tab/>
+            </w:r>
+          </w:hyperlink>
+          <w:r>
+            <w:t>3</w:t>
+          </w:r>
+        </w:p>
+        <w:p>
+          <w:pPr>
+            <w:pStyle w:val="Prrafodelista"/>
+            <w:numPr>
+              <w:ilvl w:val="0"/>
+              <w:numId w:val="14"/>
+            </w:numPr>
+            <w:pBdr>
+              <w:top w:val="nil"/>
+              <w:left w:val="nil"/>
+              <w:bottom w:val="nil"/>
+              <w:right w:val="nil"/>
+              <w:between w:val="nil"/>
+            </w:pBdr>
+            <w:tabs>
+              <w:tab w:val="right" w:leader="dot" w:pos="9016"/>
+            </w:tabs>
+            <w:spacing w:after="100"/>
+            <w:jc w:val="both"/>
+            <w:rPr>
+              <w:rFonts w:ascii="Aptos" w:eastAsia="Aptos" w:hAnsi="Aptos" w:cs="Aptos"/>
+              <w:color w:val="000000"/>
+              <w:sz w:val="24"/>
+              <w:szCs w:val="24"/>
+            </w:rPr>
+          </w:pPr>
+          <w:hyperlink w:anchor="_Data_sources." w:history="1">
+            <w:r>
+              <w:rPr>
+                <w:rStyle w:val="Hipervnculo"/>
+              </w:rPr>
+              <w:t>Data</w:t>
+            </w:r>
+          </w:hyperlink>
+          <w:r>
+            <w:t xml:space="preserve"> Sources</w:t>
+          </w:r>
+          <w:hyperlink w:anchor="_heading=h.1fob9te">
+            <w:r>
+              <w:rPr>
+                <w:color w:val="000000"/>
+              </w:rPr>
+              <w:tab/>
+            </w:r>
+          </w:hyperlink>
+          <w:r>
+            <w:t>4</w:t>
+          </w:r>
+        </w:p>
+        <w:p>
+          <w:pPr>
+            <w:pStyle w:val="Prrafodelista"/>
+            <w:numPr>
+              <w:ilvl w:val="0"/>
+              <w:numId w:val="14"/>
+            </w:numPr>
+            <w:pBdr>
+              <w:top w:val="nil"/>
+              <w:left w:val="nil"/>
+              <w:bottom w:val="nil"/>
+              <w:right w:val="nil"/>
+              <w:between w:val="nil"/>
+            </w:pBdr>
+            <w:tabs>
+              <w:tab w:val="right" w:leader="dot" w:pos="9016"/>
+            </w:tabs>
+            <w:spacing w:after="100"/>
+            <w:jc w:val="both"/>
+            <w:rPr>
+              <w:rFonts w:ascii="Aptos" w:eastAsia="Aptos" w:hAnsi="Aptos" w:cs="Aptos"/>
+              <w:color w:val="000000"/>
+              <w:sz w:val="24"/>
+              <w:szCs w:val="24"/>
+            </w:rPr>
+          </w:pPr>
+          <w:r>
+            <w:t xml:space="preserve">Expected </w:t>
+          </w:r>
+          <w:hyperlink w:anchor="_Expected_deliverables." w:history="1">
+            <w:r>
+              <w:rPr>
+                <w:rStyle w:val="Hipervnculo"/>
+              </w:rPr>
+              <w:t>Deliverables</w:t>
+            </w:r>
+          </w:hyperlink>
+          <w:hyperlink w:anchor="_heading=h.1fob9te">
+            <w:r>
+              <w:rPr>
+                <w:color w:val="000000"/>
+              </w:rPr>
+              <w:tab/>
+            </w:r>
+          </w:hyperlink>
+          <w:r>
+            <w:t>5</w:t>
+          </w:r>
+        </w:p>
+        <w:p>
+          <w:pPr>
+            <w:pStyle w:val="Prrafodelista"/>
+            <w:numPr>
+              <w:ilvl w:val="0"/>
+              <w:numId w:val="14"/>
+            </w:numPr>
+            <w:pBdr>
+              <w:top w:val="nil"/>
+              <w:left w:val="nil"/>
+              <w:bottom w:val="nil"/>
+              <w:right w:val="nil"/>
+              <w:between w:val="nil"/>
+            </w:pBdr>
+            <w:tabs>
+              <w:tab w:val="right" w:leader="dot" w:pos="9016"/>
+            </w:tabs>
+            <w:spacing w:after="100"/>
+            <w:jc w:val="both"/>
+            <w:rPr>
+              <w:rFonts w:ascii="Aptos" w:eastAsia="Aptos" w:hAnsi="Aptos" w:cs="Aptos"/>
+              <w:color w:val="000000"/>
+              <w:sz w:val="24"/>
+              <w:szCs w:val="24"/>
+            </w:rPr>
+          </w:pPr>
+          <w:r>
+            <w:t xml:space="preserve">Project </w:t>
+          </w:r>
+          <w:hyperlink w:anchor="_9._Project_timeline." w:history="1">
+            <w:r>
+              <w:rPr>
+                <w:rStyle w:val="Hipervnculo"/>
+              </w:rPr>
+              <w:t>Timeline</w:t>
+            </w:r>
+          </w:hyperlink>
+          <w:hyperlink w:anchor="_heading=h.1fob9te">
+            <w:r>
+              <w:rPr>
+                <w:color w:val="000000"/>
+              </w:rPr>
+              <w:tab/>
+            </w:r>
+          </w:hyperlink>
+          <w:r>
+            <w:t>6</w:t>
+          </w:r>
+        </w:p>
+        <w:p>
+          <w:pPr>
+            <w:pStyle w:val="Prrafodelista"/>
+            <w:numPr>
+              <w:ilvl w:val="0"/>
+              <w:numId w:val="14"/>
+            </w:numPr>
+            <w:pBdr>
+              <w:top w:val="nil"/>
+              <w:left w:val="nil"/>
+              <w:bottom w:val="nil"/>
+              <w:right w:val="nil"/>
+              <w:between w:val="nil"/>
+            </w:pBdr>
+            <w:tabs>
+              <w:tab w:val="right" w:leader="dot" w:pos="9016"/>
+            </w:tabs>
+            <w:spacing w:after="100"/>
+            <w:jc w:val="both"/>
+          </w:pPr>
+          <w:r>
+            <w:t xml:space="preserve">Ethical </w:t>
+          </w:r>
+          <w:hyperlink w:anchor="_10._Ethical_and" w:history="1">
+            <w:r>
+              <w:rPr>
+                <w:rStyle w:val="Hipervnculo"/>
+              </w:rPr>
+              <w:t>10. Ethical and legal considerations.</w:t>
+            </w:r>
+          </w:hyperlink>
+          <w:r>
+            <w:t>and Legal considerations</w:t>
+          </w:r>
+          <w:hyperlink w:anchor="_heading=h.3znysh7">
+            <w:r>
+              <w:rPr>
+                <w:color w:val="000000"/>
+              </w:rPr>
+              <w:tab/>
+            </w:r>
+          </w:hyperlink>
+          <w:r>
+            <w:t>7</w:t>
+          </w:r>
+        </w:p>
+        <w:p>
+          <w:pPr>
+            <w:pStyle w:val="Prrafodelista"/>
+            <w:numPr>
+              <w:ilvl w:val="0"/>
+              <w:numId w:val="14"/>
+            </w:numPr>
+            <w:pBdr>
+              <w:top w:val="nil"/>
+              <w:left w:val="nil"/>
+              <w:bottom w:val="nil"/>
+              <w:right w:val="nil"/>
+              <w:between w:val="nil"/>
+            </w:pBdr>
+            <w:tabs>
+              <w:tab w:val="right" w:leader="dot" w:pos="9016"/>
+            </w:tabs>
+            <w:spacing w:after="100"/>
+            <w:jc w:val="both"/>
+            <w:rPr>
+              <w:rFonts w:ascii="Aptos" w:eastAsia="Aptos" w:hAnsi="Aptos" w:cs="Aptos"/>
+              <w:color w:val="000000"/>
+              <w:sz w:val="24"/>
+              <w:szCs w:val="24"/>
+            </w:rPr>
+          </w:pPr>
+          <w:hyperlink w:anchor="_heading=h.2et92p0">
+            <w:r>
+              <w:rPr>
+                <w:color w:val="000000"/>
+              </w:rPr>
+              <w:t>References</w:t>
+            </w:r>
+            <w:r>
+              <w:rPr>
+                <w:color w:val="000000"/>
+              </w:rPr>
+              <w:tab/>
+            </w:r>
+          </w:hyperlink>
+          <w:r>
+            <w:t>7</w:t>
+          </w:r>
+        </w:p>
+        <w:p>
+          <w:pPr>
+            <w:pStyle w:val="Prrafodelista"/>
+            <w:numPr>
+              <w:ilvl w:val="0"/>
+              <w:numId w:val="14"/>
+            </w:numPr>
+            <w:pBdr>
+              <w:top w:val="nil"/>
+              <w:left w:val="nil"/>
+              <w:bottom w:val="nil"/>
+              <w:right w:val="nil"/>
+              <w:between w:val="nil"/>
+            </w:pBdr>
+            <w:tabs>
+              <w:tab w:val="right" w:leader="dot" w:pos="9016"/>
+            </w:tabs>
+            <w:spacing w:after="100"/>
+            <w:jc w:val="both"/>
+            <w:rPr>
+              <w:rFonts w:ascii="Aptos" w:eastAsia="Aptos" w:hAnsi="Aptos" w:cs="Aptos"/>
+              <w:color w:val="000000"/>
+              <w:sz w:val="24"/>
+              <w:szCs w:val="24"/>
+            </w:rPr>
+          </w:pPr>
+          <w:r>
+            <w:rPr>
+              <w:rFonts w:ascii="Aptos" w:eastAsia="Aptos" w:hAnsi="Aptos" w:cs="Aptos"/>
+              <w:color w:val="000000"/>
+              <w:sz w:val="24"/>
+              <w:szCs w:val="24"/>
+            </w:rPr>
+            <w:t>Appendix……………………………………………………………………………………………</w:t>
+          </w:r>
+          <w:proofErr w:type="gramStart"/>
+          <w:r>
+            <w:rPr>
+              <w:rFonts w:ascii="Aptos" w:eastAsia="Aptos" w:hAnsi="Aptos" w:cs="Aptos"/>
+              <w:color w:val="000000"/>
+              <w:sz w:val="24"/>
+              <w:szCs w:val="24"/>
+            </w:rPr>
+            <w:t>…..</w:t>
+          </w:r>
+          <w:proofErr w:type="gramEnd"/>
+          <w:r>
+            <w:rPr>
+              <w:rFonts w:ascii="Aptos" w:eastAsia="Aptos" w:hAnsi="Aptos" w:cs="Aptos"/>
+              <w:color w:val="000000"/>
+              <w:sz w:val="24"/>
+              <w:szCs w:val="24"/>
+            </w:rPr>
+            <w:t>8</w:t>
+          </w:r>
         </w:p>
         <w:p>
           <w:pPr>
@@ -5385,14 +4923,11 @@
               <w:tab w:val="left" w:pos="1980"/>
             </w:tabs>
             <w:jc w:val="both"/>
-            <w:pPrChange w:id="375" w:author="Sandy Navarro" w:date="2026-10-24T18:03:00Z" w16du:dateUtc="2026-10-24T17:03:00Z">
-              <w:pPr/>
-            </w:pPrChange>
           </w:pPr>
           <w:r>
             <w:fldChar w:fldCharType="end"/>
           </w:r>
-          <w:ins w:id="376" w:author="Sandy Navarro" w:date="2026-10-18T21:42:00Z" w16du:dateUtc="2026-10-18T20:42:00Z">
+          <w:ins w:id="308" w:author="Sandy Navarro" w:date="2026-10-18T21:42:00Z" w16du:dateUtc="2026-10-18T20:42:00Z">
             <w:r>
               <w:tab/>
             </w:r>
@@ -5404,9 +4939,9 @@
       <w:pPr>
         <w:jc w:val="both"/>
         <w:rPr>
-          <w:del w:id="377" w:author="Sandy Navarro" w:date="2026-10-19T09:01:00Z" w16du:dateUtc="2026-10-19T08:01:00Z"/>
-        </w:rPr>
-        <w:pPrChange w:id="378" w:author="Sandy Navarro" w:date="2026-10-24T18:03:00Z" w16du:dateUtc="2026-10-24T17:03:00Z">
+          <w:del w:id="309" w:author="Sandy Navarro" w:date="2026-10-19T09:01:00Z" w16du:dateUtc="2026-10-19T08:01:00Z"/>
+        </w:rPr>
+        <w:pPrChange w:id="310" w:author="Sandy Navarro" w:date="2026-10-24T18:03:00Z" w16du:dateUtc="2026-10-24T17:03:00Z">
           <w:pPr/>
         </w:pPrChange>
       </w:pPr>
@@ -5415,14 +4950,14 @@
       <w:pPr>
         <w:jc w:val="both"/>
         <w:rPr>
-          <w:del w:id="379" w:author="Sandy Navarro" w:date="2026-10-19T09:01:00Z" w16du:dateUtc="2026-10-19T08:01:00Z"/>
+          <w:del w:id="311" w:author="Sandy Navarro" w:date="2026-10-19T09:01:00Z" w16du:dateUtc="2026-10-19T08:01:00Z"/>
           <w:color w:val="FF0000"/>
         </w:rPr>
-        <w:pPrChange w:id="380" w:author="Sandy Navarro" w:date="2026-10-24T18:03:00Z" w16du:dateUtc="2026-10-24T17:03:00Z">
+        <w:pPrChange w:id="312" w:author="Sandy Navarro" w:date="2026-10-24T18:03:00Z" w16du:dateUtc="2026-10-24T17:03:00Z">
           <w:pPr/>
         </w:pPrChange>
       </w:pPr>
-      <w:del w:id="381" w:author="Sandy Navarro" w:date="2026-10-19T09:01:00Z" w16du:dateUtc="2026-10-19T08:01:00Z">
+      <w:del w:id="313" w:author="Sandy Navarro" w:date="2026-10-19T09:01:00Z" w16du:dateUtc="2026-10-19T08:01:00Z">
         <w:r>
           <w:rPr>
             <w:color w:val="FF0000"/>
@@ -5435,13 +4970,13 @@
       <w:pPr>
         <w:jc w:val="both"/>
         <w:rPr>
-          <w:ins w:id="382" w:author="Sandy Navarro" w:date="2026-10-22T22:04:00Z" w16du:dateUtc="2026-10-22T21:04:00Z"/>
-        </w:rPr>
-        <w:pPrChange w:id="383" w:author="Sandy Navarro" w:date="2026-10-24T18:03:00Z" w16du:dateUtc="2026-10-24T17:03:00Z">
+          <w:ins w:id="314" w:author="Sandy Navarro" w:date="2026-10-22T22:04:00Z" w16du:dateUtc="2026-10-22T21:04:00Z"/>
+        </w:rPr>
+        <w:pPrChange w:id="315" w:author="Sandy Navarro" w:date="2026-10-24T18:03:00Z" w16du:dateUtc="2026-10-24T17:03:00Z">
           <w:pPr/>
         </w:pPrChange>
       </w:pPr>
-      <w:ins w:id="384" w:author="Sandy Navarro" w:date="2026-10-22T22:04:00Z" w16du:dateUtc="2026-10-22T21:04:00Z">
+      <w:ins w:id="316" w:author="Sandy Navarro" w:date="2026-10-22T22:04:00Z" w16du:dateUtc="2026-10-22T21:04:00Z">
         <w:r>
           <w:br w:type="page"/>
         </w:r>
@@ -5452,9 +4987,9 @@
         <w:pStyle w:val="Ttulo1"/>
         <w:jc w:val="both"/>
         <w:rPr>
-          <w:del w:id="385" w:author="Sandy Navarro" w:date="2026-10-22T22:04:00Z" w16du:dateUtc="2026-10-22T21:04:00Z"/>
-        </w:rPr>
-        <w:pPrChange w:id="386" w:author="Sandy Navarro" w:date="2026-10-24T18:03:00Z" w16du:dateUtc="2026-10-24T17:03:00Z">
+          <w:del w:id="317" w:author="Sandy Navarro" w:date="2026-10-22T22:04:00Z" w16du:dateUtc="2026-10-22T21:04:00Z"/>
+        </w:rPr>
+        <w:pPrChange w:id="318" w:author="Sandy Navarro" w:date="2026-10-24T18:03:00Z" w16du:dateUtc="2026-10-24T17:03:00Z">
           <w:pPr>
             <w:pStyle w:val="Ttulo1"/>
           </w:pPr>
@@ -5465,9 +5000,9 @@
       <w:pPr>
         <w:jc w:val="both"/>
         <w:rPr>
-          <w:ins w:id="387" w:author="Sandy Navarro" w:date="2026-10-22T22:04:00Z" w16du:dateUtc="2026-10-22T21:04:00Z"/>
-        </w:rPr>
-        <w:pPrChange w:id="388" w:author="Sandy Navarro" w:date="2026-10-24T18:03:00Z" w16du:dateUtc="2026-10-24T17:03:00Z">
+          <w:ins w:id="319" w:author="Sandy Navarro" w:date="2026-10-22T22:04:00Z" w16du:dateUtc="2026-10-22T21:04:00Z"/>
+        </w:rPr>
+        <w:pPrChange w:id="320" w:author="Sandy Navarro" w:date="2026-10-24T18:03:00Z" w16du:dateUtc="2026-10-24T17:03:00Z">
           <w:pPr/>
         </w:pPrChange>
       </w:pPr>
@@ -5481,9 +5016,9 @@
         </w:numPr>
         <w:jc w:val="both"/>
         <w:rPr>
-          <w:del w:id="389" w:author="Sandy Navarro" w:date="2026-10-22T22:04:00Z" w16du:dateUtc="2026-10-22T21:04:00Z"/>
-        </w:rPr>
-        <w:pPrChange w:id="390" w:author="Sandy Navarro" w:date="2026-10-24T18:03:00Z" w16du:dateUtc="2026-10-24T17:03:00Z">
+          <w:del w:id="321" w:author="Sandy Navarro" w:date="2026-10-22T22:04:00Z" w16du:dateUtc="2026-10-22T21:04:00Z"/>
+        </w:rPr>
+        <w:pPrChange w:id="322" w:author="Sandy Navarro" w:date="2026-10-24T18:03:00Z" w16du:dateUtc="2026-10-24T17:03:00Z">
           <w:pPr/>
         </w:pPrChange>
       </w:pPr>
@@ -5497,20 +5032,20 @@
         </w:numPr>
         <w:jc w:val="both"/>
         <w:rPr>
-          <w:ins w:id="391" w:author="Sandy Navarro" w:date="2026-10-22T14:37:00Z" w16du:dateUtc="2026-10-22T13:37:00Z"/>
-        </w:rPr>
-        <w:pPrChange w:id="392" w:author="Sandy Navarro" w:date="2026-10-24T18:03:00Z" w16du:dateUtc="2026-10-24T17:03:00Z">
+          <w:ins w:id="323" w:author="Sandy Navarro" w:date="2026-10-22T14:37:00Z" w16du:dateUtc="2026-10-22T13:37:00Z"/>
+        </w:rPr>
+        <w:pPrChange w:id="324" w:author="Sandy Navarro" w:date="2026-10-24T18:03:00Z" w16du:dateUtc="2026-10-24T17:03:00Z">
           <w:pPr/>
         </w:pPrChange>
       </w:pPr>
-      <w:bookmarkStart w:id="393" w:name="_Assessment_Task:_capstone"/>
-      <w:bookmarkEnd w:id="393"/>
-      <w:ins w:id="394" w:author="Sandy Navarro" w:date="2026-10-19T09:24:00Z" w16du:dateUtc="2026-10-19T08:24:00Z">
+      <w:bookmarkStart w:id="325" w:name="_Assessment_Task:_capstone"/>
+      <w:bookmarkEnd w:id="325"/>
+      <w:ins w:id="326" w:author="Sandy Navarro" w:date="2026-10-19T09:24:00Z" w16du:dateUtc="2026-10-19T08:24:00Z">
         <w:r>
           <w:t xml:space="preserve">Assessment Task: </w:t>
         </w:r>
       </w:ins>
-      <w:ins w:id="395" w:author="Sandy Navarro" w:date="2026-10-19T09:25:00Z" w16du:dateUtc="2026-10-19T08:25:00Z">
+      <w:ins w:id="327" w:author="Sandy Navarro" w:date="2026-10-19T09:25:00Z" w16du:dateUtc="2026-10-19T08:25:00Z">
         <w:r>
           <w:t>capstone project proposal.</w:t>
         </w:r>
@@ -5520,9 +5055,9 @@
       <w:pPr>
         <w:jc w:val="both"/>
         <w:rPr>
-          <w:ins w:id="396" w:author="Sandy Navarro" w:date="2026-10-22T14:37:00Z" w16du:dateUtc="2026-10-22T13:37:00Z"/>
-        </w:rPr>
-        <w:pPrChange w:id="397" w:author="Sandy Navarro" w:date="2026-10-24T18:03:00Z" w16du:dateUtc="2026-10-24T17:03:00Z">
+          <w:ins w:id="328" w:author="Sandy Navarro" w:date="2026-10-22T14:37:00Z" w16du:dateUtc="2026-10-22T13:37:00Z"/>
+        </w:rPr>
+        <w:pPrChange w:id="329" w:author="Sandy Navarro" w:date="2026-10-24T18:03:00Z" w16du:dateUtc="2026-10-24T17:03:00Z">
           <w:pPr/>
         </w:pPrChange>
       </w:pPr>
@@ -5536,22 +5071,22 @@
           <w:pgMar w:top="1440" w:right="1440" w:bottom="1440" w:left="1440" w:header="708" w:footer="708" w:gutter="0"/>
           <w:cols w:space="720"/>
         </w:sectPr>
-        <w:pPrChange w:id="402" w:author="Sandy Navarro" w:date="2026-10-24T18:03:00Z" w16du:dateUtc="2026-10-24T17:03:00Z">
+        <w:pPrChange w:id="334" w:author="Sandy Navarro" w:date="2026-10-24T18:03:00Z" w16du:dateUtc="2026-10-24T17:03:00Z">
           <w:pPr/>
         </w:pPrChange>
       </w:pPr>
-      <w:ins w:id="403" w:author="Sandy Navarro" w:date="2026-10-22T17:21:00Z" w16du:dateUtc="2026-10-22T16:21:00Z">
+      <w:ins w:id="335" w:author="Sandy Navarro" w:date="2026-10-22T17:21:00Z" w16du:dateUtc="2026-10-22T16:21:00Z">
         <w:r>
           <w:t xml:space="preserve">How can historical UK market data be </w:t>
         </w:r>
       </w:ins>
-      <w:ins w:id="404" w:author="Sandy Navarro" w:date="2026-10-22T17:22:00Z" w16du:dateUtc="2026-10-22T16:22:00Z">
+      <w:ins w:id="336" w:author="Sandy Navarro" w:date="2026-10-22T17:22:00Z" w16du:dateUtc="2026-10-22T16:22:00Z">
         <w:r>
           <w:t xml:space="preserve">analysed to identify trends and forecast future </w:t>
         </w:r>
         <w:r>
           <w:rPr>
-            <w:rPrChange w:id="405" w:author="Sandy Navarro" w:date="2026-10-22T21:12:00Z" w16du:dateUtc="2026-10-22T20:12:00Z">
+            <w:rPrChange w:id="337" w:author="Sandy Navarro" w:date="2026-10-22T21:12:00Z" w16du:dateUtc="2026-10-22T20:12:00Z">
               <w:rPr>
                 <w:lang w:val="es-MX"/>
               </w:rPr>
@@ -5561,7 +5096,7 @@
         </w:r>
         <w:r>
           <w:rPr>
-            <w:rPrChange w:id="406" w:author="Sandy Navarro" w:date="2026-10-22T21:12:00Z" w16du:dateUtc="2026-10-22T20:12:00Z">
+            <w:rPrChange w:id="338" w:author="Sandy Navarro" w:date="2026-10-22T21:12:00Z" w16du:dateUtc="2026-10-22T20:12:00Z">
               <w:rPr>
                 <w:lang w:val="en-GB"/>
               </w:rPr>
@@ -5570,10 +5105,10 @@
           <w:t>rket activity to support operational planning</w:t>
         </w:r>
       </w:ins>
-      <w:ins w:id="407" w:author="Sandy Navarro" w:date="2026-10-22T17:23:00Z" w16du:dateUtc="2026-10-22T16:23:00Z">
+      <w:ins w:id="339" w:author="Sandy Navarro" w:date="2026-10-22T17:23:00Z" w16du:dateUtc="2026-10-22T16:23:00Z">
         <w:r>
           <w:rPr>
-            <w:rPrChange w:id="408" w:author="Sandy Navarro" w:date="2026-10-22T21:12:00Z" w16du:dateUtc="2026-10-22T20:12:00Z">
+            <w:rPrChange w:id="340" w:author="Sandy Navarro" w:date="2026-10-22T21:12:00Z" w16du:dateUtc="2026-10-22T20:12:00Z">
               <w:rPr>
                 <w:lang w:val="en-GB"/>
               </w:rPr>
@@ -5592,22 +5127,22 @@
         </w:numPr>
         <w:spacing w:after="0"/>
         <w:jc w:val="both"/>
-        <w:pPrChange w:id="409" w:author="Sandy Navarro" w:date="2026-10-24T18:03:00Z" w16du:dateUtc="2026-10-24T17:03:00Z">
+        <w:pPrChange w:id="341" w:author="Sandy Navarro" w:date="2026-10-24T18:03:00Z" w16du:dateUtc="2026-10-24T17:03:00Z">
           <w:pPr>
             <w:pStyle w:val="Ttulo1"/>
             <w:spacing w:after="0"/>
           </w:pPr>
         </w:pPrChange>
       </w:pPr>
-      <w:bookmarkStart w:id="410" w:name="_heading=h.gjdgxs" w:colFirst="0" w:colLast="0"/>
-      <w:bookmarkStart w:id="411" w:name="_Introduction."/>
-      <w:bookmarkEnd w:id="410"/>
-      <w:bookmarkEnd w:id="411"/>
+      <w:bookmarkStart w:id="342" w:name="_heading=h.gjdgxs" w:colFirst="0" w:colLast="0"/>
+      <w:bookmarkStart w:id="343" w:name="_Introduction."/>
+      <w:bookmarkEnd w:id="342"/>
+      <w:bookmarkEnd w:id="343"/>
       <w:r>
         <w:lastRenderedPageBreak/>
         <w:t>Introduction</w:t>
       </w:r>
-      <w:ins w:id="412" w:author="Sandy Navarro" w:date="2026-10-19T09:23:00Z" w16du:dateUtc="2026-10-19T08:23:00Z">
+      <w:ins w:id="344" w:author="Sandy Navarro" w:date="2026-10-19T09:23:00Z" w16du:dateUtc="2026-10-19T08:23:00Z">
         <w:r>
           <w:t>.</w:t>
         </w:r>
@@ -5617,15 +5152,15 @@
       <w:pPr>
         <w:jc w:val="both"/>
         <w:rPr>
-          <w:del w:id="413" w:author="Sandy Navarro" w:date="2026-10-18T19:44:00Z" w16du:dateUtc="2026-10-18T18:44:00Z"/>
-        </w:rPr>
-        <w:pPrChange w:id="414" w:author="Sandy Navarro" w:date="2026-10-24T18:03:00Z" w16du:dateUtc="2026-10-24T17:03:00Z">
+          <w:del w:id="345" w:author="Sandy Navarro" w:date="2026-10-18T19:44:00Z" w16du:dateUtc="2026-10-18T18:44:00Z"/>
+        </w:rPr>
+        <w:pPrChange w:id="346" w:author="Sandy Navarro" w:date="2026-10-24T18:03:00Z" w16du:dateUtc="2026-10-24T17:03:00Z">
           <w:pPr/>
         </w:pPrChange>
       </w:pPr>
-      <w:bookmarkStart w:id="415" w:name="_heading=h.30j0zll" w:colFirst="0" w:colLast="0"/>
-      <w:bookmarkEnd w:id="415"/>
-      <w:del w:id="416" w:author="Sandy Navarro" w:date="2026-10-18T19:44:00Z" w16du:dateUtc="2026-10-18T18:44:00Z">
+      <w:bookmarkStart w:id="347" w:name="_heading=h.30j0zll" w:colFirst="0" w:colLast="0"/>
+      <w:bookmarkEnd w:id="347"/>
+      <w:del w:id="348" w:author="Sandy Navarro" w:date="2026-10-18T19:44:00Z" w16du:dateUtc="2026-10-18T18:44:00Z">
         <w:r>
           <w:delText>Chapter 1</w:delText>
         </w:r>
@@ -5637,9 +5172,9 @@
         <w:spacing w:before="0"/>
         <w:jc w:val="both"/>
         <w:rPr>
-          <w:ins w:id="417" w:author="Sandy Navarro" w:date="2026-10-18T19:45:00Z" w16du:dateUtc="2026-10-18T18:45:00Z"/>
-        </w:rPr>
-        <w:pPrChange w:id="418" w:author="Sandy Navarro" w:date="2026-10-24T18:03:00Z" w16du:dateUtc="2026-10-24T17:03:00Z">
+          <w:ins w:id="349" w:author="Sandy Navarro" w:date="2026-10-18T19:45:00Z" w16du:dateUtc="2026-10-18T18:45:00Z"/>
+        </w:rPr>
+        <w:pPrChange w:id="350" w:author="Sandy Navarro" w:date="2026-10-24T18:03:00Z" w16du:dateUtc="2026-10-24T17:03:00Z">
           <w:pPr>
             <w:pStyle w:val="Ttulo1"/>
             <w:spacing w:before="0"/>
@@ -5652,17 +5187,17 @@
         <w:pStyle w:val="Ttulo2"/>
         <w:jc w:val="both"/>
         <w:rPr>
-          <w:del w:id="419" w:author="Sandy Navarro" w:date="2026-10-18T19:44:00Z" w16du:dateUtc="2026-10-18T18:44:00Z"/>
-        </w:rPr>
-        <w:pPrChange w:id="420" w:author="Sandy Navarro" w:date="2026-10-24T18:03:00Z" w16du:dateUtc="2026-10-24T17:03:00Z">
+          <w:del w:id="351" w:author="Sandy Navarro" w:date="2026-10-18T19:44:00Z" w16du:dateUtc="2026-10-18T18:44:00Z"/>
+        </w:rPr>
+        <w:pPrChange w:id="352" w:author="Sandy Navarro" w:date="2026-10-24T18:03:00Z" w16du:dateUtc="2026-10-24T17:03:00Z">
           <w:pPr>
             <w:pStyle w:val="Ttulo2"/>
           </w:pPr>
         </w:pPrChange>
       </w:pPr>
-      <w:bookmarkStart w:id="421" w:name="_heading=h.1fob9te" w:colFirst="0" w:colLast="0"/>
-      <w:bookmarkEnd w:id="421"/>
-      <w:del w:id="422" w:author="Sandy Navarro" w:date="2026-10-18T19:44:00Z" w16du:dateUtc="2026-10-18T18:44:00Z">
+      <w:bookmarkStart w:id="353" w:name="_heading=h.1fob9te" w:colFirst="0" w:colLast="0"/>
+      <w:bookmarkEnd w:id="353"/>
+      <w:del w:id="354" w:author="Sandy Navarro" w:date="2026-10-18T19:44:00Z" w16du:dateUtc="2026-10-18T18:44:00Z">
         <w:r>
           <w:delText>Chapter 1.1</w:delText>
         </w:r>
@@ -5673,17 +5208,17 @@
         <w:pStyle w:val="Ttulo3"/>
         <w:jc w:val="both"/>
         <w:rPr>
-          <w:del w:id="423" w:author="Sandy Navarro" w:date="2026-10-18T19:44:00Z" w16du:dateUtc="2026-10-18T18:44:00Z"/>
-        </w:rPr>
-        <w:pPrChange w:id="424" w:author="Sandy Navarro" w:date="2026-10-24T18:03:00Z" w16du:dateUtc="2026-10-24T17:03:00Z">
+          <w:del w:id="355" w:author="Sandy Navarro" w:date="2026-10-18T19:44:00Z" w16du:dateUtc="2026-10-18T18:44:00Z"/>
+        </w:rPr>
+        <w:pPrChange w:id="356" w:author="Sandy Navarro" w:date="2026-10-24T18:03:00Z" w16du:dateUtc="2026-10-24T17:03:00Z">
           <w:pPr>
             <w:pStyle w:val="Ttulo3"/>
           </w:pPr>
         </w:pPrChange>
       </w:pPr>
-      <w:bookmarkStart w:id="425" w:name="_heading=h.3znysh7" w:colFirst="0" w:colLast="0"/>
-      <w:bookmarkEnd w:id="425"/>
-      <w:del w:id="426" w:author="Sandy Navarro" w:date="2026-10-18T19:44:00Z" w16du:dateUtc="2026-10-18T18:44:00Z">
+      <w:bookmarkStart w:id="357" w:name="_heading=h.3znysh7" w:colFirst="0" w:colLast="0"/>
+      <w:bookmarkEnd w:id="357"/>
+      <w:del w:id="358" w:author="Sandy Navarro" w:date="2026-10-18T19:44:00Z" w16du:dateUtc="2026-10-18T18:44:00Z">
         <w:r>
           <w:delText>Chapter 1.1.1.</w:delText>
         </w:r>
@@ -5693,9 +5228,9 @@
       <w:pPr>
         <w:jc w:val="both"/>
         <w:rPr>
-          <w:del w:id="427" w:author="Sandy Navarro" w:date="2026-10-18T19:44:00Z" w16du:dateUtc="2026-10-18T18:44:00Z"/>
-        </w:rPr>
-        <w:pPrChange w:id="428" w:author="Sandy Navarro" w:date="2026-10-24T18:03:00Z" w16du:dateUtc="2026-10-24T17:03:00Z">
+          <w:del w:id="359" w:author="Sandy Navarro" w:date="2026-10-18T19:44:00Z" w16du:dateUtc="2026-10-18T18:44:00Z"/>
+        </w:rPr>
+        <w:pPrChange w:id="360" w:author="Sandy Navarro" w:date="2026-10-24T18:03:00Z" w16du:dateUtc="2026-10-24T17:03:00Z">
           <w:pPr/>
         </w:pPrChange>
       </w:pPr>
@@ -5704,13 +5239,13 @@
       <w:pPr>
         <w:jc w:val="both"/>
         <w:rPr>
-          <w:del w:id="429" w:author="Sandy Navarro" w:date="2026-10-18T19:44:00Z" w16du:dateUtc="2026-10-18T18:44:00Z"/>
-        </w:rPr>
-        <w:pPrChange w:id="430" w:author="Sandy Navarro" w:date="2026-10-24T18:03:00Z" w16du:dateUtc="2026-10-24T17:03:00Z">
+          <w:del w:id="361" w:author="Sandy Navarro" w:date="2026-10-18T19:44:00Z" w16du:dateUtc="2026-10-18T18:44:00Z"/>
+        </w:rPr>
+        <w:pPrChange w:id="362" w:author="Sandy Navarro" w:date="2026-10-24T18:03:00Z" w16du:dateUtc="2026-10-24T17:03:00Z">
           <w:pPr/>
         </w:pPrChange>
       </w:pPr>
-      <w:del w:id="431" w:author="Sandy Navarro" w:date="2026-10-18T19:44:00Z" w16du:dateUtc="2026-10-18T18:44:00Z">
+      <w:del w:id="363" w:author="Sandy Navarro" w:date="2026-10-18T19:44:00Z" w16du:dateUtc="2026-10-18T18:44:00Z">
         <w:r>
           <w:rPr>
             <w:noProof/>
@@ -5757,10 +5292,10 @@
       <w:pPr>
         <w:jc w:val="both"/>
         <w:rPr>
-          <w:del w:id="432" w:author="Sandy Navarro" w:date="2026-10-18T19:44:00Z" w16du:dateUtc="2026-10-18T18:44:00Z"/>
+          <w:del w:id="364" w:author="Sandy Navarro" w:date="2026-10-18T19:44:00Z" w16du:dateUtc="2026-10-18T18:44:00Z"/>
           <w:color w:val="FF0000"/>
         </w:rPr>
-        <w:pPrChange w:id="433" w:author="Sandy Navarro" w:date="2026-10-24T18:03:00Z" w16du:dateUtc="2026-10-24T17:03:00Z">
+        <w:pPrChange w:id="365" w:author="Sandy Navarro" w:date="2026-10-24T18:03:00Z" w16du:dateUtc="2026-10-24T17:03:00Z">
           <w:pPr/>
         </w:pPrChange>
       </w:pPr>
@@ -5769,14 +5304,14 @@
       <w:pPr>
         <w:jc w:val="both"/>
         <w:rPr>
-          <w:del w:id="434" w:author="Sandy Navarro" w:date="2026-10-18T19:44:00Z" w16du:dateUtc="2026-10-18T18:44:00Z"/>
+          <w:del w:id="366" w:author="Sandy Navarro" w:date="2026-10-18T19:44:00Z" w16du:dateUtc="2026-10-18T18:44:00Z"/>
           <w:color w:val="FF0000"/>
         </w:rPr>
-        <w:pPrChange w:id="435" w:author="Sandy Navarro" w:date="2026-10-24T18:03:00Z" w16du:dateUtc="2026-10-24T17:03:00Z">
+        <w:pPrChange w:id="367" w:author="Sandy Navarro" w:date="2026-10-24T18:03:00Z" w16du:dateUtc="2026-10-24T17:03:00Z">
           <w:pPr/>
         </w:pPrChange>
       </w:pPr>
-      <w:del w:id="436" w:author="Sandy Navarro" w:date="2026-10-18T19:44:00Z" w16du:dateUtc="2026-10-18T18:44:00Z">
+      <w:del w:id="368" w:author="Sandy Navarro" w:date="2026-10-18T19:44:00Z" w16du:dateUtc="2026-10-18T18:44:00Z">
         <w:r>
           <w:rPr>
             <w:color w:val="FF0000"/>
@@ -5789,14 +5324,14 @@
       <w:pPr>
         <w:jc w:val="both"/>
         <w:rPr>
-          <w:del w:id="437" w:author="Sandy Navarro" w:date="2026-10-18T19:44:00Z" w16du:dateUtc="2026-10-18T18:44:00Z"/>
+          <w:del w:id="369" w:author="Sandy Navarro" w:date="2026-10-18T19:44:00Z" w16du:dateUtc="2026-10-18T18:44:00Z"/>
           <w:color w:val="FF0000"/>
         </w:rPr>
-        <w:pPrChange w:id="438" w:author="Sandy Navarro" w:date="2026-10-24T18:03:00Z" w16du:dateUtc="2026-10-24T17:03:00Z">
+        <w:pPrChange w:id="370" w:author="Sandy Navarro" w:date="2026-10-24T18:03:00Z" w16du:dateUtc="2026-10-24T17:03:00Z">
           <w:pPr/>
         </w:pPrChange>
       </w:pPr>
-      <w:del w:id="439" w:author="Sandy Navarro" w:date="2026-10-18T19:44:00Z" w16du:dateUtc="2026-10-18T18:44:00Z">
+      <w:del w:id="371" w:author="Sandy Navarro" w:date="2026-10-18T19:44:00Z" w16du:dateUtc="2026-10-18T18:44:00Z">
         <w:r>
           <w:rPr>
             <w:b/>
@@ -5816,14 +5351,14 @@
       <w:pPr>
         <w:jc w:val="both"/>
         <w:rPr>
-          <w:del w:id="440" w:author="Sandy Navarro" w:date="2026-10-18T19:44:00Z" w16du:dateUtc="2026-10-18T18:44:00Z"/>
+          <w:del w:id="372" w:author="Sandy Navarro" w:date="2026-10-18T19:44:00Z" w16du:dateUtc="2026-10-18T18:44:00Z"/>
           <w:color w:val="FF0000"/>
         </w:rPr>
-        <w:pPrChange w:id="441" w:author="Sandy Navarro" w:date="2026-10-24T18:03:00Z" w16du:dateUtc="2026-10-24T17:03:00Z">
+        <w:pPrChange w:id="373" w:author="Sandy Navarro" w:date="2026-10-24T18:03:00Z" w16du:dateUtc="2026-10-24T17:03:00Z">
           <w:pPr/>
         </w:pPrChange>
       </w:pPr>
-      <w:del w:id="442" w:author="Sandy Navarro" w:date="2026-10-18T19:44:00Z" w16du:dateUtc="2026-10-18T18:44:00Z">
+      <w:del w:id="374" w:author="Sandy Navarro" w:date="2026-10-18T19:44:00Z" w16du:dateUtc="2026-10-18T18:44:00Z">
         <w:r>
           <w:rPr>
             <w:b/>
@@ -5843,14 +5378,14 @@
       <w:pPr>
         <w:jc w:val="both"/>
         <w:rPr>
-          <w:del w:id="443" w:author="Sandy Navarro" w:date="2026-10-18T19:44:00Z" w16du:dateUtc="2026-10-18T18:44:00Z"/>
+          <w:del w:id="375" w:author="Sandy Navarro" w:date="2026-10-18T19:44:00Z" w16du:dateUtc="2026-10-18T18:44:00Z"/>
           <w:color w:val="FF0000"/>
         </w:rPr>
-        <w:pPrChange w:id="444" w:author="Sandy Navarro" w:date="2026-10-24T18:03:00Z" w16du:dateUtc="2026-10-24T17:03:00Z">
+        <w:pPrChange w:id="376" w:author="Sandy Navarro" w:date="2026-10-24T18:03:00Z" w16du:dateUtc="2026-10-24T17:03:00Z">
           <w:pPr/>
         </w:pPrChange>
       </w:pPr>
-      <w:del w:id="445" w:author="Sandy Navarro" w:date="2026-10-18T19:44:00Z" w16du:dateUtc="2026-10-18T18:44:00Z">
+      <w:del w:id="377" w:author="Sandy Navarro" w:date="2026-10-18T19:44:00Z" w16du:dateUtc="2026-10-18T18:44:00Z">
         <w:r>
           <w:rPr>
             <w:b/>
@@ -5870,14 +5405,14 @@
       <w:pPr>
         <w:jc w:val="both"/>
         <w:rPr>
-          <w:del w:id="446" w:author="Sandy Navarro" w:date="2026-10-18T19:44:00Z" w16du:dateUtc="2026-10-18T18:44:00Z"/>
+          <w:del w:id="378" w:author="Sandy Navarro" w:date="2026-10-18T19:44:00Z" w16du:dateUtc="2026-10-18T18:44:00Z"/>
           <w:color w:val="FF0000"/>
         </w:rPr>
-        <w:pPrChange w:id="447" w:author="Sandy Navarro" w:date="2026-10-24T18:03:00Z" w16du:dateUtc="2026-10-24T17:03:00Z">
+        <w:pPrChange w:id="379" w:author="Sandy Navarro" w:date="2026-10-24T18:03:00Z" w16du:dateUtc="2026-10-24T17:03:00Z">
           <w:pPr/>
         </w:pPrChange>
       </w:pPr>
-      <w:del w:id="448" w:author="Sandy Navarro" w:date="2026-10-18T19:44:00Z" w16du:dateUtc="2026-10-18T18:44:00Z">
+      <w:del w:id="380" w:author="Sandy Navarro" w:date="2026-10-18T19:44:00Z" w16du:dateUtc="2026-10-18T18:44:00Z">
         <w:r>
           <w:rPr>
             <w:color w:val="FF0000"/>
@@ -5890,14 +5425,14 @@
       <w:pPr>
         <w:jc w:val="both"/>
         <w:rPr>
-          <w:del w:id="449" w:author="Sandy Navarro" w:date="2026-10-18T19:44:00Z" w16du:dateUtc="2026-10-18T18:44:00Z"/>
+          <w:del w:id="381" w:author="Sandy Navarro" w:date="2026-10-18T19:44:00Z" w16du:dateUtc="2026-10-18T18:44:00Z"/>
           <w:color w:val="FF0000"/>
         </w:rPr>
-        <w:pPrChange w:id="450" w:author="Sandy Navarro" w:date="2026-10-24T18:03:00Z" w16du:dateUtc="2026-10-24T17:03:00Z">
+        <w:pPrChange w:id="382" w:author="Sandy Navarro" w:date="2026-10-24T18:03:00Z" w16du:dateUtc="2026-10-24T17:03:00Z">
           <w:pPr/>
         </w:pPrChange>
       </w:pPr>
-      <w:del w:id="451" w:author="Sandy Navarro" w:date="2026-10-18T19:44:00Z" w16du:dateUtc="2026-10-18T18:44:00Z">
+      <w:del w:id="383" w:author="Sandy Navarro" w:date="2026-10-18T19:44:00Z" w16du:dateUtc="2026-10-18T18:44:00Z">
         <w:r>
           <w:rPr>
             <w:color w:val="FF0000"/>
@@ -5910,9 +5445,9 @@
       <w:pPr>
         <w:jc w:val="both"/>
         <w:rPr>
-          <w:del w:id="452" w:author="Sandy Navarro" w:date="2026-10-18T19:44:00Z" w16du:dateUtc="2026-10-18T18:44:00Z"/>
-        </w:rPr>
-        <w:pPrChange w:id="453" w:author="Sandy Navarro" w:date="2026-10-24T18:03:00Z" w16du:dateUtc="2026-10-24T17:03:00Z">
+          <w:del w:id="384" w:author="Sandy Navarro" w:date="2026-10-18T19:44:00Z" w16du:dateUtc="2026-10-18T18:44:00Z"/>
+        </w:rPr>
+        <w:pPrChange w:id="385" w:author="Sandy Navarro" w:date="2026-10-24T18:03:00Z" w16du:dateUtc="2026-10-24T17:03:00Z">
           <w:pPr/>
         </w:pPrChange>
       </w:pPr>
@@ -5921,9 +5456,9 @@
       <w:pPr>
         <w:jc w:val="both"/>
         <w:rPr>
-          <w:del w:id="454" w:author="Sandy Navarro" w:date="2026-10-18T19:44:00Z" w16du:dateUtc="2026-10-18T18:44:00Z"/>
-        </w:rPr>
-        <w:pPrChange w:id="455" w:author="Sandy Navarro" w:date="2026-10-24T18:03:00Z" w16du:dateUtc="2026-10-24T17:03:00Z">
+          <w:del w:id="386" w:author="Sandy Navarro" w:date="2026-10-18T19:44:00Z" w16du:dateUtc="2026-10-18T18:44:00Z"/>
+        </w:rPr>
+        <w:pPrChange w:id="387" w:author="Sandy Navarro" w:date="2026-10-24T18:03:00Z" w16du:dateUtc="2026-10-24T17:03:00Z">
           <w:pPr/>
         </w:pPrChange>
       </w:pPr>
@@ -5932,9 +5467,9 @@
       <w:pPr>
         <w:jc w:val="both"/>
         <w:rPr>
-          <w:del w:id="456" w:author="Sandy Navarro" w:date="2026-10-18T19:44:00Z" w16du:dateUtc="2026-10-18T18:44:00Z"/>
-        </w:rPr>
-        <w:pPrChange w:id="457" w:author="Sandy Navarro" w:date="2026-10-24T18:03:00Z" w16du:dateUtc="2026-10-24T17:03:00Z">
+          <w:del w:id="388" w:author="Sandy Navarro" w:date="2026-10-18T19:44:00Z" w16du:dateUtc="2026-10-18T18:44:00Z"/>
+        </w:rPr>
+        <w:pPrChange w:id="389" w:author="Sandy Navarro" w:date="2026-10-24T18:03:00Z" w16du:dateUtc="2026-10-24T17:03:00Z">
           <w:pPr/>
         </w:pPrChange>
       </w:pPr>
@@ -5943,22 +5478,22 @@
       <w:pPr>
         <w:jc w:val="both"/>
         <w:rPr>
-          <w:ins w:id="458" w:author="Sandy Navarro" w:date="2026-10-18T19:45:00Z" w16du:dateUtc="2026-10-18T18:45:00Z"/>
-          <w:rPrChange w:id="459" w:author="Sandy Navarro" w:date="2026-10-22T21:12:00Z" w16du:dateUtc="2026-10-22T20:12:00Z">
+          <w:ins w:id="390" w:author="Sandy Navarro" w:date="2026-10-18T19:45:00Z" w16du:dateUtc="2026-10-18T18:45:00Z"/>
+          <w:rPrChange w:id="391" w:author="Sandy Navarro" w:date="2026-10-22T21:12:00Z" w16du:dateUtc="2026-10-22T20:12:00Z">
             <w:rPr>
-              <w:ins w:id="460" w:author="Sandy Navarro" w:date="2026-10-18T19:45:00Z" w16du:dateUtc="2026-10-18T18:45:00Z"/>
+              <w:ins w:id="392" w:author="Sandy Navarro" w:date="2026-10-18T19:45:00Z" w16du:dateUtc="2026-10-18T18:45:00Z"/>
               <w:lang w:val="en-GB"/>
             </w:rPr>
           </w:rPrChange>
         </w:rPr>
-        <w:pPrChange w:id="461" w:author="Sandy Navarro" w:date="2026-10-24T18:03:00Z" w16du:dateUtc="2026-10-24T17:03:00Z">
+        <w:pPrChange w:id="393" w:author="Sandy Navarro" w:date="2026-10-24T18:03:00Z" w16du:dateUtc="2026-10-24T17:03:00Z">
           <w:pPr/>
         </w:pPrChange>
       </w:pPr>
-      <w:ins w:id="462" w:author="Sandy Navarro" w:date="2026-10-18T19:45:00Z" w16du:dateUtc="2026-10-18T18:45:00Z">
+      <w:ins w:id="394" w:author="Sandy Navarro" w:date="2026-10-18T19:45:00Z" w16du:dateUtc="2026-10-18T18:45:00Z">
         <w:r>
           <w:rPr>
-            <w:rPrChange w:id="463" w:author="Sandy Navarro" w:date="2026-10-22T21:12:00Z" w16du:dateUtc="2026-10-22T20:12:00Z">
+            <w:rPrChange w:id="395" w:author="Sandy Navarro" w:date="2026-10-22T21:12:00Z" w16du:dateUtc="2026-10-22T20:12:00Z">
               <w:rPr>
                 <w:lang w:val="en-GB"/>
               </w:rPr>
@@ -5967,7 +5502,7 @@
           <w:t>This project is based on my experience working as a member of the floor staff at a well-known restaurant</w:t>
         </w:r>
       </w:ins>
-      <w:ins w:id="464" w:author="Sandy Navarro" w:date="2026-10-22T17:23:00Z" w16du:dateUtc="2026-10-22T16:23:00Z">
+      <w:ins w:id="396" w:author="Sandy Navarro" w:date="2026-10-22T17:23:00Z" w16du:dateUtc="2026-10-22T16:23:00Z">
         <w:r>
           <w:t>s chain</w:t>
         </w:r>
@@ -5977,38 +5512,38 @@
       <w:pPr>
         <w:jc w:val="both"/>
         <w:rPr>
-          <w:ins w:id="465" w:author="Sandy Navarro" w:date="2026-10-22T17:28:00Z" w16du:dateUtc="2026-10-22T16:28:00Z"/>
-        </w:rPr>
-        <w:pPrChange w:id="466" w:author="Sandy Navarro" w:date="2026-10-24T18:03:00Z" w16du:dateUtc="2026-10-24T17:03:00Z">
+          <w:ins w:id="397" w:author="Sandy Navarro" w:date="2026-10-22T17:28:00Z" w16du:dateUtc="2026-10-22T16:28:00Z"/>
+        </w:rPr>
+        <w:pPrChange w:id="398" w:author="Sandy Navarro" w:date="2026-10-24T18:03:00Z" w16du:dateUtc="2026-10-24T17:03:00Z">
           <w:pPr/>
         </w:pPrChange>
       </w:pPr>
-      <w:ins w:id="467" w:author="Sandy Navarro" w:date="2026-10-22T17:23:00Z" w16du:dateUtc="2026-10-22T16:23:00Z">
+      <w:ins w:id="399" w:author="Sandy Navarro" w:date="2026-10-22T17:23:00Z" w16du:dateUtc="2026-10-22T16:23:00Z">
         <w:r>
           <w:t xml:space="preserve">So </w:t>
         </w:r>
       </w:ins>
-      <w:ins w:id="468" w:author="Sandy Navarro" w:date="2026-10-22T17:27:00Z" w16du:dateUtc="2026-10-22T16:27:00Z">
+      <w:ins w:id="400" w:author="Sandy Navarro" w:date="2026-10-22T17:27:00Z" w16du:dateUtc="2026-10-22T16:27:00Z">
         <w:r>
           <w:t>basically,</w:t>
         </w:r>
       </w:ins>
-      <w:ins w:id="469" w:author="Sandy Navarro" w:date="2026-10-22T17:23:00Z" w16du:dateUtc="2026-10-22T16:23:00Z">
+      <w:ins w:id="401" w:author="Sandy Navarro" w:date="2026-10-22T17:23:00Z" w16du:dateUtc="2026-10-22T16:23:00Z">
         <w:r>
           <w:t xml:space="preserve"> this research question focuses </w:t>
         </w:r>
       </w:ins>
-      <w:ins w:id="470" w:author="Sandy Navarro" w:date="2026-10-22T17:26:00Z" w16du:dateUtc="2026-10-22T16:26:00Z">
+      <w:ins w:id="402" w:author="Sandy Navarro" w:date="2026-10-22T17:26:00Z" w16du:dateUtc="2026-10-22T16:26:00Z">
         <w:r>
           <w:t>on how historical data can be used to understand changes in the UK restaurant market and forecast future activity. By an</w:t>
         </w:r>
       </w:ins>
-      <w:ins w:id="471" w:author="Sandy Navarro" w:date="2026-10-22T17:27:00Z" w16du:dateUtc="2026-10-22T16:27:00Z">
+      <w:ins w:id="403" w:author="Sandy Navarro" w:date="2026-10-22T17:27:00Z" w16du:dateUtc="2026-10-22T16:27:00Z">
         <w:r>
           <w:t>alysing monthly spending, transactions and cardholder indices</w:t>
         </w:r>
       </w:ins>
-      <w:ins w:id="472" w:author="Sandy Navarro" w:date="2026-10-22T17:28:00Z" w16du:dateUtc="2026-10-22T16:28:00Z">
+      <w:ins w:id="404" w:author="Sandy Navarro" w:date="2026-10-22T17:28:00Z" w16du:dateUtc="2026-10-22T16:28:00Z">
         <w:r>
           <w:t>.</w:t>
         </w:r>
@@ -6018,15 +5553,15 @@
       <w:pPr>
         <w:jc w:val="both"/>
         <w:rPr>
-          <w:ins w:id="473" w:author="Sandy Navarro" w:date="2026-10-18T19:45:00Z" w16du:dateUtc="2026-10-18T18:45:00Z"/>
-          <w:rPrChange w:id="474" w:author="Sandy Navarro" w:date="2026-10-22T21:12:00Z" w16du:dateUtc="2026-10-22T20:12:00Z">
+          <w:ins w:id="405" w:author="Sandy Navarro" w:date="2026-10-18T19:45:00Z" w16du:dateUtc="2026-10-18T18:45:00Z"/>
+          <w:rPrChange w:id="406" w:author="Sandy Navarro" w:date="2026-10-22T21:12:00Z" w16du:dateUtc="2026-10-22T20:12:00Z">
             <w:rPr>
-              <w:ins w:id="475" w:author="Sandy Navarro" w:date="2026-10-18T19:45:00Z" w16du:dateUtc="2026-10-18T18:45:00Z"/>
+              <w:ins w:id="407" w:author="Sandy Navarro" w:date="2026-10-18T19:45:00Z" w16du:dateUtc="2026-10-18T18:45:00Z"/>
               <w:lang w:val="en-GB"/>
             </w:rPr>
           </w:rPrChange>
         </w:rPr>
-        <w:pPrChange w:id="476" w:author="Sandy Navarro" w:date="2026-10-24T18:03:00Z" w16du:dateUtc="2026-10-24T17:03:00Z">
+        <w:pPrChange w:id="408" w:author="Sandy Navarro" w:date="2026-10-24T18:03:00Z" w16du:dateUtc="2026-10-24T17:03:00Z">
           <w:pPr/>
         </w:pPrChange>
       </w:pPr>
@@ -6035,15 +5570,15 @@
       <w:pPr>
         <w:jc w:val="both"/>
         <w:rPr>
-          <w:ins w:id="477" w:author="Sandy Navarro" w:date="2026-10-18T19:45:00Z" w16du:dateUtc="2026-10-18T18:45:00Z"/>
-          <w:rPrChange w:id="478" w:author="Sandy Navarro" w:date="2026-10-22T21:12:00Z" w16du:dateUtc="2026-10-22T20:12:00Z">
+          <w:ins w:id="409" w:author="Sandy Navarro" w:date="2026-10-18T19:45:00Z" w16du:dateUtc="2026-10-18T18:45:00Z"/>
+          <w:rPrChange w:id="410" w:author="Sandy Navarro" w:date="2026-10-22T21:12:00Z" w16du:dateUtc="2026-10-22T20:12:00Z">
             <w:rPr>
-              <w:ins w:id="479" w:author="Sandy Navarro" w:date="2026-10-18T19:45:00Z" w16du:dateUtc="2026-10-18T18:45:00Z"/>
+              <w:ins w:id="411" w:author="Sandy Navarro" w:date="2026-10-18T19:45:00Z" w16du:dateUtc="2026-10-18T18:45:00Z"/>
               <w:lang w:val="en-GB"/>
             </w:rPr>
           </w:rPrChange>
         </w:rPr>
-        <w:pPrChange w:id="480" w:author="Sandy Navarro" w:date="2026-10-24T18:03:00Z" w16du:dateUtc="2026-10-24T17:03:00Z">
+        <w:pPrChange w:id="412" w:author="Sandy Navarro" w:date="2026-10-24T18:03:00Z" w16du:dateUtc="2026-10-24T17:03:00Z">
           <w:pPr/>
         </w:pPrChange>
       </w:pPr>
@@ -6056,9 +5591,9 @@
         </w:numPr>
         <w:jc w:val="both"/>
         <w:rPr>
-          <w:del w:id="481" w:author="Sandy Navarro" w:date="2026-10-22T17:28:00Z" w16du:dateUtc="2026-10-22T16:28:00Z"/>
-        </w:rPr>
-        <w:pPrChange w:id="482" w:author="Sandy Navarro" w:date="2026-10-24T18:03:00Z" w16du:dateUtc="2026-10-24T17:03:00Z">
+          <w:del w:id="413" w:author="Sandy Navarro" w:date="2026-10-22T17:28:00Z" w16du:dateUtc="2026-10-22T16:28:00Z"/>
+        </w:rPr>
+        <w:pPrChange w:id="414" w:author="Sandy Navarro" w:date="2026-10-24T18:03:00Z" w16du:dateUtc="2026-10-24T17:03:00Z">
           <w:pPr/>
         </w:pPrChange>
       </w:pPr>
@@ -6072,42 +5607,42 @@
         </w:numPr>
         <w:jc w:val="both"/>
         <w:rPr>
-          <w:ins w:id="483" w:author="Sandy Navarro" w:date="2026-10-22T17:29:00Z" w16du:dateUtc="2026-10-22T16:29:00Z"/>
-        </w:rPr>
-        <w:pPrChange w:id="484" w:author="Sandy Navarro" w:date="2026-10-24T18:03:00Z" w16du:dateUtc="2026-10-24T17:03:00Z">
+          <w:ins w:id="415" w:author="Sandy Navarro" w:date="2026-10-22T17:29:00Z" w16du:dateUtc="2026-10-22T16:29:00Z"/>
+        </w:rPr>
+        <w:pPrChange w:id="416" w:author="Sandy Navarro" w:date="2026-10-24T18:03:00Z" w16du:dateUtc="2026-10-24T17:03:00Z">
           <w:pPr>
             <w:pStyle w:val="Ttulo1"/>
           </w:pPr>
         </w:pPrChange>
       </w:pPr>
-      <w:bookmarkStart w:id="485" w:name="_Problem_definition:_Forecasting"/>
-      <w:bookmarkEnd w:id="485"/>
-      <w:ins w:id="486" w:author="Sandy Navarro" w:date="2026-10-19T09:04:00Z" w16du:dateUtc="2026-10-19T08:04:00Z">
+      <w:bookmarkStart w:id="417" w:name="_Problem_definition:_Forecasting"/>
+      <w:bookmarkEnd w:id="417"/>
+      <w:ins w:id="418" w:author="Sandy Navarro" w:date="2026-10-19T09:04:00Z" w16du:dateUtc="2026-10-19T08:04:00Z">
         <w:r>
           <w:t>Problem definition</w:t>
         </w:r>
       </w:ins>
-      <w:ins w:id="487" w:author="Sandy Navarro" w:date="2026-10-19T09:22:00Z" w16du:dateUtc="2026-10-19T08:22:00Z">
+      <w:ins w:id="419" w:author="Sandy Navarro" w:date="2026-10-19T09:22:00Z" w16du:dateUtc="2026-10-19T08:22:00Z">
         <w:r>
           <w:t>: Forecasting restaurant</w:t>
         </w:r>
       </w:ins>
-      <w:ins w:id="488" w:author="Sandy Navarro" w:date="2026-10-22T17:28:00Z" w16du:dateUtc="2026-10-22T16:28:00Z">
+      <w:ins w:id="420" w:author="Sandy Navarro" w:date="2026-10-22T17:28:00Z" w16du:dateUtc="2026-10-22T16:28:00Z">
         <w:r>
           <w:t xml:space="preserve"> activity in t</w:t>
         </w:r>
       </w:ins>
-      <w:ins w:id="489" w:author="Sandy Navarro" w:date="2026-10-22T17:29:00Z" w16du:dateUtc="2026-10-22T16:29:00Z">
+      <w:ins w:id="421" w:author="Sandy Navarro" w:date="2026-10-22T17:29:00Z" w16du:dateUtc="2026-10-22T16:29:00Z">
         <w:r>
           <w:t>he</w:t>
         </w:r>
       </w:ins>
-      <w:ins w:id="490" w:author="Sandy Navarro" w:date="2026-10-22T17:28:00Z" w16du:dateUtc="2026-10-22T16:28:00Z">
+      <w:ins w:id="422" w:author="Sandy Navarro" w:date="2026-10-22T17:28:00Z" w16du:dateUtc="2026-10-22T16:28:00Z">
         <w:r>
           <w:t xml:space="preserve"> UK </w:t>
         </w:r>
       </w:ins>
-      <w:ins w:id="491" w:author="Sandy Navarro" w:date="2026-10-22T17:29:00Z" w16du:dateUtc="2026-10-22T16:29:00Z">
+      <w:ins w:id="423" w:author="Sandy Navarro" w:date="2026-10-22T17:29:00Z" w16du:dateUtc="2026-10-22T16:29:00Z">
         <w:r>
           <w:t>using historical data.</w:t>
         </w:r>
@@ -6117,48 +5652,48 @@
       <w:pPr>
         <w:jc w:val="both"/>
         <w:rPr>
-          <w:ins w:id="492" w:author="Sandy Navarro" w:date="2026-10-22T17:39:00Z" w16du:dateUtc="2026-10-22T16:39:00Z"/>
-        </w:rPr>
-        <w:pPrChange w:id="493" w:author="Sandy Navarro" w:date="2026-10-24T18:03:00Z" w16du:dateUtc="2026-10-24T17:03:00Z">
+          <w:ins w:id="424" w:author="Sandy Navarro" w:date="2026-10-22T17:39:00Z" w16du:dateUtc="2026-10-22T16:39:00Z"/>
+        </w:rPr>
+        <w:pPrChange w:id="425" w:author="Sandy Navarro" w:date="2026-10-24T18:03:00Z" w16du:dateUtc="2026-10-24T17:03:00Z">
           <w:pPr/>
         </w:pPrChange>
       </w:pPr>
-      <w:ins w:id="494" w:author="Sandy Navarro" w:date="2026-10-22T17:31:00Z" w16du:dateUtc="2026-10-22T16:31:00Z">
+      <w:ins w:id="426" w:author="Sandy Navarro" w:date="2026-10-22T17:31:00Z" w16du:dateUtc="2026-10-22T16:31:00Z">
         <w:r>
           <w:t xml:space="preserve">The business problem is </w:t>
         </w:r>
       </w:ins>
-      <w:ins w:id="495" w:author="Sandy Navarro" w:date="2026-10-22T17:32:00Z" w16du:dateUtc="2026-10-22T16:32:00Z">
+      <w:ins w:id="427" w:author="Sandy Navarro" w:date="2026-10-22T17:32:00Z" w16du:dateUtc="2026-10-22T16:32:00Z">
         <w:r>
           <w:t>that restaurant</w:t>
         </w:r>
       </w:ins>
-      <w:ins w:id="496" w:author="Sandy Navarro" w:date="2026-10-22T17:36:00Z" w16du:dateUtc="2026-10-22T16:36:00Z">
+      <w:ins w:id="428" w:author="Sandy Navarro" w:date="2026-10-22T17:36:00Z" w16du:dateUtc="2026-10-22T16:36:00Z">
         <w:r>
           <w:t xml:space="preserve"> sector in the UK is influenced </w:t>
         </w:r>
       </w:ins>
-      <w:ins w:id="497" w:author="Sandy Navarro" w:date="2026-10-22T17:37:00Z" w16du:dateUtc="2026-10-22T16:37:00Z">
+      <w:ins w:id="429" w:author="Sandy Navarro" w:date="2026-10-22T17:37:00Z" w16du:dateUtc="2026-10-22T16:37:00Z">
         <w:r>
           <w:t xml:space="preserve">by changes in consumer spending and purchasing activity over time. Understanding these changes </w:t>
         </w:r>
       </w:ins>
-      <w:ins w:id="498" w:author="Sandy Navarro" w:date="2026-10-22T17:38:00Z" w16du:dateUtc="2026-10-22T16:38:00Z">
+      <w:ins w:id="430" w:author="Sandy Navarro" w:date="2026-10-22T17:38:00Z" w16du:dateUtc="2026-10-22T16:38:00Z">
         <w:r>
           <w:t>can help businesses make more informed decisions about their operations and resour</w:t>
         </w:r>
       </w:ins>
-      <w:ins w:id="499" w:author="Sandy Navarro" w:date="2026-10-22T17:39:00Z" w16du:dateUtc="2026-10-22T16:39:00Z">
+      <w:ins w:id="431" w:author="Sandy Navarro" w:date="2026-10-22T17:39:00Z" w16du:dateUtc="2026-10-22T16:39:00Z">
         <w:r>
           <w:t>c</w:t>
         </w:r>
       </w:ins>
-      <w:ins w:id="500" w:author="Sandy Navarro" w:date="2026-10-22T17:38:00Z" w16du:dateUtc="2026-10-22T16:38:00Z">
+      <w:ins w:id="432" w:author="Sandy Navarro" w:date="2026-10-22T17:38:00Z" w16du:dateUtc="2026-10-22T16:38:00Z">
         <w:r>
           <w:t>e planning</w:t>
         </w:r>
       </w:ins>
-      <w:ins w:id="501" w:author="Sandy Navarro" w:date="2026-10-22T17:39:00Z" w16du:dateUtc="2026-10-22T16:39:00Z">
+      <w:ins w:id="433" w:author="Sandy Navarro" w:date="2026-10-22T17:39:00Z" w16du:dateUtc="2026-10-22T16:39:00Z">
         <w:r>
           <w:t>.</w:t>
         </w:r>
@@ -6168,40 +5703,40 @@
       <w:pPr>
         <w:jc w:val="both"/>
         <w:rPr>
-          <w:ins w:id="502" w:author="Sandy Navarro" w:date="2026-10-19T09:23:00Z" w16du:dateUtc="2026-10-19T08:23:00Z"/>
-        </w:rPr>
-        <w:pPrChange w:id="503" w:author="Sandy Navarro" w:date="2026-10-24T18:03:00Z" w16du:dateUtc="2026-10-24T17:03:00Z">
+          <w:ins w:id="434" w:author="Sandy Navarro" w:date="2026-10-19T09:23:00Z" w16du:dateUtc="2026-10-19T08:23:00Z"/>
+        </w:rPr>
+        <w:pPrChange w:id="435" w:author="Sandy Navarro" w:date="2026-10-24T18:03:00Z" w16du:dateUtc="2026-10-24T17:03:00Z">
           <w:pPr>
             <w:pStyle w:val="Ttulo1"/>
           </w:pPr>
         </w:pPrChange>
       </w:pPr>
-      <w:ins w:id="504" w:author="Sandy Navarro" w:date="2026-10-22T17:39:00Z" w16du:dateUtc="2026-10-22T16:39:00Z">
+      <w:ins w:id="436" w:author="Sandy Navarro" w:date="2026-10-22T17:39:00Z" w16du:dateUtc="2026-10-22T16:39:00Z">
         <w:r>
           <w:t>However, historical market data must be analysed carefully to identify meaningful</w:t>
         </w:r>
       </w:ins>
-      <w:ins w:id="505" w:author="Sandy Navarro" w:date="2026-10-22T17:40:00Z" w16du:dateUtc="2026-10-22T16:40:00Z">
+      <w:ins w:id="437" w:author="Sandy Navarro" w:date="2026-10-22T17:40:00Z" w16du:dateUtc="2026-10-22T16:40:00Z">
         <w:r>
           <w:t xml:space="preserve"> trends whether </w:t>
         </w:r>
       </w:ins>
-      <w:ins w:id="506" w:author="Sandy Navarro" w:date="2026-10-22T17:41:00Z" w16du:dateUtc="2026-10-22T16:41:00Z">
+      <w:ins w:id="438" w:author="Sandy Navarro" w:date="2026-10-22T17:41:00Z" w16du:dateUtc="2026-10-22T16:41:00Z">
         <w:r>
           <w:t>these patterns</w:t>
         </w:r>
       </w:ins>
-      <w:ins w:id="507" w:author="Sandy Navarro" w:date="2026-10-22T17:40:00Z" w16du:dateUtc="2026-10-22T16:40:00Z">
+      <w:ins w:id="439" w:author="Sandy Navarro" w:date="2026-10-22T17:40:00Z" w16du:dateUtc="2026-10-22T16:40:00Z">
         <w:r>
           <w:t xml:space="preserve"> can be used to estimate future acti</w:t>
         </w:r>
       </w:ins>
-      <w:ins w:id="508" w:author="Sandy Navarro" w:date="2026-10-22T17:41:00Z" w16du:dateUtc="2026-10-22T16:41:00Z">
+      <w:ins w:id="440" w:author="Sandy Navarro" w:date="2026-10-22T17:41:00Z" w16du:dateUtc="2026-10-22T16:41:00Z">
         <w:r>
           <w:t xml:space="preserve">vity. Without a clear understanding of past market behaviour, planning decisions may not fully </w:t>
         </w:r>
       </w:ins>
-      <w:ins w:id="509" w:author="Sandy Navarro" w:date="2026-10-22T17:42:00Z" w16du:dateUtc="2026-10-22T16:42:00Z">
+      <w:ins w:id="441" w:author="Sandy Navarro" w:date="2026-10-22T17:42:00Z" w16du:dateUtc="2026-10-22T16:42:00Z">
         <w:r>
           <w:t>reflect changes in the market.</w:t>
         </w:r>
@@ -6211,9 +5746,9 @@
       <w:pPr>
         <w:jc w:val="both"/>
         <w:rPr>
-          <w:ins w:id="510" w:author="Sandy Navarro" w:date="2026-10-19T09:04:00Z" w16du:dateUtc="2026-10-19T08:04:00Z"/>
-        </w:rPr>
-        <w:pPrChange w:id="511" w:author="Sandy Navarro" w:date="2026-10-24T18:03:00Z" w16du:dateUtc="2026-10-24T17:03:00Z">
+          <w:ins w:id="442" w:author="Sandy Navarro" w:date="2026-10-19T09:04:00Z" w16du:dateUtc="2026-10-19T08:04:00Z"/>
+        </w:rPr>
+        <w:pPrChange w:id="443" w:author="Sandy Navarro" w:date="2026-10-24T18:03:00Z" w16du:dateUtc="2026-10-24T17:03:00Z">
           <w:pPr>
             <w:pStyle w:val="Ttulo1"/>
           </w:pPr>
@@ -6229,15 +5764,15 @@
         </w:numPr>
         <w:jc w:val="both"/>
         <w:rPr>
-          <w:ins w:id="512" w:author="Sandy Navarro" w:date="2026-10-19T09:15:00Z" w16du:dateUtc="2026-10-19T08:15:00Z"/>
-        </w:rPr>
-        <w:pPrChange w:id="513" w:author="Sandy Navarro" w:date="2026-10-24T18:03:00Z" w16du:dateUtc="2026-10-24T17:03:00Z">
+          <w:ins w:id="444" w:author="Sandy Navarro" w:date="2026-10-19T09:15:00Z" w16du:dateUtc="2026-10-19T08:15:00Z"/>
+        </w:rPr>
+        <w:pPrChange w:id="445" w:author="Sandy Navarro" w:date="2026-10-24T18:03:00Z" w16du:dateUtc="2026-10-24T17:03:00Z">
           <w:pPr/>
         </w:pPrChange>
       </w:pPr>
-      <w:bookmarkStart w:id="514" w:name="_Objectives."/>
-      <w:bookmarkEnd w:id="514"/>
-      <w:ins w:id="515" w:author="Sandy Navarro" w:date="2026-10-19T09:15:00Z" w16du:dateUtc="2026-10-19T08:15:00Z">
+      <w:bookmarkStart w:id="446" w:name="_Objectives."/>
+      <w:bookmarkEnd w:id="446"/>
+      <w:ins w:id="447" w:author="Sandy Navarro" w:date="2026-10-19T09:15:00Z" w16du:dateUtc="2026-10-19T08:15:00Z">
         <w:r>
           <w:t>Objectives.</w:t>
         </w:r>
@@ -6247,28 +5782,28 @@
       <w:pPr>
         <w:jc w:val="both"/>
         <w:rPr>
-          <w:del w:id="516" w:author="Sandy Navarro" w:date="2026-10-22T17:32:00Z" w16du:dateUtc="2026-10-22T16:32:00Z"/>
-        </w:rPr>
-        <w:pPrChange w:id="517" w:author="Sandy Navarro" w:date="2026-10-24T18:03:00Z" w16du:dateUtc="2026-10-24T17:03:00Z">
+          <w:del w:id="448" w:author="Sandy Navarro" w:date="2026-10-22T17:32:00Z" w16du:dateUtc="2026-10-22T16:32:00Z"/>
+        </w:rPr>
+        <w:pPrChange w:id="449" w:author="Sandy Navarro" w:date="2026-10-24T18:03:00Z" w16du:dateUtc="2026-10-24T17:03:00Z">
           <w:pPr/>
         </w:pPrChange>
       </w:pPr>
-      <w:ins w:id="518" w:author="Sandy Navarro" w:date="2026-10-22T17:32:00Z" w16du:dateUtc="2026-10-22T16:32:00Z">
+      <w:ins w:id="450" w:author="Sandy Navarro" w:date="2026-10-22T17:32:00Z" w16du:dateUtc="2026-10-22T16:32:00Z">
         <w:r>
           <w:t xml:space="preserve">The project aims to identify </w:t>
         </w:r>
       </w:ins>
-      <w:ins w:id="519" w:author="Sandy Navarro" w:date="2026-10-22T17:33:00Z" w16du:dateUtc="2026-10-22T16:33:00Z">
+      <w:ins w:id="451" w:author="Sandy Navarro" w:date="2026-10-22T17:33:00Z" w16du:dateUtc="2026-10-22T16:33:00Z">
         <w:r>
           <w:t>patterns</w:t>
         </w:r>
       </w:ins>
-      <w:ins w:id="520" w:author="Sandy Navarro" w:date="2026-10-22T17:32:00Z" w16du:dateUtc="2026-10-22T16:32:00Z">
+      <w:ins w:id="452" w:author="Sandy Navarro" w:date="2026-10-22T17:32:00Z" w16du:dateUtc="2026-10-22T16:32:00Z">
         <w:r>
           <w:t xml:space="preserve"> and trends overtime.</w:t>
         </w:r>
       </w:ins>
-      <w:ins w:id="521" w:author="Sandy Navarro" w:date="2026-10-22T17:33:00Z" w16du:dateUtc="2026-10-22T16:33:00Z">
+      <w:ins w:id="453" w:author="Sandy Navarro" w:date="2026-10-22T17:33:00Z" w16du:dateUtc="2026-10-22T16:33:00Z">
         <w:r>
           <w:t xml:space="preserve"> </w:t>
         </w:r>
@@ -6278,38 +5813,38 @@
       <w:pPr>
         <w:jc w:val="both"/>
         <w:rPr>
-          <w:ins w:id="522" w:author="Sandy Navarro" w:date="2026-10-22T17:34:00Z" w16du:dateUtc="2026-10-22T16:34:00Z"/>
-        </w:rPr>
-        <w:pPrChange w:id="523" w:author="Sandy Navarro" w:date="2026-10-24T18:03:00Z" w16du:dateUtc="2026-10-24T17:03:00Z">
+          <w:ins w:id="454" w:author="Sandy Navarro" w:date="2026-10-22T17:34:00Z" w16du:dateUtc="2026-10-22T16:34:00Z"/>
+        </w:rPr>
+        <w:pPrChange w:id="455" w:author="Sandy Navarro" w:date="2026-10-24T18:03:00Z" w16du:dateUtc="2026-10-24T17:03:00Z">
           <w:pPr/>
         </w:pPrChange>
       </w:pPr>
-      <w:ins w:id="524" w:author="Sandy Navarro" w:date="2026-10-22T17:33:00Z" w16du:dateUtc="2026-10-22T16:33:00Z">
+      <w:ins w:id="456" w:author="Sandy Navarro" w:date="2026-10-22T17:33:00Z" w16du:dateUtc="2026-10-22T16:33:00Z">
         <w:r>
           <w:t>S</w:t>
         </w:r>
       </w:ins>
-      <w:ins w:id="525" w:author="Sandy Navarro" w:date="2026-10-22T17:32:00Z" w16du:dateUtc="2026-10-22T16:32:00Z">
+      <w:ins w:id="457" w:author="Sandy Navarro" w:date="2026-10-22T17:32:00Z" w16du:dateUtc="2026-10-22T16:32:00Z">
         <w:r>
           <w:t xml:space="preserve">tatistical analysis </w:t>
         </w:r>
       </w:ins>
-      <w:ins w:id="526" w:author="Sandy Navarro" w:date="2026-10-22T17:33:00Z" w16du:dateUtc="2026-10-22T16:33:00Z">
+      <w:ins w:id="458" w:author="Sandy Navarro" w:date="2026-10-22T17:33:00Z" w16du:dateUtc="2026-10-22T16:33:00Z">
         <w:r>
           <w:t>and</w:t>
         </w:r>
       </w:ins>
-      <w:ins w:id="527" w:author="Sandy Navarro" w:date="2026-10-22T17:32:00Z" w16du:dateUtc="2026-10-22T16:32:00Z">
+      <w:ins w:id="459" w:author="Sandy Navarro" w:date="2026-10-22T17:32:00Z" w16du:dateUtc="2026-10-22T16:32:00Z">
         <w:r>
           <w:t xml:space="preserve"> fore</w:t>
         </w:r>
       </w:ins>
-      <w:ins w:id="528" w:author="Sandy Navarro" w:date="2026-10-22T17:33:00Z" w16du:dateUtc="2026-10-22T16:33:00Z">
+      <w:ins w:id="460" w:author="Sandy Navarro" w:date="2026-10-22T17:33:00Z" w16du:dateUtc="2026-10-22T16:33:00Z">
         <w:r>
           <w:t xml:space="preserve">casting methods will be used to evaluate whether historical patterns can help </w:t>
         </w:r>
       </w:ins>
-      <w:ins w:id="529" w:author="Sandy Navarro" w:date="2026-10-22T17:34:00Z" w16du:dateUtc="2026-10-22T16:34:00Z">
+      <w:ins w:id="461" w:author="Sandy Navarro" w:date="2026-10-22T17:34:00Z" w16du:dateUtc="2026-10-22T16:34:00Z">
         <w:r>
           <w:t>estimate future market activity.</w:t>
         </w:r>
@@ -6319,23 +5854,23 @@
       <w:pPr>
         <w:jc w:val="both"/>
         <w:rPr>
-          <w:ins w:id="530" w:author="Sandy Navarro" w:date="2026-10-22T17:32:00Z" w16du:dateUtc="2026-10-22T16:32:00Z"/>
-        </w:rPr>
-        <w:pPrChange w:id="531" w:author="Sandy Navarro" w:date="2026-10-24T18:03:00Z" w16du:dateUtc="2026-10-24T17:03:00Z">
+          <w:ins w:id="462" w:author="Sandy Navarro" w:date="2026-10-22T17:32:00Z" w16du:dateUtc="2026-10-22T16:32:00Z"/>
+        </w:rPr>
+        <w:pPrChange w:id="463" w:author="Sandy Navarro" w:date="2026-10-24T18:03:00Z" w16du:dateUtc="2026-10-24T17:03:00Z">
           <w:pPr/>
         </w:pPrChange>
       </w:pPr>
-      <w:ins w:id="532" w:author="Sandy Navarro" w:date="2026-10-22T17:34:00Z" w16du:dateUtc="2026-10-22T16:34:00Z">
+      <w:ins w:id="464" w:author="Sandy Navarro" w:date="2026-10-22T17:34:00Z" w16du:dateUtc="2026-10-22T16:34:00Z">
         <w:r>
           <w:t xml:space="preserve">The findings may provide useful insights for operational planning, </w:t>
         </w:r>
       </w:ins>
-      <w:ins w:id="533" w:author="Sandy Navarro" w:date="2026-10-22T17:35:00Z" w16du:dateUtc="2026-10-22T16:35:00Z">
+      <w:ins w:id="465" w:author="Sandy Navarro" w:date="2026-10-22T17:35:00Z" w16du:dateUtc="2026-10-22T16:35:00Z">
         <w:r>
           <w:t>while recognising that market-level indicators cannot directly predict the demand or staffing needs of an individual restaurant.</w:t>
         </w:r>
       </w:ins>
-      <w:ins w:id="534" w:author="Sandy Navarro" w:date="2026-10-22T17:34:00Z" w16du:dateUtc="2026-10-22T16:34:00Z">
+      <w:ins w:id="466" w:author="Sandy Navarro" w:date="2026-10-22T17:34:00Z" w16du:dateUtc="2026-10-22T16:34:00Z">
         <w:r>
           <w:t xml:space="preserve"> </w:t>
         </w:r>
@@ -6345,13 +5880,13 @@
       <w:pPr>
         <w:jc w:val="both"/>
         <w:rPr>
-          <w:del w:id="535" w:author="Sandy Navarro" w:date="2026-10-22T17:43:00Z" w16du:dateUtc="2026-10-22T16:43:00Z"/>
-        </w:rPr>
-        <w:pPrChange w:id="536" w:author="Sandy Navarro" w:date="2026-10-24T18:03:00Z" w16du:dateUtc="2026-10-24T17:03:00Z">
+          <w:del w:id="467" w:author="Sandy Navarro" w:date="2026-10-22T17:43:00Z" w16du:dateUtc="2026-10-22T16:43:00Z"/>
+        </w:rPr>
+        <w:pPrChange w:id="468" w:author="Sandy Navarro" w:date="2026-10-24T18:03:00Z" w16du:dateUtc="2026-10-24T17:03:00Z">
           <w:pPr/>
         </w:pPrChange>
       </w:pPr>
-      <w:ins w:id="537" w:author="Sandy Navarro" w:date="2026-10-22T17:44:00Z" w16du:dateUtc="2026-10-22T16:44:00Z">
+      <w:ins w:id="469" w:author="Sandy Navarro" w:date="2026-10-22T17:44:00Z" w16du:dateUtc="2026-10-22T16:44:00Z">
         <w:r>
           <w:t>To achieve the expected results from this project, the following objectives must be set:</w:t>
         </w:r>
@@ -6361,9 +5896,9 @@
       <w:pPr>
         <w:jc w:val="both"/>
         <w:rPr>
-          <w:ins w:id="538" w:author="Sandy Navarro" w:date="2026-10-22T17:44:00Z" w16du:dateUtc="2026-10-22T16:44:00Z"/>
-        </w:rPr>
-        <w:pPrChange w:id="539" w:author="Sandy Navarro" w:date="2026-10-24T18:03:00Z" w16du:dateUtc="2026-10-24T17:03:00Z">
+          <w:ins w:id="470" w:author="Sandy Navarro" w:date="2026-10-22T17:44:00Z" w16du:dateUtc="2026-10-22T16:44:00Z"/>
+        </w:rPr>
+        <w:pPrChange w:id="471" w:author="Sandy Navarro" w:date="2026-10-24T18:03:00Z" w16du:dateUtc="2026-10-24T17:03:00Z">
           <w:pPr/>
         </w:pPrChange>
       </w:pPr>
@@ -6377,9 +5912,9 @@
         </w:numPr>
         <w:jc w:val="both"/>
         <w:rPr>
-          <w:ins w:id="540" w:author="Sandy Navarro" w:date="2026-10-22T17:51:00Z" w16du:dateUtc="2026-10-22T16:51:00Z"/>
-        </w:rPr>
-        <w:pPrChange w:id="541" w:author="Sandy Navarro" w:date="2026-10-24T18:03:00Z" w16du:dateUtc="2026-10-24T17:03:00Z">
+          <w:ins w:id="472" w:author="Sandy Navarro" w:date="2026-10-22T17:51:00Z" w16du:dateUtc="2026-10-22T16:51:00Z"/>
+        </w:rPr>
+        <w:pPrChange w:id="473" w:author="Sandy Navarro" w:date="2026-10-24T18:03:00Z" w16du:dateUtc="2026-10-24T17:03:00Z">
           <w:pPr>
             <w:pStyle w:val="Prrafodelista"/>
             <w:numPr>
@@ -6389,37 +5924,37 @@
           </w:pPr>
         </w:pPrChange>
       </w:pPr>
-      <w:ins w:id="542" w:author="Sandy Navarro" w:date="2026-10-22T17:44:00Z" w16du:dateUtc="2026-10-22T16:44:00Z">
+      <w:ins w:id="474" w:author="Sandy Navarro" w:date="2026-10-22T17:44:00Z" w16du:dateUtc="2026-10-22T16:44:00Z">
         <w:r>
           <w:t>Understand t</w:t>
         </w:r>
       </w:ins>
-      <w:ins w:id="543" w:author="Sandy Navarro" w:date="2026-10-22T17:45:00Z" w16du:dateUtc="2026-10-22T16:45:00Z">
+      <w:ins w:id="475" w:author="Sandy Navarro" w:date="2026-10-22T17:45:00Z" w16du:dateUtc="2026-10-22T16:45:00Z">
         <w:r>
           <w:t>he available variables</w:t>
         </w:r>
       </w:ins>
-      <w:ins w:id="544" w:author="Sandy Navarro" w:date="2026-10-22T17:51:00Z" w16du:dateUtc="2026-10-22T16:51:00Z">
+      <w:ins w:id="476" w:author="Sandy Navarro" w:date="2026-10-22T17:51:00Z" w16du:dateUtc="2026-10-22T16:51:00Z">
         <w:r>
           <w:t xml:space="preserve"> (</w:t>
         </w:r>
       </w:ins>
-      <w:ins w:id="545" w:author="Sandy Navarro" w:date="2026-10-22T17:52:00Z" w16du:dateUtc="2026-10-22T16:52:00Z">
+      <w:ins w:id="477" w:author="Sandy Navarro" w:date="2026-10-22T17:52:00Z" w16du:dateUtc="2026-10-22T16:52:00Z">
         <w:r>
           <w:t>time period</w:t>
         </w:r>
       </w:ins>
-      <w:ins w:id="546" w:author="Sandy Navarro" w:date="2026-10-22T21:56:00Z" w16du:dateUtc="2026-10-22T20:56:00Z">
+      <w:ins w:id="478" w:author="Sandy Navarro" w:date="2026-10-22T21:56:00Z" w16du:dateUtc="2026-10-22T20:56:00Z">
         <w:r>
           <w:t>s</w:t>
         </w:r>
       </w:ins>
-      <w:ins w:id="547" w:author="Sandy Navarro" w:date="2026-10-22T17:52:00Z" w16du:dateUtc="2026-10-22T16:52:00Z">
+      <w:ins w:id="479" w:author="Sandy Navarro" w:date="2026-10-22T17:52:00Z" w16du:dateUtc="2026-10-22T16:52:00Z">
         <w:r>
           <w:t xml:space="preserve"> and geographical coverage</w:t>
         </w:r>
       </w:ins>
-      <w:ins w:id="548" w:author="Sandy Navarro" w:date="2026-10-22T17:51:00Z" w16du:dateUtc="2026-10-22T16:51:00Z">
+      <w:ins w:id="480" w:author="Sandy Navarro" w:date="2026-10-22T17:51:00Z" w16du:dateUtc="2026-10-22T16:51:00Z">
         <w:r>
           <w:t>)</w:t>
         </w:r>
@@ -6434,9 +5969,9 @@
         </w:numPr>
         <w:jc w:val="both"/>
         <w:rPr>
-          <w:ins w:id="549" w:author="Sandy Navarro" w:date="2026-10-22T17:48:00Z" w16du:dateUtc="2026-10-22T16:48:00Z"/>
-        </w:rPr>
-        <w:pPrChange w:id="550" w:author="Sandy Navarro" w:date="2026-10-24T18:03:00Z" w16du:dateUtc="2026-10-24T17:03:00Z">
+          <w:ins w:id="481" w:author="Sandy Navarro" w:date="2026-10-22T17:48:00Z" w16du:dateUtc="2026-10-22T16:48:00Z"/>
+        </w:rPr>
+        <w:pPrChange w:id="482" w:author="Sandy Navarro" w:date="2026-10-24T18:03:00Z" w16du:dateUtc="2026-10-24T17:03:00Z">
           <w:pPr>
             <w:pStyle w:val="Prrafodelista"/>
             <w:numPr>
@@ -6446,17 +5981,17 @@
           </w:pPr>
         </w:pPrChange>
       </w:pPr>
-      <w:ins w:id="551" w:author="Sandy Navarro" w:date="2026-10-22T17:45:00Z" w16du:dateUtc="2026-10-22T16:45:00Z">
+      <w:ins w:id="483" w:author="Sandy Navarro" w:date="2026-10-22T17:45:00Z" w16du:dateUtc="2026-10-22T16:45:00Z">
         <w:r>
           <w:t>To prepare and organise the monthly</w:t>
         </w:r>
       </w:ins>
-      <w:ins w:id="552" w:author="Sandy Navarro" w:date="2026-10-22T17:47:00Z" w16du:dateUtc="2026-10-22T16:47:00Z">
+      <w:ins w:id="484" w:author="Sandy Navarro" w:date="2026-10-22T17:47:00Z" w16du:dateUtc="2026-10-22T16:47:00Z">
         <w:r>
           <w:t xml:space="preserve"> data for statistical analysis and </w:t>
         </w:r>
       </w:ins>
-      <w:ins w:id="553" w:author="Sandy Navarro" w:date="2026-10-22T17:48:00Z" w16du:dateUtc="2026-10-22T16:48:00Z">
+      <w:ins w:id="485" w:author="Sandy Navarro" w:date="2026-10-22T17:48:00Z" w16du:dateUtc="2026-10-22T16:48:00Z">
         <w:r>
           <w:t>forecasting.</w:t>
         </w:r>
@@ -6471,9 +6006,9 @@
         </w:numPr>
         <w:jc w:val="both"/>
         <w:rPr>
-          <w:ins w:id="554" w:author="Sandy Navarro" w:date="2026-10-22T17:49:00Z" w16du:dateUtc="2026-10-22T16:49:00Z"/>
-        </w:rPr>
-        <w:pPrChange w:id="555" w:author="Sandy Navarro" w:date="2026-10-24T18:03:00Z" w16du:dateUtc="2026-10-24T17:03:00Z">
+          <w:ins w:id="486" w:author="Sandy Navarro" w:date="2026-10-22T17:49:00Z" w16du:dateUtc="2026-10-22T16:49:00Z"/>
+        </w:rPr>
+        <w:pPrChange w:id="487" w:author="Sandy Navarro" w:date="2026-10-24T18:03:00Z" w16du:dateUtc="2026-10-24T17:03:00Z">
           <w:pPr>
             <w:pStyle w:val="Prrafodelista"/>
             <w:numPr>
@@ -6483,12 +6018,12 @@
           </w:pPr>
         </w:pPrChange>
       </w:pPr>
-      <w:ins w:id="556" w:author="Sandy Navarro" w:date="2026-10-22T17:48:00Z" w16du:dateUtc="2026-10-22T16:48:00Z">
+      <w:ins w:id="488" w:author="Sandy Navarro" w:date="2026-10-22T17:48:00Z" w16du:dateUtc="2026-10-22T16:48:00Z">
         <w:r>
           <w:t xml:space="preserve">To use descriptive statistics and visualisations to identify trends and patterns in restaurant </w:t>
         </w:r>
       </w:ins>
-      <w:ins w:id="557" w:author="Sandy Navarro" w:date="2026-10-22T17:49:00Z" w16du:dateUtc="2026-10-22T16:49:00Z">
+      <w:ins w:id="489" w:author="Sandy Navarro" w:date="2026-10-22T17:49:00Z" w16du:dateUtc="2026-10-22T16:49:00Z">
         <w:r>
           <w:t>market spending, transactions and cardholder activity.</w:t>
         </w:r>
@@ -6503,9 +6038,9 @@
         </w:numPr>
         <w:jc w:val="both"/>
         <w:rPr>
-          <w:ins w:id="558" w:author="Sandy Navarro" w:date="2026-10-22T17:50:00Z" w16du:dateUtc="2026-10-22T16:50:00Z"/>
-        </w:rPr>
-        <w:pPrChange w:id="559" w:author="Sandy Navarro" w:date="2026-10-24T18:03:00Z" w16du:dateUtc="2026-10-24T17:03:00Z">
+          <w:ins w:id="490" w:author="Sandy Navarro" w:date="2026-10-22T17:50:00Z" w16du:dateUtc="2026-10-22T16:50:00Z"/>
+        </w:rPr>
+        <w:pPrChange w:id="491" w:author="Sandy Navarro" w:date="2026-10-24T18:03:00Z" w16du:dateUtc="2026-10-24T17:03:00Z">
           <w:pPr>
             <w:pStyle w:val="Prrafodelista"/>
             <w:numPr>
@@ -6515,7 +6050,7 @@
           </w:pPr>
         </w:pPrChange>
       </w:pPr>
-      <w:ins w:id="560" w:author="Sandy Navarro" w:date="2026-10-22T17:49:00Z" w16du:dateUtc="2026-10-22T16:49:00Z">
+      <w:ins w:id="492" w:author="Sandy Navarro" w:date="2026-10-22T17:49:00Z" w16du:dateUtc="2026-10-22T16:49:00Z">
         <w:r>
           <w:t>To apply an appropria</w:t>
         </w:r>
@@ -6523,7 +6058,7 @@
           <w:t xml:space="preserve">te forecasting </w:t>
         </w:r>
       </w:ins>
-      <w:ins w:id="561" w:author="Sandy Navarro" w:date="2026-10-22T17:50:00Z" w16du:dateUtc="2026-10-22T16:50:00Z">
+      <w:ins w:id="493" w:author="Sandy Navarro" w:date="2026-10-22T17:50:00Z" w16du:dateUtc="2026-10-22T16:50:00Z">
         <w:r>
           <w:t>method to estimate future restaurant market activity using historical data.</w:t>
         </w:r>
@@ -6538,25 +6073,25 @@
         </w:numPr>
         <w:jc w:val="both"/>
         <w:rPr>
-          <w:del w:id="562" w:author="Sandy Navarro" w:date="2026-10-22T17:58:00Z" w16du:dateUtc="2026-10-22T16:58:00Z"/>
-        </w:rPr>
-        <w:pPrChange w:id="563" w:author="Sandy Navarro" w:date="2026-10-24T18:03:00Z" w16du:dateUtc="2026-10-24T17:03:00Z">
+          <w:del w:id="494" w:author="Sandy Navarro" w:date="2026-10-22T17:58:00Z" w16du:dateUtc="2026-10-22T16:58:00Z"/>
+        </w:rPr>
+        <w:pPrChange w:id="495" w:author="Sandy Navarro" w:date="2026-10-24T18:03:00Z" w16du:dateUtc="2026-10-24T17:03:00Z">
           <w:pPr>
             <w:pStyle w:val="Prrafodelista"/>
           </w:pPr>
         </w:pPrChange>
       </w:pPr>
-      <w:ins w:id="564" w:author="Sandy Navarro" w:date="2026-10-22T17:50:00Z" w16du:dateUtc="2026-10-22T16:50:00Z">
+      <w:ins w:id="496" w:author="Sandy Navarro" w:date="2026-10-22T17:50:00Z" w16du:dateUtc="2026-10-22T16:50:00Z">
         <w:r>
           <w:t xml:space="preserve">To evaluate the accuracy and limitations of the </w:t>
         </w:r>
       </w:ins>
-      <w:ins w:id="565" w:author="Sandy Navarro" w:date="2026-10-22T17:51:00Z" w16du:dateUtc="2026-10-22T16:51:00Z">
+      <w:ins w:id="497" w:author="Sandy Navarro" w:date="2026-10-22T17:51:00Z" w16du:dateUtc="2026-10-22T16:51:00Z">
         <w:r>
           <w:t>forecast and discuss how the findings could inform operational planning</w:t>
         </w:r>
       </w:ins>
-      <w:ins w:id="566" w:author="Sandy Navarro" w:date="2026-10-22T21:58:00Z" w16du:dateUtc="2026-10-22T20:58:00Z">
+      <w:ins w:id="498" w:author="Sandy Navarro" w:date="2026-10-22T21:58:00Z" w16du:dateUtc="2026-10-22T20:58:00Z">
         <w:r>
           <w:t>.</w:t>
         </w:r>
@@ -6571,9 +6106,9 @@
         </w:numPr>
         <w:jc w:val="both"/>
         <w:rPr>
-          <w:ins w:id="567" w:author="Sandy Navarro" w:date="2026-10-22T21:59:00Z" w16du:dateUtc="2026-10-22T20:59:00Z"/>
-        </w:rPr>
-        <w:pPrChange w:id="568" w:author="Sandy Navarro" w:date="2026-10-24T18:03:00Z" w16du:dateUtc="2026-10-24T17:03:00Z">
+          <w:ins w:id="499" w:author="Sandy Navarro" w:date="2026-10-22T21:59:00Z" w16du:dateUtc="2026-10-22T20:59:00Z"/>
+        </w:rPr>
+        <w:pPrChange w:id="500" w:author="Sandy Navarro" w:date="2026-10-24T18:03:00Z" w16du:dateUtc="2026-10-24T17:03:00Z">
           <w:pPr/>
         </w:pPrChange>
       </w:pPr>
@@ -6582,17 +6117,17 @@
       <w:pPr>
         <w:jc w:val="both"/>
         <w:rPr>
-          <w:ins w:id="569" w:author="Sandy Navarro" w:date="2026-10-24T18:07:00Z" w16du:dateUtc="2026-10-24T17:07:00Z"/>
-        </w:rPr>
-      </w:pPr>
-    </w:p>
-    <w:p>
-      <w:pPr>
-        <w:jc w:val="both"/>
-        <w:rPr>
-          <w:ins w:id="570" w:author="Sandy Navarro" w:date="2026-10-22T21:59:00Z" w16du:dateUtc="2026-10-22T20:59:00Z"/>
-        </w:rPr>
-        <w:pPrChange w:id="571" w:author="Sandy Navarro" w:date="2026-10-24T18:03:00Z" w16du:dateUtc="2026-10-24T17:03:00Z">
+          <w:ins w:id="501" w:author="Sandy Navarro" w:date="2026-10-24T18:07:00Z" w16du:dateUtc="2026-10-24T17:07:00Z"/>
+        </w:rPr>
+      </w:pPr>
+    </w:p>
+    <w:p>
+      <w:pPr>
+        <w:jc w:val="both"/>
+        <w:rPr>
+          <w:ins w:id="502" w:author="Sandy Navarro" w:date="2026-10-22T21:59:00Z" w16du:dateUtc="2026-10-22T20:59:00Z"/>
+        </w:rPr>
+        <w:pPrChange w:id="503" w:author="Sandy Navarro" w:date="2026-10-24T18:03:00Z" w16du:dateUtc="2026-10-24T17:03:00Z">
           <w:pPr/>
         </w:pPrChange>
       </w:pPr>
@@ -6601,9 +6136,9 @@
       <w:pPr>
         <w:jc w:val="both"/>
         <w:rPr>
-          <w:ins w:id="572" w:author="Sandy Navarro" w:date="2026-10-22T21:59:00Z" w16du:dateUtc="2026-10-22T20:59:00Z"/>
-        </w:rPr>
-        <w:pPrChange w:id="573" w:author="Sandy Navarro" w:date="2026-10-24T18:03:00Z" w16du:dateUtc="2026-10-24T17:03:00Z">
+          <w:ins w:id="504" w:author="Sandy Navarro" w:date="2026-10-22T21:59:00Z" w16du:dateUtc="2026-10-22T20:59:00Z"/>
+        </w:rPr>
+        <w:pPrChange w:id="505" w:author="Sandy Navarro" w:date="2026-10-24T18:03:00Z" w16du:dateUtc="2026-10-24T17:03:00Z">
           <w:pPr>
             <w:pStyle w:val="Ttulo1"/>
           </w:pPr>
@@ -6615,9 +6150,9 @@
         <w:pStyle w:val="Prrafodelista"/>
         <w:jc w:val="both"/>
         <w:rPr>
-          <w:ins w:id="574" w:author="Sandy Navarro" w:date="2026-10-22T21:58:00Z" w16du:dateUtc="2026-10-22T20:58:00Z"/>
-        </w:rPr>
-        <w:pPrChange w:id="575" w:author="Sandy Navarro" w:date="2026-10-24T18:03:00Z" w16du:dateUtc="2026-10-24T17:03:00Z">
+          <w:ins w:id="506" w:author="Sandy Navarro" w:date="2026-10-22T21:58:00Z" w16du:dateUtc="2026-10-22T20:58:00Z"/>
+        </w:rPr>
+        <w:pPrChange w:id="507" w:author="Sandy Navarro" w:date="2026-10-24T18:03:00Z" w16du:dateUtc="2026-10-24T17:03:00Z">
           <w:pPr/>
         </w:pPrChange>
       </w:pPr>
@@ -6631,9 +6166,9 @@
         </w:numPr>
         <w:jc w:val="both"/>
         <w:rPr>
-          <w:del w:id="576" w:author="Sandy Navarro" w:date="2026-10-22T17:58:00Z" w16du:dateUtc="2026-10-22T16:58:00Z"/>
-        </w:rPr>
-        <w:pPrChange w:id="577" w:author="Sandy Navarro" w:date="2026-10-24T18:03:00Z" w16du:dateUtc="2026-10-24T17:03:00Z">
+          <w:del w:id="508" w:author="Sandy Navarro" w:date="2026-10-22T17:58:00Z" w16du:dateUtc="2026-10-22T16:58:00Z"/>
+        </w:rPr>
+        <w:pPrChange w:id="509" w:author="Sandy Navarro" w:date="2026-10-24T18:03:00Z" w16du:dateUtc="2026-10-24T17:03:00Z">
           <w:pPr/>
         </w:pPrChange>
       </w:pPr>
@@ -6647,9 +6182,9 @@
         </w:numPr>
         <w:jc w:val="both"/>
         <w:rPr>
-          <w:ins w:id="578" w:author="Sandy Navarro" w:date="2026-10-22T18:00:00Z" w16du:dateUtc="2026-10-22T17:00:00Z"/>
-        </w:rPr>
-        <w:pPrChange w:id="579" w:author="Sandy Navarro" w:date="2026-10-24T18:03:00Z" w16du:dateUtc="2026-10-24T17:03:00Z">
+          <w:ins w:id="510" w:author="Sandy Navarro" w:date="2026-10-22T18:00:00Z" w16du:dateUtc="2026-10-22T17:00:00Z"/>
+        </w:rPr>
+        <w:pPrChange w:id="511" w:author="Sandy Navarro" w:date="2026-10-24T18:03:00Z" w16du:dateUtc="2026-10-24T17:03:00Z">
           <w:pPr>
             <w:pStyle w:val="Prrafodelista"/>
             <w:numPr>
@@ -6659,9 +6194,9 @@
           </w:pPr>
         </w:pPrChange>
       </w:pPr>
-      <w:bookmarkStart w:id="580" w:name="_Scope."/>
-      <w:bookmarkEnd w:id="580"/>
-      <w:ins w:id="581" w:author="Sandy Navarro" w:date="2026-10-19T09:21:00Z" w16du:dateUtc="2026-10-19T08:21:00Z">
+      <w:bookmarkStart w:id="512" w:name="_Scope."/>
+      <w:bookmarkEnd w:id="512"/>
+      <w:ins w:id="513" w:author="Sandy Navarro" w:date="2026-10-19T09:21:00Z" w16du:dateUtc="2026-10-19T08:21:00Z">
         <w:r>
           <w:t>Scope.</w:t>
         </w:r>
@@ -6671,16 +6206,16 @@
       <w:pPr>
         <w:jc w:val="both"/>
         <w:rPr>
-          <w:ins w:id="582" w:author="Sandy Navarro" w:date="2026-10-22T18:06:00Z" w16du:dateUtc="2026-10-22T17:06:00Z"/>
-        </w:rPr>
-        <w:pPrChange w:id="583" w:author="Sandy Navarro" w:date="2026-10-24T18:03:00Z" w16du:dateUtc="2026-10-24T17:03:00Z">
+          <w:ins w:id="514" w:author="Sandy Navarro" w:date="2026-10-22T18:06:00Z" w16du:dateUtc="2026-10-22T17:06:00Z"/>
+        </w:rPr>
+        <w:pPrChange w:id="515" w:author="Sandy Navarro" w:date="2026-10-24T18:03:00Z" w16du:dateUtc="2026-10-24T17:03:00Z">
           <w:pPr/>
         </w:pPrChange>
       </w:pPr>
-      <w:ins w:id="584" w:author="Sandy Navarro" w:date="2026-10-22T18:05:00Z" w16du:dateUtc="2026-10-22T17:05:00Z">
+      <w:ins w:id="516" w:author="Sandy Navarro" w:date="2026-10-22T18:05:00Z" w16du:dateUtc="2026-10-22T17:05:00Z">
         <w:r>
           <w:rPr>
-            <w:rPrChange w:id="585" w:author="Sandy Navarro" w:date="2026-10-22T21:12:00Z" w16du:dateUtc="2026-10-22T20:12:00Z">
+            <w:rPrChange w:id="517" w:author="Sandy Navarro" w:date="2026-10-22T21:12:00Z" w16du:dateUtc="2026-10-22T20:12:00Z">
               <w:rPr>
                 <w:rFonts w:eastAsiaTheme="majorEastAsia" w:cstheme="majorBidi"/>
                 <w:color w:val="3A3A3A" w:themeColor="background2" w:themeShade="40"/>
@@ -6697,7 +6232,7 @@
           <w:t>will focus on restaurant market activity in the UK</w:t>
         </w:r>
       </w:ins>
-      <w:ins w:id="586" w:author="Sandy Navarro" w:date="2026-10-22T18:06:00Z" w16du:dateUtc="2026-10-22T17:06:00Z">
+      <w:ins w:id="518" w:author="Sandy Navarro" w:date="2026-10-22T18:06:00Z" w16du:dateUtc="2026-10-22T17:06:00Z">
         <w:r>
           <w:t>, using historical data from August 2019 to August 2024.</w:t>
         </w:r>
@@ -6707,28 +6242,28 @@
       <w:pPr>
         <w:jc w:val="both"/>
         <w:rPr>
-          <w:ins w:id="587" w:author="Sandy Navarro" w:date="2026-10-22T18:10:00Z" w16du:dateUtc="2026-10-22T17:10:00Z"/>
-        </w:rPr>
-        <w:pPrChange w:id="588" w:author="Sandy Navarro" w:date="2026-10-24T18:03:00Z" w16du:dateUtc="2026-10-24T17:03:00Z">
+          <w:ins w:id="519" w:author="Sandy Navarro" w:date="2026-10-22T18:10:00Z" w16du:dateUtc="2026-10-22T17:10:00Z"/>
+        </w:rPr>
+        <w:pPrChange w:id="520" w:author="Sandy Navarro" w:date="2026-10-24T18:03:00Z" w16du:dateUtc="2026-10-24T17:03:00Z">
           <w:pPr/>
         </w:pPrChange>
       </w:pPr>
-      <w:ins w:id="589" w:author="Sandy Navarro" w:date="2026-10-22T18:06:00Z" w16du:dateUtc="2026-10-22T17:06:00Z">
+      <w:ins w:id="521" w:author="Sandy Navarro" w:date="2026-10-22T18:06:00Z" w16du:dateUtc="2026-10-22T17:06:00Z">
         <w:r>
           <w:t xml:space="preserve">The </w:t>
         </w:r>
       </w:ins>
-      <w:ins w:id="590" w:author="Sandy Navarro" w:date="2026-10-22T18:07:00Z" w16du:dateUtc="2026-10-22T17:07:00Z">
+      <w:ins w:id="522" w:author="Sandy Navarro" w:date="2026-10-22T18:07:00Z" w16du:dateUtc="2026-10-22T17:07:00Z">
         <w:r>
           <w:t xml:space="preserve">project will include cleaning and organising the data, using statistics to understand changes over time, and creating graphs </w:t>
         </w:r>
       </w:ins>
-      <w:ins w:id="591" w:author="Sandy Navarro" w:date="2026-10-22T18:08:00Z" w16du:dateUtc="2026-10-22T17:08:00Z">
+      <w:ins w:id="523" w:author="Sandy Navarro" w:date="2026-10-22T18:08:00Z" w16du:dateUtc="2026-10-22T17:08:00Z">
         <w:r>
           <w:t xml:space="preserve">to identify patterns. The main variable will be the market transaction index, while spending and cardholder </w:t>
         </w:r>
       </w:ins>
-      <w:ins w:id="592" w:author="Sandy Navarro" w:date="2026-10-22T18:10:00Z" w16du:dateUtc="2026-10-22T17:10:00Z">
+      <w:ins w:id="524" w:author="Sandy Navarro" w:date="2026-10-22T18:10:00Z" w16du:dateUtc="2026-10-22T17:10:00Z">
         <w:r>
           <w:t>indices will provide additional information.</w:t>
         </w:r>
@@ -6738,18 +6273,18 @@
       <w:pPr>
         <w:jc w:val="both"/>
         <w:rPr>
-          <w:ins w:id="593" w:author="Sandy Navarro" w:date="2026-10-22T18:11:00Z" w16du:dateUtc="2026-10-22T17:11:00Z"/>
-        </w:rPr>
-        <w:pPrChange w:id="594" w:author="Sandy Navarro" w:date="2026-10-24T18:03:00Z" w16du:dateUtc="2026-10-24T17:03:00Z">
+          <w:ins w:id="525" w:author="Sandy Navarro" w:date="2026-10-22T18:11:00Z" w16du:dateUtc="2026-10-22T17:11:00Z"/>
+        </w:rPr>
+        <w:pPrChange w:id="526" w:author="Sandy Navarro" w:date="2026-10-24T18:03:00Z" w16du:dateUtc="2026-10-24T17:03:00Z">
           <w:pPr/>
         </w:pPrChange>
       </w:pPr>
-      <w:ins w:id="595" w:author="Sandy Navarro" w:date="2026-10-22T18:10:00Z" w16du:dateUtc="2026-10-22T17:10:00Z">
+      <w:ins w:id="527" w:author="Sandy Navarro" w:date="2026-10-22T18:10:00Z" w16du:dateUtc="2026-10-22T17:10:00Z">
         <w:r>
           <w:t>I will also test forecasting methods to s</w:t>
         </w:r>
       </w:ins>
-      <w:ins w:id="596" w:author="Sandy Navarro" w:date="2026-10-22T18:11:00Z" w16du:dateUtc="2026-10-22T17:11:00Z">
+      <w:ins w:id="528" w:author="Sandy Navarro" w:date="2026-10-22T18:11:00Z" w16du:dateUtc="2026-10-22T17:11:00Z">
         <w:r>
           <w:t>ee if past data can help predict future restaurant market activity.</w:t>
         </w:r>
@@ -6764,10 +6299,10 @@
         </w:numPr>
         <w:jc w:val="both"/>
         <w:rPr>
-          <w:ins w:id="597" w:author="Sandy Navarro" w:date="2026-10-22T18:13:00Z" w16du:dateUtc="2026-10-22T17:13:00Z"/>
+          <w:ins w:id="529" w:author="Sandy Navarro" w:date="2026-10-22T18:13:00Z" w16du:dateUtc="2026-10-22T17:13:00Z"/>
           <w:rFonts w:eastAsia="Calibri"/>
         </w:rPr>
-        <w:pPrChange w:id="598" w:author="Sandy Navarro" w:date="2026-10-24T18:03:00Z" w16du:dateUtc="2026-10-24T17:03:00Z">
+        <w:pPrChange w:id="530" w:author="Sandy Navarro" w:date="2026-10-24T18:03:00Z" w16du:dateUtc="2026-10-24T17:03:00Z">
           <w:pPr>
             <w:pStyle w:val="Ttulo1"/>
             <w:numPr>
@@ -6777,9 +6312,9 @@
           </w:pPr>
         </w:pPrChange>
       </w:pPr>
-      <w:bookmarkStart w:id="599" w:name="_Methodology."/>
-      <w:bookmarkEnd w:id="599"/>
-      <w:ins w:id="600" w:author="Sandy Navarro" w:date="2026-10-22T18:13:00Z" w16du:dateUtc="2026-10-22T17:13:00Z">
+      <w:bookmarkStart w:id="531" w:name="_Methodology."/>
+      <w:bookmarkEnd w:id="531"/>
+      <w:ins w:id="532" w:author="Sandy Navarro" w:date="2026-10-22T18:13:00Z" w16du:dateUtc="2026-10-22T17:13:00Z">
         <w:r>
           <w:rPr>
             <w:rFonts w:eastAsia="Calibri"/>
@@ -6792,18 +6327,18 @@
       <w:pPr>
         <w:jc w:val="both"/>
         <w:rPr>
-          <w:ins w:id="601" w:author="Sandy Navarro" w:date="2026-10-22T18:15:00Z" w16du:dateUtc="2026-10-22T17:15:00Z"/>
-        </w:rPr>
-        <w:pPrChange w:id="602" w:author="Sandy Navarro" w:date="2026-10-24T18:03:00Z" w16du:dateUtc="2026-10-24T17:03:00Z">
+          <w:ins w:id="533" w:author="Sandy Navarro" w:date="2026-10-22T18:15:00Z" w16du:dateUtc="2026-10-22T17:15:00Z"/>
+        </w:rPr>
+        <w:pPrChange w:id="534" w:author="Sandy Navarro" w:date="2026-10-24T18:03:00Z" w16du:dateUtc="2026-10-24T17:03:00Z">
           <w:pPr/>
         </w:pPrChange>
       </w:pPr>
-      <w:ins w:id="603" w:author="Sandy Navarro" w:date="2026-10-22T18:13:00Z" w16du:dateUtc="2026-10-22T17:13:00Z">
+      <w:ins w:id="535" w:author="Sandy Navarro" w:date="2026-10-22T18:13:00Z" w16du:dateUtc="2026-10-22T17:13:00Z">
         <w:r>
           <w:t xml:space="preserve">I will complete </w:t>
         </w:r>
       </w:ins>
-      <w:ins w:id="604" w:author="Sandy Navarro" w:date="2026-10-22T18:15:00Z" w16du:dateUtc="2026-10-22T17:15:00Z">
+      <w:ins w:id="536" w:author="Sandy Navarro" w:date="2026-10-22T18:15:00Z" w16du:dateUtc="2026-10-22T17:15:00Z">
         <w:r>
           <w:t>this project in several stages:</w:t>
         </w:r>
@@ -6813,15 +6348,15 @@
       <w:pPr>
         <w:jc w:val="both"/>
         <w:rPr>
-          <w:ins w:id="605" w:author="Sandy Navarro" w:date="2026-10-22T18:16:00Z" w16du:dateUtc="2026-10-22T17:16:00Z"/>
+          <w:ins w:id="537" w:author="Sandy Navarro" w:date="2026-10-22T18:16:00Z" w16du:dateUtc="2026-10-22T17:16:00Z"/>
           <w:b/>
           <w:bCs/>
         </w:rPr>
-        <w:pPrChange w:id="606" w:author="Sandy Navarro" w:date="2026-10-24T18:03:00Z" w16du:dateUtc="2026-10-24T17:03:00Z">
+        <w:pPrChange w:id="538" w:author="Sandy Navarro" w:date="2026-10-24T18:03:00Z" w16du:dateUtc="2026-10-24T17:03:00Z">
           <w:pPr/>
         </w:pPrChange>
       </w:pPr>
-      <w:ins w:id="607" w:author="Sandy Navarro" w:date="2026-10-22T18:15:00Z" w16du:dateUtc="2026-10-22T17:15:00Z">
+      <w:ins w:id="539" w:author="Sandy Navarro" w:date="2026-10-22T18:15:00Z" w16du:dateUtc="2026-10-22T17:15:00Z">
         <w:r>
           <w:rPr>
             <w:b/>
@@ -6830,7 +6365,7 @@
           <w:t>Data Pre</w:t>
         </w:r>
       </w:ins>
-      <w:ins w:id="608" w:author="Sandy Navarro" w:date="2026-10-22T18:16:00Z" w16du:dateUtc="2026-10-22T17:16:00Z">
+      <w:ins w:id="540" w:author="Sandy Navarro" w:date="2026-10-22T18:16:00Z" w16du:dateUtc="2026-10-22T17:16:00Z">
         <w:r>
           <w:rPr>
             <w:b/>
@@ -6844,38 +6379,38 @@
       <w:pPr>
         <w:jc w:val="both"/>
         <w:rPr>
-          <w:ins w:id="609" w:author="Sandy Navarro" w:date="2026-10-22T21:01:00Z" w16du:dateUtc="2026-10-22T20:01:00Z"/>
-        </w:rPr>
-        <w:pPrChange w:id="610" w:author="Sandy Navarro" w:date="2026-10-24T18:03:00Z" w16du:dateUtc="2026-10-24T17:03:00Z">
+          <w:ins w:id="541" w:author="Sandy Navarro" w:date="2026-10-22T21:01:00Z" w16du:dateUtc="2026-10-22T20:01:00Z"/>
+        </w:rPr>
+        <w:pPrChange w:id="542" w:author="Sandy Navarro" w:date="2026-10-24T18:03:00Z" w16du:dateUtc="2026-10-24T17:03:00Z">
           <w:pPr/>
         </w:pPrChange>
       </w:pPr>
-      <w:ins w:id="611" w:author="Sandy Navarro" w:date="2026-10-22T18:16:00Z" w16du:dateUtc="2026-10-22T17:16:00Z">
+      <w:ins w:id="543" w:author="Sandy Navarro" w:date="2026-10-22T18:16:00Z" w16du:dateUtc="2026-10-22T17:16:00Z">
         <w:r>
           <w:t xml:space="preserve">First, I will download the dataset from the UK Government website </w:t>
         </w:r>
       </w:ins>
-      <w:ins w:id="612" w:author="Sandy Navarro" w:date="2026-10-22T18:22:00Z" w16du:dateUtc="2026-10-22T17:22:00Z">
+      <w:ins w:id="544" w:author="Sandy Navarro" w:date="2026-10-22T18:22:00Z" w16du:dateUtc="2026-10-22T17:22:00Z">
         <w:r>
           <w:t xml:space="preserve">and import </w:t>
         </w:r>
       </w:ins>
-      <w:ins w:id="613" w:author="Sandy Navarro" w:date="2026-10-22T20:11:00Z" w16du:dateUtc="2026-10-22T19:11:00Z">
+      <w:ins w:id="545" w:author="Sandy Navarro" w:date="2026-10-22T20:11:00Z" w16du:dateUtc="2026-10-22T19:11:00Z">
         <w:r>
           <w:t>it into Python using Jupyter Notebook. I will check the</w:t>
         </w:r>
       </w:ins>
-      <w:ins w:id="614" w:author="Sandy Navarro" w:date="2026-10-22T20:12:00Z" w16du:dateUtc="2026-10-22T19:12:00Z">
+      <w:ins w:id="546" w:author="Sandy Navarro" w:date="2026-10-22T20:12:00Z" w16du:dateUtc="2026-10-22T19:12:00Z">
         <w:r>
           <w:t xml:space="preserve"> columns, </w:t>
         </w:r>
       </w:ins>
-      <w:ins w:id="615" w:author="Sandy Navarro" w:date="2026-10-22T21:00:00Z" w16du:dateUtc="2026-10-22T20:00:00Z">
+      <w:ins w:id="547" w:author="Sandy Navarro" w:date="2026-10-22T21:00:00Z" w16du:dateUtc="2026-10-22T20:00:00Z">
         <w:r>
           <w:t xml:space="preserve">missing values and dates, </w:t>
         </w:r>
       </w:ins>
-      <w:ins w:id="616" w:author="Sandy Navarro" w:date="2026-10-22T21:01:00Z" w16du:dateUtc="2026-10-22T20:01:00Z">
+      <w:ins w:id="548" w:author="Sandy Navarro" w:date="2026-10-22T21:01:00Z" w16du:dateUtc="2026-10-22T20:01:00Z">
         <w:r>
           <w:t>and organise the data by month and geographical group.</w:t>
         </w:r>
@@ -6885,15 +6420,15 @@
       <w:pPr>
         <w:jc w:val="both"/>
         <w:rPr>
-          <w:ins w:id="617" w:author="Sandy Navarro" w:date="2026-10-22T21:01:00Z" w16du:dateUtc="2026-10-22T20:01:00Z"/>
+          <w:ins w:id="549" w:author="Sandy Navarro" w:date="2026-10-22T21:01:00Z" w16du:dateUtc="2026-10-22T20:01:00Z"/>
           <w:b/>
           <w:bCs/>
         </w:rPr>
-        <w:pPrChange w:id="618" w:author="Sandy Navarro" w:date="2026-10-24T18:03:00Z" w16du:dateUtc="2026-10-24T17:03:00Z">
+        <w:pPrChange w:id="550" w:author="Sandy Navarro" w:date="2026-10-24T18:03:00Z" w16du:dateUtc="2026-10-24T17:03:00Z">
           <w:pPr/>
         </w:pPrChange>
       </w:pPr>
-      <w:ins w:id="619" w:author="Sandy Navarro" w:date="2026-10-22T21:01:00Z" w16du:dateUtc="2026-10-22T20:01:00Z">
+      <w:ins w:id="551" w:author="Sandy Navarro" w:date="2026-10-22T21:01:00Z" w16du:dateUtc="2026-10-22T20:01:00Z">
         <w:r>
           <w:rPr>
             <w:b/>
@@ -6902,7 +6437,7 @@
           <w:t>Data Analysis</w:t>
         </w:r>
       </w:ins>
-      <w:ins w:id="620" w:author="Sandy Navarro" w:date="2026-10-22T21:07:00Z" w16du:dateUtc="2026-10-22T20:07:00Z">
+      <w:ins w:id="552" w:author="Sandy Navarro" w:date="2026-10-22T21:07:00Z" w16du:dateUtc="2026-10-22T20:07:00Z">
         <w:r>
           <w:rPr>
             <w:b/>
@@ -6916,38 +6451,38 @@
       <w:pPr>
         <w:jc w:val="both"/>
         <w:rPr>
-          <w:ins w:id="621" w:author="Sandy Navarro" w:date="2026-10-22T21:03:00Z" w16du:dateUtc="2026-10-22T20:03:00Z"/>
-        </w:rPr>
-        <w:pPrChange w:id="622" w:author="Sandy Navarro" w:date="2026-10-24T18:03:00Z" w16du:dateUtc="2026-10-24T17:03:00Z">
+          <w:ins w:id="553" w:author="Sandy Navarro" w:date="2026-10-22T21:03:00Z" w16du:dateUtc="2026-10-22T20:03:00Z"/>
+        </w:rPr>
+        <w:pPrChange w:id="554" w:author="Sandy Navarro" w:date="2026-10-24T18:03:00Z" w16du:dateUtc="2026-10-24T17:03:00Z">
           <w:pPr/>
         </w:pPrChange>
       </w:pPr>
-      <w:ins w:id="623" w:author="Sandy Navarro" w:date="2026-10-22T21:01:00Z" w16du:dateUtc="2026-10-22T20:01:00Z">
+      <w:ins w:id="555" w:author="Sandy Navarro" w:date="2026-10-22T21:01:00Z" w16du:dateUtc="2026-10-22T20:01:00Z">
         <w:r>
           <w:t xml:space="preserve">Next, I will use Pandas </w:t>
         </w:r>
       </w:ins>
-      <w:ins w:id="624" w:author="Sandy Navarro" w:date="2026-10-22T21:02:00Z" w16du:dateUtc="2026-10-22T20:02:00Z">
+      <w:ins w:id="556" w:author="Sandy Navarro" w:date="2026-10-22T21:02:00Z" w16du:dateUtc="2026-10-22T20:02:00Z">
         <w:r>
           <w:t>to calculate basic statistics such as the mean, the median</w:t>
         </w:r>
       </w:ins>
-      <w:ins w:id="625" w:author="Sandy Navarro" w:date="2026-10-22T21:03:00Z" w16du:dateUtc="2026-10-22T20:03:00Z">
+      <w:ins w:id="557" w:author="Sandy Navarro" w:date="2026-10-22T21:03:00Z" w16du:dateUtc="2026-10-22T20:03:00Z">
         <w:r>
           <w:t xml:space="preserve"> </w:t>
         </w:r>
       </w:ins>
-      <w:ins w:id="626" w:author="Sandy Navarro" w:date="2026-10-22T21:02:00Z" w16du:dateUtc="2026-10-22T20:02:00Z">
+      <w:ins w:id="558" w:author="Sandy Navarro" w:date="2026-10-22T21:02:00Z" w16du:dateUtc="2026-10-22T20:02:00Z">
         <w:r>
           <w:t xml:space="preserve">and standard deviation. I will also create graphs using matplotlib to </w:t>
         </w:r>
       </w:ins>
-      <w:ins w:id="627" w:author="Sandy Navarro" w:date="2026-10-22T21:04:00Z" w16du:dateUtc="2026-10-22T20:04:00Z">
+      <w:ins w:id="559" w:author="Sandy Navarro" w:date="2026-10-22T21:04:00Z" w16du:dateUtc="2026-10-22T20:04:00Z">
         <w:r>
           <w:t>understand how</w:t>
         </w:r>
       </w:ins>
-      <w:ins w:id="628" w:author="Sandy Navarro" w:date="2026-10-22T21:03:00Z" w16du:dateUtc="2026-10-22T20:03:00Z">
+      <w:ins w:id="560" w:author="Sandy Navarro" w:date="2026-10-22T21:03:00Z" w16du:dateUtc="2026-10-22T20:03:00Z">
         <w:r>
           <w:t xml:space="preserve"> restaurant market activity has changed over time.</w:t>
         </w:r>
@@ -6957,15 +6492,15 @@
       <w:pPr>
         <w:jc w:val="both"/>
         <w:rPr>
-          <w:ins w:id="629" w:author="Sandy Navarro" w:date="2026-10-22T21:03:00Z" w16du:dateUtc="2026-10-22T20:03:00Z"/>
+          <w:ins w:id="561" w:author="Sandy Navarro" w:date="2026-10-22T21:03:00Z" w16du:dateUtc="2026-10-22T20:03:00Z"/>
           <w:b/>
           <w:bCs/>
         </w:rPr>
-        <w:pPrChange w:id="630" w:author="Sandy Navarro" w:date="2026-10-24T18:03:00Z" w16du:dateUtc="2026-10-24T17:03:00Z">
+        <w:pPrChange w:id="562" w:author="Sandy Navarro" w:date="2026-10-24T18:03:00Z" w16du:dateUtc="2026-10-24T17:03:00Z">
           <w:pPr/>
         </w:pPrChange>
       </w:pPr>
-      <w:ins w:id="631" w:author="Sandy Navarro" w:date="2026-10-22T21:03:00Z" w16du:dateUtc="2026-10-22T20:03:00Z">
+      <w:ins w:id="563" w:author="Sandy Navarro" w:date="2026-10-22T21:03:00Z" w16du:dateUtc="2026-10-22T20:03:00Z">
         <w:r>
           <w:rPr>
             <w:b/>
@@ -6974,7 +6509,7 @@
           <w:t>Forecasting</w:t>
         </w:r>
       </w:ins>
-      <w:ins w:id="632" w:author="Sandy Navarro" w:date="2026-10-22T21:07:00Z" w16du:dateUtc="2026-10-22T20:07:00Z">
+      <w:ins w:id="564" w:author="Sandy Navarro" w:date="2026-10-22T21:07:00Z" w16du:dateUtc="2026-10-22T20:07:00Z">
         <w:r>
           <w:rPr>
             <w:b/>
@@ -6988,28 +6523,28 @@
       <w:pPr>
         <w:jc w:val="both"/>
         <w:rPr>
-          <w:ins w:id="633" w:author="Sandy Navarro" w:date="2026-10-22T21:06:00Z" w16du:dateUtc="2026-10-22T20:06:00Z"/>
-        </w:rPr>
-        <w:pPrChange w:id="634" w:author="Sandy Navarro" w:date="2026-10-24T18:03:00Z" w16du:dateUtc="2026-10-24T17:03:00Z">
+          <w:ins w:id="565" w:author="Sandy Navarro" w:date="2026-10-22T21:06:00Z" w16du:dateUtc="2026-10-22T20:06:00Z"/>
+        </w:rPr>
+        <w:pPrChange w:id="566" w:author="Sandy Navarro" w:date="2026-10-24T18:03:00Z" w16du:dateUtc="2026-10-24T17:03:00Z">
           <w:pPr/>
         </w:pPrChange>
       </w:pPr>
-      <w:ins w:id="635" w:author="Sandy Navarro" w:date="2026-10-22T21:03:00Z" w16du:dateUtc="2026-10-22T20:03:00Z">
+      <w:ins w:id="567" w:author="Sandy Navarro" w:date="2026-10-22T21:03:00Z" w16du:dateUtc="2026-10-22T20:03:00Z">
         <w:r>
           <w:t>After analysing the data, I will try a simple forecasting meth</w:t>
         </w:r>
       </w:ins>
-      <w:ins w:id="636" w:author="Sandy Navarro" w:date="2026-10-22T21:04:00Z" w16du:dateUtc="2026-10-22T20:04:00Z">
+      <w:ins w:id="568" w:author="Sandy Navarro" w:date="2026-10-22T21:04:00Z" w16du:dateUtc="2026-10-22T20:04:00Z">
         <w:r>
           <w:t>od using historical values. For example, I may use moving averages or exponential smoot</w:t>
         </w:r>
       </w:ins>
-      <w:ins w:id="637" w:author="Sandy Navarro" w:date="2026-10-22T21:05:00Z" w16du:dateUtc="2026-10-22T20:05:00Z">
+      <w:ins w:id="569" w:author="Sandy Navarro" w:date="2026-10-22T21:05:00Z" w16du:dateUtc="2026-10-22T20:05:00Z">
         <w:r>
           <w:t>hing, depending on what is suitable for the dataset and what I learn during the c</w:t>
         </w:r>
       </w:ins>
-      <w:ins w:id="638" w:author="Sandy Navarro" w:date="2026-10-22T21:06:00Z" w16du:dateUtc="2026-10-22T20:06:00Z">
+      <w:ins w:id="570" w:author="Sandy Navarro" w:date="2026-10-22T21:06:00Z" w16du:dateUtc="2026-10-22T20:06:00Z">
         <w:r>
           <w:t>ourse.</w:t>
         </w:r>
@@ -7019,15 +6554,15 @@
       <w:pPr>
         <w:jc w:val="both"/>
         <w:rPr>
-          <w:ins w:id="639" w:author="Sandy Navarro" w:date="2026-10-22T21:07:00Z" w16du:dateUtc="2026-10-22T20:07:00Z"/>
+          <w:ins w:id="571" w:author="Sandy Navarro" w:date="2026-10-22T21:07:00Z" w16du:dateUtc="2026-10-22T20:07:00Z"/>
           <w:b/>
           <w:bCs/>
         </w:rPr>
-        <w:pPrChange w:id="640" w:author="Sandy Navarro" w:date="2026-10-24T18:03:00Z" w16du:dateUtc="2026-10-24T17:03:00Z">
+        <w:pPrChange w:id="572" w:author="Sandy Navarro" w:date="2026-10-24T18:03:00Z" w16du:dateUtc="2026-10-24T17:03:00Z">
           <w:pPr/>
         </w:pPrChange>
       </w:pPr>
-      <w:ins w:id="641" w:author="Sandy Navarro" w:date="2026-10-22T21:06:00Z" w16du:dateUtc="2026-10-22T20:06:00Z">
+      <w:ins w:id="573" w:author="Sandy Navarro" w:date="2026-10-22T21:06:00Z" w16du:dateUtc="2026-10-22T20:06:00Z">
         <w:r>
           <w:rPr>
             <w:b/>
@@ -7036,7 +6571,7 @@
           <w:t>Evaluation</w:t>
         </w:r>
       </w:ins>
-      <w:ins w:id="642" w:author="Sandy Navarro" w:date="2026-10-22T21:07:00Z" w16du:dateUtc="2026-10-22T20:07:00Z">
+      <w:ins w:id="574" w:author="Sandy Navarro" w:date="2026-10-22T21:07:00Z" w16du:dateUtc="2026-10-22T20:07:00Z">
         <w:r>
           <w:rPr>
             <w:b/>
@@ -7050,18 +6585,18 @@
       <w:pPr>
         <w:jc w:val="both"/>
         <w:rPr>
-          <w:ins w:id="643" w:author="Sandy Navarro" w:date="2026-10-22T21:09:00Z" w16du:dateUtc="2026-10-22T20:09:00Z"/>
-        </w:rPr>
-        <w:pPrChange w:id="644" w:author="Sandy Navarro" w:date="2026-10-24T18:03:00Z" w16du:dateUtc="2026-10-24T17:03:00Z">
+          <w:ins w:id="575" w:author="Sandy Navarro" w:date="2026-10-22T21:09:00Z" w16du:dateUtc="2026-10-22T20:09:00Z"/>
+        </w:rPr>
+        <w:pPrChange w:id="576" w:author="Sandy Navarro" w:date="2026-10-24T18:03:00Z" w16du:dateUtc="2026-10-24T17:03:00Z">
           <w:pPr/>
         </w:pPrChange>
       </w:pPr>
-      <w:ins w:id="645" w:author="Sandy Navarro" w:date="2026-10-22T21:07:00Z" w16du:dateUtc="2026-10-22T20:07:00Z">
+      <w:ins w:id="577" w:author="Sandy Navarro" w:date="2026-10-22T21:07:00Z" w16du:dateUtc="2026-10-22T20:07:00Z">
         <w:r>
           <w:t xml:space="preserve">I will compare the predicted values with actual </w:t>
         </w:r>
       </w:ins>
-      <w:ins w:id="646" w:author="Sandy Navarro" w:date="2026-10-22T21:08:00Z" w16du:dateUtc="2026-10-22T20:08:00Z">
+      <w:ins w:id="578" w:author="Sandy Navarro" w:date="2026-10-22T21:08:00Z" w16du:dateUtc="2026-10-22T20:08:00Z">
         <w:r>
           <w:t>values from later months to see how accurate the forecasts are. I will also compare the results with a simple baseline method.</w:t>
         </w:r>
@@ -7071,15 +6606,15 @@
       <w:pPr>
         <w:jc w:val="both"/>
         <w:rPr>
-          <w:ins w:id="647" w:author="Sandy Navarro" w:date="2026-10-22T21:09:00Z" w16du:dateUtc="2026-10-22T20:09:00Z"/>
+          <w:ins w:id="579" w:author="Sandy Navarro" w:date="2026-10-22T21:09:00Z" w16du:dateUtc="2026-10-22T20:09:00Z"/>
           <w:b/>
           <w:bCs/>
         </w:rPr>
-        <w:pPrChange w:id="648" w:author="Sandy Navarro" w:date="2026-10-24T18:03:00Z" w16du:dateUtc="2026-10-24T17:03:00Z">
+        <w:pPrChange w:id="580" w:author="Sandy Navarro" w:date="2026-10-24T18:03:00Z" w16du:dateUtc="2026-10-24T17:03:00Z">
           <w:pPr/>
         </w:pPrChange>
       </w:pPr>
-      <w:ins w:id="649" w:author="Sandy Navarro" w:date="2026-10-22T21:09:00Z" w16du:dateUtc="2026-10-22T20:09:00Z">
+      <w:ins w:id="581" w:author="Sandy Navarro" w:date="2026-10-22T21:09:00Z" w16du:dateUtc="2026-10-22T20:09:00Z">
         <w:r>
           <w:rPr>
             <w:b/>
@@ -7093,18 +6628,18 @@
       <w:pPr>
         <w:jc w:val="both"/>
         <w:rPr>
-          <w:ins w:id="650" w:author="Sandy Navarro" w:date="2026-10-22T21:10:00Z" w16du:dateUtc="2026-10-22T20:10:00Z"/>
-        </w:rPr>
-        <w:pPrChange w:id="651" w:author="Sandy Navarro" w:date="2026-10-24T18:03:00Z" w16du:dateUtc="2026-10-24T17:03:00Z">
+          <w:ins w:id="582" w:author="Sandy Navarro" w:date="2026-10-22T21:10:00Z" w16du:dateUtc="2026-10-22T20:10:00Z"/>
+        </w:rPr>
+        <w:pPrChange w:id="583" w:author="Sandy Navarro" w:date="2026-10-24T18:03:00Z" w16du:dateUtc="2026-10-24T17:03:00Z">
           <w:pPr/>
         </w:pPrChange>
       </w:pPr>
-      <w:ins w:id="652" w:author="Sandy Navarro" w:date="2026-10-22T21:09:00Z" w16du:dateUtc="2026-10-22T20:09:00Z">
+      <w:ins w:id="584" w:author="Sandy Navarro" w:date="2026-10-22T21:09:00Z" w16du:dateUtc="2026-10-22T20:09:00Z">
         <w:r>
           <w:t xml:space="preserve">I plan to use </w:t>
         </w:r>
       </w:ins>
-      <w:ins w:id="653" w:author="Sandy Navarro" w:date="2026-10-22T21:10:00Z" w16du:dateUtc="2026-10-22T20:10:00Z">
+      <w:ins w:id="585" w:author="Sandy Navarro" w:date="2026-10-22T21:10:00Z" w16du:dateUtc="2026-10-22T20:10:00Z">
         <w:r>
           <w:t>Jupyter Notebook, Pandas and Matplotlib because these are tools I am learning to use during my course.</w:t>
         </w:r>
@@ -7114,15 +6649,15 @@
       <w:pPr>
         <w:jc w:val="both"/>
         <w:rPr>
-          <w:ins w:id="654" w:author="Sandy Navarro" w:date="2026-10-22T21:41:00Z" w16du:dateUtc="2026-10-22T20:41:00Z"/>
+          <w:ins w:id="586" w:author="Sandy Navarro" w:date="2026-10-22T21:41:00Z" w16du:dateUtc="2026-10-22T20:41:00Z"/>
           <w:b/>
           <w:bCs/>
         </w:rPr>
-        <w:pPrChange w:id="655" w:author="Sandy Navarro" w:date="2026-10-24T18:03:00Z" w16du:dateUtc="2026-10-24T17:03:00Z">
+        <w:pPrChange w:id="587" w:author="Sandy Navarro" w:date="2026-10-24T18:03:00Z" w16du:dateUtc="2026-10-24T17:03:00Z">
           <w:pPr/>
         </w:pPrChange>
       </w:pPr>
-      <w:ins w:id="656" w:author="Sandy Navarro" w:date="2026-10-22T21:41:00Z" w16du:dateUtc="2026-10-22T20:41:00Z">
+      <w:ins w:id="588" w:author="Sandy Navarro" w:date="2026-10-22T21:41:00Z" w16du:dateUtc="2026-10-22T20:41:00Z">
         <w:r>
           <w:rPr>
             <w:b/>
@@ -7136,25 +6671,25 @@
       <w:pPr>
         <w:jc w:val="both"/>
         <w:rPr>
-          <w:ins w:id="657" w:author="Sandy Navarro" w:date="2026-10-22T21:13:00Z" w16du:dateUtc="2026-10-22T20:13:00Z"/>
-          <w:rPrChange w:id="658" w:author="Sandy Navarro" w:date="2026-10-22T21:13:00Z" w16du:dateUtc="2026-10-22T20:13:00Z">
+          <w:ins w:id="589" w:author="Sandy Navarro" w:date="2026-10-22T21:13:00Z" w16du:dateUtc="2026-10-22T20:13:00Z"/>
+          <w:rPrChange w:id="590" w:author="Sandy Navarro" w:date="2026-10-22T21:13:00Z" w16du:dateUtc="2026-10-22T20:13:00Z">
             <w:rPr>
-              <w:ins w:id="659" w:author="Sandy Navarro" w:date="2026-10-22T21:13:00Z" w16du:dateUtc="2026-10-22T20:13:00Z"/>
+              <w:ins w:id="591" w:author="Sandy Navarro" w:date="2026-10-22T21:13:00Z" w16du:dateUtc="2026-10-22T20:13:00Z"/>
               <w:b/>
               <w:bCs/>
             </w:rPr>
           </w:rPrChange>
         </w:rPr>
-        <w:pPrChange w:id="660" w:author="Sandy Navarro" w:date="2026-10-24T18:03:00Z" w16du:dateUtc="2026-10-24T17:03:00Z">
+        <w:pPrChange w:id="592" w:author="Sandy Navarro" w:date="2026-10-24T18:03:00Z" w16du:dateUtc="2026-10-24T17:03:00Z">
           <w:pPr/>
         </w:pPrChange>
       </w:pPr>
-      <w:ins w:id="661" w:author="Sandy Navarro" w:date="2026-10-22T21:11:00Z" w16du:dateUtc="2026-10-22T20:11:00Z">
+      <w:ins w:id="593" w:author="Sandy Navarro" w:date="2026-10-22T21:11:00Z" w16du:dateUtc="2026-10-22T20:11:00Z">
         <w:r>
           <w:rPr>
             <w:b/>
             <w:bCs/>
-            <w:rPrChange w:id="662" w:author="Sandy Navarro" w:date="2026-10-22T21:12:00Z" w16du:dateUtc="2026-10-22T20:12:00Z">
+            <w:rPrChange w:id="594" w:author="Sandy Navarro" w:date="2026-10-22T21:12:00Z" w16du:dateUtc="2026-10-22T20:12:00Z">
               <w:rPr/>
             </w:rPrChange>
           </w:rPr>
@@ -7165,7 +6700,7 @@
           <w:rPr>
             <w:b/>
             <w:bCs/>
-            <w:rPrChange w:id="663" w:author="Sandy Navarro" w:date="2026-10-22T21:12:00Z" w16du:dateUtc="2026-10-22T20:12:00Z">
+            <w:rPrChange w:id="595" w:author="Sandy Navarro" w:date="2026-10-22T21:12:00Z" w16du:dateUtc="2026-10-22T20:12:00Z">
               <w:rPr>
                 <w:lang w:val="es-MX"/>
               </w:rPr>
@@ -7174,12 +6709,12 @@
           <w:t>-level</w:t>
         </w:r>
       </w:ins>
-      <w:ins w:id="664" w:author="Sandy Navarro" w:date="2026-10-22T21:12:00Z" w16du:dateUtc="2026-10-22T20:12:00Z">
+      <w:ins w:id="596" w:author="Sandy Navarro" w:date="2026-10-22T21:12:00Z" w16du:dateUtc="2026-10-22T20:12:00Z">
         <w:r>
           <w:rPr>
             <w:b/>
             <w:bCs/>
-            <w:rPrChange w:id="665" w:author="Sandy Navarro" w:date="2026-10-22T21:12:00Z" w16du:dateUtc="2026-10-22T20:12:00Z">
+            <w:rPrChange w:id="597" w:author="Sandy Navarro" w:date="2026-10-22T21:12:00Z" w16du:dateUtc="2026-10-22T20:12:00Z">
               <w:rPr>
                 <w:lang w:val="es-MX"/>
               </w:rPr>
@@ -7191,7 +6726,7 @@
           <w:rPr>
             <w:b/>
             <w:bCs/>
-            <w:rPrChange w:id="666" w:author="Sandy Navarro" w:date="2026-10-22T21:12:00Z" w16du:dateUtc="2026-10-22T20:12:00Z">
+            <w:rPrChange w:id="598" w:author="Sandy Navarro" w:date="2026-10-22T21:12:00Z" w16du:dateUtc="2026-10-22T20:12:00Z">
               <w:rPr>
                 <w:b/>
                 <w:bCs/>
@@ -7207,23 +6742,23 @@
       <w:pPr>
         <w:jc w:val="both"/>
         <w:rPr>
-          <w:ins w:id="667" w:author="Sandy Navarro" w:date="2026-10-22T21:12:00Z" w16du:dateUtc="2026-10-22T20:12:00Z"/>
+          <w:ins w:id="599" w:author="Sandy Navarro" w:date="2026-10-22T21:12:00Z" w16du:dateUtc="2026-10-22T20:12:00Z"/>
           <w:lang w:val="en-GB"/>
-          <w:rPrChange w:id="668" w:author="Sandy Navarro" w:date="2026-10-22T21:13:00Z" w16du:dateUtc="2026-10-22T20:13:00Z">
+          <w:rPrChange w:id="600" w:author="Sandy Navarro" w:date="2026-10-22T21:13:00Z" w16du:dateUtc="2026-10-22T20:13:00Z">
             <w:rPr>
-              <w:ins w:id="669" w:author="Sandy Navarro" w:date="2026-10-22T21:12:00Z" w16du:dateUtc="2026-10-22T20:12:00Z"/>
+              <w:ins w:id="601" w:author="Sandy Navarro" w:date="2026-10-22T21:12:00Z" w16du:dateUtc="2026-10-22T20:12:00Z"/>
               <w:lang w:val="es-MX"/>
             </w:rPr>
           </w:rPrChange>
         </w:rPr>
-        <w:pPrChange w:id="670" w:author="Sandy Navarro" w:date="2026-10-24T18:03:00Z" w16du:dateUtc="2026-10-24T17:03:00Z">
+        <w:pPrChange w:id="602" w:author="Sandy Navarro" w:date="2026-10-24T18:03:00Z" w16du:dateUtc="2026-10-24T17:03:00Z">
           <w:pPr/>
         </w:pPrChange>
       </w:pPr>
-      <w:ins w:id="671" w:author="Sandy Navarro" w:date="2026-10-22T21:13:00Z" w16du:dateUtc="2026-10-22T20:13:00Z">
+      <w:ins w:id="603" w:author="Sandy Navarro" w:date="2026-10-22T21:13:00Z" w16du:dateUtc="2026-10-22T20:13:00Z">
         <w:r>
           <w:rPr>
-            <w:rPrChange w:id="672" w:author="Sandy Navarro" w:date="2026-10-22T21:13:00Z" w16du:dateUtc="2026-10-22T20:13:00Z">
+            <w:rPrChange w:id="604" w:author="Sandy Navarro" w:date="2026-10-22T21:13:00Z" w16du:dateUtc="2026-10-22T20:13:00Z">
               <w:rPr>
                 <w:b/>
                 <w:bCs/>
@@ -7235,7 +6770,7 @@
         <w:r>
           <w:rPr>
             <w:lang w:val="en-GB"/>
-            <w:rPrChange w:id="673" w:author="Sandy Navarro" w:date="2026-10-22T21:13:00Z" w16du:dateUtc="2026-10-22T20:13:00Z">
+            <w:rPrChange w:id="605" w:author="Sandy Navarro" w:date="2026-10-22T21:13:00Z" w16du:dateUtc="2026-10-22T20:13:00Z">
               <w:rPr>
                 <w:b/>
                 <w:bCs/>
@@ -7251,13 +6786,13 @@
       <w:pPr>
         <w:jc w:val="both"/>
         <w:rPr>
-          <w:ins w:id="674" w:author="Sandy Navarro" w:date="2026-10-22T17:59:00Z" w16du:dateUtc="2026-10-22T16:59:00Z"/>
-        </w:rPr>
-        <w:pPrChange w:id="675" w:author="Sandy Navarro" w:date="2026-10-24T18:03:00Z" w16du:dateUtc="2026-10-24T17:03:00Z">
+          <w:ins w:id="606" w:author="Sandy Navarro" w:date="2026-10-22T17:59:00Z" w16du:dateUtc="2026-10-22T16:59:00Z"/>
+        </w:rPr>
+        <w:pPrChange w:id="607" w:author="Sandy Navarro" w:date="2026-10-24T18:03:00Z" w16du:dateUtc="2026-10-24T17:03:00Z">
           <w:pPr/>
         </w:pPrChange>
       </w:pPr>
-      <w:ins w:id="676" w:author="Sandy Navarro" w:date="2026-10-22T21:31:00Z" w16du:dateUtc="2026-10-22T20:31:00Z">
+      <w:ins w:id="608" w:author="Sandy Navarro" w:date="2026-10-22T21:31:00Z" w16du:dateUtc="2026-10-22T20:31:00Z">
         <w:r>
           <w:rPr>
             <w:noProof/>
@@ -7277,7 +6812,7 @@
           </w:drawing>
         </w:r>
       </w:ins>
-      <w:ins w:id="677" w:author="Sandy Navarro" w:date="2026-10-22T21:10:00Z" w16du:dateUtc="2026-10-22T20:10:00Z">
+      <w:ins w:id="609" w:author="Sandy Navarro" w:date="2026-10-22T21:10:00Z" w16du:dateUtc="2026-10-22T20:10:00Z">
         <w:r>
           <w:t xml:space="preserve"> </w:t>
         </w:r>
@@ -7287,28 +6822,28 @@
       <w:pPr>
         <w:jc w:val="both"/>
         <w:rPr>
-          <w:ins w:id="678" w:author="Sandy Navarro" w:date="2026-10-22T21:49:00Z" w16du:dateUtc="2026-10-22T20:49:00Z"/>
-        </w:rPr>
-        <w:pPrChange w:id="679" w:author="Sandy Navarro" w:date="2026-10-24T18:03:00Z" w16du:dateUtc="2026-10-24T17:03:00Z">
+          <w:ins w:id="610" w:author="Sandy Navarro" w:date="2026-10-22T21:49:00Z" w16du:dateUtc="2026-10-22T20:49:00Z"/>
+        </w:rPr>
+        <w:pPrChange w:id="611" w:author="Sandy Navarro" w:date="2026-10-24T18:03:00Z" w16du:dateUtc="2026-10-24T17:03:00Z">
           <w:pPr/>
         </w:pPrChange>
       </w:pPr>
-      <w:ins w:id="680" w:author="Sandy Navarro" w:date="2026-10-22T21:41:00Z" w16du:dateUtc="2026-10-22T20:41:00Z">
+      <w:ins w:id="612" w:author="Sandy Navarro" w:date="2026-10-22T21:41:00Z" w16du:dateUtc="2026-10-22T20:41:00Z">
         <w:r>
           <w:t xml:space="preserve">This diagram shows the main </w:t>
         </w:r>
       </w:ins>
-      <w:ins w:id="681" w:author="Sandy Navarro" w:date="2026-10-22T21:42:00Z" w16du:dateUtc="2026-10-22T20:42:00Z">
+      <w:ins w:id="613" w:author="Sandy Navarro" w:date="2026-10-22T21:42:00Z" w16du:dateUtc="2026-10-22T20:42:00Z">
         <w:r>
           <w:t xml:space="preserve">stages on this project, from obtaining the data to evaluating </w:t>
         </w:r>
       </w:ins>
-      <w:ins w:id="682" w:author="Sandy Navarro" w:date="2026-10-22T21:48:00Z" w16du:dateUtc="2026-10-22T20:48:00Z">
+      <w:ins w:id="614" w:author="Sandy Navarro" w:date="2026-10-22T21:48:00Z" w16du:dateUtc="2026-10-22T20:48:00Z">
         <w:r>
           <w:t>the p</w:t>
         </w:r>
       </w:ins>
-      <w:ins w:id="683" w:author="Sandy Navarro" w:date="2026-10-22T21:49:00Z" w16du:dateUtc="2026-10-22T20:49:00Z">
+      <w:ins w:id="615" w:author="Sandy Navarro" w:date="2026-10-22T21:49:00Z" w16du:dateUtc="2026-10-22T20:49:00Z">
         <w:r>
           <w:t>redictions and presenting recommendations.</w:t>
         </w:r>
@@ -7319,9 +6854,9 @@
         <w:pStyle w:val="Ttulo1"/>
         <w:jc w:val="both"/>
         <w:rPr>
-          <w:ins w:id="684" w:author="Sandy Navarro" w:date="2026-10-19T09:21:00Z" w16du:dateUtc="2026-10-19T08:21:00Z"/>
-        </w:rPr>
-        <w:pPrChange w:id="685" w:author="Sandy Navarro" w:date="2026-10-24T18:03:00Z" w16du:dateUtc="2026-10-24T17:03:00Z">
+          <w:ins w:id="616" w:author="Sandy Navarro" w:date="2026-10-19T09:21:00Z" w16du:dateUtc="2026-10-19T08:21:00Z"/>
+        </w:rPr>
+        <w:pPrChange w:id="617" w:author="Sandy Navarro" w:date="2026-10-24T18:03:00Z" w16du:dateUtc="2026-10-24T17:03:00Z">
           <w:pPr/>
         </w:pPrChange>
       </w:pPr>
@@ -7335,9 +6870,9 @@
         </w:numPr>
         <w:jc w:val="both"/>
         <w:rPr>
-          <w:ins w:id="686" w:author="Sandy Navarro" w:date="2026-10-22T22:06:00Z" w16du:dateUtc="2026-10-22T21:06:00Z"/>
-        </w:rPr>
-        <w:pPrChange w:id="687" w:author="Sandy Navarro" w:date="2026-10-24T18:03:00Z" w16du:dateUtc="2026-10-24T17:03:00Z">
+          <w:ins w:id="618" w:author="Sandy Navarro" w:date="2026-10-22T22:06:00Z" w16du:dateUtc="2026-10-22T21:06:00Z"/>
+        </w:rPr>
+        <w:pPrChange w:id="619" w:author="Sandy Navarro" w:date="2026-10-24T18:03:00Z" w16du:dateUtc="2026-10-24T17:03:00Z">
           <w:pPr>
             <w:pStyle w:val="Ttulo1"/>
             <w:numPr>
@@ -7347,14 +6882,14 @@
           </w:pPr>
         </w:pPrChange>
       </w:pPr>
-      <w:bookmarkStart w:id="688" w:name="_Data_sources."/>
-      <w:bookmarkEnd w:id="688"/>
-      <w:ins w:id="689" w:author="Sandy Navarro" w:date="2026-10-22T22:05:00Z" w16du:dateUtc="2026-10-22T21:05:00Z">
+      <w:bookmarkStart w:id="620" w:name="_Data_sources."/>
+      <w:bookmarkEnd w:id="620"/>
+      <w:ins w:id="621" w:author="Sandy Navarro" w:date="2026-10-22T22:05:00Z" w16du:dateUtc="2026-10-22T21:05:00Z">
         <w:r>
           <w:t>Da</w:t>
         </w:r>
       </w:ins>
-      <w:ins w:id="690" w:author="Sandy Navarro" w:date="2026-10-22T22:06:00Z" w16du:dateUtc="2026-10-22T21:06:00Z">
+      <w:ins w:id="622" w:author="Sandy Navarro" w:date="2026-10-22T22:06:00Z" w16du:dateUtc="2026-10-22T21:06:00Z">
         <w:r>
           <w:t>ta sources.</w:t>
         </w:r>
@@ -7364,18 +6899,18 @@
       <w:pPr>
         <w:jc w:val="both"/>
         <w:rPr>
-          <w:ins w:id="691" w:author="Sandy Navarro" w:date="2026-10-22T22:10:00Z" w16du:dateUtc="2026-10-22T21:10:00Z"/>
-        </w:rPr>
-        <w:pPrChange w:id="692" w:author="Sandy Navarro" w:date="2026-10-24T18:03:00Z" w16du:dateUtc="2026-10-24T17:03:00Z">
+          <w:ins w:id="623" w:author="Sandy Navarro" w:date="2026-10-22T22:10:00Z" w16du:dateUtc="2026-10-22T21:10:00Z"/>
+        </w:rPr>
+        <w:pPrChange w:id="624" w:author="Sandy Navarro" w:date="2026-10-24T18:03:00Z" w16du:dateUtc="2026-10-24T17:03:00Z">
           <w:pPr/>
         </w:pPrChange>
       </w:pPr>
-      <w:ins w:id="693" w:author="Sandy Navarro" w:date="2026-10-22T22:06:00Z" w16du:dateUtc="2026-10-22T21:06:00Z">
+      <w:ins w:id="625" w:author="Sandy Navarro" w:date="2026-10-22T22:06:00Z" w16du:dateUtc="2026-10-22T21:06:00Z">
         <w:r>
           <w:t xml:space="preserve">I will use the dataset </w:t>
         </w:r>
       </w:ins>
-      <w:ins w:id="694" w:author="Sandy Navarro" w:date="2026-10-22T22:08:00Z" w16du:dateUtc="2026-10-22T21:08:00Z">
+      <w:ins w:id="626" w:author="Sandy Navarro" w:date="2026-10-22T22:08:00Z" w16du:dateUtc="2026-10-22T21:08:00Z">
         <w:r>
           <w:rPr>
             <w:i/>
@@ -7384,7 +6919,7 @@
           <w:t xml:space="preserve">Local Retail Market Estimates: Restaurants, UK, Monthly, August 2019 </w:t>
         </w:r>
       </w:ins>
-      <w:ins w:id="695" w:author="Sandy Navarro" w:date="2026-10-22T22:09:00Z" w16du:dateUtc="2026-10-22T21:09:00Z">
+      <w:ins w:id="627" w:author="Sandy Navarro" w:date="2026-10-22T22:09:00Z" w16du:dateUtc="2026-10-22T21:09:00Z">
         <w:r>
           <w:rPr>
             <w:i/>
@@ -7396,7 +6931,7 @@
           <w:t xml:space="preserve">published by the UK Competition and Markets Authority </w:t>
         </w:r>
       </w:ins>
-      <w:ins w:id="696" w:author="Sandy Navarro" w:date="2026-10-22T22:10:00Z" w16du:dateUtc="2026-10-22T21:10:00Z">
+      <w:ins w:id="628" w:author="Sandy Navarro" w:date="2026-10-22T22:10:00Z" w16du:dateUtc="2026-10-22T21:10:00Z">
         <w:r>
           <w:t>(CMA).</w:t>
         </w:r>
@@ -7406,13 +6941,13 @@
       <w:pPr>
         <w:jc w:val="both"/>
         <w:rPr>
-          <w:ins w:id="697" w:author="Sandy Navarro" w:date="2026-10-22T22:11:00Z" w16du:dateUtc="2026-10-22T21:11:00Z"/>
-        </w:rPr>
-        <w:pPrChange w:id="698" w:author="Sandy Navarro" w:date="2026-10-24T18:03:00Z" w16du:dateUtc="2026-10-24T17:03:00Z">
+          <w:ins w:id="629" w:author="Sandy Navarro" w:date="2026-10-22T22:11:00Z" w16du:dateUtc="2026-10-22T21:11:00Z"/>
+        </w:rPr>
+        <w:pPrChange w:id="630" w:author="Sandy Navarro" w:date="2026-10-24T18:03:00Z" w16du:dateUtc="2026-10-24T17:03:00Z">
           <w:pPr/>
         </w:pPrChange>
       </w:pPr>
-      <w:ins w:id="699" w:author="Sandy Navarro" w:date="2026-10-22T22:10:00Z" w16du:dateUtc="2026-10-22T21:10:00Z">
+      <w:ins w:id="631" w:author="Sandy Navarro" w:date="2026-10-22T22:10:00Z" w16du:dateUtc="2026-10-22T21:10:00Z">
         <w:r>
           <w:t xml:space="preserve">The dataset is available on the official UK Government website: </w:t>
         </w:r>
@@ -7422,13 +6957,13 @@
       <w:pPr>
         <w:jc w:val="both"/>
         <w:rPr>
-          <w:ins w:id="700" w:author="Sandy Navarro" w:date="2026-10-22T22:12:00Z" w16du:dateUtc="2026-10-22T21:12:00Z"/>
-        </w:rPr>
-        <w:pPrChange w:id="701" w:author="Sandy Navarro" w:date="2026-10-24T18:03:00Z" w16du:dateUtc="2026-10-24T17:03:00Z">
+          <w:ins w:id="632" w:author="Sandy Navarro" w:date="2026-10-22T22:12:00Z" w16du:dateUtc="2026-10-22T21:12:00Z"/>
+        </w:rPr>
+        <w:pPrChange w:id="633" w:author="Sandy Navarro" w:date="2026-10-24T18:03:00Z" w16du:dateUtc="2026-10-24T17:03:00Z">
           <w:pPr/>
         </w:pPrChange>
       </w:pPr>
-      <w:ins w:id="702" w:author="Sandy Navarro" w:date="2026-10-22T22:12:00Z" w16du:dateUtc="2026-10-22T21:12:00Z">
+      <w:ins w:id="634" w:author="Sandy Navarro" w:date="2026-10-22T22:12:00Z" w16du:dateUtc="2026-10-22T21:12:00Z">
         <w:r>
           <w:fldChar w:fldCharType="begin"/>
         </w:r>
@@ -7436,12 +6971,12 @@
           <w:instrText>HYPERLINK "</w:instrText>
         </w:r>
       </w:ins>
-      <w:ins w:id="703" w:author="Sandy Navarro" w:date="2026-10-22T22:11:00Z" w16du:dateUtc="2026-10-22T21:11:00Z">
+      <w:ins w:id="635" w:author="Sandy Navarro" w:date="2026-10-22T22:11:00Z" w16du:dateUtc="2026-10-22T21:11:00Z">
         <w:r>
           <w:instrText>https://www.gov.uk/government/publications/estimating-geographical-retail-markets-from-card-spending-data</w:instrText>
         </w:r>
       </w:ins>
-      <w:ins w:id="704" w:author="Sandy Navarro" w:date="2026-10-22T22:12:00Z" w16du:dateUtc="2026-10-22T21:12:00Z">
+      <w:ins w:id="636" w:author="Sandy Navarro" w:date="2026-10-22T22:12:00Z" w16du:dateUtc="2026-10-22T21:12:00Z">
         <w:r>
           <w:instrText>"</w:instrText>
         </w:r>
@@ -7449,7 +6984,7 @@
           <w:fldChar w:fldCharType="separate"/>
         </w:r>
       </w:ins>
-      <w:ins w:id="705" w:author="Sandy Navarro" w:date="2026-10-22T22:11:00Z" w16du:dateUtc="2026-10-22T21:11:00Z">
+      <w:ins w:id="637" w:author="Sandy Navarro" w:date="2026-10-22T22:11:00Z" w16du:dateUtc="2026-10-22T21:11:00Z">
         <w:r>
           <w:rPr>
             <w:rStyle w:val="Hipervnculo"/>
@@ -7457,7 +6992,7 @@
           <w:t>https://www.gov.uk/government/publications/estimating-geographical-retail-markets-from-card-spending-data</w:t>
         </w:r>
       </w:ins>
-      <w:ins w:id="706" w:author="Sandy Navarro" w:date="2026-10-22T22:12:00Z" w16du:dateUtc="2026-10-22T21:12:00Z">
+      <w:ins w:id="638" w:author="Sandy Navarro" w:date="2026-10-22T22:12:00Z" w16du:dateUtc="2026-10-22T21:12:00Z">
         <w:r>
           <w:fldChar w:fldCharType="end"/>
         </w:r>
@@ -7470,33 +7005,33 @@
       <w:pPr>
         <w:jc w:val="both"/>
         <w:rPr>
-          <w:ins w:id="707" w:author="Sandy Navarro" w:date="2026-10-22T22:15:00Z" w16du:dateUtc="2026-10-22T21:15:00Z"/>
-        </w:rPr>
-        <w:pPrChange w:id="708" w:author="Sandy Navarro" w:date="2026-10-24T18:03:00Z" w16du:dateUtc="2026-10-24T17:03:00Z">
+          <w:ins w:id="639" w:author="Sandy Navarro" w:date="2026-10-22T22:15:00Z" w16du:dateUtc="2026-10-22T21:15:00Z"/>
+        </w:rPr>
+        <w:pPrChange w:id="640" w:author="Sandy Navarro" w:date="2026-10-24T18:03:00Z" w16du:dateUtc="2026-10-24T17:03:00Z">
           <w:pPr/>
         </w:pPrChange>
       </w:pPr>
-      <w:ins w:id="709" w:author="Sandy Navarro" w:date="2026-10-22T22:11:00Z" w16du:dateUtc="2026-10-22T21:11:00Z">
+      <w:ins w:id="641" w:author="Sandy Navarro" w:date="2026-10-22T22:11:00Z" w16du:dateUtc="2026-10-22T21:11:00Z">
         <w:r>
           <w:t>It contains</w:t>
         </w:r>
       </w:ins>
-      <w:ins w:id="710" w:author="Sandy Navarro" w:date="2026-10-22T22:12:00Z" w16du:dateUtc="2026-10-22T21:12:00Z">
+      <w:ins w:id="642" w:author="Sandy Navarro" w:date="2026-10-22T22:12:00Z" w16du:dateUtc="2026-10-22T21:12:00Z">
         <w:r>
           <w:t xml:space="preserve"> monthly information about restaurant </w:t>
         </w:r>
       </w:ins>
-      <w:ins w:id="711" w:author="Sandy Navarro" w:date="2026-10-22T22:13:00Z" w16du:dateUtc="2026-10-22T21:13:00Z">
+      <w:ins w:id="643" w:author="Sandy Navarro" w:date="2026-10-22T22:13:00Z" w16du:dateUtc="2026-10-22T21:13:00Z">
         <w:r>
           <w:t xml:space="preserve">market activity </w:t>
         </w:r>
       </w:ins>
-      <w:ins w:id="712" w:author="Sandy Navarro" w:date="2026-10-22T22:14:00Z" w16du:dateUtc="2026-10-22T21:14:00Z">
+      <w:ins w:id="644" w:author="Sandy Navarro" w:date="2026-10-22T22:14:00Z" w16du:dateUtc="2026-10-22T21:14:00Z">
         <w:r>
           <w:t>in different areas of the UK. The main columns include the month, geographical location, market spending index</w:t>
         </w:r>
       </w:ins>
-      <w:ins w:id="713" w:author="Sandy Navarro" w:date="2026-10-22T22:15:00Z" w16du:dateUtc="2026-10-22T21:15:00Z">
+      <w:ins w:id="645" w:author="Sandy Navarro" w:date="2026-10-22T22:15:00Z" w16du:dateUtc="2026-10-22T21:15:00Z">
         <w:r>
           <w:t xml:space="preserve">, market transaction index and market </w:t>
         </w:r>
@@ -7509,7 +7044,7 @@
           <w:t xml:space="preserve"> index.</w:t>
         </w:r>
       </w:ins>
-      <w:ins w:id="714" w:author="Sandy Navarro" w:date="2026-10-22T22:11:00Z" w16du:dateUtc="2026-10-22T21:11:00Z">
+      <w:ins w:id="646" w:author="Sandy Navarro" w:date="2026-10-22T22:11:00Z" w16du:dateUtc="2026-10-22T21:11:00Z">
         <w:r>
           <w:t xml:space="preserve"> </w:t>
         </w:r>
@@ -7519,23 +7054,23 @@
       <w:pPr>
         <w:jc w:val="both"/>
         <w:rPr>
-          <w:ins w:id="715" w:author="Sandy Navarro" w:date="2026-10-22T22:17:00Z" w16du:dateUtc="2026-10-22T21:17:00Z"/>
-        </w:rPr>
-        <w:pPrChange w:id="716" w:author="Sandy Navarro" w:date="2026-10-24T18:03:00Z" w16du:dateUtc="2026-10-24T17:03:00Z">
+          <w:ins w:id="647" w:author="Sandy Navarro" w:date="2026-10-22T22:17:00Z" w16du:dateUtc="2026-10-22T21:17:00Z"/>
+        </w:rPr>
+        <w:pPrChange w:id="648" w:author="Sandy Navarro" w:date="2026-10-24T18:03:00Z" w16du:dateUtc="2026-10-24T17:03:00Z">
           <w:pPr/>
         </w:pPrChange>
       </w:pPr>
-      <w:ins w:id="717" w:author="Sandy Navarro" w:date="2026-10-22T22:15:00Z" w16du:dateUtc="2026-10-22T21:15:00Z">
+      <w:ins w:id="649" w:author="Sandy Navarro" w:date="2026-10-22T22:15:00Z" w16du:dateUtc="2026-10-22T21:15:00Z">
         <w:r>
           <w:t>The data cover appr</w:t>
         </w:r>
       </w:ins>
-      <w:ins w:id="718" w:author="Sandy Navarro" w:date="2026-10-22T22:16:00Z" w16du:dateUtc="2026-10-22T21:16:00Z">
+      <w:ins w:id="650" w:author="Sandy Navarro" w:date="2026-10-22T22:16:00Z" w16du:dateUtc="2026-10-22T21:16:00Z">
         <w:r>
           <w:t xml:space="preserve">oximately 661 months and contains records for different geographical area. I will check the number of usable records and select </w:t>
         </w:r>
       </w:ins>
-      <w:ins w:id="719" w:author="Sandy Navarro" w:date="2026-10-22T22:17:00Z" w16du:dateUtc="2026-10-22T21:17:00Z">
+      <w:ins w:id="651" w:author="Sandy Navarro" w:date="2026-10-22T22:17:00Z" w16du:dateUtc="2026-10-22T21:17:00Z">
         <w:r>
           <w:t>a suitable time series for forecasting.</w:t>
         </w:r>
@@ -7545,18 +7080,18 @@
       <w:pPr>
         <w:jc w:val="both"/>
         <w:rPr>
-          <w:ins w:id="720" w:author="Sandy Navarro" w:date="2026-10-22T22:18:00Z" w16du:dateUtc="2026-10-22T21:18:00Z"/>
-        </w:rPr>
-        <w:pPrChange w:id="721" w:author="Sandy Navarro" w:date="2026-10-24T18:03:00Z" w16du:dateUtc="2026-10-24T17:03:00Z">
+          <w:ins w:id="652" w:author="Sandy Navarro" w:date="2026-10-22T22:18:00Z" w16du:dateUtc="2026-10-22T21:18:00Z"/>
+        </w:rPr>
+        <w:pPrChange w:id="653" w:author="Sandy Navarro" w:date="2026-10-24T18:03:00Z" w16du:dateUtc="2026-10-24T17:03:00Z">
           <w:pPr/>
         </w:pPrChange>
       </w:pPr>
-      <w:ins w:id="722" w:author="Sandy Navarro" w:date="2026-10-22T22:17:00Z" w16du:dateUtc="2026-10-22T21:17:00Z">
+      <w:ins w:id="654" w:author="Sandy Navarro" w:date="2026-10-22T22:17:00Z" w16du:dateUtc="2026-10-22T21:17:00Z">
         <w:r>
           <w:t xml:space="preserve">I chose this dataset because it provides historical information about the UK restaurant sector and comes </w:t>
         </w:r>
       </w:ins>
-      <w:ins w:id="723" w:author="Sandy Navarro" w:date="2026-10-22T22:18:00Z" w16du:dateUtc="2026-10-22T21:18:00Z">
+      <w:ins w:id="655" w:author="Sandy Navarro" w:date="2026-10-22T22:18:00Z" w16du:dateUtc="2026-10-22T21:18:00Z">
         <w:r>
           <w:t>from an official government source.</w:t>
         </w:r>
@@ -7566,18 +7101,18 @@
       <w:pPr>
         <w:jc w:val="both"/>
         <w:rPr>
-          <w:ins w:id="724" w:author="Sandy Navarro" w:date="2026-10-22T22:19:00Z" w16du:dateUtc="2026-10-22T21:19:00Z"/>
-        </w:rPr>
-        <w:pPrChange w:id="725" w:author="Sandy Navarro" w:date="2026-10-24T18:03:00Z" w16du:dateUtc="2026-10-24T17:03:00Z">
+          <w:ins w:id="656" w:author="Sandy Navarro" w:date="2026-10-22T22:19:00Z" w16du:dateUtc="2026-10-22T21:19:00Z"/>
+        </w:rPr>
+        <w:pPrChange w:id="657" w:author="Sandy Navarro" w:date="2026-10-24T18:03:00Z" w16du:dateUtc="2026-10-24T17:03:00Z">
           <w:pPr/>
         </w:pPrChange>
       </w:pPr>
-      <w:ins w:id="726" w:author="Sandy Navarro" w:date="2026-10-22T22:18:00Z" w16du:dateUtc="2026-10-22T21:18:00Z">
+      <w:ins w:id="658" w:author="Sandy Navarro" w:date="2026-10-22T22:18:00Z" w16du:dateUtc="2026-10-22T21:18:00Z">
         <w:r>
           <w:t xml:space="preserve">Before using the data, I will check the publication’s terms of use and </w:t>
         </w:r>
       </w:ins>
-      <w:ins w:id="727" w:author="Sandy Navarro" w:date="2026-10-22T22:19:00Z" w16du:dateUtc="2026-10-22T21:19:00Z">
+      <w:ins w:id="659" w:author="Sandy Navarro" w:date="2026-10-22T22:19:00Z" w16du:dateUtc="2026-10-22T21:19:00Z">
         <w:r>
           <w:t>include the correct reference in my report.</w:t>
         </w:r>
@@ -7592,9 +7127,9 @@
         </w:numPr>
         <w:jc w:val="both"/>
         <w:rPr>
-          <w:ins w:id="728" w:author="Sandy Navarro" w:date="2026-10-22T22:19:00Z" w16du:dateUtc="2026-10-22T21:19:00Z"/>
-        </w:rPr>
-        <w:pPrChange w:id="729" w:author="Sandy Navarro" w:date="2026-10-24T18:03:00Z" w16du:dateUtc="2026-10-24T17:03:00Z">
+          <w:ins w:id="660" w:author="Sandy Navarro" w:date="2026-10-22T22:19:00Z" w16du:dateUtc="2026-10-22T21:19:00Z"/>
+        </w:rPr>
+        <w:pPrChange w:id="661" w:author="Sandy Navarro" w:date="2026-10-24T18:03:00Z" w16du:dateUtc="2026-10-24T17:03:00Z">
           <w:pPr>
             <w:pStyle w:val="Ttulo1"/>
             <w:numPr>
@@ -7604,9 +7139,9 @@
           </w:pPr>
         </w:pPrChange>
       </w:pPr>
-      <w:bookmarkStart w:id="730" w:name="_Expected_deliverables."/>
-      <w:bookmarkEnd w:id="730"/>
-      <w:ins w:id="731" w:author="Sandy Navarro" w:date="2026-10-22T22:19:00Z" w16du:dateUtc="2026-10-22T21:19:00Z">
+      <w:bookmarkStart w:id="662" w:name="_Expected_deliverables."/>
+      <w:bookmarkEnd w:id="662"/>
+      <w:ins w:id="663" w:author="Sandy Navarro" w:date="2026-10-22T22:19:00Z" w16du:dateUtc="2026-10-22T21:19:00Z">
         <w:r>
           <w:lastRenderedPageBreak/>
           <w:t>Expected deliverables.</w:t>
@@ -7618,13 +7153,13 @@
         <w:pStyle w:val="Ttulo1"/>
         <w:jc w:val="both"/>
         <w:rPr>
-          <w:ins w:id="732" w:author="Sandy Navarro" w:date="2026-10-22T22:07:00Z" w16du:dateUtc="2026-10-22T21:07:00Z"/>
-        </w:rPr>
-        <w:pPrChange w:id="733" w:author="Sandy Navarro" w:date="2026-10-24T18:03:00Z" w16du:dateUtc="2026-10-24T17:03:00Z">
+          <w:ins w:id="664" w:author="Sandy Navarro" w:date="2026-10-22T22:07:00Z" w16du:dateUtc="2026-10-22T21:07:00Z"/>
+        </w:rPr>
+        <w:pPrChange w:id="665" w:author="Sandy Navarro" w:date="2026-10-24T18:03:00Z" w16du:dateUtc="2026-10-24T17:03:00Z">
           <w:pPr/>
         </w:pPrChange>
       </w:pPr>
-      <w:ins w:id="734" w:author="Sandy Navarro" w:date="2026-10-22T22:18:00Z" w16du:dateUtc="2026-10-22T21:18:00Z">
+      <w:ins w:id="666" w:author="Sandy Navarro" w:date="2026-10-22T22:18:00Z" w16du:dateUtc="2026-10-22T21:18:00Z">
         <w:r>
           <w:t xml:space="preserve"> </w:t>
         </w:r>
@@ -7634,13 +7169,13 @@
       <w:pPr>
         <w:jc w:val="both"/>
         <w:rPr>
-          <w:ins w:id="735" w:author="Sandy Navarro" w:date="2026-10-22T22:20:00Z" w16du:dateUtc="2026-10-22T21:20:00Z"/>
-        </w:rPr>
-        <w:pPrChange w:id="736" w:author="Sandy Navarro" w:date="2026-10-24T18:03:00Z" w16du:dateUtc="2026-10-24T17:03:00Z">
+          <w:ins w:id="667" w:author="Sandy Navarro" w:date="2026-10-22T22:20:00Z" w16du:dateUtc="2026-10-22T21:20:00Z"/>
+        </w:rPr>
+        <w:pPrChange w:id="668" w:author="Sandy Navarro" w:date="2026-10-24T18:03:00Z" w16du:dateUtc="2026-10-24T17:03:00Z">
           <w:pPr/>
         </w:pPrChange>
       </w:pPr>
-      <w:ins w:id="737" w:author="Sandy Navarro" w:date="2026-10-22T22:20:00Z" w16du:dateUtc="2026-10-22T21:20:00Z">
+      <w:ins w:id="669" w:author="Sandy Navarro" w:date="2026-10-22T22:20:00Z" w16du:dateUtc="2026-10-22T21:20:00Z">
         <w:r>
           <w:t>By the end of semester two, I expected to produce:</w:t>
         </w:r>
@@ -7655,9 +7190,9 @@
         </w:numPr>
         <w:jc w:val="both"/>
         <w:rPr>
-          <w:ins w:id="738" w:author="Sandy Navarro" w:date="2026-10-22T22:20:00Z" w16du:dateUtc="2026-10-22T21:20:00Z"/>
-        </w:rPr>
-        <w:pPrChange w:id="739" w:author="Sandy Navarro" w:date="2026-10-24T18:03:00Z" w16du:dateUtc="2026-10-24T17:03:00Z">
+          <w:ins w:id="670" w:author="Sandy Navarro" w:date="2026-10-22T22:20:00Z" w16du:dateUtc="2026-10-22T21:20:00Z"/>
+        </w:rPr>
+        <w:pPrChange w:id="671" w:author="Sandy Navarro" w:date="2026-10-24T18:03:00Z" w16du:dateUtc="2026-10-24T17:03:00Z">
           <w:pPr>
             <w:pStyle w:val="Prrafodelista"/>
             <w:numPr>
@@ -7667,7 +7202,7 @@
           </w:pPr>
         </w:pPrChange>
       </w:pPr>
-      <w:ins w:id="740" w:author="Sandy Navarro" w:date="2026-10-22T22:20:00Z" w16du:dateUtc="2026-10-22T21:20:00Z">
+      <w:ins w:id="672" w:author="Sandy Navarro" w:date="2026-10-22T22:20:00Z" w16du:dateUtc="2026-10-22T21:20:00Z">
         <w:r>
           <w:t>A cleaned and organised dataset ready for analysis.</w:t>
         </w:r>
@@ -7682,9 +7217,9 @@
         </w:numPr>
         <w:jc w:val="both"/>
         <w:rPr>
-          <w:ins w:id="741" w:author="Sandy Navarro" w:date="2026-10-22T22:21:00Z" w16du:dateUtc="2026-10-22T21:21:00Z"/>
-        </w:rPr>
-        <w:pPrChange w:id="742" w:author="Sandy Navarro" w:date="2026-10-24T18:03:00Z" w16du:dateUtc="2026-10-24T17:03:00Z">
+          <w:ins w:id="673" w:author="Sandy Navarro" w:date="2026-10-22T22:21:00Z" w16du:dateUtc="2026-10-22T21:21:00Z"/>
+        </w:rPr>
+        <w:pPrChange w:id="674" w:author="Sandy Navarro" w:date="2026-10-24T18:03:00Z" w16du:dateUtc="2026-10-24T17:03:00Z">
           <w:pPr>
             <w:pStyle w:val="Prrafodelista"/>
             <w:numPr>
@@ -7694,12 +7229,12 @@
           </w:pPr>
         </w:pPrChange>
       </w:pPr>
-      <w:ins w:id="743" w:author="Sandy Navarro" w:date="2026-10-22T22:20:00Z" w16du:dateUtc="2026-10-22T21:20:00Z">
+      <w:ins w:id="675" w:author="Sandy Navarro" w:date="2026-10-22T22:20:00Z" w16du:dateUtc="2026-10-22T21:20:00Z">
         <w:r>
           <w:t xml:space="preserve">Tables and graphs showing patterns </w:t>
         </w:r>
       </w:ins>
-      <w:ins w:id="744" w:author="Sandy Navarro" w:date="2026-10-22T22:21:00Z" w16du:dateUtc="2026-10-22T21:21:00Z">
+      <w:ins w:id="676" w:author="Sandy Navarro" w:date="2026-10-22T22:21:00Z" w16du:dateUtc="2026-10-22T21:21:00Z">
         <w:r>
           <w:t>in restaurant market activity.</w:t>
         </w:r>
@@ -7714,9 +7249,9 @@
         </w:numPr>
         <w:jc w:val="both"/>
         <w:rPr>
-          <w:ins w:id="745" w:author="Sandy Navarro" w:date="2026-10-22T22:21:00Z" w16du:dateUtc="2026-10-22T21:21:00Z"/>
-        </w:rPr>
-        <w:pPrChange w:id="746" w:author="Sandy Navarro" w:date="2026-10-24T18:03:00Z" w16du:dateUtc="2026-10-24T17:03:00Z">
+          <w:ins w:id="677" w:author="Sandy Navarro" w:date="2026-10-22T22:21:00Z" w16du:dateUtc="2026-10-22T21:21:00Z"/>
+        </w:rPr>
+        <w:pPrChange w:id="678" w:author="Sandy Navarro" w:date="2026-10-24T18:03:00Z" w16du:dateUtc="2026-10-24T17:03:00Z">
           <w:pPr>
             <w:pStyle w:val="Prrafodelista"/>
             <w:numPr>
@@ -7726,7 +7261,7 @@
           </w:pPr>
         </w:pPrChange>
       </w:pPr>
-      <w:ins w:id="747" w:author="Sandy Navarro" w:date="2026-10-22T22:21:00Z" w16du:dateUtc="2026-10-22T21:21:00Z">
+      <w:ins w:id="679" w:author="Sandy Navarro" w:date="2026-10-22T22:21:00Z" w16du:dateUtc="2026-10-22T21:21:00Z">
         <w:r>
           <w:t>A statistical forecast based on historical data.</w:t>
         </w:r>
@@ -7741,9 +7276,9 @@
         </w:numPr>
         <w:jc w:val="both"/>
         <w:rPr>
-          <w:ins w:id="748" w:author="Sandy Navarro" w:date="2026-10-22T22:21:00Z" w16du:dateUtc="2026-10-22T21:21:00Z"/>
-        </w:rPr>
-        <w:pPrChange w:id="749" w:author="Sandy Navarro" w:date="2026-10-24T18:03:00Z" w16du:dateUtc="2026-10-24T17:03:00Z">
+          <w:ins w:id="680" w:author="Sandy Navarro" w:date="2026-10-22T22:21:00Z" w16du:dateUtc="2026-10-22T21:21:00Z"/>
+        </w:rPr>
+        <w:pPrChange w:id="681" w:author="Sandy Navarro" w:date="2026-10-24T18:03:00Z" w16du:dateUtc="2026-10-24T17:03:00Z">
           <w:pPr>
             <w:pStyle w:val="Prrafodelista"/>
             <w:numPr>
@@ -7753,17 +7288,17 @@
           </w:pPr>
         </w:pPrChange>
       </w:pPr>
-      <w:ins w:id="750" w:author="Sandy Navarro" w:date="2026-10-22T22:21:00Z" w16du:dateUtc="2026-10-22T21:21:00Z">
+      <w:ins w:id="682" w:author="Sandy Navarro" w:date="2026-10-22T22:21:00Z" w16du:dateUtc="2026-10-22T21:21:00Z">
         <w:r>
           <w:t>A comparison between predi</w:t>
         </w:r>
       </w:ins>
-      <w:ins w:id="751" w:author="Sandy Navarro" w:date="2026-10-22T22:22:00Z" w16du:dateUtc="2026-10-22T21:22:00Z">
+      <w:ins w:id="683" w:author="Sandy Navarro" w:date="2026-10-22T22:22:00Z" w16du:dateUtc="2026-10-22T21:22:00Z">
         <w:r>
           <w:t>c</w:t>
         </w:r>
       </w:ins>
-      <w:ins w:id="752" w:author="Sandy Navarro" w:date="2026-10-22T22:21:00Z" w16du:dateUtc="2026-10-22T21:21:00Z">
+      <w:ins w:id="684" w:author="Sandy Navarro" w:date="2026-10-22T22:21:00Z" w16du:dateUtc="2026-10-22T21:21:00Z">
         <w:r>
           <w:t>ted and actual values.</w:t>
         </w:r>
@@ -7778,9 +7313,9 @@
         </w:numPr>
         <w:jc w:val="both"/>
         <w:rPr>
-          <w:ins w:id="753" w:author="Sandy Navarro" w:date="2026-10-22T22:22:00Z" w16du:dateUtc="2026-10-22T21:22:00Z"/>
-        </w:rPr>
-        <w:pPrChange w:id="754" w:author="Sandy Navarro" w:date="2026-10-24T18:03:00Z" w16du:dateUtc="2026-10-24T17:03:00Z">
+          <w:ins w:id="685" w:author="Sandy Navarro" w:date="2026-10-22T22:22:00Z" w16du:dateUtc="2026-10-22T21:22:00Z"/>
+        </w:rPr>
+        <w:pPrChange w:id="686" w:author="Sandy Navarro" w:date="2026-10-24T18:03:00Z" w16du:dateUtc="2026-10-24T17:03:00Z">
           <w:pPr>
             <w:pStyle w:val="Prrafodelista"/>
             <w:numPr>
@@ -7790,22 +7325,22 @@
           </w:pPr>
         </w:pPrChange>
       </w:pPr>
-      <w:ins w:id="755" w:author="Sandy Navarro" w:date="2026-10-22T22:21:00Z" w16du:dateUtc="2026-10-22T21:21:00Z">
+      <w:ins w:id="687" w:author="Sandy Navarro" w:date="2026-10-22T22:21:00Z" w16du:dateUtc="2026-10-22T21:21:00Z">
         <w:r>
           <w:t xml:space="preserve"> </w:t>
         </w:r>
       </w:ins>
-      <w:ins w:id="756" w:author="Sandy Navarro" w:date="2026-10-22T22:22:00Z" w16du:dateUtc="2026-10-22T21:22:00Z">
+      <w:ins w:id="688" w:author="Sandy Navarro" w:date="2026-10-22T22:22:00Z" w16du:dateUtc="2026-10-22T21:22:00Z">
         <w:r>
           <w:t xml:space="preserve">A final report explaining the results, limitations and possible uses for </w:t>
         </w:r>
       </w:ins>
-      <w:ins w:id="757" w:author="Sandy Navarro" w:date="2026-10-22T22:23:00Z" w16du:dateUtc="2026-10-22T21:23:00Z">
+      <w:ins w:id="689" w:author="Sandy Navarro" w:date="2026-10-22T22:23:00Z" w16du:dateUtc="2026-10-22T21:23:00Z">
         <w:r>
           <w:t>business</w:t>
         </w:r>
       </w:ins>
-      <w:ins w:id="758" w:author="Sandy Navarro" w:date="2026-10-22T22:22:00Z" w16du:dateUtc="2026-10-22T21:22:00Z">
+      <w:ins w:id="690" w:author="Sandy Navarro" w:date="2026-10-22T22:22:00Z" w16du:dateUtc="2026-10-22T21:22:00Z">
         <w:r>
           <w:t xml:space="preserve"> planning.</w:t>
         </w:r>
@@ -7820,9 +7355,9 @@
         </w:numPr>
         <w:jc w:val="both"/>
         <w:rPr>
-          <w:ins w:id="759" w:author="Sandy Navarro" w:date="2026-10-22T22:23:00Z" w16du:dateUtc="2026-10-22T21:23:00Z"/>
-        </w:rPr>
-        <w:pPrChange w:id="760" w:author="Sandy Navarro" w:date="2026-10-24T18:03:00Z" w16du:dateUtc="2026-10-24T17:03:00Z">
+          <w:ins w:id="691" w:author="Sandy Navarro" w:date="2026-10-22T22:23:00Z" w16du:dateUtc="2026-10-22T21:23:00Z"/>
+        </w:rPr>
+        <w:pPrChange w:id="692" w:author="Sandy Navarro" w:date="2026-10-24T18:03:00Z" w16du:dateUtc="2026-10-24T17:03:00Z">
           <w:pPr>
             <w:pStyle w:val="Prrafodelista"/>
             <w:numPr>
@@ -7832,22 +7367,22 @@
           </w:pPr>
         </w:pPrChange>
       </w:pPr>
-      <w:ins w:id="761" w:author="Sandy Navarro" w:date="2026-10-22T22:22:00Z" w16du:dateUtc="2026-10-22T21:22:00Z">
+      <w:ins w:id="693" w:author="Sandy Navarro" w:date="2026-10-22T22:22:00Z" w16du:dateUtc="2026-10-22T21:22:00Z">
         <w:r>
           <w:t xml:space="preserve">A </w:t>
         </w:r>
       </w:ins>
-      <w:ins w:id="762" w:author="Sandy Navarro" w:date="2026-10-22T22:23:00Z" w16du:dateUtc="2026-10-22T21:23:00Z">
+      <w:ins w:id="694" w:author="Sandy Navarro" w:date="2026-10-22T22:23:00Z" w16du:dateUtc="2026-10-22T21:23:00Z">
         <w:r>
           <w:t>Jupyter</w:t>
         </w:r>
       </w:ins>
-      <w:ins w:id="763" w:author="Sandy Navarro" w:date="2026-10-22T22:22:00Z" w16du:dateUtc="2026-10-22T21:22:00Z">
+      <w:ins w:id="695" w:author="Sandy Navarro" w:date="2026-10-22T22:22:00Z" w16du:dateUtc="2026-10-22T21:22:00Z">
         <w:r>
           <w:t xml:space="preserve"> notebook containing the Python code used </w:t>
         </w:r>
       </w:ins>
-      <w:ins w:id="764" w:author="Sandy Navarro" w:date="2026-10-22T22:23:00Z" w16du:dateUtc="2026-10-22T21:23:00Z">
+      <w:ins w:id="696" w:author="Sandy Navarro" w:date="2026-10-22T22:23:00Z" w16du:dateUtc="2026-10-22T21:23:00Z">
         <w:r>
           <w:t>in the projects.</w:t>
         </w:r>
@@ -7857,18 +7392,18 @@
       <w:pPr>
         <w:jc w:val="both"/>
         <w:rPr>
-          <w:ins w:id="765" w:author="Sandy Navarro" w:date="2026-10-22T22:24:00Z" w16du:dateUtc="2026-10-22T21:24:00Z"/>
-        </w:rPr>
-        <w:pPrChange w:id="766" w:author="Sandy Navarro" w:date="2026-10-24T18:03:00Z" w16du:dateUtc="2026-10-24T17:03:00Z">
+          <w:ins w:id="697" w:author="Sandy Navarro" w:date="2026-10-22T22:24:00Z" w16du:dateUtc="2026-10-22T21:24:00Z"/>
+        </w:rPr>
+        <w:pPrChange w:id="698" w:author="Sandy Navarro" w:date="2026-10-24T18:03:00Z" w16du:dateUtc="2026-10-24T17:03:00Z">
           <w:pPr/>
         </w:pPrChange>
       </w:pPr>
-      <w:ins w:id="767" w:author="Sandy Navarro" w:date="2026-10-22T22:23:00Z" w16du:dateUtc="2026-10-22T21:23:00Z">
+      <w:ins w:id="699" w:author="Sandy Navarro" w:date="2026-10-22T22:23:00Z" w16du:dateUtc="2026-10-22T21:23:00Z">
         <w:r>
           <w:t xml:space="preserve">The main outcome will be statistical analysis and forecast rather than a working application or </w:t>
         </w:r>
       </w:ins>
-      <w:ins w:id="768" w:author="Sandy Navarro" w:date="2026-10-22T22:24:00Z" w16du:dateUtc="2026-10-22T21:24:00Z">
+      <w:ins w:id="700" w:author="Sandy Navarro" w:date="2026-10-22T22:24:00Z" w16du:dateUtc="2026-10-22T21:24:00Z">
         <w:r>
           <w:t>dashboard.</w:t>
         </w:r>
@@ -7878,13 +7413,13 @@
       <w:pPr>
         <w:jc w:val="both"/>
         <w:rPr>
-          <w:ins w:id="769" w:author="Sandy Navarro" w:date="2026-10-22T22:24:00Z" w16du:dateUtc="2026-10-22T21:24:00Z"/>
-        </w:rPr>
-        <w:pPrChange w:id="770" w:author="Sandy Navarro" w:date="2026-10-24T18:03:00Z" w16du:dateUtc="2026-10-24T17:03:00Z">
+          <w:ins w:id="701" w:author="Sandy Navarro" w:date="2026-10-22T22:24:00Z" w16du:dateUtc="2026-10-22T21:24:00Z"/>
+        </w:rPr>
+        <w:pPrChange w:id="702" w:author="Sandy Navarro" w:date="2026-10-24T18:03:00Z" w16du:dateUtc="2026-10-24T17:03:00Z">
           <w:pPr/>
         </w:pPrChange>
       </w:pPr>
-      <w:ins w:id="771" w:author="Sandy Navarro" w:date="2026-10-22T23:10:00Z" w16du:dateUtc="2026-10-22T22:10:00Z">
+      <w:ins w:id="703" w:author="Sandy Navarro" w:date="2026-10-22T23:10:00Z" w16du:dateUtc="2026-10-22T22:10:00Z">
         <w:r>
           <w:br w:type="page"/>
         </w:r>
@@ -7899,7 +7434,7 @@
         </w:numPr>
         <w:jc w:val="both"/>
         <w:rPr>
-          <w:ins w:id="772" w:author="Sandy Navarro" w:date="2026-10-22T23:14:00Z" w16du:dateUtc="2026-10-22T22:14:00Z"/>
+          <w:ins w:id="704" w:author="Sandy Navarro" w:date="2026-10-22T23:14:00Z" w16du:dateUtc="2026-10-22T22:14:00Z"/>
         </w:rPr>
         <w:sectPr>
           <w:footerReference w:type="default" r:id="rId21"/>
@@ -7908,7 +7443,7 @@
           <w:pgNumType w:start="1"/>
           <w:cols w:space="720"/>
         </w:sectPr>
-        <w:pPrChange w:id="773" w:author="Sandy Navarro" w:date="2026-10-24T18:03:00Z" w16du:dateUtc="2026-10-24T17:03:00Z">
+        <w:pPrChange w:id="705" w:author="Sandy Navarro" w:date="2026-10-24T18:03:00Z" w16du:dateUtc="2026-10-24T17:03:00Z">
           <w:pPr>
             <w:pStyle w:val="Ttulo1"/>
             <w:numPr>
@@ -7924,9 +7459,9 @@
         <w:pStyle w:val="Ttulo1"/>
         <w:jc w:val="both"/>
         <w:rPr>
-          <w:ins w:id="774" w:author="Sandy Navarro" w:date="2026-10-22T22:24:00Z" w16du:dateUtc="2026-10-22T21:24:00Z"/>
-        </w:rPr>
-        <w:pPrChange w:id="775" w:author="Sandy Navarro" w:date="2026-10-24T18:03:00Z" w16du:dateUtc="2026-10-24T17:03:00Z">
+          <w:ins w:id="706" w:author="Sandy Navarro" w:date="2026-10-22T22:24:00Z" w16du:dateUtc="2026-10-22T21:24:00Z"/>
+        </w:rPr>
+        <w:pPrChange w:id="707" w:author="Sandy Navarro" w:date="2026-10-24T18:03:00Z" w16du:dateUtc="2026-10-24T17:03:00Z">
           <w:pPr>
             <w:pStyle w:val="Ttulo1"/>
             <w:numPr>
@@ -7936,15 +7471,15 @@
           </w:pPr>
         </w:pPrChange>
       </w:pPr>
-      <w:bookmarkStart w:id="776" w:name="_9._Project_timeline."/>
-      <w:bookmarkEnd w:id="776"/>
-      <w:ins w:id="777" w:author="Sandy Navarro" w:date="2026-10-22T23:40:00Z" w16du:dateUtc="2026-10-22T22:40:00Z">
+      <w:bookmarkStart w:id="708" w:name="_9._Project_timeline."/>
+      <w:bookmarkEnd w:id="708"/>
+      <w:ins w:id="709" w:author="Sandy Navarro" w:date="2026-10-22T23:40:00Z" w16du:dateUtc="2026-10-22T22:40:00Z">
         <w:r>
           <w:lastRenderedPageBreak/>
           <w:t xml:space="preserve">9. </w:t>
         </w:r>
       </w:ins>
-      <w:ins w:id="778" w:author="Sandy Navarro" w:date="2026-10-22T22:24:00Z" w16du:dateUtc="2026-10-22T21:24:00Z">
+      <w:ins w:id="710" w:author="Sandy Navarro" w:date="2026-10-22T22:24:00Z" w16du:dateUtc="2026-10-22T21:24:00Z">
         <w:r>
           <w:t>Project timeline.</w:t>
         </w:r>
@@ -7954,9 +7489,9 @@
       <w:pPr>
         <w:jc w:val="both"/>
         <w:rPr>
-          <w:ins w:id="779" w:author="Sandy Navarro" w:date="2026-10-22T23:39:00Z" w16du:dateUtc="2026-10-22T22:39:00Z"/>
-        </w:rPr>
-        <w:pPrChange w:id="780" w:author="Sandy Navarro" w:date="2026-10-24T18:03:00Z" w16du:dateUtc="2026-10-24T17:03:00Z">
+          <w:ins w:id="711" w:author="Sandy Navarro" w:date="2026-10-22T23:39:00Z" w16du:dateUtc="2026-10-22T22:39:00Z"/>
+        </w:rPr>
+        <w:pPrChange w:id="712" w:author="Sandy Navarro" w:date="2026-10-24T18:03:00Z" w16du:dateUtc="2026-10-24T17:03:00Z">
           <w:pPr/>
         </w:pPrChange>
       </w:pPr>
@@ -7965,18 +7500,18 @@
       <w:pPr>
         <w:jc w:val="both"/>
         <w:rPr>
-          <w:ins w:id="781" w:author="Sandy Navarro" w:date="2026-10-22T22:25:00Z" w16du:dateUtc="2026-10-22T21:25:00Z"/>
-        </w:rPr>
-        <w:pPrChange w:id="782" w:author="Sandy Navarro" w:date="2026-10-24T18:03:00Z" w16du:dateUtc="2026-10-24T17:03:00Z">
+          <w:ins w:id="713" w:author="Sandy Navarro" w:date="2026-10-22T22:25:00Z" w16du:dateUtc="2026-10-22T21:25:00Z"/>
+        </w:rPr>
+        <w:pPrChange w:id="714" w:author="Sandy Navarro" w:date="2026-10-24T18:03:00Z" w16du:dateUtc="2026-10-24T17:03:00Z">
           <w:pPr/>
         </w:pPrChange>
       </w:pPr>
-      <w:ins w:id="783" w:author="Sandy Navarro" w:date="2026-10-22T22:24:00Z" w16du:dateUtc="2026-10-22T21:24:00Z">
+      <w:ins w:id="715" w:author="Sandy Navarro" w:date="2026-10-22T22:24:00Z" w16du:dateUtc="2026-10-22T21:24:00Z">
         <w:r>
           <w:t xml:space="preserve">The project will be completed </w:t>
         </w:r>
       </w:ins>
-      <w:ins w:id="784" w:author="Sandy Navarro" w:date="2026-10-22T22:25:00Z" w16du:dateUtc="2026-10-22T21:25:00Z">
+      <w:ins w:id="716" w:author="Sandy Navarro" w:date="2026-10-22T22:25:00Z" w16du:dateUtc="2026-10-22T21:25:00Z">
         <w:r>
           <w:t>over two semesters.</w:t>
         </w:r>
@@ -7986,13 +7521,13 @@
       <w:pPr>
         <w:jc w:val="both"/>
         <w:rPr>
-          <w:ins w:id="785" w:author="Sandy Navarro" w:date="2026-10-22T22:30:00Z" w16du:dateUtc="2026-10-22T21:30:00Z"/>
-        </w:rPr>
-        <w:pPrChange w:id="786" w:author="Sandy Navarro" w:date="2026-10-24T18:03:00Z" w16du:dateUtc="2026-10-24T17:03:00Z">
+          <w:ins w:id="717" w:author="Sandy Navarro" w:date="2026-10-22T22:30:00Z" w16du:dateUtc="2026-10-22T21:30:00Z"/>
+        </w:rPr>
+        <w:pPrChange w:id="718" w:author="Sandy Navarro" w:date="2026-10-24T18:03:00Z" w16du:dateUtc="2026-10-24T17:03:00Z">
           <w:pPr/>
         </w:pPrChange>
       </w:pPr>
-      <w:ins w:id="787" w:author="Sandy Navarro" w:date="2026-10-22T22:25:00Z" w16du:dateUtc="2026-10-22T21:25:00Z">
+      <w:ins w:id="719" w:author="Sandy Navarro" w:date="2026-10-22T22:25:00Z" w16du:dateUtc="2026-10-22T21:25:00Z">
         <w:r>
           <w:t xml:space="preserve">During semester 1, </w:t>
         </w:r>
@@ -8000,27 +7535,27 @@
           <w:t xml:space="preserve">I </w:t>
         </w:r>
       </w:ins>
-      <w:ins w:id="788" w:author="Sandy Navarro" w:date="2026-10-22T22:26:00Z" w16du:dateUtc="2026-10-22T21:26:00Z">
+      <w:ins w:id="720" w:author="Sandy Navarro" w:date="2026-10-22T22:26:00Z" w16du:dateUtc="2026-10-22T21:26:00Z">
         <w:r>
           <w:t xml:space="preserve">will </w:t>
         </w:r>
       </w:ins>
-      <w:ins w:id="789" w:author="Sandy Navarro" w:date="2026-10-22T22:27:00Z" w16du:dateUtc="2026-10-22T21:27:00Z">
+      <w:ins w:id="721" w:author="Sandy Navarro" w:date="2026-10-22T22:27:00Z" w16du:dateUtc="2026-10-22T21:27:00Z">
         <w:r>
           <w:t xml:space="preserve">focus </w:t>
         </w:r>
       </w:ins>
-      <w:ins w:id="790" w:author="Sandy Navarro" w:date="2026-10-22T22:28:00Z" w16du:dateUtc="2026-10-22T21:28:00Z">
+      <w:ins w:id="722" w:author="Sandy Navarro" w:date="2026-10-22T22:28:00Z" w16du:dateUtc="2026-10-22T21:28:00Z">
         <w:r>
           <w:t>on de</w:t>
         </w:r>
       </w:ins>
-      <w:ins w:id="791" w:author="Sandy Navarro" w:date="2026-10-22T22:29:00Z" w16du:dateUtc="2026-10-22T21:29:00Z">
+      <w:ins w:id="723" w:author="Sandy Navarro" w:date="2026-10-22T22:29:00Z" w16du:dateUtc="2026-10-22T21:29:00Z">
         <w:r>
           <w:t xml:space="preserve">fining the problem, reviewing the dataset, preparing the data </w:t>
         </w:r>
       </w:ins>
-      <w:ins w:id="792" w:author="Sandy Navarro" w:date="2026-10-22T22:30:00Z" w16du:dateUtc="2026-10-22T21:30:00Z">
+      <w:ins w:id="724" w:author="Sandy Navarro" w:date="2026-10-22T22:30:00Z" w16du:dateUtc="2026-10-22T21:30:00Z">
         <w:r>
           <w:t>and carrying out basic statistical analysis.</w:t>
         </w:r>
@@ -8030,18 +7565,18 @@
       <w:pPr>
         <w:jc w:val="both"/>
         <w:rPr>
-          <w:ins w:id="793" w:author="Sandy Navarro" w:date="2026-10-22T22:31:00Z" w16du:dateUtc="2026-10-22T21:31:00Z"/>
-        </w:rPr>
-        <w:pPrChange w:id="794" w:author="Sandy Navarro" w:date="2026-10-24T18:03:00Z" w16du:dateUtc="2026-10-24T17:03:00Z">
+          <w:ins w:id="725" w:author="Sandy Navarro" w:date="2026-10-22T22:31:00Z" w16du:dateUtc="2026-10-22T21:31:00Z"/>
+        </w:rPr>
+        <w:pPrChange w:id="726" w:author="Sandy Navarro" w:date="2026-10-24T18:03:00Z" w16du:dateUtc="2026-10-24T17:03:00Z">
           <w:pPr/>
         </w:pPrChange>
       </w:pPr>
-      <w:ins w:id="795" w:author="Sandy Navarro" w:date="2026-10-22T22:30:00Z" w16du:dateUtc="2026-10-22T21:30:00Z">
+      <w:ins w:id="727" w:author="Sandy Navarro" w:date="2026-10-22T22:30:00Z" w16du:dateUtc="2026-10-22T21:30:00Z">
         <w:r>
           <w:t xml:space="preserve">During semester 2, </w:t>
         </w:r>
       </w:ins>
-      <w:ins w:id="796" w:author="Sandy Navarro" w:date="2026-10-22T22:31:00Z" w16du:dateUtc="2026-10-22T21:31:00Z">
+      <w:ins w:id="728" w:author="Sandy Navarro" w:date="2026-10-22T22:31:00Z" w16du:dateUtc="2026-10-22T21:31:00Z">
         <w:r>
           <w:t>I will work on forecasting methods, evaluate the results and complete the final report.</w:t>
         </w:r>
@@ -8051,15 +7586,15 @@
       <w:pPr>
         <w:jc w:val="both"/>
         <w:rPr>
-          <w:ins w:id="797" w:author="Sandy Navarro" w:date="2026-10-22T23:39:00Z" w16du:dateUtc="2026-10-22T22:39:00Z"/>
+          <w:ins w:id="729" w:author="Sandy Navarro" w:date="2026-10-22T23:39:00Z" w16du:dateUtc="2026-10-22T22:39:00Z"/>
           <w:b/>
           <w:bCs/>
         </w:rPr>
-        <w:pPrChange w:id="798" w:author="Sandy Navarro" w:date="2026-10-24T18:03:00Z" w16du:dateUtc="2026-10-24T17:03:00Z">
+        <w:pPrChange w:id="730" w:author="Sandy Navarro" w:date="2026-10-24T18:03:00Z" w16du:dateUtc="2026-10-24T17:03:00Z">
           <w:pPr/>
         </w:pPrChange>
       </w:pPr>
-      <w:ins w:id="799" w:author="Sandy Navarro" w:date="2026-10-22T22:31:00Z" w16du:dateUtc="2026-10-22T21:31:00Z">
+      <w:ins w:id="731" w:author="Sandy Navarro" w:date="2026-10-22T22:31:00Z" w16du:dateUtc="2026-10-22T21:31:00Z">
         <w:r>
           <w:rPr>
             <w:b/>
@@ -8068,7 +7603,7 @@
           <w:t>High-level Gantt chart</w:t>
         </w:r>
       </w:ins>
-      <w:ins w:id="800" w:author="Sandy Navarro" w:date="2026-10-22T22:34:00Z" w16du:dateUtc="2026-10-22T21:34:00Z">
+      <w:ins w:id="732" w:author="Sandy Navarro" w:date="2026-10-22T22:34:00Z" w16du:dateUtc="2026-10-22T21:34:00Z">
         <w:r>
           <w:rPr>
             <w:b/>
@@ -8082,11 +7617,11 @@
       <w:pPr>
         <w:jc w:val="both"/>
         <w:rPr>
-          <w:ins w:id="801" w:author="Sandy Navarro" w:date="2026-10-22T23:39:00Z" w16du:dateUtc="2026-10-22T22:39:00Z"/>
+          <w:ins w:id="733" w:author="Sandy Navarro" w:date="2026-10-22T23:39:00Z" w16du:dateUtc="2026-10-22T22:39:00Z"/>
           <w:b/>
           <w:bCs/>
         </w:rPr>
-        <w:pPrChange w:id="802" w:author="Sandy Navarro" w:date="2026-10-24T18:03:00Z" w16du:dateUtc="2026-10-24T17:03:00Z">
+        <w:pPrChange w:id="734" w:author="Sandy Navarro" w:date="2026-10-24T18:03:00Z" w16du:dateUtc="2026-10-24T17:03:00Z">
           <w:pPr/>
         </w:pPrChange>
       </w:pPr>
@@ -8095,11 +7630,11 @@
       <w:pPr>
         <w:jc w:val="both"/>
         <w:rPr>
-          <w:ins w:id="803" w:author="Sandy Navarro" w:date="2026-10-22T22:34:00Z" w16du:dateUtc="2026-10-22T21:34:00Z"/>
+          <w:ins w:id="735" w:author="Sandy Navarro" w:date="2026-10-22T22:34:00Z" w16du:dateUtc="2026-10-22T21:34:00Z"/>
           <w:b/>
           <w:bCs/>
         </w:rPr>
-        <w:pPrChange w:id="804" w:author="Sandy Navarro" w:date="2026-10-24T18:03:00Z" w16du:dateUtc="2026-10-24T17:03:00Z">
+        <w:pPrChange w:id="736" w:author="Sandy Navarro" w:date="2026-10-24T18:03:00Z" w16du:dateUtc="2026-10-24T17:03:00Z">
           <w:pPr/>
         </w:pPrChange>
       </w:pPr>
@@ -8109,7 +7644,7 @@
         <w:tblStyle w:val="Tablaconcuadrcula"/>
         <w:tblW w:w="0" w:type="auto"/>
         <w:tblLook w:val="04A0" w:firstRow="1" w:lastRow="0" w:firstColumn="1" w:lastColumn="0" w:noHBand="0" w:noVBand="1"/>
-        <w:tblPrChange w:id="805" w:author="Sandy Navarro" w:date="2026-10-22T23:37:00Z" w16du:dateUtc="2026-10-22T22:37:00Z">
+        <w:tblPrChange w:id="737" w:author="Sandy Navarro" w:date="2026-10-22T23:37:00Z" w16du:dateUtc="2026-10-22T22:37:00Z">
           <w:tblPr>
             <w:tblStyle w:val="Tablaconcuadrcula"/>
             <w:tblW w:w="0" w:type="auto"/>
@@ -8130,7 +7665,7 @@
         <w:gridCol w:w="925"/>
         <w:gridCol w:w="876"/>
         <w:gridCol w:w="951"/>
-        <w:tblGridChange w:id="806">
+        <w:tblGridChange w:id="738">
           <w:tblGrid>
             <w:gridCol w:w="3509"/>
             <w:gridCol w:w="927"/>
@@ -8149,13 +7684,571 @@
       </w:tblGrid>
       <w:tr>
         <w:trPr>
-          <w:ins w:id="807" w:author="Sandy Navarro" w:date="2026-10-22T23:10:00Z"/>
+          <w:ins w:id="739" w:author="Sandy Navarro" w:date="2026-10-22T23:10:00Z"/>
         </w:trPr>
         <w:tc>
           <w:tcPr>
             <w:tcW w:w="0" w:type="auto"/>
             <w:shd w:val="clear" w:color="auto" w:fill="A6A6A6" w:themeFill="background1" w:themeFillShade="A6"/>
-            <w:tcPrChange w:id="808" w:author="Sandy Navarro" w:date="2026-10-22T23:37:00Z" w16du:dateUtc="2026-10-22T22:37:00Z">
+            <w:tcPrChange w:id="740" w:author="Sandy Navarro" w:date="2026-10-22T23:37:00Z" w16du:dateUtc="2026-10-22T22:37:00Z">
+              <w:tcPr>
+                <w:tcW w:w="0" w:type="auto"/>
+              </w:tcPr>
+            </w:tcPrChange>
+          </w:tcPr>
+          <w:p>
+            <w:pPr>
+              <w:jc w:val="both"/>
+              <w:rPr>
+                <w:ins w:id="741" w:author="Sandy Navarro" w:date="2026-10-22T23:10:00Z" w16du:dateUtc="2026-10-22T22:10:00Z"/>
+                <w:b/>
+                <w:bCs/>
+              </w:rPr>
+              <w:pPrChange w:id="742" w:author="Sandy Navarro" w:date="2026-10-24T18:03:00Z" w16du:dateUtc="2026-10-24T17:03:00Z">
+                <w:pPr/>
+              </w:pPrChange>
+            </w:pPr>
+            <w:ins w:id="743" w:author="Sandy Navarro" w:date="2026-10-22T23:17:00Z" w16du:dateUtc="2026-10-22T22:17:00Z">
+              <w:r>
+                <w:rPr>
+                  <w:b/>
+                  <w:bCs/>
+                </w:rPr>
+                <w:t>Activity</w:t>
+              </w:r>
+            </w:ins>
+          </w:p>
+        </w:tc>
+        <w:tc>
+          <w:tcPr>
+            <w:tcW w:w="0" w:type="auto"/>
+            <w:shd w:val="clear" w:color="auto" w:fill="A6A6A6" w:themeFill="background1" w:themeFillShade="A6"/>
+            <w:tcPrChange w:id="744" w:author="Sandy Navarro" w:date="2026-10-22T23:37:00Z" w16du:dateUtc="2026-10-22T22:37:00Z">
+              <w:tcPr>
+                <w:tcW w:w="0" w:type="auto"/>
+              </w:tcPr>
+            </w:tcPrChange>
+          </w:tcPr>
+          <w:p>
+            <w:pPr>
+              <w:jc w:val="both"/>
+              <w:rPr>
+                <w:ins w:id="745" w:author="Sandy Navarro" w:date="2026-10-22T23:10:00Z" w16du:dateUtc="2026-10-22T22:10:00Z"/>
+                <w:b/>
+                <w:bCs/>
+              </w:rPr>
+              <w:pPrChange w:id="746" w:author="Sandy Navarro" w:date="2026-10-24T18:03:00Z" w16du:dateUtc="2026-10-24T17:03:00Z">
+                <w:pPr/>
+              </w:pPrChange>
+            </w:pPr>
+            <w:ins w:id="747" w:author="Sandy Navarro" w:date="2026-10-22T23:17:00Z" w16du:dateUtc="2026-10-22T22:17:00Z">
+              <w:r>
+                <w:rPr>
+                  <w:b/>
+                  <w:bCs/>
+                </w:rPr>
+                <w:t>Start</w:t>
+              </w:r>
+            </w:ins>
+          </w:p>
+        </w:tc>
+        <w:tc>
+          <w:tcPr>
+            <w:tcW w:w="0" w:type="auto"/>
+            <w:shd w:val="clear" w:color="auto" w:fill="A6A6A6" w:themeFill="background1" w:themeFillShade="A6"/>
+            <w:tcPrChange w:id="748" w:author="Sandy Navarro" w:date="2026-10-22T23:37:00Z" w16du:dateUtc="2026-10-22T22:37:00Z">
+              <w:tcPr>
+                <w:tcW w:w="0" w:type="auto"/>
+              </w:tcPr>
+            </w:tcPrChange>
+          </w:tcPr>
+          <w:p>
+            <w:pPr>
+              <w:jc w:val="both"/>
+              <w:rPr>
+                <w:ins w:id="749" w:author="Sandy Navarro" w:date="2026-10-22T23:10:00Z" w16du:dateUtc="2026-10-22T22:10:00Z"/>
+                <w:b/>
+                <w:bCs/>
+              </w:rPr>
+              <w:pPrChange w:id="750" w:author="Sandy Navarro" w:date="2026-10-24T18:03:00Z" w16du:dateUtc="2026-10-24T17:03:00Z">
+                <w:pPr/>
+              </w:pPrChange>
+            </w:pPr>
+            <w:ins w:id="751" w:author="Sandy Navarro" w:date="2026-10-22T23:17:00Z" w16du:dateUtc="2026-10-22T22:17:00Z">
+              <w:r>
+                <w:rPr>
+                  <w:b/>
+                  <w:bCs/>
+                </w:rPr>
+                <w:t>Finish</w:t>
+              </w:r>
+            </w:ins>
+          </w:p>
+        </w:tc>
+        <w:tc>
+          <w:tcPr>
+            <w:tcW w:w="0" w:type="auto"/>
+            <w:shd w:val="clear" w:color="auto" w:fill="A6A6A6" w:themeFill="background1" w:themeFillShade="A6"/>
+            <w:tcPrChange w:id="752" w:author="Sandy Navarro" w:date="2026-10-22T23:37:00Z" w16du:dateUtc="2026-10-22T22:37:00Z">
+              <w:tcPr>
+                <w:tcW w:w="0" w:type="auto"/>
+              </w:tcPr>
+            </w:tcPrChange>
+          </w:tcPr>
+          <w:p>
+            <w:pPr>
+              <w:jc w:val="both"/>
+              <w:rPr>
+                <w:ins w:id="753" w:author="Sandy Navarro" w:date="2026-10-22T23:10:00Z" w16du:dateUtc="2026-10-22T22:10:00Z"/>
+                <w:b/>
+                <w:bCs/>
+              </w:rPr>
+              <w:pPrChange w:id="754" w:author="Sandy Navarro" w:date="2026-10-24T18:03:00Z" w16du:dateUtc="2026-10-24T17:03:00Z">
+                <w:pPr/>
+              </w:pPrChange>
+            </w:pPr>
+            <w:ins w:id="755" w:author="Sandy Navarro" w:date="2026-10-22T23:17:00Z" w16du:dateUtc="2026-10-22T22:17:00Z">
+              <w:r>
+                <w:rPr>
+                  <w:b/>
+                  <w:bCs/>
+                </w:rPr>
+                <w:t>Sep ‘26</w:t>
+              </w:r>
+            </w:ins>
+          </w:p>
+        </w:tc>
+        <w:tc>
+          <w:tcPr>
+            <w:tcW w:w="0" w:type="auto"/>
+            <w:shd w:val="clear" w:color="auto" w:fill="A6A6A6" w:themeFill="background1" w:themeFillShade="A6"/>
+            <w:tcPrChange w:id="756" w:author="Sandy Navarro" w:date="2026-10-22T23:37:00Z" w16du:dateUtc="2026-10-22T22:37:00Z">
+              <w:tcPr>
+                <w:tcW w:w="0" w:type="auto"/>
+              </w:tcPr>
+            </w:tcPrChange>
+          </w:tcPr>
+          <w:p>
+            <w:pPr>
+              <w:jc w:val="both"/>
+              <w:rPr>
+                <w:ins w:id="757" w:author="Sandy Navarro" w:date="2026-10-22T23:10:00Z" w16du:dateUtc="2026-10-22T22:10:00Z"/>
+                <w:b/>
+                <w:bCs/>
+              </w:rPr>
+              <w:pPrChange w:id="758" w:author="Sandy Navarro" w:date="2026-10-24T18:03:00Z" w16du:dateUtc="2026-10-24T17:03:00Z">
+                <w:pPr/>
+              </w:pPrChange>
+            </w:pPr>
+            <w:ins w:id="759" w:author="Sandy Navarro" w:date="2026-10-22T23:17:00Z" w16du:dateUtc="2026-10-22T22:17:00Z">
+              <w:r>
+                <w:rPr>
+                  <w:b/>
+                  <w:bCs/>
+                </w:rPr>
+                <w:t>Oct ‘26</w:t>
+              </w:r>
+            </w:ins>
+          </w:p>
+        </w:tc>
+        <w:tc>
+          <w:tcPr>
+            <w:tcW w:w="0" w:type="auto"/>
+            <w:shd w:val="clear" w:color="auto" w:fill="A6A6A6" w:themeFill="background1" w:themeFillShade="A6"/>
+            <w:tcPrChange w:id="760" w:author="Sandy Navarro" w:date="2026-10-22T23:37:00Z" w16du:dateUtc="2026-10-22T22:37:00Z">
+              <w:tcPr>
+                <w:tcW w:w="0" w:type="auto"/>
+              </w:tcPr>
+            </w:tcPrChange>
+          </w:tcPr>
+          <w:p>
+            <w:pPr>
+              <w:jc w:val="both"/>
+              <w:rPr>
+                <w:ins w:id="761" w:author="Sandy Navarro" w:date="2026-10-22T23:10:00Z" w16du:dateUtc="2026-10-22T22:10:00Z"/>
+                <w:b/>
+                <w:bCs/>
+              </w:rPr>
+              <w:pPrChange w:id="762" w:author="Sandy Navarro" w:date="2026-10-24T18:03:00Z" w16du:dateUtc="2026-10-24T17:03:00Z">
+                <w:pPr/>
+              </w:pPrChange>
+            </w:pPr>
+            <w:ins w:id="763" w:author="Sandy Navarro" w:date="2026-10-22T23:17:00Z" w16du:dateUtc="2026-10-22T22:17:00Z">
+              <w:r>
+                <w:rPr>
+                  <w:b/>
+                  <w:bCs/>
+                </w:rPr>
+                <w:t>Nov ‘26</w:t>
+              </w:r>
+            </w:ins>
+          </w:p>
+        </w:tc>
+        <w:tc>
+          <w:tcPr>
+            <w:tcW w:w="0" w:type="auto"/>
+            <w:shd w:val="clear" w:color="auto" w:fill="A6A6A6" w:themeFill="background1" w:themeFillShade="A6"/>
+            <w:tcPrChange w:id="764" w:author="Sandy Navarro" w:date="2026-10-22T23:37:00Z" w16du:dateUtc="2026-10-22T22:37:00Z">
+              <w:tcPr>
+                <w:tcW w:w="0" w:type="auto"/>
+              </w:tcPr>
+            </w:tcPrChange>
+          </w:tcPr>
+          <w:p>
+            <w:pPr>
+              <w:jc w:val="both"/>
+              <w:rPr>
+                <w:ins w:id="765" w:author="Sandy Navarro" w:date="2026-10-22T23:10:00Z" w16du:dateUtc="2026-10-22T22:10:00Z"/>
+                <w:b/>
+                <w:bCs/>
+              </w:rPr>
+              <w:pPrChange w:id="766" w:author="Sandy Navarro" w:date="2026-10-24T18:03:00Z" w16du:dateUtc="2026-10-24T17:03:00Z">
+                <w:pPr/>
+              </w:pPrChange>
+            </w:pPr>
+            <w:ins w:id="767" w:author="Sandy Navarro" w:date="2026-10-22T23:17:00Z" w16du:dateUtc="2026-10-22T22:17:00Z">
+              <w:r>
+                <w:rPr>
+                  <w:b/>
+                  <w:bCs/>
+                </w:rPr>
+                <w:t>Dec</w:t>
+              </w:r>
+            </w:ins>
+            <w:ins w:id="768" w:author="Sandy Navarro" w:date="2026-10-22T23:18:00Z" w16du:dateUtc="2026-10-22T22:18:00Z">
+              <w:r>
+                <w:rPr>
+                  <w:b/>
+                  <w:bCs/>
+                </w:rPr>
+                <w:t xml:space="preserve"> ‘26</w:t>
+              </w:r>
+            </w:ins>
+          </w:p>
+        </w:tc>
+        <w:tc>
+          <w:tcPr>
+            <w:tcW w:w="0" w:type="auto"/>
+            <w:shd w:val="clear" w:color="auto" w:fill="A6A6A6" w:themeFill="background1" w:themeFillShade="A6"/>
+            <w:tcPrChange w:id="769" w:author="Sandy Navarro" w:date="2026-10-22T23:37:00Z" w16du:dateUtc="2026-10-22T22:37:00Z">
+              <w:tcPr>
+                <w:tcW w:w="0" w:type="auto"/>
+              </w:tcPr>
+            </w:tcPrChange>
+          </w:tcPr>
+          <w:p>
+            <w:pPr>
+              <w:jc w:val="both"/>
+              <w:rPr>
+                <w:ins w:id="770" w:author="Sandy Navarro" w:date="2026-10-22T23:10:00Z" w16du:dateUtc="2026-10-22T22:10:00Z"/>
+                <w:b/>
+                <w:bCs/>
+              </w:rPr>
+              <w:pPrChange w:id="771" w:author="Sandy Navarro" w:date="2026-10-24T18:03:00Z" w16du:dateUtc="2026-10-24T17:03:00Z">
+                <w:pPr/>
+              </w:pPrChange>
+            </w:pPr>
+            <w:ins w:id="772" w:author="Sandy Navarro" w:date="2026-10-22T23:18:00Z" w16du:dateUtc="2026-10-22T22:18:00Z">
+              <w:r>
+                <w:rPr>
+                  <w:b/>
+                  <w:bCs/>
+                </w:rPr>
+                <w:t>Jan ‘26</w:t>
+              </w:r>
+            </w:ins>
+          </w:p>
+        </w:tc>
+        <w:tc>
+          <w:tcPr>
+            <w:tcW w:w="0" w:type="auto"/>
+            <w:shd w:val="clear" w:color="auto" w:fill="A6A6A6" w:themeFill="background1" w:themeFillShade="A6"/>
+            <w:tcPrChange w:id="773" w:author="Sandy Navarro" w:date="2026-10-22T23:37:00Z" w16du:dateUtc="2026-10-22T22:37:00Z">
+              <w:tcPr>
+                <w:tcW w:w="0" w:type="auto"/>
+              </w:tcPr>
+            </w:tcPrChange>
+          </w:tcPr>
+          <w:p>
+            <w:pPr>
+              <w:jc w:val="both"/>
+              <w:rPr>
+                <w:ins w:id="774" w:author="Sandy Navarro" w:date="2026-10-22T23:10:00Z" w16du:dateUtc="2026-10-22T22:10:00Z"/>
+                <w:b/>
+                <w:bCs/>
+              </w:rPr>
+              <w:pPrChange w:id="775" w:author="Sandy Navarro" w:date="2026-10-24T18:03:00Z" w16du:dateUtc="2026-10-24T17:03:00Z">
+                <w:pPr/>
+              </w:pPrChange>
+            </w:pPr>
+            <w:ins w:id="776" w:author="Sandy Navarro" w:date="2026-10-22T23:18:00Z" w16du:dateUtc="2026-10-22T22:18:00Z">
+              <w:r>
+                <w:rPr>
+                  <w:b/>
+                  <w:bCs/>
+                </w:rPr>
+                <w:t>Feb ‘26</w:t>
+              </w:r>
+            </w:ins>
+          </w:p>
+        </w:tc>
+        <w:tc>
+          <w:tcPr>
+            <w:tcW w:w="0" w:type="auto"/>
+            <w:shd w:val="clear" w:color="auto" w:fill="A6A6A6" w:themeFill="background1" w:themeFillShade="A6"/>
+            <w:tcPrChange w:id="777" w:author="Sandy Navarro" w:date="2026-10-22T23:37:00Z" w16du:dateUtc="2026-10-22T22:37:00Z">
+              <w:tcPr>
+                <w:tcW w:w="0" w:type="auto"/>
+              </w:tcPr>
+            </w:tcPrChange>
+          </w:tcPr>
+          <w:p>
+            <w:pPr>
+              <w:jc w:val="both"/>
+              <w:rPr>
+                <w:ins w:id="778" w:author="Sandy Navarro" w:date="2026-10-22T23:10:00Z" w16du:dateUtc="2026-10-22T22:10:00Z"/>
+                <w:b/>
+                <w:bCs/>
+              </w:rPr>
+              <w:pPrChange w:id="779" w:author="Sandy Navarro" w:date="2026-10-24T18:03:00Z" w16du:dateUtc="2026-10-24T17:03:00Z">
+                <w:pPr/>
+              </w:pPrChange>
+            </w:pPr>
+            <w:ins w:id="780" w:author="Sandy Navarro" w:date="2026-10-22T23:20:00Z" w16du:dateUtc="2026-10-22T22:20:00Z">
+              <w:r>
+                <w:rPr>
+                  <w:b/>
+                  <w:bCs/>
+                </w:rPr>
+                <w:t>Mar ‘26</w:t>
+              </w:r>
+            </w:ins>
+          </w:p>
+        </w:tc>
+        <w:tc>
+          <w:tcPr>
+            <w:tcW w:w="0" w:type="auto"/>
+            <w:shd w:val="clear" w:color="auto" w:fill="A6A6A6" w:themeFill="background1" w:themeFillShade="A6"/>
+            <w:tcPrChange w:id="781" w:author="Sandy Navarro" w:date="2026-10-22T23:37:00Z" w16du:dateUtc="2026-10-22T22:37:00Z">
+              <w:tcPr>
+                <w:tcW w:w="0" w:type="auto"/>
+              </w:tcPr>
+            </w:tcPrChange>
+          </w:tcPr>
+          <w:p>
+            <w:pPr>
+              <w:jc w:val="both"/>
+              <w:rPr>
+                <w:ins w:id="782" w:author="Sandy Navarro" w:date="2026-10-22T23:10:00Z" w16du:dateUtc="2026-10-22T22:10:00Z"/>
+                <w:b/>
+                <w:bCs/>
+              </w:rPr>
+              <w:pPrChange w:id="783" w:author="Sandy Navarro" w:date="2026-10-24T18:03:00Z" w16du:dateUtc="2026-10-24T17:03:00Z">
+                <w:pPr/>
+              </w:pPrChange>
+            </w:pPr>
+            <w:ins w:id="784" w:author="Sandy Navarro" w:date="2026-10-22T23:20:00Z" w16du:dateUtc="2026-10-22T22:20:00Z">
+              <w:r>
+                <w:rPr>
+                  <w:b/>
+                  <w:bCs/>
+                </w:rPr>
+                <w:t>A</w:t>
+              </w:r>
+            </w:ins>
+            <w:ins w:id="785" w:author="Sandy Navarro" w:date="2026-10-22T23:31:00Z" w16du:dateUtc="2026-10-22T22:31:00Z">
+              <w:r>
+                <w:rPr>
+                  <w:b/>
+                  <w:bCs/>
+                </w:rPr>
+                <w:t xml:space="preserve">pr </w:t>
+              </w:r>
+            </w:ins>
+            <w:ins w:id="786" w:author="Sandy Navarro" w:date="2026-10-22T23:20:00Z" w16du:dateUtc="2026-10-22T22:20:00Z">
+              <w:r>
+                <w:rPr>
+                  <w:b/>
+                  <w:bCs/>
+                </w:rPr>
+                <w:t>’26</w:t>
+              </w:r>
+            </w:ins>
+          </w:p>
+        </w:tc>
+        <w:tc>
+          <w:tcPr>
+            <w:tcW w:w="0" w:type="auto"/>
+            <w:shd w:val="clear" w:color="auto" w:fill="A6A6A6" w:themeFill="background1" w:themeFillShade="A6"/>
+            <w:tcPrChange w:id="787" w:author="Sandy Navarro" w:date="2026-10-22T23:37:00Z" w16du:dateUtc="2026-10-22T22:37:00Z">
+              <w:tcPr>
+                <w:tcW w:w="0" w:type="auto"/>
+              </w:tcPr>
+            </w:tcPrChange>
+          </w:tcPr>
+          <w:p>
+            <w:pPr>
+              <w:jc w:val="both"/>
+              <w:rPr>
+                <w:ins w:id="788" w:author="Sandy Navarro" w:date="2026-10-22T23:10:00Z" w16du:dateUtc="2026-10-22T22:10:00Z"/>
+                <w:b/>
+                <w:bCs/>
+              </w:rPr>
+              <w:pPrChange w:id="789" w:author="Sandy Navarro" w:date="2026-10-24T18:03:00Z" w16du:dateUtc="2026-10-24T17:03:00Z">
+                <w:pPr/>
+              </w:pPrChange>
+            </w:pPr>
+            <w:ins w:id="790" w:author="Sandy Navarro" w:date="2026-10-22T23:20:00Z" w16du:dateUtc="2026-10-22T22:20:00Z">
+              <w:r>
+                <w:rPr>
+                  <w:b/>
+                  <w:bCs/>
+                </w:rPr>
+                <w:t>May ‘27</w:t>
+              </w:r>
+            </w:ins>
+          </w:p>
+        </w:tc>
+      </w:tr>
+      <w:tr>
+        <w:trPr>
+          <w:ins w:id="791" w:author="Sandy Navarro" w:date="2026-10-22T23:10:00Z"/>
+        </w:trPr>
+        <w:tc>
+          <w:tcPr>
+            <w:tcW w:w="0" w:type="auto"/>
+            <w:shd w:val="clear" w:color="auto" w:fill="0A2F41" w:themeFill="accent1" w:themeFillShade="80"/>
+            <w:tcPrChange w:id="792" w:author="Sandy Navarro" w:date="2026-10-22T23:38:00Z" w16du:dateUtc="2026-10-22T22:38:00Z">
+              <w:tcPr>
+                <w:tcW w:w="0" w:type="auto"/>
+              </w:tcPr>
+            </w:tcPrChange>
+          </w:tcPr>
+          <w:p>
+            <w:pPr>
+              <w:jc w:val="both"/>
+              <w:rPr>
+                <w:ins w:id="793" w:author="Sandy Navarro" w:date="2026-10-22T23:10:00Z" w16du:dateUtc="2026-10-22T22:10:00Z"/>
+                <w:b/>
+                <w:bCs/>
+              </w:rPr>
+              <w:pPrChange w:id="794" w:author="Sandy Navarro" w:date="2026-10-24T18:03:00Z" w16du:dateUtc="2026-10-24T17:03:00Z">
+                <w:pPr/>
+              </w:pPrChange>
+            </w:pPr>
+            <w:ins w:id="795" w:author="Sandy Navarro" w:date="2026-10-22T23:20:00Z" w16du:dateUtc="2026-10-22T22:20:00Z">
+              <w:r>
+                <w:rPr>
+                  <w:b/>
+                  <w:bCs/>
+                </w:rPr>
+                <w:t>Research question proposal</w:t>
+              </w:r>
+            </w:ins>
+          </w:p>
+        </w:tc>
+        <w:tc>
+          <w:tcPr>
+            <w:tcW w:w="0" w:type="auto"/>
+            <w:tcPrChange w:id="796" w:author="Sandy Navarro" w:date="2026-10-22T23:38:00Z" w16du:dateUtc="2026-10-22T22:38:00Z">
+              <w:tcPr>
+                <w:tcW w:w="0" w:type="auto"/>
+              </w:tcPr>
+            </w:tcPrChange>
+          </w:tcPr>
+          <w:p>
+            <w:pPr>
+              <w:jc w:val="both"/>
+              <w:rPr>
+                <w:ins w:id="797" w:author="Sandy Navarro" w:date="2026-10-22T23:10:00Z" w16du:dateUtc="2026-10-22T22:10:00Z"/>
+                <w:b/>
+                <w:bCs/>
+              </w:rPr>
+              <w:pPrChange w:id="798" w:author="Sandy Navarro" w:date="2026-10-24T18:03:00Z" w16du:dateUtc="2026-10-24T17:03:00Z">
+                <w:pPr/>
+              </w:pPrChange>
+            </w:pPr>
+            <w:ins w:id="799" w:author="Sandy Navarro" w:date="2026-10-22T23:23:00Z" w16du:dateUtc="2026-10-22T22:23:00Z">
+              <w:r>
+                <w:rPr>
+                  <w:b/>
+                  <w:bCs/>
+                </w:rPr>
+                <w:t>21 Sep</w:t>
+              </w:r>
+            </w:ins>
+          </w:p>
+        </w:tc>
+        <w:tc>
+          <w:tcPr>
+            <w:tcW w:w="0" w:type="auto"/>
+            <w:tcPrChange w:id="800" w:author="Sandy Navarro" w:date="2026-10-22T23:38:00Z" w16du:dateUtc="2026-10-22T22:38:00Z">
+              <w:tcPr>
+                <w:tcW w:w="0" w:type="auto"/>
+              </w:tcPr>
+            </w:tcPrChange>
+          </w:tcPr>
+          <w:p>
+            <w:pPr>
+              <w:jc w:val="both"/>
+              <w:rPr>
+                <w:ins w:id="801" w:author="Sandy Navarro" w:date="2026-10-22T23:10:00Z" w16du:dateUtc="2026-10-22T22:10:00Z"/>
+                <w:b/>
+                <w:bCs/>
+              </w:rPr>
+              <w:pPrChange w:id="802" w:author="Sandy Navarro" w:date="2026-10-24T18:03:00Z" w16du:dateUtc="2026-10-24T17:03:00Z">
+                <w:pPr/>
+              </w:pPrChange>
+            </w:pPr>
+            <w:ins w:id="803" w:author="Sandy Navarro" w:date="2026-10-22T23:26:00Z" w16du:dateUtc="2026-10-22T22:26:00Z">
+              <w:r>
+                <w:rPr>
+                  <w:b/>
+                  <w:bCs/>
+                </w:rPr>
+                <w:t>25</w:t>
+              </w:r>
+            </w:ins>
+            <w:ins w:id="804" w:author="Sandy Navarro" w:date="2026-10-22T23:25:00Z" w16du:dateUtc="2026-10-22T22:25:00Z">
+              <w:r>
+                <w:rPr>
+                  <w:b/>
+                  <w:bCs/>
+                </w:rPr>
+                <w:t xml:space="preserve"> Oct</w:t>
+              </w:r>
+            </w:ins>
+          </w:p>
+        </w:tc>
+        <w:tc>
+          <w:tcPr>
+            <w:tcW w:w="0" w:type="auto"/>
+            <w:shd w:val="clear" w:color="auto" w:fill="C1E4F5" w:themeFill="accent1" w:themeFillTint="33"/>
+            <w:tcPrChange w:id="805" w:author="Sandy Navarro" w:date="2026-10-22T23:38:00Z" w16du:dateUtc="2026-10-22T22:38:00Z">
+              <w:tcPr>
+                <w:tcW w:w="0" w:type="auto"/>
+              </w:tcPr>
+            </w:tcPrChange>
+          </w:tcPr>
+          <w:p>
+            <w:pPr>
+              <w:jc w:val="both"/>
+              <w:rPr>
+                <w:ins w:id="806" w:author="Sandy Navarro" w:date="2026-10-22T23:10:00Z" w16du:dateUtc="2026-10-22T22:10:00Z"/>
+                <w:b/>
+                <w:bCs/>
+              </w:rPr>
+              <w:pPrChange w:id="807" w:author="Sandy Navarro" w:date="2026-10-24T18:03:00Z" w16du:dateUtc="2026-10-24T17:03:00Z">
+                <w:pPr/>
+              </w:pPrChange>
+            </w:pPr>
+          </w:p>
+        </w:tc>
+        <w:tc>
+          <w:tcPr>
+            <w:tcW w:w="0" w:type="auto"/>
+            <w:shd w:val="clear" w:color="auto" w:fill="C1E4F5" w:themeFill="accent1" w:themeFillTint="33"/>
+            <w:tcPrChange w:id="808" w:author="Sandy Navarro" w:date="2026-10-22T23:38:00Z" w16du:dateUtc="2026-10-22T22:38:00Z">
               <w:tcPr>
                 <w:tcW w:w="0" w:type="auto"/>
               </w:tcPr>
@@ -8173,22 +8266,12 @@
                 <w:pPr/>
               </w:pPrChange>
             </w:pPr>
-            <w:ins w:id="811" w:author="Sandy Navarro" w:date="2026-10-22T23:17:00Z" w16du:dateUtc="2026-10-22T22:17:00Z">
-              <w:r>
-                <w:rPr>
-                  <w:b/>
-                  <w:bCs/>
-                </w:rPr>
-                <w:t>Activity</w:t>
-              </w:r>
-            </w:ins>
           </w:p>
         </w:tc>
         <w:tc>
           <w:tcPr>
             <w:tcW w:w="0" w:type="auto"/>
-            <w:shd w:val="clear" w:color="auto" w:fill="A6A6A6" w:themeFill="background1" w:themeFillShade="A6"/>
-            <w:tcPrChange w:id="812" w:author="Sandy Navarro" w:date="2026-10-22T23:37:00Z" w16du:dateUtc="2026-10-22T22:37:00Z">
+            <w:tcPrChange w:id="811" w:author="Sandy Navarro" w:date="2026-10-22T23:38:00Z" w16du:dateUtc="2026-10-22T22:38:00Z">
               <w:tcPr>
                 <w:tcW w:w="0" w:type="auto"/>
               </w:tcPr>
@@ -8198,30 +8281,20 @@
             <w:pPr>
               <w:jc w:val="both"/>
               <w:rPr>
-                <w:ins w:id="813" w:author="Sandy Navarro" w:date="2026-10-22T23:10:00Z" w16du:dateUtc="2026-10-22T22:10:00Z"/>
+                <w:ins w:id="812" w:author="Sandy Navarro" w:date="2026-10-22T23:10:00Z" w16du:dateUtc="2026-10-22T22:10:00Z"/>
                 <w:b/>
                 <w:bCs/>
               </w:rPr>
-              <w:pPrChange w:id="814" w:author="Sandy Navarro" w:date="2026-10-24T18:03:00Z" w16du:dateUtc="2026-10-24T17:03:00Z">
+              <w:pPrChange w:id="813" w:author="Sandy Navarro" w:date="2026-10-24T18:03:00Z" w16du:dateUtc="2026-10-24T17:03:00Z">
                 <w:pPr/>
               </w:pPrChange>
             </w:pPr>
-            <w:ins w:id="815" w:author="Sandy Navarro" w:date="2026-10-22T23:17:00Z" w16du:dateUtc="2026-10-22T22:17:00Z">
-              <w:r>
-                <w:rPr>
-                  <w:b/>
-                  <w:bCs/>
-                </w:rPr>
-                <w:t>Start</w:t>
-              </w:r>
-            </w:ins>
           </w:p>
         </w:tc>
         <w:tc>
           <w:tcPr>
             <w:tcW w:w="0" w:type="auto"/>
-            <w:shd w:val="clear" w:color="auto" w:fill="A6A6A6" w:themeFill="background1" w:themeFillShade="A6"/>
-            <w:tcPrChange w:id="816" w:author="Sandy Navarro" w:date="2026-10-22T23:37:00Z" w16du:dateUtc="2026-10-22T22:37:00Z">
+            <w:tcPrChange w:id="814" w:author="Sandy Navarro" w:date="2026-10-22T23:38:00Z" w16du:dateUtc="2026-10-22T22:38:00Z">
               <w:tcPr>
                 <w:tcW w:w="0" w:type="auto"/>
               </w:tcPr>
@@ -8231,30 +8304,43 @@
             <w:pPr>
               <w:jc w:val="both"/>
               <w:rPr>
-                <w:ins w:id="817" w:author="Sandy Navarro" w:date="2026-10-22T23:10:00Z" w16du:dateUtc="2026-10-22T22:10:00Z"/>
+                <w:ins w:id="815" w:author="Sandy Navarro" w:date="2026-10-22T23:10:00Z" w16du:dateUtc="2026-10-22T22:10:00Z"/>
                 <w:b/>
                 <w:bCs/>
               </w:rPr>
-              <w:pPrChange w:id="818" w:author="Sandy Navarro" w:date="2026-10-24T18:03:00Z" w16du:dateUtc="2026-10-24T17:03:00Z">
+              <w:pPrChange w:id="816" w:author="Sandy Navarro" w:date="2026-10-24T18:03:00Z" w16du:dateUtc="2026-10-24T17:03:00Z">
                 <w:pPr/>
               </w:pPrChange>
             </w:pPr>
-            <w:ins w:id="819" w:author="Sandy Navarro" w:date="2026-10-22T23:17:00Z" w16du:dateUtc="2026-10-22T22:17:00Z">
-              <w:r>
-                <w:rPr>
-                  <w:b/>
-                  <w:bCs/>
-                </w:rPr>
-                <w:t>Finish</w:t>
-              </w:r>
-            </w:ins>
           </w:p>
         </w:tc>
         <w:tc>
           <w:tcPr>
             <w:tcW w:w="0" w:type="auto"/>
-            <w:shd w:val="clear" w:color="auto" w:fill="A6A6A6" w:themeFill="background1" w:themeFillShade="A6"/>
-            <w:tcPrChange w:id="820" w:author="Sandy Navarro" w:date="2026-10-22T23:37:00Z" w16du:dateUtc="2026-10-22T22:37:00Z">
+            <w:tcPrChange w:id="817" w:author="Sandy Navarro" w:date="2026-10-22T23:38:00Z" w16du:dateUtc="2026-10-22T22:38:00Z">
+              <w:tcPr>
+                <w:tcW w:w="0" w:type="auto"/>
+              </w:tcPr>
+            </w:tcPrChange>
+          </w:tcPr>
+          <w:p>
+            <w:pPr>
+              <w:jc w:val="both"/>
+              <w:rPr>
+                <w:ins w:id="818" w:author="Sandy Navarro" w:date="2026-10-22T23:10:00Z" w16du:dateUtc="2026-10-22T22:10:00Z"/>
+                <w:b/>
+                <w:bCs/>
+              </w:rPr>
+              <w:pPrChange w:id="819" w:author="Sandy Navarro" w:date="2026-10-24T18:03:00Z" w16du:dateUtc="2026-10-24T17:03:00Z">
+                <w:pPr/>
+              </w:pPrChange>
+            </w:pPr>
+          </w:p>
+        </w:tc>
+        <w:tc>
+          <w:tcPr>
+            <w:tcW w:w="0" w:type="auto"/>
+            <w:tcPrChange w:id="820" w:author="Sandy Navarro" w:date="2026-10-22T23:38:00Z" w16du:dateUtc="2026-10-22T22:38:00Z">
               <w:tcPr>
                 <w:tcW w:w="0" w:type="auto"/>
               </w:tcPr>
@@ -8272,22 +8358,12 @@
                 <w:pPr/>
               </w:pPrChange>
             </w:pPr>
-            <w:ins w:id="823" w:author="Sandy Navarro" w:date="2026-10-22T23:17:00Z" w16du:dateUtc="2026-10-22T22:17:00Z">
-              <w:r>
-                <w:rPr>
-                  <w:b/>
-                  <w:bCs/>
-                </w:rPr>
-                <w:t>Sep ‘26</w:t>
-              </w:r>
-            </w:ins>
           </w:p>
         </w:tc>
         <w:tc>
           <w:tcPr>
             <w:tcW w:w="0" w:type="auto"/>
-            <w:shd w:val="clear" w:color="auto" w:fill="A6A6A6" w:themeFill="background1" w:themeFillShade="A6"/>
-            <w:tcPrChange w:id="824" w:author="Sandy Navarro" w:date="2026-10-22T23:37:00Z" w16du:dateUtc="2026-10-22T22:37:00Z">
+            <w:tcPrChange w:id="823" w:author="Sandy Navarro" w:date="2026-10-22T23:38:00Z" w16du:dateUtc="2026-10-22T22:38:00Z">
               <w:tcPr>
                 <w:tcW w:w="0" w:type="auto"/>
               </w:tcPr>
@@ -8297,30 +8373,20 @@
             <w:pPr>
               <w:jc w:val="both"/>
               <w:rPr>
-                <w:ins w:id="825" w:author="Sandy Navarro" w:date="2026-10-22T23:10:00Z" w16du:dateUtc="2026-10-22T22:10:00Z"/>
+                <w:ins w:id="824" w:author="Sandy Navarro" w:date="2026-10-22T23:10:00Z" w16du:dateUtc="2026-10-22T22:10:00Z"/>
                 <w:b/>
                 <w:bCs/>
               </w:rPr>
-              <w:pPrChange w:id="826" w:author="Sandy Navarro" w:date="2026-10-24T18:03:00Z" w16du:dateUtc="2026-10-24T17:03:00Z">
+              <w:pPrChange w:id="825" w:author="Sandy Navarro" w:date="2026-10-24T18:03:00Z" w16du:dateUtc="2026-10-24T17:03:00Z">
                 <w:pPr/>
               </w:pPrChange>
             </w:pPr>
-            <w:ins w:id="827" w:author="Sandy Navarro" w:date="2026-10-22T23:17:00Z" w16du:dateUtc="2026-10-22T22:17:00Z">
-              <w:r>
-                <w:rPr>
-                  <w:b/>
-                  <w:bCs/>
-                </w:rPr>
-                <w:t>Oct ‘26</w:t>
-              </w:r>
-            </w:ins>
           </w:p>
         </w:tc>
         <w:tc>
           <w:tcPr>
             <w:tcW w:w="0" w:type="auto"/>
-            <w:shd w:val="clear" w:color="auto" w:fill="A6A6A6" w:themeFill="background1" w:themeFillShade="A6"/>
-            <w:tcPrChange w:id="828" w:author="Sandy Navarro" w:date="2026-10-22T23:37:00Z" w16du:dateUtc="2026-10-22T22:37:00Z">
+            <w:tcPrChange w:id="826" w:author="Sandy Navarro" w:date="2026-10-22T23:38:00Z" w16du:dateUtc="2026-10-22T22:38:00Z">
               <w:tcPr>
                 <w:tcW w:w="0" w:type="auto"/>
               </w:tcPr>
@@ -8330,30 +8396,20 @@
             <w:pPr>
               <w:jc w:val="both"/>
               <w:rPr>
-                <w:ins w:id="829" w:author="Sandy Navarro" w:date="2026-10-22T23:10:00Z" w16du:dateUtc="2026-10-22T22:10:00Z"/>
+                <w:ins w:id="827" w:author="Sandy Navarro" w:date="2026-10-22T23:10:00Z" w16du:dateUtc="2026-10-22T22:10:00Z"/>
                 <w:b/>
                 <w:bCs/>
               </w:rPr>
-              <w:pPrChange w:id="830" w:author="Sandy Navarro" w:date="2026-10-24T18:03:00Z" w16du:dateUtc="2026-10-24T17:03:00Z">
+              <w:pPrChange w:id="828" w:author="Sandy Navarro" w:date="2026-10-24T18:03:00Z" w16du:dateUtc="2026-10-24T17:03:00Z">
                 <w:pPr/>
               </w:pPrChange>
             </w:pPr>
-            <w:ins w:id="831" w:author="Sandy Navarro" w:date="2026-10-22T23:17:00Z" w16du:dateUtc="2026-10-22T22:17:00Z">
-              <w:r>
-                <w:rPr>
-                  <w:b/>
-                  <w:bCs/>
-                </w:rPr>
-                <w:t>Nov ‘26</w:t>
-              </w:r>
-            </w:ins>
           </w:p>
         </w:tc>
         <w:tc>
           <w:tcPr>
             <w:tcW w:w="0" w:type="auto"/>
-            <w:shd w:val="clear" w:color="auto" w:fill="A6A6A6" w:themeFill="background1" w:themeFillShade="A6"/>
-            <w:tcPrChange w:id="832" w:author="Sandy Navarro" w:date="2026-10-22T23:37:00Z" w16du:dateUtc="2026-10-22T22:37:00Z">
+            <w:tcPrChange w:id="829" w:author="Sandy Navarro" w:date="2026-10-22T23:38:00Z" w16du:dateUtc="2026-10-22T22:38:00Z">
               <w:tcPr>
                 <w:tcW w:w="0" w:type="auto"/>
               </w:tcPr>
@@ -8363,39 +8419,26 @@
             <w:pPr>
               <w:jc w:val="both"/>
               <w:rPr>
-                <w:ins w:id="833" w:author="Sandy Navarro" w:date="2026-10-22T23:10:00Z" w16du:dateUtc="2026-10-22T22:10:00Z"/>
+                <w:ins w:id="830" w:author="Sandy Navarro" w:date="2026-10-22T23:10:00Z" w16du:dateUtc="2026-10-22T22:10:00Z"/>
                 <w:b/>
                 <w:bCs/>
               </w:rPr>
-              <w:pPrChange w:id="834" w:author="Sandy Navarro" w:date="2026-10-24T18:03:00Z" w16du:dateUtc="2026-10-24T17:03:00Z">
+              <w:pPrChange w:id="831" w:author="Sandy Navarro" w:date="2026-10-24T18:03:00Z" w16du:dateUtc="2026-10-24T17:03:00Z">
                 <w:pPr/>
               </w:pPrChange>
             </w:pPr>
-            <w:ins w:id="835" w:author="Sandy Navarro" w:date="2026-10-22T23:17:00Z" w16du:dateUtc="2026-10-22T22:17:00Z">
-              <w:r>
-                <w:rPr>
-                  <w:b/>
-                  <w:bCs/>
-                </w:rPr>
-                <w:t>Dec</w:t>
-              </w:r>
-            </w:ins>
-            <w:ins w:id="836" w:author="Sandy Navarro" w:date="2026-10-22T23:18:00Z" w16du:dateUtc="2026-10-22T22:18:00Z">
-              <w:r>
-                <w:rPr>
-                  <w:b/>
-                  <w:bCs/>
-                </w:rPr>
-                <w:t xml:space="preserve"> ‘26</w:t>
-              </w:r>
-            </w:ins>
           </w:p>
         </w:tc>
+      </w:tr>
+      <w:tr>
+        <w:trPr>
+          <w:ins w:id="832" w:author="Sandy Navarro" w:date="2026-10-22T23:10:00Z"/>
+        </w:trPr>
         <w:tc>
           <w:tcPr>
             <w:tcW w:w="0" w:type="auto"/>
-            <w:shd w:val="clear" w:color="auto" w:fill="A6A6A6" w:themeFill="background1" w:themeFillShade="A6"/>
-            <w:tcPrChange w:id="837" w:author="Sandy Navarro" w:date="2026-10-22T23:37:00Z" w16du:dateUtc="2026-10-22T22:37:00Z">
+            <w:shd w:val="clear" w:color="auto" w:fill="0A2F41" w:themeFill="accent1" w:themeFillShade="80"/>
+            <w:tcPrChange w:id="833" w:author="Sandy Navarro" w:date="2026-10-22T23:38:00Z" w16du:dateUtc="2026-10-22T22:38:00Z">
               <w:tcPr>
                 <w:tcW w:w="0" w:type="auto"/>
               </w:tcPr>
@@ -8405,21 +8448,66 @@
             <w:pPr>
               <w:jc w:val="both"/>
               <w:rPr>
-                <w:ins w:id="838" w:author="Sandy Navarro" w:date="2026-10-22T23:10:00Z" w16du:dateUtc="2026-10-22T22:10:00Z"/>
+                <w:ins w:id="834" w:author="Sandy Navarro" w:date="2026-10-22T23:10:00Z" w16du:dateUtc="2026-10-22T22:10:00Z"/>
                 <w:b/>
                 <w:bCs/>
               </w:rPr>
-              <w:pPrChange w:id="839" w:author="Sandy Navarro" w:date="2026-10-24T18:03:00Z" w16du:dateUtc="2026-10-24T17:03:00Z">
+              <w:pPrChange w:id="835" w:author="Sandy Navarro" w:date="2026-10-24T18:03:00Z" w16du:dateUtc="2026-10-24T17:03:00Z">
                 <w:pPr/>
               </w:pPrChange>
             </w:pPr>
-            <w:ins w:id="840" w:author="Sandy Navarro" w:date="2026-10-22T23:18:00Z" w16du:dateUtc="2026-10-22T22:18:00Z">
+            <w:ins w:id="836" w:author="Sandy Navarro" w:date="2026-10-22T23:20:00Z" w16du:dateUtc="2026-10-22T22:20:00Z">
               <w:r>
                 <w:rPr>
                   <w:b/>
                   <w:bCs/>
                 </w:rPr>
-                <w:t>Jan ‘26</w:t>
+                <w:t>Review dataset and data</w:t>
+              </w:r>
+            </w:ins>
+            <w:ins w:id="837" w:author="Sandy Navarro" w:date="2026-10-22T23:21:00Z" w16du:dateUtc="2026-10-22T22:21:00Z">
+              <w:r>
+                <w:rPr>
+                  <w:b/>
+                  <w:bCs/>
+                </w:rPr>
+                <w:t xml:space="preserve"> </w:t>
+              </w:r>
+            </w:ins>
+            <w:ins w:id="838" w:author="Sandy Navarro" w:date="2026-10-22T23:20:00Z" w16du:dateUtc="2026-10-22T22:20:00Z">
+              <w:r>
+                <w:rPr>
+                  <w:b/>
+                  <w:bCs/>
+                </w:rPr>
+                <w:t>sou</w:t>
+              </w:r>
+            </w:ins>
+            <w:ins w:id="839" w:author="Sandy Navarro" w:date="2026-10-22T23:21:00Z" w16du:dateUtc="2026-10-22T22:21:00Z">
+              <w:r>
+                <w:rPr>
+                  <w:b/>
+                  <w:bCs/>
+                </w:rPr>
+                <w:t>r</w:t>
+              </w:r>
+            </w:ins>
+            <w:ins w:id="840" w:author="Sandy Navarro" w:date="2026-10-22T23:22:00Z" w16du:dateUtc="2026-10-22T22:22:00Z">
+              <w:r>
+                <w:rPr>
+                  <w:b/>
+                  <w:bCs/>
+                </w:rPr>
+                <w:t>c</w:t>
+              </w:r>
+            </w:ins>
+            <w:ins w:id="841" w:author="Sandy Navarro" w:date="2026-10-22T23:21:00Z" w16du:dateUtc="2026-10-22T22:21:00Z">
+              <w:r>
+                <w:rPr>
+                  <w:b/>
+                  <w:bCs/>
+                </w:rPr>
+                <w:t>e</w:t>
               </w:r>
             </w:ins>
           </w:p>
@@ -8427,8 +8515,7 @@
         <w:tc>
           <w:tcPr>
             <w:tcW w:w="0" w:type="auto"/>
-            <w:shd w:val="clear" w:color="auto" w:fill="A6A6A6" w:themeFill="background1" w:themeFillShade="A6"/>
-            <w:tcPrChange w:id="841" w:author="Sandy Navarro" w:date="2026-10-22T23:37:00Z" w16du:dateUtc="2026-10-22T22:37:00Z">
+            <w:tcPrChange w:id="842" w:author="Sandy Navarro" w:date="2026-10-22T23:38:00Z" w16du:dateUtc="2026-10-22T22:38:00Z">
               <w:tcPr>
                 <w:tcW w:w="0" w:type="auto"/>
               </w:tcPr>
@@ -8438,21 +8525,21 @@
             <w:pPr>
               <w:jc w:val="both"/>
               <w:rPr>
-                <w:ins w:id="842" w:author="Sandy Navarro" w:date="2026-10-22T23:10:00Z" w16du:dateUtc="2026-10-22T22:10:00Z"/>
+                <w:ins w:id="843" w:author="Sandy Navarro" w:date="2026-10-22T23:10:00Z" w16du:dateUtc="2026-10-22T22:10:00Z"/>
                 <w:b/>
                 <w:bCs/>
               </w:rPr>
-              <w:pPrChange w:id="843" w:author="Sandy Navarro" w:date="2026-10-24T18:03:00Z" w16du:dateUtc="2026-10-24T17:03:00Z">
+              <w:pPrChange w:id="844" w:author="Sandy Navarro" w:date="2026-10-24T18:03:00Z" w16du:dateUtc="2026-10-24T17:03:00Z">
                 <w:pPr/>
               </w:pPrChange>
             </w:pPr>
-            <w:ins w:id="844" w:author="Sandy Navarro" w:date="2026-10-22T23:18:00Z" w16du:dateUtc="2026-10-22T22:18:00Z">
+            <w:ins w:id="845" w:author="Sandy Navarro" w:date="2026-10-22T23:26:00Z" w16du:dateUtc="2026-10-22T22:26:00Z">
               <w:r>
                 <w:rPr>
                   <w:b/>
                   <w:bCs/>
                 </w:rPr>
-                <w:t>Feb ‘26</w:t>
+                <w:t>13 Oct</w:t>
               </w:r>
             </w:ins>
           </w:p>
@@ -8460,8 +8547,7 @@
         <w:tc>
           <w:tcPr>
             <w:tcW w:w="0" w:type="auto"/>
-            <w:shd w:val="clear" w:color="auto" w:fill="A6A6A6" w:themeFill="background1" w:themeFillShade="A6"/>
-            <w:tcPrChange w:id="845" w:author="Sandy Navarro" w:date="2026-10-22T23:37:00Z" w16du:dateUtc="2026-10-22T22:37:00Z">
+            <w:tcPrChange w:id="846" w:author="Sandy Navarro" w:date="2026-10-22T23:38:00Z" w16du:dateUtc="2026-10-22T22:38:00Z">
               <w:tcPr>
                 <w:tcW w:w="0" w:type="auto"/>
               </w:tcPr>
@@ -8471,21 +8557,21 @@
             <w:pPr>
               <w:jc w:val="both"/>
               <w:rPr>
-                <w:ins w:id="846" w:author="Sandy Navarro" w:date="2026-10-22T23:10:00Z" w16du:dateUtc="2026-10-22T22:10:00Z"/>
+                <w:ins w:id="847" w:author="Sandy Navarro" w:date="2026-10-22T23:10:00Z" w16du:dateUtc="2026-10-22T22:10:00Z"/>
                 <w:b/>
                 <w:bCs/>
               </w:rPr>
-              <w:pPrChange w:id="847" w:author="Sandy Navarro" w:date="2026-10-24T18:03:00Z" w16du:dateUtc="2026-10-24T17:03:00Z">
+              <w:pPrChange w:id="848" w:author="Sandy Navarro" w:date="2026-10-24T18:03:00Z" w16du:dateUtc="2026-10-24T17:03:00Z">
                 <w:pPr/>
               </w:pPrChange>
             </w:pPr>
-            <w:ins w:id="848" w:author="Sandy Navarro" w:date="2026-10-22T23:20:00Z" w16du:dateUtc="2026-10-22T22:20:00Z">
+            <w:ins w:id="849" w:author="Sandy Navarro" w:date="2026-10-22T23:26:00Z" w16du:dateUtc="2026-10-22T22:26:00Z">
               <w:r>
                 <w:rPr>
                   <w:b/>
                   <w:bCs/>
                 </w:rPr>
-                <w:t>Mar ‘26</w:t>
+                <w:t>25 Oct</w:t>
               </w:r>
             </w:ins>
           </w:p>
@@ -8493,8 +8579,7 @@
         <w:tc>
           <w:tcPr>
             <w:tcW w:w="0" w:type="auto"/>
-            <w:shd w:val="clear" w:color="auto" w:fill="A6A6A6" w:themeFill="background1" w:themeFillShade="A6"/>
-            <w:tcPrChange w:id="849" w:author="Sandy Navarro" w:date="2026-10-22T23:37:00Z" w16du:dateUtc="2026-10-22T22:37:00Z">
+            <w:tcPrChange w:id="850" w:author="Sandy Navarro" w:date="2026-10-22T23:38:00Z" w16du:dateUtc="2026-10-22T22:38:00Z">
               <w:tcPr>
                 <w:tcW w:w="0" w:type="auto"/>
               </w:tcPr>
@@ -8504,48 +8589,21 @@
             <w:pPr>
               <w:jc w:val="both"/>
               <w:rPr>
-                <w:ins w:id="850" w:author="Sandy Navarro" w:date="2026-10-22T23:10:00Z" w16du:dateUtc="2026-10-22T22:10:00Z"/>
+                <w:ins w:id="851" w:author="Sandy Navarro" w:date="2026-10-22T23:10:00Z" w16du:dateUtc="2026-10-22T22:10:00Z"/>
                 <w:b/>
                 <w:bCs/>
               </w:rPr>
-              <w:pPrChange w:id="851" w:author="Sandy Navarro" w:date="2026-10-24T18:03:00Z" w16du:dateUtc="2026-10-24T17:03:00Z">
+              <w:pPrChange w:id="852" w:author="Sandy Navarro" w:date="2026-10-24T18:03:00Z" w16du:dateUtc="2026-10-24T17:03:00Z">
                 <w:pPr/>
               </w:pPrChange>
             </w:pPr>
-            <w:ins w:id="852" w:author="Sandy Navarro" w:date="2026-10-22T23:20:00Z" w16du:dateUtc="2026-10-22T22:20:00Z">
-              <w:r>
-                <w:rPr>
-                  <w:b/>
-                  <w:bCs/>
-                </w:rPr>
-                <w:t>A</w:t>
-              </w:r>
-            </w:ins>
-            <w:ins w:id="853" w:author="Sandy Navarro" w:date="2026-10-22T23:31:00Z" w16du:dateUtc="2026-10-22T22:31:00Z">
-              <w:r>
-                <w:rPr>
-                  <w:b/>
-                  <w:bCs/>
-                </w:rPr>
-                <w:t xml:space="preserve">pr </w:t>
-              </w:r>
-            </w:ins>
-            <w:ins w:id="854" w:author="Sandy Navarro" w:date="2026-10-22T23:20:00Z" w16du:dateUtc="2026-10-22T22:20:00Z">
-              <w:r>
-                <w:rPr>
-                  <w:b/>
-                  <w:bCs/>
-                </w:rPr>
-                <w:t>’26</w:t>
-              </w:r>
-            </w:ins>
           </w:p>
         </w:tc>
         <w:tc>
           <w:tcPr>
             <w:tcW w:w="0" w:type="auto"/>
-            <w:shd w:val="clear" w:color="auto" w:fill="A6A6A6" w:themeFill="background1" w:themeFillShade="A6"/>
-            <w:tcPrChange w:id="855" w:author="Sandy Navarro" w:date="2026-10-22T23:37:00Z" w16du:dateUtc="2026-10-22T22:37:00Z">
+            <w:shd w:val="clear" w:color="auto" w:fill="83CAEB" w:themeFill="accent1" w:themeFillTint="66"/>
+            <w:tcPrChange w:id="853" w:author="Sandy Navarro" w:date="2026-10-22T23:38:00Z" w16du:dateUtc="2026-10-22T22:38:00Z">
               <w:tcPr>
                 <w:tcW w:w="0" w:type="auto"/>
               </w:tcPr>
@@ -8555,35 +8613,20 @@
             <w:pPr>
               <w:jc w:val="both"/>
               <w:rPr>
-                <w:ins w:id="856" w:author="Sandy Navarro" w:date="2026-10-22T23:10:00Z" w16du:dateUtc="2026-10-22T22:10:00Z"/>
+                <w:ins w:id="854" w:author="Sandy Navarro" w:date="2026-10-22T23:10:00Z" w16du:dateUtc="2026-10-22T22:10:00Z"/>
                 <w:b/>
                 <w:bCs/>
               </w:rPr>
-              <w:pPrChange w:id="857" w:author="Sandy Navarro" w:date="2026-10-24T18:03:00Z" w16du:dateUtc="2026-10-24T17:03:00Z">
+              <w:pPrChange w:id="855" w:author="Sandy Navarro" w:date="2026-10-24T18:03:00Z" w16du:dateUtc="2026-10-24T17:03:00Z">
                 <w:pPr/>
               </w:pPrChange>
             </w:pPr>
-            <w:ins w:id="858" w:author="Sandy Navarro" w:date="2026-10-22T23:20:00Z" w16du:dateUtc="2026-10-22T22:20:00Z">
-              <w:r>
-                <w:rPr>
-                  <w:b/>
-                  <w:bCs/>
-                </w:rPr>
-                <w:t>May ‘27</w:t>
-              </w:r>
-            </w:ins>
           </w:p>
         </w:tc>
-      </w:tr>
-      <w:tr>
-        <w:trPr>
-          <w:ins w:id="859" w:author="Sandy Navarro" w:date="2026-10-22T23:10:00Z"/>
-        </w:trPr>
         <w:tc>
           <w:tcPr>
             <w:tcW w:w="0" w:type="auto"/>
-            <w:shd w:val="clear" w:color="auto" w:fill="0A2F41" w:themeFill="accent1" w:themeFillShade="80"/>
-            <w:tcPrChange w:id="860" w:author="Sandy Navarro" w:date="2026-10-22T23:38:00Z" w16du:dateUtc="2026-10-22T22:38:00Z">
+            <w:tcPrChange w:id="856" w:author="Sandy Navarro" w:date="2026-10-22T23:38:00Z" w16du:dateUtc="2026-10-22T22:38:00Z">
               <w:tcPr>
                 <w:tcW w:w="0" w:type="auto"/>
               </w:tcPr>
@@ -8593,29 +8636,20 @@
             <w:pPr>
               <w:jc w:val="both"/>
               <w:rPr>
-                <w:ins w:id="861" w:author="Sandy Navarro" w:date="2026-10-22T23:10:00Z" w16du:dateUtc="2026-10-22T22:10:00Z"/>
+                <w:ins w:id="857" w:author="Sandy Navarro" w:date="2026-10-22T23:10:00Z" w16du:dateUtc="2026-10-22T22:10:00Z"/>
                 <w:b/>
                 <w:bCs/>
               </w:rPr>
-              <w:pPrChange w:id="862" w:author="Sandy Navarro" w:date="2026-10-24T18:03:00Z" w16du:dateUtc="2026-10-24T17:03:00Z">
+              <w:pPrChange w:id="858" w:author="Sandy Navarro" w:date="2026-10-24T18:03:00Z" w16du:dateUtc="2026-10-24T17:03:00Z">
                 <w:pPr/>
               </w:pPrChange>
             </w:pPr>
-            <w:ins w:id="863" w:author="Sandy Navarro" w:date="2026-10-22T23:20:00Z" w16du:dateUtc="2026-10-22T22:20:00Z">
-              <w:r>
-                <w:rPr>
-                  <w:b/>
-                  <w:bCs/>
-                </w:rPr>
-                <w:t>Research question proposal</w:t>
-              </w:r>
-            </w:ins>
           </w:p>
         </w:tc>
         <w:tc>
           <w:tcPr>
             <w:tcW w:w="0" w:type="auto"/>
-            <w:tcPrChange w:id="864" w:author="Sandy Navarro" w:date="2026-10-22T23:38:00Z" w16du:dateUtc="2026-10-22T22:38:00Z">
+            <w:tcPrChange w:id="859" w:author="Sandy Navarro" w:date="2026-10-22T23:38:00Z" w16du:dateUtc="2026-10-22T22:38:00Z">
               <w:tcPr>
                 <w:tcW w:w="0" w:type="auto"/>
               </w:tcPr>
@@ -8625,23 +8659,60 @@
             <w:pPr>
               <w:jc w:val="both"/>
               <w:rPr>
-                <w:ins w:id="865" w:author="Sandy Navarro" w:date="2026-10-22T23:10:00Z" w16du:dateUtc="2026-10-22T22:10:00Z"/>
+                <w:ins w:id="860" w:author="Sandy Navarro" w:date="2026-10-22T23:10:00Z" w16du:dateUtc="2026-10-22T22:10:00Z"/>
                 <w:b/>
                 <w:bCs/>
               </w:rPr>
-              <w:pPrChange w:id="866" w:author="Sandy Navarro" w:date="2026-10-24T18:03:00Z" w16du:dateUtc="2026-10-24T17:03:00Z">
+              <w:pPrChange w:id="861" w:author="Sandy Navarro" w:date="2026-10-24T18:03:00Z" w16du:dateUtc="2026-10-24T17:03:00Z">
                 <w:pPr/>
               </w:pPrChange>
             </w:pPr>
-            <w:ins w:id="867" w:author="Sandy Navarro" w:date="2026-10-22T23:23:00Z" w16du:dateUtc="2026-10-22T22:23:00Z">
-              <w:r>
-                <w:rPr>
-                  <w:b/>
-                  <w:bCs/>
-                </w:rPr>
-                <w:t>21 Sep</w:t>
-              </w:r>
-            </w:ins>
+          </w:p>
+        </w:tc>
+        <w:tc>
+          <w:tcPr>
+            <w:tcW w:w="0" w:type="auto"/>
+            <w:tcPrChange w:id="862" w:author="Sandy Navarro" w:date="2026-10-22T23:38:00Z" w16du:dateUtc="2026-10-22T22:38:00Z">
+              <w:tcPr>
+                <w:tcW w:w="0" w:type="auto"/>
+              </w:tcPr>
+            </w:tcPrChange>
+          </w:tcPr>
+          <w:p>
+            <w:pPr>
+              <w:jc w:val="both"/>
+              <w:rPr>
+                <w:ins w:id="863" w:author="Sandy Navarro" w:date="2026-10-22T23:10:00Z" w16du:dateUtc="2026-10-22T22:10:00Z"/>
+                <w:b/>
+                <w:bCs/>
+              </w:rPr>
+              <w:pPrChange w:id="864" w:author="Sandy Navarro" w:date="2026-10-24T18:03:00Z" w16du:dateUtc="2026-10-24T17:03:00Z">
+                <w:pPr/>
+              </w:pPrChange>
+            </w:pPr>
+          </w:p>
+        </w:tc>
+        <w:tc>
+          <w:tcPr>
+            <w:tcW w:w="0" w:type="auto"/>
+            <w:tcPrChange w:id="865" w:author="Sandy Navarro" w:date="2026-10-22T23:38:00Z" w16du:dateUtc="2026-10-22T22:38:00Z">
+              <w:tcPr>
+                <w:tcW w:w="0" w:type="auto"/>
+              </w:tcPr>
+            </w:tcPrChange>
+          </w:tcPr>
+          <w:p>
+            <w:pPr>
+              <w:jc w:val="both"/>
+              <w:rPr>
+                <w:ins w:id="866" w:author="Sandy Navarro" w:date="2026-10-22T23:10:00Z" w16du:dateUtc="2026-10-22T22:10:00Z"/>
+                <w:b/>
+                <w:bCs/>
+              </w:rPr>
+              <w:pPrChange w:id="867" w:author="Sandy Navarro" w:date="2026-10-24T18:03:00Z" w16du:dateUtc="2026-10-24T17:03:00Z">
+                <w:pPr/>
+              </w:pPrChange>
+            </w:pPr>
           </w:p>
         </w:tc>
         <w:tc>
@@ -8665,31 +8736,12 @@
                 <w:pPr/>
               </w:pPrChange>
             </w:pPr>
-            <w:ins w:id="871" w:author="Sandy Navarro" w:date="2026-10-22T23:26:00Z" w16du:dateUtc="2026-10-22T22:26:00Z">
-              <w:r>
-                <w:rPr>
-                  <w:b/>
-                  <w:bCs/>
-                </w:rPr>
-                <w:t>25</w:t>
-              </w:r>
-            </w:ins>
-            <w:ins w:id="872" w:author="Sandy Navarro" w:date="2026-10-22T23:25:00Z" w16du:dateUtc="2026-10-22T22:25:00Z">
-              <w:r>
-                <w:rPr>
-                  <w:b/>
-                  <w:bCs/>
-                </w:rPr>
-                <w:t xml:space="preserve"> Oct</w:t>
-              </w:r>
-            </w:ins>
           </w:p>
         </w:tc>
         <w:tc>
           <w:tcPr>
             <w:tcW w:w="0" w:type="auto"/>
-            <w:shd w:val="clear" w:color="auto" w:fill="C1E4F5" w:themeFill="accent1" w:themeFillTint="33"/>
-            <w:tcPrChange w:id="873" w:author="Sandy Navarro" w:date="2026-10-22T23:38:00Z" w16du:dateUtc="2026-10-22T22:38:00Z">
+            <w:tcPrChange w:id="871" w:author="Sandy Navarro" w:date="2026-10-22T23:38:00Z" w16du:dateUtc="2026-10-22T22:38:00Z">
               <w:tcPr>
                 <w:tcW w:w="0" w:type="auto"/>
               </w:tcPr>
@@ -8699,11 +8751,11 @@
             <w:pPr>
               <w:jc w:val="both"/>
               <w:rPr>
-                <w:ins w:id="874" w:author="Sandy Navarro" w:date="2026-10-22T23:10:00Z" w16du:dateUtc="2026-10-22T22:10:00Z"/>
+                <w:ins w:id="872" w:author="Sandy Navarro" w:date="2026-10-22T23:10:00Z" w16du:dateUtc="2026-10-22T22:10:00Z"/>
                 <w:b/>
                 <w:bCs/>
               </w:rPr>
-              <w:pPrChange w:id="875" w:author="Sandy Navarro" w:date="2026-10-24T18:03:00Z" w16du:dateUtc="2026-10-24T17:03:00Z">
+              <w:pPrChange w:id="873" w:author="Sandy Navarro" w:date="2026-10-24T18:03:00Z" w16du:dateUtc="2026-10-24T17:03:00Z">
                 <w:pPr/>
               </w:pPrChange>
             </w:pPr>
@@ -8712,8 +8764,7 @@
         <w:tc>
           <w:tcPr>
             <w:tcW w:w="0" w:type="auto"/>
-            <w:shd w:val="clear" w:color="auto" w:fill="C1E4F5" w:themeFill="accent1" w:themeFillTint="33"/>
-            <w:tcPrChange w:id="876" w:author="Sandy Navarro" w:date="2026-10-22T23:38:00Z" w16du:dateUtc="2026-10-22T22:38:00Z">
+            <w:tcPrChange w:id="874" w:author="Sandy Navarro" w:date="2026-10-22T23:38:00Z" w16du:dateUtc="2026-10-22T22:38:00Z">
               <w:tcPr>
                 <w:tcW w:w="0" w:type="auto"/>
               </w:tcPr>
@@ -8723,20 +8774,26 @@
             <w:pPr>
               <w:jc w:val="both"/>
               <w:rPr>
-                <w:ins w:id="877" w:author="Sandy Navarro" w:date="2026-10-22T23:10:00Z" w16du:dateUtc="2026-10-22T22:10:00Z"/>
+                <w:ins w:id="875" w:author="Sandy Navarro" w:date="2026-10-22T23:10:00Z" w16du:dateUtc="2026-10-22T22:10:00Z"/>
                 <w:b/>
                 <w:bCs/>
               </w:rPr>
-              <w:pPrChange w:id="878" w:author="Sandy Navarro" w:date="2026-10-24T18:03:00Z" w16du:dateUtc="2026-10-24T17:03:00Z">
+              <w:pPrChange w:id="876" w:author="Sandy Navarro" w:date="2026-10-24T18:03:00Z" w16du:dateUtc="2026-10-24T17:03:00Z">
                 <w:pPr/>
               </w:pPrChange>
             </w:pPr>
           </w:p>
         </w:tc>
+      </w:tr>
+      <w:tr>
+        <w:trPr>
+          <w:ins w:id="877" w:author="Sandy Navarro" w:date="2026-10-22T23:10:00Z"/>
+        </w:trPr>
         <w:tc>
           <w:tcPr>
             <w:tcW w:w="0" w:type="auto"/>
-            <w:tcPrChange w:id="879" w:author="Sandy Navarro" w:date="2026-10-22T23:38:00Z" w16du:dateUtc="2026-10-22T22:38:00Z">
+            <w:shd w:val="clear" w:color="auto" w:fill="0A2F41" w:themeFill="accent1" w:themeFillShade="80"/>
+            <w:tcPrChange w:id="878" w:author="Sandy Navarro" w:date="2026-10-22T23:38:00Z" w16du:dateUtc="2026-10-22T22:38:00Z">
               <w:tcPr>
                 <w:tcW w:w="0" w:type="auto"/>
               </w:tcPr>
@@ -8746,14 +8803,23 @@
             <w:pPr>
               <w:jc w:val="both"/>
               <w:rPr>
-                <w:ins w:id="880" w:author="Sandy Navarro" w:date="2026-10-22T23:10:00Z" w16du:dateUtc="2026-10-22T22:10:00Z"/>
+                <w:ins w:id="879" w:author="Sandy Navarro" w:date="2026-10-22T23:10:00Z" w16du:dateUtc="2026-10-22T22:10:00Z"/>
                 <w:b/>
                 <w:bCs/>
               </w:rPr>
-              <w:pPrChange w:id="881" w:author="Sandy Navarro" w:date="2026-10-24T18:03:00Z" w16du:dateUtc="2026-10-24T17:03:00Z">
+              <w:pPrChange w:id="880" w:author="Sandy Navarro" w:date="2026-10-24T18:03:00Z" w16du:dateUtc="2026-10-24T17:03:00Z">
                 <w:pPr/>
               </w:pPrChange>
             </w:pPr>
+            <w:ins w:id="881" w:author="Sandy Navarro" w:date="2026-10-22T23:21:00Z" w16du:dateUtc="2026-10-22T22:21:00Z">
+              <w:r>
+                <w:rPr>
+                  <w:b/>
+                  <w:bCs/>
+                </w:rPr>
+                <w:t>Prepare and clean data</w:t>
+              </w:r>
+            </w:ins>
           </w:p>
         </w:tc>
         <w:tc>
@@ -8777,12 +8843,21 @@
                 <w:pPr/>
               </w:pPrChange>
             </w:pPr>
+            <w:ins w:id="885" w:author="Sandy Navarro" w:date="2026-10-22T23:27:00Z" w16du:dateUtc="2026-10-22T22:27:00Z">
+              <w:r>
+                <w:rPr>
+                  <w:b/>
+                  <w:bCs/>
+                </w:rPr>
+                <w:t>02 Nov</w:t>
+              </w:r>
+            </w:ins>
           </w:p>
         </w:tc>
         <w:tc>
           <w:tcPr>
             <w:tcW w:w="0" w:type="auto"/>
-            <w:tcPrChange w:id="885" w:author="Sandy Navarro" w:date="2026-10-22T23:38:00Z" w16du:dateUtc="2026-10-22T22:38:00Z">
+            <w:tcPrChange w:id="886" w:author="Sandy Navarro" w:date="2026-10-22T23:38:00Z" w16du:dateUtc="2026-10-22T22:38:00Z">
               <w:tcPr>
                 <w:tcW w:w="0" w:type="auto"/>
               </w:tcPr>
@@ -8792,20 +8867,29 @@
             <w:pPr>
               <w:jc w:val="both"/>
               <w:rPr>
-                <w:ins w:id="886" w:author="Sandy Navarro" w:date="2026-10-22T23:10:00Z" w16du:dateUtc="2026-10-22T22:10:00Z"/>
+                <w:ins w:id="887" w:author="Sandy Navarro" w:date="2026-10-22T23:10:00Z" w16du:dateUtc="2026-10-22T22:10:00Z"/>
                 <w:b/>
                 <w:bCs/>
               </w:rPr>
-              <w:pPrChange w:id="887" w:author="Sandy Navarro" w:date="2026-10-24T18:03:00Z" w16du:dateUtc="2026-10-24T17:03:00Z">
+              <w:pPrChange w:id="888" w:author="Sandy Navarro" w:date="2026-10-24T18:03:00Z" w16du:dateUtc="2026-10-24T17:03:00Z">
                 <w:pPr/>
               </w:pPrChange>
             </w:pPr>
+            <w:ins w:id="889" w:author="Sandy Navarro" w:date="2026-10-22T23:27:00Z" w16du:dateUtc="2026-10-22T22:27:00Z">
+              <w:r>
+                <w:rPr>
+                  <w:b/>
+                  <w:bCs/>
+                </w:rPr>
+                <w:t>29 Nov</w:t>
+              </w:r>
+            </w:ins>
           </w:p>
         </w:tc>
         <w:tc>
           <w:tcPr>
             <w:tcW w:w="0" w:type="auto"/>
-            <w:tcPrChange w:id="888" w:author="Sandy Navarro" w:date="2026-10-22T23:38:00Z" w16du:dateUtc="2026-10-22T22:38:00Z">
+            <w:tcPrChange w:id="890" w:author="Sandy Navarro" w:date="2026-10-22T23:38:00Z" w16du:dateUtc="2026-10-22T22:38:00Z">
               <w:tcPr>
                 <w:tcW w:w="0" w:type="auto"/>
               </w:tcPr>
@@ -8815,11 +8899,11 @@
             <w:pPr>
               <w:jc w:val="both"/>
               <w:rPr>
-                <w:ins w:id="889" w:author="Sandy Navarro" w:date="2026-10-22T23:10:00Z" w16du:dateUtc="2026-10-22T22:10:00Z"/>
+                <w:ins w:id="891" w:author="Sandy Navarro" w:date="2026-10-22T23:10:00Z" w16du:dateUtc="2026-10-22T22:10:00Z"/>
                 <w:b/>
                 <w:bCs/>
               </w:rPr>
-              <w:pPrChange w:id="890" w:author="Sandy Navarro" w:date="2026-10-24T18:03:00Z" w16du:dateUtc="2026-10-24T17:03:00Z">
+              <w:pPrChange w:id="892" w:author="Sandy Navarro" w:date="2026-10-24T18:03:00Z" w16du:dateUtc="2026-10-24T17:03:00Z">
                 <w:pPr/>
               </w:pPrChange>
             </w:pPr>
@@ -8828,7 +8912,7 @@
         <w:tc>
           <w:tcPr>
             <w:tcW w:w="0" w:type="auto"/>
-            <w:tcPrChange w:id="891" w:author="Sandy Navarro" w:date="2026-10-22T23:38:00Z" w16du:dateUtc="2026-10-22T22:38:00Z">
+            <w:tcPrChange w:id="893" w:author="Sandy Navarro" w:date="2026-10-22T23:38:00Z" w16du:dateUtc="2026-10-22T22:38:00Z">
               <w:tcPr>
                 <w:tcW w:w="0" w:type="auto"/>
               </w:tcPr>
@@ -8838,11 +8922,11 @@
             <w:pPr>
               <w:jc w:val="both"/>
               <w:rPr>
-                <w:ins w:id="892" w:author="Sandy Navarro" w:date="2026-10-22T23:10:00Z" w16du:dateUtc="2026-10-22T22:10:00Z"/>
+                <w:ins w:id="894" w:author="Sandy Navarro" w:date="2026-10-22T23:10:00Z" w16du:dateUtc="2026-10-22T22:10:00Z"/>
                 <w:b/>
                 <w:bCs/>
               </w:rPr>
-              <w:pPrChange w:id="893" w:author="Sandy Navarro" w:date="2026-10-24T18:03:00Z" w16du:dateUtc="2026-10-24T17:03:00Z">
+              <w:pPrChange w:id="895" w:author="Sandy Navarro" w:date="2026-10-24T18:03:00Z" w16du:dateUtc="2026-10-24T17:03:00Z">
                 <w:pPr/>
               </w:pPrChange>
             </w:pPr>
@@ -8851,7 +8935,8 @@
         <w:tc>
           <w:tcPr>
             <w:tcW w:w="0" w:type="auto"/>
-            <w:tcPrChange w:id="894" w:author="Sandy Navarro" w:date="2026-10-22T23:38:00Z" w16du:dateUtc="2026-10-22T22:38:00Z">
+            <w:shd w:val="clear" w:color="auto" w:fill="45B0E1" w:themeFill="accent1" w:themeFillTint="99"/>
+            <w:tcPrChange w:id="896" w:author="Sandy Navarro" w:date="2026-10-22T23:38:00Z" w16du:dateUtc="2026-10-22T22:38:00Z">
               <w:tcPr>
                 <w:tcW w:w="0" w:type="auto"/>
               </w:tcPr>
@@ -8861,11 +8946,11 @@
             <w:pPr>
               <w:jc w:val="both"/>
               <w:rPr>
-                <w:ins w:id="895" w:author="Sandy Navarro" w:date="2026-10-22T23:10:00Z" w16du:dateUtc="2026-10-22T22:10:00Z"/>
+                <w:ins w:id="897" w:author="Sandy Navarro" w:date="2026-10-22T23:10:00Z" w16du:dateUtc="2026-10-22T22:10:00Z"/>
                 <w:b/>
                 <w:bCs/>
               </w:rPr>
-              <w:pPrChange w:id="896" w:author="Sandy Navarro" w:date="2026-10-24T18:03:00Z" w16du:dateUtc="2026-10-24T17:03:00Z">
+              <w:pPrChange w:id="898" w:author="Sandy Navarro" w:date="2026-10-24T18:03:00Z" w16du:dateUtc="2026-10-24T17:03:00Z">
                 <w:pPr/>
               </w:pPrChange>
             </w:pPr>
@@ -8874,7 +8959,7 @@
         <w:tc>
           <w:tcPr>
             <w:tcW w:w="0" w:type="auto"/>
-            <w:tcPrChange w:id="897" w:author="Sandy Navarro" w:date="2026-10-22T23:38:00Z" w16du:dateUtc="2026-10-22T22:38:00Z">
+            <w:tcPrChange w:id="899" w:author="Sandy Navarro" w:date="2026-10-22T23:38:00Z" w16du:dateUtc="2026-10-22T22:38:00Z">
               <w:tcPr>
                 <w:tcW w:w="0" w:type="auto"/>
               </w:tcPr>
@@ -8884,26 +8969,20 @@
             <w:pPr>
               <w:jc w:val="both"/>
               <w:rPr>
-                <w:ins w:id="898" w:author="Sandy Navarro" w:date="2026-10-22T23:10:00Z" w16du:dateUtc="2026-10-22T22:10:00Z"/>
+                <w:ins w:id="900" w:author="Sandy Navarro" w:date="2026-10-22T23:10:00Z" w16du:dateUtc="2026-10-22T22:10:00Z"/>
                 <w:b/>
                 <w:bCs/>
               </w:rPr>
-              <w:pPrChange w:id="899" w:author="Sandy Navarro" w:date="2026-10-24T18:03:00Z" w16du:dateUtc="2026-10-24T17:03:00Z">
+              <w:pPrChange w:id="901" w:author="Sandy Navarro" w:date="2026-10-24T18:03:00Z" w16du:dateUtc="2026-10-24T17:03:00Z">
                 <w:pPr/>
               </w:pPrChange>
             </w:pPr>
           </w:p>
         </w:tc>
-      </w:tr>
-      <w:tr>
-        <w:trPr>
-          <w:ins w:id="900" w:author="Sandy Navarro" w:date="2026-10-22T23:10:00Z"/>
-        </w:trPr>
         <w:tc>
           <w:tcPr>
             <w:tcW w:w="0" w:type="auto"/>
-            <w:shd w:val="clear" w:color="auto" w:fill="0A2F41" w:themeFill="accent1" w:themeFillShade="80"/>
-            <w:tcPrChange w:id="901" w:author="Sandy Navarro" w:date="2026-10-22T23:38:00Z" w16du:dateUtc="2026-10-22T22:38:00Z">
+            <w:tcPrChange w:id="902" w:author="Sandy Navarro" w:date="2026-10-22T23:38:00Z" w16du:dateUtc="2026-10-22T22:38:00Z">
               <w:tcPr>
                 <w:tcW w:w="0" w:type="auto"/>
               </w:tcPr>
@@ -8913,74 +8992,20 @@
             <w:pPr>
               <w:jc w:val="both"/>
               <w:rPr>
-                <w:ins w:id="902" w:author="Sandy Navarro" w:date="2026-10-22T23:10:00Z" w16du:dateUtc="2026-10-22T22:10:00Z"/>
+                <w:ins w:id="903" w:author="Sandy Navarro" w:date="2026-10-22T23:10:00Z" w16du:dateUtc="2026-10-22T22:10:00Z"/>
                 <w:b/>
                 <w:bCs/>
               </w:rPr>
-              <w:pPrChange w:id="903" w:author="Sandy Navarro" w:date="2026-10-24T18:03:00Z" w16du:dateUtc="2026-10-24T17:03:00Z">
+              <w:pPrChange w:id="904" w:author="Sandy Navarro" w:date="2026-10-24T18:03:00Z" w16du:dateUtc="2026-10-24T17:03:00Z">
                 <w:pPr/>
               </w:pPrChange>
             </w:pPr>
-            <w:ins w:id="904" w:author="Sandy Navarro" w:date="2026-10-22T23:20:00Z" w16du:dateUtc="2026-10-22T22:20:00Z">
-              <w:r>
-                <w:rPr>
-                  <w:b/>
-                  <w:bCs/>
-                </w:rPr>
-                <w:t>Review dataset and data</w:t>
-              </w:r>
-            </w:ins>
-            <w:ins w:id="905" w:author="Sandy Navarro" w:date="2026-10-22T23:21:00Z" w16du:dateUtc="2026-10-22T22:21:00Z">
-              <w:r>
-                <w:rPr>
-                  <w:b/>
-                  <w:bCs/>
-                </w:rPr>
-                <w:t xml:space="preserve"> </w:t>
-              </w:r>
-            </w:ins>
-            <w:ins w:id="906" w:author="Sandy Navarro" w:date="2026-10-22T23:20:00Z" w16du:dateUtc="2026-10-22T22:20:00Z">
-              <w:r>
-                <w:rPr>
-                  <w:b/>
-                  <w:bCs/>
-                </w:rPr>
-                <w:t>sou</w:t>
-              </w:r>
-            </w:ins>
-            <w:ins w:id="907" w:author="Sandy Navarro" w:date="2026-10-22T23:21:00Z" w16du:dateUtc="2026-10-22T22:21:00Z">
-              <w:r>
-                <w:rPr>
-                  <w:b/>
-                  <w:bCs/>
-                </w:rPr>
-                <w:t>r</w:t>
-              </w:r>
-            </w:ins>
-            <w:ins w:id="908" w:author="Sandy Navarro" w:date="2026-10-22T23:22:00Z" w16du:dateUtc="2026-10-22T22:22:00Z">
-              <w:r>
-                <w:rPr>
-                  <w:b/>
-                  <w:bCs/>
-                </w:rPr>
-                <w:t>c</w:t>
-              </w:r>
-            </w:ins>
-            <w:ins w:id="909" w:author="Sandy Navarro" w:date="2026-10-22T23:21:00Z" w16du:dateUtc="2026-10-22T22:21:00Z">
-              <w:r>
-                <w:rPr>
-                  <w:b/>
-                  <w:bCs/>
-                </w:rPr>
-                <w:t>e</w:t>
-              </w:r>
-            </w:ins>
           </w:p>
         </w:tc>
         <w:tc>
           <w:tcPr>
             <w:tcW w:w="0" w:type="auto"/>
-            <w:tcPrChange w:id="910" w:author="Sandy Navarro" w:date="2026-10-22T23:38:00Z" w16du:dateUtc="2026-10-22T22:38:00Z">
+            <w:tcPrChange w:id="905" w:author="Sandy Navarro" w:date="2026-10-22T23:38:00Z" w16du:dateUtc="2026-10-22T22:38:00Z">
               <w:tcPr>
                 <w:tcW w:w="0" w:type="auto"/>
               </w:tcPr>
@@ -8990,23 +9015,60 @@
             <w:pPr>
               <w:jc w:val="both"/>
               <w:rPr>
-                <w:ins w:id="911" w:author="Sandy Navarro" w:date="2026-10-22T23:10:00Z" w16du:dateUtc="2026-10-22T22:10:00Z"/>
+                <w:ins w:id="906" w:author="Sandy Navarro" w:date="2026-10-22T23:10:00Z" w16du:dateUtc="2026-10-22T22:10:00Z"/>
                 <w:b/>
                 <w:bCs/>
               </w:rPr>
-              <w:pPrChange w:id="912" w:author="Sandy Navarro" w:date="2026-10-24T18:03:00Z" w16du:dateUtc="2026-10-24T17:03:00Z">
+              <w:pPrChange w:id="907" w:author="Sandy Navarro" w:date="2026-10-24T18:03:00Z" w16du:dateUtc="2026-10-24T17:03:00Z">
                 <w:pPr/>
               </w:pPrChange>
             </w:pPr>
-            <w:ins w:id="913" w:author="Sandy Navarro" w:date="2026-10-22T23:26:00Z" w16du:dateUtc="2026-10-22T22:26:00Z">
-              <w:r>
-                <w:rPr>
-                  <w:b/>
-                  <w:bCs/>
-                </w:rPr>
-                <w:t>13 Oct</w:t>
-              </w:r>
-            </w:ins>
+          </w:p>
+        </w:tc>
+        <w:tc>
+          <w:tcPr>
+            <w:tcW w:w="0" w:type="auto"/>
+            <w:tcPrChange w:id="908" w:author="Sandy Navarro" w:date="2026-10-22T23:38:00Z" w16du:dateUtc="2026-10-22T22:38:00Z">
+              <w:tcPr>
+                <w:tcW w:w="0" w:type="auto"/>
+              </w:tcPr>
+            </w:tcPrChange>
+          </w:tcPr>
+          <w:p>
+            <w:pPr>
+              <w:jc w:val="both"/>
+              <w:rPr>
+                <w:ins w:id="909" w:author="Sandy Navarro" w:date="2026-10-22T23:10:00Z" w16du:dateUtc="2026-10-22T22:10:00Z"/>
+                <w:b/>
+                <w:bCs/>
+              </w:rPr>
+              <w:pPrChange w:id="910" w:author="Sandy Navarro" w:date="2026-10-24T18:03:00Z" w16du:dateUtc="2026-10-24T17:03:00Z">
+                <w:pPr/>
+              </w:pPrChange>
+            </w:pPr>
+          </w:p>
+        </w:tc>
+        <w:tc>
+          <w:tcPr>
+            <w:tcW w:w="0" w:type="auto"/>
+            <w:tcPrChange w:id="911" w:author="Sandy Navarro" w:date="2026-10-22T23:38:00Z" w16du:dateUtc="2026-10-22T22:38:00Z">
+              <w:tcPr>
+                <w:tcW w:w="0" w:type="auto"/>
+              </w:tcPr>
+            </w:tcPrChange>
+          </w:tcPr>
+          <w:p>
+            <w:pPr>
+              <w:jc w:val="both"/>
+              <w:rPr>
+                <w:ins w:id="912" w:author="Sandy Navarro" w:date="2026-10-22T23:10:00Z" w16du:dateUtc="2026-10-22T22:10:00Z"/>
+                <w:b/>
+                <w:bCs/>
+              </w:rPr>
+              <w:pPrChange w:id="913" w:author="Sandy Navarro" w:date="2026-10-24T18:03:00Z" w16du:dateUtc="2026-10-24T17:03:00Z">
+                <w:pPr/>
+              </w:pPrChange>
+            </w:pPr>
           </w:p>
         </w:tc>
         <w:tc>
@@ -9030,20 +9092,17 @@
                 <w:pPr/>
               </w:pPrChange>
             </w:pPr>
-            <w:ins w:id="917" w:author="Sandy Navarro" w:date="2026-10-22T23:26:00Z" w16du:dateUtc="2026-10-22T22:26:00Z">
-              <w:r>
-                <w:rPr>
-                  <w:b/>
-                  <w:bCs/>
-                </w:rPr>
-                <w:t>25 Oct</w:t>
-              </w:r>
-            </w:ins>
           </w:p>
         </w:tc>
+      </w:tr>
+      <w:tr>
+        <w:trPr>
+          <w:ins w:id="917" w:author="Sandy Navarro" w:date="2026-10-22T23:10:00Z"/>
+        </w:trPr>
         <w:tc>
           <w:tcPr>
             <w:tcW w:w="0" w:type="auto"/>
+            <w:shd w:val="clear" w:color="auto" w:fill="0A2F41" w:themeFill="accent1" w:themeFillShade="80"/>
             <w:tcPrChange w:id="918" w:author="Sandy Navarro" w:date="2026-10-22T23:38:00Z" w16du:dateUtc="2026-10-22T22:38:00Z">
               <w:tcPr>
                 <w:tcW w:w="0" w:type="auto"/>
@@ -9062,13 +9121,21 @@
                 <w:pPr/>
               </w:pPrChange>
             </w:pPr>
+            <w:ins w:id="921" w:author="Sandy Navarro" w:date="2026-10-22T23:21:00Z" w16du:dateUtc="2026-10-22T22:21:00Z">
+              <w:r>
+                <w:rPr>
+                  <w:b/>
+                  <w:bCs/>
+                </w:rPr>
+                <w:t>Basic statistics and graphs</w:t>
+              </w:r>
+            </w:ins>
           </w:p>
         </w:tc>
         <w:tc>
           <w:tcPr>
             <w:tcW w:w="0" w:type="auto"/>
-            <w:shd w:val="clear" w:color="auto" w:fill="83CAEB" w:themeFill="accent1" w:themeFillTint="66"/>
-            <w:tcPrChange w:id="921" w:author="Sandy Navarro" w:date="2026-10-22T23:38:00Z" w16du:dateUtc="2026-10-22T22:38:00Z">
+            <w:tcPrChange w:id="922" w:author="Sandy Navarro" w:date="2026-10-22T23:38:00Z" w16du:dateUtc="2026-10-22T22:38:00Z">
               <w:tcPr>
                 <w:tcW w:w="0" w:type="auto"/>
               </w:tcPr>
@@ -9078,20 +9145,29 @@
             <w:pPr>
               <w:jc w:val="both"/>
               <w:rPr>
-                <w:ins w:id="922" w:author="Sandy Navarro" w:date="2026-10-22T23:10:00Z" w16du:dateUtc="2026-10-22T22:10:00Z"/>
+                <w:ins w:id="923" w:author="Sandy Navarro" w:date="2026-10-22T23:10:00Z" w16du:dateUtc="2026-10-22T22:10:00Z"/>
                 <w:b/>
                 <w:bCs/>
               </w:rPr>
-              <w:pPrChange w:id="923" w:author="Sandy Navarro" w:date="2026-10-24T18:03:00Z" w16du:dateUtc="2026-10-24T17:03:00Z">
+              <w:pPrChange w:id="924" w:author="Sandy Navarro" w:date="2026-10-24T18:03:00Z" w16du:dateUtc="2026-10-24T17:03:00Z">
                 <w:pPr/>
               </w:pPrChange>
             </w:pPr>
+            <w:ins w:id="925" w:author="Sandy Navarro" w:date="2026-10-22T23:27:00Z" w16du:dateUtc="2026-10-22T22:27:00Z">
+              <w:r>
+                <w:rPr>
+                  <w:b/>
+                  <w:bCs/>
+                </w:rPr>
+                <w:t xml:space="preserve">16 Nov </w:t>
+              </w:r>
+            </w:ins>
           </w:p>
         </w:tc>
         <w:tc>
           <w:tcPr>
             <w:tcW w:w="0" w:type="auto"/>
-            <w:tcPrChange w:id="924" w:author="Sandy Navarro" w:date="2026-10-22T23:38:00Z" w16du:dateUtc="2026-10-22T22:38:00Z">
+            <w:tcPrChange w:id="926" w:author="Sandy Navarro" w:date="2026-10-22T23:38:00Z" w16du:dateUtc="2026-10-22T22:38:00Z">
               <w:tcPr>
                 <w:tcW w:w="0" w:type="auto"/>
               </w:tcPr>
@@ -9101,37 +9177,23 @@
             <w:pPr>
               <w:jc w:val="both"/>
               <w:rPr>
-                <w:ins w:id="925" w:author="Sandy Navarro" w:date="2026-10-22T23:10:00Z" w16du:dateUtc="2026-10-22T22:10:00Z"/>
+                <w:ins w:id="927" w:author="Sandy Navarro" w:date="2026-10-22T23:10:00Z" w16du:dateUtc="2026-10-22T22:10:00Z"/>
                 <w:b/>
                 <w:bCs/>
               </w:rPr>
-              <w:pPrChange w:id="926" w:author="Sandy Navarro" w:date="2026-10-24T18:03:00Z" w16du:dateUtc="2026-10-24T17:03:00Z">
+              <w:pPrChange w:id="928" w:author="Sandy Navarro" w:date="2026-10-24T18:03:00Z" w16du:dateUtc="2026-10-24T17:03:00Z">
                 <w:pPr/>
               </w:pPrChange>
             </w:pPr>
-          </w:p>
-        </w:tc>
-        <w:tc>
-          <w:tcPr>
-            <w:tcW w:w="0" w:type="auto"/>
-            <w:tcPrChange w:id="927" w:author="Sandy Navarro" w:date="2026-10-22T23:38:00Z" w16du:dateUtc="2026-10-22T22:38:00Z">
-              <w:tcPr>
-                <w:tcW w:w="0" w:type="auto"/>
-              </w:tcPr>
-            </w:tcPrChange>
-          </w:tcPr>
-          <w:p>
-            <w:pPr>
-              <w:jc w:val="both"/>
-              <w:rPr>
-                <w:ins w:id="928" w:author="Sandy Navarro" w:date="2026-10-22T23:10:00Z" w16du:dateUtc="2026-10-22T22:10:00Z"/>
-                <w:b/>
-                <w:bCs/>
-              </w:rPr>
-              <w:pPrChange w:id="929" w:author="Sandy Navarro" w:date="2026-10-24T18:03:00Z" w16du:dateUtc="2026-10-24T17:03:00Z">
-                <w:pPr/>
-              </w:pPrChange>
-            </w:pPr>
+            <w:ins w:id="929" w:author="Sandy Navarro" w:date="2026-10-22T23:28:00Z" w16du:dateUtc="2026-10-22T22:28:00Z">
+              <w:r>
+                <w:rPr>
+                  <w:b/>
+                  <w:bCs/>
+                </w:rPr>
+                <w:t>11 Dec</w:t>
+              </w:r>
+            </w:ins>
           </w:p>
         </w:tc>
         <w:tc>
@@ -9183,6 +9245,7 @@
         <w:tc>
           <w:tcPr>
             <w:tcW w:w="0" w:type="auto"/>
+            <w:shd w:val="clear" w:color="auto" w:fill="0F4761" w:themeFill="accent1" w:themeFillShade="BF"/>
             <w:tcPrChange w:id="936" w:author="Sandy Navarro" w:date="2026-10-22T23:38:00Z" w16du:dateUtc="2026-10-22T22:38:00Z">
               <w:tcPr>
                 <w:tcW w:w="0" w:type="auto"/>
@@ -9206,6 +9269,7 @@
         <w:tc>
           <w:tcPr>
             <w:tcW w:w="0" w:type="auto"/>
+            <w:shd w:val="clear" w:color="auto" w:fill="0F4761" w:themeFill="accent1" w:themeFillShade="BF"/>
             <w:tcPrChange w:id="939" w:author="Sandy Navarro" w:date="2026-10-22T23:38:00Z" w16du:dateUtc="2026-10-22T22:38:00Z">
               <w:tcPr>
                 <w:tcW w:w="0" w:type="auto"/>
@@ -9249,16 +9313,10 @@
             </w:pPr>
           </w:p>
         </w:tc>
-      </w:tr>
-      <w:tr>
-        <w:trPr>
-          <w:ins w:id="945" w:author="Sandy Navarro" w:date="2026-10-22T23:10:00Z"/>
-        </w:trPr>
         <w:tc>
           <w:tcPr>
             <w:tcW w:w="0" w:type="auto"/>
-            <w:shd w:val="clear" w:color="auto" w:fill="0A2F41" w:themeFill="accent1" w:themeFillShade="80"/>
-            <w:tcPrChange w:id="946" w:author="Sandy Navarro" w:date="2026-10-22T23:38:00Z" w16du:dateUtc="2026-10-22T22:38:00Z">
+            <w:tcPrChange w:id="945" w:author="Sandy Navarro" w:date="2026-10-22T23:38:00Z" w16du:dateUtc="2026-10-22T22:38:00Z">
               <w:tcPr>
                 <w:tcW w:w="0" w:type="auto"/>
               </w:tcPr>
@@ -9268,29 +9326,20 @@
             <w:pPr>
               <w:jc w:val="both"/>
               <w:rPr>
-                <w:ins w:id="947" w:author="Sandy Navarro" w:date="2026-10-22T23:10:00Z" w16du:dateUtc="2026-10-22T22:10:00Z"/>
+                <w:ins w:id="946" w:author="Sandy Navarro" w:date="2026-10-22T23:10:00Z" w16du:dateUtc="2026-10-22T22:10:00Z"/>
                 <w:b/>
                 <w:bCs/>
               </w:rPr>
-              <w:pPrChange w:id="948" w:author="Sandy Navarro" w:date="2026-10-24T18:03:00Z" w16du:dateUtc="2026-10-24T17:03:00Z">
+              <w:pPrChange w:id="947" w:author="Sandy Navarro" w:date="2026-10-24T18:03:00Z" w16du:dateUtc="2026-10-24T17:03:00Z">
                 <w:pPr/>
               </w:pPrChange>
             </w:pPr>
-            <w:ins w:id="949" w:author="Sandy Navarro" w:date="2026-10-22T23:21:00Z" w16du:dateUtc="2026-10-22T22:21:00Z">
-              <w:r>
-                <w:rPr>
-                  <w:b/>
-                  <w:bCs/>
-                </w:rPr>
-                <w:t>Prepare and clean data</w:t>
-              </w:r>
-            </w:ins>
           </w:p>
         </w:tc>
         <w:tc>
           <w:tcPr>
             <w:tcW w:w="0" w:type="auto"/>
-            <w:tcPrChange w:id="950" w:author="Sandy Navarro" w:date="2026-10-22T23:38:00Z" w16du:dateUtc="2026-10-22T22:38:00Z">
+            <w:tcPrChange w:id="948" w:author="Sandy Navarro" w:date="2026-10-22T23:38:00Z" w16du:dateUtc="2026-10-22T22:38:00Z">
               <w:tcPr>
                 <w:tcW w:w="0" w:type="auto"/>
               </w:tcPr>
@@ -9300,23 +9349,37 @@
             <w:pPr>
               <w:jc w:val="both"/>
               <w:rPr>
-                <w:ins w:id="951" w:author="Sandy Navarro" w:date="2026-10-22T23:10:00Z" w16du:dateUtc="2026-10-22T22:10:00Z"/>
+                <w:ins w:id="949" w:author="Sandy Navarro" w:date="2026-10-22T23:10:00Z" w16du:dateUtc="2026-10-22T22:10:00Z"/>
                 <w:b/>
                 <w:bCs/>
               </w:rPr>
-              <w:pPrChange w:id="952" w:author="Sandy Navarro" w:date="2026-10-24T18:03:00Z" w16du:dateUtc="2026-10-24T17:03:00Z">
+              <w:pPrChange w:id="950" w:author="Sandy Navarro" w:date="2026-10-24T18:03:00Z" w16du:dateUtc="2026-10-24T17:03:00Z">
                 <w:pPr/>
               </w:pPrChange>
             </w:pPr>
-            <w:ins w:id="953" w:author="Sandy Navarro" w:date="2026-10-22T23:27:00Z" w16du:dateUtc="2026-10-22T22:27:00Z">
-              <w:r>
-                <w:rPr>
-                  <w:b/>
-                  <w:bCs/>
-                </w:rPr>
-                <w:t>02 Nov</w:t>
-              </w:r>
-            </w:ins>
+          </w:p>
+        </w:tc>
+        <w:tc>
+          <w:tcPr>
+            <w:tcW w:w="0" w:type="auto"/>
+            <w:tcPrChange w:id="951" w:author="Sandy Navarro" w:date="2026-10-22T23:38:00Z" w16du:dateUtc="2026-10-22T22:38:00Z">
+              <w:tcPr>
+                <w:tcW w:w="0" w:type="auto"/>
+              </w:tcPr>
+            </w:tcPrChange>
+          </w:tcPr>
+          <w:p>
+            <w:pPr>
+              <w:jc w:val="both"/>
+              <w:rPr>
+                <w:ins w:id="952" w:author="Sandy Navarro" w:date="2026-10-22T23:10:00Z" w16du:dateUtc="2026-10-22T22:10:00Z"/>
+                <w:b/>
+                <w:bCs/>
+              </w:rPr>
+              <w:pPrChange w:id="953" w:author="Sandy Navarro" w:date="2026-10-24T18:03:00Z" w16du:dateUtc="2026-10-24T17:03:00Z">
+                <w:pPr/>
+              </w:pPrChange>
+            </w:pPr>
           </w:p>
         </w:tc>
         <w:tc>
@@ -9340,20 +9403,17 @@
                 <w:pPr/>
               </w:pPrChange>
             </w:pPr>
-            <w:ins w:id="957" w:author="Sandy Navarro" w:date="2026-10-22T23:27:00Z" w16du:dateUtc="2026-10-22T22:27:00Z">
-              <w:r>
-                <w:rPr>
-                  <w:b/>
-                  <w:bCs/>
-                </w:rPr>
-                <w:t>29 Nov</w:t>
-              </w:r>
-            </w:ins>
           </w:p>
         </w:tc>
+      </w:tr>
+      <w:tr>
+        <w:trPr>
+          <w:ins w:id="957" w:author="Sandy Navarro" w:date="2026-10-22T23:10:00Z"/>
+        </w:trPr>
         <w:tc>
           <w:tcPr>
             <w:tcW w:w="0" w:type="auto"/>
+            <w:shd w:val="clear" w:color="auto" w:fill="0A2F41" w:themeFill="accent1" w:themeFillShade="80"/>
             <w:tcPrChange w:id="958" w:author="Sandy Navarro" w:date="2026-10-22T23:38:00Z" w16du:dateUtc="2026-10-22T22:38:00Z">
               <w:tcPr>
                 <w:tcW w:w="0" w:type="auto"/>
@@ -9372,12 +9432,21 @@
                 <w:pPr/>
               </w:pPrChange>
             </w:pPr>
+            <w:ins w:id="961" w:author="Sandy Navarro" w:date="2026-10-22T23:21:00Z" w16du:dateUtc="2026-10-22T22:21:00Z">
+              <w:r>
+                <w:rPr>
+                  <w:b/>
+                  <w:bCs/>
+                </w:rPr>
+                <w:t>Review prepared data</w:t>
+              </w:r>
+            </w:ins>
           </w:p>
         </w:tc>
         <w:tc>
           <w:tcPr>
             <w:tcW w:w="0" w:type="auto"/>
-            <w:tcPrChange w:id="961" w:author="Sandy Navarro" w:date="2026-10-22T23:38:00Z" w16du:dateUtc="2026-10-22T22:38:00Z">
+            <w:tcPrChange w:id="962" w:author="Sandy Navarro" w:date="2026-10-22T23:38:00Z" w16du:dateUtc="2026-10-22T22:38:00Z">
               <w:tcPr>
                 <w:tcW w:w="0" w:type="auto"/>
               </w:tcPr>
@@ -9387,21 +9456,29 @@
             <w:pPr>
               <w:jc w:val="both"/>
               <w:rPr>
-                <w:ins w:id="962" w:author="Sandy Navarro" w:date="2026-10-22T23:10:00Z" w16du:dateUtc="2026-10-22T22:10:00Z"/>
+                <w:ins w:id="963" w:author="Sandy Navarro" w:date="2026-10-22T23:10:00Z" w16du:dateUtc="2026-10-22T22:10:00Z"/>
                 <w:b/>
                 <w:bCs/>
               </w:rPr>
-              <w:pPrChange w:id="963" w:author="Sandy Navarro" w:date="2026-10-24T18:03:00Z" w16du:dateUtc="2026-10-24T17:03:00Z">
+              <w:pPrChange w:id="964" w:author="Sandy Navarro" w:date="2026-10-24T18:03:00Z" w16du:dateUtc="2026-10-24T17:03:00Z">
                 <w:pPr/>
               </w:pPrChange>
             </w:pPr>
+            <w:ins w:id="965" w:author="Sandy Navarro" w:date="2026-10-22T23:28:00Z" w16du:dateUtc="2026-10-22T22:28:00Z">
+              <w:r>
+                <w:rPr>
+                  <w:b/>
+                  <w:bCs/>
+                </w:rPr>
+                <w:t xml:space="preserve">Feb </w:t>
+              </w:r>
+            </w:ins>
           </w:p>
         </w:tc>
         <w:tc>
           <w:tcPr>
             <w:tcW w:w="0" w:type="auto"/>
-            <w:shd w:val="clear" w:color="auto" w:fill="45B0E1" w:themeFill="accent1" w:themeFillTint="99"/>
-            <w:tcPrChange w:id="964" w:author="Sandy Navarro" w:date="2026-10-22T23:38:00Z" w16du:dateUtc="2026-10-22T22:38:00Z">
+            <w:tcPrChange w:id="966" w:author="Sandy Navarro" w:date="2026-10-22T23:38:00Z" w16du:dateUtc="2026-10-22T22:38:00Z">
               <w:tcPr>
                 <w:tcW w:w="0" w:type="auto"/>
               </w:tcPr>
@@ -9411,37 +9488,23 @@
             <w:pPr>
               <w:jc w:val="both"/>
               <w:rPr>
-                <w:ins w:id="965" w:author="Sandy Navarro" w:date="2026-10-22T23:10:00Z" w16du:dateUtc="2026-10-22T22:10:00Z"/>
+                <w:ins w:id="967" w:author="Sandy Navarro" w:date="2026-10-22T23:10:00Z" w16du:dateUtc="2026-10-22T22:10:00Z"/>
                 <w:b/>
                 <w:bCs/>
               </w:rPr>
-              <w:pPrChange w:id="966" w:author="Sandy Navarro" w:date="2026-10-24T18:03:00Z" w16du:dateUtc="2026-10-24T17:03:00Z">
+              <w:pPrChange w:id="968" w:author="Sandy Navarro" w:date="2026-10-24T18:03:00Z" w16du:dateUtc="2026-10-24T17:03:00Z">
                 <w:pPr/>
               </w:pPrChange>
             </w:pPr>
-          </w:p>
-        </w:tc>
-        <w:tc>
-          <w:tcPr>
-            <w:tcW w:w="0" w:type="auto"/>
-            <w:tcPrChange w:id="967" w:author="Sandy Navarro" w:date="2026-10-22T23:38:00Z" w16du:dateUtc="2026-10-22T22:38:00Z">
-              <w:tcPr>
-                <w:tcW w:w="0" w:type="auto"/>
-              </w:tcPr>
-            </w:tcPrChange>
-          </w:tcPr>
-          <w:p>
-            <w:pPr>
-              <w:jc w:val="both"/>
-              <w:rPr>
-                <w:ins w:id="968" w:author="Sandy Navarro" w:date="2026-10-22T23:10:00Z" w16du:dateUtc="2026-10-22T22:10:00Z"/>
-                <w:b/>
-                <w:bCs/>
-              </w:rPr>
-              <w:pPrChange w:id="969" w:author="Sandy Navarro" w:date="2026-10-24T18:03:00Z" w16du:dateUtc="2026-10-24T17:03:00Z">
-                <w:pPr/>
-              </w:pPrChange>
-            </w:pPr>
+            <w:ins w:id="969" w:author="Sandy Navarro" w:date="2026-10-22T23:29:00Z" w16du:dateUtc="2026-10-22T22:29:00Z">
+              <w:r>
+                <w:rPr>
+                  <w:b/>
+                  <w:bCs/>
+                </w:rPr>
+                <w:t>19 Feb</w:t>
+              </w:r>
+            </w:ins>
           </w:p>
         </w:tc>
         <w:tc>
@@ -9559,16 +9622,11 @@
             </w:pPr>
           </w:p>
         </w:tc>
-      </w:tr>
-      <w:tr>
-        <w:trPr>
-          <w:ins w:id="985" w:author="Sandy Navarro" w:date="2026-10-22T23:10:00Z"/>
-        </w:trPr>
         <w:tc>
           <w:tcPr>
             <w:tcW w:w="0" w:type="auto"/>
             <w:shd w:val="clear" w:color="auto" w:fill="0A2F41" w:themeFill="accent1" w:themeFillShade="80"/>
-            <w:tcPrChange w:id="986" w:author="Sandy Navarro" w:date="2026-10-22T23:38:00Z" w16du:dateUtc="2026-10-22T22:38:00Z">
+            <w:tcPrChange w:id="985" w:author="Sandy Navarro" w:date="2026-10-22T23:38:00Z" w16du:dateUtc="2026-10-22T22:38:00Z">
               <w:tcPr>
                 <w:tcW w:w="0" w:type="auto"/>
               </w:tcPr>
@@ -9578,29 +9636,20 @@
             <w:pPr>
               <w:jc w:val="both"/>
               <w:rPr>
-                <w:ins w:id="987" w:author="Sandy Navarro" w:date="2026-10-22T23:10:00Z" w16du:dateUtc="2026-10-22T22:10:00Z"/>
+                <w:ins w:id="986" w:author="Sandy Navarro" w:date="2026-10-22T23:10:00Z" w16du:dateUtc="2026-10-22T22:10:00Z"/>
                 <w:b/>
                 <w:bCs/>
               </w:rPr>
-              <w:pPrChange w:id="988" w:author="Sandy Navarro" w:date="2026-10-24T18:03:00Z" w16du:dateUtc="2026-10-24T17:03:00Z">
+              <w:pPrChange w:id="987" w:author="Sandy Navarro" w:date="2026-10-24T18:03:00Z" w16du:dateUtc="2026-10-24T17:03:00Z">
                 <w:pPr/>
               </w:pPrChange>
             </w:pPr>
-            <w:ins w:id="989" w:author="Sandy Navarro" w:date="2026-10-22T23:21:00Z" w16du:dateUtc="2026-10-22T22:21:00Z">
-              <w:r>
-                <w:rPr>
-                  <w:b/>
-                  <w:bCs/>
-                </w:rPr>
-                <w:t>Basic statistics and graphs</w:t>
-              </w:r>
-            </w:ins>
           </w:p>
         </w:tc>
         <w:tc>
           <w:tcPr>
             <w:tcW w:w="0" w:type="auto"/>
-            <w:tcPrChange w:id="990" w:author="Sandy Navarro" w:date="2026-10-22T23:38:00Z" w16du:dateUtc="2026-10-22T22:38:00Z">
+            <w:tcPrChange w:id="988" w:author="Sandy Navarro" w:date="2026-10-22T23:38:00Z" w16du:dateUtc="2026-10-22T22:38:00Z">
               <w:tcPr>
                 <w:tcW w:w="0" w:type="auto"/>
               </w:tcPr>
@@ -9610,23 +9659,37 @@
             <w:pPr>
               <w:jc w:val="both"/>
               <w:rPr>
-                <w:ins w:id="991" w:author="Sandy Navarro" w:date="2026-10-22T23:10:00Z" w16du:dateUtc="2026-10-22T22:10:00Z"/>
+                <w:ins w:id="989" w:author="Sandy Navarro" w:date="2026-10-22T23:10:00Z" w16du:dateUtc="2026-10-22T22:10:00Z"/>
                 <w:b/>
                 <w:bCs/>
               </w:rPr>
-              <w:pPrChange w:id="992" w:author="Sandy Navarro" w:date="2026-10-24T18:03:00Z" w16du:dateUtc="2026-10-24T17:03:00Z">
+              <w:pPrChange w:id="990" w:author="Sandy Navarro" w:date="2026-10-24T18:03:00Z" w16du:dateUtc="2026-10-24T17:03:00Z">
                 <w:pPr/>
               </w:pPrChange>
             </w:pPr>
-            <w:ins w:id="993" w:author="Sandy Navarro" w:date="2026-10-22T23:27:00Z" w16du:dateUtc="2026-10-22T22:27:00Z">
-              <w:r>
-                <w:rPr>
-                  <w:b/>
-                  <w:bCs/>
-                </w:rPr>
-                <w:t xml:space="preserve">16 Nov </w:t>
-              </w:r>
-            </w:ins>
+          </w:p>
+        </w:tc>
+        <w:tc>
+          <w:tcPr>
+            <w:tcW w:w="0" w:type="auto"/>
+            <w:tcPrChange w:id="991" w:author="Sandy Navarro" w:date="2026-10-22T23:38:00Z" w16du:dateUtc="2026-10-22T22:38:00Z">
+              <w:tcPr>
+                <w:tcW w:w="0" w:type="auto"/>
+              </w:tcPr>
+            </w:tcPrChange>
+          </w:tcPr>
+          <w:p>
+            <w:pPr>
+              <w:jc w:val="both"/>
+              <w:rPr>
+                <w:ins w:id="992" w:author="Sandy Navarro" w:date="2026-10-22T23:10:00Z" w16du:dateUtc="2026-10-22T22:10:00Z"/>
+                <w:b/>
+                <w:bCs/>
+              </w:rPr>
+              <w:pPrChange w:id="993" w:author="Sandy Navarro" w:date="2026-10-24T18:03:00Z" w16du:dateUtc="2026-10-24T17:03:00Z">
+                <w:pPr/>
+              </w:pPrChange>
+            </w:pPr>
           </w:p>
         </w:tc>
         <w:tc>
@@ -9650,20 +9713,17 @@
                 <w:pPr/>
               </w:pPrChange>
             </w:pPr>
-            <w:ins w:id="997" w:author="Sandy Navarro" w:date="2026-10-22T23:28:00Z" w16du:dateUtc="2026-10-22T22:28:00Z">
-              <w:r>
-                <w:rPr>
-                  <w:b/>
-                  <w:bCs/>
-                </w:rPr>
-                <w:t>11 Dec</w:t>
-              </w:r>
-            </w:ins>
           </w:p>
         </w:tc>
+      </w:tr>
+      <w:tr>
+        <w:trPr>
+          <w:ins w:id="997" w:author="Sandy Navarro" w:date="2026-10-22T23:10:00Z"/>
+        </w:trPr>
         <w:tc>
           <w:tcPr>
             <w:tcW w:w="0" w:type="auto"/>
+            <w:shd w:val="clear" w:color="auto" w:fill="0A2F41" w:themeFill="accent1" w:themeFillShade="80"/>
             <w:tcPrChange w:id="998" w:author="Sandy Navarro" w:date="2026-10-22T23:38:00Z" w16du:dateUtc="2026-10-22T22:38:00Z">
               <w:tcPr>
                 <w:tcW w:w="0" w:type="auto"/>
@@ -9682,12 +9742,30 @@
                 <w:pPr/>
               </w:pPrChange>
             </w:pPr>
+            <w:ins w:id="1001" w:author="Sandy Navarro" w:date="2026-10-22T23:21:00Z" w16du:dateUtc="2026-10-22T22:21:00Z">
+              <w:r>
+                <w:rPr>
+                  <w:b/>
+                  <w:bCs/>
+                </w:rPr>
+                <w:t xml:space="preserve">Develop forecasting </w:t>
+              </w:r>
+            </w:ins>
+            <w:ins w:id="1002" w:author="Sandy Navarro" w:date="2026-10-22T23:22:00Z" w16du:dateUtc="2026-10-22T22:22:00Z">
+              <w:r>
+                <w:rPr>
+                  <w:b/>
+                  <w:bCs/>
+                </w:rPr>
+                <w:t>methods</w:t>
+              </w:r>
+            </w:ins>
           </w:p>
         </w:tc>
         <w:tc>
           <w:tcPr>
             <w:tcW w:w="0" w:type="auto"/>
-            <w:tcPrChange w:id="1001" w:author="Sandy Navarro" w:date="2026-10-22T23:38:00Z" w16du:dateUtc="2026-10-22T22:38:00Z">
+            <w:tcPrChange w:id="1003" w:author="Sandy Navarro" w:date="2026-10-22T23:38:00Z" w16du:dateUtc="2026-10-22T22:38:00Z">
               <w:tcPr>
                 <w:tcW w:w="0" w:type="auto"/>
               </w:tcPr>
@@ -9697,44 +9775,28 @@
             <w:pPr>
               <w:jc w:val="both"/>
               <w:rPr>
-                <w:ins w:id="1002" w:author="Sandy Navarro" w:date="2026-10-22T23:10:00Z" w16du:dateUtc="2026-10-22T22:10:00Z"/>
+                <w:ins w:id="1004" w:author="Sandy Navarro" w:date="2026-10-22T23:10:00Z" w16du:dateUtc="2026-10-22T22:10:00Z"/>
                 <w:b/>
                 <w:bCs/>
               </w:rPr>
-              <w:pPrChange w:id="1003" w:author="Sandy Navarro" w:date="2026-10-24T18:03:00Z" w16du:dateUtc="2026-10-24T17:03:00Z">
+              <w:pPrChange w:id="1005" w:author="Sandy Navarro" w:date="2026-10-24T18:03:00Z" w16du:dateUtc="2026-10-24T17:03:00Z">
                 <w:pPr/>
               </w:pPrChange>
             </w:pPr>
+            <w:ins w:id="1006" w:author="Sandy Navarro" w:date="2026-10-22T23:29:00Z" w16du:dateUtc="2026-10-22T22:29:00Z">
+              <w:r>
+                <w:rPr>
+                  <w:b/>
+                  <w:bCs/>
+                </w:rPr>
+                <w:t xml:space="preserve">22 Feb </w:t>
+              </w:r>
+            </w:ins>
           </w:p>
         </w:tc>
         <w:tc>
           <w:tcPr>
             <w:tcW w:w="0" w:type="auto"/>
-            <w:shd w:val="clear" w:color="auto" w:fill="0F4761" w:themeFill="accent1" w:themeFillShade="BF"/>
-            <w:tcPrChange w:id="1004" w:author="Sandy Navarro" w:date="2026-10-22T23:38:00Z" w16du:dateUtc="2026-10-22T22:38:00Z">
-              <w:tcPr>
-                <w:tcW w:w="0" w:type="auto"/>
-              </w:tcPr>
-            </w:tcPrChange>
-          </w:tcPr>
-          <w:p>
-            <w:pPr>
-              <w:jc w:val="both"/>
-              <w:rPr>
-                <w:ins w:id="1005" w:author="Sandy Navarro" w:date="2026-10-22T23:10:00Z" w16du:dateUtc="2026-10-22T22:10:00Z"/>
-                <w:b/>
-                <w:bCs/>
-              </w:rPr>
-              <w:pPrChange w:id="1006" w:author="Sandy Navarro" w:date="2026-10-24T18:03:00Z" w16du:dateUtc="2026-10-24T17:03:00Z">
-                <w:pPr/>
-              </w:pPrChange>
-            </w:pPr>
-          </w:p>
-        </w:tc>
-        <w:tc>
-          <w:tcPr>
-            <w:tcW w:w="0" w:type="auto"/>
-            <w:shd w:val="clear" w:color="auto" w:fill="0F4761" w:themeFill="accent1" w:themeFillShade="BF"/>
             <w:tcPrChange w:id="1007" w:author="Sandy Navarro" w:date="2026-10-22T23:38:00Z" w16du:dateUtc="2026-10-22T22:38:00Z">
               <w:tcPr>
                 <w:tcW w:w="0" w:type="auto"/>
@@ -9753,12 +9815,21 @@
                 <w:pPr/>
               </w:pPrChange>
             </w:pPr>
+            <w:ins w:id="1010" w:author="Sandy Navarro" w:date="2026-10-22T23:29:00Z" w16du:dateUtc="2026-10-22T22:29:00Z">
+              <w:r>
+                <w:rPr>
+                  <w:b/>
+                  <w:bCs/>
+                </w:rPr>
+                <w:t>10 Mar</w:t>
+              </w:r>
+            </w:ins>
           </w:p>
         </w:tc>
         <w:tc>
           <w:tcPr>
             <w:tcW w:w="0" w:type="auto"/>
-            <w:tcPrChange w:id="1010" w:author="Sandy Navarro" w:date="2026-10-22T23:38:00Z" w16du:dateUtc="2026-10-22T22:38:00Z">
+            <w:tcPrChange w:id="1011" w:author="Sandy Navarro" w:date="2026-10-22T23:38:00Z" w16du:dateUtc="2026-10-22T22:38:00Z">
               <w:tcPr>
                 <w:tcW w:w="0" w:type="auto"/>
               </w:tcPr>
@@ -9768,11 +9839,11 @@
             <w:pPr>
               <w:jc w:val="both"/>
               <w:rPr>
-                <w:ins w:id="1011" w:author="Sandy Navarro" w:date="2026-10-22T23:10:00Z" w16du:dateUtc="2026-10-22T22:10:00Z"/>
+                <w:ins w:id="1012" w:author="Sandy Navarro" w:date="2026-10-22T23:10:00Z" w16du:dateUtc="2026-10-22T22:10:00Z"/>
                 <w:b/>
                 <w:bCs/>
               </w:rPr>
-              <w:pPrChange w:id="1012" w:author="Sandy Navarro" w:date="2026-10-24T18:03:00Z" w16du:dateUtc="2026-10-24T17:03:00Z">
+              <w:pPrChange w:id="1013" w:author="Sandy Navarro" w:date="2026-10-24T18:03:00Z" w16du:dateUtc="2026-10-24T17:03:00Z">
                 <w:pPr/>
               </w:pPrChange>
             </w:pPr>
@@ -9781,7 +9852,7 @@
         <w:tc>
           <w:tcPr>
             <w:tcW w:w="0" w:type="auto"/>
-            <w:tcPrChange w:id="1013" w:author="Sandy Navarro" w:date="2026-10-22T23:38:00Z" w16du:dateUtc="2026-10-22T22:38:00Z">
+            <w:tcPrChange w:id="1014" w:author="Sandy Navarro" w:date="2026-10-22T23:38:00Z" w16du:dateUtc="2026-10-22T22:38:00Z">
               <w:tcPr>
                 <w:tcW w:w="0" w:type="auto"/>
               </w:tcPr>
@@ -9791,11 +9862,11 @@
             <w:pPr>
               <w:jc w:val="both"/>
               <w:rPr>
-                <w:ins w:id="1014" w:author="Sandy Navarro" w:date="2026-10-22T23:10:00Z" w16du:dateUtc="2026-10-22T22:10:00Z"/>
+                <w:ins w:id="1015" w:author="Sandy Navarro" w:date="2026-10-22T23:10:00Z" w16du:dateUtc="2026-10-22T22:10:00Z"/>
                 <w:b/>
                 <w:bCs/>
               </w:rPr>
-              <w:pPrChange w:id="1015" w:author="Sandy Navarro" w:date="2026-10-24T18:03:00Z" w16du:dateUtc="2026-10-24T17:03:00Z">
+              <w:pPrChange w:id="1016" w:author="Sandy Navarro" w:date="2026-10-24T18:03:00Z" w16du:dateUtc="2026-10-24T17:03:00Z">
                 <w:pPr/>
               </w:pPrChange>
             </w:pPr>
@@ -9804,7 +9875,7 @@
         <w:tc>
           <w:tcPr>
             <w:tcW w:w="0" w:type="auto"/>
-            <w:tcPrChange w:id="1016" w:author="Sandy Navarro" w:date="2026-10-22T23:38:00Z" w16du:dateUtc="2026-10-22T22:38:00Z">
+            <w:tcPrChange w:id="1017" w:author="Sandy Navarro" w:date="2026-10-22T23:38:00Z" w16du:dateUtc="2026-10-22T22:38:00Z">
               <w:tcPr>
                 <w:tcW w:w="0" w:type="auto"/>
               </w:tcPr>
@@ -9814,11 +9885,11 @@
             <w:pPr>
               <w:jc w:val="both"/>
               <w:rPr>
-                <w:ins w:id="1017" w:author="Sandy Navarro" w:date="2026-10-22T23:10:00Z" w16du:dateUtc="2026-10-22T22:10:00Z"/>
+                <w:ins w:id="1018" w:author="Sandy Navarro" w:date="2026-10-22T23:10:00Z" w16du:dateUtc="2026-10-22T22:10:00Z"/>
                 <w:b/>
                 <w:bCs/>
               </w:rPr>
-              <w:pPrChange w:id="1018" w:author="Sandy Navarro" w:date="2026-10-24T18:03:00Z" w16du:dateUtc="2026-10-24T17:03:00Z">
+              <w:pPrChange w:id="1019" w:author="Sandy Navarro" w:date="2026-10-24T18:03:00Z" w16du:dateUtc="2026-10-24T17:03:00Z">
                 <w:pPr/>
               </w:pPrChange>
             </w:pPr>
@@ -9827,7 +9898,7 @@
         <w:tc>
           <w:tcPr>
             <w:tcW w:w="0" w:type="auto"/>
-            <w:tcPrChange w:id="1019" w:author="Sandy Navarro" w:date="2026-10-22T23:38:00Z" w16du:dateUtc="2026-10-22T22:38:00Z">
+            <w:tcPrChange w:id="1020" w:author="Sandy Navarro" w:date="2026-10-22T23:38:00Z" w16du:dateUtc="2026-10-22T22:38:00Z">
               <w:tcPr>
                 <w:tcW w:w="0" w:type="auto"/>
               </w:tcPr>
@@ -9837,11 +9908,11 @@
             <w:pPr>
               <w:jc w:val="both"/>
               <w:rPr>
-                <w:ins w:id="1020" w:author="Sandy Navarro" w:date="2026-10-22T23:10:00Z" w16du:dateUtc="2026-10-22T22:10:00Z"/>
+                <w:ins w:id="1021" w:author="Sandy Navarro" w:date="2026-10-22T23:10:00Z" w16du:dateUtc="2026-10-22T22:10:00Z"/>
                 <w:b/>
                 <w:bCs/>
               </w:rPr>
-              <w:pPrChange w:id="1021" w:author="Sandy Navarro" w:date="2026-10-24T18:03:00Z" w16du:dateUtc="2026-10-24T17:03:00Z">
+              <w:pPrChange w:id="1022" w:author="Sandy Navarro" w:date="2026-10-24T18:03:00Z" w16du:dateUtc="2026-10-24T17:03:00Z">
                 <w:pPr/>
               </w:pPrChange>
             </w:pPr>
@@ -9850,7 +9921,7 @@
         <w:tc>
           <w:tcPr>
             <w:tcW w:w="0" w:type="auto"/>
-            <w:tcPrChange w:id="1022" w:author="Sandy Navarro" w:date="2026-10-22T23:38:00Z" w16du:dateUtc="2026-10-22T22:38:00Z">
+            <w:tcPrChange w:id="1023" w:author="Sandy Navarro" w:date="2026-10-22T23:38:00Z" w16du:dateUtc="2026-10-22T22:38:00Z">
               <w:tcPr>
                 <w:tcW w:w="0" w:type="auto"/>
               </w:tcPr>
@@ -9860,25 +9931,20 @@
             <w:pPr>
               <w:jc w:val="both"/>
               <w:rPr>
-                <w:ins w:id="1023" w:author="Sandy Navarro" w:date="2026-10-22T23:10:00Z" w16du:dateUtc="2026-10-22T22:10:00Z"/>
+                <w:ins w:id="1024" w:author="Sandy Navarro" w:date="2026-10-22T23:10:00Z" w16du:dateUtc="2026-10-22T22:10:00Z"/>
                 <w:b/>
                 <w:bCs/>
               </w:rPr>
-              <w:pPrChange w:id="1024" w:author="Sandy Navarro" w:date="2026-10-24T18:03:00Z" w16du:dateUtc="2026-10-24T17:03:00Z">
+              <w:pPrChange w:id="1025" w:author="Sandy Navarro" w:date="2026-10-24T18:03:00Z" w16du:dateUtc="2026-10-24T17:03:00Z">
                 <w:pPr/>
               </w:pPrChange>
             </w:pPr>
           </w:p>
         </w:tc>
-      </w:tr>
-      <w:tr>
-        <w:trPr>
-          <w:ins w:id="1025" w:author="Sandy Navarro" w:date="2026-10-22T23:10:00Z"/>
-        </w:trPr>
         <w:tc>
           <w:tcPr>
             <w:tcW w:w="0" w:type="auto"/>
-            <w:shd w:val="clear" w:color="auto" w:fill="0A2F41" w:themeFill="accent1" w:themeFillShade="80"/>
+            <w:shd w:val="clear" w:color="auto" w:fill="C1E4F5" w:themeFill="accent1" w:themeFillTint="33"/>
             <w:tcPrChange w:id="1026" w:author="Sandy Navarro" w:date="2026-10-22T23:38:00Z" w16du:dateUtc="2026-10-22T22:38:00Z">
               <w:tcPr>
                 <w:tcW w:w="0" w:type="auto"/>
@@ -9897,21 +9963,13 @@
                 <w:pPr/>
               </w:pPrChange>
             </w:pPr>
-            <w:ins w:id="1029" w:author="Sandy Navarro" w:date="2026-10-22T23:21:00Z" w16du:dateUtc="2026-10-22T22:21:00Z">
-              <w:r>
-                <w:rPr>
-                  <w:b/>
-                  <w:bCs/>
-                </w:rPr>
-                <w:t>Review prepared data</w:t>
-              </w:r>
-            </w:ins>
           </w:p>
         </w:tc>
         <w:tc>
           <w:tcPr>
             <w:tcW w:w="0" w:type="auto"/>
-            <w:tcPrChange w:id="1030" w:author="Sandy Navarro" w:date="2026-10-22T23:38:00Z" w16du:dateUtc="2026-10-22T22:38:00Z">
+            <w:shd w:val="clear" w:color="auto" w:fill="C1E4F5" w:themeFill="accent1" w:themeFillTint="33"/>
+            <w:tcPrChange w:id="1029" w:author="Sandy Navarro" w:date="2026-10-22T23:38:00Z" w16du:dateUtc="2026-10-22T22:38:00Z">
               <w:tcPr>
                 <w:tcW w:w="0" w:type="auto"/>
               </w:tcPr>
@@ -9921,29 +9979,20 @@
             <w:pPr>
               <w:jc w:val="both"/>
               <w:rPr>
-                <w:ins w:id="1031" w:author="Sandy Navarro" w:date="2026-10-22T23:10:00Z" w16du:dateUtc="2026-10-22T22:10:00Z"/>
+                <w:ins w:id="1030" w:author="Sandy Navarro" w:date="2026-10-22T23:10:00Z" w16du:dateUtc="2026-10-22T22:10:00Z"/>
                 <w:b/>
                 <w:bCs/>
               </w:rPr>
-              <w:pPrChange w:id="1032" w:author="Sandy Navarro" w:date="2026-10-24T18:03:00Z" w16du:dateUtc="2026-10-24T17:03:00Z">
+              <w:pPrChange w:id="1031" w:author="Sandy Navarro" w:date="2026-10-24T18:03:00Z" w16du:dateUtc="2026-10-24T17:03:00Z">
                 <w:pPr/>
               </w:pPrChange>
             </w:pPr>
-            <w:ins w:id="1033" w:author="Sandy Navarro" w:date="2026-10-22T23:28:00Z" w16du:dateUtc="2026-10-22T22:28:00Z">
-              <w:r>
-                <w:rPr>
-                  <w:b/>
-                  <w:bCs/>
-                </w:rPr>
-                <w:t xml:space="preserve">Feb </w:t>
-              </w:r>
-            </w:ins>
           </w:p>
         </w:tc>
         <w:tc>
           <w:tcPr>
             <w:tcW w:w="0" w:type="auto"/>
-            <w:tcPrChange w:id="1034" w:author="Sandy Navarro" w:date="2026-10-22T23:38:00Z" w16du:dateUtc="2026-10-22T22:38:00Z">
+            <w:tcPrChange w:id="1032" w:author="Sandy Navarro" w:date="2026-10-22T23:38:00Z" w16du:dateUtc="2026-10-22T22:38:00Z">
               <w:tcPr>
                 <w:tcW w:w="0" w:type="auto"/>
               </w:tcPr>
@@ -9953,29 +10002,20 @@
             <w:pPr>
               <w:jc w:val="both"/>
               <w:rPr>
-                <w:ins w:id="1035" w:author="Sandy Navarro" w:date="2026-10-22T23:10:00Z" w16du:dateUtc="2026-10-22T22:10:00Z"/>
+                <w:ins w:id="1033" w:author="Sandy Navarro" w:date="2026-10-22T23:10:00Z" w16du:dateUtc="2026-10-22T22:10:00Z"/>
                 <w:b/>
                 <w:bCs/>
               </w:rPr>
-              <w:pPrChange w:id="1036" w:author="Sandy Navarro" w:date="2026-10-24T18:03:00Z" w16du:dateUtc="2026-10-24T17:03:00Z">
+              <w:pPrChange w:id="1034" w:author="Sandy Navarro" w:date="2026-10-24T18:03:00Z" w16du:dateUtc="2026-10-24T17:03:00Z">
                 <w:pPr/>
               </w:pPrChange>
             </w:pPr>
-            <w:ins w:id="1037" w:author="Sandy Navarro" w:date="2026-10-22T23:29:00Z" w16du:dateUtc="2026-10-22T22:29:00Z">
-              <w:r>
-                <w:rPr>
-                  <w:b/>
-                  <w:bCs/>
-                </w:rPr>
-                <w:t>19 Feb</w:t>
-              </w:r>
-            </w:ins>
           </w:p>
         </w:tc>
         <w:tc>
           <w:tcPr>
             <w:tcW w:w="0" w:type="auto"/>
-            <w:tcPrChange w:id="1038" w:author="Sandy Navarro" w:date="2026-10-22T23:38:00Z" w16du:dateUtc="2026-10-22T22:38:00Z">
+            <w:tcPrChange w:id="1035" w:author="Sandy Navarro" w:date="2026-10-22T23:38:00Z" w16du:dateUtc="2026-10-22T22:38:00Z">
               <w:tcPr>
                 <w:tcW w:w="0" w:type="auto"/>
               </w:tcPr>
@@ -9985,20 +10025,26 @@
             <w:pPr>
               <w:jc w:val="both"/>
               <w:rPr>
-                <w:ins w:id="1039" w:author="Sandy Navarro" w:date="2026-10-22T23:10:00Z" w16du:dateUtc="2026-10-22T22:10:00Z"/>
+                <w:ins w:id="1036" w:author="Sandy Navarro" w:date="2026-10-22T23:10:00Z" w16du:dateUtc="2026-10-22T22:10:00Z"/>
                 <w:b/>
                 <w:bCs/>
               </w:rPr>
-              <w:pPrChange w:id="1040" w:author="Sandy Navarro" w:date="2026-10-24T18:03:00Z" w16du:dateUtc="2026-10-24T17:03:00Z">
+              <w:pPrChange w:id="1037" w:author="Sandy Navarro" w:date="2026-10-24T18:03:00Z" w16du:dateUtc="2026-10-24T17:03:00Z">
                 <w:pPr/>
               </w:pPrChange>
             </w:pPr>
           </w:p>
         </w:tc>
+      </w:tr>
+      <w:tr>
+        <w:trPr>
+          <w:ins w:id="1038" w:author="Sandy Navarro" w:date="2026-10-22T23:10:00Z"/>
+        </w:trPr>
         <w:tc>
           <w:tcPr>
             <w:tcW w:w="0" w:type="auto"/>
-            <w:tcPrChange w:id="1041" w:author="Sandy Navarro" w:date="2026-10-22T23:38:00Z" w16du:dateUtc="2026-10-22T22:38:00Z">
+            <w:shd w:val="clear" w:color="auto" w:fill="0A2F41" w:themeFill="accent1" w:themeFillShade="80"/>
+            <w:tcPrChange w:id="1039" w:author="Sandy Navarro" w:date="2026-10-22T23:38:00Z" w16du:dateUtc="2026-10-22T22:38:00Z">
               <w:tcPr>
                 <w:tcW w:w="0" w:type="auto"/>
               </w:tcPr>
@@ -10008,20 +10054,29 @@
             <w:pPr>
               <w:jc w:val="both"/>
               <w:rPr>
-                <w:ins w:id="1042" w:author="Sandy Navarro" w:date="2026-10-22T23:10:00Z" w16du:dateUtc="2026-10-22T22:10:00Z"/>
+                <w:ins w:id="1040" w:author="Sandy Navarro" w:date="2026-10-22T23:10:00Z" w16du:dateUtc="2026-10-22T22:10:00Z"/>
                 <w:b/>
                 <w:bCs/>
               </w:rPr>
-              <w:pPrChange w:id="1043" w:author="Sandy Navarro" w:date="2026-10-24T18:03:00Z" w16du:dateUtc="2026-10-24T17:03:00Z">
+              <w:pPrChange w:id="1041" w:author="Sandy Navarro" w:date="2026-10-24T18:03:00Z" w16du:dateUtc="2026-10-24T17:03:00Z">
                 <w:pPr/>
               </w:pPrChange>
             </w:pPr>
+            <w:ins w:id="1042" w:author="Sandy Navarro" w:date="2026-10-22T23:22:00Z" w16du:dateUtc="2026-10-22T22:22:00Z">
+              <w:r>
+                <w:rPr>
+                  <w:b/>
+                  <w:bCs/>
+                </w:rPr>
+                <w:t>Test and compare forecasts</w:t>
+              </w:r>
+            </w:ins>
           </w:p>
         </w:tc>
         <w:tc>
           <w:tcPr>
             <w:tcW w:w="0" w:type="auto"/>
-            <w:tcPrChange w:id="1044" w:author="Sandy Navarro" w:date="2026-10-22T23:38:00Z" w16du:dateUtc="2026-10-22T22:38:00Z">
+            <w:tcPrChange w:id="1043" w:author="Sandy Navarro" w:date="2026-10-22T23:38:00Z" w16du:dateUtc="2026-10-22T22:38:00Z">
               <w:tcPr>
                 <w:tcW w:w="0" w:type="auto"/>
               </w:tcPr>
@@ -10031,14 +10086,23 @@
             <w:pPr>
               <w:jc w:val="both"/>
               <w:rPr>
-                <w:ins w:id="1045" w:author="Sandy Navarro" w:date="2026-10-22T23:10:00Z" w16du:dateUtc="2026-10-22T22:10:00Z"/>
+                <w:ins w:id="1044" w:author="Sandy Navarro" w:date="2026-10-22T23:10:00Z" w16du:dateUtc="2026-10-22T22:10:00Z"/>
                 <w:b/>
                 <w:bCs/>
               </w:rPr>
-              <w:pPrChange w:id="1046" w:author="Sandy Navarro" w:date="2026-10-24T18:03:00Z" w16du:dateUtc="2026-10-24T17:03:00Z">
+              <w:pPrChange w:id="1045" w:author="Sandy Navarro" w:date="2026-10-24T18:03:00Z" w16du:dateUtc="2026-10-24T17:03:00Z">
                 <w:pPr/>
               </w:pPrChange>
             </w:pPr>
+            <w:ins w:id="1046" w:author="Sandy Navarro" w:date="2026-10-22T23:30:00Z" w16du:dateUtc="2026-10-22T22:30:00Z">
+              <w:r>
+                <w:rPr>
+                  <w:b/>
+                  <w:bCs/>
+                </w:rPr>
+                <w:t>15 Mar</w:t>
+              </w:r>
+            </w:ins>
           </w:p>
         </w:tc>
         <w:tc>
@@ -10062,12 +10126,30 @@
                 <w:pPr/>
               </w:pPrChange>
             </w:pPr>
+            <w:ins w:id="1050" w:author="Sandy Navarro" w:date="2026-10-22T23:30:00Z" w16du:dateUtc="2026-10-22T22:30:00Z">
+              <w:r>
+                <w:rPr>
+                  <w:b/>
+                  <w:bCs/>
+                </w:rPr>
+                <w:t xml:space="preserve">11 </w:t>
+              </w:r>
+            </w:ins>
+            <w:ins w:id="1051" w:author="Sandy Navarro" w:date="2026-10-22T23:31:00Z" w16du:dateUtc="2026-10-22T22:31:00Z">
+              <w:r>
+                <w:rPr>
+                  <w:b/>
+                  <w:bCs/>
+                </w:rPr>
+                <w:t>April</w:t>
+              </w:r>
+            </w:ins>
           </w:p>
         </w:tc>
         <w:tc>
           <w:tcPr>
             <w:tcW w:w="0" w:type="auto"/>
-            <w:tcPrChange w:id="1050" w:author="Sandy Navarro" w:date="2026-10-22T23:38:00Z" w16du:dateUtc="2026-10-22T22:38:00Z">
+            <w:tcPrChange w:id="1052" w:author="Sandy Navarro" w:date="2026-10-22T23:38:00Z" w16du:dateUtc="2026-10-22T22:38:00Z">
               <w:tcPr>
                 <w:tcW w:w="0" w:type="auto"/>
               </w:tcPr>
@@ -10077,11 +10159,11 @@
             <w:pPr>
               <w:jc w:val="both"/>
               <w:rPr>
-                <w:ins w:id="1051" w:author="Sandy Navarro" w:date="2026-10-22T23:10:00Z" w16du:dateUtc="2026-10-22T22:10:00Z"/>
+                <w:ins w:id="1053" w:author="Sandy Navarro" w:date="2026-10-22T23:10:00Z" w16du:dateUtc="2026-10-22T22:10:00Z"/>
                 <w:b/>
                 <w:bCs/>
               </w:rPr>
-              <w:pPrChange w:id="1052" w:author="Sandy Navarro" w:date="2026-10-24T18:03:00Z" w16du:dateUtc="2026-10-24T17:03:00Z">
+              <w:pPrChange w:id="1054" w:author="Sandy Navarro" w:date="2026-10-24T18:03:00Z" w16du:dateUtc="2026-10-24T17:03:00Z">
                 <w:pPr/>
               </w:pPrChange>
             </w:pPr>
@@ -10090,8 +10172,7 @@
         <w:tc>
           <w:tcPr>
             <w:tcW w:w="0" w:type="auto"/>
-            <w:shd w:val="clear" w:color="auto" w:fill="0A2F41" w:themeFill="accent1" w:themeFillShade="80"/>
-            <w:tcPrChange w:id="1053" w:author="Sandy Navarro" w:date="2026-10-22T23:38:00Z" w16du:dateUtc="2026-10-22T22:38:00Z">
+            <w:tcPrChange w:id="1055" w:author="Sandy Navarro" w:date="2026-10-22T23:38:00Z" w16du:dateUtc="2026-10-22T22:38:00Z">
               <w:tcPr>
                 <w:tcW w:w="0" w:type="auto"/>
               </w:tcPr>
@@ -10101,11 +10182,11 @@
             <w:pPr>
               <w:jc w:val="both"/>
               <w:rPr>
-                <w:ins w:id="1054" w:author="Sandy Navarro" w:date="2026-10-22T23:10:00Z" w16du:dateUtc="2026-10-22T22:10:00Z"/>
+                <w:ins w:id="1056" w:author="Sandy Navarro" w:date="2026-10-22T23:10:00Z" w16du:dateUtc="2026-10-22T22:10:00Z"/>
                 <w:b/>
                 <w:bCs/>
               </w:rPr>
-              <w:pPrChange w:id="1055" w:author="Sandy Navarro" w:date="2026-10-24T18:03:00Z" w16du:dateUtc="2026-10-24T17:03:00Z">
+              <w:pPrChange w:id="1057" w:author="Sandy Navarro" w:date="2026-10-24T18:03:00Z" w16du:dateUtc="2026-10-24T17:03:00Z">
                 <w:pPr/>
               </w:pPrChange>
             </w:pPr>
@@ -10114,7 +10195,7 @@
         <w:tc>
           <w:tcPr>
             <w:tcW w:w="0" w:type="auto"/>
-            <w:tcPrChange w:id="1056" w:author="Sandy Navarro" w:date="2026-10-22T23:38:00Z" w16du:dateUtc="2026-10-22T22:38:00Z">
+            <w:tcPrChange w:id="1058" w:author="Sandy Navarro" w:date="2026-10-22T23:38:00Z" w16du:dateUtc="2026-10-22T22:38:00Z">
               <w:tcPr>
                 <w:tcW w:w="0" w:type="auto"/>
               </w:tcPr>
@@ -10124,11 +10205,11 @@
             <w:pPr>
               <w:jc w:val="both"/>
               <w:rPr>
-                <w:ins w:id="1057" w:author="Sandy Navarro" w:date="2026-10-22T23:10:00Z" w16du:dateUtc="2026-10-22T22:10:00Z"/>
+                <w:ins w:id="1059" w:author="Sandy Navarro" w:date="2026-10-22T23:10:00Z" w16du:dateUtc="2026-10-22T22:10:00Z"/>
                 <w:b/>
                 <w:bCs/>
               </w:rPr>
-              <w:pPrChange w:id="1058" w:author="Sandy Navarro" w:date="2026-10-24T18:03:00Z" w16du:dateUtc="2026-10-24T17:03:00Z">
+              <w:pPrChange w:id="1060" w:author="Sandy Navarro" w:date="2026-10-24T18:03:00Z" w16du:dateUtc="2026-10-24T17:03:00Z">
                 <w:pPr/>
               </w:pPrChange>
             </w:pPr>
@@ -10137,7 +10218,7 @@
         <w:tc>
           <w:tcPr>
             <w:tcW w:w="0" w:type="auto"/>
-            <w:tcPrChange w:id="1059" w:author="Sandy Navarro" w:date="2026-10-22T23:38:00Z" w16du:dateUtc="2026-10-22T22:38:00Z">
+            <w:tcPrChange w:id="1061" w:author="Sandy Navarro" w:date="2026-10-22T23:38:00Z" w16du:dateUtc="2026-10-22T22:38:00Z">
               <w:tcPr>
                 <w:tcW w:w="0" w:type="auto"/>
               </w:tcPr>
@@ -10147,11 +10228,11 @@
             <w:pPr>
               <w:jc w:val="both"/>
               <w:rPr>
-                <w:ins w:id="1060" w:author="Sandy Navarro" w:date="2026-10-22T23:10:00Z" w16du:dateUtc="2026-10-22T22:10:00Z"/>
+                <w:ins w:id="1062" w:author="Sandy Navarro" w:date="2026-10-22T23:10:00Z" w16du:dateUtc="2026-10-22T22:10:00Z"/>
                 <w:b/>
                 <w:bCs/>
               </w:rPr>
-              <w:pPrChange w:id="1061" w:author="Sandy Navarro" w:date="2026-10-24T18:03:00Z" w16du:dateUtc="2026-10-24T17:03:00Z">
+              <w:pPrChange w:id="1063" w:author="Sandy Navarro" w:date="2026-10-24T18:03:00Z" w16du:dateUtc="2026-10-24T17:03:00Z">
                 <w:pPr/>
               </w:pPrChange>
             </w:pPr>
@@ -10160,7 +10241,7 @@
         <w:tc>
           <w:tcPr>
             <w:tcW w:w="0" w:type="auto"/>
-            <w:tcPrChange w:id="1062" w:author="Sandy Navarro" w:date="2026-10-22T23:38:00Z" w16du:dateUtc="2026-10-22T22:38:00Z">
+            <w:tcPrChange w:id="1064" w:author="Sandy Navarro" w:date="2026-10-22T23:38:00Z" w16du:dateUtc="2026-10-22T22:38:00Z">
               <w:tcPr>
                 <w:tcW w:w="0" w:type="auto"/>
               </w:tcPr>
@@ -10170,26 +10251,20 @@
             <w:pPr>
               <w:jc w:val="both"/>
               <w:rPr>
-                <w:ins w:id="1063" w:author="Sandy Navarro" w:date="2026-10-22T23:10:00Z" w16du:dateUtc="2026-10-22T22:10:00Z"/>
+                <w:ins w:id="1065" w:author="Sandy Navarro" w:date="2026-10-22T23:10:00Z" w16du:dateUtc="2026-10-22T22:10:00Z"/>
                 <w:b/>
                 <w:bCs/>
               </w:rPr>
-              <w:pPrChange w:id="1064" w:author="Sandy Navarro" w:date="2026-10-24T18:03:00Z" w16du:dateUtc="2026-10-24T17:03:00Z">
+              <w:pPrChange w:id="1066" w:author="Sandy Navarro" w:date="2026-10-24T18:03:00Z" w16du:dateUtc="2026-10-24T17:03:00Z">
                 <w:pPr/>
               </w:pPrChange>
             </w:pPr>
           </w:p>
         </w:tc>
-      </w:tr>
-      <w:tr>
-        <w:trPr>
-          <w:ins w:id="1065" w:author="Sandy Navarro" w:date="2026-10-22T23:10:00Z"/>
-        </w:trPr>
         <w:tc>
           <w:tcPr>
             <w:tcW w:w="0" w:type="auto"/>
-            <w:shd w:val="clear" w:color="auto" w:fill="0A2F41" w:themeFill="accent1" w:themeFillShade="80"/>
-            <w:tcPrChange w:id="1066" w:author="Sandy Navarro" w:date="2026-10-22T23:38:00Z" w16du:dateUtc="2026-10-22T22:38:00Z">
+            <w:tcPrChange w:id="1067" w:author="Sandy Navarro" w:date="2026-10-22T23:38:00Z" w16du:dateUtc="2026-10-22T22:38:00Z">
               <w:tcPr>
                 <w:tcW w:w="0" w:type="auto"/>
               </w:tcPr>
@@ -10199,38 +10274,21 @@
             <w:pPr>
               <w:jc w:val="both"/>
               <w:rPr>
-                <w:ins w:id="1067" w:author="Sandy Navarro" w:date="2026-10-22T23:10:00Z" w16du:dateUtc="2026-10-22T22:10:00Z"/>
+                <w:ins w:id="1068" w:author="Sandy Navarro" w:date="2026-10-22T23:10:00Z" w16du:dateUtc="2026-10-22T22:10:00Z"/>
                 <w:b/>
                 <w:bCs/>
               </w:rPr>
-              <w:pPrChange w:id="1068" w:author="Sandy Navarro" w:date="2026-10-24T18:03:00Z" w16du:dateUtc="2026-10-24T17:03:00Z">
+              <w:pPrChange w:id="1069" w:author="Sandy Navarro" w:date="2026-10-24T18:03:00Z" w16du:dateUtc="2026-10-24T17:03:00Z">
                 <w:pPr/>
               </w:pPrChange>
             </w:pPr>
-            <w:ins w:id="1069" w:author="Sandy Navarro" w:date="2026-10-22T23:21:00Z" w16du:dateUtc="2026-10-22T22:21:00Z">
-              <w:r>
-                <w:rPr>
-                  <w:b/>
-                  <w:bCs/>
-                </w:rPr>
-                <w:t xml:space="preserve">Develop forecasting </w:t>
-              </w:r>
-            </w:ins>
-            <w:ins w:id="1070" w:author="Sandy Navarro" w:date="2026-10-22T23:22:00Z" w16du:dateUtc="2026-10-22T22:22:00Z">
-              <w:r>
-                <w:rPr>
-                  <w:b/>
-                  <w:bCs/>
-                </w:rPr>
-                <w:t>methods</w:t>
-              </w:r>
-            </w:ins>
           </w:p>
         </w:tc>
         <w:tc>
           <w:tcPr>
             <w:tcW w:w="0" w:type="auto"/>
-            <w:tcPrChange w:id="1071" w:author="Sandy Navarro" w:date="2026-10-22T23:38:00Z" w16du:dateUtc="2026-10-22T22:38:00Z">
+            <w:shd w:val="clear" w:color="auto" w:fill="83CAEB" w:themeFill="accent1" w:themeFillTint="66"/>
+            <w:tcPrChange w:id="1070" w:author="Sandy Navarro" w:date="2026-10-22T23:38:00Z" w16du:dateUtc="2026-10-22T22:38:00Z">
               <w:tcPr>
                 <w:tcW w:w="0" w:type="auto"/>
               </w:tcPr>
@@ -10240,29 +10298,21 @@
             <w:pPr>
               <w:jc w:val="both"/>
               <w:rPr>
-                <w:ins w:id="1072" w:author="Sandy Navarro" w:date="2026-10-22T23:10:00Z" w16du:dateUtc="2026-10-22T22:10:00Z"/>
+                <w:ins w:id="1071" w:author="Sandy Navarro" w:date="2026-10-22T23:10:00Z" w16du:dateUtc="2026-10-22T22:10:00Z"/>
                 <w:b/>
                 <w:bCs/>
               </w:rPr>
-              <w:pPrChange w:id="1073" w:author="Sandy Navarro" w:date="2026-10-24T18:03:00Z" w16du:dateUtc="2026-10-24T17:03:00Z">
+              <w:pPrChange w:id="1072" w:author="Sandy Navarro" w:date="2026-10-24T18:03:00Z" w16du:dateUtc="2026-10-24T17:03:00Z">
                 <w:pPr/>
               </w:pPrChange>
             </w:pPr>
-            <w:ins w:id="1074" w:author="Sandy Navarro" w:date="2026-10-22T23:29:00Z" w16du:dateUtc="2026-10-22T22:29:00Z">
-              <w:r>
-                <w:rPr>
-                  <w:b/>
-                  <w:bCs/>
-                </w:rPr>
-                <w:t xml:space="preserve">22 Feb </w:t>
-              </w:r>
-            </w:ins>
           </w:p>
         </w:tc>
         <w:tc>
           <w:tcPr>
             <w:tcW w:w="0" w:type="auto"/>
-            <w:tcPrChange w:id="1075" w:author="Sandy Navarro" w:date="2026-10-22T23:38:00Z" w16du:dateUtc="2026-10-22T22:38:00Z">
+            <w:shd w:val="clear" w:color="auto" w:fill="83CAEB" w:themeFill="accent1" w:themeFillTint="66"/>
+            <w:tcPrChange w:id="1073" w:author="Sandy Navarro" w:date="2026-10-22T23:38:00Z" w16du:dateUtc="2026-10-22T22:38:00Z">
               <w:tcPr>
                 <w:tcW w:w="0" w:type="auto"/>
               </w:tcPr>
@@ -10272,29 +10322,20 @@
             <w:pPr>
               <w:jc w:val="both"/>
               <w:rPr>
-                <w:ins w:id="1076" w:author="Sandy Navarro" w:date="2026-10-22T23:10:00Z" w16du:dateUtc="2026-10-22T22:10:00Z"/>
+                <w:ins w:id="1074" w:author="Sandy Navarro" w:date="2026-10-22T23:10:00Z" w16du:dateUtc="2026-10-22T22:10:00Z"/>
                 <w:b/>
                 <w:bCs/>
               </w:rPr>
-              <w:pPrChange w:id="1077" w:author="Sandy Navarro" w:date="2026-10-24T18:03:00Z" w16du:dateUtc="2026-10-24T17:03:00Z">
+              <w:pPrChange w:id="1075" w:author="Sandy Navarro" w:date="2026-10-24T18:03:00Z" w16du:dateUtc="2026-10-24T17:03:00Z">
                 <w:pPr/>
               </w:pPrChange>
             </w:pPr>
-            <w:ins w:id="1078" w:author="Sandy Navarro" w:date="2026-10-22T23:29:00Z" w16du:dateUtc="2026-10-22T22:29:00Z">
-              <w:r>
-                <w:rPr>
-                  <w:b/>
-                  <w:bCs/>
-                </w:rPr>
-                <w:t>10 Mar</w:t>
-              </w:r>
-            </w:ins>
           </w:p>
         </w:tc>
         <w:tc>
           <w:tcPr>
             <w:tcW w:w="0" w:type="auto"/>
-            <w:tcPrChange w:id="1079" w:author="Sandy Navarro" w:date="2026-10-22T23:38:00Z" w16du:dateUtc="2026-10-22T22:38:00Z">
+            <w:tcPrChange w:id="1076" w:author="Sandy Navarro" w:date="2026-10-22T23:38:00Z" w16du:dateUtc="2026-10-22T22:38:00Z">
               <w:tcPr>
                 <w:tcW w:w="0" w:type="auto"/>
               </w:tcPr>
@@ -10304,20 +10345,26 @@
             <w:pPr>
               <w:jc w:val="both"/>
               <w:rPr>
-                <w:ins w:id="1080" w:author="Sandy Navarro" w:date="2026-10-22T23:10:00Z" w16du:dateUtc="2026-10-22T22:10:00Z"/>
+                <w:ins w:id="1077" w:author="Sandy Navarro" w:date="2026-10-22T23:10:00Z" w16du:dateUtc="2026-10-22T22:10:00Z"/>
                 <w:b/>
                 <w:bCs/>
               </w:rPr>
-              <w:pPrChange w:id="1081" w:author="Sandy Navarro" w:date="2026-10-24T18:03:00Z" w16du:dateUtc="2026-10-24T17:03:00Z">
+              <w:pPrChange w:id="1078" w:author="Sandy Navarro" w:date="2026-10-24T18:03:00Z" w16du:dateUtc="2026-10-24T17:03:00Z">
                 <w:pPr/>
               </w:pPrChange>
             </w:pPr>
           </w:p>
         </w:tc>
+      </w:tr>
+      <w:tr>
+        <w:trPr>
+          <w:ins w:id="1079" w:author="Sandy Navarro" w:date="2026-10-22T23:10:00Z"/>
+        </w:trPr>
         <w:tc>
           <w:tcPr>
             <w:tcW w:w="0" w:type="auto"/>
-            <w:tcPrChange w:id="1082" w:author="Sandy Navarro" w:date="2026-10-22T23:38:00Z" w16du:dateUtc="2026-10-22T22:38:00Z">
+            <w:shd w:val="clear" w:color="auto" w:fill="0A2F41" w:themeFill="accent1" w:themeFillShade="80"/>
+            <w:tcPrChange w:id="1080" w:author="Sandy Navarro" w:date="2026-10-22T23:38:00Z" w16du:dateUtc="2026-10-22T22:38:00Z">
               <w:tcPr>
                 <w:tcW w:w="0" w:type="auto"/>
               </w:tcPr>
@@ -10327,20 +10374,29 @@
             <w:pPr>
               <w:jc w:val="both"/>
               <w:rPr>
-                <w:ins w:id="1083" w:author="Sandy Navarro" w:date="2026-10-22T23:10:00Z" w16du:dateUtc="2026-10-22T22:10:00Z"/>
+                <w:ins w:id="1081" w:author="Sandy Navarro" w:date="2026-10-22T23:10:00Z" w16du:dateUtc="2026-10-22T22:10:00Z"/>
                 <w:b/>
                 <w:bCs/>
               </w:rPr>
-              <w:pPrChange w:id="1084" w:author="Sandy Navarro" w:date="2026-10-24T18:03:00Z" w16du:dateUtc="2026-10-24T17:03:00Z">
+              <w:pPrChange w:id="1082" w:author="Sandy Navarro" w:date="2026-10-24T18:03:00Z" w16du:dateUtc="2026-10-24T17:03:00Z">
                 <w:pPr/>
               </w:pPrChange>
             </w:pPr>
+            <w:ins w:id="1083" w:author="Sandy Navarro" w:date="2026-10-22T23:22:00Z" w16du:dateUtc="2026-10-22T22:22:00Z">
+              <w:r>
+                <w:rPr>
+                  <w:b/>
+                  <w:bCs/>
+                </w:rPr>
+                <w:t>Write results and recommendations</w:t>
+              </w:r>
+            </w:ins>
           </w:p>
         </w:tc>
         <w:tc>
           <w:tcPr>
             <w:tcW w:w="0" w:type="auto"/>
-            <w:tcPrChange w:id="1085" w:author="Sandy Navarro" w:date="2026-10-22T23:38:00Z" w16du:dateUtc="2026-10-22T22:38:00Z">
+            <w:tcPrChange w:id="1084" w:author="Sandy Navarro" w:date="2026-10-22T23:38:00Z" w16du:dateUtc="2026-10-22T22:38:00Z">
               <w:tcPr>
                 <w:tcW w:w="0" w:type="auto"/>
               </w:tcPr>
@@ -10350,20 +10406,47 @@
             <w:pPr>
               <w:jc w:val="both"/>
               <w:rPr>
-                <w:ins w:id="1086" w:author="Sandy Navarro" w:date="2026-10-22T23:10:00Z" w16du:dateUtc="2026-10-22T22:10:00Z"/>
+                <w:ins w:id="1085" w:author="Sandy Navarro" w:date="2026-10-22T23:10:00Z" w16du:dateUtc="2026-10-22T22:10:00Z"/>
                 <w:b/>
                 <w:bCs/>
               </w:rPr>
-              <w:pPrChange w:id="1087" w:author="Sandy Navarro" w:date="2026-10-24T18:03:00Z" w16du:dateUtc="2026-10-24T17:03:00Z">
+              <w:pPrChange w:id="1086" w:author="Sandy Navarro" w:date="2026-10-24T18:03:00Z" w16du:dateUtc="2026-10-24T17:03:00Z">
                 <w:pPr/>
               </w:pPrChange>
             </w:pPr>
+            <w:ins w:id="1087" w:author="Sandy Navarro" w:date="2026-10-22T23:30:00Z" w16du:dateUtc="2026-10-22T22:30:00Z">
+              <w:r>
+                <w:rPr>
+                  <w:b/>
+                  <w:bCs/>
+                </w:rPr>
+                <w:t>12 Ap</w:t>
+              </w:r>
+            </w:ins>
+            <w:ins w:id="1088" w:author="Sandy Navarro" w:date="2026-10-22T23:31:00Z" w16du:dateUtc="2026-10-22T22:31:00Z">
+              <w:r>
+                <w:rPr>
+                  <w:b/>
+                  <w:bCs/>
+                </w:rPr>
+                <w:t>ril</w:t>
+              </w:r>
+            </w:ins>
+            <w:ins w:id="1089" w:author="Sandy Navarro" w:date="2026-10-22T23:30:00Z" w16du:dateUtc="2026-10-22T22:30:00Z">
+              <w:r>
+                <w:rPr>
+                  <w:b/>
+                  <w:bCs/>
+                </w:rPr>
+                <w:t xml:space="preserve"> </w:t>
+              </w:r>
+            </w:ins>
           </w:p>
         </w:tc>
         <w:tc>
           <w:tcPr>
             <w:tcW w:w="0" w:type="auto"/>
-            <w:tcPrChange w:id="1088" w:author="Sandy Navarro" w:date="2026-10-22T23:38:00Z" w16du:dateUtc="2026-10-22T22:38:00Z">
+            <w:tcPrChange w:id="1090" w:author="Sandy Navarro" w:date="2026-10-22T23:38:00Z" w16du:dateUtc="2026-10-22T22:38:00Z">
               <w:tcPr>
                 <w:tcW w:w="0" w:type="auto"/>
               </w:tcPr>
@@ -10373,43 +10456,28 @@
             <w:pPr>
               <w:jc w:val="both"/>
               <w:rPr>
-                <w:ins w:id="1089" w:author="Sandy Navarro" w:date="2026-10-22T23:10:00Z" w16du:dateUtc="2026-10-22T22:10:00Z"/>
+                <w:ins w:id="1091" w:author="Sandy Navarro" w:date="2026-10-22T23:10:00Z" w16du:dateUtc="2026-10-22T22:10:00Z"/>
                 <w:b/>
                 <w:bCs/>
               </w:rPr>
-              <w:pPrChange w:id="1090" w:author="Sandy Navarro" w:date="2026-10-24T18:03:00Z" w16du:dateUtc="2026-10-24T17:03:00Z">
+              <w:pPrChange w:id="1092" w:author="Sandy Navarro" w:date="2026-10-24T18:03:00Z" w16du:dateUtc="2026-10-24T17:03:00Z">
                 <w:pPr/>
               </w:pPrChange>
             </w:pPr>
+            <w:ins w:id="1093" w:author="Sandy Navarro" w:date="2026-10-22T23:31:00Z" w16du:dateUtc="2026-10-22T22:31:00Z">
+              <w:r>
+                <w:rPr>
+                  <w:b/>
+                  <w:bCs/>
+                </w:rPr>
+                <w:t>07 May</w:t>
+              </w:r>
+            </w:ins>
           </w:p>
         </w:tc>
         <w:tc>
           <w:tcPr>
             <w:tcW w:w="0" w:type="auto"/>
-            <w:tcPrChange w:id="1091" w:author="Sandy Navarro" w:date="2026-10-22T23:38:00Z" w16du:dateUtc="2026-10-22T22:38:00Z">
-              <w:tcPr>
-                <w:tcW w:w="0" w:type="auto"/>
-              </w:tcPr>
-            </w:tcPrChange>
-          </w:tcPr>
-          <w:p>
-            <w:pPr>
-              <w:jc w:val="both"/>
-              <w:rPr>
-                <w:ins w:id="1092" w:author="Sandy Navarro" w:date="2026-10-22T23:10:00Z" w16du:dateUtc="2026-10-22T22:10:00Z"/>
-                <w:b/>
-                <w:bCs/>
-              </w:rPr>
-              <w:pPrChange w:id="1093" w:author="Sandy Navarro" w:date="2026-10-24T18:03:00Z" w16du:dateUtc="2026-10-24T17:03:00Z">
-                <w:pPr/>
-              </w:pPrChange>
-            </w:pPr>
-          </w:p>
-        </w:tc>
-        <w:tc>
-          <w:tcPr>
-            <w:tcW w:w="0" w:type="auto"/>
-            <w:shd w:val="clear" w:color="auto" w:fill="C1E4F5" w:themeFill="accent1" w:themeFillTint="33"/>
             <w:tcPrChange w:id="1094" w:author="Sandy Navarro" w:date="2026-10-22T23:38:00Z" w16du:dateUtc="2026-10-22T22:38:00Z">
               <w:tcPr>
                 <w:tcW w:w="0" w:type="auto"/>
@@ -10433,7 +10501,6 @@
         <w:tc>
           <w:tcPr>
             <w:tcW w:w="0" w:type="auto"/>
-            <w:shd w:val="clear" w:color="auto" w:fill="C1E4F5" w:themeFill="accent1" w:themeFillTint="33"/>
             <w:tcPrChange w:id="1097" w:author="Sandy Navarro" w:date="2026-10-22T23:38:00Z" w16du:dateUtc="2026-10-22T22:38:00Z">
               <w:tcPr>
                 <w:tcW w:w="0" w:type="auto"/>
@@ -10500,16 +10567,10 @@
             </w:pPr>
           </w:p>
         </w:tc>
-      </w:tr>
-      <w:tr>
-        <w:trPr>
-          <w:ins w:id="1106" w:author="Sandy Navarro" w:date="2026-10-22T23:10:00Z"/>
-        </w:trPr>
         <w:tc>
           <w:tcPr>
             <w:tcW w:w="0" w:type="auto"/>
-            <w:shd w:val="clear" w:color="auto" w:fill="0A2F41" w:themeFill="accent1" w:themeFillShade="80"/>
-            <w:tcPrChange w:id="1107" w:author="Sandy Navarro" w:date="2026-10-22T23:38:00Z" w16du:dateUtc="2026-10-22T22:38:00Z">
+            <w:tcPrChange w:id="1106" w:author="Sandy Navarro" w:date="2026-10-22T23:38:00Z" w16du:dateUtc="2026-10-22T22:38:00Z">
               <w:tcPr>
                 <w:tcW w:w="0" w:type="auto"/>
               </w:tcPr>
@@ -10519,29 +10580,20 @@
             <w:pPr>
               <w:jc w:val="both"/>
               <w:rPr>
-                <w:ins w:id="1108" w:author="Sandy Navarro" w:date="2026-10-22T23:10:00Z" w16du:dateUtc="2026-10-22T22:10:00Z"/>
+                <w:ins w:id="1107" w:author="Sandy Navarro" w:date="2026-10-22T23:10:00Z" w16du:dateUtc="2026-10-22T22:10:00Z"/>
                 <w:b/>
                 <w:bCs/>
               </w:rPr>
-              <w:pPrChange w:id="1109" w:author="Sandy Navarro" w:date="2026-10-24T18:03:00Z" w16du:dateUtc="2026-10-24T17:03:00Z">
+              <w:pPrChange w:id="1108" w:author="Sandy Navarro" w:date="2026-10-24T18:03:00Z" w16du:dateUtc="2026-10-24T17:03:00Z">
                 <w:pPr/>
               </w:pPrChange>
             </w:pPr>
-            <w:ins w:id="1110" w:author="Sandy Navarro" w:date="2026-10-22T23:22:00Z" w16du:dateUtc="2026-10-22T22:22:00Z">
-              <w:r>
-                <w:rPr>
-                  <w:b/>
-                  <w:bCs/>
-                </w:rPr>
-                <w:t>Test and compare forecasts</w:t>
-              </w:r>
-            </w:ins>
           </w:p>
         </w:tc>
         <w:tc>
           <w:tcPr>
             <w:tcW w:w="0" w:type="auto"/>
-            <w:tcPrChange w:id="1111" w:author="Sandy Navarro" w:date="2026-10-22T23:38:00Z" w16du:dateUtc="2026-10-22T22:38:00Z">
+            <w:tcPrChange w:id="1109" w:author="Sandy Navarro" w:date="2026-10-22T23:38:00Z" w16du:dateUtc="2026-10-22T22:38:00Z">
               <w:tcPr>
                 <w:tcW w:w="0" w:type="auto"/>
               </w:tcPr>
@@ -10551,28 +10603,43 @@
             <w:pPr>
               <w:jc w:val="both"/>
               <w:rPr>
-                <w:ins w:id="1112" w:author="Sandy Navarro" w:date="2026-10-22T23:10:00Z" w16du:dateUtc="2026-10-22T22:10:00Z"/>
+                <w:ins w:id="1110" w:author="Sandy Navarro" w:date="2026-10-22T23:10:00Z" w16du:dateUtc="2026-10-22T22:10:00Z"/>
                 <w:b/>
                 <w:bCs/>
               </w:rPr>
-              <w:pPrChange w:id="1113" w:author="Sandy Navarro" w:date="2026-10-24T18:03:00Z" w16du:dateUtc="2026-10-24T17:03:00Z">
+              <w:pPrChange w:id="1111" w:author="Sandy Navarro" w:date="2026-10-24T18:03:00Z" w16du:dateUtc="2026-10-24T17:03:00Z">
                 <w:pPr/>
               </w:pPrChange>
             </w:pPr>
-            <w:ins w:id="1114" w:author="Sandy Navarro" w:date="2026-10-22T23:30:00Z" w16du:dateUtc="2026-10-22T22:30:00Z">
-              <w:r>
-                <w:rPr>
-                  <w:b/>
-                  <w:bCs/>
-                </w:rPr>
-                <w:t>15 Mar</w:t>
-              </w:r>
-            </w:ins>
           </w:p>
         </w:tc>
         <w:tc>
           <w:tcPr>
             <w:tcW w:w="0" w:type="auto"/>
+            <w:tcPrChange w:id="1112" w:author="Sandy Navarro" w:date="2026-10-22T23:38:00Z" w16du:dateUtc="2026-10-22T22:38:00Z">
+              <w:tcPr>
+                <w:tcW w:w="0" w:type="auto"/>
+              </w:tcPr>
+            </w:tcPrChange>
+          </w:tcPr>
+          <w:p>
+            <w:pPr>
+              <w:jc w:val="both"/>
+              <w:rPr>
+                <w:ins w:id="1113" w:author="Sandy Navarro" w:date="2026-10-22T23:10:00Z" w16du:dateUtc="2026-10-22T22:10:00Z"/>
+                <w:b/>
+                <w:bCs/>
+              </w:rPr>
+              <w:pPrChange w:id="1114" w:author="Sandy Navarro" w:date="2026-10-24T18:03:00Z" w16du:dateUtc="2026-10-24T17:03:00Z">
+                <w:pPr/>
+              </w:pPrChange>
+            </w:pPr>
+          </w:p>
+        </w:tc>
+        <w:tc>
+          <w:tcPr>
+            <w:tcW w:w="0" w:type="auto"/>
+            <w:shd w:val="clear" w:color="auto" w:fill="45B0E1" w:themeFill="accent1" w:themeFillTint="99"/>
             <w:tcPrChange w:id="1115" w:author="Sandy Navarro" w:date="2026-10-22T23:38:00Z" w16du:dateUtc="2026-10-22T22:38:00Z">
               <w:tcPr>
                 <w:tcW w:w="0" w:type="auto"/>
@@ -10591,30 +10658,13 @@
                 <w:pPr/>
               </w:pPrChange>
             </w:pPr>
-            <w:ins w:id="1118" w:author="Sandy Navarro" w:date="2026-10-22T23:30:00Z" w16du:dateUtc="2026-10-22T22:30:00Z">
-              <w:r>
-                <w:rPr>
-                  <w:b/>
-                  <w:bCs/>
-                </w:rPr>
-                <w:t xml:space="preserve">11 </w:t>
-              </w:r>
-            </w:ins>
-            <w:ins w:id="1119" w:author="Sandy Navarro" w:date="2026-10-22T23:31:00Z" w16du:dateUtc="2026-10-22T22:31:00Z">
-              <w:r>
-                <w:rPr>
-                  <w:b/>
-                  <w:bCs/>
-                </w:rPr>
-                <w:t>April</w:t>
-              </w:r>
-            </w:ins>
           </w:p>
         </w:tc>
         <w:tc>
           <w:tcPr>
             <w:tcW w:w="0" w:type="auto"/>
-            <w:tcPrChange w:id="1120" w:author="Sandy Navarro" w:date="2026-10-22T23:38:00Z" w16du:dateUtc="2026-10-22T22:38:00Z">
+            <w:shd w:val="clear" w:color="auto" w:fill="45B0E1" w:themeFill="accent1" w:themeFillTint="99"/>
+            <w:tcPrChange w:id="1118" w:author="Sandy Navarro" w:date="2026-10-22T23:38:00Z" w16du:dateUtc="2026-10-22T22:38:00Z">
               <w:tcPr>
                 <w:tcW w:w="0" w:type="auto"/>
               </w:tcPr>
@@ -10624,526 +10674,11 @@
             <w:pPr>
               <w:jc w:val="both"/>
               <w:rPr>
-                <w:ins w:id="1121" w:author="Sandy Navarro" w:date="2026-10-22T23:10:00Z" w16du:dateUtc="2026-10-22T22:10:00Z"/>
+                <w:ins w:id="1119" w:author="Sandy Navarro" w:date="2026-10-22T23:10:00Z" w16du:dateUtc="2026-10-22T22:10:00Z"/>
                 <w:b/>
                 <w:bCs/>
               </w:rPr>
-              <w:pPrChange w:id="1122" w:author="Sandy Navarro" w:date="2026-10-24T18:03:00Z" w16du:dateUtc="2026-10-24T17:03:00Z">
-                <w:pPr/>
-              </w:pPrChange>
-            </w:pPr>
-          </w:p>
-        </w:tc>
-        <w:tc>
-          <w:tcPr>
-            <w:tcW w:w="0" w:type="auto"/>
-            <w:tcPrChange w:id="1123" w:author="Sandy Navarro" w:date="2026-10-22T23:38:00Z" w16du:dateUtc="2026-10-22T22:38:00Z">
-              <w:tcPr>
-                <w:tcW w:w="0" w:type="auto"/>
-              </w:tcPr>
-            </w:tcPrChange>
-          </w:tcPr>
-          <w:p>
-            <w:pPr>
-              <w:jc w:val="both"/>
-              <w:rPr>
-                <w:ins w:id="1124" w:author="Sandy Navarro" w:date="2026-10-22T23:10:00Z" w16du:dateUtc="2026-10-22T22:10:00Z"/>
-                <w:b/>
-                <w:bCs/>
-              </w:rPr>
-              <w:pPrChange w:id="1125" w:author="Sandy Navarro" w:date="2026-10-24T18:03:00Z" w16du:dateUtc="2026-10-24T17:03:00Z">
-                <w:pPr/>
-              </w:pPrChange>
-            </w:pPr>
-          </w:p>
-        </w:tc>
-        <w:tc>
-          <w:tcPr>
-            <w:tcW w:w="0" w:type="auto"/>
-            <w:tcPrChange w:id="1126" w:author="Sandy Navarro" w:date="2026-10-22T23:38:00Z" w16du:dateUtc="2026-10-22T22:38:00Z">
-              <w:tcPr>
-                <w:tcW w:w="0" w:type="auto"/>
-              </w:tcPr>
-            </w:tcPrChange>
-          </w:tcPr>
-          <w:p>
-            <w:pPr>
-              <w:jc w:val="both"/>
-              <w:rPr>
-                <w:ins w:id="1127" w:author="Sandy Navarro" w:date="2026-10-22T23:10:00Z" w16du:dateUtc="2026-10-22T22:10:00Z"/>
-                <w:b/>
-                <w:bCs/>
-              </w:rPr>
-              <w:pPrChange w:id="1128" w:author="Sandy Navarro" w:date="2026-10-24T18:03:00Z" w16du:dateUtc="2026-10-24T17:03:00Z">
-                <w:pPr/>
-              </w:pPrChange>
-            </w:pPr>
-          </w:p>
-        </w:tc>
-        <w:tc>
-          <w:tcPr>
-            <w:tcW w:w="0" w:type="auto"/>
-            <w:tcPrChange w:id="1129" w:author="Sandy Navarro" w:date="2026-10-22T23:38:00Z" w16du:dateUtc="2026-10-22T22:38:00Z">
-              <w:tcPr>
-                <w:tcW w:w="0" w:type="auto"/>
-              </w:tcPr>
-            </w:tcPrChange>
-          </w:tcPr>
-          <w:p>
-            <w:pPr>
-              <w:jc w:val="both"/>
-              <w:rPr>
-                <w:ins w:id="1130" w:author="Sandy Navarro" w:date="2026-10-22T23:10:00Z" w16du:dateUtc="2026-10-22T22:10:00Z"/>
-                <w:b/>
-                <w:bCs/>
-              </w:rPr>
-              <w:pPrChange w:id="1131" w:author="Sandy Navarro" w:date="2026-10-24T18:03:00Z" w16du:dateUtc="2026-10-24T17:03:00Z">
-                <w:pPr/>
-              </w:pPrChange>
-            </w:pPr>
-          </w:p>
-        </w:tc>
-        <w:tc>
-          <w:tcPr>
-            <w:tcW w:w="0" w:type="auto"/>
-            <w:tcPrChange w:id="1132" w:author="Sandy Navarro" w:date="2026-10-22T23:38:00Z" w16du:dateUtc="2026-10-22T22:38:00Z">
-              <w:tcPr>
-                <w:tcW w:w="0" w:type="auto"/>
-              </w:tcPr>
-            </w:tcPrChange>
-          </w:tcPr>
-          <w:p>
-            <w:pPr>
-              <w:jc w:val="both"/>
-              <w:rPr>
-                <w:ins w:id="1133" w:author="Sandy Navarro" w:date="2026-10-22T23:10:00Z" w16du:dateUtc="2026-10-22T22:10:00Z"/>
-                <w:b/>
-                <w:bCs/>
-              </w:rPr>
-              <w:pPrChange w:id="1134" w:author="Sandy Navarro" w:date="2026-10-24T18:03:00Z" w16du:dateUtc="2026-10-24T17:03:00Z">
-                <w:pPr/>
-              </w:pPrChange>
-            </w:pPr>
-          </w:p>
-        </w:tc>
-        <w:tc>
-          <w:tcPr>
-            <w:tcW w:w="0" w:type="auto"/>
-            <w:tcPrChange w:id="1135" w:author="Sandy Navarro" w:date="2026-10-22T23:38:00Z" w16du:dateUtc="2026-10-22T22:38:00Z">
-              <w:tcPr>
-                <w:tcW w:w="0" w:type="auto"/>
-              </w:tcPr>
-            </w:tcPrChange>
-          </w:tcPr>
-          <w:p>
-            <w:pPr>
-              <w:jc w:val="both"/>
-              <w:rPr>
-                <w:ins w:id="1136" w:author="Sandy Navarro" w:date="2026-10-22T23:10:00Z" w16du:dateUtc="2026-10-22T22:10:00Z"/>
-                <w:b/>
-                <w:bCs/>
-              </w:rPr>
-              <w:pPrChange w:id="1137" w:author="Sandy Navarro" w:date="2026-10-24T18:03:00Z" w16du:dateUtc="2026-10-24T17:03:00Z">
-                <w:pPr/>
-              </w:pPrChange>
-            </w:pPr>
-          </w:p>
-        </w:tc>
-        <w:tc>
-          <w:tcPr>
-            <w:tcW w:w="0" w:type="auto"/>
-            <w:shd w:val="clear" w:color="auto" w:fill="83CAEB" w:themeFill="accent1" w:themeFillTint="66"/>
-            <w:tcPrChange w:id="1138" w:author="Sandy Navarro" w:date="2026-10-22T23:38:00Z" w16du:dateUtc="2026-10-22T22:38:00Z">
-              <w:tcPr>
-                <w:tcW w:w="0" w:type="auto"/>
-              </w:tcPr>
-            </w:tcPrChange>
-          </w:tcPr>
-          <w:p>
-            <w:pPr>
-              <w:jc w:val="both"/>
-              <w:rPr>
-                <w:ins w:id="1139" w:author="Sandy Navarro" w:date="2026-10-22T23:10:00Z" w16du:dateUtc="2026-10-22T22:10:00Z"/>
-                <w:b/>
-                <w:bCs/>
-              </w:rPr>
-              <w:pPrChange w:id="1140" w:author="Sandy Navarro" w:date="2026-10-24T18:03:00Z" w16du:dateUtc="2026-10-24T17:03:00Z">
-                <w:pPr/>
-              </w:pPrChange>
-            </w:pPr>
-          </w:p>
-        </w:tc>
-        <w:tc>
-          <w:tcPr>
-            <w:tcW w:w="0" w:type="auto"/>
-            <w:shd w:val="clear" w:color="auto" w:fill="83CAEB" w:themeFill="accent1" w:themeFillTint="66"/>
-            <w:tcPrChange w:id="1141" w:author="Sandy Navarro" w:date="2026-10-22T23:38:00Z" w16du:dateUtc="2026-10-22T22:38:00Z">
-              <w:tcPr>
-                <w:tcW w:w="0" w:type="auto"/>
-              </w:tcPr>
-            </w:tcPrChange>
-          </w:tcPr>
-          <w:p>
-            <w:pPr>
-              <w:jc w:val="both"/>
-              <w:rPr>
-                <w:ins w:id="1142" w:author="Sandy Navarro" w:date="2026-10-22T23:10:00Z" w16du:dateUtc="2026-10-22T22:10:00Z"/>
-                <w:b/>
-                <w:bCs/>
-              </w:rPr>
-              <w:pPrChange w:id="1143" w:author="Sandy Navarro" w:date="2026-10-24T18:03:00Z" w16du:dateUtc="2026-10-24T17:03:00Z">
-                <w:pPr/>
-              </w:pPrChange>
-            </w:pPr>
-          </w:p>
-        </w:tc>
-        <w:tc>
-          <w:tcPr>
-            <w:tcW w:w="0" w:type="auto"/>
-            <w:tcPrChange w:id="1144" w:author="Sandy Navarro" w:date="2026-10-22T23:38:00Z" w16du:dateUtc="2026-10-22T22:38:00Z">
-              <w:tcPr>
-                <w:tcW w:w="0" w:type="auto"/>
-              </w:tcPr>
-            </w:tcPrChange>
-          </w:tcPr>
-          <w:p>
-            <w:pPr>
-              <w:jc w:val="both"/>
-              <w:rPr>
-                <w:ins w:id="1145" w:author="Sandy Navarro" w:date="2026-10-22T23:10:00Z" w16du:dateUtc="2026-10-22T22:10:00Z"/>
-                <w:b/>
-                <w:bCs/>
-              </w:rPr>
-              <w:pPrChange w:id="1146" w:author="Sandy Navarro" w:date="2026-10-24T18:03:00Z" w16du:dateUtc="2026-10-24T17:03:00Z">
-                <w:pPr/>
-              </w:pPrChange>
-            </w:pPr>
-          </w:p>
-        </w:tc>
-      </w:tr>
-      <w:tr>
-        <w:trPr>
-          <w:ins w:id="1147" w:author="Sandy Navarro" w:date="2026-10-22T23:10:00Z"/>
-        </w:trPr>
-        <w:tc>
-          <w:tcPr>
-            <w:tcW w:w="0" w:type="auto"/>
-            <w:shd w:val="clear" w:color="auto" w:fill="0A2F41" w:themeFill="accent1" w:themeFillShade="80"/>
-            <w:tcPrChange w:id="1148" w:author="Sandy Navarro" w:date="2026-10-22T23:38:00Z" w16du:dateUtc="2026-10-22T22:38:00Z">
-              <w:tcPr>
-                <w:tcW w:w="0" w:type="auto"/>
-              </w:tcPr>
-            </w:tcPrChange>
-          </w:tcPr>
-          <w:p>
-            <w:pPr>
-              <w:jc w:val="both"/>
-              <w:rPr>
-                <w:ins w:id="1149" w:author="Sandy Navarro" w:date="2026-10-22T23:10:00Z" w16du:dateUtc="2026-10-22T22:10:00Z"/>
-                <w:b/>
-                <w:bCs/>
-              </w:rPr>
-              <w:pPrChange w:id="1150" w:author="Sandy Navarro" w:date="2026-10-24T18:03:00Z" w16du:dateUtc="2026-10-24T17:03:00Z">
-                <w:pPr/>
-              </w:pPrChange>
-            </w:pPr>
-            <w:ins w:id="1151" w:author="Sandy Navarro" w:date="2026-10-22T23:22:00Z" w16du:dateUtc="2026-10-22T22:22:00Z">
-              <w:r>
-                <w:rPr>
-                  <w:b/>
-                  <w:bCs/>
-                </w:rPr>
-                <w:t>Write results and recommendations</w:t>
-              </w:r>
-            </w:ins>
-          </w:p>
-        </w:tc>
-        <w:tc>
-          <w:tcPr>
-            <w:tcW w:w="0" w:type="auto"/>
-            <w:tcPrChange w:id="1152" w:author="Sandy Navarro" w:date="2026-10-22T23:38:00Z" w16du:dateUtc="2026-10-22T22:38:00Z">
-              <w:tcPr>
-                <w:tcW w:w="0" w:type="auto"/>
-              </w:tcPr>
-            </w:tcPrChange>
-          </w:tcPr>
-          <w:p>
-            <w:pPr>
-              <w:jc w:val="both"/>
-              <w:rPr>
-                <w:ins w:id="1153" w:author="Sandy Navarro" w:date="2026-10-22T23:10:00Z" w16du:dateUtc="2026-10-22T22:10:00Z"/>
-                <w:b/>
-                <w:bCs/>
-              </w:rPr>
-              <w:pPrChange w:id="1154" w:author="Sandy Navarro" w:date="2026-10-24T18:03:00Z" w16du:dateUtc="2026-10-24T17:03:00Z">
-                <w:pPr/>
-              </w:pPrChange>
-            </w:pPr>
-            <w:ins w:id="1155" w:author="Sandy Navarro" w:date="2026-10-22T23:30:00Z" w16du:dateUtc="2026-10-22T22:30:00Z">
-              <w:r>
-                <w:rPr>
-                  <w:b/>
-                  <w:bCs/>
-                </w:rPr>
-                <w:t>12 Ap</w:t>
-              </w:r>
-            </w:ins>
-            <w:ins w:id="1156" w:author="Sandy Navarro" w:date="2026-10-22T23:31:00Z" w16du:dateUtc="2026-10-22T22:31:00Z">
-              <w:r>
-                <w:rPr>
-                  <w:b/>
-                  <w:bCs/>
-                </w:rPr>
-                <w:t>ril</w:t>
-              </w:r>
-            </w:ins>
-            <w:ins w:id="1157" w:author="Sandy Navarro" w:date="2026-10-22T23:30:00Z" w16du:dateUtc="2026-10-22T22:30:00Z">
-              <w:r>
-                <w:rPr>
-                  <w:b/>
-                  <w:bCs/>
-                </w:rPr>
-                <w:t xml:space="preserve"> </w:t>
-              </w:r>
-            </w:ins>
-          </w:p>
-        </w:tc>
-        <w:tc>
-          <w:tcPr>
-            <w:tcW w:w="0" w:type="auto"/>
-            <w:tcPrChange w:id="1158" w:author="Sandy Navarro" w:date="2026-10-22T23:38:00Z" w16du:dateUtc="2026-10-22T22:38:00Z">
-              <w:tcPr>
-                <w:tcW w:w="0" w:type="auto"/>
-              </w:tcPr>
-            </w:tcPrChange>
-          </w:tcPr>
-          <w:p>
-            <w:pPr>
-              <w:jc w:val="both"/>
-              <w:rPr>
-                <w:ins w:id="1159" w:author="Sandy Navarro" w:date="2026-10-22T23:10:00Z" w16du:dateUtc="2026-10-22T22:10:00Z"/>
-                <w:b/>
-                <w:bCs/>
-              </w:rPr>
-              <w:pPrChange w:id="1160" w:author="Sandy Navarro" w:date="2026-10-24T18:03:00Z" w16du:dateUtc="2026-10-24T17:03:00Z">
-                <w:pPr/>
-              </w:pPrChange>
-            </w:pPr>
-            <w:ins w:id="1161" w:author="Sandy Navarro" w:date="2026-10-22T23:31:00Z" w16du:dateUtc="2026-10-22T22:31:00Z">
-              <w:r>
-                <w:rPr>
-                  <w:b/>
-                  <w:bCs/>
-                </w:rPr>
-                <w:t>07 May</w:t>
-              </w:r>
-            </w:ins>
-          </w:p>
-        </w:tc>
-        <w:tc>
-          <w:tcPr>
-            <w:tcW w:w="0" w:type="auto"/>
-            <w:tcPrChange w:id="1162" w:author="Sandy Navarro" w:date="2026-10-22T23:38:00Z" w16du:dateUtc="2026-10-22T22:38:00Z">
-              <w:tcPr>
-                <w:tcW w:w="0" w:type="auto"/>
-              </w:tcPr>
-            </w:tcPrChange>
-          </w:tcPr>
-          <w:p>
-            <w:pPr>
-              <w:jc w:val="both"/>
-              <w:rPr>
-                <w:ins w:id="1163" w:author="Sandy Navarro" w:date="2026-10-22T23:10:00Z" w16du:dateUtc="2026-10-22T22:10:00Z"/>
-                <w:b/>
-                <w:bCs/>
-              </w:rPr>
-              <w:pPrChange w:id="1164" w:author="Sandy Navarro" w:date="2026-10-24T18:03:00Z" w16du:dateUtc="2026-10-24T17:03:00Z">
-                <w:pPr/>
-              </w:pPrChange>
-            </w:pPr>
-          </w:p>
-        </w:tc>
-        <w:tc>
-          <w:tcPr>
-            <w:tcW w:w="0" w:type="auto"/>
-            <w:tcPrChange w:id="1165" w:author="Sandy Navarro" w:date="2026-10-22T23:38:00Z" w16du:dateUtc="2026-10-22T22:38:00Z">
-              <w:tcPr>
-                <w:tcW w:w="0" w:type="auto"/>
-              </w:tcPr>
-            </w:tcPrChange>
-          </w:tcPr>
-          <w:p>
-            <w:pPr>
-              <w:jc w:val="both"/>
-              <w:rPr>
-                <w:ins w:id="1166" w:author="Sandy Navarro" w:date="2026-10-22T23:10:00Z" w16du:dateUtc="2026-10-22T22:10:00Z"/>
-                <w:b/>
-                <w:bCs/>
-              </w:rPr>
-              <w:pPrChange w:id="1167" w:author="Sandy Navarro" w:date="2026-10-24T18:03:00Z" w16du:dateUtc="2026-10-24T17:03:00Z">
-                <w:pPr/>
-              </w:pPrChange>
-            </w:pPr>
-          </w:p>
-        </w:tc>
-        <w:tc>
-          <w:tcPr>
-            <w:tcW w:w="0" w:type="auto"/>
-            <w:tcPrChange w:id="1168" w:author="Sandy Navarro" w:date="2026-10-22T23:38:00Z" w16du:dateUtc="2026-10-22T22:38:00Z">
-              <w:tcPr>
-                <w:tcW w:w="0" w:type="auto"/>
-              </w:tcPr>
-            </w:tcPrChange>
-          </w:tcPr>
-          <w:p>
-            <w:pPr>
-              <w:jc w:val="both"/>
-              <w:rPr>
-                <w:ins w:id="1169" w:author="Sandy Navarro" w:date="2026-10-22T23:10:00Z" w16du:dateUtc="2026-10-22T22:10:00Z"/>
-                <w:b/>
-                <w:bCs/>
-              </w:rPr>
-              <w:pPrChange w:id="1170" w:author="Sandy Navarro" w:date="2026-10-24T18:03:00Z" w16du:dateUtc="2026-10-24T17:03:00Z">
-                <w:pPr/>
-              </w:pPrChange>
-            </w:pPr>
-          </w:p>
-        </w:tc>
-        <w:tc>
-          <w:tcPr>
-            <w:tcW w:w="0" w:type="auto"/>
-            <w:tcPrChange w:id="1171" w:author="Sandy Navarro" w:date="2026-10-22T23:38:00Z" w16du:dateUtc="2026-10-22T22:38:00Z">
-              <w:tcPr>
-                <w:tcW w:w="0" w:type="auto"/>
-              </w:tcPr>
-            </w:tcPrChange>
-          </w:tcPr>
-          <w:p>
-            <w:pPr>
-              <w:jc w:val="both"/>
-              <w:rPr>
-                <w:ins w:id="1172" w:author="Sandy Navarro" w:date="2026-10-22T23:10:00Z" w16du:dateUtc="2026-10-22T22:10:00Z"/>
-                <w:b/>
-                <w:bCs/>
-              </w:rPr>
-              <w:pPrChange w:id="1173" w:author="Sandy Navarro" w:date="2026-10-24T18:03:00Z" w16du:dateUtc="2026-10-24T17:03:00Z">
-                <w:pPr/>
-              </w:pPrChange>
-            </w:pPr>
-          </w:p>
-        </w:tc>
-        <w:tc>
-          <w:tcPr>
-            <w:tcW w:w="0" w:type="auto"/>
-            <w:tcPrChange w:id="1174" w:author="Sandy Navarro" w:date="2026-10-22T23:38:00Z" w16du:dateUtc="2026-10-22T22:38:00Z">
-              <w:tcPr>
-                <w:tcW w:w="0" w:type="auto"/>
-              </w:tcPr>
-            </w:tcPrChange>
-          </w:tcPr>
-          <w:p>
-            <w:pPr>
-              <w:jc w:val="both"/>
-              <w:rPr>
-                <w:ins w:id="1175" w:author="Sandy Navarro" w:date="2026-10-22T23:10:00Z" w16du:dateUtc="2026-10-22T22:10:00Z"/>
-                <w:b/>
-                <w:bCs/>
-              </w:rPr>
-              <w:pPrChange w:id="1176" w:author="Sandy Navarro" w:date="2026-10-24T18:03:00Z" w16du:dateUtc="2026-10-24T17:03:00Z">
-                <w:pPr/>
-              </w:pPrChange>
-            </w:pPr>
-          </w:p>
-        </w:tc>
-        <w:tc>
-          <w:tcPr>
-            <w:tcW w:w="0" w:type="auto"/>
-            <w:tcPrChange w:id="1177" w:author="Sandy Navarro" w:date="2026-10-22T23:38:00Z" w16du:dateUtc="2026-10-22T22:38:00Z">
-              <w:tcPr>
-                <w:tcW w:w="0" w:type="auto"/>
-              </w:tcPr>
-            </w:tcPrChange>
-          </w:tcPr>
-          <w:p>
-            <w:pPr>
-              <w:jc w:val="both"/>
-              <w:rPr>
-                <w:ins w:id="1178" w:author="Sandy Navarro" w:date="2026-10-22T23:10:00Z" w16du:dateUtc="2026-10-22T22:10:00Z"/>
-                <w:b/>
-                <w:bCs/>
-              </w:rPr>
-              <w:pPrChange w:id="1179" w:author="Sandy Navarro" w:date="2026-10-24T18:03:00Z" w16du:dateUtc="2026-10-24T17:03:00Z">
-                <w:pPr/>
-              </w:pPrChange>
-            </w:pPr>
-          </w:p>
-        </w:tc>
-        <w:tc>
-          <w:tcPr>
-            <w:tcW w:w="0" w:type="auto"/>
-            <w:tcPrChange w:id="1180" w:author="Sandy Navarro" w:date="2026-10-22T23:38:00Z" w16du:dateUtc="2026-10-22T22:38:00Z">
-              <w:tcPr>
-                <w:tcW w:w="0" w:type="auto"/>
-              </w:tcPr>
-            </w:tcPrChange>
-          </w:tcPr>
-          <w:p>
-            <w:pPr>
-              <w:jc w:val="both"/>
-              <w:rPr>
-                <w:ins w:id="1181" w:author="Sandy Navarro" w:date="2026-10-22T23:10:00Z" w16du:dateUtc="2026-10-22T22:10:00Z"/>
-                <w:b/>
-                <w:bCs/>
-              </w:rPr>
-              <w:pPrChange w:id="1182" w:author="Sandy Navarro" w:date="2026-10-24T18:03:00Z" w16du:dateUtc="2026-10-24T17:03:00Z">
-                <w:pPr/>
-              </w:pPrChange>
-            </w:pPr>
-          </w:p>
-        </w:tc>
-        <w:tc>
-          <w:tcPr>
-            <w:tcW w:w="0" w:type="auto"/>
-            <w:shd w:val="clear" w:color="auto" w:fill="45B0E1" w:themeFill="accent1" w:themeFillTint="99"/>
-            <w:tcPrChange w:id="1183" w:author="Sandy Navarro" w:date="2026-10-22T23:38:00Z" w16du:dateUtc="2026-10-22T22:38:00Z">
-              <w:tcPr>
-                <w:tcW w:w="0" w:type="auto"/>
-              </w:tcPr>
-            </w:tcPrChange>
-          </w:tcPr>
-          <w:p>
-            <w:pPr>
-              <w:jc w:val="both"/>
-              <w:rPr>
-                <w:ins w:id="1184" w:author="Sandy Navarro" w:date="2026-10-22T23:10:00Z" w16du:dateUtc="2026-10-22T22:10:00Z"/>
-                <w:b/>
-                <w:bCs/>
-              </w:rPr>
-              <w:pPrChange w:id="1185" w:author="Sandy Navarro" w:date="2026-10-24T18:03:00Z" w16du:dateUtc="2026-10-24T17:03:00Z">
-                <w:pPr/>
-              </w:pPrChange>
-            </w:pPr>
-          </w:p>
-        </w:tc>
-        <w:tc>
-          <w:tcPr>
-            <w:tcW w:w="0" w:type="auto"/>
-            <w:shd w:val="clear" w:color="auto" w:fill="45B0E1" w:themeFill="accent1" w:themeFillTint="99"/>
-            <w:tcPrChange w:id="1186" w:author="Sandy Navarro" w:date="2026-10-22T23:38:00Z" w16du:dateUtc="2026-10-22T22:38:00Z">
-              <w:tcPr>
-                <w:tcW w:w="0" w:type="auto"/>
-              </w:tcPr>
-            </w:tcPrChange>
-          </w:tcPr>
-          <w:p>
-            <w:pPr>
-              <w:jc w:val="both"/>
-              <w:rPr>
-                <w:ins w:id="1187" w:author="Sandy Navarro" w:date="2026-10-22T23:10:00Z" w16du:dateUtc="2026-10-22T22:10:00Z"/>
-                <w:b/>
-                <w:bCs/>
-              </w:rPr>
-              <w:pPrChange w:id="1188" w:author="Sandy Navarro" w:date="2026-10-24T18:03:00Z" w16du:dateUtc="2026-10-24T17:03:00Z">
+              <w:pPrChange w:id="1120" w:author="Sandy Navarro" w:date="2026-10-24T18:03:00Z" w16du:dateUtc="2026-10-24T17:03:00Z">
                 <w:pPr/>
               </w:pPrChange>
             </w:pPr>
@@ -11155,13 +10690,13 @@
       <w:pPr>
         <w:jc w:val="both"/>
         <w:rPr>
-          <w:ins w:id="1189" w:author="Sandy Navarro" w:date="2026-10-22T23:37:00Z" w16du:dateUtc="2026-10-22T22:37:00Z"/>
-        </w:rPr>
-        <w:pPrChange w:id="1190" w:author="Sandy Navarro" w:date="2026-10-24T18:03:00Z" w16du:dateUtc="2026-10-24T17:03:00Z">
+          <w:ins w:id="1121" w:author="Sandy Navarro" w:date="2026-10-22T23:37:00Z" w16du:dateUtc="2026-10-22T22:37:00Z"/>
+        </w:rPr>
+        <w:pPrChange w:id="1122" w:author="Sandy Navarro" w:date="2026-10-24T18:03:00Z" w16du:dateUtc="2026-10-24T17:03:00Z">
           <w:pPr/>
         </w:pPrChange>
       </w:pPr>
-      <w:ins w:id="1191" w:author="Sandy Navarro" w:date="2026-10-22T23:36:00Z" w16du:dateUtc="2026-10-22T22:36:00Z">
+      <w:ins w:id="1123" w:author="Sandy Navarro" w:date="2026-10-22T23:36:00Z" w16du:dateUtc="2026-10-22T22:36:00Z">
         <w:r>
           <w:rPr>
             <w:b/>
@@ -11170,17 +10705,17 @@
           <w:t>*</w:t>
         </w:r>
       </w:ins>
-      <w:ins w:id="1192" w:author="Sandy Navarro" w:date="2026-10-22T23:39:00Z" w16du:dateUtc="2026-10-22T22:39:00Z">
+      <w:ins w:id="1124" w:author="Sandy Navarro" w:date="2026-10-22T23:39:00Z" w16du:dateUtc="2026-10-22T22:39:00Z">
         <w:r>
           <w:t>The</w:t>
         </w:r>
       </w:ins>
-      <w:ins w:id="1193" w:author="Sandy Navarro" w:date="2026-10-22T23:36:00Z" w16du:dateUtc="2026-10-22T22:36:00Z">
+      <w:ins w:id="1125" w:author="Sandy Navarro" w:date="2026-10-22T23:36:00Z" w16du:dateUtc="2026-10-22T22:36:00Z">
         <w:r>
           <w:t xml:space="preserve"> dates are provisional and may change depending on the ac</w:t>
         </w:r>
       </w:ins>
-      <w:ins w:id="1194" w:author="Sandy Navarro" w:date="2026-10-22T23:37:00Z" w16du:dateUtc="2026-10-22T22:37:00Z">
+      <w:ins w:id="1126" w:author="Sandy Navarro" w:date="2026-10-22T23:37:00Z" w16du:dateUtc="2026-10-22T22:37:00Z">
         <w:r>
           <w:t>ademic calendar and assessment deadlines.</w:t>
         </w:r>
@@ -11190,9 +10725,9 @@
       <w:pPr>
         <w:jc w:val="both"/>
         <w:rPr>
-          <w:ins w:id="1195" w:author="Sandy Navarro" w:date="2026-10-22T23:37:00Z" w16du:dateUtc="2026-10-22T22:37:00Z"/>
-        </w:rPr>
-        <w:pPrChange w:id="1196" w:author="Sandy Navarro" w:date="2026-10-24T18:03:00Z" w16du:dateUtc="2026-10-24T17:03:00Z">
+          <w:ins w:id="1127" w:author="Sandy Navarro" w:date="2026-10-22T23:37:00Z" w16du:dateUtc="2026-10-22T22:37:00Z"/>
+        </w:rPr>
+        <w:pPrChange w:id="1128" w:author="Sandy Navarro" w:date="2026-10-24T18:03:00Z" w16du:dateUtc="2026-10-24T17:03:00Z">
           <w:pPr/>
         </w:pPrChange>
       </w:pPr>
@@ -11200,7 +10735,7 @@
     <w:p>
       <w:pPr>
         <w:jc w:val="both"/>
-        <w:pPrChange w:id="1197" w:author="Sandy Navarro" w:date="2026-10-24T18:03:00Z" w16du:dateUtc="2026-10-24T17:03:00Z">
+        <w:pPrChange w:id="1129" w:author="Sandy Navarro" w:date="2026-10-24T18:03:00Z" w16du:dateUtc="2026-10-24T17:03:00Z">
           <w:pPr/>
         </w:pPrChange>
       </w:pPr>
@@ -11209,9 +10744,9 @@
       <w:pPr>
         <w:jc w:val="both"/>
         <w:rPr>
-          <w:del w:id="1198" w:author="Sandy Navarro" w:date="2026-10-22T23:15:00Z" w16du:dateUtc="2026-10-22T22:15:00Z"/>
-        </w:rPr>
-        <w:pPrChange w:id="1199" w:author="Sandy Navarro" w:date="2026-10-24T18:03:00Z" w16du:dateUtc="2026-10-24T17:03:00Z">
+          <w:del w:id="1130" w:author="Sandy Navarro" w:date="2026-10-22T23:15:00Z" w16du:dateUtc="2026-10-22T22:15:00Z"/>
+        </w:rPr>
+        <w:pPrChange w:id="1131" w:author="Sandy Navarro" w:date="2026-10-24T18:03:00Z" w16du:dateUtc="2026-10-24T17:03:00Z">
           <w:pPr/>
         </w:pPrChange>
       </w:pPr>
@@ -11220,9 +10755,9 @@
       <w:pPr>
         <w:jc w:val="both"/>
         <w:rPr>
-          <w:del w:id="1200" w:author="Sandy Navarro" w:date="2026-10-22T23:14:00Z" w16du:dateUtc="2026-10-22T22:14:00Z"/>
-        </w:rPr>
-        <w:pPrChange w:id="1201" w:author="Sandy Navarro" w:date="2026-10-24T18:03:00Z" w16du:dateUtc="2026-10-24T17:03:00Z">
+          <w:del w:id="1132" w:author="Sandy Navarro" w:date="2026-10-22T23:14:00Z" w16du:dateUtc="2026-10-22T22:14:00Z"/>
+        </w:rPr>
+        <w:pPrChange w:id="1133" w:author="Sandy Navarro" w:date="2026-10-24T18:03:00Z" w16du:dateUtc="2026-10-24T17:03:00Z">
           <w:pPr/>
         </w:pPrChange>
       </w:pPr>
@@ -11231,9 +10766,9 @@
       <w:pPr>
         <w:jc w:val="both"/>
         <w:rPr>
-          <w:ins w:id="1202" w:author="Sandy Navarro" w:date="2026-10-22T23:11:00Z" w16du:dateUtc="2026-10-22T22:11:00Z"/>
-        </w:rPr>
-        <w:pPrChange w:id="1203" w:author="Sandy Navarro" w:date="2026-10-24T18:03:00Z" w16du:dateUtc="2026-10-24T17:03:00Z">
+          <w:ins w:id="1134" w:author="Sandy Navarro" w:date="2026-10-22T23:11:00Z" w16du:dateUtc="2026-10-22T22:11:00Z"/>
+        </w:rPr>
+        <w:pPrChange w:id="1135" w:author="Sandy Navarro" w:date="2026-10-24T18:03:00Z" w16du:dateUtc="2026-10-24T17:03:00Z">
           <w:pPr/>
         </w:pPrChange>
       </w:pPr>
@@ -11241,7 +10776,7 @@
     <w:p>
       <w:pPr>
         <w:jc w:val="both"/>
-        <w:pPrChange w:id="1204" w:author="Sandy Navarro" w:date="2026-10-24T18:03:00Z" w16du:dateUtc="2026-10-24T17:03:00Z">
+        <w:pPrChange w:id="1136" w:author="Sandy Navarro" w:date="2026-10-24T18:03:00Z" w16du:dateUtc="2026-10-24T17:03:00Z">
           <w:pPr/>
         </w:pPrChange>
       </w:pPr>
@@ -11250,7 +10785,7 @@
       <w:pPr>
         <w:jc w:val="both"/>
         <w:rPr>
-          <w:ins w:id="1205" w:author="Sandy Navarro" w:date="2026-10-22T23:16:00Z" w16du:dateUtc="2026-10-22T22:16:00Z"/>
+          <w:ins w:id="1137" w:author="Sandy Navarro" w:date="2026-10-22T23:16:00Z" w16du:dateUtc="2026-10-22T22:16:00Z"/>
         </w:rPr>
         <w:sectPr>
           <w:pgSz w:w="16838" w:h="11906" w:orient="landscape"/>
@@ -11258,7 +10793,7 @@
           <w:pgNumType w:start="1"/>
           <w:cols w:space="720"/>
           <w:docGrid w:linePitch="299"/>
-          <w:sectPrChange w:id="1206" w:author="Sandy Navarro" w:date="2026-10-22T23:16:00Z" w16du:dateUtc="2026-10-22T22:16:00Z">
+          <w:sectPrChange w:id="1138" w:author="Sandy Navarro" w:date="2026-10-22T23:16:00Z" w16du:dateUtc="2026-10-22T22:16:00Z">
             <w:sectPr>
               <w:pgSz w:w="11906" w:h="16838" w:orient="portrait"/>
               <w:pgMar w:top="1440" w:right="1440" w:bottom="1440" w:left="1440" w:header="708" w:footer="708" w:gutter="0"/>
@@ -11266,40 +10801,40 @@
             </w:sectPr>
           </w:sectPrChange>
         </w:sectPr>
-        <w:pPrChange w:id="1207" w:author="Sandy Navarro" w:date="2026-10-24T18:03:00Z" w16du:dateUtc="2026-10-24T17:03:00Z">
+        <w:pPrChange w:id="1139" w:author="Sandy Navarro" w:date="2026-10-24T18:03:00Z" w16du:dateUtc="2026-10-24T17:03:00Z">
           <w:pPr/>
         </w:pPrChange>
       </w:pPr>
-      <w:bookmarkStart w:id="1208" w:name="_heading=h.2et92p0" w:colFirst="0" w:colLast="0"/>
-      <w:bookmarkEnd w:id="1208"/>
+      <w:bookmarkStart w:id="1140" w:name="_heading=h.2et92p0" w:colFirst="0" w:colLast="0"/>
+      <w:bookmarkEnd w:id="1140"/>
     </w:p>
     <w:p>
       <w:pPr>
         <w:pStyle w:val="Ttulo1"/>
         <w:jc w:val="both"/>
         <w:rPr>
-          <w:del w:id="1209" w:author="Sandy Navarro" w:date="2026-10-22T23:15:00Z" w16du:dateUtc="2026-10-22T22:15:00Z"/>
-        </w:rPr>
-        <w:pPrChange w:id="1210" w:author="Sandy Navarro" w:date="2026-10-24T18:03:00Z" w16du:dateUtc="2026-10-24T17:03:00Z">
+          <w:del w:id="1141" w:author="Sandy Navarro" w:date="2026-10-22T23:15:00Z" w16du:dateUtc="2026-10-22T22:15:00Z"/>
+        </w:rPr>
+        <w:pPrChange w:id="1142" w:author="Sandy Navarro" w:date="2026-10-24T18:03:00Z" w16du:dateUtc="2026-10-24T17:03:00Z">
           <w:pPr>
             <w:pStyle w:val="Ttulo1"/>
           </w:pPr>
         </w:pPrChange>
       </w:pPr>
-      <w:bookmarkStart w:id="1211" w:name="_10._Ethical_and"/>
-      <w:bookmarkEnd w:id="1211"/>
-      <w:ins w:id="1212" w:author="Sandy Navarro" w:date="2026-10-22T23:40:00Z" w16du:dateUtc="2026-10-22T22:40:00Z">
+      <w:bookmarkStart w:id="1143" w:name="_10._Ethical_and"/>
+      <w:bookmarkEnd w:id="1143"/>
+      <w:ins w:id="1144" w:author="Sandy Navarro" w:date="2026-10-22T23:40:00Z" w16du:dateUtc="2026-10-22T22:40:00Z">
         <w:r>
           <w:lastRenderedPageBreak/>
           <w:t xml:space="preserve">10. </w:t>
         </w:r>
       </w:ins>
-      <w:ins w:id="1213" w:author="Sandy Navarro" w:date="2026-10-22T23:39:00Z" w16du:dateUtc="2026-10-22T22:39:00Z">
+      <w:ins w:id="1145" w:author="Sandy Navarro" w:date="2026-10-22T23:39:00Z" w16du:dateUtc="2026-10-22T22:39:00Z">
         <w:r>
           <w:t>Ethical and legal considerations.</w:t>
         </w:r>
       </w:ins>
-      <w:del w:id="1214" w:author="Sandy Navarro" w:date="2026-10-22T23:15:00Z" w16du:dateUtc="2026-10-22T22:15:00Z">
+      <w:del w:id="1146" w:author="Sandy Navarro" w:date="2026-10-22T23:15:00Z" w16du:dateUtc="2026-10-22T22:15:00Z">
         <w:r>
           <w:delText>References</w:delText>
         </w:r>
@@ -11310,9 +10845,9 @@
         <w:pStyle w:val="Ttulo1"/>
         <w:jc w:val="both"/>
         <w:rPr>
-          <w:ins w:id="1215" w:author="Sandy Navarro" w:date="2026-10-22T23:40:00Z" w16du:dateUtc="2026-10-22T22:40:00Z"/>
-        </w:rPr>
-        <w:pPrChange w:id="1216" w:author="Sandy Navarro" w:date="2026-10-24T18:03:00Z" w16du:dateUtc="2026-10-24T17:03:00Z">
+          <w:ins w:id="1147" w:author="Sandy Navarro" w:date="2026-10-22T23:40:00Z" w16du:dateUtc="2026-10-22T22:40:00Z"/>
+        </w:rPr>
+        <w:pPrChange w:id="1148" w:author="Sandy Navarro" w:date="2026-10-24T18:03:00Z" w16du:dateUtc="2026-10-24T17:03:00Z">
           <w:pPr/>
         </w:pPrChange>
       </w:pPr>
@@ -11321,33 +10856,33 @@
       <w:pPr>
         <w:jc w:val="both"/>
         <w:rPr>
-          <w:ins w:id="1217" w:author="Sandy Navarro" w:date="2026-10-22T23:42:00Z" w16du:dateUtc="2026-10-22T22:42:00Z"/>
-        </w:rPr>
-        <w:pPrChange w:id="1218" w:author="Sandy Navarro" w:date="2026-10-24T18:03:00Z" w16du:dateUtc="2026-10-24T17:03:00Z">
+          <w:ins w:id="1149" w:author="Sandy Navarro" w:date="2026-10-22T23:42:00Z" w16du:dateUtc="2026-10-22T22:42:00Z"/>
+        </w:rPr>
+        <w:pPrChange w:id="1150" w:author="Sandy Navarro" w:date="2026-10-24T18:03:00Z" w16du:dateUtc="2026-10-24T17:03:00Z">
           <w:pPr/>
         </w:pPrChange>
       </w:pPr>
-      <w:ins w:id="1219" w:author="Sandy Navarro" w:date="2026-10-22T23:40:00Z" w16du:dateUtc="2026-10-22T22:40:00Z">
+      <w:ins w:id="1151" w:author="Sandy Navarro" w:date="2026-10-22T23:40:00Z" w16du:dateUtc="2026-10-22T22:40:00Z">
         <w:r>
           <w:t>This project will use data</w:t>
         </w:r>
       </w:ins>
-      <w:ins w:id="1220" w:author="Sandy Navarro" w:date="2026-10-22T23:41:00Z" w16du:dateUtc="2026-10-22T22:41:00Z">
+      <w:ins w:id="1152" w:author="Sandy Navarro" w:date="2026-10-22T23:41:00Z" w16du:dateUtc="2026-10-22T22:41:00Z">
         <w:r>
           <w:t xml:space="preserve"> published by th</w:t>
         </w:r>
       </w:ins>
-      <w:ins w:id="1221" w:author="Sandy Navarro" w:date="2026-10-22T23:42:00Z" w16du:dateUtc="2026-10-22T22:42:00Z">
+      <w:ins w:id="1153" w:author="Sandy Navarro" w:date="2026-10-22T23:42:00Z" w16du:dateUtc="2026-10-22T22:42:00Z">
         <w:r>
           <w:t>e</w:t>
         </w:r>
       </w:ins>
-      <w:ins w:id="1222" w:author="Sandy Navarro" w:date="2026-10-22T23:41:00Z" w16du:dateUtc="2026-10-22T22:41:00Z">
+      <w:ins w:id="1154" w:author="Sandy Navarro" w:date="2026-10-22T23:41:00Z" w16du:dateUtc="2026-10-22T22:41:00Z">
         <w:r>
           <w:t xml:space="preserve"> UK Government. The dataset contains information about re</w:t>
         </w:r>
       </w:ins>
-      <w:ins w:id="1223" w:author="Sandy Navarro" w:date="2026-10-22T23:42:00Z" w16du:dateUtc="2026-10-22T22:42:00Z">
+      <w:ins w:id="1155" w:author="Sandy Navarro" w:date="2026-10-22T23:42:00Z" w16du:dateUtc="2026-10-22T22:42:00Z">
         <w:r>
           <w:t>staurant market activity and geographical areas rather than individual customer records.</w:t>
         </w:r>
@@ -11357,18 +10892,18 @@
       <w:pPr>
         <w:jc w:val="both"/>
         <w:rPr>
-          <w:ins w:id="1224" w:author="Sandy Navarro" w:date="2026-10-22T23:44:00Z" w16du:dateUtc="2026-10-22T22:44:00Z"/>
-        </w:rPr>
-        <w:pPrChange w:id="1225" w:author="Sandy Navarro" w:date="2026-10-24T18:03:00Z" w16du:dateUtc="2026-10-24T17:03:00Z">
+          <w:ins w:id="1156" w:author="Sandy Navarro" w:date="2026-10-22T23:44:00Z" w16du:dateUtc="2026-10-22T22:44:00Z"/>
+        </w:rPr>
+        <w:pPrChange w:id="1157" w:author="Sandy Navarro" w:date="2026-10-24T18:03:00Z" w16du:dateUtc="2026-10-24T17:03:00Z">
           <w:pPr/>
         </w:pPrChange>
       </w:pPr>
-      <w:ins w:id="1226" w:author="Sandy Navarro" w:date="2026-10-22T23:43:00Z" w16du:dateUtc="2026-10-22T22:43:00Z">
+      <w:ins w:id="1158" w:author="Sandy Navarro" w:date="2026-10-22T23:43:00Z" w16du:dateUtc="2026-10-22T22:43:00Z">
         <w:r>
           <w:t xml:space="preserve">I will not collect personal information or use private data from restaurants. I will also check the terms of use of the dataset </w:t>
         </w:r>
       </w:ins>
-      <w:ins w:id="1227" w:author="Sandy Navarro" w:date="2026-10-22T23:44:00Z" w16du:dateUtc="2026-10-22T22:44:00Z">
+      <w:ins w:id="1159" w:author="Sandy Navarro" w:date="2026-10-22T23:44:00Z" w16du:dateUtc="2026-10-22T22:44:00Z">
         <w:r>
           <w:t>and reference the original source in my report.</w:t>
         </w:r>
@@ -11378,18 +10913,18 @@
       <w:pPr>
         <w:jc w:val="both"/>
         <w:rPr>
-          <w:ins w:id="1228" w:author="Sandy Navarro" w:date="2026-10-22T23:45:00Z" w16du:dateUtc="2026-10-22T22:45:00Z"/>
-        </w:rPr>
-        <w:pPrChange w:id="1229" w:author="Sandy Navarro" w:date="2026-10-24T18:03:00Z" w16du:dateUtc="2026-10-24T17:03:00Z">
+          <w:ins w:id="1160" w:author="Sandy Navarro" w:date="2026-10-22T23:45:00Z" w16du:dateUtc="2026-10-22T22:45:00Z"/>
+        </w:rPr>
+        <w:pPrChange w:id="1161" w:author="Sandy Navarro" w:date="2026-10-24T18:03:00Z" w16du:dateUtc="2026-10-24T17:03:00Z">
           <w:pPr/>
         </w:pPrChange>
       </w:pPr>
-      <w:ins w:id="1230" w:author="Sandy Navarro" w:date="2026-10-22T23:44:00Z" w16du:dateUtc="2026-10-22T22:44:00Z">
+      <w:ins w:id="1162" w:author="Sandy Navarro" w:date="2026-10-22T23:44:00Z" w16du:dateUtc="2026-10-22T22:44:00Z">
         <w:r>
           <w:t>I will keep the project files organised and stored securely. During th</w:t>
         </w:r>
       </w:ins>
-      <w:ins w:id="1231" w:author="Sandy Navarro" w:date="2026-10-22T23:45:00Z" w16du:dateUtc="2026-10-22T22:45:00Z">
+      <w:ins w:id="1163" w:author="Sandy Navarro" w:date="2026-10-22T23:45:00Z" w16du:dateUtc="2026-10-22T22:45:00Z">
         <w:r>
           <w:t>e analysis, I will check the data for missing values and possible errors.</w:t>
         </w:r>
@@ -11399,18 +10934,18 @@
       <w:pPr>
         <w:jc w:val="both"/>
         <w:rPr>
-          <w:ins w:id="1232" w:author="Sandy Navarro" w:date="2026-10-22T23:46:00Z" w16du:dateUtc="2026-10-22T22:46:00Z"/>
-        </w:rPr>
-        <w:pPrChange w:id="1233" w:author="Sandy Navarro" w:date="2026-10-24T18:03:00Z" w16du:dateUtc="2026-10-24T17:03:00Z">
+          <w:ins w:id="1164" w:author="Sandy Navarro" w:date="2026-10-22T23:46:00Z" w16du:dateUtc="2026-10-22T22:46:00Z"/>
+        </w:rPr>
+        <w:pPrChange w:id="1165" w:author="Sandy Navarro" w:date="2026-10-24T18:03:00Z" w16du:dateUtc="2026-10-24T17:03:00Z">
           <w:pPr/>
         </w:pPrChange>
       </w:pPr>
-      <w:ins w:id="1234" w:author="Sandy Navarro" w:date="2026-10-22T23:45:00Z" w16du:dateUtc="2026-10-22T22:45:00Z">
+      <w:ins w:id="1166" w:author="Sandy Navarro" w:date="2026-10-22T23:45:00Z" w16du:dateUtc="2026-10-22T22:45:00Z">
         <w:r>
           <w:t>I will explain the limitations of the dataset and avo</w:t>
         </w:r>
       </w:ins>
-      <w:ins w:id="1235" w:author="Sandy Navarro" w:date="2026-10-22T23:46:00Z" w16du:dateUtc="2026-10-22T22:46:00Z">
+      <w:ins w:id="1167" w:author="Sandy Navarro" w:date="2026-10-22T23:46:00Z" w16du:dateUtc="2026-10-22T22:46:00Z">
         <w:r>
           <w:t>id presenting forecast as exact predictions.</w:t>
         </w:r>
@@ -11420,50 +10955,63 @@
       <w:pPr>
         <w:jc w:val="both"/>
         <w:rPr>
-          <w:ins w:id="1236" w:author="Sandy Navarro" w:date="2026-10-22T23:40:00Z" w16du:dateUtc="2026-10-22T22:40:00Z"/>
-        </w:rPr>
-        <w:pPrChange w:id="1237" w:author="Sandy Navarro" w:date="2026-10-24T18:03:00Z" w16du:dateUtc="2026-10-24T17:03:00Z">
+          <w:ins w:id="1168" w:author="Sandy Navarro" w:date="2026-10-24T18:17:00Z" w16du:dateUtc="2026-10-24T17:17:00Z"/>
+        </w:rPr>
+      </w:pPr>
+      <w:ins w:id="1169" w:author="Sandy Navarro" w:date="2026-10-22T23:46:00Z" w16du:dateUtc="2026-10-22T22:46:00Z">
+        <w:r>
+          <w:t>The results will be used to understand general market trends, not to make claims a</w:t>
+        </w:r>
+      </w:ins>
+      <w:ins w:id="1170" w:author="Sandy Navarro" w:date="2026-10-22T23:47:00Z" w16du:dateUtc="2026-10-22T22:47:00Z">
+        <w:r>
+          <w:t>bout the performance of individual restaurants.</w:t>
+        </w:r>
+      </w:ins>
+    </w:p>
+    <w:p>
+      <w:pPr>
+        <w:jc w:val="both"/>
+        <w:rPr>
+          <w:ins w:id="1171" w:author="Sandy Navarro" w:date="2026-10-22T23:40:00Z" w16du:dateUtc="2026-10-22T22:40:00Z"/>
+        </w:rPr>
+        <w:pPrChange w:id="1172" w:author="Sandy Navarro" w:date="2026-10-24T18:03:00Z" w16du:dateUtc="2026-10-24T17:03:00Z">
           <w:pPr>
             <w:pStyle w:val="Ttulo1"/>
           </w:pPr>
         </w:pPrChange>
       </w:pPr>
-      <w:ins w:id="1238" w:author="Sandy Navarro" w:date="2026-10-22T23:46:00Z" w16du:dateUtc="2026-10-22T22:46:00Z">
-        <w:r>
-          <w:t>The results will be used to understand general market trends, not to make claims a</w:t>
-        </w:r>
-      </w:ins>
-      <w:ins w:id="1239" w:author="Sandy Navarro" w:date="2026-10-22T23:47:00Z" w16du:dateUtc="2026-10-22T22:47:00Z">
-        <w:r>
-          <w:t>bout the performance of individual restaurants.</w:t>
-        </w:r>
-      </w:ins>
     </w:p>
     <w:p>
       <w:pPr>
         <w:pStyle w:val="Ttulo1"/>
         <w:jc w:val="both"/>
         <w:rPr>
-          <w:del w:id="1240" w:author="Sandy Navarro" w:date="2026-10-22T23:15:00Z" w16du:dateUtc="2026-10-22T22:15:00Z"/>
-        </w:rPr>
-        <w:pPrChange w:id="1241" w:author="Sandy Navarro" w:date="2026-10-24T18:03:00Z" w16du:dateUtc="2026-10-24T17:03:00Z">
+          <w:del w:id="1173" w:author="Sandy Navarro" w:date="2026-10-22T23:15:00Z" w16du:dateUtc="2026-10-22T22:15:00Z"/>
+        </w:rPr>
+        <w:pPrChange w:id="1174" w:author="Sandy Navarro" w:date="2026-10-24T18:03:00Z" w16du:dateUtc="2026-10-24T17:03:00Z">
           <w:pPr/>
         </w:pPrChange>
       </w:pPr>
+      <w:ins w:id="1175" w:author="Sandy Navarro" w:date="2026-10-24T18:17:00Z" w16du:dateUtc="2026-10-24T17:17:00Z">
+        <w:r>
+          <w:t>11. References.</w:t>
+        </w:r>
+      </w:ins>
     </w:p>
     <w:p>
       <w:pPr>
         <w:pStyle w:val="Ttulo1"/>
         <w:jc w:val="both"/>
         <w:rPr>
-          <w:del w:id="1242" w:author="Sandy Navarro" w:date="2026-10-22T23:15:00Z" w16du:dateUtc="2026-10-22T22:15:00Z"/>
+          <w:del w:id="1176" w:author="Sandy Navarro" w:date="2026-10-22T23:15:00Z" w16du:dateUtc="2026-10-22T22:15:00Z"/>
           <w:color w:val="FF0000"/>
         </w:rPr>
-        <w:pPrChange w:id="1243" w:author="Sandy Navarro" w:date="2026-10-24T18:03:00Z" w16du:dateUtc="2026-10-24T17:03:00Z">
+        <w:pPrChange w:id="1177" w:author="Sandy Navarro" w:date="2026-10-24T18:03:00Z" w16du:dateUtc="2026-10-24T17:03:00Z">
           <w:pPr/>
         </w:pPrChange>
       </w:pPr>
-      <w:del w:id="1244" w:author="Sandy Navarro" w:date="2026-10-22T23:15:00Z" w16du:dateUtc="2026-10-22T22:15:00Z">
+      <w:del w:id="1178" w:author="Sandy Navarro" w:date="2026-10-22T23:15:00Z" w16du:dateUtc="2026-10-22T22:15:00Z">
         <w:r>
           <w:rPr>
             <w:color w:val="FF0000"/>
@@ -11477,9 +11025,9 @@
         <w:pStyle w:val="Ttulo1"/>
         <w:jc w:val="both"/>
         <w:rPr>
-          <w:del w:id="1245" w:author="Sandy Navarro" w:date="2026-10-22T23:15:00Z" w16du:dateUtc="2026-10-22T22:15:00Z"/>
-        </w:rPr>
-        <w:pPrChange w:id="1246" w:author="Sandy Navarro" w:date="2026-10-24T18:03:00Z" w16du:dateUtc="2026-10-24T17:03:00Z">
+          <w:del w:id="1179" w:author="Sandy Navarro" w:date="2026-10-22T23:15:00Z" w16du:dateUtc="2026-10-22T22:15:00Z"/>
+        </w:rPr>
+        <w:pPrChange w:id="1180" w:author="Sandy Navarro" w:date="2026-10-24T18:03:00Z" w16du:dateUtc="2026-10-24T17:03:00Z">
           <w:pPr/>
         </w:pPrChange>
       </w:pPr>
@@ -11489,9 +11037,9 @@
         <w:pStyle w:val="Ttulo1"/>
         <w:jc w:val="both"/>
         <w:rPr>
-          <w:del w:id="1247" w:author="Sandy Navarro" w:date="2026-10-22T23:15:00Z" w16du:dateUtc="2026-10-22T22:15:00Z"/>
-        </w:rPr>
-        <w:pPrChange w:id="1248" w:author="Sandy Navarro" w:date="2026-10-24T18:03:00Z" w16du:dateUtc="2026-10-24T17:03:00Z">
+          <w:del w:id="1181" w:author="Sandy Navarro" w:date="2026-10-22T23:15:00Z" w16du:dateUtc="2026-10-22T22:15:00Z"/>
+        </w:rPr>
+        <w:pPrChange w:id="1182" w:author="Sandy Navarro" w:date="2026-10-24T18:03:00Z" w16du:dateUtc="2026-10-24T17:03:00Z">
           <w:pPr/>
         </w:pPrChange>
       </w:pPr>
@@ -11501,9 +11049,9 @@
         <w:pStyle w:val="Ttulo1"/>
         <w:jc w:val="both"/>
         <w:rPr>
-          <w:del w:id="1249" w:author="Sandy Navarro" w:date="2026-10-22T23:15:00Z" w16du:dateUtc="2026-10-22T22:15:00Z"/>
-        </w:rPr>
-        <w:pPrChange w:id="1250" w:author="Sandy Navarro" w:date="2026-10-24T18:03:00Z" w16du:dateUtc="2026-10-24T17:03:00Z">
+          <w:del w:id="1183" w:author="Sandy Navarro" w:date="2026-10-22T23:15:00Z" w16du:dateUtc="2026-10-22T22:15:00Z"/>
+        </w:rPr>
+        <w:pPrChange w:id="1184" w:author="Sandy Navarro" w:date="2026-10-24T18:03:00Z" w16du:dateUtc="2026-10-24T17:03:00Z">
           <w:pPr/>
         </w:pPrChange>
       </w:pPr>
@@ -11513,9 +11061,9 @@
         <w:pStyle w:val="Ttulo1"/>
         <w:jc w:val="both"/>
         <w:rPr>
-          <w:del w:id="1251" w:author="Sandy Navarro" w:date="2026-10-22T23:15:00Z" w16du:dateUtc="2026-10-22T22:15:00Z"/>
-        </w:rPr>
-        <w:pPrChange w:id="1252" w:author="Sandy Navarro" w:date="2026-10-24T18:03:00Z" w16du:dateUtc="2026-10-24T17:03:00Z">
+          <w:del w:id="1185" w:author="Sandy Navarro" w:date="2026-10-22T23:15:00Z" w16du:dateUtc="2026-10-22T22:15:00Z"/>
+        </w:rPr>
+        <w:pPrChange w:id="1186" w:author="Sandy Navarro" w:date="2026-10-24T18:03:00Z" w16du:dateUtc="2026-10-24T17:03:00Z">
           <w:pPr/>
         </w:pPrChange>
       </w:pPr>
@@ -11525,9 +11073,9 @@
         <w:pStyle w:val="Ttulo1"/>
         <w:jc w:val="both"/>
         <w:rPr>
-          <w:del w:id="1253" w:author="Sandy Navarro" w:date="2026-10-22T23:15:00Z" w16du:dateUtc="2026-10-22T22:15:00Z"/>
-        </w:rPr>
-        <w:pPrChange w:id="1254" w:author="Sandy Navarro" w:date="2026-10-24T18:03:00Z" w16du:dateUtc="2026-10-24T17:03:00Z">
+          <w:del w:id="1187" w:author="Sandy Navarro" w:date="2026-10-22T23:15:00Z" w16du:dateUtc="2026-10-22T22:15:00Z"/>
+        </w:rPr>
+        <w:pPrChange w:id="1188" w:author="Sandy Navarro" w:date="2026-10-24T18:03:00Z" w16du:dateUtc="2026-10-24T17:03:00Z">
           <w:pPr/>
         </w:pPrChange>
       </w:pPr>
@@ -11537,9 +11085,9 @@
         <w:pStyle w:val="Ttulo1"/>
         <w:jc w:val="both"/>
         <w:rPr>
-          <w:del w:id="1255" w:author="Sandy Navarro" w:date="2026-10-22T23:15:00Z" w16du:dateUtc="2026-10-22T22:15:00Z"/>
-        </w:rPr>
-        <w:pPrChange w:id="1256" w:author="Sandy Navarro" w:date="2026-10-24T18:03:00Z" w16du:dateUtc="2026-10-24T17:03:00Z">
+          <w:del w:id="1189" w:author="Sandy Navarro" w:date="2026-10-22T23:15:00Z" w16du:dateUtc="2026-10-22T22:15:00Z"/>
+        </w:rPr>
+        <w:pPrChange w:id="1190" w:author="Sandy Navarro" w:date="2026-10-24T18:03:00Z" w16du:dateUtc="2026-10-24T17:03:00Z">
           <w:pPr/>
         </w:pPrChange>
       </w:pPr>
@@ -11549,9 +11097,9 @@
         <w:pStyle w:val="Ttulo1"/>
         <w:jc w:val="both"/>
         <w:rPr>
-          <w:del w:id="1257" w:author="Sandy Navarro" w:date="2026-10-22T23:15:00Z" w16du:dateUtc="2026-10-22T22:15:00Z"/>
-        </w:rPr>
-        <w:pPrChange w:id="1258" w:author="Sandy Navarro" w:date="2026-10-24T18:03:00Z" w16du:dateUtc="2026-10-24T17:03:00Z">
+          <w:del w:id="1191" w:author="Sandy Navarro" w:date="2026-10-22T23:15:00Z" w16du:dateUtc="2026-10-22T22:15:00Z"/>
+        </w:rPr>
+        <w:pPrChange w:id="1192" w:author="Sandy Navarro" w:date="2026-10-24T18:03:00Z" w16du:dateUtc="2026-10-24T17:03:00Z">
           <w:pPr/>
         </w:pPrChange>
       </w:pPr>
@@ -11561,9 +11109,9 @@
         <w:pStyle w:val="Ttulo1"/>
         <w:jc w:val="both"/>
         <w:rPr>
-          <w:del w:id="1259" w:author="Sandy Navarro" w:date="2026-10-22T23:15:00Z" w16du:dateUtc="2026-10-22T22:15:00Z"/>
-        </w:rPr>
-        <w:pPrChange w:id="1260" w:author="Sandy Navarro" w:date="2026-10-24T18:03:00Z" w16du:dateUtc="2026-10-24T17:03:00Z">
+          <w:del w:id="1193" w:author="Sandy Navarro" w:date="2026-10-22T23:15:00Z" w16du:dateUtc="2026-10-22T22:15:00Z"/>
+        </w:rPr>
+        <w:pPrChange w:id="1194" w:author="Sandy Navarro" w:date="2026-10-24T18:03:00Z" w16du:dateUtc="2026-10-24T17:03:00Z">
           <w:pPr/>
         </w:pPrChange>
       </w:pPr>
@@ -11573,9 +11121,9 @@
         <w:pStyle w:val="Ttulo1"/>
         <w:jc w:val="both"/>
         <w:rPr>
-          <w:del w:id="1261" w:author="Sandy Navarro" w:date="2026-10-22T23:15:00Z" w16du:dateUtc="2026-10-22T22:15:00Z"/>
-        </w:rPr>
-        <w:pPrChange w:id="1262" w:author="Sandy Navarro" w:date="2026-10-24T18:03:00Z" w16du:dateUtc="2026-10-24T17:03:00Z">
+          <w:del w:id="1195" w:author="Sandy Navarro" w:date="2026-10-22T23:15:00Z" w16du:dateUtc="2026-10-22T22:15:00Z"/>
+        </w:rPr>
+        <w:pPrChange w:id="1196" w:author="Sandy Navarro" w:date="2026-10-24T18:03:00Z" w16du:dateUtc="2026-10-24T17:03:00Z">
           <w:pPr/>
         </w:pPrChange>
       </w:pPr>
@@ -11585,9 +11133,9 @@
         <w:pStyle w:val="Ttulo1"/>
         <w:jc w:val="both"/>
         <w:rPr>
-          <w:del w:id="1263" w:author="Sandy Navarro" w:date="2026-10-22T23:15:00Z" w16du:dateUtc="2026-10-22T22:15:00Z"/>
-        </w:rPr>
-        <w:pPrChange w:id="1264" w:author="Sandy Navarro" w:date="2026-10-24T18:03:00Z" w16du:dateUtc="2026-10-24T17:03:00Z">
+          <w:del w:id="1197" w:author="Sandy Navarro" w:date="2026-10-22T23:15:00Z" w16du:dateUtc="2026-10-22T22:15:00Z"/>
+        </w:rPr>
+        <w:pPrChange w:id="1198" w:author="Sandy Navarro" w:date="2026-10-24T18:03:00Z" w16du:dateUtc="2026-10-24T17:03:00Z">
           <w:pPr/>
         </w:pPrChange>
       </w:pPr>
@@ -11597,9 +11145,9 @@
         <w:pStyle w:val="Ttulo1"/>
         <w:jc w:val="both"/>
         <w:rPr>
-          <w:del w:id="1265" w:author="Sandy Navarro" w:date="2026-10-22T23:15:00Z" w16du:dateUtc="2026-10-22T22:15:00Z"/>
-        </w:rPr>
-        <w:pPrChange w:id="1266" w:author="Sandy Navarro" w:date="2026-10-24T18:03:00Z" w16du:dateUtc="2026-10-24T17:03:00Z">
+          <w:del w:id="1199" w:author="Sandy Navarro" w:date="2026-10-22T23:15:00Z" w16du:dateUtc="2026-10-22T22:15:00Z"/>
+        </w:rPr>
+        <w:pPrChange w:id="1200" w:author="Sandy Navarro" w:date="2026-10-24T18:03:00Z" w16du:dateUtc="2026-10-24T17:03:00Z">
           <w:pPr/>
         </w:pPrChange>
       </w:pPr>
@@ -11609,9 +11157,9 @@
         <w:pStyle w:val="Ttulo1"/>
         <w:jc w:val="both"/>
         <w:rPr>
-          <w:del w:id="1267" w:author="Sandy Navarro" w:date="2026-10-22T23:15:00Z" w16du:dateUtc="2026-10-22T22:15:00Z"/>
-        </w:rPr>
-        <w:pPrChange w:id="1268" w:author="Sandy Navarro" w:date="2026-10-24T18:03:00Z" w16du:dateUtc="2026-10-24T17:03:00Z">
+          <w:del w:id="1201" w:author="Sandy Navarro" w:date="2026-10-22T23:15:00Z" w16du:dateUtc="2026-10-22T22:15:00Z"/>
+        </w:rPr>
+        <w:pPrChange w:id="1202" w:author="Sandy Navarro" w:date="2026-10-24T18:03:00Z" w16du:dateUtc="2026-10-24T17:03:00Z">
           <w:pPr/>
         </w:pPrChange>
       </w:pPr>
@@ -11621,9 +11169,9 @@
         <w:pStyle w:val="Ttulo1"/>
         <w:jc w:val="both"/>
         <w:rPr>
-          <w:del w:id="1269" w:author="Sandy Navarro" w:date="2026-10-22T23:15:00Z" w16du:dateUtc="2026-10-22T22:15:00Z"/>
-        </w:rPr>
-        <w:pPrChange w:id="1270" w:author="Sandy Navarro" w:date="2026-10-24T18:03:00Z" w16du:dateUtc="2026-10-24T17:03:00Z">
+          <w:del w:id="1203" w:author="Sandy Navarro" w:date="2026-10-22T23:15:00Z" w16du:dateUtc="2026-10-22T22:15:00Z"/>
+        </w:rPr>
+        <w:pPrChange w:id="1204" w:author="Sandy Navarro" w:date="2026-10-24T18:03:00Z" w16du:dateUtc="2026-10-24T17:03:00Z">
           <w:pPr/>
         </w:pPrChange>
       </w:pPr>
@@ -11633,9 +11181,9 @@
         <w:pStyle w:val="Ttulo1"/>
         <w:jc w:val="both"/>
         <w:rPr>
-          <w:del w:id="1271" w:author="Sandy Navarro" w:date="2026-10-22T23:15:00Z" w16du:dateUtc="2026-10-22T22:15:00Z"/>
-        </w:rPr>
-        <w:pPrChange w:id="1272" w:author="Sandy Navarro" w:date="2026-10-24T18:03:00Z" w16du:dateUtc="2026-10-24T17:03:00Z">
+          <w:del w:id="1205" w:author="Sandy Navarro" w:date="2026-10-22T23:15:00Z" w16du:dateUtc="2026-10-22T22:15:00Z"/>
+        </w:rPr>
+        <w:pPrChange w:id="1206" w:author="Sandy Navarro" w:date="2026-10-24T18:03:00Z" w16du:dateUtc="2026-10-24T17:03:00Z">
           <w:pPr/>
         </w:pPrChange>
       </w:pPr>
@@ -11645,9 +11193,9 @@
         <w:pStyle w:val="Ttulo1"/>
         <w:jc w:val="both"/>
         <w:rPr>
-          <w:del w:id="1273" w:author="Sandy Navarro" w:date="2026-10-22T23:15:00Z" w16du:dateUtc="2026-10-22T22:15:00Z"/>
-        </w:rPr>
-        <w:pPrChange w:id="1274" w:author="Sandy Navarro" w:date="2026-10-24T18:03:00Z" w16du:dateUtc="2026-10-24T17:03:00Z">
+          <w:del w:id="1207" w:author="Sandy Navarro" w:date="2026-10-22T23:15:00Z" w16du:dateUtc="2026-10-22T22:15:00Z"/>
+        </w:rPr>
+        <w:pPrChange w:id="1208" w:author="Sandy Navarro" w:date="2026-10-24T18:03:00Z" w16du:dateUtc="2026-10-24T17:03:00Z">
           <w:pPr/>
         </w:pPrChange>
       </w:pPr>
@@ -11657,9 +11205,9 @@
         <w:pStyle w:val="Ttulo1"/>
         <w:jc w:val="both"/>
         <w:rPr>
-          <w:del w:id="1275" w:author="Sandy Navarro" w:date="2026-10-22T23:15:00Z" w16du:dateUtc="2026-10-22T22:15:00Z"/>
-        </w:rPr>
-        <w:pPrChange w:id="1276" w:author="Sandy Navarro" w:date="2026-10-24T18:03:00Z" w16du:dateUtc="2026-10-24T17:03:00Z">
+          <w:del w:id="1209" w:author="Sandy Navarro" w:date="2026-10-22T23:15:00Z" w16du:dateUtc="2026-10-22T22:15:00Z"/>
+        </w:rPr>
+        <w:pPrChange w:id="1210" w:author="Sandy Navarro" w:date="2026-10-24T18:03:00Z" w16du:dateUtc="2026-10-24T17:03:00Z">
           <w:pPr/>
         </w:pPrChange>
       </w:pPr>
@@ -11669,9 +11217,9 @@
         <w:pStyle w:val="Ttulo1"/>
         <w:jc w:val="both"/>
         <w:rPr>
-          <w:del w:id="1277" w:author="Sandy Navarro" w:date="2026-10-22T23:15:00Z" w16du:dateUtc="2026-10-22T22:15:00Z"/>
-        </w:rPr>
-        <w:pPrChange w:id="1278" w:author="Sandy Navarro" w:date="2026-10-24T18:03:00Z" w16du:dateUtc="2026-10-24T17:03:00Z">
+          <w:del w:id="1211" w:author="Sandy Navarro" w:date="2026-10-22T23:15:00Z" w16du:dateUtc="2026-10-22T22:15:00Z"/>
+        </w:rPr>
+        <w:pPrChange w:id="1212" w:author="Sandy Navarro" w:date="2026-10-24T18:03:00Z" w16du:dateUtc="2026-10-24T17:03:00Z">
           <w:pPr/>
         </w:pPrChange>
       </w:pPr>
@@ -11681,10 +11229,10 @@
         <w:pStyle w:val="Ttulo1"/>
         <w:jc w:val="both"/>
         <w:rPr>
-          <w:del w:id="1279" w:author="Sandy Navarro" w:date="2026-10-22T23:15:00Z" w16du:dateUtc="2026-10-22T22:15:00Z"/>
+          <w:del w:id="1213" w:author="Sandy Navarro" w:date="2026-10-22T23:15:00Z" w16du:dateUtc="2026-10-22T22:15:00Z"/>
           <w:color w:val="000000"/>
         </w:rPr>
-        <w:pPrChange w:id="1280" w:author="Sandy Navarro" w:date="2026-10-24T18:03:00Z" w16du:dateUtc="2026-10-24T17:03:00Z">
+        <w:pPrChange w:id="1214" w:author="Sandy Navarro" w:date="2026-10-24T18:03:00Z" w16du:dateUtc="2026-10-24T17:03:00Z">
           <w:pPr>
             <w:pBdr>
               <w:top w:val="nil"/>
@@ -11703,9 +11251,9 @@
         <w:pStyle w:val="Ttulo1"/>
         <w:jc w:val="both"/>
         <w:rPr>
-          <w:del w:id="1281" w:author="Sandy Navarro" w:date="2026-10-22T23:15:00Z" w16du:dateUtc="2026-10-22T22:15:00Z"/>
-        </w:rPr>
-        <w:pPrChange w:id="1282" w:author="Sandy Navarro" w:date="2026-10-24T18:03:00Z" w16du:dateUtc="2026-10-24T17:03:00Z">
+          <w:del w:id="1215" w:author="Sandy Navarro" w:date="2026-10-22T23:15:00Z" w16du:dateUtc="2026-10-22T22:15:00Z"/>
+        </w:rPr>
+        <w:pPrChange w:id="1216" w:author="Sandy Navarro" w:date="2026-10-24T18:03:00Z" w16du:dateUtc="2026-10-24T17:03:00Z">
           <w:pPr/>
         </w:pPrChange>
       </w:pPr>
@@ -11715,9 +11263,9 @@
         <w:pStyle w:val="Ttulo1"/>
         <w:jc w:val="both"/>
         <w:rPr>
-          <w:del w:id="1283" w:author="Sandy Navarro" w:date="2026-10-22T23:15:00Z" w16du:dateUtc="2026-10-22T22:15:00Z"/>
-        </w:rPr>
-        <w:pPrChange w:id="1284" w:author="Sandy Navarro" w:date="2026-10-24T18:03:00Z" w16du:dateUtc="2026-10-24T17:03:00Z">
+          <w:del w:id="1217" w:author="Sandy Navarro" w:date="2026-10-22T23:15:00Z" w16du:dateUtc="2026-10-22T22:15:00Z"/>
+        </w:rPr>
+        <w:pPrChange w:id="1218" w:author="Sandy Navarro" w:date="2026-10-24T18:03:00Z" w16du:dateUtc="2026-10-24T17:03:00Z">
           <w:pPr/>
         </w:pPrChange>
       </w:pPr>
@@ -11727,9 +11275,9 @@
         <w:pStyle w:val="Ttulo1"/>
         <w:jc w:val="both"/>
         <w:rPr>
-          <w:del w:id="1285" w:author="Sandy Navarro" w:date="2026-10-22T23:15:00Z" w16du:dateUtc="2026-10-22T22:15:00Z"/>
-        </w:rPr>
-        <w:pPrChange w:id="1286" w:author="Sandy Navarro" w:date="2026-10-24T18:03:00Z" w16du:dateUtc="2026-10-24T17:03:00Z">
+          <w:del w:id="1219" w:author="Sandy Navarro" w:date="2026-10-22T23:15:00Z" w16du:dateUtc="2026-10-22T22:15:00Z"/>
+        </w:rPr>
+        <w:pPrChange w:id="1220" w:author="Sandy Navarro" w:date="2026-10-24T18:03:00Z" w16du:dateUtc="2026-10-24T17:03:00Z">
           <w:pPr/>
         </w:pPrChange>
       </w:pPr>
@@ -11739,9 +11287,9 @@
         <w:pStyle w:val="Ttulo1"/>
         <w:jc w:val="both"/>
         <w:rPr>
-          <w:del w:id="1287" w:author="Sandy Navarro" w:date="2026-10-22T23:15:00Z" w16du:dateUtc="2026-10-22T22:15:00Z"/>
-        </w:rPr>
-        <w:pPrChange w:id="1288" w:author="Sandy Navarro" w:date="2026-10-24T18:03:00Z" w16du:dateUtc="2026-10-24T17:03:00Z">
+          <w:del w:id="1221" w:author="Sandy Navarro" w:date="2026-10-22T23:15:00Z" w16du:dateUtc="2026-10-22T22:15:00Z"/>
+        </w:rPr>
+        <w:pPrChange w:id="1222" w:author="Sandy Navarro" w:date="2026-10-24T18:03:00Z" w16du:dateUtc="2026-10-24T17:03:00Z">
           <w:pPr/>
         </w:pPrChange>
       </w:pPr>
@@ -11751,9 +11299,9 @@
         <w:pStyle w:val="Ttulo1"/>
         <w:jc w:val="both"/>
         <w:rPr>
-          <w:del w:id="1289" w:author="Sandy Navarro" w:date="2026-10-22T23:15:00Z" w16du:dateUtc="2026-10-22T22:15:00Z"/>
-        </w:rPr>
-        <w:pPrChange w:id="1290" w:author="Sandy Navarro" w:date="2026-10-24T18:03:00Z" w16du:dateUtc="2026-10-24T17:03:00Z">
+          <w:del w:id="1223" w:author="Sandy Navarro" w:date="2026-10-22T23:15:00Z" w16du:dateUtc="2026-10-22T22:15:00Z"/>
+        </w:rPr>
+        <w:pPrChange w:id="1224" w:author="Sandy Navarro" w:date="2026-10-24T18:03:00Z" w16du:dateUtc="2026-10-24T17:03:00Z">
           <w:pPr/>
         </w:pPrChange>
       </w:pPr>
@@ -11763,9 +11311,9 @@
         <w:pStyle w:val="Ttulo1"/>
         <w:jc w:val="both"/>
         <w:rPr>
-          <w:del w:id="1291" w:author="Sandy Navarro" w:date="2026-10-22T23:15:00Z" w16du:dateUtc="2026-10-22T22:15:00Z"/>
-        </w:rPr>
-        <w:pPrChange w:id="1292" w:author="Sandy Navarro" w:date="2026-10-24T18:03:00Z" w16du:dateUtc="2026-10-24T17:03:00Z">
+          <w:del w:id="1225" w:author="Sandy Navarro" w:date="2026-10-22T23:15:00Z" w16du:dateUtc="2026-10-22T22:15:00Z"/>
+        </w:rPr>
+        <w:pPrChange w:id="1226" w:author="Sandy Navarro" w:date="2026-10-24T18:03:00Z" w16du:dateUtc="2026-10-24T17:03:00Z">
           <w:pPr/>
         </w:pPrChange>
       </w:pPr>
@@ -11775,9 +11323,9 @@
         <w:pStyle w:val="Ttulo1"/>
         <w:jc w:val="both"/>
         <w:rPr>
-          <w:del w:id="1293" w:author="Sandy Navarro" w:date="2026-10-22T23:15:00Z" w16du:dateUtc="2026-10-22T22:15:00Z"/>
-        </w:rPr>
-        <w:pPrChange w:id="1294" w:author="Sandy Navarro" w:date="2026-10-24T18:03:00Z" w16du:dateUtc="2026-10-24T17:03:00Z">
+          <w:del w:id="1227" w:author="Sandy Navarro" w:date="2026-10-22T23:15:00Z" w16du:dateUtc="2026-10-22T22:15:00Z"/>
+        </w:rPr>
+        <w:pPrChange w:id="1228" w:author="Sandy Navarro" w:date="2026-10-24T18:03:00Z" w16du:dateUtc="2026-10-24T17:03:00Z">
           <w:pPr/>
         </w:pPrChange>
       </w:pPr>
@@ -11787,9 +11335,9 @@
         <w:pStyle w:val="Ttulo1"/>
         <w:jc w:val="both"/>
         <w:rPr>
-          <w:del w:id="1295" w:author="Sandy Navarro" w:date="2026-10-22T23:15:00Z" w16du:dateUtc="2026-10-22T22:15:00Z"/>
-        </w:rPr>
-        <w:pPrChange w:id="1296" w:author="Sandy Navarro" w:date="2026-10-24T18:03:00Z" w16du:dateUtc="2026-10-24T17:03:00Z">
+          <w:del w:id="1229" w:author="Sandy Navarro" w:date="2026-10-22T23:15:00Z" w16du:dateUtc="2026-10-22T22:15:00Z"/>
+        </w:rPr>
+        <w:pPrChange w:id="1230" w:author="Sandy Navarro" w:date="2026-10-24T18:03:00Z" w16du:dateUtc="2026-10-24T17:03:00Z">
           <w:pPr/>
         </w:pPrChange>
       </w:pPr>
@@ -11799,9 +11347,9 @@
         <w:pStyle w:val="Ttulo1"/>
         <w:jc w:val="both"/>
         <w:rPr>
-          <w:del w:id="1297" w:author="Sandy Navarro" w:date="2026-10-22T23:15:00Z" w16du:dateUtc="2026-10-22T22:15:00Z"/>
-        </w:rPr>
-        <w:pPrChange w:id="1298" w:author="Sandy Navarro" w:date="2026-10-24T18:03:00Z" w16du:dateUtc="2026-10-24T17:03:00Z">
+          <w:del w:id="1231" w:author="Sandy Navarro" w:date="2026-10-22T23:15:00Z" w16du:dateUtc="2026-10-22T22:15:00Z"/>
+        </w:rPr>
+        <w:pPrChange w:id="1232" w:author="Sandy Navarro" w:date="2026-10-24T18:03:00Z" w16du:dateUtc="2026-10-24T17:03:00Z">
           <w:pPr/>
         </w:pPrChange>
       </w:pPr>
@@ -11811,9 +11359,9 @@
         <w:pStyle w:val="Ttulo1"/>
         <w:jc w:val="both"/>
         <w:rPr>
-          <w:del w:id="1299" w:author="Sandy Navarro" w:date="2026-10-22T23:15:00Z" w16du:dateUtc="2026-10-22T22:15:00Z"/>
-        </w:rPr>
-        <w:pPrChange w:id="1300" w:author="Sandy Navarro" w:date="2026-10-24T18:03:00Z" w16du:dateUtc="2026-10-24T17:03:00Z">
+          <w:del w:id="1233" w:author="Sandy Navarro" w:date="2026-10-22T23:15:00Z" w16du:dateUtc="2026-10-22T22:15:00Z"/>
+        </w:rPr>
+        <w:pPrChange w:id="1234" w:author="Sandy Navarro" w:date="2026-10-24T18:03:00Z" w16du:dateUtc="2026-10-24T17:03:00Z">
           <w:pPr/>
         </w:pPrChange>
       </w:pPr>
@@ -11823,17 +11371,17 @@
         <w:pStyle w:val="Ttulo1"/>
         <w:jc w:val="both"/>
         <w:rPr>
-          <w:del w:id="1301" w:author="Sandy Navarro" w:date="2026-10-22T23:15:00Z" w16du:dateUtc="2026-10-22T22:15:00Z"/>
-        </w:rPr>
-        <w:pPrChange w:id="1302" w:author="Sandy Navarro" w:date="2026-10-24T18:03:00Z" w16du:dateUtc="2026-10-24T17:03:00Z">
+          <w:del w:id="1235" w:author="Sandy Navarro" w:date="2026-10-22T23:15:00Z" w16du:dateUtc="2026-10-22T22:15:00Z"/>
+        </w:rPr>
+        <w:pPrChange w:id="1236" w:author="Sandy Navarro" w:date="2026-10-24T18:03:00Z" w16du:dateUtc="2026-10-24T17:03:00Z">
           <w:pPr>
             <w:pStyle w:val="Ttulo1"/>
           </w:pPr>
         </w:pPrChange>
       </w:pPr>
-      <w:bookmarkStart w:id="1303" w:name="_heading=h.kfkjs3rwl2c1" w:colFirst="0" w:colLast="0"/>
-      <w:bookmarkEnd w:id="1303"/>
-      <w:del w:id="1304" w:author="Sandy Navarro" w:date="2026-10-22T23:15:00Z" w16du:dateUtc="2026-10-22T22:15:00Z">
+      <w:bookmarkStart w:id="1237" w:name="_heading=h.kfkjs3rwl2c1" w:colFirst="0" w:colLast="0"/>
+      <w:bookmarkEnd w:id="1237"/>
+      <w:del w:id="1238" w:author="Sandy Navarro" w:date="2026-10-22T23:15:00Z" w16du:dateUtc="2026-10-22T22:15:00Z">
         <w:r>
           <w:delText>Appendix</w:delText>
         </w:r>
@@ -11844,9 +11392,9 @@
         <w:pStyle w:val="Ttulo1"/>
         <w:jc w:val="both"/>
         <w:rPr>
-          <w:del w:id="1305" w:author="Sandy Navarro" w:date="2026-10-22T23:15:00Z" w16du:dateUtc="2026-10-22T22:15:00Z"/>
-        </w:rPr>
-        <w:pPrChange w:id="1306" w:author="Sandy Navarro" w:date="2026-10-24T18:03:00Z" w16du:dateUtc="2026-10-24T17:03:00Z">
+          <w:del w:id="1239" w:author="Sandy Navarro" w:date="2026-10-22T23:15:00Z" w16du:dateUtc="2026-10-22T22:15:00Z"/>
+        </w:rPr>
+        <w:pPrChange w:id="1240" w:author="Sandy Navarro" w:date="2026-10-24T18:03:00Z" w16du:dateUtc="2026-10-24T17:03:00Z">
           <w:pPr/>
         </w:pPrChange>
       </w:pPr>
@@ -11856,10 +11404,10 @@
         <w:pStyle w:val="Ttulo1"/>
         <w:jc w:val="both"/>
         <w:rPr>
-          <w:del w:id="1307" w:author="Sandy Navarro" w:date="2026-10-22T23:15:00Z" w16du:dateUtc="2026-10-22T22:15:00Z"/>
+          <w:del w:id="1241" w:author="Sandy Navarro" w:date="2026-10-22T23:15:00Z" w16du:dateUtc="2026-10-22T22:15:00Z"/>
           <w:color w:val="FF0000"/>
         </w:rPr>
-        <w:pPrChange w:id="1308" w:author="Sandy Navarro" w:date="2026-10-24T18:03:00Z" w16du:dateUtc="2026-10-24T17:03:00Z">
+        <w:pPrChange w:id="1242" w:author="Sandy Navarro" w:date="2026-10-24T18:03:00Z" w16du:dateUtc="2026-10-24T17:03:00Z">
           <w:pPr/>
         </w:pPrChange>
       </w:pPr>
@@ -11869,14 +11417,14 @@
         <w:pStyle w:val="Ttulo1"/>
         <w:jc w:val="both"/>
         <w:rPr>
-          <w:del w:id="1309" w:author="Sandy Navarro" w:date="2026-10-22T23:15:00Z" w16du:dateUtc="2026-10-22T22:15:00Z"/>
+          <w:del w:id="1243" w:author="Sandy Navarro" w:date="2026-10-22T23:15:00Z" w16du:dateUtc="2026-10-22T22:15:00Z"/>
           <w:color w:val="FF0000"/>
         </w:rPr>
-        <w:pPrChange w:id="1310" w:author="Sandy Navarro" w:date="2026-10-24T18:03:00Z" w16du:dateUtc="2026-10-24T17:03:00Z">
+        <w:pPrChange w:id="1244" w:author="Sandy Navarro" w:date="2026-10-24T18:03:00Z" w16du:dateUtc="2026-10-24T17:03:00Z">
           <w:pPr/>
         </w:pPrChange>
       </w:pPr>
-      <w:del w:id="1311" w:author="Sandy Navarro" w:date="2026-10-22T23:15:00Z" w16du:dateUtc="2026-10-22T22:15:00Z">
+      <w:del w:id="1245" w:author="Sandy Navarro" w:date="2026-10-22T23:15:00Z" w16du:dateUtc="2026-10-22T22:15:00Z">
         <w:r>
           <w:rPr>
             <w:color w:val="FF0000"/>
@@ -11890,14 +11438,14 @@
         <w:pStyle w:val="Ttulo1"/>
         <w:jc w:val="both"/>
         <w:rPr>
-          <w:del w:id="1312" w:author="Sandy Navarro" w:date="2026-10-22T23:15:00Z" w16du:dateUtc="2026-10-22T22:15:00Z"/>
+          <w:del w:id="1246" w:author="Sandy Navarro" w:date="2026-10-22T23:15:00Z" w16du:dateUtc="2026-10-22T22:15:00Z"/>
           <w:color w:val="FF0000"/>
         </w:rPr>
-        <w:pPrChange w:id="1313" w:author="Sandy Navarro" w:date="2026-10-24T18:03:00Z" w16du:dateUtc="2026-10-24T17:03:00Z">
+        <w:pPrChange w:id="1247" w:author="Sandy Navarro" w:date="2026-10-24T18:03:00Z" w16du:dateUtc="2026-10-24T17:03:00Z">
           <w:pPr/>
         </w:pPrChange>
       </w:pPr>
-      <w:del w:id="1314" w:author="Sandy Navarro" w:date="2026-10-22T23:15:00Z" w16du:dateUtc="2026-10-22T22:15:00Z">
+      <w:del w:id="1248" w:author="Sandy Navarro" w:date="2026-10-22T23:15:00Z" w16du:dateUtc="2026-10-22T22:15:00Z">
         <w:r>
           <w:rPr>
             <w:color w:val="FF0000"/>
@@ -11911,14 +11459,14 @@
         <w:pStyle w:val="Ttulo1"/>
         <w:jc w:val="both"/>
         <w:rPr>
-          <w:del w:id="1315" w:author="Sandy Navarro" w:date="2026-10-22T23:15:00Z" w16du:dateUtc="2026-10-22T22:15:00Z"/>
+          <w:del w:id="1249" w:author="Sandy Navarro" w:date="2026-10-22T23:15:00Z" w16du:dateUtc="2026-10-22T22:15:00Z"/>
           <w:color w:val="FF0000"/>
         </w:rPr>
-        <w:pPrChange w:id="1316" w:author="Sandy Navarro" w:date="2026-10-24T18:03:00Z" w16du:dateUtc="2026-10-24T17:03:00Z">
+        <w:pPrChange w:id="1250" w:author="Sandy Navarro" w:date="2026-10-24T18:03:00Z" w16du:dateUtc="2026-10-24T17:03:00Z">
           <w:pPr/>
         </w:pPrChange>
       </w:pPr>
-      <w:del w:id="1317" w:author="Sandy Navarro" w:date="2026-10-22T23:15:00Z" w16du:dateUtc="2026-10-22T22:15:00Z">
+      <w:del w:id="1251" w:author="Sandy Navarro" w:date="2026-10-22T23:15:00Z" w16du:dateUtc="2026-10-22T22:15:00Z">
         <w:r>
           <w:rPr>
             <w:color w:val="FF0000"/>
@@ -11932,10 +11480,10 @@
         <w:pStyle w:val="Ttulo1"/>
         <w:jc w:val="both"/>
         <w:rPr>
-          <w:del w:id="1318" w:author="Sandy Navarro" w:date="2026-10-22T23:15:00Z" w16du:dateUtc="2026-10-22T22:15:00Z"/>
+          <w:del w:id="1252" w:author="Sandy Navarro" w:date="2026-10-22T23:15:00Z" w16du:dateUtc="2026-10-22T22:15:00Z"/>
           <w:color w:val="FF0000"/>
         </w:rPr>
-        <w:pPrChange w:id="1319" w:author="Sandy Navarro" w:date="2026-10-24T18:03:00Z" w16du:dateUtc="2026-10-24T17:03:00Z">
+        <w:pPrChange w:id="1253" w:author="Sandy Navarro" w:date="2026-10-24T18:03:00Z" w16du:dateUtc="2026-10-24T17:03:00Z">
           <w:pPr/>
         </w:pPrChange>
       </w:pPr>
@@ -11944,9 +11492,193 @@
       <w:pPr>
         <w:pStyle w:val="Ttulo1"/>
         <w:jc w:val="both"/>
-        <w:pPrChange w:id="1320" w:author="Sandy Navarro" w:date="2026-10-24T18:03:00Z" w16du:dateUtc="2026-10-24T17:03:00Z">
-          <w:pPr/>
-        </w:pPrChange>
+        <w:rPr>
+          <w:ins w:id="1254" w:author="Sandy Navarro" w:date="2026-10-24T18:17:00Z" w16du:dateUtc="2026-10-24T17:17:00Z"/>
+        </w:rPr>
+      </w:pPr>
+    </w:p>
+    <w:p>
+      <w:pPr>
+        <w:rPr>
+          <w:ins w:id="1255" w:author="Sandy Navarro" w:date="2026-10-24T18:19:00Z" w16du:dateUtc="2026-10-24T17:19:00Z"/>
+        </w:rPr>
+      </w:pPr>
+      <w:ins w:id="1256" w:author="Sandy Navarro" w:date="2026-10-24T18:18:00Z" w16du:dateUtc="2026-10-24T17:18:00Z">
+        <w:r>
+          <w:t xml:space="preserve">Competition and markets authority (2024) </w:t>
+        </w:r>
+        <w:r>
+          <w:rPr>
+            <w:i/>
+            <w:iCs/>
+          </w:rPr>
+          <w:t>Estimating geographical retail markets from card spending data</w:t>
+        </w:r>
+      </w:ins>
+      <w:ins w:id="1257" w:author="Sandy Navarro" w:date="2026-10-24T18:19:00Z" w16du:dateUtc="2026-10-24T17:19:00Z">
+        <w:r>
+          <w:rPr>
+            <w:i/>
+            <w:iCs/>
+          </w:rPr>
+          <w:t xml:space="preserve">. </w:t>
+        </w:r>
+        <w:r>
+          <w:t xml:space="preserve">Available at: </w:t>
+        </w:r>
+        <w:r>
+          <w:fldChar w:fldCharType="begin"/>
+        </w:r>
+        <w:r>
+          <w:instrText>HYPERLINK "</w:instrText>
+        </w:r>
+        <w:r>
+          <w:instrText>https://www.gov.uk/government/publications/estimating-geographical-retail-markets-from-card-spending-data</w:instrText>
+        </w:r>
+        <w:r>
+          <w:instrText>"</w:instrText>
+        </w:r>
+        <w:r>
+          <w:fldChar w:fldCharType="separate"/>
+        </w:r>
+        <w:r>
+          <w:rPr>
+            <w:rStyle w:val="Hipervnculo"/>
+          </w:rPr>
+          <w:t>https://www.gov.uk/government/publications/estimating-geographical-retail-markets-from-card-spending-data</w:t>
+        </w:r>
+        <w:r>
+          <w:fldChar w:fldCharType="end"/>
+        </w:r>
+        <w:r>
+          <w:t xml:space="preserve"> </w:t>
+        </w:r>
+      </w:ins>
+    </w:p>
+    <w:p>
+      <w:pPr>
+        <w:rPr>
+          <w:ins w:id="1258" w:author="Sandy Navarro" w:date="2026-10-24T18:22:00Z" w16du:dateUtc="2026-10-24T17:22:00Z"/>
+        </w:rPr>
+      </w:pPr>
+      <w:ins w:id="1259" w:author="Sandy Navarro" w:date="2026-10-24T18:20:00Z" w16du:dateUtc="2026-10-24T17:20:00Z">
+        <w:r>
+          <w:t xml:space="preserve">Competition and markets authority (2024) </w:t>
+        </w:r>
+        <w:r>
+          <w:rPr>
+            <w:i/>
+            <w:iCs/>
+          </w:rPr>
+          <w:t>Local retail market estimates, restaurants, UK, mo</w:t>
+        </w:r>
+      </w:ins>
+      <w:ins w:id="1260" w:author="Sandy Navarro" w:date="2026-10-24T18:21:00Z" w16du:dateUtc="2026-10-24T17:21:00Z">
+        <w:r>
+          <w:rPr>
+            <w:i/>
+            <w:iCs/>
+          </w:rPr>
+          <w:t xml:space="preserve">nthly, August 2019 to August 2024[dataset]. </w:t>
+        </w:r>
+        <w:r>
+          <w:t xml:space="preserve">Available </w:t>
+        </w:r>
+      </w:ins>
+      <w:ins w:id="1261" w:author="Sandy Navarro" w:date="2026-10-24T18:22:00Z" w16du:dateUtc="2026-10-24T17:22:00Z">
+        <w:r>
+          <w:t xml:space="preserve">at: </w:t>
+        </w:r>
+        <w:r>
+          <w:fldChar w:fldCharType="begin"/>
+        </w:r>
+        <w:r>
+          <w:instrText>HYPERLINK "</w:instrText>
+        </w:r>
+        <w:r>
+          <w:instrText>https://www.gov.uk/csv-preview/66fd4adf30536cb927482ada/Local_retail_market_estimates__restaurants__UK__monthly__August_2019_to_August_2024.csv</w:instrText>
+        </w:r>
+        <w:r>
+          <w:instrText>"</w:instrText>
+        </w:r>
+        <w:r>
+          <w:fldChar w:fldCharType="separate"/>
+        </w:r>
+        <w:r>
+          <w:rPr>
+            <w:rStyle w:val="Hipervnculo"/>
+          </w:rPr>
+          <w:t>https://www.gov.uk/csv-preview/66fd4adf30536cb927482ada/Local_retail_market_estimates__restaurants__UK__monthly__August_2019_to_August_2024.csv</w:t>
+        </w:r>
+        <w:r>
+          <w:fldChar w:fldCharType="end"/>
+        </w:r>
+      </w:ins>
+    </w:p>
+    <w:p>
+      <w:pPr>
+        <w:rPr>
+          <w:ins w:id="1262" w:author="Sandy Navarro" w:date="2026-10-24T18:22:00Z" w16du:dateUtc="2026-10-24T17:22:00Z"/>
+        </w:rPr>
+      </w:pPr>
+    </w:p>
+    <w:p>
+      <w:pPr>
+        <w:rPr>
+          <w:ins w:id="1263" w:author="Sandy Navarro" w:date="2026-10-24T18:17:00Z" w16du:dateUtc="2026-10-24T17:17:00Z"/>
+          <w:i/>
+          <w:iCs/>
+          <w:rPrChange w:id="1264" w:author="Sandy Navarro" w:date="2026-10-24T18:20:00Z" w16du:dateUtc="2026-10-24T17:20:00Z">
+            <w:rPr>
+              <w:ins w:id="1265" w:author="Sandy Navarro" w:date="2026-10-24T18:17:00Z" w16du:dateUtc="2026-10-24T17:17:00Z"/>
+            </w:rPr>
+          </w:rPrChange>
+        </w:rPr>
+      </w:pPr>
+      <w:ins w:id="1266" w:author="Sandy Navarro" w:date="2026-10-24T18:21:00Z" w16du:dateUtc="2026-10-24T17:21:00Z">
+        <w:r>
+          <w:rPr>
+            <w:i/>
+            <w:iCs/>
+          </w:rPr>
+          <w:t xml:space="preserve"> </w:t>
+        </w:r>
+      </w:ins>
+    </w:p>
+    <w:p>
+      <w:pPr>
+        <w:pStyle w:val="Ttulo1"/>
+        <w:ind w:left="360"/>
+        <w:rPr>
+          <w:ins w:id="1267" w:author="Sandy Navarro" w:date="2026-10-24T18:25:00Z" w16du:dateUtc="2026-10-24T17:25:00Z"/>
+        </w:rPr>
+      </w:pPr>
+      <w:ins w:id="1268" w:author="Sandy Navarro" w:date="2026-10-24T18:25:00Z" w16du:dateUtc="2026-10-24T17:25:00Z">
+        <w:r>
+          <w:t>12.Appendix.</w:t>
+        </w:r>
+      </w:ins>
+    </w:p>
+    <w:p>
+      <w:pPr>
+        <w:rPr>
+          <w:ins w:id="1269" w:author="Sandy Navarro" w:date="2026-10-24T18:25:00Z" w16du:dateUtc="2026-10-24T17:25:00Z"/>
+        </w:rPr>
+      </w:pPr>
+      <w:ins w:id="1270" w:author="Sandy Navarro" w:date="2026-10-24T18:25:00Z" w16du:dateUtc="2026-10-24T17:25:00Z">
+        <w:r>
+          <w:t xml:space="preserve">Prompts: </w:t>
+        </w:r>
+      </w:ins>
+    </w:p>
+    <w:p>
+      <w:pPr>
+        <w:rPr>
+          <w:lang w:val="es-MX"/>
+          <w:rPrChange w:id="1271" w:author="Sandy Navarro" w:date="2026-10-24T18:29:00Z" w16du:dateUtc="2026-10-24T17:29:00Z">
+            <w:rPr/>
+          </w:rPrChange>
+        </w:rPr>
       </w:pPr>
     </w:p>
     <w:sectPr>
@@ -12004,13 +11736,13 @@
       <w:rPr>
         <w:color w:val="FFFFFF" w:themeColor="background1"/>
         <w:lang w:val="en-GB"/>
-        <w:rPrChange w:id="398" w:author="Sandy Navarro" w:date="2026-10-24T18:04:00Z" w16du:dateUtc="2026-10-24T17:04:00Z">
+        <w:rPrChange w:id="330" w:author="Sandy Navarro" w:date="2026-10-24T18:04:00Z" w16du:dateUtc="2026-10-24T17:04:00Z">
           <w:rPr>
             <w:color w:val="000000"/>
           </w:rPr>
         </w:rPrChange>
       </w:rPr>
-      <w:pPrChange w:id="399" w:author="Sandy Navarro" w:date="2026-10-24T18:04:00Z" w16du:dateUtc="2026-10-24T17:04:00Z">
+      <w:pPrChange w:id="331" w:author="Sandy Navarro" w:date="2026-10-24T18:04:00Z" w16du:dateUtc="2026-10-24T17:04:00Z">
         <w:pPr>
           <w:pBdr>
             <w:top w:val="nil"/>
@@ -12027,7 +11759,7 @@
         </w:pPr>
       </w:pPrChange>
     </w:pPr>
-    <w:ins w:id="400" w:author="Sandy Navarro" w:date="2026-10-24T18:06:00Z" w16du:dateUtc="2026-10-24T17:06:00Z">
+    <w:ins w:id="332" w:author="Sandy Navarro" w:date="2026-10-24T18:06:00Z" w16du:dateUtc="2026-10-24T17:06:00Z">
       <w:r>
         <w:rPr>
           <w:color w:val="FFFFFF" w:themeColor="background1"/>
@@ -12036,7 +11768,7 @@
         <w:t>1</w:t>
       </w:r>
     </w:ins>
-    <w:ins w:id="401" w:author="Sandy Navarro" w:date="2026-10-24T18:04:00Z" w16du:dateUtc="2026-10-24T17:04:00Z">
+    <w:ins w:id="333" w:author="Sandy Navarro" w:date="2026-10-24T18:04:00Z" w16du:dateUtc="2026-10-24T17:04:00Z">
       <w:r>
         <w:rPr>
           <w:color w:val="FFFFFF" w:themeColor="background1"/>
@@ -19363,10 +19095,6 @@
 </file>
 
 <file path=customXml/item1.xml><?xml version="1.0" encoding="utf-8"?>
-<b:Sources xmlns:b="http://schemas.openxmlformats.org/officeDocument/2006/bibliography" xmlns="http://schemas.openxmlformats.org/officeDocument/2006/bibliography" SelectedStyle="\APASixthEditionOfficeOnline.xsl" StyleName="APA" Version="6"/>
-</file>
-
-<file path=customXml/item2.xml><?xml version="1.0" encoding="utf-8"?>
 <?mso-contentType ?>
 <FormTemplates xmlns="http://schemas.microsoft.com/sharepoint/v3/contenttype/forms">
   <Display>DocumentLibraryForm</Display>
@@ -19375,21 +19103,11 @@
 </FormTemplates>
 </file>
 
-<file path=customXml/item3.xml><?xml version="1.0" encoding="utf-8"?>
-<p:properties xmlns:p="http://schemas.microsoft.com/office/2006/metadata/properties" xmlns:xsi="http://www.w3.org/2001/XMLSchema-instance" xmlns:pc="http://schemas.microsoft.com/office/infopath/2007/PartnerControls">
-  <documentManagement>
-    <_activity xmlns="b16a9495-4dfd-42d3-807b-98cb11f03b43" xsi:nil="true"/>
-  </documentManagement>
-</p:properties>
+<file path=customXml/item2.xml><?xml version="1.0" encoding="utf-8"?>
+<b:Sources xmlns:b="http://schemas.openxmlformats.org/officeDocument/2006/bibliography" xmlns="http://schemas.openxmlformats.org/officeDocument/2006/bibliography" SelectedStyle="\APASixthEditionOfficeOnline.xsl" StyleName="APA" Version="6"/>
 </file>
 
-<file path=customXml/item4.xml><?xml version="1.0" encoding="utf-8"?>
-<go:gDocsCustomXmlDataStorage xmlns:go="http://customooxmlschemas.google.com/" xmlns:r="http://schemas.openxmlformats.org/officeDocument/2006/relationships" uri="GoogleDocsCustomDataVersion2">
-  <go:docsCustomData xmlns:go="http://customooxmlschemas.google.com/" roundtripDataSignature="AMtx7miehlgh2pzFvkmpnhkVaeODs3Wnuw==">CgMxLjAyCGguZ2pkZ3hzMgloLjMwajB6bGwyCWguMWZvYjl0ZTIJaC4zem55c2g3MgloLjJldDkycDAyDmgua2ZranMzcndsMmMxOAByITF6bEVRVXYyWkdtTjZWemdfYk5uaGpmb0x1c2hhYUo3dw==</go:docsCustomData>
-</go:gDocsCustomXmlDataStorage>
-</file>
-
-<file path=customXml/item5.xml><?xml version="1.0" encoding="utf-8"?>
+<file path=customXml/item3.xml><?xml version="1.0" encoding="utf-8"?>
 <ct:contentTypeSchema xmlns:ct="http://schemas.microsoft.com/office/2006/metadata/contentType" xmlns:ma="http://schemas.microsoft.com/office/2006/metadata/properties/metaAttributes" ct:_="" ma:_="" ma:contentTypeName="Document" ma:contentTypeID="0x01010091CA7052A48FB44E8BAE44044031FC77" ma:contentTypeVersion="5" ma:contentTypeDescription="Create a new document." ma:contentTypeScope="" ma:versionID="72110da391d7bf7bbbd9879cda66318c">
   <xsd:schema xmlns:xsd="http://www.w3.org/2001/XMLSchema" xmlns:xs="http://www.w3.org/2001/XMLSchema" xmlns:p="http://schemas.microsoft.com/office/2006/metadata/properties" xmlns:ns3="b16a9495-4dfd-42d3-807b-98cb11f03b43" targetNamespace="http://schemas.microsoft.com/office/2006/metadata/properties" ma:root="true" ma:fieldsID="65d4c4ab10123b5e2192ffab3149626d" ns3:_="">
     <xsd:import namespace="b16a9495-4dfd-42d3-807b-98cb11f03b43"/>
@@ -19539,7 +19257,29 @@
 </ct:contentTypeSchema>
 </file>
 
+<file path=customXml/item4.xml><?xml version="1.0" encoding="utf-8"?>
+<go:gDocsCustomXmlDataStorage xmlns:go="http://customooxmlschemas.google.com/" xmlns:r="http://schemas.openxmlformats.org/officeDocument/2006/relationships" uri="GoogleDocsCustomDataVersion2">
+  <go:docsCustomData xmlns:go="http://customooxmlschemas.google.com/" roundtripDataSignature="AMtx7miehlgh2pzFvkmpnhkVaeODs3Wnuw==">CgMxLjAyCGguZ2pkZ3hzMgloLjMwajB6bGwyCWguMWZvYjl0ZTIJaC4zem55c2g3MgloLjJldDkycDAyDmgua2ZranMzcndsMmMxOAByITF6bEVRVXYyWkdtTjZWemdfYk5uaGpmb0x1c2hhYUo3dw==</go:docsCustomData>
+</go:gDocsCustomXmlDataStorage>
+</file>
+
+<file path=customXml/item5.xml><?xml version="1.0" encoding="utf-8"?>
+<p:properties xmlns:p="http://schemas.microsoft.com/office/2006/metadata/properties" xmlns:xsi="http://www.w3.org/2001/XMLSchema-instance" xmlns:pc="http://schemas.microsoft.com/office/infopath/2007/PartnerControls">
+  <documentManagement>
+    <_activity xmlns="b16a9495-4dfd-42d3-807b-98cb11f03b43" xsi:nil="true"/>
+  </documentManagement>
+</p:properties>
+</file>
+
 <file path=customXml/itemProps1.xml><?xml version="1.0" encoding="utf-8"?>
+<ds:datastoreItem xmlns:ds="http://schemas.openxmlformats.org/officeDocument/2006/customXml" ds:itemID="{AD64260C-1345-4C21-A804-B9FBE7B91489}">
+  <ds:schemaRefs>
+    <ds:schemaRef ds:uri="http://schemas.microsoft.com/sharepoint/v3/contenttype/forms"/>
+  </ds:schemaRefs>
+</ds:datastoreItem>
+</file>
+
+<file path=customXml/itemProps2.xml><?xml version="1.0" encoding="utf-8"?>
 <ds:datastoreItem xmlns:ds="http://schemas.openxmlformats.org/officeDocument/2006/customXml" ds:itemID="{A5C61161-19E4-4D42-A5DA-EC591AFE0A7D}">
   <ds:schemaRefs>
     <ds:schemaRef ds:uri="http://schemas.openxmlformats.org/officeDocument/2006/bibliography"/>
@@ -19547,34 +19287,7 @@
 </ds:datastoreItem>
 </file>
 
-<file path=customXml/itemProps2.xml><?xml version="1.0" encoding="utf-8"?>
-<ds:datastoreItem xmlns:ds="http://schemas.openxmlformats.org/officeDocument/2006/customXml" ds:itemID="{AD64260C-1345-4C21-A804-B9FBE7B91489}">
-  <ds:schemaRefs>
-    <ds:schemaRef ds:uri="http://schemas.microsoft.com/sharepoint/v3/contenttype/forms"/>
-  </ds:schemaRefs>
-</ds:datastoreItem>
-</file>
-
 <file path=customXml/itemProps3.xml><?xml version="1.0" encoding="utf-8"?>
-<ds:datastoreItem xmlns:ds="http://schemas.openxmlformats.org/officeDocument/2006/customXml" ds:itemID="{D51EB97A-8C7A-4EE1-A3AD-E57FDBFA6BEE}">
-  <ds:schemaRefs>
-    <ds:schemaRef ds:uri="http://schemas.microsoft.com/office/2006/metadata/properties"/>
-    <ds:schemaRef ds:uri="http://schemas.microsoft.com/office/infopath/2007/PartnerControls"/>
-    <ds:schemaRef ds:uri="b16a9495-4dfd-42d3-807b-98cb11f03b43"/>
-  </ds:schemaRefs>
-</ds:datastoreItem>
-</file>
-
-<file path=customXml/itemProps4.xml><?xml version="1.0" encoding="utf-8"?>
-<ds:datastoreItem xmlns:ds="http://schemas.openxmlformats.org/officeDocument/2006/customXml" ds:itemID="{11111111-1234-1234-1234-123412341234}">
-  <ds:schemaRefs>
-    <ds:schemaRef ds:uri="http://customooxmlschemas.google.com/"/>
-    <ds:schemaRef ds:uri="http://schemas.openxmlformats.org/officeDocument/2006/relationships"/>
-  </ds:schemaRefs>
-</ds:datastoreItem>
-</file>
-
-<file path=customXml/itemProps5.xml><?xml version="1.0" encoding="utf-8"?>
 <ds:datastoreItem xmlns:ds="http://schemas.openxmlformats.org/officeDocument/2006/customXml" ds:itemID="{1CD39011-2B34-4226-8638-59B13D86301D}">
   <ds:schemaRefs>
     <ds:schemaRef ds:uri="http://schemas.microsoft.com/office/2006/metadata/contentType"/>
@@ -19590,4 +19303,23 @@
     <ds:schemaRef ds:uri="http://schemas.microsoft.com/internal/obd"/>
   </ds:schemaRefs>
 </ds:datastoreItem>
+</file>
+
+<file path=customXml/itemProps4.xml><?xml version="1.0" encoding="utf-8"?>
+<ds:datastoreItem xmlns:ds="http://schemas.openxmlformats.org/officeDocument/2006/customXml" ds:itemID="{11111111-1234-1234-1234-123412341234}">
+  <ds:schemaRefs>
+    <ds:schemaRef ds:uri="http://customooxmlschemas.google.com/"/>
+    <ds:schemaRef ds:uri="http://schemas.openxmlformats.org/officeDocument/2006/relationships"/>
+  </ds:schemaRefs>
+</ds:datastoreItem>
+</file>
+
+<file path=customXml/itemProps5.xml><?xml version="1.0" encoding="utf-8"?>
+<ds:datastoreItem xmlns:ds="http://schemas.openxmlformats.org/officeDocument/2006/customXml" ds:itemID="{D51EB97A-8C7A-4EE1-A3AD-E57FDBFA6BEE}">
+  <ds:schemaRefs>
+    <ds:schemaRef ds:uri="http://schemas.microsoft.com/office/2006/metadata/properties"/>
+    <ds:schemaRef ds:uri="http://schemas.microsoft.com/office/infopath/2007/PartnerControls"/>
+    <ds:schemaRef ds:uri="b16a9495-4dfd-42d3-807b-98cb11f03b43"/>
+  </ds:schemaRefs>
+</ds:datastoreItem>
 </file>
--- a/2026413_Strategic_Thinking_v1.docx
+++ b/2026413_Strategic_Thinking_v1.docx
@@ -4894,27 +4894,7 @@
               <w:sz w:val="24"/>
               <w:szCs w:val="24"/>
             </w:rPr>
-            <w:t>Appendix……………………………………………………………………………………………</w:t>
-          </w:r>
-          <w:proofErr w:type="gramStart"/>
-          <w:r>
-            <w:rPr>
-              <w:rFonts w:ascii="Aptos" w:eastAsia="Aptos" w:hAnsi="Aptos" w:cs="Aptos"/>
-              <w:color w:val="000000"/>
-              <w:sz w:val="24"/>
-              <w:szCs w:val="24"/>
-            </w:rPr>
-            <w:t>…..</w:t>
-          </w:r>
-          <w:proofErr w:type="gramEnd"/>
-          <w:r>
-            <w:rPr>
-              <w:rFonts w:ascii="Aptos" w:eastAsia="Aptos" w:hAnsi="Aptos" w:cs="Aptos"/>
-              <w:color w:val="000000"/>
-              <w:sz w:val="24"/>
-              <w:szCs w:val="24"/>
-            </w:rPr>
-            <w:t>8</w:t>
+            <w:t>Appendix………………………………………………………………………………………………..8</w:t>
           </w:r>
         </w:p>
         <w:p>
@@ -11674,12 +11654,119 @@
     <w:p>
       <w:pPr>
         <w:rPr>
+          <w:ins w:id="1271" w:author="Sandy Navarro" w:date="2026-10-25T20:24:00Z" w16du:dateUtc="2026-10-25T20:24:00Z"/>
           <w:lang w:val="es-MX"/>
-          <w:rPrChange w:id="1271" w:author="Sandy Navarro" w:date="2026-10-24T18:29:00Z" w16du:dateUtc="2026-10-24T17:29:00Z">
+        </w:rPr>
+      </w:pPr>
+      <w:ins w:id="1272" w:author="Sandy Navarro" w:date="2026-10-25T20:24:00Z" w16du:dateUtc="2026-10-25T20:24:00Z">
+        <w:r>
+          <w:rPr>
+            <w:noProof/>
+            <w:lang w:val="es-MX"/>
+          </w:rPr>
+          <w:drawing>
+            <wp:inline distT="0" distB="0" distL="0" distR="0" wp14:anchorId="7BA0B12E" wp14:editId="277A5A02">
+              <wp:extent cx="5731510" cy="2719705"/>
+              <wp:effectExtent l="0" t="0" r="2540" b="4445"/>
+              <wp:docPr id="1983306251" name="Imagen 5"/>
+              <wp:cNvGraphicFramePr>
+                <a:graphicFrameLocks xmlns:a="http://schemas.openxmlformats.org/drawingml/2006/main" noChangeAspect="1"/>
+              </wp:cNvGraphicFramePr>
+              <a:graphic xmlns:a="http://schemas.openxmlformats.org/drawingml/2006/main">
+                <a:graphicData uri="http://schemas.openxmlformats.org/drawingml/2006/picture">
+                  <pic:pic xmlns:pic="http://schemas.openxmlformats.org/drawingml/2006/picture">
+                    <pic:nvPicPr>
+                      <pic:cNvPr id="1983306251" name="Imagen 1983306251"/>
+                      <pic:cNvPicPr/>
+                    </pic:nvPicPr>
+                    <pic:blipFill>
+                      <a:blip r:embed="rId22" cstate="print">
+                        <a:extLst>
+                          <a:ext uri="{28A0092B-C50C-407E-A947-70E740481C1C}">
+                            <a14:useLocalDpi xmlns:a14="http://schemas.microsoft.com/office/drawing/2010/main" val="0"/>
+                          </a:ext>
+                        </a:extLst>
+                      </a:blip>
+                      <a:stretch>
+                        <a:fillRect/>
+                      </a:stretch>
+                    </pic:blipFill>
+                    <pic:spPr>
+                      <a:xfrm>
+                        <a:off x="0" y="0"/>
+                        <a:ext cx="5731510" cy="2719705"/>
+                      </a:xfrm>
+                      <a:prstGeom prst="rect">
+                        <a:avLst/>
+                      </a:prstGeom>
+                    </pic:spPr>
+                  </pic:pic>
+                </a:graphicData>
+              </a:graphic>
+            </wp:inline>
+          </w:drawing>
+        </w:r>
+      </w:ins>
+    </w:p>
+    <w:p>
+      <w:pPr>
+        <w:rPr>
+          <w:lang w:val="es-MX"/>
+          <w:rPrChange w:id="1273" w:author="Sandy Navarro" w:date="2026-10-24T18:29:00Z" w16du:dateUtc="2026-10-24T17:29:00Z">
             <w:rPr/>
           </w:rPrChange>
         </w:rPr>
       </w:pPr>
+      <w:ins w:id="1274" w:author="Sandy Navarro" w:date="2026-10-25T20:28:00Z" w16du:dateUtc="2026-10-25T20:28:00Z">
+        <w:r>
+          <w:rPr>
+            <w:noProof/>
+            <w:lang w:val="es-MX"/>
+          </w:rPr>
+          <w:lastRenderedPageBreak/>
+          <w:drawing>
+            <wp:inline distT="0" distB="0" distL="0" distR="0" wp14:anchorId="1AD02E0B" wp14:editId="62908B33">
+              <wp:extent cx="5731510" cy="4641850"/>
+              <wp:effectExtent l="0" t="0" r="2540" b="6350"/>
+              <wp:docPr id="1502578232" name="Imagen 6"/>
+              <wp:cNvGraphicFramePr>
+                <a:graphicFrameLocks xmlns:a="http://schemas.openxmlformats.org/drawingml/2006/main" noChangeAspect="1"/>
+              </wp:cNvGraphicFramePr>
+              <a:graphic xmlns:a="http://schemas.openxmlformats.org/drawingml/2006/main">
+                <a:graphicData uri="http://schemas.openxmlformats.org/drawingml/2006/picture">
+                  <pic:pic xmlns:pic="http://schemas.openxmlformats.org/drawingml/2006/picture">
+                    <pic:nvPicPr>
+                      <pic:cNvPr id="1502578232" name="Imagen 1502578232"/>
+                      <pic:cNvPicPr/>
+                    </pic:nvPicPr>
+                    <pic:blipFill>
+                      <a:blip r:embed="rId23" cstate="print">
+                        <a:extLst>
+                          <a:ext uri="{28A0092B-C50C-407E-A947-70E740481C1C}">
+                            <a14:useLocalDpi xmlns:a14="http://schemas.microsoft.com/office/drawing/2010/main" val="0"/>
+                          </a:ext>
+                        </a:extLst>
+                      </a:blip>
+                      <a:stretch>
+                        <a:fillRect/>
+                      </a:stretch>
+                    </pic:blipFill>
+                    <pic:spPr>
+                      <a:xfrm>
+                        <a:off x="0" y="0"/>
+                        <a:ext cx="5731510" cy="4641850"/>
+                      </a:xfrm>
+                      <a:prstGeom prst="rect">
+                        <a:avLst/>
+                      </a:prstGeom>
+                    </pic:spPr>
+                  </pic:pic>
+                </a:graphicData>
+              </a:graphic>
+            </wp:inline>
+          </w:drawing>
+        </w:r>
+      </w:ins>
     </w:p>
     <w:sectPr>
       <w:pgSz w:w="11906" w:h="16838"/>
@@ -19095,6 +19182,10 @@
 </file>
 
 <file path=customXml/item1.xml><?xml version="1.0" encoding="utf-8"?>
+<b:Sources xmlns:b="http://schemas.openxmlformats.org/officeDocument/2006/bibliography" xmlns="http://schemas.openxmlformats.org/officeDocument/2006/bibliography" SelectedStyle="\APASixthEditionOfficeOnline.xsl" StyleName="APA" Version="6"/>
+</file>
+
+<file path=customXml/item2.xml><?xml version="1.0" encoding="utf-8"?>
 <?mso-contentType ?>
 <FormTemplates xmlns="http://schemas.microsoft.com/sharepoint/v3/contenttype/forms">
   <Display>DocumentLibraryForm</Display>
@@ -19103,11 +19194,21 @@
 </FormTemplates>
 </file>
 
-<file path=customXml/item2.xml><?xml version="1.0" encoding="utf-8"?>
-<b:Sources xmlns:b="http://schemas.openxmlformats.org/officeDocument/2006/bibliography" xmlns="http://schemas.openxmlformats.org/officeDocument/2006/bibliography" SelectedStyle="\APASixthEditionOfficeOnline.xsl" StyleName="APA" Version="6"/>
+<file path=customXml/item3.xml><?xml version="1.0" encoding="utf-8"?>
+<p:properties xmlns:p="http://schemas.microsoft.com/office/2006/metadata/properties" xmlns:xsi="http://www.w3.org/2001/XMLSchema-instance" xmlns:pc="http://schemas.microsoft.com/office/infopath/2007/PartnerControls">
+  <documentManagement>
+    <_activity xmlns="b16a9495-4dfd-42d3-807b-98cb11f03b43" xsi:nil="true"/>
+  </documentManagement>
+</p:properties>
 </file>
 
-<file path=customXml/item3.xml><?xml version="1.0" encoding="utf-8"?>
+<file path=customXml/item4.xml><?xml version="1.0" encoding="utf-8"?>
+<go:gDocsCustomXmlDataStorage xmlns:go="http://customooxmlschemas.google.com/" xmlns:r="http://schemas.openxmlformats.org/officeDocument/2006/relationships" uri="GoogleDocsCustomDataVersion2">
+  <go:docsCustomData xmlns:go="http://customooxmlschemas.google.com/" roundtripDataSignature="AMtx7miehlgh2pzFvkmpnhkVaeODs3Wnuw==">CgMxLjAyCGguZ2pkZ3hzMgloLjMwajB6bGwyCWguMWZvYjl0ZTIJaC4zem55c2g3MgloLjJldDkycDAyDmgua2ZranMzcndsMmMxOAByITF6bEVRVXYyWkdtTjZWemdfYk5uaGpmb0x1c2hhYUo3dw==</go:docsCustomData>
+</go:gDocsCustomXmlDataStorage>
+</file>
+
+<file path=customXml/item5.xml><?xml version="1.0" encoding="utf-8"?>
 <ct:contentTypeSchema xmlns:ct="http://schemas.microsoft.com/office/2006/metadata/contentType" xmlns:ma="http://schemas.microsoft.com/office/2006/metadata/properties/metaAttributes" ct:_="" ma:_="" ma:contentTypeName="Document" ma:contentTypeID="0x01010091CA7052A48FB44E8BAE44044031FC77" ma:contentTypeVersion="5" ma:contentTypeDescription="Create a new document." ma:contentTypeScope="" ma:versionID="72110da391d7bf7bbbd9879cda66318c">
   <xsd:schema xmlns:xsd="http://www.w3.org/2001/XMLSchema" xmlns:xs="http://www.w3.org/2001/XMLSchema" xmlns:p="http://schemas.microsoft.com/office/2006/metadata/properties" xmlns:ns3="b16a9495-4dfd-42d3-807b-98cb11f03b43" targetNamespace="http://schemas.microsoft.com/office/2006/metadata/properties" ma:root="true" ma:fieldsID="65d4c4ab10123b5e2192ffab3149626d" ns3:_="">
     <xsd:import namespace="b16a9495-4dfd-42d3-807b-98cb11f03b43"/>
@@ -19257,21 +19358,15 @@
 </ct:contentTypeSchema>
 </file>
 
-<file path=customXml/item4.xml><?xml version="1.0" encoding="utf-8"?>
-<go:gDocsCustomXmlDataStorage xmlns:go="http://customooxmlschemas.google.com/" xmlns:r="http://schemas.openxmlformats.org/officeDocument/2006/relationships" uri="GoogleDocsCustomDataVersion2">
-  <go:docsCustomData xmlns:go="http://customooxmlschemas.google.com/" roundtripDataSignature="AMtx7miehlgh2pzFvkmpnhkVaeODs3Wnuw==">CgMxLjAyCGguZ2pkZ3hzMgloLjMwajB6bGwyCWguMWZvYjl0ZTIJaC4zem55c2g3MgloLjJldDkycDAyDmgua2ZranMzcndsMmMxOAByITF6bEVRVXYyWkdtTjZWemdfYk5uaGpmb0x1c2hhYUo3dw==</go:docsCustomData>
-</go:gDocsCustomXmlDataStorage>
+<file path=customXml/itemProps1.xml><?xml version="1.0" encoding="utf-8"?>
+<ds:datastoreItem xmlns:ds="http://schemas.openxmlformats.org/officeDocument/2006/customXml" ds:itemID="{A5C61161-19E4-4D42-A5DA-EC591AFE0A7D}">
+  <ds:schemaRefs>
+    <ds:schemaRef ds:uri="http://schemas.openxmlformats.org/officeDocument/2006/bibliography"/>
+  </ds:schemaRefs>
+</ds:datastoreItem>
 </file>
 
-<file path=customXml/item5.xml><?xml version="1.0" encoding="utf-8"?>
-<p:properties xmlns:p="http://schemas.microsoft.com/office/2006/metadata/properties" xmlns:xsi="http://www.w3.org/2001/XMLSchema-instance" xmlns:pc="http://schemas.microsoft.com/office/infopath/2007/PartnerControls">
-  <documentManagement>
-    <_activity xmlns="b16a9495-4dfd-42d3-807b-98cb11f03b43" xsi:nil="true"/>
-  </documentManagement>
-</p:properties>
-</file>
-
-<file path=customXml/itemProps1.xml><?xml version="1.0" encoding="utf-8"?>
+<file path=customXml/itemProps2.xml><?xml version="1.0" encoding="utf-8"?>
 <ds:datastoreItem xmlns:ds="http://schemas.openxmlformats.org/officeDocument/2006/customXml" ds:itemID="{AD64260C-1345-4C21-A804-B9FBE7B91489}">
   <ds:schemaRefs>
     <ds:schemaRef ds:uri="http://schemas.microsoft.com/sharepoint/v3/contenttype/forms"/>
@@ -19279,15 +19374,26 @@
 </ds:datastoreItem>
 </file>
 
-<file path=customXml/itemProps2.xml><?xml version="1.0" encoding="utf-8"?>
-<ds:datastoreItem xmlns:ds="http://schemas.openxmlformats.org/officeDocument/2006/customXml" ds:itemID="{A5C61161-19E4-4D42-A5DA-EC591AFE0A7D}">
+<file path=customXml/itemProps3.xml><?xml version="1.0" encoding="utf-8"?>
+<ds:datastoreItem xmlns:ds="http://schemas.openxmlformats.org/officeDocument/2006/customXml" ds:itemID="{D51EB97A-8C7A-4EE1-A3AD-E57FDBFA6BEE}">
   <ds:schemaRefs>
-    <ds:schemaRef ds:uri="http://schemas.openxmlformats.org/officeDocument/2006/bibliography"/>
+    <ds:schemaRef ds:uri="http://schemas.microsoft.com/office/2006/metadata/properties"/>
+    <ds:schemaRef ds:uri="http://schemas.microsoft.com/office/infopath/2007/PartnerControls"/>
+    <ds:schemaRef ds:uri="b16a9495-4dfd-42d3-807b-98cb11f03b43"/>
   </ds:schemaRefs>
 </ds:datastoreItem>
 </file>
 
-<file path=customXml/itemProps3.xml><?xml version="1.0" encoding="utf-8"?>
+<file path=customXml/itemProps4.xml><?xml version="1.0" encoding="utf-8"?>
+<ds:datastoreItem xmlns:ds="http://schemas.openxmlformats.org/officeDocument/2006/customXml" ds:itemID="{11111111-1234-1234-1234-123412341234}">
+  <ds:schemaRefs>
+    <ds:schemaRef ds:uri="http://customooxmlschemas.google.com/"/>
+    <ds:schemaRef ds:uri="http://schemas.openxmlformats.org/officeDocument/2006/relationships"/>
+  </ds:schemaRefs>
+</ds:datastoreItem>
+</file>
+
+<file path=customXml/itemProps5.xml><?xml version="1.0" encoding="utf-8"?>
 <ds:datastoreItem xmlns:ds="http://schemas.openxmlformats.org/officeDocument/2006/customXml" ds:itemID="{1CD39011-2B34-4226-8638-59B13D86301D}">
   <ds:schemaRefs>
     <ds:schemaRef ds:uri="http://schemas.microsoft.com/office/2006/metadata/contentType"/>
@@ -19303,23 +19409,4 @@
     <ds:schemaRef ds:uri="http://schemas.microsoft.com/internal/obd"/>
   </ds:schemaRefs>
 </ds:datastoreItem>
-</file>
-
-<file path=customXml/itemProps4.xml><?xml version="1.0" encoding="utf-8"?>
-<ds:datastoreItem xmlns:ds="http://schemas.openxmlformats.org/officeDocument/2006/customXml" ds:itemID="{11111111-1234-1234-1234-123412341234}">
-  <ds:schemaRefs>
-    <ds:schemaRef ds:uri="http://customooxmlschemas.google.com/"/>
-    <ds:schemaRef ds:uri="http://schemas.openxmlformats.org/officeDocument/2006/relationships"/>
-  </ds:schemaRefs>
-</ds:datastoreItem>
-</file>
-
-<file path=customXml/itemProps5.xml><?xml version="1.0" encoding="utf-8"?>
-<ds:datastoreItem xmlns:ds="http://schemas.openxmlformats.org/officeDocument/2006/customXml" ds:itemID="{D51EB97A-8C7A-4EE1-A3AD-E57FDBFA6BEE}">
-  <ds:schemaRefs>
-    <ds:schemaRef ds:uri="http://schemas.microsoft.com/office/2006/metadata/properties"/>
-    <ds:schemaRef ds:uri="http://schemas.microsoft.com/office/infopath/2007/PartnerControls"/>
-    <ds:schemaRef ds:uri="b16a9495-4dfd-42d3-807b-98cb11f03b43"/>
-  </ds:schemaRefs>
-</ds:datastoreItem>
 </file>